--- a/public/informe_reunion_tecnica.docx
+++ b/public/informe_reunion_tecnica.docx
@@ -4,7 +4,7 @@
   <w:body>
     <w:p>
       <w:pPr>
-        <w:divId w:val="304437129"/>
+        <w:divId w:val="1253051956"/>
         <w:rPr>
           <w:rFonts w:ascii="Plus Jakarta Sans" w:eastAsia="Times New Roman" w:hAnsi="Plus Jakarta Sans"/>
           <w:lang w:val="es-ES"/>
@@ -28,7 +28,7 @@
     <w:p>
       <w:pPr>
         <w:pStyle w:val="Ttulo1"/>
-        <w:divId w:val="1464694250"/>
+        <w:divId w:val="951983701"/>
         <w:rPr>
           <w:rFonts w:eastAsia="Times New Roman"/>
           <w:lang w:val="es-ES"/>
@@ -45,7 +45,7 @@
     <w:p>
       <w:pPr>
         <w:pStyle w:val="NormalWeb"/>
-        <w:divId w:val="1464694250"/>
+        <w:divId w:val="951983701"/>
         <w:rPr>
           <w:rFonts w:ascii="Plus Jakarta Sans" w:hAnsi="Plus Jakarta Sans"/>
           <w:lang w:val="es-ES"/>
@@ -63,7 +63,7 @@
     <w:p>
       <w:pPr>
         <w:pStyle w:val="NormalWeb"/>
-        <w:divId w:val="1464694250"/>
+        <w:divId w:val="951983701"/>
         <w:rPr>
           <w:rFonts w:ascii="Plus Jakarta Sans" w:hAnsi="Plus Jakarta Sans"/>
           <w:lang w:val="es-ES"/>
@@ -102,18 +102,18 @@
     <w:p>
       <w:pPr>
         <w:spacing w:before="450" w:after="450"/>
-        <w:divId w:val="1464694250"/>
-        <w:rPr>
-          <w:rFonts w:ascii="Plus Jakarta Sans" w:eastAsia="Times New Roman" w:hAnsi="Plus Jakarta Sans"/>
-          <w:lang w:val="es-ES"/>
-        </w:rPr>
-      </w:pPr>
-      <w:r>
-        <w:rPr>
-          <w:rFonts w:ascii="Plus Jakarta Sans" w:eastAsia="Times New Roman" w:hAnsi="Plus Jakarta Sans"/>
-          <w:lang w:val="es-ES"/>
-        </w:rPr>
-        <w:pict w14:anchorId="5C0E8E3E">
+        <w:divId w:val="951983701"/>
+        <w:rPr>
+          <w:rFonts w:ascii="Plus Jakarta Sans" w:eastAsia="Times New Roman" w:hAnsi="Plus Jakarta Sans"/>
+          <w:lang w:val="es-ES"/>
+        </w:rPr>
+      </w:pPr>
+      <w:r>
+        <w:rPr>
+          <w:rFonts w:ascii="Plus Jakarta Sans" w:eastAsia="Times New Roman" w:hAnsi="Plus Jakarta Sans"/>
+          <w:lang w:val="es-ES"/>
+        </w:rPr>
+        <w:pict>
           <v:rect id="_x0000_i1025" style="width:0;height:.75pt" o:hralign="center" o:hrstd="t" o:hr="t" fillcolor="#a0a0a0" stroked="f"/>
         </w:pict>
       </w:r>
@@ -121,7 +121,7 @@
     <w:p>
       <w:pPr>
         <w:pStyle w:val="Ttulo2"/>
-        <w:divId w:val="1464694250"/>
+        <w:divId w:val="951983701"/>
         <w:rPr>
           <w:rFonts w:eastAsia="Times New Roman"/>
           <w:lang w:val="es-ES"/>
@@ -145,7 +145,7 @@
     <w:p>
       <w:pPr>
         <w:pStyle w:val="NormalWeb"/>
-        <w:divId w:val="1464694250"/>
+        <w:divId w:val="951983701"/>
         <w:rPr>
           <w:rFonts w:ascii="Plus Jakarta Sans" w:hAnsi="Plus Jakarta Sans"/>
           <w:lang w:val="es-ES"/>
@@ -167,7 +167,7 @@
         </w:numPr>
         <w:spacing w:before="100" w:beforeAutospacing="1" w:after="90"/>
         <w:ind w:left="1020"/>
-        <w:divId w:val="1464694250"/>
+        <w:divId w:val="951983701"/>
         <w:rPr>
           <w:rFonts w:ascii="Plus Jakarta Sans" w:eastAsia="Times New Roman" w:hAnsi="Plus Jakarta Sans"/>
           <w:sz w:val="21"/>
@@ -213,7 +213,7 @@
         </w:numPr>
         <w:spacing w:before="100" w:beforeAutospacing="1" w:after="90"/>
         <w:ind w:left="1020"/>
-        <w:divId w:val="1464694250"/>
+        <w:divId w:val="951983701"/>
         <w:rPr>
           <w:rFonts w:ascii="Plus Jakarta Sans" w:eastAsia="Times New Roman" w:hAnsi="Plus Jakarta Sans"/>
           <w:sz w:val="21"/>
@@ -269,7 +269,7 @@
         </w:numPr>
         <w:spacing w:before="100" w:beforeAutospacing="1" w:after="90"/>
         <w:ind w:left="1020"/>
-        <w:divId w:val="1464694250"/>
+        <w:divId w:val="951983701"/>
         <w:rPr>
           <w:rFonts w:ascii="Plus Jakarta Sans" w:eastAsia="Times New Roman" w:hAnsi="Plus Jakarta Sans"/>
           <w:sz w:val="21"/>
@@ -315,7 +315,7 @@
         </w:numPr>
         <w:spacing w:before="100" w:beforeAutospacing="1" w:after="90"/>
         <w:ind w:left="1020"/>
-        <w:divId w:val="1464694250"/>
+        <w:divId w:val="951983701"/>
         <w:rPr>
           <w:rFonts w:ascii="Plus Jakarta Sans" w:eastAsia="Times New Roman" w:hAnsi="Plus Jakarta Sans"/>
           <w:sz w:val="21"/>
@@ -356,18 +356,18 @@
     <w:p>
       <w:pPr>
         <w:spacing w:before="450" w:after="450"/>
-        <w:divId w:val="1464694250"/>
-        <w:rPr>
-          <w:rFonts w:ascii="Plus Jakarta Sans" w:eastAsia="Times New Roman" w:hAnsi="Plus Jakarta Sans"/>
-          <w:lang w:val="es-ES"/>
-        </w:rPr>
-      </w:pPr>
-      <w:r>
-        <w:rPr>
-          <w:rFonts w:ascii="Plus Jakarta Sans" w:eastAsia="Times New Roman" w:hAnsi="Plus Jakarta Sans"/>
-          <w:lang w:val="es-ES"/>
-        </w:rPr>
-        <w:pict w14:anchorId="3573D15E">
+        <w:divId w:val="951983701"/>
+        <w:rPr>
+          <w:rFonts w:ascii="Plus Jakarta Sans" w:eastAsia="Times New Roman" w:hAnsi="Plus Jakarta Sans"/>
+          <w:lang w:val="es-ES"/>
+        </w:rPr>
+      </w:pPr>
+      <w:r>
+        <w:rPr>
+          <w:rFonts w:ascii="Plus Jakarta Sans" w:eastAsia="Times New Roman" w:hAnsi="Plus Jakarta Sans"/>
+          <w:lang w:val="es-ES"/>
+        </w:rPr>
+        <w:pict>
           <v:rect id="_x0000_i1026" style="width:0;height:.75pt" o:hralign="center" o:hrstd="t" o:hr="t" fillcolor="#a0a0a0" stroked="f"/>
         </w:pict>
       </w:r>
@@ -375,7 +375,7 @@
     <w:p>
       <w:pPr>
         <w:pStyle w:val="Ttulo2"/>
-        <w:divId w:val="1464694250"/>
+        <w:divId w:val="951983701"/>
         <w:rPr>
           <w:rFonts w:eastAsia="Times New Roman"/>
           <w:lang w:val="es-ES"/>
@@ -392,7 +392,7 @@
     <w:p>
       <w:pPr>
         <w:pStyle w:val="NormalWeb"/>
-        <w:divId w:val="1464694250"/>
+        <w:divId w:val="951983701"/>
         <w:rPr>
           <w:rFonts w:ascii="Plus Jakarta Sans" w:hAnsi="Plus Jakarta Sans"/>
           <w:lang w:val="es-ES"/>
@@ -445,7 +445,7 @@
       </w:tblGrid>
       <w:tr>
         <w:trPr>
-          <w:divId w:val="232661712"/>
+          <w:divId w:val="1987857452"/>
           <w:tblHeader/>
         </w:trPr>
         <w:tc>
@@ -525,7 +525,7 @@
       </w:tr>
       <w:tr>
         <w:trPr>
-          <w:divId w:val="232661712"/>
+          <w:divId w:val="1987857452"/>
         </w:trPr>
         <w:tc>
           <w:tcPr>
@@ -591,7 +591,7 @@
       </w:tr>
       <w:tr>
         <w:trPr>
-          <w:divId w:val="232661712"/>
+          <w:divId w:val="1987857452"/>
         </w:trPr>
         <w:tc>
           <w:tcPr>
@@ -657,7 +657,7 @@
       </w:tr>
       <w:tr>
         <w:trPr>
-          <w:divId w:val="232661712"/>
+          <w:divId w:val="1987857452"/>
         </w:trPr>
         <w:tc>
           <w:tcPr>
@@ -723,7 +723,7 @@
       </w:tr>
       <w:tr>
         <w:trPr>
-          <w:divId w:val="232661712"/>
+          <w:divId w:val="1987857452"/>
         </w:trPr>
         <w:tc>
           <w:tcPr>
@@ -791,7 +791,7 @@
     <w:p>
       <w:pPr>
         <w:spacing w:before="450" w:after="450"/>
-        <w:divId w:val="1464694250"/>
+        <w:divId w:val="951983701"/>
         <w:rPr>
           <w:rFonts w:ascii="Plus Jakarta Sans" w:eastAsia="Times New Roman" w:hAnsi="Plus Jakarta Sans"/>
           <w:lang w:val="es-ES"/>
@@ -803,7 +803,7 @@
           <w:lang w:val="es-ES"/>
         </w:rPr>
         <w:lastRenderedPageBreak/>
-        <w:pict w14:anchorId="3733CBC1">
+        <w:pict>
           <v:rect id="_x0000_i1027" style="width:0;height:.75pt" o:hralign="center" o:hrstd="t" o:hr="t" fillcolor="#a0a0a0" stroked="f"/>
         </w:pict>
       </w:r>
@@ -811,7 +811,7 @@
     <w:p>
       <w:pPr>
         <w:pStyle w:val="Ttulo2"/>
-        <w:divId w:val="1464694250"/>
+        <w:divId w:val="951983701"/>
         <w:rPr>
           <w:rFonts w:eastAsia="Times New Roman"/>
           <w:lang w:val="es-ES"/>
@@ -828,7 +828,7 @@
     <w:p>
       <w:pPr>
         <w:pStyle w:val="Ttulo3"/>
-        <w:divId w:val="1464694250"/>
+        <w:divId w:val="951983701"/>
         <w:rPr>
           <w:rFonts w:eastAsia="Times New Roman"/>
           <w:lang w:val="es-ES"/>
@@ -845,7 +845,7 @@
     <w:p>
       <w:pPr>
         <w:pStyle w:val="NormalWeb"/>
-        <w:divId w:val="1464694250"/>
+        <w:divId w:val="951983701"/>
         <w:rPr>
           <w:rFonts w:ascii="Plus Jakarta Sans" w:hAnsi="Plus Jakarta Sans"/>
           <w:lang w:val="es-ES"/>
@@ -885,7 +885,7 @@
       </w:tblGrid>
       <w:tr>
         <w:trPr>
-          <w:divId w:val="457644507"/>
+          <w:divId w:val="605506932"/>
           <w:tblHeader/>
         </w:trPr>
         <w:tc>
@@ -1039,7 +1039,7 @@
       </w:tr>
       <w:tr>
         <w:trPr>
-          <w:divId w:val="457644507"/>
+          <w:divId w:val="605506932"/>
         </w:trPr>
         <w:tc>
           <w:tcPr>
@@ -1165,7 +1165,7 @@
       </w:tr>
       <w:tr>
         <w:trPr>
-          <w:divId w:val="457644507"/>
+          <w:divId w:val="605506932"/>
         </w:trPr>
         <w:tc>
           <w:tcPr>
@@ -1291,7 +1291,7 @@
       </w:tr>
       <w:tr>
         <w:trPr>
-          <w:divId w:val="457644507"/>
+          <w:divId w:val="605506932"/>
         </w:trPr>
         <w:tc>
           <w:tcPr>
@@ -1417,7 +1417,7 @@
       </w:tr>
       <w:tr>
         <w:trPr>
-          <w:divId w:val="457644507"/>
+          <w:divId w:val="605506932"/>
         </w:trPr>
         <w:tc>
           <w:tcPr>
@@ -1543,7 +1543,7 @@
       </w:tr>
       <w:tr>
         <w:trPr>
-          <w:divId w:val="457644507"/>
+          <w:divId w:val="605506932"/>
         </w:trPr>
         <w:tc>
           <w:tcPr>
@@ -1677,7 +1677,7 @@
       </w:tr>
       <w:tr>
         <w:trPr>
-          <w:divId w:val="457644507"/>
+          <w:divId w:val="605506932"/>
         </w:trPr>
         <w:tc>
           <w:tcPr>
@@ -1803,7 +1803,7 @@
       </w:tr>
       <w:tr>
         <w:trPr>
-          <w:divId w:val="457644507"/>
+          <w:divId w:val="605506932"/>
         </w:trPr>
         <w:tc>
           <w:tcPr>
@@ -1929,7 +1929,7 @@
       </w:tr>
       <w:tr>
         <w:trPr>
-          <w:divId w:val="457644507"/>
+          <w:divId w:val="605506932"/>
         </w:trPr>
         <w:tc>
           <w:tcPr>
@@ -2057,7 +2057,7 @@
     <w:p>
       <w:pPr>
         <w:pStyle w:val="Ttulo3"/>
-        <w:divId w:val="1464694250"/>
+        <w:divId w:val="951983701"/>
         <w:rPr>
           <w:rFonts w:eastAsia="Times New Roman"/>
           <w:lang w:val="es-ES"/>
@@ -2074,7 +2074,7 @@
     <w:p>
       <w:pPr>
         <w:pStyle w:val="NormalWeb"/>
-        <w:divId w:val="1464694250"/>
+        <w:divId w:val="951983701"/>
         <w:rPr>
           <w:rFonts w:ascii="Plus Jakarta Sans" w:hAnsi="Plus Jakarta Sans"/>
           <w:lang w:val="es-ES"/>
@@ -2103,7 +2103,7 @@
         </w:numPr>
         <w:spacing w:before="100" w:beforeAutospacing="1" w:after="90"/>
         <w:ind w:left="1020"/>
-        <w:divId w:val="1464694250"/>
+        <w:divId w:val="951983701"/>
         <w:rPr>
           <w:rFonts w:ascii="Plus Jakarta Sans" w:eastAsia="Times New Roman" w:hAnsi="Plus Jakarta Sans"/>
           <w:sz w:val="21"/>
@@ -2205,7 +2205,7 @@
         </w:numPr>
         <w:spacing w:before="100" w:beforeAutospacing="1" w:after="90"/>
         <w:ind w:left="1020"/>
-        <w:divId w:val="1464694250"/>
+        <w:divId w:val="951983701"/>
         <w:rPr>
           <w:rFonts w:ascii="Plus Jakarta Sans" w:eastAsia="Times New Roman" w:hAnsi="Plus Jakarta Sans"/>
           <w:sz w:val="21"/>
@@ -2317,7 +2317,7 @@
         </w:numPr>
         <w:spacing w:before="100" w:beforeAutospacing="1" w:after="90"/>
         <w:ind w:left="1020"/>
-        <w:divId w:val="1464694250"/>
+        <w:divId w:val="951983701"/>
         <w:rPr>
           <w:rFonts w:ascii="Plus Jakarta Sans" w:eastAsia="Times New Roman" w:hAnsi="Plus Jakarta Sans"/>
           <w:sz w:val="21"/>
@@ -2423,7 +2423,7 @@
     <w:p>
       <w:pPr>
         <w:pStyle w:val="Ttulo3"/>
-        <w:divId w:val="1464694250"/>
+        <w:divId w:val="951983701"/>
         <w:rPr>
           <w:rFonts w:eastAsia="Times New Roman"/>
           <w:lang w:val="es-ES"/>
@@ -2440,7 +2440,7 @@
     <w:p>
       <w:pPr>
         <w:jc w:val="center"/>
-        <w:divId w:val="1156847393"/>
+        <w:divId w:val="1107308817"/>
         <w:rPr>
           <w:rFonts w:ascii="Outfit" w:eastAsia="Times New Roman" w:hAnsi="Outfit"/>
           <w:b/>
@@ -2469,7 +2469,7 @@
     <w:p>
       <w:pPr>
         <w:jc w:val="center"/>
-        <w:divId w:val="1244608585"/>
+        <w:divId w:val="1715764319"/>
         <w:rPr>
           <w:rFonts w:ascii="Plus Jakarta Sans" w:eastAsia="Times New Roman" w:hAnsi="Plus Jakarta Sans"/>
           <w:lang w:val="es-ES"/>
@@ -2864,18 +2864,18 @@
     <w:p>
       <w:pPr>
         <w:spacing w:before="450" w:after="450"/>
-        <w:divId w:val="1464694250"/>
-        <w:rPr>
-          <w:rFonts w:ascii="Plus Jakarta Sans" w:eastAsia="Times New Roman" w:hAnsi="Plus Jakarta Sans"/>
-          <w:lang w:val="es-ES"/>
-        </w:rPr>
-      </w:pPr>
-      <w:r>
-        <w:rPr>
-          <w:rFonts w:ascii="Plus Jakarta Sans" w:eastAsia="Times New Roman" w:hAnsi="Plus Jakarta Sans"/>
-          <w:lang w:val="es-ES"/>
-        </w:rPr>
-        <w:pict w14:anchorId="591C8553">
+        <w:divId w:val="951983701"/>
+        <w:rPr>
+          <w:rFonts w:ascii="Plus Jakarta Sans" w:eastAsia="Times New Roman" w:hAnsi="Plus Jakarta Sans"/>
+          <w:lang w:val="es-ES"/>
+        </w:rPr>
+      </w:pPr>
+      <w:r>
+        <w:rPr>
+          <w:rFonts w:ascii="Plus Jakarta Sans" w:eastAsia="Times New Roman" w:hAnsi="Plus Jakarta Sans"/>
+          <w:lang w:val="es-ES"/>
+        </w:rPr>
+        <w:pict>
           <v:rect id="_x0000_i1028" style="width:0;height:.75pt" o:hralign="center" o:hrstd="t" o:hr="t" fillcolor="#a0a0a0" stroked="f"/>
         </w:pict>
       </w:r>
@@ -2883,7 +2883,7 @@
     <w:p>
       <w:pPr>
         <w:pStyle w:val="Ttulo3"/>
-        <w:divId w:val="1464694250"/>
+        <w:divId w:val="951983701"/>
         <w:rPr>
           <w:rFonts w:eastAsia="Times New Roman"/>
           <w:lang w:val="es-ES"/>
@@ -2900,7 +2900,7 @@
     <w:p>
       <w:pPr>
         <w:pStyle w:val="NormalWeb"/>
-        <w:divId w:val="1464694250"/>
+        <w:divId w:val="951983701"/>
         <w:rPr>
           <w:rFonts w:ascii="Plus Jakarta Sans" w:hAnsi="Plus Jakarta Sans"/>
           <w:lang w:val="es-ES"/>
@@ -2933,7 +2933,7 @@
       </w:tblGrid>
       <w:tr>
         <w:trPr>
-          <w:divId w:val="6489395"/>
+          <w:divId w:val="1315405389"/>
           <w:tblHeader/>
         </w:trPr>
         <w:tc>
@@ -3087,7 +3087,7 @@
       </w:tr>
       <w:tr>
         <w:trPr>
-          <w:divId w:val="6489395"/>
+          <w:divId w:val="1315405389"/>
         </w:trPr>
         <w:tc>
           <w:tcPr>
@@ -3221,7 +3221,7 @@
       </w:tr>
       <w:tr>
         <w:trPr>
-          <w:divId w:val="6489395"/>
+          <w:divId w:val="1315405389"/>
         </w:trPr>
         <w:tc>
           <w:tcPr>
@@ -3355,7 +3355,7 @@
       </w:tr>
       <w:tr>
         <w:trPr>
-          <w:divId w:val="6489395"/>
+          <w:divId w:val="1315405389"/>
         </w:trPr>
         <w:tc>
           <w:tcPr>
@@ -3489,7 +3489,7 @@
       </w:tr>
       <w:tr>
         <w:trPr>
-          <w:divId w:val="6489395"/>
+          <w:divId w:val="1315405389"/>
         </w:trPr>
         <w:tc>
           <w:tcPr>
@@ -3623,7 +3623,7 @@
       </w:tr>
       <w:tr>
         <w:trPr>
-          <w:divId w:val="6489395"/>
+          <w:divId w:val="1315405389"/>
         </w:trPr>
         <w:tc>
           <w:tcPr>
@@ -3757,7 +3757,7 @@
       </w:tr>
       <w:tr>
         <w:trPr>
-          <w:divId w:val="6489395"/>
+          <w:divId w:val="1315405389"/>
         </w:trPr>
         <w:tc>
           <w:tcPr>
@@ -3893,7 +3893,7 @@
     <w:p>
       <w:pPr>
         <w:pStyle w:val="Ttulo3"/>
-        <w:divId w:val="1464694250"/>
+        <w:divId w:val="951983701"/>
         <w:rPr>
           <w:rFonts w:eastAsia="Times New Roman"/>
           <w:lang w:val="es-ES"/>
@@ -3910,7 +3910,7 @@
     <w:p>
       <w:pPr>
         <w:jc w:val="center"/>
-        <w:divId w:val="83041421"/>
+        <w:divId w:val="36247426"/>
         <w:rPr>
           <w:rFonts w:ascii="Outfit" w:eastAsia="Times New Roman" w:hAnsi="Outfit"/>
           <w:b/>
@@ -3939,7 +3939,7 @@
     <w:p>
       <w:pPr>
         <w:jc w:val="center"/>
-        <w:divId w:val="1747652432"/>
+        <w:divId w:val="1876504589"/>
         <w:rPr>
           <w:rFonts w:ascii="Plus Jakarta Sans" w:eastAsia="Times New Roman" w:hAnsi="Plus Jakarta Sans"/>
           <w:lang w:val="es-ES"/>
@@ -4313,7 +4313,7 @@
     <w:p>
       <w:pPr>
         <w:spacing w:before="450" w:after="450"/>
-        <w:divId w:val="1464694250"/>
+        <w:divId w:val="951983701"/>
         <w:rPr>
           <w:rFonts w:ascii="Plus Jakarta Sans" w:eastAsia="Times New Roman" w:hAnsi="Plus Jakarta Sans"/>
           <w:lang w:val="es-ES"/>
@@ -4325,7 +4325,7 @@
           <w:lang w:val="es-ES"/>
         </w:rPr>
         <w:lastRenderedPageBreak/>
-        <w:pict w14:anchorId="3633B5AB">
+        <w:pict>
           <v:rect id="_x0000_i1029" style="width:0;height:.75pt" o:hralign="center" o:hrstd="t" o:hr="t" fillcolor="#a0a0a0" stroked="f"/>
         </w:pict>
       </w:r>
@@ -4333,7 +4333,7 @@
     <w:p>
       <w:pPr>
         <w:pStyle w:val="Ttulo3"/>
-        <w:divId w:val="1464694250"/>
+        <w:divId w:val="951983701"/>
         <w:rPr>
           <w:rFonts w:eastAsia="Times New Roman"/>
           <w:lang w:val="es-ES"/>
@@ -4350,7 +4350,7 @@
     <w:p>
       <w:pPr>
         <w:pStyle w:val="NormalWeb"/>
-        <w:divId w:val="1464694250"/>
+        <w:divId w:val="951983701"/>
         <w:rPr>
           <w:rFonts w:ascii="Plus Jakarta Sans" w:hAnsi="Plus Jakarta Sans"/>
           <w:lang w:val="es-ES"/>
@@ -4372,7 +4372,7 @@
         </w:numPr>
         <w:spacing w:before="100" w:beforeAutospacing="1" w:after="90"/>
         <w:ind w:left="1020"/>
-        <w:divId w:val="1464694250"/>
+        <w:divId w:val="951983701"/>
         <w:rPr>
           <w:rFonts w:ascii="Plus Jakarta Sans" w:eastAsia="Times New Roman" w:hAnsi="Plus Jakarta Sans"/>
           <w:sz w:val="21"/>
@@ -4408,7 +4408,7 @@
         </w:numPr>
         <w:spacing w:before="100" w:beforeAutospacing="1" w:after="90"/>
         <w:ind w:left="1020"/>
-        <w:divId w:val="1464694250"/>
+        <w:divId w:val="951983701"/>
         <w:rPr>
           <w:rFonts w:ascii="Plus Jakarta Sans" w:eastAsia="Times New Roman" w:hAnsi="Plus Jakarta Sans"/>
           <w:sz w:val="21"/>
@@ -4453,7 +4453,7 @@
         </w:numPr>
         <w:spacing w:before="100" w:beforeAutospacing="1" w:after="90"/>
         <w:ind w:left="1020"/>
-        <w:divId w:val="1464694250"/>
+        <w:divId w:val="951983701"/>
         <w:rPr>
           <w:rFonts w:ascii="Plus Jakarta Sans" w:eastAsia="Times New Roman" w:hAnsi="Plus Jakarta Sans"/>
           <w:sz w:val="21"/>
@@ -4498,7 +4498,7 @@
         </w:numPr>
         <w:spacing w:before="100" w:beforeAutospacing="1" w:after="90"/>
         <w:ind w:left="1020"/>
-        <w:divId w:val="1464694250"/>
+        <w:divId w:val="951983701"/>
         <w:rPr>
           <w:rFonts w:ascii="Plus Jakarta Sans" w:eastAsia="Times New Roman" w:hAnsi="Plus Jakarta Sans"/>
           <w:sz w:val="21"/>
@@ -4554,7 +4554,7 @@
       </w:tblGrid>
       <w:tr>
         <w:trPr>
-          <w:divId w:val="435254968"/>
+          <w:divId w:val="1114524151"/>
           <w:tblHeader/>
         </w:trPr>
         <w:tc>
@@ -4708,7 +4708,7 @@
       </w:tr>
       <w:tr>
         <w:trPr>
-          <w:divId w:val="435254968"/>
+          <w:divId w:val="1114524151"/>
         </w:trPr>
         <w:tc>
           <w:tcPr>
@@ -4834,7 +4834,7 @@
       </w:tr>
       <w:tr>
         <w:trPr>
-          <w:divId w:val="435254968"/>
+          <w:divId w:val="1114524151"/>
         </w:trPr>
         <w:tc>
           <w:tcPr>
@@ -4960,7 +4960,7 @@
       </w:tr>
       <w:tr>
         <w:trPr>
-          <w:divId w:val="435254968"/>
+          <w:divId w:val="1114524151"/>
         </w:trPr>
         <w:tc>
           <w:tcPr>
@@ -5086,7 +5086,7 @@
       </w:tr>
       <w:tr>
         <w:trPr>
-          <w:divId w:val="435254968"/>
+          <w:divId w:val="1114524151"/>
         </w:trPr>
         <w:tc>
           <w:tcPr>
@@ -5214,18 +5214,18 @@
     <w:p>
       <w:pPr>
         <w:spacing w:before="450" w:after="450"/>
-        <w:divId w:val="1464694250"/>
-        <w:rPr>
-          <w:rFonts w:ascii="Plus Jakarta Sans" w:eastAsia="Times New Roman" w:hAnsi="Plus Jakarta Sans"/>
-          <w:lang w:val="es-ES"/>
-        </w:rPr>
-      </w:pPr>
-      <w:r>
-        <w:rPr>
-          <w:rFonts w:ascii="Plus Jakarta Sans" w:eastAsia="Times New Roman" w:hAnsi="Plus Jakarta Sans"/>
-          <w:lang w:val="es-ES"/>
-        </w:rPr>
-        <w:pict w14:anchorId="78CD25E7">
+        <w:divId w:val="951983701"/>
+        <w:rPr>
+          <w:rFonts w:ascii="Plus Jakarta Sans" w:eastAsia="Times New Roman" w:hAnsi="Plus Jakarta Sans"/>
+          <w:lang w:val="es-ES"/>
+        </w:rPr>
+      </w:pPr>
+      <w:r>
+        <w:rPr>
+          <w:rFonts w:ascii="Plus Jakarta Sans" w:eastAsia="Times New Roman" w:hAnsi="Plus Jakarta Sans"/>
+          <w:lang w:val="es-ES"/>
+        </w:rPr>
+        <w:pict>
           <v:rect id="_x0000_i1030" style="width:0;height:.75pt" o:hralign="center" o:hrstd="t" o:hr="t" fillcolor="#a0a0a0" stroked="f"/>
         </w:pict>
       </w:r>
@@ -5233,7 +5233,7 @@
     <w:p>
       <w:pPr>
         <w:pStyle w:val="Ttulo3"/>
-        <w:divId w:val="1464694250"/>
+        <w:divId w:val="951983701"/>
         <w:rPr>
           <w:rFonts w:eastAsia="Times New Roman"/>
           <w:lang w:val="es-ES"/>
@@ -5250,7 +5250,7 @@
     <w:p>
       <w:pPr>
         <w:pStyle w:val="NormalWeb"/>
-        <w:divId w:val="1464694250"/>
+        <w:divId w:val="951983701"/>
         <w:rPr>
           <w:rFonts w:ascii="Plus Jakarta Sans" w:hAnsi="Plus Jakarta Sans"/>
           <w:lang w:val="es-ES"/>
@@ -5274,7 +5274,7 @@
     <w:p>
       <w:pPr>
         <w:pStyle w:val="Ttulo4"/>
-        <w:divId w:val="1464694250"/>
+        <w:divId w:val="951983701"/>
         <w:rPr>
           <w:rFonts w:eastAsia="Times New Roman"/>
           <w:lang w:val="es-ES"/>
@@ -5291,7 +5291,7 @@
     <w:p>
       <w:pPr>
         <w:jc w:val="center"/>
-        <w:divId w:val="173422477"/>
+        <w:divId w:val="493187689"/>
         <w:rPr>
           <w:rFonts w:ascii="Outfit" w:eastAsia="Times New Roman" w:hAnsi="Outfit"/>
           <w:b/>
@@ -5320,7 +5320,7 @@
     <w:p>
       <w:pPr>
         <w:jc w:val="center"/>
-        <w:divId w:val="678628608"/>
+        <w:divId w:val="1431967642"/>
         <w:rPr>
           <w:rFonts w:ascii="Plus Jakarta Sans" w:eastAsia="Times New Roman" w:hAnsi="Plus Jakarta Sans"/>
           <w:lang w:val="es-ES"/>
@@ -5603,7 +5603,7 @@
     <w:p>
       <w:pPr>
         <w:pStyle w:val="Ttulo4"/>
-        <w:divId w:val="1464694250"/>
+        <w:divId w:val="951983701"/>
         <w:rPr>
           <w:rFonts w:eastAsia="Times New Roman"/>
           <w:lang w:val="es-ES"/>
@@ -5627,7 +5627,7 @@
     <w:p>
       <w:pPr>
         <w:jc w:val="center"/>
-        <w:divId w:val="1289625355"/>
+        <w:divId w:val="2131321560"/>
         <w:rPr>
           <w:rFonts w:ascii="Outfit" w:eastAsia="Times New Roman" w:hAnsi="Outfit"/>
           <w:b/>
@@ -5656,7 +5656,7 @@
     <w:p>
       <w:pPr>
         <w:jc w:val="center"/>
-        <w:divId w:val="69892370"/>
+        <w:divId w:val="638189850"/>
         <w:rPr>
           <w:rFonts w:ascii="Plus Jakarta Sans" w:eastAsia="Times New Roman" w:hAnsi="Plus Jakarta Sans"/>
           <w:lang w:val="es-ES"/>
@@ -5974,7 +5974,7 @@
     <w:p>
       <w:pPr>
         <w:pStyle w:val="Ttulo4"/>
-        <w:divId w:val="1464694250"/>
+        <w:divId w:val="951983701"/>
         <w:rPr>
           <w:rFonts w:eastAsia="Times New Roman"/>
           <w:lang w:val="es-ES"/>
@@ -5992,7 +5992,7 @@
     <w:p>
       <w:pPr>
         <w:jc w:val="center"/>
-        <w:divId w:val="1164781787"/>
+        <w:divId w:val="1131287292"/>
         <w:rPr>
           <w:rFonts w:ascii="Outfit" w:eastAsia="Times New Roman" w:hAnsi="Outfit"/>
           <w:b/>
@@ -6021,7 +6021,7 @@
     <w:p>
       <w:pPr>
         <w:jc w:val="center"/>
-        <w:divId w:val="2053722360"/>
+        <w:divId w:val="1765223530"/>
         <w:rPr>
           <w:rFonts w:ascii="Plus Jakarta Sans" w:eastAsia="Times New Roman" w:hAnsi="Plus Jakarta Sans"/>
           <w:lang w:val="es-ES"/>
@@ -6325,18 +6325,18 @@
     <w:p>
       <w:pPr>
         <w:spacing w:before="450" w:after="450"/>
-        <w:divId w:val="1464694250"/>
-        <w:rPr>
-          <w:rFonts w:ascii="Plus Jakarta Sans" w:eastAsia="Times New Roman" w:hAnsi="Plus Jakarta Sans"/>
-          <w:lang w:val="es-ES"/>
-        </w:rPr>
-      </w:pPr>
-      <w:r>
-        <w:rPr>
-          <w:rFonts w:ascii="Plus Jakarta Sans" w:eastAsia="Times New Roman" w:hAnsi="Plus Jakarta Sans"/>
-          <w:lang w:val="es-ES"/>
-        </w:rPr>
-        <w:pict w14:anchorId="71340560">
+        <w:divId w:val="951983701"/>
+        <w:rPr>
+          <w:rFonts w:ascii="Plus Jakarta Sans" w:eastAsia="Times New Roman" w:hAnsi="Plus Jakarta Sans"/>
+          <w:lang w:val="es-ES"/>
+        </w:rPr>
+      </w:pPr>
+      <w:r>
+        <w:rPr>
+          <w:rFonts w:ascii="Plus Jakarta Sans" w:eastAsia="Times New Roman" w:hAnsi="Plus Jakarta Sans"/>
+          <w:lang w:val="es-ES"/>
+        </w:rPr>
+        <w:pict>
           <v:rect id="_x0000_i1031" style="width:0;height:.75pt" o:hralign="center" o:hrstd="t" o:hr="t" fillcolor="#a0a0a0" stroked="f"/>
         </w:pict>
       </w:r>
@@ -6344,7 +6344,7 @@
     <w:p>
       <w:pPr>
         <w:pStyle w:val="Ttulo3"/>
-        <w:divId w:val="1464694250"/>
+        <w:divId w:val="951983701"/>
         <w:rPr>
           <w:rFonts w:eastAsia="Times New Roman"/>
           <w:lang w:val="es-ES"/>
@@ -6361,7 +6361,7 @@
     <w:p>
       <w:pPr>
         <w:pStyle w:val="NormalWeb"/>
-        <w:divId w:val="1464694250"/>
+        <w:divId w:val="951983701"/>
         <w:rPr>
           <w:rFonts w:ascii="Plus Jakarta Sans" w:hAnsi="Plus Jakarta Sans"/>
           <w:lang w:val="es-ES"/>
@@ -6385,7 +6385,7 @@
     <w:p>
       <w:pPr>
         <w:pStyle w:val="Ttulo4"/>
-        <w:divId w:val="1464694250"/>
+        <w:divId w:val="951983701"/>
         <w:rPr>
           <w:rFonts w:eastAsia="Times New Roman"/>
           <w:lang w:val="es-ES"/>
@@ -6402,7 +6402,7 @@
     <w:p>
       <w:pPr>
         <w:pStyle w:val="NormalWeb"/>
-        <w:divId w:val="1464694250"/>
+        <w:divId w:val="951983701"/>
         <w:rPr>
           <w:rFonts w:ascii="Plus Jakarta Sans" w:hAnsi="Plus Jakarta Sans"/>
           <w:lang w:val="es-ES"/>
@@ -6433,7 +6433,7 @@
       </w:tblGrid>
       <w:tr>
         <w:trPr>
-          <w:divId w:val="1508905786"/>
+          <w:divId w:val="1807967311"/>
           <w:tblHeader/>
         </w:trPr>
         <w:tc>
@@ -6513,7 +6513,7 @@
       </w:tr>
       <w:tr>
         <w:trPr>
-          <w:divId w:val="1508905786"/>
+          <w:divId w:val="1807967311"/>
         </w:trPr>
         <w:tc>
           <w:tcPr>
@@ -6602,7 +6602,7 @@
     <w:p>
       <w:pPr>
         <w:pStyle w:val="Ttulo4"/>
-        <w:divId w:val="1464694250"/>
+        <w:divId w:val="951983701"/>
         <w:rPr>
           <w:rFonts w:eastAsia="Times New Roman"/>
           <w:lang w:val="es-ES"/>
@@ -6619,7 +6619,7 @@
     <w:p>
       <w:pPr>
         <w:pStyle w:val="NormalWeb"/>
-        <w:divId w:val="1464694250"/>
+        <w:divId w:val="951983701"/>
         <w:rPr>
           <w:rFonts w:ascii="Plus Jakarta Sans" w:hAnsi="Plus Jakarta Sans"/>
           <w:lang w:val="es-ES"/>
@@ -6650,7 +6650,7 @@
       </w:tblGrid>
       <w:tr>
         <w:trPr>
-          <w:divId w:val="1473785605"/>
+          <w:divId w:val="90785897"/>
           <w:tblHeader/>
         </w:trPr>
         <w:tc>
@@ -6730,7 +6730,7 @@
       </w:tr>
       <w:tr>
         <w:trPr>
-          <w:divId w:val="1473785605"/>
+          <w:divId w:val="90785897"/>
         </w:trPr>
         <w:tc>
           <w:tcPr>
@@ -6828,7 +6828,7 @@
     <w:p>
       <w:pPr>
         <w:pStyle w:val="Ttulo4"/>
-        <w:divId w:val="1464694250"/>
+        <w:divId w:val="951983701"/>
         <w:rPr>
           <w:rFonts w:eastAsia="Times New Roman"/>
           <w:lang w:val="es-ES"/>
@@ -6845,7 +6845,7 @@
     <w:p>
       <w:pPr>
         <w:pStyle w:val="NormalWeb"/>
-        <w:divId w:val="1464694250"/>
+        <w:divId w:val="951983701"/>
         <w:rPr>
           <w:rFonts w:ascii="Plus Jakarta Sans" w:hAnsi="Plus Jakarta Sans"/>
           <w:lang w:val="es-ES"/>
@@ -6876,7 +6876,7 @@
       </w:tblGrid>
       <w:tr>
         <w:trPr>
-          <w:divId w:val="455608037"/>
+          <w:divId w:val="494612608"/>
           <w:tblHeader/>
         </w:trPr>
         <w:tc>
@@ -6957,7 +6957,7 @@
       </w:tr>
       <w:tr>
         <w:trPr>
-          <w:divId w:val="455608037"/>
+          <w:divId w:val="494612608"/>
         </w:trPr>
         <w:tc>
           <w:tcPr>
@@ -7046,18 +7046,18 @@
     <w:p>
       <w:pPr>
         <w:spacing w:before="450" w:after="450"/>
-        <w:divId w:val="1464694250"/>
-        <w:rPr>
-          <w:rFonts w:ascii="Plus Jakarta Sans" w:eastAsia="Times New Roman" w:hAnsi="Plus Jakarta Sans"/>
-          <w:lang w:val="es-ES"/>
-        </w:rPr>
-      </w:pPr>
-      <w:r>
-        <w:rPr>
-          <w:rFonts w:ascii="Plus Jakarta Sans" w:eastAsia="Times New Roman" w:hAnsi="Plus Jakarta Sans"/>
-          <w:lang w:val="es-ES"/>
-        </w:rPr>
-        <w:pict w14:anchorId="73BF3AD1">
+        <w:divId w:val="951983701"/>
+        <w:rPr>
+          <w:rFonts w:ascii="Plus Jakarta Sans" w:eastAsia="Times New Roman" w:hAnsi="Plus Jakarta Sans"/>
+          <w:lang w:val="es-ES"/>
+        </w:rPr>
+      </w:pPr>
+      <w:r>
+        <w:rPr>
+          <w:rFonts w:ascii="Plus Jakarta Sans" w:eastAsia="Times New Roman" w:hAnsi="Plus Jakarta Sans"/>
+          <w:lang w:val="es-ES"/>
+        </w:rPr>
+        <w:pict>
           <v:rect id="_x0000_i1032" style="width:0;height:.75pt" o:hralign="center" o:hrstd="t" o:hr="t" fillcolor="#a0a0a0" stroked="f"/>
         </w:pict>
       </w:r>
@@ -7065,7 +7065,7 @@
     <w:p>
       <w:pPr>
         <w:pStyle w:val="Ttulo2"/>
-        <w:divId w:val="1464694250"/>
+        <w:divId w:val="951983701"/>
         <w:rPr>
           <w:rFonts w:eastAsia="Times New Roman"/>
           <w:lang w:val="es-ES"/>
@@ -7082,7 +7082,7 @@
     <w:p>
       <w:pPr>
         <w:pStyle w:val="NormalWeb"/>
-        <w:divId w:val="1464694250"/>
+        <w:divId w:val="951983701"/>
         <w:rPr>
           <w:rFonts w:ascii="Plus Jakarta Sans" w:hAnsi="Plus Jakarta Sans"/>
           <w:lang w:val="es-ES"/>
@@ -7099,7 +7099,7 @@
     <w:p>
       <w:pPr>
         <w:pStyle w:val="Ttulo3"/>
-        <w:divId w:val="1464694250"/>
+        <w:divId w:val="951983701"/>
         <w:rPr>
           <w:rFonts w:eastAsia="Times New Roman"/>
           <w:lang w:val="es-ES"/>
@@ -7116,7 +7116,7 @@
     <w:p>
       <w:pPr>
         <w:pStyle w:val="NormalWeb"/>
-        <w:divId w:val="1464694250"/>
+        <w:divId w:val="951983701"/>
         <w:rPr>
           <w:rFonts w:ascii="Plus Jakarta Sans" w:hAnsi="Plus Jakarta Sans"/>
           <w:lang w:val="es-ES"/>
@@ -7149,7 +7149,7 @@
       </w:tblGrid>
       <w:tr>
         <w:trPr>
-          <w:divId w:val="1848790241"/>
+          <w:divId w:val="1994217924"/>
           <w:tblHeader/>
         </w:trPr>
         <w:tc>
@@ -7314,7 +7314,7 @@
       </w:tr>
       <w:tr>
         <w:trPr>
-          <w:divId w:val="1848790241"/>
+          <w:divId w:val="1994217924"/>
         </w:trPr>
         <w:tc>
           <w:tcPr>
@@ -7440,7 +7440,7 @@
       </w:tr>
       <w:tr>
         <w:trPr>
-          <w:divId w:val="1848790241"/>
+          <w:divId w:val="1994217924"/>
         </w:trPr>
         <w:tc>
           <w:tcPr>
@@ -7566,7 +7566,7 @@
       </w:tr>
       <w:tr>
         <w:trPr>
-          <w:divId w:val="1848790241"/>
+          <w:divId w:val="1994217924"/>
         </w:trPr>
         <w:tc>
           <w:tcPr>
@@ -7692,7 +7692,7 @@
       </w:tr>
       <w:tr>
         <w:trPr>
-          <w:divId w:val="1848790241"/>
+          <w:divId w:val="1994217924"/>
         </w:trPr>
         <w:tc>
           <w:tcPr>
@@ -7820,7 +7820,7 @@
     <w:p>
       <w:pPr>
         <w:pStyle w:val="Ttulo3"/>
-        <w:divId w:val="1464694250"/>
+        <w:divId w:val="951983701"/>
         <w:rPr>
           <w:rFonts w:eastAsia="Times New Roman"/>
           <w:lang w:val="es-ES"/>
@@ -7838,7 +7838,7 @@
       <w:pPr>
         <w:spacing w:before="375" w:after="225"/>
         <w:jc w:val="center"/>
-        <w:divId w:val="1975017070"/>
+        <w:divId w:val="1358047466"/>
         <w:rPr>
           <w:rFonts w:ascii="Outfit" w:eastAsia="Times New Roman" w:hAnsi="Outfit"/>
           <w:b/>
@@ -7868,7 +7868,7 @@
       <w:pPr>
         <w:spacing w:after="375"/>
         <w:jc w:val="center"/>
-        <w:divId w:val="1382948822"/>
+        <w:divId w:val="487094487"/>
         <w:rPr>
           <w:rFonts w:ascii="Plus Jakarta Sans" w:eastAsia="Times New Roman" w:hAnsi="Plus Jakarta Sans"/>
           <w:lang w:val="es-ES"/>
@@ -8235,7 +8235,7 @@
     <w:p>
       <w:pPr>
         <w:pStyle w:val="Ttulo3"/>
-        <w:divId w:val="1464694250"/>
+        <w:divId w:val="951983701"/>
         <w:rPr>
           <w:rFonts w:eastAsia="Times New Roman"/>
           <w:lang w:val="es-ES"/>
@@ -8259,7 +8259,7 @@
     <w:p>
       <w:pPr>
         <w:pStyle w:val="NormalWeb"/>
-        <w:divId w:val="1464694250"/>
+        <w:divId w:val="951983701"/>
         <w:rPr>
           <w:rFonts w:ascii="Plus Jakarta Sans" w:hAnsi="Plus Jakarta Sans"/>
           <w:lang w:val="es-ES"/>
@@ -8281,7 +8281,7 @@
         </w:numPr>
         <w:spacing w:before="100" w:beforeAutospacing="1" w:after="90"/>
         <w:ind w:left="1020"/>
-        <w:divId w:val="1464694250"/>
+        <w:divId w:val="951983701"/>
         <w:rPr>
           <w:rFonts w:ascii="Plus Jakarta Sans" w:eastAsia="Times New Roman" w:hAnsi="Plus Jakarta Sans"/>
           <w:sz w:val="21"/>
@@ -8317,7 +8317,7 @@
         </w:numPr>
         <w:spacing w:before="100" w:beforeAutospacing="1" w:after="90"/>
         <w:ind w:left="1020"/>
-        <w:divId w:val="1464694250"/>
+        <w:divId w:val="951983701"/>
         <w:rPr>
           <w:rFonts w:ascii="Plus Jakarta Sans" w:eastAsia="Times New Roman" w:hAnsi="Plus Jakarta Sans"/>
           <w:sz w:val="21"/>
@@ -8362,7 +8362,7 @@
         </w:numPr>
         <w:spacing w:before="100" w:beforeAutospacing="1" w:after="90"/>
         <w:ind w:left="1020"/>
-        <w:divId w:val="1464694250"/>
+        <w:divId w:val="951983701"/>
         <w:rPr>
           <w:rFonts w:ascii="Plus Jakarta Sans" w:eastAsia="Times New Roman" w:hAnsi="Plus Jakarta Sans"/>
           <w:sz w:val="21"/>
@@ -8416,7 +8416,7 @@
         </w:numPr>
         <w:spacing w:before="100" w:beforeAutospacing="1" w:after="90"/>
         <w:ind w:left="1020"/>
-        <w:divId w:val="1464694250"/>
+        <w:divId w:val="951983701"/>
         <w:rPr>
           <w:rFonts w:ascii="Plus Jakarta Sans" w:eastAsia="Times New Roman" w:hAnsi="Plus Jakarta Sans"/>
           <w:sz w:val="21"/>
@@ -8461,7 +8461,7 @@
         </w:numPr>
         <w:spacing w:before="100" w:beforeAutospacing="1" w:after="90"/>
         <w:ind w:left="1020"/>
-        <w:divId w:val="1464694250"/>
+        <w:divId w:val="951983701"/>
         <w:rPr>
           <w:rFonts w:ascii="Plus Jakarta Sans" w:eastAsia="Times New Roman" w:hAnsi="Plus Jakarta Sans"/>
           <w:sz w:val="21"/>
@@ -8497,7 +8497,7 @@
         </w:numPr>
         <w:spacing w:before="100" w:beforeAutospacing="1" w:after="90"/>
         <w:ind w:left="1020"/>
-        <w:divId w:val="1464694250"/>
+        <w:divId w:val="951983701"/>
         <w:rPr>
           <w:rFonts w:ascii="Plus Jakarta Sans" w:eastAsia="Times New Roman" w:hAnsi="Plus Jakarta Sans"/>
           <w:sz w:val="21"/>
@@ -8542,7 +8542,7 @@
         </w:numPr>
         <w:spacing w:before="100" w:beforeAutospacing="1" w:after="90"/>
         <w:ind w:left="1020"/>
-        <w:divId w:val="1464694250"/>
+        <w:divId w:val="951983701"/>
         <w:rPr>
           <w:rFonts w:ascii="Plus Jakarta Sans" w:eastAsia="Times New Roman" w:hAnsi="Plus Jakarta Sans"/>
           <w:sz w:val="21"/>
@@ -8587,7 +8587,7 @@
         </w:numPr>
         <w:spacing w:before="100" w:beforeAutospacing="1" w:after="90"/>
         <w:ind w:left="1020"/>
-        <w:divId w:val="1464694250"/>
+        <w:divId w:val="951983701"/>
         <w:rPr>
           <w:rFonts w:ascii="Plus Jakarta Sans" w:eastAsia="Times New Roman" w:hAnsi="Plus Jakarta Sans"/>
           <w:sz w:val="21"/>
@@ -8632,7 +8632,7 @@
         </w:numPr>
         <w:spacing w:before="100" w:beforeAutospacing="1" w:after="90"/>
         <w:ind w:left="1020"/>
-        <w:divId w:val="1464694250"/>
+        <w:divId w:val="951983701"/>
         <w:rPr>
           <w:rFonts w:ascii="Plus Jakarta Sans" w:eastAsia="Times New Roman" w:hAnsi="Plus Jakarta Sans"/>
           <w:sz w:val="21"/>
@@ -8668,7 +8668,7 @@
         </w:numPr>
         <w:spacing w:before="100" w:beforeAutospacing="1" w:after="90"/>
         <w:ind w:left="1020"/>
-        <w:divId w:val="1464694250"/>
+        <w:divId w:val="951983701"/>
         <w:rPr>
           <w:rFonts w:ascii="Plus Jakarta Sans" w:eastAsia="Times New Roman" w:hAnsi="Plus Jakarta Sans"/>
           <w:sz w:val="21"/>
@@ -8722,7 +8722,7 @@
         </w:numPr>
         <w:spacing w:before="100" w:beforeAutospacing="1" w:after="90"/>
         <w:ind w:left="1020"/>
-        <w:divId w:val="1464694250"/>
+        <w:divId w:val="951983701"/>
         <w:rPr>
           <w:rFonts w:ascii="Plus Jakarta Sans" w:eastAsia="Times New Roman" w:hAnsi="Plus Jakarta Sans"/>
           <w:sz w:val="21"/>
@@ -8767,7 +8767,7 @@
         </w:numPr>
         <w:spacing w:before="100" w:beforeAutospacing="1" w:after="90"/>
         <w:ind w:left="1020"/>
-        <w:divId w:val="1464694250"/>
+        <w:divId w:val="951983701"/>
         <w:rPr>
           <w:rFonts w:ascii="Plus Jakarta Sans" w:eastAsia="Times New Roman" w:hAnsi="Plus Jakarta Sans"/>
           <w:sz w:val="21"/>
@@ -8807,7 +8807,7 @@
     <w:p>
       <w:pPr>
         <w:pStyle w:val="Ttulo3"/>
-        <w:divId w:val="1464694250"/>
+        <w:divId w:val="951983701"/>
         <w:rPr>
           <w:rFonts w:eastAsia="Times New Roman"/>
           <w:lang w:val="es-ES"/>
@@ -8825,7 +8825,7 @@
       <w:pPr>
         <w:spacing w:before="375" w:after="225"/>
         <w:jc w:val="center"/>
-        <w:divId w:val="1895966641"/>
+        <w:divId w:val="2011987123"/>
         <w:rPr>
           <w:rFonts w:ascii="Outfit" w:eastAsia="Times New Roman" w:hAnsi="Outfit"/>
           <w:b/>
@@ -8855,7 +8855,7 @@
       <w:pPr>
         <w:spacing w:after="375"/>
         <w:jc w:val="center"/>
-        <w:divId w:val="842160126"/>
+        <w:divId w:val="520095055"/>
         <w:rPr>
           <w:rFonts w:ascii="Plus Jakarta Sans" w:eastAsia="Times New Roman" w:hAnsi="Plus Jakarta Sans"/>
           <w:lang w:val="es-ES"/>
@@ -9145,18 +9145,18 @@
     <w:p>
       <w:pPr>
         <w:spacing w:before="450" w:after="450"/>
-        <w:divId w:val="1464694250"/>
-        <w:rPr>
-          <w:rFonts w:ascii="Plus Jakarta Sans" w:eastAsia="Times New Roman" w:hAnsi="Plus Jakarta Sans"/>
-          <w:lang w:val="es-ES"/>
-        </w:rPr>
-      </w:pPr>
-      <w:r>
-        <w:rPr>
-          <w:rFonts w:ascii="Plus Jakarta Sans" w:eastAsia="Times New Roman" w:hAnsi="Plus Jakarta Sans"/>
-          <w:lang w:val="es-ES"/>
-        </w:rPr>
-        <w:pict w14:anchorId="0A406960">
+        <w:divId w:val="951983701"/>
+        <w:rPr>
+          <w:rFonts w:ascii="Plus Jakarta Sans" w:eastAsia="Times New Roman" w:hAnsi="Plus Jakarta Sans"/>
+          <w:lang w:val="es-ES"/>
+        </w:rPr>
+      </w:pPr>
+      <w:r>
+        <w:rPr>
+          <w:rFonts w:ascii="Plus Jakarta Sans" w:eastAsia="Times New Roman" w:hAnsi="Plus Jakarta Sans"/>
+          <w:lang w:val="es-ES"/>
+        </w:rPr>
+        <w:pict>
           <v:rect id="_x0000_i1033" style="width:0;height:.75pt" o:hralign="center" o:hrstd="t" o:hr="t" fillcolor="#a0a0a0" stroked="f"/>
         </w:pict>
       </w:r>
@@ -9164,7 +9164,7 @@
     <w:p>
       <w:pPr>
         <w:pStyle w:val="Ttulo2"/>
-        <w:divId w:val="1464694250"/>
+        <w:divId w:val="951983701"/>
         <w:rPr>
           <w:rFonts w:eastAsia="Times New Roman"/>
           <w:lang w:val="es-ES"/>
@@ -9181,7 +9181,7 @@
     <w:p>
       <w:pPr>
         <w:pStyle w:val="NormalWeb"/>
-        <w:divId w:val="1464694250"/>
+        <w:divId w:val="951983701"/>
         <w:rPr>
           <w:rFonts w:ascii="Plus Jakarta Sans" w:hAnsi="Plus Jakarta Sans"/>
           <w:lang w:val="es-ES"/>
@@ -9198,7 +9198,7 @@
     <w:p>
       <w:pPr>
         <w:pStyle w:val="NormalWeb"/>
-        <w:divId w:val="1464694250"/>
+        <w:divId w:val="951983701"/>
         <w:rPr>
           <w:rFonts w:ascii="Plus Jakarta Sans" w:hAnsi="Plus Jakarta Sans"/>
           <w:lang w:val="es-ES"/>
@@ -9260,7 +9260,7 @@
     <w:p>
       <w:pPr>
         <w:pStyle w:val="NormalWeb"/>
-        <w:divId w:val="1464694250"/>
+        <w:divId w:val="951983701"/>
         <w:rPr>
           <w:rFonts w:ascii="Plus Jakarta Sans" w:hAnsi="Plus Jakarta Sans"/>
           <w:lang w:val="es-ES"/>
@@ -9322,7 +9322,7 @@
     <w:p>
       <w:pPr>
         <w:pStyle w:val="NormalWeb"/>
-        <w:divId w:val="1464694250"/>
+        <w:divId w:val="951983701"/>
         <w:rPr>
           <w:rFonts w:ascii="Plus Jakarta Sans" w:hAnsi="Plus Jakarta Sans"/>
           <w:lang w:val="es-ES"/>
@@ -9383,7 +9383,7 @@
     <w:p>
       <w:pPr>
         <w:pStyle w:val="NormalWeb"/>
-        <w:divId w:val="1464694250"/>
+        <w:divId w:val="951983701"/>
         <w:rPr>
           <w:rFonts w:ascii="Plus Jakarta Sans" w:hAnsi="Plus Jakarta Sans"/>
           <w:lang w:val="es-ES"/>
@@ -9437,18 +9437,18 @@
     <w:p>
       <w:pPr>
         <w:spacing w:before="450" w:after="450"/>
-        <w:divId w:val="1464694250"/>
-        <w:rPr>
-          <w:rFonts w:ascii="Plus Jakarta Sans" w:eastAsia="Times New Roman" w:hAnsi="Plus Jakarta Sans"/>
-          <w:lang w:val="es-ES"/>
-        </w:rPr>
-      </w:pPr>
-      <w:r>
-        <w:rPr>
-          <w:rFonts w:ascii="Plus Jakarta Sans" w:eastAsia="Times New Roman" w:hAnsi="Plus Jakarta Sans"/>
-          <w:lang w:val="es-ES"/>
-        </w:rPr>
-        <w:pict w14:anchorId="64174EAE">
+        <w:divId w:val="951983701"/>
+        <w:rPr>
+          <w:rFonts w:ascii="Plus Jakarta Sans" w:eastAsia="Times New Roman" w:hAnsi="Plus Jakarta Sans"/>
+          <w:lang w:val="es-ES"/>
+        </w:rPr>
+      </w:pPr>
+      <w:r>
+        <w:rPr>
+          <w:rFonts w:ascii="Plus Jakarta Sans" w:eastAsia="Times New Roman" w:hAnsi="Plus Jakarta Sans"/>
+          <w:lang w:val="es-ES"/>
+        </w:rPr>
+        <w:pict>
           <v:rect id="_x0000_i1034" style="width:0;height:.75pt" o:hralign="center" o:hrstd="t" o:hr="t" fillcolor="#a0a0a0" stroked="f"/>
         </w:pict>
       </w:r>
@@ -9456,18 +9456,18 @@
     <w:p>
       <w:pPr>
         <w:spacing w:before="450" w:after="450"/>
-        <w:divId w:val="1464694250"/>
-        <w:rPr>
-          <w:rFonts w:ascii="Plus Jakarta Sans" w:eastAsia="Times New Roman" w:hAnsi="Plus Jakarta Sans"/>
-          <w:lang w:val="es-ES"/>
-        </w:rPr>
-      </w:pPr>
-      <w:r>
-        <w:rPr>
-          <w:rFonts w:ascii="Plus Jakarta Sans" w:eastAsia="Times New Roman" w:hAnsi="Plus Jakarta Sans"/>
-          <w:lang w:val="es-ES"/>
-        </w:rPr>
-        <w:pict w14:anchorId="6D325C00">
+        <w:divId w:val="951983701"/>
+        <w:rPr>
+          <w:rFonts w:ascii="Plus Jakarta Sans" w:eastAsia="Times New Roman" w:hAnsi="Plus Jakarta Sans"/>
+          <w:lang w:val="es-ES"/>
+        </w:rPr>
+      </w:pPr>
+      <w:r>
+        <w:rPr>
+          <w:rFonts w:ascii="Plus Jakarta Sans" w:eastAsia="Times New Roman" w:hAnsi="Plus Jakarta Sans"/>
+          <w:lang w:val="es-ES"/>
+        </w:rPr>
+        <w:pict>
           <v:rect id="_x0000_i1035" style="width:0;height:.75pt" o:hralign="center" o:hrstd="t" o:hr="t" fillcolor="#a0a0a0" stroked="f"/>
         </w:pict>
       </w:r>
@@ -9475,7 +9475,7 @@
     <w:p>
       <w:pPr>
         <w:pStyle w:val="NormalWeb"/>
-        <w:divId w:val="1464694250"/>
+        <w:divId w:val="951983701"/>
         <w:rPr>
           <w:rFonts w:ascii="Plus Jakarta Sans" w:hAnsi="Plus Jakarta Sans"/>
           <w:lang w:val="es-ES"/>
@@ -9508,7 +9508,7 @@
           <w:rFonts w:ascii="Plus Jakarta Sans" w:hAnsi="Plus Jakarta Sans"/>
           <w:lang w:val="es-ES"/>
         </w:rPr>
-        <w:pict w14:anchorId="40005054"/>
+        <w:pict/>
       </w:r>
     </w:p>
     <w:sectPr>
@@ -9524,9 +9524,9 @@
 <file path=word/numbering.xml><?xml version="1.0" encoding="utf-8"?>
 <w:numbering xmlns:wpc="http://schemas.microsoft.com/office/word/2010/wordprocessingCanvas" xmlns:cx="http://schemas.microsoft.com/office/drawing/2014/chartex" xmlns:cx1="http://schemas.microsoft.com/office/drawing/2015/9/8/chartex" xmlns:cx2="http://schemas.microsoft.com/office/drawing/2015/10/21/chartex" xmlns:cx3="http://schemas.microsoft.com/office/drawing/2016/5/9/chartex" xmlns:cx4="http://schemas.microsoft.com/office/drawing/2016/5/10/chartex" xmlns:cx5="http://schemas.microsoft.com/office/drawing/2016/5/11/chartex" xmlns:cx6="http://schemas.microsoft.com/office/drawing/2016/5/12/chartex" xmlns:cx7="http://schemas.microsoft.com/office/drawing/2016/5/13/chartex" xmlns:cx8="http://schemas.microsoft.com/office/drawing/2016/5/14/chartex" xmlns:mc="http://schemas.openxmlformats.org/markup-compatibility/2006" xmlns:aink="http://schemas.microsoft.com/office/drawing/2016/ink" xmlns:am3d="http://schemas.microsoft.com/office/drawing/2017/model3d" xmlns:o="urn:schemas-microsoft-com:office:office" xmlns:r="http://schemas.openxmlformats.org/officeDocument/2006/relationships" xmlns:m="http://schemas.openxmlformats.org/officeDocument/2006/math" xmlns:v="urn:schemas-microsoft-com:vml" xmlns:wp14="http://schemas.microsoft.com/office/word/2010/wordprocessingDrawing" xmlns:wp="http://schemas.openxmlformats.org/drawingml/2006/wordprocessingDrawing" xmlns:w10="urn:schemas-microsoft-com:office:word" xmlns:w="http://schemas.openxmlformats.org/wordprocessingml/2006/main" xmlns:w14="http://schemas.microsoft.com/office/word/2010/wordml" xmlns:w15="http://schemas.microsoft.com/office/word/2012/wordml" xmlns:w16cex="http://schemas.microsoft.com/office/word/2018/wordml/cex" xmlns:w16cid="http://schemas.microsoft.com/office/word/2016/wordml/cid" xmlns:w16="http://schemas.microsoft.com/office/word/2018/wordml" xmlns:w16sdtdh="http://schemas.microsoft.com/office/word/2020/wordml/sdtdatahash" xmlns:w16se="http://schemas.microsoft.com/office/word/2015/wordml/symex" xmlns:wpg="http://schemas.microsoft.com/office/word/2010/wordprocessingGroup" xmlns:wpi="http://schemas.microsoft.com/office/word/2010/wordprocessingInk" xmlns:wne="http://schemas.microsoft.com/office/word/2006/wordml" xmlns:wps="http://schemas.microsoft.com/office/word/2010/wordprocessingShape" mc:Ignorable="w14 w15 w16se w16cid w16 w16cex w16sdtdh wp14">
   <w:abstractNum w:abstractNumId="0" w15:restartNumberingAfterBreak="0">
-    <w:nsid w:val="03D951CA"/>
+    <w:nsid w:val="5C06215A"/>
     <w:multiLevelType w:val="multilevel"/>
-    <w:tmpl w:val="F39E90F4"/>
+    <w:tmpl w:val="597C42E0"/>
     <w:lvl w:ilvl="0">
       <w:start w:val="1"/>
       <w:numFmt w:val="bullet"/>
@@ -9673,9 +9673,9 @@
     </w:lvl>
   </w:abstractNum>
   <w:abstractNum w:abstractNumId="1" w15:restartNumberingAfterBreak="0">
-    <w:nsid w:val="042832D8"/>
+    <w:nsid w:val="6C2062CC"/>
     <w:multiLevelType w:val="multilevel"/>
-    <w:tmpl w:val="98487304"/>
+    <w:tmpl w:val="F01CFDF4"/>
     <w:lvl w:ilvl="0">
       <w:start w:val="1"/>
       <w:numFmt w:val="bullet"/>
@@ -9822,9 +9822,9 @@
     </w:lvl>
   </w:abstractNum>
   <w:abstractNum w:abstractNumId="2" w15:restartNumberingAfterBreak="0">
-    <w:nsid w:val="51D100E9"/>
+    <w:nsid w:val="71F47B0F"/>
     <w:multiLevelType w:val="multilevel"/>
-    <w:tmpl w:val="1DE41624"/>
+    <w:tmpl w:val="6F94F99C"/>
     <w:lvl w:ilvl="0">
       <w:start w:val="1"/>
       <w:numFmt w:val="bullet"/>
@@ -9971,9 +9971,9 @@
     </w:lvl>
   </w:abstractNum>
   <w:abstractNum w:abstractNumId="3" w15:restartNumberingAfterBreak="0">
-    <w:nsid w:val="62854F91"/>
+    <w:nsid w:val="77D75669"/>
     <w:multiLevelType w:val="multilevel"/>
-    <w:tmpl w:val="4F500966"/>
+    <w:tmpl w:val="8E8AE3B4"/>
     <w:lvl w:ilvl="0">
       <w:start w:val="1"/>
       <w:numFmt w:val="bullet"/>
@@ -10120,10 +10120,10 @@
     </w:lvl>
   </w:abstractNum>
   <w:num w:numId="1">
-    <w:abstractNumId w:val="2"/>
+    <w:abstractNumId w:val="0"/>
   </w:num>
   <w:num w:numId="2">
-    <w:abstractNumId w:val="0"/>
+    <w:abstractNumId w:val="2"/>
   </w:num>
   <w:num w:numId="3">
     <w:abstractNumId w:val="1"/>

--- a/public/informe_reunion_tecnica.docx
+++ b/public/informe_reunion_tecnica.docx
@@ -4,7 +4,7 @@
   <w:body>
     <w:p>
       <w:pPr>
-        <w:divId w:val="1253051956"/>
+        <w:divId w:val="94596251"/>
         <w:rPr>
           <w:rFonts w:ascii="Plus Jakarta Sans" w:eastAsia="Times New Roman" w:hAnsi="Plus Jakarta Sans"/>
           <w:lang w:val="es-ES"/>
@@ -28,7 +28,7 @@
     <w:p>
       <w:pPr>
         <w:pStyle w:val="Ttulo1"/>
-        <w:divId w:val="951983701"/>
+        <w:divId w:val="1889216436"/>
         <w:rPr>
           <w:rFonts w:eastAsia="Times New Roman"/>
           <w:lang w:val="es-ES"/>
@@ -45,7 +45,7 @@
     <w:p>
       <w:pPr>
         <w:pStyle w:val="NormalWeb"/>
-        <w:divId w:val="951983701"/>
+        <w:divId w:val="1889216436"/>
         <w:rPr>
           <w:rFonts w:ascii="Plus Jakarta Sans" w:hAnsi="Plus Jakarta Sans"/>
           <w:lang w:val="es-ES"/>
@@ -63,7 +63,7 @@
     <w:p>
       <w:pPr>
         <w:pStyle w:val="NormalWeb"/>
-        <w:divId w:val="951983701"/>
+        <w:divId w:val="1889216436"/>
         <w:rPr>
           <w:rFonts w:ascii="Plus Jakarta Sans" w:hAnsi="Plus Jakarta Sans"/>
           <w:lang w:val="es-ES"/>
@@ -102,18 +102,18 @@
     <w:p>
       <w:pPr>
         <w:spacing w:before="450" w:after="450"/>
-        <w:divId w:val="951983701"/>
-        <w:rPr>
-          <w:rFonts w:ascii="Plus Jakarta Sans" w:eastAsia="Times New Roman" w:hAnsi="Plus Jakarta Sans"/>
-          <w:lang w:val="es-ES"/>
-        </w:rPr>
-      </w:pPr>
-      <w:r>
-        <w:rPr>
-          <w:rFonts w:ascii="Plus Jakarta Sans" w:eastAsia="Times New Roman" w:hAnsi="Plus Jakarta Sans"/>
-          <w:lang w:val="es-ES"/>
-        </w:rPr>
-        <w:pict>
+        <w:divId w:val="1889216436"/>
+        <w:rPr>
+          <w:rFonts w:ascii="Plus Jakarta Sans" w:eastAsia="Times New Roman" w:hAnsi="Plus Jakarta Sans"/>
+          <w:lang w:val="es-ES"/>
+        </w:rPr>
+      </w:pPr>
+      <w:r>
+        <w:rPr>
+          <w:rFonts w:ascii="Plus Jakarta Sans" w:eastAsia="Times New Roman" w:hAnsi="Plus Jakarta Sans"/>
+          <w:lang w:val="es-ES"/>
+        </w:rPr>
+        <w:pict w14:anchorId="7B550A6F">
           <v:rect id="_x0000_i1025" style="width:0;height:.75pt" o:hralign="center" o:hrstd="t" o:hr="t" fillcolor="#a0a0a0" stroked="f"/>
         </w:pict>
       </w:r>
@@ -121,7 +121,7 @@
     <w:p>
       <w:pPr>
         <w:pStyle w:val="Ttulo2"/>
-        <w:divId w:val="951983701"/>
+        <w:divId w:val="1889216436"/>
         <w:rPr>
           <w:rFonts w:eastAsia="Times New Roman"/>
           <w:lang w:val="es-ES"/>
@@ -145,7 +145,7 @@
     <w:p>
       <w:pPr>
         <w:pStyle w:val="NormalWeb"/>
-        <w:divId w:val="951983701"/>
+        <w:divId w:val="1889216436"/>
         <w:rPr>
           <w:rFonts w:ascii="Plus Jakarta Sans" w:hAnsi="Plus Jakarta Sans"/>
           <w:lang w:val="es-ES"/>
@@ -167,7 +167,7 @@
         </w:numPr>
         <w:spacing w:before="100" w:beforeAutospacing="1" w:after="90"/>
         <w:ind w:left="1020"/>
-        <w:divId w:val="951983701"/>
+        <w:divId w:val="1889216436"/>
         <w:rPr>
           <w:rFonts w:ascii="Plus Jakarta Sans" w:eastAsia="Times New Roman" w:hAnsi="Plus Jakarta Sans"/>
           <w:sz w:val="21"/>
@@ -202,7 +202,7 @@
           <w:szCs w:val="21"/>
           <w:lang w:val="es-ES"/>
         </w:rPr>
-        <w:t>4,090 fichas</w:t>
+        <w:t>4,095 fichas</w:t>
       </w:r>
     </w:p>
     <w:p>
@@ -213,7 +213,7 @@
         </w:numPr>
         <w:spacing w:before="100" w:beforeAutospacing="1" w:after="90"/>
         <w:ind w:left="1020"/>
-        <w:divId w:val="951983701"/>
+        <w:divId w:val="1889216436"/>
         <w:rPr>
           <w:rFonts w:ascii="Plus Jakarta Sans" w:eastAsia="Times New Roman" w:hAnsi="Plus Jakarta Sans"/>
           <w:sz w:val="21"/>
@@ -258,7 +258,7 @@
           <w:szCs w:val="21"/>
           <w:lang w:val="es-ES"/>
         </w:rPr>
-        <w:t>3,442 polígonos unificados</w:t>
+        <w:t>2,961 polígonos unificados</w:t>
       </w:r>
     </w:p>
     <w:p>
@@ -269,7 +269,7 @@
         </w:numPr>
         <w:spacing w:before="100" w:beforeAutospacing="1" w:after="90"/>
         <w:ind w:left="1020"/>
-        <w:divId w:val="951983701"/>
+        <w:divId w:val="1889216436"/>
         <w:rPr>
           <w:rFonts w:ascii="Plus Jakarta Sans" w:eastAsia="Times New Roman" w:hAnsi="Plus Jakarta Sans"/>
           <w:sz w:val="21"/>
@@ -304,7 +304,7 @@
           <w:szCs w:val="21"/>
           <w:lang w:val="es-ES"/>
         </w:rPr>
-        <w:t>8,036 parcelas agrícolas</w:t>
+        <w:t>8,045 parcelas agrícolas</w:t>
       </w:r>
     </w:p>
     <w:p>
@@ -315,7 +315,7 @@
         </w:numPr>
         <w:spacing w:before="100" w:beforeAutospacing="1" w:after="90"/>
         <w:ind w:left="1020"/>
-        <w:divId w:val="951983701"/>
+        <w:divId w:val="1889216436"/>
         <w:rPr>
           <w:rFonts w:ascii="Plus Jakarta Sans" w:eastAsia="Times New Roman" w:hAnsi="Plus Jakarta Sans"/>
           <w:sz w:val="21"/>
@@ -350,24 +350,24 @@
           <w:szCs w:val="21"/>
           <w:lang w:val="es-ES"/>
         </w:rPr>
-        <w:t>161,774 especies pecuarias</w:t>
+        <w:t>161,920 especies pecuarias</w:t>
       </w:r>
     </w:p>
     <w:p>
       <w:pPr>
         <w:spacing w:before="450" w:after="450"/>
-        <w:divId w:val="951983701"/>
-        <w:rPr>
-          <w:rFonts w:ascii="Plus Jakarta Sans" w:eastAsia="Times New Roman" w:hAnsi="Plus Jakarta Sans"/>
-          <w:lang w:val="es-ES"/>
-        </w:rPr>
-      </w:pPr>
-      <w:r>
-        <w:rPr>
-          <w:rFonts w:ascii="Plus Jakarta Sans" w:eastAsia="Times New Roman" w:hAnsi="Plus Jakarta Sans"/>
-          <w:lang w:val="es-ES"/>
-        </w:rPr>
-        <w:pict>
+        <w:divId w:val="1889216436"/>
+        <w:rPr>
+          <w:rFonts w:ascii="Plus Jakarta Sans" w:eastAsia="Times New Roman" w:hAnsi="Plus Jakarta Sans"/>
+          <w:lang w:val="es-ES"/>
+        </w:rPr>
+      </w:pPr>
+      <w:r>
+        <w:rPr>
+          <w:rFonts w:ascii="Plus Jakarta Sans" w:eastAsia="Times New Roman" w:hAnsi="Plus Jakarta Sans"/>
+          <w:lang w:val="es-ES"/>
+        </w:rPr>
+        <w:pict w14:anchorId="087E444E">
           <v:rect id="_x0000_i1026" style="width:0;height:.75pt" o:hralign="center" o:hrstd="t" o:hr="t" fillcolor="#a0a0a0" stroked="f"/>
         </w:pict>
       </w:r>
@@ -375,7 +375,7 @@
     <w:p>
       <w:pPr>
         <w:pStyle w:val="Ttulo2"/>
-        <w:divId w:val="951983701"/>
+        <w:divId w:val="1889216436"/>
         <w:rPr>
           <w:rFonts w:eastAsia="Times New Roman"/>
           <w:lang w:val="es-ES"/>
@@ -392,7 +392,7 @@
     <w:p>
       <w:pPr>
         <w:pStyle w:val="NormalWeb"/>
-        <w:divId w:val="951983701"/>
+        <w:divId w:val="1889216436"/>
         <w:rPr>
           <w:rFonts w:ascii="Plus Jakarta Sans" w:hAnsi="Plus Jakarta Sans"/>
           <w:lang w:val="es-ES"/>
@@ -445,7 +445,7 @@
       </w:tblGrid>
       <w:tr>
         <w:trPr>
-          <w:divId w:val="1987857452"/>
+          <w:divId w:val="1987051979"/>
           <w:tblHeader/>
         </w:trPr>
         <w:tc>
@@ -525,7 +525,7 @@
       </w:tr>
       <w:tr>
         <w:trPr>
-          <w:divId w:val="1987857452"/>
+          <w:divId w:val="1987051979"/>
         </w:trPr>
         <w:tc>
           <w:tcPr>
@@ -584,14 +584,14 @@
                 <w:sz w:val="20"/>
                 <w:szCs w:val="20"/>
               </w:rPr>
-              <w:t>3,288</w:t>
+              <w:t>3,293</w:t>
             </w:r>
           </w:p>
         </w:tc>
       </w:tr>
       <w:tr>
         <w:trPr>
-          <w:divId w:val="1987857452"/>
+          <w:divId w:val="1987051979"/>
         </w:trPr>
         <w:tc>
           <w:tcPr>
@@ -657,7 +657,7 @@
       </w:tr>
       <w:tr>
         <w:trPr>
-          <w:divId w:val="1987857452"/>
+          <w:divId w:val="1987051979"/>
         </w:trPr>
         <w:tc>
           <w:tcPr>
@@ -723,7 +723,7 @@
       </w:tr>
       <w:tr>
         <w:trPr>
-          <w:divId w:val="1987857452"/>
+          <w:divId w:val="1987051979"/>
         </w:trPr>
         <w:tc>
           <w:tcPr>
@@ -791,19 +791,18 @@
     <w:p>
       <w:pPr>
         <w:spacing w:before="450" w:after="450"/>
-        <w:divId w:val="951983701"/>
-        <w:rPr>
-          <w:rFonts w:ascii="Plus Jakarta Sans" w:eastAsia="Times New Roman" w:hAnsi="Plus Jakarta Sans"/>
-          <w:lang w:val="es-ES"/>
-        </w:rPr>
-      </w:pPr>
-      <w:r>
-        <w:rPr>
-          <w:rFonts w:ascii="Plus Jakarta Sans" w:eastAsia="Times New Roman" w:hAnsi="Plus Jakarta Sans"/>
-          <w:lang w:val="es-ES"/>
-        </w:rPr>
-        <w:lastRenderedPageBreak/>
-        <w:pict>
+        <w:divId w:val="1889216436"/>
+        <w:rPr>
+          <w:rFonts w:ascii="Plus Jakarta Sans" w:eastAsia="Times New Roman" w:hAnsi="Plus Jakarta Sans"/>
+          <w:lang w:val="es-ES"/>
+        </w:rPr>
+      </w:pPr>
+      <w:r>
+        <w:rPr>
+          <w:rFonts w:ascii="Plus Jakarta Sans" w:eastAsia="Times New Roman" w:hAnsi="Plus Jakarta Sans"/>
+          <w:lang w:val="es-ES"/>
+        </w:rPr>
+        <w:pict w14:anchorId="6F0F211A">
           <v:rect id="_x0000_i1027" style="width:0;height:.75pt" o:hralign="center" o:hrstd="t" o:hr="t" fillcolor="#a0a0a0" stroked="f"/>
         </w:pict>
       </w:r>
@@ -811,7 +810,7 @@
     <w:p>
       <w:pPr>
         <w:pStyle w:val="Ttulo2"/>
-        <w:divId w:val="951983701"/>
+        <w:divId w:val="1889216436"/>
         <w:rPr>
           <w:rFonts w:eastAsia="Times New Roman"/>
           <w:lang w:val="es-ES"/>
@@ -828,7 +827,7 @@
     <w:p>
       <w:pPr>
         <w:pStyle w:val="Ttulo3"/>
-        <w:divId w:val="951983701"/>
+        <w:divId w:val="1889216436"/>
         <w:rPr>
           <w:rFonts w:eastAsia="Times New Roman"/>
           <w:lang w:val="es-ES"/>
@@ -845,7 +844,7 @@
     <w:p>
       <w:pPr>
         <w:pStyle w:val="NormalWeb"/>
-        <w:divId w:val="951983701"/>
+        <w:divId w:val="1889216436"/>
         <w:rPr>
           <w:rFonts w:ascii="Plus Jakarta Sans" w:hAnsi="Plus Jakarta Sans"/>
           <w:lang w:val="es-ES"/>
@@ -885,7 +884,7 @@
       </w:tblGrid>
       <w:tr>
         <w:trPr>
-          <w:divId w:val="605506932"/>
+          <w:divId w:val="2041397413"/>
           <w:tblHeader/>
         </w:trPr>
         <w:tc>
@@ -1039,7 +1038,7 @@
       </w:tr>
       <w:tr>
         <w:trPr>
-          <w:divId w:val="605506932"/>
+          <w:divId w:val="2041397413"/>
         </w:trPr>
         <w:tc>
           <w:tcPr>
@@ -1098,37 +1097,37 @@
                 <w:sz w:val="20"/>
                 <w:szCs w:val="20"/>
               </w:rPr>
-              <w:t>1,658</w:t>
-            </w:r>
-          </w:p>
-        </w:tc>
-        <w:tc>
-          <w:tcPr>
-            <w:tcW w:w="0" w:type="auto"/>
-            <w:tcMar>
-              <w:top w:w="150" w:type="dxa"/>
-              <w:left w:w="210" w:type="dxa"/>
-              <w:bottom w:w="150" w:type="dxa"/>
-              <w:right w:w="210" w:type="dxa"/>
-            </w:tcMar>
-            <w:vAlign w:val="center"/>
-            <w:hideMark/>
-          </w:tcPr>
-          <w:p>
-            <w:pPr>
-              <w:rPr>
-                <w:rFonts w:ascii="Plus Jakarta Sans" w:eastAsia="Times New Roman" w:hAnsi="Plus Jakarta Sans"/>
-                <w:sz w:val="20"/>
-                <w:szCs w:val="20"/>
-              </w:rPr>
-            </w:pPr>
-            <w:r>
-              <w:rPr>
-                <w:rFonts w:ascii="Plus Jakarta Sans" w:eastAsia="Times New Roman" w:hAnsi="Plus Jakarta Sans"/>
-                <w:sz w:val="20"/>
-                <w:szCs w:val="20"/>
-              </w:rPr>
-              <w:t>1,631</w:t>
+              <w:t>1,662</w:t>
+            </w:r>
+          </w:p>
+        </w:tc>
+        <w:tc>
+          <w:tcPr>
+            <w:tcW w:w="0" w:type="auto"/>
+            <w:tcMar>
+              <w:top w:w="150" w:type="dxa"/>
+              <w:left w:w="210" w:type="dxa"/>
+              <w:bottom w:w="150" w:type="dxa"/>
+              <w:right w:w="210" w:type="dxa"/>
+            </w:tcMar>
+            <w:vAlign w:val="center"/>
+            <w:hideMark/>
+          </w:tcPr>
+          <w:p>
+            <w:pPr>
+              <w:rPr>
+                <w:rFonts w:ascii="Plus Jakarta Sans" w:eastAsia="Times New Roman" w:hAnsi="Plus Jakarta Sans"/>
+                <w:sz w:val="20"/>
+                <w:szCs w:val="20"/>
+              </w:rPr>
+            </w:pPr>
+            <w:r>
+              <w:rPr>
+                <w:rFonts w:ascii="Plus Jakarta Sans" w:eastAsia="Times New Roman" w:hAnsi="Plus Jakarta Sans"/>
+                <w:sz w:val="20"/>
+                <w:szCs w:val="20"/>
+              </w:rPr>
+              <w:t>1,632</w:t>
             </w:r>
           </w:p>
         </w:tc>
@@ -1165,7 +1164,7 @@
       </w:tr>
       <w:tr>
         <w:trPr>
-          <w:divId w:val="605506932"/>
+          <w:divId w:val="2041397413"/>
         </w:trPr>
         <w:tc>
           <w:tcPr>
@@ -1224,37 +1223,37 @@
                 <w:sz w:val="20"/>
                 <w:szCs w:val="20"/>
               </w:rPr>
-              <w:t>33,338,843.39 m²</w:t>
-            </w:r>
-          </w:p>
-        </w:tc>
-        <w:tc>
-          <w:tcPr>
-            <w:tcW w:w="0" w:type="auto"/>
-            <w:tcMar>
-              <w:top w:w="150" w:type="dxa"/>
-              <w:left w:w="210" w:type="dxa"/>
-              <w:bottom w:w="150" w:type="dxa"/>
-              <w:right w:w="210" w:type="dxa"/>
-            </w:tcMar>
-            <w:vAlign w:val="center"/>
-            <w:hideMark/>
-          </w:tcPr>
-          <w:p>
-            <w:pPr>
-              <w:rPr>
-                <w:rFonts w:ascii="Plus Jakarta Sans" w:eastAsia="Times New Roman" w:hAnsi="Plus Jakarta Sans"/>
-                <w:sz w:val="20"/>
-                <w:szCs w:val="20"/>
-              </w:rPr>
-            </w:pPr>
-            <w:r>
-              <w:rPr>
-                <w:rFonts w:ascii="Plus Jakarta Sans" w:eastAsia="Times New Roman" w:hAnsi="Plus Jakarta Sans"/>
-                <w:sz w:val="20"/>
-                <w:szCs w:val="20"/>
-              </w:rPr>
-              <w:t>38,539,114.37 m²</w:t>
+              <w:t>33,392,759.56 m²</w:t>
+            </w:r>
+          </w:p>
+        </w:tc>
+        <w:tc>
+          <w:tcPr>
+            <w:tcW w:w="0" w:type="auto"/>
+            <w:tcMar>
+              <w:top w:w="150" w:type="dxa"/>
+              <w:left w:w="210" w:type="dxa"/>
+              <w:bottom w:w="150" w:type="dxa"/>
+              <w:right w:w="210" w:type="dxa"/>
+            </w:tcMar>
+            <w:vAlign w:val="center"/>
+            <w:hideMark/>
+          </w:tcPr>
+          <w:p>
+            <w:pPr>
+              <w:rPr>
+                <w:rFonts w:ascii="Plus Jakarta Sans" w:eastAsia="Times New Roman" w:hAnsi="Plus Jakarta Sans"/>
+                <w:sz w:val="20"/>
+                <w:szCs w:val="20"/>
+              </w:rPr>
+            </w:pPr>
+            <w:r>
+              <w:rPr>
+                <w:rFonts w:ascii="Plus Jakarta Sans" w:eastAsia="Times New Roman" w:hAnsi="Plus Jakarta Sans"/>
+                <w:sz w:val="20"/>
+                <w:szCs w:val="20"/>
+              </w:rPr>
+              <w:t>38,540,367.36 m²</w:t>
             </w:r>
           </w:p>
         </w:tc>
@@ -1291,7 +1290,7 @@
       </w:tr>
       <w:tr>
         <w:trPr>
-          <w:divId w:val="605506932"/>
+          <w:divId w:val="2041397413"/>
         </w:trPr>
         <w:tc>
           <w:tcPr>
@@ -1350,37 +1349,37 @@
                 <w:sz w:val="20"/>
                 <w:szCs w:val="20"/>
               </w:rPr>
-              <w:t>20,107.87 m² (2.011 ha)</w:t>
-            </w:r>
-          </w:p>
-        </w:tc>
-        <w:tc>
-          <w:tcPr>
-            <w:tcW w:w="0" w:type="auto"/>
-            <w:tcMar>
-              <w:top w:w="150" w:type="dxa"/>
-              <w:left w:w="210" w:type="dxa"/>
-              <w:bottom w:w="150" w:type="dxa"/>
-              <w:right w:w="210" w:type="dxa"/>
-            </w:tcMar>
-            <w:vAlign w:val="center"/>
-            <w:hideMark/>
-          </w:tcPr>
-          <w:p>
-            <w:pPr>
-              <w:rPr>
-                <w:rFonts w:ascii="Plus Jakarta Sans" w:eastAsia="Times New Roman" w:hAnsi="Plus Jakarta Sans"/>
-                <w:sz w:val="20"/>
-                <w:szCs w:val="20"/>
-              </w:rPr>
-            </w:pPr>
-            <w:r>
-              <w:rPr>
-                <w:rFonts w:ascii="Plus Jakarta Sans" w:eastAsia="Times New Roman" w:hAnsi="Plus Jakarta Sans"/>
-                <w:sz w:val="20"/>
-                <w:szCs w:val="20"/>
-              </w:rPr>
-              <w:t>23,629.13 m² (2.363 ha)</w:t>
+              <w:t>20,091.91 m² (2.009 ha)</w:t>
+            </w:r>
+          </w:p>
+        </w:tc>
+        <w:tc>
+          <w:tcPr>
+            <w:tcW w:w="0" w:type="auto"/>
+            <w:tcMar>
+              <w:top w:w="150" w:type="dxa"/>
+              <w:left w:w="210" w:type="dxa"/>
+              <w:bottom w:w="150" w:type="dxa"/>
+              <w:right w:w="210" w:type="dxa"/>
+            </w:tcMar>
+            <w:vAlign w:val="center"/>
+            <w:hideMark/>
+          </w:tcPr>
+          <w:p>
+            <w:pPr>
+              <w:rPr>
+                <w:rFonts w:ascii="Plus Jakarta Sans" w:eastAsia="Times New Roman" w:hAnsi="Plus Jakarta Sans"/>
+                <w:sz w:val="20"/>
+                <w:szCs w:val="20"/>
+              </w:rPr>
+            </w:pPr>
+            <w:r>
+              <w:rPr>
+                <w:rFonts w:ascii="Plus Jakarta Sans" w:eastAsia="Times New Roman" w:hAnsi="Plus Jakarta Sans"/>
+                <w:sz w:val="20"/>
+                <w:szCs w:val="20"/>
+              </w:rPr>
+              <w:t>23,615.42 m² (2.362 ha)</w:t>
             </w:r>
           </w:p>
         </w:tc>
@@ -1417,7 +1416,7 @@
       </w:tr>
       <w:tr>
         <w:trPr>
-          <w:divId w:val="605506932"/>
+          <w:divId w:val="2041397413"/>
         </w:trPr>
         <w:tc>
           <w:tcPr>
@@ -1476,37 +1475,37 @@
                 <w:sz w:val="20"/>
                 <w:szCs w:val="20"/>
               </w:rPr>
-              <w:t>29,294,675.61 m²</w:t>
-            </w:r>
-          </w:p>
-        </w:tc>
-        <w:tc>
-          <w:tcPr>
-            <w:tcW w:w="0" w:type="auto"/>
-            <w:tcMar>
-              <w:top w:w="150" w:type="dxa"/>
-              <w:left w:w="210" w:type="dxa"/>
-              <w:bottom w:w="150" w:type="dxa"/>
-              <w:right w:w="210" w:type="dxa"/>
-            </w:tcMar>
-            <w:vAlign w:val="center"/>
-            <w:hideMark/>
-          </w:tcPr>
-          <w:p>
-            <w:pPr>
-              <w:rPr>
-                <w:rFonts w:ascii="Plus Jakarta Sans" w:eastAsia="Times New Roman" w:hAnsi="Plus Jakarta Sans"/>
-                <w:sz w:val="20"/>
-                <w:szCs w:val="20"/>
-              </w:rPr>
-            </w:pPr>
-            <w:r>
-              <w:rPr>
-                <w:rFonts w:ascii="Plus Jakarta Sans" w:eastAsia="Times New Roman" w:hAnsi="Plus Jakarta Sans"/>
-                <w:sz w:val="20"/>
-                <w:szCs w:val="20"/>
-              </w:rPr>
-              <w:t>24,670,329.70 m²</w:t>
+              <w:t>29,336,220.32 m²</w:t>
+            </w:r>
+          </w:p>
+        </w:tc>
+        <w:tc>
+          <w:tcPr>
+            <w:tcW w:w="0" w:type="auto"/>
+            <w:tcMar>
+              <w:top w:w="150" w:type="dxa"/>
+              <w:left w:w="210" w:type="dxa"/>
+              <w:bottom w:w="150" w:type="dxa"/>
+              <w:right w:w="210" w:type="dxa"/>
+            </w:tcMar>
+            <w:vAlign w:val="center"/>
+            <w:hideMark/>
+          </w:tcPr>
+          <w:p>
+            <w:pPr>
+              <w:rPr>
+                <w:rFonts w:ascii="Plus Jakarta Sans" w:eastAsia="Times New Roman" w:hAnsi="Plus Jakarta Sans"/>
+                <w:sz w:val="20"/>
+                <w:szCs w:val="20"/>
+              </w:rPr>
+            </w:pPr>
+            <w:r>
+              <w:rPr>
+                <w:rFonts w:ascii="Plus Jakarta Sans" w:eastAsia="Times New Roman" w:hAnsi="Plus Jakarta Sans"/>
+                <w:sz w:val="20"/>
+                <w:szCs w:val="20"/>
+              </w:rPr>
+              <w:t>24,671,582.68 m²</w:t>
             </w:r>
           </w:p>
         </w:tc>
@@ -1543,7 +1542,7 @@
       </w:tr>
       <w:tr>
         <w:trPr>
-          <w:divId w:val="605506932"/>
+          <w:divId w:val="2041397413"/>
         </w:trPr>
         <w:tc>
           <w:tcPr>
@@ -1602,45 +1601,45 @@
                 <w:sz w:val="20"/>
                 <w:szCs w:val="20"/>
               </w:rPr>
-              <w:t>17,668.68 m² (1.767 ha)</w:t>
-            </w:r>
-          </w:p>
-        </w:tc>
-        <w:tc>
-          <w:tcPr>
-            <w:tcW w:w="0" w:type="auto"/>
-            <w:tcMar>
-              <w:top w:w="150" w:type="dxa"/>
-              <w:left w:w="210" w:type="dxa"/>
-              <w:bottom w:w="150" w:type="dxa"/>
-              <w:right w:w="210" w:type="dxa"/>
-            </w:tcMar>
-            <w:vAlign w:val="center"/>
-            <w:hideMark/>
-          </w:tcPr>
-          <w:p>
-            <w:pPr>
-              <w:rPr>
-                <w:rFonts w:ascii="Plus Jakarta Sans" w:eastAsia="Times New Roman" w:hAnsi="Plus Jakarta Sans"/>
-                <w:sz w:val="20"/>
-                <w:szCs w:val="20"/>
-              </w:rPr>
-            </w:pPr>
-            <w:r>
-              <w:rPr>
-                <w:rFonts w:ascii="Plus Jakarta Sans" w:eastAsia="Times New Roman" w:hAnsi="Plus Jakarta Sans"/>
-                <w:sz w:val="20"/>
-                <w:szCs w:val="20"/>
-              </w:rPr>
-              <w:t>15,125.89 m² (1.</w:t>
-            </w:r>
-            <w:r>
-              <w:rPr>
-                <w:rFonts w:ascii="Plus Jakarta Sans" w:eastAsia="Times New Roman" w:hAnsi="Plus Jakarta Sans"/>
-                <w:sz w:val="20"/>
-                <w:szCs w:val="20"/>
-              </w:rPr>
-              <w:t>513 ha)</w:t>
+              <w:t>17,651.16 m² (1.765 ha)</w:t>
+            </w:r>
+          </w:p>
+        </w:tc>
+        <w:tc>
+          <w:tcPr>
+            <w:tcW w:w="0" w:type="auto"/>
+            <w:tcMar>
+              <w:top w:w="150" w:type="dxa"/>
+              <w:left w:w="210" w:type="dxa"/>
+              <w:bottom w:w="150" w:type="dxa"/>
+              <w:right w:w="210" w:type="dxa"/>
+            </w:tcMar>
+            <w:vAlign w:val="center"/>
+            <w:hideMark/>
+          </w:tcPr>
+          <w:p>
+            <w:pPr>
+              <w:rPr>
+                <w:rFonts w:ascii="Plus Jakarta Sans" w:eastAsia="Times New Roman" w:hAnsi="Plus Jakarta Sans"/>
+                <w:sz w:val="20"/>
+                <w:szCs w:val="20"/>
+              </w:rPr>
+            </w:pPr>
+            <w:r>
+              <w:rPr>
+                <w:rFonts w:ascii="Plus Jakarta Sans" w:eastAsia="Times New Roman" w:hAnsi="Plus Jakarta Sans"/>
+                <w:sz w:val="20"/>
+                <w:szCs w:val="20"/>
+              </w:rPr>
+              <w:t>15,117.39 m² (1.</w:t>
+            </w:r>
+            <w:r>
+              <w:rPr>
+                <w:rFonts w:ascii="Plus Jakarta Sans" w:eastAsia="Times New Roman" w:hAnsi="Plus Jakarta Sans"/>
+                <w:sz w:val="20"/>
+                <w:szCs w:val="20"/>
+              </w:rPr>
+              <w:t>512 ha)</w:t>
             </w:r>
           </w:p>
         </w:tc>
@@ -1677,7 +1676,7 @@
       </w:tr>
       <w:tr>
         <w:trPr>
-          <w:divId w:val="605506932"/>
+          <w:divId w:val="2041397413"/>
         </w:trPr>
         <w:tc>
           <w:tcPr>
@@ -1736,7 +1735,7 @@
                 <w:sz w:val="20"/>
                 <w:szCs w:val="20"/>
               </w:rPr>
-              <w:t>4,044,167.78 m² (404.42 ha)</w:t>
+              <w:t>4,056,539.24 m² (405.65 ha)</w:t>
             </w:r>
           </w:p>
         </w:tc>
@@ -1803,7 +1802,7 @@
       </w:tr>
       <w:tr>
         <w:trPr>
-          <w:divId w:val="605506932"/>
+          <w:divId w:val="2041397413"/>
         </w:trPr>
         <w:tc>
           <w:tcPr>
@@ -1862,74 +1861,74 @@
                 <w:sz w:val="20"/>
                 <w:szCs w:val="20"/>
               </w:rPr>
-              <w:t>3,974 (49.5%)</w:t>
-            </w:r>
-          </w:p>
-        </w:tc>
-        <w:tc>
-          <w:tcPr>
-            <w:tcW w:w="0" w:type="auto"/>
-            <w:tcMar>
-              <w:top w:w="150" w:type="dxa"/>
-              <w:left w:w="210" w:type="dxa"/>
-              <w:bottom w:w="150" w:type="dxa"/>
-              <w:right w:w="210" w:type="dxa"/>
-            </w:tcMar>
-            <w:vAlign w:val="center"/>
-            <w:hideMark/>
-          </w:tcPr>
-          <w:p>
-            <w:pPr>
-              <w:rPr>
-                <w:rFonts w:ascii="Plus Jakarta Sans" w:eastAsia="Times New Roman" w:hAnsi="Plus Jakarta Sans"/>
-                <w:sz w:val="20"/>
-                <w:szCs w:val="20"/>
-              </w:rPr>
-            </w:pPr>
-            <w:r>
-              <w:rPr>
-                <w:rFonts w:ascii="Plus Jakarta Sans" w:eastAsia="Times New Roman" w:hAnsi="Plus Jakarta Sans"/>
-                <w:sz w:val="20"/>
-                <w:szCs w:val="20"/>
-              </w:rPr>
-              <w:t>2,389 (29.7%)</w:t>
-            </w:r>
-          </w:p>
-        </w:tc>
-        <w:tc>
-          <w:tcPr>
-            <w:tcW w:w="0" w:type="auto"/>
-            <w:tcMar>
-              <w:top w:w="150" w:type="dxa"/>
-              <w:left w:w="210" w:type="dxa"/>
-              <w:bottom w:w="150" w:type="dxa"/>
-              <w:right w:w="210" w:type="dxa"/>
-            </w:tcMar>
-            <w:vAlign w:val="center"/>
-            <w:hideMark/>
-          </w:tcPr>
-          <w:p>
-            <w:pPr>
-              <w:rPr>
-                <w:rFonts w:ascii="Plus Jakarta Sans" w:eastAsia="Times New Roman" w:hAnsi="Plus Jakarta Sans"/>
-                <w:sz w:val="20"/>
-                <w:szCs w:val="20"/>
-              </w:rPr>
-            </w:pPr>
-            <w:r>
-              <w:rPr>
-                <w:rFonts w:ascii="Plus Jakarta Sans" w:eastAsia="Times New Roman" w:hAnsi="Plus Jakarta Sans"/>
-                <w:sz w:val="20"/>
-                <w:szCs w:val="20"/>
-              </w:rPr>
-              <w:t>1,459 (18.2%)</w:t>
+              <w:t>3,981 (49.5%)</w:t>
+            </w:r>
+          </w:p>
+        </w:tc>
+        <w:tc>
+          <w:tcPr>
+            <w:tcW w:w="0" w:type="auto"/>
+            <w:tcMar>
+              <w:top w:w="150" w:type="dxa"/>
+              <w:left w:w="210" w:type="dxa"/>
+              <w:bottom w:w="150" w:type="dxa"/>
+              <w:right w:w="210" w:type="dxa"/>
+            </w:tcMar>
+            <w:vAlign w:val="center"/>
+            <w:hideMark/>
+          </w:tcPr>
+          <w:p>
+            <w:pPr>
+              <w:rPr>
+                <w:rFonts w:ascii="Plus Jakarta Sans" w:eastAsia="Times New Roman" w:hAnsi="Plus Jakarta Sans"/>
+                <w:sz w:val="20"/>
+                <w:szCs w:val="20"/>
+              </w:rPr>
+            </w:pPr>
+            <w:r>
+              <w:rPr>
+                <w:rFonts w:ascii="Plus Jakarta Sans" w:eastAsia="Times New Roman" w:hAnsi="Plus Jakarta Sans"/>
+                <w:sz w:val="20"/>
+                <w:szCs w:val="20"/>
+              </w:rPr>
+              <w:t>2,391 (29.7%)</w:t>
+            </w:r>
+          </w:p>
+        </w:tc>
+        <w:tc>
+          <w:tcPr>
+            <w:tcW w:w="0" w:type="auto"/>
+            <w:tcMar>
+              <w:top w:w="150" w:type="dxa"/>
+              <w:left w:w="210" w:type="dxa"/>
+              <w:bottom w:w="150" w:type="dxa"/>
+              <w:right w:w="210" w:type="dxa"/>
+            </w:tcMar>
+            <w:vAlign w:val="center"/>
+            <w:hideMark/>
+          </w:tcPr>
+          <w:p>
+            <w:pPr>
+              <w:rPr>
+                <w:rFonts w:ascii="Plus Jakarta Sans" w:eastAsia="Times New Roman" w:hAnsi="Plus Jakarta Sans"/>
+                <w:sz w:val="20"/>
+                <w:szCs w:val="20"/>
+              </w:rPr>
+            </w:pPr>
+            <w:r>
+              <w:rPr>
+                <w:rFonts w:ascii="Plus Jakarta Sans" w:eastAsia="Times New Roman" w:hAnsi="Plus Jakarta Sans"/>
+                <w:sz w:val="20"/>
+                <w:szCs w:val="20"/>
+              </w:rPr>
+              <w:t>1,459 (18.1%)</w:t>
             </w:r>
           </w:p>
         </w:tc>
       </w:tr>
       <w:tr>
         <w:trPr>
-          <w:divId w:val="605506932"/>
+          <w:divId w:val="2041397413"/>
         </w:trPr>
         <w:tc>
           <w:tcPr>
@@ -1988,37 +1987,37 @@
                 <w:sz w:val="20"/>
                 <w:szCs w:val="20"/>
               </w:rPr>
-              <w:t>45,874 (28.4%)</w:t>
-            </w:r>
-          </w:p>
-        </w:tc>
-        <w:tc>
-          <w:tcPr>
-            <w:tcW w:w="0" w:type="auto"/>
-            <w:tcMar>
-              <w:top w:w="150" w:type="dxa"/>
-              <w:left w:w="210" w:type="dxa"/>
-              <w:bottom w:w="150" w:type="dxa"/>
-              <w:right w:w="210" w:type="dxa"/>
-            </w:tcMar>
-            <w:vAlign w:val="center"/>
-            <w:hideMark/>
-          </w:tcPr>
-          <w:p>
-            <w:pPr>
-              <w:rPr>
-                <w:rFonts w:ascii="Plus Jakarta Sans" w:eastAsia="Times New Roman" w:hAnsi="Plus Jakarta Sans"/>
-                <w:sz w:val="20"/>
-                <w:szCs w:val="20"/>
-              </w:rPr>
-            </w:pPr>
-            <w:r>
-              <w:rPr>
-                <w:rFonts w:ascii="Plus Jakarta Sans" w:eastAsia="Times New Roman" w:hAnsi="Plus Jakarta Sans"/>
-                <w:sz w:val="20"/>
-                <w:szCs w:val="20"/>
-              </w:rPr>
-              <w:t>35,036 (21.7%)</w:t>
+              <w:t>45,980 (28.4%)</w:t>
+            </w:r>
+          </w:p>
+        </w:tc>
+        <w:tc>
+          <w:tcPr>
+            <w:tcW w:w="0" w:type="auto"/>
+            <w:tcMar>
+              <w:top w:w="150" w:type="dxa"/>
+              <w:left w:w="210" w:type="dxa"/>
+              <w:bottom w:w="150" w:type="dxa"/>
+              <w:right w:w="210" w:type="dxa"/>
+            </w:tcMar>
+            <w:vAlign w:val="center"/>
+            <w:hideMark/>
+          </w:tcPr>
+          <w:p>
+            <w:pPr>
+              <w:rPr>
+                <w:rFonts w:ascii="Plus Jakarta Sans" w:eastAsia="Times New Roman" w:hAnsi="Plus Jakarta Sans"/>
+                <w:sz w:val="20"/>
+                <w:szCs w:val="20"/>
+              </w:rPr>
+            </w:pPr>
+            <w:r>
+              <w:rPr>
+                <w:rFonts w:ascii="Plus Jakarta Sans" w:eastAsia="Times New Roman" w:hAnsi="Plus Jakarta Sans"/>
+                <w:sz w:val="20"/>
+                <w:szCs w:val="20"/>
+              </w:rPr>
+              <w:t>35,076 (21.7%)</w:t>
             </w:r>
           </w:p>
         </w:tc>
@@ -2057,7 +2056,7 @@
     <w:p>
       <w:pPr>
         <w:pStyle w:val="Ttulo3"/>
-        <w:divId w:val="951983701"/>
+        <w:divId w:val="1889216436"/>
         <w:rPr>
           <w:rFonts w:eastAsia="Times New Roman"/>
           <w:lang w:val="es-ES"/>
@@ -2074,7 +2073,7 @@
     <w:p>
       <w:pPr>
         <w:pStyle w:val="NormalWeb"/>
-        <w:divId w:val="951983701"/>
+        <w:divId w:val="1889216436"/>
         <w:rPr>
           <w:rFonts w:ascii="Plus Jakarta Sans" w:hAnsi="Plus Jakarta Sans"/>
           <w:lang w:val="es-ES"/>
@@ -2103,7 +2102,7 @@
         </w:numPr>
         <w:spacing w:before="100" w:beforeAutospacing="1" w:after="90"/>
         <w:ind w:left="1020"/>
-        <w:divId w:val="951983701"/>
+        <w:divId w:val="1889216436"/>
         <w:rPr>
           <w:rFonts w:ascii="Plus Jakarta Sans" w:eastAsia="Times New Roman" w:hAnsi="Plus Jakarta Sans"/>
           <w:sz w:val="21"/>
@@ -2185,7 +2184,7 @@
           <w:szCs w:val="21"/>
           <w:lang w:val="es-ES"/>
         </w:rPr>
-        <w:t>404.42 ha</w:t>
+        <w:t>405.65 ha</w:t>
       </w:r>
       <w:r>
         <w:rPr>
@@ -2205,7 +2204,7 @@
         </w:numPr>
         <w:spacing w:before="100" w:beforeAutospacing="1" w:after="90"/>
         <w:ind w:left="1020"/>
-        <w:divId w:val="951983701"/>
+        <w:divId w:val="1889216436"/>
         <w:rPr>
           <w:rFonts w:ascii="Plus Jakarta Sans" w:eastAsia="Times New Roman" w:hAnsi="Plus Jakarta Sans"/>
           <w:sz w:val="21"/>
@@ -2277,17 +2276,7 @@
           <w:szCs w:val="21"/>
           <w:lang w:val="es-ES"/>
         </w:rPr>
-        <w:t xml:space="preserve"> del ganado. Este sector mantiene una superficie de </w:t>
-      </w:r>
-      <w:r>
-        <w:rPr>
-          <w:rFonts w:ascii="Plus Jakarta Sans" w:eastAsia="Times New Roman" w:hAnsi="Plus Jakarta Sans"/>
-          <w:sz w:val="21"/>
-          <w:szCs w:val="21"/>
-          <w:lang w:val="es-ES"/>
-        </w:rPr>
-        <w:lastRenderedPageBreak/>
-        <w:t xml:space="preserve">secano de </w:t>
+        <w:t xml:space="preserve"> del ganado. Este sector mantiene una superficie de secano de </w:t>
       </w:r>
       <w:r>
         <w:rPr>
@@ -2317,7 +2306,7 @@
         </w:numPr>
         <w:spacing w:before="100" w:beforeAutospacing="1" w:after="90"/>
         <w:ind w:left="1020"/>
-        <w:divId w:val="951983701"/>
+        <w:divId w:val="1889216436"/>
         <w:rPr>
           <w:rFonts w:ascii="Plus Jakarta Sans" w:eastAsia="Times New Roman" w:hAnsi="Plus Jakarta Sans"/>
           <w:sz w:val="21"/>
@@ -2399,7 +2388,7 @@
           <w:szCs w:val="21"/>
           <w:lang w:val="es-ES"/>
         </w:rPr>
-        <w:t>18.2%</w:t>
+        <w:t>18.1%</w:t>
       </w:r>
       <w:r>
         <w:rPr>
@@ -2423,7 +2412,7 @@
     <w:p>
       <w:pPr>
         <w:pStyle w:val="Ttulo3"/>
-        <w:divId w:val="951983701"/>
+        <w:divId w:val="1889216436"/>
         <w:rPr>
           <w:rFonts w:eastAsia="Times New Roman"/>
           <w:lang w:val="es-ES"/>
@@ -2439,8 +2428,9 @@
     </w:p>
     <w:p>
       <w:pPr>
+        <w:spacing w:before="375" w:after="225"/>
         <w:jc w:val="center"/>
-        <w:divId w:val="1107308817"/>
+        <w:divId w:val="1085107930"/>
         <w:rPr>
           <w:rFonts w:ascii="Outfit" w:eastAsia="Times New Roman" w:hAnsi="Outfit"/>
           <w:b/>
@@ -2469,7 +2459,7 @@
     <w:p>
       <w:pPr>
         <w:jc w:val="center"/>
-        <w:divId w:val="1715764319"/>
+        <w:divId w:val="951011909"/>
         <w:rPr>
           <w:rFonts w:ascii="Plus Jakarta Sans" w:eastAsia="Times New Roman" w:hAnsi="Plus Jakarta Sans"/>
           <w:lang w:val="es-ES"/>
@@ -2864,18 +2854,18 @@
     <w:p>
       <w:pPr>
         <w:spacing w:before="450" w:after="450"/>
-        <w:divId w:val="951983701"/>
-        <w:rPr>
-          <w:rFonts w:ascii="Plus Jakarta Sans" w:eastAsia="Times New Roman" w:hAnsi="Plus Jakarta Sans"/>
-          <w:lang w:val="es-ES"/>
-        </w:rPr>
-      </w:pPr>
-      <w:r>
-        <w:rPr>
-          <w:rFonts w:ascii="Plus Jakarta Sans" w:eastAsia="Times New Roman" w:hAnsi="Plus Jakarta Sans"/>
-          <w:lang w:val="es-ES"/>
-        </w:rPr>
-        <w:pict>
+        <w:divId w:val="1889216436"/>
+        <w:rPr>
+          <w:rFonts w:ascii="Plus Jakarta Sans" w:eastAsia="Times New Roman" w:hAnsi="Plus Jakarta Sans"/>
+          <w:lang w:val="es-ES"/>
+        </w:rPr>
+      </w:pPr>
+      <w:r>
+        <w:rPr>
+          <w:rFonts w:ascii="Plus Jakarta Sans" w:eastAsia="Times New Roman" w:hAnsi="Plus Jakarta Sans"/>
+          <w:lang w:val="es-ES"/>
+        </w:rPr>
+        <w:pict w14:anchorId="3275C833">
           <v:rect id="_x0000_i1028" style="width:0;height:.75pt" o:hralign="center" o:hrstd="t" o:hr="t" fillcolor="#a0a0a0" stroked="f"/>
         </w:pict>
       </w:r>
@@ -2883,7 +2873,7 @@
     <w:p>
       <w:pPr>
         <w:pStyle w:val="Ttulo3"/>
-        <w:divId w:val="951983701"/>
+        <w:divId w:val="1889216436"/>
         <w:rPr>
           <w:rFonts w:eastAsia="Times New Roman"/>
           <w:lang w:val="es-ES"/>
@@ -2900,7 +2890,7 @@
     <w:p>
       <w:pPr>
         <w:pStyle w:val="NormalWeb"/>
-        <w:divId w:val="951983701"/>
+        <w:divId w:val="1889216436"/>
         <w:rPr>
           <w:rFonts w:ascii="Plus Jakarta Sans" w:hAnsi="Plus Jakarta Sans"/>
           <w:lang w:val="es-ES"/>
@@ -2933,7 +2923,7 @@
       </w:tblGrid>
       <w:tr>
         <w:trPr>
-          <w:divId w:val="1315405389"/>
+          <w:divId w:val="195390231"/>
           <w:tblHeader/>
         </w:trPr>
         <w:tc>
@@ -3087,7 +3077,7 @@
       </w:tr>
       <w:tr>
         <w:trPr>
-          <w:divId w:val="1315405389"/>
+          <w:divId w:val="195390231"/>
         </w:trPr>
         <w:tc>
           <w:tcPr>
@@ -3221,7 +3211,7 @@
       </w:tr>
       <w:tr>
         <w:trPr>
-          <w:divId w:val="1315405389"/>
+          <w:divId w:val="195390231"/>
         </w:trPr>
         <w:tc>
           <w:tcPr>
@@ -3288,37 +3278,37 @@
                 <w:sz w:val="20"/>
                 <w:szCs w:val="20"/>
               </w:rPr>
-              <w:t>523 (31.5%)</w:t>
-            </w:r>
-          </w:p>
-        </w:tc>
-        <w:tc>
-          <w:tcPr>
-            <w:tcW w:w="0" w:type="auto"/>
-            <w:tcMar>
-              <w:top w:w="150" w:type="dxa"/>
-              <w:left w:w="210" w:type="dxa"/>
-              <w:bottom w:w="150" w:type="dxa"/>
-              <w:right w:w="210" w:type="dxa"/>
-            </w:tcMar>
-            <w:vAlign w:val="center"/>
-            <w:hideMark/>
-          </w:tcPr>
-          <w:p>
-            <w:pPr>
-              <w:rPr>
-                <w:rFonts w:ascii="Plus Jakarta Sans" w:eastAsia="Times New Roman" w:hAnsi="Plus Jakarta Sans"/>
-                <w:sz w:val="20"/>
-                <w:szCs w:val="20"/>
-              </w:rPr>
-            </w:pPr>
-            <w:r>
-              <w:rPr>
-                <w:rFonts w:ascii="Plus Jakarta Sans" w:eastAsia="Times New Roman" w:hAnsi="Plus Jakarta Sans"/>
-                <w:sz w:val="20"/>
-                <w:szCs w:val="20"/>
-              </w:rPr>
-              <w:t>463 (28.4%)</w:t>
+              <w:t>525 (31.6%)</w:t>
+            </w:r>
+          </w:p>
+        </w:tc>
+        <w:tc>
+          <w:tcPr>
+            <w:tcW w:w="0" w:type="auto"/>
+            <w:tcMar>
+              <w:top w:w="150" w:type="dxa"/>
+              <w:left w:w="210" w:type="dxa"/>
+              <w:bottom w:w="150" w:type="dxa"/>
+              <w:right w:w="210" w:type="dxa"/>
+            </w:tcMar>
+            <w:vAlign w:val="center"/>
+            <w:hideMark/>
+          </w:tcPr>
+          <w:p>
+            <w:pPr>
+              <w:rPr>
+                <w:rFonts w:ascii="Plus Jakarta Sans" w:eastAsia="Times New Roman" w:hAnsi="Plus Jakarta Sans"/>
+                <w:sz w:val="20"/>
+                <w:szCs w:val="20"/>
+              </w:rPr>
+            </w:pPr>
+            <w:r>
+              <w:rPr>
+                <w:rFonts w:ascii="Plus Jakarta Sans" w:eastAsia="Times New Roman" w:hAnsi="Plus Jakarta Sans"/>
+                <w:sz w:val="20"/>
+                <w:szCs w:val="20"/>
+              </w:rPr>
+              <w:t>464 (28.4%)</w:t>
             </w:r>
           </w:p>
         </w:tc>
@@ -3355,7 +3345,7 @@
       </w:tr>
       <w:tr>
         <w:trPr>
-          <w:divId w:val="1315405389"/>
+          <w:divId w:val="195390231"/>
         </w:trPr>
         <w:tc>
           <w:tcPr>
@@ -3422,7 +3412,7 @@
                 <w:sz w:val="20"/>
                 <w:szCs w:val="20"/>
               </w:rPr>
-              <w:t>457 (27.6%)</w:t>
+              <w:t>457 (27.5%)</w:t>
             </w:r>
           </w:p>
         </w:tc>
@@ -3489,7 +3479,7 @@
       </w:tr>
       <w:tr>
         <w:trPr>
-          <w:divId w:val="1315405389"/>
+          <w:divId w:val="195390231"/>
         </w:trPr>
         <w:tc>
           <w:tcPr>
@@ -3556,37 +3546,37 @@
                 <w:sz w:val="20"/>
                 <w:szCs w:val="20"/>
               </w:rPr>
-              <w:t>564 (34.0%)</w:t>
-            </w:r>
-          </w:p>
-        </w:tc>
-        <w:tc>
-          <w:tcPr>
-            <w:tcW w:w="0" w:type="auto"/>
-            <w:tcMar>
-              <w:top w:w="150" w:type="dxa"/>
-              <w:left w:w="210" w:type="dxa"/>
-              <w:bottom w:w="150" w:type="dxa"/>
-              <w:right w:w="210" w:type="dxa"/>
-            </w:tcMar>
-            <w:vAlign w:val="center"/>
-            <w:hideMark/>
-          </w:tcPr>
-          <w:p>
-            <w:pPr>
-              <w:rPr>
-                <w:rFonts w:ascii="Plus Jakarta Sans" w:eastAsia="Times New Roman" w:hAnsi="Plus Jakarta Sans"/>
-                <w:sz w:val="20"/>
-                <w:szCs w:val="20"/>
-              </w:rPr>
-            </w:pPr>
-            <w:r>
-              <w:rPr>
-                <w:rFonts w:ascii="Plus Jakarta Sans" w:eastAsia="Times New Roman" w:hAnsi="Plus Jakarta Sans"/>
-                <w:sz w:val="20"/>
-                <w:szCs w:val="20"/>
-              </w:rPr>
-              <w:t>709 (43.5%)</w:t>
+              <w:t>566 (34.1%)</w:t>
+            </w:r>
+          </w:p>
+        </w:tc>
+        <w:tc>
+          <w:tcPr>
+            <w:tcW w:w="0" w:type="auto"/>
+            <w:tcMar>
+              <w:top w:w="150" w:type="dxa"/>
+              <w:left w:w="210" w:type="dxa"/>
+              <w:bottom w:w="150" w:type="dxa"/>
+              <w:right w:w="210" w:type="dxa"/>
+            </w:tcMar>
+            <w:vAlign w:val="center"/>
+            <w:hideMark/>
+          </w:tcPr>
+          <w:p>
+            <w:pPr>
+              <w:rPr>
+                <w:rFonts w:ascii="Plus Jakarta Sans" w:eastAsia="Times New Roman" w:hAnsi="Plus Jakarta Sans"/>
+                <w:sz w:val="20"/>
+                <w:szCs w:val="20"/>
+              </w:rPr>
+            </w:pPr>
+            <w:r>
+              <w:rPr>
+                <w:rFonts w:ascii="Plus Jakarta Sans" w:eastAsia="Times New Roman" w:hAnsi="Plus Jakarta Sans"/>
+                <w:sz w:val="20"/>
+                <w:szCs w:val="20"/>
+              </w:rPr>
+              <w:t>709 (43.4%)</w:t>
             </w:r>
           </w:p>
         </w:tc>
@@ -3623,7 +3613,7 @@
       </w:tr>
       <w:tr>
         <w:trPr>
-          <w:divId w:val="1315405389"/>
+          <w:divId w:val="195390231"/>
         </w:trPr>
         <w:tc>
           <w:tcPr>
@@ -3757,7 +3747,7 @@
       </w:tr>
       <w:tr>
         <w:trPr>
-          <w:divId w:val="1315405389"/>
+          <w:divId w:val="195390231"/>
         </w:trPr>
         <w:tc>
           <w:tcPr>
@@ -3893,7 +3883,7 @@
     <w:p>
       <w:pPr>
         <w:pStyle w:val="Ttulo3"/>
-        <w:divId w:val="951983701"/>
+        <w:divId w:val="1889216436"/>
         <w:rPr>
           <w:rFonts w:eastAsia="Times New Roman"/>
           <w:lang w:val="es-ES"/>
@@ -3909,8 +3899,9 @@
     </w:p>
     <w:p>
       <w:pPr>
+        <w:spacing w:before="375" w:after="225"/>
         <w:jc w:val="center"/>
-        <w:divId w:val="36247426"/>
+        <w:divId w:val="1741948142"/>
         <w:rPr>
           <w:rFonts w:ascii="Outfit" w:eastAsia="Times New Roman" w:hAnsi="Outfit"/>
           <w:b/>
@@ -3938,8 +3929,9 @@
     </w:p>
     <w:p>
       <w:pPr>
+        <w:spacing w:after="375"/>
         <w:jc w:val="center"/>
-        <w:divId w:val="1876504589"/>
+        <w:divId w:val="965896291"/>
         <w:rPr>
           <w:rFonts w:ascii="Plus Jakarta Sans" w:eastAsia="Times New Roman" w:hAnsi="Plus Jakarta Sans"/>
           <w:lang w:val="es-ES"/>
@@ -4313,19 +4305,18 @@
     <w:p>
       <w:pPr>
         <w:spacing w:before="450" w:after="450"/>
-        <w:divId w:val="951983701"/>
-        <w:rPr>
-          <w:rFonts w:ascii="Plus Jakarta Sans" w:eastAsia="Times New Roman" w:hAnsi="Plus Jakarta Sans"/>
-          <w:lang w:val="es-ES"/>
-        </w:rPr>
-      </w:pPr>
-      <w:r>
-        <w:rPr>
-          <w:rFonts w:ascii="Plus Jakarta Sans" w:eastAsia="Times New Roman" w:hAnsi="Plus Jakarta Sans"/>
-          <w:lang w:val="es-ES"/>
-        </w:rPr>
-        <w:lastRenderedPageBreak/>
-        <w:pict>
+        <w:divId w:val="1889216436"/>
+        <w:rPr>
+          <w:rFonts w:ascii="Plus Jakarta Sans" w:eastAsia="Times New Roman" w:hAnsi="Plus Jakarta Sans"/>
+          <w:lang w:val="es-ES"/>
+        </w:rPr>
+      </w:pPr>
+      <w:r>
+        <w:rPr>
+          <w:rFonts w:ascii="Plus Jakarta Sans" w:eastAsia="Times New Roman" w:hAnsi="Plus Jakarta Sans"/>
+          <w:lang w:val="es-ES"/>
+        </w:rPr>
+        <w:pict w14:anchorId="6B8E19C7">
           <v:rect id="_x0000_i1029" style="width:0;height:.75pt" o:hralign="center" o:hrstd="t" o:hr="t" fillcolor="#a0a0a0" stroked="f"/>
         </w:pict>
       </w:r>
@@ -4333,7 +4324,7 @@
     <w:p>
       <w:pPr>
         <w:pStyle w:val="Ttulo3"/>
-        <w:divId w:val="951983701"/>
+        <w:divId w:val="1889216436"/>
         <w:rPr>
           <w:rFonts w:eastAsia="Times New Roman"/>
           <w:lang w:val="es-ES"/>
@@ -4350,7 +4341,7 @@
     <w:p>
       <w:pPr>
         <w:pStyle w:val="NormalWeb"/>
-        <w:divId w:val="951983701"/>
+        <w:divId w:val="1889216436"/>
         <w:rPr>
           <w:rFonts w:ascii="Plus Jakarta Sans" w:hAnsi="Plus Jakarta Sans"/>
           <w:lang w:val="es-ES"/>
@@ -4372,7 +4363,7 @@
         </w:numPr>
         <w:spacing w:before="100" w:beforeAutospacing="1" w:after="90"/>
         <w:ind w:left="1020"/>
-        <w:divId w:val="951983701"/>
+        <w:divId w:val="1889216436"/>
         <w:rPr>
           <w:rFonts w:ascii="Plus Jakarta Sans" w:eastAsia="Times New Roman" w:hAnsi="Plus Jakarta Sans"/>
           <w:sz w:val="21"/>
@@ -4408,7 +4399,7 @@
         </w:numPr>
         <w:spacing w:before="100" w:beforeAutospacing="1" w:after="90"/>
         <w:ind w:left="1020"/>
-        <w:divId w:val="951983701"/>
+        <w:divId w:val="1889216436"/>
         <w:rPr>
           <w:rFonts w:ascii="Plus Jakarta Sans" w:eastAsia="Times New Roman" w:hAnsi="Plus Jakarta Sans"/>
           <w:sz w:val="21"/>
@@ -4453,7 +4444,7 @@
         </w:numPr>
         <w:spacing w:before="100" w:beforeAutospacing="1" w:after="90"/>
         <w:ind w:left="1020"/>
-        <w:divId w:val="951983701"/>
+        <w:divId w:val="1889216436"/>
         <w:rPr>
           <w:rFonts w:ascii="Plus Jakarta Sans" w:eastAsia="Times New Roman" w:hAnsi="Plus Jakarta Sans"/>
           <w:sz w:val="21"/>
@@ -4498,7 +4489,7 @@
         </w:numPr>
         <w:spacing w:before="100" w:beforeAutospacing="1" w:after="90"/>
         <w:ind w:left="1020"/>
-        <w:divId w:val="951983701"/>
+        <w:divId w:val="1889216436"/>
         <w:rPr>
           <w:rFonts w:ascii="Plus Jakarta Sans" w:eastAsia="Times New Roman" w:hAnsi="Plus Jakarta Sans"/>
           <w:sz w:val="21"/>
@@ -4554,7 +4545,7 @@
       </w:tblGrid>
       <w:tr>
         <w:trPr>
-          <w:divId w:val="1114524151"/>
+          <w:divId w:val="332033459"/>
           <w:tblHeader/>
         </w:trPr>
         <w:tc>
@@ -4708,7 +4699,7 @@
       </w:tr>
       <w:tr>
         <w:trPr>
-          <w:divId w:val="1114524151"/>
+          <w:divId w:val="332033459"/>
         </w:trPr>
         <w:tc>
           <w:tcPr>
@@ -4834,7 +4825,7 @@
       </w:tr>
       <w:tr>
         <w:trPr>
-          <w:divId w:val="1114524151"/>
+          <w:divId w:val="332033459"/>
         </w:trPr>
         <w:tc>
           <w:tcPr>
@@ -4893,7 +4884,7 @@
                 <w:sz w:val="20"/>
                 <w:szCs w:val="20"/>
               </w:rPr>
-              <w:t>566 (34.1%)</w:t>
+              <w:t>568 (34.2%)</w:t>
             </w:r>
           </w:p>
         </w:tc>
@@ -4960,7 +4951,7 @@
       </w:tr>
       <w:tr>
         <w:trPr>
-          <w:divId w:val="1114524151"/>
+          <w:divId w:val="332033459"/>
         </w:trPr>
         <w:tc>
           <w:tcPr>
@@ -5019,7 +5010,7 @@
                 <w:sz w:val="20"/>
                 <w:szCs w:val="20"/>
               </w:rPr>
-              <w:t>571 (34.4%)</w:t>
+              <w:t>573 (34.5%)</w:t>
             </w:r>
           </w:p>
         </w:tc>
@@ -5086,7 +5077,7 @@
       </w:tr>
       <w:tr>
         <w:trPr>
-          <w:divId w:val="1114524151"/>
+          <w:divId w:val="332033459"/>
         </w:trPr>
         <w:tc>
           <w:tcPr>
@@ -5175,7 +5166,7 @@
                 <w:sz w:val="20"/>
                 <w:szCs w:val="20"/>
               </w:rPr>
-              <w:t>236 (14.5%)</w:t>
+              <w:t>237 (14.5%)</w:t>
             </w:r>
           </w:p>
         </w:tc>
@@ -5214,18 +5205,18 @@
     <w:p>
       <w:pPr>
         <w:spacing w:before="450" w:after="450"/>
-        <w:divId w:val="951983701"/>
-        <w:rPr>
-          <w:rFonts w:ascii="Plus Jakarta Sans" w:eastAsia="Times New Roman" w:hAnsi="Plus Jakarta Sans"/>
-          <w:lang w:val="es-ES"/>
-        </w:rPr>
-      </w:pPr>
-      <w:r>
-        <w:rPr>
-          <w:rFonts w:ascii="Plus Jakarta Sans" w:eastAsia="Times New Roman" w:hAnsi="Plus Jakarta Sans"/>
-          <w:lang w:val="es-ES"/>
-        </w:rPr>
-        <w:pict>
+        <w:divId w:val="1889216436"/>
+        <w:rPr>
+          <w:rFonts w:ascii="Plus Jakarta Sans" w:eastAsia="Times New Roman" w:hAnsi="Plus Jakarta Sans"/>
+          <w:lang w:val="es-ES"/>
+        </w:rPr>
+      </w:pPr>
+      <w:r>
+        <w:rPr>
+          <w:rFonts w:ascii="Plus Jakarta Sans" w:eastAsia="Times New Roman" w:hAnsi="Plus Jakarta Sans"/>
+          <w:lang w:val="es-ES"/>
+        </w:rPr>
+        <w:pict w14:anchorId="457FCB8C">
           <v:rect id="_x0000_i1030" style="width:0;height:.75pt" o:hralign="center" o:hrstd="t" o:hr="t" fillcolor="#a0a0a0" stroked="f"/>
         </w:pict>
       </w:r>
@@ -5233,7 +5224,7 @@
     <w:p>
       <w:pPr>
         <w:pStyle w:val="Ttulo3"/>
-        <w:divId w:val="951983701"/>
+        <w:divId w:val="1889216436"/>
         <w:rPr>
           <w:rFonts w:eastAsia="Times New Roman"/>
           <w:lang w:val="es-ES"/>
@@ -5250,7 +5241,7 @@
     <w:p>
       <w:pPr>
         <w:pStyle w:val="NormalWeb"/>
-        <w:divId w:val="951983701"/>
+        <w:divId w:val="1889216436"/>
         <w:rPr>
           <w:rFonts w:ascii="Plus Jakarta Sans" w:hAnsi="Plus Jakarta Sans"/>
           <w:lang w:val="es-ES"/>
@@ -5274,7 +5265,7 @@
     <w:p>
       <w:pPr>
         <w:pStyle w:val="Ttulo4"/>
-        <w:divId w:val="951983701"/>
+        <w:divId w:val="1889216436"/>
         <w:rPr>
           <w:rFonts w:eastAsia="Times New Roman"/>
           <w:lang w:val="es-ES"/>
@@ -5290,8 +5281,9 @@
     </w:p>
     <w:p>
       <w:pPr>
+        <w:spacing w:before="375" w:after="225"/>
         <w:jc w:val="center"/>
-        <w:divId w:val="493187689"/>
+        <w:divId w:val="82847537"/>
         <w:rPr>
           <w:rFonts w:ascii="Outfit" w:eastAsia="Times New Roman" w:hAnsi="Outfit"/>
           <w:b/>
@@ -5319,8 +5311,9 @@
     </w:p>
     <w:p>
       <w:pPr>
+        <w:spacing w:after="375"/>
         <w:jc w:val="center"/>
-        <w:divId w:val="1431967642"/>
+        <w:divId w:val="244263598"/>
         <w:rPr>
           <w:rFonts w:ascii="Plus Jakarta Sans" w:eastAsia="Times New Roman" w:hAnsi="Plus Jakarta Sans"/>
           <w:lang w:val="es-ES"/>
@@ -5499,7 +5492,7 @@
           <w:rFonts w:ascii="Plus Jakarta Sans" w:eastAsia="Times New Roman" w:hAnsi="Plus Jakarta Sans"/>
           <w:lang w:val="es-ES"/>
         </w:rPr>
-        <w:t>50.8% (3,974 cultivos</w:t>
+        <w:t>50.8% (3,981 cultivos</w:t>
       </w:r>
       <w:r>
         <w:rPr>
@@ -5541,7 +5534,7 @@
           <w:rFonts w:ascii="Plus Jakarta Sans" w:eastAsia="Times New Roman" w:hAnsi="Plus Jakarta Sans"/>
           <w:lang w:val="es-ES"/>
         </w:rPr>
-        <w:t>30.5% (2,389 cultivos</w:t>
+        <w:t>30.5% (2,391 cultivos</w:t>
       </w:r>
       <w:r>
         <w:rPr>
@@ -5583,7 +5576,7 @@
           <w:rFonts w:ascii="Plus Jakarta Sans" w:eastAsia="Times New Roman" w:hAnsi="Plus Jakarta Sans"/>
           <w:lang w:val="es-ES"/>
         </w:rPr>
-        <w:t>18.7% (1,459 cultivos</w:t>
+        <w:t>18.6% (1,459 cultivos</w:t>
       </w:r>
       <w:r>
         <w:rPr>
@@ -5603,7 +5596,7 @@
     <w:p>
       <w:pPr>
         <w:pStyle w:val="Ttulo4"/>
-        <w:divId w:val="951983701"/>
+        <w:divId w:val="1889216436"/>
         <w:rPr>
           <w:rFonts w:eastAsia="Times New Roman"/>
           <w:lang w:val="es-ES"/>
@@ -5626,8 +5619,9 @@
     </w:p>
     <w:p>
       <w:pPr>
+        <w:spacing w:before="375" w:after="225"/>
         <w:jc w:val="center"/>
-        <w:divId w:val="2131321560"/>
+        <w:divId w:val="1551378958"/>
         <w:rPr>
           <w:rFonts w:ascii="Outfit" w:eastAsia="Times New Roman" w:hAnsi="Outfit"/>
           <w:b/>
@@ -5655,8 +5649,9 @@
     </w:p>
     <w:p>
       <w:pPr>
+        <w:spacing w:after="375"/>
         <w:jc w:val="center"/>
-        <w:divId w:val="638189850"/>
+        <w:divId w:val="1552766514"/>
         <w:rPr>
           <w:rFonts w:ascii="Plus Jakarta Sans" w:eastAsia="Times New Roman" w:hAnsi="Plus Jakarta Sans"/>
           <w:lang w:val="es-ES"/>
@@ -5974,7 +5969,7 @@
     <w:p>
       <w:pPr>
         <w:pStyle w:val="Ttulo4"/>
-        <w:divId w:val="951983701"/>
+        <w:divId w:val="1889216436"/>
         <w:rPr>
           <w:rFonts w:eastAsia="Times New Roman"/>
           <w:lang w:val="es-ES"/>
@@ -5985,14 +5980,14 @@
           <w:rFonts w:eastAsia="Times New Roman"/>
           <w:lang w:val="es-ES"/>
         </w:rPr>
-        <w:lastRenderedPageBreak/>
         <w:t>Destino de la Producción Agrícola por Sector:</w:t>
       </w:r>
     </w:p>
     <w:p>
       <w:pPr>
+        <w:spacing w:before="375" w:after="225"/>
         <w:jc w:val="center"/>
-        <w:divId w:val="1131287292"/>
+        <w:divId w:val="1746999839"/>
         <w:rPr>
           <w:rFonts w:ascii="Outfit" w:eastAsia="Times New Roman" w:hAnsi="Outfit"/>
           <w:b/>
@@ -6020,8 +6015,9 @@
     </w:p>
     <w:p>
       <w:pPr>
+        <w:spacing w:after="375"/>
         <w:jc w:val="center"/>
-        <w:divId w:val="1765223530"/>
+        <w:divId w:val="406541084"/>
         <w:rPr>
           <w:rFonts w:ascii="Plus Jakarta Sans" w:eastAsia="Times New Roman" w:hAnsi="Plus Jakarta Sans"/>
           <w:lang w:val="es-ES"/>
@@ -6325,18 +6321,18 @@
     <w:p>
       <w:pPr>
         <w:spacing w:before="450" w:after="450"/>
-        <w:divId w:val="951983701"/>
-        <w:rPr>
-          <w:rFonts w:ascii="Plus Jakarta Sans" w:eastAsia="Times New Roman" w:hAnsi="Plus Jakarta Sans"/>
-          <w:lang w:val="es-ES"/>
-        </w:rPr>
-      </w:pPr>
-      <w:r>
-        <w:rPr>
-          <w:rFonts w:ascii="Plus Jakarta Sans" w:eastAsia="Times New Roman" w:hAnsi="Plus Jakarta Sans"/>
-          <w:lang w:val="es-ES"/>
-        </w:rPr>
-        <w:pict>
+        <w:divId w:val="1889216436"/>
+        <w:rPr>
+          <w:rFonts w:ascii="Plus Jakarta Sans" w:eastAsia="Times New Roman" w:hAnsi="Plus Jakarta Sans"/>
+          <w:lang w:val="es-ES"/>
+        </w:rPr>
+      </w:pPr>
+      <w:r>
+        <w:rPr>
+          <w:rFonts w:ascii="Plus Jakarta Sans" w:eastAsia="Times New Roman" w:hAnsi="Plus Jakarta Sans"/>
+          <w:lang w:val="es-ES"/>
+        </w:rPr>
+        <w:pict w14:anchorId="52B09532">
           <v:rect id="_x0000_i1031" style="width:0;height:.75pt" o:hralign="center" o:hrstd="t" o:hr="t" fillcolor="#a0a0a0" stroked="f"/>
         </w:pict>
       </w:r>
@@ -6344,7 +6340,7 @@
     <w:p>
       <w:pPr>
         <w:pStyle w:val="Ttulo3"/>
-        <w:divId w:val="951983701"/>
+        <w:divId w:val="1889216436"/>
         <w:rPr>
           <w:rFonts w:eastAsia="Times New Roman"/>
           <w:lang w:val="es-ES"/>
@@ -6361,7 +6357,7 @@
     <w:p>
       <w:pPr>
         <w:pStyle w:val="NormalWeb"/>
-        <w:divId w:val="951983701"/>
+        <w:divId w:val="1889216436"/>
         <w:rPr>
           <w:rFonts w:ascii="Plus Jakarta Sans" w:hAnsi="Plus Jakarta Sans"/>
           <w:lang w:val="es-ES"/>
@@ -6385,7 +6381,7 @@
     <w:p>
       <w:pPr>
         <w:pStyle w:val="Ttulo4"/>
-        <w:divId w:val="951983701"/>
+        <w:divId w:val="1889216436"/>
         <w:rPr>
           <w:rFonts w:eastAsia="Times New Roman"/>
           <w:lang w:val="es-ES"/>
@@ -6402,7 +6398,7 @@
     <w:p>
       <w:pPr>
         <w:pStyle w:val="NormalWeb"/>
-        <w:divId w:val="951983701"/>
+        <w:divId w:val="1889216436"/>
         <w:rPr>
           <w:rFonts w:ascii="Plus Jakarta Sans" w:hAnsi="Plus Jakarta Sans"/>
           <w:lang w:val="es-ES"/>
@@ -6433,7 +6429,7 @@
       </w:tblGrid>
       <w:tr>
         <w:trPr>
-          <w:divId w:val="1807967311"/>
+          <w:divId w:val="2029676551"/>
           <w:tblHeader/>
         </w:trPr>
         <w:tc>
@@ -6513,7 +6509,7 @@
       </w:tr>
       <w:tr>
         <w:trPr>
-          <w:divId w:val="1807967311"/>
+          <w:divId w:val="2029676551"/>
         </w:trPr>
         <w:tc>
           <w:tcPr>
@@ -6602,7 +6598,7 @@
     <w:p>
       <w:pPr>
         <w:pStyle w:val="Ttulo4"/>
-        <w:divId w:val="951983701"/>
+        <w:divId w:val="1889216436"/>
         <w:rPr>
           <w:rFonts w:eastAsia="Times New Roman"/>
           <w:lang w:val="es-ES"/>
@@ -6619,7 +6615,7 @@
     <w:p>
       <w:pPr>
         <w:pStyle w:val="NormalWeb"/>
-        <w:divId w:val="951983701"/>
+        <w:divId w:val="1889216436"/>
         <w:rPr>
           <w:rFonts w:ascii="Plus Jakarta Sans" w:hAnsi="Plus Jakarta Sans"/>
           <w:lang w:val="es-ES"/>
@@ -6650,7 +6646,7 @@
       </w:tblGrid>
       <w:tr>
         <w:trPr>
-          <w:divId w:val="90785897"/>
+          <w:divId w:val="1633367829"/>
           <w:tblHeader/>
         </w:trPr>
         <w:tc>
@@ -6730,7 +6726,7 @@
       </w:tr>
       <w:tr>
         <w:trPr>
-          <w:divId w:val="90785897"/>
+          <w:divId w:val="1633367829"/>
         </w:trPr>
         <w:tc>
           <w:tcPr>
@@ -6828,7 +6824,7 @@
     <w:p>
       <w:pPr>
         <w:pStyle w:val="Ttulo4"/>
-        <w:divId w:val="951983701"/>
+        <w:divId w:val="1889216436"/>
         <w:rPr>
           <w:rFonts w:eastAsia="Times New Roman"/>
           <w:lang w:val="es-ES"/>
@@ -6845,7 +6841,7 @@
     <w:p>
       <w:pPr>
         <w:pStyle w:val="NormalWeb"/>
-        <w:divId w:val="951983701"/>
+        <w:divId w:val="1889216436"/>
         <w:rPr>
           <w:rFonts w:ascii="Plus Jakarta Sans" w:hAnsi="Plus Jakarta Sans"/>
           <w:lang w:val="es-ES"/>
@@ -6876,7 +6872,7 @@
       </w:tblGrid>
       <w:tr>
         <w:trPr>
-          <w:divId w:val="494612608"/>
+          <w:divId w:val="1895189609"/>
           <w:tblHeader/>
         </w:trPr>
         <w:tc>
@@ -6912,7 +6908,6 @@
                 <w:sz w:val="20"/>
                 <w:szCs w:val="20"/>
               </w:rPr>
-              <w:lastRenderedPageBreak/>
               <w:t>Cultivos Frecuentes</w:t>
             </w:r>
           </w:p>
@@ -6957,7 +6952,7 @@
       </w:tr>
       <w:tr>
         <w:trPr>
-          <w:divId w:val="494612608"/>
+          <w:divId w:val="1895189609"/>
         </w:trPr>
         <w:tc>
           <w:tcPr>
@@ -7046,18 +7041,18 @@
     <w:p>
       <w:pPr>
         <w:spacing w:before="450" w:after="450"/>
-        <w:divId w:val="951983701"/>
-        <w:rPr>
-          <w:rFonts w:ascii="Plus Jakarta Sans" w:eastAsia="Times New Roman" w:hAnsi="Plus Jakarta Sans"/>
-          <w:lang w:val="es-ES"/>
-        </w:rPr>
-      </w:pPr>
-      <w:r>
-        <w:rPr>
-          <w:rFonts w:ascii="Plus Jakarta Sans" w:eastAsia="Times New Roman" w:hAnsi="Plus Jakarta Sans"/>
-          <w:lang w:val="es-ES"/>
-        </w:rPr>
-        <w:pict>
+        <w:divId w:val="1889216436"/>
+        <w:rPr>
+          <w:rFonts w:ascii="Plus Jakarta Sans" w:eastAsia="Times New Roman" w:hAnsi="Plus Jakarta Sans"/>
+          <w:lang w:val="es-ES"/>
+        </w:rPr>
+      </w:pPr>
+      <w:r>
+        <w:rPr>
+          <w:rFonts w:ascii="Plus Jakarta Sans" w:eastAsia="Times New Roman" w:hAnsi="Plus Jakarta Sans"/>
+          <w:lang w:val="es-ES"/>
+        </w:rPr>
+        <w:pict w14:anchorId="5B58891C">
           <v:rect id="_x0000_i1032" style="width:0;height:.75pt" o:hralign="center" o:hrstd="t" o:hr="t" fillcolor="#a0a0a0" stroked="f"/>
         </w:pict>
       </w:r>
@@ -7065,7 +7060,7 @@
     <w:p>
       <w:pPr>
         <w:pStyle w:val="Ttulo2"/>
-        <w:divId w:val="951983701"/>
+        <w:divId w:val="1889216436"/>
         <w:rPr>
           <w:rFonts w:eastAsia="Times New Roman"/>
           <w:lang w:val="es-ES"/>
@@ -7082,7 +7077,7 @@
     <w:p>
       <w:pPr>
         <w:pStyle w:val="NormalWeb"/>
-        <w:divId w:val="951983701"/>
+        <w:divId w:val="1889216436"/>
         <w:rPr>
           <w:rFonts w:ascii="Plus Jakarta Sans" w:hAnsi="Plus Jakarta Sans"/>
           <w:lang w:val="es-ES"/>
@@ -7099,7 +7094,7 @@
     <w:p>
       <w:pPr>
         <w:pStyle w:val="Ttulo3"/>
-        <w:divId w:val="951983701"/>
+        <w:divId w:val="1889216436"/>
         <w:rPr>
           <w:rFonts w:eastAsia="Times New Roman"/>
           <w:lang w:val="es-ES"/>
@@ -7116,7 +7111,7 @@
     <w:p>
       <w:pPr>
         <w:pStyle w:val="NormalWeb"/>
-        <w:divId w:val="951983701"/>
+        <w:divId w:val="1889216436"/>
         <w:rPr>
           <w:rFonts w:ascii="Plus Jakarta Sans" w:hAnsi="Plus Jakarta Sans"/>
           <w:lang w:val="es-ES"/>
@@ -7149,7 +7144,7 @@
       </w:tblGrid>
       <w:tr>
         <w:trPr>
-          <w:divId w:val="1994217924"/>
+          <w:divId w:val="1641033483"/>
           <w:tblHeader/>
         </w:trPr>
         <w:tc>
@@ -7314,7 +7309,7 @@
       </w:tr>
       <w:tr>
         <w:trPr>
-          <w:divId w:val="1994217924"/>
+          <w:divId w:val="1641033483"/>
         </w:trPr>
         <w:tc>
           <w:tcPr>
@@ -7373,37 +7368,37 @@
                 <w:sz w:val="20"/>
                 <w:szCs w:val="20"/>
               </w:rPr>
-              <w:t>1525 (92.0%)</w:t>
-            </w:r>
-          </w:p>
-        </w:tc>
-        <w:tc>
-          <w:tcPr>
-            <w:tcW w:w="0" w:type="auto"/>
-            <w:tcMar>
-              <w:top w:w="150" w:type="dxa"/>
-              <w:left w:w="210" w:type="dxa"/>
-              <w:bottom w:w="150" w:type="dxa"/>
-              <w:right w:w="210" w:type="dxa"/>
-            </w:tcMar>
-            <w:vAlign w:val="center"/>
-            <w:hideMark/>
-          </w:tcPr>
-          <w:p>
-            <w:pPr>
-              <w:rPr>
-                <w:rFonts w:ascii="Plus Jakarta Sans" w:eastAsia="Times New Roman" w:hAnsi="Plus Jakarta Sans"/>
-                <w:sz w:val="20"/>
-                <w:szCs w:val="20"/>
-              </w:rPr>
-            </w:pPr>
-            <w:r>
-              <w:rPr>
-                <w:rFonts w:ascii="Plus Jakarta Sans" w:eastAsia="Times New Roman" w:hAnsi="Plus Jakarta Sans"/>
-                <w:sz w:val="20"/>
-                <w:szCs w:val="20"/>
-              </w:rPr>
-              <w:t>1508 (92.5%)</w:t>
+              <w:t>1529 (92.0%)</w:t>
+            </w:r>
+          </w:p>
+        </w:tc>
+        <w:tc>
+          <w:tcPr>
+            <w:tcW w:w="0" w:type="auto"/>
+            <w:tcMar>
+              <w:top w:w="150" w:type="dxa"/>
+              <w:left w:w="210" w:type="dxa"/>
+              <w:bottom w:w="150" w:type="dxa"/>
+              <w:right w:w="210" w:type="dxa"/>
+            </w:tcMar>
+            <w:vAlign w:val="center"/>
+            <w:hideMark/>
+          </w:tcPr>
+          <w:p>
+            <w:pPr>
+              <w:rPr>
+                <w:rFonts w:ascii="Plus Jakarta Sans" w:eastAsia="Times New Roman" w:hAnsi="Plus Jakarta Sans"/>
+                <w:sz w:val="20"/>
+                <w:szCs w:val="20"/>
+              </w:rPr>
+            </w:pPr>
+            <w:r>
+              <w:rPr>
+                <w:rFonts w:ascii="Plus Jakarta Sans" w:eastAsia="Times New Roman" w:hAnsi="Plus Jakarta Sans"/>
+                <w:sz w:val="20"/>
+                <w:szCs w:val="20"/>
+              </w:rPr>
+              <w:t>1509 (92.5%)</w:t>
             </w:r>
           </w:p>
         </w:tc>
@@ -7440,7 +7435,7 @@
       </w:tr>
       <w:tr>
         <w:trPr>
-          <w:divId w:val="1994217924"/>
+          <w:divId w:val="1641033483"/>
         </w:trPr>
         <w:tc>
           <w:tcPr>
@@ -7566,7 +7561,7 @@
       </w:tr>
       <w:tr>
         <w:trPr>
-          <w:divId w:val="1994217924"/>
+          <w:divId w:val="1641033483"/>
         </w:trPr>
         <w:tc>
           <w:tcPr>
@@ -7655,7 +7650,7 @@
                 <w:sz w:val="20"/>
                 <w:szCs w:val="20"/>
               </w:rPr>
-              <w:t>84 (5.2%)</w:t>
+              <w:t>84 (5.1%)</w:t>
             </w:r>
           </w:p>
         </w:tc>
@@ -7692,7 +7687,7 @@
       </w:tr>
       <w:tr>
         <w:trPr>
-          <w:divId w:val="1994217924"/>
+          <w:divId w:val="1641033483"/>
         </w:trPr>
         <w:tc>
           <w:tcPr>
@@ -7820,7 +7815,7 @@
     <w:p>
       <w:pPr>
         <w:pStyle w:val="Ttulo3"/>
-        <w:divId w:val="951983701"/>
+        <w:divId w:val="1889216436"/>
         <w:rPr>
           <w:rFonts w:eastAsia="Times New Roman"/>
           <w:lang w:val="es-ES"/>
@@ -7836,9 +7831,8 @@
     </w:p>
     <w:p>
       <w:pPr>
-        <w:spacing w:before="375" w:after="225"/>
         <w:jc w:val="center"/>
-        <w:divId w:val="1358047466"/>
+        <w:divId w:val="1298875651"/>
         <w:rPr>
           <w:rFonts w:ascii="Outfit" w:eastAsia="Times New Roman" w:hAnsi="Outfit"/>
           <w:b/>
@@ -7868,7 +7862,7 @@
       <w:pPr>
         <w:spacing w:after="375"/>
         <w:jc w:val="center"/>
-        <w:divId w:val="487094487"/>
+        <w:divId w:val="649987038"/>
         <w:rPr>
           <w:rFonts w:ascii="Plus Jakarta Sans" w:eastAsia="Times New Roman" w:hAnsi="Plus Jakarta Sans"/>
           <w:lang w:val="es-ES"/>
@@ -8235,7 +8229,7 @@
     <w:p>
       <w:pPr>
         <w:pStyle w:val="Ttulo3"/>
-        <w:divId w:val="951983701"/>
+        <w:divId w:val="1889216436"/>
         <w:rPr>
           <w:rFonts w:eastAsia="Times New Roman"/>
           <w:lang w:val="es-ES"/>
@@ -8259,7 +8253,7 @@
     <w:p>
       <w:pPr>
         <w:pStyle w:val="NormalWeb"/>
-        <w:divId w:val="951983701"/>
+        <w:divId w:val="1889216436"/>
         <w:rPr>
           <w:rFonts w:ascii="Plus Jakarta Sans" w:hAnsi="Plus Jakarta Sans"/>
           <w:lang w:val="es-ES"/>
@@ -8281,7 +8275,7 @@
         </w:numPr>
         <w:spacing w:before="100" w:beforeAutospacing="1" w:after="90"/>
         <w:ind w:left="1020"/>
-        <w:divId w:val="951983701"/>
+        <w:divId w:val="1889216436"/>
         <w:rPr>
           <w:rFonts w:ascii="Plus Jakarta Sans" w:eastAsia="Times New Roman" w:hAnsi="Plus Jakarta Sans"/>
           <w:sz w:val="21"/>
@@ -8317,7 +8311,7 @@
         </w:numPr>
         <w:spacing w:before="100" w:beforeAutospacing="1" w:after="90"/>
         <w:ind w:left="1020"/>
-        <w:divId w:val="951983701"/>
+        <w:divId w:val="1889216436"/>
         <w:rPr>
           <w:rFonts w:ascii="Plus Jakarta Sans" w:eastAsia="Times New Roman" w:hAnsi="Plus Jakarta Sans"/>
           <w:sz w:val="21"/>
@@ -8342,7 +8336,7 @@
           <w:szCs w:val="21"/>
           <w:lang w:val="es-ES"/>
         </w:rPr>
-        <w:t>94.7%</w:t>
+        <w:t>94.4%</w:t>
       </w:r>
       <w:r>
         <w:rPr>
@@ -8351,7 +8345,7 @@
           <w:szCs w:val="21"/>
           <w:lang w:val="es-ES"/>
         </w:rPr>
-        <w:t xml:space="preserve"> promedio (en 229 predios).</w:t>
+        <w:t xml:space="preserve"> promedio (en 231 predios).</w:t>
       </w:r>
     </w:p>
     <w:p>
@@ -8362,7 +8356,7 @@
         </w:numPr>
         <w:spacing w:before="100" w:beforeAutospacing="1" w:after="90"/>
         <w:ind w:left="1020"/>
-        <w:divId w:val="951983701"/>
+        <w:divId w:val="1889216436"/>
         <w:rPr>
           <w:rFonts w:ascii="Plus Jakarta Sans" w:eastAsia="Times New Roman" w:hAnsi="Plus Jakarta Sans"/>
           <w:sz w:val="21"/>
@@ -8416,7 +8410,7 @@
         </w:numPr>
         <w:spacing w:before="100" w:beforeAutospacing="1" w:after="90"/>
         <w:ind w:left="1020"/>
-        <w:divId w:val="951983701"/>
+        <w:divId w:val="1889216436"/>
         <w:rPr>
           <w:rFonts w:ascii="Plus Jakarta Sans" w:eastAsia="Times New Roman" w:hAnsi="Plus Jakarta Sans"/>
           <w:sz w:val="21"/>
@@ -8461,7 +8455,7 @@
         </w:numPr>
         <w:spacing w:before="100" w:beforeAutospacing="1" w:after="90"/>
         <w:ind w:left="1020"/>
-        <w:divId w:val="951983701"/>
+        <w:divId w:val="1889216436"/>
         <w:rPr>
           <w:rFonts w:ascii="Plus Jakarta Sans" w:eastAsia="Times New Roman" w:hAnsi="Plus Jakarta Sans"/>
           <w:sz w:val="21"/>
@@ -8497,7 +8491,7 @@
         </w:numPr>
         <w:spacing w:before="100" w:beforeAutospacing="1" w:after="90"/>
         <w:ind w:left="1020"/>
-        <w:divId w:val="951983701"/>
+        <w:divId w:val="1889216436"/>
         <w:rPr>
           <w:rFonts w:ascii="Plus Jakarta Sans" w:eastAsia="Times New Roman" w:hAnsi="Plus Jakarta Sans"/>
           <w:sz w:val="21"/>
@@ -8531,7 +8525,7 @@
           <w:szCs w:val="21"/>
           <w:lang w:val="es-ES"/>
         </w:rPr>
-        <w:t xml:space="preserve"> promedio (en 1426 predios).</w:t>
+        <w:t xml:space="preserve"> promedio (en 1429 predios).</w:t>
       </w:r>
     </w:p>
     <w:p>
@@ -8542,7 +8536,7 @@
         </w:numPr>
         <w:spacing w:before="100" w:beforeAutospacing="1" w:after="90"/>
         <w:ind w:left="1020"/>
-        <w:divId w:val="951983701"/>
+        <w:divId w:val="1889216436"/>
         <w:rPr>
           <w:rFonts w:ascii="Plus Jakarta Sans" w:eastAsia="Times New Roman" w:hAnsi="Plus Jakarta Sans"/>
           <w:sz w:val="21"/>
@@ -8576,7 +8570,7 @@
           <w:szCs w:val="21"/>
           <w:lang w:val="es-ES"/>
         </w:rPr>
-        <w:t xml:space="preserve"> promedio (en 1367 predios).</w:t>
+        <w:t xml:space="preserve"> promedio (en 1368 predios).</w:t>
       </w:r>
     </w:p>
     <w:p>
@@ -8587,7 +8581,7 @@
         </w:numPr>
         <w:spacing w:before="100" w:beforeAutospacing="1" w:after="90"/>
         <w:ind w:left="1020"/>
-        <w:divId w:val="951983701"/>
+        <w:divId w:val="1889216436"/>
         <w:rPr>
           <w:rFonts w:ascii="Plus Jakarta Sans" w:eastAsia="Times New Roman" w:hAnsi="Plus Jakarta Sans"/>
           <w:sz w:val="21"/>
@@ -8632,7 +8626,7 @@
         </w:numPr>
         <w:spacing w:before="100" w:beforeAutospacing="1" w:after="90"/>
         <w:ind w:left="1020"/>
-        <w:divId w:val="951983701"/>
+        <w:divId w:val="1889216436"/>
         <w:rPr>
           <w:rFonts w:ascii="Plus Jakarta Sans" w:eastAsia="Times New Roman" w:hAnsi="Plus Jakarta Sans"/>
           <w:sz w:val="21"/>
@@ -8668,7 +8662,7 @@
         </w:numPr>
         <w:spacing w:before="100" w:beforeAutospacing="1" w:after="90"/>
         <w:ind w:left="1020"/>
-        <w:divId w:val="951983701"/>
+        <w:divId w:val="1889216436"/>
         <w:rPr>
           <w:rFonts w:ascii="Plus Jakarta Sans" w:eastAsia="Times New Roman" w:hAnsi="Plus Jakarta Sans"/>
           <w:sz w:val="21"/>
@@ -8722,7 +8716,7 @@
         </w:numPr>
         <w:spacing w:before="100" w:beforeAutospacing="1" w:after="90"/>
         <w:ind w:left="1020"/>
-        <w:divId w:val="951983701"/>
+        <w:divId w:val="1889216436"/>
         <w:rPr>
           <w:rFonts w:ascii="Plus Jakarta Sans" w:eastAsia="Times New Roman" w:hAnsi="Plus Jakarta Sans"/>
           <w:sz w:val="21"/>
@@ -8767,7 +8761,7 @@
         </w:numPr>
         <w:spacing w:before="100" w:beforeAutospacing="1" w:after="90"/>
         <w:ind w:left="1020"/>
-        <w:divId w:val="951983701"/>
+        <w:divId w:val="1889216436"/>
         <w:rPr>
           <w:rFonts w:ascii="Plus Jakarta Sans" w:eastAsia="Times New Roman" w:hAnsi="Plus Jakarta Sans"/>
           <w:sz w:val="21"/>
@@ -8807,7 +8801,7 @@
     <w:p>
       <w:pPr>
         <w:pStyle w:val="Ttulo3"/>
-        <w:divId w:val="951983701"/>
+        <w:divId w:val="1889216436"/>
         <w:rPr>
           <w:rFonts w:eastAsia="Times New Roman"/>
           <w:lang w:val="es-ES"/>
@@ -8825,7 +8819,7 @@
       <w:pPr>
         <w:spacing w:before="375" w:after="225"/>
         <w:jc w:val="center"/>
-        <w:divId w:val="2011987123"/>
+        <w:divId w:val="1720862564"/>
         <w:rPr>
           <w:rFonts w:ascii="Outfit" w:eastAsia="Times New Roman" w:hAnsi="Outfit"/>
           <w:b/>
@@ -8855,7 +8849,7 @@
       <w:pPr>
         <w:spacing w:after="375"/>
         <w:jc w:val="center"/>
-        <w:divId w:val="520095055"/>
+        <w:divId w:val="1967196270"/>
         <w:rPr>
           <w:rFonts w:ascii="Plus Jakarta Sans" w:eastAsia="Times New Roman" w:hAnsi="Plus Jakarta Sans"/>
           <w:lang w:val="es-ES"/>
@@ -9145,18 +9139,18 @@
     <w:p>
       <w:pPr>
         <w:spacing w:before="450" w:after="450"/>
-        <w:divId w:val="951983701"/>
-        <w:rPr>
-          <w:rFonts w:ascii="Plus Jakarta Sans" w:eastAsia="Times New Roman" w:hAnsi="Plus Jakarta Sans"/>
-          <w:lang w:val="es-ES"/>
-        </w:rPr>
-      </w:pPr>
-      <w:r>
-        <w:rPr>
-          <w:rFonts w:ascii="Plus Jakarta Sans" w:eastAsia="Times New Roman" w:hAnsi="Plus Jakarta Sans"/>
-          <w:lang w:val="es-ES"/>
-        </w:rPr>
-        <w:pict>
+        <w:divId w:val="1889216436"/>
+        <w:rPr>
+          <w:rFonts w:ascii="Plus Jakarta Sans" w:eastAsia="Times New Roman" w:hAnsi="Plus Jakarta Sans"/>
+          <w:lang w:val="es-ES"/>
+        </w:rPr>
+      </w:pPr>
+      <w:r>
+        <w:rPr>
+          <w:rFonts w:ascii="Plus Jakarta Sans" w:eastAsia="Times New Roman" w:hAnsi="Plus Jakarta Sans"/>
+          <w:lang w:val="es-ES"/>
+        </w:rPr>
+        <w:pict w14:anchorId="6E90F13A">
           <v:rect id="_x0000_i1033" style="width:0;height:.75pt" o:hralign="center" o:hrstd="t" o:hr="t" fillcolor="#a0a0a0" stroked="f"/>
         </w:pict>
       </w:r>
@@ -9164,7 +9158,7 @@
     <w:p>
       <w:pPr>
         <w:pStyle w:val="Ttulo2"/>
-        <w:divId w:val="951983701"/>
+        <w:divId w:val="1889216436"/>
         <w:rPr>
           <w:rFonts w:eastAsia="Times New Roman"/>
           <w:lang w:val="es-ES"/>
@@ -9181,7 +9175,7 @@
     <w:p>
       <w:pPr>
         <w:pStyle w:val="NormalWeb"/>
-        <w:divId w:val="951983701"/>
+        <w:divId w:val="1889216436"/>
         <w:rPr>
           <w:rFonts w:ascii="Plus Jakarta Sans" w:hAnsi="Plus Jakarta Sans"/>
           <w:lang w:val="es-ES"/>
@@ -9198,7 +9192,7 @@
     <w:p>
       <w:pPr>
         <w:pStyle w:val="NormalWeb"/>
-        <w:divId w:val="951983701"/>
+        <w:divId w:val="1889216436"/>
         <w:rPr>
           <w:rFonts w:ascii="Plus Jakarta Sans" w:hAnsi="Plus Jakarta Sans"/>
           <w:lang w:val="es-ES"/>
@@ -9260,7 +9254,7 @@
     <w:p>
       <w:pPr>
         <w:pStyle w:val="NormalWeb"/>
-        <w:divId w:val="951983701"/>
+        <w:divId w:val="1889216436"/>
         <w:rPr>
           <w:rFonts w:ascii="Plus Jakarta Sans" w:hAnsi="Plus Jakarta Sans"/>
           <w:lang w:val="es-ES"/>
@@ -9322,7 +9316,7 @@
     <w:p>
       <w:pPr>
         <w:pStyle w:val="NormalWeb"/>
-        <w:divId w:val="951983701"/>
+        <w:divId w:val="1889216436"/>
         <w:rPr>
           <w:rFonts w:ascii="Plus Jakarta Sans" w:hAnsi="Plus Jakarta Sans"/>
           <w:lang w:val="es-ES"/>
@@ -9383,7 +9377,7 @@
     <w:p>
       <w:pPr>
         <w:pStyle w:val="NormalWeb"/>
-        <w:divId w:val="951983701"/>
+        <w:divId w:val="1889216436"/>
         <w:rPr>
           <w:rFonts w:ascii="Plus Jakarta Sans" w:hAnsi="Plus Jakarta Sans"/>
           <w:lang w:val="es-ES"/>
@@ -9437,18 +9431,18 @@
     <w:p>
       <w:pPr>
         <w:spacing w:before="450" w:after="450"/>
-        <w:divId w:val="951983701"/>
-        <w:rPr>
-          <w:rFonts w:ascii="Plus Jakarta Sans" w:eastAsia="Times New Roman" w:hAnsi="Plus Jakarta Sans"/>
-          <w:lang w:val="es-ES"/>
-        </w:rPr>
-      </w:pPr>
-      <w:r>
-        <w:rPr>
-          <w:rFonts w:ascii="Plus Jakarta Sans" w:eastAsia="Times New Roman" w:hAnsi="Plus Jakarta Sans"/>
-          <w:lang w:val="es-ES"/>
-        </w:rPr>
-        <w:pict>
+        <w:divId w:val="1889216436"/>
+        <w:rPr>
+          <w:rFonts w:ascii="Plus Jakarta Sans" w:eastAsia="Times New Roman" w:hAnsi="Plus Jakarta Sans"/>
+          <w:lang w:val="es-ES"/>
+        </w:rPr>
+      </w:pPr>
+      <w:r>
+        <w:rPr>
+          <w:rFonts w:ascii="Plus Jakarta Sans" w:eastAsia="Times New Roman" w:hAnsi="Plus Jakarta Sans"/>
+          <w:lang w:val="es-ES"/>
+        </w:rPr>
+        <w:pict w14:anchorId="49833A27">
           <v:rect id="_x0000_i1034" style="width:0;height:.75pt" o:hralign="center" o:hrstd="t" o:hr="t" fillcolor="#a0a0a0" stroked="f"/>
         </w:pict>
       </w:r>
@@ -9456,18 +9450,18 @@
     <w:p>
       <w:pPr>
         <w:spacing w:before="450" w:after="450"/>
-        <w:divId w:val="951983701"/>
-        <w:rPr>
-          <w:rFonts w:ascii="Plus Jakarta Sans" w:eastAsia="Times New Roman" w:hAnsi="Plus Jakarta Sans"/>
-          <w:lang w:val="es-ES"/>
-        </w:rPr>
-      </w:pPr>
-      <w:r>
-        <w:rPr>
-          <w:rFonts w:ascii="Plus Jakarta Sans" w:eastAsia="Times New Roman" w:hAnsi="Plus Jakarta Sans"/>
-          <w:lang w:val="es-ES"/>
-        </w:rPr>
-        <w:pict>
+        <w:divId w:val="1889216436"/>
+        <w:rPr>
+          <w:rFonts w:ascii="Plus Jakarta Sans" w:eastAsia="Times New Roman" w:hAnsi="Plus Jakarta Sans"/>
+          <w:lang w:val="es-ES"/>
+        </w:rPr>
+      </w:pPr>
+      <w:r>
+        <w:rPr>
+          <w:rFonts w:ascii="Plus Jakarta Sans" w:eastAsia="Times New Roman" w:hAnsi="Plus Jakarta Sans"/>
+          <w:lang w:val="es-ES"/>
+        </w:rPr>
+        <w:pict w14:anchorId="4A5ABC37">
           <v:rect id="_x0000_i1035" style="width:0;height:.75pt" o:hralign="center" o:hrstd="t" o:hr="t" fillcolor="#a0a0a0" stroked="f"/>
         </w:pict>
       </w:r>
@@ -9475,7 +9469,7 @@
     <w:p>
       <w:pPr>
         <w:pStyle w:val="NormalWeb"/>
-        <w:divId w:val="951983701"/>
+        <w:divId w:val="1889216436"/>
         <w:rPr>
           <w:rFonts w:ascii="Plus Jakarta Sans" w:hAnsi="Plus Jakarta Sans"/>
           <w:lang w:val="es-ES"/>
@@ -9508,7 +9502,7 @@
           <w:rFonts w:ascii="Plus Jakarta Sans" w:hAnsi="Plus Jakarta Sans"/>
           <w:lang w:val="es-ES"/>
         </w:rPr>
-        <w:pict/>
+        <w:pict w14:anchorId="15F35FDA"/>
       </w:r>
     </w:p>
     <w:sectPr>
@@ -9524,9 +9518,9 @@
 <file path=word/numbering.xml><?xml version="1.0" encoding="utf-8"?>
 <w:numbering xmlns:wpc="http://schemas.microsoft.com/office/word/2010/wordprocessingCanvas" xmlns:cx="http://schemas.microsoft.com/office/drawing/2014/chartex" xmlns:cx1="http://schemas.microsoft.com/office/drawing/2015/9/8/chartex" xmlns:cx2="http://schemas.microsoft.com/office/drawing/2015/10/21/chartex" xmlns:cx3="http://schemas.microsoft.com/office/drawing/2016/5/9/chartex" xmlns:cx4="http://schemas.microsoft.com/office/drawing/2016/5/10/chartex" xmlns:cx5="http://schemas.microsoft.com/office/drawing/2016/5/11/chartex" xmlns:cx6="http://schemas.microsoft.com/office/drawing/2016/5/12/chartex" xmlns:cx7="http://schemas.microsoft.com/office/drawing/2016/5/13/chartex" xmlns:cx8="http://schemas.microsoft.com/office/drawing/2016/5/14/chartex" xmlns:mc="http://schemas.openxmlformats.org/markup-compatibility/2006" xmlns:aink="http://schemas.microsoft.com/office/drawing/2016/ink" xmlns:am3d="http://schemas.microsoft.com/office/drawing/2017/model3d" xmlns:o="urn:schemas-microsoft-com:office:office" xmlns:r="http://schemas.openxmlformats.org/officeDocument/2006/relationships" xmlns:m="http://schemas.openxmlformats.org/officeDocument/2006/math" xmlns:v="urn:schemas-microsoft-com:vml" xmlns:wp14="http://schemas.microsoft.com/office/word/2010/wordprocessingDrawing" xmlns:wp="http://schemas.openxmlformats.org/drawingml/2006/wordprocessingDrawing" xmlns:w10="urn:schemas-microsoft-com:office:word" xmlns:w="http://schemas.openxmlformats.org/wordprocessingml/2006/main" xmlns:w14="http://schemas.microsoft.com/office/word/2010/wordml" xmlns:w15="http://schemas.microsoft.com/office/word/2012/wordml" xmlns:w16cex="http://schemas.microsoft.com/office/word/2018/wordml/cex" xmlns:w16cid="http://schemas.microsoft.com/office/word/2016/wordml/cid" xmlns:w16="http://schemas.microsoft.com/office/word/2018/wordml" xmlns:w16sdtdh="http://schemas.microsoft.com/office/word/2020/wordml/sdtdatahash" xmlns:w16se="http://schemas.microsoft.com/office/word/2015/wordml/symex" xmlns:wpg="http://schemas.microsoft.com/office/word/2010/wordprocessingGroup" xmlns:wpi="http://schemas.microsoft.com/office/word/2010/wordprocessingInk" xmlns:wne="http://schemas.microsoft.com/office/word/2006/wordml" xmlns:wps="http://schemas.microsoft.com/office/word/2010/wordprocessingShape" mc:Ignorable="w14 w15 w16se w16cid w16 w16cex w16sdtdh wp14">
   <w:abstractNum w:abstractNumId="0" w15:restartNumberingAfterBreak="0">
-    <w:nsid w:val="5C06215A"/>
+    <w:nsid w:val="1E991D02"/>
     <w:multiLevelType w:val="multilevel"/>
-    <w:tmpl w:val="597C42E0"/>
+    <w:tmpl w:val="1F3A43CE"/>
     <w:lvl w:ilvl="0">
       <w:start w:val="1"/>
       <w:numFmt w:val="bullet"/>
@@ -9673,9 +9667,9 @@
     </w:lvl>
   </w:abstractNum>
   <w:abstractNum w:abstractNumId="1" w15:restartNumberingAfterBreak="0">
-    <w:nsid w:val="6C2062CC"/>
+    <w:nsid w:val="2A7A5396"/>
     <w:multiLevelType w:val="multilevel"/>
-    <w:tmpl w:val="F01CFDF4"/>
+    <w:tmpl w:val="F66E7338"/>
     <w:lvl w:ilvl="0">
       <w:start w:val="1"/>
       <w:numFmt w:val="bullet"/>
@@ -9822,9 +9816,9 @@
     </w:lvl>
   </w:abstractNum>
   <w:abstractNum w:abstractNumId="2" w15:restartNumberingAfterBreak="0">
-    <w:nsid w:val="71F47B0F"/>
+    <w:nsid w:val="33A61242"/>
     <w:multiLevelType w:val="multilevel"/>
-    <w:tmpl w:val="6F94F99C"/>
+    <w:tmpl w:val="4EA6CA36"/>
     <w:lvl w:ilvl="0">
       <w:start w:val="1"/>
       <w:numFmt w:val="bullet"/>
@@ -9971,9 +9965,9 @@
     </w:lvl>
   </w:abstractNum>
   <w:abstractNum w:abstractNumId="3" w15:restartNumberingAfterBreak="0">
-    <w:nsid w:val="77D75669"/>
+    <w:nsid w:val="60DB7CF1"/>
     <w:multiLevelType w:val="multilevel"/>
-    <w:tmpl w:val="8E8AE3B4"/>
+    <w:tmpl w:val="DBFCD62C"/>
     <w:lvl w:ilvl="0">
       <w:start w:val="1"/>
       <w:numFmt w:val="bullet"/>
@@ -10120,13 +10114,13 @@
     </w:lvl>
   </w:abstractNum>
   <w:num w:numId="1">
+    <w:abstractNumId w:val="1"/>
+  </w:num>
+  <w:num w:numId="2">
     <w:abstractNumId w:val="0"/>
   </w:num>
-  <w:num w:numId="2">
+  <w:num w:numId="3">
     <w:abstractNumId w:val="2"/>
-  </w:num>
-  <w:num w:numId="3">
-    <w:abstractNumId w:val="1"/>
   </w:num>
   <w:num w:numId="4">
     <w:abstractNumId w:val="3"/>

--- a/public/informe_reunion_tecnica.docx
+++ b/public/informe_reunion_tecnica.docx
@@ -4,7 +4,7 @@
   <w:body>
     <w:p>
       <w:pPr>
-        <w:divId w:val="94596251"/>
+        <w:divId w:val="1519349449"/>
         <w:rPr>
           <w:rFonts w:ascii="Plus Jakarta Sans" w:eastAsia="Times New Roman" w:hAnsi="Plus Jakarta Sans"/>
           <w:lang w:val="es-ES"/>
@@ -28,7 +28,7 @@
     <w:p>
       <w:pPr>
         <w:pStyle w:val="Ttulo1"/>
-        <w:divId w:val="1889216436"/>
+        <w:divId w:val="1629779195"/>
         <w:rPr>
           <w:rFonts w:eastAsia="Times New Roman"/>
           <w:lang w:val="es-ES"/>
@@ -45,7 +45,7 @@
     <w:p>
       <w:pPr>
         <w:pStyle w:val="NormalWeb"/>
-        <w:divId w:val="1889216436"/>
+        <w:divId w:val="1629779195"/>
         <w:rPr>
           <w:rFonts w:ascii="Plus Jakarta Sans" w:hAnsi="Plus Jakarta Sans"/>
           <w:lang w:val="es-ES"/>
@@ -63,7 +63,7 @@
     <w:p>
       <w:pPr>
         <w:pStyle w:val="NormalWeb"/>
-        <w:divId w:val="1889216436"/>
+        <w:divId w:val="1629779195"/>
         <w:rPr>
           <w:rFonts w:ascii="Plus Jakarta Sans" w:hAnsi="Plus Jakarta Sans"/>
           <w:lang w:val="es-ES"/>
@@ -102,18 +102,18 @@
     <w:p>
       <w:pPr>
         <w:spacing w:before="450" w:after="450"/>
-        <w:divId w:val="1889216436"/>
-        <w:rPr>
-          <w:rFonts w:ascii="Plus Jakarta Sans" w:eastAsia="Times New Roman" w:hAnsi="Plus Jakarta Sans"/>
-          <w:lang w:val="es-ES"/>
-        </w:rPr>
-      </w:pPr>
-      <w:r>
-        <w:rPr>
-          <w:rFonts w:ascii="Plus Jakarta Sans" w:eastAsia="Times New Roman" w:hAnsi="Plus Jakarta Sans"/>
-          <w:lang w:val="es-ES"/>
-        </w:rPr>
-        <w:pict w14:anchorId="7B550A6F">
+        <w:divId w:val="1629779195"/>
+        <w:rPr>
+          <w:rFonts w:ascii="Plus Jakarta Sans" w:eastAsia="Times New Roman" w:hAnsi="Plus Jakarta Sans"/>
+          <w:lang w:val="es-ES"/>
+        </w:rPr>
+      </w:pPr>
+      <w:r>
+        <w:rPr>
+          <w:rFonts w:ascii="Plus Jakarta Sans" w:eastAsia="Times New Roman" w:hAnsi="Plus Jakarta Sans"/>
+          <w:lang w:val="es-ES"/>
+        </w:rPr>
+        <w:pict>
           <v:rect id="_x0000_i1025" style="width:0;height:.75pt" o:hralign="center" o:hrstd="t" o:hr="t" fillcolor="#a0a0a0" stroked="f"/>
         </w:pict>
       </w:r>
@@ -121,7 +121,7 @@
     <w:p>
       <w:pPr>
         <w:pStyle w:val="Ttulo2"/>
-        <w:divId w:val="1889216436"/>
+        <w:divId w:val="1629779195"/>
         <w:rPr>
           <w:rFonts w:eastAsia="Times New Roman"/>
           <w:lang w:val="es-ES"/>
@@ -145,7 +145,7 @@
     <w:p>
       <w:pPr>
         <w:pStyle w:val="NormalWeb"/>
-        <w:divId w:val="1889216436"/>
+        <w:divId w:val="1629779195"/>
         <w:rPr>
           <w:rFonts w:ascii="Plus Jakarta Sans" w:hAnsi="Plus Jakarta Sans"/>
           <w:lang w:val="es-ES"/>
@@ -167,7 +167,7 @@
         </w:numPr>
         <w:spacing w:before="100" w:beforeAutospacing="1" w:after="90"/>
         <w:ind w:left="1020"/>
-        <w:divId w:val="1889216436"/>
+        <w:divId w:val="1629779195"/>
         <w:rPr>
           <w:rFonts w:ascii="Plus Jakarta Sans" w:eastAsia="Times New Roman" w:hAnsi="Plus Jakarta Sans"/>
           <w:sz w:val="21"/>
@@ -202,7 +202,7 @@
           <w:szCs w:val="21"/>
           <w:lang w:val="es-ES"/>
         </w:rPr>
-        <w:t>4,095 fichas</w:t>
+        <w:t>4,155 fichas</w:t>
       </w:r>
     </w:p>
     <w:p>
@@ -213,7 +213,7 @@
         </w:numPr>
         <w:spacing w:before="100" w:beforeAutospacing="1" w:after="90"/>
         <w:ind w:left="1020"/>
-        <w:divId w:val="1889216436"/>
+        <w:divId w:val="1629779195"/>
         <w:rPr>
           <w:rFonts w:ascii="Plus Jakarta Sans" w:eastAsia="Times New Roman" w:hAnsi="Plus Jakarta Sans"/>
           <w:sz w:val="21"/>
@@ -258,7 +258,7 @@
           <w:szCs w:val="21"/>
           <w:lang w:val="es-ES"/>
         </w:rPr>
-        <w:t>2,961 polígonos unificados</w:t>
+        <w:t>3,005 polígonos unificados</w:t>
       </w:r>
     </w:p>
     <w:p>
@@ -269,7 +269,7 @@
         </w:numPr>
         <w:spacing w:before="100" w:beforeAutospacing="1" w:after="90"/>
         <w:ind w:left="1020"/>
-        <w:divId w:val="1889216436"/>
+        <w:divId w:val="1629779195"/>
         <w:rPr>
           <w:rFonts w:ascii="Plus Jakarta Sans" w:eastAsia="Times New Roman" w:hAnsi="Plus Jakarta Sans"/>
           <w:sz w:val="21"/>
@@ -304,7 +304,7 @@
           <w:szCs w:val="21"/>
           <w:lang w:val="es-ES"/>
         </w:rPr>
-        <w:t>8,045 parcelas agrícolas</w:t>
+        <w:t>8,142 parcelas agrícolas</w:t>
       </w:r>
     </w:p>
     <w:p>
@@ -315,7 +315,7 @@
         </w:numPr>
         <w:spacing w:before="100" w:beforeAutospacing="1" w:after="90"/>
         <w:ind w:left="1020"/>
-        <w:divId w:val="1889216436"/>
+        <w:divId w:val="1629779195"/>
         <w:rPr>
           <w:rFonts w:ascii="Plus Jakarta Sans" w:eastAsia="Times New Roman" w:hAnsi="Plus Jakarta Sans"/>
           <w:sz w:val="21"/>
@@ -350,24 +350,24 @@
           <w:szCs w:val="21"/>
           <w:lang w:val="es-ES"/>
         </w:rPr>
-        <w:t>161,920 especies pecuarias</w:t>
+        <w:t>163,058 especies pecuarias</w:t>
       </w:r>
     </w:p>
     <w:p>
       <w:pPr>
         <w:spacing w:before="450" w:after="450"/>
-        <w:divId w:val="1889216436"/>
-        <w:rPr>
-          <w:rFonts w:ascii="Plus Jakarta Sans" w:eastAsia="Times New Roman" w:hAnsi="Plus Jakarta Sans"/>
-          <w:lang w:val="es-ES"/>
-        </w:rPr>
-      </w:pPr>
-      <w:r>
-        <w:rPr>
-          <w:rFonts w:ascii="Plus Jakarta Sans" w:eastAsia="Times New Roman" w:hAnsi="Plus Jakarta Sans"/>
-          <w:lang w:val="es-ES"/>
-        </w:rPr>
-        <w:pict w14:anchorId="087E444E">
+        <w:divId w:val="1629779195"/>
+        <w:rPr>
+          <w:rFonts w:ascii="Plus Jakarta Sans" w:eastAsia="Times New Roman" w:hAnsi="Plus Jakarta Sans"/>
+          <w:lang w:val="es-ES"/>
+        </w:rPr>
+      </w:pPr>
+      <w:r>
+        <w:rPr>
+          <w:rFonts w:ascii="Plus Jakarta Sans" w:eastAsia="Times New Roman" w:hAnsi="Plus Jakarta Sans"/>
+          <w:lang w:val="es-ES"/>
+        </w:rPr>
+        <w:pict>
           <v:rect id="_x0000_i1026" style="width:0;height:.75pt" o:hralign="center" o:hrstd="t" o:hr="t" fillcolor="#a0a0a0" stroked="f"/>
         </w:pict>
       </w:r>
@@ -375,7 +375,7 @@
     <w:p>
       <w:pPr>
         <w:pStyle w:val="Ttulo2"/>
-        <w:divId w:val="1889216436"/>
+        <w:divId w:val="1629779195"/>
         <w:rPr>
           <w:rFonts w:eastAsia="Times New Roman"/>
           <w:lang w:val="es-ES"/>
@@ -392,7 +392,7 @@
     <w:p>
       <w:pPr>
         <w:pStyle w:val="NormalWeb"/>
-        <w:divId w:val="1889216436"/>
+        <w:divId w:val="1629779195"/>
         <w:rPr>
           <w:rFonts w:ascii="Plus Jakarta Sans" w:hAnsi="Plus Jakarta Sans"/>
           <w:lang w:val="es-ES"/>
@@ -445,7 +445,7 @@
       </w:tblGrid>
       <w:tr>
         <w:trPr>
-          <w:divId w:val="1987051979"/>
+          <w:divId w:val="1472598590"/>
           <w:tblHeader/>
         </w:trPr>
         <w:tc>
@@ -525,7 +525,7 @@
       </w:tr>
       <w:tr>
         <w:trPr>
-          <w:divId w:val="1987051979"/>
+          <w:divId w:val="1472598590"/>
         </w:trPr>
         <w:tc>
           <w:tcPr>
@@ -584,14 +584,14 @@
                 <w:sz w:val="20"/>
                 <w:szCs w:val="20"/>
               </w:rPr>
-              <w:t>3,293</w:t>
+              <w:t>3,351</w:t>
             </w:r>
           </w:p>
         </w:tc>
       </w:tr>
       <w:tr>
         <w:trPr>
-          <w:divId w:val="1987051979"/>
+          <w:divId w:val="1472598590"/>
         </w:trPr>
         <w:tc>
           <w:tcPr>
@@ -650,14 +650,14 @@
                 <w:sz w:val="20"/>
                 <w:szCs w:val="20"/>
               </w:rPr>
-              <w:t>375</w:t>
+              <w:t>377</w:t>
             </w:r>
           </w:p>
         </w:tc>
       </w:tr>
       <w:tr>
         <w:trPr>
-          <w:divId w:val="1987051979"/>
+          <w:divId w:val="1472598590"/>
         </w:trPr>
         <w:tc>
           <w:tcPr>
@@ -723,7 +723,7 @@
       </w:tr>
       <w:tr>
         <w:trPr>
-          <w:divId w:val="1987051979"/>
+          <w:divId w:val="1472598590"/>
         </w:trPr>
         <w:tc>
           <w:tcPr>
@@ -791,18 +791,19 @@
     <w:p>
       <w:pPr>
         <w:spacing w:before="450" w:after="450"/>
-        <w:divId w:val="1889216436"/>
-        <w:rPr>
-          <w:rFonts w:ascii="Plus Jakarta Sans" w:eastAsia="Times New Roman" w:hAnsi="Plus Jakarta Sans"/>
-          <w:lang w:val="es-ES"/>
-        </w:rPr>
-      </w:pPr>
-      <w:r>
-        <w:rPr>
-          <w:rFonts w:ascii="Plus Jakarta Sans" w:eastAsia="Times New Roman" w:hAnsi="Plus Jakarta Sans"/>
-          <w:lang w:val="es-ES"/>
-        </w:rPr>
-        <w:pict w14:anchorId="6F0F211A">
+        <w:divId w:val="1629779195"/>
+        <w:rPr>
+          <w:rFonts w:ascii="Plus Jakarta Sans" w:eastAsia="Times New Roman" w:hAnsi="Plus Jakarta Sans"/>
+          <w:lang w:val="es-ES"/>
+        </w:rPr>
+      </w:pPr>
+      <w:r>
+        <w:rPr>
+          <w:rFonts w:ascii="Plus Jakarta Sans" w:eastAsia="Times New Roman" w:hAnsi="Plus Jakarta Sans"/>
+          <w:lang w:val="es-ES"/>
+        </w:rPr>
+        <w:lastRenderedPageBreak/>
+        <w:pict>
           <v:rect id="_x0000_i1027" style="width:0;height:.75pt" o:hralign="center" o:hrstd="t" o:hr="t" fillcolor="#a0a0a0" stroked="f"/>
         </w:pict>
       </w:r>
@@ -810,7 +811,7 @@
     <w:p>
       <w:pPr>
         <w:pStyle w:val="Ttulo2"/>
-        <w:divId w:val="1889216436"/>
+        <w:divId w:val="1629779195"/>
         <w:rPr>
           <w:rFonts w:eastAsia="Times New Roman"/>
           <w:lang w:val="es-ES"/>
@@ -827,7 +828,7 @@
     <w:p>
       <w:pPr>
         <w:pStyle w:val="Ttulo3"/>
-        <w:divId w:val="1889216436"/>
+        <w:divId w:val="1629779195"/>
         <w:rPr>
           <w:rFonts w:eastAsia="Times New Roman"/>
           <w:lang w:val="es-ES"/>
@@ -844,7 +845,7 @@
     <w:p>
       <w:pPr>
         <w:pStyle w:val="NormalWeb"/>
-        <w:divId w:val="1889216436"/>
+        <w:divId w:val="1629779195"/>
         <w:rPr>
           <w:rFonts w:ascii="Plus Jakarta Sans" w:hAnsi="Plus Jakarta Sans"/>
           <w:lang w:val="es-ES"/>
@@ -884,7 +885,7 @@
       </w:tblGrid>
       <w:tr>
         <w:trPr>
-          <w:divId w:val="2041397413"/>
+          <w:divId w:val="2109958329"/>
           <w:tblHeader/>
         </w:trPr>
         <w:tc>
@@ -1038,7 +1039,7 @@
       </w:tr>
       <w:tr>
         <w:trPr>
-          <w:divId w:val="2041397413"/>
+          <w:divId w:val="2109958329"/>
         </w:trPr>
         <w:tc>
           <w:tcPr>
@@ -1097,74 +1098,74 @@
                 <w:sz w:val="20"/>
                 <w:szCs w:val="20"/>
               </w:rPr>
-              <w:t>1,662</w:t>
-            </w:r>
-          </w:p>
-        </w:tc>
-        <w:tc>
-          <w:tcPr>
-            <w:tcW w:w="0" w:type="auto"/>
-            <w:tcMar>
-              <w:top w:w="150" w:type="dxa"/>
-              <w:left w:w="210" w:type="dxa"/>
-              <w:bottom w:w="150" w:type="dxa"/>
-              <w:right w:w="210" w:type="dxa"/>
-            </w:tcMar>
-            <w:vAlign w:val="center"/>
-            <w:hideMark/>
-          </w:tcPr>
-          <w:p>
-            <w:pPr>
-              <w:rPr>
-                <w:rFonts w:ascii="Plus Jakarta Sans" w:eastAsia="Times New Roman" w:hAnsi="Plus Jakarta Sans"/>
-                <w:sz w:val="20"/>
-                <w:szCs w:val="20"/>
-              </w:rPr>
-            </w:pPr>
-            <w:r>
-              <w:rPr>
-                <w:rFonts w:ascii="Plus Jakarta Sans" w:eastAsia="Times New Roman" w:hAnsi="Plus Jakarta Sans"/>
-                <w:sz w:val="20"/>
-                <w:szCs w:val="20"/>
-              </w:rPr>
-              <w:t>1,632</w:t>
-            </w:r>
-          </w:p>
-        </w:tc>
-        <w:tc>
-          <w:tcPr>
-            <w:tcW w:w="0" w:type="auto"/>
-            <w:tcMar>
-              <w:top w:w="150" w:type="dxa"/>
-              <w:left w:w="210" w:type="dxa"/>
-              <w:bottom w:w="150" w:type="dxa"/>
-              <w:right w:w="210" w:type="dxa"/>
-            </w:tcMar>
-            <w:vAlign w:val="center"/>
-            <w:hideMark/>
-          </w:tcPr>
-          <w:p>
-            <w:pPr>
-              <w:rPr>
-                <w:rFonts w:ascii="Plus Jakarta Sans" w:eastAsia="Times New Roman" w:hAnsi="Plus Jakarta Sans"/>
-                <w:sz w:val="20"/>
-                <w:szCs w:val="20"/>
-              </w:rPr>
-            </w:pPr>
-            <w:r>
-              <w:rPr>
-                <w:rFonts w:ascii="Plus Jakarta Sans" w:eastAsia="Times New Roman" w:hAnsi="Plus Jakarta Sans"/>
-                <w:sz w:val="20"/>
-                <w:szCs w:val="20"/>
-              </w:rPr>
-              <w:t>801</w:t>
+              <w:t>1,720</w:t>
+            </w:r>
+          </w:p>
+        </w:tc>
+        <w:tc>
+          <w:tcPr>
+            <w:tcW w:w="0" w:type="auto"/>
+            <w:tcMar>
+              <w:top w:w="150" w:type="dxa"/>
+              <w:left w:w="210" w:type="dxa"/>
+              <w:bottom w:w="150" w:type="dxa"/>
+              <w:right w:w="210" w:type="dxa"/>
+            </w:tcMar>
+            <w:vAlign w:val="center"/>
+            <w:hideMark/>
+          </w:tcPr>
+          <w:p>
+            <w:pPr>
+              <w:rPr>
+                <w:rFonts w:ascii="Plus Jakarta Sans" w:eastAsia="Times New Roman" w:hAnsi="Plus Jakarta Sans"/>
+                <w:sz w:val="20"/>
+                <w:szCs w:val="20"/>
+              </w:rPr>
+            </w:pPr>
+            <w:r>
+              <w:rPr>
+                <w:rFonts w:ascii="Plus Jakarta Sans" w:eastAsia="Times New Roman" w:hAnsi="Plus Jakarta Sans"/>
+                <w:sz w:val="20"/>
+                <w:szCs w:val="20"/>
+              </w:rPr>
+              <w:t>1,633</w:t>
+            </w:r>
+          </w:p>
+        </w:tc>
+        <w:tc>
+          <w:tcPr>
+            <w:tcW w:w="0" w:type="auto"/>
+            <w:tcMar>
+              <w:top w:w="150" w:type="dxa"/>
+              <w:left w:w="210" w:type="dxa"/>
+              <w:bottom w:w="150" w:type="dxa"/>
+              <w:right w:w="210" w:type="dxa"/>
+            </w:tcMar>
+            <w:vAlign w:val="center"/>
+            <w:hideMark/>
+          </w:tcPr>
+          <w:p>
+            <w:pPr>
+              <w:rPr>
+                <w:rFonts w:ascii="Plus Jakarta Sans" w:eastAsia="Times New Roman" w:hAnsi="Plus Jakarta Sans"/>
+                <w:sz w:val="20"/>
+                <w:szCs w:val="20"/>
+              </w:rPr>
+            </w:pPr>
+            <w:r>
+              <w:rPr>
+                <w:rFonts w:ascii="Plus Jakarta Sans" w:eastAsia="Times New Roman" w:hAnsi="Plus Jakarta Sans"/>
+                <w:sz w:val="20"/>
+                <w:szCs w:val="20"/>
+              </w:rPr>
+              <w:t>802</w:t>
             </w:r>
           </w:p>
         </w:tc>
       </w:tr>
       <w:tr>
         <w:trPr>
-          <w:divId w:val="2041397413"/>
+          <w:divId w:val="2109958329"/>
         </w:trPr>
         <w:tc>
           <w:tcPr>
@@ -1223,74 +1224,74 @@
                 <w:sz w:val="20"/>
                 <w:szCs w:val="20"/>
               </w:rPr>
-              <w:t>33,392,759.56 m²</w:t>
-            </w:r>
-          </w:p>
-        </w:tc>
-        <w:tc>
-          <w:tcPr>
-            <w:tcW w:w="0" w:type="auto"/>
-            <w:tcMar>
-              <w:top w:w="150" w:type="dxa"/>
-              <w:left w:w="210" w:type="dxa"/>
-              <w:bottom w:w="150" w:type="dxa"/>
-              <w:right w:w="210" w:type="dxa"/>
-            </w:tcMar>
-            <w:vAlign w:val="center"/>
-            <w:hideMark/>
-          </w:tcPr>
-          <w:p>
-            <w:pPr>
-              <w:rPr>
-                <w:rFonts w:ascii="Plus Jakarta Sans" w:eastAsia="Times New Roman" w:hAnsi="Plus Jakarta Sans"/>
-                <w:sz w:val="20"/>
-                <w:szCs w:val="20"/>
-              </w:rPr>
-            </w:pPr>
-            <w:r>
-              <w:rPr>
-                <w:rFonts w:ascii="Plus Jakarta Sans" w:eastAsia="Times New Roman" w:hAnsi="Plus Jakarta Sans"/>
-                <w:sz w:val="20"/>
-                <w:szCs w:val="20"/>
-              </w:rPr>
-              <w:t>38,540,367.36 m²</w:t>
-            </w:r>
-          </w:p>
-        </w:tc>
-        <w:tc>
-          <w:tcPr>
-            <w:tcW w:w="0" w:type="auto"/>
-            <w:tcMar>
-              <w:top w:w="150" w:type="dxa"/>
-              <w:left w:w="210" w:type="dxa"/>
-              <w:bottom w:w="150" w:type="dxa"/>
-              <w:right w:w="210" w:type="dxa"/>
-            </w:tcMar>
-            <w:vAlign w:val="center"/>
-            <w:hideMark/>
-          </w:tcPr>
-          <w:p>
-            <w:pPr>
-              <w:rPr>
-                <w:rFonts w:ascii="Plus Jakarta Sans" w:eastAsia="Times New Roman" w:hAnsi="Plus Jakarta Sans"/>
-                <w:sz w:val="20"/>
-                <w:szCs w:val="20"/>
-              </w:rPr>
-            </w:pPr>
-            <w:r>
-              <w:rPr>
-                <w:rFonts w:ascii="Plus Jakarta Sans" w:eastAsia="Times New Roman" w:hAnsi="Plus Jakarta Sans"/>
-                <w:sz w:val="20"/>
-                <w:szCs w:val="20"/>
-              </w:rPr>
-              <w:t>31,658,180.62 m²</w:t>
+              <w:t>33,890,391.78 m²</w:t>
+            </w:r>
+          </w:p>
+        </w:tc>
+        <w:tc>
+          <w:tcPr>
+            <w:tcW w:w="0" w:type="auto"/>
+            <w:tcMar>
+              <w:top w:w="150" w:type="dxa"/>
+              <w:left w:w="210" w:type="dxa"/>
+              <w:bottom w:w="150" w:type="dxa"/>
+              <w:right w:w="210" w:type="dxa"/>
+            </w:tcMar>
+            <w:vAlign w:val="center"/>
+            <w:hideMark/>
+          </w:tcPr>
+          <w:p>
+            <w:pPr>
+              <w:rPr>
+                <w:rFonts w:ascii="Plus Jakarta Sans" w:eastAsia="Times New Roman" w:hAnsi="Plus Jakarta Sans"/>
+                <w:sz w:val="20"/>
+                <w:szCs w:val="20"/>
+              </w:rPr>
+            </w:pPr>
+            <w:r>
+              <w:rPr>
+                <w:rFonts w:ascii="Plus Jakarta Sans" w:eastAsia="Times New Roman" w:hAnsi="Plus Jakarta Sans"/>
+                <w:sz w:val="20"/>
+                <w:szCs w:val="20"/>
+              </w:rPr>
+              <w:t>38,555,361.77 m²</w:t>
+            </w:r>
+          </w:p>
+        </w:tc>
+        <w:tc>
+          <w:tcPr>
+            <w:tcW w:w="0" w:type="auto"/>
+            <w:tcMar>
+              <w:top w:w="150" w:type="dxa"/>
+              <w:left w:w="210" w:type="dxa"/>
+              <w:bottom w:w="150" w:type="dxa"/>
+              <w:right w:w="210" w:type="dxa"/>
+            </w:tcMar>
+            <w:vAlign w:val="center"/>
+            <w:hideMark/>
+          </w:tcPr>
+          <w:p>
+            <w:pPr>
+              <w:rPr>
+                <w:rFonts w:ascii="Plus Jakarta Sans" w:eastAsia="Times New Roman" w:hAnsi="Plus Jakarta Sans"/>
+                <w:sz w:val="20"/>
+                <w:szCs w:val="20"/>
+              </w:rPr>
+            </w:pPr>
+            <w:r>
+              <w:rPr>
+                <w:rFonts w:ascii="Plus Jakarta Sans" w:eastAsia="Times New Roman" w:hAnsi="Plus Jakarta Sans"/>
+                <w:sz w:val="20"/>
+                <w:szCs w:val="20"/>
+              </w:rPr>
+              <w:t>31,658,756.58 m²</w:t>
             </w:r>
           </w:p>
         </w:tc>
       </w:tr>
       <w:tr>
         <w:trPr>
-          <w:divId w:val="2041397413"/>
+          <w:divId w:val="2109958329"/>
         </w:trPr>
         <w:tc>
           <w:tcPr>
@@ -1349,74 +1350,74 @@
                 <w:sz w:val="20"/>
                 <w:szCs w:val="20"/>
               </w:rPr>
-              <w:t>20,091.91 m² (2.009 ha)</w:t>
-            </w:r>
-          </w:p>
-        </w:tc>
-        <w:tc>
-          <w:tcPr>
-            <w:tcW w:w="0" w:type="auto"/>
-            <w:tcMar>
-              <w:top w:w="150" w:type="dxa"/>
-              <w:left w:w="210" w:type="dxa"/>
-              <w:bottom w:w="150" w:type="dxa"/>
-              <w:right w:w="210" w:type="dxa"/>
-            </w:tcMar>
-            <w:vAlign w:val="center"/>
-            <w:hideMark/>
-          </w:tcPr>
-          <w:p>
-            <w:pPr>
-              <w:rPr>
-                <w:rFonts w:ascii="Plus Jakarta Sans" w:eastAsia="Times New Roman" w:hAnsi="Plus Jakarta Sans"/>
-                <w:sz w:val="20"/>
-                <w:szCs w:val="20"/>
-              </w:rPr>
-            </w:pPr>
-            <w:r>
-              <w:rPr>
-                <w:rFonts w:ascii="Plus Jakarta Sans" w:eastAsia="Times New Roman" w:hAnsi="Plus Jakarta Sans"/>
-                <w:sz w:val="20"/>
-                <w:szCs w:val="20"/>
-              </w:rPr>
-              <w:t>23,615.42 m² (2.362 ha)</w:t>
-            </w:r>
-          </w:p>
-        </w:tc>
-        <w:tc>
-          <w:tcPr>
-            <w:tcW w:w="0" w:type="auto"/>
-            <w:tcMar>
-              <w:top w:w="150" w:type="dxa"/>
-              <w:left w:w="210" w:type="dxa"/>
-              <w:bottom w:w="150" w:type="dxa"/>
-              <w:right w:w="210" w:type="dxa"/>
-            </w:tcMar>
-            <w:vAlign w:val="center"/>
-            <w:hideMark/>
-          </w:tcPr>
-          <w:p>
-            <w:pPr>
-              <w:rPr>
-                <w:rFonts w:ascii="Plus Jakarta Sans" w:eastAsia="Times New Roman" w:hAnsi="Plus Jakarta Sans"/>
-                <w:sz w:val="20"/>
-                <w:szCs w:val="20"/>
-              </w:rPr>
-            </w:pPr>
-            <w:r>
-              <w:rPr>
-                <w:rFonts w:ascii="Plus Jakarta Sans" w:eastAsia="Times New Roman" w:hAnsi="Plus Jakarta Sans"/>
-                <w:sz w:val="20"/>
-                <w:szCs w:val="20"/>
-              </w:rPr>
-              <w:t>39,523.32 m² (3.952 ha)</w:t>
+              <w:t>19,703.72 m² (1.970 ha)</w:t>
+            </w:r>
+          </w:p>
+        </w:tc>
+        <w:tc>
+          <w:tcPr>
+            <w:tcW w:w="0" w:type="auto"/>
+            <w:tcMar>
+              <w:top w:w="150" w:type="dxa"/>
+              <w:left w:w="210" w:type="dxa"/>
+              <w:bottom w:w="150" w:type="dxa"/>
+              <w:right w:w="210" w:type="dxa"/>
+            </w:tcMar>
+            <w:vAlign w:val="center"/>
+            <w:hideMark/>
+          </w:tcPr>
+          <w:p>
+            <w:pPr>
+              <w:rPr>
+                <w:rFonts w:ascii="Plus Jakarta Sans" w:eastAsia="Times New Roman" w:hAnsi="Plus Jakarta Sans"/>
+                <w:sz w:val="20"/>
+                <w:szCs w:val="20"/>
+              </w:rPr>
+            </w:pPr>
+            <w:r>
+              <w:rPr>
+                <w:rFonts w:ascii="Plus Jakarta Sans" w:eastAsia="Times New Roman" w:hAnsi="Plus Jakarta Sans"/>
+                <w:sz w:val="20"/>
+                <w:szCs w:val="20"/>
+              </w:rPr>
+              <w:t>23,610.14 m² (2.361 ha)</w:t>
+            </w:r>
+          </w:p>
+        </w:tc>
+        <w:tc>
+          <w:tcPr>
+            <w:tcW w:w="0" w:type="auto"/>
+            <w:tcMar>
+              <w:top w:w="150" w:type="dxa"/>
+              <w:left w:w="210" w:type="dxa"/>
+              <w:bottom w:w="150" w:type="dxa"/>
+              <w:right w:w="210" w:type="dxa"/>
+            </w:tcMar>
+            <w:vAlign w:val="center"/>
+            <w:hideMark/>
+          </w:tcPr>
+          <w:p>
+            <w:pPr>
+              <w:rPr>
+                <w:rFonts w:ascii="Plus Jakarta Sans" w:eastAsia="Times New Roman" w:hAnsi="Plus Jakarta Sans"/>
+                <w:sz w:val="20"/>
+                <w:szCs w:val="20"/>
+              </w:rPr>
+            </w:pPr>
+            <w:r>
+              <w:rPr>
+                <w:rFonts w:ascii="Plus Jakarta Sans" w:eastAsia="Times New Roman" w:hAnsi="Plus Jakarta Sans"/>
+                <w:sz w:val="20"/>
+                <w:szCs w:val="20"/>
+              </w:rPr>
+              <w:t>39,474.76 m² (3.947 ha)</w:t>
             </w:r>
           </w:p>
         </w:tc>
       </w:tr>
       <w:tr>
         <w:trPr>
-          <w:divId w:val="2041397413"/>
+          <w:divId w:val="2109958329"/>
         </w:trPr>
         <w:tc>
           <w:tcPr>
@@ -1475,74 +1476,74 @@
                 <w:sz w:val="20"/>
                 <w:szCs w:val="20"/>
               </w:rPr>
-              <w:t>29,336,220.32 m²</w:t>
-            </w:r>
-          </w:p>
-        </w:tc>
-        <w:tc>
-          <w:tcPr>
-            <w:tcW w:w="0" w:type="auto"/>
-            <w:tcMar>
-              <w:top w:w="150" w:type="dxa"/>
-              <w:left w:w="210" w:type="dxa"/>
-              <w:bottom w:w="150" w:type="dxa"/>
-              <w:right w:w="210" w:type="dxa"/>
-            </w:tcMar>
-            <w:vAlign w:val="center"/>
-            <w:hideMark/>
-          </w:tcPr>
-          <w:p>
-            <w:pPr>
-              <w:rPr>
-                <w:rFonts w:ascii="Plus Jakarta Sans" w:eastAsia="Times New Roman" w:hAnsi="Plus Jakarta Sans"/>
-                <w:sz w:val="20"/>
-                <w:szCs w:val="20"/>
-              </w:rPr>
-            </w:pPr>
-            <w:r>
-              <w:rPr>
-                <w:rFonts w:ascii="Plus Jakarta Sans" w:eastAsia="Times New Roman" w:hAnsi="Plus Jakarta Sans"/>
-                <w:sz w:val="20"/>
-                <w:szCs w:val="20"/>
-              </w:rPr>
-              <w:t>24,671,582.68 m²</w:t>
-            </w:r>
-          </w:p>
-        </w:tc>
-        <w:tc>
-          <w:tcPr>
-            <w:tcW w:w="0" w:type="auto"/>
-            <w:tcMar>
-              <w:top w:w="150" w:type="dxa"/>
-              <w:left w:w="210" w:type="dxa"/>
-              <w:bottom w:w="150" w:type="dxa"/>
-              <w:right w:w="210" w:type="dxa"/>
-            </w:tcMar>
-            <w:vAlign w:val="center"/>
-            <w:hideMark/>
-          </w:tcPr>
-          <w:p>
-            <w:pPr>
-              <w:rPr>
-                <w:rFonts w:ascii="Plus Jakarta Sans" w:eastAsia="Times New Roman" w:hAnsi="Plus Jakarta Sans"/>
-                <w:sz w:val="20"/>
-                <w:szCs w:val="20"/>
-              </w:rPr>
-            </w:pPr>
-            <w:r>
-              <w:rPr>
-                <w:rFonts w:ascii="Plus Jakarta Sans" w:eastAsia="Times New Roman" w:hAnsi="Plus Jakarta Sans"/>
-                <w:sz w:val="20"/>
-                <w:szCs w:val="20"/>
-              </w:rPr>
-              <w:t>15,443,759.00 m²</w:t>
+              <w:t>29,812,506.22 m²</w:t>
+            </w:r>
+          </w:p>
+        </w:tc>
+        <w:tc>
+          <w:tcPr>
+            <w:tcW w:w="0" w:type="auto"/>
+            <w:tcMar>
+              <w:top w:w="150" w:type="dxa"/>
+              <w:left w:w="210" w:type="dxa"/>
+              <w:bottom w:w="150" w:type="dxa"/>
+              <w:right w:w="210" w:type="dxa"/>
+            </w:tcMar>
+            <w:vAlign w:val="center"/>
+            <w:hideMark/>
+          </w:tcPr>
+          <w:p>
+            <w:pPr>
+              <w:rPr>
+                <w:rFonts w:ascii="Plus Jakarta Sans" w:eastAsia="Times New Roman" w:hAnsi="Plus Jakarta Sans"/>
+                <w:sz w:val="20"/>
+                <w:szCs w:val="20"/>
+              </w:rPr>
+            </w:pPr>
+            <w:r>
+              <w:rPr>
+                <w:rFonts w:ascii="Plus Jakarta Sans" w:eastAsia="Times New Roman" w:hAnsi="Plus Jakarta Sans"/>
+                <w:sz w:val="20"/>
+                <w:szCs w:val="20"/>
+              </w:rPr>
+              <w:t>24,686,577.09 m²</w:t>
+            </w:r>
+          </w:p>
+        </w:tc>
+        <w:tc>
+          <w:tcPr>
+            <w:tcW w:w="0" w:type="auto"/>
+            <w:tcMar>
+              <w:top w:w="150" w:type="dxa"/>
+              <w:left w:w="210" w:type="dxa"/>
+              <w:bottom w:w="150" w:type="dxa"/>
+              <w:right w:w="210" w:type="dxa"/>
+            </w:tcMar>
+            <w:vAlign w:val="center"/>
+            <w:hideMark/>
+          </w:tcPr>
+          <w:p>
+            <w:pPr>
+              <w:rPr>
+                <w:rFonts w:ascii="Plus Jakarta Sans" w:eastAsia="Times New Roman" w:hAnsi="Plus Jakarta Sans"/>
+                <w:sz w:val="20"/>
+                <w:szCs w:val="20"/>
+              </w:rPr>
+            </w:pPr>
+            <w:r>
+              <w:rPr>
+                <w:rFonts w:ascii="Plus Jakarta Sans" w:eastAsia="Times New Roman" w:hAnsi="Plus Jakarta Sans"/>
+                <w:sz w:val="20"/>
+                <w:szCs w:val="20"/>
+              </w:rPr>
+              <w:t>15,444,334.96 m²</w:t>
             </w:r>
           </w:p>
         </w:tc>
       </w:tr>
       <w:tr>
         <w:trPr>
-          <w:divId w:val="2041397413"/>
+          <w:divId w:val="2109958329"/>
         </w:trPr>
         <w:tc>
           <w:tcPr>
@@ -1601,37 +1602,37 @@
                 <w:sz w:val="20"/>
                 <w:szCs w:val="20"/>
               </w:rPr>
-              <w:t>17,651.16 m² (1.765 ha)</w:t>
-            </w:r>
-          </w:p>
-        </w:tc>
-        <w:tc>
-          <w:tcPr>
-            <w:tcW w:w="0" w:type="auto"/>
-            <w:tcMar>
-              <w:top w:w="150" w:type="dxa"/>
-              <w:left w:w="210" w:type="dxa"/>
-              <w:bottom w:w="150" w:type="dxa"/>
-              <w:right w:w="210" w:type="dxa"/>
-            </w:tcMar>
-            <w:vAlign w:val="center"/>
-            <w:hideMark/>
-          </w:tcPr>
-          <w:p>
-            <w:pPr>
-              <w:rPr>
-                <w:rFonts w:ascii="Plus Jakarta Sans" w:eastAsia="Times New Roman" w:hAnsi="Plus Jakarta Sans"/>
-                <w:sz w:val="20"/>
-                <w:szCs w:val="20"/>
-              </w:rPr>
-            </w:pPr>
-            <w:r>
-              <w:rPr>
-                <w:rFonts w:ascii="Plus Jakarta Sans" w:eastAsia="Times New Roman" w:hAnsi="Plus Jakarta Sans"/>
-                <w:sz w:val="20"/>
-                <w:szCs w:val="20"/>
-              </w:rPr>
-              <w:t>15,117.39 m² (1.</w:t>
+              <w:t>17,332.85 m² (1.733 ha)</w:t>
+            </w:r>
+          </w:p>
+        </w:tc>
+        <w:tc>
+          <w:tcPr>
+            <w:tcW w:w="0" w:type="auto"/>
+            <w:tcMar>
+              <w:top w:w="150" w:type="dxa"/>
+              <w:left w:w="210" w:type="dxa"/>
+              <w:bottom w:w="150" w:type="dxa"/>
+              <w:right w:w="210" w:type="dxa"/>
+            </w:tcMar>
+            <w:vAlign w:val="center"/>
+            <w:hideMark/>
+          </w:tcPr>
+          <w:p>
+            <w:pPr>
+              <w:rPr>
+                <w:rFonts w:ascii="Plus Jakarta Sans" w:eastAsia="Times New Roman" w:hAnsi="Plus Jakarta Sans"/>
+                <w:sz w:val="20"/>
+                <w:szCs w:val="20"/>
+              </w:rPr>
+            </w:pPr>
+            <w:r>
+              <w:rPr>
+                <w:rFonts w:ascii="Plus Jakarta Sans" w:eastAsia="Times New Roman" w:hAnsi="Plus Jakarta Sans"/>
+                <w:sz w:val="20"/>
+                <w:szCs w:val="20"/>
+              </w:rPr>
+              <w:t>15,117.32 m² (1.</w:t>
             </w:r>
             <w:r>
               <w:rPr>
@@ -1669,14 +1670,14 @@
                 <w:sz w:val="20"/>
                 <w:szCs w:val="20"/>
               </w:rPr>
-              <w:t>19,280.60 m² (1.928 ha)</w:t>
+              <w:t>19,257.28 m² (1.926 ha)</w:t>
             </w:r>
           </w:p>
         </w:tc>
       </w:tr>
       <w:tr>
         <w:trPr>
-          <w:divId w:val="2041397413"/>
+          <w:divId w:val="2109958329"/>
         </w:trPr>
         <w:tc>
           <w:tcPr>
@@ -1735,7 +1736,7 @@
                 <w:sz w:val="20"/>
                 <w:szCs w:val="20"/>
               </w:rPr>
-              <w:t>4,056,539.24 m² (405.65 ha)</w:t>
+              <w:t>4,077,885.57 m² (407.79 ha)</w:t>
             </w:r>
           </w:p>
         </w:tc>
@@ -1802,7 +1803,7 @@
       </w:tr>
       <w:tr>
         <w:trPr>
-          <w:divId w:val="2041397413"/>
+          <w:divId w:val="2109958329"/>
         </w:trPr>
         <w:tc>
           <w:tcPr>
@@ -1861,74 +1862,74 @@
                 <w:sz w:val="20"/>
                 <w:szCs w:val="20"/>
               </w:rPr>
-              <w:t>3,981 (49.5%)</w:t>
-            </w:r>
-          </w:p>
-        </w:tc>
-        <w:tc>
-          <w:tcPr>
-            <w:tcW w:w="0" w:type="auto"/>
-            <w:tcMar>
-              <w:top w:w="150" w:type="dxa"/>
-              <w:left w:w="210" w:type="dxa"/>
-              <w:bottom w:w="150" w:type="dxa"/>
-              <w:right w:w="210" w:type="dxa"/>
-            </w:tcMar>
-            <w:vAlign w:val="center"/>
-            <w:hideMark/>
-          </w:tcPr>
-          <w:p>
-            <w:pPr>
-              <w:rPr>
-                <w:rFonts w:ascii="Plus Jakarta Sans" w:eastAsia="Times New Roman" w:hAnsi="Plus Jakarta Sans"/>
-                <w:sz w:val="20"/>
-                <w:szCs w:val="20"/>
-              </w:rPr>
-            </w:pPr>
-            <w:r>
-              <w:rPr>
-                <w:rFonts w:ascii="Plus Jakarta Sans" w:eastAsia="Times New Roman" w:hAnsi="Plus Jakarta Sans"/>
-                <w:sz w:val="20"/>
-                <w:szCs w:val="20"/>
-              </w:rPr>
-              <w:t>2,391 (29.7%)</w:t>
-            </w:r>
-          </w:p>
-        </w:tc>
-        <w:tc>
-          <w:tcPr>
-            <w:tcW w:w="0" w:type="auto"/>
-            <w:tcMar>
-              <w:top w:w="150" w:type="dxa"/>
-              <w:left w:w="210" w:type="dxa"/>
-              <w:bottom w:w="150" w:type="dxa"/>
-              <w:right w:w="210" w:type="dxa"/>
-            </w:tcMar>
-            <w:vAlign w:val="center"/>
-            <w:hideMark/>
-          </w:tcPr>
-          <w:p>
-            <w:pPr>
-              <w:rPr>
-                <w:rFonts w:ascii="Plus Jakarta Sans" w:eastAsia="Times New Roman" w:hAnsi="Plus Jakarta Sans"/>
-                <w:sz w:val="20"/>
-                <w:szCs w:val="20"/>
-              </w:rPr>
-            </w:pPr>
-            <w:r>
-              <w:rPr>
-                <w:rFonts w:ascii="Plus Jakarta Sans" w:eastAsia="Times New Roman" w:hAnsi="Plus Jakarta Sans"/>
-                <w:sz w:val="20"/>
-                <w:szCs w:val="20"/>
-              </w:rPr>
-              <w:t>1,459 (18.1%)</w:t>
+              <w:t>4,071 (50.0%)</w:t>
+            </w:r>
+          </w:p>
+        </w:tc>
+        <w:tc>
+          <w:tcPr>
+            <w:tcW w:w="0" w:type="auto"/>
+            <w:tcMar>
+              <w:top w:w="150" w:type="dxa"/>
+              <w:left w:w="210" w:type="dxa"/>
+              <w:bottom w:w="150" w:type="dxa"/>
+              <w:right w:w="210" w:type="dxa"/>
+            </w:tcMar>
+            <w:vAlign w:val="center"/>
+            <w:hideMark/>
+          </w:tcPr>
+          <w:p>
+            <w:pPr>
+              <w:rPr>
+                <w:rFonts w:ascii="Plus Jakarta Sans" w:eastAsia="Times New Roman" w:hAnsi="Plus Jakarta Sans"/>
+                <w:sz w:val="20"/>
+                <w:szCs w:val="20"/>
+              </w:rPr>
+            </w:pPr>
+            <w:r>
+              <w:rPr>
+                <w:rFonts w:ascii="Plus Jakarta Sans" w:eastAsia="Times New Roman" w:hAnsi="Plus Jakarta Sans"/>
+                <w:sz w:val="20"/>
+                <w:szCs w:val="20"/>
+              </w:rPr>
+              <w:t>2,391 (29.4%)</w:t>
+            </w:r>
+          </w:p>
+        </w:tc>
+        <w:tc>
+          <w:tcPr>
+            <w:tcW w:w="0" w:type="auto"/>
+            <w:tcMar>
+              <w:top w:w="150" w:type="dxa"/>
+              <w:left w:w="210" w:type="dxa"/>
+              <w:bottom w:w="150" w:type="dxa"/>
+              <w:right w:w="210" w:type="dxa"/>
+            </w:tcMar>
+            <w:vAlign w:val="center"/>
+            <w:hideMark/>
+          </w:tcPr>
+          <w:p>
+            <w:pPr>
+              <w:rPr>
+                <w:rFonts w:ascii="Plus Jakarta Sans" w:eastAsia="Times New Roman" w:hAnsi="Plus Jakarta Sans"/>
+                <w:sz w:val="20"/>
+                <w:szCs w:val="20"/>
+              </w:rPr>
+            </w:pPr>
+            <w:r>
+              <w:rPr>
+                <w:rFonts w:ascii="Plus Jakarta Sans" w:eastAsia="Times New Roman" w:hAnsi="Plus Jakarta Sans"/>
+                <w:sz w:val="20"/>
+                <w:szCs w:val="20"/>
+              </w:rPr>
+              <w:t>1,462 (18.0%)</w:t>
             </w:r>
           </w:p>
         </w:tc>
       </w:tr>
       <w:tr>
         <w:trPr>
-          <w:divId w:val="2041397413"/>
+          <w:divId w:val="2109958329"/>
         </w:trPr>
         <w:tc>
           <w:tcPr>
@@ -1987,67 +1988,67 @@
                 <w:sz w:val="20"/>
                 <w:szCs w:val="20"/>
               </w:rPr>
-              <w:t>45,980 (28.4%)</w:t>
-            </w:r>
-          </w:p>
-        </w:tc>
-        <w:tc>
-          <w:tcPr>
-            <w:tcW w:w="0" w:type="auto"/>
-            <w:tcMar>
-              <w:top w:w="150" w:type="dxa"/>
-              <w:left w:w="210" w:type="dxa"/>
-              <w:bottom w:w="150" w:type="dxa"/>
-              <w:right w:w="210" w:type="dxa"/>
-            </w:tcMar>
-            <w:vAlign w:val="center"/>
-            <w:hideMark/>
-          </w:tcPr>
-          <w:p>
-            <w:pPr>
-              <w:rPr>
-                <w:rFonts w:ascii="Plus Jakarta Sans" w:eastAsia="Times New Roman" w:hAnsi="Plus Jakarta Sans"/>
-                <w:sz w:val="20"/>
-                <w:szCs w:val="20"/>
-              </w:rPr>
-            </w:pPr>
-            <w:r>
-              <w:rPr>
-                <w:rFonts w:ascii="Plus Jakarta Sans" w:eastAsia="Times New Roman" w:hAnsi="Plus Jakarta Sans"/>
-                <w:sz w:val="20"/>
-                <w:szCs w:val="20"/>
-              </w:rPr>
-              <w:t>35,076 (21.7%)</w:t>
-            </w:r>
-          </w:p>
-        </w:tc>
-        <w:tc>
-          <w:tcPr>
-            <w:tcW w:w="0" w:type="auto"/>
-            <w:tcMar>
-              <w:top w:w="150" w:type="dxa"/>
-              <w:left w:w="210" w:type="dxa"/>
-              <w:bottom w:w="150" w:type="dxa"/>
-              <w:right w:w="210" w:type="dxa"/>
-            </w:tcMar>
-            <w:vAlign w:val="center"/>
-            <w:hideMark/>
-          </w:tcPr>
-          <w:p>
-            <w:pPr>
-              <w:rPr>
-                <w:rFonts w:ascii="Plus Jakarta Sans" w:eastAsia="Times New Roman" w:hAnsi="Plus Jakarta Sans"/>
-                <w:sz w:val="20"/>
-                <w:szCs w:val="20"/>
-              </w:rPr>
-            </w:pPr>
-            <w:r>
-              <w:rPr>
-                <w:rFonts w:ascii="Plus Jakarta Sans" w:eastAsia="Times New Roman" w:hAnsi="Plus Jakarta Sans"/>
-                <w:sz w:val="20"/>
-                <w:szCs w:val="20"/>
-              </w:rPr>
-              <w:t>78,463 (48.5%)</w:t>
+              <w:t>46,760 (28.7%)</w:t>
+            </w:r>
+          </w:p>
+        </w:tc>
+        <w:tc>
+          <w:tcPr>
+            <w:tcW w:w="0" w:type="auto"/>
+            <w:tcMar>
+              <w:top w:w="150" w:type="dxa"/>
+              <w:left w:w="210" w:type="dxa"/>
+              <w:bottom w:w="150" w:type="dxa"/>
+              <w:right w:w="210" w:type="dxa"/>
+            </w:tcMar>
+            <w:vAlign w:val="center"/>
+            <w:hideMark/>
+          </w:tcPr>
+          <w:p>
+            <w:pPr>
+              <w:rPr>
+                <w:rFonts w:ascii="Plus Jakarta Sans" w:eastAsia="Times New Roman" w:hAnsi="Plus Jakarta Sans"/>
+                <w:sz w:val="20"/>
+                <w:szCs w:val="20"/>
+              </w:rPr>
+            </w:pPr>
+            <w:r>
+              <w:rPr>
+                <w:rFonts w:ascii="Plus Jakarta Sans" w:eastAsia="Times New Roman" w:hAnsi="Plus Jakarta Sans"/>
+                <w:sz w:val="20"/>
+                <w:szCs w:val="20"/>
+              </w:rPr>
+              <w:t>35,076 (21.5%)</w:t>
+            </w:r>
+          </w:p>
+        </w:tc>
+        <w:tc>
+          <w:tcPr>
+            <w:tcW w:w="0" w:type="auto"/>
+            <w:tcMar>
+              <w:top w:w="150" w:type="dxa"/>
+              <w:left w:w="210" w:type="dxa"/>
+              <w:bottom w:w="150" w:type="dxa"/>
+              <w:right w:w="210" w:type="dxa"/>
+            </w:tcMar>
+            <w:vAlign w:val="center"/>
+            <w:hideMark/>
+          </w:tcPr>
+          <w:p>
+            <w:pPr>
+              <w:rPr>
+                <w:rFonts w:ascii="Plus Jakarta Sans" w:eastAsia="Times New Roman" w:hAnsi="Plus Jakarta Sans"/>
+                <w:sz w:val="20"/>
+                <w:szCs w:val="20"/>
+              </w:rPr>
+            </w:pPr>
+            <w:r>
+              <w:rPr>
+                <w:rFonts w:ascii="Plus Jakarta Sans" w:eastAsia="Times New Roman" w:hAnsi="Plus Jakarta Sans"/>
+                <w:sz w:val="20"/>
+                <w:szCs w:val="20"/>
+              </w:rPr>
+              <w:t>78,689 (48.3%)</w:t>
             </w:r>
           </w:p>
         </w:tc>
@@ -2056,7 +2057,7 @@
     <w:p>
       <w:pPr>
         <w:pStyle w:val="Ttulo3"/>
-        <w:divId w:val="1889216436"/>
+        <w:divId w:val="1629779195"/>
         <w:rPr>
           <w:rFonts w:eastAsia="Times New Roman"/>
           <w:lang w:val="es-ES"/>
@@ -2073,7 +2074,7 @@
     <w:p>
       <w:pPr>
         <w:pStyle w:val="NormalWeb"/>
-        <w:divId w:val="1889216436"/>
+        <w:divId w:val="1629779195"/>
         <w:rPr>
           <w:rFonts w:ascii="Plus Jakarta Sans" w:hAnsi="Plus Jakarta Sans"/>
           <w:lang w:val="es-ES"/>
@@ -2102,7 +2103,7 @@
         </w:numPr>
         <w:spacing w:before="100" w:beforeAutospacing="1" w:after="90"/>
         <w:ind w:left="1020"/>
-        <w:divId w:val="1889216436"/>
+        <w:divId w:val="1629779195"/>
         <w:rPr>
           <w:rFonts w:ascii="Plus Jakarta Sans" w:eastAsia="Times New Roman" w:hAnsi="Plus Jakarta Sans"/>
           <w:sz w:val="21"/>
@@ -2137,7 +2138,7 @@
           <w:szCs w:val="21"/>
           <w:lang w:val="es-ES"/>
         </w:rPr>
-        <w:t>49.5%</w:t>
+        <w:t>50.0%</w:t>
       </w:r>
       <w:r>
         <w:rPr>
@@ -2156,7 +2157,7 @@
           <w:szCs w:val="21"/>
           <w:lang w:val="es-ES"/>
         </w:rPr>
-        <w:t>28.4%</w:t>
+        <w:t>28.7%</w:t>
       </w:r>
       <w:r>
         <w:rPr>
@@ -2184,7 +2185,7 @@
           <w:szCs w:val="21"/>
           <w:lang w:val="es-ES"/>
         </w:rPr>
-        <w:t>405.65 ha</w:t>
+        <w:t>407.79 ha</w:t>
       </w:r>
       <w:r>
         <w:rPr>
@@ -2204,7 +2205,7 @@
         </w:numPr>
         <w:spacing w:before="100" w:beforeAutospacing="1" w:after="90"/>
         <w:ind w:left="1020"/>
-        <w:divId w:val="1889216436"/>
+        <w:divId w:val="1629779195"/>
         <w:rPr>
           <w:rFonts w:ascii="Plus Jakarta Sans" w:eastAsia="Times New Roman" w:hAnsi="Plus Jakarta Sans"/>
           <w:sz w:val="21"/>
@@ -2248,7 +2249,7 @@
           <w:szCs w:val="21"/>
           <w:lang w:val="es-ES"/>
         </w:rPr>
-        <w:t>29.7%</w:t>
+        <w:t>29.4%</w:t>
       </w:r>
       <w:r>
         <w:rPr>
@@ -2267,7 +2268,7 @@
           <w:szCs w:val="21"/>
           <w:lang w:val="es-ES"/>
         </w:rPr>
-        <w:t>21.7%</w:t>
+        <w:t>21.5%</w:t>
       </w:r>
       <w:r>
         <w:rPr>
@@ -2276,7 +2277,17 @@
           <w:szCs w:val="21"/>
           <w:lang w:val="es-ES"/>
         </w:rPr>
-        <w:t xml:space="preserve"> del ganado. Este sector mantiene una superficie de secano de </w:t>
+        <w:t xml:space="preserve"> del ganado. Este sector mantiene una superficie de </w:t>
+      </w:r>
+      <w:r>
+        <w:rPr>
+          <w:rFonts w:ascii="Plus Jakarta Sans" w:eastAsia="Times New Roman" w:hAnsi="Plus Jakarta Sans"/>
+          <w:sz w:val="21"/>
+          <w:szCs w:val="21"/>
+          <w:lang w:val="es-ES"/>
+        </w:rPr>
+        <w:lastRenderedPageBreak/>
+        <w:t xml:space="preserve">secano de </w:t>
       </w:r>
       <w:r>
         <w:rPr>
@@ -2306,7 +2317,7 @@
         </w:numPr>
         <w:spacing w:before="100" w:beforeAutospacing="1" w:after="90"/>
         <w:ind w:left="1020"/>
-        <w:divId w:val="1889216436"/>
+        <w:divId w:val="1629779195"/>
         <w:rPr>
           <w:rFonts w:ascii="Plus Jakarta Sans" w:eastAsia="Times New Roman" w:hAnsi="Plus Jakarta Sans"/>
           <w:sz w:val="21"/>
@@ -2388,7 +2399,7 @@
           <w:szCs w:val="21"/>
           <w:lang w:val="es-ES"/>
         </w:rPr>
-        <w:t>18.1%</w:t>
+        <w:t>18.0%</w:t>
       </w:r>
       <w:r>
         <w:rPr>
@@ -2412,7 +2423,7 @@
     <w:p>
       <w:pPr>
         <w:pStyle w:val="Ttulo3"/>
-        <w:divId w:val="1889216436"/>
+        <w:divId w:val="1629779195"/>
         <w:rPr>
           <w:rFonts w:eastAsia="Times New Roman"/>
           <w:lang w:val="es-ES"/>
@@ -2430,7 +2441,7 @@
       <w:pPr>
         <w:spacing w:before="375" w:after="225"/>
         <w:jc w:val="center"/>
-        <w:divId w:val="1085107930"/>
+        <w:divId w:val="585110177"/>
         <w:rPr>
           <w:rFonts w:ascii="Outfit" w:eastAsia="Times New Roman" w:hAnsi="Outfit"/>
           <w:b/>
@@ -2458,8 +2469,9 @@
     </w:p>
     <w:p>
       <w:pPr>
+        <w:spacing w:after="375"/>
         <w:jc w:val="center"/>
-        <w:divId w:val="951011909"/>
+        <w:divId w:val="1121262656"/>
         <w:rPr>
           <w:rFonts w:ascii="Plus Jakarta Sans" w:eastAsia="Times New Roman" w:hAnsi="Plus Jakarta Sans"/>
           <w:lang w:val="es-ES"/>
@@ -2645,7 +2657,7 @@
           <w:rFonts w:ascii="Plus Jakarta Sans" w:eastAsia="Times New Roman" w:hAnsi="Plus Jakarta Sans"/>
           <w:lang w:val="es-ES"/>
         </w:rPr>
-        <w:t>87.9</w:t>
+        <w:t>88.0</w:t>
       </w:r>
       <w:r>
         <w:rPr>
@@ -2666,7 +2678,7 @@
           <w:rFonts w:ascii="Plus Jakarta Sans" w:eastAsia="Times New Roman" w:hAnsi="Plus Jakarta Sans"/>
           <w:lang w:val="es-ES"/>
         </w:rPr>
-        <w:t>12.1</w:t>
+        <w:t>12.0</w:t>
       </w:r>
       <w:r>
         <w:rPr>
@@ -2854,18 +2866,18 @@
     <w:p>
       <w:pPr>
         <w:spacing w:before="450" w:after="450"/>
-        <w:divId w:val="1889216436"/>
-        <w:rPr>
-          <w:rFonts w:ascii="Plus Jakarta Sans" w:eastAsia="Times New Roman" w:hAnsi="Plus Jakarta Sans"/>
-          <w:lang w:val="es-ES"/>
-        </w:rPr>
-      </w:pPr>
-      <w:r>
-        <w:rPr>
-          <w:rFonts w:ascii="Plus Jakarta Sans" w:eastAsia="Times New Roman" w:hAnsi="Plus Jakarta Sans"/>
-          <w:lang w:val="es-ES"/>
-        </w:rPr>
-        <w:pict w14:anchorId="3275C833">
+        <w:divId w:val="1629779195"/>
+        <w:rPr>
+          <w:rFonts w:ascii="Plus Jakarta Sans" w:eastAsia="Times New Roman" w:hAnsi="Plus Jakarta Sans"/>
+          <w:lang w:val="es-ES"/>
+        </w:rPr>
+      </w:pPr>
+      <w:r>
+        <w:rPr>
+          <w:rFonts w:ascii="Plus Jakarta Sans" w:eastAsia="Times New Roman" w:hAnsi="Plus Jakarta Sans"/>
+          <w:lang w:val="es-ES"/>
+        </w:rPr>
+        <w:pict>
           <v:rect id="_x0000_i1028" style="width:0;height:.75pt" o:hralign="center" o:hrstd="t" o:hr="t" fillcolor="#a0a0a0" stroked="f"/>
         </w:pict>
       </w:r>
@@ -2873,7 +2885,7 @@
     <w:p>
       <w:pPr>
         <w:pStyle w:val="Ttulo3"/>
-        <w:divId w:val="1889216436"/>
+        <w:divId w:val="1629779195"/>
         <w:rPr>
           <w:rFonts w:eastAsia="Times New Roman"/>
           <w:lang w:val="es-ES"/>
@@ -2890,7 +2902,7 @@
     <w:p>
       <w:pPr>
         <w:pStyle w:val="NormalWeb"/>
-        <w:divId w:val="1889216436"/>
+        <w:divId w:val="1629779195"/>
         <w:rPr>
           <w:rFonts w:ascii="Plus Jakarta Sans" w:hAnsi="Plus Jakarta Sans"/>
           <w:lang w:val="es-ES"/>
@@ -2923,7 +2935,7 @@
       </w:tblGrid>
       <w:tr>
         <w:trPr>
-          <w:divId w:val="195390231"/>
+          <w:divId w:val="29107729"/>
           <w:tblHeader/>
         </w:trPr>
         <w:tc>
@@ -3077,7 +3089,7 @@
       </w:tr>
       <w:tr>
         <w:trPr>
-          <w:divId w:val="195390231"/>
+          <w:divId w:val="29107729"/>
         </w:trPr>
         <w:tc>
           <w:tcPr>
@@ -3144,7 +3156,7 @@
                 <w:sz w:val="20"/>
                 <w:szCs w:val="20"/>
               </w:rPr>
-              <w:t>43 (2.6%)</w:t>
+              <w:t>48 (2.8%)</w:t>
             </w:r>
           </w:p>
         </w:tc>
@@ -3204,14 +3216,14 @@
                 <w:sz w:val="20"/>
                 <w:szCs w:val="20"/>
               </w:rPr>
-              <w:t>102 (12.7%)</w:t>
+              <w:t>103 (12.8%)</w:t>
             </w:r>
           </w:p>
         </w:tc>
       </w:tr>
       <w:tr>
         <w:trPr>
-          <w:divId w:val="195390231"/>
+          <w:divId w:val="29107729"/>
         </w:trPr>
         <w:tc>
           <w:tcPr>
@@ -3278,7 +3290,7 @@
                 <w:sz w:val="20"/>
                 <w:szCs w:val="20"/>
               </w:rPr>
-              <w:t>525 (31.6%)</w:t>
+              <w:t>544 (31.6%)</w:t>
             </w:r>
           </w:p>
         </w:tc>
@@ -3338,14 +3350,14 @@
                 <w:sz w:val="20"/>
                 <w:szCs w:val="20"/>
               </w:rPr>
-              <w:t>342 (42.7%)</w:t>
+              <w:t>342 (42.6%)</w:t>
             </w:r>
           </w:p>
         </w:tc>
       </w:tr>
       <w:tr>
         <w:trPr>
-          <w:divId w:val="195390231"/>
+          <w:divId w:val="29107729"/>
         </w:trPr>
         <w:tc>
           <w:tcPr>
@@ -3412,7 +3424,7 @@
                 <w:sz w:val="20"/>
                 <w:szCs w:val="20"/>
               </w:rPr>
-              <w:t>457 (27.5%)</w:t>
+              <w:t>475 (27.6%)</w:t>
             </w:r>
           </w:p>
         </w:tc>
@@ -3479,7 +3491,7 @@
       </w:tr>
       <w:tr>
         <w:trPr>
-          <w:divId w:val="195390231"/>
+          <w:divId w:val="29107729"/>
         </w:trPr>
         <w:tc>
           <w:tcPr>
@@ -3546,37 +3558,37 @@
                 <w:sz w:val="20"/>
                 <w:szCs w:val="20"/>
               </w:rPr>
-              <w:t>566 (34.1%)</w:t>
-            </w:r>
-          </w:p>
-        </w:tc>
-        <w:tc>
-          <w:tcPr>
-            <w:tcW w:w="0" w:type="auto"/>
-            <w:tcMar>
-              <w:top w:w="150" w:type="dxa"/>
-              <w:left w:w="210" w:type="dxa"/>
-              <w:bottom w:w="150" w:type="dxa"/>
-              <w:right w:w="210" w:type="dxa"/>
-            </w:tcMar>
-            <w:vAlign w:val="center"/>
-            <w:hideMark/>
-          </w:tcPr>
-          <w:p>
-            <w:pPr>
-              <w:rPr>
-                <w:rFonts w:ascii="Plus Jakarta Sans" w:eastAsia="Times New Roman" w:hAnsi="Plus Jakarta Sans"/>
-                <w:sz w:val="20"/>
-                <w:szCs w:val="20"/>
-              </w:rPr>
-            </w:pPr>
-            <w:r>
-              <w:rPr>
-                <w:rFonts w:ascii="Plus Jakarta Sans" w:eastAsia="Times New Roman" w:hAnsi="Plus Jakarta Sans"/>
-                <w:sz w:val="20"/>
-                <w:szCs w:val="20"/>
-              </w:rPr>
-              <w:t>709 (43.4%)</w:t>
+              <w:t>582 (33.8%)</w:t>
+            </w:r>
+          </w:p>
+        </w:tc>
+        <w:tc>
+          <w:tcPr>
+            <w:tcW w:w="0" w:type="auto"/>
+            <w:tcMar>
+              <w:top w:w="150" w:type="dxa"/>
+              <w:left w:w="210" w:type="dxa"/>
+              <w:bottom w:w="150" w:type="dxa"/>
+              <w:right w:w="210" w:type="dxa"/>
+            </w:tcMar>
+            <w:vAlign w:val="center"/>
+            <w:hideMark/>
+          </w:tcPr>
+          <w:p>
+            <w:pPr>
+              <w:rPr>
+                <w:rFonts w:ascii="Plus Jakarta Sans" w:eastAsia="Times New Roman" w:hAnsi="Plus Jakarta Sans"/>
+                <w:sz w:val="20"/>
+                <w:szCs w:val="20"/>
+              </w:rPr>
+            </w:pPr>
+            <w:r>
+              <w:rPr>
+                <w:rFonts w:ascii="Plus Jakarta Sans" w:eastAsia="Times New Roman" w:hAnsi="Plus Jakarta Sans"/>
+                <w:sz w:val="20"/>
+                <w:szCs w:val="20"/>
+              </w:rPr>
+              <w:t>710 (43.5%)</w:t>
             </w:r>
           </w:p>
         </w:tc>
@@ -3613,7 +3625,7 @@
       </w:tr>
       <w:tr>
         <w:trPr>
-          <w:divId w:val="195390231"/>
+          <w:divId w:val="29107729"/>
         </w:trPr>
         <w:tc>
           <w:tcPr>
@@ -3680,7 +3692,7 @@
                 <w:sz w:val="20"/>
                 <w:szCs w:val="20"/>
               </w:rPr>
-              <w:t>48 (2.9%)</w:t>
+              <w:t>48 (2.8%)</w:t>
             </w:r>
           </w:p>
         </w:tc>
@@ -3747,7 +3759,7 @@
       </w:tr>
       <w:tr>
         <w:trPr>
-          <w:divId w:val="195390231"/>
+          <w:divId w:val="29107729"/>
         </w:trPr>
         <w:tc>
           <w:tcPr>
@@ -3814,7 +3826,7 @@
                 <w:sz w:val="20"/>
                 <w:szCs w:val="20"/>
               </w:rPr>
-              <w:t>23 (1.4%)</w:t>
+              <w:t>23 (1.3%)</w:t>
             </w:r>
           </w:p>
         </w:tc>
@@ -3883,7 +3895,7 @@
     <w:p>
       <w:pPr>
         <w:pStyle w:val="Ttulo3"/>
-        <w:divId w:val="1889216436"/>
+        <w:divId w:val="1629779195"/>
         <w:rPr>
           <w:rFonts w:eastAsia="Times New Roman"/>
           <w:lang w:val="es-ES"/>
@@ -3901,7 +3913,7 @@
       <w:pPr>
         <w:spacing w:before="375" w:after="225"/>
         <w:jc w:val="center"/>
-        <w:divId w:val="1741948142"/>
+        <w:divId w:val="1546067862"/>
         <w:rPr>
           <w:rFonts w:ascii="Outfit" w:eastAsia="Times New Roman" w:hAnsi="Outfit"/>
           <w:b/>
@@ -3931,7 +3943,7 @@
       <w:pPr>
         <w:spacing w:after="375"/>
         <w:jc w:val="center"/>
-        <w:divId w:val="965896291"/>
+        <w:divId w:val="1144858127"/>
         <w:rPr>
           <w:rFonts w:ascii="Plus Jakarta Sans" w:eastAsia="Times New Roman" w:hAnsi="Plus Jakarta Sans"/>
           <w:lang w:val="es-ES"/>
@@ -4305,18 +4317,18 @@
     <w:p>
       <w:pPr>
         <w:spacing w:before="450" w:after="450"/>
-        <w:divId w:val="1889216436"/>
-        <w:rPr>
-          <w:rFonts w:ascii="Plus Jakarta Sans" w:eastAsia="Times New Roman" w:hAnsi="Plus Jakarta Sans"/>
-          <w:lang w:val="es-ES"/>
-        </w:rPr>
-      </w:pPr>
-      <w:r>
-        <w:rPr>
-          <w:rFonts w:ascii="Plus Jakarta Sans" w:eastAsia="Times New Roman" w:hAnsi="Plus Jakarta Sans"/>
-          <w:lang w:val="es-ES"/>
-        </w:rPr>
-        <w:pict w14:anchorId="6B8E19C7">
+        <w:divId w:val="1629779195"/>
+        <w:rPr>
+          <w:rFonts w:ascii="Plus Jakarta Sans" w:eastAsia="Times New Roman" w:hAnsi="Plus Jakarta Sans"/>
+          <w:lang w:val="es-ES"/>
+        </w:rPr>
+      </w:pPr>
+      <w:r>
+        <w:rPr>
+          <w:rFonts w:ascii="Plus Jakarta Sans" w:eastAsia="Times New Roman" w:hAnsi="Plus Jakarta Sans"/>
+          <w:lang w:val="es-ES"/>
+        </w:rPr>
+        <w:pict>
           <v:rect id="_x0000_i1029" style="width:0;height:.75pt" o:hralign="center" o:hrstd="t" o:hr="t" fillcolor="#a0a0a0" stroked="f"/>
         </w:pict>
       </w:r>
@@ -4324,7 +4336,7 @@
     <w:p>
       <w:pPr>
         <w:pStyle w:val="Ttulo3"/>
-        <w:divId w:val="1889216436"/>
+        <w:divId w:val="1629779195"/>
         <w:rPr>
           <w:rFonts w:eastAsia="Times New Roman"/>
           <w:lang w:val="es-ES"/>
@@ -4341,7 +4353,7 @@
     <w:p>
       <w:pPr>
         <w:pStyle w:val="NormalWeb"/>
-        <w:divId w:val="1889216436"/>
+        <w:divId w:val="1629779195"/>
         <w:rPr>
           <w:rFonts w:ascii="Plus Jakarta Sans" w:hAnsi="Plus Jakarta Sans"/>
           <w:lang w:val="es-ES"/>
@@ -4363,7 +4375,7 @@
         </w:numPr>
         <w:spacing w:before="100" w:beforeAutospacing="1" w:after="90"/>
         <w:ind w:left="1020"/>
-        <w:divId w:val="1889216436"/>
+        <w:divId w:val="1629779195"/>
         <w:rPr>
           <w:rFonts w:ascii="Plus Jakarta Sans" w:eastAsia="Times New Roman" w:hAnsi="Plus Jakarta Sans"/>
           <w:sz w:val="21"/>
@@ -4399,7 +4411,7 @@
         </w:numPr>
         <w:spacing w:before="100" w:beforeAutospacing="1" w:after="90"/>
         <w:ind w:left="1020"/>
-        <w:divId w:val="1889216436"/>
+        <w:divId w:val="1629779195"/>
         <w:rPr>
           <w:rFonts w:ascii="Plus Jakarta Sans" w:eastAsia="Times New Roman" w:hAnsi="Plus Jakarta Sans"/>
           <w:sz w:val="21"/>
@@ -4444,7 +4456,7 @@
         </w:numPr>
         <w:spacing w:before="100" w:beforeAutospacing="1" w:after="90"/>
         <w:ind w:left="1020"/>
-        <w:divId w:val="1889216436"/>
+        <w:divId w:val="1629779195"/>
         <w:rPr>
           <w:rFonts w:ascii="Plus Jakarta Sans" w:eastAsia="Times New Roman" w:hAnsi="Plus Jakarta Sans"/>
           <w:sz w:val="21"/>
@@ -4489,7 +4501,7 @@
         </w:numPr>
         <w:spacing w:before="100" w:beforeAutospacing="1" w:after="90"/>
         <w:ind w:left="1020"/>
-        <w:divId w:val="1889216436"/>
+        <w:divId w:val="1629779195"/>
         <w:rPr>
           <w:rFonts w:ascii="Plus Jakarta Sans" w:eastAsia="Times New Roman" w:hAnsi="Plus Jakarta Sans"/>
           <w:sz w:val="21"/>
@@ -4545,7 +4557,7 @@
       </w:tblGrid>
       <w:tr>
         <w:trPr>
-          <w:divId w:val="332033459"/>
+          <w:divId w:val="81068588"/>
           <w:tblHeader/>
         </w:trPr>
         <w:tc>
@@ -4699,7 +4711,7 @@
       </w:tr>
       <w:tr>
         <w:trPr>
-          <w:divId w:val="332033459"/>
+          <w:divId w:val="81068588"/>
         </w:trPr>
         <w:tc>
           <w:tcPr>
@@ -4758,37 +4770,37 @@
                 <w:sz w:val="20"/>
                 <w:szCs w:val="20"/>
               </w:rPr>
-              <w:t>111 (6.7%)</w:t>
-            </w:r>
-          </w:p>
-        </w:tc>
-        <w:tc>
-          <w:tcPr>
-            <w:tcW w:w="0" w:type="auto"/>
-            <w:tcMar>
-              <w:top w:w="150" w:type="dxa"/>
-              <w:left w:w="210" w:type="dxa"/>
-              <w:bottom w:w="150" w:type="dxa"/>
-              <w:right w:w="210" w:type="dxa"/>
-            </w:tcMar>
-            <w:vAlign w:val="center"/>
-            <w:hideMark/>
-          </w:tcPr>
-          <w:p>
-            <w:pPr>
-              <w:rPr>
-                <w:rFonts w:ascii="Plus Jakarta Sans" w:eastAsia="Times New Roman" w:hAnsi="Plus Jakarta Sans"/>
-                <w:sz w:val="20"/>
-                <w:szCs w:val="20"/>
-              </w:rPr>
-            </w:pPr>
-            <w:r>
-              <w:rPr>
-                <w:rFonts w:ascii="Plus Jakarta Sans" w:eastAsia="Times New Roman" w:hAnsi="Plus Jakarta Sans"/>
-                <w:sz w:val="20"/>
-                <w:szCs w:val="20"/>
-              </w:rPr>
-              <w:t>566 (34.7%)</w:t>
+              <w:t>124 (7.2%)</w:t>
+            </w:r>
+          </w:p>
+        </w:tc>
+        <w:tc>
+          <w:tcPr>
+            <w:tcW w:w="0" w:type="auto"/>
+            <w:tcMar>
+              <w:top w:w="150" w:type="dxa"/>
+              <w:left w:w="210" w:type="dxa"/>
+              <w:bottom w:w="150" w:type="dxa"/>
+              <w:right w:w="210" w:type="dxa"/>
+            </w:tcMar>
+            <w:vAlign w:val="center"/>
+            <w:hideMark/>
+          </w:tcPr>
+          <w:p>
+            <w:pPr>
+              <w:rPr>
+                <w:rFonts w:ascii="Plus Jakarta Sans" w:eastAsia="Times New Roman" w:hAnsi="Plus Jakarta Sans"/>
+                <w:sz w:val="20"/>
+                <w:szCs w:val="20"/>
+              </w:rPr>
+            </w:pPr>
+            <w:r>
+              <w:rPr>
+                <w:rFonts w:ascii="Plus Jakarta Sans" w:eastAsia="Times New Roman" w:hAnsi="Plus Jakarta Sans"/>
+                <w:sz w:val="20"/>
+                <w:szCs w:val="20"/>
+              </w:rPr>
+              <w:t>567 (34.7%)</w:t>
             </w:r>
           </w:p>
         </w:tc>
@@ -4825,7 +4837,7 @@
       </w:tr>
       <w:tr>
         <w:trPr>
-          <w:divId w:val="332033459"/>
+          <w:divId w:val="81068588"/>
         </w:trPr>
         <w:tc>
           <w:tcPr>
@@ -4884,7 +4896,7 @@
                 <w:sz w:val="20"/>
                 <w:szCs w:val="20"/>
               </w:rPr>
-              <w:t>568 (34.2%)</w:t>
+              <w:t>595 (34.6%)</w:t>
             </w:r>
           </w:p>
         </w:tc>
@@ -4944,14 +4956,14 @@
                 <w:sz w:val="20"/>
                 <w:szCs w:val="20"/>
               </w:rPr>
-              <w:t>219 (27.3%)</w:t>
+              <w:t>220 (27.4%)</w:t>
             </w:r>
           </w:p>
         </w:tc>
       </w:tr>
       <w:tr>
         <w:trPr>
-          <w:divId w:val="332033459"/>
+          <w:divId w:val="81068588"/>
         </w:trPr>
         <w:tc>
           <w:tcPr>
@@ -5010,7 +5022,7 @@
                 <w:sz w:val="20"/>
                 <w:szCs w:val="20"/>
               </w:rPr>
-              <w:t>573 (34.5%)</w:t>
+              <w:t>583 (33.9%)</w:t>
             </w:r>
           </w:p>
         </w:tc>
@@ -5077,7 +5089,7 @@
       </w:tr>
       <w:tr>
         <w:trPr>
-          <w:divId w:val="332033459"/>
+          <w:divId w:val="81068588"/>
         </w:trPr>
         <w:tc>
           <w:tcPr>
@@ -5136,7 +5148,7 @@
                 <w:sz w:val="20"/>
                 <w:szCs w:val="20"/>
               </w:rPr>
-              <w:t>410 (24.7%)</w:t>
+              <w:t>418 (24.3%)</w:t>
             </w:r>
           </w:p>
         </w:tc>
@@ -5205,18 +5217,18 @@
     <w:p>
       <w:pPr>
         <w:spacing w:before="450" w:after="450"/>
-        <w:divId w:val="1889216436"/>
-        <w:rPr>
-          <w:rFonts w:ascii="Plus Jakarta Sans" w:eastAsia="Times New Roman" w:hAnsi="Plus Jakarta Sans"/>
-          <w:lang w:val="es-ES"/>
-        </w:rPr>
-      </w:pPr>
-      <w:r>
-        <w:rPr>
-          <w:rFonts w:ascii="Plus Jakarta Sans" w:eastAsia="Times New Roman" w:hAnsi="Plus Jakarta Sans"/>
-          <w:lang w:val="es-ES"/>
-        </w:rPr>
-        <w:pict w14:anchorId="457FCB8C">
+        <w:divId w:val="1629779195"/>
+        <w:rPr>
+          <w:rFonts w:ascii="Plus Jakarta Sans" w:eastAsia="Times New Roman" w:hAnsi="Plus Jakarta Sans"/>
+          <w:lang w:val="es-ES"/>
+        </w:rPr>
+      </w:pPr>
+      <w:r>
+        <w:rPr>
+          <w:rFonts w:ascii="Plus Jakarta Sans" w:eastAsia="Times New Roman" w:hAnsi="Plus Jakarta Sans"/>
+          <w:lang w:val="es-ES"/>
+        </w:rPr>
+        <w:pict>
           <v:rect id="_x0000_i1030" style="width:0;height:.75pt" o:hralign="center" o:hrstd="t" o:hr="t" fillcolor="#a0a0a0" stroked="f"/>
         </w:pict>
       </w:r>
@@ -5224,7 +5236,7 @@
     <w:p>
       <w:pPr>
         <w:pStyle w:val="Ttulo3"/>
-        <w:divId w:val="1889216436"/>
+        <w:divId w:val="1629779195"/>
         <w:rPr>
           <w:rFonts w:eastAsia="Times New Roman"/>
           <w:lang w:val="es-ES"/>
@@ -5241,7 +5253,7 @@
     <w:p>
       <w:pPr>
         <w:pStyle w:val="NormalWeb"/>
-        <w:divId w:val="1889216436"/>
+        <w:divId w:val="1629779195"/>
         <w:rPr>
           <w:rFonts w:ascii="Plus Jakarta Sans" w:hAnsi="Plus Jakarta Sans"/>
           <w:lang w:val="es-ES"/>
@@ -5265,7 +5277,7 @@
     <w:p>
       <w:pPr>
         <w:pStyle w:val="Ttulo4"/>
-        <w:divId w:val="1889216436"/>
+        <w:divId w:val="1629779195"/>
         <w:rPr>
           <w:rFonts w:eastAsia="Times New Roman"/>
           <w:lang w:val="es-ES"/>
@@ -5283,7 +5295,7 @@
       <w:pPr>
         <w:spacing w:before="375" w:after="225"/>
         <w:jc w:val="center"/>
-        <w:divId w:val="82847537"/>
+        <w:divId w:val="1827284046"/>
         <w:rPr>
           <w:rFonts w:ascii="Outfit" w:eastAsia="Times New Roman" w:hAnsi="Outfit"/>
           <w:b/>
@@ -5313,7 +5325,7 @@
       <w:pPr>
         <w:spacing w:after="375"/>
         <w:jc w:val="center"/>
-        <w:divId w:val="244263598"/>
+        <w:divId w:val="1219440486"/>
         <w:rPr>
           <w:rFonts w:ascii="Plus Jakarta Sans" w:eastAsia="Times New Roman" w:hAnsi="Plus Jakarta Sans"/>
           <w:lang w:val="es-ES"/>
@@ -5492,7 +5504,7 @@
           <w:rFonts w:ascii="Plus Jakarta Sans" w:eastAsia="Times New Roman" w:hAnsi="Plus Jakarta Sans"/>
           <w:lang w:val="es-ES"/>
         </w:rPr>
-        <w:t>50.8% (3,981 cultivos</w:t>
+        <w:t>51.4% (4,071 cultivos</w:t>
       </w:r>
       <w:r>
         <w:rPr>
@@ -5534,7 +5546,7 @@
           <w:rFonts w:ascii="Plus Jakarta Sans" w:eastAsia="Times New Roman" w:hAnsi="Plus Jakarta Sans"/>
           <w:lang w:val="es-ES"/>
         </w:rPr>
-        <w:t>30.5% (2,391 cultivos</w:t>
+        <w:t>30.2% (2,391 cultivos</w:t>
       </w:r>
       <w:r>
         <w:rPr>
@@ -5576,7 +5588,7 @@
           <w:rFonts w:ascii="Plus Jakarta Sans" w:eastAsia="Times New Roman" w:hAnsi="Plus Jakarta Sans"/>
           <w:lang w:val="es-ES"/>
         </w:rPr>
-        <w:t>18.6% (1,459 cultivos</w:t>
+        <w:t>18.5% (1,462 cultivos</w:t>
       </w:r>
       <w:r>
         <w:rPr>
@@ -5596,7 +5608,7 @@
     <w:p>
       <w:pPr>
         <w:pStyle w:val="Ttulo4"/>
-        <w:divId w:val="1889216436"/>
+        <w:divId w:val="1629779195"/>
         <w:rPr>
           <w:rFonts w:eastAsia="Times New Roman"/>
           <w:lang w:val="es-ES"/>
@@ -5621,7 +5633,7 @@
       <w:pPr>
         <w:spacing w:before="375" w:after="225"/>
         <w:jc w:val="center"/>
-        <w:divId w:val="1551378958"/>
+        <w:divId w:val="2038895529"/>
         <w:rPr>
           <w:rFonts w:ascii="Outfit" w:eastAsia="Times New Roman" w:hAnsi="Outfit"/>
           <w:b/>
@@ -5651,7 +5663,7 @@
       <w:pPr>
         <w:spacing w:after="375"/>
         <w:jc w:val="center"/>
-        <w:divId w:val="1552766514"/>
+        <w:divId w:val="938636994"/>
         <w:rPr>
           <w:rFonts w:ascii="Plus Jakarta Sans" w:eastAsia="Times New Roman" w:hAnsi="Plus Jakarta Sans"/>
           <w:lang w:val="es-ES"/>
@@ -5969,7 +5981,7 @@
     <w:p>
       <w:pPr>
         <w:pStyle w:val="Ttulo4"/>
-        <w:divId w:val="1889216436"/>
+        <w:divId w:val="1629779195"/>
         <w:rPr>
           <w:rFonts w:eastAsia="Times New Roman"/>
           <w:lang w:val="es-ES"/>
@@ -5987,7 +5999,7 @@
       <w:pPr>
         <w:spacing w:before="375" w:after="225"/>
         <w:jc w:val="center"/>
-        <w:divId w:val="1746999839"/>
+        <w:divId w:val="537084289"/>
         <w:rPr>
           <w:rFonts w:ascii="Outfit" w:eastAsia="Times New Roman" w:hAnsi="Outfit"/>
           <w:b/>
@@ -6017,7 +6029,7 @@
       <w:pPr>
         <w:spacing w:after="375"/>
         <w:jc w:val="center"/>
-        <w:divId w:val="406541084"/>
+        <w:divId w:val="134613208"/>
         <w:rPr>
           <w:rFonts w:ascii="Plus Jakarta Sans" w:eastAsia="Times New Roman" w:hAnsi="Plus Jakarta Sans"/>
           <w:lang w:val="es-ES"/>
@@ -6321,18 +6333,18 @@
     <w:p>
       <w:pPr>
         <w:spacing w:before="450" w:after="450"/>
-        <w:divId w:val="1889216436"/>
-        <w:rPr>
-          <w:rFonts w:ascii="Plus Jakarta Sans" w:eastAsia="Times New Roman" w:hAnsi="Plus Jakarta Sans"/>
-          <w:lang w:val="es-ES"/>
-        </w:rPr>
-      </w:pPr>
-      <w:r>
-        <w:rPr>
-          <w:rFonts w:ascii="Plus Jakarta Sans" w:eastAsia="Times New Roman" w:hAnsi="Plus Jakarta Sans"/>
-          <w:lang w:val="es-ES"/>
-        </w:rPr>
-        <w:pict w14:anchorId="52B09532">
+        <w:divId w:val="1629779195"/>
+        <w:rPr>
+          <w:rFonts w:ascii="Plus Jakarta Sans" w:eastAsia="Times New Roman" w:hAnsi="Plus Jakarta Sans"/>
+          <w:lang w:val="es-ES"/>
+        </w:rPr>
+      </w:pPr>
+      <w:r>
+        <w:rPr>
+          <w:rFonts w:ascii="Plus Jakarta Sans" w:eastAsia="Times New Roman" w:hAnsi="Plus Jakarta Sans"/>
+          <w:lang w:val="es-ES"/>
+        </w:rPr>
+        <w:pict>
           <v:rect id="_x0000_i1031" style="width:0;height:.75pt" o:hralign="center" o:hrstd="t" o:hr="t" fillcolor="#a0a0a0" stroked="f"/>
         </w:pict>
       </w:r>
@@ -6340,7 +6352,7 @@
     <w:p>
       <w:pPr>
         <w:pStyle w:val="Ttulo3"/>
-        <w:divId w:val="1889216436"/>
+        <w:divId w:val="1629779195"/>
         <w:rPr>
           <w:rFonts w:eastAsia="Times New Roman"/>
           <w:lang w:val="es-ES"/>
@@ -6357,7 +6369,7 @@
     <w:p>
       <w:pPr>
         <w:pStyle w:val="NormalWeb"/>
-        <w:divId w:val="1889216436"/>
+        <w:divId w:val="1629779195"/>
         <w:rPr>
           <w:rFonts w:ascii="Plus Jakarta Sans" w:hAnsi="Plus Jakarta Sans"/>
           <w:lang w:val="es-ES"/>
@@ -6381,7 +6393,7 @@
     <w:p>
       <w:pPr>
         <w:pStyle w:val="Ttulo4"/>
-        <w:divId w:val="1889216436"/>
+        <w:divId w:val="1629779195"/>
         <w:rPr>
           <w:rFonts w:eastAsia="Times New Roman"/>
           <w:lang w:val="es-ES"/>
@@ -6398,7 +6410,7 @@
     <w:p>
       <w:pPr>
         <w:pStyle w:val="NormalWeb"/>
-        <w:divId w:val="1889216436"/>
+        <w:divId w:val="1629779195"/>
         <w:rPr>
           <w:rFonts w:ascii="Plus Jakarta Sans" w:hAnsi="Plus Jakarta Sans"/>
           <w:lang w:val="es-ES"/>
@@ -6429,7 +6441,7 @@
       </w:tblGrid>
       <w:tr>
         <w:trPr>
-          <w:divId w:val="2029676551"/>
+          <w:divId w:val="201678913"/>
           <w:tblHeader/>
         </w:trPr>
         <w:tc>
@@ -6509,7 +6521,7 @@
       </w:tr>
       <w:tr>
         <w:trPr>
-          <w:divId w:val="2029676551"/>
+          <w:divId w:val="201678913"/>
         </w:trPr>
         <w:tc>
           <w:tcPr>
@@ -6598,7 +6610,7 @@
     <w:p>
       <w:pPr>
         <w:pStyle w:val="Ttulo4"/>
-        <w:divId w:val="1889216436"/>
+        <w:divId w:val="1629779195"/>
         <w:rPr>
           <w:rFonts w:eastAsia="Times New Roman"/>
           <w:lang w:val="es-ES"/>
@@ -6615,7 +6627,7 @@
     <w:p>
       <w:pPr>
         <w:pStyle w:val="NormalWeb"/>
-        <w:divId w:val="1889216436"/>
+        <w:divId w:val="1629779195"/>
         <w:rPr>
           <w:rFonts w:ascii="Plus Jakarta Sans" w:hAnsi="Plus Jakarta Sans"/>
           <w:lang w:val="es-ES"/>
@@ -6646,7 +6658,7 @@
       </w:tblGrid>
       <w:tr>
         <w:trPr>
-          <w:divId w:val="1633367829"/>
+          <w:divId w:val="275337789"/>
           <w:tblHeader/>
         </w:trPr>
         <w:tc>
@@ -6726,7 +6738,7 @@
       </w:tr>
       <w:tr>
         <w:trPr>
-          <w:divId w:val="1633367829"/>
+          <w:divId w:val="275337789"/>
         </w:trPr>
         <w:tc>
           <w:tcPr>
@@ -6824,7 +6836,7 @@
     <w:p>
       <w:pPr>
         <w:pStyle w:val="Ttulo4"/>
-        <w:divId w:val="1889216436"/>
+        <w:divId w:val="1629779195"/>
         <w:rPr>
           <w:rFonts w:eastAsia="Times New Roman"/>
           <w:lang w:val="es-ES"/>
@@ -6841,7 +6853,7 @@
     <w:p>
       <w:pPr>
         <w:pStyle w:val="NormalWeb"/>
-        <w:divId w:val="1889216436"/>
+        <w:divId w:val="1629779195"/>
         <w:rPr>
           <w:rFonts w:ascii="Plus Jakarta Sans" w:hAnsi="Plus Jakarta Sans"/>
           <w:lang w:val="es-ES"/>
@@ -6872,7 +6884,7 @@
       </w:tblGrid>
       <w:tr>
         <w:trPr>
-          <w:divId w:val="1895189609"/>
+          <w:divId w:val="1645164018"/>
           <w:tblHeader/>
         </w:trPr>
         <w:tc>
@@ -6952,7 +6964,7 @@
       </w:tr>
       <w:tr>
         <w:trPr>
-          <w:divId w:val="1895189609"/>
+          <w:divId w:val="1645164018"/>
         </w:trPr>
         <w:tc>
           <w:tcPr>
@@ -7041,18 +7053,18 @@
     <w:p>
       <w:pPr>
         <w:spacing w:before="450" w:after="450"/>
-        <w:divId w:val="1889216436"/>
-        <w:rPr>
-          <w:rFonts w:ascii="Plus Jakarta Sans" w:eastAsia="Times New Roman" w:hAnsi="Plus Jakarta Sans"/>
-          <w:lang w:val="es-ES"/>
-        </w:rPr>
-      </w:pPr>
-      <w:r>
-        <w:rPr>
-          <w:rFonts w:ascii="Plus Jakarta Sans" w:eastAsia="Times New Roman" w:hAnsi="Plus Jakarta Sans"/>
-          <w:lang w:val="es-ES"/>
-        </w:rPr>
-        <w:pict w14:anchorId="5B58891C">
+        <w:divId w:val="1629779195"/>
+        <w:rPr>
+          <w:rFonts w:ascii="Plus Jakarta Sans" w:eastAsia="Times New Roman" w:hAnsi="Plus Jakarta Sans"/>
+          <w:lang w:val="es-ES"/>
+        </w:rPr>
+      </w:pPr>
+      <w:r>
+        <w:rPr>
+          <w:rFonts w:ascii="Plus Jakarta Sans" w:eastAsia="Times New Roman" w:hAnsi="Plus Jakarta Sans"/>
+          <w:lang w:val="es-ES"/>
+        </w:rPr>
+        <w:pict>
           <v:rect id="_x0000_i1032" style="width:0;height:.75pt" o:hralign="center" o:hrstd="t" o:hr="t" fillcolor="#a0a0a0" stroked="f"/>
         </w:pict>
       </w:r>
@@ -7060,7 +7072,7 @@
     <w:p>
       <w:pPr>
         <w:pStyle w:val="Ttulo2"/>
-        <w:divId w:val="1889216436"/>
+        <w:divId w:val="1629779195"/>
         <w:rPr>
           <w:rFonts w:eastAsia="Times New Roman"/>
           <w:lang w:val="es-ES"/>
@@ -7077,7 +7089,7 @@
     <w:p>
       <w:pPr>
         <w:pStyle w:val="NormalWeb"/>
-        <w:divId w:val="1889216436"/>
+        <w:divId w:val="1629779195"/>
         <w:rPr>
           <w:rFonts w:ascii="Plus Jakarta Sans" w:hAnsi="Plus Jakarta Sans"/>
           <w:lang w:val="es-ES"/>
@@ -7094,7 +7106,7 @@
     <w:p>
       <w:pPr>
         <w:pStyle w:val="Ttulo3"/>
-        <w:divId w:val="1889216436"/>
+        <w:divId w:val="1629779195"/>
         <w:rPr>
           <w:rFonts w:eastAsia="Times New Roman"/>
           <w:lang w:val="es-ES"/>
@@ -7111,7 +7123,7 @@
     <w:p>
       <w:pPr>
         <w:pStyle w:val="NormalWeb"/>
-        <w:divId w:val="1889216436"/>
+        <w:divId w:val="1629779195"/>
         <w:rPr>
           <w:rFonts w:ascii="Plus Jakarta Sans" w:hAnsi="Plus Jakarta Sans"/>
           <w:lang w:val="es-ES"/>
@@ -7144,7 +7156,7 @@
       </w:tblGrid>
       <w:tr>
         <w:trPr>
-          <w:divId w:val="1641033483"/>
+          <w:divId w:val="838077992"/>
           <w:tblHeader/>
         </w:trPr>
         <w:tc>
@@ -7309,7 +7321,7 @@
       </w:tr>
       <w:tr>
         <w:trPr>
-          <w:divId w:val="1641033483"/>
+          <w:divId w:val="838077992"/>
         </w:trPr>
         <w:tc>
           <w:tcPr>
@@ -7368,74 +7380,74 @@
                 <w:sz w:val="20"/>
                 <w:szCs w:val="20"/>
               </w:rPr>
-              <w:t>1529 (92.0%)</w:t>
-            </w:r>
-          </w:p>
-        </w:tc>
-        <w:tc>
-          <w:tcPr>
-            <w:tcW w:w="0" w:type="auto"/>
-            <w:tcMar>
-              <w:top w:w="150" w:type="dxa"/>
-              <w:left w:w="210" w:type="dxa"/>
-              <w:bottom w:w="150" w:type="dxa"/>
-              <w:right w:w="210" w:type="dxa"/>
-            </w:tcMar>
-            <w:vAlign w:val="center"/>
-            <w:hideMark/>
-          </w:tcPr>
-          <w:p>
-            <w:pPr>
-              <w:rPr>
-                <w:rFonts w:ascii="Plus Jakarta Sans" w:eastAsia="Times New Roman" w:hAnsi="Plus Jakarta Sans"/>
-                <w:sz w:val="20"/>
-                <w:szCs w:val="20"/>
-              </w:rPr>
-            </w:pPr>
-            <w:r>
-              <w:rPr>
-                <w:rFonts w:ascii="Plus Jakarta Sans" w:eastAsia="Times New Roman" w:hAnsi="Plus Jakarta Sans"/>
-                <w:sz w:val="20"/>
-                <w:szCs w:val="20"/>
-              </w:rPr>
-              <w:t>1509 (92.5%)</w:t>
-            </w:r>
-          </w:p>
-        </w:tc>
-        <w:tc>
-          <w:tcPr>
-            <w:tcW w:w="0" w:type="auto"/>
-            <w:tcMar>
-              <w:top w:w="150" w:type="dxa"/>
-              <w:left w:w="210" w:type="dxa"/>
-              <w:bottom w:w="150" w:type="dxa"/>
-              <w:right w:w="210" w:type="dxa"/>
-            </w:tcMar>
-            <w:vAlign w:val="center"/>
-            <w:hideMark/>
-          </w:tcPr>
-          <w:p>
-            <w:pPr>
-              <w:rPr>
-                <w:rFonts w:ascii="Plus Jakarta Sans" w:eastAsia="Times New Roman" w:hAnsi="Plus Jakarta Sans"/>
-                <w:sz w:val="20"/>
-                <w:szCs w:val="20"/>
-              </w:rPr>
-            </w:pPr>
-            <w:r>
-              <w:rPr>
-                <w:rFonts w:ascii="Plus Jakarta Sans" w:eastAsia="Times New Roman" w:hAnsi="Plus Jakarta Sans"/>
-                <w:sz w:val="20"/>
-                <w:szCs w:val="20"/>
-              </w:rPr>
-              <w:t>568 (70.9%)</w:t>
+              <w:t>1580 (91.9%)</w:t>
+            </w:r>
+          </w:p>
+        </w:tc>
+        <w:tc>
+          <w:tcPr>
+            <w:tcW w:w="0" w:type="auto"/>
+            <w:tcMar>
+              <w:top w:w="150" w:type="dxa"/>
+              <w:left w:w="210" w:type="dxa"/>
+              <w:bottom w:w="150" w:type="dxa"/>
+              <w:right w:w="210" w:type="dxa"/>
+            </w:tcMar>
+            <w:vAlign w:val="center"/>
+            <w:hideMark/>
+          </w:tcPr>
+          <w:p>
+            <w:pPr>
+              <w:rPr>
+                <w:rFonts w:ascii="Plus Jakarta Sans" w:eastAsia="Times New Roman" w:hAnsi="Plus Jakarta Sans"/>
+                <w:sz w:val="20"/>
+                <w:szCs w:val="20"/>
+              </w:rPr>
+            </w:pPr>
+            <w:r>
+              <w:rPr>
+                <w:rFonts w:ascii="Plus Jakarta Sans" w:eastAsia="Times New Roman" w:hAnsi="Plus Jakarta Sans"/>
+                <w:sz w:val="20"/>
+                <w:szCs w:val="20"/>
+              </w:rPr>
+              <w:t>1509 (92.4%)</w:t>
+            </w:r>
+          </w:p>
+        </w:tc>
+        <w:tc>
+          <w:tcPr>
+            <w:tcW w:w="0" w:type="auto"/>
+            <w:tcMar>
+              <w:top w:w="150" w:type="dxa"/>
+              <w:left w:w="210" w:type="dxa"/>
+              <w:bottom w:w="150" w:type="dxa"/>
+              <w:right w:w="210" w:type="dxa"/>
+            </w:tcMar>
+            <w:vAlign w:val="center"/>
+            <w:hideMark/>
+          </w:tcPr>
+          <w:p>
+            <w:pPr>
+              <w:rPr>
+                <w:rFonts w:ascii="Plus Jakarta Sans" w:eastAsia="Times New Roman" w:hAnsi="Plus Jakarta Sans"/>
+                <w:sz w:val="20"/>
+                <w:szCs w:val="20"/>
+              </w:rPr>
+            </w:pPr>
+            <w:r>
+              <w:rPr>
+                <w:rFonts w:ascii="Plus Jakarta Sans" w:eastAsia="Times New Roman" w:hAnsi="Plus Jakarta Sans"/>
+                <w:sz w:val="20"/>
+                <w:szCs w:val="20"/>
+              </w:rPr>
+              <w:t>569 (70.9%)</w:t>
             </w:r>
           </w:p>
         </w:tc>
       </w:tr>
       <w:tr>
         <w:trPr>
-          <w:divId w:val="1641033483"/>
+          <w:divId w:val="838077992"/>
         </w:trPr>
         <w:tc>
           <w:tcPr>
@@ -7494,7 +7506,7 @@
                 <w:sz w:val="20"/>
                 <w:szCs w:val="20"/>
               </w:rPr>
-              <w:t>41 (2.5%)</w:t>
+              <w:t>41 (2.4%)</w:t>
             </w:r>
           </w:p>
         </w:tc>
@@ -7561,7 +7573,7 @@
       </w:tr>
       <w:tr>
         <w:trPr>
-          <w:divId w:val="1641033483"/>
+          <w:divId w:val="838077992"/>
         </w:trPr>
         <w:tc>
           <w:tcPr>
@@ -7620,37 +7632,37 @@
                 <w:sz w:val="20"/>
                 <w:szCs w:val="20"/>
               </w:rPr>
-              <w:t>92 (5.5%)</w:t>
-            </w:r>
-          </w:p>
-        </w:tc>
-        <w:tc>
-          <w:tcPr>
-            <w:tcW w:w="0" w:type="auto"/>
-            <w:tcMar>
-              <w:top w:w="150" w:type="dxa"/>
-              <w:left w:w="210" w:type="dxa"/>
-              <w:bottom w:w="150" w:type="dxa"/>
-              <w:right w:w="210" w:type="dxa"/>
-            </w:tcMar>
-            <w:vAlign w:val="center"/>
-            <w:hideMark/>
-          </w:tcPr>
-          <w:p>
-            <w:pPr>
-              <w:rPr>
-                <w:rFonts w:ascii="Plus Jakarta Sans" w:eastAsia="Times New Roman" w:hAnsi="Plus Jakarta Sans"/>
-                <w:sz w:val="20"/>
-                <w:szCs w:val="20"/>
-              </w:rPr>
-            </w:pPr>
-            <w:r>
-              <w:rPr>
-                <w:rFonts w:ascii="Plus Jakarta Sans" w:eastAsia="Times New Roman" w:hAnsi="Plus Jakarta Sans"/>
-                <w:sz w:val="20"/>
-                <w:szCs w:val="20"/>
-              </w:rPr>
-              <w:t>84 (5.1%)</w:t>
+              <w:t>99 (5.8%)</w:t>
+            </w:r>
+          </w:p>
+        </w:tc>
+        <w:tc>
+          <w:tcPr>
+            <w:tcW w:w="0" w:type="auto"/>
+            <w:tcMar>
+              <w:top w:w="150" w:type="dxa"/>
+              <w:left w:w="210" w:type="dxa"/>
+              <w:bottom w:w="150" w:type="dxa"/>
+              <w:right w:w="210" w:type="dxa"/>
+            </w:tcMar>
+            <w:vAlign w:val="center"/>
+            <w:hideMark/>
+          </w:tcPr>
+          <w:p>
+            <w:pPr>
+              <w:rPr>
+                <w:rFonts w:ascii="Plus Jakarta Sans" w:eastAsia="Times New Roman" w:hAnsi="Plus Jakarta Sans"/>
+                <w:sz w:val="20"/>
+                <w:szCs w:val="20"/>
+              </w:rPr>
+            </w:pPr>
+            <w:r>
+              <w:rPr>
+                <w:rFonts w:ascii="Plus Jakarta Sans" w:eastAsia="Times New Roman" w:hAnsi="Plus Jakarta Sans"/>
+                <w:sz w:val="20"/>
+                <w:szCs w:val="20"/>
+              </w:rPr>
+              <w:t>85 (5.2%)</w:t>
             </w:r>
           </w:p>
         </w:tc>
@@ -7687,7 +7699,7 @@
       </w:tr>
       <w:tr>
         <w:trPr>
-          <w:divId w:val="1641033483"/>
+          <w:divId w:val="838077992"/>
         </w:trPr>
         <w:tc>
           <w:tcPr>
@@ -7815,7 +7827,7 @@
     <w:p>
       <w:pPr>
         <w:pStyle w:val="Ttulo3"/>
-        <w:divId w:val="1889216436"/>
+        <w:divId w:val="1629779195"/>
         <w:rPr>
           <w:rFonts w:eastAsia="Times New Roman"/>
           <w:lang w:val="es-ES"/>
@@ -7831,8 +7843,9 @@
     </w:p>
     <w:p>
       <w:pPr>
+        <w:spacing w:before="375" w:after="225"/>
         <w:jc w:val="center"/>
-        <w:divId w:val="1298875651"/>
+        <w:divId w:val="640698415"/>
         <w:rPr>
           <w:rFonts w:ascii="Outfit" w:eastAsia="Times New Roman" w:hAnsi="Outfit"/>
           <w:b/>
@@ -7862,7 +7875,7 @@
       <w:pPr>
         <w:spacing w:after="375"/>
         <w:jc w:val="center"/>
-        <w:divId w:val="649987038"/>
+        <w:divId w:val="1118136656"/>
         <w:rPr>
           <w:rFonts w:ascii="Plus Jakarta Sans" w:eastAsia="Times New Roman" w:hAnsi="Plus Jakarta Sans"/>
           <w:lang w:val="es-ES"/>
@@ -8229,7 +8242,7 @@
     <w:p>
       <w:pPr>
         <w:pStyle w:val="Ttulo3"/>
-        <w:divId w:val="1889216436"/>
+        <w:divId w:val="1629779195"/>
         <w:rPr>
           <w:rFonts w:eastAsia="Times New Roman"/>
           <w:lang w:val="es-ES"/>
@@ -8253,7 +8266,7 @@
     <w:p>
       <w:pPr>
         <w:pStyle w:val="NormalWeb"/>
-        <w:divId w:val="1889216436"/>
+        <w:divId w:val="1629779195"/>
         <w:rPr>
           <w:rFonts w:ascii="Plus Jakarta Sans" w:hAnsi="Plus Jakarta Sans"/>
           <w:lang w:val="es-ES"/>
@@ -8275,7 +8288,7 @@
         </w:numPr>
         <w:spacing w:before="100" w:beforeAutospacing="1" w:after="90"/>
         <w:ind w:left="1020"/>
-        <w:divId w:val="1889216436"/>
+        <w:divId w:val="1629779195"/>
         <w:rPr>
           <w:rFonts w:ascii="Plus Jakarta Sans" w:eastAsia="Times New Roman" w:hAnsi="Plus Jakarta Sans"/>
           <w:sz w:val="21"/>
@@ -8311,7 +8324,7 @@
         </w:numPr>
         <w:spacing w:before="100" w:beforeAutospacing="1" w:after="90"/>
         <w:ind w:left="1020"/>
-        <w:divId w:val="1889216436"/>
+        <w:divId w:val="1629779195"/>
         <w:rPr>
           <w:rFonts w:ascii="Plus Jakarta Sans" w:eastAsia="Times New Roman" w:hAnsi="Plus Jakarta Sans"/>
           <w:sz w:val="21"/>
@@ -8356,7 +8369,7 @@
         </w:numPr>
         <w:spacing w:before="100" w:beforeAutospacing="1" w:after="90"/>
         <w:ind w:left="1020"/>
-        <w:divId w:val="1889216436"/>
+        <w:divId w:val="1629779195"/>
         <w:rPr>
           <w:rFonts w:ascii="Plus Jakarta Sans" w:eastAsia="Times New Roman" w:hAnsi="Plus Jakarta Sans"/>
           <w:sz w:val="21"/>
@@ -8410,7 +8423,7 @@
         </w:numPr>
         <w:spacing w:before="100" w:beforeAutospacing="1" w:after="90"/>
         <w:ind w:left="1020"/>
-        <w:divId w:val="1889216436"/>
+        <w:divId w:val="1629779195"/>
         <w:rPr>
           <w:rFonts w:ascii="Plus Jakarta Sans" w:eastAsia="Times New Roman" w:hAnsi="Plus Jakarta Sans"/>
           <w:sz w:val="21"/>
@@ -8455,7 +8468,7 @@
         </w:numPr>
         <w:spacing w:before="100" w:beforeAutospacing="1" w:after="90"/>
         <w:ind w:left="1020"/>
-        <w:divId w:val="1889216436"/>
+        <w:divId w:val="1629779195"/>
         <w:rPr>
           <w:rFonts w:ascii="Plus Jakarta Sans" w:eastAsia="Times New Roman" w:hAnsi="Plus Jakarta Sans"/>
           <w:sz w:val="21"/>
@@ -8491,7 +8504,7 @@
         </w:numPr>
         <w:spacing w:before="100" w:beforeAutospacing="1" w:after="90"/>
         <w:ind w:left="1020"/>
-        <w:divId w:val="1889216436"/>
+        <w:divId w:val="1629779195"/>
         <w:rPr>
           <w:rFonts w:ascii="Plus Jakarta Sans" w:eastAsia="Times New Roman" w:hAnsi="Plus Jakarta Sans"/>
           <w:sz w:val="21"/>
@@ -8525,7 +8538,7 @@
           <w:szCs w:val="21"/>
           <w:lang w:val="es-ES"/>
         </w:rPr>
-        <w:t xml:space="preserve"> promedio (en 1429 predios).</w:t>
+        <w:t xml:space="preserve"> promedio (en 1485 predios).</w:t>
       </w:r>
     </w:p>
     <w:p>
@@ -8536,7 +8549,7 @@
         </w:numPr>
         <w:spacing w:before="100" w:beforeAutospacing="1" w:after="90"/>
         <w:ind w:left="1020"/>
-        <w:divId w:val="1889216436"/>
+        <w:divId w:val="1629779195"/>
         <w:rPr>
           <w:rFonts w:ascii="Plus Jakarta Sans" w:eastAsia="Times New Roman" w:hAnsi="Plus Jakarta Sans"/>
           <w:sz w:val="21"/>
@@ -8581,7 +8594,7 @@
         </w:numPr>
         <w:spacing w:before="100" w:beforeAutospacing="1" w:after="90"/>
         <w:ind w:left="1020"/>
-        <w:divId w:val="1889216436"/>
+        <w:divId w:val="1629779195"/>
         <w:rPr>
           <w:rFonts w:ascii="Plus Jakarta Sans" w:eastAsia="Times New Roman" w:hAnsi="Plus Jakarta Sans"/>
           <w:sz w:val="21"/>
@@ -8615,7 +8628,7 @@
           <w:szCs w:val="21"/>
           <w:lang w:val="es-ES"/>
         </w:rPr>
-        <w:t xml:space="preserve"> promedio (en 577 predios).</w:t>
+        <w:t xml:space="preserve"> promedio (en 578 predios).</w:t>
       </w:r>
     </w:p>
     <w:p>
@@ -8626,7 +8639,7 @@
         </w:numPr>
         <w:spacing w:before="100" w:beforeAutospacing="1" w:after="90"/>
         <w:ind w:left="1020"/>
-        <w:divId w:val="1889216436"/>
+        <w:divId w:val="1629779195"/>
         <w:rPr>
           <w:rFonts w:ascii="Plus Jakarta Sans" w:eastAsia="Times New Roman" w:hAnsi="Plus Jakarta Sans"/>
           <w:sz w:val="21"/>
@@ -8662,7 +8675,7 @@
         </w:numPr>
         <w:spacing w:before="100" w:beforeAutospacing="1" w:after="90"/>
         <w:ind w:left="1020"/>
-        <w:divId w:val="1889216436"/>
+        <w:divId w:val="1629779195"/>
         <w:rPr>
           <w:rFonts w:ascii="Plus Jakarta Sans" w:eastAsia="Times New Roman" w:hAnsi="Plus Jakarta Sans"/>
           <w:sz w:val="21"/>
@@ -8716,7 +8729,7 @@
         </w:numPr>
         <w:spacing w:before="100" w:beforeAutospacing="1" w:after="90"/>
         <w:ind w:left="1020"/>
-        <w:divId w:val="1889216436"/>
+        <w:divId w:val="1629779195"/>
         <w:rPr>
           <w:rFonts w:ascii="Plus Jakarta Sans" w:eastAsia="Times New Roman" w:hAnsi="Plus Jakarta Sans"/>
           <w:sz w:val="21"/>
@@ -8761,7 +8774,7 @@
         </w:numPr>
         <w:spacing w:before="100" w:beforeAutospacing="1" w:after="90"/>
         <w:ind w:left="1020"/>
-        <w:divId w:val="1889216436"/>
+        <w:divId w:val="1629779195"/>
         <w:rPr>
           <w:rFonts w:ascii="Plus Jakarta Sans" w:eastAsia="Times New Roman" w:hAnsi="Plus Jakarta Sans"/>
           <w:sz w:val="21"/>
@@ -8801,7 +8814,7 @@
     <w:p>
       <w:pPr>
         <w:pStyle w:val="Ttulo3"/>
-        <w:divId w:val="1889216436"/>
+        <w:divId w:val="1629779195"/>
         <w:rPr>
           <w:rFonts w:eastAsia="Times New Roman"/>
           <w:lang w:val="es-ES"/>
@@ -8819,7 +8832,7 @@
       <w:pPr>
         <w:spacing w:before="375" w:after="225"/>
         <w:jc w:val="center"/>
-        <w:divId w:val="1720862564"/>
+        <w:divId w:val="1403406647"/>
         <w:rPr>
           <w:rFonts w:ascii="Outfit" w:eastAsia="Times New Roman" w:hAnsi="Outfit"/>
           <w:b/>
@@ -8849,7 +8862,7 @@
       <w:pPr>
         <w:spacing w:after="375"/>
         <w:jc w:val="center"/>
-        <w:divId w:val="1967196270"/>
+        <w:divId w:val="1587349200"/>
         <w:rPr>
           <w:rFonts w:ascii="Plus Jakarta Sans" w:eastAsia="Times New Roman" w:hAnsi="Plus Jakarta Sans"/>
           <w:lang w:val="es-ES"/>
@@ -9139,18 +9152,18 @@
     <w:p>
       <w:pPr>
         <w:spacing w:before="450" w:after="450"/>
-        <w:divId w:val="1889216436"/>
-        <w:rPr>
-          <w:rFonts w:ascii="Plus Jakarta Sans" w:eastAsia="Times New Roman" w:hAnsi="Plus Jakarta Sans"/>
-          <w:lang w:val="es-ES"/>
-        </w:rPr>
-      </w:pPr>
-      <w:r>
-        <w:rPr>
-          <w:rFonts w:ascii="Plus Jakarta Sans" w:eastAsia="Times New Roman" w:hAnsi="Plus Jakarta Sans"/>
-          <w:lang w:val="es-ES"/>
-        </w:rPr>
-        <w:pict w14:anchorId="6E90F13A">
+        <w:divId w:val="1629779195"/>
+        <w:rPr>
+          <w:rFonts w:ascii="Plus Jakarta Sans" w:eastAsia="Times New Roman" w:hAnsi="Plus Jakarta Sans"/>
+          <w:lang w:val="es-ES"/>
+        </w:rPr>
+      </w:pPr>
+      <w:r>
+        <w:rPr>
+          <w:rFonts w:ascii="Plus Jakarta Sans" w:eastAsia="Times New Roman" w:hAnsi="Plus Jakarta Sans"/>
+          <w:lang w:val="es-ES"/>
+        </w:rPr>
+        <w:pict>
           <v:rect id="_x0000_i1033" style="width:0;height:.75pt" o:hralign="center" o:hrstd="t" o:hr="t" fillcolor="#a0a0a0" stroked="f"/>
         </w:pict>
       </w:r>
@@ -9158,7 +9171,7 @@
     <w:p>
       <w:pPr>
         <w:pStyle w:val="Ttulo2"/>
-        <w:divId w:val="1889216436"/>
+        <w:divId w:val="1629779195"/>
         <w:rPr>
           <w:rFonts w:eastAsia="Times New Roman"/>
           <w:lang w:val="es-ES"/>
@@ -9175,7 +9188,7 @@
     <w:p>
       <w:pPr>
         <w:pStyle w:val="NormalWeb"/>
-        <w:divId w:val="1889216436"/>
+        <w:divId w:val="1629779195"/>
         <w:rPr>
           <w:rFonts w:ascii="Plus Jakarta Sans" w:hAnsi="Plus Jakarta Sans"/>
           <w:lang w:val="es-ES"/>
@@ -9192,7 +9205,7 @@
     <w:p>
       <w:pPr>
         <w:pStyle w:val="NormalWeb"/>
-        <w:divId w:val="1889216436"/>
+        <w:divId w:val="1629779195"/>
         <w:rPr>
           <w:rFonts w:ascii="Plus Jakarta Sans" w:hAnsi="Plus Jakarta Sans"/>
           <w:lang w:val="es-ES"/>
@@ -9254,7 +9267,7 @@
     <w:p>
       <w:pPr>
         <w:pStyle w:val="NormalWeb"/>
-        <w:divId w:val="1889216436"/>
+        <w:divId w:val="1629779195"/>
         <w:rPr>
           <w:rFonts w:ascii="Plus Jakarta Sans" w:hAnsi="Plus Jakarta Sans"/>
           <w:lang w:val="es-ES"/>
@@ -9316,7 +9329,7 @@
     <w:p>
       <w:pPr>
         <w:pStyle w:val="NormalWeb"/>
-        <w:divId w:val="1889216436"/>
+        <w:divId w:val="1629779195"/>
         <w:rPr>
           <w:rFonts w:ascii="Plus Jakarta Sans" w:hAnsi="Plus Jakarta Sans"/>
           <w:lang w:val="es-ES"/>
@@ -9377,7 +9390,7 @@
     <w:p>
       <w:pPr>
         <w:pStyle w:val="NormalWeb"/>
-        <w:divId w:val="1889216436"/>
+        <w:divId w:val="1629779195"/>
         <w:rPr>
           <w:rFonts w:ascii="Plus Jakarta Sans" w:hAnsi="Plus Jakarta Sans"/>
           <w:lang w:val="es-ES"/>
@@ -9431,18 +9444,18 @@
     <w:p>
       <w:pPr>
         <w:spacing w:before="450" w:after="450"/>
-        <w:divId w:val="1889216436"/>
-        <w:rPr>
-          <w:rFonts w:ascii="Plus Jakarta Sans" w:eastAsia="Times New Roman" w:hAnsi="Plus Jakarta Sans"/>
-          <w:lang w:val="es-ES"/>
-        </w:rPr>
-      </w:pPr>
-      <w:r>
-        <w:rPr>
-          <w:rFonts w:ascii="Plus Jakarta Sans" w:eastAsia="Times New Roman" w:hAnsi="Plus Jakarta Sans"/>
-          <w:lang w:val="es-ES"/>
-        </w:rPr>
-        <w:pict w14:anchorId="49833A27">
+        <w:divId w:val="1629779195"/>
+        <w:rPr>
+          <w:rFonts w:ascii="Plus Jakarta Sans" w:eastAsia="Times New Roman" w:hAnsi="Plus Jakarta Sans"/>
+          <w:lang w:val="es-ES"/>
+        </w:rPr>
+      </w:pPr>
+      <w:r>
+        <w:rPr>
+          <w:rFonts w:ascii="Plus Jakarta Sans" w:eastAsia="Times New Roman" w:hAnsi="Plus Jakarta Sans"/>
+          <w:lang w:val="es-ES"/>
+        </w:rPr>
+        <w:pict>
           <v:rect id="_x0000_i1034" style="width:0;height:.75pt" o:hralign="center" o:hrstd="t" o:hr="t" fillcolor="#a0a0a0" stroked="f"/>
         </w:pict>
       </w:r>
@@ -9450,18 +9463,18 @@
     <w:p>
       <w:pPr>
         <w:spacing w:before="450" w:after="450"/>
-        <w:divId w:val="1889216436"/>
-        <w:rPr>
-          <w:rFonts w:ascii="Plus Jakarta Sans" w:eastAsia="Times New Roman" w:hAnsi="Plus Jakarta Sans"/>
-          <w:lang w:val="es-ES"/>
-        </w:rPr>
-      </w:pPr>
-      <w:r>
-        <w:rPr>
-          <w:rFonts w:ascii="Plus Jakarta Sans" w:eastAsia="Times New Roman" w:hAnsi="Plus Jakarta Sans"/>
-          <w:lang w:val="es-ES"/>
-        </w:rPr>
-        <w:pict w14:anchorId="4A5ABC37">
+        <w:divId w:val="1629779195"/>
+        <w:rPr>
+          <w:rFonts w:ascii="Plus Jakarta Sans" w:eastAsia="Times New Roman" w:hAnsi="Plus Jakarta Sans"/>
+          <w:lang w:val="es-ES"/>
+        </w:rPr>
+      </w:pPr>
+      <w:r>
+        <w:rPr>
+          <w:rFonts w:ascii="Plus Jakarta Sans" w:eastAsia="Times New Roman" w:hAnsi="Plus Jakarta Sans"/>
+          <w:lang w:val="es-ES"/>
+        </w:rPr>
+        <w:pict>
           <v:rect id="_x0000_i1035" style="width:0;height:.75pt" o:hralign="center" o:hrstd="t" o:hr="t" fillcolor="#a0a0a0" stroked="f"/>
         </w:pict>
       </w:r>
@@ -9469,7 +9482,7 @@
     <w:p>
       <w:pPr>
         <w:pStyle w:val="NormalWeb"/>
-        <w:divId w:val="1889216436"/>
+        <w:divId w:val="1629779195"/>
         <w:rPr>
           <w:rFonts w:ascii="Plus Jakarta Sans" w:hAnsi="Plus Jakarta Sans"/>
           <w:lang w:val="es-ES"/>
@@ -9502,7 +9515,7 @@
           <w:rFonts w:ascii="Plus Jakarta Sans" w:hAnsi="Plus Jakarta Sans"/>
           <w:lang w:val="es-ES"/>
         </w:rPr>
-        <w:pict w14:anchorId="15F35FDA"/>
+        <w:pict/>
       </w:r>
     </w:p>
     <w:sectPr>
@@ -9518,9 +9531,9 @@
 <file path=word/numbering.xml><?xml version="1.0" encoding="utf-8"?>
 <w:numbering xmlns:wpc="http://schemas.microsoft.com/office/word/2010/wordprocessingCanvas" xmlns:cx="http://schemas.microsoft.com/office/drawing/2014/chartex" xmlns:cx1="http://schemas.microsoft.com/office/drawing/2015/9/8/chartex" xmlns:cx2="http://schemas.microsoft.com/office/drawing/2015/10/21/chartex" xmlns:cx3="http://schemas.microsoft.com/office/drawing/2016/5/9/chartex" xmlns:cx4="http://schemas.microsoft.com/office/drawing/2016/5/10/chartex" xmlns:cx5="http://schemas.microsoft.com/office/drawing/2016/5/11/chartex" xmlns:cx6="http://schemas.microsoft.com/office/drawing/2016/5/12/chartex" xmlns:cx7="http://schemas.microsoft.com/office/drawing/2016/5/13/chartex" xmlns:cx8="http://schemas.microsoft.com/office/drawing/2016/5/14/chartex" xmlns:mc="http://schemas.openxmlformats.org/markup-compatibility/2006" xmlns:aink="http://schemas.microsoft.com/office/drawing/2016/ink" xmlns:am3d="http://schemas.microsoft.com/office/drawing/2017/model3d" xmlns:o="urn:schemas-microsoft-com:office:office" xmlns:r="http://schemas.openxmlformats.org/officeDocument/2006/relationships" xmlns:m="http://schemas.openxmlformats.org/officeDocument/2006/math" xmlns:v="urn:schemas-microsoft-com:vml" xmlns:wp14="http://schemas.microsoft.com/office/word/2010/wordprocessingDrawing" xmlns:wp="http://schemas.openxmlformats.org/drawingml/2006/wordprocessingDrawing" xmlns:w10="urn:schemas-microsoft-com:office:word" xmlns:w="http://schemas.openxmlformats.org/wordprocessingml/2006/main" xmlns:w14="http://schemas.microsoft.com/office/word/2010/wordml" xmlns:w15="http://schemas.microsoft.com/office/word/2012/wordml" xmlns:w16cex="http://schemas.microsoft.com/office/word/2018/wordml/cex" xmlns:w16cid="http://schemas.microsoft.com/office/word/2016/wordml/cid" xmlns:w16="http://schemas.microsoft.com/office/word/2018/wordml" xmlns:w16sdtdh="http://schemas.microsoft.com/office/word/2020/wordml/sdtdatahash" xmlns:w16se="http://schemas.microsoft.com/office/word/2015/wordml/symex" xmlns:wpg="http://schemas.microsoft.com/office/word/2010/wordprocessingGroup" xmlns:wpi="http://schemas.microsoft.com/office/word/2010/wordprocessingInk" xmlns:wne="http://schemas.microsoft.com/office/word/2006/wordml" xmlns:wps="http://schemas.microsoft.com/office/word/2010/wordprocessingShape" mc:Ignorable="w14 w15 w16se w16cid w16 w16cex w16sdtdh wp14">
   <w:abstractNum w:abstractNumId="0" w15:restartNumberingAfterBreak="0">
-    <w:nsid w:val="1E991D02"/>
+    <w:nsid w:val="12660DCB"/>
     <w:multiLevelType w:val="multilevel"/>
-    <w:tmpl w:val="1F3A43CE"/>
+    <w:tmpl w:val="CBD2B070"/>
     <w:lvl w:ilvl="0">
       <w:start w:val="1"/>
       <w:numFmt w:val="bullet"/>
@@ -9667,9 +9680,9 @@
     </w:lvl>
   </w:abstractNum>
   <w:abstractNum w:abstractNumId="1" w15:restartNumberingAfterBreak="0">
-    <w:nsid w:val="2A7A5396"/>
+    <w:nsid w:val="25777695"/>
     <w:multiLevelType w:val="multilevel"/>
-    <w:tmpl w:val="F66E7338"/>
+    <w:tmpl w:val="1F58DA74"/>
     <w:lvl w:ilvl="0">
       <w:start w:val="1"/>
       <w:numFmt w:val="bullet"/>
@@ -9816,9 +9829,9 @@
     </w:lvl>
   </w:abstractNum>
   <w:abstractNum w:abstractNumId="2" w15:restartNumberingAfterBreak="0">
-    <w:nsid w:val="33A61242"/>
+    <w:nsid w:val="36466786"/>
     <w:multiLevelType w:val="multilevel"/>
-    <w:tmpl w:val="4EA6CA36"/>
+    <w:tmpl w:val="B424439A"/>
     <w:lvl w:ilvl="0">
       <w:start w:val="1"/>
       <w:numFmt w:val="bullet"/>
@@ -9965,9 +9978,9 @@
     </w:lvl>
   </w:abstractNum>
   <w:abstractNum w:abstractNumId="3" w15:restartNumberingAfterBreak="0">
-    <w:nsid w:val="60DB7CF1"/>
+    <w:nsid w:val="3D436EFB"/>
     <w:multiLevelType w:val="multilevel"/>
-    <w:tmpl w:val="DBFCD62C"/>
+    <w:tmpl w:val="B746956A"/>
     <w:lvl w:ilvl="0">
       <w:start w:val="1"/>
       <w:numFmt w:val="bullet"/>
@@ -10114,13 +10127,13 @@
     </w:lvl>
   </w:abstractNum>
   <w:num w:numId="1">
+    <w:abstractNumId w:val="2"/>
+  </w:num>
+  <w:num w:numId="2">
     <w:abstractNumId w:val="1"/>
   </w:num>
-  <w:num w:numId="2">
+  <w:num w:numId="3">
     <w:abstractNumId w:val="0"/>
-  </w:num>
-  <w:num w:numId="3">
-    <w:abstractNumId w:val="2"/>
   </w:num>
   <w:num w:numId="4">
     <w:abstractNumId w:val="3"/>

--- a/public/informe_reunion_tecnica.docx
+++ b/public/informe_reunion_tecnica.docx
@@ -4,7 +4,7 @@
   <w:body>
     <w:p>
       <w:pPr>
-        <w:divId w:val="1519349449"/>
+        <w:divId w:val="971129429"/>
         <w:rPr>
           <w:rFonts w:ascii="Plus Jakarta Sans" w:eastAsia="Times New Roman" w:hAnsi="Plus Jakarta Sans"/>
           <w:lang w:val="es-ES"/>
@@ -28,7 +28,7 @@
     <w:p>
       <w:pPr>
         <w:pStyle w:val="Ttulo1"/>
-        <w:divId w:val="1629779195"/>
+        <w:divId w:val="326174437"/>
         <w:rPr>
           <w:rFonts w:eastAsia="Times New Roman"/>
           <w:lang w:val="es-ES"/>
@@ -45,7 +45,7 @@
     <w:p>
       <w:pPr>
         <w:pStyle w:val="NormalWeb"/>
-        <w:divId w:val="1629779195"/>
+        <w:divId w:val="326174437"/>
         <w:rPr>
           <w:rFonts w:ascii="Plus Jakarta Sans" w:hAnsi="Plus Jakarta Sans"/>
           <w:lang w:val="es-ES"/>
@@ -63,7 +63,7 @@
     <w:p>
       <w:pPr>
         <w:pStyle w:val="NormalWeb"/>
-        <w:divId w:val="1629779195"/>
+        <w:divId w:val="326174437"/>
         <w:rPr>
           <w:rFonts w:ascii="Plus Jakarta Sans" w:hAnsi="Plus Jakarta Sans"/>
           <w:lang w:val="es-ES"/>
@@ -102,18 +102,18 @@
     <w:p>
       <w:pPr>
         <w:spacing w:before="450" w:after="450"/>
-        <w:divId w:val="1629779195"/>
-        <w:rPr>
-          <w:rFonts w:ascii="Plus Jakarta Sans" w:eastAsia="Times New Roman" w:hAnsi="Plus Jakarta Sans"/>
-          <w:lang w:val="es-ES"/>
-        </w:rPr>
-      </w:pPr>
-      <w:r>
-        <w:rPr>
-          <w:rFonts w:ascii="Plus Jakarta Sans" w:eastAsia="Times New Roman" w:hAnsi="Plus Jakarta Sans"/>
-          <w:lang w:val="es-ES"/>
-        </w:rPr>
-        <w:pict>
+        <w:divId w:val="326174437"/>
+        <w:rPr>
+          <w:rFonts w:ascii="Plus Jakarta Sans" w:eastAsia="Times New Roman" w:hAnsi="Plus Jakarta Sans"/>
+          <w:lang w:val="es-ES"/>
+        </w:rPr>
+      </w:pPr>
+      <w:r>
+        <w:rPr>
+          <w:rFonts w:ascii="Plus Jakarta Sans" w:eastAsia="Times New Roman" w:hAnsi="Plus Jakarta Sans"/>
+          <w:lang w:val="es-ES"/>
+        </w:rPr>
+        <w:pict w14:anchorId="679FEB1F">
           <v:rect id="_x0000_i1025" style="width:0;height:.75pt" o:hralign="center" o:hrstd="t" o:hr="t" fillcolor="#a0a0a0" stroked="f"/>
         </w:pict>
       </w:r>
@@ -121,7 +121,7 @@
     <w:p>
       <w:pPr>
         <w:pStyle w:val="Ttulo2"/>
-        <w:divId w:val="1629779195"/>
+        <w:divId w:val="326174437"/>
         <w:rPr>
           <w:rFonts w:eastAsia="Times New Roman"/>
           <w:lang w:val="es-ES"/>
@@ -145,7 +145,7 @@
     <w:p>
       <w:pPr>
         <w:pStyle w:val="NormalWeb"/>
-        <w:divId w:val="1629779195"/>
+        <w:divId w:val="326174437"/>
         <w:rPr>
           <w:rFonts w:ascii="Plus Jakarta Sans" w:hAnsi="Plus Jakarta Sans"/>
           <w:lang w:val="es-ES"/>
@@ -167,7 +167,7 @@
         </w:numPr>
         <w:spacing w:before="100" w:beforeAutospacing="1" w:after="90"/>
         <w:ind w:left="1020"/>
-        <w:divId w:val="1629779195"/>
+        <w:divId w:val="326174437"/>
         <w:rPr>
           <w:rFonts w:ascii="Plus Jakarta Sans" w:eastAsia="Times New Roman" w:hAnsi="Plus Jakarta Sans"/>
           <w:sz w:val="21"/>
@@ -202,7 +202,7 @@
           <w:szCs w:val="21"/>
           <w:lang w:val="es-ES"/>
         </w:rPr>
-        <w:t>4,155 fichas</w:t>
+        <w:t>4,171 fichas</w:t>
       </w:r>
     </w:p>
     <w:p>
@@ -213,7 +213,7 @@
         </w:numPr>
         <w:spacing w:before="100" w:beforeAutospacing="1" w:after="90"/>
         <w:ind w:left="1020"/>
-        <w:divId w:val="1629779195"/>
+        <w:divId w:val="326174437"/>
         <w:rPr>
           <w:rFonts w:ascii="Plus Jakarta Sans" w:eastAsia="Times New Roman" w:hAnsi="Plus Jakarta Sans"/>
           <w:sz w:val="21"/>
@@ -258,7 +258,7 @@
           <w:szCs w:val="21"/>
           <w:lang w:val="es-ES"/>
         </w:rPr>
-        <w:t>3,005 polígonos unificados</w:t>
+        <w:t>3,021 polígonos unificados</w:t>
       </w:r>
     </w:p>
     <w:p>
@@ -269,7 +269,7 @@
         </w:numPr>
         <w:spacing w:before="100" w:beforeAutospacing="1" w:after="90"/>
         <w:ind w:left="1020"/>
-        <w:divId w:val="1629779195"/>
+        <w:divId w:val="326174437"/>
         <w:rPr>
           <w:rFonts w:ascii="Plus Jakarta Sans" w:eastAsia="Times New Roman" w:hAnsi="Plus Jakarta Sans"/>
           <w:sz w:val="21"/>
@@ -304,7 +304,7 @@
           <w:szCs w:val="21"/>
           <w:lang w:val="es-ES"/>
         </w:rPr>
-        <w:t>8,142 parcelas agrícolas</w:t>
+        <w:t>8,144 parcelas agrícolas</w:t>
       </w:r>
     </w:p>
     <w:p>
@@ -315,7 +315,7 @@
         </w:numPr>
         <w:spacing w:before="100" w:beforeAutospacing="1" w:after="90"/>
         <w:ind w:left="1020"/>
-        <w:divId w:val="1629779195"/>
+        <w:divId w:val="326174437"/>
         <w:rPr>
           <w:rFonts w:ascii="Plus Jakarta Sans" w:eastAsia="Times New Roman" w:hAnsi="Plus Jakarta Sans"/>
           <w:sz w:val="21"/>
@@ -350,24 +350,24 @@
           <w:szCs w:val="21"/>
           <w:lang w:val="es-ES"/>
         </w:rPr>
-        <w:t>163,058 especies pecuarias</w:t>
+        <w:t>163,062 especies pecuarias</w:t>
       </w:r>
     </w:p>
     <w:p>
       <w:pPr>
         <w:spacing w:before="450" w:after="450"/>
-        <w:divId w:val="1629779195"/>
-        <w:rPr>
-          <w:rFonts w:ascii="Plus Jakarta Sans" w:eastAsia="Times New Roman" w:hAnsi="Plus Jakarta Sans"/>
-          <w:lang w:val="es-ES"/>
-        </w:rPr>
-      </w:pPr>
-      <w:r>
-        <w:rPr>
-          <w:rFonts w:ascii="Plus Jakarta Sans" w:eastAsia="Times New Roman" w:hAnsi="Plus Jakarta Sans"/>
-          <w:lang w:val="es-ES"/>
-        </w:rPr>
-        <w:pict>
+        <w:divId w:val="326174437"/>
+        <w:rPr>
+          <w:rFonts w:ascii="Plus Jakarta Sans" w:eastAsia="Times New Roman" w:hAnsi="Plus Jakarta Sans"/>
+          <w:lang w:val="es-ES"/>
+        </w:rPr>
+      </w:pPr>
+      <w:r>
+        <w:rPr>
+          <w:rFonts w:ascii="Plus Jakarta Sans" w:eastAsia="Times New Roman" w:hAnsi="Plus Jakarta Sans"/>
+          <w:lang w:val="es-ES"/>
+        </w:rPr>
+        <w:pict w14:anchorId="7D0BE13F">
           <v:rect id="_x0000_i1026" style="width:0;height:.75pt" o:hralign="center" o:hrstd="t" o:hr="t" fillcolor="#a0a0a0" stroked="f"/>
         </w:pict>
       </w:r>
@@ -375,7 +375,7 @@
     <w:p>
       <w:pPr>
         <w:pStyle w:val="Ttulo2"/>
-        <w:divId w:val="1629779195"/>
+        <w:divId w:val="326174437"/>
         <w:rPr>
           <w:rFonts w:eastAsia="Times New Roman"/>
           <w:lang w:val="es-ES"/>
@@ -392,7 +392,7 @@
     <w:p>
       <w:pPr>
         <w:pStyle w:val="NormalWeb"/>
-        <w:divId w:val="1629779195"/>
+        <w:divId w:val="326174437"/>
         <w:rPr>
           <w:rFonts w:ascii="Plus Jakarta Sans" w:hAnsi="Plus Jakarta Sans"/>
           <w:lang w:val="es-ES"/>
@@ -445,7 +445,7 @@
       </w:tblGrid>
       <w:tr>
         <w:trPr>
-          <w:divId w:val="1472598590"/>
+          <w:divId w:val="1857768249"/>
           <w:tblHeader/>
         </w:trPr>
         <w:tc>
@@ -525,7 +525,7 @@
       </w:tr>
       <w:tr>
         <w:trPr>
-          <w:divId w:val="1472598590"/>
+          <w:divId w:val="1857768249"/>
         </w:trPr>
         <w:tc>
           <w:tcPr>
@@ -584,14 +584,14 @@
                 <w:sz w:val="20"/>
                 <w:szCs w:val="20"/>
               </w:rPr>
-              <w:t>3,351</w:t>
+              <w:t>3,352</w:t>
             </w:r>
           </w:p>
         </w:tc>
       </w:tr>
       <w:tr>
         <w:trPr>
-          <w:divId w:val="1472598590"/>
+          <w:divId w:val="1857768249"/>
         </w:trPr>
         <w:tc>
           <w:tcPr>
@@ -650,14 +650,14 @@
                 <w:sz w:val="20"/>
                 <w:szCs w:val="20"/>
               </w:rPr>
-              <w:t>377</w:t>
+              <w:t>391</w:t>
             </w:r>
           </w:p>
         </w:tc>
       </w:tr>
       <w:tr>
         <w:trPr>
-          <w:divId w:val="1472598590"/>
+          <w:divId w:val="1857768249"/>
         </w:trPr>
         <w:tc>
           <w:tcPr>
@@ -723,7 +723,7 @@
       </w:tr>
       <w:tr>
         <w:trPr>
-          <w:divId w:val="1472598590"/>
+          <w:divId w:val="1857768249"/>
         </w:trPr>
         <w:tc>
           <w:tcPr>
@@ -782,7 +782,7 @@
                 <w:sz w:val="20"/>
                 <w:szCs w:val="20"/>
               </w:rPr>
-              <w:t>248</w:t>
+              <w:t>249</w:t>
             </w:r>
           </w:p>
         </w:tc>
@@ -791,7 +791,7 @@
     <w:p>
       <w:pPr>
         <w:spacing w:before="450" w:after="450"/>
-        <w:divId w:val="1629779195"/>
+        <w:divId w:val="326174437"/>
         <w:rPr>
           <w:rFonts w:ascii="Plus Jakarta Sans" w:eastAsia="Times New Roman" w:hAnsi="Plus Jakarta Sans"/>
           <w:lang w:val="es-ES"/>
@@ -803,7 +803,7 @@
           <w:lang w:val="es-ES"/>
         </w:rPr>
         <w:lastRenderedPageBreak/>
-        <w:pict>
+        <w:pict w14:anchorId="4BCD17AF">
           <v:rect id="_x0000_i1027" style="width:0;height:.75pt" o:hralign="center" o:hrstd="t" o:hr="t" fillcolor="#a0a0a0" stroked="f"/>
         </w:pict>
       </w:r>
@@ -811,7 +811,7 @@
     <w:p>
       <w:pPr>
         <w:pStyle w:val="Ttulo2"/>
-        <w:divId w:val="1629779195"/>
+        <w:divId w:val="326174437"/>
         <w:rPr>
           <w:rFonts w:eastAsia="Times New Roman"/>
           <w:lang w:val="es-ES"/>
@@ -828,7 +828,7 @@
     <w:p>
       <w:pPr>
         <w:pStyle w:val="Ttulo3"/>
-        <w:divId w:val="1629779195"/>
+        <w:divId w:val="326174437"/>
         <w:rPr>
           <w:rFonts w:eastAsia="Times New Roman"/>
           <w:lang w:val="es-ES"/>
@@ -845,7 +845,7 @@
     <w:p>
       <w:pPr>
         <w:pStyle w:val="NormalWeb"/>
-        <w:divId w:val="1629779195"/>
+        <w:divId w:val="326174437"/>
         <w:rPr>
           <w:rFonts w:ascii="Plus Jakarta Sans" w:hAnsi="Plus Jakarta Sans"/>
           <w:lang w:val="es-ES"/>
@@ -885,7 +885,7 @@
       </w:tblGrid>
       <w:tr>
         <w:trPr>
-          <w:divId w:val="2109958329"/>
+          <w:divId w:val="395516960"/>
           <w:tblHeader/>
         </w:trPr>
         <w:tc>
@@ -1039,7 +1039,7 @@
       </w:tr>
       <w:tr>
         <w:trPr>
-          <w:divId w:val="2109958329"/>
+          <w:divId w:val="395516960"/>
         </w:trPr>
         <w:tc>
           <w:tcPr>
@@ -1098,7 +1098,7 @@
                 <w:sz w:val="20"/>
                 <w:szCs w:val="20"/>
               </w:rPr>
-              <w:t>1,720</w:t>
+              <w:t>1,721</w:t>
             </w:r>
           </w:p>
         </w:tc>
@@ -1158,14 +1158,14 @@
                 <w:sz w:val="20"/>
                 <w:szCs w:val="20"/>
               </w:rPr>
-              <w:t>802</w:t>
+              <w:t>817</w:t>
             </w:r>
           </w:p>
         </w:tc>
       </w:tr>
       <w:tr>
         <w:trPr>
-          <w:divId w:val="2109958329"/>
+          <w:divId w:val="395516960"/>
         </w:trPr>
         <w:tc>
           <w:tcPr>
@@ -1224,7 +1224,7 @@
                 <w:sz w:val="20"/>
                 <w:szCs w:val="20"/>
               </w:rPr>
-              <w:t>33,890,391.78 m²</w:t>
+              <w:t>33,901,727.35 m²</w:t>
             </w:r>
           </w:p>
         </w:tc>
@@ -1284,14 +1284,14 @@
                 <w:sz w:val="20"/>
                 <w:szCs w:val="20"/>
               </w:rPr>
-              <w:t>31,658,756.58 m²</w:t>
+              <w:t>31,705,920.82 m²</w:t>
             </w:r>
           </w:p>
         </w:tc>
       </w:tr>
       <w:tr>
         <w:trPr>
-          <w:divId w:val="2109958329"/>
+          <w:divId w:val="395516960"/>
         </w:trPr>
         <w:tc>
           <w:tcPr>
@@ -1350,7 +1350,7 @@
                 <w:sz w:val="20"/>
                 <w:szCs w:val="20"/>
               </w:rPr>
-              <w:t>19,703.72 m² (1.970 ha)</w:t>
+              <w:t>19,698.85 m² (1.970 ha)</w:t>
             </w:r>
           </w:p>
         </w:tc>
@@ -1410,14 +1410,14 @@
                 <w:sz w:val="20"/>
                 <w:szCs w:val="20"/>
               </w:rPr>
-              <w:t>39,474.76 m² (3.947 ha)</w:t>
+              <w:t>38,807.74 m² (3.881 ha)</w:t>
             </w:r>
           </w:p>
         </w:tc>
       </w:tr>
       <w:tr>
         <w:trPr>
-          <w:divId w:val="2109958329"/>
+          <w:divId w:val="395516960"/>
         </w:trPr>
         <w:tc>
           <w:tcPr>
@@ -1476,7 +1476,7 @@
                 <w:sz w:val="20"/>
                 <w:szCs w:val="20"/>
               </w:rPr>
-              <w:t>29,812,506.22 m²</w:t>
+              <w:t>29,823,841.79 m²</w:t>
             </w:r>
           </w:p>
         </w:tc>
@@ -1536,14 +1536,14 @@
                 <w:sz w:val="20"/>
                 <w:szCs w:val="20"/>
               </w:rPr>
-              <w:t>15,444,334.96 m²</w:t>
+              <w:t>15,491,499.20 m²</w:t>
             </w:r>
           </w:p>
         </w:tc>
       </w:tr>
       <w:tr>
         <w:trPr>
-          <w:divId w:val="2109958329"/>
+          <w:divId w:val="395516960"/>
         </w:trPr>
         <w:tc>
           <w:tcPr>
@@ -1602,7 +1602,7 @@
                 <w:sz w:val="20"/>
                 <w:szCs w:val="20"/>
               </w:rPr>
-              <w:t>17,332.85 m² (1.733 ha)</w:t>
+              <w:t>17,329.37 m² (1.733 ha)</w:t>
             </w:r>
           </w:p>
         </w:tc>
@@ -1670,14 +1670,14 @@
                 <w:sz w:val="20"/>
                 <w:szCs w:val="20"/>
               </w:rPr>
-              <w:t>19,257.28 m² (1.926 ha)</w:t>
+              <w:t>18,961.44 m² (1.896 ha)</w:t>
             </w:r>
           </w:p>
         </w:tc>
       </w:tr>
       <w:tr>
         <w:trPr>
-          <w:divId w:val="2109958329"/>
+          <w:divId w:val="395516960"/>
         </w:trPr>
         <w:tc>
           <w:tcPr>
@@ -1803,7 +1803,7 @@
       </w:tr>
       <w:tr>
         <w:trPr>
-          <w:divId w:val="2109958329"/>
+          <w:divId w:val="395516960"/>
         </w:trPr>
         <w:tc>
           <w:tcPr>
@@ -1862,7 +1862,7 @@
                 <w:sz w:val="20"/>
                 <w:szCs w:val="20"/>
               </w:rPr>
-              <w:t>4,071 (50.0%)</w:t>
+              <w:t>4,073 (50.0%)</w:t>
             </w:r>
           </w:p>
         </w:tc>
@@ -1929,7 +1929,7 @@
       </w:tr>
       <w:tr>
         <w:trPr>
-          <w:divId w:val="2109958329"/>
+          <w:divId w:val="395516960"/>
         </w:trPr>
         <w:tc>
           <w:tcPr>
@@ -1988,7 +1988,7 @@
                 <w:sz w:val="20"/>
                 <w:szCs w:val="20"/>
               </w:rPr>
-              <w:t>46,760 (28.7%)</w:t>
+              <w:t>46,764 (28.7%)</w:t>
             </w:r>
           </w:p>
         </w:tc>
@@ -2057,7 +2057,7 @@
     <w:p>
       <w:pPr>
         <w:pStyle w:val="Ttulo3"/>
-        <w:divId w:val="1629779195"/>
+        <w:divId w:val="326174437"/>
         <w:rPr>
           <w:rFonts w:eastAsia="Times New Roman"/>
           <w:lang w:val="es-ES"/>
@@ -2074,7 +2074,7 @@
     <w:p>
       <w:pPr>
         <w:pStyle w:val="NormalWeb"/>
-        <w:divId w:val="1629779195"/>
+        <w:divId w:val="326174437"/>
         <w:rPr>
           <w:rFonts w:ascii="Plus Jakarta Sans" w:hAnsi="Plus Jakarta Sans"/>
           <w:lang w:val="es-ES"/>
@@ -2103,7 +2103,7 @@
         </w:numPr>
         <w:spacing w:before="100" w:beforeAutospacing="1" w:after="90"/>
         <w:ind w:left="1020"/>
-        <w:divId w:val="1629779195"/>
+        <w:divId w:val="326174437"/>
         <w:rPr>
           <w:rFonts w:ascii="Plus Jakarta Sans" w:eastAsia="Times New Roman" w:hAnsi="Plus Jakarta Sans"/>
           <w:sz w:val="21"/>
@@ -2205,7 +2205,7 @@
         </w:numPr>
         <w:spacing w:before="100" w:beforeAutospacing="1" w:after="90"/>
         <w:ind w:left="1020"/>
-        <w:divId w:val="1629779195"/>
+        <w:divId w:val="326174437"/>
         <w:rPr>
           <w:rFonts w:ascii="Plus Jakarta Sans" w:eastAsia="Times New Roman" w:hAnsi="Plus Jakarta Sans"/>
           <w:sz w:val="21"/>
@@ -2317,7 +2317,7 @@
         </w:numPr>
         <w:spacing w:before="100" w:beforeAutospacing="1" w:after="90"/>
         <w:ind w:left="1020"/>
-        <w:divId w:val="1629779195"/>
+        <w:divId w:val="326174437"/>
         <w:rPr>
           <w:rFonts w:ascii="Plus Jakarta Sans" w:eastAsia="Times New Roman" w:hAnsi="Plus Jakarta Sans"/>
           <w:sz w:val="21"/>
@@ -2423,7 +2423,7 @@
     <w:p>
       <w:pPr>
         <w:pStyle w:val="Ttulo3"/>
-        <w:divId w:val="1629779195"/>
+        <w:divId w:val="326174437"/>
         <w:rPr>
           <w:rFonts w:eastAsia="Times New Roman"/>
           <w:lang w:val="es-ES"/>
@@ -2441,7 +2441,7 @@
       <w:pPr>
         <w:spacing w:before="375" w:after="225"/>
         <w:jc w:val="center"/>
-        <w:divId w:val="585110177"/>
+        <w:divId w:val="385952298"/>
         <w:rPr>
           <w:rFonts w:ascii="Outfit" w:eastAsia="Times New Roman" w:hAnsi="Outfit"/>
           <w:b/>
@@ -2471,7 +2471,7 @@
       <w:pPr>
         <w:spacing w:after="375"/>
         <w:jc w:val="center"/>
-        <w:divId w:val="1121262656"/>
+        <w:divId w:val="730033532"/>
         <w:rPr>
           <w:rFonts w:ascii="Plus Jakarta Sans" w:eastAsia="Times New Roman" w:hAnsi="Plus Jakarta Sans"/>
           <w:lang w:val="es-ES"/>
@@ -2783,7 +2783,7 @@
           <w:rFonts w:ascii="Plus Jakarta Sans" w:eastAsia="Times New Roman" w:hAnsi="Plus Jakarta Sans"/>
           <w:lang w:val="es-ES"/>
         </w:rPr>
-        <w:t>48.8</w:t>
+        <w:t>48.9</w:t>
       </w:r>
       <w:r>
         <w:rPr>
@@ -2804,7 +2804,7 @@
           <w:rFonts w:ascii="Plus Jakarta Sans" w:eastAsia="Times New Roman" w:hAnsi="Plus Jakarta Sans"/>
           <w:lang w:val="es-ES"/>
         </w:rPr>
-        <w:t>51.2</w:t>
+        <w:t>51.1</w:t>
       </w:r>
       <w:r>
         <w:rPr>
@@ -2866,18 +2866,18 @@
     <w:p>
       <w:pPr>
         <w:spacing w:before="450" w:after="450"/>
-        <w:divId w:val="1629779195"/>
-        <w:rPr>
-          <w:rFonts w:ascii="Plus Jakarta Sans" w:eastAsia="Times New Roman" w:hAnsi="Plus Jakarta Sans"/>
-          <w:lang w:val="es-ES"/>
-        </w:rPr>
-      </w:pPr>
-      <w:r>
-        <w:rPr>
-          <w:rFonts w:ascii="Plus Jakarta Sans" w:eastAsia="Times New Roman" w:hAnsi="Plus Jakarta Sans"/>
-          <w:lang w:val="es-ES"/>
-        </w:rPr>
-        <w:pict>
+        <w:divId w:val="326174437"/>
+        <w:rPr>
+          <w:rFonts w:ascii="Plus Jakarta Sans" w:eastAsia="Times New Roman" w:hAnsi="Plus Jakarta Sans"/>
+          <w:lang w:val="es-ES"/>
+        </w:rPr>
+      </w:pPr>
+      <w:r>
+        <w:rPr>
+          <w:rFonts w:ascii="Plus Jakarta Sans" w:eastAsia="Times New Roman" w:hAnsi="Plus Jakarta Sans"/>
+          <w:lang w:val="es-ES"/>
+        </w:rPr>
+        <w:pict w14:anchorId="161280B3">
           <v:rect id="_x0000_i1028" style="width:0;height:.75pt" o:hralign="center" o:hrstd="t" o:hr="t" fillcolor="#a0a0a0" stroked="f"/>
         </w:pict>
       </w:r>
@@ -2885,7 +2885,7 @@
     <w:p>
       <w:pPr>
         <w:pStyle w:val="Ttulo3"/>
-        <w:divId w:val="1629779195"/>
+        <w:divId w:val="326174437"/>
         <w:rPr>
           <w:rFonts w:eastAsia="Times New Roman"/>
           <w:lang w:val="es-ES"/>
@@ -2902,7 +2902,7 @@
     <w:p>
       <w:pPr>
         <w:pStyle w:val="NormalWeb"/>
-        <w:divId w:val="1629779195"/>
+        <w:divId w:val="326174437"/>
         <w:rPr>
           <w:rFonts w:ascii="Plus Jakarta Sans" w:hAnsi="Plus Jakarta Sans"/>
           <w:lang w:val="es-ES"/>
@@ -2935,7 +2935,7 @@
       </w:tblGrid>
       <w:tr>
         <w:trPr>
-          <w:divId w:val="29107729"/>
+          <w:divId w:val="1783645512"/>
           <w:tblHeader/>
         </w:trPr>
         <w:tc>
@@ -3089,7 +3089,7 @@
       </w:tr>
       <w:tr>
         <w:trPr>
-          <w:divId w:val="29107729"/>
+          <w:divId w:val="1783645512"/>
         </w:trPr>
         <w:tc>
           <w:tcPr>
@@ -3216,14 +3216,14 @@
                 <w:sz w:val="20"/>
                 <w:szCs w:val="20"/>
               </w:rPr>
-              <w:t>103 (12.8%)</w:t>
+              <w:t>105 (12.9%)</w:t>
             </w:r>
           </w:p>
         </w:tc>
       </w:tr>
       <w:tr>
         <w:trPr>
-          <w:divId w:val="29107729"/>
+          <w:divId w:val="1783645512"/>
         </w:trPr>
         <w:tc>
           <w:tcPr>
@@ -3350,14 +3350,14 @@
                 <w:sz w:val="20"/>
                 <w:szCs w:val="20"/>
               </w:rPr>
-              <w:t>342 (42.6%)</w:t>
+              <w:t>351 (43.0%)</w:t>
             </w:r>
           </w:p>
         </w:tc>
       </w:tr>
       <w:tr>
         <w:trPr>
-          <w:divId w:val="29107729"/>
+          <w:divId w:val="1783645512"/>
         </w:trPr>
         <w:tc>
           <w:tcPr>
@@ -3484,14 +3484,14 @@
                 <w:sz w:val="20"/>
                 <w:szCs w:val="20"/>
               </w:rPr>
-              <w:t>223 (27.8%)</w:t>
+              <w:t>227 (27.8%)</w:t>
             </w:r>
           </w:p>
         </w:tc>
       </w:tr>
       <w:tr>
         <w:trPr>
-          <w:divId w:val="29107729"/>
+          <w:divId w:val="1783645512"/>
         </w:trPr>
         <w:tc>
           <w:tcPr>
@@ -3558,7 +3558,7 @@
                 <w:sz w:val="20"/>
                 <w:szCs w:val="20"/>
               </w:rPr>
-              <w:t>582 (33.8%)</w:t>
+              <w:t>583 (33.9%)</w:t>
             </w:r>
           </w:p>
         </w:tc>
@@ -3618,14 +3618,14 @@
                 <w:sz w:val="20"/>
                 <w:szCs w:val="20"/>
               </w:rPr>
-              <w:t>110 (13.7%)</w:t>
+              <w:t>110 (13.5%)</w:t>
             </w:r>
           </w:p>
         </w:tc>
       </w:tr>
       <w:tr>
         <w:trPr>
-          <w:divId w:val="29107729"/>
+          <w:divId w:val="1783645512"/>
         </w:trPr>
         <w:tc>
           <w:tcPr>
@@ -3759,7 +3759,7 @@
       </w:tr>
       <w:tr>
         <w:trPr>
-          <w:divId w:val="29107729"/>
+          <w:divId w:val="1783645512"/>
         </w:trPr>
         <w:tc>
           <w:tcPr>
@@ -3886,7 +3886,7 @@
                 <w:sz w:val="20"/>
                 <w:szCs w:val="20"/>
               </w:rPr>
-              <w:t>15 (1.9%)</w:t>
+              <w:t>15 (1.8%)</w:t>
             </w:r>
           </w:p>
         </w:tc>
@@ -3895,7 +3895,7 @@
     <w:p>
       <w:pPr>
         <w:pStyle w:val="Ttulo3"/>
-        <w:divId w:val="1629779195"/>
+        <w:divId w:val="326174437"/>
         <w:rPr>
           <w:rFonts w:eastAsia="Times New Roman"/>
           <w:lang w:val="es-ES"/>
@@ -3913,7 +3913,7 @@
       <w:pPr>
         <w:spacing w:before="375" w:after="225"/>
         <w:jc w:val="center"/>
-        <w:divId w:val="1546067862"/>
+        <w:divId w:val="2016686019"/>
         <w:rPr>
           <w:rFonts w:ascii="Outfit" w:eastAsia="Times New Roman" w:hAnsi="Outfit"/>
           <w:b/>
@@ -3943,7 +3943,7 @@
       <w:pPr>
         <w:spacing w:after="375"/>
         <w:jc w:val="center"/>
-        <w:divId w:val="1144858127"/>
+        <w:divId w:val="1573541538"/>
         <w:rPr>
           <w:rFonts w:ascii="Plus Jakarta Sans" w:eastAsia="Times New Roman" w:hAnsi="Plus Jakarta Sans"/>
           <w:lang w:val="es-ES"/>
@@ -4317,18 +4317,18 @@
     <w:p>
       <w:pPr>
         <w:spacing w:before="450" w:after="450"/>
-        <w:divId w:val="1629779195"/>
-        <w:rPr>
-          <w:rFonts w:ascii="Plus Jakarta Sans" w:eastAsia="Times New Roman" w:hAnsi="Plus Jakarta Sans"/>
-          <w:lang w:val="es-ES"/>
-        </w:rPr>
-      </w:pPr>
-      <w:r>
-        <w:rPr>
-          <w:rFonts w:ascii="Plus Jakarta Sans" w:eastAsia="Times New Roman" w:hAnsi="Plus Jakarta Sans"/>
-          <w:lang w:val="es-ES"/>
-        </w:rPr>
-        <w:pict>
+        <w:divId w:val="326174437"/>
+        <w:rPr>
+          <w:rFonts w:ascii="Plus Jakarta Sans" w:eastAsia="Times New Roman" w:hAnsi="Plus Jakarta Sans"/>
+          <w:lang w:val="es-ES"/>
+        </w:rPr>
+      </w:pPr>
+      <w:r>
+        <w:rPr>
+          <w:rFonts w:ascii="Plus Jakarta Sans" w:eastAsia="Times New Roman" w:hAnsi="Plus Jakarta Sans"/>
+          <w:lang w:val="es-ES"/>
+        </w:rPr>
+        <w:pict w14:anchorId="5EE00A9F">
           <v:rect id="_x0000_i1029" style="width:0;height:.75pt" o:hralign="center" o:hrstd="t" o:hr="t" fillcolor="#a0a0a0" stroked="f"/>
         </w:pict>
       </w:r>
@@ -4336,7 +4336,7 @@
     <w:p>
       <w:pPr>
         <w:pStyle w:val="Ttulo3"/>
-        <w:divId w:val="1629779195"/>
+        <w:divId w:val="326174437"/>
         <w:rPr>
           <w:rFonts w:eastAsia="Times New Roman"/>
           <w:lang w:val="es-ES"/>
@@ -4353,7 +4353,7 @@
     <w:p>
       <w:pPr>
         <w:pStyle w:val="NormalWeb"/>
-        <w:divId w:val="1629779195"/>
+        <w:divId w:val="326174437"/>
         <w:rPr>
           <w:rFonts w:ascii="Plus Jakarta Sans" w:hAnsi="Plus Jakarta Sans"/>
           <w:lang w:val="es-ES"/>
@@ -4375,7 +4375,7 @@
         </w:numPr>
         <w:spacing w:before="100" w:beforeAutospacing="1" w:after="90"/>
         <w:ind w:left="1020"/>
-        <w:divId w:val="1629779195"/>
+        <w:divId w:val="326174437"/>
         <w:rPr>
           <w:rFonts w:ascii="Plus Jakarta Sans" w:eastAsia="Times New Roman" w:hAnsi="Plus Jakarta Sans"/>
           <w:sz w:val="21"/>
@@ -4411,7 +4411,7 @@
         </w:numPr>
         <w:spacing w:before="100" w:beforeAutospacing="1" w:after="90"/>
         <w:ind w:left="1020"/>
-        <w:divId w:val="1629779195"/>
+        <w:divId w:val="326174437"/>
         <w:rPr>
           <w:rFonts w:ascii="Plus Jakarta Sans" w:eastAsia="Times New Roman" w:hAnsi="Plus Jakarta Sans"/>
           <w:sz w:val="21"/>
@@ -4456,7 +4456,7 @@
         </w:numPr>
         <w:spacing w:before="100" w:beforeAutospacing="1" w:after="90"/>
         <w:ind w:left="1020"/>
-        <w:divId w:val="1629779195"/>
+        <w:divId w:val="326174437"/>
         <w:rPr>
           <w:rFonts w:ascii="Plus Jakarta Sans" w:eastAsia="Times New Roman" w:hAnsi="Plus Jakarta Sans"/>
           <w:sz w:val="21"/>
@@ -4501,7 +4501,7 @@
         </w:numPr>
         <w:spacing w:before="100" w:beforeAutospacing="1" w:after="90"/>
         <w:ind w:left="1020"/>
-        <w:divId w:val="1629779195"/>
+        <w:divId w:val="326174437"/>
         <w:rPr>
           <w:rFonts w:ascii="Plus Jakarta Sans" w:eastAsia="Times New Roman" w:hAnsi="Plus Jakarta Sans"/>
           <w:sz w:val="21"/>
@@ -4557,7 +4557,7 @@
       </w:tblGrid>
       <w:tr>
         <w:trPr>
-          <w:divId w:val="81068588"/>
+          <w:divId w:val="1651909913"/>
           <w:tblHeader/>
         </w:trPr>
         <w:tc>
@@ -4711,7 +4711,7 @@
       </w:tr>
       <w:tr>
         <w:trPr>
-          <w:divId w:val="81068588"/>
+          <w:divId w:val="1651909913"/>
         </w:trPr>
         <w:tc>
           <w:tcPr>
@@ -4830,14 +4830,14 @@
                 <w:sz w:val="20"/>
                 <w:szCs w:val="20"/>
               </w:rPr>
-              <w:t>39 (4.9%)</w:t>
+              <w:t>54 (6.6%)</w:t>
             </w:r>
           </w:p>
         </w:tc>
       </w:tr>
       <w:tr>
         <w:trPr>
-          <w:divId w:val="81068588"/>
+          <w:divId w:val="1651909913"/>
         </w:trPr>
         <w:tc>
           <w:tcPr>
@@ -4956,14 +4956,14 @@
                 <w:sz w:val="20"/>
                 <w:szCs w:val="20"/>
               </w:rPr>
-              <w:t>220 (27.4%)</w:t>
+              <w:t>220 (26.9%)</w:t>
             </w:r>
           </w:p>
         </w:tc>
       </w:tr>
       <w:tr>
         <w:trPr>
-          <w:divId w:val="81068588"/>
+          <w:divId w:val="1651909913"/>
         </w:trPr>
         <w:tc>
           <w:tcPr>
@@ -5022,7 +5022,7 @@
                 <w:sz w:val="20"/>
                 <w:szCs w:val="20"/>
               </w:rPr>
-              <w:t>583 (33.9%)</w:t>
+              <w:t>584 (33.9%)</w:t>
             </w:r>
           </w:p>
         </w:tc>
@@ -5082,14 +5082,14 @@
                 <w:sz w:val="20"/>
                 <w:szCs w:val="20"/>
               </w:rPr>
-              <w:t>376 (46.9%)</w:t>
+              <w:t>376 (46.0%)</w:t>
             </w:r>
           </w:p>
         </w:tc>
       </w:tr>
       <w:tr>
         <w:trPr>
-          <w:divId w:val="81068588"/>
+          <w:divId w:val="1651909913"/>
         </w:trPr>
         <w:tc>
           <w:tcPr>
@@ -5208,7 +5208,7 @@
                 <w:sz w:val="20"/>
                 <w:szCs w:val="20"/>
               </w:rPr>
-              <w:t>167 (20.8%)</w:t>
+              <w:t>167 (20.4%)</w:t>
             </w:r>
           </w:p>
         </w:tc>
@@ -5217,18 +5217,18 @@
     <w:p>
       <w:pPr>
         <w:spacing w:before="450" w:after="450"/>
-        <w:divId w:val="1629779195"/>
-        <w:rPr>
-          <w:rFonts w:ascii="Plus Jakarta Sans" w:eastAsia="Times New Roman" w:hAnsi="Plus Jakarta Sans"/>
-          <w:lang w:val="es-ES"/>
-        </w:rPr>
-      </w:pPr>
-      <w:r>
-        <w:rPr>
-          <w:rFonts w:ascii="Plus Jakarta Sans" w:eastAsia="Times New Roman" w:hAnsi="Plus Jakarta Sans"/>
-          <w:lang w:val="es-ES"/>
-        </w:rPr>
-        <w:pict>
+        <w:divId w:val="326174437"/>
+        <w:rPr>
+          <w:rFonts w:ascii="Plus Jakarta Sans" w:eastAsia="Times New Roman" w:hAnsi="Plus Jakarta Sans"/>
+          <w:lang w:val="es-ES"/>
+        </w:rPr>
+      </w:pPr>
+      <w:r>
+        <w:rPr>
+          <w:rFonts w:ascii="Plus Jakarta Sans" w:eastAsia="Times New Roman" w:hAnsi="Plus Jakarta Sans"/>
+          <w:lang w:val="es-ES"/>
+        </w:rPr>
+        <w:pict w14:anchorId="54046D6C">
           <v:rect id="_x0000_i1030" style="width:0;height:.75pt" o:hralign="center" o:hrstd="t" o:hr="t" fillcolor="#a0a0a0" stroked="f"/>
         </w:pict>
       </w:r>
@@ -5236,7 +5236,7 @@
     <w:p>
       <w:pPr>
         <w:pStyle w:val="Ttulo3"/>
-        <w:divId w:val="1629779195"/>
+        <w:divId w:val="326174437"/>
         <w:rPr>
           <w:rFonts w:eastAsia="Times New Roman"/>
           <w:lang w:val="es-ES"/>
@@ -5253,7 +5253,7 @@
     <w:p>
       <w:pPr>
         <w:pStyle w:val="NormalWeb"/>
-        <w:divId w:val="1629779195"/>
+        <w:divId w:val="326174437"/>
         <w:rPr>
           <w:rFonts w:ascii="Plus Jakarta Sans" w:hAnsi="Plus Jakarta Sans"/>
           <w:lang w:val="es-ES"/>
@@ -5277,7 +5277,7 @@
     <w:p>
       <w:pPr>
         <w:pStyle w:val="Ttulo4"/>
-        <w:divId w:val="1629779195"/>
+        <w:divId w:val="326174437"/>
         <w:rPr>
           <w:rFonts w:eastAsia="Times New Roman"/>
           <w:lang w:val="es-ES"/>
@@ -5295,7 +5295,7 @@
       <w:pPr>
         <w:spacing w:before="375" w:after="225"/>
         <w:jc w:val="center"/>
-        <w:divId w:val="1827284046"/>
+        <w:divId w:val="1060444216"/>
         <w:rPr>
           <w:rFonts w:ascii="Outfit" w:eastAsia="Times New Roman" w:hAnsi="Outfit"/>
           <w:b/>
@@ -5325,7 +5325,7 @@
       <w:pPr>
         <w:spacing w:after="375"/>
         <w:jc w:val="center"/>
-        <w:divId w:val="1219440486"/>
+        <w:divId w:val="437601576"/>
         <w:rPr>
           <w:rFonts w:ascii="Plus Jakarta Sans" w:eastAsia="Times New Roman" w:hAnsi="Plus Jakarta Sans"/>
           <w:lang w:val="es-ES"/>
@@ -5504,7 +5504,7 @@
           <w:rFonts w:ascii="Plus Jakarta Sans" w:eastAsia="Times New Roman" w:hAnsi="Plus Jakarta Sans"/>
           <w:lang w:val="es-ES"/>
         </w:rPr>
-        <w:t>51.4% (4,071 cultivos</w:t>
+        <w:t>51.4% (4,073 cultivos</w:t>
       </w:r>
       <w:r>
         <w:rPr>
@@ -5588,7 +5588,7 @@
           <w:rFonts w:ascii="Plus Jakarta Sans" w:eastAsia="Times New Roman" w:hAnsi="Plus Jakarta Sans"/>
           <w:lang w:val="es-ES"/>
         </w:rPr>
-        <w:t>18.5% (1,462 cultivos</w:t>
+        <w:t>18.4% (1,462 cultivos</w:t>
       </w:r>
       <w:r>
         <w:rPr>
@@ -5608,7 +5608,7 @@
     <w:p>
       <w:pPr>
         <w:pStyle w:val="Ttulo4"/>
-        <w:divId w:val="1629779195"/>
+        <w:divId w:val="326174437"/>
         <w:rPr>
           <w:rFonts w:eastAsia="Times New Roman"/>
           <w:lang w:val="es-ES"/>
@@ -5633,7 +5633,7 @@
       <w:pPr>
         <w:spacing w:before="375" w:after="225"/>
         <w:jc w:val="center"/>
-        <w:divId w:val="2038895529"/>
+        <w:divId w:val="972061338"/>
         <w:rPr>
           <w:rFonts w:ascii="Outfit" w:eastAsia="Times New Roman" w:hAnsi="Outfit"/>
           <w:b/>
@@ -5663,7 +5663,7 @@
       <w:pPr>
         <w:spacing w:after="375"/>
         <w:jc w:val="center"/>
-        <w:divId w:val="938636994"/>
+        <w:divId w:val="605119337"/>
         <w:rPr>
           <w:rFonts w:ascii="Plus Jakarta Sans" w:eastAsia="Times New Roman" w:hAnsi="Plus Jakarta Sans"/>
           <w:lang w:val="es-ES"/>
@@ -5981,7 +5981,7 @@
     <w:p>
       <w:pPr>
         <w:pStyle w:val="Ttulo4"/>
-        <w:divId w:val="1629779195"/>
+        <w:divId w:val="326174437"/>
         <w:rPr>
           <w:rFonts w:eastAsia="Times New Roman"/>
           <w:lang w:val="es-ES"/>
@@ -5999,7 +5999,7 @@
       <w:pPr>
         <w:spacing w:before="375" w:after="225"/>
         <w:jc w:val="center"/>
-        <w:divId w:val="537084289"/>
+        <w:divId w:val="1356495334"/>
         <w:rPr>
           <w:rFonts w:ascii="Outfit" w:eastAsia="Times New Roman" w:hAnsi="Outfit"/>
           <w:b/>
@@ -6029,7 +6029,7 @@
       <w:pPr>
         <w:spacing w:after="375"/>
         <w:jc w:val="center"/>
-        <w:divId w:val="134613208"/>
+        <w:divId w:val="582568550"/>
         <w:rPr>
           <w:rFonts w:ascii="Plus Jakarta Sans" w:eastAsia="Times New Roman" w:hAnsi="Plus Jakarta Sans"/>
           <w:lang w:val="es-ES"/>
@@ -6333,18 +6333,18 @@
     <w:p>
       <w:pPr>
         <w:spacing w:before="450" w:after="450"/>
-        <w:divId w:val="1629779195"/>
-        <w:rPr>
-          <w:rFonts w:ascii="Plus Jakarta Sans" w:eastAsia="Times New Roman" w:hAnsi="Plus Jakarta Sans"/>
-          <w:lang w:val="es-ES"/>
-        </w:rPr>
-      </w:pPr>
-      <w:r>
-        <w:rPr>
-          <w:rFonts w:ascii="Plus Jakarta Sans" w:eastAsia="Times New Roman" w:hAnsi="Plus Jakarta Sans"/>
-          <w:lang w:val="es-ES"/>
-        </w:rPr>
-        <w:pict>
+        <w:divId w:val="326174437"/>
+        <w:rPr>
+          <w:rFonts w:ascii="Plus Jakarta Sans" w:eastAsia="Times New Roman" w:hAnsi="Plus Jakarta Sans"/>
+          <w:lang w:val="es-ES"/>
+        </w:rPr>
+      </w:pPr>
+      <w:r>
+        <w:rPr>
+          <w:rFonts w:ascii="Plus Jakarta Sans" w:eastAsia="Times New Roman" w:hAnsi="Plus Jakarta Sans"/>
+          <w:lang w:val="es-ES"/>
+        </w:rPr>
+        <w:pict w14:anchorId="48E6A525">
           <v:rect id="_x0000_i1031" style="width:0;height:.75pt" o:hralign="center" o:hrstd="t" o:hr="t" fillcolor="#a0a0a0" stroked="f"/>
         </w:pict>
       </w:r>
@@ -6352,7 +6352,7 @@
     <w:p>
       <w:pPr>
         <w:pStyle w:val="Ttulo3"/>
-        <w:divId w:val="1629779195"/>
+        <w:divId w:val="326174437"/>
         <w:rPr>
           <w:rFonts w:eastAsia="Times New Roman"/>
           <w:lang w:val="es-ES"/>
@@ -6369,7 +6369,7 @@
     <w:p>
       <w:pPr>
         <w:pStyle w:val="NormalWeb"/>
-        <w:divId w:val="1629779195"/>
+        <w:divId w:val="326174437"/>
         <w:rPr>
           <w:rFonts w:ascii="Plus Jakarta Sans" w:hAnsi="Plus Jakarta Sans"/>
           <w:lang w:val="es-ES"/>
@@ -6393,7 +6393,7 @@
     <w:p>
       <w:pPr>
         <w:pStyle w:val="Ttulo4"/>
-        <w:divId w:val="1629779195"/>
+        <w:divId w:val="326174437"/>
         <w:rPr>
           <w:rFonts w:eastAsia="Times New Roman"/>
           <w:lang w:val="es-ES"/>
@@ -6410,7 +6410,7 @@
     <w:p>
       <w:pPr>
         <w:pStyle w:val="NormalWeb"/>
-        <w:divId w:val="1629779195"/>
+        <w:divId w:val="326174437"/>
         <w:rPr>
           <w:rFonts w:ascii="Plus Jakarta Sans" w:hAnsi="Plus Jakarta Sans"/>
           <w:lang w:val="es-ES"/>
@@ -6441,7 +6441,7 @@
       </w:tblGrid>
       <w:tr>
         <w:trPr>
-          <w:divId w:val="201678913"/>
+          <w:divId w:val="1871184647"/>
           <w:tblHeader/>
         </w:trPr>
         <w:tc>
@@ -6521,7 +6521,7 @@
       </w:tr>
       <w:tr>
         <w:trPr>
-          <w:divId w:val="201678913"/>
+          <w:divId w:val="1871184647"/>
         </w:trPr>
         <w:tc>
           <w:tcPr>
@@ -6610,7 +6610,7 @@
     <w:p>
       <w:pPr>
         <w:pStyle w:val="Ttulo4"/>
-        <w:divId w:val="1629779195"/>
+        <w:divId w:val="326174437"/>
         <w:rPr>
           <w:rFonts w:eastAsia="Times New Roman"/>
           <w:lang w:val="es-ES"/>
@@ -6627,7 +6627,7 @@
     <w:p>
       <w:pPr>
         <w:pStyle w:val="NormalWeb"/>
-        <w:divId w:val="1629779195"/>
+        <w:divId w:val="326174437"/>
         <w:rPr>
           <w:rFonts w:ascii="Plus Jakarta Sans" w:hAnsi="Plus Jakarta Sans"/>
           <w:lang w:val="es-ES"/>
@@ -6658,7 +6658,7 @@
       </w:tblGrid>
       <w:tr>
         <w:trPr>
-          <w:divId w:val="275337789"/>
+          <w:divId w:val="437141588"/>
           <w:tblHeader/>
         </w:trPr>
         <w:tc>
@@ -6738,7 +6738,7 @@
       </w:tr>
       <w:tr>
         <w:trPr>
-          <w:divId w:val="275337789"/>
+          <w:divId w:val="437141588"/>
         </w:trPr>
         <w:tc>
           <w:tcPr>
@@ -6836,7 +6836,7 @@
     <w:p>
       <w:pPr>
         <w:pStyle w:val="Ttulo4"/>
-        <w:divId w:val="1629779195"/>
+        <w:divId w:val="326174437"/>
         <w:rPr>
           <w:rFonts w:eastAsia="Times New Roman"/>
           <w:lang w:val="es-ES"/>
@@ -6853,7 +6853,7 @@
     <w:p>
       <w:pPr>
         <w:pStyle w:val="NormalWeb"/>
-        <w:divId w:val="1629779195"/>
+        <w:divId w:val="326174437"/>
         <w:rPr>
           <w:rFonts w:ascii="Plus Jakarta Sans" w:hAnsi="Plus Jakarta Sans"/>
           <w:lang w:val="es-ES"/>
@@ -6884,7 +6884,7 @@
       </w:tblGrid>
       <w:tr>
         <w:trPr>
-          <w:divId w:val="1645164018"/>
+          <w:divId w:val="472453506"/>
           <w:tblHeader/>
         </w:trPr>
         <w:tc>
@@ -6964,7 +6964,7 @@
       </w:tr>
       <w:tr>
         <w:trPr>
-          <w:divId w:val="1645164018"/>
+          <w:divId w:val="472453506"/>
         </w:trPr>
         <w:tc>
           <w:tcPr>
@@ -7053,18 +7053,18 @@
     <w:p>
       <w:pPr>
         <w:spacing w:before="450" w:after="450"/>
-        <w:divId w:val="1629779195"/>
-        <w:rPr>
-          <w:rFonts w:ascii="Plus Jakarta Sans" w:eastAsia="Times New Roman" w:hAnsi="Plus Jakarta Sans"/>
-          <w:lang w:val="es-ES"/>
-        </w:rPr>
-      </w:pPr>
-      <w:r>
-        <w:rPr>
-          <w:rFonts w:ascii="Plus Jakarta Sans" w:eastAsia="Times New Roman" w:hAnsi="Plus Jakarta Sans"/>
-          <w:lang w:val="es-ES"/>
-        </w:rPr>
-        <w:pict>
+        <w:divId w:val="326174437"/>
+        <w:rPr>
+          <w:rFonts w:ascii="Plus Jakarta Sans" w:eastAsia="Times New Roman" w:hAnsi="Plus Jakarta Sans"/>
+          <w:lang w:val="es-ES"/>
+        </w:rPr>
+      </w:pPr>
+      <w:r>
+        <w:rPr>
+          <w:rFonts w:ascii="Plus Jakarta Sans" w:eastAsia="Times New Roman" w:hAnsi="Plus Jakarta Sans"/>
+          <w:lang w:val="es-ES"/>
+        </w:rPr>
+        <w:pict w14:anchorId="535A5F45">
           <v:rect id="_x0000_i1032" style="width:0;height:.75pt" o:hralign="center" o:hrstd="t" o:hr="t" fillcolor="#a0a0a0" stroked="f"/>
         </w:pict>
       </w:r>
@@ -7072,7 +7072,7 @@
     <w:p>
       <w:pPr>
         <w:pStyle w:val="Ttulo2"/>
-        <w:divId w:val="1629779195"/>
+        <w:divId w:val="326174437"/>
         <w:rPr>
           <w:rFonts w:eastAsia="Times New Roman"/>
           <w:lang w:val="es-ES"/>
@@ -7089,7 +7089,7 @@
     <w:p>
       <w:pPr>
         <w:pStyle w:val="NormalWeb"/>
-        <w:divId w:val="1629779195"/>
+        <w:divId w:val="326174437"/>
         <w:rPr>
           <w:rFonts w:ascii="Plus Jakarta Sans" w:hAnsi="Plus Jakarta Sans"/>
           <w:lang w:val="es-ES"/>
@@ -7106,7 +7106,7 @@
     <w:p>
       <w:pPr>
         <w:pStyle w:val="Ttulo3"/>
-        <w:divId w:val="1629779195"/>
+        <w:divId w:val="326174437"/>
         <w:rPr>
           <w:rFonts w:eastAsia="Times New Roman"/>
           <w:lang w:val="es-ES"/>
@@ -7123,7 +7123,7 @@
     <w:p>
       <w:pPr>
         <w:pStyle w:val="NormalWeb"/>
-        <w:divId w:val="1629779195"/>
+        <w:divId w:val="326174437"/>
         <w:rPr>
           <w:rFonts w:ascii="Plus Jakarta Sans" w:hAnsi="Plus Jakarta Sans"/>
           <w:lang w:val="es-ES"/>
@@ -7156,7 +7156,7 @@
       </w:tblGrid>
       <w:tr>
         <w:trPr>
-          <w:divId w:val="838077992"/>
+          <w:divId w:val="667557327"/>
           <w:tblHeader/>
         </w:trPr>
         <w:tc>
@@ -7321,7 +7321,7 @@
       </w:tr>
       <w:tr>
         <w:trPr>
-          <w:divId w:val="838077992"/>
+          <w:divId w:val="667557327"/>
         </w:trPr>
         <w:tc>
           <w:tcPr>
@@ -7380,7 +7380,7 @@
                 <w:sz w:val="20"/>
                 <w:szCs w:val="20"/>
               </w:rPr>
-              <w:t>1580 (91.9%)</w:t>
+              <w:t>1581 (91.9%)</w:t>
             </w:r>
           </w:p>
         </w:tc>
@@ -7440,14 +7440,14 @@
                 <w:sz w:val="20"/>
                 <w:szCs w:val="20"/>
               </w:rPr>
-              <w:t>569 (70.9%)</w:t>
+              <w:t>584 (71.5%)</w:t>
             </w:r>
           </w:p>
         </w:tc>
       </w:tr>
       <w:tr>
         <w:trPr>
-          <w:divId w:val="838077992"/>
+          <w:divId w:val="667557327"/>
         </w:trPr>
         <w:tc>
           <w:tcPr>
@@ -7566,14 +7566,14 @@
                 <w:sz w:val="20"/>
                 <w:szCs w:val="20"/>
               </w:rPr>
-              <w:t>173 (21.6%)</w:t>
+              <w:t>173 (21.2%)</w:t>
             </w:r>
           </w:p>
         </w:tc>
       </w:tr>
       <w:tr>
         <w:trPr>
-          <w:divId w:val="838077992"/>
+          <w:divId w:val="667557327"/>
         </w:trPr>
         <w:tc>
           <w:tcPr>
@@ -7692,14 +7692,14 @@
                 <w:sz w:val="20"/>
                 <w:szCs w:val="20"/>
               </w:rPr>
-              <w:t>60 (7.5%)</w:t>
+              <w:t>60 (7.3%)</w:t>
             </w:r>
           </w:p>
         </w:tc>
       </w:tr>
       <w:tr>
         <w:trPr>
-          <w:divId w:val="838077992"/>
+          <w:divId w:val="667557327"/>
         </w:trPr>
         <w:tc>
           <w:tcPr>
@@ -7827,7 +7827,7 @@
     <w:p>
       <w:pPr>
         <w:pStyle w:val="Ttulo3"/>
-        <w:divId w:val="1629779195"/>
+        <w:divId w:val="326174437"/>
         <w:rPr>
           <w:rFonts w:eastAsia="Times New Roman"/>
           <w:lang w:val="es-ES"/>
@@ -7845,7 +7845,7 @@
       <w:pPr>
         <w:spacing w:before="375" w:after="225"/>
         <w:jc w:val="center"/>
-        <w:divId w:val="640698415"/>
+        <w:divId w:val="675157724"/>
         <w:rPr>
           <w:rFonts w:ascii="Outfit" w:eastAsia="Times New Roman" w:hAnsi="Outfit"/>
           <w:b/>
@@ -7875,7 +7875,7 @@
       <w:pPr>
         <w:spacing w:after="375"/>
         <w:jc w:val="center"/>
-        <w:divId w:val="1118136656"/>
+        <w:divId w:val="1909146275"/>
         <w:rPr>
           <w:rFonts w:ascii="Plus Jakarta Sans" w:eastAsia="Times New Roman" w:hAnsi="Plus Jakarta Sans"/>
           <w:lang w:val="es-ES"/>
@@ -8138,7 +8138,7 @@
           <w:rFonts w:ascii="Plus Jakarta Sans" w:eastAsia="Times New Roman" w:hAnsi="Plus Jakarta Sans"/>
           <w:lang w:val="es-ES"/>
         </w:rPr>
-        <w:t>22</w:t>
+        <w:t>21</w:t>
       </w:r>
       <w:r>
         <w:rPr>
@@ -8242,7 +8242,7 @@
     <w:p>
       <w:pPr>
         <w:pStyle w:val="Ttulo3"/>
-        <w:divId w:val="1629779195"/>
+        <w:divId w:val="326174437"/>
         <w:rPr>
           <w:rFonts w:eastAsia="Times New Roman"/>
           <w:lang w:val="es-ES"/>
@@ -8266,7 +8266,7 @@
     <w:p>
       <w:pPr>
         <w:pStyle w:val="NormalWeb"/>
-        <w:divId w:val="1629779195"/>
+        <w:divId w:val="326174437"/>
         <w:rPr>
           <w:rFonts w:ascii="Plus Jakarta Sans" w:hAnsi="Plus Jakarta Sans"/>
           <w:lang w:val="es-ES"/>
@@ -8288,7 +8288,7 @@
         </w:numPr>
         <w:spacing w:before="100" w:beforeAutospacing="1" w:after="90"/>
         <w:ind w:left="1020"/>
-        <w:divId w:val="1629779195"/>
+        <w:divId w:val="326174437"/>
         <w:rPr>
           <w:rFonts w:ascii="Plus Jakarta Sans" w:eastAsia="Times New Roman" w:hAnsi="Plus Jakarta Sans"/>
           <w:sz w:val="21"/>
@@ -8324,7 +8324,7 @@
         </w:numPr>
         <w:spacing w:before="100" w:beforeAutospacing="1" w:after="90"/>
         <w:ind w:left="1020"/>
-        <w:divId w:val="1629779195"/>
+        <w:divId w:val="326174437"/>
         <w:rPr>
           <w:rFonts w:ascii="Plus Jakarta Sans" w:eastAsia="Times New Roman" w:hAnsi="Plus Jakarta Sans"/>
           <w:sz w:val="21"/>
@@ -8369,7 +8369,7 @@
         </w:numPr>
         <w:spacing w:before="100" w:beforeAutospacing="1" w:after="90"/>
         <w:ind w:left="1020"/>
-        <w:divId w:val="1629779195"/>
+        <w:divId w:val="326174437"/>
         <w:rPr>
           <w:rFonts w:ascii="Plus Jakarta Sans" w:eastAsia="Times New Roman" w:hAnsi="Plus Jakarta Sans"/>
           <w:sz w:val="21"/>
@@ -8423,7 +8423,7 @@
         </w:numPr>
         <w:spacing w:before="100" w:beforeAutospacing="1" w:after="90"/>
         <w:ind w:left="1020"/>
-        <w:divId w:val="1629779195"/>
+        <w:divId w:val="326174437"/>
         <w:rPr>
           <w:rFonts w:ascii="Plus Jakarta Sans" w:eastAsia="Times New Roman" w:hAnsi="Plus Jakarta Sans"/>
           <w:sz w:val="21"/>
@@ -8468,7 +8468,7 @@
         </w:numPr>
         <w:spacing w:before="100" w:beforeAutospacing="1" w:after="90"/>
         <w:ind w:left="1020"/>
-        <w:divId w:val="1629779195"/>
+        <w:divId w:val="326174437"/>
         <w:rPr>
           <w:rFonts w:ascii="Plus Jakarta Sans" w:eastAsia="Times New Roman" w:hAnsi="Plus Jakarta Sans"/>
           <w:sz w:val="21"/>
@@ -8504,7 +8504,7 @@
         </w:numPr>
         <w:spacing w:before="100" w:beforeAutospacing="1" w:after="90"/>
         <w:ind w:left="1020"/>
-        <w:divId w:val="1629779195"/>
+        <w:divId w:val="326174437"/>
         <w:rPr>
           <w:rFonts w:ascii="Plus Jakarta Sans" w:eastAsia="Times New Roman" w:hAnsi="Plus Jakarta Sans"/>
           <w:sz w:val="21"/>
@@ -8538,7 +8538,7 @@
           <w:szCs w:val="21"/>
           <w:lang w:val="es-ES"/>
         </w:rPr>
-        <w:t xml:space="preserve"> promedio (en 1485 predios).</w:t>
+        <w:t xml:space="preserve"> promedio (en 1486 predios).</w:t>
       </w:r>
     </w:p>
     <w:p>
@@ -8549,7 +8549,7 @@
         </w:numPr>
         <w:spacing w:before="100" w:beforeAutospacing="1" w:after="90"/>
         <w:ind w:left="1020"/>
-        <w:divId w:val="1629779195"/>
+        <w:divId w:val="326174437"/>
         <w:rPr>
           <w:rFonts w:ascii="Plus Jakarta Sans" w:eastAsia="Times New Roman" w:hAnsi="Plus Jakarta Sans"/>
           <w:sz w:val="21"/>
@@ -8594,7 +8594,7 @@
         </w:numPr>
         <w:spacing w:before="100" w:beforeAutospacing="1" w:after="90"/>
         <w:ind w:left="1020"/>
-        <w:divId w:val="1629779195"/>
+        <w:divId w:val="326174437"/>
         <w:rPr>
           <w:rFonts w:ascii="Plus Jakarta Sans" w:eastAsia="Times New Roman" w:hAnsi="Plus Jakarta Sans"/>
           <w:sz w:val="21"/>
@@ -8619,7 +8619,7 @@
           <w:szCs w:val="21"/>
           <w:lang w:val="es-ES"/>
         </w:rPr>
-        <w:t>83.6%</w:t>
+        <w:t>84.0%</w:t>
       </w:r>
       <w:r>
         <w:rPr>
@@ -8628,7 +8628,7 @@
           <w:szCs w:val="21"/>
           <w:lang w:val="es-ES"/>
         </w:rPr>
-        <w:t xml:space="preserve"> promedio (en 578 predios).</w:t>
+        <w:t xml:space="preserve"> promedio (en 593 predios).</w:t>
       </w:r>
     </w:p>
     <w:p>
@@ -8639,7 +8639,7 @@
         </w:numPr>
         <w:spacing w:before="100" w:beforeAutospacing="1" w:after="90"/>
         <w:ind w:left="1020"/>
-        <w:divId w:val="1629779195"/>
+        <w:divId w:val="326174437"/>
         <w:rPr>
           <w:rFonts w:ascii="Plus Jakarta Sans" w:eastAsia="Times New Roman" w:hAnsi="Plus Jakarta Sans"/>
           <w:sz w:val="21"/>
@@ -8675,7 +8675,7 @@
         </w:numPr>
         <w:spacing w:before="100" w:beforeAutospacing="1" w:after="90"/>
         <w:ind w:left="1020"/>
-        <w:divId w:val="1629779195"/>
+        <w:divId w:val="326174437"/>
         <w:rPr>
           <w:rFonts w:ascii="Plus Jakarta Sans" w:eastAsia="Times New Roman" w:hAnsi="Plus Jakarta Sans"/>
           <w:sz w:val="21"/>
@@ -8729,7 +8729,7 @@
         </w:numPr>
         <w:spacing w:before="100" w:beforeAutospacing="1" w:after="90"/>
         <w:ind w:left="1020"/>
-        <w:divId w:val="1629779195"/>
+        <w:divId w:val="326174437"/>
         <w:rPr>
           <w:rFonts w:ascii="Plus Jakarta Sans" w:eastAsia="Times New Roman" w:hAnsi="Plus Jakarta Sans"/>
           <w:sz w:val="21"/>
@@ -8774,7 +8774,7 @@
         </w:numPr>
         <w:spacing w:before="100" w:beforeAutospacing="1" w:after="90"/>
         <w:ind w:left="1020"/>
-        <w:divId w:val="1629779195"/>
+        <w:divId w:val="326174437"/>
         <w:rPr>
           <w:rFonts w:ascii="Plus Jakarta Sans" w:eastAsia="Times New Roman" w:hAnsi="Plus Jakarta Sans"/>
           <w:sz w:val="21"/>
@@ -8814,7 +8814,7 @@
     <w:p>
       <w:pPr>
         <w:pStyle w:val="Ttulo3"/>
-        <w:divId w:val="1629779195"/>
+        <w:divId w:val="326174437"/>
         <w:rPr>
           <w:rFonts w:eastAsia="Times New Roman"/>
           <w:lang w:val="es-ES"/>
@@ -8832,7 +8832,7 @@
       <w:pPr>
         <w:spacing w:before="375" w:after="225"/>
         <w:jc w:val="center"/>
-        <w:divId w:val="1403406647"/>
+        <w:divId w:val="1603491878"/>
         <w:rPr>
           <w:rFonts w:ascii="Outfit" w:eastAsia="Times New Roman" w:hAnsi="Outfit"/>
           <w:b/>
@@ -8862,7 +8862,7 @@
       <w:pPr>
         <w:spacing w:after="375"/>
         <w:jc w:val="center"/>
-        <w:divId w:val="1587349200"/>
+        <w:divId w:val="1389888122"/>
         <w:rPr>
           <w:rFonts w:ascii="Plus Jakarta Sans" w:eastAsia="Times New Roman" w:hAnsi="Plus Jakarta Sans"/>
           <w:lang w:val="es-ES"/>
@@ -9152,18 +9152,18 @@
     <w:p>
       <w:pPr>
         <w:spacing w:before="450" w:after="450"/>
-        <w:divId w:val="1629779195"/>
-        <w:rPr>
-          <w:rFonts w:ascii="Plus Jakarta Sans" w:eastAsia="Times New Roman" w:hAnsi="Plus Jakarta Sans"/>
-          <w:lang w:val="es-ES"/>
-        </w:rPr>
-      </w:pPr>
-      <w:r>
-        <w:rPr>
-          <w:rFonts w:ascii="Plus Jakarta Sans" w:eastAsia="Times New Roman" w:hAnsi="Plus Jakarta Sans"/>
-          <w:lang w:val="es-ES"/>
-        </w:rPr>
-        <w:pict>
+        <w:divId w:val="326174437"/>
+        <w:rPr>
+          <w:rFonts w:ascii="Plus Jakarta Sans" w:eastAsia="Times New Roman" w:hAnsi="Plus Jakarta Sans"/>
+          <w:lang w:val="es-ES"/>
+        </w:rPr>
+      </w:pPr>
+      <w:r>
+        <w:rPr>
+          <w:rFonts w:ascii="Plus Jakarta Sans" w:eastAsia="Times New Roman" w:hAnsi="Plus Jakarta Sans"/>
+          <w:lang w:val="es-ES"/>
+        </w:rPr>
+        <w:pict w14:anchorId="4D05CA4F">
           <v:rect id="_x0000_i1033" style="width:0;height:.75pt" o:hralign="center" o:hrstd="t" o:hr="t" fillcolor="#a0a0a0" stroked="f"/>
         </w:pict>
       </w:r>
@@ -9171,7 +9171,7 @@
     <w:p>
       <w:pPr>
         <w:pStyle w:val="Ttulo2"/>
-        <w:divId w:val="1629779195"/>
+        <w:divId w:val="326174437"/>
         <w:rPr>
           <w:rFonts w:eastAsia="Times New Roman"/>
           <w:lang w:val="es-ES"/>
@@ -9188,7 +9188,7 @@
     <w:p>
       <w:pPr>
         <w:pStyle w:val="NormalWeb"/>
-        <w:divId w:val="1629779195"/>
+        <w:divId w:val="326174437"/>
         <w:rPr>
           <w:rFonts w:ascii="Plus Jakarta Sans" w:hAnsi="Plus Jakarta Sans"/>
           <w:lang w:val="es-ES"/>
@@ -9205,7 +9205,7 @@
     <w:p>
       <w:pPr>
         <w:pStyle w:val="NormalWeb"/>
-        <w:divId w:val="1629779195"/>
+        <w:divId w:val="326174437"/>
         <w:rPr>
           <w:rFonts w:ascii="Plus Jakarta Sans" w:hAnsi="Plus Jakarta Sans"/>
           <w:lang w:val="es-ES"/>
@@ -9267,7 +9267,7 @@
     <w:p>
       <w:pPr>
         <w:pStyle w:val="NormalWeb"/>
-        <w:divId w:val="1629779195"/>
+        <w:divId w:val="326174437"/>
         <w:rPr>
           <w:rFonts w:ascii="Plus Jakarta Sans" w:hAnsi="Plus Jakarta Sans"/>
           <w:lang w:val="es-ES"/>
@@ -9329,7 +9329,7 @@
     <w:p>
       <w:pPr>
         <w:pStyle w:val="NormalWeb"/>
-        <w:divId w:val="1629779195"/>
+        <w:divId w:val="326174437"/>
         <w:rPr>
           <w:rFonts w:ascii="Plus Jakarta Sans" w:hAnsi="Plus Jakarta Sans"/>
           <w:lang w:val="es-ES"/>
@@ -9390,7 +9390,7 @@
     <w:p>
       <w:pPr>
         <w:pStyle w:val="NormalWeb"/>
-        <w:divId w:val="1629779195"/>
+        <w:divId w:val="326174437"/>
         <w:rPr>
           <w:rFonts w:ascii="Plus Jakarta Sans" w:hAnsi="Plus Jakarta Sans"/>
           <w:lang w:val="es-ES"/>
@@ -9444,18 +9444,18 @@
     <w:p>
       <w:pPr>
         <w:spacing w:before="450" w:after="450"/>
-        <w:divId w:val="1629779195"/>
-        <w:rPr>
-          <w:rFonts w:ascii="Plus Jakarta Sans" w:eastAsia="Times New Roman" w:hAnsi="Plus Jakarta Sans"/>
-          <w:lang w:val="es-ES"/>
-        </w:rPr>
-      </w:pPr>
-      <w:r>
-        <w:rPr>
-          <w:rFonts w:ascii="Plus Jakarta Sans" w:eastAsia="Times New Roman" w:hAnsi="Plus Jakarta Sans"/>
-          <w:lang w:val="es-ES"/>
-        </w:rPr>
-        <w:pict>
+        <w:divId w:val="326174437"/>
+        <w:rPr>
+          <w:rFonts w:ascii="Plus Jakarta Sans" w:eastAsia="Times New Roman" w:hAnsi="Plus Jakarta Sans"/>
+          <w:lang w:val="es-ES"/>
+        </w:rPr>
+      </w:pPr>
+      <w:r>
+        <w:rPr>
+          <w:rFonts w:ascii="Plus Jakarta Sans" w:eastAsia="Times New Roman" w:hAnsi="Plus Jakarta Sans"/>
+          <w:lang w:val="es-ES"/>
+        </w:rPr>
+        <w:pict w14:anchorId="722F1648">
           <v:rect id="_x0000_i1034" style="width:0;height:.75pt" o:hralign="center" o:hrstd="t" o:hr="t" fillcolor="#a0a0a0" stroked="f"/>
         </w:pict>
       </w:r>
@@ -9463,18 +9463,18 @@
     <w:p>
       <w:pPr>
         <w:spacing w:before="450" w:after="450"/>
-        <w:divId w:val="1629779195"/>
-        <w:rPr>
-          <w:rFonts w:ascii="Plus Jakarta Sans" w:eastAsia="Times New Roman" w:hAnsi="Plus Jakarta Sans"/>
-          <w:lang w:val="es-ES"/>
-        </w:rPr>
-      </w:pPr>
-      <w:r>
-        <w:rPr>
-          <w:rFonts w:ascii="Plus Jakarta Sans" w:eastAsia="Times New Roman" w:hAnsi="Plus Jakarta Sans"/>
-          <w:lang w:val="es-ES"/>
-        </w:rPr>
-        <w:pict>
+        <w:divId w:val="326174437"/>
+        <w:rPr>
+          <w:rFonts w:ascii="Plus Jakarta Sans" w:eastAsia="Times New Roman" w:hAnsi="Plus Jakarta Sans"/>
+          <w:lang w:val="es-ES"/>
+        </w:rPr>
+      </w:pPr>
+      <w:r>
+        <w:rPr>
+          <w:rFonts w:ascii="Plus Jakarta Sans" w:eastAsia="Times New Roman" w:hAnsi="Plus Jakarta Sans"/>
+          <w:lang w:val="es-ES"/>
+        </w:rPr>
+        <w:pict w14:anchorId="1376C357">
           <v:rect id="_x0000_i1035" style="width:0;height:.75pt" o:hralign="center" o:hrstd="t" o:hr="t" fillcolor="#a0a0a0" stroked="f"/>
         </w:pict>
       </w:r>
@@ -9482,7 +9482,7 @@
     <w:p>
       <w:pPr>
         <w:pStyle w:val="NormalWeb"/>
-        <w:divId w:val="1629779195"/>
+        <w:divId w:val="326174437"/>
         <w:rPr>
           <w:rFonts w:ascii="Plus Jakarta Sans" w:hAnsi="Plus Jakarta Sans"/>
           <w:lang w:val="es-ES"/>
@@ -9515,7 +9515,7 @@
           <w:rFonts w:ascii="Plus Jakarta Sans" w:hAnsi="Plus Jakarta Sans"/>
           <w:lang w:val="es-ES"/>
         </w:rPr>
-        <w:pict/>
+        <w:pict w14:anchorId="4E30ABC2"/>
       </w:r>
     </w:p>
     <w:sectPr>
@@ -9531,9 +9531,9 @@
 <file path=word/numbering.xml><?xml version="1.0" encoding="utf-8"?>
 <w:numbering xmlns:wpc="http://schemas.microsoft.com/office/word/2010/wordprocessingCanvas" xmlns:cx="http://schemas.microsoft.com/office/drawing/2014/chartex" xmlns:cx1="http://schemas.microsoft.com/office/drawing/2015/9/8/chartex" xmlns:cx2="http://schemas.microsoft.com/office/drawing/2015/10/21/chartex" xmlns:cx3="http://schemas.microsoft.com/office/drawing/2016/5/9/chartex" xmlns:cx4="http://schemas.microsoft.com/office/drawing/2016/5/10/chartex" xmlns:cx5="http://schemas.microsoft.com/office/drawing/2016/5/11/chartex" xmlns:cx6="http://schemas.microsoft.com/office/drawing/2016/5/12/chartex" xmlns:cx7="http://schemas.microsoft.com/office/drawing/2016/5/13/chartex" xmlns:cx8="http://schemas.microsoft.com/office/drawing/2016/5/14/chartex" xmlns:mc="http://schemas.openxmlformats.org/markup-compatibility/2006" xmlns:aink="http://schemas.microsoft.com/office/drawing/2016/ink" xmlns:am3d="http://schemas.microsoft.com/office/drawing/2017/model3d" xmlns:o="urn:schemas-microsoft-com:office:office" xmlns:r="http://schemas.openxmlformats.org/officeDocument/2006/relationships" xmlns:m="http://schemas.openxmlformats.org/officeDocument/2006/math" xmlns:v="urn:schemas-microsoft-com:vml" xmlns:wp14="http://schemas.microsoft.com/office/word/2010/wordprocessingDrawing" xmlns:wp="http://schemas.openxmlformats.org/drawingml/2006/wordprocessingDrawing" xmlns:w10="urn:schemas-microsoft-com:office:word" xmlns:w="http://schemas.openxmlformats.org/wordprocessingml/2006/main" xmlns:w14="http://schemas.microsoft.com/office/word/2010/wordml" xmlns:w15="http://schemas.microsoft.com/office/word/2012/wordml" xmlns:w16cex="http://schemas.microsoft.com/office/word/2018/wordml/cex" xmlns:w16cid="http://schemas.microsoft.com/office/word/2016/wordml/cid" xmlns:w16="http://schemas.microsoft.com/office/word/2018/wordml" xmlns:w16sdtdh="http://schemas.microsoft.com/office/word/2020/wordml/sdtdatahash" xmlns:w16se="http://schemas.microsoft.com/office/word/2015/wordml/symex" xmlns:wpg="http://schemas.microsoft.com/office/word/2010/wordprocessingGroup" xmlns:wpi="http://schemas.microsoft.com/office/word/2010/wordprocessingInk" xmlns:wne="http://schemas.microsoft.com/office/word/2006/wordml" xmlns:wps="http://schemas.microsoft.com/office/word/2010/wordprocessingShape" mc:Ignorable="w14 w15 w16se w16cid w16 w16cex w16sdtdh wp14">
   <w:abstractNum w:abstractNumId="0" w15:restartNumberingAfterBreak="0">
-    <w:nsid w:val="12660DCB"/>
+    <w:nsid w:val="0CD164EC"/>
     <w:multiLevelType w:val="multilevel"/>
-    <w:tmpl w:val="CBD2B070"/>
+    <w:tmpl w:val="E1D8B87A"/>
     <w:lvl w:ilvl="0">
       <w:start w:val="1"/>
       <w:numFmt w:val="bullet"/>
@@ -9680,9 +9680,9 @@
     </w:lvl>
   </w:abstractNum>
   <w:abstractNum w:abstractNumId="1" w15:restartNumberingAfterBreak="0">
-    <w:nsid w:val="25777695"/>
+    <w:nsid w:val="15FC0739"/>
     <w:multiLevelType w:val="multilevel"/>
-    <w:tmpl w:val="1F58DA74"/>
+    <w:tmpl w:val="72E8B722"/>
     <w:lvl w:ilvl="0">
       <w:start w:val="1"/>
       <w:numFmt w:val="bullet"/>
@@ -9829,9 +9829,9 @@
     </w:lvl>
   </w:abstractNum>
   <w:abstractNum w:abstractNumId="2" w15:restartNumberingAfterBreak="0">
-    <w:nsid w:val="36466786"/>
+    <w:nsid w:val="2598660F"/>
     <w:multiLevelType w:val="multilevel"/>
-    <w:tmpl w:val="B424439A"/>
+    <w:tmpl w:val="56A8E986"/>
     <w:lvl w:ilvl="0">
       <w:start w:val="1"/>
       <w:numFmt w:val="bullet"/>
@@ -9978,9 +9978,9 @@
     </w:lvl>
   </w:abstractNum>
   <w:abstractNum w:abstractNumId="3" w15:restartNumberingAfterBreak="0">
-    <w:nsid w:val="3D436EFB"/>
+    <w:nsid w:val="5D8F1415"/>
     <w:multiLevelType w:val="multilevel"/>
-    <w:tmpl w:val="B746956A"/>
+    <w:tmpl w:val="37843568"/>
     <w:lvl w:ilvl="0">
       <w:start w:val="1"/>
       <w:numFmt w:val="bullet"/>
@@ -10127,16 +10127,16 @@
     </w:lvl>
   </w:abstractNum>
   <w:num w:numId="1">
-    <w:abstractNumId w:val="2"/>
+    <w:abstractNumId w:val="3"/>
   </w:num>
   <w:num w:numId="2">
     <w:abstractNumId w:val="1"/>
   </w:num>
   <w:num w:numId="3">
-    <w:abstractNumId w:val="0"/>
+    <w:abstractNumId w:val="2"/>
   </w:num>
   <w:num w:numId="4">
-    <w:abstractNumId w:val="3"/>
+    <w:abstractNumId w:val="0"/>
   </w:num>
 </w:numbering>
 </file>

--- a/public/informe_reunion_tecnica.docx
+++ b/public/informe_reunion_tecnica.docx
@@ -4,7 +4,7 @@
   <w:body>
     <w:p>
       <w:pPr>
-        <w:divId w:val="971129429"/>
+        <w:divId w:val="398360032"/>
         <w:rPr>
           <w:rFonts w:ascii="Plus Jakarta Sans" w:eastAsia="Times New Roman" w:hAnsi="Plus Jakarta Sans"/>
           <w:lang w:val="es-ES"/>
@@ -28,7 +28,7 @@
     <w:p>
       <w:pPr>
         <w:pStyle w:val="Ttulo1"/>
-        <w:divId w:val="326174437"/>
+        <w:divId w:val="583682400"/>
         <w:rPr>
           <w:rFonts w:eastAsia="Times New Roman"/>
           <w:lang w:val="es-ES"/>
@@ -45,7 +45,7 @@
     <w:p>
       <w:pPr>
         <w:pStyle w:val="NormalWeb"/>
-        <w:divId w:val="326174437"/>
+        <w:divId w:val="583682400"/>
         <w:rPr>
           <w:rFonts w:ascii="Plus Jakarta Sans" w:hAnsi="Plus Jakarta Sans"/>
           <w:lang w:val="es-ES"/>
@@ -63,7 +63,7 @@
     <w:p>
       <w:pPr>
         <w:pStyle w:val="NormalWeb"/>
-        <w:divId w:val="326174437"/>
+        <w:divId w:val="583682400"/>
         <w:rPr>
           <w:rFonts w:ascii="Plus Jakarta Sans" w:hAnsi="Plus Jakarta Sans"/>
           <w:lang w:val="es-ES"/>
@@ -102,7 +102,7 @@
     <w:p>
       <w:pPr>
         <w:spacing w:before="450" w:after="450"/>
-        <w:divId w:val="326174437"/>
+        <w:divId w:val="583682400"/>
         <w:rPr>
           <w:rFonts w:ascii="Plus Jakarta Sans" w:eastAsia="Times New Roman" w:hAnsi="Plus Jakarta Sans"/>
           <w:lang w:val="es-ES"/>
@@ -113,7 +113,7 @@
           <w:rFonts w:ascii="Plus Jakarta Sans" w:eastAsia="Times New Roman" w:hAnsi="Plus Jakarta Sans"/>
           <w:lang w:val="es-ES"/>
         </w:rPr>
-        <w:pict w14:anchorId="679FEB1F">
+        <w:pict w14:anchorId="56D7F6FE">
           <v:rect id="_x0000_i1025" style="width:0;height:.75pt" o:hralign="center" o:hrstd="t" o:hr="t" fillcolor="#a0a0a0" stroked="f"/>
         </w:pict>
       </w:r>
@@ -121,7 +121,7 @@
     <w:p>
       <w:pPr>
         <w:pStyle w:val="Ttulo2"/>
-        <w:divId w:val="326174437"/>
+        <w:divId w:val="583682400"/>
         <w:rPr>
           <w:rFonts w:eastAsia="Times New Roman"/>
           <w:lang w:val="es-ES"/>
@@ -145,7 +145,7 @@
     <w:p>
       <w:pPr>
         <w:pStyle w:val="NormalWeb"/>
-        <w:divId w:val="326174437"/>
+        <w:divId w:val="583682400"/>
         <w:rPr>
           <w:rFonts w:ascii="Plus Jakarta Sans" w:hAnsi="Plus Jakarta Sans"/>
           <w:lang w:val="es-ES"/>
@@ -167,7 +167,7 @@
         </w:numPr>
         <w:spacing w:before="100" w:beforeAutospacing="1" w:after="90"/>
         <w:ind w:left="1020"/>
-        <w:divId w:val="326174437"/>
+        <w:divId w:val="583682400"/>
         <w:rPr>
           <w:rFonts w:ascii="Plus Jakarta Sans" w:eastAsia="Times New Roman" w:hAnsi="Plus Jakarta Sans"/>
           <w:sz w:val="21"/>
@@ -213,7 +213,7 @@
         </w:numPr>
         <w:spacing w:before="100" w:beforeAutospacing="1" w:after="90"/>
         <w:ind w:left="1020"/>
-        <w:divId w:val="326174437"/>
+        <w:divId w:val="583682400"/>
         <w:rPr>
           <w:rFonts w:ascii="Plus Jakarta Sans" w:eastAsia="Times New Roman" w:hAnsi="Plus Jakarta Sans"/>
           <w:sz w:val="21"/>
@@ -269,7 +269,7 @@
         </w:numPr>
         <w:spacing w:before="100" w:beforeAutospacing="1" w:after="90"/>
         <w:ind w:left="1020"/>
-        <w:divId w:val="326174437"/>
+        <w:divId w:val="583682400"/>
         <w:rPr>
           <w:rFonts w:ascii="Plus Jakarta Sans" w:eastAsia="Times New Roman" w:hAnsi="Plus Jakarta Sans"/>
           <w:sz w:val="21"/>
@@ -315,7 +315,7 @@
         </w:numPr>
         <w:spacing w:before="100" w:beforeAutospacing="1" w:after="90"/>
         <w:ind w:left="1020"/>
-        <w:divId w:val="326174437"/>
+        <w:divId w:val="583682400"/>
         <w:rPr>
           <w:rFonts w:ascii="Plus Jakarta Sans" w:eastAsia="Times New Roman" w:hAnsi="Plus Jakarta Sans"/>
           <w:sz w:val="21"/>
@@ -356,7 +356,7 @@
     <w:p>
       <w:pPr>
         <w:spacing w:before="450" w:after="450"/>
-        <w:divId w:val="326174437"/>
+        <w:divId w:val="583682400"/>
         <w:rPr>
           <w:rFonts w:ascii="Plus Jakarta Sans" w:eastAsia="Times New Roman" w:hAnsi="Plus Jakarta Sans"/>
           <w:lang w:val="es-ES"/>
@@ -367,7 +367,7 @@
           <w:rFonts w:ascii="Plus Jakarta Sans" w:eastAsia="Times New Roman" w:hAnsi="Plus Jakarta Sans"/>
           <w:lang w:val="es-ES"/>
         </w:rPr>
-        <w:pict w14:anchorId="7D0BE13F">
+        <w:pict w14:anchorId="362B626A">
           <v:rect id="_x0000_i1026" style="width:0;height:.75pt" o:hralign="center" o:hrstd="t" o:hr="t" fillcolor="#a0a0a0" stroked="f"/>
         </w:pict>
       </w:r>
@@ -375,7 +375,7 @@
     <w:p>
       <w:pPr>
         <w:pStyle w:val="Ttulo2"/>
-        <w:divId w:val="326174437"/>
+        <w:divId w:val="583682400"/>
         <w:rPr>
           <w:rFonts w:eastAsia="Times New Roman"/>
           <w:lang w:val="es-ES"/>
@@ -392,7 +392,7 @@
     <w:p>
       <w:pPr>
         <w:pStyle w:val="NormalWeb"/>
-        <w:divId w:val="326174437"/>
+        <w:divId w:val="583682400"/>
         <w:rPr>
           <w:rFonts w:ascii="Plus Jakarta Sans" w:hAnsi="Plus Jakarta Sans"/>
           <w:lang w:val="es-ES"/>
@@ -445,7 +445,7 @@
       </w:tblGrid>
       <w:tr>
         <w:trPr>
-          <w:divId w:val="1857768249"/>
+          <w:divId w:val="2130123858"/>
           <w:tblHeader/>
         </w:trPr>
         <w:tc>
@@ -525,7 +525,7 @@
       </w:tr>
       <w:tr>
         <w:trPr>
-          <w:divId w:val="1857768249"/>
+          <w:divId w:val="2130123858"/>
         </w:trPr>
         <w:tc>
           <w:tcPr>
@@ -591,7 +591,7 @@
       </w:tr>
       <w:tr>
         <w:trPr>
-          <w:divId w:val="1857768249"/>
+          <w:divId w:val="2130123858"/>
         </w:trPr>
         <w:tc>
           <w:tcPr>
@@ -657,7 +657,7 @@
       </w:tr>
       <w:tr>
         <w:trPr>
-          <w:divId w:val="1857768249"/>
+          <w:divId w:val="2130123858"/>
         </w:trPr>
         <w:tc>
           <w:tcPr>
@@ -723,7 +723,7 @@
       </w:tr>
       <w:tr>
         <w:trPr>
-          <w:divId w:val="1857768249"/>
+          <w:divId w:val="2130123858"/>
         </w:trPr>
         <w:tc>
           <w:tcPr>
@@ -791,7 +791,7 @@
     <w:p>
       <w:pPr>
         <w:spacing w:before="450" w:after="450"/>
-        <w:divId w:val="326174437"/>
+        <w:divId w:val="583682400"/>
         <w:rPr>
           <w:rFonts w:ascii="Plus Jakarta Sans" w:eastAsia="Times New Roman" w:hAnsi="Plus Jakarta Sans"/>
           <w:lang w:val="es-ES"/>
@@ -803,7 +803,7 @@
           <w:lang w:val="es-ES"/>
         </w:rPr>
         <w:lastRenderedPageBreak/>
-        <w:pict w14:anchorId="4BCD17AF">
+        <w:pict w14:anchorId="396B44D0">
           <v:rect id="_x0000_i1027" style="width:0;height:.75pt" o:hralign="center" o:hrstd="t" o:hr="t" fillcolor="#a0a0a0" stroked="f"/>
         </w:pict>
       </w:r>
@@ -811,7 +811,7 @@
     <w:p>
       <w:pPr>
         <w:pStyle w:val="Ttulo2"/>
-        <w:divId w:val="326174437"/>
+        <w:divId w:val="583682400"/>
         <w:rPr>
           <w:rFonts w:eastAsia="Times New Roman"/>
           <w:lang w:val="es-ES"/>
@@ -828,7 +828,7 @@
     <w:p>
       <w:pPr>
         <w:pStyle w:val="Ttulo3"/>
-        <w:divId w:val="326174437"/>
+        <w:divId w:val="583682400"/>
         <w:rPr>
           <w:rFonts w:eastAsia="Times New Roman"/>
           <w:lang w:val="es-ES"/>
@@ -845,7 +845,7 @@
     <w:p>
       <w:pPr>
         <w:pStyle w:val="NormalWeb"/>
-        <w:divId w:val="326174437"/>
+        <w:divId w:val="583682400"/>
         <w:rPr>
           <w:rFonts w:ascii="Plus Jakarta Sans" w:hAnsi="Plus Jakarta Sans"/>
           <w:lang w:val="es-ES"/>
@@ -885,7 +885,7 @@
       </w:tblGrid>
       <w:tr>
         <w:trPr>
-          <w:divId w:val="395516960"/>
+          <w:divId w:val="781607005"/>
           <w:tblHeader/>
         </w:trPr>
         <w:tc>
@@ -1039,7 +1039,7 @@
       </w:tr>
       <w:tr>
         <w:trPr>
-          <w:divId w:val="395516960"/>
+          <w:divId w:val="781607005"/>
         </w:trPr>
         <w:tc>
           <w:tcPr>
@@ -1165,7 +1165,7 @@
       </w:tr>
       <w:tr>
         <w:trPr>
-          <w:divId w:val="395516960"/>
+          <w:divId w:val="781607005"/>
         </w:trPr>
         <w:tc>
           <w:tcPr>
@@ -1291,7 +1291,7 @@
       </w:tr>
       <w:tr>
         <w:trPr>
-          <w:divId w:val="395516960"/>
+          <w:divId w:val="781607005"/>
         </w:trPr>
         <w:tc>
           <w:tcPr>
@@ -1417,7 +1417,7 @@
       </w:tr>
       <w:tr>
         <w:trPr>
-          <w:divId w:val="395516960"/>
+          <w:divId w:val="781607005"/>
         </w:trPr>
         <w:tc>
           <w:tcPr>
@@ -1543,7 +1543,7 @@
       </w:tr>
       <w:tr>
         <w:trPr>
-          <w:divId w:val="395516960"/>
+          <w:divId w:val="781607005"/>
         </w:trPr>
         <w:tc>
           <w:tcPr>
@@ -1677,7 +1677,7 @@
       </w:tr>
       <w:tr>
         <w:trPr>
-          <w:divId w:val="395516960"/>
+          <w:divId w:val="781607005"/>
         </w:trPr>
         <w:tc>
           <w:tcPr>
@@ -1803,7 +1803,7 @@
       </w:tr>
       <w:tr>
         <w:trPr>
-          <w:divId w:val="395516960"/>
+          <w:divId w:val="781607005"/>
         </w:trPr>
         <w:tc>
           <w:tcPr>
@@ -1929,7 +1929,7 @@
       </w:tr>
       <w:tr>
         <w:trPr>
-          <w:divId w:val="395516960"/>
+          <w:divId w:val="781607005"/>
         </w:trPr>
         <w:tc>
           <w:tcPr>
@@ -2057,7 +2057,7 @@
     <w:p>
       <w:pPr>
         <w:pStyle w:val="Ttulo3"/>
-        <w:divId w:val="326174437"/>
+        <w:divId w:val="583682400"/>
         <w:rPr>
           <w:rFonts w:eastAsia="Times New Roman"/>
           <w:lang w:val="es-ES"/>
@@ -2074,7 +2074,7 @@
     <w:p>
       <w:pPr>
         <w:pStyle w:val="NormalWeb"/>
-        <w:divId w:val="326174437"/>
+        <w:divId w:val="583682400"/>
         <w:rPr>
           <w:rFonts w:ascii="Plus Jakarta Sans" w:hAnsi="Plus Jakarta Sans"/>
           <w:lang w:val="es-ES"/>
@@ -2103,7 +2103,7 @@
         </w:numPr>
         <w:spacing w:before="100" w:beforeAutospacing="1" w:after="90"/>
         <w:ind w:left="1020"/>
-        <w:divId w:val="326174437"/>
+        <w:divId w:val="583682400"/>
         <w:rPr>
           <w:rFonts w:ascii="Plus Jakarta Sans" w:eastAsia="Times New Roman" w:hAnsi="Plus Jakarta Sans"/>
           <w:sz w:val="21"/>
@@ -2205,7 +2205,7 @@
         </w:numPr>
         <w:spacing w:before="100" w:beforeAutospacing="1" w:after="90"/>
         <w:ind w:left="1020"/>
-        <w:divId w:val="326174437"/>
+        <w:divId w:val="583682400"/>
         <w:rPr>
           <w:rFonts w:ascii="Plus Jakarta Sans" w:eastAsia="Times New Roman" w:hAnsi="Plus Jakarta Sans"/>
           <w:sz w:val="21"/>
@@ -2317,7 +2317,7 @@
         </w:numPr>
         <w:spacing w:before="100" w:beforeAutospacing="1" w:after="90"/>
         <w:ind w:left="1020"/>
-        <w:divId w:val="326174437"/>
+        <w:divId w:val="583682400"/>
         <w:rPr>
           <w:rFonts w:ascii="Plus Jakarta Sans" w:eastAsia="Times New Roman" w:hAnsi="Plus Jakarta Sans"/>
           <w:sz w:val="21"/>
@@ -2423,7 +2423,7 @@
     <w:p>
       <w:pPr>
         <w:pStyle w:val="Ttulo3"/>
-        <w:divId w:val="326174437"/>
+        <w:divId w:val="583682400"/>
         <w:rPr>
           <w:rFonts w:eastAsia="Times New Roman"/>
           <w:lang w:val="es-ES"/>
@@ -2441,7 +2441,7 @@
       <w:pPr>
         <w:spacing w:before="375" w:after="225"/>
         <w:jc w:val="center"/>
-        <w:divId w:val="385952298"/>
+        <w:divId w:val="1608198665"/>
         <w:rPr>
           <w:rFonts w:ascii="Outfit" w:eastAsia="Times New Roman" w:hAnsi="Outfit"/>
           <w:b/>
@@ -2471,7 +2471,7 @@
       <w:pPr>
         <w:spacing w:after="375"/>
         <w:jc w:val="center"/>
-        <w:divId w:val="730033532"/>
+        <w:divId w:val="625233100"/>
         <w:rPr>
           <w:rFonts w:ascii="Plus Jakarta Sans" w:eastAsia="Times New Roman" w:hAnsi="Plus Jakarta Sans"/>
           <w:lang w:val="es-ES"/>
@@ -2866,7 +2866,7 @@
     <w:p>
       <w:pPr>
         <w:spacing w:before="450" w:after="450"/>
-        <w:divId w:val="326174437"/>
+        <w:divId w:val="583682400"/>
         <w:rPr>
           <w:rFonts w:ascii="Plus Jakarta Sans" w:eastAsia="Times New Roman" w:hAnsi="Plus Jakarta Sans"/>
           <w:lang w:val="es-ES"/>
@@ -2877,7 +2877,7 @@
           <w:rFonts w:ascii="Plus Jakarta Sans" w:eastAsia="Times New Roman" w:hAnsi="Plus Jakarta Sans"/>
           <w:lang w:val="es-ES"/>
         </w:rPr>
-        <w:pict w14:anchorId="161280B3">
+        <w:pict w14:anchorId="633BC444">
           <v:rect id="_x0000_i1028" style="width:0;height:.75pt" o:hralign="center" o:hrstd="t" o:hr="t" fillcolor="#a0a0a0" stroked="f"/>
         </w:pict>
       </w:r>
@@ -2885,7 +2885,7 @@
     <w:p>
       <w:pPr>
         <w:pStyle w:val="Ttulo3"/>
-        <w:divId w:val="326174437"/>
+        <w:divId w:val="583682400"/>
         <w:rPr>
           <w:rFonts w:eastAsia="Times New Roman"/>
           <w:lang w:val="es-ES"/>
@@ -2902,7 +2902,7 @@
     <w:p>
       <w:pPr>
         <w:pStyle w:val="NormalWeb"/>
-        <w:divId w:val="326174437"/>
+        <w:divId w:val="583682400"/>
         <w:rPr>
           <w:rFonts w:ascii="Plus Jakarta Sans" w:hAnsi="Plus Jakarta Sans"/>
           <w:lang w:val="es-ES"/>
@@ -2935,7 +2935,7 @@
       </w:tblGrid>
       <w:tr>
         <w:trPr>
-          <w:divId w:val="1783645512"/>
+          <w:divId w:val="1957445735"/>
           <w:tblHeader/>
         </w:trPr>
         <w:tc>
@@ -3089,7 +3089,7 @@
       </w:tr>
       <w:tr>
         <w:trPr>
-          <w:divId w:val="1783645512"/>
+          <w:divId w:val="1957445735"/>
         </w:trPr>
         <w:tc>
           <w:tcPr>
@@ -3223,7 +3223,7 @@
       </w:tr>
       <w:tr>
         <w:trPr>
-          <w:divId w:val="1783645512"/>
+          <w:divId w:val="1957445735"/>
         </w:trPr>
         <w:tc>
           <w:tcPr>
@@ -3357,7 +3357,7 @@
       </w:tr>
       <w:tr>
         <w:trPr>
-          <w:divId w:val="1783645512"/>
+          <w:divId w:val="1957445735"/>
         </w:trPr>
         <w:tc>
           <w:tcPr>
@@ -3491,7 +3491,7 @@
       </w:tr>
       <w:tr>
         <w:trPr>
-          <w:divId w:val="1783645512"/>
+          <w:divId w:val="1957445735"/>
         </w:trPr>
         <w:tc>
           <w:tcPr>
@@ -3625,7 +3625,7 @@
       </w:tr>
       <w:tr>
         <w:trPr>
-          <w:divId w:val="1783645512"/>
+          <w:divId w:val="1957445735"/>
         </w:trPr>
         <w:tc>
           <w:tcPr>
@@ -3759,7 +3759,7 @@
       </w:tr>
       <w:tr>
         <w:trPr>
-          <w:divId w:val="1783645512"/>
+          <w:divId w:val="1957445735"/>
         </w:trPr>
         <w:tc>
           <w:tcPr>
@@ -3895,7 +3895,7 @@
     <w:p>
       <w:pPr>
         <w:pStyle w:val="Ttulo3"/>
-        <w:divId w:val="326174437"/>
+        <w:divId w:val="583682400"/>
         <w:rPr>
           <w:rFonts w:eastAsia="Times New Roman"/>
           <w:lang w:val="es-ES"/>
@@ -3913,7 +3913,7 @@
       <w:pPr>
         <w:spacing w:before="375" w:after="225"/>
         <w:jc w:val="center"/>
-        <w:divId w:val="2016686019"/>
+        <w:divId w:val="1236430638"/>
         <w:rPr>
           <w:rFonts w:ascii="Outfit" w:eastAsia="Times New Roman" w:hAnsi="Outfit"/>
           <w:b/>
@@ -3943,7 +3943,7 @@
       <w:pPr>
         <w:spacing w:after="375"/>
         <w:jc w:val="center"/>
-        <w:divId w:val="1573541538"/>
+        <w:divId w:val="1587566553"/>
         <w:rPr>
           <w:rFonts w:ascii="Plus Jakarta Sans" w:eastAsia="Times New Roman" w:hAnsi="Plus Jakarta Sans"/>
           <w:lang w:val="es-ES"/>
@@ -4317,7 +4317,7 @@
     <w:p>
       <w:pPr>
         <w:spacing w:before="450" w:after="450"/>
-        <w:divId w:val="326174437"/>
+        <w:divId w:val="583682400"/>
         <w:rPr>
           <w:rFonts w:ascii="Plus Jakarta Sans" w:eastAsia="Times New Roman" w:hAnsi="Plus Jakarta Sans"/>
           <w:lang w:val="es-ES"/>
@@ -4328,7 +4328,7 @@
           <w:rFonts w:ascii="Plus Jakarta Sans" w:eastAsia="Times New Roman" w:hAnsi="Plus Jakarta Sans"/>
           <w:lang w:val="es-ES"/>
         </w:rPr>
-        <w:pict w14:anchorId="5EE00A9F">
+        <w:pict w14:anchorId="06E54357">
           <v:rect id="_x0000_i1029" style="width:0;height:.75pt" o:hralign="center" o:hrstd="t" o:hr="t" fillcolor="#a0a0a0" stroked="f"/>
         </w:pict>
       </w:r>
@@ -4336,7 +4336,7 @@
     <w:p>
       <w:pPr>
         <w:pStyle w:val="Ttulo3"/>
-        <w:divId w:val="326174437"/>
+        <w:divId w:val="583682400"/>
         <w:rPr>
           <w:rFonts w:eastAsia="Times New Roman"/>
           <w:lang w:val="es-ES"/>
@@ -4353,7 +4353,7 @@
     <w:p>
       <w:pPr>
         <w:pStyle w:val="NormalWeb"/>
-        <w:divId w:val="326174437"/>
+        <w:divId w:val="583682400"/>
         <w:rPr>
           <w:rFonts w:ascii="Plus Jakarta Sans" w:hAnsi="Plus Jakarta Sans"/>
           <w:lang w:val="es-ES"/>
@@ -4375,7 +4375,7 @@
         </w:numPr>
         <w:spacing w:before="100" w:beforeAutospacing="1" w:after="90"/>
         <w:ind w:left="1020"/>
-        <w:divId w:val="326174437"/>
+        <w:divId w:val="583682400"/>
         <w:rPr>
           <w:rFonts w:ascii="Plus Jakarta Sans" w:eastAsia="Times New Roman" w:hAnsi="Plus Jakarta Sans"/>
           <w:sz w:val="21"/>
@@ -4411,7 +4411,7 @@
         </w:numPr>
         <w:spacing w:before="100" w:beforeAutospacing="1" w:after="90"/>
         <w:ind w:left="1020"/>
-        <w:divId w:val="326174437"/>
+        <w:divId w:val="583682400"/>
         <w:rPr>
           <w:rFonts w:ascii="Plus Jakarta Sans" w:eastAsia="Times New Roman" w:hAnsi="Plus Jakarta Sans"/>
           <w:sz w:val="21"/>
@@ -4456,7 +4456,7 @@
         </w:numPr>
         <w:spacing w:before="100" w:beforeAutospacing="1" w:after="90"/>
         <w:ind w:left="1020"/>
-        <w:divId w:val="326174437"/>
+        <w:divId w:val="583682400"/>
         <w:rPr>
           <w:rFonts w:ascii="Plus Jakarta Sans" w:eastAsia="Times New Roman" w:hAnsi="Plus Jakarta Sans"/>
           <w:sz w:val="21"/>
@@ -4501,7 +4501,7 @@
         </w:numPr>
         <w:spacing w:before="100" w:beforeAutospacing="1" w:after="90"/>
         <w:ind w:left="1020"/>
-        <w:divId w:val="326174437"/>
+        <w:divId w:val="583682400"/>
         <w:rPr>
           <w:rFonts w:ascii="Plus Jakarta Sans" w:eastAsia="Times New Roman" w:hAnsi="Plus Jakarta Sans"/>
           <w:sz w:val="21"/>
@@ -4557,7 +4557,7 @@
       </w:tblGrid>
       <w:tr>
         <w:trPr>
-          <w:divId w:val="1651909913"/>
+          <w:divId w:val="1528832002"/>
           <w:tblHeader/>
         </w:trPr>
         <w:tc>
@@ -4711,7 +4711,7 @@
       </w:tr>
       <w:tr>
         <w:trPr>
-          <w:divId w:val="1651909913"/>
+          <w:divId w:val="1528832002"/>
         </w:trPr>
         <w:tc>
           <w:tcPr>
@@ -4837,7 +4837,7 @@
       </w:tr>
       <w:tr>
         <w:trPr>
-          <w:divId w:val="1651909913"/>
+          <w:divId w:val="1528832002"/>
         </w:trPr>
         <w:tc>
           <w:tcPr>
@@ -4963,7 +4963,7 @@
       </w:tr>
       <w:tr>
         <w:trPr>
-          <w:divId w:val="1651909913"/>
+          <w:divId w:val="1528832002"/>
         </w:trPr>
         <w:tc>
           <w:tcPr>
@@ -5089,7 +5089,7 @@
       </w:tr>
       <w:tr>
         <w:trPr>
-          <w:divId w:val="1651909913"/>
+          <w:divId w:val="1528832002"/>
         </w:trPr>
         <w:tc>
           <w:tcPr>
@@ -5217,7 +5217,7 @@
     <w:p>
       <w:pPr>
         <w:spacing w:before="450" w:after="450"/>
-        <w:divId w:val="326174437"/>
+        <w:divId w:val="583682400"/>
         <w:rPr>
           <w:rFonts w:ascii="Plus Jakarta Sans" w:eastAsia="Times New Roman" w:hAnsi="Plus Jakarta Sans"/>
           <w:lang w:val="es-ES"/>
@@ -5228,7 +5228,7 @@
           <w:rFonts w:ascii="Plus Jakarta Sans" w:eastAsia="Times New Roman" w:hAnsi="Plus Jakarta Sans"/>
           <w:lang w:val="es-ES"/>
         </w:rPr>
-        <w:pict w14:anchorId="54046D6C">
+        <w:pict w14:anchorId="245523E5">
           <v:rect id="_x0000_i1030" style="width:0;height:.75pt" o:hralign="center" o:hrstd="t" o:hr="t" fillcolor="#a0a0a0" stroked="f"/>
         </w:pict>
       </w:r>
@@ -5236,7 +5236,7 @@
     <w:p>
       <w:pPr>
         <w:pStyle w:val="Ttulo3"/>
-        <w:divId w:val="326174437"/>
+        <w:divId w:val="583682400"/>
         <w:rPr>
           <w:rFonts w:eastAsia="Times New Roman"/>
           <w:lang w:val="es-ES"/>
@@ -5253,7 +5253,7 @@
     <w:p>
       <w:pPr>
         <w:pStyle w:val="NormalWeb"/>
-        <w:divId w:val="326174437"/>
+        <w:divId w:val="583682400"/>
         <w:rPr>
           <w:rFonts w:ascii="Plus Jakarta Sans" w:hAnsi="Plus Jakarta Sans"/>
           <w:lang w:val="es-ES"/>
@@ -5277,7 +5277,7 @@
     <w:p>
       <w:pPr>
         <w:pStyle w:val="Ttulo4"/>
-        <w:divId w:val="326174437"/>
+        <w:divId w:val="583682400"/>
         <w:rPr>
           <w:rFonts w:eastAsia="Times New Roman"/>
           <w:lang w:val="es-ES"/>
@@ -5295,7 +5295,7 @@
       <w:pPr>
         <w:spacing w:before="375" w:after="225"/>
         <w:jc w:val="center"/>
-        <w:divId w:val="1060444216"/>
+        <w:divId w:val="162627553"/>
         <w:rPr>
           <w:rFonts w:ascii="Outfit" w:eastAsia="Times New Roman" w:hAnsi="Outfit"/>
           <w:b/>
@@ -5325,7 +5325,7 @@
       <w:pPr>
         <w:spacing w:after="375"/>
         <w:jc w:val="center"/>
-        <w:divId w:val="437601576"/>
+        <w:divId w:val="2041513318"/>
         <w:rPr>
           <w:rFonts w:ascii="Plus Jakarta Sans" w:eastAsia="Times New Roman" w:hAnsi="Plus Jakarta Sans"/>
           <w:lang w:val="es-ES"/>
@@ -5608,7 +5608,7 @@
     <w:p>
       <w:pPr>
         <w:pStyle w:val="Ttulo4"/>
-        <w:divId w:val="326174437"/>
+        <w:divId w:val="583682400"/>
         <w:rPr>
           <w:rFonts w:eastAsia="Times New Roman"/>
           <w:lang w:val="es-ES"/>
@@ -5633,7 +5633,7 @@
       <w:pPr>
         <w:spacing w:before="375" w:after="225"/>
         <w:jc w:val="center"/>
-        <w:divId w:val="972061338"/>
+        <w:divId w:val="396633785"/>
         <w:rPr>
           <w:rFonts w:ascii="Outfit" w:eastAsia="Times New Roman" w:hAnsi="Outfit"/>
           <w:b/>
@@ -5663,7 +5663,7 @@
       <w:pPr>
         <w:spacing w:after="375"/>
         <w:jc w:val="center"/>
-        <w:divId w:val="605119337"/>
+        <w:divId w:val="566109720"/>
         <w:rPr>
           <w:rFonts w:ascii="Plus Jakarta Sans" w:eastAsia="Times New Roman" w:hAnsi="Plus Jakarta Sans"/>
           <w:lang w:val="es-ES"/>
@@ -5981,7 +5981,7 @@
     <w:p>
       <w:pPr>
         <w:pStyle w:val="Ttulo4"/>
-        <w:divId w:val="326174437"/>
+        <w:divId w:val="583682400"/>
         <w:rPr>
           <w:rFonts w:eastAsia="Times New Roman"/>
           <w:lang w:val="es-ES"/>
@@ -5999,7 +5999,7 @@
       <w:pPr>
         <w:spacing w:before="375" w:after="225"/>
         <w:jc w:val="center"/>
-        <w:divId w:val="1356495334"/>
+        <w:divId w:val="2015300546"/>
         <w:rPr>
           <w:rFonts w:ascii="Outfit" w:eastAsia="Times New Roman" w:hAnsi="Outfit"/>
           <w:b/>
@@ -6029,7 +6029,7 @@
       <w:pPr>
         <w:spacing w:after="375"/>
         <w:jc w:val="center"/>
-        <w:divId w:val="582568550"/>
+        <w:divId w:val="429590123"/>
         <w:rPr>
           <w:rFonts w:ascii="Plus Jakarta Sans" w:eastAsia="Times New Roman" w:hAnsi="Plus Jakarta Sans"/>
           <w:lang w:val="es-ES"/>
@@ -6333,7 +6333,7 @@
     <w:p>
       <w:pPr>
         <w:spacing w:before="450" w:after="450"/>
-        <w:divId w:val="326174437"/>
+        <w:divId w:val="583682400"/>
         <w:rPr>
           <w:rFonts w:ascii="Plus Jakarta Sans" w:eastAsia="Times New Roman" w:hAnsi="Plus Jakarta Sans"/>
           <w:lang w:val="es-ES"/>
@@ -6344,7 +6344,7 @@
           <w:rFonts w:ascii="Plus Jakarta Sans" w:eastAsia="Times New Roman" w:hAnsi="Plus Jakarta Sans"/>
           <w:lang w:val="es-ES"/>
         </w:rPr>
-        <w:pict w14:anchorId="48E6A525">
+        <w:pict w14:anchorId="714EC003">
           <v:rect id="_x0000_i1031" style="width:0;height:.75pt" o:hralign="center" o:hrstd="t" o:hr="t" fillcolor="#a0a0a0" stroked="f"/>
         </w:pict>
       </w:r>
@@ -6352,7 +6352,7 @@
     <w:p>
       <w:pPr>
         <w:pStyle w:val="Ttulo3"/>
-        <w:divId w:val="326174437"/>
+        <w:divId w:val="583682400"/>
         <w:rPr>
           <w:rFonts w:eastAsia="Times New Roman"/>
           <w:lang w:val="es-ES"/>
@@ -6369,7 +6369,7 @@
     <w:p>
       <w:pPr>
         <w:pStyle w:val="NormalWeb"/>
-        <w:divId w:val="326174437"/>
+        <w:divId w:val="583682400"/>
         <w:rPr>
           <w:rFonts w:ascii="Plus Jakarta Sans" w:hAnsi="Plus Jakarta Sans"/>
           <w:lang w:val="es-ES"/>
@@ -6393,7 +6393,7 @@
     <w:p>
       <w:pPr>
         <w:pStyle w:val="Ttulo4"/>
-        <w:divId w:val="326174437"/>
+        <w:divId w:val="583682400"/>
         <w:rPr>
           <w:rFonts w:eastAsia="Times New Roman"/>
           <w:lang w:val="es-ES"/>
@@ -6410,7 +6410,7 @@
     <w:p>
       <w:pPr>
         <w:pStyle w:val="NormalWeb"/>
-        <w:divId w:val="326174437"/>
+        <w:divId w:val="583682400"/>
         <w:rPr>
           <w:rFonts w:ascii="Plus Jakarta Sans" w:hAnsi="Plus Jakarta Sans"/>
           <w:lang w:val="es-ES"/>
@@ -6441,7 +6441,7 @@
       </w:tblGrid>
       <w:tr>
         <w:trPr>
-          <w:divId w:val="1871184647"/>
+          <w:divId w:val="1124349282"/>
           <w:tblHeader/>
         </w:trPr>
         <w:tc>
@@ -6521,7 +6521,7 @@
       </w:tr>
       <w:tr>
         <w:trPr>
-          <w:divId w:val="1871184647"/>
+          <w:divId w:val="1124349282"/>
         </w:trPr>
         <w:tc>
           <w:tcPr>
@@ -6610,7 +6610,7 @@
     <w:p>
       <w:pPr>
         <w:pStyle w:val="Ttulo4"/>
-        <w:divId w:val="326174437"/>
+        <w:divId w:val="583682400"/>
         <w:rPr>
           <w:rFonts w:eastAsia="Times New Roman"/>
           <w:lang w:val="es-ES"/>
@@ -6627,7 +6627,7 @@
     <w:p>
       <w:pPr>
         <w:pStyle w:val="NormalWeb"/>
-        <w:divId w:val="326174437"/>
+        <w:divId w:val="583682400"/>
         <w:rPr>
           <w:rFonts w:ascii="Plus Jakarta Sans" w:hAnsi="Plus Jakarta Sans"/>
           <w:lang w:val="es-ES"/>
@@ -6658,7 +6658,7 @@
       </w:tblGrid>
       <w:tr>
         <w:trPr>
-          <w:divId w:val="437141588"/>
+          <w:divId w:val="1657800073"/>
           <w:tblHeader/>
         </w:trPr>
         <w:tc>
@@ -6738,7 +6738,7 @@
       </w:tr>
       <w:tr>
         <w:trPr>
-          <w:divId w:val="437141588"/>
+          <w:divId w:val="1657800073"/>
         </w:trPr>
         <w:tc>
           <w:tcPr>
@@ -6836,7 +6836,7 @@
     <w:p>
       <w:pPr>
         <w:pStyle w:val="Ttulo4"/>
-        <w:divId w:val="326174437"/>
+        <w:divId w:val="583682400"/>
         <w:rPr>
           <w:rFonts w:eastAsia="Times New Roman"/>
           <w:lang w:val="es-ES"/>
@@ -6853,7 +6853,7 @@
     <w:p>
       <w:pPr>
         <w:pStyle w:val="NormalWeb"/>
-        <w:divId w:val="326174437"/>
+        <w:divId w:val="583682400"/>
         <w:rPr>
           <w:rFonts w:ascii="Plus Jakarta Sans" w:hAnsi="Plus Jakarta Sans"/>
           <w:lang w:val="es-ES"/>
@@ -6884,7 +6884,7 @@
       </w:tblGrid>
       <w:tr>
         <w:trPr>
-          <w:divId w:val="472453506"/>
+          <w:divId w:val="1699886176"/>
           <w:tblHeader/>
         </w:trPr>
         <w:tc>
@@ -6964,7 +6964,7 @@
       </w:tr>
       <w:tr>
         <w:trPr>
-          <w:divId w:val="472453506"/>
+          <w:divId w:val="1699886176"/>
         </w:trPr>
         <w:tc>
           <w:tcPr>
@@ -7053,7 +7053,7 @@
     <w:p>
       <w:pPr>
         <w:spacing w:before="450" w:after="450"/>
-        <w:divId w:val="326174437"/>
+        <w:divId w:val="583682400"/>
         <w:rPr>
           <w:rFonts w:ascii="Plus Jakarta Sans" w:eastAsia="Times New Roman" w:hAnsi="Plus Jakarta Sans"/>
           <w:lang w:val="es-ES"/>
@@ -7064,7 +7064,7 @@
           <w:rFonts w:ascii="Plus Jakarta Sans" w:eastAsia="Times New Roman" w:hAnsi="Plus Jakarta Sans"/>
           <w:lang w:val="es-ES"/>
         </w:rPr>
-        <w:pict w14:anchorId="535A5F45">
+        <w:pict w14:anchorId="7529194A">
           <v:rect id="_x0000_i1032" style="width:0;height:.75pt" o:hralign="center" o:hrstd="t" o:hr="t" fillcolor="#a0a0a0" stroked="f"/>
         </w:pict>
       </w:r>
@@ -7072,7 +7072,7 @@
     <w:p>
       <w:pPr>
         <w:pStyle w:val="Ttulo2"/>
-        <w:divId w:val="326174437"/>
+        <w:divId w:val="583682400"/>
         <w:rPr>
           <w:rFonts w:eastAsia="Times New Roman"/>
           <w:lang w:val="es-ES"/>
@@ -7089,7 +7089,7 @@
     <w:p>
       <w:pPr>
         <w:pStyle w:val="NormalWeb"/>
-        <w:divId w:val="326174437"/>
+        <w:divId w:val="583682400"/>
         <w:rPr>
           <w:rFonts w:ascii="Plus Jakarta Sans" w:hAnsi="Plus Jakarta Sans"/>
           <w:lang w:val="es-ES"/>
@@ -7106,7 +7106,7 @@
     <w:p>
       <w:pPr>
         <w:pStyle w:val="Ttulo3"/>
-        <w:divId w:val="326174437"/>
+        <w:divId w:val="583682400"/>
         <w:rPr>
           <w:rFonts w:eastAsia="Times New Roman"/>
           <w:lang w:val="es-ES"/>
@@ -7123,7 +7123,7 @@
     <w:p>
       <w:pPr>
         <w:pStyle w:val="NormalWeb"/>
-        <w:divId w:val="326174437"/>
+        <w:divId w:val="583682400"/>
         <w:rPr>
           <w:rFonts w:ascii="Plus Jakarta Sans" w:hAnsi="Plus Jakarta Sans"/>
           <w:lang w:val="es-ES"/>
@@ -7156,7 +7156,7 @@
       </w:tblGrid>
       <w:tr>
         <w:trPr>
-          <w:divId w:val="667557327"/>
+          <w:divId w:val="1175996872"/>
           <w:tblHeader/>
         </w:trPr>
         <w:tc>
@@ -7321,7 +7321,7 @@
       </w:tr>
       <w:tr>
         <w:trPr>
-          <w:divId w:val="667557327"/>
+          <w:divId w:val="1175996872"/>
         </w:trPr>
         <w:tc>
           <w:tcPr>
@@ -7447,7 +7447,7 @@
       </w:tr>
       <w:tr>
         <w:trPr>
-          <w:divId w:val="667557327"/>
+          <w:divId w:val="1175996872"/>
         </w:trPr>
         <w:tc>
           <w:tcPr>
@@ -7573,7 +7573,7 @@
       </w:tr>
       <w:tr>
         <w:trPr>
-          <w:divId w:val="667557327"/>
+          <w:divId w:val="1175996872"/>
         </w:trPr>
         <w:tc>
           <w:tcPr>
@@ -7699,7 +7699,7 @@
       </w:tr>
       <w:tr>
         <w:trPr>
-          <w:divId w:val="667557327"/>
+          <w:divId w:val="1175996872"/>
         </w:trPr>
         <w:tc>
           <w:tcPr>
@@ -7827,7 +7827,7 @@
     <w:p>
       <w:pPr>
         <w:pStyle w:val="Ttulo3"/>
-        <w:divId w:val="326174437"/>
+        <w:divId w:val="583682400"/>
         <w:rPr>
           <w:rFonts w:eastAsia="Times New Roman"/>
           <w:lang w:val="es-ES"/>
@@ -7845,7 +7845,7 @@
       <w:pPr>
         <w:spacing w:before="375" w:after="225"/>
         <w:jc w:val="center"/>
-        <w:divId w:val="675157724"/>
+        <w:divId w:val="429080390"/>
         <w:rPr>
           <w:rFonts w:ascii="Outfit" w:eastAsia="Times New Roman" w:hAnsi="Outfit"/>
           <w:b/>
@@ -7875,7 +7875,7 @@
       <w:pPr>
         <w:spacing w:after="375"/>
         <w:jc w:val="center"/>
-        <w:divId w:val="1909146275"/>
+        <w:divId w:val="1888254995"/>
         <w:rPr>
           <w:rFonts w:ascii="Plus Jakarta Sans" w:eastAsia="Times New Roman" w:hAnsi="Plus Jakarta Sans"/>
           <w:lang w:val="es-ES"/>
@@ -8242,7 +8242,7 @@
     <w:p>
       <w:pPr>
         <w:pStyle w:val="Ttulo3"/>
-        <w:divId w:val="326174437"/>
+        <w:divId w:val="583682400"/>
         <w:rPr>
           <w:rFonts w:eastAsia="Times New Roman"/>
           <w:lang w:val="es-ES"/>
@@ -8266,7 +8266,7 @@
     <w:p>
       <w:pPr>
         <w:pStyle w:val="NormalWeb"/>
-        <w:divId w:val="326174437"/>
+        <w:divId w:val="583682400"/>
         <w:rPr>
           <w:rFonts w:ascii="Plus Jakarta Sans" w:hAnsi="Plus Jakarta Sans"/>
           <w:lang w:val="es-ES"/>
@@ -8288,7 +8288,7 @@
         </w:numPr>
         <w:spacing w:before="100" w:beforeAutospacing="1" w:after="90"/>
         <w:ind w:left="1020"/>
-        <w:divId w:val="326174437"/>
+        <w:divId w:val="583682400"/>
         <w:rPr>
           <w:rFonts w:ascii="Plus Jakarta Sans" w:eastAsia="Times New Roman" w:hAnsi="Plus Jakarta Sans"/>
           <w:sz w:val="21"/>
@@ -8324,7 +8324,7 @@
         </w:numPr>
         <w:spacing w:before="100" w:beforeAutospacing="1" w:after="90"/>
         <w:ind w:left="1020"/>
-        <w:divId w:val="326174437"/>
+        <w:divId w:val="583682400"/>
         <w:rPr>
           <w:rFonts w:ascii="Plus Jakarta Sans" w:eastAsia="Times New Roman" w:hAnsi="Plus Jakarta Sans"/>
           <w:sz w:val="21"/>
@@ -8369,7 +8369,7 @@
         </w:numPr>
         <w:spacing w:before="100" w:beforeAutospacing="1" w:after="90"/>
         <w:ind w:left="1020"/>
-        <w:divId w:val="326174437"/>
+        <w:divId w:val="583682400"/>
         <w:rPr>
           <w:rFonts w:ascii="Plus Jakarta Sans" w:eastAsia="Times New Roman" w:hAnsi="Plus Jakarta Sans"/>
           <w:sz w:val="21"/>
@@ -8423,7 +8423,7 @@
         </w:numPr>
         <w:spacing w:before="100" w:beforeAutospacing="1" w:after="90"/>
         <w:ind w:left="1020"/>
-        <w:divId w:val="326174437"/>
+        <w:divId w:val="583682400"/>
         <w:rPr>
           <w:rFonts w:ascii="Plus Jakarta Sans" w:eastAsia="Times New Roman" w:hAnsi="Plus Jakarta Sans"/>
           <w:sz w:val="21"/>
@@ -8468,7 +8468,7 @@
         </w:numPr>
         <w:spacing w:before="100" w:beforeAutospacing="1" w:after="90"/>
         <w:ind w:left="1020"/>
-        <w:divId w:val="326174437"/>
+        <w:divId w:val="583682400"/>
         <w:rPr>
           <w:rFonts w:ascii="Plus Jakarta Sans" w:eastAsia="Times New Roman" w:hAnsi="Plus Jakarta Sans"/>
           <w:sz w:val="21"/>
@@ -8504,7 +8504,7 @@
         </w:numPr>
         <w:spacing w:before="100" w:beforeAutospacing="1" w:after="90"/>
         <w:ind w:left="1020"/>
-        <w:divId w:val="326174437"/>
+        <w:divId w:val="583682400"/>
         <w:rPr>
           <w:rFonts w:ascii="Plus Jakarta Sans" w:eastAsia="Times New Roman" w:hAnsi="Plus Jakarta Sans"/>
           <w:sz w:val="21"/>
@@ -8549,7 +8549,7 @@
         </w:numPr>
         <w:spacing w:before="100" w:beforeAutospacing="1" w:after="90"/>
         <w:ind w:left="1020"/>
-        <w:divId w:val="326174437"/>
+        <w:divId w:val="583682400"/>
         <w:rPr>
           <w:rFonts w:ascii="Plus Jakarta Sans" w:eastAsia="Times New Roman" w:hAnsi="Plus Jakarta Sans"/>
           <w:sz w:val="21"/>
@@ -8594,7 +8594,7 @@
         </w:numPr>
         <w:spacing w:before="100" w:beforeAutospacing="1" w:after="90"/>
         <w:ind w:left="1020"/>
-        <w:divId w:val="326174437"/>
+        <w:divId w:val="583682400"/>
         <w:rPr>
           <w:rFonts w:ascii="Plus Jakarta Sans" w:eastAsia="Times New Roman" w:hAnsi="Plus Jakarta Sans"/>
           <w:sz w:val="21"/>
@@ -8639,7 +8639,7 @@
         </w:numPr>
         <w:spacing w:before="100" w:beforeAutospacing="1" w:after="90"/>
         <w:ind w:left="1020"/>
-        <w:divId w:val="326174437"/>
+        <w:divId w:val="583682400"/>
         <w:rPr>
           <w:rFonts w:ascii="Plus Jakarta Sans" w:eastAsia="Times New Roman" w:hAnsi="Plus Jakarta Sans"/>
           <w:sz w:val="21"/>
@@ -8675,7 +8675,7 @@
         </w:numPr>
         <w:spacing w:before="100" w:beforeAutospacing="1" w:after="90"/>
         <w:ind w:left="1020"/>
-        <w:divId w:val="326174437"/>
+        <w:divId w:val="583682400"/>
         <w:rPr>
           <w:rFonts w:ascii="Plus Jakarta Sans" w:eastAsia="Times New Roman" w:hAnsi="Plus Jakarta Sans"/>
           <w:sz w:val="21"/>
@@ -8729,7 +8729,7 @@
         </w:numPr>
         <w:spacing w:before="100" w:beforeAutospacing="1" w:after="90"/>
         <w:ind w:left="1020"/>
-        <w:divId w:val="326174437"/>
+        <w:divId w:val="583682400"/>
         <w:rPr>
           <w:rFonts w:ascii="Plus Jakarta Sans" w:eastAsia="Times New Roman" w:hAnsi="Plus Jakarta Sans"/>
           <w:sz w:val="21"/>
@@ -8774,7 +8774,7 @@
         </w:numPr>
         <w:spacing w:before="100" w:beforeAutospacing="1" w:after="90"/>
         <w:ind w:left="1020"/>
-        <w:divId w:val="326174437"/>
+        <w:divId w:val="583682400"/>
         <w:rPr>
           <w:rFonts w:ascii="Plus Jakarta Sans" w:eastAsia="Times New Roman" w:hAnsi="Plus Jakarta Sans"/>
           <w:sz w:val="21"/>
@@ -8814,7 +8814,7 @@
     <w:p>
       <w:pPr>
         <w:pStyle w:val="Ttulo3"/>
-        <w:divId w:val="326174437"/>
+        <w:divId w:val="583682400"/>
         <w:rPr>
           <w:rFonts w:eastAsia="Times New Roman"/>
           <w:lang w:val="es-ES"/>
@@ -8832,7 +8832,7 @@
       <w:pPr>
         <w:spacing w:before="375" w:after="225"/>
         <w:jc w:val="center"/>
-        <w:divId w:val="1603491878"/>
+        <w:divId w:val="1141076599"/>
         <w:rPr>
           <w:rFonts w:ascii="Outfit" w:eastAsia="Times New Roman" w:hAnsi="Outfit"/>
           <w:b/>
@@ -8862,7 +8862,7 @@
       <w:pPr>
         <w:spacing w:after="375"/>
         <w:jc w:val="center"/>
-        <w:divId w:val="1389888122"/>
+        <w:divId w:val="1529639760"/>
         <w:rPr>
           <w:rFonts w:ascii="Plus Jakarta Sans" w:eastAsia="Times New Roman" w:hAnsi="Plus Jakarta Sans"/>
           <w:lang w:val="es-ES"/>
@@ -9152,7 +9152,7 @@
     <w:p>
       <w:pPr>
         <w:spacing w:before="450" w:after="450"/>
-        <w:divId w:val="326174437"/>
+        <w:divId w:val="583682400"/>
         <w:rPr>
           <w:rFonts w:ascii="Plus Jakarta Sans" w:eastAsia="Times New Roman" w:hAnsi="Plus Jakarta Sans"/>
           <w:lang w:val="es-ES"/>
@@ -9163,7 +9163,7 @@
           <w:rFonts w:ascii="Plus Jakarta Sans" w:eastAsia="Times New Roman" w:hAnsi="Plus Jakarta Sans"/>
           <w:lang w:val="es-ES"/>
         </w:rPr>
-        <w:pict w14:anchorId="4D05CA4F">
+        <w:pict w14:anchorId="44BC22CB">
           <v:rect id="_x0000_i1033" style="width:0;height:.75pt" o:hralign="center" o:hrstd="t" o:hr="t" fillcolor="#a0a0a0" stroked="f"/>
         </w:pict>
       </w:r>
@@ -9171,7 +9171,7 @@
     <w:p>
       <w:pPr>
         <w:pStyle w:val="Ttulo2"/>
-        <w:divId w:val="326174437"/>
+        <w:divId w:val="583682400"/>
         <w:rPr>
           <w:rFonts w:eastAsia="Times New Roman"/>
           <w:lang w:val="es-ES"/>
@@ -9188,7 +9188,7 @@
     <w:p>
       <w:pPr>
         <w:pStyle w:val="NormalWeb"/>
-        <w:divId w:val="326174437"/>
+        <w:divId w:val="583682400"/>
         <w:rPr>
           <w:rFonts w:ascii="Plus Jakarta Sans" w:hAnsi="Plus Jakarta Sans"/>
           <w:lang w:val="es-ES"/>
@@ -9205,7 +9205,7 @@
     <w:p>
       <w:pPr>
         <w:pStyle w:val="NormalWeb"/>
-        <w:divId w:val="326174437"/>
+        <w:divId w:val="583682400"/>
         <w:rPr>
           <w:rFonts w:ascii="Plus Jakarta Sans" w:hAnsi="Plus Jakarta Sans"/>
           <w:lang w:val="es-ES"/>
@@ -9267,7 +9267,7 @@
     <w:p>
       <w:pPr>
         <w:pStyle w:val="NormalWeb"/>
-        <w:divId w:val="326174437"/>
+        <w:divId w:val="583682400"/>
         <w:rPr>
           <w:rFonts w:ascii="Plus Jakarta Sans" w:hAnsi="Plus Jakarta Sans"/>
           <w:lang w:val="es-ES"/>
@@ -9329,7 +9329,7 @@
     <w:p>
       <w:pPr>
         <w:pStyle w:val="NormalWeb"/>
-        <w:divId w:val="326174437"/>
+        <w:divId w:val="583682400"/>
         <w:rPr>
           <w:rFonts w:ascii="Plus Jakarta Sans" w:hAnsi="Plus Jakarta Sans"/>
           <w:lang w:val="es-ES"/>
@@ -9390,7 +9390,7 @@
     <w:p>
       <w:pPr>
         <w:pStyle w:val="NormalWeb"/>
-        <w:divId w:val="326174437"/>
+        <w:divId w:val="583682400"/>
         <w:rPr>
           <w:rFonts w:ascii="Plus Jakarta Sans" w:hAnsi="Plus Jakarta Sans"/>
           <w:lang w:val="es-ES"/>
@@ -9444,7 +9444,7 @@
     <w:p>
       <w:pPr>
         <w:spacing w:before="450" w:after="450"/>
-        <w:divId w:val="326174437"/>
+        <w:divId w:val="583682400"/>
         <w:rPr>
           <w:rFonts w:ascii="Plus Jakarta Sans" w:eastAsia="Times New Roman" w:hAnsi="Plus Jakarta Sans"/>
           <w:lang w:val="es-ES"/>
@@ -9455,15 +9455,7222 @@
           <w:rFonts w:ascii="Plus Jakarta Sans" w:eastAsia="Times New Roman" w:hAnsi="Plus Jakarta Sans"/>
           <w:lang w:val="es-ES"/>
         </w:rPr>
-        <w:pict w14:anchorId="722F1648">
+        <w:pict w14:anchorId="008FA9C8">
           <v:rect id="_x0000_i1034" style="width:0;height:.75pt" o:hralign="center" o:hrstd="t" o:hr="t" fillcolor="#a0a0a0" stroked="f"/>
+        </w:pict>
+      </w:r>
+    </w:p>
+    <w:p>
+      <w:pPr>
+        <w:pStyle w:val="Ttulo2"/>
+        <w:divId w:val="583682400"/>
+        <w:rPr>
+          <w:rFonts w:eastAsia="Times New Roman"/>
+          <w:lang w:val="es-ES"/>
+        </w:rPr>
+      </w:pPr>
+      <w:r>
+        <w:rPr>
+          <w:rFonts w:eastAsia="Times New Roman"/>
+          <w:lang w:val="es-ES"/>
+        </w:rPr>
+        <w:t>6. Indicadores Clave para la Planificación</w:t>
+      </w:r>
+    </w:p>
+    <w:p>
+      <w:pPr>
+        <w:pStyle w:val="NormalWeb"/>
+        <w:divId w:val="583682400"/>
+        <w:rPr>
+          <w:rFonts w:ascii="Plus Jakarta Sans" w:hAnsi="Plus Jakarta Sans"/>
+          <w:lang w:val="es-ES"/>
+        </w:rPr>
+      </w:pPr>
+      <w:r>
+        <w:rPr>
+          <w:rFonts w:ascii="Plus Jakarta Sans" w:hAnsi="Plus Jakarta Sans"/>
+          <w:lang w:val="es-ES"/>
+        </w:rPr>
+        <w:t xml:space="preserve">A continuación se presentan los indicadores socioeconómicos y de infraestructura consolidados, extraídos </w:t>
+      </w:r>
+      <w:r>
+        <w:rPr>
+          <w:rFonts w:ascii="Plus Jakarta Sans" w:hAnsi="Plus Jakarta Sans"/>
+          <w:lang w:val="es-ES"/>
+        </w:rPr>
+        <w:t xml:space="preserve">del levantamiento censal de </w:t>
+      </w:r>
+      <w:r>
+        <w:rPr>
+          <w:rStyle w:val="Textoennegrita"/>
+          <w:rFonts w:ascii="Plus Jakarta Sans" w:hAnsi="Plus Jakarta Sans"/>
+          <w:lang w:val="es-ES"/>
+        </w:rPr>
+        <w:t>4,171 familias</w:t>
+      </w:r>
+      <w:r>
+        <w:rPr>
+          <w:rFonts w:ascii="Plus Jakarta Sans" w:hAnsi="Plus Jakarta Sans"/>
+          <w:lang w:val="es-ES"/>
+        </w:rPr>
+        <w:t xml:space="preserve"> investigadas en los tres sectores del sistema de riego.</w:t>
+      </w:r>
+    </w:p>
+    <w:p>
+      <w:pPr>
+        <w:pStyle w:val="Ttulo3"/>
+        <w:divId w:val="583682400"/>
+        <w:rPr>
+          <w:rFonts w:eastAsia="Times New Roman"/>
+          <w:lang w:val="es-ES"/>
+        </w:rPr>
+      </w:pPr>
+      <w:r>
+        <w:rPr>
+          <w:rFonts w:eastAsia="Times New Roman"/>
+          <w:lang w:val="es-ES"/>
+        </w:rPr>
+        <w:t>A. Superficie por Sector de Investigación</w:t>
+      </w:r>
+    </w:p>
+    <w:tbl>
+      <w:tblPr>
+        <w:tblW w:w="5000" w:type="pct"/>
+        <w:tblCellMar>
+          <w:top w:w="15" w:type="dxa"/>
+          <w:left w:w="15" w:type="dxa"/>
+          <w:bottom w:w="15" w:type="dxa"/>
+          <w:right w:w="15" w:type="dxa"/>
+        </w:tblCellMar>
+        <w:tblLook w:val="04A0" w:firstRow="1" w:lastRow="0" w:firstColumn="1" w:lastColumn="0" w:noHBand="0" w:noVBand="1"/>
+      </w:tblPr>
+      <w:tblGrid>
+        <w:gridCol w:w="1357"/>
+        <w:gridCol w:w="1154"/>
+        <w:gridCol w:w="2354"/>
+        <w:gridCol w:w="1858"/>
+        <w:gridCol w:w="1781"/>
+      </w:tblGrid>
+      <w:tr>
+        <w:trPr>
+          <w:divId w:val="121927658"/>
+          <w:tblHeader/>
+        </w:trPr>
+        <w:tc>
+          <w:tcPr>
+            <w:tcW w:w="0" w:type="auto"/>
+            <w:tcMar>
+              <w:top w:w="150" w:type="dxa"/>
+              <w:left w:w="210" w:type="dxa"/>
+              <w:bottom w:w="150" w:type="dxa"/>
+              <w:right w:w="210" w:type="dxa"/>
+            </w:tcMar>
+            <w:vAlign w:val="center"/>
+            <w:hideMark/>
+          </w:tcPr>
+          <w:p>
+            <w:pPr>
+              <w:jc w:val="center"/>
+              <w:rPr>
+                <w:rFonts w:ascii="Outfit" w:eastAsia="Times New Roman" w:hAnsi="Outfit"/>
+                <w:b/>
+                <w:bCs/>
+                <w:color w:val="FFFFFF"/>
+                <w:sz w:val="20"/>
+                <w:szCs w:val="20"/>
+              </w:rPr>
+            </w:pPr>
+            <w:r>
+              <w:rPr>
+                <w:rFonts w:ascii="Outfit" w:eastAsia="Times New Roman" w:hAnsi="Outfit"/>
+                <w:b/>
+                <w:bCs/>
+                <w:color w:val="FFFFFF"/>
+                <w:sz w:val="20"/>
+                <w:szCs w:val="20"/>
+              </w:rPr>
+              <w:t>Sector</w:t>
+            </w:r>
+          </w:p>
+        </w:tc>
+        <w:tc>
+          <w:tcPr>
+            <w:tcW w:w="0" w:type="auto"/>
+            <w:tcMar>
+              <w:top w:w="150" w:type="dxa"/>
+              <w:left w:w="210" w:type="dxa"/>
+              <w:bottom w:w="150" w:type="dxa"/>
+              <w:right w:w="210" w:type="dxa"/>
+            </w:tcMar>
+            <w:vAlign w:val="center"/>
+            <w:hideMark/>
+          </w:tcPr>
+          <w:p>
+            <w:pPr>
+              <w:jc w:val="center"/>
+              <w:rPr>
+                <w:rFonts w:ascii="Outfit" w:eastAsia="Times New Roman" w:hAnsi="Outfit"/>
+                <w:b/>
+                <w:bCs/>
+                <w:color w:val="FFFFFF"/>
+                <w:sz w:val="20"/>
+                <w:szCs w:val="20"/>
+              </w:rPr>
+            </w:pPr>
+            <w:r>
+              <w:rPr>
+                <w:rFonts w:ascii="Outfit" w:eastAsia="Times New Roman" w:hAnsi="Outfit"/>
+                <w:b/>
+                <w:bCs/>
+                <w:color w:val="FFFFFF"/>
+                <w:sz w:val="20"/>
+                <w:szCs w:val="20"/>
+              </w:rPr>
+              <w:t>Fichas</w:t>
+            </w:r>
+          </w:p>
+        </w:tc>
+        <w:tc>
+          <w:tcPr>
+            <w:tcW w:w="0" w:type="auto"/>
+            <w:tcMar>
+              <w:top w:w="150" w:type="dxa"/>
+              <w:left w:w="210" w:type="dxa"/>
+              <w:bottom w:w="150" w:type="dxa"/>
+              <w:right w:w="210" w:type="dxa"/>
+            </w:tcMar>
+            <w:vAlign w:val="center"/>
+            <w:hideMark/>
+          </w:tcPr>
+          <w:p>
+            <w:pPr>
+              <w:jc w:val="center"/>
+              <w:rPr>
+                <w:rFonts w:ascii="Outfit" w:eastAsia="Times New Roman" w:hAnsi="Outfit"/>
+                <w:b/>
+                <w:bCs/>
+                <w:color w:val="FFFFFF"/>
+                <w:sz w:val="20"/>
+                <w:szCs w:val="20"/>
+              </w:rPr>
+            </w:pPr>
+            <w:r>
+              <w:rPr>
+                <w:rFonts w:ascii="Outfit" w:eastAsia="Times New Roman" w:hAnsi="Outfit"/>
+                <w:b/>
+                <w:bCs/>
+                <w:color w:val="FFFFFF"/>
+                <w:sz w:val="20"/>
+                <w:szCs w:val="20"/>
+              </w:rPr>
+              <w:t>Hectáreas Totales</w:t>
+            </w:r>
+          </w:p>
+        </w:tc>
+        <w:tc>
+          <w:tcPr>
+            <w:tcW w:w="0" w:type="auto"/>
+            <w:tcMar>
+              <w:top w:w="150" w:type="dxa"/>
+              <w:left w:w="210" w:type="dxa"/>
+              <w:bottom w:w="150" w:type="dxa"/>
+              <w:right w:w="210" w:type="dxa"/>
+            </w:tcMar>
+            <w:vAlign w:val="center"/>
+            <w:hideMark/>
+          </w:tcPr>
+          <w:p>
+            <w:pPr>
+              <w:jc w:val="center"/>
+              <w:rPr>
+                <w:rFonts w:ascii="Outfit" w:eastAsia="Times New Roman" w:hAnsi="Outfit"/>
+                <w:b/>
+                <w:bCs/>
+                <w:color w:val="FFFFFF"/>
+                <w:sz w:val="20"/>
+                <w:szCs w:val="20"/>
+              </w:rPr>
+            </w:pPr>
+            <w:r>
+              <w:rPr>
+                <w:rFonts w:ascii="Outfit" w:eastAsia="Times New Roman" w:hAnsi="Outfit"/>
+                <w:b/>
+                <w:bCs/>
+                <w:color w:val="FFFFFF"/>
+                <w:sz w:val="20"/>
+                <w:szCs w:val="20"/>
+              </w:rPr>
+              <w:t>Ha con Riego</w:t>
+            </w:r>
+          </w:p>
+        </w:tc>
+        <w:tc>
+          <w:tcPr>
+            <w:tcW w:w="0" w:type="auto"/>
+            <w:tcMar>
+              <w:top w:w="150" w:type="dxa"/>
+              <w:left w:w="210" w:type="dxa"/>
+              <w:bottom w:w="150" w:type="dxa"/>
+              <w:right w:w="210" w:type="dxa"/>
+            </w:tcMar>
+            <w:vAlign w:val="center"/>
+            <w:hideMark/>
+          </w:tcPr>
+          <w:p>
+            <w:pPr>
+              <w:jc w:val="center"/>
+              <w:rPr>
+                <w:rFonts w:ascii="Outfit" w:eastAsia="Times New Roman" w:hAnsi="Outfit"/>
+                <w:b/>
+                <w:bCs/>
+                <w:color w:val="FFFFFF"/>
+                <w:sz w:val="20"/>
+                <w:szCs w:val="20"/>
+              </w:rPr>
+            </w:pPr>
+            <w:r>
+              <w:rPr>
+                <w:rFonts w:ascii="Outfit" w:eastAsia="Times New Roman" w:hAnsi="Outfit"/>
+                <w:b/>
+                <w:bCs/>
+                <w:color w:val="FFFFFF"/>
+                <w:sz w:val="20"/>
+                <w:szCs w:val="20"/>
+              </w:rPr>
+              <w:t>Ha sin Riego</w:t>
+            </w:r>
+          </w:p>
+        </w:tc>
+      </w:tr>
+      <w:tr>
+        <w:trPr>
+          <w:divId w:val="121927658"/>
+        </w:trPr>
+        <w:tc>
+          <w:tcPr>
+            <w:tcW w:w="0" w:type="auto"/>
+            <w:tcMar>
+              <w:top w:w="150" w:type="dxa"/>
+              <w:left w:w="210" w:type="dxa"/>
+              <w:bottom w:w="150" w:type="dxa"/>
+              <w:right w:w="210" w:type="dxa"/>
+            </w:tcMar>
+            <w:vAlign w:val="center"/>
+            <w:hideMark/>
+          </w:tcPr>
+          <w:p>
+            <w:pPr>
+              <w:rPr>
+                <w:rFonts w:ascii="Plus Jakarta Sans" w:eastAsia="Times New Roman" w:hAnsi="Plus Jakarta Sans"/>
+                <w:sz w:val="20"/>
+                <w:szCs w:val="20"/>
+              </w:rPr>
+            </w:pPr>
+            <w:r>
+              <w:rPr>
+                <w:rStyle w:val="Textoennegrita"/>
+                <w:rFonts w:ascii="Plus Jakarta Sans" w:eastAsia="Times New Roman" w:hAnsi="Plus Jakarta Sans"/>
+                <w:sz w:val="20"/>
+                <w:szCs w:val="20"/>
+              </w:rPr>
+              <w:t>Sector 1</w:t>
+            </w:r>
+          </w:p>
+        </w:tc>
+        <w:tc>
+          <w:tcPr>
+            <w:tcW w:w="0" w:type="auto"/>
+            <w:tcMar>
+              <w:top w:w="150" w:type="dxa"/>
+              <w:left w:w="210" w:type="dxa"/>
+              <w:bottom w:w="150" w:type="dxa"/>
+              <w:right w:w="210" w:type="dxa"/>
+            </w:tcMar>
+            <w:vAlign w:val="center"/>
+            <w:hideMark/>
+          </w:tcPr>
+          <w:p>
+            <w:pPr>
+              <w:rPr>
+                <w:rFonts w:ascii="Plus Jakarta Sans" w:eastAsia="Times New Roman" w:hAnsi="Plus Jakarta Sans"/>
+                <w:sz w:val="20"/>
+                <w:szCs w:val="20"/>
+              </w:rPr>
+            </w:pPr>
+            <w:r>
+              <w:rPr>
+                <w:rFonts w:ascii="Plus Jakarta Sans" w:eastAsia="Times New Roman" w:hAnsi="Plus Jakarta Sans"/>
+                <w:sz w:val="20"/>
+                <w:szCs w:val="20"/>
+              </w:rPr>
+              <w:t>1,721</w:t>
+            </w:r>
+          </w:p>
+        </w:tc>
+        <w:tc>
+          <w:tcPr>
+            <w:tcW w:w="0" w:type="auto"/>
+            <w:tcMar>
+              <w:top w:w="150" w:type="dxa"/>
+              <w:left w:w="210" w:type="dxa"/>
+              <w:bottom w:w="150" w:type="dxa"/>
+              <w:right w:w="210" w:type="dxa"/>
+            </w:tcMar>
+            <w:vAlign w:val="center"/>
+            <w:hideMark/>
+          </w:tcPr>
+          <w:p>
+            <w:pPr>
+              <w:rPr>
+                <w:rFonts w:ascii="Plus Jakarta Sans" w:eastAsia="Times New Roman" w:hAnsi="Plus Jakarta Sans"/>
+                <w:sz w:val="20"/>
+                <w:szCs w:val="20"/>
+              </w:rPr>
+            </w:pPr>
+            <w:r>
+              <w:rPr>
+                <w:rFonts w:ascii="Plus Jakarta Sans" w:eastAsia="Times New Roman" w:hAnsi="Plus Jakarta Sans"/>
+                <w:sz w:val="20"/>
+                <w:szCs w:val="20"/>
+              </w:rPr>
+              <w:t>3,390.17 ha</w:t>
+            </w:r>
+          </w:p>
+        </w:tc>
+        <w:tc>
+          <w:tcPr>
+            <w:tcW w:w="0" w:type="auto"/>
+            <w:tcMar>
+              <w:top w:w="150" w:type="dxa"/>
+              <w:left w:w="210" w:type="dxa"/>
+              <w:bottom w:w="150" w:type="dxa"/>
+              <w:right w:w="210" w:type="dxa"/>
+            </w:tcMar>
+            <w:vAlign w:val="center"/>
+            <w:hideMark/>
+          </w:tcPr>
+          <w:p>
+            <w:pPr>
+              <w:rPr>
+                <w:rFonts w:ascii="Plus Jakarta Sans" w:eastAsia="Times New Roman" w:hAnsi="Plus Jakarta Sans"/>
+                <w:sz w:val="20"/>
+                <w:szCs w:val="20"/>
+              </w:rPr>
+            </w:pPr>
+            <w:r>
+              <w:rPr>
+                <w:rFonts w:ascii="Plus Jakarta Sans" w:eastAsia="Times New Roman" w:hAnsi="Plus Jakarta Sans"/>
+                <w:sz w:val="20"/>
+                <w:szCs w:val="20"/>
+              </w:rPr>
+              <w:t>2,982.38 ha</w:t>
+            </w:r>
+          </w:p>
+        </w:tc>
+        <w:tc>
+          <w:tcPr>
+            <w:tcW w:w="0" w:type="auto"/>
+            <w:tcMar>
+              <w:top w:w="150" w:type="dxa"/>
+              <w:left w:w="210" w:type="dxa"/>
+              <w:bottom w:w="150" w:type="dxa"/>
+              <w:right w:w="210" w:type="dxa"/>
+            </w:tcMar>
+            <w:vAlign w:val="center"/>
+            <w:hideMark/>
+          </w:tcPr>
+          <w:p>
+            <w:pPr>
+              <w:rPr>
+                <w:rFonts w:ascii="Plus Jakarta Sans" w:eastAsia="Times New Roman" w:hAnsi="Plus Jakarta Sans"/>
+                <w:sz w:val="20"/>
+                <w:szCs w:val="20"/>
+              </w:rPr>
+            </w:pPr>
+            <w:r>
+              <w:rPr>
+                <w:rFonts w:ascii="Plus Jakarta Sans" w:eastAsia="Times New Roman" w:hAnsi="Plus Jakarta Sans"/>
+                <w:sz w:val="20"/>
+                <w:szCs w:val="20"/>
+              </w:rPr>
+              <w:t>407.79 ha</w:t>
+            </w:r>
+          </w:p>
+        </w:tc>
+      </w:tr>
+      <w:tr>
+        <w:trPr>
+          <w:divId w:val="121927658"/>
+        </w:trPr>
+        <w:tc>
+          <w:tcPr>
+            <w:tcW w:w="0" w:type="auto"/>
+            <w:tcMar>
+              <w:top w:w="150" w:type="dxa"/>
+              <w:left w:w="210" w:type="dxa"/>
+              <w:bottom w:w="150" w:type="dxa"/>
+              <w:right w:w="210" w:type="dxa"/>
+            </w:tcMar>
+            <w:vAlign w:val="center"/>
+            <w:hideMark/>
+          </w:tcPr>
+          <w:p>
+            <w:pPr>
+              <w:rPr>
+                <w:rFonts w:ascii="Plus Jakarta Sans" w:eastAsia="Times New Roman" w:hAnsi="Plus Jakarta Sans"/>
+                <w:sz w:val="20"/>
+                <w:szCs w:val="20"/>
+              </w:rPr>
+            </w:pPr>
+            <w:r>
+              <w:rPr>
+                <w:rStyle w:val="Textoennegrita"/>
+                <w:rFonts w:ascii="Plus Jakarta Sans" w:eastAsia="Times New Roman" w:hAnsi="Plus Jakarta Sans"/>
+                <w:sz w:val="20"/>
+                <w:szCs w:val="20"/>
+              </w:rPr>
+              <w:t>Sector 2</w:t>
+            </w:r>
+          </w:p>
+        </w:tc>
+        <w:tc>
+          <w:tcPr>
+            <w:tcW w:w="0" w:type="auto"/>
+            <w:tcMar>
+              <w:top w:w="150" w:type="dxa"/>
+              <w:left w:w="210" w:type="dxa"/>
+              <w:bottom w:w="150" w:type="dxa"/>
+              <w:right w:w="210" w:type="dxa"/>
+            </w:tcMar>
+            <w:vAlign w:val="center"/>
+            <w:hideMark/>
+          </w:tcPr>
+          <w:p>
+            <w:pPr>
+              <w:rPr>
+                <w:rFonts w:ascii="Plus Jakarta Sans" w:eastAsia="Times New Roman" w:hAnsi="Plus Jakarta Sans"/>
+                <w:sz w:val="20"/>
+                <w:szCs w:val="20"/>
+              </w:rPr>
+            </w:pPr>
+            <w:r>
+              <w:rPr>
+                <w:rFonts w:ascii="Plus Jakarta Sans" w:eastAsia="Times New Roman" w:hAnsi="Plus Jakarta Sans"/>
+                <w:sz w:val="20"/>
+                <w:szCs w:val="20"/>
+              </w:rPr>
+              <w:t>1,633</w:t>
+            </w:r>
+          </w:p>
+        </w:tc>
+        <w:tc>
+          <w:tcPr>
+            <w:tcW w:w="0" w:type="auto"/>
+            <w:tcMar>
+              <w:top w:w="150" w:type="dxa"/>
+              <w:left w:w="210" w:type="dxa"/>
+              <w:bottom w:w="150" w:type="dxa"/>
+              <w:right w:w="210" w:type="dxa"/>
+            </w:tcMar>
+            <w:vAlign w:val="center"/>
+            <w:hideMark/>
+          </w:tcPr>
+          <w:p>
+            <w:pPr>
+              <w:rPr>
+                <w:rFonts w:ascii="Plus Jakarta Sans" w:eastAsia="Times New Roman" w:hAnsi="Plus Jakarta Sans"/>
+                <w:sz w:val="20"/>
+                <w:szCs w:val="20"/>
+              </w:rPr>
+            </w:pPr>
+            <w:r>
+              <w:rPr>
+                <w:rFonts w:ascii="Plus Jakarta Sans" w:eastAsia="Times New Roman" w:hAnsi="Plus Jakarta Sans"/>
+                <w:sz w:val="20"/>
+                <w:szCs w:val="20"/>
+              </w:rPr>
+              <w:t>3,855.54 ha</w:t>
+            </w:r>
+          </w:p>
+        </w:tc>
+        <w:tc>
+          <w:tcPr>
+            <w:tcW w:w="0" w:type="auto"/>
+            <w:tcMar>
+              <w:top w:w="150" w:type="dxa"/>
+              <w:left w:w="210" w:type="dxa"/>
+              <w:bottom w:w="150" w:type="dxa"/>
+              <w:right w:w="210" w:type="dxa"/>
+            </w:tcMar>
+            <w:vAlign w:val="center"/>
+            <w:hideMark/>
+          </w:tcPr>
+          <w:p>
+            <w:pPr>
+              <w:rPr>
+                <w:rFonts w:ascii="Plus Jakarta Sans" w:eastAsia="Times New Roman" w:hAnsi="Plus Jakarta Sans"/>
+                <w:sz w:val="20"/>
+                <w:szCs w:val="20"/>
+              </w:rPr>
+            </w:pPr>
+            <w:r>
+              <w:rPr>
+                <w:rFonts w:ascii="Plus Jakarta Sans" w:eastAsia="Times New Roman" w:hAnsi="Plus Jakarta Sans"/>
+                <w:sz w:val="20"/>
+                <w:szCs w:val="20"/>
+              </w:rPr>
+              <w:t>2,468.66 ha</w:t>
+            </w:r>
+          </w:p>
+        </w:tc>
+        <w:tc>
+          <w:tcPr>
+            <w:tcW w:w="0" w:type="auto"/>
+            <w:tcMar>
+              <w:top w:w="150" w:type="dxa"/>
+              <w:left w:w="210" w:type="dxa"/>
+              <w:bottom w:w="150" w:type="dxa"/>
+              <w:right w:w="210" w:type="dxa"/>
+            </w:tcMar>
+            <w:vAlign w:val="center"/>
+            <w:hideMark/>
+          </w:tcPr>
+          <w:p>
+            <w:pPr>
+              <w:rPr>
+                <w:rFonts w:ascii="Plus Jakarta Sans" w:eastAsia="Times New Roman" w:hAnsi="Plus Jakarta Sans"/>
+                <w:sz w:val="20"/>
+                <w:szCs w:val="20"/>
+              </w:rPr>
+            </w:pPr>
+            <w:r>
+              <w:rPr>
+                <w:rFonts w:ascii="Plus Jakarta Sans" w:eastAsia="Times New Roman" w:hAnsi="Plus Jakarta Sans"/>
+                <w:sz w:val="20"/>
+                <w:szCs w:val="20"/>
+              </w:rPr>
+              <w:t>1,386.88 ha</w:t>
+            </w:r>
+          </w:p>
+        </w:tc>
+      </w:tr>
+      <w:tr>
+        <w:trPr>
+          <w:divId w:val="121927658"/>
+        </w:trPr>
+        <w:tc>
+          <w:tcPr>
+            <w:tcW w:w="0" w:type="auto"/>
+            <w:tcMar>
+              <w:top w:w="150" w:type="dxa"/>
+              <w:left w:w="210" w:type="dxa"/>
+              <w:bottom w:w="150" w:type="dxa"/>
+              <w:right w:w="210" w:type="dxa"/>
+            </w:tcMar>
+            <w:vAlign w:val="center"/>
+            <w:hideMark/>
+          </w:tcPr>
+          <w:p>
+            <w:pPr>
+              <w:rPr>
+                <w:rFonts w:ascii="Plus Jakarta Sans" w:eastAsia="Times New Roman" w:hAnsi="Plus Jakarta Sans"/>
+                <w:sz w:val="20"/>
+                <w:szCs w:val="20"/>
+              </w:rPr>
+            </w:pPr>
+            <w:r>
+              <w:rPr>
+                <w:rStyle w:val="Textoennegrita"/>
+                <w:rFonts w:ascii="Plus Jakarta Sans" w:eastAsia="Times New Roman" w:hAnsi="Plus Jakarta Sans"/>
+                <w:sz w:val="20"/>
+                <w:szCs w:val="20"/>
+              </w:rPr>
+              <w:t>Sector 3</w:t>
+            </w:r>
+          </w:p>
+        </w:tc>
+        <w:tc>
+          <w:tcPr>
+            <w:tcW w:w="0" w:type="auto"/>
+            <w:tcMar>
+              <w:top w:w="150" w:type="dxa"/>
+              <w:left w:w="210" w:type="dxa"/>
+              <w:bottom w:w="150" w:type="dxa"/>
+              <w:right w:w="210" w:type="dxa"/>
+            </w:tcMar>
+            <w:vAlign w:val="center"/>
+            <w:hideMark/>
+          </w:tcPr>
+          <w:p>
+            <w:pPr>
+              <w:rPr>
+                <w:rFonts w:ascii="Plus Jakarta Sans" w:eastAsia="Times New Roman" w:hAnsi="Plus Jakarta Sans"/>
+                <w:sz w:val="20"/>
+                <w:szCs w:val="20"/>
+              </w:rPr>
+            </w:pPr>
+            <w:r>
+              <w:rPr>
+                <w:rFonts w:ascii="Plus Jakarta Sans" w:eastAsia="Times New Roman" w:hAnsi="Plus Jakarta Sans"/>
+                <w:sz w:val="20"/>
+                <w:szCs w:val="20"/>
+              </w:rPr>
+              <w:t>817</w:t>
+            </w:r>
+          </w:p>
+        </w:tc>
+        <w:tc>
+          <w:tcPr>
+            <w:tcW w:w="0" w:type="auto"/>
+            <w:tcMar>
+              <w:top w:w="150" w:type="dxa"/>
+              <w:left w:w="210" w:type="dxa"/>
+              <w:bottom w:w="150" w:type="dxa"/>
+              <w:right w:w="210" w:type="dxa"/>
+            </w:tcMar>
+            <w:vAlign w:val="center"/>
+            <w:hideMark/>
+          </w:tcPr>
+          <w:p>
+            <w:pPr>
+              <w:rPr>
+                <w:rFonts w:ascii="Plus Jakarta Sans" w:eastAsia="Times New Roman" w:hAnsi="Plus Jakarta Sans"/>
+                <w:sz w:val="20"/>
+                <w:szCs w:val="20"/>
+              </w:rPr>
+            </w:pPr>
+            <w:r>
+              <w:rPr>
+                <w:rFonts w:ascii="Plus Jakarta Sans" w:eastAsia="Times New Roman" w:hAnsi="Plus Jakarta Sans"/>
+                <w:sz w:val="20"/>
+                <w:szCs w:val="20"/>
+              </w:rPr>
+              <w:t>3,170.59 ha</w:t>
+            </w:r>
+          </w:p>
+        </w:tc>
+        <w:tc>
+          <w:tcPr>
+            <w:tcW w:w="0" w:type="auto"/>
+            <w:tcMar>
+              <w:top w:w="150" w:type="dxa"/>
+              <w:left w:w="210" w:type="dxa"/>
+              <w:bottom w:w="150" w:type="dxa"/>
+              <w:right w:w="210" w:type="dxa"/>
+            </w:tcMar>
+            <w:vAlign w:val="center"/>
+            <w:hideMark/>
+          </w:tcPr>
+          <w:p>
+            <w:pPr>
+              <w:rPr>
+                <w:rFonts w:ascii="Plus Jakarta Sans" w:eastAsia="Times New Roman" w:hAnsi="Plus Jakarta Sans"/>
+                <w:sz w:val="20"/>
+                <w:szCs w:val="20"/>
+              </w:rPr>
+            </w:pPr>
+            <w:r>
+              <w:rPr>
+                <w:rFonts w:ascii="Plus Jakarta Sans" w:eastAsia="Times New Roman" w:hAnsi="Plus Jakarta Sans"/>
+                <w:sz w:val="20"/>
+                <w:szCs w:val="20"/>
+              </w:rPr>
+              <w:t>1,549.15 ha</w:t>
+            </w:r>
+          </w:p>
+        </w:tc>
+        <w:tc>
+          <w:tcPr>
+            <w:tcW w:w="0" w:type="auto"/>
+            <w:tcMar>
+              <w:top w:w="150" w:type="dxa"/>
+              <w:left w:w="210" w:type="dxa"/>
+              <w:bottom w:w="150" w:type="dxa"/>
+              <w:right w:w="210" w:type="dxa"/>
+            </w:tcMar>
+            <w:vAlign w:val="center"/>
+            <w:hideMark/>
+          </w:tcPr>
+          <w:p>
+            <w:pPr>
+              <w:rPr>
+                <w:rFonts w:ascii="Plus Jakarta Sans" w:eastAsia="Times New Roman" w:hAnsi="Plus Jakarta Sans"/>
+                <w:sz w:val="20"/>
+                <w:szCs w:val="20"/>
+              </w:rPr>
+            </w:pPr>
+            <w:r>
+              <w:rPr>
+                <w:rFonts w:ascii="Plus Jakarta Sans" w:eastAsia="Times New Roman" w:hAnsi="Plus Jakarta Sans"/>
+                <w:sz w:val="20"/>
+                <w:szCs w:val="20"/>
+              </w:rPr>
+              <w:t>1,621.44 ha</w:t>
+            </w:r>
+          </w:p>
+        </w:tc>
+      </w:tr>
+      <w:tr>
+        <w:trPr>
+          <w:divId w:val="121927658"/>
+        </w:trPr>
+        <w:tc>
+          <w:tcPr>
+            <w:tcW w:w="0" w:type="auto"/>
+            <w:tcMar>
+              <w:top w:w="150" w:type="dxa"/>
+              <w:left w:w="210" w:type="dxa"/>
+              <w:bottom w:w="150" w:type="dxa"/>
+              <w:right w:w="210" w:type="dxa"/>
+            </w:tcMar>
+            <w:vAlign w:val="center"/>
+            <w:hideMark/>
+          </w:tcPr>
+          <w:p>
+            <w:pPr>
+              <w:rPr>
+                <w:rFonts w:ascii="Plus Jakarta Sans" w:eastAsia="Times New Roman" w:hAnsi="Plus Jakarta Sans"/>
+                <w:sz w:val="20"/>
+                <w:szCs w:val="20"/>
+              </w:rPr>
+            </w:pPr>
+            <w:r>
+              <w:rPr>
+                <w:rStyle w:val="Textoennegrita"/>
+                <w:rFonts w:ascii="Plus Jakarta Sans" w:eastAsia="Times New Roman" w:hAnsi="Plus Jakarta Sans"/>
+                <w:sz w:val="20"/>
+                <w:szCs w:val="20"/>
+              </w:rPr>
+              <w:t>TOTAL</w:t>
+            </w:r>
+          </w:p>
+        </w:tc>
+        <w:tc>
+          <w:tcPr>
+            <w:tcW w:w="0" w:type="auto"/>
+            <w:tcMar>
+              <w:top w:w="150" w:type="dxa"/>
+              <w:left w:w="210" w:type="dxa"/>
+              <w:bottom w:w="150" w:type="dxa"/>
+              <w:right w:w="210" w:type="dxa"/>
+            </w:tcMar>
+            <w:vAlign w:val="center"/>
+            <w:hideMark/>
+          </w:tcPr>
+          <w:p>
+            <w:pPr>
+              <w:rPr>
+                <w:rFonts w:ascii="Plus Jakarta Sans" w:eastAsia="Times New Roman" w:hAnsi="Plus Jakarta Sans"/>
+                <w:sz w:val="20"/>
+                <w:szCs w:val="20"/>
+              </w:rPr>
+            </w:pPr>
+            <w:r>
+              <w:rPr>
+                <w:rStyle w:val="Textoennegrita"/>
+                <w:rFonts w:ascii="Plus Jakarta Sans" w:eastAsia="Times New Roman" w:hAnsi="Plus Jakarta Sans"/>
+                <w:sz w:val="20"/>
+                <w:szCs w:val="20"/>
+              </w:rPr>
+              <w:t>4,171</w:t>
+            </w:r>
+          </w:p>
+        </w:tc>
+        <w:tc>
+          <w:tcPr>
+            <w:tcW w:w="0" w:type="auto"/>
+            <w:tcMar>
+              <w:top w:w="150" w:type="dxa"/>
+              <w:left w:w="210" w:type="dxa"/>
+              <w:bottom w:w="150" w:type="dxa"/>
+              <w:right w:w="210" w:type="dxa"/>
+            </w:tcMar>
+            <w:vAlign w:val="center"/>
+            <w:hideMark/>
+          </w:tcPr>
+          <w:p>
+            <w:pPr>
+              <w:rPr>
+                <w:rFonts w:ascii="Plus Jakarta Sans" w:eastAsia="Times New Roman" w:hAnsi="Plus Jakarta Sans"/>
+                <w:sz w:val="20"/>
+                <w:szCs w:val="20"/>
+              </w:rPr>
+            </w:pPr>
+            <w:r>
+              <w:rPr>
+                <w:rStyle w:val="Textoennegrita"/>
+                <w:rFonts w:ascii="Plus Jakarta Sans" w:eastAsia="Times New Roman" w:hAnsi="Plus Jakarta Sans"/>
+                <w:sz w:val="20"/>
+                <w:szCs w:val="20"/>
+              </w:rPr>
+              <w:t>10,416.30 ha</w:t>
+            </w:r>
+          </w:p>
+        </w:tc>
+        <w:tc>
+          <w:tcPr>
+            <w:tcW w:w="0" w:type="auto"/>
+            <w:tcMar>
+              <w:top w:w="150" w:type="dxa"/>
+              <w:left w:w="210" w:type="dxa"/>
+              <w:bottom w:w="150" w:type="dxa"/>
+              <w:right w:w="210" w:type="dxa"/>
+            </w:tcMar>
+            <w:vAlign w:val="center"/>
+            <w:hideMark/>
+          </w:tcPr>
+          <w:p>
+            <w:pPr>
+              <w:rPr>
+                <w:rFonts w:ascii="Plus Jakarta Sans" w:eastAsia="Times New Roman" w:hAnsi="Plus Jakarta Sans"/>
+                <w:sz w:val="20"/>
+                <w:szCs w:val="20"/>
+              </w:rPr>
+            </w:pPr>
+            <w:r>
+              <w:rPr>
+                <w:rStyle w:val="Textoennegrita"/>
+                <w:rFonts w:ascii="Plus Jakarta Sans" w:eastAsia="Times New Roman" w:hAnsi="Plus Jakarta Sans"/>
+                <w:sz w:val="20"/>
+                <w:szCs w:val="20"/>
+              </w:rPr>
+              <w:t>7,000.19 ha</w:t>
+            </w:r>
+          </w:p>
+        </w:tc>
+        <w:tc>
+          <w:tcPr>
+            <w:tcW w:w="0" w:type="auto"/>
+            <w:tcMar>
+              <w:top w:w="150" w:type="dxa"/>
+              <w:left w:w="210" w:type="dxa"/>
+              <w:bottom w:w="150" w:type="dxa"/>
+              <w:right w:w="210" w:type="dxa"/>
+            </w:tcMar>
+            <w:vAlign w:val="center"/>
+            <w:hideMark/>
+          </w:tcPr>
+          <w:p>
+            <w:pPr>
+              <w:rPr>
+                <w:rFonts w:ascii="Plus Jakarta Sans" w:eastAsia="Times New Roman" w:hAnsi="Plus Jakarta Sans"/>
+                <w:sz w:val="20"/>
+                <w:szCs w:val="20"/>
+              </w:rPr>
+            </w:pPr>
+            <w:r>
+              <w:rPr>
+                <w:rStyle w:val="Textoennegrita"/>
+                <w:rFonts w:ascii="Plus Jakarta Sans" w:eastAsia="Times New Roman" w:hAnsi="Plus Jakarta Sans"/>
+                <w:sz w:val="20"/>
+                <w:szCs w:val="20"/>
+              </w:rPr>
+              <w:t>3,416.11 ha</w:t>
+            </w:r>
+          </w:p>
+        </w:tc>
+      </w:tr>
+    </w:tbl>
+    <w:p>
+      <w:pPr>
+        <w:pStyle w:val="Ttulo3"/>
+        <w:divId w:val="583682400"/>
+        <w:rPr>
+          <w:rFonts w:eastAsia="Times New Roman"/>
+          <w:lang w:val="es-ES"/>
+        </w:rPr>
+      </w:pPr>
+      <w:r>
+        <w:rPr>
+          <w:rFonts w:eastAsia="Times New Roman"/>
+          <w:lang w:val="es-ES"/>
+        </w:rPr>
+        <w:t>B. Predios Catastrados y Adicionales</w:t>
+      </w:r>
+    </w:p>
+    <w:tbl>
+      <w:tblPr>
+        <w:tblW w:w="5000" w:type="pct"/>
+        <w:tblCellMar>
+          <w:top w:w="15" w:type="dxa"/>
+          <w:left w:w="15" w:type="dxa"/>
+          <w:bottom w:w="15" w:type="dxa"/>
+          <w:right w:w="15" w:type="dxa"/>
+        </w:tblCellMar>
+        <w:tblLook w:val="04A0" w:firstRow="1" w:lastRow="0" w:firstColumn="1" w:lastColumn="0" w:noHBand="0" w:noVBand="1"/>
+      </w:tblPr>
+      <w:tblGrid>
+        <w:gridCol w:w="3762"/>
+        <w:gridCol w:w="1247"/>
+        <w:gridCol w:w="1247"/>
+        <w:gridCol w:w="1247"/>
+        <w:gridCol w:w="1001"/>
+      </w:tblGrid>
+      <w:tr>
+        <w:trPr>
+          <w:divId w:val="1450278469"/>
+          <w:tblHeader/>
+        </w:trPr>
+        <w:tc>
+          <w:tcPr>
+            <w:tcW w:w="0" w:type="auto"/>
+            <w:tcMar>
+              <w:top w:w="150" w:type="dxa"/>
+              <w:left w:w="210" w:type="dxa"/>
+              <w:bottom w:w="150" w:type="dxa"/>
+              <w:right w:w="210" w:type="dxa"/>
+            </w:tcMar>
+            <w:vAlign w:val="center"/>
+            <w:hideMark/>
+          </w:tcPr>
+          <w:p>
+            <w:pPr>
+              <w:jc w:val="center"/>
+              <w:rPr>
+                <w:rFonts w:ascii="Outfit" w:eastAsia="Times New Roman" w:hAnsi="Outfit"/>
+                <w:b/>
+                <w:bCs/>
+                <w:color w:val="FFFFFF"/>
+                <w:sz w:val="20"/>
+                <w:szCs w:val="20"/>
+              </w:rPr>
+            </w:pPr>
+            <w:r>
+              <w:rPr>
+                <w:rFonts w:ascii="Outfit" w:eastAsia="Times New Roman" w:hAnsi="Outfit"/>
+                <w:b/>
+                <w:bCs/>
+                <w:color w:val="FFFFFF"/>
+                <w:sz w:val="20"/>
+                <w:szCs w:val="20"/>
+              </w:rPr>
+              <w:t>Concepto</w:t>
+            </w:r>
+          </w:p>
+        </w:tc>
+        <w:tc>
+          <w:tcPr>
+            <w:tcW w:w="0" w:type="auto"/>
+            <w:tcMar>
+              <w:top w:w="150" w:type="dxa"/>
+              <w:left w:w="210" w:type="dxa"/>
+              <w:bottom w:w="150" w:type="dxa"/>
+              <w:right w:w="210" w:type="dxa"/>
+            </w:tcMar>
+            <w:vAlign w:val="center"/>
+            <w:hideMark/>
+          </w:tcPr>
+          <w:p>
+            <w:pPr>
+              <w:jc w:val="center"/>
+              <w:rPr>
+                <w:rFonts w:ascii="Outfit" w:eastAsia="Times New Roman" w:hAnsi="Outfit"/>
+                <w:b/>
+                <w:bCs/>
+                <w:color w:val="FFFFFF"/>
+                <w:sz w:val="20"/>
+                <w:szCs w:val="20"/>
+              </w:rPr>
+            </w:pPr>
+            <w:r>
+              <w:rPr>
+                <w:rFonts w:ascii="Outfit" w:eastAsia="Times New Roman" w:hAnsi="Outfit"/>
+                <w:b/>
+                <w:bCs/>
+                <w:color w:val="FFFFFF"/>
+                <w:sz w:val="20"/>
+                <w:szCs w:val="20"/>
+              </w:rPr>
+              <w:t>Sector 1</w:t>
+            </w:r>
+          </w:p>
+        </w:tc>
+        <w:tc>
+          <w:tcPr>
+            <w:tcW w:w="0" w:type="auto"/>
+            <w:tcMar>
+              <w:top w:w="150" w:type="dxa"/>
+              <w:left w:w="210" w:type="dxa"/>
+              <w:bottom w:w="150" w:type="dxa"/>
+              <w:right w:w="210" w:type="dxa"/>
+            </w:tcMar>
+            <w:vAlign w:val="center"/>
+            <w:hideMark/>
+          </w:tcPr>
+          <w:p>
+            <w:pPr>
+              <w:jc w:val="center"/>
+              <w:rPr>
+                <w:rFonts w:ascii="Outfit" w:eastAsia="Times New Roman" w:hAnsi="Outfit"/>
+                <w:b/>
+                <w:bCs/>
+                <w:color w:val="FFFFFF"/>
+                <w:sz w:val="20"/>
+                <w:szCs w:val="20"/>
+              </w:rPr>
+            </w:pPr>
+            <w:r>
+              <w:rPr>
+                <w:rFonts w:ascii="Outfit" w:eastAsia="Times New Roman" w:hAnsi="Outfit"/>
+                <w:b/>
+                <w:bCs/>
+                <w:color w:val="FFFFFF"/>
+                <w:sz w:val="20"/>
+                <w:szCs w:val="20"/>
+              </w:rPr>
+              <w:t>Sector 2</w:t>
+            </w:r>
+          </w:p>
+        </w:tc>
+        <w:tc>
+          <w:tcPr>
+            <w:tcW w:w="0" w:type="auto"/>
+            <w:tcMar>
+              <w:top w:w="150" w:type="dxa"/>
+              <w:left w:w="210" w:type="dxa"/>
+              <w:bottom w:w="150" w:type="dxa"/>
+              <w:right w:w="210" w:type="dxa"/>
+            </w:tcMar>
+            <w:vAlign w:val="center"/>
+            <w:hideMark/>
+          </w:tcPr>
+          <w:p>
+            <w:pPr>
+              <w:jc w:val="center"/>
+              <w:rPr>
+                <w:rFonts w:ascii="Outfit" w:eastAsia="Times New Roman" w:hAnsi="Outfit"/>
+                <w:b/>
+                <w:bCs/>
+                <w:color w:val="FFFFFF"/>
+                <w:sz w:val="20"/>
+                <w:szCs w:val="20"/>
+              </w:rPr>
+            </w:pPr>
+            <w:r>
+              <w:rPr>
+                <w:rFonts w:ascii="Outfit" w:eastAsia="Times New Roman" w:hAnsi="Outfit"/>
+                <w:b/>
+                <w:bCs/>
+                <w:color w:val="FFFFFF"/>
+                <w:sz w:val="20"/>
+                <w:szCs w:val="20"/>
+              </w:rPr>
+              <w:t>Sector 3</w:t>
+            </w:r>
+          </w:p>
+        </w:tc>
+        <w:tc>
+          <w:tcPr>
+            <w:tcW w:w="0" w:type="auto"/>
+            <w:tcMar>
+              <w:top w:w="150" w:type="dxa"/>
+              <w:left w:w="210" w:type="dxa"/>
+              <w:bottom w:w="150" w:type="dxa"/>
+              <w:right w:w="210" w:type="dxa"/>
+            </w:tcMar>
+            <w:vAlign w:val="center"/>
+            <w:hideMark/>
+          </w:tcPr>
+          <w:p>
+            <w:pPr>
+              <w:jc w:val="center"/>
+              <w:rPr>
+                <w:rFonts w:ascii="Outfit" w:eastAsia="Times New Roman" w:hAnsi="Outfit"/>
+                <w:b/>
+                <w:bCs/>
+                <w:color w:val="FFFFFF"/>
+                <w:sz w:val="20"/>
+                <w:szCs w:val="20"/>
+              </w:rPr>
+            </w:pPr>
+            <w:r>
+              <w:rPr>
+                <w:rFonts w:ascii="Outfit" w:eastAsia="Times New Roman" w:hAnsi="Outfit"/>
+                <w:b/>
+                <w:bCs/>
+                <w:color w:val="FFFFFF"/>
+                <w:sz w:val="20"/>
+                <w:szCs w:val="20"/>
+              </w:rPr>
+              <w:t>Total</w:t>
+            </w:r>
+          </w:p>
+        </w:tc>
+      </w:tr>
+      <w:tr>
+        <w:trPr>
+          <w:divId w:val="1450278469"/>
+        </w:trPr>
+        <w:tc>
+          <w:tcPr>
+            <w:tcW w:w="0" w:type="auto"/>
+            <w:tcMar>
+              <w:top w:w="150" w:type="dxa"/>
+              <w:left w:w="210" w:type="dxa"/>
+              <w:bottom w:w="150" w:type="dxa"/>
+              <w:right w:w="210" w:type="dxa"/>
+            </w:tcMar>
+            <w:vAlign w:val="center"/>
+            <w:hideMark/>
+          </w:tcPr>
+          <w:p>
+            <w:pPr>
+              <w:rPr>
+                <w:rFonts w:ascii="Plus Jakarta Sans" w:eastAsia="Times New Roman" w:hAnsi="Plus Jakarta Sans"/>
+                <w:sz w:val="20"/>
+                <w:szCs w:val="20"/>
+              </w:rPr>
+            </w:pPr>
+            <w:r>
+              <w:rPr>
+                <w:rStyle w:val="Textoennegrita"/>
+                <w:rFonts w:ascii="Plus Jakarta Sans" w:eastAsia="Times New Roman" w:hAnsi="Plus Jakarta Sans"/>
+                <w:sz w:val="20"/>
+                <w:szCs w:val="20"/>
+              </w:rPr>
+              <w:t>Predios catastrados (claves únicas)</w:t>
+            </w:r>
+          </w:p>
+        </w:tc>
+        <w:tc>
+          <w:tcPr>
+            <w:tcW w:w="0" w:type="auto"/>
+            <w:tcMar>
+              <w:top w:w="150" w:type="dxa"/>
+              <w:left w:w="210" w:type="dxa"/>
+              <w:bottom w:w="150" w:type="dxa"/>
+              <w:right w:w="210" w:type="dxa"/>
+            </w:tcMar>
+            <w:vAlign w:val="center"/>
+            <w:hideMark/>
+          </w:tcPr>
+          <w:p>
+            <w:pPr>
+              <w:rPr>
+                <w:rFonts w:ascii="Plus Jakarta Sans" w:eastAsia="Times New Roman" w:hAnsi="Plus Jakarta Sans"/>
+                <w:sz w:val="20"/>
+                <w:szCs w:val="20"/>
+              </w:rPr>
+            </w:pPr>
+            <w:r>
+              <w:rPr>
+                <w:rFonts w:ascii="Plus Jakarta Sans" w:eastAsia="Times New Roman" w:hAnsi="Plus Jakarta Sans"/>
+                <w:sz w:val="20"/>
+                <w:szCs w:val="20"/>
+              </w:rPr>
+              <w:t>1,548</w:t>
+            </w:r>
+          </w:p>
+        </w:tc>
+        <w:tc>
+          <w:tcPr>
+            <w:tcW w:w="0" w:type="auto"/>
+            <w:tcMar>
+              <w:top w:w="150" w:type="dxa"/>
+              <w:left w:w="210" w:type="dxa"/>
+              <w:bottom w:w="150" w:type="dxa"/>
+              <w:right w:w="210" w:type="dxa"/>
+            </w:tcMar>
+            <w:vAlign w:val="center"/>
+            <w:hideMark/>
+          </w:tcPr>
+          <w:p>
+            <w:pPr>
+              <w:rPr>
+                <w:rFonts w:ascii="Plus Jakarta Sans" w:eastAsia="Times New Roman" w:hAnsi="Plus Jakarta Sans"/>
+                <w:sz w:val="20"/>
+                <w:szCs w:val="20"/>
+              </w:rPr>
+            </w:pPr>
+            <w:r>
+              <w:rPr>
+                <w:rFonts w:ascii="Plus Jakarta Sans" w:eastAsia="Times New Roman" w:hAnsi="Plus Jakarta Sans"/>
+                <w:sz w:val="20"/>
+                <w:szCs w:val="20"/>
+              </w:rPr>
+              <w:t>881</w:t>
+            </w:r>
+          </w:p>
+        </w:tc>
+        <w:tc>
+          <w:tcPr>
+            <w:tcW w:w="0" w:type="auto"/>
+            <w:tcMar>
+              <w:top w:w="150" w:type="dxa"/>
+              <w:left w:w="210" w:type="dxa"/>
+              <w:bottom w:w="150" w:type="dxa"/>
+              <w:right w:w="210" w:type="dxa"/>
+            </w:tcMar>
+            <w:vAlign w:val="center"/>
+            <w:hideMark/>
+          </w:tcPr>
+          <w:p>
+            <w:pPr>
+              <w:rPr>
+                <w:rFonts w:ascii="Plus Jakarta Sans" w:eastAsia="Times New Roman" w:hAnsi="Plus Jakarta Sans"/>
+                <w:sz w:val="20"/>
+                <w:szCs w:val="20"/>
+              </w:rPr>
+            </w:pPr>
+            <w:r>
+              <w:rPr>
+                <w:rFonts w:ascii="Plus Jakarta Sans" w:eastAsia="Times New Roman" w:hAnsi="Plus Jakarta Sans"/>
+                <w:sz w:val="20"/>
+                <w:szCs w:val="20"/>
+              </w:rPr>
+              <w:t>614</w:t>
+            </w:r>
+          </w:p>
+        </w:tc>
+        <w:tc>
+          <w:tcPr>
+            <w:tcW w:w="0" w:type="auto"/>
+            <w:tcMar>
+              <w:top w:w="150" w:type="dxa"/>
+              <w:left w:w="210" w:type="dxa"/>
+              <w:bottom w:w="150" w:type="dxa"/>
+              <w:right w:w="210" w:type="dxa"/>
+            </w:tcMar>
+            <w:vAlign w:val="center"/>
+            <w:hideMark/>
+          </w:tcPr>
+          <w:p>
+            <w:pPr>
+              <w:rPr>
+                <w:rFonts w:ascii="Plus Jakarta Sans" w:eastAsia="Times New Roman" w:hAnsi="Plus Jakarta Sans"/>
+                <w:sz w:val="20"/>
+                <w:szCs w:val="20"/>
+              </w:rPr>
+            </w:pPr>
+            <w:r>
+              <w:rPr>
+                <w:rStyle w:val="Textoennegrita"/>
+                <w:rFonts w:ascii="Plus Jakarta Sans" w:eastAsia="Times New Roman" w:hAnsi="Plus Jakarta Sans"/>
+                <w:sz w:val="20"/>
+                <w:szCs w:val="20"/>
+              </w:rPr>
+              <w:t>3,043</w:t>
+            </w:r>
+          </w:p>
+        </w:tc>
+      </w:tr>
+      <w:tr>
+        <w:trPr>
+          <w:divId w:val="1450278469"/>
+        </w:trPr>
+        <w:tc>
+          <w:tcPr>
+            <w:tcW w:w="0" w:type="auto"/>
+            <w:tcMar>
+              <w:top w:w="150" w:type="dxa"/>
+              <w:left w:w="210" w:type="dxa"/>
+              <w:bottom w:w="150" w:type="dxa"/>
+              <w:right w:w="210" w:type="dxa"/>
+            </w:tcMar>
+            <w:vAlign w:val="center"/>
+            <w:hideMark/>
+          </w:tcPr>
+          <w:p>
+            <w:pPr>
+              <w:rPr>
+                <w:rFonts w:ascii="Plus Jakarta Sans" w:eastAsia="Times New Roman" w:hAnsi="Plus Jakarta Sans"/>
+                <w:sz w:val="20"/>
+                <w:szCs w:val="20"/>
+              </w:rPr>
+            </w:pPr>
+            <w:r>
+              <w:rPr>
+                <w:rStyle w:val="Textoennegrita"/>
+                <w:rFonts w:ascii="Plus Jakarta Sans" w:eastAsia="Times New Roman" w:hAnsi="Plus Jakarta Sans"/>
+                <w:sz w:val="20"/>
+                <w:szCs w:val="20"/>
+              </w:rPr>
+              <w:t>Predios adicionales (Sección 7)</w:t>
+            </w:r>
+          </w:p>
+        </w:tc>
+        <w:tc>
+          <w:tcPr>
+            <w:tcW w:w="0" w:type="auto"/>
+            <w:tcMar>
+              <w:top w:w="150" w:type="dxa"/>
+              <w:left w:w="210" w:type="dxa"/>
+              <w:bottom w:w="150" w:type="dxa"/>
+              <w:right w:w="210" w:type="dxa"/>
+            </w:tcMar>
+            <w:vAlign w:val="center"/>
+            <w:hideMark/>
+          </w:tcPr>
+          <w:p>
+            <w:pPr>
+              <w:rPr>
+                <w:rFonts w:ascii="Plus Jakarta Sans" w:eastAsia="Times New Roman" w:hAnsi="Plus Jakarta Sans"/>
+                <w:sz w:val="20"/>
+                <w:szCs w:val="20"/>
+              </w:rPr>
+            </w:pPr>
+            <w:r>
+              <w:rPr>
+                <w:rFonts w:ascii="Plus Jakarta Sans" w:eastAsia="Times New Roman" w:hAnsi="Plus Jakarta Sans"/>
+                <w:sz w:val="20"/>
+                <w:szCs w:val="20"/>
+              </w:rPr>
+              <w:t>—</w:t>
+            </w:r>
+          </w:p>
+        </w:tc>
+        <w:tc>
+          <w:tcPr>
+            <w:tcW w:w="0" w:type="auto"/>
+            <w:tcMar>
+              <w:top w:w="150" w:type="dxa"/>
+              <w:left w:w="210" w:type="dxa"/>
+              <w:bottom w:w="150" w:type="dxa"/>
+              <w:right w:w="210" w:type="dxa"/>
+            </w:tcMar>
+            <w:vAlign w:val="center"/>
+            <w:hideMark/>
+          </w:tcPr>
+          <w:p>
+            <w:pPr>
+              <w:rPr>
+                <w:rFonts w:ascii="Plus Jakarta Sans" w:eastAsia="Times New Roman" w:hAnsi="Plus Jakarta Sans"/>
+                <w:sz w:val="20"/>
+                <w:szCs w:val="20"/>
+              </w:rPr>
+            </w:pPr>
+            <w:r>
+              <w:rPr>
+                <w:rFonts w:ascii="Plus Jakarta Sans" w:eastAsia="Times New Roman" w:hAnsi="Plus Jakarta Sans"/>
+                <w:sz w:val="20"/>
+                <w:szCs w:val="20"/>
+              </w:rPr>
+              <w:t>—</w:t>
+            </w:r>
+          </w:p>
+        </w:tc>
+        <w:tc>
+          <w:tcPr>
+            <w:tcW w:w="0" w:type="auto"/>
+            <w:tcMar>
+              <w:top w:w="150" w:type="dxa"/>
+              <w:left w:w="210" w:type="dxa"/>
+              <w:bottom w:w="150" w:type="dxa"/>
+              <w:right w:w="210" w:type="dxa"/>
+            </w:tcMar>
+            <w:vAlign w:val="center"/>
+            <w:hideMark/>
+          </w:tcPr>
+          <w:p>
+            <w:pPr>
+              <w:rPr>
+                <w:rFonts w:ascii="Plus Jakarta Sans" w:eastAsia="Times New Roman" w:hAnsi="Plus Jakarta Sans"/>
+                <w:sz w:val="20"/>
+                <w:szCs w:val="20"/>
+              </w:rPr>
+            </w:pPr>
+            <w:r>
+              <w:rPr>
+                <w:rFonts w:ascii="Plus Jakarta Sans" w:eastAsia="Times New Roman" w:hAnsi="Plus Jakarta Sans"/>
+                <w:sz w:val="20"/>
+                <w:szCs w:val="20"/>
+              </w:rPr>
+              <w:t>—</w:t>
+            </w:r>
+          </w:p>
+        </w:tc>
+        <w:tc>
+          <w:tcPr>
+            <w:tcW w:w="0" w:type="auto"/>
+            <w:tcMar>
+              <w:top w:w="150" w:type="dxa"/>
+              <w:left w:w="210" w:type="dxa"/>
+              <w:bottom w:w="150" w:type="dxa"/>
+              <w:right w:w="210" w:type="dxa"/>
+            </w:tcMar>
+            <w:vAlign w:val="center"/>
+            <w:hideMark/>
+          </w:tcPr>
+          <w:p>
+            <w:pPr>
+              <w:rPr>
+                <w:rFonts w:ascii="Plus Jakarta Sans" w:eastAsia="Times New Roman" w:hAnsi="Plus Jakarta Sans"/>
+                <w:sz w:val="20"/>
+                <w:szCs w:val="20"/>
+              </w:rPr>
+            </w:pPr>
+            <w:r>
+              <w:rPr>
+                <w:rStyle w:val="Textoennegrita"/>
+                <w:rFonts w:ascii="Plus Jakarta Sans" w:eastAsia="Times New Roman" w:hAnsi="Plus Jakarta Sans"/>
+                <w:sz w:val="20"/>
+                <w:szCs w:val="20"/>
+              </w:rPr>
+              <w:t>2,877</w:t>
+            </w:r>
+          </w:p>
+        </w:tc>
+      </w:tr>
+    </w:tbl>
+    <w:p>
+      <w:pPr>
+        <w:pStyle w:val="Ttulo3"/>
+        <w:divId w:val="583682400"/>
+        <w:rPr>
+          <w:rFonts w:eastAsia="Times New Roman"/>
+          <w:lang w:val="es-ES"/>
+        </w:rPr>
+      </w:pPr>
+      <w:r>
+        <w:rPr>
+          <w:rFonts w:eastAsia="Times New Roman"/>
+          <w:lang w:val="es-ES"/>
+        </w:rPr>
+        <w:t>C. Conocimiento del Proyecto Guanguilquí Porotog</w:t>
+      </w:r>
+    </w:p>
+    <w:tbl>
+      <w:tblPr>
+        <w:tblW w:w="5000" w:type="pct"/>
+        <w:tblCellMar>
+          <w:top w:w="15" w:type="dxa"/>
+          <w:left w:w="15" w:type="dxa"/>
+          <w:bottom w:w="15" w:type="dxa"/>
+          <w:right w:w="15" w:type="dxa"/>
+        </w:tblCellMar>
+        <w:tblLook w:val="04A0" w:firstRow="1" w:lastRow="0" w:firstColumn="1" w:lastColumn="0" w:noHBand="0" w:noVBand="1"/>
+      </w:tblPr>
+      <w:tblGrid>
+        <w:gridCol w:w="3016"/>
+        <w:gridCol w:w="1181"/>
+        <w:gridCol w:w="1181"/>
+        <w:gridCol w:w="1181"/>
+        <w:gridCol w:w="948"/>
+        <w:gridCol w:w="997"/>
+      </w:tblGrid>
+      <w:tr>
+        <w:trPr>
+          <w:divId w:val="1038699402"/>
+          <w:tblHeader/>
+        </w:trPr>
+        <w:tc>
+          <w:tcPr>
+            <w:tcW w:w="0" w:type="auto"/>
+            <w:tcMar>
+              <w:top w:w="150" w:type="dxa"/>
+              <w:left w:w="210" w:type="dxa"/>
+              <w:bottom w:w="150" w:type="dxa"/>
+              <w:right w:w="210" w:type="dxa"/>
+            </w:tcMar>
+            <w:vAlign w:val="center"/>
+            <w:hideMark/>
+          </w:tcPr>
+          <w:p>
+            <w:pPr>
+              <w:jc w:val="center"/>
+              <w:rPr>
+                <w:rFonts w:ascii="Outfit" w:eastAsia="Times New Roman" w:hAnsi="Outfit"/>
+                <w:b/>
+                <w:bCs/>
+                <w:color w:val="FFFFFF"/>
+                <w:sz w:val="20"/>
+                <w:szCs w:val="20"/>
+              </w:rPr>
+            </w:pPr>
+            <w:r>
+              <w:rPr>
+                <w:rFonts w:ascii="Outfit" w:eastAsia="Times New Roman" w:hAnsi="Outfit"/>
+                <w:b/>
+                <w:bCs/>
+                <w:color w:val="FFFFFF"/>
+                <w:sz w:val="20"/>
+                <w:szCs w:val="20"/>
+              </w:rPr>
+              <w:t>Indicador</w:t>
+            </w:r>
+          </w:p>
+        </w:tc>
+        <w:tc>
+          <w:tcPr>
+            <w:tcW w:w="0" w:type="auto"/>
+            <w:tcMar>
+              <w:top w:w="150" w:type="dxa"/>
+              <w:left w:w="210" w:type="dxa"/>
+              <w:bottom w:w="150" w:type="dxa"/>
+              <w:right w:w="210" w:type="dxa"/>
+            </w:tcMar>
+            <w:vAlign w:val="center"/>
+            <w:hideMark/>
+          </w:tcPr>
+          <w:p>
+            <w:pPr>
+              <w:jc w:val="center"/>
+              <w:rPr>
+                <w:rFonts w:ascii="Outfit" w:eastAsia="Times New Roman" w:hAnsi="Outfit"/>
+                <w:b/>
+                <w:bCs/>
+                <w:color w:val="FFFFFF"/>
+                <w:sz w:val="20"/>
+                <w:szCs w:val="20"/>
+              </w:rPr>
+            </w:pPr>
+            <w:r>
+              <w:rPr>
+                <w:rFonts w:ascii="Outfit" w:eastAsia="Times New Roman" w:hAnsi="Outfit"/>
+                <w:b/>
+                <w:bCs/>
+                <w:color w:val="FFFFFF"/>
+                <w:sz w:val="20"/>
+                <w:szCs w:val="20"/>
+              </w:rPr>
+              <w:t>Sector 1</w:t>
+            </w:r>
+          </w:p>
+        </w:tc>
+        <w:tc>
+          <w:tcPr>
+            <w:tcW w:w="0" w:type="auto"/>
+            <w:tcMar>
+              <w:top w:w="150" w:type="dxa"/>
+              <w:left w:w="210" w:type="dxa"/>
+              <w:bottom w:w="150" w:type="dxa"/>
+              <w:right w:w="210" w:type="dxa"/>
+            </w:tcMar>
+            <w:vAlign w:val="center"/>
+            <w:hideMark/>
+          </w:tcPr>
+          <w:p>
+            <w:pPr>
+              <w:jc w:val="center"/>
+              <w:rPr>
+                <w:rFonts w:ascii="Outfit" w:eastAsia="Times New Roman" w:hAnsi="Outfit"/>
+                <w:b/>
+                <w:bCs/>
+                <w:color w:val="FFFFFF"/>
+                <w:sz w:val="20"/>
+                <w:szCs w:val="20"/>
+              </w:rPr>
+            </w:pPr>
+            <w:r>
+              <w:rPr>
+                <w:rFonts w:ascii="Outfit" w:eastAsia="Times New Roman" w:hAnsi="Outfit"/>
+                <w:b/>
+                <w:bCs/>
+                <w:color w:val="FFFFFF"/>
+                <w:sz w:val="20"/>
+                <w:szCs w:val="20"/>
+              </w:rPr>
+              <w:t>Sector 2</w:t>
+            </w:r>
+          </w:p>
+        </w:tc>
+        <w:tc>
+          <w:tcPr>
+            <w:tcW w:w="0" w:type="auto"/>
+            <w:tcMar>
+              <w:top w:w="150" w:type="dxa"/>
+              <w:left w:w="210" w:type="dxa"/>
+              <w:bottom w:w="150" w:type="dxa"/>
+              <w:right w:w="210" w:type="dxa"/>
+            </w:tcMar>
+            <w:vAlign w:val="center"/>
+            <w:hideMark/>
+          </w:tcPr>
+          <w:p>
+            <w:pPr>
+              <w:jc w:val="center"/>
+              <w:rPr>
+                <w:rFonts w:ascii="Outfit" w:eastAsia="Times New Roman" w:hAnsi="Outfit"/>
+                <w:b/>
+                <w:bCs/>
+                <w:color w:val="FFFFFF"/>
+                <w:sz w:val="20"/>
+                <w:szCs w:val="20"/>
+              </w:rPr>
+            </w:pPr>
+            <w:r>
+              <w:rPr>
+                <w:rFonts w:ascii="Outfit" w:eastAsia="Times New Roman" w:hAnsi="Outfit"/>
+                <w:b/>
+                <w:bCs/>
+                <w:color w:val="FFFFFF"/>
+                <w:sz w:val="20"/>
+                <w:szCs w:val="20"/>
+              </w:rPr>
+              <w:t>Sector 3</w:t>
+            </w:r>
+          </w:p>
+        </w:tc>
+        <w:tc>
+          <w:tcPr>
+            <w:tcW w:w="0" w:type="auto"/>
+            <w:tcMar>
+              <w:top w:w="150" w:type="dxa"/>
+              <w:left w:w="210" w:type="dxa"/>
+              <w:bottom w:w="150" w:type="dxa"/>
+              <w:right w:w="210" w:type="dxa"/>
+            </w:tcMar>
+            <w:vAlign w:val="center"/>
+            <w:hideMark/>
+          </w:tcPr>
+          <w:p>
+            <w:pPr>
+              <w:jc w:val="center"/>
+              <w:rPr>
+                <w:rFonts w:ascii="Outfit" w:eastAsia="Times New Roman" w:hAnsi="Outfit"/>
+                <w:b/>
+                <w:bCs/>
+                <w:color w:val="FFFFFF"/>
+                <w:sz w:val="20"/>
+                <w:szCs w:val="20"/>
+              </w:rPr>
+            </w:pPr>
+            <w:r>
+              <w:rPr>
+                <w:rFonts w:ascii="Outfit" w:eastAsia="Times New Roman" w:hAnsi="Outfit"/>
+                <w:b/>
+                <w:bCs/>
+                <w:color w:val="FFFFFF"/>
+                <w:sz w:val="20"/>
+                <w:szCs w:val="20"/>
+              </w:rPr>
+              <w:t>Total</w:t>
+            </w:r>
+          </w:p>
+        </w:tc>
+        <w:tc>
+          <w:tcPr>
+            <w:tcW w:w="0" w:type="auto"/>
+            <w:tcMar>
+              <w:top w:w="150" w:type="dxa"/>
+              <w:left w:w="210" w:type="dxa"/>
+              <w:bottom w:w="150" w:type="dxa"/>
+              <w:right w:w="210" w:type="dxa"/>
+            </w:tcMar>
+            <w:vAlign w:val="center"/>
+            <w:hideMark/>
+          </w:tcPr>
+          <w:p>
+            <w:pPr>
+              <w:jc w:val="center"/>
+              <w:rPr>
+                <w:rFonts w:ascii="Outfit" w:eastAsia="Times New Roman" w:hAnsi="Outfit"/>
+                <w:b/>
+                <w:bCs/>
+                <w:color w:val="FFFFFF"/>
+                <w:sz w:val="20"/>
+                <w:szCs w:val="20"/>
+              </w:rPr>
+            </w:pPr>
+            <w:r>
+              <w:rPr>
+                <w:rFonts w:ascii="Outfit" w:eastAsia="Times New Roman" w:hAnsi="Outfit"/>
+                <w:b/>
+                <w:bCs/>
+                <w:color w:val="FFFFFF"/>
+                <w:sz w:val="20"/>
+                <w:szCs w:val="20"/>
+              </w:rPr>
+              <w:t>%</w:t>
+            </w:r>
+          </w:p>
+        </w:tc>
+      </w:tr>
+      <w:tr>
+        <w:trPr>
+          <w:divId w:val="1038699402"/>
+        </w:trPr>
+        <w:tc>
+          <w:tcPr>
+            <w:tcW w:w="0" w:type="auto"/>
+            <w:tcMar>
+              <w:top w:w="150" w:type="dxa"/>
+              <w:left w:w="210" w:type="dxa"/>
+              <w:bottom w:w="150" w:type="dxa"/>
+              <w:right w:w="210" w:type="dxa"/>
+            </w:tcMar>
+            <w:vAlign w:val="center"/>
+            <w:hideMark/>
+          </w:tcPr>
+          <w:p>
+            <w:pPr>
+              <w:rPr>
+                <w:rFonts w:ascii="Plus Jakarta Sans" w:eastAsia="Times New Roman" w:hAnsi="Plus Jakarta Sans"/>
+                <w:sz w:val="20"/>
+                <w:szCs w:val="20"/>
+              </w:rPr>
+            </w:pPr>
+            <w:r>
+              <w:rPr>
+                <w:rStyle w:val="Textoennegrita"/>
+                <w:rFonts w:ascii="Plus Jakarta Sans" w:eastAsia="Times New Roman" w:hAnsi="Plus Jakarta Sans"/>
+                <w:sz w:val="20"/>
+                <w:szCs w:val="20"/>
+              </w:rPr>
+              <w:t>¿Conoce el Proyecto?</w:t>
+            </w:r>
+            <w:r>
+              <w:rPr>
+                <w:rFonts w:ascii="Plus Jakarta Sans" w:eastAsia="Times New Roman" w:hAnsi="Plus Jakarta Sans"/>
+                <w:sz w:val="20"/>
+                <w:szCs w:val="20"/>
+              </w:rPr>
+              <w:t xml:space="preserve"> (Sí)</w:t>
+            </w:r>
+          </w:p>
+        </w:tc>
+        <w:tc>
+          <w:tcPr>
+            <w:tcW w:w="0" w:type="auto"/>
+            <w:tcMar>
+              <w:top w:w="150" w:type="dxa"/>
+              <w:left w:w="210" w:type="dxa"/>
+              <w:bottom w:w="150" w:type="dxa"/>
+              <w:right w:w="210" w:type="dxa"/>
+            </w:tcMar>
+            <w:vAlign w:val="center"/>
+            <w:hideMark/>
+          </w:tcPr>
+          <w:p>
+            <w:pPr>
+              <w:rPr>
+                <w:rFonts w:ascii="Plus Jakarta Sans" w:eastAsia="Times New Roman" w:hAnsi="Plus Jakarta Sans"/>
+                <w:sz w:val="20"/>
+                <w:szCs w:val="20"/>
+              </w:rPr>
+            </w:pPr>
+            <w:r>
+              <w:rPr>
+                <w:rFonts w:ascii="Plus Jakarta Sans" w:eastAsia="Times New Roman" w:hAnsi="Plus Jakarta Sans"/>
+                <w:sz w:val="20"/>
+                <w:szCs w:val="20"/>
+              </w:rPr>
+              <w:t>1,494</w:t>
+            </w:r>
+          </w:p>
+        </w:tc>
+        <w:tc>
+          <w:tcPr>
+            <w:tcW w:w="0" w:type="auto"/>
+            <w:tcMar>
+              <w:top w:w="150" w:type="dxa"/>
+              <w:left w:w="210" w:type="dxa"/>
+              <w:bottom w:w="150" w:type="dxa"/>
+              <w:right w:w="210" w:type="dxa"/>
+            </w:tcMar>
+            <w:vAlign w:val="center"/>
+            <w:hideMark/>
+          </w:tcPr>
+          <w:p>
+            <w:pPr>
+              <w:rPr>
+                <w:rFonts w:ascii="Plus Jakarta Sans" w:eastAsia="Times New Roman" w:hAnsi="Plus Jakarta Sans"/>
+                <w:sz w:val="20"/>
+                <w:szCs w:val="20"/>
+              </w:rPr>
+            </w:pPr>
+            <w:r>
+              <w:rPr>
+                <w:rFonts w:ascii="Plus Jakarta Sans" w:eastAsia="Times New Roman" w:hAnsi="Plus Jakarta Sans"/>
+                <w:sz w:val="20"/>
+                <w:szCs w:val="20"/>
+              </w:rPr>
+              <w:t>1,444</w:t>
+            </w:r>
+          </w:p>
+        </w:tc>
+        <w:tc>
+          <w:tcPr>
+            <w:tcW w:w="0" w:type="auto"/>
+            <w:tcMar>
+              <w:top w:w="150" w:type="dxa"/>
+              <w:left w:w="210" w:type="dxa"/>
+              <w:bottom w:w="150" w:type="dxa"/>
+              <w:right w:w="210" w:type="dxa"/>
+            </w:tcMar>
+            <w:vAlign w:val="center"/>
+            <w:hideMark/>
+          </w:tcPr>
+          <w:p>
+            <w:pPr>
+              <w:rPr>
+                <w:rFonts w:ascii="Plus Jakarta Sans" w:eastAsia="Times New Roman" w:hAnsi="Plus Jakarta Sans"/>
+                <w:sz w:val="20"/>
+                <w:szCs w:val="20"/>
+              </w:rPr>
+            </w:pPr>
+            <w:r>
+              <w:rPr>
+                <w:rFonts w:ascii="Plus Jakarta Sans" w:eastAsia="Times New Roman" w:hAnsi="Plus Jakarta Sans"/>
+                <w:sz w:val="20"/>
+                <w:szCs w:val="20"/>
+              </w:rPr>
+              <w:t>688</w:t>
+            </w:r>
+          </w:p>
+        </w:tc>
+        <w:tc>
+          <w:tcPr>
+            <w:tcW w:w="0" w:type="auto"/>
+            <w:tcMar>
+              <w:top w:w="150" w:type="dxa"/>
+              <w:left w:w="210" w:type="dxa"/>
+              <w:bottom w:w="150" w:type="dxa"/>
+              <w:right w:w="210" w:type="dxa"/>
+            </w:tcMar>
+            <w:vAlign w:val="center"/>
+            <w:hideMark/>
+          </w:tcPr>
+          <w:p>
+            <w:pPr>
+              <w:rPr>
+                <w:rFonts w:ascii="Plus Jakarta Sans" w:eastAsia="Times New Roman" w:hAnsi="Plus Jakarta Sans"/>
+                <w:sz w:val="20"/>
+                <w:szCs w:val="20"/>
+              </w:rPr>
+            </w:pPr>
+            <w:r>
+              <w:rPr>
+                <w:rStyle w:val="Textoennegrita"/>
+                <w:rFonts w:ascii="Plus Jakarta Sans" w:eastAsia="Times New Roman" w:hAnsi="Plus Jakarta Sans"/>
+                <w:sz w:val="20"/>
+                <w:szCs w:val="20"/>
+              </w:rPr>
+              <w:t>3,626</w:t>
+            </w:r>
+          </w:p>
+        </w:tc>
+        <w:tc>
+          <w:tcPr>
+            <w:tcW w:w="0" w:type="auto"/>
+            <w:tcMar>
+              <w:top w:w="150" w:type="dxa"/>
+              <w:left w:w="210" w:type="dxa"/>
+              <w:bottom w:w="150" w:type="dxa"/>
+              <w:right w:w="210" w:type="dxa"/>
+            </w:tcMar>
+            <w:vAlign w:val="center"/>
+            <w:hideMark/>
+          </w:tcPr>
+          <w:p>
+            <w:pPr>
+              <w:rPr>
+                <w:rFonts w:ascii="Plus Jakarta Sans" w:eastAsia="Times New Roman" w:hAnsi="Plus Jakarta Sans"/>
+                <w:sz w:val="20"/>
+                <w:szCs w:val="20"/>
+              </w:rPr>
+            </w:pPr>
+            <w:r>
+              <w:rPr>
+                <w:rStyle w:val="Textoennegrita"/>
+                <w:rFonts w:ascii="Plus Jakarta Sans" w:eastAsia="Times New Roman" w:hAnsi="Plus Jakarta Sans"/>
+                <w:sz w:val="20"/>
+                <w:szCs w:val="20"/>
+              </w:rPr>
+              <w:t>86.9%</w:t>
+            </w:r>
+          </w:p>
+        </w:tc>
+      </w:tr>
+      <w:tr>
+        <w:trPr>
+          <w:divId w:val="1038699402"/>
+        </w:trPr>
+        <w:tc>
+          <w:tcPr>
+            <w:tcW w:w="0" w:type="auto"/>
+            <w:tcMar>
+              <w:top w:w="150" w:type="dxa"/>
+              <w:left w:w="210" w:type="dxa"/>
+              <w:bottom w:w="150" w:type="dxa"/>
+              <w:right w:w="210" w:type="dxa"/>
+            </w:tcMar>
+            <w:vAlign w:val="center"/>
+            <w:hideMark/>
+          </w:tcPr>
+          <w:p>
+            <w:pPr>
+              <w:rPr>
+                <w:rFonts w:ascii="Plus Jakarta Sans" w:eastAsia="Times New Roman" w:hAnsi="Plus Jakarta Sans"/>
+                <w:sz w:val="20"/>
+                <w:szCs w:val="20"/>
+              </w:rPr>
+            </w:pPr>
+            <w:r>
+              <w:rPr>
+                <w:rFonts w:ascii="Plus Jakarta Sans" w:eastAsia="Times New Roman" w:hAnsi="Plus Jakarta Sans"/>
+                <w:sz w:val="20"/>
+                <w:szCs w:val="20"/>
+              </w:rPr>
+              <w:t>No conoce</w:t>
+            </w:r>
+          </w:p>
+        </w:tc>
+        <w:tc>
+          <w:tcPr>
+            <w:tcW w:w="0" w:type="auto"/>
+            <w:tcMar>
+              <w:top w:w="150" w:type="dxa"/>
+              <w:left w:w="210" w:type="dxa"/>
+              <w:bottom w:w="150" w:type="dxa"/>
+              <w:right w:w="210" w:type="dxa"/>
+            </w:tcMar>
+            <w:vAlign w:val="center"/>
+            <w:hideMark/>
+          </w:tcPr>
+          <w:p>
+            <w:pPr>
+              <w:rPr>
+                <w:rFonts w:ascii="Plus Jakarta Sans" w:eastAsia="Times New Roman" w:hAnsi="Plus Jakarta Sans"/>
+                <w:sz w:val="20"/>
+                <w:szCs w:val="20"/>
+              </w:rPr>
+            </w:pPr>
+            <w:r>
+              <w:rPr>
+                <w:rFonts w:ascii="Plus Jakarta Sans" w:eastAsia="Times New Roman" w:hAnsi="Plus Jakarta Sans"/>
+                <w:sz w:val="20"/>
+                <w:szCs w:val="20"/>
+              </w:rPr>
+              <w:t>213</w:t>
+            </w:r>
+          </w:p>
+        </w:tc>
+        <w:tc>
+          <w:tcPr>
+            <w:tcW w:w="0" w:type="auto"/>
+            <w:tcMar>
+              <w:top w:w="150" w:type="dxa"/>
+              <w:left w:w="210" w:type="dxa"/>
+              <w:bottom w:w="150" w:type="dxa"/>
+              <w:right w:w="210" w:type="dxa"/>
+            </w:tcMar>
+            <w:vAlign w:val="center"/>
+            <w:hideMark/>
+          </w:tcPr>
+          <w:p>
+            <w:pPr>
+              <w:rPr>
+                <w:rFonts w:ascii="Plus Jakarta Sans" w:eastAsia="Times New Roman" w:hAnsi="Plus Jakarta Sans"/>
+                <w:sz w:val="20"/>
+                <w:szCs w:val="20"/>
+              </w:rPr>
+            </w:pPr>
+            <w:r>
+              <w:rPr>
+                <w:rFonts w:ascii="Plus Jakarta Sans" w:eastAsia="Times New Roman" w:hAnsi="Plus Jakarta Sans"/>
+                <w:sz w:val="20"/>
+                <w:szCs w:val="20"/>
+              </w:rPr>
+              <w:t>182</w:t>
+            </w:r>
+          </w:p>
+        </w:tc>
+        <w:tc>
+          <w:tcPr>
+            <w:tcW w:w="0" w:type="auto"/>
+            <w:tcMar>
+              <w:top w:w="150" w:type="dxa"/>
+              <w:left w:w="210" w:type="dxa"/>
+              <w:bottom w:w="150" w:type="dxa"/>
+              <w:right w:w="210" w:type="dxa"/>
+            </w:tcMar>
+            <w:vAlign w:val="center"/>
+            <w:hideMark/>
+          </w:tcPr>
+          <w:p>
+            <w:pPr>
+              <w:rPr>
+                <w:rFonts w:ascii="Plus Jakarta Sans" w:eastAsia="Times New Roman" w:hAnsi="Plus Jakarta Sans"/>
+                <w:sz w:val="20"/>
+                <w:szCs w:val="20"/>
+              </w:rPr>
+            </w:pPr>
+            <w:r>
+              <w:rPr>
+                <w:rFonts w:ascii="Plus Jakarta Sans" w:eastAsia="Times New Roman" w:hAnsi="Plus Jakarta Sans"/>
+                <w:sz w:val="20"/>
+                <w:szCs w:val="20"/>
+              </w:rPr>
+              <w:t>120</w:t>
+            </w:r>
+          </w:p>
+        </w:tc>
+        <w:tc>
+          <w:tcPr>
+            <w:tcW w:w="0" w:type="auto"/>
+            <w:tcMar>
+              <w:top w:w="150" w:type="dxa"/>
+              <w:left w:w="210" w:type="dxa"/>
+              <w:bottom w:w="150" w:type="dxa"/>
+              <w:right w:w="210" w:type="dxa"/>
+            </w:tcMar>
+            <w:vAlign w:val="center"/>
+            <w:hideMark/>
+          </w:tcPr>
+          <w:p>
+            <w:pPr>
+              <w:rPr>
+                <w:rFonts w:ascii="Plus Jakarta Sans" w:eastAsia="Times New Roman" w:hAnsi="Plus Jakarta Sans"/>
+                <w:sz w:val="20"/>
+                <w:szCs w:val="20"/>
+              </w:rPr>
+            </w:pPr>
+            <w:r>
+              <w:rPr>
+                <w:rFonts w:ascii="Plus Jakarta Sans" w:eastAsia="Times New Roman" w:hAnsi="Plus Jakarta Sans"/>
+                <w:sz w:val="20"/>
+                <w:szCs w:val="20"/>
+              </w:rPr>
+              <w:t>515</w:t>
+            </w:r>
+          </w:p>
+        </w:tc>
+        <w:tc>
+          <w:tcPr>
+            <w:tcW w:w="0" w:type="auto"/>
+            <w:tcMar>
+              <w:top w:w="150" w:type="dxa"/>
+              <w:left w:w="210" w:type="dxa"/>
+              <w:bottom w:w="150" w:type="dxa"/>
+              <w:right w:w="210" w:type="dxa"/>
+            </w:tcMar>
+            <w:vAlign w:val="center"/>
+            <w:hideMark/>
+          </w:tcPr>
+          <w:p>
+            <w:pPr>
+              <w:rPr>
+                <w:rFonts w:ascii="Plus Jakarta Sans" w:eastAsia="Times New Roman" w:hAnsi="Plus Jakarta Sans"/>
+                <w:sz w:val="20"/>
+                <w:szCs w:val="20"/>
+              </w:rPr>
+            </w:pPr>
+            <w:r>
+              <w:rPr>
+                <w:rFonts w:ascii="Plus Jakarta Sans" w:eastAsia="Times New Roman" w:hAnsi="Plus Jakarta Sans"/>
+                <w:sz w:val="20"/>
+                <w:szCs w:val="20"/>
+              </w:rPr>
+              <w:t>12.3%</w:t>
+            </w:r>
+          </w:p>
+        </w:tc>
+      </w:tr>
+      <w:tr>
+        <w:trPr>
+          <w:divId w:val="1038699402"/>
+        </w:trPr>
+        <w:tc>
+          <w:tcPr>
+            <w:tcW w:w="0" w:type="auto"/>
+            <w:tcMar>
+              <w:top w:w="150" w:type="dxa"/>
+              <w:left w:w="210" w:type="dxa"/>
+              <w:bottom w:w="150" w:type="dxa"/>
+              <w:right w:w="210" w:type="dxa"/>
+            </w:tcMar>
+            <w:vAlign w:val="center"/>
+            <w:hideMark/>
+          </w:tcPr>
+          <w:p>
+            <w:pPr>
+              <w:rPr>
+                <w:rFonts w:ascii="Plus Jakarta Sans" w:eastAsia="Times New Roman" w:hAnsi="Plus Jakarta Sans"/>
+                <w:sz w:val="20"/>
+                <w:szCs w:val="20"/>
+              </w:rPr>
+            </w:pPr>
+            <w:r>
+              <w:rPr>
+                <w:rStyle w:val="Textoennegrita"/>
+                <w:rFonts w:ascii="Plus Jakarta Sans" w:eastAsia="Times New Roman" w:hAnsi="Plus Jakarta Sans"/>
+                <w:sz w:val="20"/>
+                <w:szCs w:val="20"/>
+              </w:rPr>
+              <w:t>¿Conoce a la Presidenta?</w:t>
+            </w:r>
+            <w:r>
+              <w:rPr>
+                <w:rFonts w:ascii="Plus Jakarta Sans" w:eastAsia="Times New Roman" w:hAnsi="Plus Jakarta Sans"/>
+                <w:sz w:val="20"/>
+                <w:szCs w:val="20"/>
+              </w:rPr>
+              <w:t xml:space="preserve"> (Sí)</w:t>
+            </w:r>
+          </w:p>
+        </w:tc>
+        <w:tc>
+          <w:tcPr>
+            <w:tcW w:w="0" w:type="auto"/>
+            <w:tcMar>
+              <w:top w:w="150" w:type="dxa"/>
+              <w:left w:w="210" w:type="dxa"/>
+              <w:bottom w:w="150" w:type="dxa"/>
+              <w:right w:w="210" w:type="dxa"/>
+            </w:tcMar>
+            <w:vAlign w:val="center"/>
+            <w:hideMark/>
+          </w:tcPr>
+          <w:p>
+            <w:pPr>
+              <w:rPr>
+                <w:rFonts w:ascii="Plus Jakarta Sans" w:eastAsia="Times New Roman" w:hAnsi="Plus Jakarta Sans"/>
+                <w:sz w:val="20"/>
+                <w:szCs w:val="20"/>
+              </w:rPr>
+            </w:pPr>
+            <w:r>
+              <w:rPr>
+                <w:rFonts w:ascii="Plus Jakarta Sans" w:eastAsia="Times New Roman" w:hAnsi="Plus Jakarta Sans"/>
+                <w:sz w:val="20"/>
+                <w:szCs w:val="20"/>
+              </w:rPr>
+              <w:t>1,711</w:t>
+            </w:r>
+          </w:p>
+        </w:tc>
+        <w:tc>
+          <w:tcPr>
+            <w:tcW w:w="0" w:type="auto"/>
+            <w:tcMar>
+              <w:top w:w="150" w:type="dxa"/>
+              <w:left w:w="210" w:type="dxa"/>
+              <w:bottom w:w="150" w:type="dxa"/>
+              <w:right w:w="210" w:type="dxa"/>
+            </w:tcMar>
+            <w:vAlign w:val="center"/>
+            <w:hideMark/>
+          </w:tcPr>
+          <w:p>
+            <w:pPr>
+              <w:rPr>
+                <w:rFonts w:ascii="Plus Jakarta Sans" w:eastAsia="Times New Roman" w:hAnsi="Plus Jakarta Sans"/>
+                <w:sz w:val="20"/>
+                <w:szCs w:val="20"/>
+              </w:rPr>
+            </w:pPr>
+            <w:r>
+              <w:rPr>
+                <w:rFonts w:ascii="Plus Jakarta Sans" w:eastAsia="Times New Roman" w:hAnsi="Plus Jakarta Sans"/>
+                <w:sz w:val="20"/>
+                <w:szCs w:val="20"/>
+              </w:rPr>
+              <w:t>1,623</w:t>
+            </w:r>
+          </w:p>
+        </w:tc>
+        <w:tc>
+          <w:tcPr>
+            <w:tcW w:w="0" w:type="auto"/>
+            <w:tcMar>
+              <w:top w:w="150" w:type="dxa"/>
+              <w:left w:w="210" w:type="dxa"/>
+              <w:bottom w:w="150" w:type="dxa"/>
+              <w:right w:w="210" w:type="dxa"/>
+            </w:tcMar>
+            <w:vAlign w:val="center"/>
+            <w:hideMark/>
+          </w:tcPr>
+          <w:p>
+            <w:pPr>
+              <w:rPr>
+                <w:rFonts w:ascii="Plus Jakarta Sans" w:eastAsia="Times New Roman" w:hAnsi="Plus Jakarta Sans"/>
+                <w:sz w:val="20"/>
+                <w:szCs w:val="20"/>
+              </w:rPr>
+            </w:pPr>
+            <w:r>
+              <w:rPr>
+                <w:rFonts w:ascii="Plus Jakarta Sans" w:eastAsia="Times New Roman" w:hAnsi="Plus Jakarta Sans"/>
+                <w:sz w:val="20"/>
+                <w:szCs w:val="20"/>
+              </w:rPr>
+              <w:t>817</w:t>
+            </w:r>
+          </w:p>
+        </w:tc>
+        <w:tc>
+          <w:tcPr>
+            <w:tcW w:w="0" w:type="auto"/>
+            <w:tcMar>
+              <w:top w:w="150" w:type="dxa"/>
+              <w:left w:w="210" w:type="dxa"/>
+              <w:bottom w:w="150" w:type="dxa"/>
+              <w:right w:w="210" w:type="dxa"/>
+            </w:tcMar>
+            <w:vAlign w:val="center"/>
+            <w:hideMark/>
+          </w:tcPr>
+          <w:p>
+            <w:pPr>
+              <w:rPr>
+                <w:rFonts w:ascii="Plus Jakarta Sans" w:eastAsia="Times New Roman" w:hAnsi="Plus Jakarta Sans"/>
+                <w:sz w:val="20"/>
+                <w:szCs w:val="20"/>
+              </w:rPr>
+            </w:pPr>
+            <w:r>
+              <w:rPr>
+                <w:rStyle w:val="Textoennegrita"/>
+                <w:rFonts w:ascii="Plus Jakarta Sans" w:eastAsia="Times New Roman" w:hAnsi="Plus Jakarta Sans"/>
+                <w:sz w:val="20"/>
+                <w:szCs w:val="20"/>
+              </w:rPr>
+              <w:t>4,151</w:t>
+            </w:r>
+          </w:p>
+        </w:tc>
+        <w:tc>
+          <w:tcPr>
+            <w:tcW w:w="0" w:type="auto"/>
+            <w:tcMar>
+              <w:top w:w="150" w:type="dxa"/>
+              <w:left w:w="210" w:type="dxa"/>
+              <w:bottom w:w="150" w:type="dxa"/>
+              <w:right w:w="210" w:type="dxa"/>
+            </w:tcMar>
+            <w:vAlign w:val="center"/>
+            <w:hideMark/>
+          </w:tcPr>
+          <w:p>
+            <w:pPr>
+              <w:rPr>
+                <w:rFonts w:ascii="Plus Jakarta Sans" w:eastAsia="Times New Roman" w:hAnsi="Plus Jakarta Sans"/>
+                <w:sz w:val="20"/>
+                <w:szCs w:val="20"/>
+              </w:rPr>
+            </w:pPr>
+            <w:r>
+              <w:rPr>
+                <w:rStyle w:val="Textoennegrita"/>
+                <w:rFonts w:ascii="Plus Jakarta Sans" w:eastAsia="Times New Roman" w:hAnsi="Plus Jakarta Sans"/>
+                <w:sz w:val="20"/>
+                <w:szCs w:val="20"/>
+              </w:rPr>
+              <w:t>99.5%</w:t>
+            </w:r>
+          </w:p>
+        </w:tc>
+      </w:tr>
+    </w:tbl>
+    <w:p>
+      <w:pPr>
+        <w:pStyle w:val="Ttulo3"/>
+        <w:divId w:val="583682400"/>
+        <w:rPr>
+          <w:rFonts w:eastAsia="Times New Roman"/>
+          <w:lang w:val="es-ES"/>
+        </w:rPr>
+      </w:pPr>
+      <w:r>
+        <w:rPr>
+          <w:rFonts w:eastAsia="Times New Roman"/>
+          <w:lang w:val="es-ES"/>
+        </w:rPr>
+        <w:t>D. Longitud del Canal Principal (Percepción de los Usuarios)</w:t>
+      </w:r>
+    </w:p>
+    <w:tbl>
+      <w:tblPr>
+        <w:tblW w:w="5000" w:type="pct"/>
+        <w:tblCellMar>
+          <w:top w:w="15" w:type="dxa"/>
+          <w:left w:w="15" w:type="dxa"/>
+          <w:bottom w:w="15" w:type="dxa"/>
+          <w:right w:w="15" w:type="dxa"/>
+        </w:tblCellMar>
+        <w:tblLook w:val="04A0" w:firstRow="1" w:lastRow="0" w:firstColumn="1" w:lastColumn="0" w:noHBand="0" w:noVBand="1"/>
+      </w:tblPr>
+      <w:tblGrid>
+        <w:gridCol w:w="1481"/>
+        <w:gridCol w:w="3359"/>
+        <w:gridCol w:w="3664"/>
+      </w:tblGrid>
+      <w:tr>
+        <w:trPr>
+          <w:divId w:val="1221477746"/>
+          <w:tblHeader/>
+        </w:trPr>
+        <w:tc>
+          <w:tcPr>
+            <w:tcW w:w="0" w:type="auto"/>
+            <w:tcMar>
+              <w:top w:w="150" w:type="dxa"/>
+              <w:left w:w="210" w:type="dxa"/>
+              <w:bottom w:w="150" w:type="dxa"/>
+              <w:right w:w="210" w:type="dxa"/>
+            </w:tcMar>
+            <w:vAlign w:val="center"/>
+            <w:hideMark/>
+          </w:tcPr>
+          <w:p>
+            <w:pPr>
+              <w:jc w:val="center"/>
+              <w:rPr>
+                <w:rFonts w:ascii="Outfit" w:eastAsia="Times New Roman" w:hAnsi="Outfit"/>
+                <w:b/>
+                <w:bCs/>
+                <w:color w:val="FFFFFF"/>
+                <w:sz w:val="20"/>
+                <w:szCs w:val="20"/>
+              </w:rPr>
+            </w:pPr>
+            <w:r>
+              <w:rPr>
+                <w:rFonts w:ascii="Outfit" w:eastAsia="Times New Roman" w:hAnsi="Outfit"/>
+                <w:b/>
+                <w:bCs/>
+                <w:color w:val="FFFFFF"/>
+                <w:sz w:val="20"/>
+                <w:szCs w:val="20"/>
+              </w:rPr>
+              <w:t>Sector</w:t>
+            </w:r>
+          </w:p>
+        </w:tc>
+        <w:tc>
+          <w:tcPr>
+            <w:tcW w:w="0" w:type="auto"/>
+            <w:tcMar>
+              <w:top w:w="150" w:type="dxa"/>
+              <w:left w:w="210" w:type="dxa"/>
+              <w:bottom w:w="150" w:type="dxa"/>
+              <w:right w:w="210" w:type="dxa"/>
+            </w:tcMar>
+            <w:vAlign w:val="center"/>
+            <w:hideMark/>
+          </w:tcPr>
+          <w:p>
+            <w:pPr>
+              <w:jc w:val="center"/>
+              <w:rPr>
+                <w:rFonts w:ascii="Outfit" w:eastAsia="Times New Roman" w:hAnsi="Outfit"/>
+                <w:b/>
+                <w:bCs/>
+                <w:color w:val="FFFFFF"/>
+                <w:sz w:val="20"/>
+                <w:szCs w:val="20"/>
+              </w:rPr>
+            </w:pPr>
+            <w:r>
+              <w:rPr>
+                <w:rFonts w:ascii="Outfit" w:eastAsia="Times New Roman" w:hAnsi="Outfit"/>
+                <w:b/>
+                <w:bCs/>
+                <w:color w:val="FFFFFF"/>
+                <w:sz w:val="20"/>
+                <w:szCs w:val="20"/>
+              </w:rPr>
+              <w:t>Promedio estimado (km)</w:t>
+            </w:r>
+          </w:p>
+        </w:tc>
+        <w:tc>
+          <w:tcPr>
+            <w:tcW w:w="0" w:type="auto"/>
+            <w:tcMar>
+              <w:top w:w="150" w:type="dxa"/>
+              <w:left w:w="210" w:type="dxa"/>
+              <w:bottom w:w="150" w:type="dxa"/>
+              <w:right w:w="210" w:type="dxa"/>
+            </w:tcMar>
+            <w:vAlign w:val="center"/>
+            <w:hideMark/>
+          </w:tcPr>
+          <w:p>
+            <w:pPr>
+              <w:jc w:val="center"/>
+              <w:rPr>
+                <w:rFonts w:ascii="Outfit" w:eastAsia="Times New Roman" w:hAnsi="Outfit"/>
+                <w:b/>
+                <w:bCs/>
+                <w:color w:val="FFFFFF"/>
+                <w:sz w:val="20"/>
+                <w:szCs w:val="20"/>
+              </w:rPr>
+            </w:pPr>
+            <w:r>
+              <w:rPr>
+                <w:rFonts w:ascii="Outfit" w:eastAsia="Times New Roman" w:hAnsi="Outfit"/>
+                <w:b/>
+                <w:bCs/>
+                <w:color w:val="FFFFFF"/>
+                <w:sz w:val="20"/>
+                <w:szCs w:val="20"/>
+              </w:rPr>
+              <w:t>Regantes que respondieron</w:t>
+            </w:r>
+          </w:p>
+        </w:tc>
+      </w:tr>
+      <w:tr>
+        <w:trPr>
+          <w:divId w:val="1221477746"/>
+        </w:trPr>
+        <w:tc>
+          <w:tcPr>
+            <w:tcW w:w="0" w:type="auto"/>
+            <w:tcMar>
+              <w:top w:w="150" w:type="dxa"/>
+              <w:left w:w="210" w:type="dxa"/>
+              <w:bottom w:w="150" w:type="dxa"/>
+              <w:right w:w="210" w:type="dxa"/>
+            </w:tcMar>
+            <w:vAlign w:val="center"/>
+            <w:hideMark/>
+          </w:tcPr>
+          <w:p>
+            <w:pPr>
+              <w:rPr>
+                <w:rFonts w:ascii="Plus Jakarta Sans" w:eastAsia="Times New Roman" w:hAnsi="Plus Jakarta Sans"/>
+                <w:sz w:val="20"/>
+                <w:szCs w:val="20"/>
+              </w:rPr>
+            </w:pPr>
+            <w:r>
+              <w:rPr>
+                <w:rStyle w:val="Textoennegrita"/>
+                <w:rFonts w:ascii="Plus Jakarta Sans" w:eastAsia="Times New Roman" w:hAnsi="Plus Jakarta Sans"/>
+                <w:sz w:val="20"/>
+                <w:szCs w:val="20"/>
+              </w:rPr>
+              <w:t>Sector 1</w:t>
+            </w:r>
+          </w:p>
+        </w:tc>
+        <w:tc>
+          <w:tcPr>
+            <w:tcW w:w="0" w:type="auto"/>
+            <w:tcMar>
+              <w:top w:w="150" w:type="dxa"/>
+              <w:left w:w="210" w:type="dxa"/>
+              <w:bottom w:w="150" w:type="dxa"/>
+              <w:right w:w="210" w:type="dxa"/>
+            </w:tcMar>
+            <w:vAlign w:val="center"/>
+            <w:hideMark/>
+          </w:tcPr>
+          <w:p>
+            <w:pPr>
+              <w:rPr>
+                <w:rFonts w:ascii="Plus Jakarta Sans" w:eastAsia="Times New Roman" w:hAnsi="Plus Jakarta Sans"/>
+                <w:sz w:val="20"/>
+                <w:szCs w:val="20"/>
+              </w:rPr>
+            </w:pPr>
+            <w:r>
+              <w:rPr>
+                <w:rFonts w:ascii="Plus Jakarta Sans" w:eastAsia="Times New Roman" w:hAnsi="Plus Jakarta Sans"/>
+                <w:sz w:val="20"/>
+                <w:szCs w:val="20"/>
+              </w:rPr>
+              <w:t>55.6 km</w:t>
+            </w:r>
+          </w:p>
+        </w:tc>
+        <w:tc>
+          <w:tcPr>
+            <w:tcW w:w="0" w:type="auto"/>
+            <w:tcMar>
+              <w:top w:w="150" w:type="dxa"/>
+              <w:left w:w="210" w:type="dxa"/>
+              <w:bottom w:w="150" w:type="dxa"/>
+              <w:right w:w="210" w:type="dxa"/>
+            </w:tcMar>
+            <w:vAlign w:val="center"/>
+            <w:hideMark/>
+          </w:tcPr>
+          <w:p>
+            <w:pPr>
+              <w:rPr>
+                <w:rFonts w:ascii="Plus Jakarta Sans" w:eastAsia="Times New Roman" w:hAnsi="Plus Jakarta Sans"/>
+                <w:sz w:val="20"/>
+                <w:szCs w:val="20"/>
+              </w:rPr>
+            </w:pPr>
+            <w:r>
+              <w:rPr>
+                <w:rFonts w:ascii="Plus Jakarta Sans" w:eastAsia="Times New Roman" w:hAnsi="Plus Jakarta Sans"/>
+                <w:sz w:val="20"/>
+                <w:szCs w:val="20"/>
+              </w:rPr>
+              <w:t>1,707</w:t>
+            </w:r>
+          </w:p>
+        </w:tc>
+      </w:tr>
+      <w:tr>
+        <w:trPr>
+          <w:divId w:val="1221477746"/>
+        </w:trPr>
+        <w:tc>
+          <w:tcPr>
+            <w:tcW w:w="0" w:type="auto"/>
+            <w:tcMar>
+              <w:top w:w="150" w:type="dxa"/>
+              <w:left w:w="210" w:type="dxa"/>
+              <w:bottom w:w="150" w:type="dxa"/>
+              <w:right w:w="210" w:type="dxa"/>
+            </w:tcMar>
+            <w:vAlign w:val="center"/>
+            <w:hideMark/>
+          </w:tcPr>
+          <w:p>
+            <w:pPr>
+              <w:rPr>
+                <w:rFonts w:ascii="Plus Jakarta Sans" w:eastAsia="Times New Roman" w:hAnsi="Plus Jakarta Sans"/>
+                <w:sz w:val="20"/>
+                <w:szCs w:val="20"/>
+              </w:rPr>
+            </w:pPr>
+            <w:r>
+              <w:rPr>
+                <w:rStyle w:val="Textoennegrita"/>
+                <w:rFonts w:ascii="Plus Jakarta Sans" w:eastAsia="Times New Roman" w:hAnsi="Plus Jakarta Sans"/>
+                <w:sz w:val="20"/>
+                <w:szCs w:val="20"/>
+              </w:rPr>
+              <w:t>Sector 2</w:t>
+            </w:r>
+          </w:p>
+        </w:tc>
+        <w:tc>
+          <w:tcPr>
+            <w:tcW w:w="0" w:type="auto"/>
+            <w:tcMar>
+              <w:top w:w="150" w:type="dxa"/>
+              <w:left w:w="210" w:type="dxa"/>
+              <w:bottom w:w="150" w:type="dxa"/>
+              <w:right w:w="210" w:type="dxa"/>
+            </w:tcMar>
+            <w:vAlign w:val="center"/>
+            <w:hideMark/>
+          </w:tcPr>
+          <w:p>
+            <w:pPr>
+              <w:rPr>
+                <w:rFonts w:ascii="Plus Jakarta Sans" w:eastAsia="Times New Roman" w:hAnsi="Plus Jakarta Sans"/>
+                <w:sz w:val="20"/>
+                <w:szCs w:val="20"/>
+              </w:rPr>
+            </w:pPr>
+            <w:r>
+              <w:rPr>
+                <w:rFonts w:ascii="Plus Jakarta Sans" w:eastAsia="Times New Roman" w:hAnsi="Plus Jakarta Sans"/>
+                <w:sz w:val="20"/>
+                <w:szCs w:val="20"/>
+              </w:rPr>
+              <w:t>62.7 km</w:t>
+            </w:r>
+          </w:p>
+        </w:tc>
+        <w:tc>
+          <w:tcPr>
+            <w:tcW w:w="0" w:type="auto"/>
+            <w:tcMar>
+              <w:top w:w="150" w:type="dxa"/>
+              <w:left w:w="210" w:type="dxa"/>
+              <w:bottom w:w="150" w:type="dxa"/>
+              <w:right w:w="210" w:type="dxa"/>
+            </w:tcMar>
+            <w:vAlign w:val="center"/>
+            <w:hideMark/>
+          </w:tcPr>
+          <w:p>
+            <w:pPr>
+              <w:rPr>
+                <w:rFonts w:ascii="Plus Jakarta Sans" w:eastAsia="Times New Roman" w:hAnsi="Plus Jakarta Sans"/>
+                <w:sz w:val="20"/>
+                <w:szCs w:val="20"/>
+              </w:rPr>
+            </w:pPr>
+            <w:r>
+              <w:rPr>
+                <w:rFonts w:ascii="Plus Jakarta Sans" w:eastAsia="Times New Roman" w:hAnsi="Plus Jakarta Sans"/>
+                <w:sz w:val="20"/>
+                <w:szCs w:val="20"/>
+              </w:rPr>
+              <w:t>1,607</w:t>
+            </w:r>
+          </w:p>
+        </w:tc>
+      </w:tr>
+      <w:tr>
+        <w:trPr>
+          <w:divId w:val="1221477746"/>
+        </w:trPr>
+        <w:tc>
+          <w:tcPr>
+            <w:tcW w:w="0" w:type="auto"/>
+            <w:tcMar>
+              <w:top w:w="150" w:type="dxa"/>
+              <w:left w:w="210" w:type="dxa"/>
+              <w:bottom w:w="150" w:type="dxa"/>
+              <w:right w:w="210" w:type="dxa"/>
+            </w:tcMar>
+            <w:vAlign w:val="center"/>
+            <w:hideMark/>
+          </w:tcPr>
+          <w:p>
+            <w:pPr>
+              <w:rPr>
+                <w:rFonts w:ascii="Plus Jakarta Sans" w:eastAsia="Times New Roman" w:hAnsi="Plus Jakarta Sans"/>
+                <w:sz w:val="20"/>
+                <w:szCs w:val="20"/>
+              </w:rPr>
+            </w:pPr>
+            <w:r>
+              <w:rPr>
+                <w:rStyle w:val="Textoennegrita"/>
+                <w:rFonts w:ascii="Plus Jakarta Sans" w:eastAsia="Times New Roman" w:hAnsi="Plus Jakarta Sans"/>
+                <w:sz w:val="20"/>
+                <w:szCs w:val="20"/>
+              </w:rPr>
+              <w:t>Sector 3</w:t>
+            </w:r>
+          </w:p>
+        </w:tc>
+        <w:tc>
+          <w:tcPr>
+            <w:tcW w:w="0" w:type="auto"/>
+            <w:tcMar>
+              <w:top w:w="150" w:type="dxa"/>
+              <w:left w:w="210" w:type="dxa"/>
+              <w:bottom w:w="150" w:type="dxa"/>
+              <w:right w:w="210" w:type="dxa"/>
+            </w:tcMar>
+            <w:vAlign w:val="center"/>
+            <w:hideMark/>
+          </w:tcPr>
+          <w:p>
+            <w:pPr>
+              <w:rPr>
+                <w:rFonts w:ascii="Plus Jakarta Sans" w:eastAsia="Times New Roman" w:hAnsi="Plus Jakarta Sans"/>
+                <w:sz w:val="20"/>
+                <w:szCs w:val="20"/>
+              </w:rPr>
+            </w:pPr>
+            <w:r>
+              <w:rPr>
+                <w:rFonts w:ascii="Plus Jakarta Sans" w:eastAsia="Times New Roman" w:hAnsi="Plus Jakarta Sans"/>
+                <w:sz w:val="20"/>
+                <w:szCs w:val="20"/>
+              </w:rPr>
+              <w:t>58.8 km</w:t>
+            </w:r>
+          </w:p>
+        </w:tc>
+        <w:tc>
+          <w:tcPr>
+            <w:tcW w:w="0" w:type="auto"/>
+            <w:tcMar>
+              <w:top w:w="150" w:type="dxa"/>
+              <w:left w:w="210" w:type="dxa"/>
+              <w:bottom w:w="150" w:type="dxa"/>
+              <w:right w:w="210" w:type="dxa"/>
+            </w:tcMar>
+            <w:vAlign w:val="center"/>
+            <w:hideMark/>
+          </w:tcPr>
+          <w:p>
+            <w:pPr>
+              <w:rPr>
+                <w:rFonts w:ascii="Plus Jakarta Sans" w:eastAsia="Times New Roman" w:hAnsi="Plus Jakarta Sans"/>
+                <w:sz w:val="20"/>
+                <w:szCs w:val="20"/>
+              </w:rPr>
+            </w:pPr>
+            <w:r>
+              <w:rPr>
+                <w:rFonts w:ascii="Plus Jakarta Sans" w:eastAsia="Times New Roman" w:hAnsi="Plus Jakarta Sans"/>
+                <w:sz w:val="20"/>
+                <w:szCs w:val="20"/>
+              </w:rPr>
+              <w:t>814</w:t>
+            </w:r>
+          </w:p>
+        </w:tc>
+      </w:tr>
+    </w:tbl>
+    <w:p>
+      <w:pPr>
+        <w:pStyle w:val="NormalWeb"/>
+        <w:divId w:val="583682400"/>
+        <w:rPr>
+          <w:rFonts w:ascii="Plus Jakarta Sans" w:hAnsi="Plus Jakarta Sans"/>
+          <w:lang w:val="es-ES"/>
+        </w:rPr>
+      </w:pPr>
+      <w:r>
+        <w:rPr>
+          <w:rFonts w:ascii="Plus Jakarta Sans" w:hAnsi="Plus Jakarta Sans"/>
+          <w:lang w:val="es-ES"/>
+        </w:rPr>
+        <w:t xml:space="preserve">&gt; </w:t>
+      </w:r>
+      <w:r>
+        <w:rPr>
+          <w:rStyle w:val="nfasis"/>
+          <w:rFonts w:ascii="Plus Jakarta Sans" w:hAnsi="Plus Jakarta Sans"/>
+          <w:lang w:val="es-ES"/>
+        </w:rPr>
+        <w:t>Nota: Este dato refleja la percepción de los usuarios sobre la longitud del canal principal, no una medición técnica georreferenciada.</w:t>
+      </w:r>
+    </w:p>
+    <w:p>
+      <w:pPr>
+        <w:pStyle w:val="Ttulo3"/>
+        <w:divId w:val="583682400"/>
+        <w:rPr>
+          <w:rFonts w:eastAsia="Times New Roman"/>
+          <w:lang w:val="es-ES"/>
+        </w:rPr>
+      </w:pPr>
+      <w:r>
+        <w:rPr>
+          <w:rFonts w:eastAsia="Times New Roman"/>
+          <w:lang w:val="es-ES"/>
+        </w:rPr>
+        <w:t>E. Población y Familias Beneficiarias</w:t>
+      </w:r>
+    </w:p>
+    <w:tbl>
+      <w:tblPr>
+        <w:tblW w:w="5000" w:type="pct"/>
+        <w:tblCellMar>
+          <w:top w:w="15" w:type="dxa"/>
+          <w:left w:w="15" w:type="dxa"/>
+          <w:bottom w:w="15" w:type="dxa"/>
+          <w:right w:w="15" w:type="dxa"/>
+        </w:tblCellMar>
+        <w:tblLook w:val="04A0" w:firstRow="1" w:lastRow="0" w:firstColumn="1" w:lastColumn="0" w:noHBand="0" w:noVBand="1"/>
+      </w:tblPr>
+      <w:tblGrid>
+        <w:gridCol w:w="1151"/>
+        <w:gridCol w:w="1158"/>
+        <w:gridCol w:w="1721"/>
+        <w:gridCol w:w="1648"/>
+        <w:gridCol w:w="1372"/>
+        <w:gridCol w:w="1454"/>
+      </w:tblGrid>
+      <w:tr>
+        <w:trPr>
+          <w:divId w:val="1533112560"/>
+          <w:tblHeader/>
+        </w:trPr>
+        <w:tc>
+          <w:tcPr>
+            <w:tcW w:w="0" w:type="auto"/>
+            <w:tcMar>
+              <w:top w:w="150" w:type="dxa"/>
+              <w:left w:w="210" w:type="dxa"/>
+              <w:bottom w:w="150" w:type="dxa"/>
+              <w:right w:w="210" w:type="dxa"/>
+            </w:tcMar>
+            <w:vAlign w:val="center"/>
+            <w:hideMark/>
+          </w:tcPr>
+          <w:p>
+            <w:pPr>
+              <w:jc w:val="center"/>
+              <w:rPr>
+                <w:rFonts w:ascii="Outfit" w:eastAsia="Times New Roman" w:hAnsi="Outfit"/>
+                <w:b/>
+                <w:bCs/>
+                <w:color w:val="FFFFFF"/>
+                <w:sz w:val="20"/>
+                <w:szCs w:val="20"/>
+              </w:rPr>
+            </w:pPr>
+            <w:r>
+              <w:rPr>
+                <w:rFonts w:ascii="Outfit" w:eastAsia="Times New Roman" w:hAnsi="Outfit"/>
+                <w:b/>
+                <w:bCs/>
+                <w:color w:val="FFFFFF"/>
+                <w:sz w:val="20"/>
+                <w:szCs w:val="20"/>
+              </w:rPr>
+              <w:t>Sector</w:t>
+            </w:r>
+          </w:p>
+        </w:tc>
+        <w:tc>
+          <w:tcPr>
+            <w:tcW w:w="0" w:type="auto"/>
+            <w:tcMar>
+              <w:top w:w="150" w:type="dxa"/>
+              <w:left w:w="210" w:type="dxa"/>
+              <w:bottom w:w="150" w:type="dxa"/>
+              <w:right w:w="210" w:type="dxa"/>
+            </w:tcMar>
+            <w:vAlign w:val="center"/>
+            <w:hideMark/>
+          </w:tcPr>
+          <w:p>
+            <w:pPr>
+              <w:jc w:val="center"/>
+              <w:rPr>
+                <w:rFonts w:ascii="Outfit" w:eastAsia="Times New Roman" w:hAnsi="Outfit"/>
+                <w:b/>
+                <w:bCs/>
+                <w:color w:val="FFFFFF"/>
+                <w:sz w:val="20"/>
+                <w:szCs w:val="20"/>
+              </w:rPr>
+            </w:pPr>
+            <w:r>
+              <w:rPr>
+                <w:rFonts w:ascii="Outfit" w:eastAsia="Times New Roman" w:hAnsi="Outfit"/>
+                <w:b/>
+                <w:bCs/>
+                <w:color w:val="FFFFFF"/>
+                <w:sz w:val="20"/>
+                <w:szCs w:val="20"/>
+              </w:rPr>
+              <w:t>Familias</w:t>
+            </w:r>
+          </w:p>
+        </w:tc>
+        <w:tc>
+          <w:tcPr>
+            <w:tcW w:w="0" w:type="auto"/>
+            <w:tcMar>
+              <w:top w:w="150" w:type="dxa"/>
+              <w:left w:w="210" w:type="dxa"/>
+              <w:bottom w:w="150" w:type="dxa"/>
+              <w:right w:w="210" w:type="dxa"/>
+            </w:tcMar>
+            <w:vAlign w:val="center"/>
+            <w:hideMark/>
+          </w:tcPr>
+          <w:p>
+            <w:pPr>
+              <w:jc w:val="center"/>
+              <w:rPr>
+                <w:rFonts w:ascii="Outfit" w:eastAsia="Times New Roman" w:hAnsi="Outfit"/>
+                <w:b/>
+                <w:bCs/>
+                <w:color w:val="FFFFFF"/>
+                <w:sz w:val="20"/>
+                <w:szCs w:val="20"/>
+              </w:rPr>
+            </w:pPr>
+            <w:r>
+              <w:rPr>
+                <w:rFonts w:ascii="Outfit" w:eastAsia="Times New Roman" w:hAnsi="Outfit"/>
+                <w:b/>
+                <w:bCs/>
+                <w:color w:val="FFFFFF"/>
+                <w:sz w:val="20"/>
+                <w:szCs w:val="20"/>
+              </w:rPr>
+              <w:t>Hijos Hombres</w:t>
+            </w:r>
+          </w:p>
+        </w:tc>
+        <w:tc>
+          <w:tcPr>
+            <w:tcW w:w="0" w:type="auto"/>
+            <w:tcMar>
+              <w:top w:w="150" w:type="dxa"/>
+              <w:left w:w="210" w:type="dxa"/>
+              <w:bottom w:w="150" w:type="dxa"/>
+              <w:right w:w="210" w:type="dxa"/>
+            </w:tcMar>
+            <w:vAlign w:val="center"/>
+            <w:hideMark/>
+          </w:tcPr>
+          <w:p>
+            <w:pPr>
+              <w:jc w:val="center"/>
+              <w:rPr>
+                <w:rFonts w:ascii="Outfit" w:eastAsia="Times New Roman" w:hAnsi="Outfit"/>
+                <w:b/>
+                <w:bCs/>
+                <w:color w:val="FFFFFF"/>
+                <w:sz w:val="20"/>
+                <w:szCs w:val="20"/>
+              </w:rPr>
+            </w:pPr>
+            <w:r>
+              <w:rPr>
+                <w:rFonts w:ascii="Outfit" w:eastAsia="Times New Roman" w:hAnsi="Outfit"/>
+                <w:b/>
+                <w:bCs/>
+                <w:color w:val="FFFFFF"/>
+                <w:sz w:val="20"/>
+                <w:szCs w:val="20"/>
+              </w:rPr>
+              <w:t>Hijos Mujeres</w:t>
+            </w:r>
+          </w:p>
+        </w:tc>
+        <w:tc>
+          <w:tcPr>
+            <w:tcW w:w="0" w:type="auto"/>
+            <w:tcMar>
+              <w:top w:w="150" w:type="dxa"/>
+              <w:left w:w="210" w:type="dxa"/>
+              <w:bottom w:w="150" w:type="dxa"/>
+              <w:right w:w="210" w:type="dxa"/>
+            </w:tcMar>
+            <w:vAlign w:val="center"/>
+            <w:hideMark/>
+          </w:tcPr>
+          <w:p>
+            <w:pPr>
+              <w:jc w:val="center"/>
+              <w:rPr>
+                <w:rFonts w:ascii="Outfit" w:eastAsia="Times New Roman" w:hAnsi="Outfit"/>
+                <w:b/>
+                <w:bCs/>
+                <w:color w:val="FFFFFF"/>
+                <w:sz w:val="20"/>
+                <w:szCs w:val="20"/>
+              </w:rPr>
+            </w:pPr>
+            <w:r>
+              <w:rPr>
+                <w:rFonts w:ascii="Outfit" w:eastAsia="Times New Roman" w:hAnsi="Outfit"/>
+                <w:b/>
+                <w:bCs/>
+                <w:color w:val="FFFFFF"/>
+                <w:sz w:val="20"/>
+                <w:szCs w:val="20"/>
+              </w:rPr>
+              <w:t>Total Hijos</w:t>
+            </w:r>
+          </w:p>
+        </w:tc>
+        <w:tc>
+          <w:tcPr>
+            <w:tcW w:w="0" w:type="auto"/>
+            <w:tcMar>
+              <w:top w:w="150" w:type="dxa"/>
+              <w:left w:w="210" w:type="dxa"/>
+              <w:bottom w:w="150" w:type="dxa"/>
+              <w:right w:w="210" w:type="dxa"/>
+            </w:tcMar>
+            <w:vAlign w:val="center"/>
+            <w:hideMark/>
+          </w:tcPr>
+          <w:p>
+            <w:pPr>
+              <w:jc w:val="center"/>
+              <w:rPr>
+                <w:rFonts w:ascii="Outfit" w:eastAsia="Times New Roman" w:hAnsi="Outfit"/>
+                <w:b/>
+                <w:bCs/>
+                <w:color w:val="FFFFFF"/>
+                <w:sz w:val="20"/>
+                <w:szCs w:val="20"/>
+              </w:rPr>
+            </w:pPr>
+            <w:r>
+              <w:rPr>
+                <w:rFonts w:ascii="Outfit" w:eastAsia="Times New Roman" w:hAnsi="Outfit"/>
+                <w:b/>
+                <w:bCs/>
+                <w:color w:val="FFFFFF"/>
+                <w:sz w:val="20"/>
+                <w:szCs w:val="20"/>
+              </w:rPr>
+              <w:t>Prom. Hijos</w:t>
+            </w:r>
+          </w:p>
+        </w:tc>
+      </w:tr>
+      <w:tr>
+        <w:trPr>
+          <w:divId w:val="1533112560"/>
+        </w:trPr>
+        <w:tc>
+          <w:tcPr>
+            <w:tcW w:w="0" w:type="auto"/>
+            <w:tcMar>
+              <w:top w:w="150" w:type="dxa"/>
+              <w:left w:w="210" w:type="dxa"/>
+              <w:bottom w:w="150" w:type="dxa"/>
+              <w:right w:w="210" w:type="dxa"/>
+            </w:tcMar>
+            <w:vAlign w:val="center"/>
+            <w:hideMark/>
+          </w:tcPr>
+          <w:p>
+            <w:pPr>
+              <w:rPr>
+                <w:rFonts w:ascii="Plus Jakarta Sans" w:eastAsia="Times New Roman" w:hAnsi="Plus Jakarta Sans"/>
+                <w:sz w:val="20"/>
+                <w:szCs w:val="20"/>
+              </w:rPr>
+            </w:pPr>
+            <w:r>
+              <w:rPr>
+                <w:rStyle w:val="Textoennegrita"/>
+                <w:rFonts w:ascii="Plus Jakarta Sans" w:eastAsia="Times New Roman" w:hAnsi="Plus Jakarta Sans"/>
+                <w:sz w:val="20"/>
+                <w:szCs w:val="20"/>
+              </w:rPr>
+              <w:t>Sector 1</w:t>
+            </w:r>
+          </w:p>
+        </w:tc>
+        <w:tc>
+          <w:tcPr>
+            <w:tcW w:w="0" w:type="auto"/>
+            <w:tcMar>
+              <w:top w:w="150" w:type="dxa"/>
+              <w:left w:w="210" w:type="dxa"/>
+              <w:bottom w:w="150" w:type="dxa"/>
+              <w:right w:w="210" w:type="dxa"/>
+            </w:tcMar>
+            <w:vAlign w:val="center"/>
+            <w:hideMark/>
+          </w:tcPr>
+          <w:p>
+            <w:pPr>
+              <w:rPr>
+                <w:rFonts w:ascii="Plus Jakarta Sans" w:eastAsia="Times New Roman" w:hAnsi="Plus Jakarta Sans"/>
+                <w:sz w:val="20"/>
+                <w:szCs w:val="20"/>
+              </w:rPr>
+            </w:pPr>
+            <w:r>
+              <w:rPr>
+                <w:rFonts w:ascii="Plus Jakarta Sans" w:eastAsia="Times New Roman" w:hAnsi="Plus Jakarta Sans"/>
+                <w:sz w:val="20"/>
+                <w:szCs w:val="20"/>
+              </w:rPr>
+              <w:t>1,721</w:t>
+            </w:r>
+          </w:p>
+        </w:tc>
+        <w:tc>
+          <w:tcPr>
+            <w:tcW w:w="0" w:type="auto"/>
+            <w:tcMar>
+              <w:top w:w="150" w:type="dxa"/>
+              <w:left w:w="210" w:type="dxa"/>
+              <w:bottom w:w="150" w:type="dxa"/>
+              <w:right w:w="210" w:type="dxa"/>
+            </w:tcMar>
+            <w:vAlign w:val="center"/>
+            <w:hideMark/>
+          </w:tcPr>
+          <w:p>
+            <w:pPr>
+              <w:rPr>
+                <w:rFonts w:ascii="Plus Jakarta Sans" w:eastAsia="Times New Roman" w:hAnsi="Plus Jakarta Sans"/>
+                <w:sz w:val="20"/>
+                <w:szCs w:val="20"/>
+              </w:rPr>
+            </w:pPr>
+            <w:r>
+              <w:rPr>
+                <w:rFonts w:ascii="Plus Jakarta Sans" w:eastAsia="Times New Roman" w:hAnsi="Plus Jakarta Sans"/>
+                <w:sz w:val="20"/>
+                <w:szCs w:val="20"/>
+              </w:rPr>
+              <w:t>2,867</w:t>
+            </w:r>
+          </w:p>
+        </w:tc>
+        <w:tc>
+          <w:tcPr>
+            <w:tcW w:w="0" w:type="auto"/>
+            <w:tcMar>
+              <w:top w:w="150" w:type="dxa"/>
+              <w:left w:w="210" w:type="dxa"/>
+              <w:bottom w:w="150" w:type="dxa"/>
+              <w:right w:w="210" w:type="dxa"/>
+            </w:tcMar>
+            <w:vAlign w:val="center"/>
+            <w:hideMark/>
+          </w:tcPr>
+          <w:p>
+            <w:pPr>
+              <w:rPr>
+                <w:rFonts w:ascii="Plus Jakarta Sans" w:eastAsia="Times New Roman" w:hAnsi="Plus Jakarta Sans"/>
+                <w:sz w:val="20"/>
+                <w:szCs w:val="20"/>
+              </w:rPr>
+            </w:pPr>
+            <w:r>
+              <w:rPr>
+                <w:rFonts w:ascii="Plus Jakarta Sans" w:eastAsia="Times New Roman" w:hAnsi="Plus Jakarta Sans"/>
+                <w:sz w:val="20"/>
+                <w:szCs w:val="20"/>
+              </w:rPr>
+              <w:t>2,818</w:t>
+            </w:r>
+          </w:p>
+        </w:tc>
+        <w:tc>
+          <w:tcPr>
+            <w:tcW w:w="0" w:type="auto"/>
+            <w:tcMar>
+              <w:top w:w="150" w:type="dxa"/>
+              <w:left w:w="210" w:type="dxa"/>
+              <w:bottom w:w="150" w:type="dxa"/>
+              <w:right w:w="210" w:type="dxa"/>
+            </w:tcMar>
+            <w:vAlign w:val="center"/>
+            <w:hideMark/>
+          </w:tcPr>
+          <w:p>
+            <w:pPr>
+              <w:rPr>
+                <w:rFonts w:ascii="Plus Jakarta Sans" w:eastAsia="Times New Roman" w:hAnsi="Plus Jakarta Sans"/>
+                <w:sz w:val="20"/>
+                <w:szCs w:val="20"/>
+              </w:rPr>
+            </w:pPr>
+            <w:r>
+              <w:rPr>
+                <w:rFonts w:ascii="Plus Jakarta Sans" w:eastAsia="Times New Roman" w:hAnsi="Plus Jakarta Sans"/>
+                <w:sz w:val="20"/>
+                <w:szCs w:val="20"/>
+              </w:rPr>
+              <w:t>5,685</w:t>
+            </w:r>
+          </w:p>
+        </w:tc>
+        <w:tc>
+          <w:tcPr>
+            <w:tcW w:w="0" w:type="auto"/>
+            <w:tcMar>
+              <w:top w:w="150" w:type="dxa"/>
+              <w:left w:w="210" w:type="dxa"/>
+              <w:bottom w:w="150" w:type="dxa"/>
+              <w:right w:w="210" w:type="dxa"/>
+            </w:tcMar>
+            <w:vAlign w:val="center"/>
+            <w:hideMark/>
+          </w:tcPr>
+          <w:p>
+            <w:pPr>
+              <w:rPr>
+                <w:rFonts w:ascii="Plus Jakarta Sans" w:eastAsia="Times New Roman" w:hAnsi="Plus Jakarta Sans"/>
+                <w:sz w:val="20"/>
+                <w:szCs w:val="20"/>
+              </w:rPr>
+            </w:pPr>
+            <w:r>
+              <w:rPr>
+                <w:rFonts w:ascii="Plus Jakarta Sans" w:eastAsia="Times New Roman" w:hAnsi="Plus Jakarta Sans"/>
+                <w:sz w:val="20"/>
+                <w:szCs w:val="20"/>
+              </w:rPr>
+              <w:t>3.3</w:t>
+            </w:r>
+          </w:p>
+        </w:tc>
+      </w:tr>
+      <w:tr>
+        <w:trPr>
+          <w:divId w:val="1533112560"/>
+        </w:trPr>
+        <w:tc>
+          <w:tcPr>
+            <w:tcW w:w="0" w:type="auto"/>
+            <w:tcMar>
+              <w:top w:w="150" w:type="dxa"/>
+              <w:left w:w="210" w:type="dxa"/>
+              <w:bottom w:w="150" w:type="dxa"/>
+              <w:right w:w="210" w:type="dxa"/>
+            </w:tcMar>
+            <w:vAlign w:val="center"/>
+            <w:hideMark/>
+          </w:tcPr>
+          <w:p>
+            <w:pPr>
+              <w:rPr>
+                <w:rFonts w:ascii="Plus Jakarta Sans" w:eastAsia="Times New Roman" w:hAnsi="Plus Jakarta Sans"/>
+                <w:sz w:val="20"/>
+                <w:szCs w:val="20"/>
+              </w:rPr>
+            </w:pPr>
+            <w:r>
+              <w:rPr>
+                <w:rStyle w:val="Textoennegrita"/>
+                <w:rFonts w:ascii="Plus Jakarta Sans" w:eastAsia="Times New Roman" w:hAnsi="Plus Jakarta Sans"/>
+                <w:sz w:val="20"/>
+                <w:szCs w:val="20"/>
+              </w:rPr>
+              <w:t>Sector 2</w:t>
+            </w:r>
+          </w:p>
+        </w:tc>
+        <w:tc>
+          <w:tcPr>
+            <w:tcW w:w="0" w:type="auto"/>
+            <w:tcMar>
+              <w:top w:w="150" w:type="dxa"/>
+              <w:left w:w="210" w:type="dxa"/>
+              <w:bottom w:w="150" w:type="dxa"/>
+              <w:right w:w="210" w:type="dxa"/>
+            </w:tcMar>
+            <w:vAlign w:val="center"/>
+            <w:hideMark/>
+          </w:tcPr>
+          <w:p>
+            <w:pPr>
+              <w:rPr>
+                <w:rFonts w:ascii="Plus Jakarta Sans" w:eastAsia="Times New Roman" w:hAnsi="Plus Jakarta Sans"/>
+                <w:sz w:val="20"/>
+                <w:szCs w:val="20"/>
+              </w:rPr>
+            </w:pPr>
+            <w:r>
+              <w:rPr>
+                <w:rFonts w:ascii="Plus Jakarta Sans" w:eastAsia="Times New Roman" w:hAnsi="Plus Jakarta Sans"/>
+                <w:sz w:val="20"/>
+                <w:szCs w:val="20"/>
+              </w:rPr>
+              <w:t>1,633</w:t>
+            </w:r>
+          </w:p>
+        </w:tc>
+        <w:tc>
+          <w:tcPr>
+            <w:tcW w:w="0" w:type="auto"/>
+            <w:tcMar>
+              <w:top w:w="150" w:type="dxa"/>
+              <w:left w:w="210" w:type="dxa"/>
+              <w:bottom w:w="150" w:type="dxa"/>
+              <w:right w:w="210" w:type="dxa"/>
+            </w:tcMar>
+            <w:vAlign w:val="center"/>
+            <w:hideMark/>
+          </w:tcPr>
+          <w:p>
+            <w:pPr>
+              <w:rPr>
+                <w:rFonts w:ascii="Plus Jakarta Sans" w:eastAsia="Times New Roman" w:hAnsi="Plus Jakarta Sans"/>
+                <w:sz w:val="20"/>
+                <w:szCs w:val="20"/>
+              </w:rPr>
+            </w:pPr>
+            <w:r>
+              <w:rPr>
+                <w:rFonts w:ascii="Plus Jakarta Sans" w:eastAsia="Times New Roman" w:hAnsi="Plus Jakarta Sans"/>
+                <w:sz w:val="20"/>
+                <w:szCs w:val="20"/>
+              </w:rPr>
+              <w:t>1,794</w:t>
+            </w:r>
+          </w:p>
+        </w:tc>
+        <w:tc>
+          <w:tcPr>
+            <w:tcW w:w="0" w:type="auto"/>
+            <w:tcMar>
+              <w:top w:w="150" w:type="dxa"/>
+              <w:left w:w="210" w:type="dxa"/>
+              <w:bottom w:w="150" w:type="dxa"/>
+              <w:right w:w="210" w:type="dxa"/>
+            </w:tcMar>
+            <w:vAlign w:val="center"/>
+            <w:hideMark/>
+          </w:tcPr>
+          <w:p>
+            <w:pPr>
+              <w:rPr>
+                <w:rFonts w:ascii="Plus Jakarta Sans" w:eastAsia="Times New Roman" w:hAnsi="Plus Jakarta Sans"/>
+                <w:sz w:val="20"/>
+                <w:szCs w:val="20"/>
+              </w:rPr>
+            </w:pPr>
+            <w:r>
+              <w:rPr>
+                <w:rFonts w:ascii="Plus Jakarta Sans" w:eastAsia="Times New Roman" w:hAnsi="Plus Jakarta Sans"/>
+                <w:sz w:val="20"/>
+                <w:szCs w:val="20"/>
+              </w:rPr>
+              <w:t>1,738</w:t>
+            </w:r>
+          </w:p>
+        </w:tc>
+        <w:tc>
+          <w:tcPr>
+            <w:tcW w:w="0" w:type="auto"/>
+            <w:tcMar>
+              <w:top w:w="150" w:type="dxa"/>
+              <w:left w:w="210" w:type="dxa"/>
+              <w:bottom w:w="150" w:type="dxa"/>
+              <w:right w:w="210" w:type="dxa"/>
+            </w:tcMar>
+            <w:vAlign w:val="center"/>
+            <w:hideMark/>
+          </w:tcPr>
+          <w:p>
+            <w:pPr>
+              <w:rPr>
+                <w:rFonts w:ascii="Plus Jakarta Sans" w:eastAsia="Times New Roman" w:hAnsi="Plus Jakarta Sans"/>
+                <w:sz w:val="20"/>
+                <w:szCs w:val="20"/>
+              </w:rPr>
+            </w:pPr>
+            <w:r>
+              <w:rPr>
+                <w:rFonts w:ascii="Plus Jakarta Sans" w:eastAsia="Times New Roman" w:hAnsi="Plus Jakarta Sans"/>
+                <w:sz w:val="20"/>
+                <w:szCs w:val="20"/>
+              </w:rPr>
+              <w:t>3,532</w:t>
+            </w:r>
+          </w:p>
+        </w:tc>
+        <w:tc>
+          <w:tcPr>
+            <w:tcW w:w="0" w:type="auto"/>
+            <w:tcMar>
+              <w:top w:w="150" w:type="dxa"/>
+              <w:left w:w="210" w:type="dxa"/>
+              <w:bottom w:w="150" w:type="dxa"/>
+              <w:right w:w="210" w:type="dxa"/>
+            </w:tcMar>
+            <w:vAlign w:val="center"/>
+            <w:hideMark/>
+          </w:tcPr>
+          <w:p>
+            <w:pPr>
+              <w:rPr>
+                <w:rFonts w:ascii="Plus Jakarta Sans" w:eastAsia="Times New Roman" w:hAnsi="Plus Jakarta Sans"/>
+                <w:sz w:val="20"/>
+                <w:szCs w:val="20"/>
+              </w:rPr>
+            </w:pPr>
+            <w:r>
+              <w:rPr>
+                <w:rFonts w:ascii="Plus Jakarta Sans" w:eastAsia="Times New Roman" w:hAnsi="Plus Jakarta Sans"/>
+                <w:sz w:val="20"/>
+                <w:szCs w:val="20"/>
+              </w:rPr>
+              <w:t>2.2</w:t>
+            </w:r>
+          </w:p>
+        </w:tc>
+      </w:tr>
+      <w:tr>
+        <w:trPr>
+          <w:divId w:val="1533112560"/>
+        </w:trPr>
+        <w:tc>
+          <w:tcPr>
+            <w:tcW w:w="0" w:type="auto"/>
+            <w:tcMar>
+              <w:top w:w="150" w:type="dxa"/>
+              <w:left w:w="210" w:type="dxa"/>
+              <w:bottom w:w="150" w:type="dxa"/>
+              <w:right w:w="210" w:type="dxa"/>
+            </w:tcMar>
+            <w:vAlign w:val="center"/>
+            <w:hideMark/>
+          </w:tcPr>
+          <w:p>
+            <w:pPr>
+              <w:rPr>
+                <w:rFonts w:ascii="Plus Jakarta Sans" w:eastAsia="Times New Roman" w:hAnsi="Plus Jakarta Sans"/>
+                <w:sz w:val="20"/>
+                <w:szCs w:val="20"/>
+              </w:rPr>
+            </w:pPr>
+            <w:r>
+              <w:rPr>
+                <w:rStyle w:val="Textoennegrita"/>
+                <w:rFonts w:ascii="Plus Jakarta Sans" w:eastAsia="Times New Roman" w:hAnsi="Plus Jakarta Sans"/>
+                <w:sz w:val="20"/>
+                <w:szCs w:val="20"/>
+              </w:rPr>
+              <w:t>Sector 3</w:t>
+            </w:r>
+          </w:p>
+        </w:tc>
+        <w:tc>
+          <w:tcPr>
+            <w:tcW w:w="0" w:type="auto"/>
+            <w:tcMar>
+              <w:top w:w="150" w:type="dxa"/>
+              <w:left w:w="210" w:type="dxa"/>
+              <w:bottom w:w="150" w:type="dxa"/>
+              <w:right w:w="210" w:type="dxa"/>
+            </w:tcMar>
+            <w:vAlign w:val="center"/>
+            <w:hideMark/>
+          </w:tcPr>
+          <w:p>
+            <w:pPr>
+              <w:rPr>
+                <w:rFonts w:ascii="Plus Jakarta Sans" w:eastAsia="Times New Roman" w:hAnsi="Plus Jakarta Sans"/>
+                <w:sz w:val="20"/>
+                <w:szCs w:val="20"/>
+              </w:rPr>
+            </w:pPr>
+            <w:r>
+              <w:rPr>
+                <w:rFonts w:ascii="Plus Jakarta Sans" w:eastAsia="Times New Roman" w:hAnsi="Plus Jakarta Sans"/>
+                <w:sz w:val="20"/>
+                <w:szCs w:val="20"/>
+              </w:rPr>
+              <w:t>817</w:t>
+            </w:r>
+          </w:p>
+        </w:tc>
+        <w:tc>
+          <w:tcPr>
+            <w:tcW w:w="0" w:type="auto"/>
+            <w:tcMar>
+              <w:top w:w="150" w:type="dxa"/>
+              <w:left w:w="210" w:type="dxa"/>
+              <w:bottom w:w="150" w:type="dxa"/>
+              <w:right w:w="210" w:type="dxa"/>
+            </w:tcMar>
+            <w:vAlign w:val="center"/>
+            <w:hideMark/>
+          </w:tcPr>
+          <w:p>
+            <w:pPr>
+              <w:rPr>
+                <w:rFonts w:ascii="Plus Jakarta Sans" w:eastAsia="Times New Roman" w:hAnsi="Plus Jakarta Sans"/>
+                <w:sz w:val="20"/>
+                <w:szCs w:val="20"/>
+              </w:rPr>
+            </w:pPr>
+            <w:r>
+              <w:rPr>
+                <w:rFonts w:ascii="Plus Jakarta Sans" w:eastAsia="Times New Roman" w:hAnsi="Plus Jakarta Sans"/>
+                <w:sz w:val="20"/>
+                <w:szCs w:val="20"/>
+              </w:rPr>
+              <w:t>1,416</w:t>
+            </w:r>
+          </w:p>
+        </w:tc>
+        <w:tc>
+          <w:tcPr>
+            <w:tcW w:w="0" w:type="auto"/>
+            <w:tcMar>
+              <w:top w:w="150" w:type="dxa"/>
+              <w:left w:w="210" w:type="dxa"/>
+              <w:bottom w:w="150" w:type="dxa"/>
+              <w:right w:w="210" w:type="dxa"/>
+            </w:tcMar>
+            <w:vAlign w:val="center"/>
+            <w:hideMark/>
+          </w:tcPr>
+          <w:p>
+            <w:pPr>
+              <w:rPr>
+                <w:rFonts w:ascii="Plus Jakarta Sans" w:eastAsia="Times New Roman" w:hAnsi="Plus Jakarta Sans"/>
+                <w:sz w:val="20"/>
+                <w:szCs w:val="20"/>
+              </w:rPr>
+            </w:pPr>
+            <w:r>
+              <w:rPr>
+                <w:rFonts w:ascii="Plus Jakarta Sans" w:eastAsia="Times New Roman" w:hAnsi="Plus Jakarta Sans"/>
+                <w:sz w:val="20"/>
+                <w:szCs w:val="20"/>
+              </w:rPr>
+              <w:t>1,264</w:t>
+            </w:r>
+          </w:p>
+        </w:tc>
+        <w:tc>
+          <w:tcPr>
+            <w:tcW w:w="0" w:type="auto"/>
+            <w:tcMar>
+              <w:top w:w="150" w:type="dxa"/>
+              <w:left w:w="210" w:type="dxa"/>
+              <w:bottom w:w="150" w:type="dxa"/>
+              <w:right w:w="210" w:type="dxa"/>
+            </w:tcMar>
+            <w:vAlign w:val="center"/>
+            <w:hideMark/>
+          </w:tcPr>
+          <w:p>
+            <w:pPr>
+              <w:rPr>
+                <w:rFonts w:ascii="Plus Jakarta Sans" w:eastAsia="Times New Roman" w:hAnsi="Plus Jakarta Sans"/>
+                <w:sz w:val="20"/>
+                <w:szCs w:val="20"/>
+              </w:rPr>
+            </w:pPr>
+            <w:r>
+              <w:rPr>
+                <w:rFonts w:ascii="Plus Jakarta Sans" w:eastAsia="Times New Roman" w:hAnsi="Plus Jakarta Sans"/>
+                <w:sz w:val="20"/>
+                <w:szCs w:val="20"/>
+              </w:rPr>
+              <w:t>2,680</w:t>
+            </w:r>
+          </w:p>
+        </w:tc>
+        <w:tc>
+          <w:tcPr>
+            <w:tcW w:w="0" w:type="auto"/>
+            <w:tcMar>
+              <w:top w:w="150" w:type="dxa"/>
+              <w:left w:w="210" w:type="dxa"/>
+              <w:bottom w:w="150" w:type="dxa"/>
+              <w:right w:w="210" w:type="dxa"/>
+            </w:tcMar>
+            <w:vAlign w:val="center"/>
+            <w:hideMark/>
+          </w:tcPr>
+          <w:p>
+            <w:pPr>
+              <w:rPr>
+                <w:rFonts w:ascii="Plus Jakarta Sans" w:eastAsia="Times New Roman" w:hAnsi="Plus Jakarta Sans"/>
+                <w:sz w:val="20"/>
+                <w:szCs w:val="20"/>
+              </w:rPr>
+            </w:pPr>
+            <w:r>
+              <w:rPr>
+                <w:rFonts w:ascii="Plus Jakarta Sans" w:eastAsia="Times New Roman" w:hAnsi="Plus Jakarta Sans"/>
+                <w:sz w:val="20"/>
+                <w:szCs w:val="20"/>
+              </w:rPr>
+              <w:t>3.3</w:t>
+            </w:r>
+          </w:p>
+        </w:tc>
+      </w:tr>
+      <w:tr>
+        <w:trPr>
+          <w:divId w:val="1533112560"/>
+        </w:trPr>
+        <w:tc>
+          <w:tcPr>
+            <w:tcW w:w="0" w:type="auto"/>
+            <w:tcMar>
+              <w:top w:w="150" w:type="dxa"/>
+              <w:left w:w="210" w:type="dxa"/>
+              <w:bottom w:w="150" w:type="dxa"/>
+              <w:right w:w="210" w:type="dxa"/>
+            </w:tcMar>
+            <w:vAlign w:val="center"/>
+            <w:hideMark/>
+          </w:tcPr>
+          <w:p>
+            <w:pPr>
+              <w:rPr>
+                <w:rFonts w:ascii="Plus Jakarta Sans" w:eastAsia="Times New Roman" w:hAnsi="Plus Jakarta Sans"/>
+                <w:sz w:val="20"/>
+                <w:szCs w:val="20"/>
+              </w:rPr>
+            </w:pPr>
+            <w:r>
+              <w:rPr>
+                <w:rStyle w:val="Textoennegrita"/>
+                <w:rFonts w:ascii="Plus Jakarta Sans" w:eastAsia="Times New Roman" w:hAnsi="Plus Jakarta Sans"/>
+                <w:sz w:val="20"/>
+                <w:szCs w:val="20"/>
+              </w:rPr>
+              <w:t>TOTAL</w:t>
+            </w:r>
+          </w:p>
+        </w:tc>
+        <w:tc>
+          <w:tcPr>
+            <w:tcW w:w="0" w:type="auto"/>
+            <w:tcMar>
+              <w:top w:w="150" w:type="dxa"/>
+              <w:left w:w="210" w:type="dxa"/>
+              <w:bottom w:w="150" w:type="dxa"/>
+              <w:right w:w="210" w:type="dxa"/>
+            </w:tcMar>
+            <w:vAlign w:val="center"/>
+            <w:hideMark/>
+          </w:tcPr>
+          <w:p>
+            <w:pPr>
+              <w:rPr>
+                <w:rFonts w:ascii="Plus Jakarta Sans" w:eastAsia="Times New Roman" w:hAnsi="Plus Jakarta Sans"/>
+                <w:sz w:val="20"/>
+                <w:szCs w:val="20"/>
+              </w:rPr>
+            </w:pPr>
+            <w:r>
+              <w:rPr>
+                <w:rStyle w:val="Textoennegrita"/>
+                <w:rFonts w:ascii="Plus Jakarta Sans" w:eastAsia="Times New Roman" w:hAnsi="Plus Jakarta Sans"/>
+                <w:sz w:val="20"/>
+                <w:szCs w:val="20"/>
+              </w:rPr>
+              <w:t>4,171</w:t>
+            </w:r>
+          </w:p>
+        </w:tc>
+        <w:tc>
+          <w:tcPr>
+            <w:tcW w:w="0" w:type="auto"/>
+            <w:tcMar>
+              <w:top w:w="150" w:type="dxa"/>
+              <w:left w:w="210" w:type="dxa"/>
+              <w:bottom w:w="150" w:type="dxa"/>
+              <w:right w:w="210" w:type="dxa"/>
+            </w:tcMar>
+            <w:vAlign w:val="center"/>
+            <w:hideMark/>
+          </w:tcPr>
+          <w:p>
+            <w:pPr>
+              <w:rPr>
+                <w:rFonts w:ascii="Plus Jakarta Sans" w:eastAsia="Times New Roman" w:hAnsi="Plus Jakarta Sans"/>
+                <w:sz w:val="20"/>
+                <w:szCs w:val="20"/>
+              </w:rPr>
+            </w:pPr>
+            <w:r>
+              <w:rPr>
+                <w:rStyle w:val="Textoennegrita"/>
+                <w:rFonts w:ascii="Plus Jakarta Sans" w:eastAsia="Times New Roman" w:hAnsi="Plus Jakarta Sans"/>
+                <w:sz w:val="20"/>
+                <w:szCs w:val="20"/>
+              </w:rPr>
+              <w:t>6,077</w:t>
+            </w:r>
+          </w:p>
+        </w:tc>
+        <w:tc>
+          <w:tcPr>
+            <w:tcW w:w="0" w:type="auto"/>
+            <w:tcMar>
+              <w:top w:w="150" w:type="dxa"/>
+              <w:left w:w="210" w:type="dxa"/>
+              <w:bottom w:w="150" w:type="dxa"/>
+              <w:right w:w="210" w:type="dxa"/>
+            </w:tcMar>
+            <w:vAlign w:val="center"/>
+            <w:hideMark/>
+          </w:tcPr>
+          <w:p>
+            <w:pPr>
+              <w:rPr>
+                <w:rFonts w:ascii="Plus Jakarta Sans" w:eastAsia="Times New Roman" w:hAnsi="Plus Jakarta Sans"/>
+                <w:sz w:val="20"/>
+                <w:szCs w:val="20"/>
+              </w:rPr>
+            </w:pPr>
+            <w:r>
+              <w:rPr>
+                <w:rStyle w:val="Textoennegrita"/>
+                <w:rFonts w:ascii="Plus Jakarta Sans" w:eastAsia="Times New Roman" w:hAnsi="Plus Jakarta Sans"/>
+                <w:sz w:val="20"/>
+                <w:szCs w:val="20"/>
+              </w:rPr>
+              <w:t>5,820</w:t>
+            </w:r>
+          </w:p>
+        </w:tc>
+        <w:tc>
+          <w:tcPr>
+            <w:tcW w:w="0" w:type="auto"/>
+            <w:tcMar>
+              <w:top w:w="150" w:type="dxa"/>
+              <w:left w:w="210" w:type="dxa"/>
+              <w:bottom w:w="150" w:type="dxa"/>
+              <w:right w:w="210" w:type="dxa"/>
+            </w:tcMar>
+            <w:vAlign w:val="center"/>
+            <w:hideMark/>
+          </w:tcPr>
+          <w:p>
+            <w:pPr>
+              <w:rPr>
+                <w:rFonts w:ascii="Plus Jakarta Sans" w:eastAsia="Times New Roman" w:hAnsi="Plus Jakarta Sans"/>
+                <w:sz w:val="20"/>
+                <w:szCs w:val="20"/>
+              </w:rPr>
+            </w:pPr>
+            <w:r>
+              <w:rPr>
+                <w:rStyle w:val="Textoennegrita"/>
+                <w:rFonts w:ascii="Plus Jakarta Sans" w:eastAsia="Times New Roman" w:hAnsi="Plus Jakarta Sans"/>
+                <w:sz w:val="20"/>
+                <w:szCs w:val="20"/>
+              </w:rPr>
+              <w:t>11,897</w:t>
+            </w:r>
+          </w:p>
+        </w:tc>
+        <w:tc>
+          <w:tcPr>
+            <w:tcW w:w="0" w:type="auto"/>
+            <w:tcMar>
+              <w:top w:w="150" w:type="dxa"/>
+              <w:left w:w="210" w:type="dxa"/>
+              <w:bottom w:w="150" w:type="dxa"/>
+              <w:right w:w="210" w:type="dxa"/>
+            </w:tcMar>
+            <w:vAlign w:val="center"/>
+            <w:hideMark/>
+          </w:tcPr>
+          <w:p>
+            <w:pPr>
+              <w:rPr>
+                <w:rFonts w:ascii="Plus Jakarta Sans" w:eastAsia="Times New Roman" w:hAnsi="Plus Jakarta Sans"/>
+                <w:sz w:val="20"/>
+                <w:szCs w:val="20"/>
+              </w:rPr>
+            </w:pPr>
+            <w:r>
+              <w:rPr>
+                <w:rStyle w:val="Textoennegrita"/>
+                <w:rFonts w:ascii="Plus Jakarta Sans" w:eastAsia="Times New Roman" w:hAnsi="Plus Jakarta Sans"/>
+                <w:sz w:val="20"/>
+                <w:szCs w:val="20"/>
+              </w:rPr>
+              <w:t>2.9</w:t>
+            </w:r>
+          </w:p>
+        </w:tc>
+      </w:tr>
+    </w:tbl>
+    <w:p>
+      <w:pPr>
+        <w:pStyle w:val="NormalWeb"/>
+        <w:divId w:val="583682400"/>
+        <w:rPr>
+          <w:rFonts w:ascii="Plus Jakarta Sans" w:hAnsi="Plus Jakarta Sans"/>
+          <w:lang w:val="es-ES"/>
+        </w:rPr>
+      </w:pPr>
+      <w:r>
+        <w:rPr>
+          <w:rFonts w:ascii="Plus Jakarta Sans" w:hAnsi="Plus Jakarta Sans"/>
+          <w:lang w:val="es-ES"/>
+        </w:rPr>
+        <w:t xml:space="preserve">&gt; </w:t>
+      </w:r>
+      <w:r>
+        <w:rPr>
+          <w:rStyle w:val="Textoennegrita"/>
+          <w:rFonts w:ascii="Plus Jakarta Sans" w:hAnsi="Plus Jakarta Sans"/>
+          <w:lang w:val="es-ES"/>
+        </w:rPr>
+        <w:t>Población estimada beneficiaria:</w:t>
+      </w:r>
+      <w:r>
+        <w:rPr>
+          <w:rFonts w:ascii="Plus Jakarta Sans" w:hAnsi="Plus Jakarta Sans"/>
+          <w:lang w:val="es-ES"/>
+        </w:rPr>
+        <w:t xml:space="preserve"> </w:t>
+      </w:r>
+      <w:r>
+        <w:rPr>
+          <w:rFonts w:ascii="Plus Jakarta Sans" w:hAnsi="Plus Jakarta Sans"/>
+          <w:lang w:val="es-ES"/>
+        </w:rPr>
+        <w:t xml:space="preserve">4,171 titulares + 11,897 hijos = </w:t>
+      </w:r>
+      <w:r>
+        <w:rPr>
+          <w:rStyle w:val="Textoennegrita"/>
+          <w:rFonts w:ascii="Plus Jakarta Sans" w:hAnsi="Plus Jakarta Sans"/>
+          <w:lang w:val="es-ES"/>
+        </w:rPr>
+        <w:t>~16,068 personas</w:t>
+      </w:r>
+      <w:r>
+        <w:rPr>
+          <w:rFonts w:ascii="Plus Jakarta Sans" w:hAnsi="Plus Jakarta Sans"/>
+          <w:lang w:val="es-ES"/>
+        </w:rPr>
+        <w:t>.</w:t>
+      </w:r>
+    </w:p>
+    <w:p>
+      <w:pPr>
+        <w:pStyle w:val="Ttulo3"/>
+        <w:divId w:val="583682400"/>
+        <w:rPr>
+          <w:rFonts w:eastAsia="Times New Roman"/>
+          <w:lang w:val="es-ES"/>
+        </w:rPr>
+      </w:pPr>
+      <w:r>
+        <w:rPr>
+          <w:rFonts w:eastAsia="Times New Roman"/>
+          <w:lang w:val="es-ES"/>
+        </w:rPr>
+        <w:t>F. Servicios Básicos</w:t>
+      </w:r>
+    </w:p>
+    <w:tbl>
+      <w:tblPr>
+        <w:tblW w:w="5000" w:type="pct"/>
+        <w:tblCellMar>
+          <w:top w:w="15" w:type="dxa"/>
+          <w:left w:w="15" w:type="dxa"/>
+          <w:bottom w:w="15" w:type="dxa"/>
+          <w:right w:w="15" w:type="dxa"/>
+        </w:tblCellMar>
+        <w:tblLook w:val="04A0" w:firstRow="1" w:lastRow="0" w:firstColumn="1" w:lastColumn="0" w:noHBand="0" w:noVBand="1"/>
+      </w:tblPr>
+      <w:tblGrid>
+        <w:gridCol w:w="2398"/>
+        <w:gridCol w:w="1191"/>
+        <w:gridCol w:w="1191"/>
+        <w:gridCol w:w="1191"/>
+        <w:gridCol w:w="954"/>
+        <w:gridCol w:w="1579"/>
+      </w:tblGrid>
+      <w:tr>
+        <w:trPr>
+          <w:divId w:val="2132939494"/>
+          <w:tblHeader/>
+        </w:trPr>
+        <w:tc>
+          <w:tcPr>
+            <w:tcW w:w="0" w:type="auto"/>
+            <w:tcMar>
+              <w:top w:w="150" w:type="dxa"/>
+              <w:left w:w="210" w:type="dxa"/>
+              <w:bottom w:w="150" w:type="dxa"/>
+              <w:right w:w="210" w:type="dxa"/>
+            </w:tcMar>
+            <w:vAlign w:val="center"/>
+            <w:hideMark/>
+          </w:tcPr>
+          <w:p>
+            <w:pPr>
+              <w:jc w:val="center"/>
+              <w:rPr>
+                <w:rFonts w:ascii="Outfit" w:eastAsia="Times New Roman" w:hAnsi="Outfit"/>
+                <w:b/>
+                <w:bCs/>
+                <w:color w:val="FFFFFF"/>
+                <w:sz w:val="20"/>
+                <w:szCs w:val="20"/>
+              </w:rPr>
+            </w:pPr>
+            <w:r>
+              <w:rPr>
+                <w:rFonts w:ascii="Outfit" w:eastAsia="Times New Roman" w:hAnsi="Outfit"/>
+                <w:b/>
+                <w:bCs/>
+                <w:color w:val="FFFFFF"/>
+                <w:sz w:val="20"/>
+                <w:szCs w:val="20"/>
+              </w:rPr>
+              <w:t>Servicio</w:t>
+            </w:r>
+          </w:p>
+        </w:tc>
+        <w:tc>
+          <w:tcPr>
+            <w:tcW w:w="0" w:type="auto"/>
+            <w:tcMar>
+              <w:top w:w="150" w:type="dxa"/>
+              <w:left w:w="210" w:type="dxa"/>
+              <w:bottom w:w="150" w:type="dxa"/>
+              <w:right w:w="210" w:type="dxa"/>
+            </w:tcMar>
+            <w:vAlign w:val="center"/>
+            <w:hideMark/>
+          </w:tcPr>
+          <w:p>
+            <w:pPr>
+              <w:jc w:val="center"/>
+              <w:rPr>
+                <w:rFonts w:ascii="Outfit" w:eastAsia="Times New Roman" w:hAnsi="Outfit"/>
+                <w:b/>
+                <w:bCs/>
+                <w:color w:val="FFFFFF"/>
+                <w:sz w:val="20"/>
+                <w:szCs w:val="20"/>
+              </w:rPr>
+            </w:pPr>
+            <w:r>
+              <w:rPr>
+                <w:rFonts w:ascii="Outfit" w:eastAsia="Times New Roman" w:hAnsi="Outfit"/>
+                <w:b/>
+                <w:bCs/>
+                <w:color w:val="FFFFFF"/>
+                <w:sz w:val="20"/>
+                <w:szCs w:val="20"/>
+              </w:rPr>
+              <w:t>Sector 1</w:t>
+            </w:r>
+          </w:p>
+        </w:tc>
+        <w:tc>
+          <w:tcPr>
+            <w:tcW w:w="0" w:type="auto"/>
+            <w:tcMar>
+              <w:top w:w="150" w:type="dxa"/>
+              <w:left w:w="210" w:type="dxa"/>
+              <w:bottom w:w="150" w:type="dxa"/>
+              <w:right w:w="210" w:type="dxa"/>
+            </w:tcMar>
+            <w:vAlign w:val="center"/>
+            <w:hideMark/>
+          </w:tcPr>
+          <w:p>
+            <w:pPr>
+              <w:jc w:val="center"/>
+              <w:rPr>
+                <w:rFonts w:ascii="Outfit" w:eastAsia="Times New Roman" w:hAnsi="Outfit"/>
+                <w:b/>
+                <w:bCs/>
+                <w:color w:val="FFFFFF"/>
+                <w:sz w:val="20"/>
+                <w:szCs w:val="20"/>
+              </w:rPr>
+            </w:pPr>
+            <w:r>
+              <w:rPr>
+                <w:rFonts w:ascii="Outfit" w:eastAsia="Times New Roman" w:hAnsi="Outfit"/>
+                <w:b/>
+                <w:bCs/>
+                <w:color w:val="FFFFFF"/>
+                <w:sz w:val="20"/>
+                <w:szCs w:val="20"/>
+              </w:rPr>
+              <w:t>Sector 2</w:t>
+            </w:r>
+          </w:p>
+        </w:tc>
+        <w:tc>
+          <w:tcPr>
+            <w:tcW w:w="0" w:type="auto"/>
+            <w:tcMar>
+              <w:top w:w="150" w:type="dxa"/>
+              <w:left w:w="210" w:type="dxa"/>
+              <w:bottom w:w="150" w:type="dxa"/>
+              <w:right w:w="210" w:type="dxa"/>
+            </w:tcMar>
+            <w:vAlign w:val="center"/>
+            <w:hideMark/>
+          </w:tcPr>
+          <w:p>
+            <w:pPr>
+              <w:jc w:val="center"/>
+              <w:rPr>
+                <w:rFonts w:ascii="Outfit" w:eastAsia="Times New Roman" w:hAnsi="Outfit"/>
+                <w:b/>
+                <w:bCs/>
+                <w:color w:val="FFFFFF"/>
+                <w:sz w:val="20"/>
+                <w:szCs w:val="20"/>
+              </w:rPr>
+            </w:pPr>
+            <w:r>
+              <w:rPr>
+                <w:rFonts w:ascii="Outfit" w:eastAsia="Times New Roman" w:hAnsi="Outfit"/>
+                <w:b/>
+                <w:bCs/>
+                <w:color w:val="FFFFFF"/>
+                <w:sz w:val="20"/>
+                <w:szCs w:val="20"/>
+              </w:rPr>
+              <w:t>Sector 3</w:t>
+            </w:r>
+          </w:p>
+        </w:tc>
+        <w:tc>
+          <w:tcPr>
+            <w:tcW w:w="0" w:type="auto"/>
+            <w:tcMar>
+              <w:top w:w="150" w:type="dxa"/>
+              <w:left w:w="210" w:type="dxa"/>
+              <w:bottom w:w="150" w:type="dxa"/>
+              <w:right w:w="210" w:type="dxa"/>
+            </w:tcMar>
+            <w:vAlign w:val="center"/>
+            <w:hideMark/>
+          </w:tcPr>
+          <w:p>
+            <w:pPr>
+              <w:jc w:val="center"/>
+              <w:rPr>
+                <w:rFonts w:ascii="Outfit" w:eastAsia="Times New Roman" w:hAnsi="Outfit"/>
+                <w:b/>
+                <w:bCs/>
+                <w:color w:val="FFFFFF"/>
+                <w:sz w:val="20"/>
+                <w:szCs w:val="20"/>
+              </w:rPr>
+            </w:pPr>
+            <w:r>
+              <w:rPr>
+                <w:rFonts w:ascii="Outfit" w:eastAsia="Times New Roman" w:hAnsi="Outfit"/>
+                <w:b/>
+                <w:bCs/>
+                <w:color w:val="FFFFFF"/>
+                <w:sz w:val="20"/>
+                <w:szCs w:val="20"/>
+              </w:rPr>
+              <w:t>Total</w:t>
+            </w:r>
+          </w:p>
+        </w:tc>
+        <w:tc>
+          <w:tcPr>
+            <w:tcW w:w="0" w:type="auto"/>
+            <w:tcMar>
+              <w:top w:w="150" w:type="dxa"/>
+              <w:left w:w="210" w:type="dxa"/>
+              <w:bottom w:w="150" w:type="dxa"/>
+              <w:right w:w="210" w:type="dxa"/>
+            </w:tcMar>
+            <w:vAlign w:val="center"/>
+            <w:hideMark/>
+          </w:tcPr>
+          <w:p>
+            <w:pPr>
+              <w:jc w:val="center"/>
+              <w:rPr>
+                <w:rFonts w:ascii="Outfit" w:eastAsia="Times New Roman" w:hAnsi="Outfit"/>
+                <w:b/>
+                <w:bCs/>
+                <w:color w:val="FFFFFF"/>
+                <w:sz w:val="20"/>
+                <w:szCs w:val="20"/>
+              </w:rPr>
+            </w:pPr>
+            <w:r>
+              <w:rPr>
+                <w:rFonts w:ascii="Outfit" w:eastAsia="Times New Roman" w:hAnsi="Outfit"/>
+                <w:b/>
+                <w:bCs/>
+                <w:color w:val="FFFFFF"/>
+                <w:sz w:val="20"/>
+                <w:szCs w:val="20"/>
+              </w:rPr>
+              <w:t>% Cobertura</w:t>
+            </w:r>
+          </w:p>
+        </w:tc>
+      </w:tr>
+      <w:tr>
+        <w:trPr>
+          <w:divId w:val="2132939494"/>
+        </w:trPr>
+        <w:tc>
+          <w:tcPr>
+            <w:tcW w:w="0" w:type="auto"/>
+            <w:tcMar>
+              <w:top w:w="150" w:type="dxa"/>
+              <w:left w:w="210" w:type="dxa"/>
+              <w:bottom w:w="150" w:type="dxa"/>
+              <w:right w:w="210" w:type="dxa"/>
+            </w:tcMar>
+            <w:vAlign w:val="center"/>
+            <w:hideMark/>
+          </w:tcPr>
+          <w:p>
+            <w:pPr>
+              <w:rPr>
+                <w:rFonts w:ascii="Plus Jakarta Sans" w:eastAsia="Times New Roman" w:hAnsi="Plus Jakarta Sans"/>
+                <w:sz w:val="20"/>
+                <w:szCs w:val="20"/>
+              </w:rPr>
+            </w:pPr>
+            <w:r>
+              <w:rPr>
+                <w:rStyle w:val="Textoennegrita"/>
+                <w:rFonts w:ascii="Plus Jakarta Sans" w:eastAsia="Times New Roman" w:hAnsi="Plus Jakarta Sans"/>
+                <w:sz w:val="20"/>
+                <w:szCs w:val="20"/>
+              </w:rPr>
+              <w:t>Agua de consumo</w:t>
+            </w:r>
+            <w:r>
+              <w:rPr>
+                <w:rFonts w:ascii="Plus Jakarta Sans" w:eastAsia="Times New Roman" w:hAnsi="Plus Jakarta Sans"/>
+                <w:sz w:val="20"/>
+                <w:szCs w:val="20"/>
+              </w:rPr>
+              <w:t xml:space="preserve"> (Sí)</w:t>
+            </w:r>
+          </w:p>
+        </w:tc>
+        <w:tc>
+          <w:tcPr>
+            <w:tcW w:w="0" w:type="auto"/>
+            <w:tcMar>
+              <w:top w:w="150" w:type="dxa"/>
+              <w:left w:w="210" w:type="dxa"/>
+              <w:bottom w:w="150" w:type="dxa"/>
+              <w:right w:w="210" w:type="dxa"/>
+            </w:tcMar>
+            <w:vAlign w:val="center"/>
+            <w:hideMark/>
+          </w:tcPr>
+          <w:p>
+            <w:pPr>
+              <w:rPr>
+                <w:rFonts w:ascii="Plus Jakarta Sans" w:eastAsia="Times New Roman" w:hAnsi="Plus Jakarta Sans"/>
+                <w:sz w:val="20"/>
+                <w:szCs w:val="20"/>
+              </w:rPr>
+            </w:pPr>
+            <w:r>
+              <w:rPr>
+                <w:rFonts w:ascii="Plus Jakarta Sans" w:eastAsia="Times New Roman" w:hAnsi="Plus Jakarta Sans"/>
+                <w:sz w:val="20"/>
+                <w:szCs w:val="20"/>
+              </w:rPr>
+              <w:t>1,264</w:t>
+            </w:r>
+          </w:p>
+        </w:tc>
+        <w:tc>
+          <w:tcPr>
+            <w:tcW w:w="0" w:type="auto"/>
+            <w:tcMar>
+              <w:top w:w="150" w:type="dxa"/>
+              <w:left w:w="210" w:type="dxa"/>
+              <w:bottom w:w="150" w:type="dxa"/>
+              <w:right w:w="210" w:type="dxa"/>
+            </w:tcMar>
+            <w:vAlign w:val="center"/>
+            <w:hideMark/>
+          </w:tcPr>
+          <w:p>
+            <w:pPr>
+              <w:rPr>
+                <w:rFonts w:ascii="Plus Jakarta Sans" w:eastAsia="Times New Roman" w:hAnsi="Plus Jakarta Sans"/>
+                <w:sz w:val="20"/>
+                <w:szCs w:val="20"/>
+              </w:rPr>
+            </w:pPr>
+            <w:r>
+              <w:rPr>
+                <w:rFonts w:ascii="Plus Jakarta Sans" w:eastAsia="Times New Roman" w:hAnsi="Plus Jakarta Sans"/>
+                <w:sz w:val="20"/>
+                <w:szCs w:val="20"/>
+              </w:rPr>
+              <w:t>809</w:t>
+            </w:r>
+          </w:p>
+        </w:tc>
+        <w:tc>
+          <w:tcPr>
+            <w:tcW w:w="0" w:type="auto"/>
+            <w:tcMar>
+              <w:top w:w="150" w:type="dxa"/>
+              <w:left w:w="210" w:type="dxa"/>
+              <w:bottom w:w="150" w:type="dxa"/>
+              <w:right w:w="210" w:type="dxa"/>
+            </w:tcMar>
+            <w:vAlign w:val="center"/>
+            <w:hideMark/>
+          </w:tcPr>
+          <w:p>
+            <w:pPr>
+              <w:rPr>
+                <w:rFonts w:ascii="Plus Jakarta Sans" w:eastAsia="Times New Roman" w:hAnsi="Plus Jakarta Sans"/>
+                <w:sz w:val="20"/>
+                <w:szCs w:val="20"/>
+              </w:rPr>
+            </w:pPr>
+            <w:r>
+              <w:rPr>
+                <w:rFonts w:ascii="Plus Jakarta Sans" w:eastAsia="Times New Roman" w:hAnsi="Plus Jakarta Sans"/>
+                <w:sz w:val="20"/>
+                <w:szCs w:val="20"/>
+              </w:rPr>
+              <w:t>588</w:t>
+            </w:r>
+          </w:p>
+        </w:tc>
+        <w:tc>
+          <w:tcPr>
+            <w:tcW w:w="0" w:type="auto"/>
+            <w:tcMar>
+              <w:top w:w="150" w:type="dxa"/>
+              <w:left w:w="210" w:type="dxa"/>
+              <w:bottom w:w="150" w:type="dxa"/>
+              <w:right w:w="210" w:type="dxa"/>
+            </w:tcMar>
+            <w:vAlign w:val="center"/>
+            <w:hideMark/>
+          </w:tcPr>
+          <w:p>
+            <w:pPr>
+              <w:rPr>
+                <w:rFonts w:ascii="Plus Jakarta Sans" w:eastAsia="Times New Roman" w:hAnsi="Plus Jakarta Sans"/>
+                <w:sz w:val="20"/>
+                <w:szCs w:val="20"/>
+              </w:rPr>
+            </w:pPr>
+            <w:r>
+              <w:rPr>
+                <w:rFonts w:ascii="Plus Jakarta Sans" w:eastAsia="Times New Roman" w:hAnsi="Plus Jakarta Sans"/>
+                <w:sz w:val="20"/>
+                <w:szCs w:val="20"/>
+              </w:rPr>
+              <w:t>2,661</w:t>
+            </w:r>
+          </w:p>
+        </w:tc>
+        <w:tc>
+          <w:tcPr>
+            <w:tcW w:w="0" w:type="auto"/>
+            <w:tcMar>
+              <w:top w:w="150" w:type="dxa"/>
+              <w:left w:w="210" w:type="dxa"/>
+              <w:bottom w:w="150" w:type="dxa"/>
+              <w:right w:w="210" w:type="dxa"/>
+            </w:tcMar>
+            <w:vAlign w:val="center"/>
+            <w:hideMark/>
+          </w:tcPr>
+          <w:p>
+            <w:pPr>
+              <w:rPr>
+                <w:rFonts w:ascii="Plus Jakarta Sans" w:eastAsia="Times New Roman" w:hAnsi="Plus Jakarta Sans"/>
+                <w:sz w:val="20"/>
+                <w:szCs w:val="20"/>
+              </w:rPr>
+            </w:pPr>
+            <w:r>
+              <w:rPr>
+                <w:rFonts w:ascii="Plus Jakarta Sans" w:eastAsia="Times New Roman" w:hAnsi="Plus Jakarta Sans"/>
+                <w:sz w:val="20"/>
+                <w:szCs w:val="20"/>
+              </w:rPr>
+              <w:t>96.8%</w:t>
+            </w:r>
+          </w:p>
+        </w:tc>
+      </w:tr>
+      <w:tr>
+        <w:trPr>
+          <w:divId w:val="2132939494"/>
+        </w:trPr>
+        <w:tc>
+          <w:tcPr>
+            <w:tcW w:w="0" w:type="auto"/>
+            <w:tcMar>
+              <w:top w:w="150" w:type="dxa"/>
+              <w:left w:w="210" w:type="dxa"/>
+              <w:bottom w:w="150" w:type="dxa"/>
+              <w:right w:w="210" w:type="dxa"/>
+            </w:tcMar>
+            <w:vAlign w:val="center"/>
+            <w:hideMark/>
+          </w:tcPr>
+          <w:p>
+            <w:pPr>
+              <w:rPr>
+                <w:rFonts w:ascii="Plus Jakarta Sans" w:eastAsia="Times New Roman" w:hAnsi="Plus Jakarta Sans"/>
+                <w:sz w:val="20"/>
+                <w:szCs w:val="20"/>
+              </w:rPr>
+            </w:pPr>
+            <w:r>
+              <w:rPr>
+                <w:rStyle w:val="Textoennegrita"/>
+                <w:rFonts w:ascii="Plus Jakarta Sans" w:eastAsia="Times New Roman" w:hAnsi="Plus Jakarta Sans"/>
+                <w:sz w:val="20"/>
+                <w:szCs w:val="20"/>
+              </w:rPr>
+              <w:t>Energía eléctrica</w:t>
+            </w:r>
+            <w:r>
+              <w:rPr>
+                <w:rFonts w:ascii="Plus Jakarta Sans" w:eastAsia="Times New Roman" w:hAnsi="Plus Jakarta Sans"/>
+                <w:sz w:val="20"/>
+                <w:szCs w:val="20"/>
+              </w:rPr>
+              <w:t xml:space="preserve"> (Sí)</w:t>
+            </w:r>
+          </w:p>
+        </w:tc>
+        <w:tc>
+          <w:tcPr>
+            <w:tcW w:w="0" w:type="auto"/>
+            <w:tcMar>
+              <w:top w:w="150" w:type="dxa"/>
+              <w:left w:w="210" w:type="dxa"/>
+              <w:bottom w:w="150" w:type="dxa"/>
+              <w:right w:w="210" w:type="dxa"/>
+            </w:tcMar>
+            <w:vAlign w:val="center"/>
+            <w:hideMark/>
+          </w:tcPr>
+          <w:p>
+            <w:pPr>
+              <w:rPr>
+                <w:rFonts w:ascii="Plus Jakarta Sans" w:eastAsia="Times New Roman" w:hAnsi="Plus Jakarta Sans"/>
+                <w:sz w:val="20"/>
+                <w:szCs w:val="20"/>
+              </w:rPr>
+            </w:pPr>
+            <w:r>
+              <w:rPr>
+                <w:rFonts w:ascii="Plus Jakarta Sans" w:eastAsia="Times New Roman" w:hAnsi="Plus Jakarta Sans"/>
+                <w:sz w:val="20"/>
+                <w:szCs w:val="20"/>
+              </w:rPr>
+              <w:t>1,145</w:t>
+            </w:r>
+          </w:p>
+        </w:tc>
+        <w:tc>
+          <w:tcPr>
+            <w:tcW w:w="0" w:type="auto"/>
+            <w:tcMar>
+              <w:top w:w="150" w:type="dxa"/>
+              <w:left w:w="210" w:type="dxa"/>
+              <w:bottom w:w="150" w:type="dxa"/>
+              <w:right w:w="210" w:type="dxa"/>
+            </w:tcMar>
+            <w:vAlign w:val="center"/>
+            <w:hideMark/>
+          </w:tcPr>
+          <w:p>
+            <w:pPr>
+              <w:rPr>
+                <w:rFonts w:ascii="Plus Jakarta Sans" w:eastAsia="Times New Roman" w:hAnsi="Plus Jakarta Sans"/>
+                <w:sz w:val="20"/>
+                <w:szCs w:val="20"/>
+              </w:rPr>
+            </w:pPr>
+            <w:r>
+              <w:rPr>
+                <w:rFonts w:ascii="Plus Jakarta Sans" w:eastAsia="Times New Roman" w:hAnsi="Plus Jakarta Sans"/>
+                <w:sz w:val="20"/>
+                <w:szCs w:val="20"/>
+              </w:rPr>
+              <w:t>757</w:t>
+            </w:r>
+          </w:p>
+        </w:tc>
+        <w:tc>
+          <w:tcPr>
+            <w:tcW w:w="0" w:type="auto"/>
+            <w:tcMar>
+              <w:top w:w="150" w:type="dxa"/>
+              <w:left w:w="210" w:type="dxa"/>
+              <w:bottom w:w="150" w:type="dxa"/>
+              <w:right w:w="210" w:type="dxa"/>
+            </w:tcMar>
+            <w:vAlign w:val="center"/>
+            <w:hideMark/>
+          </w:tcPr>
+          <w:p>
+            <w:pPr>
+              <w:rPr>
+                <w:rFonts w:ascii="Plus Jakarta Sans" w:eastAsia="Times New Roman" w:hAnsi="Plus Jakarta Sans"/>
+                <w:sz w:val="20"/>
+                <w:szCs w:val="20"/>
+              </w:rPr>
+            </w:pPr>
+            <w:r>
+              <w:rPr>
+                <w:rFonts w:ascii="Plus Jakarta Sans" w:eastAsia="Times New Roman" w:hAnsi="Plus Jakarta Sans"/>
+                <w:sz w:val="20"/>
+                <w:szCs w:val="20"/>
+              </w:rPr>
+              <w:t>585</w:t>
+            </w:r>
+          </w:p>
+        </w:tc>
+        <w:tc>
+          <w:tcPr>
+            <w:tcW w:w="0" w:type="auto"/>
+            <w:tcMar>
+              <w:top w:w="150" w:type="dxa"/>
+              <w:left w:w="210" w:type="dxa"/>
+              <w:bottom w:w="150" w:type="dxa"/>
+              <w:right w:w="210" w:type="dxa"/>
+            </w:tcMar>
+            <w:vAlign w:val="center"/>
+            <w:hideMark/>
+          </w:tcPr>
+          <w:p>
+            <w:pPr>
+              <w:rPr>
+                <w:rFonts w:ascii="Plus Jakarta Sans" w:eastAsia="Times New Roman" w:hAnsi="Plus Jakarta Sans"/>
+                <w:sz w:val="20"/>
+                <w:szCs w:val="20"/>
+              </w:rPr>
+            </w:pPr>
+            <w:r>
+              <w:rPr>
+                <w:rFonts w:ascii="Plus Jakarta Sans" w:eastAsia="Times New Roman" w:hAnsi="Plus Jakarta Sans"/>
+                <w:sz w:val="20"/>
+                <w:szCs w:val="20"/>
+              </w:rPr>
+              <w:t>2,487</w:t>
+            </w:r>
+          </w:p>
+        </w:tc>
+        <w:tc>
+          <w:tcPr>
+            <w:tcW w:w="0" w:type="auto"/>
+            <w:tcMar>
+              <w:top w:w="150" w:type="dxa"/>
+              <w:left w:w="210" w:type="dxa"/>
+              <w:bottom w:w="150" w:type="dxa"/>
+              <w:right w:w="210" w:type="dxa"/>
+            </w:tcMar>
+            <w:vAlign w:val="center"/>
+            <w:hideMark/>
+          </w:tcPr>
+          <w:p>
+            <w:pPr>
+              <w:rPr>
+                <w:rFonts w:ascii="Plus Jakarta Sans" w:eastAsia="Times New Roman" w:hAnsi="Plus Jakarta Sans"/>
+                <w:sz w:val="20"/>
+                <w:szCs w:val="20"/>
+              </w:rPr>
+            </w:pPr>
+            <w:r>
+              <w:rPr>
+                <w:rFonts w:ascii="Plus Jakarta Sans" w:eastAsia="Times New Roman" w:hAnsi="Plus Jakarta Sans"/>
+                <w:sz w:val="20"/>
+                <w:szCs w:val="20"/>
+              </w:rPr>
+              <w:t>95.5%</w:t>
+            </w:r>
+          </w:p>
+        </w:tc>
+      </w:tr>
+    </w:tbl>
+    <w:p>
+      <w:pPr>
+        <w:pStyle w:val="Ttulo3"/>
+        <w:divId w:val="583682400"/>
+        <w:rPr>
+          <w:rFonts w:eastAsia="Times New Roman"/>
+          <w:lang w:val="es-ES"/>
+        </w:rPr>
+      </w:pPr>
+      <w:r>
+        <w:rPr>
+          <w:rFonts w:eastAsia="Times New Roman"/>
+          <w:lang w:val="es-ES"/>
+        </w:rPr>
+        <w:t>G. Material Predominante de Construcción</w:t>
+      </w:r>
+    </w:p>
+    <w:tbl>
+      <w:tblPr>
+        <w:tblW w:w="5000" w:type="pct"/>
+        <w:tblCellMar>
+          <w:top w:w="15" w:type="dxa"/>
+          <w:left w:w="15" w:type="dxa"/>
+          <w:bottom w:w="15" w:type="dxa"/>
+          <w:right w:w="15" w:type="dxa"/>
+        </w:tblCellMar>
+        <w:tblLook w:val="04A0" w:firstRow="1" w:lastRow="0" w:firstColumn="1" w:lastColumn="0" w:noHBand="0" w:noVBand="1"/>
+      </w:tblPr>
+      <w:tblGrid>
+        <w:gridCol w:w="2726"/>
+        <w:gridCol w:w="1521"/>
+        <w:gridCol w:w="1520"/>
+        <w:gridCol w:w="1520"/>
+        <w:gridCol w:w="1217"/>
+      </w:tblGrid>
+      <w:tr>
+        <w:trPr>
+          <w:divId w:val="224532987"/>
+          <w:tblHeader/>
+        </w:trPr>
+        <w:tc>
+          <w:tcPr>
+            <w:tcW w:w="0" w:type="auto"/>
+            <w:tcMar>
+              <w:top w:w="150" w:type="dxa"/>
+              <w:left w:w="210" w:type="dxa"/>
+              <w:bottom w:w="150" w:type="dxa"/>
+              <w:right w:w="210" w:type="dxa"/>
+            </w:tcMar>
+            <w:vAlign w:val="center"/>
+            <w:hideMark/>
+          </w:tcPr>
+          <w:p>
+            <w:pPr>
+              <w:jc w:val="center"/>
+              <w:rPr>
+                <w:rFonts w:ascii="Outfit" w:eastAsia="Times New Roman" w:hAnsi="Outfit"/>
+                <w:b/>
+                <w:bCs/>
+                <w:color w:val="FFFFFF"/>
+                <w:sz w:val="20"/>
+                <w:szCs w:val="20"/>
+              </w:rPr>
+            </w:pPr>
+            <w:r>
+              <w:rPr>
+                <w:rFonts w:ascii="Outfit" w:eastAsia="Times New Roman" w:hAnsi="Outfit"/>
+                <w:b/>
+                <w:bCs/>
+                <w:color w:val="FFFFFF"/>
+                <w:sz w:val="20"/>
+                <w:szCs w:val="20"/>
+              </w:rPr>
+              <w:t>Material</w:t>
+            </w:r>
+          </w:p>
+        </w:tc>
+        <w:tc>
+          <w:tcPr>
+            <w:tcW w:w="0" w:type="auto"/>
+            <w:tcMar>
+              <w:top w:w="150" w:type="dxa"/>
+              <w:left w:w="210" w:type="dxa"/>
+              <w:bottom w:w="150" w:type="dxa"/>
+              <w:right w:w="210" w:type="dxa"/>
+            </w:tcMar>
+            <w:vAlign w:val="center"/>
+            <w:hideMark/>
+          </w:tcPr>
+          <w:p>
+            <w:pPr>
+              <w:jc w:val="center"/>
+              <w:rPr>
+                <w:rFonts w:ascii="Outfit" w:eastAsia="Times New Roman" w:hAnsi="Outfit"/>
+                <w:b/>
+                <w:bCs/>
+                <w:color w:val="FFFFFF"/>
+                <w:sz w:val="20"/>
+                <w:szCs w:val="20"/>
+              </w:rPr>
+            </w:pPr>
+            <w:r>
+              <w:rPr>
+                <w:rFonts w:ascii="Outfit" w:eastAsia="Times New Roman" w:hAnsi="Outfit"/>
+                <w:b/>
+                <w:bCs/>
+                <w:color w:val="FFFFFF"/>
+                <w:sz w:val="20"/>
+                <w:szCs w:val="20"/>
+              </w:rPr>
+              <w:t>Sector 1</w:t>
+            </w:r>
+          </w:p>
+        </w:tc>
+        <w:tc>
+          <w:tcPr>
+            <w:tcW w:w="0" w:type="auto"/>
+            <w:tcMar>
+              <w:top w:w="150" w:type="dxa"/>
+              <w:left w:w="210" w:type="dxa"/>
+              <w:bottom w:w="150" w:type="dxa"/>
+              <w:right w:w="210" w:type="dxa"/>
+            </w:tcMar>
+            <w:vAlign w:val="center"/>
+            <w:hideMark/>
+          </w:tcPr>
+          <w:p>
+            <w:pPr>
+              <w:jc w:val="center"/>
+              <w:rPr>
+                <w:rFonts w:ascii="Outfit" w:eastAsia="Times New Roman" w:hAnsi="Outfit"/>
+                <w:b/>
+                <w:bCs/>
+                <w:color w:val="FFFFFF"/>
+                <w:sz w:val="20"/>
+                <w:szCs w:val="20"/>
+              </w:rPr>
+            </w:pPr>
+            <w:r>
+              <w:rPr>
+                <w:rFonts w:ascii="Outfit" w:eastAsia="Times New Roman" w:hAnsi="Outfit"/>
+                <w:b/>
+                <w:bCs/>
+                <w:color w:val="FFFFFF"/>
+                <w:sz w:val="20"/>
+                <w:szCs w:val="20"/>
+              </w:rPr>
+              <w:t>Sector 2</w:t>
+            </w:r>
+          </w:p>
+        </w:tc>
+        <w:tc>
+          <w:tcPr>
+            <w:tcW w:w="0" w:type="auto"/>
+            <w:tcMar>
+              <w:top w:w="150" w:type="dxa"/>
+              <w:left w:w="210" w:type="dxa"/>
+              <w:bottom w:w="150" w:type="dxa"/>
+              <w:right w:w="210" w:type="dxa"/>
+            </w:tcMar>
+            <w:vAlign w:val="center"/>
+            <w:hideMark/>
+          </w:tcPr>
+          <w:p>
+            <w:pPr>
+              <w:jc w:val="center"/>
+              <w:rPr>
+                <w:rFonts w:ascii="Outfit" w:eastAsia="Times New Roman" w:hAnsi="Outfit"/>
+                <w:b/>
+                <w:bCs/>
+                <w:color w:val="FFFFFF"/>
+                <w:sz w:val="20"/>
+                <w:szCs w:val="20"/>
+              </w:rPr>
+            </w:pPr>
+            <w:r>
+              <w:rPr>
+                <w:rFonts w:ascii="Outfit" w:eastAsia="Times New Roman" w:hAnsi="Outfit"/>
+                <w:b/>
+                <w:bCs/>
+                <w:color w:val="FFFFFF"/>
+                <w:sz w:val="20"/>
+                <w:szCs w:val="20"/>
+              </w:rPr>
+              <w:t>Sector 3</w:t>
+            </w:r>
+          </w:p>
+        </w:tc>
+        <w:tc>
+          <w:tcPr>
+            <w:tcW w:w="0" w:type="auto"/>
+            <w:tcMar>
+              <w:top w:w="150" w:type="dxa"/>
+              <w:left w:w="210" w:type="dxa"/>
+              <w:bottom w:w="150" w:type="dxa"/>
+              <w:right w:w="210" w:type="dxa"/>
+            </w:tcMar>
+            <w:vAlign w:val="center"/>
+            <w:hideMark/>
+          </w:tcPr>
+          <w:p>
+            <w:pPr>
+              <w:jc w:val="center"/>
+              <w:rPr>
+                <w:rFonts w:ascii="Outfit" w:eastAsia="Times New Roman" w:hAnsi="Outfit"/>
+                <w:b/>
+                <w:bCs/>
+                <w:color w:val="FFFFFF"/>
+                <w:sz w:val="20"/>
+                <w:szCs w:val="20"/>
+              </w:rPr>
+            </w:pPr>
+            <w:r>
+              <w:rPr>
+                <w:rFonts w:ascii="Outfit" w:eastAsia="Times New Roman" w:hAnsi="Outfit"/>
+                <w:b/>
+                <w:bCs/>
+                <w:color w:val="FFFFFF"/>
+                <w:sz w:val="20"/>
+                <w:szCs w:val="20"/>
+              </w:rPr>
+              <w:t>Total</w:t>
+            </w:r>
+          </w:p>
+        </w:tc>
+      </w:tr>
+      <w:tr>
+        <w:trPr>
+          <w:divId w:val="224532987"/>
+        </w:trPr>
+        <w:tc>
+          <w:tcPr>
+            <w:tcW w:w="0" w:type="auto"/>
+            <w:tcMar>
+              <w:top w:w="150" w:type="dxa"/>
+              <w:left w:w="210" w:type="dxa"/>
+              <w:bottom w:w="150" w:type="dxa"/>
+              <w:right w:w="210" w:type="dxa"/>
+            </w:tcMar>
+            <w:vAlign w:val="center"/>
+            <w:hideMark/>
+          </w:tcPr>
+          <w:p>
+            <w:pPr>
+              <w:rPr>
+                <w:rFonts w:ascii="Plus Jakarta Sans" w:eastAsia="Times New Roman" w:hAnsi="Plus Jakarta Sans"/>
+                <w:sz w:val="20"/>
+                <w:szCs w:val="20"/>
+              </w:rPr>
+            </w:pPr>
+            <w:r>
+              <w:rPr>
+                <w:rStyle w:val="Textoennegrita"/>
+                <w:rFonts w:ascii="Plus Jakarta Sans" w:eastAsia="Times New Roman" w:hAnsi="Plus Jakarta Sans"/>
+                <w:sz w:val="20"/>
+                <w:szCs w:val="20"/>
+              </w:rPr>
+              <w:t>Bloque</w:t>
+            </w:r>
+          </w:p>
+        </w:tc>
+        <w:tc>
+          <w:tcPr>
+            <w:tcW w:w="0" w:type="auto"/>
+            <w:tcMar>
+              <w:top w:w="150" w:type="dxa"/>
+              <w:left w:w="210" w:type="dxa"/>
+              <w:bottom w:w="150" w:type="dxa"/>
+              <w:right w:w="210" w:type="dxa"/>
+            </w:tcMar>
+            <w:vAlign w:val="center"/>
+            <w:hideMark/>
+          </w:tcPr>
+          <w:p>
+            <w:pPr>
+              <w:rPr>
+                <w:rFonts w:ascii="Plus Jakarta Sans" w:eastAsia="Times New Roman" w:hAnsi="Plus Jakarta Sans"/>
+                <w:sz w:val="20"/>
+                <w:szCs w:val="20"/>
+              </w:rPr>
+            </w:pPr>
+            <w:r>
+              <w:rPr>
+                <w:rFonts w:ascii="Plus Jakarta Sans" w:eastAsia="Times New Roman" w:hAnsi="Plus Jakarta Sans"/>
+                <w:sz w:val="20"/>
+                <w:szCs w:val="20"/>
+              </w:rPr>
+              <w:t>899</w:t>
+            </w:r>
+          </w:p>
+        </w:tc>
+        <w:tc>
+          <w:tcPr>
+            <w:tcW w:w="0" w:type="auto"/>
+            <w:tcMar>
+              <w:top w:w="150" w:type="dxa"/>
+              <w:left w:w="210" w:type="dxa"/>
+              <w:bottom w:w="150" w:type="dxa"/>
+              <w:right w:w="210" w:type="dxa"/>
+            </w:tcMar>
+            <w:vAlign w:val="center"/>
+            <w:hideMark/>
+          </w:tcPr>
+          <w:p>
+            <w:pPr>
+              <w:rPr>
+                <w:rFonts w:ascii="Plus Jakarta Sans" w:eastAsia="Times New Roman" w:hAnsi="Plus Jakarta Sans"/>
+                <w:sz w:val="20"/>
+                <w:szCs w:val="20"/>
+              </w:rPr>
+            </w:pPr>
+            <w:r>
+              <w:rPr>
+                <w:rFonts w:ascii="Plus Jakarta Sans" w:eastAsia="Times New Roman" w:hAnsi="Plus Jakarta Sans"/>
+                <w:sz w:val="20"/>
+                <w:szCs w:val="20"/>
+              </w:rPr>
+              <w:t>625</w:t>
+            </w:r>
+          </w:p>
+        </w:tc>
+        <w:tc>
+          <w:tcPr>
+            <w:tcW w:w="0" w:type="auto"/>
+            <w:tcMar>
+              <w:top w:w="150" w:type="dxa"/>
+              <w:left w:w="210" w:type="dxa"/>
+              <w:bottom w:w="150" w:type="dxa"/>
+              <w:right w:w="210" w:type="dxa"/>
+            </w:tcMar>
+            <w:vAlign w:val="center"/>
+            <w:hideMark/>
+          </w:tcPr>
+          <w:p>
+            <w:pPr>
+              <w:rPr>
+                <w:rFonts w:ascii="Plus Jakarta Sans" w:eastAsia="Times New Roman" w:hAnsi="Plus Jakarta Sans"/>
+                <w:sz w:val="20"/>
+                <w:szCs w:val="20"/>
+              </w:rPr>
+            </w:pPr>
+            <w:r>
+              <w:rPr>
+                <w:rFonts w:ascii="Plus Jakarta Sans" w:eastAsia="Times New Roman" w:hAnsi="Plus Jakarta Sans"/>
+                <w:sz w:val="20"/>
+                <w:szCs w:val="20"/>
+              </w:rPr>
+              <w:t>310</w:t>
+            </w:r>
+          </w:p>
+        </w:tc>
+        <w:tc>
+          <w:tcPr>
+            <w:tcW w:w="0" w:type="auto"/>
+            <w:tcMar>
+              <w:top w:w="150" w:type="dxa"/>
+              <w:left w:w="210" w:type="dxa"/>
+              <w:bottom w:w="150" w:type="dxa"/>
+              <w:right w:w="210" w:type="dxa"/>
+            </w:tcMar>
+            <w:vAlign w:val="center"/>
+            <w:hideMark/>
+          </w:tcPr>
+          <w:p>
+            <w:pPr>
+              <w:rPr>
+                <w:rFonts w:ascii="Plus Jakarta Sans" w:eastAsia="Times New Roman" w:hAnsi="Plus Jakarta Sans"/>
+                <w:sz w:val="20"/>
+                <w:szCs w:val="20"/>
+              </w:rPr>
+            </w:pPr>
+            <w:r>
+              <w:rPr>
+                <w:rFonts w:ascii="Plus Jakarta Sans" w:eastAsia="Times New Roman" w:hAnsi="Plus Jakarta Sans"/>
+                <w:sz w:val="20"/>
+                <w:szCs w:val="20"/>
+              </w:rPr>
+              <w:t>1,834</w:t>
+            </w:r>
+          </w:p>
+        </w:tc>
+      </w:tr>
+      <w:tr>
+        <w:trPr>
+          <w:divId w:val="224532987"/>
+        </w:trPr>
+        <w:tc>
+          <w:tcPr>
+            <w:tcW w:w="0" w:type="auto"/>
+            <w:tcMar>
+              <w:top w:w="150" w:type="dxa"/>
+              <w:left w:w="210" w:type="dxa"/>
+              <w:bottom w:w="150" w:type="dxa"/>
+              <w:right w:w="210" w:type="dxa"/>
+            </w:tcMar>
+            <w:vAlign w:val="center"/>
+            <w:hideMark/>
+          </w:tcPr>
+          <w:p>
+            <w:pPr>
+              <w:rPr>
+                <w:rFonts w:ascii="Plus Jakarta Sans" w:eastAsia="Times New Roman" w:hAnsi="Plus Jakarta Sans"/>
+                <w:sz w:val="20"/>
+                <w:szCs w:val="20"/>
+              </w:rPr>
+            </w:pPr>
+            <w:r>
+              <w:rPr>
+                <w:rStyle w:val="Textoennegrita"/>
+                <w:rFonts w:ascii="Plus Jakarta Sans" w:eastAsia="Times New Roman" w:hAnsi="Plus Jakarta Sans"/>
+                <w:sz w:val="20"/>
+                <w:szCs w:val="20"/>
+              </w:rPr>
+              <w:t>Hormigón Armado</w:t>
+            </w:r>
+          </w:p>
+        </w:tc>
+        <w:tc>
+          <w:tcPr>
+            <w:tcW w:w="0" w:type="auto"/>
+            <w:tcMar>
+              <w:top w:w="150" w:type="dxa"/>
+              <w:left w:w="210" w:type="dxa"/>
+              <w:bottom w:w="150" w:type="dxa"/>
+              <w:right w:w="210" w:type="dxa"/>
+            </w:tcMar>
+            <w:vAlign w:val="center"/>
+            <w:hideMark/>
+          </w:tcPr>
+          <w:p>
+            <w:pPr>
+              <w:rPr>
+                <w:rFonts w:ascii="Plus Jakarta Sans" w:eastAsia="Times New Roman" w:hAnsi="Plus Jakarta Sans"/>
+                <w:sz w:val="20"/>
+                <w:szCs w:val="20"/>
+              </w:rPr>
+            </w:pPr>
+            <w:r>
+              <w:rPr>
+                <w:rFonts w:ascii="Plus Jakarta Sans" w:eastAsia="Times New Roman" w:hAnsi="Plus Jakarta Sans"/>
+                <w:sz w:val="20"/>
+                <w:szCs w:val="20"/>
+              </w:rPr>
+              <w:t>138</w:t>
+            </w:r>
+          </w:p>
+        </w:tc>
+        <w:tc>
+          <w:tcPr>
+            <w:tcW w:w="0" w:type="auto"/>
+            <w:tcMar>
+              <w:top w:w="150" w:type="dxa"/>
+              <w:left w:w="210" w:type="dxa"/>
+              <w:bottom w:w="150" w:type="dxa"/>
+              <w:right w:w="210" w:type="dxa"/>
+            </w:tcMar>
+            <w:vAlign w:val="center"/>
+            <w:hideMark/>
+          </w:tcPr>
+          <w:p>
+            <w:pPr>
+              <w:rPr>
+                <w:rFonts w:ascii="Plus Jakarta Sans" w:eastAsia="Times New Roman" w:hAnsi="Plus Jakarta Sans"/>
+                <w:sz w:val="20"/>
+                <w:szCs w:val="20"/>
+              </w:rPr>
+            </w:pPr>
+            <w:r>
+              <w:rPr>
+                <w:rFonts w:ascii="Plus Jakarta Sans" w:eastAsia="Times New Roman" w:hAnsi="Plus Jakarta Sans"/>
+                <w:sz w:val="20"/>
+                <w:szCs w:val="20"/>
+              </w:rPr>
+              <w:t>111</w:t>
+            </w:r>
+          </w:p>
+        </w:tc>
+        <w:tc>
+          <w:tcPr>
+            <w:tcW w:w="0" w:type="auto"/>
+            <w:tcMar>
+              <w:top w:w="150" w:type="dxa"/>
+              <w:left w:w="210" w:type="dxa"/>
+              <w:bottom w:w="150" w:type="dxa"/>
+              <w:right w:w="210" w:type="dxa"/>
+            </w:tcMar>
+            <w:vAlign w:val="center"/>
+            <w:hideMark/>
+          </w:tcPr>
+          <w:p>
+            <w:pPr>
+              <w:rPr>
+                <w:rFonts w:ascii="Plus Jakarta Sans" w:eastAsia="Times New Roman" w:hAnsi="Plus Jakarta Sans"/>
+                <w:sz w:val="20"/>
+                <w:szCs w:val="20"/>
+              </w:rPr>
+            </w:pPr>
+            <w:r>
+              <w:rPr>
+                <w:rFonts w:ascii="Plus Jakarta Sans" w:eastAsia="Times New Roman" w:hAnsi="Plus Jakarta Sans"/>
+                <w:sz w:val="20"/>
+                <w:szCs w:val="20"/>
+              </w:rPr>
+              <w:t>72</w:t>
+            </w:r>
+          </w:p>
+        </w:tc>
+        <w:tc>
+          <w:tcPr>
+            <w:tcW w:w="0" w:type="auto"/>
+            <w:tcMar>
+              <w:top w:w="150" w:type="dxa"/>
+              <w:left w:w="210" w:type="dxa"/>
+              <w:bottom w:w="150" w:type="dxa"/>
+              <w:right w:w="210" w:type="dxa"/>
+            </w:tcMar>
+            <w:vAlign w:val="center"/>
+            <w:hideMark/>
+          </w:tcPr>
+          <w:p>
+            <w:pPr>
+              <w:rPr>
+                <w:rFonts w:ascii="Plus Jakarta Sans" w:eastAsia="Times New Roman" w:hAnsi="Plus Jakarta Sans"/>
+                <w:sz w:val="20"/>
+                <w:szCs w:val="20"/>
+              </w:rPr>
+            </w:pPr>
+            <w:r>
+              <w:rPr>
+                <w:rFonts w:ascii="Plus Jakarta Sans" w:eastAsia="Times New Roman" w:hAnsi="Plus Jakarta Sans"/>
+                <w:sz w:val="20"/>
+                <w:szCs w:val="20"/>
+              </w:rPr>
+              <w:t>321</w:t>
+            </w:r>
+          </w:p>
+        </w:tc>
+      </w:tr>
+      <w:tr>
+        <w:trPr>
+          <w:divId w:val="224532987"/>
+        </w:trPr>
+        <w:tc>
+          <w:tcPr>
+            <w:tcW w:w="0" w:type="auto"/>
+            <w:tcMar>
+              <w:top w:w="150" w:type="dxa"/>
+              <w:left w:w="210" w:type="dxa"/>
+              <w:bottom w:w="150" w:type="dxa"/>
+              <w:right w:w="210" w:type="dxa"/>
+            </w:tcMar>
+            <w:vAlign w:val="center"/>
+            <w:hideMark/>
+          </w:tcPr>
+          <w:p>
+            <w:pPr>
+              <w:rPr>
+                <w:rFonts w:ascii="Plus Jakarta Sans" w:eastAsia="Times New Roman" w:hAnsi="Plus Jakarta Sans"/>
+                <w:sz w:val="20"/>
+                <w:szCs w:val="20"/>
+              </w:rPr>
+            </w:pPr>
+            <w:r>
+              <w:rPr>
+                <w:rStyle w:val="Textoennegrita"/>
+                <w:rFonts w:ascii="Plus Jakarta Sans" w:eastAsia="Times New Roman" w:hAnsi="Plus Jakarta Sans"/>
+                <w:sz w:val="20"/>
+                <w:szCs w:val="20"/>
+              </w:rPr>
+              <w:t>Tapia</w:t>
+            </w:r>
+          </w:p>
+        </w:tc>
+        <w:tc>
+          <w:tcPr>
+            <w:tcW w:w="0" w:type="auto"/>
+            <w:tcMar>
+              <w:top w:w="150" w:type="dxa"/>
+              <w:left w:w="210" w:type="dxa"/>
+              <w:bottom w:w="150" w:type="dxa"/>
+              <w:right w:w="210" w:type="dxa"/>
+            </w:tcMar>
+            <w:vAlign w:val="center"/>
+            <w:hideMark/>
+          </w:tcPr>
+          <w:p>
+            <w:pPr>
+              <w:rPr>
+                <w:rFonts w:ascii="Plus Jakarta Sans" w:eastAsia="Times New Roman" w:hAnsi="Plus Jakarta Sans"/>
+                <w:sz w:val="20"/>
+                <w:szCs w:val="20"/>
+              </w:rPr>
+            </w:pPr>
+            <w:r>
+              <w:rPr>
+                <w:rFonts w:ascii="Plus Jakarta Sans" w:eastAsia="Times New Roman" w:hAnsi="Plus Jakarta Sans"/>
+                <w:sz w:val="20"/>
+                <w:szCs w:val="20"/>
+              </w:rPr>
+              <w:t>70</w:t>
+            </w:r>
+          </w:p>
+        </w:tc>
+        <w:tc>
+          <w:tcPr>
+            <w:tcW w:w="0" w:type="auto"/>
+            <w:tcMar>
+              <w:top w:w="150" w:type="dxa"/>
+              <w:left w:w="210" w:type="dxa"/>
+              <w:bottom w:w="150" w:type="dxa"/>
+              <w:right w:w="210" w:type="dxa"/>
+            </w:tcMar>
+            <w:vAlign w:val="center"/>
+            <w:hideMark/>
+          </w:tcPr>
+          <w:p>
+            <w:pPr>
+              <w:rPr>
+                <w:rFonts w:ascii="Plus Jakarta Sans" w:eastAsia="Times New Roman" w:hAnsi="Plus Jakarta Sans"/>
+                <w:sz w:val="20"/>
+                <w:szCs w:val="20"/>
+              </w:rPr>
+            </w:pPr>
+            <w:r>
+              <w:rPr>
+                <w:rFonts w:ascii="Plus Jakarta Sans" w:eastAsia="Times New Roman" w:hAnsi="Plus Jakarta Sans"/>
+                <w:sz w:val="20"/>
+                <w:szCs w:val="20"/>
+              </w:rPr>
+              <w:t>29</w:t>
+            </w:r>
+          </w:p>
+        </w:tc>
+        <w:tc>
+          <w:tcPr>
+            <w:tcW w:w="0" w:type="auto"/>
+            <w:tcMar>
+              <w:top w:w="150" w:type="dxa"/>
+              <w:left w:w="210" w:type="dxa"/>
+              <w:bottom w:w="150" w:type="dxa"/>
+              <w:right w:w="210" w:type="dxa"/>
+            </w:tcMar>
+            <w:vAlign w:val="center"/>
+            <w:hideMark/>
+          </w:tcPr>
+          <w:p>
+            <w:pPr>
+              <w:rPr>
+                <w:rFonts w:ascii="Plus Jakarta Sans" w:eastAsia="Times New Roman" w:hAnsi="Plus Jakarta Sans"/>
+                <w:sz w:val="20"/>
+                <w:szCs w:val="20"/>
+              </w:rPr>
+            </w:pPr>
+            <w:r>
+              <w:rPr>
+                <w:rFonts w:ascii="Plus Jakarta Sans" w:eastAsia="Times New Roman" w:hAnsi="Plus Jakarta Sans"/>
+                <w:sz w:val="20"/>
+                <w:szCs w:val="20"/>
+              </w:rPr>
+              <w:t>143</w:t>
+            </w:r>
+          </w:p>
+        </w:tc>
+        <w:tc>
+          <w:tcPr>
+            <w:tcW w:w="0" w:type="auto"/>
+            <w:tcMar>
+              <w:top w:w="150" w:type="dxa"/>
+              <w:left w:w="210" w:type="dxa"/>
+              <w:bottom w:w="150" w:type="dxa"/>
+              <w:right w:w="210" w:type="dxa"/>
+            </w:tcMar>
+            <w:vAlign w:val="center"/>
+            <w:hideMark/>
+          </w:tcPr>
+          <w:p>
+            <w:pPr>
+              <w:rPr>
+                <w:rFonts w:ascii="Plus Jakarta Sans" w:eastAsia="Times New Roman" w:hAnsi="Plus Jakarta Sans"/>
+                <w:sz w:val="20"/>
+                <w:szCs w:val="20"/>
+              </w:rPr>
+            </w:pPr>
+            <w:r>
+              <w:rPr>
+                <w:rFonts w:ascii="Plus Jakarta Sans" w:eastAsia="Times New Roman" w:hAnsi="Plus Jakarta Sans"/>
+                <w:sz w:val="20"/>
+                <w:szCs w:val="20"/>
+              </w:rPr>
+              <w:t>242</w:t>
+            </w:r>
+          </w:p>
+        </w:tc>
+      </w:tr>
+      <w:tr>
+        <w:trPr>
+          <w:divId w:val="224532987"/>
+        </w:trPr>
+        <w:tc>
+          <w:tcPr>
+            <w:tcW w:w="0" w:type="auto"/>
+            <w:tcMar>
+              <w:top w:w="150" w:type="dxa"/>
+              <w:left w:w="210" w:type="dxa"/>
+              <w:bottom w:w="150" w:type="dxa"/>
+              <w:right w:w="210" w:type="dxa"/>
+            </w:tcMar>
+            <w:vAlign w:val="center"/>
+            <w:hideMark/>
+          </w:tcPr>
+          <w:p>
+            <w:pPr>
+              <w:rPr>
+                <w:rFonts w:ascii="Plus Jakarta Sans" w:eastAsia="Times New Roman" w:hAnsi="Plus Jakarta Sans"/>
+                <w:sz w:val="20"/>
+                <w:szCs w:val="20"/>
+              </w:rPr>
+            </w:pPr>
+            <w:r>
+              <w:rPr>
+                <w:rStyle w:val="Textoennegrita"/>
+                <w:rFonts w:ascii="Plus Jakarta Sans" w:eastAsia="Times New Roman" w:hAnsi="Plus Jakarta Sans"/>
+                <w:sz w:val="20"/>
+                <w:szCs w:val="20"/>
+              </w:rPr>
+              <w:t>Ladrillo</w:t>
+            </w:r>
+          </w:p>
+        </w:tc>
+        <w:tc>
+          <w:tcPr>
+            <w:tcW w:w="0" w:type="auto"/>
+            <w:tcMar>
+              <w:top w:w="150" w:type="dxa"/>
+              <w:left w:w="210" w:type="dxa"/>
+              <w:bottom w:w="150" w:type="dxa"/>
+              <w:right w:w="210" w:type="dxa"/>
+            </w:tcMar>
+            <w:vAlign w:val="center"/>
+            <w:hideMark/>
+          </w:tcPr>
+          <w:p>
+            <w:pPr>
+              <w:rPr>
+                <w:rFonts w:ascii="Plus Jakarta Sans" w:eastAsia="Times New Roman" w:hAnsi="Plus Jakarta Sans"/>
+                <w:sz w:val="20"/>
+                <w:szCs w:val="20"/>
+              </w:rPr>
+            </w:pPr>
+            <w:r>
+              <w:rPr>
+                <w:rFonts w:ascii="Plus Jakarta Sans" w:eastAsia="Times New Roman" w:hAnsi="Plus Jakarta Sans"/>
+                <w:sz w:val="20"/>
+                <w:szCs w:val="20"/>
+              </w:rPr>
+              <w:t>49</w:t>
+            </w:r>
+          </w:p>
+        </w:tc>
+        <w:tc>
+          <w:tcPr>
+            <w:tcW w:w="0" w:type="auto"/>
+            <w:tcMar>
+              <w:top w:w="150" w:type="dxa"/>
+              <w:left w:w="210" w:type="dxa"/>
+              <w:bottom w:w="150" w:type="dxa"/>
+              <w:right w:w="210" w:type="dxa"/>
+            </w:tcMar>
+            <w:vAlign w:val="center"/>
+            <w:hideMark/>
+          </w:tcPr>
+          <w:p>
+            <w:pPr>
+              <w:rPr>
+                <w:rFonts w:ascii="Plus Jakarta Sans" w:eastAsia="Times New Roman" w:hAnsi="Plus Jakarta Sans"/>
+                <w:sz w:val="20"/>
+                <w:szCs w:val="20"/>
+              </w:rPr>
+            </w:pPr>
+            <w:r>
+              <w:rPr>
+                <w:rFonts w:ascii="Plus Jakarta Sans" w:eastAsia="Times New Roman" w:hAnsi="Plus Jakarta Sans"/>
+                <w:sz w:val="20"/>
+                <w:szCs w:val="20"/>
+              </w:rPr>
+              <w:t>32</w:t>
+            </w:r>
+          </w:p>
+        </w:tc>
+        <w:tc>
+          <w:tcPr>
+            <w:tcW w:w="0" w:type="auto"/>
+            <w:tcMar>
+              <w:top w:w="150" w:type="dxa"/>
+              <w:left w:w="210" w:type="dxa"/>
+              <w:bottom w:w="150" w:type="dxa"/>
+              <w:right w:w="210" w:type="dxa"/>
+            </w:tcMar>
+            <w:vAlign w:val="center"/>
+            <w:hideMark/>
+          </w:tcPr>
+          <w:p>
+            <w:pPr>
+              <w:rPr>
+                <w:rFonts w:ascii="Plus Jakarta Sans" w:eastAsia="Times New Roman" w:hAnsi="Plus Jakarta Sans"/>
+                <w:sz w:val="20"/>
+                <w:szCs w:val="20"/>
+              </w:rPr>
+            </w:pPr>
+            <w:r>
+              <w:rPr>
+                <w:rFonts w:ascii="Plus Jakarta Sans" w:eastAsia="Times New Roman" w:hAnsi="Plus Jakarta Sans"/>
+                <w:sz w:val="20"/>
+                <w:szCs w:val="20"/>
+              </w:rPr>
+              <w:t>35</w:t>
+            </w:r>
+          </w:p>
+        </w:tc>
+        <w:tc>
+          <w:tcPr>
+            <w:tcW w:w="0" w:type="auto"/>
+            <w:tcMar>
+              <w:top w:w="150" w:type="dxa"/>
+              <w:left w:w="210" w:type="dxa"/>
+              <w:bottom w:w="150" w:type="dxa"/>
+              <w:right w:w="210" w:type="dxa"/>
+            </w:tcMar>
+            <w:vAlign w:val="center"/>
+            <w:hideMark/>
+          </w:tcPr>
+          <w:p>
+            <w:pPr>
+              <w:rPr>
+                <w:rFonts w:ascii="Plus Jakarta Sans" w:eastAsia="Times New Roman" w:hAnsi="Plus Jakarta Sans"/>
+                <w:sz w:val="20"/>
+                <w:szCs w:val="20"/>
+              </w:rPr>
+            </w:pPr>
+            <w:r>
+              <w:rPr>
+                <w:rFonts w:ascii="Plus Jakarta Sans" w:eastAsia="Times New Roman" w:hAnsi="Plus Jakarta Sans"/>
+                <w:sz w:val="20"/>
+                <w:szCs w:val="20"/>
+              </w:rPr>
+              <w:t>116</w:t>
+            </w:r>
+          </w:p>
+        </w:tc>
+      </w:tr>
+      <w:tr>
+        <w:trPr>
+          <w:divId w:val="224532987"/>
+        </w:trPr>
+        <w:tc>
+          <w:tcPr>
+            <w:tcW w:w="0" w:type="auto"/>
+            <w:tcMar>
+              <w:top w:w="150" w:type="dxa"/>
+              <w:left w:w="210" w:type="dxa"/>
+              <w:bottom w:w="150" w:type="dxa"/>
+              <w:right w:w="210" w:type="dxa"/>
+            </w:tcMar>
+            <w:vAlign w:val="center"/>
+            <w:hideMark/>
+          </w:tcPr>
+          <w:p>
+            <w:pPr>
+              <w:rPr>
+                <w:rFonts w:ascii="Plus Jakarta Sans" w:eastAsia="Times New Roman" w:hAnsi="Plus Jakarta Sans"/>
+                <w:sz w:val="20"/>
+                <w:szCs w:val="20"/>
+              </w:rPr>
+            </w:pPr>
+            <w:r>
+              <w:rPr>
+                <w:rStyle w:val="Textoennegrita"/>
+                <w:rFonts w:ascii="Plus Jakarta Sans" w:eastAsia="Times New Roman" w:hAnsi="Plus Jakarta Sans"/>
+                <w:sz w:val="20"/>
+                <w:szCs w:val="20"/>
+              </w:rPr>
+              <w:t>Adobe</w:t>
+            </w:r>
+          </w:p>
+        </w:tc>
+        <w:tc>
+          <w:tcPr>
+            <w:tcW w:w="0" w:type="auto"/>
+            <w:tcMar>
+              <w:top w:w="150" w:type="dxa"/>
+              <w:left w:w="210" w:type="dxa"/>
+              <w:bottom w:w="150" w:type="dxa"/>
+              <w:right w:w="210" w:type="dxa"/>
+            </w:tcMar>
+            <w:vAlign w:val="center"/>
+            <w:hideMark/>
+          </w:tcPr>
+          <w:p>
+            <w:pPr>
+              <w:rPr>
+                <w:rFonts w:ascii="Plus Jakarta Sans" w:eastAsia="Times New Roman" w:hAnsi="Plus Jakarta Sans"/>
+                <w:sz w:val="20"/>
+                <w:szCs w:val="20"/>
+              </w:rPr>
+            </w:pPr>
+            <w:r>
+              <w:rPr>
+                <w:rFonts w:ascii="Plus Jakarta Sans" w:eastAsia="Times New Roman" w:hAnsi="Plus Jakarta Sans"/>
+                <w:sz w:val="20"/>
+                <w:szCs w:val="20"/>
+              </w:rPr>
+              <w:t>35</w:t>
+            </w:r>
+          </w:p>
+        </w:tc>
+        <w:tc>
+          <w:tcPr>
+            <w:tcW w:w="0" w:type="auto"/>
+            <w:tcMar>
+              <w:top w:w="150" w:type="dxa"/>
+              <w:left w:w="210" w:type="dxa"/>
+              <w:bottom w:w="150" w:type="dxa"/>
+              <w:right w:w="210" w:type="dxa"/>
+            </w:tcMar>
+            <w:vAlign w:val="center"/>
+            <w:hideMark/>
+          </w:tcPr>
+          <w:p>
+            <w:pPr>
+              <w:rPr>
+                <w:rFonts w:ascii="Plus Jakarta Sans" w:eastAsia="Times New Roman" w:hAnsi="Plus Jakarta Sans"/>
+                <w:sz w:val="20"/>
+                <w:szCs w:val="20"/>
+              </w:rPr>
+            </w:pPr>
+            <w:r>
+              <w:rPr>
+                <w:rFonts w:ascii="Plus Jakarta Sans" w:eastAsia="Times New Roman" w:hAnsi="Plus Jakarta Sans"/>
+                <w:sz w:val="20"/>
+                <w:szCs w:val="20"/>
+              </w:rPr>
+              <w:t>19</w:t>
+            </w:r>
+          </w:p>
+        </w:tc>
+        <w:tc>
+          <w:tcPr>
+            <w:tcW w:w="0" w:type="auto"/>
+            <w:tcMar>
+              <w:top w:w="150" w:type="dxa"/>
+              <w:left w:w="210" w:type="dxa"/>
+              <w:bottom w:w="150" w:type="dxa"/>
+              <w:right w:w="210" w:type="dxa"/>
+            </w:tcMar>
+            <w:vAlign w:val="center"/>
+            <w:hideMark/>
+          </w:tcPr>
+          <w:p>
+            <w:pPr>
+              <w:rPr>
+                <w:rFonts w:ascii="Plus Jakarta Sans" w:eastAsia="Times New Roman" w:hAnsi="Plus Jakarta Sans"/>
+                <w:sz w:val="20"/>
+                <w:szCs w:val="20"/>
+              </w:rPr>
+            </w:pPr>
+            <w:r>
+              <w:rPr>
+                <w:rFonts w:ascii="Plus Jakarta Sans" w:eastAsia="Times New Roman" w:hAnsi="Plus Jakarta Sans"/>
+                <w:sz w:val="20"/>
+                <w:szCs w:val="20"/>
+              </w:rPr>
+              <w:t>23</w:t>
+            </w:r>
+          </w:p>
+        </w:tc>
+        <w:tc>
+          <w:tcPr>
+            <w:tcW w:w="0" w:type="auto"/>
+            <w:tcMar>
+              <w:top w:w="150" w:type="dxa"/>
+              <w:left w:w="210" w:type="dxa"/>
+              <w:bottom w:w="150" w:type="dxa"/>
+              <w:right w:w="210" w:type="dxa"/>
+            </w:tcMar>
+            <w:vAlign w:val="center"/>
+            <w:hideMark/>
+          </w:tcPr>
+          <w:p>
+            <w:pPr>
+              <w:rPr>
+                <w:rFonts w:ascii="Plus Jakarta Sans" w:eastAsia="Times New Roman" w:hAnsi="Plus Jakarta Sans"/>
+                <w:sz w:val="20"/>
+                <w:szCs w:val="20"/>
+              </w:rPr>
+            </w:pPr>
+            <w:r>
+              <w:rPr>
+                <w:rFonts w:ascii="Plus Jakarta Sans" w:eastAsia="Times New Roman" w:hAnsi="Plus Jakarta Sans"/>
+                <w:sz w:val="20"/>
+                <w:szCs w:val="20"/>
+              </w:rPr>
+              <w:t>77</w:t>
+            </w:r>
+          </w:p>
+        </w:tc>
+      </w:tr>
+      <w:tr>
+        <w:trPr>
+          <w:divId w:val="224532987"/>
+        </w:trPr>
+        <w:tc>
+          <w:tcPr>
+            <w:tcW w:w="0" w:type="auto"/>
+            <w:tcMar>
+              <w:top w:w="150" w:type="dxa"/>
+              <w:left w:w="210" w:type="dxa"/>
+              <w:bottom w:w="150" w:type="dxa"/>
+              <w:right w:w="210" w:type="dxa"/>
+            </w:tcMar>
+            <w:vAlign w:val="center"/>
+            <w:hideMark/>
+          </w:tcPr>
+          <w:p>
+            <w:pPr>
+              <w:rPr>
+                <w:rFonts w:ascii="Plus Jakarta Sans" w:eastAsia="Times New Roman" w:hAnsi="Plus Jakarta Sans"/>
+                <w:sz w:val="20"/>
+                <w:szCs w:val="20"/>
+              </w:rPr>
+            </w:pPr>
+            <w:r>
+              <w:rPr>
+                <w:rStyle w:val="Textoennegrita"/>
+                <w:rFonts w:ascii="Plus Jakarta Sans" w:eastAsia="Times New Roman" w:hAnsi="Plus Jakarta Sans"/>
+                <w:sz w:val="20"/>
+                <w:szCs w:val="20"/>
+              </w:rPr>
+              <w:t>Mixta</w:t>
+            </w:r>
+          </w:p>
+        </w:tc>
+        <w:tc>
+          <w:tcPr>
+            <w:tcW w:w="0" w:type="auto"/>
+            <w:tcMar>
+              <w:top w:w="150" w:type="dxa"/>
+              <w:left w:w="210" w:type="dxa"/>
+              <w:bottom w:w="150" w:type="dxa"/>
+              <w:right w:w="210" w:type="dxa"/>
+            </w:tcMar>
+            <w:vAlign w:val="center"/>
+            <w:hideMark/>
+          </w:tcPr>
+          <w:p>
+            <w:pPr>
+              <w:rPr>
+                <w:rFonts w:ascii="Plus Jakarta Sans" w:eastAsia="Times New Roman" w:hAnsi="Plus Jakarta Sans"/>
+                <w:sz w:val="20"/>
+                <w:szCs w:val="20"/>
+              </w:rPr>
+            </w:pPr>
+            <w:r>
+              <w:rPr>
+                <w:rFonts w:ascii="Plus Jakarta Sans" w:eastAsia="Times New Roman" w:hAnsi="Plus Jakarta Sans"/>
+                <w:sz w:val="20"/>
+                <w:szCs w:val="20"/>
+              </w:rPr>
+              <w:t>42</w:t>
+            </w:r>
+          </w:p>
+        </w:tc>
+        <w:tc>
+          <w:tcPr>
+            <w:tcW w:w="0" w:type="auto"/>
+            <w:tcMar>
+              <w:top w:w="150" w:type="dxa"/>
+              <w:left w:w="210" w:type="dxa"/>
+              <w:bottom w:w="150" w:type="dxa"/>
+              <w:right w:w="210" w:type="dxa"/>
+            </w:tcMar>
+            <w:vAlign w:val="center"/>
+            <w:hideMark/>
+          </w:tcPr>
+          <w:p>
+            <w:pPr>
+              <w:rPr>
+                <w:rFonts w:ascii="Plus Jakarta Sans" w:eastAsia="Times New Roman" w:hAnsi="Plus Jakarta Sans"/>
+                <w:sz w:val="20"/>
+                <w:szCs w:val="20"/>
+              </w:rPr>
+            </w:pPr>
+            <w:r>
+              <w:rPr>
+                <w:rFonts w:ascii="Plus Jakarta Sans" w:eastAsia="Times New Roman" w:hAnsi="Plus Jakarta Sans"/>
+                <w:sz w:val="20"/>
+                <w:szCs w:val="20"/>
+              </w:rPr>
+              <w:t>16</w:t>
+            </w:r>
+          </w:p>
+        </w:tc>
+        <w:tc>
+          <w:tcPr>
+            <w:tcW w:w="0" w:type="auto"/>
+            <w:tcMar>
+              <w:top w:w="150" w:type="dxa"/>
+              <w:left w:w="210" w:type="dxa"/>
+              <w:bottom w:w="150" w:type="dxa"/>
+              <w:right w:w="210" w:type="dxa"/>
+            </w:tcMar>
+            <w:vAlign w:val="center"/>
+            <w:hideMark/>
+          </w:tcPr>
+          <w:p>
+            <w:pPr>
+              <w:rPr>
+                <w:rFonts w:ascii="Plus Jakarta Sans" w:eastAsia="Times New Roman" w:hAnsi="Plus Jakarta Sans"/>
+                <w:sz w:val="20"/>
+                <w:szCs w:val="20"/>
+              </w:rPr>
+            </w:pPr>
+            <w:r>
+              <w:rPr>
+                <w:rFonts w:ascii="Plus Jakarta Sans" w:eastAsia="Times New Roman" w:hAnsi="Plus Jakarta Sans"/>
+                <w:sz w:val="20"/>
+                <w:szCs w:val="20"/>
+              </w:rPr>
+              <w:t>9</w:t>
+            </w:r>
+          </w:p>
+        </w:tc>
+        <w:tc>
+          <w:tcPr>
+            <w:tcW w:w="0" w:type="auto"/>
+            <w:tcMar>
+              <w:top w:w="150" w:type="dxa"/>
+              <w:left w:w="210" w:type="dxa"/>
+              <w:bottom w:w="150" w:type="dxa"/>
+              <w:right w:w="210" w:type="dxa"/>
+            </w:tcMar>
+            <w:vAlign w:val="center"/>
+            <w:hideMark/>
+          </w:tcPr>
+          <w:p>
+            <w:pPr>
+              <w:rPr>
+                <w:rFonts w:ascii="Plus Jakarta Sans" w:eastAsia="Times New Roman" w:hAnsi="Plus Jakarta Sans"/>
+                <w:sz w:val="20"/>
+                <w:szCs w:val="20"/>
+              </w:rPr>
+            </w:pPr>
+            <w:r>
+              <w:rPr>
+                <w:rFonts w:ascii="Plus Jakarta Sans" w:eastAsia="Times New Roman" w:hAnsi="Plus Jakarta Sans"/>
+                <w:sz w:val="20"/>
+                <w:szCs w:val="20"/>
+              </w:rPr>
+              <w:t>67</w:t>
+            </w:r>
+          </w:p>
+        </w:tc>
+      </w:tr>
+    </w:tbl>
+    <w:p>
+      <w:pPr>
+        <w:pStyle w:val="Ttulo3"/>
+        <w:divId w:val="583682400"/>
+        <w:rPr>
+          <w:rFonts w:eastAsia="Times New Roman"/>
+          <w:lang w:val="es-ES"/>
+        </w:rPr>
+      </w:pPr>
+      <w:r>
+        <w:rPr>
+          <w:rFonts w:eastAsia="Times New Roman"/>
+          <w:lang w:val="es-ES"/>
+        </w:rPr>
+        <w:t>H. Nivel de Instrucción</w:t>
+      </w:r>
+    </w:p>
+    <w:tbl>
+      <w:tblPr>
+        <w:tblW w:w="5000" w:type="pct"/>
+        <w:tblCellMar>
+          <w:top w:w="15" w:type="dxa"/>
+          <w:left w:w="15" w:type="dxa"/>
+          <w:bottom w:w="15" w:type="dxa"/>
+          <w:right w:w="15" w:type="dxa"/>
+        </w:tblCellMar>
+        <w:tblLook w:val="04A0" w:firstRow="1" w:lastRow="0" w:firstColumn="1" w:lastColumn="0" w:noHBand="0" w:noVBand="1"/>
+      </w:tblPr>
+      <w:tblGrid>
+        <w:gridCol w:w="2224"/>
+        <w:gridCol w:w="1653"/>
+        <w:gridCol w:w="1652"/>
+        <w:gridCol w:w="1652"/>
+        <w:gridCol w:w="1323"/>
+      </w:tblGrid>
+      <w:tr>
+        <w:trPr>
+          <w:divId w:val="1892496767"/>
+          <w:tblHeader/>
+        </w:trPr>
+        <w:tc>
+          <w:tcPr>
+            <w:tcW w:w="0" w:type="auto"/>
+            <w:tcMar>
+              <w:top w:w="150" w:type="dxa"/>
+              <w:left w:w="210" w:type="dxa"/>
+              <w:bottom w:w="150" w:type="dxa"/>
+              <w:right w:w="210" w:type="dxa"/>
+            </w:tcMar>
+            <w:vAlign w:val="center"/>
+            <w:hideMark/>
+          </w:tcPr>
+          <w:p>
+            <w:pPr>
+              <w:jc w:val="center"/>
+              <w:rPr>
+                <w:rFonts w:ascii="Outfit" w:eastAsia="Times New Roman" w:hAnsi="Outfit"/>
+                <w:b/>
+                <w:bCs/>
+                <w:color w:val="FFFFFF"/>
+                <w:sz w:val="20"/>
+                <w:szCs w:val="20"/>
+              </w:rPr>
+            </w:pPr>
+            <w:r>
+              <w:rPr>
+                <w:rFonts w:ascii="Outfit" w:eastAsia="Times New Roman" w:hAnsi="Outfit"/>
+                <w:b/>
+                <w:bCs/>
+                <w:color w:val="FFFFFF"/>
+                <w:sz w:val="20"/>
+                <w:szCs w:val="20"/>
+              </w:rPr>
+              <w:t>Nivel</w:t>
+            </w:r>
+          </w:p>
+        </w:tc>
+        <w:tc>
+          <w:tcPr>
+            <w:tcW w:w="0" w:type="auto"/>
+            <w:tcMar>
+              <w:top w:w="150" w:type="dxa"/>
+              <w:left w:w="210" w:type="dxa"/>
+              <w:bottom w:w="150" w:type="dxa"/>
+              <w:right w:w="210" w:type="dxa"/>
+            </w:tcMar>
+            <w:vAlign w:val="center"/>
+            <w:hideMark/>
+          </w:tcPr>
+          <w:p>
+            <w:pPr>
+              <w:jc w:val="center"/>
+              <w:rPr>
+                <w:rFonts w:ascii="Outfit" w:eastAsia="Times New Roman" w:hAnsi="Outfit"/>
+                <w:b/>
+                <w:bCs/>
+                <w:color w:val="FFFFFF"/>
+                <w:sz w:val="20"/>
+                <w:szCs w:val="20"/>
+              </w:rPr>
+            </w:pPr>
+            <w:r>
+              <w:rPr>
+                <w:rFonts w:ascii="Outfit" w:eastAsia="Times New Roman" w:hAnsi="Outfit"/>
+                <w:b/>
+                <w:bCs/>
+                <w:color w:val="FFFFFF"/>
+                <w:sz w:val="20"/>
+                <w:szCs w:val="20"/>
+              </w:rPr>
+              <w:t>Sector 1</w:t>
+            </w:r>
+          </w:p>
+        </w:tc>
+        <w:tc>
+          <w:tcPr>
+            <w:tcW w:w="0" w:type="auto"/>
+            <w:tcMar>
+              <w:top w:w="150" w:type="dxa"/>
+              <w:left w:w="210" w:type="dxa"/>
+              <w:bottom w:w="150" w:type="dxa"/>
+              <w:right w:w="210" w:type="dxa"/>
+            </w:tcMar>
+            <w:vAlign w:val="center"/>
+            <w:hideMark/>
+          </w:tcPr>
+          <w:p>
+            <w:pPr>
+              <w:jc w:val="center"/>
+              <w:rPr>
+                <w:rFonts w:ascii="Outfit" w:eastAsia="Times New Roman" w:hAnsi="Outfit"/>
+                <w:b/>
+                <w:bCs/>
+                <w:color w:val="FFFFFF"/>
+                <w:sz w:val="20"/>
+                <w:szCs w:val="20"/>
+              </w:rPr>
+            </w:pPr>
+            <w:r>
+              <w:rPr>
+                <w:rFonts w:ascii="Outfit" w:eastAsia="Times New Roman" w:hAnsi="Outfit"/>
+                <w:b/>
+                <w:bCs/>
+                <w:color w:val="FFFFFF"/>
+                <w:sz w:val="20"/>
+                <w:szCs w:val="20"/>
+              </w:rPr>
+              <w:t>Sector 2</w:t>
+            </w:r>
+          </w:p>
+        </w:tc>
+        <w:tc>
+          <w:tcPr>
+            <w:tcW w:w="0" w:type="auto"/>
+            <w:tcMar>
+              <w:top w:w="150" w:type="dxa"/>
+              <w:left w:w="210" w:type="dxa"/>
+              <w:bottom w:w="150" w:type="dxa"/>
+              <w:right w:w="210" w:type="dxa"/>
+            </w:tcMar>
+            <w:vAlign w:val="center"/>
+            <w:hideMark/>
+          </w:tcPr>
+          <w:p>
+            <w:pPr>
+              <w:jc w:val="center"/>
+              <w:rPr>
+                <w:rFonts w:ascii="Outfit" w:eastAsia="Times New Roman" w:hAnsi="Outfit"/>
+                <w:b/>
+                <w:bCs/>
+                <w:color w:val="FFFFFF"/>
+                <w:sz w:val="20"/>
+                <w:szCs w:val="20"/>
+              </w:rPr>
+            </w:pPr>
+            <w:r>
+              <w:rPr>
+                <w:rFonts w:ascii="Outfit" w:eastAsia="Times New Roman" w:hAnsi="Outfit"/>
+                <w:b/>
+                <w:bCs/>
+                <w:color w:val="FFFFFF"/>
+                <w:sz w:val="20"/>
+                <w:szCs w:val="20"/>
+              </w:rPr>
+              <w:t>Sector 3</w:t>
+            </w:r>
+          </w:p>
+        </w:tc>
+        <w:tc>
+          <w:tcPr>
+            <w:tcW w:w="0" w:type="auto"/>
+            <w:tcMar>
+              <w:top w:w="150" w:type="dxa"/>
+              <w:left w:w="210" w:type="dxa"/>
+              <w:bottom w:w="150" w:type="dxa"/>
+              <w:right w:w="210" w:type="dxa"/>
+            </w:tcMar>
+            <w:vAlign w:val="center"/>
+            <w:hideMark/>
+          </w:tcPr>
+          <w:p>
+            <w:pPr>
+              <w:jc w:val="center"/>
+              <w:rPr>
+                <w:rFonts w:ascii="Outfit" w:eastAsia="Times New Roman" w:hAnsi="Outfit"/>
+                <w:b/>
+                <w:bCs/>
+                <w:color w:val="FFFFFF"/>
+                <w:sz w:val="20"/>
+                <w:szCs w:val="20"/>
+              </w:rPr>
+            </w:pPr>
+            <w:r>
+              <w:rPr>
+                <w:rFonts w:ascii="Outfit" w:eastAsia="Times New Roman" w:hAnsi="Outfit"/>
+                <w:b/>
+                <w:bCs/>
+                <w:color w:val="FFFFFF"/>
+                <w:sz w:val="20"/>
+                <w:szCs w:val="20"/>
+              </w:rPr>
+              <w:t>Total</w:t>
+            </w:r>
+          </w:p>
+        </w:tc>
+      </w:tr>
+      <w:tr>
+        <w:trPr>
+          <w:divId w:val="1892496767"/>
+        </w:trPr>
+        <w:tc>
+          <w:tcPr>
+            <w:tcW w:w="0" w:type="auto"/>
+            <w:tcMar>
+              <w:top w:w="150" w:type="dxa"/>
+              <w:left w:w="210" w:type="dxa"/>
+              <w:bottom w:w="150" w:type="dxa"/>
+              <w:right w:w="210" w:type="dxa"/>
+            </w:tcMar>
+            <w:vAlign w:val="center"/>
+            <w:hideMark/>
+          </w:tcPr>
+          <w:p>
+            <w:pPr>
+              <w:rPr>
+                <w:rFonts w:ascii="Plus Jakarta Sans" w:eastAsia="Times New Roman" w:hAnsi="Plus Jakarta Sans"/>
+                <w:sz w:val="20"/>
+                <w:szCs w:val="20"/>
+              </w:rPr>
+            </w:pPr>
+            <w:r>
+              <w:rPr>
+                <w:rStyle w:val="Textoennegrita"/>
+                <w:rFonts w:ascii="Plus Jakarta Sans" w:eastAsia="Times New Roman" w:hAnsi="Plus Jakarta Sans"/>
+                <w:sz w:val="20"/>
+                <w:szCs w:val="20"/>
+              </w:rPr>
+              <w:t>Primaria</w:t>
+            </w:r>
+          </w:p>
+        </w:tc>
+        <w:tc>
+          <w:tcPr>
+            <w:tcW w:w="0" w:type="auto"/>
+            <w:tcMar>
+              <w:top w:w="150" w:type="dxa"/>
+              <w:left w:w="210" w:type="dxa"/>
+              <w:bottom w:w="150" w:type="dxa"/>
+              <w:right w:w="210" w:type="dxa"/>
+            </w:tcMar>
+            <w:vAlign w:val="center"/>
+            <w:hideMark/>
+          </w:tcPr>
+          <w:p>
+            <w:pPr>
+              <w:rPr>
+                <w:rFonts w:ascii="Plus Jakarta Sans" w:eastAsia="Times New Roman" w:hAnsi="Plus Jakarta Sans"/>
+                <w:sz w:val="20"/>
+                <w:szCs w:val="20"/>
+              </w:rPr>
+            </w:pPr>
+            <w:r>
+              <w:rPr>
+                <w:rFonts w:ascii="Plus Jakarta Sans" w:eastAsia="Times New Roman" w:hAnsi="Plus Jakarta Sans"/>
+                <w:sz w:val="20"/>
+                <w:szCs w:val="20"/>
+              </w:rPr>
+              <w:t>822</w:t>
+            </w:r>
+          </w:p>
+        </w:tc>
+        <w:tc>
+          <w:tcPr>
+            <w:tcW w:w="0" w:type="auto"/>
+            <w:tcMar>
+              <w:top w:w="150" w:type="dxa"/>
+              <w:left w:w="210" w:type="dxa"/>
+              <w:bottom w:w="150" w:type="dxa"/>
+              <w:right w:w="210" w:type="dxa"/>
+            </w:tcMar>
+            <w:vAlign w:val="center"/>
+            <w:hideMark/>
+          </w:tcPr>
+          <w:p>
+            <w:pPr>
+              <w:rPr>
+                <w:rFonts w:ascii="Plus Jakarta Sans" w:eastAsia="Times New Roman" w:hAnsi="Plus Jakarta Sans"/>
+                <w:sz w:val="20"/>
+                <w:szCs w:val="20"/>
+              </w:rPr>
+            </w:pPr>
+            <w:r>
+              <w:rPr>
+                <w:rFonts w:ascii="Plus Jakarta Sans" w:eastAsia="Times New Roman" w:hAnsi="Plus Jakarta Sans"/>
+                <w:sz w:val="20"/>
+                <w:szCs w:val="20"/>
+              </w:rPr>
+              <w:t>664</w:t>
+            </w:r>
+          </w:p>
+        </w:tc>
+        <w:tc>
+          <w:tcPr>
+            <w:tcW w:w="0" w:type="auto"/>
+            <w:tcMar>
+              <w:top w:w="150" w:type="dxa"/>
+              <w:left w:w="210" w:type="dxa"/>
+              <w:bottom w:w="150" w:type="dxa"/>
+              <w:right w:w="210" w:type="dxa"/>
+            </w:tcMar>
+            <w:vAlign w:val="center"/>
+            <w:hideMark/>
+          </w:tcPr>
+          <w:p>
+            <w:pPr>
+              <w:rPr>
+                <w:rFonts w:ascii="Plus Jakarta Sans" w:eastAsia="Times New Roman" w:hAnsi="Plus Jakarta Sans"/>
+                <w:sz w:val="20"/>
+                <w:szCs w:val="20"/>
+              </w:rPr>
+            </w:pPr>
+            <w:r>
+              <w:rPr>
+                <w:rFonts w:ascii="Plus Jakarta Sans" w:eastAsia="Times New Roman" w:hAnsi="Plus Jakarta Sans"/>
+                <w:sz w:val="20"/>
+                <w:szCs w:val="20"/>
+              </w:rPr>
+              <w:t>420</w:t>
+            </w:r>
+          </w:p>
+        </w:tc>
+        <w:tc>
+          <w:tcPr>
+            <w:tcW w:w="0" w:type="auto"/>
+            <w:tcMar>
+              <w:top w:w="150" w:type="dxa"/>
+              <w:left w:w="210" w:type="dxa"/>
+              <w:bottom w:w="150" w:type="dxa"/>
+              <w:right w:w="210" w:type="dxa"/>
+            </w:tcMar>
+            <w:vAlign w:val="center"/>
+            <w:hideMark/>
+          </w:tcPr>
+          <w:p>
+            <w:pPr>
+              <w:rPr>
+                <w:rFonts w:ascii="Plus Jakarta Sans" w:eastAsia="Times New Roman" w:hAnsi="Plus Jakarta Sans"/>
+                <w:sz w:val="20"/>
+                <w:szCs w:val="20"/>
+              </w:rPr>
+            </w:pPr>
+            <w:r>
+              <w:rPr>
+                <w:rFonts w:ascii="Plus Jakarta Sans" w:eastAsia="Times New Roman" w:hAnsi="Plus Jakarta Sans"/>
+                <w:sz w:val="20"/>
+                <w:szCs w:val="20"/>
+              </w:rPr>
+              <w:t>1,906</w:t>
+            </w:r>
+          </w:p>
+        </w:tc>
+      </w:tr>
+      <w:tr>
+        <w:trPr>
+          <w:divId w:val="1892496767"/>
+        </w:trPr>
+        <w:tc>
+          <w:tcPr>
+            <w:tcW w:w="0" w:type="auto"/>
+            <w:tcMar>
+              <w:top w:w="150" w:type="dxa"/>
+              <w:left w:w="210" w:type="dxa"/>
+              <w:bottom w:w="150" w:type="dxa"/>
+              <w:right w:w="210" w:type="dxa"/>
+            </w:tcMar>
+            <w:vAlign w:val="center"/>
+            <w:hideMark/>
+          </w:tcPr>
+          <w:p>
+            <w:pPr>
+              <w:rPr>
+                <w:rFonts w:ascii="Plus Jakarta Sans" w:eastAsia="Times New Roman" w:hAnsi="Plus Jakarta Sans"/>
+                <w:sz w:val="20"/>
+                <w:szCs w:val="20"/>
+              </w:rPr>
+            </w:pPr>
+            <w:r>
+              <w:rPr>
+                <w:rStyle w:val="Textoennegrita"/>
+                <w:rFonts w:ascii="Plus Jakarta Sans" w:eastAsia="Times New Roman" w:hAnsi="Plus Jakarta Sans"/>
+                <w:sz w:val="20"/>
+                <w:szCs w:val="20"/>
+              </w:rPr>
+              <w:t>Secundaria</w:t>
+            </w:r>
+          </w:p>
+        </w:tc>
+        <w:tc>
+          <w:tcPr>
+            <w:tcW w:w="0" w:type="auto"/>
+            <w:tcMar>
+              <w:top w:w="150" w:type="dxa"/>
+              <w:left w:w="210" w:type="dxa"/>
+              <w:bottom w:w="150" w:type="dxa"/>
+              <w:right w:w="210" w:type="dxa"/>
+            </w:tcMar>
+            <w:vAlign w:val="center"/>
+            <w:hideMark/>
+          </w:tcPr>
+          <w:p>
+            <w:pPr>
+              <w:rPr>
+                <w:rFonts w:ascii="Plus Jakarta Sans" w:eastAsia="Times New Roman" w:hAnsi="Plus Jakarta Sans"/>
+                <w:sz w:val="20"/>
+                <w:szCs w:val="20"/>
+              </w:rPr>
+            </w:pPr>
+            <w:r>
+              <w:rPr>
+                <w:rFonts w:ascii="Plus Jakarta Sans" w:eastAsia="Times New Roman" w:hAnsi="Plus Jakarta Sans"/>
+                <w:sz w:val="20"/>
+                <w:szCs w:val="20"/>
+              </w:rPr>
+              <w:t>388</w:t>
+            </w:r>
+          </w:p>
+        </w:tc>
+        <w:tc>
+          <w:tcPr>
+            <w:tcW w:w="0" w:type="auto"/>
+            <w:tcMar>
+              <w:top w:w="150" w:type="dxa"/>
+              <w:left w:w="210" w:type="dxa"/>
+              <w:bottom w:w="150" w:type="dxa"/>
+              <w:right w:w="210" w:type="dxa"/>
+            </w:tcMar>
+            <w:vAlign w:val="center"/>
+            <w:hideMark/>
+          </w:tcPr>
+          <w:p>
+            <w:pPr>
+              <w:rPr>
+                <w:rFonts w:ascii="Plus Jakarta Sans" w:eastAsia="Times New Roman" w:hAnsi="Plus Jakarta Sans"/>
+                <w:sz w:val="20"/>
+                <w:szCs w:val="20"/>
+              </w:rPr>
+            </w:pPr>
+            <w:r>
+              <w:rPr>
+                <w:rFonts w:ascii="Plus Jakarta Sans" w:eastAsia="Times New Roman" w:hAnsi="Plus Jakarta Sans"/>
+                <w:sz w:val="20"/>
+                <w:szCs w:val="20"/>
+              </w:rPr>
+              <w:t>241</w:t>
+            </w:r>
+          </w:p>
+        </w:tc>
+        <w:tc>
+          <w:tcPr>
+            <w:tcW w:w="0" w:type="auto"/>
+            <w:tcMar>
+              <w:top w:w="150" w:type="dxa"/>
+              <w:left w:w="210" w:type="dxa"/>
+              <w:bottom w:w="150" w:type="dxa"/>
+              <w:right w:w="210" w:type="dxa"/>
+            </w:tcMar>
+            <w:vAlign w:val="center"/>
+            <w:hideMark/>
+          </w:tcPr>
+          <w:p>
+            <w:pPr>
+              <w:rPr>
+                <w:rFonts w:ascii="Plus Jakarta Sans" w:eastAsia="Times New Roman" w:hAnsi="Plus Jakarta Sans"/>
+                <w:sz w:val="20"/>
+                <w:szCs w:val="20"/>
+              </w:rPr>
+            </w:pPr>
+            <w:r>
+              <w:rPr>
+                <w:rFonts w:ascii="Plus Jakarta Sans" w:eastAsia="Times New Roman" w:hAnsi="Plus Jakarta Sans"/>
+                <w:sz w:val="20"/>
+                <w:szCs w:val="20"/>
+              </w:rPr>
+              <w:t>239</w:t>
+            </w:r>
+          </w:p>
+        </w:tc>
+        <w:tc>
+          <w:tcPr>
+            <w:tcW w:w="0" w:type="auto"/>
+            <w:tcMar>
+              <w:top w:w="150" w:type="dxa"/>
+              <w:left w:w="210" w:type="dxa"/>
+              <w:bottom w:w="150" w:type="dxa"/>
+              <w:right w:w="210" w:type="dxa"/>
+            </w:tcMar>
+            <w:vAlign w:val="center"/>
+            <w:hideMark/>
+          </w:tcPr>
+          <w:p>
+            <w:pPr>
+              <w:rPr>
+                <w:rFonts w:ascii="Plus Jakarta Sans" w:eastAsia="Times New Roman" w:hAnsi="Plus Jakarta Sans"/>
+                <w:sz w:val="20"/>
+                <w:szCs w:val="20"/>
+              </w:rPr>
+            </w:pPr>
+            <w:r>
+              <w:rPr>
+                <w:rFonts w:ascii="Plus Jakarta Sans" w:eastAsia="Times New Roman" w:hAnsi="Plus Jakarta Sans"/>
+                <w:sz w:val="20"/>
+                <w:szCs w:val="20"/>
+              </w:rPr>
+              <w:t>868</w:t>
+            </w:r>
+          </w:p>
+        </w:tc>
+      </w:tr>
+      <w:tr>
+        <w:trPr>
+          <w:divId w:val="1892496767"/>
+        </w:trPr>
+        <w:tc>
+          <w:tcPr>
+            <w:tcW w:w="0" w:type="auto"/>
+            <w:tcMar>
+              <w:top w:w="150" w:type="dxa"/>
+              <w:left w:w="210" w:type="dxa"/>
+              <w:bottom w:w="150" w:type="dxa"/>
+              <w:right w:w="210" w:type="dxa"/>
+            </w:tcMar>
+            <w:vAlign w:val="center"/>
+            <w:hideMark/>
+          </w:tcPr>
+          <w:p>
+            <w:pPr>
+              <w:rPr>
+                <w:rFonts w:ascii="Plus Jakarta Sans" w:eastAsia="Times New Roman" w:hAnsi="Plus Jakarta Sans"/>
+                <w:sz w:val="20"/>
+                <w:szCs w:val="20"/>
+              </w:rPr>
+            </w:pPr>
+            <w:r>
+              <w:rPr>
+                <w:rStyle w:val="Textoennegrita"/>
+                <w:rFonts w:ascii="Plus Jakarta Sans" w:eastAsia="Times New Roman" w:hAnsi="Plus Jakarta Sans"/>
+                <w:sz w:val="20"/>
+                <w:szCs w:val="20"/>
+              </w:rPr>
+              <w:t>Ninguno</w:t>
+            </w:r>
+          </w:p>
+        </w:tc>
+        <w:tc>
+          <w:tcPr>
+            <w:tcW w:w="0" w:type="auto"/>
+            <w:tcMar>
+              <w:top w:w="150" w:type="dxa"/>
+              <w:left w:w="210" w:type="dxa"/>
+              <w:bottom w:w="150" w:type="dxa"/>
+              <w:right w:w="210" w:type="dxa"/>
+            </w:tcMar>
+            <w:vAlign w:val="center"/>
+            <w:hideMark/>
+          </w:tcPr>
+          <w:p>
+            <w:pPr>
+              <w:rPr>
+                <w:rFonts w:ascii="Plus Jakarta Sans" w:eastAsia="Times New Roman" w:hAnsi="Plus Jakarta Sans"/>
+                <w:sz w:val="20"/>
+                <w:szCs w:val="20"/>
+              </w:rPr>
+            </w:pPr>
+            <w:r>
+              <w:rPr>
+                <w:rFonts w:ascii="Plus Jakarta Sans" w:eastAsia="Times New Roman" w:hAnsi="Plus Jakarta Sans"/>
+                <w:sz w:val="20"/>
+                <w:szCs w:val="20"/>
+              </w:rPr>
+              <w:t>223</w:t>
+            </w:r>
+          </w:p>
+        </w:tc>
+        <w:tc>
+          <w:tcPr>
+            <w:tcW w:w="0" w:type="auto"/>
+            <w:tcMar>
+              <w:top w:w="150" w:type="dxa"/>
+              <w:left w:w="210" w:type="dxa"/>
+              <w:bottom w:w="150" w:type="dxa"/>
+              <w:right w:w="210" w:type="dxa"/>
+            </w:tcMar>
+            <w:vAlign w:val="center"/>
+            <w:hideMark/>
+          </w:tcPr>
+          <w:p>
+            <w:pPr>
+              <w:rPr>
+                <w:rFonts w:ascii="Plus Jakarta Sans" w:eastAsia="Times New Roman" w:hAnsi="Plus Jakarta Sans"/>
+                <w:sz w:val="20"/>
+                <w:szCs w:val="20"/>
+              </w:rPr>
+            </w:pPr>
+            <w:r>
+              <w:rPr>
+                <w:rFonts w:ascii="Plus Jakarta Sans" w:eastAsia="Times New Roman" w:hAnsi="Plus Jakarta Sans"/>
+                <w:sz w:val="20"/>
+                <w:szCs w:val="20"/>
+              </w:rPr>
+              <w:t>425</w:t>
+            </w:r>
+          </w:p>
+        </w:tc>
+        <w:tc>
+          <w:tcPr>
+            <w:tcW w:w="0" w:type="auto"/>
+            <w:tcMar>
+              <w:top w:w="150" w:type="dxa"/>
+              <w:left w:w="210" w:type="dxa"/>
+              <w:bottom w:w="150" w:type="dxa"/>
+              <w:right w:w="210" w:type="dxa"/>
+            </w:tcMar>
+            <w:vAlign w:val="center"/>
+            <w:hideMark/>
+          </w:tcPr>
+          <w:p>
+            <w:pPr>
+              <w:rPr>
+                <w:rFonts w:ascii="Plus Jakarta Sans" w:eastAsia="Times New Roman" w:hAnsi="Plus Jakarta Sans"/>
+                <w:sz w:val="20"/>
+                <w:szCs w:val="20"/>
+              </w:rPr>
+            </w:pPr>
+            <w:r>
+              <w:rPr>
+                <w:rFonts w:ascii="Plus Jakarta Sans" w:eastAsia="Times New Roman" w:hAnsi="Plus Jakarta Sans"/>
+                <w:sz w:val="20"/>
+                <w:szCs w:val="20"/>
+              </w:rPr>
+              <w:t>48</w:t>
+            </w:r>
+          </w:p>
+        </w:tc>
+        <w:tc>
+          <w:tcPr>
+            <w:tcW w:w="0" w:type="auto"/>
+            <w:tcMar>
+              <w:top w:w="150" w:type="dxa"/>
+              <w:left w:w="210" w:type="dxa"/>
+              <w:bottom w:w="150" w:type="dxa"/>
+              <w:right w:w="210" w:type="dxa"/>
+            </w:tcMar>
+            <w:vAlign w:val="center"/>
+            <w:hideMark/>
+          </w:tcPr>
+          <w:p>
+            <w:pPr>
+              <w:rPr>
+                <w:rFonts w:ascii="Plus Jakarta Sans" w:eastAsia="Times New Roman" w:hAnsi="Plus Jakarta Sans"/>
+                <w:sz w:val="20"/>
+                <w:szCs w:val="20"/>
+              </w:rPr>
+            </w:pPr>
+            <w:r>
+              <w:rPr>
+                <w:rFonts w:ascii="Plus Jakarta Sans" w:eastAsia="Times New Roman" w:hAnsi="Plus Jakarta Sans"/>
+                <w:sz w:val="20"/>
+                <w:szCs w:val="20"/>
+              </w:rPr>
+              <w:t>696</w:t>
+            </w:r>
+          </w:p>
+        </w:tc>
+      </w:tr>
+      <w:tr>
+        <w:trPr>
+          <w:divId w:val="1892496767"/>
+        </w:trPr>
+        <w:tc>
+          <w:tcPr>
+            <w:tcW w:w="0" w:type="auto"/>
+            <w:tcMar>
+              <w:top w:w="150" w:type="dxa"/>
+              <w:left w:w="210" w:type="dxa"/>
+              <w:bottom w:w="150" w:type="dxa"/>
+              <w:right w:w="210" w:type="dxa"/>
+            </w:tcMar>
+            <w:vAlign w:val="center"/>
+            <w:hideMark/>
+          </w:tcPr>
+          <w:p>
+            <w:pPr>
+              <w:rPr>
+                <w:rFonts w:ascii="Plus Jakarta Sans" w:eastAsia="Times New Roman" w:hAnsi="Plus Jakarta Sans"/>
+                <w:sz w:val="20"/>
+                <w:szCs w:val="20"/>
+              </w:rPr>
+            </w:pPr>
+            <w:r>
+              <w:rPr>
+                <w:rStyle w:val="Textoennegrita"/>
+                <w:rFonts w:ascii="Plus Jakarta Sans" w:eastAsia="Times New Roman" w:hAnsi="Plus Jakarta Sans"/>
+                <w:sz w:val="20"/>
+                <w:szCs w:val="20"/>
+              </w:rPr>
+              <w:t>Alfabetizado</w:t>
+            </w:r>
+          </w:p>
+        </w:tc>
+        <w:tc>
+          <w:tcPr>
+            <w:tcW w:w="0" w:type="auto"/>
+            <w:tcMar>
+              <w:top w:w="150" w:type="dxa"/>
+              <w:left w:w="210" w:type="dxa"/>
+              <w:bottom w:w="150" w:type="dxa"/>
+              <w:right w:w="210" w:type="dxa"/>
+            </w:tcMar>
+            <w:vAlign w:val="center"/>
+            <w:hideMark/>
+          </w:tcPr>
+          <w:p>
+            <w:pPr>
+              <w:rPr>
+                <w:rFonts w:ascii="Plus Jakarta Sans" w:eastAsia="Times New Roman" w:hAnsi="Plus Jakarta Sans"/>
+                <w:sz w:val="20"/>
+                <w:szCs w:val="20"/>
+              </w:rPr>
+            </w:pPr>
+            <w:r>
+              <w:rPr>
+                <w:rFonts w:ascii="Plus Jakarta Sans" w:eastAsia="Times New Roman" w:hAnsi="Plus Jakarta Sans"/>
+                <w:sz w:val="20"/>
+                <w:szCs w:val="20"/>
+              </w:rPr>
+              <w:t>154</w:t>
+            </w:r>
+          </w:p>
+        </w:tc>
+        <w:tc>
+          <w:tcPr>
+            <w:tcW w:w="0" w:type="auto"/>
+            <w:tcMar>
+              <w:top w:w="150" w:type="dxa"/>
+              <w:left w:w="210" w:type="dxa"/>
+              <w:bottom w:w="150" w:type="dxa"/>
+              <w:right w:w="210" w:type="dxa"/>
+            </w:tcMar>
+            <w:vAlign w:val="center"/>
+            <w:hideMark/>
+          </w:tcPr>
+          <w:p>
+            <w:pPr>
+              <w:rPr>
+                <w:rFonts w:ascii="Plus Jakarta Sans" w:eastAsia="Times New Roman" w:hAnsi="Plus Jakarta Sans"/>
+                <w:sz w:val="20"/>
+                <w:szCs w:val="20"/>
+              </w:rPr>
+            </w:pPr>
+            <w:r>
+              <w:rPr>
+                <w:rFonts w:ascii="Plus Jakarta Sans" w:eastAsia="Times New Roman" w:hAnsi="Plus Jakarta Sans"/>
+                <w:sz w:val="20"/>
+                <w:szCs w:val="20"/>
+              </w:rPr>
+              <w:t>75</w:t>
+            </w:r>
+          </w:p>
+        </w:tc>
+        <w:tc>
+          <w:tcPr>
+            <w:tcW w:w="0" w:type="auto"/>
+            <w:tcMar>
+              <w:top w:w="150" w:type="dxa"/>
+              <w:left w:w="210" w:type="dxa"/>
+              <w:bottom w:w="150" w:type="dxa"/>
+              <w:right w:w="210" w:type="dxa"/>
+            </w:tcMar>
+            <w:vAlign w:val="center"/>
+            <w:hideMark/>
+          </w:tcPr>
+          <w:p>
+            <w:pPr>
+              <w:rPr>
+                <w:rFonts w:ascii="Plus Jakarta Sans" w:eastAsia="Times New Roman" w:hAnsi="Plus Jakarta Sans"/>
+                <w:sz w:val="20"/>
+                <w:szCs w:val="20"/>
+              </w:rPr>
+            </w:pPr>
+            <w:r>
+              <w:rPr>
+                <w:rFonts w:ascii="Plus Jakarta Sans" w:eastAsia="Times New Roman" w:hAnsi="Plus Jakarta Sans"/>
+                <w:sz w:val="20"/>
+                <w:szCs w:val="20"/>
+              </w:rPr>
+              <w:t>45</w:t>
+            </w:r>
+          </w:p>
+        </w:tc>
+        <w:tc>
+          <w:tcPr>
+            <w:tcW w:w="0" w:type="auto"/>
+            <w:tcMar>
+              <w:top w:w="150" w:type="dxa"/>
+              <w:left w:w="210" w:type="dxa"/>
+              <w:bottom w:w="150" w:type="dxa"/>
+              <w:right w:w="210" w:type="dxa"/>
+            </w:tcMar>
+            <w:vAlign w:val="center"/>
+            <w:hideMark/>
+          </w:tcPr>
+          <w:p>
+            <w:pPr>
+              <w:rPr>
+                <w:rFonts w:ascii="Plus Jakarta Sans" w:eastAsia="Times New Roman" w:hAnsi="Plus Jakarta Sans"/>
+                <w:sz w:val="20"/>
+                <w:szCs w:val="20"/>
+              </w:rPr>
+            </w:pPr>
+            <w:r>
+              <w:rPr>
+                <w:rFonts w:ascii="Plus Jakarta Sans" w:eastAsia="Times New Roman" w:hAnsi="Plus Jakarta Sans"/>
+                <w:sz w:val="20"/>
+                <w:szCs w:val="20"/>
+              </w:rPr>
+              <w:t>274</w:t>
+            </w:r>
+          </w:p>
+        </w:tc>
+      </w:tr>
+      <w:tr>
+        <w:trPr>
+          <w:divId w:val="1892496767"/>
+        </w:trPr>
+        <w:tc>
+          <w:tcPr>
+            <w:tcW w:w="0" w:type="auto"/>
+            <w:tcMar>
+              <w:top w:w="150" w:type="dxa"/>
+              <w:left w:w="210" w:type="dxa"/>
+              <w:bottom w:w="150" w:type="dxa"/>
+              <w:right w:w="210" w:type="dxa"/>
+            </w:tcMar>
+            <w:vAlign w:val="center"/>
+            <w:hideMark/>
+          </w:tcPr>
+          <w:p>
+            <w:pPr>
+              <w:rPr>
+                <w:rFonts w:ascii="Plus Jakarta Sans" w:eastAsia="Times New Roman" w:hAnsi="Plus Jakarta Sans"/>
+                <w:sz w:val="20"/>
+                <w:szCs w:val="20"/>
+              </w:rPr>
+            </w:pPr>
+            <w:r>
+              <w:rPr>
+                <w:rStyle w:val="Textoennegrita"/>
+                <w:rFonts w:ascii="Plus Jakarta Sans" w:eastAsia="Times New Roman" w:hAnsi="Plus Jakarta Sans"/>
+                <w:sz w:val="20"/>
+                <w:szCs w:val="20"/>
+              </w:rPr>
+              <w:t>Superior</w:t>
+            </w:r>
+          </w:p>
+        </w:tc>
+        <w:tc>
+          <w:tcPr>
+            <w:tcW w:w="0" w:type="auto"/>
+            <w:tcMar>
+              <w:top w:w="150" w:type="dxa"/>
+              <w:left w:w="210" w:type="dxa"/>
+              <w:bottom w:w="150" w:type="dxa"/>
+              <w:right w:w="210" w:type="dxa"/>
+            </w:tcMar>
+            <w:vAlign w:val="center"/>
+            <w:hideMark/>
+          </w:tcPr>
+          <w:p>
+            <w:pPr>
+              <w:rPr>
+                <w:rFonts w:ascii="Plus Jakarta Sans" w:eastAsia="Times New Roman" w:hAnsi="Plus Jakarta Sans"/>
+                <w:sz w:val="20"/>
+                <w:szCs w:val="20"/>
+              </w:rPr>
+            </w:pPr>
+            <w:r>
+              <w:rPr>
+                <w:rFonts w:ascii="Plus Jakarta Sans" w:eastAsia="Times New Roman" w:hAnsi="Plus Jakarta Sans"/>
+                <w:sz w:val="20"/>
+                <w:szCs w:val="20"/>
+              </w:rPr>
+              <w:t>112</w:t>
+            </w:r>
+          </w:p>
+        </w:tc>
+        <w:tc>
+          <w:tcPr>
+            <w:tcW w:w="0" w:type="auto"/>
+            <w:tcMar>
+              <w:top w:w="150" w:type="dxa"/>
+              <w:left w:w="210" w:type="dxa"/>
+              <w:bottom w:w="150" w:type="dxa"/>
+              <w:right w:w="210" w:type="dxa"/>
+            </w:tcMar>
+            <w:vAlign w:val="center"/>
+            <w:hideMark/>
+          </w:tcPr>
+          <w:p>
+            <w:pPr>
+              <w:rPr>
+                <w:rFonts w:ascii="Plus Jakarta Sans" w:eastAsia="Times New Roman" w:hAnsi="Plus Jakarta Sans"/>
+                <w:sz w:val="20"/>
+                <w:szCs w:val="20"/>
+              </w:rPr>
+            </w:pPr>
+            <w:r>
+              <w:rPr>
+                <w:rFonts w:ascii="Plus Jakarta Sans" w:eastAsia="Times New Roman" w:hAnsi="Plus Jakarta Sans"/>
+                <w:sz w:val="20"/>
+                <w:szCs w:val="20"/>
+              </w:rPr>
+              <w:t>66</w:t>
+            </w:r>
+          </w:p>
+        </w:tc>
+        <w:tc>
+          <w:tcPr>
+            <w:tcW w:w="0" w:type="auto"/>
+            <w:tcMar>
+              <w:top w:w="150" w:type="dxa"/>
+              <w:left w:w="210" w:type="dxa"/>
+              <w:bottom w:w="150" w:type="dxa"/>
+              <w:right w:w="210" w:type="dxa"/>
+            </w:tcMar>
+            <w:vAlign w:val="center"/>
+            <w:hideMark/>
+          </w:tcPr>
+          <w:p>
+            <w:pPr>
+              <w:rPr>
+                <w:rFonts w:ascii="Plus Jakarta Sans" w:eastAsia="Times New Roman" w:hAnsi="Plus Jakarta Sans"/>
+                <w:sz w:val="20"/>
+                <w:szCs w:val="20"/>
+              </w:rPr>
+            </w:pPr>
+            <w:r>
+              <w:rPr>
+                <w:rFonts w:ascii="Plus Jakarta Sans" w:eastAsia="Times New Roman" w:hAnsi="Plus Jakarta Sans"/>
+                <w:sz w:val="20"/>
+                <w:szCs w:val="20"/>
+              </w:rPr>
+              <w:t>43</w:t>
+            </w:r>
+          </w:p>
+        </w:tc>
+        <w:tc>
+          <w:tcPr>
+            <w:tcW w:w="0" w:type="auto"/>
+            <w:tcMar>
+              <w:top w:w="150" w:type="dxa"/>
+              <w:left w:w="210" w:type="dxa"/>
+              <w:bottom w:w="150" w:type="dxa"/>
+              <w:right w:w="210" w:type="dxa"/>
+            </w:tcMar>
+            <w:vAlign w:val="center"/>
+            <w:hideMark/>
+          </w:tcPr>
+          <w:p>
+            <w:pPr>
+              <w:rPr>
+                <w:rFonts w:ascii="Plus Jakarta Sans" w:eastAsia="Times New Roman" w:hAnsi="Plus Jakarta Sans"/>
+                <w:sz w:val="20"/>
+                <w:szCs w:val="20"/>
+              </w:rPr>
+            </w:pPr>
+            <w:r>
+              <w:rPr>
+                <w:rFonts w:ascii="Plus Jakarta Sans" w:eastAsia="Times New Roman" w:hAnsi="Plus Jakarta Sans"/>
+                <w:sz w:val="20"/>
+                <w:szCs w:val="20"/>
+              </w:rPr>
+              <w:t>221</w:t>
+            </w:r>
+          </w:p>
+        </w:tc>
+      </w:tr>
+    </w:tbl>
+    <w:p>
+      <w:pPr>
+        <w:pStyle w:val="Ttulo3"/>
+        <w:divId w:val="583682400"/>
+        <w:rPr>
+          <w:rFonts w:eastAsia="Times New Roman"/>
+          <w:lang w:val="es-ES"/>
+        </w:rPr>
+      </w:pPr>
+      <w:r>
+        <w:rPr>
+          <w:rFonts w:eastAsia="Times New Roman"/>
+          <w:lang w:val="es-ES"/>
+        </w:rPr>
+        <w:t>I. Tenencia del Predio</w:t>
+      </w:r>
+    </w:p>
+    <w:tbl>
+      <w:tblPr>
+        <w:tblW w:w="5000" w:type="pct"/>
+        <w:tblCellMar>
+          <w:top w:w="15" w:type="dxa"/>
+          <w:left w:w="15" w:type="dxa"/>
+          <w:bottom w:w="15" w:type="dxa"/>
+          <w:right w:w="15" w:type="dxa"/>
+        </w:tblCellMar>
+        <w:tblLook w:val="04A0" w:firstRow="1" w:lastRow="0" w:firstColumn="1" w:lastColumn="0" w:noHBand="0" w:noVBand="1"/>
+      </w:tblPr>
+      <w:tblGrid>
+        <w:gridCol w:w="2191"/>
+        <w:gridCol w:w="1661"/>
+        <w:gridCol w:w="1661"/>
+        <w:gridCol w:w="1661"/>
+        <w:gridCol w:w="1330"/>
+      </w:tblGrid>
+      <w:tr>
+        <w:trPr>
+          <w:divId w:val="1528984398"/>
+          <w:tblHeader/>
+        </w:trPr>
+        <w:tc>
+          <w:tcPr>
+            <w:tcW w:w="0" w:type="auto"/>
+            <w:tcMar>
+              <w:top w:w="150" w:type="dxa"/>
+              <w:left w:w="210" w:type="dxa"/>
+              <w:bottom w:w="150" w:type="dxa"/>
+              <w:right w:w="210" w:type="dxa"/>
+            </w:tcMar>
+            <w:vAlign w:val="center"/>
+            <w:hideMark/>
+          </w:tcPr>
+          <w:p>
+            <w:pPr>
+              <w:jc w:val="center"/>
+              <w:rPr>
+                <w:rFonts w:ascii="Outfit" w:eastAsia="Times New Roman" w:hAnsi="Outfit"/>
+                <w:b/>
+                <w:bCs/>
+                <w:color w:val="FFFFFF"/>
+                <w:sz w:val="20"/>
+                <w:szCs w:val="20"/>
+              </w:rPr>
+            </w:pPr>
+            <w:r>
+              <w:rPr>
+                <w:rFonts w:ascii="Outfit" w:eastAsia="Times New Roman" w:hAnsi="Outfit"/>
+                <w:b/>
+                <w:bCs/>
+                <w:color w:val="FFFFFF"/>
+                <w:sz w:val="20"/>
+                <w:szCs w:val="20"/>
+              </w:rPr>
+              <w:t>Tenencia</w:t>
+            </w:r>
+          </w:p>
+        </w:tc>
+        <w:tc>
+          <w:tcPr>
+            <w:tcW w:w="0" w:type="auto"/>
+            <w:tcMar>
+              <w:top w:w="150" w:type="dxa"/>
+              <w:left w:w="210" w:type="dxa"/>
+              <w:bottom w:w="150" w:type="dxa"/>
+              <w:right w:w="210" w:type="dxa"/>
+            </w:tcMar>
+            <w:vAlign w:val="center"/>
+            <w:hideMark/>
+          </w:tcPr>
+          <w:p>
+            <w:pPr>
+              <w:jc w:val="center"/>
+              <w:rPr>
+                <w:rFonts w:ascii="Outfit" w:eastAsia="Times New Roman" w:hAnsi="Outfit"/>
+                <w:b/>
+                <w:bCs/>
+                <w:color w:val="FFFFFF"/>
+                <w:sz w:val="20"/>
+                <w:szCs w:val="20"/>
+              </w:rPr>
+            </w:pPr>
+            <w:r>
+              <w:rPr>
+                <w:rFonts w:ascii="Outfit" w:eastAsia="Times New Roman" w:hAnsi="Outfit"/>
+                <w:b/>
+                <w:bCs/>
+                <w:color w:val="FFFFFF"/>
+                <w:sz w:val="20"/>
+                <w:szCs w:val="20"/>
+              </w:rPr>
+              <w:t>Sector 1</w:t>
+            </w:r>
+          </w:p>
+        </w:tc>
+        <w:tc>
+          <w:tcPr>
+            <w:tcW w:w="0" w:type="auto"/>
+            <w:tcMar>
+              <w:top w:w="150" w:type="dxa"/>
+              <w:left w:w="210" w:type="dxa"/>
+              <w:bottom w:w="150" w:type="dxa"/>
+              <w:right w:w="210" w:type="dxa"/>
+            </w:tcMar>
+            <w:vAlign w:val="center"/>
+            <w:hideMark/>
+          </w:tcPr>
+          <w:p>
+            <w:pPr>
+              <w:jc w:val="center"/>
+              <w:rPr>
+                <w:rFonts w:ascii="Outfit" w:eastAsia="Times New Roman" w:hAnsi="Outfit"/>
+                <w:b/>
+                <w:bCs/>
+                <w:color w:val="FFFFFF"/>
+                <w:sz w:val="20"/>
+                <w:szCs w:val="20"/>
+              </w:rPr>
+            </w:pPr>
+            <w:r>
+              <w:rPr>
+                <w:rFonts w:ascii="Outfit" w:eastAsia="Times New Roman" w:hAnsi="Outfit"/>
+                <w:b/>
+                <w:bCs/>
+                <w:color w:val="FFFFFF"/>
+                <w:sz w:val="20"/>
+                <w:szCs w:val="20"/>
+              </w:rPr>
+              <w:t>Sector 2</w:t>
+            </w:r>
+          </w:p>
+        </w:tc>
+        <w:tc>
+          <w:tcPr>
+            <w:tcW w:w="0" w:type="auto"/>
+            <w:tcMar>
+              <w:top w:w="150" w:type="dxa"/>
+              <w:left w:w="210" w:type="dxa"/>
+              <w:bottom w:w="150" w:type="dxa"/>
+              <w:right w:w="210" w:type="dxa"/>
+            </w:tcMar>
+            <w:vAlign w:val="center"/>
+            <w:hideMark/>
+          </w:tcPr>
+          <w:p>
+            <w:pPr>
+              <w:jc w:val="center"/>
+              <w:rPr>
+                <w:rFonts w:ascii="Outfit" w:eastAsia="Times New Roman" w:hAnsi="Outfit"/>
+                <w:b/>
+                <w:bCs/>
+                <w:color w:val="FFFFFF"/>
+                <w:sz w:val="20"/>
+                <w:szCs w:val="20"/>
+              </w:rPr>
+            </w:pPr>
+            <w:r>
+              <w:rPr>
+                <w:rFonts w:ascii="Outfit" w:eastAsia="Times New Roman" w:hAnsi="Outfit"/>
+                <w:b/>
+                <w:bCs/>
+                <w:color w:val="FFFFFF"/>
+                <w:sz w:val="20"/>
+                <w:szCs w:val="20"/>
+              </w:rPr>
+              <w:t>Sector 3</w:t>
+            </w:r>
+          </w:p>
+        </w:tc>
+        <w:tc>
+          <w:tcPr>
+            <w:tcW w:w="0" w:type="auto"/>
+            <w:tcMar>
+              <w:top w:w="150" w:type="dxa"/>
+              <w:left w:w="210" w:type="dxa"/>
+              <w:bottom w:w="150" w:type="dxa"/>
+              <w:right w:w="210" w:type="dxa"/>
+            </w:tcMar>
+            <w:vAlign w:val="center"/>
+            <w:hideMark/>
+          </w:tcPr>
+          <w:p>
+            <w:pPr>
+              <w:jc w:val="center"/>
+              <w:rPr>
+                <w:rFonts w:ascii="Outfit" w:eastAsia="Times New Roman" w:hAnsi="Outfit"/>
+                <w:b/>
+                <w:bCs/>
+                <w:color w:val="FFFFFF"/>
+                <w:sz w:val="20"/>
+                <w:szCs w:val="20"/>
+              </w:rPr>
+            </w:pPr>
+            <w:r>
+              <w:rPr>
+                <w:rFonts w:ascii="Outfit" w:eastAsia="Times New Roman" w:hAnsi="Outfit"/>
+                <w:b/>
+                <w:bCs/>
+                <w:color w:val="FFFFFF"/>
+                <w:sz w:val="20"/>
+                <w:szCs w:val="20"/>
+              </w:rPr>
+              <w:t>Total</w:t>
+            </w:r>
+          </w:p>
+        </w:tc>
+      </w:tr>
+      <w:tr>
+        <w:trPr>
+          <w:divId w:val="1528984398"/>
+        </w:trPr>
+        <w:tc>
+          <w:tcPr>
+            <w:tcW w:w="0" w:type="auto"/>
+            <w:tcMar>
+              <w:top w:w="150" w:type="dxa"/>
+              <w:left w:w="210" w:type="dxa"/>
+              <w:bottom w:w="150" w:type="dxa"/>
+              <w:right w:w="210" w:type="dxa"/>
+            </w:tcMar>
+            <w:vAlign w:val="center"/>
+            <w:hideMark/>
+          </w:tcPr>
+          <w:p>
+            <w:pPr>
+              <w:rPr>
+                <w:rFonts w:ascii="Plus Jakarta Sans" w:eastAsia="Times New Roman" w:hAnsi="Plus Jakarta Sans"/>
+                <w:sz w:val="20"/>
+                <w:szCs w:val="20"/>
+              </w:rPr>
+            </w:pPr>
+            <w:r>
+              <w:rPr>
+                <w:rStyle w:val="Textoennegrita"/>
+                <w:rFonts w:ascii="Plus Jakarta Sans" w:eastAsia="Times New Roman" w:hAnsi="Plus Jakarta Sans"/>
+                <w:sz w:val="20"/>
+                <w:szCs w:val="20"/>
+              </w:rPr>
+              <w:t>Escritura</w:t>
+            </w:r>
+          </w:p>
+        </w:tc>
+        <w:tc>
+          <w:tcPr>
+            <w:tcW w:w="0" w:type="auto"/>
+            <w:tcMar>
+              <w:top w:w="150" w:type="dxa"/>
+              <w:left w:w="210" w:type="dxa"/>
+              <w:bottom w:w="150" w:type="dxa"/>
+              <w:right w:w="210" w:type="dxa"/>
+            </w:tcMar>
+            <w:vAlign w:val="center"/>
+            <w:hideMark/>
+          </w:tcPr>
+          <w:p>
+            <w:pPr>
+              <w:rPr>
+                <w:rFonts w:ascii="Plus Jakarta Sans" w:eastAsia="Times New Roman" w:hAnsi="Plus Jakarta Sans"/>
+                <w:sz w:val="20"/>
+                <w:szCs w:val="20"/>
+              </w:rPr>
+            </w:pPr>
+            <w:r>
+              <w:rPr>
+                <w:rFonts w:ascii="Plus Jakarta Sans" w:eastAsia="Times New Roman" w:hAnsi="Plus Jakarta Sans"/>
+                <w:sz w:val="20"/>
+                <w:szCs w:val="20"/>
+              </w:rPr>
+              <w:t>1,170</w:t>
+            </w:r>
+          </w:p>
+        </w:tc>
+        <w:tc>
+          <w:tcPr>
+            <w:tcW w:w="0" w:type="auto"/>
+            <w:tcMar>
+              <w:top w:w="150" w:type="dxa"/>
+              <w:left w:w="210" w:type="dxa"/>
+              <w:bottom w:w="150" w:type="dxa"/>
+              <w:right w:w="210" w:type="dxa"/>
+            </w:tcMar>
+            <w:vAlign w:val="center"/>
+            <w:hideMark/>
+          </w:tcPr>
+          <w:p>
+            <w:pPr>
+              <w:rPr>
+                <w:rFonts w:ascii="Plus Jakarta Sans" w:eastAsia="Times New Roman" w:hAnsi="Plus Jakarta Sans"/>
+                <w:sz w:val="20"/>
+                <w:szCs w:val="20"/>
+              </w:rPr>
+            </w:pPr>
+            <w:r>
+              <w:rPr>
+                <w:rFonts w:ascii="Plus Jakarta Sans" w:eastAsia="Times New Roman" w:hAnsi="Plus Jakarta Sans"/>
+                <w:sz w:val="20"/>
+                <w:szCs w:val="20"/>
+              </w:rPr>
+              <w:t>1,101</w:t>
+            </w:r>
+          </w:p>
+        </w:tc>
+        <w:tc>
+          <w:tcPr>
+            <w:tcW w:w="0" w:type="auto"/>
+            <w:tcMar>
+              <w:top w:w="150" w:type="dxa"/>
+              <w:left w:w="210" w:type="dxa"/>
+              <w:bottom w:w="150" w:type="dxa"/>
+              <w:right w:w="210" w:type="dxa"/>
+            </w:tcMar>
+            <w:vAlign w:val="center"/>
+            <w:hideMark/>
+          </w:tcPr>
+          <w:p>
+            <w:pPr>
+              <w:rPr>
+                <w:rFonts w:ascii="Plus Jakarta Sans" w:eastAsia="Times New Roman" w:hAnsi="Plus Jakarta Sans"/>
+                <w:sz w:val="20"/>
+                <w:szCs w:val="20"/>
+              </w:rPr>
+            </w:pPr>
+            <w:r>
+              <w:rPr>
+                <w:rFonts w:ascii="Plus Jakarta Sans" w:eastAsia="Times New Roman" w:hAnsi="Plus Jakarta Sans"/>
+                <w:sz w:val="20"/>
+                <w:szCs w:val="20"/>
+              </w:rPr>
+              <w:t>609</w:t>
+            </w:r>
+          </w:p>
+        </w:tc>
+        <w:tc>
+          <w:tcPr>
+            <w:tcW w:w="0" w:type="auto"/>
+            <w:tcMar>
+              <w:top w:w="150" w:type="dxa"/>
+              <w:left w:w="210" w:type="dxa"/>
+              <w:bottom w:w="150" w:type="dxa"/>
+              <w:right w:w="210" w:type="dxa"/>
+            </w:tcMar>
+            <w:vAlign w:val="center"/>
+            <w:hideMark/>
+          </w:tcPr>
+          <w:p>
+            <w:pPr>
+              <w:rPr>
+                <w:rFonts w:ascii="Plus Jakarta Sans" w:eastAsia="Times New Roman" w:hAnsi="Plus Jakarta Sans"/>
+                <w:sz w:val="20"/>
+                <w:szCs w:val="20"/>
+              </w:rPr>
+            </w:pPr>
+            <w:r>
+              <w:rPr>
+                <w:rFonts w:ascii="Plus Jakarta Sans" w:eastAsia="Times New Roman" w:hAnsi="Plus Jakarta Sans"/>
+                <w:sz w:val="20"/>
+                <w:szCs w:val="20"/>
+              </w:rPr>
+              <w:t>2,880</w:t>
+            </w:r>
+          </w:p>
+        </w:tc>
+      </w:tr>
+      <w:tr>
+        <w:trPr>
+          <w:divId w:val="1528984398"/>
+        </w:trPr>
+        <w:tc>
+          <w:tcPr>
+            <w:tcW w:w="0" w:type="auto"/>
+            <w:tcMar>
+              <w:top w:w="150" w:type="dxa"/>
+              <w:left w:w="210" w:type="dxa"/>
+              <w:bottom w:w="150" w:type="dxa"/>
+              <w:right w:w="210" w:type="dxa"/>
+            </w:tcMar>
+            <w:vAlign w:val="center"/>
+            <w:hideMark/>
+          </w:tcPr>
+          <w:p>
+            <w:pPr>
+              <w:rPr>
+                <w:rFonts w:ascii="Plus Jakarta Sans" w:eastAsia="Times New Roman" w:hAnsi="Plus Jakarta Sans"/>
+                <w:sz w:val="20"/>
+                <w:szCs w:val="20"/>
+              </w:rPr>
+            </w:pPr>
+            <w:r>
+              <w:rPr>
+                <w:rStyle w:val="Textoennegrita"/>
+                <w:rFonts w:ascii="Plus Jakarta Sans" w:eastAsia="Times New Roman" w:hAnsi="Plus Jakarta Sans"/>
+                <w:sz w:val="20"/>
+                <w:szCs w:val="20"/>
+              </w:rPr>
+              <w:t>Sin Escritura</w:t>
+            </w:r>
+          </w:p>
+        </w:tc>
+        <w:tc>
+          <w:tcPr>
+            <w:tcW w:w="0" w:type="auto"/>
+            <w:tcMar>
+              <w:top w:w="150" w:type="dxa"/>
+              <w:left w:w="210" w:type="dxa"/>
+              <w:bottom w:w="150" w:type="dxa"/>
+              <w:right w:w="210" w:type="dxa"/>
+            </w:tcMar>
+            <w:vAlign w:val="center"/>
+            <w:hideMark/>
+          </w:tcPr>
+          <w:p>
+            <w:pPr>
+              <w:rPr>
+                <w:rFonts w:ascii="Plus Jakarta Sans" w:eastAsia="Times New Roman" w:hAnsi="Plus Jakarta Sans"/>
+                <w:sz w:val="20"/>
+                <w:szCs w:val="20"/>
+              </w:rPr>
+            </w:pPr>
+            <w:r>
+              <w:rPr>
+                <w:rFonts w:ascii="Plus Jakarta Sans" w:eastAsia="Times New Roman" w:hAnsi="Plus Jakarta Sans"/>
+                <w:sz w:val="20"/>
+                <w:szCs w:val="20"/>
+              </w:rPr>
+              <w:t>533</w:t>
+            </w:r>
+          </w:p>
+        </w:tc>
+        <w:tc>
+          <w:tcPr>
+            <w:tcW w:w="0" w:type="auto"/>
+            <w:tcMar>
+              <w:top w:w="150" w:type="dxa"/>
+              <w:left w:w="210" w:type="dxa"/>
+              <w:bottom w:w="150" w:type="dxa"/>
+              <w:right w:w="210" w:type="dxa"/>
+            </w:tcMar>
+            <w:vAlign w:val="center"/>
+            <w:hideMark/>
+          </w:tcPr>
+          <w:p>
+            <w:pPr>
+              <w:rPr>
+                <w:rFonts w:ascii="Plus Jakarta Sans" w:eastAsia="Times New Roman" w:hAnsi="Plus Jakarta Sans"/>
+                <w:sz w:val="20"/>
+                <w:szCs w:val="20"/>
+              </w:rPr>
+            </w:pPr>
+            <w:r>
+              <w:rPr>
+                <w:rFonts w:ascii="Plus Jakarta Sans" w:eastAsia="Times New Roman" w:hAnsi="Plus Jakarta Sans"/>
+                <w:sz w:val="20"/>
+                <w:szCs w:val="20"/>
+              </w:rPr>
+              <w:t>528</w:t>
+            </w:r>
+          </w:p>
+        </w:tc>
+        <w:tc>
+          <w:tcPr>
+            <w:tcW w:w="0" w:type="auto"/>
+            <w:tcMar>
+              <w:top w:w="150" w:type="dxa"/>
+              <w:left w:w="210" w:type="dxa"/>
+              <w:bottom w:w="150" w:type="dxa"/>
+              <w:right w:w="210" w:type="dxa"/>
+            </w:tcMar>
+            <w:vAlign w:val="center"/>
+            <w:hideMark/>
+          </w:tcPr>
+          <w:p>
+            <w:pPr>
+              <w:rPr>
+                <w:rFonts w:ascii="Plus Jakarta Sans" w:eastAsia="Times New Roman" w:hAnsi="Plus Jakarta Sans"/>
+                <w:sz w:val="20"/>
+                <w:szCs w:val="20"/>
+              </w:rPr>
+            </w:pPr>
+            <w:r>
+              <w:rPr>
+                <w:rFonts w:ascii="Plus Jakarta Sans" w:eastAsia="Times New Roman" w:hAnsi="Plus Jakarta Sans"/>
+                <w:sz w:val="20"/>
+                <w:szCs w:val="20"/>
+              </w:rPr>
+              <w:t>202</w:t>
+            </w:r>
+          </w:p>
+        </w:tc>
+        <w:tc>
+          <w:tcPr>
+            <w:tcW w:w="0" w:type="auto"/>
+            <w:tcMar>
+              <w:top w:w="150" w:type="dxa"/>
+              <w:left w:w="210" w:type="dxa"/>
+              <w:bottom w:w="150" w:type="dxa"/>
+              <w:right w:w="210" w:type="dxa"/>
+            </w:tcMar>
+            <w:vAlign w:val="center"/>
+            <w:hideMark/>
+          </w:tcPr>
+          <w:p>
+            <w:pPr>
+              <w:rPr>
+                <w:rFonts w:ascii="Plus Jakarta Sans" w:eastAsia="Times New Roman" w:hAnsi="Plus Jakarta Sans"/>
+                <w:sz w:val="20"/>
+                <w:szCs w:val="20"/>
+              </w:rPr>
+            </w:pPr>
+            <w:r>
+              <w:rPr>
+                <w:rFonts w:ascii="Plus Jakarta Sans" w:eastAsia="Times New Roman" w:hAnsi="Plus Jakarta Sans"/>
+                <w:sz w:val="20"/>
+                <w:szCs w:val="20"/>
+              </w:rPr>
+              <w:t>1,263</w:t>
+            </w:r>
+          </w:p>
+        </w:tc>
+      </w:tr>
+    </w:tbl>
+    <w:p>
+      <w:pPr>
+        <w:spacing w:before="450" w:after="450"/>
+        <w:divId w:val="583682400"/>
+        <w:rPr>
+          <w:rFonts w:ascii="Plus Jakarta Sans" w:eastAsia="Times New Roman" w:hAnsi="Plus Jakarta Sans"/>
+          <w:lang w:val="es-ES"/>
+        </w:rPr>
+      </w:pPr>
+      <w:r>
+        <w:rPr>
+          <w:rFonts w:ascii="Plus Jakarta Sans" w:eastAsia="Times New Roman" w:hAnsi="Plus Jakarta Sans"/>
+          <w:lang w:val="es-ES"/>
+        </w:rPr>
+        <w:pict w14:anchorId="2270FD94">
+          <v:rect id="_x0000_i1035" style="width:0;height:.75pt" o:hralign="center" o:hrstd="t" o:hr="t" fillcolor="#a0a0a0" stroked="f"/>
         </w:pict>
       </w:r>
     </w:p>
     <w:p>
       <w:pPr>
         <w:spacing w:before="450" w:after="450"/>
-        <w:divId w:val="326174437"/>
+        <w:divId w:val="583682400"/>
         <w:rPr>
           <w:rFonts w:ascii="Plus Jakarta Sans" w:eastAsia="Times New Roman" w:hAnsi="Plus Jakarta Sans"/>
           <w:lang w:val="es-ES"/>
@@ -9474,15 +16681,15 @@
           <w:rFonts w:ascii="Plus Jakarta Sans" w:eastAsia="Times New Roman" w:hAnsi="Plus Jakarta Sans"/>
           <w:lang w:val="es-ES"/>
         </w:rPr>
-        <w:pict w14:anchorId="1376C357">
-          <v:rect id="_x0000_i1035" style="width:0;height:.75pt" o:hralign="center" o:hrstd="t" o:hr="t" fillcolor="#a0a0a0" stroked="f"/>
+        <w:pict w14:anchorId="63BCD8C7">
+          <v:rect id="_x0000_i1036" style="width:0;height:.75pt" o:hralign="center" o:hrstd="t" o:hr="t" fillcolor="#a0a0a0" stroked="f"/>
         </w:pict>
       </w:r>
     </w:p>
     <w:p>
       <w:pPr>
         <w:pStyle w:val="NormalWeb"/>
-        <w:divId w:val="326174437"/>
+        <w:divId w:val="583682400"/>
         <w:rPr>
           <w:rFonts w:ascii="Plus Jakarta Sans" w:hAnsi="Plus Jakarta Sans"/>
           <w:lang w:val="es-ES"/>
@@ -9515,7 +16722,7 @@
           <w:rFonts w:ascii="Plus Jakarta Sans" w:hAnsi="Plus Jakarta Sans"/>
           <w:lang w:val="es-ES"/>
         </w:rPr>
-        <w:pict w14:anchorId="4E30ABC2"/>
+        <w:pict w14:anchorId="5ED5309B"/>
       </w:r>
     </w:p>
     <w:sectPr>
@@ -9531,9 +16738,9 @@
 <file path=word/numbering.xml><?xml version="1.0" encoding="utf-8"?>
 <w:numbering xmlns:wpc="http://schemas.microsoft.com/office/word/2010/wordprocessingCanvas" xmlns:cx="http://schemas.microsoft.com/office/drawing/2014/chartex" xmlns:cx1="http://schemas.microsoft.com/office/drawing/2015/9/8/chartex" xmlns:cx2="http://schemas.microsoft.com/office/drawing/2015/10/21/chartex" xmlns:cx3="http://schemas.microsoft.com/office/drawing/2016/5/9/chartex" xmlns:cx4="http://schemas.microsoft.com/office/drawing/2016/5/10/chartex" xmlns:cx5="http://schemas.microsoft.com/office/drawing/2016/5/11/chartex" xmlns:cx6="http://schemas.microsoft.com/office/drawing/2016/5/12/chartex" xmlns:cx7="http://schemas.microsoft.com/office/drawing/2016/5/13/chartex" xmlns:cx8="http://schemas.microsoft.com/office/drawing/2016/5/14/chartex" xmlns:mc="http://schemas.openxmlformats.org/markup-compatibility/2006" xmlns:aink="http://schemas.microsoft.com/office/drawing/2016/ink" xmlns:am3d="http://schemas.microsoft.com/office/drawing/2017/model3d" xmlns:o="urn:schemas-microsoft-com:office:office" xmlns:r="http://schemas.openxmlformats.org/officeDocument/2006/relationships" xmlns:m="http://schemas.openxmlformats.org/officeDocument/2006/math" xmlns:v="urn:schemas-microsoft-com:vml" xmlns:wp14="http://schemas.microsoft.com/office/word/2010/wordprocessingDrawing" xmlns:wp="http://schemas.openxmlformats.org/drawingml/2006/wordprocessingDrawing" xmlns:w10="urn:schemas-microsoft-com:office:word" xmlns:w="http://schemas.openxmlformats.org/wordprocessingml/2006/main" xmlns:w14="http://schemas.microsoft.com/office/word/2010/wordml" xmlns:w15="http://schemas.microsoft.com/office/word/2012/wordml" xmlns:w16cex="http://schemas.microsoft.com/office/word/2018/wordml/cex" xmlns:w16cid="http://schemas.microsoft.com/office/word/2016/wordml/cid" xmlns:w16="http://schemas.microsoft.com/office/word/2018/wordml" xmlns:w16sdtdh="http://schemas.microsoft.com/office/word/2020/wordml/sdtdatahash" xmlns:w16se="http://schemas.microsoft.com/office/word/2015/wordml/symex" xmlns:wpg="http://schemas.microsoft.com/office/word/2010/wordprocessingGroup" xmlns:wpi="http://schemas.microsoft.com/office/word/2010/wordprocessingInk" xmlns:wne="http://schemas.microsoft.com/office/word/2006/wordml" xmlns:wps="http://schemas.microsoft.com/office/word/2010/wordprocessingShape" mc:Ignorable="w14 w15 w16se w16cid w16 w16cex w16sdtdh wp14">
   <w:abstractNum w:abstractNumId="0" w15:restartNumberingAfterBreak="0">
-    <w:nsid w:val="0CD164EC"/>
+    <w:nsid w:val="02524072"/>
     <w:multiLevelType w:val="multilevel"/>
-    <w:tmpl w:val="E1D8B87A"/>
+    <w:tmpl w:val="4DA2C6DE"/>
     <w:lvl w:ilvl="0">
       <w:start w:val="1"/>
       <w:numFmt w:val="bullet"/>
@@ -9680,9 +16887,9 @@
     </w:lvl>
   </w:abstractNum>
   <w:abstractNum w:abstractNumId="1" w15:restartNumberingAfterBreak="0">
-    <w:nsid w:val="15FC0739"/>
+    <w:nsid w:val="176C34DD"/>
     <w:multiLevelType w:val="multilevel"/>
-    <w:tmpl w:val="72E8B722"/>
+    <w:tmpl w:val="918AD576"/>
     <w:lvl w:ilvl="0">
       <w:start w:val="1"/>
       <w:numFmt w:val="bullet"/>
@@ -9829,9 +17036,9 @@
     </w:lvl>
   </w:abstractNum>
   <w:abstractNum w:abstractNumId="2" w15:restartNumberingAfterBreak="0">
-    <w:nsid w:val="2598660F"/>
+    <w:nsid w:val="1C825A2B"/>
     <w:multiLevelType w:val="multilevel"/>
-    <w:tmpl w:val="56A8E986"/>
+    <w:tmpl w:val="F4EA5D14"/>
     <w:lvl w:ilvl="0">
       <w:start w:val="1"/>
       <w:numFmt w:val="bullet"/>
@@ -9978,9 +17185,9 @@
     </w:lvl>
   </w:abstractNum>
   <w:abstractNum w:abstractNumId="3" w15:restartNumberingAfterBreak="0">
-    <w:nsid w:val="5D8F1415"/>
+    <w:nsid w:val="305908F0"/>
     <w:multiLevelType w:val="multilevel"/>
-    <w:tmpl w:val="37843568"/>
+    <w:tmpl w:val="052CB6C4"/>
     <w:lvl w:ilvl="0">
       <w:start w:val="1"/>
       <w:numFmt w:val="bullet"/>
@@ -10127,16 +17334,16 @@
     </w:lvl>
   </w:abstractNum>
   <w:num w:numId="1">
+    <w:abstractNumId w:val="2"/>
+  </w:num>
+  <w:num w:numId="2">
+    <w:abstractNumId w:val="0"/>
+  </w:num>
+  <w:num w:numId="3">
     <w:abstractNumId w:val="3"/>
   </w:num>
-  <w:num w:numId="2">
+  <w:num w:numId="4">
     <w:abstractNumId w:val="1"/>
-  </w:num>
-  <w:num w:numId="3">
-    <w:abstractNumId w:val="2"/>
-  </w:num>
-  <w:num w:numId="4">
-    <w:abstractNumId w:val="0"/>
   </w:num>
 </w:numbering>
 </file>

--- a/public/informe_reunion_tecnica.docx
+++ b/public/informe_reunion_tecnica.docx
@@ -4,7 +4,7 @@
   <w:body>
     <w:p>
       <w:pPr>
-        <w:divId w:val="398360032"/>
+        <w:divId w:val="265626128"/>
         <w:rPr>
           <w:rFonts w:ascii="Plus Jakarta Sans" w:eastAsia="Times New Roman" w:hAnsi="Plus Jakarta Sans"/>
           <w:lang w:val="es-ES"/>
@@ -28,7 +28,7 @@
     <w:p>
       <w:pPr>
         <w:pStyle w:val="Ttulo1"/>
-        <w:divId w:val="583682400"/>
+        <w:divId w:val="1014452338"/>
         <w:rPr>
           <w:rFonts w:eastAsia="Times New Roman"/>
           <w:lang w:val="es-ES"/>
@@ -45,7 +45,7 @@
     <w:p>
       <w:pPr>
         <w:pStyle w:val="NormalWeb"/>
-        <w:divId w:val="583682400"/>
+        <w:divId w:val="1014452338"/>
         <w:rPr>
           <w:rFonts w:ascii="Plus Jakarta Sans" w:hAnsi="Plus Jakarta Sans"/>
           <w:lang w:val="es-ES"/>
@@ -63,7 +63,7 @@
     <w:p>
       <w:pPr>
         <w:pStyle w:val="NormalWeb"/>
-        <w:divId w:val="583682400"/>
+        <w:divId w:val="1014452338"/>
         <w:rPr>
           <w:rFonts w:ascii="Plus Jakarta Sans" w:hAnsi="Plus Jakarta Sans"/>
           <w:lang w:val="es-ES"/>
@@ -102,7 +102,7 @@
     <w:p>
       <w:pPr>
         <w:spacing w:before="450" w:after="450"/>
-        <w:divId w:val="583682400"/>
+        <w:divId w:val="1014452338"/>
         <w:rPr>
           <w:rFonts w:ascii="Plus Jakarta Sans" w:eastAsia="Times New Roman" w:hAnsi="Plus Jakarta Sans"/>
           <w:lang w:val="es-ES"/>
@@ -113,7 +113,7 @@
           <w:rFonts w:ascii="Plus Jakarta Sans" w:eastAsia="Times New Roman" w:hAnsi="Plus Jakarta Sans"/>
           <w:lang w:val="es-ES"/>
         </w:rPr>
-        <w:pict w14:anchorId="56D7F6FE">
+        <w:pict w14:anchorId="6524F9C9">
           <v:rect id="_x0000_i1025" style="width:0;height:.75pt" o:hralign="center" o:hrstd="t" o:hr="t" fillcolor="#a0a0a0" stroked="f"/>
         </w:pict>
       </w:r>
@@ -121,7 +121,7 @@
     <w:p>
       <w:pPr>
         <w:pStyle w:val="Ttulo2"/>
-        <w:divId w:val="583682400"/>
+        <w:divId w:val="1014452338"/>
         <w:rPr>
           <w:rFonts w:eastAsia="Times New Roman"/>
           <w:lang w:val="es-ES"/>
@@ -145,7 +145,7 @@
     <w:p>
       <w:pPr>
         <w:pStyle w:val="NormalWeb"/>
-        <w:divId w:val="583682400"/>
+        <w:divId w:val="1014452338"/>
         <w:rPr>
           <w:rFonts w:ascii="Plus Jakarta Sans" w:hAnsi="Plus Jakarta Sans"/>
           <w:lang w:val="es-ES"/>
@@ -167,7 +167,7 @@
         </w:numPr>
         <w:spacing w:before="100" w:beforeAutospacing="1" w:after="90"/>
         <w:ind w:left="1020"/>
-        <w:divId w:val="583682400"/>
+        <w:divId w:val="1014452338"/>
         <w:rPr>
           <w:rFonts w:ascii="Plus Jakarta Sans" w:eastAsia="Times New Roman" w:hAnsi="Plus Jakarta Sans"/>
           <w:sz w:val="21"/>
@@ -213,7 +213,7 @@
         </w:numPr>
         <w:spacing w:before="100" w:beforeAutospacing="1" w:after="90"/>
         <w:ind w:left="1020"/>
-        <w:divId w:val="583682400"/>
+        <w:divId w:val="1014452338"/>
         <w:rPr>
           <w:rFonts w:ascii="Plus Jakarta Sans" w:eastAsia="Times New Roman" w:hAnsi="Plus Jakarta Sans"/>
           <w:sz w:val="21"/>
@@ -269,7 +269,7 @@
         </w:numPr>
         <w:spacing w:before="100" w:beforeAutospacing="1" w:after="90"/>
         <w:ind w:left="1020"/>
-        <w:divId w:val="583682400"/>
+        <w:divId w:val="1014452338"/>
         <w:rPr>
           <w:rFonts w:ascii="Plus Jakarta Sans" w:eastAsia="Times New Roman" w:hAnsi="Plus Jakarta Sans"/>
           <w:sz w:val="21"/>
@@ -315,7 +315,7 @@
         </w:numPr>
         <w:spacing w:before="100" w:beforeAutospacing="1" w:after="90"/>
         <w:ind w:left="1020"/>
-        <w:divId w:val="583682400"/>
+        <w:divId w:val="1014452338"/>
         <w:rPr>
           <w:rFonts w:ascii="Plus Jakarta Sans" w:eastAsia="Times New Roman" w:hAnsi="Plus Jakarta Sans"/>
           <w:sz w:val="21"/>
@@ -356,7 +356,7 @@
     <w:p>
       <w:pPr>
         <w:spacing w:before="450" w:after="450"/>
-        <w:divId w:val="583682400"/>
+        <w:divId w:val="1014452338"/>
         <w:rPr>
           <w:rFonts w:ascii="Plus Jakarta Sans" w:eastAsia="Times New Roman" w:hAnsi="Plus Jakarta Sans"/>
           <w:lang w:val="es-ES"/>
@@ -367,7 +367,7 @@
           <w:rFonts w:ascii="Plus Jakarta Sans" w:eastAsia="Times New Roman" w:hAnsi="Plus Jakarta Sans"/>
           <w:lang w:val="es-ES"/>
         </w:rPr>
-        <w:pict w14:anchorId="362B626A">
+        <w:pict w14:anchorId="568F90C6">
           <v:rect id="_x0000_i1026" style="width:0;height:.75pt" o:hralign="center" o:hrstd="t" o:hr="t" fillcolor="#a0a0a0" stroked="f"/>
         </w:pict>
       </w:r>
@@ -375,7 +375,7 @@
     <w:p>
       <w:pPr>
         <w:pStyle w:val="Ttulo2"/>
-        <w:divId w:val="583682400"/>
+        <w:divId w:val="1014452338"/>
         <w:rPr>
           <w:rFonts w:eastAsia="Times New Roman"/>
           <w:lang w:val="es-ES"/>
@@ -392,7 +392,7 @@
     <w:p>
       <w:pPr>
         <w:pStyle w:val="NormalWeb"/>
-        <w:divId w:val="583682400"/>
+        <w:divId w:val="1014452338"/>
         <w:rPr>
           <w:rFonts w:ascii="Plus Jakarta Sans" w:hAnsi="Plus Jakarta Sans"/>
           <w:lang w:val="es-ES"/>
@@ -445,7 +445,7 @@
       </w:tblGrid>
       <w:tr>
         <w:trPr>
-          <w:divId w:val="2130123858"/>
+          <w:divId w:val="1471554610"/>
           <w:tblHeader/>
         </w:trPr>
         <w:tc>
@@ -525,7 +525,7 @@
       </w:tr>
       <w:tr>
         <w:trPr>
-          <w:divId w:val="2130123858"/>
+          <w:divId w:val="1471554610"/>
         </w:trPr>
         <w:tc>
           <w:tcPr>
@@ -591,7 +591,7 @@
       </w:tr>
       <w:tr>
         <w:trPr>
-          <w:divId w:val="2130123858"/>
+          <w:divId w:val="1471554610"/>
         </w:trPr>
         <w:tc>
           <w:tcPr>
@@ -657,7 +657,7 @@
       </w:tr>
       <w:tr>
         <w:trPr>
-          <w:divId w:val="2130123858"/>
+          <w:divId w:val="1471554610"/>
         </w:trPr>
         <w:tc>
           <w:tcPr>
@@ -723,7 +723,7 @@
       </w:tr>
       <w:tr>
         <w:trPr>
-          <w:divId w:val="2130123858"/>
+          <w:divId w:val="1471554610"/>
         </w:trPr>
         <w:tc>
           <w:tcPr>
@@ -791,7 +791,7 @@
     <w:p>
       <w:pPr>
         <w:spacing w:before="450" w:after="450"/>
-        <w:divId w:val="583682400"/>
+        <w:divId w:val="1014452338"/>
         <w:rPr>
           <w:rFonts w:ascii="Plus Jakarta Sans" w:eastAsia="Times New Roman" w:hAnsi="Plus Jakarta Sans"/>
           <w:lang w:val="es-ES"/>
@@ -803,7 +803,7 @@
           <w:lang w:val="es-ES"/>
         </w:rPr>
         <w:lastRenderedPageBreak/>
-        <w:pict w14:anchorId="396B44D0">
+        <w:pict w14:anchorId="5CB1E654">
           <v:rect id="_x0000_i1027" style="width:0;height:.75pt" o:hralign="center" o:hrstd="t" o:hr="t" fillcolor="#a0a0a0" stroked="f"/>
         </w:pict>
       </w:r>
@@ -811,7 +811,7 @@
     <w:p>
       <w:pPr>
         <w:pStyle w:val="Ttulo2"/>
-        <w:divId w:val="583682400"/>
+        <w:divId w:val="1014452338"/>
         <w:rPr>
           <w:rFonts w:eastAsia="Times New Roman"/>
           <w:lang w:val="es-ES"/>
@@ -828,7 +828,7 @@
     <w:p>
       <w:pPr>
         <w:pStyle w:val="Ttulo3"/>
-        <w:divId w:val="583682400"/>
+        <w:divId w:val="1014452338"/>
         <w:rPr>
           <w:rFonts w:eastAsia="Times New Roman"/>
           <w:lang w:val="es-ES"/>
@@ -845,7 +845,7 @@
     <w:p>
       <w:pPr>
         <w:pStyle w:val="NormalWeb"/>
-        <w:divId w:val="583682400"/>
+        <w:divId w:val="1014452338"/>
         <w:rPr>
           <w:rFonts w:ascii="Plus Jakarta Sans" w:hAnsi="Plus Jakarta Sans"/>
           <w:lang w:val="es-ES"/>
@@ -885,7 +885,7 @@
       </w:tblGrid>
       <w:tr>
         <w:trPr>
-          <w:divId w:val="781607005"/>
+          <w:divId w:val="512571602"/>
           <w:tblHeader/>
         </w:trPr>
         <w:tc>
@@ -1039,7 +1039,7 @@
       </w:tr>
       <w:tr>
         <w:trPr>
-          <w:divId w:val="781607005"/>
+          <w:divId w:val="512571602"/>
         </w:trPr>
         <w:tc>
           <w:tcPr>
@@ -1165,7 +1165,7 @@
       </w:tr>
       <w:tr>
         <w:trPr>
-          <w:divId w:val="781607005"/>
+          <w:divId w:val="512571602"/>
         </w:trPr>
         <w:tc>
           <w:tcPr>
@@ -1291,7 +1291,7 @@
       </w:tr>
       <w:tr>
         <w:trPr>
-          <w:divId w:val="781607005"/>
+          <w:divId w:val="512571602"/>
         </w:trPr>
         <w:tc>
           <w:tcPr>
@@ -1417,7 +1417,7 @@
       </w:tr>
       <w:tr>
         <w:trPr>
-          <w:divId w:val="781607005"/>
+          <w:divId w:val="512571602"/>
         </w:trPr>
         <w:tc>
           <w:tcPr>
@@ -1543,7 +1543,7 @@
       </w:tr>
       <w:tr>
         <w:trPr>
-          <w:divId w:val="781607005"/>
+          <w:divId w:val="512571602"/>
         </w:trPr>
         <w:tc>
           <w:tcPr>
@@ -1677,7 +1677,7 @@
       </w:tr>
       <w:tr>
         <w:trPr>
-          <w:divId w:val="781607005"/>
+          <w:divId w:val="512571602"/>
         </w:trPr>
         <w:tc>
           <w:tcPr>
@@ -1803,7 +1803,7 @@
       </w:tr>
       <w:tr>
         <w:trPr>
-          <w:divId w:val="781607005"/>
+          <w:divId w:val="512571602"/>
         </w:trPr>
         <w:tc>
           <w:tcPr>
@@ -1929,7 +1929,7 @@
       </w:tr>
       <w:tr>
         <w:trPr>
-          <w:divId w:val="781607005"/>
+          <w:divId w:val="512571602"/>
         </w:trPr>
         <w:tc>
           <w:tcPr>
@@ -2057,7 +2057,7 @@
     <w:p>
       <w:pPr>
         <w:pStyle w:val="Ttulo3"/>
-        <w:divId w:val="583682400"/>
+        <w:divId w:val="1014452338"/>
         <w:rPr>
           <w:rFonts w:eastAsia="Times New Roman"/>
           <w:lang w:val="es-ES"/>
@@ -2074,7 +2074,7 @@
     <w:p>
       <w:pPr>
         <w:pStyle w:val="NormalWeb"/>
-        <w:divId w:val="583682400"/>
+        <w:divId w:val="1014452338"/>
         <w:rPr>
           <w:rFonts w:ascii="Plus Jakarta Sans" w:hAnsi="Plus Jakarta Sans"/>
           <w:lang w:val="es-ES"/>
@@ -2103,7 +2103,7 @@
         </w:numPr>
         <w:spacing w:before="100" w:beforeAutospacing="1" w:after="90"/>
         <w:ind w:left="1020"/>
-        <w:divId w:val="583682400"/>
+        <w:divId w:val="1014452338"/>
         <w:rPr>
           <w:rFonts w:ascii="Plus Jakarta Sans" w:eastAsia="Times New Roman" w:hAnsi="Plus Jakarta Sans"/>
           <w:sz w:val="21"/>
@@ -2205,7 +2205,7 @@
         </w:numPr>
         <w:spacing w:before="100" w:beforeAutospacing="1" w:after="90"/>
         <w:ind w:left="1020"/>
-        <w:divId w:val="583682400"/>
+        <w:divId w:val="1014452338"/>
         <w:rPr>
           <w:rFonts w:ascii="Plus Jakarta Sans" w:eastAsia="Times New Roman" w:hAnsi="Plus Jakarta Sans"/>
           <w:sz w:val="21"/>
@@ -2317,7 +2317,7 @@
         </w:numPr>
         <w:spacing w:before="100" w:beforeAutospacing="1" w:after="90"/>
         <w:ind w:left="1020"/>
-        <w:divId w:val="583682400"/>
+        <w:divId w:val="1014452338"/>
         <w:rPr>
           <w:rFonts w:ascii="Plus Jakarta Sans" w:eastAsia="Times New Roman" w:hAnsi="Plus Jakarta Sans"/>
           <w:sz w:val="21"/>
@@ -2423,7 +2423,7 @@
     <w:p>
       <w:pPr>
         <w:pStyle w:val="Ttulo3"/>
-        <w:divId w:val="583682400"/>
+        <w:divId w:val="1014452338"/>
         <w:rPr>
           <w:rFonts w:eastAsia="Times New Roman"/>
           <w:lang w:val="es-ES"/>
@@ -2439,9 +2439,8 @@
     </w:p>
     <w:p>
       <w:pPr>
-        <w:spacing w:before="375" w:after="225"/>
         <w:jc w:val="center"/>
-        <w:divId w:val="1608198665"/>
+        <w:divId w:val="550968710"/>
         <w:rPr>
           <w:rFonts w:ascii="Outfit" w:eastAsia="Times New Roman" w:hAnsi="Outfit"/>
           <w:b/>
@@ -2469,9 +2468,8 @@
     </w:p>
     <w:p>
       <w:pPr>
-        <w:spacing w:after="375"/>
         <w:jc w:val="center"/>
-        <w:divId w:val="625233100"/>
+        <w:divId w:val="1084381938"/>
         <w:rPr>
           <w:rFonts w:ascii="Plus Jakarta Sans" w:eastAsia="Times New Roman" w:hAnsi="Plus Jakarta Sans"/>
           <w:lang w:val="es-ES"/>
@@ -2866,7 +2864,7 @@
     <w:p>
       <w:pPr>
         <w:spacing w:before="450" w:after="450"/>
-        <w:divId w:val="583682400"/>
+        <w:divId w:val="1014452338"/>
         <w:rPr>
           <w:rFonts w:ascii="Plus Jakarta Sans" w:eastAsia="Times New Roman" w:hAnsi="Plus Jakarta Sans"/>
           <w:lang w:val="es-ES"/>
@@ -2877,7 +2875,7 @@
           <w:rFonts w:ascii="Plus Jakarta Sans" w:eastAsia="Times New Roman" w:hAnsi="Plus Jakarta Sans"/>
           <w:lang w:val="es-ES"/>
         </w:rPr>
-        <w:pict w14:anchorId="633BC444">
+        <w:pict w14:anchorId="2FDDFBA9">
           <v:rect id="_x0000_i1028" style="width:0;height:.75pt" o:hralign="center" o:hrstd="t" o:hr="t" fillcolor="#a0a0a0" stroked="f"/>
         </w:pict>
       </w:r>
@@ -2885,7 +2883,7 @@
     <w:p>
       <w:pPr>
         <w:pStyle w:val="Ttulo3"/>
-        <w:divId w:val="583682400"/>
+        <w:divId w:val="1014452338"/>
         <w:rPr>
           <w:rFonts w:eastAsia="Times New Roman"/>
           <w:lang w:val="es-ES"/>
@@ -2902,7 +2900,7 @@
     <w:p>
       <w:pPr>
         <w:pStyle w:val="NormalWeb"/>
-        <w:divId w:val="583682400"/>
+        <w:divId w:val="1014452338"/>
         <w:rPr>
           <w:rFonts w:ascii="Plus Jakarta Sans" w:hAnsi="Plus Jakarta Sans"/>
           <w:lang w:val="es-ES"/>
@@ -2935,7 +2933,7 @@
       </w:tblGrid>
       <w:tr>
         <w:trPr>
-          <w:divId w:val="1957445735"/>
+          <w:divId w:val="1407876089"/>
           <w:tblHeader/>
         </w:trPr>
         <w:tc>
@@ -3089,7 +3087,7 @@
       </w:tr>
       <w:tr>
         <w:trPr>
-          <w:divId w:val="1957445735"/>
+          <w:divId w:val="1407876089"/>
         </w:trPr>
         <w:tc>
           <w:tcPr>
@@ -3223,7 +3221,7 @@
       </w:tr>
       <w:tr>
         <w:trPr>
-          <w:divId w:val="1957445735"/>
+          <w:divId w:val="1407876089"/>
         </w:trPr>
         <w:tc>
           <w:tcPr>
@@ -3357,7 +3355,7 @@
       </w:tr>
       <w:tr>
         <w:trPr>
-          <w:divId w:val="1957445735"/>
+          <w:divId w:val="1407876089"/>
         </w:trPr>
         <w:tc>
           <w:tcPr>
@@ -3491,7 +3489,7 @@
       </w:tr>
       <w:tr>
         <w:trPr>
-          <w:divId w:val="1957445735"/>
+          <w:divId w:val="1407876089"/>
         </w:trPr>
         <w:tc>
           <w:tcPr>
@@ -3625,7 +3623,7 @@
       </w:tr>
       <w:tr>
         <w:trPr>
-          <w:divId w:val="1957445735"/>
+          <w:divId w:val="1407876089"/>
         </w:trPr>
         <w:tc>
           <w:tcPr>
@@ -3759,7 +3757,7 @@
       </w:tr>
       <w:tr>
         <w:trPr>
-          <w:divId w:val="1957445735"/>
+          <w:divId w:val="1407876089"/>
         </w:trPr>
         <w:tc>
           <w:tcPr>
@@ -3895,7 +3893,7 @@
     <w:p>
       <w:pPr>
         <w:pStyle w:val="Ttulo3"/>
-        <w:divId w:val="583682400"/>
+        <w:divId w:val="1014452338"/>
         <w:rPr>
           <w:rFonts w:eastAsia="Times New Roman"/>
           <w:lang w:val="es-ES"/>
@@ -3911,9 +3909,8 @@
     </w:p>
     <w:p>
       <w:pPr>
-        <w:spacing w:before="375" w:after="225"/>
         <w:jc w:val="center"/>
-        <w:divId w:val="1236430638"/>
+        <w:divId w:val="796878062"/>
         <w:rPr>
           <w:rFonts w:ascii="Outfit" w:eastAsia="Times New Roman" w:hAnsi="Outfit"/>
           <w:b/>
@@ -3941,9 +3938,8 @@
     </w:p>
     <w:p>
       <w:pPr>
-        <w:spacing w:after="375"/>
         <w:jc w:val="center"/>
-        <w:divId w:val="1587566553"/>
+        <w:divId w:val="741637931"/>
         <w:rPr>
           <w:rFonts w:ascii="Plus Jakarta Sans" w:eastAsia="Times New Roman" w:hAnsi="Plus Jakarta Sans"/>
           <w:lang w:val="es-ES"/>
@@ -4317,7 +4313,7 @@
     <w:p>
       <w:pPr>
         <w:spacing w:before="450" w:after="450"/>
-        <w:divId w:val="583682400"/>
+        <w:divId w:val="1014452338"/>
         <w:rPr>
           <w:rFonts w:ascii="Plus Jakarta Sans" w:eastAsia="Times New Roman" w:hAnsi="Plus Jakarta Sans"/>
           <w:lang w:val="es-ES"/>
@@ -4328,7 +4324,8 @@
           <w:rFonts w:ascii="Plus Jakarta Sans" w:eastAsia="Times New Roman" w:hAnsi="Plus Jakarta Sans"/>
           <w:lang w:val="es-ES"/>
         </w:rPr>
-        <w:pict w14:anchorId="06E54357">
+        <w:lastRenderedPageBreak/>
+        <w:pict w14:anchorId="720C3F62">
           <v:rect id="_x0000_i1029" style="width:0;height:.75pt" o:hralign="center" o:hrstd="t" o:hr="t" fillcolor="#a0a0a0" stroked="f"/>
         </w:pict>
       </w:r>
@@ -4336,7 +4333,7 @@
     <w:p>
       <w:pPr>
         <w:pStyle w:val="Ttulo3"/>
-        <w:divId w:val="583682400"/>
+        <w:divId w:val="1014452338"/>
         <w:rPr>
           <w:rFonts w:eastAsia="Times New Roman"/>
           <w:lang w:val="es-ES"/>
@@ -4353,7 +4350,7 @@
     <w:p>
       <w:pPr>
         <w:pStyle w:val="NormalWeb"/>
-        <w:divId w:val="583682400"/>
+        <w:divId w:val="1014452338"/>
         <w:rPr>
           <w:rFonts w:ascii="Plus Jakarta Sans" w:hAnsi="Plus Jakarta Sans"/>
           <w:lang w:val="es-ES"/>
@@ -4375,7 +4372,7 @@
         </w:numPr>
         <w:spacing w:before="100" w:beforeAutospacing="1" w:after="90"/>
         <w:ind w:left="1020"/>
-        <w:divId w:val="583682400"/>
+        <w:divId w:val="1014452338"/>
         <w:rPr>
           <w:rFonts w:ascii="Plus Jakarta Sans" w:eastAsia="Times New Roman" w:hAnsi="Plus Jakarta Sans"/>
           <w:sz w:val="21"/>
@@ -4411,7 +4408,7 @@
         </w:numPr>
         <w:spacing w:before="100" w:beforeAutospacing="1" w:after="90"/>
         <w:ind w:left="1020"/>
-        <w:divId w:val="583682400"/>
+        <w:divId w:val="1014452338"/>
         <w:rPr>
           <w:rFonts w:ascii="Plus Jakarta Sans" w:eastAsia="Times New Roman" w:hAnsi="Plus Jakarta Sans"/>
           <w:sz w:val="21"/>
@@ -4456,7 +4453,7 @@
         </w:numPr>
         <w:spacing w:before="100" w:beforeAutospacing="1" w:after="90"/>
         <w:ind w:left="1020"/>
-        <w:divId w:val="583682400"/>
+        <w:divId w:val="1014452338"/>
         <w:rPr>
           <w:rFonts w:ascii="Plus Jakarta Sans" w:eastAsia="Times New Roman" w:hAnsi="Plus Jakarta Sans"/>
           <w:sz w:val="21"/>
@@ -4501,7 +4498,7 @@
         </w:numPr>
         <w:spacing w:before="100" w:beforeAutospacing="1" w:after="90"/>
         <w:ind w:left="1020"/>
-        <w:divId w:val="583682400"/>
+        <w:divId w:val="1014452338"/>
         <w:rPr>
           <w:rFonts w:ascii="Plus Jakarta Sans" w:eastAsia="Times New Roman" w:hAnsi="Plus Jakarta Sans"/>
           <w:sz w:val="21"/>
@@ -4557,7 +4554,7 @@
       </w:tblGrid>
       <w:tr>
         <w:trPr>
-          <w:divId w:val="1528832002"/>
+          <w:divId w:val="901480012"/>
           <w:tblHeader/>
         </w:trPr>
         <w:tc>
@@ -4711,7 +4708,7 @@
       </w:tr>
       <w:tr>
         <w:trPr>
-          <w:divId w:val="1528832002"/>
+          <w:divId w:val="901480012"/>
         </w:trPr>
         <w:tc>
           <w:tcPr>
@@ -4837,7 +4834,7 @@
       </w:tr>
       <w:tr>
         <w:trPr>
-          <w:divId w:val="1528832002"/>
+          <w:divId w:val="901480012"/>
         </w:trPr>
         <w:tc>
           <w:tcPr>
@@ -4963,7 +4960,7 @@
       </w:tr>
       <w:tr>
         <w:trPr>
-          <w:divId w:val="1528832002"/>
+          <w:divId w:val="901480012"/>
         </w:trPr>
         <w:tc>
           <w:tcPr>
@@ -5089,7 +5086,7 @@
       </w:tr>
       <w:tr>
         <w:trPr>
-          <w:divId w:val="1528832002"/>
+          <w:divId w:val="901480012"/>
         </w:trPr>
         <w:tc>
           <w:tcPr>
@@ -5217,7 +5214,7 @@
     <w:p>
       <w:pPr>
         <w:spacing w:before="450" w:after="450"/>
-        <w:divId w:val="583682400"/>
+        <w:divId w:val="1014452338"/>
         <w:rPr>
           <w:rFonts w:ascii="Plus Jakarta Sans" w:eastAsia="Times New Roman" w:hAnsi="Plus Jakarta Sans"/>
           <w:lang w:val="es-ES"/>
@@ -5228,7 +5225,7 @@
           <w:rFonts w:ascii="Plus Jakarta Sans" w:eastAsia="Times New Roman" w:hAnsi="Plus Jakarta Sans"/>
           <w:lang w:val="es-ES"/>
         </w:rPr>
-        <w:pict w14:anchorId="245523E5">
+        <w:pict w14:anchorId="5AE88D42">
           <v:rect id="_x0000_i1030" style="width:0;height:.75pt" o:hralign="center" o:hrstd="t" o:hr="t" fillcolor="#a0a0a0" stroked="f"/>
         </w:pict>
       </w:r>
@@ -5236,7 +5233,7 @@
     <w:p>
       <w:pPr>
         <w:pStyle w:val="Ttulo3"/>
-        <w:divId w:val="583682400"/>
+        <w:divId w:val="1014452338"/>
         <w:rPr>
           <w:rFonts w:eastAsia="Times New Roman"/>
           <w:lang w:val="es-ES"/>
@@ -5253,7 +5250,7 @@
     <w:p>
       <w:pPr>
         <w:pStyle w:val="NormalWeb"/>
-        <w:divId w:val="583682400"/>
+        <w:divId w:val="1014452338"/>
         <w:rPr>
           <w:rFonts w:ascii="Plus Jakarta Sans" w:hAnsi="Plus Jakarta Sans"/>
           <w:lang w:val="es-ES"/>
@@ -5277,7 +5274,7 @@
     <w:p>
       <w:pPr>
         <w:pStyle w:val="Ttulo4"/>
-        <w:divId w:val="583682400"/>
+        <w:divId w:val="1014452338"/>
         <w:rPr>
           <w:rFonts w:eastAsia="Times New Roman"/>
           <w:lang w:val="es-ES"/>
@@ -5293,9 +5290,8 @@
     </w:p>
     <w:p>
       <w:pPr>
-        <w:spacing w:before="375" w:after="225"/>
         <w:jc w:val="center"/>
-        <w:divId w:val="162627553"/>
+        <w:divId w:val="1440368360"/>
         <w:rPr>
           <w:rFonts w:ascii="Outfit" w:eastAsia="Times New Roman" w:hAnsi="Outfit"/>
           <w:b/>
@@ -5323,9 +5319,8 @@
     </w:p>
     <w:p>
       <w:pPr>
-        <w:spacing w:after="375"/>
         <w:jc w:val="center"/>
-        <w:divId w:val="2041513318"/>
+        <w:divId w:val="1109861333"/>
         <w:rPr>
           <w:rFonts w:ascii="Plus Jakarta Sans" w:eastAsia="Times New Roman" w:hAnsi="Plus Jakarta Sans"/>
           <w:lang w:val="es-ES"/>
@@ -5608,7 +5603,7 @@
     <w:p>
       <w:pPr>
         <w:pStyle w:val="Ttulo4"/>
-        <w:divId w:val="583682400"/>
+        <w:divId w:val="1014452338"/>
         <w:rPr>
           <w:rFonts w:eastAsia="Times New Roman"/>
           <w:lang w:val="es-ES"/>
@@ -5631,9 +5626,8 @@
     </w:p>
     <w:p>
       <w:pPr>
-        <w:spacing w:before="375" w:after="225"/>
         <w:jc w:val="center"/>
-        <w:divId w:val="396633785"/>
+        <w:divId w:val="1081676663"/>
         <w:rPr>
           <w:rFonts w:ascii="Outfit" w:eastAsia="Times New Roman" w:hAnsi="Outfit"/>
           <w:b/>
@@ -5661,9 +5655,8 @@
     </w:p>
     <w:p>
       <w:pPr>
-        <w:spacing w:after="375"/>
         <w:jc w:val="center"/>
-        <w:divId w:val="566109720"/>
+        <w:divId w:val="1417435682"/>
         <w:rPr>
           <w:rFonts w:ascii="Plus Jakarta Sans" w:eastAsia="Times New Roman" w:hAnsi="Plus Jakarta Sans"/>
           <w:lang w:val="es-ES"/>
@@ -5981,7 +5974,7 @@
     <w:p>
       <w:pPr>
         <w:pStyle w:val="Ttulo4"/>
-        <w:divId w:val="583682400"/>
+        <w:divId w:val="1014452338"/>
         <w:rPr>
           <w:rFonts w:eastAsia="Times New Roman"/>
           <w:lang w:val="es-ES"/>
@@ -5992,14 +5985,14 @@
           <w:rFonts w:eastAsia="Times New Roman"/>
           <w:lang w:val="es-ES"/>
         </w:rPr>
+        <w:lastRenderedPageBreak/>
         <w:t>Destino de la Producción Agrícola por Sector:</w:t>
       </w:r>
     </w:p>
     <w:p>
       <w:pPr>
-        <w:spacing w:before="375" w:after="225"/>
         <w:jc w:val="center"/>
-        <w:divId w:val="2015300546"/>
+        <w:divId w:val="1919485121"/>
         <w:rPr>
           <w:rFonts w:ascii="Outfit" w:eastAsia="Times New Roman" w:hAnsi="Outfit"/>
           <w:b/>
@@ -6027,9 +6020,8 @@
     </w:p>
     <w:p>
       <w:pPr>
-        <w:spacing w:after="375"/>
         <w:jc w:val="center"/>
-        <w:divId w:val="429590123"/>
+        <w:divId w:val="1669864747"/>
         <w:rPr>
           <w:rFonts w:ascii="Plus Jakarta Sans" w:eastAsia="Times New Roman" w:hAnsi="Plus Jakarta Sans"/>
           <w:lang w:val="es-ES"/>
@@ -6333,7 +6325,7 @@
     <w:p>
       <w:pPr>
         <w:spacing w:before="450" w:after="450"/>
-        <w:divId w:val="583682400"/>
+        <w:divId w:val="1014452338"/>
         <w:rPr>
           <w:rFonts w:ascii="Plus Jakarta Sans" w:eastAsia="Times New Roman" w:hAnsi="Plus Jakarta Sans"/>
           <w:lang w:val="es-ES"/>
@@ -6344,7 +6336,7 @@
           <w:rFonts w:ascii="Plus Jakarta Sans" w:eastAsia="Times New Roman" w:hAnsi="Plus Jakarta Sans"/>
           <w:lang w:val="es-ES"/>
         </w:rPr>
-        <w:pict w14:anchorId="714EC003">
+        <w:pict w14:anchorId="26800428">
           <v:rect id="_x0000_i1031" style="width:0;height:.75pt" o:hralign="center" o:hrstd="t" o:hr="t" fillcolor="#a0a0a0" stroked="f"/>
         </w:pict>
       </w:r>
@@ -6352,7 +6344,7 @@
     <w:p>
       <w:pPr>
         <w:pStyle w:val="Ttulo3"/>
-        <w:divId w:val="583682400"/>
+        <w:divId w:val="1014452338"/>
         <w:rPr>
           <w:rFonts w:eastAsia="Times New Roman"/>
           <w:lang w:val="es-ES"/>
@@ -6369,7 +6361,7 @@
     <w:p>
       <w:pPr>
         <w:pStyle w:val="NormalWeb"/>
-        <w:divId w:val="583682400"/>
+        <w:divId w:val="1014452338"/>
         <w:rPr>
           <w:rFonts w:ascii="Plus Jakarta Sans" w:hAnsi="Plus Jakarta Sans"/>
           <w:lang w:val="es-ES"/>
@@ -6393,7 +6385,7 @@
     <w:p>
       <w:pPr>
         <w:pStyle w:val="Ttulo4"/>
-        <w:divId w:val="583682400"/>
+        <w:divId w:val="1014452338"/>
         <w:rPr>
           <w:rFonts w:eastAsia="Times New Roman"/>
           <w:lang w:val="es-ES"/>
@@ -6410,7 +6402,7 @@
     <w:p>
       <w:pPr>
         <w:pStyle w:val="NormalWeb"/>
-        <w:divId w:val="583682400"/>
+        <w:divId w:val="1014452338"/>
         <w:rPr>
           <w:rFonts w:ascii="Plus Jakarta Sans" w:hAnsi="Plus Jakarta Sans"/>
           <w:lang w:val="es-ES"/>
@@ -6441,7 +6433,7 @@
       </w:tblGrid>
       <w:tr>
         <w:trPr>
-          <w:divId w:val="1124349282"/>
+          <w:divId w:val="734399386"/>
           <w:tblHeader/>
         </w:trPr>
         <w:tc>
@@ -6521,7 +6513,7 @@
       </w:tr>
       <w:tr>
         <w:trPr>
-          <w:divId w:val="1124349282"/>
+          <w:divId w:val="734399386"/>
         </w:trPr>
         <w:tc>
           <w:tcPr>
@@ -6610,7 +6602,7 @@
     <w:p>
       <w:pPr>
         <w:pStyle w:val="Ttulo4"/>
-        <w:divId w:val="583682400"/>
+        <w:divId w:val="1014452338"/>
         <w:rPr>
           <w:rFonts w:eastAsia="Times New Roman"/>
           <w:lang w:val="es-ES"/>
@@ -6627,7 +6619,7 @@
     <w:p>
       <w:pPr>
         <w:pStyle w:val="NormalWeb"/>
-        <w:divId w:val="583682400"/>
+        <w:divId w:val="1014452338"/>
         <w:rPr>
           <w:rFonts w:ascii="Plus Jakarta Sans" w:hAnsi="Plus Jakarta Sans"/>
           <w:lang w:val="es-ES"/>
@@ -6658,7 +6650,7 @@
       </w:tblGrid>
       <w:tr>
         <w:trPr>
-          <w:divId w:val="1657800073"/>
+          <w:divId w:val="11077816"/>
           <w:tblHeader/>
         </w:trPr>
         <w:tc>
@@ -6738,7 +6730,7 @@
       </w:tr>
       <w:tr>
         <w:trPr>
-          <w:divId w:val="1657800073"/>
+          <w:divId w:val="11077816"/>
         </w:trPr>
         <w:tc>
           <w:tcPr>
@@ -6836,7 +6828,7 @@
     <w:p>
       <w:pPr>
         <w:pStyle w:val="Ttulo4"/>
-        <w:divId w:val="583682400"/>
+        <w:divId w:val="1014452338"/>
         <w:rPr>
           <w:rFonts w:eastAsia="Times New Roman"/>
           <w:lang w:val="es-ES"/>
@@ -6853,7 +6845,7 @@
     <w:p>
       <w:pPr>
         <w:pStyle w:val="NormalWeb"/>
-        <w:divId w:val="583682400"/>
+        <w:divId w:val="1014452338"/>
         <w:rPr>
           <w:rFonts w:ascii="Plus Jakarta Sans" w:hAnsi="Plus Jakarta Sans"/>
           <w:lang w:val="es-ES"/>
@@ -6884,7 +6876,7 @@
       </w:tblGrid>
       <w:tr>
         <w:trPr>
-          <w:divId w:val="1699886176"/>
+          <w:divId w:val="907542674"/>
           <w:tblHeader/>
         </w:trPr>
         <w:tc>
@@ -6920,6 +6912,7 @@
                 <w:sz w:val="20"/>
                 <w:szCs w:val="20"/>
               </w:rPr>
+              <w:lastRenderedPageBreak/>
               <w:t>Cultivos Frecuentes</w:t>
             </w:r>
           </w:p>
@@ -6964,7 +6957,7 @@
       </w:tr>
       <w:tr>
         <w:trPr>
-          <w:divId w:val="1699886176"/>
+          <w:divId w:val="907542674"/>
         </w:trPr>
         <w:tc>
           <w:tcPr>
@@ -7053,7 +7046,7 @@
     <w:p>
       <w:pPr>
         <w:spacing w:before="450" w:after="450"/>
-        <w:divId w:val="583682400"/>
+        <w:divId w:val="1014452338"/>
         <w:rPr>
           <w:rFonts w:ascii="Plus Jakarta Sans" w:eastAsia="Times New Roman" w:hAnsi="Plus Jakarta Sans"/>
           <w:lang w:val="es-ES"/>
@@ -7064,7 +7057,7 @@
           <w:rFonts w:ascii="Plus Jakarta Sans" w:eastAsia="Times New Roman" w:hAnsi="Plus Jakarta Sans"/>
           <w:lang w:val="es-ES"/>
         </w:rPr>
-        <w:pict w14:anchorId="7529194A">
+        <w:pict w14:anchorId="182C2A95">
           <v:rect id="_x0000_i1032" style="width:0;height:.75pt" o:hralign="center" o:hrstd="t" o:hr="t" fillcolor="#a0a0a0" stroked="f"/>
         </w:pict>
       </w:r>
@@ -7072,7 +7065,7 @@
     <w:p>
       <w:pPr>
         <w:pStyle w:val="Ttulo2"/>
-        <w:divId w:val="583682400"/>
+        <w:divId w:val="1014452338"/>
         <w:rPr>
           <w:rFonts w:eastAsia="Times New Roman"/>
           <w:lang w:val="es-ES"/>
@@ -7089,7 +7082,7 @@
     <w:p>
       <w:pPr>
         <w:pStyle w:val="NormalWeb"/>
-        <w:divId w:val="583682400"/>
+        <w:divId w:val="1014452338"/>
         <w:rPr>
           <w:rFonts w:ascii="Plus Jakarta Sans" w:hAnsi="Plus Jakarta Sans"/>
           <w:lang w:val="es-ES"/>
@@ -7106,7 +7099,7 @@
     <w:p>
       <w:pPr>
         <w:pStyle w:val="Ttulo3"/>
-        <w:divId w:val="583682400"/>
+        <w:divId w:val="1014452338"/>
         <w:rPr>
           <w:rFonts w:eastAsia="Times New Roman"/>
           <w:lang w:val="es-ES"/>
@@ -7123,7 +7116,7 @@
     <w:p>
       <w:pPr>
         <w:pStyle w:val="NormalWeb"/>
-        <w:divId w:val="583682400"/>
+        <w:divId w:val="1014452338"/>
         <w:rPr>
           <w:rFonts w:ascii="Plus Jakarta Sans" w:hAnsi="Plus Jakarta Sans"/>
           <w:lang w:val="es-ES"/>
@@ -7156,7 +7149,7 @@
       </w:tblGrid>
       <w:tr>
         <w:trPr>
-          <w:divId w:val="1175996872"/>
+          <w:divId w:val="1317539598"/>
           <w:tblHeader/>
         </w:trPr>
         <w:tc>
@@ -7321,7 +7314,7 @@
       </w:tr>
       <w:tr>
         <w:trPr>
-          <w:divId w:val="1175996872"/>
+          <w:divId w:val="1317539598"/>
         </w:trPr>
         <w:tc>
           <w:tcPr>
@@ -7447,7 +7440,7 @@
       </w:tr>
       <w:tr>
         <w:trPr>
-          <w:divId w:val="1175996872"/>
+          <w:divId w:val="1317539598"/>
         </w:trPr>
         <w:tc>
           <w:tcPr>
@@ -7573,7 +7566,7 @@
       </w:tr>
       <w:tr>
         <w:trPr>
-          <w:divId w:val="1175996872"/>
+          <w:divId w:val="1317539598"/>
         </w:trPr>
         <w:tc>
           <w:tcPr>
@@ -7699,7 +7692,7 @@
       </w:tr>
       <w:tr>
         <w:trPr>
-          <w:divId w:val="1175996872"/>
+          <w:divId w:val="1317539598"/>
         </w:trPr>
         <w:tc>
           <w:tcPr>
@@ -7827,7 +7820,7 @@
     <w:p>
       <w:pPr>
         <w:pStyle w:val="Ttulo3"/>
-        <w:divId w:val="583682400"/>
+        <w:divId w:val="1014452338"/>
         <w:rPr>
           <w:rFonts w:eastAsia="Times New Roman"/>
           <w:lang w:val="es-ES"/>
@@ -7845,7 +7838,7 @@
       <w:pPr>
         <w:spacing w:before="375" w:after="225"/>
         <w:jc w:val="center"/>
-        <w:divId w:val="429080390"/>
+        <w:divId w:val="422848018"/>
         <w:rPr>
           <w:rFonts w:ascii="Outfit" w:eastAsia="Times New Roman" w:hAnsi="Outfit"/>
           <w:b/>
@@ -7875,7 +7868,7 @@
       <w:pPr>
         <w:spacing w:after="375"/>
         <w:jc w:val="center"/>
-        <w:divId w:val="1888254995"/>
+        <w:divId w:val="574048785"/>
         <w:rPr>
           <w:rFonts w:ascii="Plus Jakarta Sans" w:eastAsia="Times New Roman" w:hAnsi="Plus Jakarta Sans"/>
           <w:lang w:val="es-ES"/>
@@ -8242,7 +8235,7 @@
     <w:p>
       <w:pPr>
         <w:pStyle w:val="Ttulo3"/>
-        <w:divId w:val="583682400"/>
+        <w:divId w:val="1014452338"/>
         <w:rPr>
           <w:rFonts w:eastAsia="Times New Roman"/>
           <w:lang w:val="es-ES"/>
@@ -8266,7 +8259,7 @@
     <w:p>
       <w:pPr>
         <w:pStyle w:val="NormalWeb"/>
-        <w:divId w:val="583682400"/>
+        <w:divId w:val="1014452338"/>
         <w:rPr>
           <w:rFonts w:ascii="Plus Jakarta Sans" w:hAnsi="Plus Jakarta Sans"/>
           <w:lang w:val="es-ES"/>
@@ -8288,7 +8281,7 @@
         </w:numPr>
         <w:spacing w:before="100" w:beforeAutospacing="1" w:after="90"/>
         <w:ind w:left="1020"/>
-        <w:divId w:val="583682400"/>
+        <w:divId w:val="1014452338"/>
         <w:rPr>
           <w:rFonts w:ascii="Plus Jakarta Sans" w:eastAsia="Times New Roman" w:hAnsi="Plus Jakarta Sans"/>
           <w:sz w:val="21"/>
@@ -8324,7 +8317,7 @@
         </w:numPr>
         <w:spacing w:before="100" w:beforeAutospacing="1" w:after="90"/>
         <w:ind w:left="1020"/>
-        <w:divId w:val="583682400"/>
+        <w:divId w:val="1014452338"/>
         <w:rPr>
           <w:rFonts w:ascii="Plus Jakarta Sans" w:eastAsia="Times New Roman" w:hAnsi="Plus Jakarta Sans"/>
           <w:sz w:val="21"/>
@@ -8369,7 +8362,7 @@
         </w:numPr>
         <w:spacing w:before="100" w:beforeAutospacing="1" w:after="90"/>
         <w:ind w:left="1020"/>
-        <w:divId w:val="583682400"/>
+        <w:divId w:val="1014452338"/>
         <w:rPr>
           <w:rFonts w:ascii="Plus Jakarta Sans" w:eastAsia="Times New Roman" w:hAnsi="Plus Jakarta Sans"/>
           <w:sz w:val="21"/>
@@ -8423,7 +8416,7 @@
         </w:numPr>
         <w:spacing w:before="100" w:beforeAutospacing="1" w:after="90"/>
         <w:ind w:left="1020"/>
-        <w:divId w:val="583682400"/>
+        <w:divId w:val="1014452338"/>
         <w:rPr>
           <w:rFonts w:ascii="Plus Jakarta Sans" w:eastAsia="Times New Roman" w:hAnsi="Plus Jakarta Sans"/>
           <w:sz w:val="21"/>
@@ -8468,7 +8461,7 @@
         </w:numPr>
         <w:spacing w:before="100" w:beforeAutospacing="1" w:after="90"/>
         <w:ind w:left="1020"/>
-        <w:divId w:val="583682400"/>
+        <w:divId w:val="1014452338"/>
         <w:rPr>
           <w:rFonts w:ascii="Plus Jakarta Sans" w:eastAsia="Times New Roman" w:hAnsi="Plus Jakarta Sans"/>
           <w:sz w:val="21"/>
@@ -8504,7 +8497,7 @@
         </w:numPr>
         <w:spacing w:before="100" w:beforeAutospacing="1" w:after="90"/>
         <w:ind w:left="1020"/>
-        <w:divId w:val="583682400"/>
+        <w:divId w:val="1014452338"/>
         <w:rPr>
           <w:rFonts w:ascii="Plus Jakarta Sans" w:eastAsia="Times New Roman" w:hAnsi="Plus Jakarta Sans"/>
           <w:sz w:val="21"/>
@@ -8549,7 +8542,7 @@
         </w:numPr>
         <w:spacing w:before="100" w:beforeAutospacing="1" w:after="90"/>
         <w:ind w:left="1020"/>
-        <w:divId w:val="583682400"/>
+        <w:divId w:val="1014452338"/>
         <w:rPr>
           <w:rFonts w:ascii="Plus Jakarta Sans" w:eastAsia="Times New Roman" w:hAnsi="Plus Jakarta Sans"/>
           <w:sz w:val="21"/>
@@ -8594,7 +8587,7 @@
         </w:numPr>
         <w:spacing w:before="100" w:beforeAutospacing="1" w:after="90"/>
         <w:ind w:left="1020"/>
-        <w:divId w:val="583682400"/>
+        <w:divId w:val="1014452338"/>
         <w:rPr>
           <w:rFonts w:ascii="Plus Jakarta Sans" w:eastAsia="Times New Roman" w:hAnsi="Plus Jakarta Sans"/>
           <w:sz w:val="21"/>
@@ -8639,7 +8632,7 @@
         </w:numPr>
         <w:spacing w:before="100" w:beforeAutospacing="1" w:after="90"/>
         <w:ind w:left="1020"/>
-        <w:divId w:val="583682400"/>
+        <w:divId w:val="1014452338"/>
         <w:rPr>
           <w:rFonts w:ascii="Plus Jakarta Sans" w:eastAsia="Times New Roman" w:hAnsi="Plus Jakarta Sans"/>
           <w:sz w:val="21"/>
@@ -8675,7 +8668,7 @@
         </w:numPr>
         <w:spacing w:before="100" w:beforeAutospacing="1" w:after="90"/>
         <w:ind w:left="1020"/>
-        <w:divId w:val="583682400"/>
+        <w:divId w:val="1014452338"/>
         <w:rPr>
           <w:rFonts w:ascii="Plus Jakarta Sans" w:eastAsia="Times New Roman" w:hAnsi="Plus Jakarta Sans"/>
           <w:sz w:val="21"/>
@@ -8729,7 +8722,7 @@
         </w:numPr>
         <w:spacing w:before="100" w:beforeAutospacing="1" w:after="90"/>
         <w:ind w:left="1020"/>
-        <w:divId w:val="583682400"/>
+        <w:divId w:val="1014452338"/>
         <w:rPr>
           <w:rFonts w:ascii="Plus Jakarta Sans" w:eastAsia="Times New Roman" w:hAnsi="Plus Jakarta Sans"/>
           <w:sz w:val="21"/>
@@ -8774,7 +8767,7 @@
         </w:numPr>
         <w:spacing w:before="100" w:beforeAutospacing="1" w:after="90"/>
         <w:ind w:left="1020"/>
-        <w:divId w:val="583682400"/>
+        <w:divId w:val="1014452338"/>
         <w:rPr>
           <w:rFonts w:ascii="Plus Jakarta Sans" w:eastAsia="Times New Roman" w:hAnsi="Plus Jakarta Sans"/>
           <w:sz w:val="21"/>
@@ -8814,7 +8807,7 @@
     <w:p>
       <w:pPr>
         <w:pStyle w:val="Ttulo3"/>
-        <w:divId w:val="583682400"/>
+        <w:divId w:val="1014452338"/>
         <w:rPr>
           <w:rFonts w:eastAsia="Times New Roman"/>
           <w:lang w:val="es-ES"/>
@@ -8832,7 +8825,7 @@
       <w:pPr>
         <w:spacing w:before="375" w:after="225"/>
         <w:jc w:val="center"/>
-        <w:divId w:val="1141076599"/>
+        <w:divId w:val="289483007"/>
         <w:rPr>
           <w:rFonts w:ascii="Outfit" w:eastAsia="Times New Roman" w:hAnsi="Outfit"/>
           <w:b/>
@@ -8862,7 +8855,7 @@
       <w:pPr>
         <w:spacing w:after="375"/>
         <w:jc w:val="center"/>
-        <w:divId w:val="1529639760"/>
+        <w:divId w:val="1306550170"/>
         <w:rPr>
           <w:rFonts w:ascii="Plus Jakarta Sans" w:eastAsia="Times New Roman" w:hAnsi="Plus Jakarta Sans"/>
           <w:lang w:val="es-ES"/>
@@ -9152,7 +9145,7 @@
     <w:p>
       <w:pPr>
         <w:spacing w:before="450" w:after="450"/>
-        <w:divId w:val="583682400"/>
+        <w:divId w:val="1014452338"/>
         <w:rPr>
           <w:rFonts w:ascii="Plus Jakarta Sans" w:eastAsia="Times New Roman" w:hAnsi="Plus Jakarta Sans"/>
           <w:lang w:val="es-ES"/>
@@ -9163,7 +9156,7 @@
           <w:rFonts w:ascii="Plus Jakarta Sans" w:eastAsia="Times New Roman" w:hAnsi="Plus Jakarta Sans"/>
           <w:lang w:val="es-ES"/>
         </w:rPr>
-        <w:pict w14:anchorId="44BC22CB">
+        <w:pict w14:anchorId="716A4482">
           <v:rect id="_x0000_i1033" style="width:0;height:.75pt" o:hralign="center" o:hrstd="t" o:hr="t" fillcolor="#a0a0a0" stroked="f"/>
         </w:pict>
       </w:r>
@@ -9171,7 +9164,7 @@
     <w:p>
       <w:pPr>
         <w:pStyle w:val="Ttulo2"/>
-        <w:divId w:val="583682400"/>
+        <w:divId w:val="1014452338"/>
         <w:rPr>
           <w:rFonts w:eastAsia="Times New Roman"/>
           <w:lang w:val="es-ES"/>
@@ -9188,7 +9181,7 @@
     <w:p>
       <w:pPr>
         <w:pStyle w:val="NormalWeb"/>
-        <w:divId w:val="583682400"/>
+        <w:divId w:val="1014452338"/>
         <w:rPr>
           <w:rFonts w:ascii="Plus Jakarta Sans" w:hAnsi="Plus Jakarta Sans"/>
           <w:lang w:val="es-ES"/>
@@ -9205,7 +9198,7 @@
     <w:p>
       <w:pPr>
         <w:pStyle w:val="NormalWeb"/>
-        <w:divId w:val="583682400"/>
+        <w:divId w:val="1014452338"/>
         <w:rPr>
           <w:rFonts w:ascii="Plus Jakarta Sans" w:hAnsi="Plus Jakarta Sans"/>
           <w:lang w:val="es-ES"/>
@@ -9267,7 +9260,7 @@
     <w:p>
       <w:pPr>
         <w:pStyle w:val="NormalWeb"/>
-        <w:divId w:val="583682400"/>
+        <w:divId w:val="1014452338"/>
         <w:rPr>
           <w:rFonts w:ascii="Plus Jakarta Sans" w:hAnsi="Plus Jakarta Sans"/>
           <w:lang w:val="es-ES"/>
@@ -9329,7 +9322,7 @@
     <w:p>
       <w:pPr>
         <w:pStyle w:val="NormalWeb"/>
-        <w:divId w:val="583682400"/>
+        <w:divId w:val="1014452338"/>
         <w:rPr>
           <w:rFonts w:ascii="Plus Jakarta Sans" w:hAnsi="Plus Jakarta Sans"/>
           <w:lang w:val="es-ES"/>
@@ -9390,7 +9383,7 @@
     <w:p>
       <w:pPr>
         <w:pStyle w:val="NormalWeb"/>
-        <w:divId w:val="583682400"/>
+        <w:divId w:val="1014452338"/>
         <w:rPr>
           <w:rFonts w:ascii="Plus Jakarta Sans" w:hAnsi="Plus Jakarta Sans"/>
           <w:lang w:val="es-ES"/>
@@ -9444,7 +9437,7 @@
     <w:p>
       <w:pPr>
         <w:spacing w:before="450" w:after="450"/>
-        <w:divId w:val="583682400"/>
+        <w:divId w:val="1014452338"/>
         <w:rPr>
           <w:rFonts w:ascii="Plus Jakarta Sans" w:eastAsia="Times New Roman" w:hAnsi="Plus Jakarta Sans"/>
           <w:lang w:val="es-ES"/>
@@ -9455,7 +9448,7 @@
           <w:rFonts w:ascii="Plus Jakarta Sans" w:eastAsia="Times New Roman" w:hAnsi="Plus Jakarta Sans"/>
           <w:lang w:val="es-ES"/>
         </w:rPr>
-        <w:pict w14:anchorId="008FA9C8">
+        <w:pict w14:anchorId="14D319C7">
           <v:rect id="_x0000_i1034" style="width:0;height:.75pt" o:hralign="center" o:hrstd="t" o:hr="t" fillcolor="#a0a0a0" stroked="f"/>
         </w:pict>
       </w:r>
@@ -9463,7 +9456,7 @@
     <w:p>
       <w:pPr>
         <w:pStyle w:val="Ttulo2"/>
-        <w:divId w:val="583682400"/>
+        <w:divId w:val="1014452338"/>
         <w:rPr>
           <w:rFonts w:eastAsia="Times New Roman"/>
           <w:lang w:val="es-ES"/>
@@ -9480,7 +9473,7 @@
     <w:p>
       <w:pPr>
         <w:pStyle w:val="NormalWeb"/>
-        <w:divId w:val="583682400"/>
+        <w:divId w:val="1014452338"/>
         <w:rPr>
           <w:rFonts w:ascii="Plus Jakarta Sans" w:hAnsi="Plus Jakarta Sans"/>
           <w:lang w:val="es-ES"/>
@@ -9519,7 +9512,7 @@
     <w:p>
       <w:pPr>
         <w:pStyle w:val="Ttulo3"/>
-        <w:divId w:val="583682400"/>
+        <w:divId w:val="1014452338"/>
         <w:rPr>
           <w:rFonts w:eastAsia="Times New Roman"/>
           <w:lang w:val="es-ES"/>
@@ -9553,7 +9546,7 @@
       </w:tblGrid>
       <w:tr>
         <w:trPr>
-          <w:divId w:val="121927658"/>
+          <w:divId w:val="825515825"/>
           <w:tblHeader/>
         </w:trPr>
         <w:tc>
@@ -9744,7 +9737,7 @@
       </w:tr>
       <w:tr>
         <w:trPr>
-          <w:divId w:val="121927658"/>
+          <w:divId w:val="825515825"/>
         </w:trPr>
         <w:tc>
           <w:tcPr>
@@ -9900,7 +9893,7 @@
       </w:tr>
       <w:tr>
         <w:trPr>
-          <w:divId w:val="121927658"/>
+          <w:divId w:val="825515825"/>
         </w:trPr>
         <w:tc>
           <w:tcPr>
@@ -10056,7 +10049,7 @@
       </w:tr>
       <w:tr>
         <w:trPr>
-          <w:divId w:val="121927658"/>
+          <w:divId w:val="825515825"/>
         </w:trPr>
         <w:tc>
           <w:tcPr>
@@ -10212,7 +10205,7 @@
       </w:tr>
       <w:tr>
         <w:trPr>
-          <w:divId w:val="121927658"/>
+          <w:divId w:val="825515825"/>
         </w:trPr>
         <w:tc>
           <w:tcPr>
@@ -10374,7 +10367,7 @@
     <w:p>
       <w:pPr>
         <w:pStyle w:val="Ttulo3"/>
-        <w:divId w:val="583682400"/>
+        <w:divId w:val="1014452338"/>
         <w:rPr>
           <w:rFonts w:eastAsia="Times New Roman"/>
           <w:lang w:val="es-ES"/>
@@ -10408,7 +10401,7 @@
       </w:tblGrid>
       <w:tr>
         <w:trPr>
-          <w:divId w:val="1450278469"/>
+          <w:divId w:val="1732264554"/>
           <w:tblHeader/>
         </w:trPr>
         <w:tc>
@@ -10599,7 +10592,7 @@
       </w:tr>
       <w:tr>
         <w:trPr>
-          <w:divId w:val="1450278469"/>
+          <w:divId w:val="1732264554"/>
         </w:trPr>
         <w:tc>
           <w:tcPr>
@@ -10756,7 +10749,7 @@
       </w:tr>
       <w:tr>
         <w:trPr>
-          <w:divId w:val="1450278469"/>
+          <w:divId w:val="1732264554"/>
         </w:trPr>
         <w:tc>
           <w:tcPr>
@@ -10915,7 +10908,7 @@
     <w:p>
       <w:pPr>
         <w:pStyle w:val="Ttulo3"/>
-        <w:divId w:val="583682400"/>
+        <w:divId w:val="1014452338"/>
         <w:rPr>
           <w:rFonts w:eastAsia="Times New Roman"/>
           <w:lang w:val="es-ES"/>
@@ -10950,7 +10943,7 @@
       </w:tblGrid>
       <w:tr>
         <w:trPr>
-          <w:divId w:val="1038699402"/>
+          <w:divId w:val="1105659230"/>
           <w:tblHeader/>
         </w:trPr>
         <w:tc>
@@ -11178,7 +11171,7 @@
       </w:tr>
       <w:tr>
         <w:trPr>
-          <w:divId w:val="1038699402"/>
+          <w:divId w:val="1105659230"/>
         </w:trPr>
         <w:tc>
           <w:tcPr>
@@ -11374,7 +11367,7 @@
       </w:tr>
       <w:tr>
         <w:trPr>
-          <w:divId w:val="1038699402"/>
+          <w:divId w:val="1105659230"/>
         </w:trPr>
         <w:tc>
           <w:tcPr>
@@ -11559,7 +11552,7 @@
       </w:tr>
       <w:tr>
         <w:trPr>
-          <w:divId w:val="1038699402"/>
+          <w:divId w:val="1105659230"/>
         </w:trPr>
         <w:tc>
           <w:tcPr>
@@ -11756,8 +11749,451 @@
     </w:tbl>
     <w:p>
       <w:pPr>
+        <w:pStyle w:val="Ttulo4"/>
+        <w:divId w:val="1014452338"/>
+        <w:rPr>
+          <w:rFonts w:eastAsia="Times New Roman"/>
+          <w:lang w:val="es-ES"/>
+        </w:rPr>
+      </w:pPr>
+      <w:r>
+        <w:rPr>
+          <w:rFonts w:eastAsia="Times New Roman"/>
+          <w:lang w:val="es-ES"/>
+        </w:rPr>
+        <w:t>Gráfico de Conocimiento del Proyecto y Directiva:</w:t>
+      </w:r>
+    </w:p>
+    <w:p>
+      <w:pPr>
+        <w:spacing w:before="375" w:after="225"/>
+        <w:jc w:val="center"/>
+        <w:divId w:val="1621034963"/>
+        <w:rPr>
+          <w:rFonts w:ascii="Outfit" w:eastAsia="Times New Roman" w:hAnsi="Outfit"/>
+          <w:b/>
+          <w:bCs/>
+          <w:caps/>
+          <w:spacing w:val="12"/>
+          <w:sz w:val="20"/>
+          <w:szCs w:val="20"/>
+          <w:lang w:val="es-ES"/>
+        </w:rPr>
+      </w:pPr>
+      <w:r>
+        <w:rPr>
+          <w:rFonts w:ascii="Outfit" w:eastAsia="Times New Roman" w:hAnsi="Outfit"/>
+          <w:b/>
+          <w:bCs/>
+          <w:caps/>
+          <w:spacing w:val="12"/>
+          <w:sz w:val="20"/>
+          <w:szCs w:val="20"/>
+          <w:lang w:val="es-ES"/>
+        </w:rPr>
+        <w:t>Conocimiento del Proyecto</w:t>
+      </w:r>
+    </w:p>
+    <w:p>
+      <w:pPr>
+        <w:spacing w:after="375"/>
+        <w:jc w:val="center"/>
+        <w:divId w:val="801001102"/>
+        <w:rPr>
+          <w:rFonts w:ascii="Plus Jakarta Sans" w:eastAsia="Times New Roman" w:hAnsi="Plus Jakarta Sans"/>
+          <w:lang w:val="es-ES"/>
+        </w:rPr>
+      </w:pPr>
+      <w:r>
+        <w:rPr>
+          <w:rFonts w:ascii="Plus Jakarta Sans" w:eastAsia="Times New Roman" w:hAnsi="Plus Jakarta Sans"/>
+          <w:lang w:val="es-ES"/>
+        </w:rPr>
+        <w:t>Conocimiento del Proyecto y Directiva por Secto</w:t>
+      </w:r>
+      <w:r>
+        <w:rPr>
+          <w:rFonts w:ascii="Plus Jakarta Sans" w:eastAsia="Times New Roman" w:hAnsi="Plus Jakarta Sans"/>
+          <w:lang w:val="es-ES"/>
+        </w:rPr>
+        <w:t>r</w:t>
+      </w:r>
+      <w:r>
+        <w:rPr>
+          <w:rFonts w:ascii="Plus Jakarta Sans" w:eastAsia="Times New Roman" w:hAnsi="Plus Jakarta Sans"/>
+          <w:lang w:val="es-ES"/>
+        </w:rPr>
+        <w:t xml:space="preserve"> </w:t>
+      </w:r>
+      <w:r>
+        <w:rPr>
+          <w:rFonts w:ascii="Plus Jakarta Sans" w:eastAsia="Times New Roman" w:hAnsi="Plus Jakarta Sans"/>
+          <w:lang w:val="es-ES"/>
+        </w:rPr>
+        <w:t>Porcentaje de regantes que conocen la i</w:t>
+      </w:r>
+      <w:r>
+        <w:rPr>
+          <w:rFonts w:ascii="Plus Jakarta Sans" w:eastAsia="Times New Roman" w:hAnsi="Plus Jakarta Sans"/>
+          <w:lang w:val="es-ES"/>
+        </w:rPr>
+        <w:t>niciativa y a la directiv</w:t>
+      </w:r>
+      <w:r>
+        <w:rPr>
+          <w:rFonts w:ascii="Plus Jakarta Sans" w:eastAsia="Times New Roman" w:hAnsi="Plus Jakarta Sans"/>
+          <w:lang w:val="es-ES"/>
+        </w:rPr>
+        <w:t>a</w:t>
+      </w:r>
+      <w:r>
+        <w:rPr>
+          <w:rFonts w:ascii="Plus Jakarta Sans" w:eastAsia="Times New Roman" w:hAnsi="Plus Jakarta Sans"/>
+          <w:lang w:val="es-ES"/>
+        </w:rPr>
+        <w:t xml:space="preserve"> </w:t>
+      </w:r>
+      <w:r>
+        <w:rPr>
+          <w:rFonts w:ascii="Plus Jakarta Sans" w:eastAsia="Times New Roman" w:hAnsi="Plus Jakarta Sans"/>
+          <w:lang w:val="es-ES"/>
+        </w:rPr>
+        <w:t>0</w:t>
+      </w:r>
+      <w:r>
+        <w:rPr>
+          <w:rFonts w:ascii="Plus Jakarta Sans" w:eastAsia="Times New Roman" w:hAnsi="Plus Jakarta Sans"/>
+          <w:lang w:val="es-ES"/>
+        </w:rPr>
+        <w:t>%</w:t>
+      </w:r>
+      <w:r>
+        <w:rPr>
+          <w:rFonts w:ascii="Plus Jakarta Sans" w:eastAsia="Times New Roman" w:hAnsi="Plus Jakarta Sans"/>
+          <w:lang w:val="es-ES"/>
+        </w:rPr>
+        <w:t xml:space="preserve"> </w:t>
+      </w:r>
+      <w:r>
+        <w:rPr>
+          <w:rFonts w:ascii="Plus Jakarta Sans" w:eastAsia="Times New Roman" w:hAnsi="Plus Jakarta Sans"/>
+          <w:lang w:val="es-ES"/>
+        </w:rPr>
+        <w:t>25</w:t>
+      </w:r>
+      <w:r>
+        <w:rPr>
+          <w:rFonts w:ascii="Plus Jakarta Sans" w:eastAsia="Times New Roman" w:hAnsi="Plus Jakarta Sans"/>
+          <w:lang w:val="es-ES"/>
+        </w:rPr>
+        <w:t>%</w:t>
+      </w:r>
+      <w:r>
+        <w:rPr>
+          <w:rFonts w:ascii="Plus Jakarta Sans" w:eastAsia="Times New Roman" w:hAnsi="Plus Jakarta Sans"/>
+          <w:lang w:val="es-ES"/>
+        </w:rPr>
+        <w:t xml:space="preserve"> </w:t>
+      </w:r>
+      <w:r>
+        <w:rPr>
+          <w:rFonts w:ascii="Plus Jakarta Sans" w:eastAsia="Times New Roman" w:hAnsi="Plus Jakarta Sans"/>
+          <w:lang w:val="es-ES"/>
+        </w:rPr>
+        <w:t>50</w:t>
+      </w:r>
+      <w:r>
+        <w:rPr>
+          <w:rFonts w:ascii="Plus Jakarta Sans" w:eastAsia="Times New Roman" w:hAnsi="Plus Jakarta Sans"/>
+          <w:lang w:val="es-ES"/>
+        </w:rPr>
+        <w:t>%</w:t>
+      </w:r>
+      <w:r>
+        <w:rPr>
+          <w:rFonts w:ascii="Plus Jakarta Sans" w:eastAsia="Times New Roman" w:hAnsi="Plus Jakarta Sans"/>
+          <w:lang w:val="es-ES"/>
+        </w:rPr>
+        <w:t xml:space="preserve"> </w:t>
+      </w:r>
+      <w:r>
+        <w:rPr>
+          <w:rFonts w:ascii="Plus Jakarta Sans" w:eastAsia="Times New Roman" w:hAnsi="Plus Jakarta Sans"/>
+          <w:lang w:val="es-ES"/>
+        </w:rPr>
+        <w:t>75</w:t>
+      </w:r>
+      <w:r>
+        <w:rPr>
+          <w:rFonts w:ascii="Plus Jakarta Sans" w:eastAsia="Times New Roman" w:hAnsi="Plus Jakarta Sans"/>
+          <w:lang w:val="es-ES"/>
+        </w:rPr>
+        <w:t>%</w:t>
+      </w:r>
+      <w:r>
+        <w:rPr>
+          <w:rFonts w:ascii="Plus Jakarta Sans" w:eastAsia="Times New Roman" w:hAnsi="Plus Jakarta Sans"/>
+          <w:lang w:val="es-ES"/>
+        </w:rPr>
+        <w:t xml:space="preserve"> </w:t>
+      </w:r>
+      <w:r>
+        <w:rPr>
+          <w:rFonts w:ascii="Plus Jakarta Sans" w:eastAsia="Times New Roman" w:hAnsi="Plus Jakarta Sans"/>
+          <w:lang w:val="es-ES"/>
+        </w:rPr>
+        <w:t>100</w:t>
+      </w:r>
+      <w:r>
+        <w:rPr>
+          <w:rFonts w:ascii="Plus Jakarta Sans" w:eastAsia="Times New Roman" w:hAnsi="Plus Jakarta Sans"/>
+          <w:lang w:val="es-ES"/>
+        </w:rPr>
+        <w:t>%</w:t>
+      </w:r>
+      <w:r>
+        <w:rPr>
+          <w:rFonts w:ascii="Plus Jakarta Sans" w:eastAsia="Times New Roman" w:hAnsi="Plus Jakarta Sans"/>
+          <w:lang w:val="es-ES"/>
+        </w:rPr>
+        <w:t xml:space="preserve"> </w:t>
+      </w:r>
+      <w:r>
+        <w:rPr>
+          <w:rFonts w:ascii="Plus Jakarta Sans" w:eastAsia="Times New Roman" w:hAnsi="Plus Jakarta Sans"/>
+          <w:lang w:val="es-ES"/>
+        </w:rPr>
+        <w:t xml:space="preserve">Sector </w:t>
+      </w:r>
+      <w:r>
+        <w:rPr>
+          <w:rFonts w:ascii="Plus Jakarta Sans" w:eastAsia="Times New Roman" w:hAnsi="Plus Jakarta Sans"/>
+          <w:lang w:val="es-ES"/>
+        </w:rPr>
+        <w:t>1</w:t>
+      </w:r>
+      <w:r>
+        <w:rPr>
+          <w:rFonts w:ascii="Plus Jakarta Sans" w:eastAsia="Times New Roman" w:hAnsi="Plus Jakarta Sans"/>
+          <w:lang w:val="es-ES"/>
+        </w:rPr>
+        <w:t xml:space="preserve"> </w:t>
+      </w:r>
+      <w:r>
+        <w:rPr>
+          <w:rFonts w:ascii="Plus Jakarta Sans" w:eastAsia="Times New Roman" w:hAnsi="Plus Jakarta Sans"/>
+          <w:lang w:val="es-ES"/>
+        </w:rPr>
+        <w:t>86</w:t>
+      </w:r>
+      <w:r>
+        <w:rPr>
+          <w:rFonts w:ascii="Plus Jakarta Sans" w:eastAsia="Times New Roman" w:hAnsi="Plus Jakarta Sans"/>
+          <w:lang w:val="es-ES"/>
+        </w:rPr>
+        <w:t>%</w:t>
+      </w:r>
+      <w:r>
+        <w:rPr>
+          <w:rFonts w:ascii="Plus Jakarta Sans" w:eastAsia="Times New Roman" w:hAnsi="Plus Jakarta Sans"/>
+          <w:lang w:val="es-ES"/>
+        </w:rPr>
+        <w:t xml:space="preserve"> </w:t>
+      </w:r>
+      <w:r>
+        <w:rPr>
+          <w:rFonts w:ascii="Plus Jakarta Sans" w:eastAsia="Times New Roman" w:hAnsi="Plus Jakarta Sans"/>
+          <w:lang w:val="es-ES"/>
+        </w:rPr>
+        <w:t>99</w:t>
+      </w:r>
+      <w:r>
+        <w:rPr>
+          <w:rFonts w:ascii="Plus Jakarta Sans" w:eastAsia="Times New Roman" w:hAnsi="Plus Jakarta Sans"/>
+          <w:lang w:val="es-ES"/>
+        </w:rPr>
+        <w:t>%</w:t>
+      </w:r>
+      <w:r>
+        <w:rPr>
+          <w:rFonts w:ascii="Plus Jakarta Sans" w:eastAsia="Times New Roman" w:hAnsi="Plus Jakarta Sans"/>
+          <w:lang w:val="es-ES"/>
+        </w:rPr>
+        <w:t xml:space="preserve"> </w:t>
+      </w:r>
+      <w:r>
+        <w:rPr>
+          <w:rFonts w:ascii="Plus Jakarta Sans" w:eastAsia="Times New Roman" w:hAnsi="Plus Jakarta Sans"/>
+          <w:lang w:val="es-ES"/>
+        </w:rPr>
+        <w:t xml:space="preserve">Sector </w:t>
+      </w:r>
+      <w:r>
+        <w:rPr>
+          <w:rFonts w:ascii="Plus Jakarta Sans" w:eastAsia="Times New Roman" w:hAnsi="Plus Jakarta Sans"/>
+          <w:lang w:val="es-ES"/>
+        </w:rPr>
+        <w:t>2</w:t>
+      </w:r>
+      <w:r>
+        <w:rPr>
+          <w:rFonts w:ascii="Plus Jakarta Sans" w:eastAsia="Times New Roman" w:hAnsi="Plus Jakarta Sans"/>
+          <w:lang w:val="es-ES"/>
+        </w:rPr>
+        <w:t xml:space="preserve"> </w:t>
+      </w:r>
+      <w:r>
+        <w:rPr>
+          <w:rFonts w:ascii="Plus Jakarta Sans" w:eastAsia="Times New Roman" w:hAnsi="Plus Jakarta Sans"/>
+          <w:lang w:val="es-ES"/>
+        </w:rPr>
+        <w:t>88</w:t>
+      </w:r>
+      <w:r>
+        <w:rPr>
+          <w:rFonts w:ascii="Plus Jakarta Sans" w:eastAsia="Times New Roman" w:hAnsi="Plus Jakarta Sans"/>
+          <w:lang w:val="es-ES"/>
+        </w:rPr>
+        <w:t>%</w:t>
+      </w:r>
+      <w:r>
+        <w:rPr>
+          <w:rFonts w:ascii="Plus Jakarta Sans" w:eastAsia="Times New Roman" w:hAnsi="Plus Jakarta Sans"/>
+          <w:lang w:val="es-ES"/>
+        </w:rPr>
+        <w:t xml:space="preserve"> </w:t>
+      </w:r>
+      <w:r>
+        <w:rPr>
+          <w:rFonts w:ascii="Plus Jakarta Sans" w:eastAsia="Times New Roman" w:hAnsi="Plus Jakarta Sans"/>
+          <w:lang w:val="es-ES"/>
+        </w:rPr>
+        <w:t>99</w:t>
+      </w:r>
+      <w:r>
+        <w:rPr>
+          <w:rFonts w:ascii="Plus Jakarta Sans" w:eastAsia="Times New Roman" w:hAnsi="Plus Jakarta Sans"/>
+          <w:lang w:val="es-ES"/>
+        </w:rPr>
+        <w:t>%</w:t>
+      </w:r>
+      <w:r>
+        <w:rPr>
+          <w:rFonts w:ascii="Plus Jakarta Sans" w:eastAsia="Times New Roman" w:hAnsi="Plus Jakarta Sans"/>
+          <w:lang w:val="es-ES"/>
+        </w:rPr>
+        <w:t xml:space="preserve"> </w:t>
+      </w:r>
+      <w:r>
+        <w:rPr>
+          <w:rFonts w:ascii="Plus Jakarta Sans" w:eastAsia="Times New Roman" w:hAnsi="Plus Jakarta Sans"/>
+          <w:lang w:val="es-ES"/>
+        </w:rPr>
+        <w:t xml:space="preserve">Sector </w:t>
+      </w:r>
+      <w:r>
+        <w:rPr>
+          <w:rFonts w:ascii="Plus Jakarta Sans" w:eastAsia="Times New Roman" w:hAnsi="Plus Jakarta Sans"/>
+          <w:lang w:val="es-ES"/>
+        </w:rPr>
+        <w:t>3</w:t>
+      </w:r>
+      <w:r>
+        <w:rPr>
+          <w:rFonts w:ascii="Plus Jakarta Sans" w:eastAsia="Times New Roman" w:hAnsi="Plus Jakarta Sans"/>
+          <w:lang w:val="es-ES"/>
+        </w:rPr>
+        <w:t xml:space="preserve"> </w:t>
+      </w:r>
+      <w:r>
+        <w:rPr>
+          <w:rFonts w:ascii="Plus Jakarta Sans" w:eastAsia="Times New Roman" w:hAnsi="Plus Jakarta Sans"/>
+          <w:lang w:val="es-ES"/>
+        </w:rPr>
+        <w:t>84</w:t>
+      </w:r>
+      <w:r>
+        <w:rPr>
+          <w:rFonts w:ascii="Plus Jakarta Sans" w:eastAsia="Times New Roman" w:hAnsi="Plus Jakarta Sans"/>
+          <w:lang w:val="es-ES"/>
+        </w:rPr>
+        <w:t>%</w:t>
+      </w:r>
+      <w:r>
+        <w:rPr>
+          <w:rFonts w:ascii="Plus Jakarta Sans" w:eastAsia="Times New Roman" w:hAnsi="Plus Jakarta Sans"/>
+          <w:lang w:val="es-ES"/>
+        </w:rPr>
+        <w:t xml:space="preserve"> </w:t>
+      </w:r>
+      <w:r>
+        <w:rPr>
+          <w:rFonts w:ascii="Plus Jakarta Sans" w:eastAsia="Times New Roman" w:hAnsi="Plus Jakarta Sans"/>
+          <w:lang w:val="es-ES"/>
+        </w:rPr>
+        <w:t>100</w:t>
+      </w:r>
+      <w:r>
+        <w:rPr>
+          <w:rFonts w:ascii="Plus Jakarta Sans" w:eastAsia="Times New Roman" w:hAnsi="Plus Jakarta Sans"/>
+          <w:lang w:val="es-ES"/>
+        </w:rPr>
+        <w:t>%</w:t>
+      </w:r>
+      <w:r>
+        <w:rPr>
+          <w:rFonts w:ascii="Plus Jakarta Sans" w:eastAsia="Times New Roman" w:hAnsi="Plus Jakarta Sans"/>
+          <w:lang w:val="es-ES"/>
+        </w:rPr>
+        <w:t xml:space="preserve"> </w:t>
+      </w:r>
+      <w:r>
+        <w:rPr>
+          <w:rFonts w:ascii="Plus Jakarta Sans" w:eastAsia="Times New Roman" w:hAnsi="Plus Jakarta Sans"/>
+          <w:lang w:val="es-ES"/>
+        </w:rPr>
+        <w:t>Conoce Proyect</w:t>
+      </w:r>
+      <w:r>
+        <w:rPr>
+          <w:rFonts w:ascii="Plus Jakarta Sans" w:eastAsia="Times New Roman" w:hAnsi="Plus Jakarta Sans"/>
+          <w:lang w:val="es-ES"/>
+        </w:rPr>
+        <w:t>o</w:t>
+      </w:r>
+      <w:r>
+        <w:rPr>
+          <w:rFonts w:ascii="Plus Jakarta Sans" w:eastAsia="Times New Roman" w:hAnsi="Plus Jakarta Sans"/>
+          <w:lang w:val="es-ES"/>
+        </w:rPr>
+        <w:t xml:space="preserve"> </w:t>
+      </w:r>
+      <w:r>
+        <w:rPr>
+          <w:rFonts w:ascii="Plus Jakarta Sans" w:eastAsia="Times New Roman" w:hAnsi="Plus Jakarta Sans"/>
+          <w:lang w:val="es-ES"/>
+        </w:rPr>
+        <w:t>Conoce President</w:t>
+      </w:r>
+      <w:r>
+        <w:rPr>
+          <w:rFonts w:ascii="Plus Jakarta Sans" w:eastAsia="Times New Roman" w:hAnsi="Plus Jakarta Sans"/>
+          <w:lang w:val="es-ES"/>
+        </w:rPr>
+        <w:t>a</w:t>
+      </w:r>
+      <w:r>
+        <w:rPr>
+          <w:rFonts w:ascii="Plus Jakarta Sans" w:eastAsia="Times New Roman" w:hAnsi="Plus Jakarta Sans"/>
+          <w:lang w:val="es-ES"/>
+        </w:rPr>
+        <w:t xml:space="preserve"> </w:t>
+      </w:r>
+    </w:p>
+    <w:p>
+      <w:pPr>
         <w:pStyle w:val="Ttulo3"/>
-        <w:divId w:val="583682400"/>
+        <w:divId w:val="1014452338"/>
         <w:rPr>
           <w:rFonts w:eastAsia="Times New Roman"/>
           <w:lang w:val="es-ES"/>
@@ -11789,7 +12225,7 @@
       </w:tblGrid>
       <w:tr>
         <w:trPr>
-          <w:divId w:val="1221477746"/>
+          <w:divId w:val="2078212114"/>
           <w:tblHeader/>
         </w:trPr>
         <w:tc>
@@ -11906,7 +12342,7 @@
       </w:tr>
       <w:tr>
         <w:trPr>
-          <w:divId w:val="1221477746"/>
+          <w:divId w:val="2078212114"/>
         </w:trPr>
         <w:tc>
           <w:tcPr>
@@ -12002,7 +12438,7 @@
       </w:tr>
       <w:tr>
         <w:trPr>
-          <w:divId w:val="1221477746"/>
+          <w:divId w:val="2078212114"/>
         </w:trPr>
         <w:tc>
           <w:tcPr>
@@ -12098,7 +12534,7 @@
       </w:tr>
       <w:tr>
         <w:trPr>
-          <w:divId w:val="1221477746"/>
+          <w:divId w:val="2078212114"/>
         </w:trPr>
         <w:tc>
           <w:tcPr>
@@ -12196,7 +12632,7 @@
     <w:p>
       <w:pPr>
         <w:pStyle w:val="NormalWeb"/>
-        <w:divId w:val="583682400"/>
+        <w:divId w:val="1014452338"/>
         <w:rPr>
           <w:rFonts w:ascii="Plus Jakarta Sans" w:hAnsi="Plus Jakarta Sans"/>
           <w:lang w:val="es-ES"/>
@@ -12221,7 +12657,7 @@
     <w:p>
       <w:pPr>
         <w:pStyle w:val="Ttulo3"/>
-        <w:divId w:val="583682400"/>
+        <w:divId w:val="1014452338"/>
         <w:rPr>
           <w:rFonts w:eastAsia="Times New Roman"/>
           <w:lang w:val="es-ES"/>
@@ -12232,7 +12668,14 @@
           <w:rFonts w:eastAsia="Times New Roman"/>
           <w:lang w:val="es-ES"/>
         </w:rPr>
-        <w:t>E. Población y Familias Beneficiarias</w:t>
+        <w:t>E. Población y Familia</w:t>
+      </w:r>
+      <w:r>
+        <w:rPr>
+          <w:rFonts w:eastAsia="Times New Roman"/>
+          <w:lang w:val="es-ES"/>
+        </w:rPr>
+        <w:t>s Beneficiarias</w:t>
       </w:r>
     </w:p>
     <w:tbl>
@@ -12256,7 +12699,7 @@
       </w:tblGrid>
       <w:tr>
         <w:trPr>
-          <w:divId w:val="1533112560"/>
+          <w:divId w:val="1396706266"/>
           <w:tblHeader/>
         </w:trPr>
         <w:tc>
@@ -12484,7 +12927,7 @@
       </w:tr>
       <w:tr>
         <w:trPr>
-          <w:divId w:val="1533112560"/>
+          <w:divId w:val="1396706266"/>
         </w:trPr>
         <w:tc>
           <w:tcPr>
@@ -12670,7 +13113,7 @@
       </w:tr>
       <w:tr>
         <w:trPr>
-          <w:divId w:val="1533112560"/>
+          <w:divId w:val="1396706266"/>
         </w:trPr>
         <w:tc>
           <w:tcPr>
@@ -12856,7 +13299,7 @@
       </w:tr>
       <w:tr>
         <w:trPr>
-          <w:divId w:val="1533112560"/>
+          <w:divId w:val="1396706266"/>
         </w:trPr>
         <w:tc>
           <w:tcPr>
@@ -13042,7 +13485,7 @@
       </w:tr>
       <w:tr>
         <w:trPr>
-          <w:divId w:val="1533112560"/>
+          <w:divId w:val="1396706266"/>
         </w:trPr>
         <w:tc>
           <w:tcPr>
@@ -13235,7 +13678,7 @@
     <w:p>
       <w:pPr>
         <w:pStyle w:val="NormalWeb"/>
-        <w:divId w:val="583682400"/>
+        <w:divId w:val="1014452338"/>
         <w:rPr>
           <w:rFonts w:ascii="Plus Jakarta Sans" w:hAnsi="Plus Jakarta Sans"/>
           <w:lang w:val="es-ES"/>
@@ -13261,14 +13704,7 @@
           <w:rFonts w:ascii="Plus Jakarta Sans" w:hAnsi="Plus Jakarta Sans"/>
           <w:lang w:val="es-ES"/>
         </w:rPr>
-        <w:t xml:space="preserve"> </w:t>
-      </w:r>
-      <w:r>
-        <w:rPr>
-          <w:rFonts w:ascii="Plus Jakarta Sans" w:hAnsi="Plus Jakarta Sans"/>
-          <w:lang w:val="es-ES"/>
-        </w:rPr>
-        <w:t xml:space="preserve">4,171 titulares + 11,897 hijos = </w:t>
+        <w:t xml:space="preserve"> 4,171 titulares + 11,897 hijos = </w:t>
       </w:r>
       <w:r>
         <w:rPr>
@@ -13289,7 +13725,7 @@
     <w:p>
       <w:pPr>
         <w:pStyle w:val="Ttulo3"/>
-        <w:divId w:val="583682400"/>
+        <w:divId w:val="1014452338"/>
         <w:rPr>
           <w:rFonts w:eastAsia="Times New Roman"/>
           <w:lang w:val="es-ES"/>
@@ -13324,7 +13760,7 @@
       </w:tblGrid>
       <w:tr>
         <w:trPr>
-          <w:divId w:val="2132939494"/>
+          <w:divId w:val="1145973427"/>
           <w:tblHeader/>
         </w:trPr>
         <w:tc>
@@ -13552,7 +13988,7 @@
       </w:tr>
       <w:tr>
         <w:trPr>
-          <w:divId w:val="2132939494"/>
+          <w:divId w:val="1145973427"/>
         </w:trPr>
         <w:tc>
           <w:tcPr>
@@ -13746,7 +14182,7 @@
       </w:tr>
       <w:tr>
         <w:trPr>
-          <w:divId w:val="2132939494"/>
+          <w:divId w:val="1145973427"/>
         </w:trPr>
         <w:tc>
           <w:tcPr>
@@ -13941,8 +14377,444 @@
     </w:tbl>
     <w:p>
       <w:pPr>
+        <w:pStyle w:val="Ttulo4"/>
+        <w:divId w:val="1014452338"/>
+        <w:rPr>
+          <w:rFonts w:eastAsia="Times New Roman"/>
+          <w:lang w:val="es-ES"/>
+        </w:rPr>
+      </w:pPr>
+      <w:r>
+        <w:rPr>
+          <w:rFonts w:eastAsia="Times New Roman"/>
+          <w:lang w:val="es-ES"/>
+        </w:rPr>
+        <w:t>Gráfico de Cobertura de Servicios Básicos:</w:t>
+      </w:r>
+    </w:p>
+    <w:p>
+      <w:pPr>
+        <w:spacing w:before="375" w:after="225"/>
+        <w:jc w:val="center"/>
+        <w:divId w:val="620650974"/>
+        <w:rPr>
+          <w:rFonts w:ascii="Outfit" w:eastAsia="Times New Roman" w:hAnsi="Outfit"/>
+          <w:b/>
+          <w:bCs/>
+          <w:caps/>
+          <w:spacing w:val="12"/>
+          <w:sz w:val="20"/>
+          <w:szCs w:val="20"/>
+          <w:lang w:val="es-ES"/>
+        </w:rPr>
+      </w:pPr>
+      <w:r>
+        <w:rPr>
+          <w:rFonts w:ascii="Outfit" w:eastAsia="Times New Roman" w:hAnsi="Outfit"/>
+          <w:b/>
+          <w:bCs/>
+          <w:caps/>
+          <w:spacing w:val="12"/>
+          <w:sz w:val="20"/>
+          <w:szCs w:val="20"/>
+          <w:lang w:val="es-ES"/>
+        </w:rPr>
+        <w:t>Cobertura de Servicios Básicos</w:t>
+      </w:r>
+    </w:p>
+    <w:p>
+      <w:pPr>
+        <w:spacing w:after="375"/>
+        <w:jc w:val="center"/>
+        <w:divId w:val="599529728"/>
+        <w:rPr>
+          <w:rFonts w:ascii="Plus Jakarta Sans" w:eastAsia="Times New Roman" w:hAnsi="Plus Jakarta Sans"/>
+          <w:lang w:val="es-ES"/>
+        </w:rPr>
+      </w:pPr>
+      <w:r>
+        <w:rPr>
+          <w:rFonts w:ascii="Plus Jakarta Sans" w:eastAsia="Times New Roman" w:hAnsi="Plus Jakarta Sans"/>
+          <w:lang w:val="es-ES"/>
+        </w:rPr>
+        <w:t>Cobertura de Servicios Básicos por Secto</w:t>
+      </w:r>
+      <w:r>
+        <w:rPr>
+          <w:rFonts w:ascii="Plus Jakarta Sans" w:eastAsia="Times New Roman" w:hAnsi="Plus Jakarta Sans"/>
+          <w:lang w:val="es-ES"/>
+        </w:rPr>
+        <w:t>r</w:t>
+      </w:r>
+      <w:r>
+        <w:rPr>
+          <w:rFonts w:ascii="Plus Jakarta Sans" w:eastAsia="Times New Roman" w:hAnsi="Plus Jakarta Sans"/>
+          <w:lang w:val="es-ES"/>
+        </w:rPr>
+        <w:t xml:space="preserve"> </w:t>
+      </w:r>
+      <w:r>
+        <w:rPr>
+          <w:rFonts w:ascii="Plus Jakarta Sans" w:eastAsia="Times New Roman" w:hAnsi="Plus Jakarta Sans"/>
+          <w:lang w:val="es-ES"/>
+        </w:rPr>
+        <w:t>Porcentaje de acceso a agua de consumo y red de energía eléctric</w:t>
+      </w:r>
+      <w:r>
+        <w:rPr>
+          <w:rFonts w:ascii="Plus Jakarta Sans" w:eastAsia="Times New Roman" w:hAnsi="Plus Jakarta Sans"/>
+          <w:lang w:val="es-ES"/>
+        </w:rPr>
+        <w:t>a</w:t>
+      </w:r>
+      <w:r>
+        <w:rPr>
+          <w:rFonts w:ascii="Plus Jakarta Sans" w:eastAsia="Times New Roman" w:hAnsi="Plus Jakarta Sans"/>
+          <w:lang w:val="es-ES"/>
+        </w:rPr>
+        <w:t xml:space="preserve"> </w:t>
+      </w:r>
+      <w:r>
+        <w:rPr>
+          <w:rFonts w:ascii="Plus Jakarta Sans" w:eastAsia="Times New Roman" w:hAnsi="Plus Jakarta Sans"/>
+          <w:lang w:val="es-ES"/>
+        </w:rPr>
+        <w:t>0</w:t>
+      </w:r>
+      <w:r>
+        <w:rPr>
+          <w:rFonts w:ascii="Plus Jakarta Sans" w:eastAsia="Times New Roman" w:hAnsi="Plus Jakarta Sans"/>
+          <w:lang w:val="es-ES"/>
+        </w:rPr>
+        <w:t>%</w:t>
+      </w:r>
+      <w:r>
+        <w:rPr>
+          <w:rFonts w:ascii="Plus Jakarta Sans" w:eastAsia="Times New Roman" w:hAnsi="Plus Jakarta Sans"/>
+          <w:lang w:val="es-ES"/>
+        </w:rPr>
+        <w:t xml:space="preserve"> </w:t>
+      </w:r>
+      <w:r>
+        <w:rPr>
+          <w:rFonts w:ascii="Plus Jakarta Sans" w:eastAsia="Times New Roman" w:hAnsi="Plus Jakarta Sans"/>
+          <w:lang w:val="es-ES"/>
+        </w:rPr>
+        <w:t>25</w:t>
+      </w:r>
+      <w:r>
+        <w:rPr>
+          <w:rFonts w:ascii="Plus Jakarta Sans" w:eastAsia="Times New Roman" w:hAnsi="Plus Jakarta Sans"/>
+          <w:lang w:val="es-ES"/>
+        </w:rPr>
+        <w:t>%</w:t>
+      </w:r>
+      <w:r>
+        <w:rPr>
+          <w:rFonts w:ascii="Plus Jakarta Sans" w:eastAsia="Times New Roman" w:hAnsi="Plus Jakarta Sans"/>
+          <w:lang w:val="es-ES"/>
+        </w:rPr>
+        <w:t xml:space="preserve"> </w:t>
+      </w:r>
+      <w:r>
+        <w:rPr>
+          <w:rFonts w:ascii="Plus Jakarta Sans" w:eastAsia="Times New Roman" w:hAnsi="Plus Jakarta Sans"/>
+          <w:lang w:val="es-ES"/>
+        </w:rPr>
+        <w:t>50</w:t>
+      </w:r>
+      <w:r>
+        <w:rPr>
+          <w:rFonts w:ascii="Plus Jakarta Sans" w:eastAsia="Times New Roman" w:hAnsi="Plus Jakarta Sans"/>
+          <w:lang w:val="es-ES"/>
+        </w:rPr>
+        <w:t>%</w:t>
+      </w:r>
+      <w:r>
+        <w:rPr>
+          <w:rFonts w:ascii="Plus Jakarta Sans" w:eastAsia="Times New Roman" w:hAnsi="Plus Jakarta Sans"/>
+          <w:lang w:val="es-ES"/>
+        </w:rPr>
+        <w:t xml:space="preserve"> </w:t>
+      </w:r>
+      <w:r>
+        <w:rPr>
+          <w:rFonts w:ascii="Plus Jakarta Sans" w:eastAsia="Times New Roman" w:hAnsi="Plus Jakarta Sans"/>
+          <w:lang w:val="es-ES"/>
+        </w:rPr>
+        <w:t>75</w:t>
+      </w:r>
+      <w:r>
+        <w:rPr>
+          <w:rFonts w:ascii="Plus Jakarta Sans" w:eastAsia="Times New Roman" w:hAnsi="Plus Jakarta Sans"/>
+          <w:lang w:val="es-ES"/>
+        </w:rPr>
+        <w:t>%</w:t>
+      </w:r>
+      <w:r>
+        <w:rPr>
+          <w:rFonts w:ascii="Plus Jakarta Sans" w:eastAsia="Times New Roman" w:hAnsi="Plus Jakarta Sans"/>
+          <w:lang w:val="es-ES"/>
+        </w:rPr>
+        <w:t xml:space="preserve"> </w:t>
+      </w:r>
+      <w:r>
+        <w:rPr>
+          <w:rFonts w:ascii="Plus Jakarta Sans" w:eastAsia="Times New Roman" w:hAnsi="Plus Jakarta Sans"/>
+          <w:lang w:val="es-ES"/>
+        </w:rPr>
+        <w:t>100</w:t>
+      </w:r>
+      <w:r>
+        <w:rPr>
+          <w:rFonts w:ascii="Plus Jakarta Sans" w:eastAsia="Times New Roman" w:hAnsi="Plus Jakarta Sans"/>
+          <w:lang w:val="es-ES"/>
+        </w:rPr>
+        <w:t>%</w:t>
+      </w:r>
+      <w:r>
+        <w:rPr>
+          <w:rFonts w:ascii="Plus Jakarta Sans" w:eastAsia="Times New Roman" w:hAnsi="Plus Jakarta Sans"/>
+          <w:lang w:val="es-ES"/>
+        </w:rPr>
+        <w:t xml:space="preserve"> </w:t>
+      </w:r>
+      <w:r>
+        <w:rPr>
+          <w:rFonts w:ascii="Plus Jakarta Sans" w:eastAsia="Times New Roman" w:hAnsi="Plus Jakarta Sans"/>
+          <w:lang w:val="es-ES"/>
+        </w:rPr>
+        <w:t xml:space="preserve">Sector </w:t>
+      </w:r>
+      <w:r>
+        <w:rPr>
+          <w:rFonts w:ascii="Plus Jakarta Sans" w:eastAsia="Times New Roman" w:hAnsi="Plus Jakarta Sans"/>
+          <w:lang w:val="es-ES"/>
+        </w:rPr>
+        <w:t>1</w:t>
+      </w:r>
+      <w:r>
+        <w:rPr>
+          <w:rFonts w:ascii="Plus Jakarta Sans" w:eastAsia="Times New Roman" w:hAnsi="Plus Jakarta Sans"/>
+          <w:lang w:val="es-ES"/>
+        </w:rPr>
+        <w:t xml:space="preserve"> </w:t>
+      </w:r>
+      <w:r>
+        <w:rPr>
+          <w:rFonts w:ascii="Plus Jakarta Sans" w:eastAsia="Times New Roman" w:hAnsi="Plus Jakarta Sans"/>
+          <w:lang w:val="es-ES"/>
+        </w:rPr>
+        <w:t>96</w:t>
+      </w:r>
+      <w:r>
+        <w:rPr>
+          <w:rFonts w:ascii="Plus Jakarta Sans" w:eastAsia="Times New Roman" w:hAnsi="Plus Jakarta Sans"/>
+          <w:lang w:val="es-ES"/>
+        </w:rPr>
+        <w:t>%</w:t>
+      </w:r>
+      <w:r>
+        <w:rPr>
+          <w:rFonts w:ascii="Plus Jakarta Sans" w:eastAsia="Times New Roman" w:hAnsi="Plus Jakarta Sans"/>
+          <w:lang w:val="es-ES"/>
+        </w:rPr>
+        <w:t xml:space="preserve"> </w:t>
+      </w:r>
+      <w:r>
+        <w:rPr>
+          <w:rFonts w:ascii="Plus Jakarta Sans" w:eastAsia="Times New Roman" w:hAnsi="Plus Jakarta Sans"/>
+          <w:lang w:val="es-ES"/>
+        </w:rPr>
+        <w:t>94</w:t>
+      </w:r>
+      <w:r>
+        <w:rPr>
+          <w:rFonts w:ascii="Plus Jakarta Sans" w:eastAsia="Times New Roman" w:hAnsi="Plus Jakarta Sans"/>
+          <w:lang w:val="es-ES"/>
+        </w:rPr>
+        <w:t>%</w:t>
+      </w:r>
+      <w:r>
+        <w:rPr>
+          <w:rFonts w:ascii="Plus Jakarta Sans" w:eastAsia="Times New Roman" w:hAnsi="Plus Jakarta Sans"/>
+          <w:lang w:val="es-ES"/>
+        </w:rPr>
+        <w:t xml:space="preserve"> </w:t>
+      </w:r>
+      <w:r>
+        <w:rPr>
+          <w:rFonts w:ascii="Plus Jakarta Sans" w:eastAsia="Times New Roman" w:hAnsi="Plus Jakarta Sans"/>
+          <w:lang w:val="es-ES"/>
+        </w:rPr>
+        <w:t xml:space="preserve">Sector </w:t>
+      </w:r>
+      <w:r>
+        <w:rPr>
+          <w:rFonts w:ascii="Plus Jakarta Sans" w:eastAsia="Times New Roman" w:hAnsi="Plus Jakarta Sans"/>
+          <w:lang w:val="es-ES"/>
+        </w:rPr>
+        <w:t>2</w:t>
+      </w:r>
+      <w:r>
+        <w:rPr>
+          <w:rFonts w:ascii="Plus Jakarta Sans" w:eastAsia="Times New Roman" w:hAnsi="Plus Jakarta Sans"/>
+          <w:lang w:val="es-ES"/>
+        </w:rPr>
+        <w:t xml:space="preserve"> </w:t>
+      </w:r>
+      <w:r>
+        <w:rPr>
+          <w:rFonts w:ascii="Plus Jakarta Sans" w:eastAsia="Times New Roman" w:hAnsi="Plus Jakarta Sans"/>
+          <w:lang w:val="es-ES"/>
+        </w:rPr>
+        <w:t>96</w:t>
+      </w:r>
+      <w:r>
+        <w:rPr>
+          <w:rFonts w:ascii="Plus Jakarta Sans" w:eastAsia="Times New Roman" w:hAnsi="Plus Jakarta Sans"/>
+          <w:lang w:val="es-ES"/>
+        </w:rPr>
+        <w:t>%</w:t>
+      </w:r>
+      <w:r>
+        <w:rPr>
+          <w:rFonts w:ascii="Plus Jakarta Sans" w:eastAsia="Times New Roman" w:hAnsi="Plus Jakarta Sans"/>
+          <w:lang w:val="es-ES"/>
+        </w:rPr>
+        <w:t xml:space="preserve"> </w:t>
+      </w:r>
+      <w:r>
+        <w:rPr>
+          <w:rFonts w:ascii="Plus Jakarta Sans" w:eastAsia="Times New Roman" w:hAnsi="Plus Jakarta Sans"/>
+          <w:lang w:val="es-ES"/>
+        </w:rPr>
+        <w:t>95</w:t>
+      </w:r>
+      <w:r>
+        <w:rPr>
+          <w:rFonts w:ascii="Plus Jakarta Sans" w:eastAsia="Times New Roman" w:hAnsi="Plus Jakarta Sans"/>
+          <w:lang w:val="es-ES"/>
+        </w:rPr>
+        <w:t>%</w:t>
+      </w:r>
+      <w:r>
+        <w:rPr>
+          <w:rFonts w:ascii="Plus Jakarta Sans" w:eastAsia="Times New Roman" w:hAnsi="Plus Jakarta Sans"/>
+          <w:lang w:val="es-ES"/>
+        </w:rPr>
+        <w:t xml:space="preserve"> </w:t>
+      </w:r>
+      <w:r>
+        <w:rPr>
+          <w:rFonts w:ascii="Plus Jakarta Sans" w:eastAsia="Times New Roman" w:hAnsi="Plus Jakarta Sans"/>
+          <w:lang w:val="es-ES"/>
+        </w:rPr>
+        <w:t xml:space="preserve">Sector </w:t>
+      </w:r>
+      <w:r>
+        <w:rPr>
+          <w:rFonts w:ascii="Plus Jakarta Sans" w:eastAsia="Times New Roman" w:hAnsi="Plus Jakarta Sans"/>
+          <w:lang w:val="es-ES"/>
+        </w:rPr>
+        <w:t>3</w:t>
+      </w:r>
+      <w:r>
+        <w:rPr>
+          <w:rFonts w:ascii="Plus Jakarta Sans" w:eastAsia="Times New Roman" w:hAnsi="Plus Jakarta Sans"/>
+          <w:lang w:val="es-ES"/>
+        </w:rPr>
+        <w:t xml:space="preserve"> </w:t>
+      </w:r>
+      <w:r>
+        <w:rPr>
+          <w:rFonts w:ascii="Plus Jakarta Sans" w:eastAsia="Times New Roman" w:hAnsi="Plus Jakarta Sans"/>
+          <w:lang w:val="es-ES"/>
+        </w:rPr>
+        <w:t>96</w:t>
+      </w:r>
+      <w:r>
+        <w:rPr>
+          <w:rFonts w:ascii="Plus Jakarta Sans" w:eastAsia="Times New Roman" w:hAnsi="Plus Jakarta Sans"/>
+          <w:lang w:val="es-ES"/>
+        </w:rPr>
+        <w:t>%</w:t>
+      </w:r>
+      <w:r>
+        <w:rPr>
+          <w:rFonts w:ascii="Plus Jakarta Sans" w:eastAsia="Times New Roman" w:hAnsi="Plus Jakarta Sans"/>
+          <w:lang w:val="es-ES"/>
+        </w:rPr>
+        <w:t xml:space="preserve"> </w:t>
+      </w:r>
+      <w:r>
+        <w:rPr>
+          <w:rFonts w:ascii="Plus Jakarta Sans" w:eastAsia="Times New Roman" w:hAnsi="Plus Jakarta Sans"/>
+          <w:lang w:val="es-ES"/>
+        </w:rPr>
+        <w:t>96</w:t>
+      </w:r>
+      <w:r>
+        <w:rPr>
+          <w:rFonts w:ascii="Plus Jakarta Sans" w:eastAsia="Times New Roman" w:hAnsi="Plus Jakarta Sans"/>
+          <w:lang w:val="es-ES"/>
+        </w:rPr>
+        <w:t>%</w:t>
+      </w:r>
+      <w:r>
+        <w:rPr>
+          <w:rFonts w:ascii="Plus Jakarta Sans" w:eastAsia="Times New Roman" w:hAnsi="Plus Jakarta Sans"/>
+          <w:lang w:val="es-ES"/>
+        </w:rPr>
+        <w:t xml:space="preserve"> </w:t>
+      </w:r>
+      <w:r>
+        <w:rPr>
+          <w:rFonts w:ascii="Plus Jakarta Sans" w:eastAsia="Times New Roman" w:hAnsi="Plus Jakarta Sans"/>
+          <w:lang w:val="es-ES"/>
+        </w:rPr>
+        <w:t>Agua de Consum</w:t>
+      </w:r>
+      <w:r>
+        <w:rPr>
+          <w:rFonts w:ascii="Plus Jakarta Sans" w:eastAsia="Times New Roman" w:hAnsi="Plus Jakarta Sans"/>
+          <w:lang w:val="es-ES"/>
+        </w:rPr>
+        <w:t>o</w:t>
+      </w:r>
+      <w:r>
+        <w:rPr>
+          <w:rFonts w:ascii="Plus Jakarta Sans" w:eastAsia="Times New Roman" w:hAnsi="Plus Jakarta Sans"/>
+          <w:lang w:val="es-ES"/>
+        </w:rPr>
+        <w:t xml:space="preserve"> </w:t>
+      </w:r>
+      <w:r>
+        <w:rPr>
+          <w:rFonts w:ascii="Plus Jakarta Sans" w:eastAsia="Times New Roman" w:hAnsi="Plus Jakarta Sans"/>
+          <w:lang w:val="es-ES"/>
+        </w:rPr>
+        <w:t>Energía Eléctric</w:t>
+      </w:r>
+      <w:r>
+        <w:rPr>
+          <w:rFonts w:ascii="Plus Jakarta Sans" w:eastAsia="Times New Roman" w:hAnsi="Plus Jakarta Sans"/>
+          <w:lang w:val="es-ES"/>
+        </w:rPr>
+        <w:t>a</w:t>
+      </w:r>
+      <w:r>
+        <w:rPr>
+          <w:rFonts w:ascii="Plus Jakarta Sans" w:eastAsia="Times New Roman" w:hAnsi="Plus Jakarta Sans"/>
+          <w:lang w:val="es-ES"/>
+        </w:rPr>
+        <w:t xml:space="preserve"> </w:t>
+      </w:r>
+    </w:p>
+    <w:p>
+      <w:pPr>
         <w:pStyle w:val="Ttulo3"/>
-        <w:divId w:val="583682400"/>
+        <w:divId w:val="1014452338"/>
         <w:rPr>
           <w:rFonts w:eastAsia="Times New Roman"/>
           <w:lang w:val="es-ES"/>
@@ -13976,7 +14848,7 @@
       </w:tblGrid>
       <w:tr>
         <w:trPr>
-          <w:divId w:val="224532987"/>
+          <w:divId w:val="913661640"/>
           <w:tblHeader/>
         </w:trPr>
         <w:tc>
@@ -14167,7 +15039,7 @@
       </w:tr>
       <w:tr>
         <w:trPr>
-          <w:divId w:val="224532987"/>
+          <w:divId w:val="913661640"/>
         </w:trPr>
         <w:tc>
           <w:tcPr>
@@ -14323,7 +15195,7 @@
       </w:tr>
       <w:tr>
         <w:trPr>
-          <w:divId w:val="224532987"/>
+          <w:divId w:val="913661640"/>
         </w:trPr>
         <w:tc>
           <w:tcPr>
@@ -14479,7 +15351,7 @@
       </w:tr>
       <w:tr>
         <w:trPr>
-          <w:divId w:val="224532987"/>
+          <w:divId w:val="913661640"/>
         </w:trPr>
         <w:tc>
           <w:tcPr>
@@ -14635,7 +15507,7 @@
       </w:tr>
       <w:tr>
         <w:trPr>
-          <w:divId w:val="224532987"/>
+          <w:divId w:val="913661640"/>
         </w:trPr>
         <w:tc>
           <w:tcPr>
@@ -14791,7 +15663,7 @@
       </w:tr>
       <w:tr>
         <w:trPr>
-          <w:divId w:val="224532987"/>
+          <w:divId w:val="913661640"/>
         </w:trPr>
         <w:tc>
           <w:tcPr>
@@ -14947,7 +15819,7 @@
       </w:tr>
       <w:tr>
         <w:trPr>
-          <w:divId w:val="224532987"/>
+          <w:divId w:val="913661640"/>
         </w:trPr>
         <w:tc>
           <w:tcPr>
@@ -15105,7 +15977,7 @@
     <w:p>
       <w:pPr>
         <w:pStyle w:val="Ttulo3"/>
-        <w:divId w:val="583682400"/>
+        <w:divId w:val="1014452338"/>
         <w:rPr>
           <w:rFonts w:eastAsia="Times New Roman"/>
           <w:lang w:val="es-ES"/>
@@ -15139,7 +16011,7 @@
       </w:tblGrid>
       <w:tr>
         <w:trPr>
-          <w:divId w:val="1892496767"/>
+          <w:divId w:val="699672113"/>
           <w:tblHeader/>
         </w:trPr>
         <w:tc>
@@ -15330,7 +16202,7 @@
       </w:tr>
       <w:tr>
         <w:trPr>
-          <w:divId w:val="1892496767"/>
+          <w:divId w:val="699672113"/>
         </w:trPr>
         <w:tc>
           <w:tcPr>
@@ -15486,7 +16358,7 @@
       </w:tr>
       <w:tr>
         <w:trPr>
-          <w:divId w:val="1892496767"/>
+          <w:divId w:val="699672113"/>
         </w:trPr>
         <w:tc>
           <w:tcPr>
@@ -15642,7 +16514,7 @@
       </w:tr>
       <w:tr>
         <w:trPr>
-          <w:divId w:val="1892496767"/>
+          <w:divId w:val="699672113"/>
         </w:trPr>
         <w:tc>
           <w:tcPr>
@@ -15798,7 +16670,7 @@
       </w:tr>
       <w:tr>
         <w:trPr>
-          <w:divId w:val="1892496767"/>
+          <w:divId w:val="699672113"/>
         </w:trPr>
         <w:tc>
           <w:tcPr>
@@ -15954,7 +16826,7 @@
       </w:tr>
       <w:tr>
         <w:trPr>
-          <w:divId w:val="1892496767"/>
+          <w:divId w:val="699672113"/>
         </w:trPr>
         <w:tc>
           <w:tcPr>
@@ -16112,7 +16984,7 @@
     <w:p>
       <w:pPr>
         <w:pStyle w:val="Ttulo3"/>
-        <w:divId w:val="583682400"/>
+        <w:divId w:val="1014452338"/>
         <w:rPr>
           <w:rFonts w:eastAsia="Times New Roman"/>
           <w:lang w:val="es-ES"/>
@@ -16146,7 +17018,7 @@
       </w:tblGrid>
       <w:tr>
         <w:trPr>
-          <w:divId w:val="1528984398"/>
+          <w:divId w:val="978152155"/>
           <w:tblHeader/>
         </w:trPr>
         <w:tc>
@@ -16337,7 +17209,7 @@
       </w:tr>
       <w:tr>
         <w:trPr>
-          <w:divId w:val="1528984398"/>
+          <w:divId w:val="978152155"/>
         </w:trPr>
         <w:tc>
           <w:tcPr>
@@ -16493,7 +17365,7 @@
       </w:tr>
       <w:tr>
         <w:trPr>
-          <w:divId w:val="1528984398"/>
+          <w:divId w:val="978152155"/>
         </w:trPr>
         <w:tc>
           <w:tcPr>
@@ -16650,27 +17522,444 @@
     </w:tbl>
     <w:p>
       <w:pPr>
-        <w:spacing w:before="450" w:after="450"/>
-        <w:divId w:val="583682400"/>
-        <w:rPr>
-          <w:rFonts w:ascii="Plus Jakarta Sans" w:eastAsia="Times New Roman" w:hAnsi="Plus Jakarta Sans"/>
+        <w:pStyle w:val="Ttulo4"/>
+        <w:divId w:val="1014452338"/>
+        <w:rPr>
+          <w:rFonts w:eastAsia="Times New Roman"/>
           <w:lang w:val="es-ES"/>
         </w:rPr>
       </w:pPr>
       <w:r>
         <w:rPr>
-          <w:rFonts w:ascii="Plus Jakarta Sans" w:eastAsia="Times New Roman" w:hAnsi="Plus Jakarta Sans"/>
-          <w:lang w:val="es-ES"/>
-        </w:rPr>
-        <w:pict w14:anchorId="2270FD94">
-          <v:rect id="_x0000_i1035" style="width:0;height:.75pt" o:hralign="center" o:hrstd="t" o:hr="t" fillcolor="#a0a0a0" stroked="f"/>
-        </w:pict>
+          <w:rFonts w:eastAsia="Times New Roman"/>
+          <w:lang w:val="es-ES"/>
+        </w:rPr>
+        <w:t>Gráfico de Tenencia de Tierras:</w:t>
+      </w:r>
+    </w:p>
+    <w:p>
+      <w:pPr>
+        <w:spacing w:before="375" w:after="225"/>
+        <w:jc w:val="center"/>
+        <w:divId w:val="1780954797"/>
+        <w:rPr>
+          <w:rFonts w:ascii="Outfit" w:eastAsia="Times New Roman" w:hAnsi="Outfit"/>
+          <w:b/>
+          <w:bCs/>
+          <w:caps/>
+          <w:spacing w:val="12"/>
+          <w:sz w:val="20"/>
+          <w:szCs w:val="20"/>
+          <w:lang w:val="es-ES"/>
+        </w:rPr>
+      </w:pPr>
+      <w:r>
+        <w:rPr>
+          <w:rFonts w:ascii="Outfit" w:eastAsia="Times New Roman" w:hAnsi="Outfit"/>
+          <w:b/>
+          <w:bCs/>
+          <w:caps/>
+          <w:spacing w:val="12"/>
+          <w:sz w:val="20"/>
+          <w:szCs w:val="20"/>
+          <w:lang w:val="es-ES"/>
+        </w:rPr>
+        <w:t>Tenencia de Predios</w:t>
+      </w:r>
+    </w:p>
+    <w:p>
+      <w:pPr>
+        <w:spacing w:after="375"/>
+        <w:jc w:val="center"/>
+        <w:divId w:val="815227078"/>
+        <w:rPr>
+          <w:rFonts w:ascii="Plus Jakarta Sans" w:eastAsia="Times New Roman" w:hAnsi="Plus Jakarta Sans"/>
+          <w:lang w:val="es-ES"/>
+        </w:rPr>
+      </w:pPr>
+      <w:r>
+        <w:rPr>
+          <w:rFonts w:ascii="Plus Jakarta Sans" w:eastAsia="Times New Roman" w:hAnsi="Plus Jakarta Sans"/>
+          <w:lang w:val="es-ES"/>
+        </w:rPr>
+        <w:t>Estado Legal de Tenencia del Predio por Secto</w:t>
+      </w:r>
+      <w:r>
+        <w:rPr>
+          <w:rFonts w:ascii="Plus Jakarta Sans" w:eastAsia="Times New Roman" w:hAnsi="Plus Jakarta Sans"/>
+          <w:lang w:val="es-ES"/>
+        </w:rPr>
+        <w:t>r</w:t>
+      </w:r>
+      <w:r>
+        <w:rPr>
+          <w:rFonts w:ascii="Plus Jakarta Sans" w:eastAsia="Times New Roman" w:hAnsi="Plus Jakarta Sans"/>
+          <w:lang w:val="es-ES"/>
+        </w:rPr>
+        <w:t xml:space="preserve"> </w:t>
+      </w:r>
+      <w:r>
+        <w:rPr>
+          <w:rFonts w:ascii="Plus Jakarta Sans" w:eastAsia="Times New Roman" w:hAnsi="Plus Jakarta Sans"/>
+          <w:lang w:val="es-ES"/>
+        </w:rPr>
+        <w:t>Proporción relativa del estado de legalización de tierra</w:t>
+      </w:r>
+      <w:r>
+        <w:rPr>
+          <w:rFonts w:ascii="Plus Jakarta Sans" w:eastAsia="Times New Roman" w:hAnsi="Plus Jakarta Sans"/>
+          <w:lang w:val="es-ES"/>
+        </w:rPr>
+        <w:t>s</w:t>
+      </w:r>
+      <w:r>
+        <w:rPr>
+          <w:rFonts w:ascii="Plus Jakarta Sans" w:eastAsia="Times New Roman" w:hAnsi="Plus Jakarta Sans"/>
+          <w:lang w:val="es-ES"/>
+        </w:rPr>
+        <w:t xml:space="preserve"> </w:t>
+      </w:r>
+      <w:r>
+        <w:rPr>
+          <w:rFonts w:ascii="Plus Jakarta Sans" w:eastAsia="Times New Roman" w:hAnsi="Plus Jakarta Sans"/>
+          <w:lang w:val="es-ES"/>
+        </w:rPr>
+        <w:t>0</w:t>
+      </w:r>
+      <w:r>
+        <w:rPr>
+          <w:rFonts w:ascii="Plus Jakarta Sans" w:eastAsia="Times New Roman" w:hAnsi="Plus Jakarta Sans"/>
+          <w:lang w:val="es-ES"/>
+        </w:rPr>
+        <w:t>%</w:t>
+      </w:r>
+      <w:r>
+        <w:rPr>
+          <w:rFonts w:ascii="Plus Jakarta Sans" w:eastAsia="Times New Roman" w:hAnsi="Plus Jakarta Sans"/>
+          <w:lang w:val="es-ES"/>
+        </w:rPr>
+        <w:t xml:space="preserve"> </w:t>
+      </w:r>
+      <w:r>
+        <w:rPr>
+          <w:rFonts w:ascii="Plus Jakarta Sans" w:eastAsia="Times New Roman" w:hAnsi="Plus Jakarta Sans"/>
+          <w:lang w:val="es-ES"/>
+        </w:rPr>
+        <w:t>25</w:t>
+      </w:r>
+      <w:r>
+        <w:rPr>
+          <w:rFonts w:ascii="Plus Jakarta Sans" w:eastAsia="Times New Roman" w:hAnsi="Plus Jakarta Sans"/>
+          <w:lang w:val="es-ES"/>
+        </w:rPr>
+        <w:t>%</w:t>
+      </w:r>
+      <w:r>
+        <w:rPr>
+          <w:rFonts w:ascii="Plus Jakarta Sans" w:eastAsia="Times New Roman" w:hAnsi="Plus Jakarta Sans"/>
+          <w:lang w:val="es-ES"/>
+        </w:rPr>
+        <w:t xml:space="preserve"> </w:t>
+      </w:r>
+      <w:r>
+        <w:rPr>
+          <w:rFonts w:ascii="Plus Jakarta Sans" w:eastAsia="Times New Roman" w:hAnsi="Plus Jakarta Sans"/>
+          <w:lang w:val="es-ES"/>
+        </w:rPr>
+        <w:t>50</w:t>
+      </w:r>
+      <w:r>
+        <w:rPr>
+          <w:rFonts w:ascii="Plus Jakarta Sans" w:eastAsia="Times New Roman" w:hAnsi="Plus Jakarta Sans"/>
+          <w:lang w:val="es-ES"/>
+        </w:rPr>
+        <w:t>%</w:t>
+      </w:r>
+      <w:r>
+        <w:rPr>
+          <w:rFonts w:ascii="Plus Jakarta Sans" w:eastAsia="Times New Roman" w:hAnsi="Plus Jakarta Sans"/>
+          <w:lang w:val="es-ES"/>
+        </w:rPr>
+        <w:t xml:space="preserve"> </w:t>
+      </w:r>
+      <w:r>
+        <w:rPr>
+          <w:rFonts w:ascii="Plus Jakarta Sans" w:eastAsia="Times New Roman" w:hAnsi="Plus Jakarta Sans"/>
+          <w:lang w:val="es-ES"/>
+        </w:rPr>
+        <w:t>75</w:t>
+      </w:r>
+      <w:r>
+        <w:rPr>
+          <w:rFonts w:ascii="Plus Jakarta Sans" w:eastAsia="Times New Roman" w:hAnsi="Plus Jakarta Sans"/>
+          <w:lang w:val="es-ES"/>
+        </w:rPr>
+        <w:t>%</w:t>
+      </w:r>
+      <w:r>
+        <w:rPr>
+          <w:rFonts w:ascii="Plus Jakarta Sans" w:eastAsia="Times New Roman" w:hAnsi="Plus Jakarta Sans"/>
+          <w:lang w:val="es-ES"/>
+        </w:rPr>
+        <w:t xml:space="preserve"> </w:t>
+      </w:r>
+      <w:r>
+        <w:rPr>
+          <w:rFonts w:ascii="Plus Jakarta Sans" w:eastAsia="Times New Roman" w:hAnsi="Plus Jakarta Sans"/>
+          <w:lang w:val="es-ES"/>
+        </w:rPr>
+        <w:t>100</w:t>
+      </w:r>
+      <w:r>
+        <w:rPr>
+          <w:rFonts w:ascii="Plus Jakarta Sans" w:eastAsia="Times New Roman" w:hAnsi="Plus Jakarta Sans"/>
+          <w:lang w:val="es-ES"/>
+        </w:rPr>
+        <w:t>%</w:t>
+      </w:r>
+      <w:r>
+        <w:rPr>
+          <w:rFonts w:ascii="Plus Jakarta Sans" w:eastAsia="Times New Roman" w:hAnsi="Plus Jakarta Sans"/>
+          <w:lang w:val="es-ES"/>
+        </w:rPr>
+        <w:t xml:space="preserve"> </w:t>
+      </w:r>
+      <w:r>
+        <w:rPr>
+          <w:rFonts w:ascii="Plus Jakarta Sans" w:eastAsia="Times New Roman" w:hAnsi="Plus Jakarta Sans"/>
+          <w:lang w:val="es-ES"/>
+        </w:rPr>
+        <w:t xml:space="preserve">Sector </w:t>
+      </w:r>
+      <w:r>
+        <w:rPr>
+          <w:rFonts w:ascii="Plus Jakarta Sans" w:eastAsia="Times New Roman" w:hAnsi="Plus Jakarta Sans"/>
+          <w:lang w:val="es-ES"/>
+        </w:rPr>
+        <w:t>1</w:t>
+      </w:r>
+      <w:r>
+        <w:rPr>
+          <w:rFonts w:ascii="Plus Jakarta Sans" w:eastAsia="Times New Roman" w:hAnsi="Plus Jakarta Sans"/>
+          <w:lang w:val="es-ES"/>
+        </w:rPr>
+        <w:t xml:space="preserve"> </w:t>
+      </w:r>
+      <w:r>
+        <w:rPr>
+          <w:rFonts w:ascii="Plus Jakarta Sans" w:eastAsia="Times New Roman" w:hAnsi="Plus Jakarta Sans"/>
+          <w:lang w:val="es-ES"/>
+        </w:rPr>
+        <w:t>68</w:t>
+      </w:r>
+      <w:r>
+        <w:rPr>
+          <w:rFonts w:ascii="Plus Jakarta Sans" w:eastAsia="Times New Roman" w:hAnsi="Plus Jakarta Sans"/>
+          <w:lang w:val="es-ES"/>
+        </w:rPr>
+        <w:t>%</w:t>
+      </w:r>
+      <w:r>
+        <w:rPr>
+          <w:rFonts w:ascii="Plus Jakarta Sans" w:eastAsia="Times New Roman" w:hAnsi="Plus Jakarta Sans"/>
+          <w:lang w:val="es-ES"/>
+        </w:rPr>
+        <w:t xml:space="preserve"> </w:t>
+      </w:r>
+      <w:r>
+        <w:rPr>
+          <w:rFonts w:ascii="Plus Jakarta Sans" w:eastAsia="Times New Roman" w:hAnsi="Plus Jakarta Sans"/>
+          <w:lang w:val="es-ES"/>
+        </w:rPr>
+        <w:t>31</w:t>
+      </w:r>
+      <w:r>
+        <w:rPr>
+          <w:rFonts w:ascii="Plus Jakarta Sans" w:eastAsia="Times New Roman" w:hAnsi="Plus Jakarta Sans"/>
+          <w:lang w:val="es-ES"/>
+        </w:rPr>
+        <w:t>%</w:t>
+      </w:r>
+      <w:r>
+        <w:rPr>
+          <w:rFonts w:ascii="Plus Jakarta Sans" w:eastAsia="Times New Roman" w:hAnsi="Plus Jakarta Sans"/>
+          <w:lang w:val="es-ES"/>
+        </w:rPr>
+        <w:t xml:space="preserve"> </w:t>
+      </w:r>
+      <w:r>
+        <w:rPr>
+          <w:rFonts w:ascii="Plus Jakarta Sans" w:eastAsia="Times New Roman" w:hAnsi="Plus Jakarta Sans"/>
+          <w:lang w:val="es-ES"/>
+        </w:rPr>
+        <w:t xml:space="preserve">Sector </w:t>
+      </w:r>
+      <w:r>
+        <w:rPr>
+          <w:rFonts w:ascii="Plus Jakarta Sans" w:eastAsia="Times New Roman" w:hAnsi="Plus Jakarta Sans"/>
+          <w:lang w:val="es-ES"/>
+        </w:rPr>
+        <w:t>2</w:t>
+      </w:r>
+      <w:r>
+        <w:rPr>
+          <w:rFonts w:ascii="Plus Jakarta Sans" w:eastAsia="Times New Roman" w:hAnsi="Plus Jakarta Sans"/>
+          <w:lang w:val="es-ES"/>
+        </w:rPr>
+        <w:t xml:space="preserve"> </w:t>
+      </w:r>
+      <w:r>
+        <w:rPr>
+          <w:rFonts w:ascii="Plus Jakarta Sans" w:eastAsia="Times New Roman" w:hAnsi="Plus Jakarta Sans"/>
+          <w:lang w:val="es-ES"/>
+        </w:rPr>
+        <w:t>67</w:t>
+      </w:r>
+      <w:r>
+        <w:rPr>
+          <w:rFonts w:ascii="Plus Jakarta Sans" w:eastAsia="Times New Roman" w:hAnsi="Plus Jakarta Sans"/>
+          <w:lang w:val="es-ES"/>
+        </w:rPr>
+        <w:t>%</w:t>
+      </w:r>
+      <w:r>
+        <w:rPr>
+          <w:rFonts w:ascii="Plus Jakarta Sans" w:eastAsia="Times New Roman" w:hAnsi="Plus Jakarta Sans"/>
+          <w:lang w:val="es-ES"/>
+        </w:rPr>
+        <w:t xml:space="preserve"> </w:t>
+      </w:r>
+      <w:r>
+        <w:rPr>
+          <w:rFonts w:ascii="Plus Jakarta Sans" w:eastAsia="Times New Roman" w:hAnsi="Plus Jakarta Sans"/>
+          <w:lang w:val="es-ES"/>
+        </w:rPr>
+        <w:t>32</w:t>
+      </w:r>
+      <w:r>
+        <w:rPr>
+          <w:rFonts w:ascii="Plus Jakarta Sans" w:eastAsia="Times New Roman" w:hAnsi="Plus Jakarta Sans"/>
+          <w:lang w:val="es-ES"/>
+        </w:rPr>
+        <w:t>%</w:t>
+      </w:r>
+      <w:r>
+        <w:rPr>
+          <w:rFonts w:ascii="Plus Jakarta Sans" w:eastAsia="Times New Roman" w:hAnsi="Plus Jakarta Sans"/>
+          <w:lang w:val="es-ES"/>
+        </w:rPr>
+        <w:t xml:space="preserve"> </w:t>
+      </w:r>
+      <w:r>
+        <w:rPr>
+          <w:rFonts w:ascii="Plus Jakarta Sans" w:eastAsia="Times New Roman" w:hAnsi="Plus Jakarta Sans"/>
+          <w:lang w:val="es-ES"/>
+        </w:rPr>
+        <w:t xml:space="preserve">Sector </w:t>
+      </w:r>
+      <w:r>
+        <w:rPr>
+          <w:rFonts w:ascii="Plus Jakarta Sans" w:eastAsia="Times New Roman" w:hAnsi="Plus Jakarta Sans"/>
+          <w:lang w:val="es-ES"/>
+        </w:rPr>
+        <w:t>3</w:t>
+      </w:r>
+      <w:r>
+        <w:rPr>
+          <w:rFonts w:ascii="Plus Jakarta Sans" w:eastAsia="Times New Roman" w:hAnsi="Plus Jakarta Sans"/>
+          <w:lang w:val="es-ES"/>
+        </w:rPr>
+        <w:t xml:space="preserve"> </w:t>
+      </w:r>
+      <w:r>
+        <w:rPr>
+          <w:rFonts w:ascii="Plus Jakarta Sans" w:eastAsia="Times New Roman" w:hAnsi="Plus Jakarta Sans"/>
+          <w:lang w:val="es-ES"/>
+        </w:rPr>
+        <w:t>75</w:t>
+      </w:r>
+      <w:r>
+        <w:rPr>
+          <w:rFonts w:ascii="Plus Jakarta Sans" w:eastAsia="Times New Roman" w:hAnsi="Plus Jakarta Sans"/>
+          <w:lang w:val="es-ES"/>
+        </w:rPr>
+        <w:t>%</w:t>
+      </w:r>
+      <w:r>
+        <w:rPr>
+          <w:rFonts w:ascii="Plus Jakarta Sans" w:eastAsia="Times New Roman" w:hAnsi="Plus Jakarta Sans"/>
+          <w:lang w:val="es-ES"/>
+        </w:rPr>
+        <w:t xml:space="preserve"> </w:t>
+      </w:r>
+      <w:r>
+        <w:rPr>
+          <w:rFonts w:ascii="Plus Jakarta Sans" w:eastAsia="Times New Roman" w:hAnsi="Plus Jakarta Sans"/>
+          <w:lang w:val="es-ES"/>
+        </w:rPr>
+        <w:t>24</w:t>
+      </w:r>
+      <w:r>
+        <w:rPr>
+          <w:rFonts w:ascii="Plus Jakarta Sans" w:eastAsia="Times New Roman" w:hAnsi="Plus Jakarta Sans"/>
+          <w:lang w:val="es-ES"/>
+        </w:rPr>
+        <w:t>%</w:t>
+      </w:r>
+      <w:r>
+        <w:rPr>
+          <w:rFonts w:ascii="Plus Jakarta Sans" w:eastAsia="Times New Roman" w:hAnsi="Plus Jakarta Sans"/>
+          <w:lang w:val="es-ES"/>
+        </w:rPr>
+        <w:t xml:space="preserve"> </w:t>
+      </w:r>
+      <w:r>
+        <w:rPr>
+          <w:rFonts w:ascii="Plus Jakarta Sans" w:eastAsia="Times New Roman" w:hAnsi="Plus Jakarta Sans"/>
+          <w:lang w:val="es-ES"/>
+        </w:rPr>
+        <w:t>Escritur</w:t>
+      </w:r>
+      <w:r>
+        <w:rPr>
+          <w:rFonts w:ascii="Plus Jakarta Sans" w:eastAsia="Times New Roman" w:hAnsi="Plus Jakarta Sans"/>
+          <w:lang w:val="es-ES"/>
+        </w:rPr>
+        <w:t>a</w:t>
+      </w:r>
+      <w:r>
+        <w:rPr>
+          <w:rFonts w:ascii="Plus Jakarta Sans" w:eastAsia="Times New Roman" w:hAnsi="Plus Jakarta Sans"/>
+          <w:lang w:val="es-ES"/>
+        </w:rPr>
+        <w:t xml:space="preserve"> </w:t>
+      </w:r>
+      <w:r>
+        <w:rPr>
+          <w:rFonts w:ascii="Plus Jakarta Sans" w:eastAsia="Times New Roman" w:hAnsi="Plus Jakarta Sans"/>
+          <w:lang w:val="es-ES"/>
+        </w:rPr>
+        <w:t>Sin Escritur</w:t>
+      </w:r>
+      <w:r>
+        <w:rPr>
+          <w:rFonts w:ascii="Plus Jakarta Sans" w:eastAsia="Times New Roman" w:hAnsi="Plus Jakarta Sans"/>
+          <w:lang w:val="es-ES"/>
+        </w:rPr>
+        <w:t>a</w:t>
+      </w:r>
+      <w:r>
+        <w:rPr>
+          <w:rFonts w:ascii="Plus Jakarta Sans" w:eastAsia="Times New Roman" w:hAnsi="Plus Jakarta Sans"/>
+          <w:lang w:val="es-ES"/>
+        </w:rPr>
+        <w:t xml:space="preserve"> </w:t>
       </w:r>
     </w:p>
     <w:p>
       <w:pPr>
         <w:spacing w:before="450" w:after="450"/>
-        <w:divId w:val="583682400"/>
+        <w:divId w:val="1014452338"/>
         <w:rPr>
           <w:rFonts w:ascii="Plus Jakarta Sans" w:eastAsia="Times New Roman" w:hAnsi="Plus Jakarta Sans"/>
           <w:lang w:val="es-ES"/>
@@ -16681,7 +17970,26 @@
           <w:rFonts w:ascii="Plus Jakarta Sans" w:eastAsia="Times New Roman" w:hAnsi="Plus Jakarta Sans"/>
           <w:lang w:val="es-ES"/>
         </w:rPr>
-        <w:pict w14:anchorId="63BCD8C7">
+        <w:pict w14:anchorId="0190A629">
+          <v:rect id="_x0000_i1035" style="width:0;height:.75pt" o:hralign="center" o:hrstd="t" o:hr="t" fillcolor="#a0a0a0" stroked="f"/>
+        </w:pict>
+      </w:r>
+    </w:p>
+    <w:p>
+      <w:pPr>
+        <w:spacing w:before="450" w:after="450"/>
+        <w:divId w:val="1014452338"/>
+        <w:rPr>
+          <w:rFonts w:ascii="Plus Jakarta Sans" w:eastAsia="Times New Roman" w:hAnsi="Plus Jakarta Sans"/>
+          <w:lang w:val="es-ES"/>
+        </w:rPr>
+      </w:pPr>
+      <w:r>
+        <w:rPr>
+          <w:rFonts w:ascii="Plus Jakarta Sans" w:eastAsia="Times New Roman" w:hAnsi="Plus Jakarta Sans"/>
+          <w:lang w:val="es-ES"/>
+        </w:rPr>
+        <w:pict w14:anchorId="25433595">
           <v:rect id="_x0000_i1036" style="width:0;height:.75pt" o:hralign="center" o:hrstd="t" o:hr="t" fillcolor="#a0a0a0" stroked="f"/>
         </w:pict>
       </w:r>
@@ -16689,7 +17997,7 @@
     <w:p>
       <w:pPr>
         <w:pStyle w:val="NormalWeb"/>
-        <w:divId w:val="583682400"/>
+        <w:divId w:val="1014452338"/>
         <w:rPr>
           <w:rFonts w:ascii="Plus Jakarta Sans" w:hAnsi="Plus Jakarta Sans"/>
           <w:lang w:val="es-ES"/>
@@ -16722,7 +18030,7 @@
           <w:rFonts w:ascii="Plus Jakarta Sans" w:hAnsi="Plus Jakarta Sans"/>
           <w:lang w:val="es-ES"/>
         </w:rPr>
-        <w:pict w14:anchorId="5ED5309B"/>
+        <w:pict w14:anchorId="1E6B61EF"/>
       </w:r>
     </w:p>
     <w:sectPr>
@@ -16738,9 +18046,9 @@
 <file path=word/numbering.xml><?xml version="1.0" encoding="utf-8"?>
 <w:numbering xmlns:wpc="http://schemas.microsoft.com/office/word/2010/wordprocessingCanvas" xmlns:cx="http://schemas.microsoft.com/office/drawing/2014/chartex" xmlns:cx1="http://schemas.microsoft.com/office/drawing/2015/9/8/chartex" xmlns:cx2="http://schemas.microsoft.com/office/drawing/2015/10/21/chartex" xmlns:cx3="http://schemas.microsoft.com/office/drawing/2016/5/9/chartex" xmlns:cx4="http://schemas.microsoft.com/office/drawing/2016/5/10/chartex" xmlns:cx5="http://schemas.microsoft.com/office/drawing/2016/5/11/chartex" xmlns:cx6="http://schemas.microsoft.com/office/drawing/2016/5/12/chartex" xmlns:cx7="http://schemas.microsoft.com/office/drawing/2016/5/13/chartex" xmlns:cx8="http://schemas.microsoft.com/office/drawing/2016/5/14/chartex" xmlns:mc="http://schemas.openxmlformats.org/markup-compatibility/2006" xmlns:aink="http://schemas.microsoft.com/office/drawing/2016/ink" xmlns:am3d="http://schemas.microsoft.com/office/drawing/2017/model3d" xmlns:o="urn:schemas-microsoft-com:office:office" xmlns:r="http://schemas.openxmlformats.org/officeDocument/2006/relationships" xmlns:m="http://schemas.openxmlformats.org/officeDocument/2006/math" xmlns:v="urn:schemas-microsoft-com:vml" xmlns:wp14="http://schemas.microsoft.com/office/word/2010/wordprocessingDrawing" xmlns:wp="http://schemas.openxmlformats.org/drawingml/2006/wordprocessingDrawing" xmlns:w10="urn:schemas-microsoft-com:office:word" xmlns:w="http://schemas.openxmlformats.org/wordprocessingml/2006/main" xmlns:w14="http://schemas.microsoft.com/office/word/2010/wordml" xmlns:w15="http://schemas.microsoft.com/office/word/2012/wordml" xmlns:w16cex="http://schemas.microsoft.com/office/word/2018/wordml/cex" xmlns:w16cid="http://schemas.microsoft.com/office/word/2016/wordml/cid" xmlns:w16="http://schemas.microsoft.com/office/word/2018/wordml" xmlns:w16sdtdh="http://schemas.microsoft.com/office/word/2020/wordml/sdtdatahash" xmlns:w16se="http://schemas.microsoft.com/office/word/2015/wordml/symex" xmlns:wpg="http://schemas.microsoft.com/office/word/2010/wordprocessingGroup" xmlns:wpi="http://schemas.microsoft.com/office/word/2010/wordprocessingInk" xmlns:wne="http://schemas.microsoft.com/office/word/2006/wordml" xmlns:wps="http://schemas.microsoft.com/office/word/2010/wordprocessingShape" mc:Ignorable="w14 w15 w16se w16cid w16 w16cex w16sdtdh wp14">
   <w:abstractNum w:abstractNumId="0" w15:restartNumberingAfterBreak="0">
-    <w:nsid w:val="02524072"/>
+    <w:nsid w:val="05E83C86"/>
     <w:multiLevelType w:val="multilevel"/>
-    <w:tmpl w:val="4DA2C6DE"/>
+    <w:tmpl w:val="208852F0"/>
     <w:lvl w:ilvl="0">
       <w:start w:val="1"/>
       <w:numFmt w:val="bullet"/>
@@ -16887,9 +18195,9 @@
     </w:lvl>
   </w:abstractNum>
   <w:abstractNum w:abstractNumId="1" w15:restartNumberingAfterBreak="0">
-    <w:nsid w:val="176C34DD"/>
+    <w:nsid w:val="3A9D6304"/>
     <w:multiLevelType w:val="multilevel"/>
-    <w:tmpl w:val="918AD576"/>
+    <w:tmpl w:val="D2D4A2AE"/>
     <w:lvl w:ilvl="0">
       <w:start w:val="1"/>
       <w:numFmt w:val="bullet"/>
@@ -17036,9 +18344,9 @@
     </w:lvl>
   </w:abstractNum>
   <w:abstractNum w:abstractNumId="2" w15:restartNumberingAfterBreak="0">
-    <w:nsid w:val="1C825A2B"/>
+    <w:nsid w:val="43F975E1"/>
     <w:multiLevelType w:val="multilevel"/>
-    <w:tmpl w:val="F4EA5D14"/>
+    <w:tmpl w:val="2E8861A6"/>
     <w:lvl w:ilvl="0">
       <w:start w:val="1"/>
       <w:numFmt w:val="bullet"/>
@@ -17185,9 +18493,9 @@
     </w:lvl>
   </w:abstractNum>
   <w:abstractNum w:abstractNumId="3" w15:restartNumberingAfterBreak="0">
-    <w:nsid w:val="305908F0"/>
+    <w:nsid w:val="784F3CEE"/>
     <w:multiLevelType w:val="multilevel"/>
-    <w:tmpl w:val="052CB6C4"/>
+    <w:tmpl w:val="8CF28EC2"/>
     <w:lvl w:ilvl="0">
       <w:start w:val="1"/>
       <w:numFmt w:val="bullet"/>
@@ -17337,13 +18645,13 @@
     <w:abstractNumId w:val="2"/>
   </w:num>
   <w:num w:numId="2">
-    <w:abstractNumId w:val="0"/>
+    <w:abstractNumId w:val="3"/>
   </w:num>
   <w:num w:numId="3">
-    <w:abstractNumId w:val="3"/>
+    <w:abstractNumId w:val="1"/>
   </w:num>
   <w:num w:numId="4">
-    <w:abstractNumId w:val="1"/>
+    <w:abstractNumId w:val="0"/>
   </w:num>
 </w:numbering>
 </file>
@@ -18103,6 +19411,8 @@
       <w:rFonts w:ascii="Arial" w:hAnsi="Arial" w:cs="Arial"/>
       <w:b/>
       <w:bCs/>
+      <w:sz w:val="23"/>
+      <w:szCs w:val="23"/>
     </w:rPr>
   </w:style>
   <w:style w:type="paragraph" w:customStyle="1" w:styleId="axis-label">
@@ -18171,6 +19481,20 @@
       <w:bCs/>
       <w:sz w:val="17"/>
       <w:szCs w:val="17"/>
+    </w:rPr>
+  </w:style>
+  <w:style w:type="paragraph" w:customStyle="1" w:styleId="bar-val">
+    <w:name w:val="bar-val"/>
+    <w:basedOn w:val="Normal"/>
+    <w:pPr>
+      <w:spacing w:before="100" w:beforeAutospacing="1" w:after="90"/>
+    </w:pPr>
+    <w:rPr>
+      <w:rFonts w:ascii="Arial" w:hAnsi="Arial" w:cs="Arial"/>
+      <w:b/>
+      <w:bCs/>
+      <w:sz w:val="14"/>
+      <w:szCs w:val="14"/>
     </w:rPr>
   </w:style>
 </w:styles>

--- a/public/informe_reunion_tecnica.docx
+++ b/public/informe_reunion_tecnica.docx
@@ -4,7 +4,7 @@
   <w:body>
     <w:p>
       <w:pPr>
-        <w:divId w:val="265626128"/>
+        <w:divId w:val="245845440"/>
         <w:rPr>
           <w:rFonts w:ascii="Plus Jakarta Sans" w:eastAsia="Times New Roman" w:hAnsi="Plus Jakarta Sans"/>
           <w:lang w:val="es-ES"/>
@@ -28,7 +28,7 @@
     <w:p>
       <w:pPr>
         <w:pStyle w:val="Ttulo1"/>
-        <w:divId w:val="1014452338"/>
+        <w:divId w:val="1312251671"/>
         <w:rPr>
           <w:rFonts w:eastAsia="Times New Roman"/>
           <w:lang w:val="es-ES"/>
@@ -45,7 +45,7 @@
     <w:p>
       <w:pPr>
         <w:pStyle w:val="NormalWeb"/>
-        <w:divId w:val="1014452338"/>
+        <w:divId w:val="1312251671"/>
         <w:rPr>
           <w:rFonts w:ascii="Plus Jakarta Sans" w:hAnsi="Plus Jakarta Sans"/>
           <w:lang w:val="es-ES"/>
@@ -63,7 +63,7 @@
     <w:p>
       <w:pPr>
         <w:pStyle w:val="NormalWeb"/>
-        <w:divId w:val="1014452338"/>
+        <w:divId w:val="1312251671"/>
         <w:rPr>
           <w:rFonts w:ascii="Plus Jakarta Sans" w:hAnsi="Plus Jakarta Sans"/>
           <w:lang w:val="es-ES"/>
@@ -102,7 +102,7 @@
     <w:p>
       <w:pPr>
         <w:spacing w:before="450" w:after="450"/>
-        <w:divId w:val="1014452338"/>
+        <w:divId w:val="1312251671"/>
         <w:rPr>
           <w:rFonts w:ascii="Plus Jakarta Sans" w:eastAsia="Times New Roman" w:hAnsi="Plus Jakarta Sans"/>
           <w:lang w:val="es-ES"/>
@@ -113,7 +113,7 @@
           <w:rFonts w:ascii="Plus Jakarta Sans" w:eastAsia="Times New Roman" w:hAnsi="Plus Jakarta Sans"/>
           <w:lang w:val="es-ES"/>
         </w:rPr>
-        <w:pict w14:anchorId="6524F9C9">
+        <w:pict w14:anchorId="2C294813">
           <v:rect id="_x0000_i1025" style="width:0;height:.75pt" o:hralign="center" o:hrstd="t" o:hr="t" fillcolor="#a0a0a0" stroked="f"/>
         </w:pict>
       </w:r>
@@ -121,7 +121,7 @@
     <w:p>
       <w:pPr>
         <w:pStyle w:val="Ttulo2"/>
-        <w:divId w:val="1014452338"/>
+        <w:divId w:val="1312251671"/>
         <w:rPr>
           <w:rFonts w:eastAsia="Times New Roman"/>
           <w:lang w:val="es-ES"/>
@@ -145,7 +145,7 @@
     <w:p>
       <w:pPr>
         <w:pStyle w:val="NormalWeb"/>
-        <w:divId w:val="1014452338"/>
+        <w:divId w:val="1312251671"/>
         <w:rPr>
           <w:rFonts w:ascii="Plus Jakarta Sans" w:hAnsi="Plus Jakarta Sans"/>
           <w:lang w:val="es-ES"/>
@@ -167,7 +167,7 @@
         </w:numPr>
         <w:spacing w:before="100" w:beforeAutospacing="1" w:after="90"/>
         <w:ind w:left="1020"/>
-        <w:divId w:val="1014452338"/>
+        <w:divId w:val="1312251671"/>
         <w:rPr>
           <w:rFonts w:ascii="Plus Jakarta Sans" w:eastAsia="Times New Roman" w:hAnsi="Plus Jakarta Sans"/>
           <w:sz w:val="21"/>
@@ -202,7 +202,7 @@
           <w:szCs w:val="21"/>
           <w:lang w:val="es-ES"/>
         </w:rPr>
-        <w:t>4,171 fichas</w:t>
+        <w:t>4,175 fichas</w:t>
       </w:r>
     </w:p>
     <w:p>
@@ -213,7 +213,7 @@
         </w:numPr>
         <w:spacing w:before="100" w:beforeAutospacing="1" w:after="90"/>
         <w:ind w:left="1020"/>
-        <w:divId w:val="1014452338"/>
+        <w:divId w:val="1312251671"/>
         <w:rPr>
           <w:rFonts w:ascii="Plus Jakarta Sans" w:eastAsia="Times New Roman" w:hAnsi="Plus Jakarta Sans"/>
           <w:sz w:val="21"/>
@@ -258,7 +258,7 @@
           <w:szCs w:val="21"/>
           <w:lang w:val="es-ES"/>
         </w:rPr>
-        <w:t>3,021 polígonos unificados</w:t>
+        <w:t>3,026 polígonos unificados</w:t>
       </w:r>
     </w:p>
     <w:p>
@@ -269,7 +269,7 @@
         </w:numPr>
         <w:spacing w:before="100" w:beforeAutospacing="1" w:after="90"/>
         <w:ind w:left="1020"/>
-        <w:divId w:val="1014452338"/>
+        <w:divId w:val="1312251671"/>
         <w:rPr>
           <w:rFonts w:ascii="Plus Jakarta Sans" w:eastAsia="Times New Roman" w:hAnsi="Plus Jakarta Sans"/>
           <w:sz w:val="21"/>
@@ -304,7 +304,7 @@
           <w:szCs w:val="21"/>
           <w:lang w:val="es-ES"/>
         </w:rPr>
-        <w:t>8,144 parcelas agrícolas</w:t>
+        <w:t>8,188 parcelas agrícolas</w:t>
       </w:r>
     </w:p>
     <w:p>
@@ -315,7 +315,7 @@
         </w:numPr>
         <w:spacing w:before="100" w:beforeAutospacing="1" w:after="90"/>
         <w:ind w:left="1020"/>
-        <w:divId w:val="1014452338"/>
+        <w:divId w:val="1312251671"/>
         <w:rPr>
           <w:rFonts w:ascii="Plus Jakarta Sans" w:eastAsia="Times New Roman" w:hAnsi="Plus Jakarta Sans"/>
           <w:sz w:val="21"/>
@@ -350,13 +350,13 @@
           <w:szCs w:val="21"/>
           <w:lang w:val="es-ES"/>
         </w:rPr>
-        <w:t>163,062 especies pecuarias</w:t>
+        <w:t>163,831 especies pecuarias</w:t>
       </w:r>
     </w:p>
     <w:p>
       <w:pPr>
         <w:spacing w:before="450" w:after="450"/>
-        <w:divId w:val="1014452338"/>
+        <w:divId w:val="1312251671"/>
         <w:rPr>
           <w:rFonts w:ascii="Plus Jakarta Sans" w:eastAsia="Times New Roman" w:hAnsi="Plus Jakarta Sans"/>
           <w:lang w:val="es-ES"/>
@@ -367,7 +367,7 @@
           <w:rFonts w:ascii="Plus Jakarta Sans" w:eastAsia="Times New Roman" w:hAnsi="Plus Jakarta Sans"/>
           <w:lang w:val="es-ES"/>
         </w:rPr>
-        <w:pict w14:anchorId="568F90C6">
+        <w:pict w14:anchorId="46BECF94">
           <v:rect id="_x0000_i1026" style="width:0;height:.75pt" o:hralign="center" o:hrstd="t" o:hr="t" fillcolor="#a0a0a0" stroked="f"/>
         </w:pict>
       </w:r>
@@ -375,7 +375,7 @@
     <w:p>
       <w:pPr>
         <w:pStyle w:val="Ttulo2"/>
-        <w:divId w:val="1014452338"/>
+        <w:divId w:val="1312251671"/>
         <w:rPr>
           <w:rFonts w:eastAsia="Times New Roman"/>
           <w:lang w:val="es-ES"/>
@@ -392,7 +392,7 @@
     <w:p>
       <w:pPr>
         <w:pStyle w:val="NormalWeb"/>
-        <w:divId w:val="1014452338"/>
+        <w:divId w:val="1312251671"/>
         <w:rPr>
           <w:rFonts w:ascii="Plus Jakarta Sans" w:hAnsi="Plus Jakarta Sans"/>
           <w:lang w:val="es-ES"/>
@@ -445,7 +445,7 @@
       </w:tblGrid>
       <w:tr>
         <w:trPr>
-          <w:divId w:val="1471554610"/>
+          <w:divId w:val="515659461"/>
           <w:tblHeader/>
         </w:trPr>
         <w:tc>
@@ -525,7 +525,7 @@
       </w:tr>
       <w:tr>
         <w:trPr>
-          <w:divId w:val="1471554610"/>
+          <w:divId w:val="515659461"/>
         </w:trPr>
         <w:tc>
           <w:tcPr>
@@ -591,7 +591,7 @@
       </w:tr>
       <w:tr>
         <w:trPr>
-          <w:divId w:val="1471554610"/>
+          <w:divId w:val="515659461"/>
         </w:trPr>
         <w:tc>
           <w:tcPr>
@@ -650,14 +650,14 @@
                 <w:sz w:val="20"/>
                 <w:szCs w:val="20"/>
               </w:rPr>
-              <w:t>391</w:t>
+              <w:t>396</w:t>
             </w:r>
           </w:p>
         </w:tc>
       </w:tr>
       <w:tr>
         <w:trPr>
-          <w:divId w:val="1471554610"/>
+          <w:divId w:val="515659461"/>
         </w:trPr>
         <w:tc>
           <w:tcPr>
@@ -723,7 +723,7 @@
       </w:tr>
       <w:tr>
         <w:trPr>
-          <w:divId w:val="1471554610"/>
+          <w:divId w:val="515659461"/>
         </w:trPr>
         <w:tc>
           <w:tcPr>
@@ -782,7 +782,7 @@
                 <w:sz w:val="20"/>
                 <w:szCs w:val="20"/>
               </w:rPr>
-              <w:t>249</w:t>
+              <w:t>248</w:t>
             </w:r>
           </w:p>
         </w:tc>
@@ -791,7 +791,7 @@
     <w:p>
       <w:pPr>
         <w:spacing w:before="450" w:after="450"/>
-        <w:divId w:val="1014452338"/>
+        <w:divId w:val="1312251671"/>
         <w:rPr>
           <w:rFonts w:ascii="Plus Jakarta Sans" w:eastAsia="Times New Roman" w:hAnsi="Plus Jakarta Sans"/>
           <w:lang w:val="es-ES"/>
@@ -803,7 +803,7 @@
           <w:lang w:val="es-ES"/>
         </w:rPr>
         <w:lastRenderedPageBreak/>
-        <w:pict w14:anchorId="5CB1E654">
+        <w:pict w14:anchorId="212E2FF8">
           <v:rect id="_x0000_i1027" style="width:0;height:.75pt" o:hralign="center" o:hrstd="t" o:hr="t" fillcolor="#a0a0a0" stroked="f"/>
         </w:pict>
       </w:r>
@@ -811,7 +811,7 @@
     <w:p>
       <w:pPr>
         <w:pStyle w:val="Ttulo2"/>
-        <w:divId w:val="1014452338"/>
+        <w:divId w:val="1312251671"/>
         <w:rPr>
           <w:rFonts w:eastAsia="Times New Roman"/>
           <w:lang w:val="es-ES"/>
@@ -828,7 +828,7 @@
     <w:p>
       <w:pPr>
         <w:pStyle w:val="Ttulo3"/>
-        <w:divId w:val="1014452338"/>
+        <w:divId w:val="1312251671"/>
         <w:rPr>
           <w:rFonts w:eastAsia="Times New Roman"/>
           <w:lang w:val="es-ES"/>
@@ -845,7 +845,7 @@
     <w:p>
       <w:pPr>
         <w:pStyle w:val="NormalWeb"/>
-        <w:divId w:val="1014452338"/>
+        <w:divId w:val="1312251671"/>
         <w:rPr>
           <w:rFonts w:ascii="Plus Jakarta Sans" w:hAnsi="Plus Jakarta Sans"/>
           <w:lang w:val="es-ES"/>
@@ -885,7 +885,7 @@
       </w:tblGrid>
       <w:tr>
         <w:trPr>
-          <w:divId w:val="512571602"/>
+          <w:divId w:val="2097090985"/>
           <w:tblHeader/>
         </w:trPr>
         <w:tc>
@@ -1039,7 +1039,7 @@
       </w:tr>
       <w:tr>
         <w:trPr>
-          <w:divId w:val="512571602"/>
+          <w:divId w:val="2097090985"/>
         </w:trPr>
         <w:tc>
           <w:tcPr>
@@ -1128,44 +1128,44 @@
                 <w:sz w:val="20"/>
                 <w:szCs w:val="20"/>
               </w:rPr>
-              <w:t>1,633</w:t>
-            </w:r>
-          </w:p>
-        </w:tc>
-        <w:tc>
-          <w:tcPr>
-            <w:tcW w:w="0" w:type="auto"/>
-            <w:tcMar>
-              <w:top w:w="150" w:type="dxa"/>
-              <w:left w:w="210" w:type="dxa"/>
-              <w:bottom w:w="150" w:type="dxa"/>
-              <w:right w:w="210" w:type="dxa"/>
-            </w:tcMar>
-            <w:vAlign w:val="center"/>
-            <w:hideMark/>
-          </w:tcPr>
-          <w:p>
-            <w:pPr>
-              <w:rPr>
-                <w:rFonts w:ascii="Plus Jakarta Sans" w:eastAsia="Times New Roman" w:hAnsi="Plus Jakarta Sans"/>
-                <w:sz w:val="20"/>
-                <w:szCs w:val="20"/>
-              </w:rPr>
-            </w:pPr>
-            <w:r>
-              <w:rPr>
-                <w:rFonts w:ascii="Plus Jakarta Sans" w:eastAsia="Times New Roman" w:hAnsi="Plus Jakarta Sans"/>
-                <w:sz w:val="20"/>
-                <w:szCs w:val="20"/>
-              </w:rPr>
-              <w:t>817</w:t>
+              <w:t>1,632</w:t>
+            </w:r>
+          </w:p>
+        </w:tc>
+        <w:tc>
+          <w:tcPr>
+            <w:tcW w:w="0" w:type="auto"/>
+            <w:tcMar>
+              <w:top w:w="150" w:type="dxa"/>
+              <w:left w:w="210" w:type="dxa"/>
+              <w:bottom w:w="150" w:type="dxa"/>
+              <w:right w:w="210" w:type="dxa"/>
+            </w:tcMar>
+            <w:vAlign w:val="center"/>
+            <w:hideMark/>
+          </w:tcPr>
+          <w:p>
+            <w:pPr>
+              <w:rPr>
+                <w:rFonts w:ascii="Plus Jakarta Sans" w:eastAsia="Times New Roman" w:hAnsi="Plus Jakarta Sans"/>
+                <w:sz w:val="20"/>
+                <w:szCs w:val="20"/>
+              </w:rPr>
+            </w:pPr>
+            <w:r>
+              <w:rPr>
+                <w:rFonts w:ascii="Plus Jakarta Sans" w:eastAsia="Times New Roman" w:hAnsi="Plus Jakarta Sans"/>
+                <w:sz w:val="20"/>
+                <w:szCs w:val="20"/>
+              </w:rPr>
+              <w:t>822</w:t>
             </w:r>
           </w:p>
         </w:tc>
       </w:tr>
       <w:tr>
         <w:trPr>
-          <w:divId w:val="512571602"/>
+          <w:divId w:val="2097090985"/>
         </w:trPr>
         <w:tc>
           <w:tcPr>
@@ -1254,44 +1254,44 @@
                 <w:sz w:val="20"/>
                 <w:szCs w:val="20"/>
               </w:rPr>
-              <w:t>38,555,361.77 m²</w:t>
-            </w:r>
-          </w:p>
-        </w:tc>
-        <w:tc>
-          <w:tcPr>
-            <w:tcW w:w="0" w:type="auto"/>
-            <w:tcMar>
-              <w:top w:w="150" w:type="dxa"/>
-              <w:left w:w="210" w:type="dxa"/>
-              <w:bottom w:w="150" w:type="dxa"/>
-              <w:right w:w="210" w:type="dxa"/>
-            </w:tcMar>
-            <w:vAlign w:val="center"/>
-            <w:hideMark/>
-          </w:tcPr>
-          <w:p>
-            <w:pPr>
-              <w:rPr>
-                <w:rFonts w:ascii="Plus Jakarta Sans" w:eastAsia="Times New Roman" w:hAnsi="Plus Jakarta Sans"/>
-                <w:sz w:val="20"/>
-                <w:szCs w:val="20"/>
-              </w:rPr>
-            </w:pPr>
-            <w:r>
-              <w:rPr>
-                <w:rFonts w:ascii="Plus Jakarta Sans" w:eastAsia="Times New Roman" w:hAnsi="Plus Jakarta Sans"/>
-                <w:sz w:val="20"/>
-                <w:szCs w:val="20"/>
-              </w:rPr>
-              <w:t>31,705,920.82 m²</w:t>
+              <w:t>38,540,367.36 m²</w:t>
+            </w:r>
+          </w:p>
+        </w:tc>
+        <w:tc>
+          <w:tcPr>
+            <w:tcW w:w="0" w:type="auto"/>
+            <w:tcMar>
+              <w:top w:w="150" w:type="dxa"/>
+              <w:left w:w="210" w:type="dxa"/>
+              <w:bottom w:w="150" w:type="dxa"/>
+              <w:right w:w="210" w:type="dxa"/>
+            </w:tcMar>
+            <w:vAlign w:val="center"/>
+            <w:hideMark/>
+          </w:tcPr>
+          <w:p>
+            <w:pPr>
+              <w:rPr>
+                <w:rFonts w:ascii="Plus Jakarta Sans" w:eastAsia="Times New Roman" w:hAnsi="Plus Jakarta Sans"/>
+                <w:sz w:val="20"/>
+                <w:szCs w:val="20"/>
+              </w:rPr>
+            </w:pPr>
+            <w:r>
+              <w:rPr>
+                <w:rFonts w:ascii="Plus Jakarta Sans" w:eastAsia="Times New Roman" w:hAnsi="Plus Jakarta Sans"/>
+                <w:sz w:val="20"/>
+                <w:szCs w:val="20"/>
+              </w:rPr>
+              <w:t>31,755,316.64 m²</w:t>
             </w:r>
           </w:p>
         </w:tc>
       </w:tr>
       <w:tr>
         <w:trPr>
-          <w:divId w:val="512571602"/>
+          <w:divId w:val="2097090985"/>
         </w:trPr>
         <w:tc>
           <w:tcPr>
@@ -1380,44 +1380,44 @@
                 <w:sz w:val="20"/>
                 <w:szCs w:val="20"/>
               </w:rPr>
-              <w:t>23,610.14 m² (2.361 ha)</w:t>
-            </w:r>
-          </w:p>
-        </w:tc>
-        <w:tc>
-          <w:tcPr>
-            <w:tcW w:w="0" w:type="auto"/>
-            <w:tcMar>
-              <w:top w:w="150" w:type="dxa"/>
-              <w:left w:w="210" w:type="dxa"/>
-              <w:bottom w:w="150" w:type="dxa"/>
-              <w:right w:w="210" w:type="dxa"/>
-            </w:tcMar>
-            <w:vAlign w:val="center"/>
-            <w:hideMark/>
-          </w:tcPr>
-          <w:p>
-            <w:pPr>
-              <w:rPr>
-                <w:rFonts w:ascii="Plus Jakarta Sans" w:eastAsia="Times New Roman" w:hAnsi="Plus Jakarta Sans"/>
-                <w:sz w:val="20"/>
-                <w:szCs w:val="20"/>
-              </w:rPr>
-            </w:pPr>
-            <w:r>
-              <w:rPr>
-                <w:rFonts w:ascii="Plus Jakarta Sans" w:eastAsia="Times New Roman" w:hAnsi="Plus Jakarta Sans"/>
-                <w:sz w:val="20"/>
-                <w:szCs w:val="20"/>
-              </w:rPr>
-              <w:t>38,807.74 m² (3.881 ha)</w:t>
+              <w:t>23,615.42 m² (2.362 ha)</w:t>
+            </w:r>
+          </w:p>
+        </w:tc>
+        <w:tc>
+          <w:tcPr>
+            <w:tcW w:w="0" w:type="auto"/>
+            <w:tcMar>
+              <w:top w:w="150" w:type="dxa"/>
+              <w:left w:w="210" w:type="dxa"/>
+              <w:bottom w:w="150" w:type="dxa"/>
+              <w:right w:w="210" w:type="dxa"/>
+            </w:tcMar>
+            <w:vAlign w:val="center"/>
+            <w:hideMark/>
+          </w:tcPr>
+          <w:p>
+            <w:pPr>
+              <w:rPr>
+                <w:rFonts w:ascii="Plus Jakarta Sans" w:eastAsia="Times New Roman" w:hAnsi="Plus Jakarta Sans"/>
+                <w:sz w:val="20"/>
+                <w:szCs w:val="20"/>
+              </w:rPr>
+            </w:pPr>
+            <w:r>
+              <w:rPr>
+                <w:rFonts w:ascii="Plus Jakarta Sans" w:eastAsia="Times New Roman" w:hAnsi="Plus Jakarta Sans"/>
+                <w:sz w:val="20"/>
+                <w:szCs w:val="20"/>
+              </w:rPr>
+              <w:t>38,631.77 m² (3.863 ha)</w:t>
             </w:r>
           </w:p>
         </w:tc>
       </w:tr>
       <w:tr>
         <w:trPr>
-          <w:divId w:val="512571602"/>
+          <w:divId w:val="2097090985"/>
         </w:trPr>
         <w:tc>
           <w:tcPr>
@@ -1506,44 +1506,44 @@
                 <w:sz w:val="20"/>
                 <w:szCs w:val="20"/>
               </w:rPr>
-              <w:t>24,686,577.09 m²</w:t>
-            </w:r>
-          </w:p>
-        </w:tc>
-        <w:tc>
-          <w:tcPr>
-            <w:tcW w:w="0" w:type="auto"/>
-            <w:tcMar>
-              <w:top w:w="150" w:type="dxa"/>
-              <w:left w:w="210" w:type="dxa"/>
-              <w:bottom w:w="150" w:type="dxa"/>
-              <w:right w:w="210" w:type="dxa"/>
-            </w:tcMar>
-            <w:vAlign w:val="center"/>
-            <w:hideMark/>
-          </w:tcPr>
-          <w:p>
-            <w:pPr>
-              <w:rPr>
-                <w:rFonts w:ascii="Plus Jakarta Sans" w:eastAsia="Times New Roman" w:hAnsi="Plus Jakarta Sans"/>
-                <w:sz w:val="20"/>
-                <w:szCs w:val="20"/>
-              </w:rPr>
-            </w:pPr>
-            <w:r>
-              <w:rPr>
-                <w:rFonts w:ascii="Plus Jakarta Sans" w:eastAsia="Times New Roman" w:hAnsi="Plus Jakarta Sans"/>
-                <w:sz w:val="20"/>
-                <w:szCs w:val="20"/>
-              </w:rPr>
-              <w:t>15,491,499.20 m²</w:t>
+              <w:t>24,671,582.68 m²</w:t>
+            </w:r>
+          </w:p>
+        </w:tc>
+        <w:tc>
+          <w:tcPr>
+            <w:tcW w:w="0" w:type="auto"/>
+            <w:tcMar>
+              <w:top w:w="150" w:type="dxa"/>
+              <w:left w:w="210" w:type="dxa"/>
+              <w:bottom w:w="150" w:type="dxa"/>
+              <w:right w:w="210" w:type="dxa"/>
+            </w:tcMar>
+            <w:vAlign w:val="center"/>
+            <w:hideMark/>
+          </w:tcPr>
+          <w:p>
+            <w:pPr>
+              <w:rPr>
+                <w:rFonts w:ascii="Plus Jakarta Sans" w:eastAsia="Times New Roman" w:hAnsi="Plus Jakarta Sans"/>
+                <w:sz w:val="20"/>
+                <w:szCs w:val="20"/>
+              </w:rPr>
+            </w:pPr>
+            <w:r>
+              <w:rPr>
+                <w:rFonts w:ascii="Plus Jakarta Sans" w:eastAsia="Times New Roman" w:hAnsi="Plus Jakarta Sans"/>
+                <w:sz w:val="20"/>
+                <w:szCs w:val="20"/>
+              </w:rPr>
+              <w:t>15,533,612.34 m²</w:t>
             </w:r>
           </w:p>
         </w:tc>
       </w:tr>
       <w:tr>
         <w:trPr>
-          <w:divId w:val="512571602"/>
+          <w:divId w:val="2097090985"/>
         </w:trPr>
         <w:tc>
           <w:tcPr>
@@ -1632,7 +1632,7 @@
                 <w:sz w:val="20"/>
                 <w:szCs w:val="20"/>
               </w:rPr>
-              <w:t>15,117.32 m² (1.</w:t>
+              <w:t>15,117.39 m² (1.</w:t>
             </w:r>
             <w:r>
               <w:rPr>
@@ -1670,14 +1670,14 @@
                 <w:sz w:val="20"/>
                 <w:szCs w:val="20"/>
               </w:rPr>
-              <w:t>18,961.44 m² (1.896 ha)</w:t>
+              <w:t>18,897.34 m² (1.890 ha)</w:t>
             </w:r>
           </w:p>
         </w:tc>
       </w:tr>
       <w:tr>
         <w:trPr>
-          <w:divId w:val="512571602"/>
+          <w:divId w:val="2097090985"/>
         </w:trPr>
         <w:tc>
           <w:tcPr>
@@ -1796,14 +1796,14 @@
                 <w:sz w:val="20"/>
                 <w:szCs w:val="20"/>
               </w:rPr>
-              <w:t>16,214,421.62 m² (1621.44 ha)</w:t>
+              <w:t>16,221,704.30 m² (1622.17 ha)</w:t>
             </w:r>
           </w:p>
         </w:tc>
       </w:tr>
       <w:tr>
         <w:trPr>
-          <w:divId w:val="512571602"/>
+          <w:divId w:val="2097090985"/>
         </w:trPr>
         <w:tc>
           <w:tcPr>
@@ -1862,74 +1862,74 @@
                 <w:sz w:val="20"/>
                 <w:szCs w:val="20"/>
               </w:rPr>
-              <w:t>4,073 (50.0%)</w:t>
-            </w:r>
-          </w:p>
-        </w:tc>
-        <w:tc>
-          <w:tcPr>
-            <w:tcW w:w="0" w:type="auto"/>
-            <w:tcMar>
-              <w:top w:w="150" w:type="dxa"/>
-              <w:left w:w="210" w:type="dxa"/>
-              <w:bottom w:w="150" w:type="dxa"/>
-              <w:right w:w="210" w:type="dxa"/>
-            </w:tcMar>
-            <w:vAlign w:val="center"/>
-            <w:hideMark/>
-          </w:tcPr>
-          <w:p>
-            <w:pPr>
-              <w:rPr>
-                <w:rFonts w:ascii="Plus Jakarta Sans" w:eastAsia="Times New Roman" w:hAnsi="Plus Jakarta Sans"/>
-                <w:sz w:val="20"/>
-                <w:szCs w:val="20"/>
-              </w:rPr>
-            </w:pPr>
-            <w:r>
-              <w:rPr>
-                <w:rFonts w:ascii="Plus Jakarta Sans" w:eastAsia="Times New Roman" w:hAnsi="Plus Jakarta Sans"/>
-                <w:sz w:val="20"/>
-                <w:szCs w:val="20"/>
-              </w:rPr>
-              <w:t>2,391 (29.4%)</w:t>
-            </w:r>
-          </w:p>
-        </w:tc>
-        <w:tc>
-          <w:tcPr>
-            <w:tcW w:w="0" w:type="auto"/>
-            <w:tcMar>
-              <w:top w:w="150" w:type="dxa"/>
-              <w:left w:w="210" w:type="dxa"/>
-              <w:bottom w:w="150" w:type="dxa"/>
-              <w:right w:w="210" w:type="dxa"/>
-            </w:tcMar>
-            <w:vAlign w:val="center"/>
-            <w:hideMark/>
-          </w:tcPr>
-          <w:p>
-            <w:pPr>
-              <w:rPr>
-                <w:rFonts w:ascii="Plus Jakarta Sans" w:eastAsia="Times New Roman" w:hAnsi="Plus Jakarta Sans"/>
-                <w:sz w:val="20"/>
-                <w:szCs w:val="20"/>
-              </w:rPr>
-            </w:pPr>
-            <w:r>
-              <w:rPr>
-                <w:rFonts w:ascii="Plus Jakarta Sans" w:eastAsia="Times New Roman" w:hAnsi="Plus Jakarta Sans"/>
-                <w:sz w:val="20"/>
-                <w:szCs w:val="20"/>
-              </w:rPr>
-              <w:t>1,462 (18.0%)</w:t>
+              <w:t>4,073 (49.7%)</w:t>
+            </w:r>
+          </w:p>
+        </w:tc>
+        <w:tc>
+          <w:tcPr>
+            <w:tcW w:w="0" w:type="auto"/>
+            <w:tcMar>
+              <w:top w:w="150" w:type="dxa"/>
+              <w:left w:w="210" w:type="dxa"/>
+              <w:bottom w:w="150" w:type="dxa"/>
+              <w:right w:w="210" w:type="dxa"/>
+            </w:tcMar>
+            <w:vAlign w:val="center"/>
+            <w:hideMark/>
+          </w:tcPr>
+          <w:p>
+            <w:pPr>
+              <w:rPr>
+                <w:rFonts w:ascii="Plus Jakarta Sans" w:eastAsia="Times New Roman" w:hAnsi="Plus Jakarta Sans"/>
+                <w:sz w:val="20"/>
+                <w:szCs w:val="20"/>
+              </w:rPr>
+            </w:pPr>
+            <w:r>
+              <w:rPr>
+                <w:rFonts w:ascii="Plus Jakarta Sans" w:eastAsia="Times New Roman" w:hAnsi="Plus Jakarta Sans"/>
+                <w:sz w:val="20"/>
+                <w:szCs w:val="20"/>
+              </w:rPr>
+              <w:t>2,391 (29.2%)</w:t>
+            </w:r>
+          </w:p>
+        </w:tc>
+        <w:tc>
+          <w:tcPr>
+            <w:tcW w:w="0" w:type="auto"/>
+            <w:tcMar>
+              <w:top w:w="150" w:type="dxa"/>
+              <w:left w:w="210" w:type="dxa"/>
+              <w:bottom w:w="150" w:type="dxa"/>
+              <w:right w:w="210" w:type="dxa"/>
+            </w:tcMar>
+            <w:vAlign w:val="center"/>
+            <w:hideMark/>
+          </w:tcPr>
+          <w:p>
+            <w:pPr>
+              <w:rPr>
+                <w:rFonts w:ascii="Plus Jakarta Sans" w:eastAsia="Times New Roman" w:hAnsi="Plus Jakarta Sans"/>
+                <w:sz w:val="20"/>
+                <w:szCs w:val="20"/>
+              </w:rPr>
+            </w:pPr>
+            <w:r>
+              <w:rPr>
+                <w:rFonts w:ascii="Plus Jakarta Sans" w:eastAsia="Times New Roman" w:hAnsi="Plus Jakarta Sans"/>
+                <w:sz w:val="20"/>
+                <w:szCs w:val="20"/>
+              </w:rPr>
+              <w:t>1,505 (18.4%)</w:t>
             </w:r>
           </w:p>
         </w:tc>
       </w:tr>
       <w:tr>
         <w:trPr>
-          <w:divId w:val="512571602"/>
+          <w:divId w:val="2097090985"/>
         </w:trPr>
         <w:tc>
           <w:tcPr>
@@ -1988,67 +1988,67 @@
                 <w:sz w:val="20"/>
                 <w:szCs w:val="20"/>
               </w:rPr>
-              <w:t>46,764 (28.7%)</w:t>
-            </w:r>
-          </w:p>
-        </w:tc>
-        <w:tc>
-          <w:tcPr>
-            <w:tcW w:w="0" w:type="auto"/>
-            <w:tcMar>
-              <w:top w:w="150" w:type="dxa"/>
-              <w:left w:w="210" w:type="dxa"/>
-              <w:bottom w:w="150" w:type="dxa"/>
-              <w:right w:w="210" w:type="dxa"/>
-            </w:tcMar>
-            <w:vAlign w:val="center"/>
-            <w:hideMark/>
-          </w:tcPr>
-          <w:p>
-            <w:pPr>
-              <w:rPr>
-                <w:rFonts w:ascii="Plus Jakarta Sans" w:eastAsia="Times New Roman" w:hAnsi="Plus Jakarta Sans"/>
-                <w:sz w:val="20"/>
-                <w:szCs w:val="20"/>
-              </w:rPr>
-            </w:pPr>
-            <w:r>
-              <w:rPr>
-                <w:rFonts w:ascii="Plus Jakarta Sans" w:eastAsia="Times New Roman" w:hAnsi="Plus Jakarta Sans"/>
-                <w:sz w:val="20"/>
-                <w:szCs w:val="20"/>
-              </w:rPr>
-              <w:t>35,076 (21.5%)</w:t>
-            </w:r>
-          </w:p>
-        </w:tc>
-        <w:tc>
-          <w:tcPr>
-            <w:tcW w:w="0" w:type="auto"/>
-            <w:tcMar>
-              <w:top w:w="150" w:type="dxa"/>
-              <w:left w:w="210" w:type="dxa"/>
-              <w:bottom w:w="150" w:type="dxa"/>
-              <w:right w:w="210" w:type="dxa"/>
-            </w:tcMar>
-            <w:vAlign w:val="center"/>
-            <w:hideMark/>
-          </w:tcPr>
-          <w:p>
-            <w:pPr>
-              <w:rPr>
-                <w:rFonts w:ascii="Plus Jakarta Sans" w:eastAsia="Times New Roman" w:hAnsi="Plus Jakarta Sans"/>
-                <w:sz w:val="20"/>
-                <w:szCs w:val="20"/>
-              </w:rPr>
-            </w:pPr>
-            <w:r>
-              <w:rPr>
-                <w:rFonts w:ascii="Plus Jakarta Sans" w:eastAsia="Times New Roman" w:hAnsi="Plus Jakarta Sans"/>
-                <w:sz w:val="20"/>
-                <w:szCs w:val="20"/>
-              </w:rPr>
-              <w:t>78,689 (48.3%)</w:t>
+              <w:t>46,764 (28.5%)</w:t>
+            </w:r>
+          </w:p>
+        </w:tc>
+        <w:tc>
+          <w:tcPr>
+            <w:tcW w:w="0" w:type="auto"/>
+            <w:tcMar>
+              <w:top w:w="150" w:type="dxa"/>
+              <w:left w:w="210" w:type="dxa"/>
+              <w:bottom w:w="150" w:type="dxa"/>
+              <w:right w:w="210" w:type="dxa"/>
+            </w:tcMar>
+            <w:vAlign w:val="center"/>
+            <w:hideMark/>
+          </w:tcPr>
+          <w:p>
+            <w:pPr>
+              <w:rPr>
+                <w:rFonts w:ascii="Plus Jakarta Sans" w:eastAsia="Times New Roman" w:hAnsi="Plus Jakarta Sans"/>
+                <w:sz w:val="20"/>
+                <w:szCs w:val="20"/>
+              </w:rPr>
+            </w:pPr>
+            <w:r>
+              <w:rPr>
+                <w:rFonts w:ascii="Plus Jakarta Sans" w:eastAsia="Times New Roman" w:hAnsi="Plus Jakarta Sans"/>
+                <w:sz w:val="20"/>
+                <w:szCs w:val="20"/>
+              </w:rPr>
+              <w:t>35,076 (21.4%)</w:t>
+            </w:r>
+          </w:p>
+        </w:tc>
+        <w:tc>
+          <w:tcPr>
+            <w:tcW w:w="0" w:type="auto"/>
+            <w:tcMar>
+              <w:top w:w="150" w:type="dxa"/>
+              <w:left w:w="210" w:type="dxa"/>
+              <w:bottom w:w="150" w:type="dxa"/>
+              <w:right w:w="210" w:type="dxa"/>
+            </w:tcMar>
+            <w:vAlign w:val="center"/>
+            <w:hideMark/>
+          </w:tcPr>
+          <w:p>
+            <w:pPr>
+              <w:rPr>
+                <w:rFonts w:ascii="Plus Jakarta Sans" w:eastAsia="Times New Roman" w:hAnsi="Plus Jakarta Sans"/>
+                <w:sz w:val="20"/>
+                <w:szCs w:val="20"/>
+              </w:rPr>
+            </w:pPr>
+            <w:r>
+              <w:rPr>
+                <w:rFonts w:ascii="Plus Jakarta Sans" w:eastAsia="Times New Roman" w:hAnsi="Plus Jakarta Sans"/>
+                <w:sz w:val="20"/>
+                <w:szCs w:val="20"/>
+              </w:rPr>
+              <w:t>79,458 (48.5%)</w:t>
             </w:r>
           </w:p>
         </w:tc>
@@ -2057,7 +2057,7 @@
     <w:p>
       <w:pPr>
         <w:pStyle w:val="Ttulo3"/>
-        <w:divId w:val="1014452338"/>
+        <w:divId w:val="1312251671"/>
         <w:rPr>
           <w:rFonts w:eastAsia="Times New Roman"/>
           <w:lang w:val="es-ES"/>
@@ -2074,7 +2074,7 @@
     <w:p>
       <w:pPr>
         <w:pStyle w:val="NormalWeb"/>
-        <w:divId w:val="1014452338"/>
+        <w:divId w:val="1312251671"/>
         <w:rPr>
           <w:rFonts w:ascii="Plus Jakarta Sans" w:hAnsi="Plus Jakarta Sans"/>
           <w:lang w:val="es-ES"/>
@@ -2103,7 +2103,7 @@
         </w:numPr>
         <w:spacing w:before="100" w:beforeAutospacing="1" w:after="90"/>
         <w:ind w:left="1020"/>
-        <w:divId w:val="1014452338"/>
+        <w:divId w:val="1312251671"/>
         <w:rPr>
           <w:rFonts w:ascii="Plus Jakarta Sans" w:eastAsia="Times New Roman" w:hAnsi="Plus Jakarta Sans"/>
           <w:sz w:val="21"/>
@@ -2138,7 +2138,7 @@
           <w:szCs w:val="21"/>
           <w:lang w:val="es-ES"/>
         </w:rPr>
-        <w:t>50.0%</w:t>
+        <w:t>49.7%</w:t>
       </w:r>
       <w:r>
         <w:rPr>
@@ -2157,7 +2157,7 @@
           <w:szCs w:val="21"/>
           <w:lang w:val="es-ES"/>
         </w:rPr>
-        <w:t>28.7%</w:t>
+        <w:t>28.5%</w:t>
       </w:r>
       <w:r>
         <w:rPr>
@@ -2205,7 +2205,7 @@
         </w:numPr>
         <w:spacing w:before="100" w:beforeAutospacing="1" w:after="90"/>
         <w:ind w:left="1020"/>
-        <w:divId w:val="1014452338"/>
+        <w:divId w:val="1312251671"/>
         <w:rPr>
           <w:rFonts w:ascii="Plus Jakarta Sans" w:eastAsia="Times New Roman" w:hAnsi="Plus Jakarta Sans"/>
           <w:sz w:val="21"/>
@@ -2249,7 +2249,7 @@
           <w:szCs w:val="21"/>
           <w:lang w:val="es-ES"/>
         </w:rPr>
-        <w:t>29.4%</w:t>
+        <w:t>29.2%</w:t>
       </w:r>
       <w:r>
         <w:rPr>
@@ -2268,7 +2268,7 @@
           <w:szCs w:val="21"/>
           <w:lang w:val="es-ES"/>
         </w:rPr>
-        <w:t>21.5%</w:t>
+        <w:t>21.4%</w:t>
       </w:r>
       <w:r>
         <w:rPr>
@@ -2317,7 +2317,7 @@
         </w:numPr>
         <w:spacing w:before="100" w:beforeAutospacing="1" w:after="90"/>
         <w:ind w:left="1020"/>
-        <w:divId w:val="1014452338"/>
+        <w:divId w:val="1312251671"/>
         <w:rPr>
           <w:rFonts w:ascii="Plus Jakarta Sans" w:eastAsia="Times New Roman" w:hAnsi="Plus Jakarta Sans"/>
           <w:sz w:val="21"/>
@@ -2361,7 +2361,7 @@
           <w:szCs w:val="21"/>
           <w:lang w:val="es-ES"/>
         </w:rPr>
-        <w:t>1621.44 ha</w:t>
+        <w:t>1622.17 ha</w:t>
       </w:r>
       <w:r>
         <w:rPr>
@@ -2399,7 +2399,7 @@
           <w:szCs w:val="21"/>
           <w:lang w:val="es-ES"/>
         </w:rPr>
-        <w:t>18.0%</w:t>
+        <w:t>18.4%</w:t>
       </w:r>
       <w:r>
         <w:rPr>
@@ -2423,7 +2423,7 @@
     <w:p>
       <w:pPr>
         <w:pStyle w:val="Ttulo3"/>
-        <w:divId w:val="1014452338"/>
+        <w:divId w:val="1312251671"/>
         <w:rPr>
           <w:rFonts w:eastAsia="Times New Roman"/>
           <w:lang w:val="es-ES"/>
@@ -2440,7 +2440,7 @@
     <w:p>
       <w:pPr>
         <w:jc w:val="center"/>
-        <w:divId w:val="550968710"/>
+        <w:divId w:val="784621173"/>
         <w:rPr>
           <w:rFonts w:ascii="Outfit" w:eastAsia="Times New Roman" w:hAnsi="Outfit"/>
           <w:b/>
@@ -2469,7 +2469,7 @@
     <w:p>
       <w:pPr>
         <w:jc w:val="center"/>
-        <w:divId w:val="1084381938"/>
+        <w:divId w:val="1375807880"/>
         <w:rPr>
           <w:rFonts w:ascii="Plus Jakarta Sans" w:eastAsia="Times New Roman" w:hAnsi="Plus Jakarta Sans"/>
           <w:lang w:val="es-ES"/>
@@ -2864,7 +2864,7 @@
     <w:p>
       <w:pPr>
         <w:spacing w:before="450" w:after="450"/>
-        <w:divId w:val="1014452338"/>
+        <w:divId w:val="1312251671"/>
         <w:rPr>
           <w:rFonts w:ascii="Plus Jakarta Sans" w:eastAsia="Times New Roman" w:hAnsi="Plus Jakarta Sans"/>
           <w:lang w:val="es-ES"/>
@@ -2875,7 +2875,7 @@
           <w:rFonts w:ascii="Plus Jakarta Sans" w:eastAsia="Times New Roman" w:hAnsi="Plus Jakarta Sans"/>
           <w:lang w:val="es-ES"/>
         </w:rPr>
-        <w:pict w14:anchorId="2FDDFBA9">
+        <w:pict w14:anchorId="03F2F059">
           <v:rect id="_x0000_i1028" style="width:0;height:.75pt" o:hralign="center" o:hrstd="t" o:hr="t" fillcolor="#a0a0a0" stroked="f"/>
         </w:pict>
       </w:r>
@@ -2883,7 +2883,7 @@
     <w:p>
       <w:pPr>
         <w:pStyle w:val="Ttulo3"/>
-        <w:divId w:val="1014452338"/>
+        <w:divId w:val="1312251671"/>
         <w:rPr>
           <w:rFonts w:eastAsia="Times New Roman"/>
           <w:lang w:val="es-ES"/>
@@ -2900,7 +2900,7 @@
     <w:p>
       <w:pPr>
         <w:pStyle w:val="NormalWeb"/>
-        <w:divId w:val="1014452338"/>
+        <w:divId w:val="1312251671"/>
         <w:rPr>
           <w:rFonts w:ascii="Plus Jakarta Sans" w:hAnsi="Plus Jakarta Sans"/>
           <w:lang w:val="es-ES"/>
@@ -2933,7 +2933,7 @@
       </w:tblGrid>
       <w:tr>
         <w:trPr>
-          <w:divId w:val="1407876089"/>
+          <w:divId w:val="2131435743"/>
           <w:tblHeader/>
         </w:trPr>
         <w:tc>
@@ -3087,7 +3087,7 @@
       </w:tr>
       <w:tr>
         <w:trPr>
-          <w:divId w:val="1407876089"/>
+          <w:divId w:val="2131435743"/>
         </w:trPr>
         <w:tc>
           <w:tcPr>
@@ -3214,14 +3214,14 @@
                 <w:sz w:val="20"/>
                 <w:szCs w:val="20"/>
               </w:rPr>
-              <w:t>105 (12.9%)</w:t>
+              <w:t>106 (12.9%)</w:t>
             </w:r>
           </w:p>
         </w:tc>
       </w:tr>
       <w:tr>
         <w:trPr>
-          <w:divId w:val="1407876089"/>
+          <w:divId w:val="2131435743"/>
         </w:trPr>
         <w:tc>
           <w:tcPr>
@@ -3348,14 +3348,14 @@
                 <w:sz w:val="20"/>
                 <w:szCs w:val="20"/>
               </w:rPr>
-              <w:t>351 (43.0%)</w:t>
+              <w:t>352 (42.8%)</w:t>
             </w:r>
           </w:p>
         </w:tc>
       </w:tr>
       <w:tr>
         <w:trPr>
-          <w:divId w:val="1407876089"/>
+          <w:divId w:val="2131435743"/>
         </w:trPr>
         <w:tc>
           <w:tcPr>
@@ -3482,14 +3482,14 @@
                 <w:sz w:val="20"/>
                 <w:szCs w:val="20"/>
               </w:rPr>
-              <w:t>227 (27.8%)</w:t>
+              <w:t>228 (27.7%)</w:t>
             </w:r>
           </w:p>
         </w:tc>
       </w:tr>
       <w:tr>
         <w:trPr>
-          <w:divId w:val="1407876089"/>
+          <w:divId w:val="2131435743"/>
         </w:trPr>
         <w:tc>
           <w:tcPr>
@@ -3586,44 +3586,44 @@
                 <w:sz w:val="20"/>
                 <w:szCs w:val="20"/>
               </w:rPr>
-              <w:t>710 (43.5%)</w:t>
-            </w:r>
-          </w:p>
-        </w:tc>
-        <w:tc>
-          <w:tcPr>
-            <w:tcW w:w="0" w:type="auto"/>
-            <w:tcMar>
-              <w:top w:w="150" w:type="dxa"/>
-              <w:left w:w="210" w:type="dxa"/>
-              <w:bottom w:w="150" w:type="dxa"/>
-              <w:right w:w="210" w:type="dxa"/>
-            </w:tcMar>
-            <w:vAlign w:val="center"/>
-            <w:hideMark/>
-          </w:tcPr>
-          <w:p>
-            <w:pPr>
-              <w:rPr>
-                <w:rFonts w:ascii="Plus Jakarta Sans" w:eastAsia="Times New Roman" w:hAnsi="Plus Jakarta Sans"/>
-                <w:sz w:val="20"/>
-                <w:szCs w:val="20"/>
-              </w:rPr>
-            </w:pPr>
-            <w:r>
-              <w:rPr>
-                <w:rFonts w:ascii="Plus Jakarta Sans" w:eastAsia="Times New Roman" w:hAnsi="Plus Jakarta Sans"/>
-                <w:sz w:val="20"/>
-                <w:szCs w:val="20"/>
-              </w:rPr>
-              <w:t>110 (13.5%)</w:t>
+              <w:t>709 (43.4%)</w:t>
+            </w:r>
+          </w:p>
+        </w:tc>
+        <w:tc>
+          <w:tcPr>
+            <w:tcW w:w="0" w:type="auto"/>
+            <w:tcMar>
+              <w:top w:w="150" w:type="dxa"/>
+              <w:left w:w="210" w:type="dxa"/>
+              <w:bottom w:w="150" w:type="dxa"/>
+              <w:right w:w="210" w:type="dxa"/>
+            </w:tcMar>
+            <w:vAlign w:val="center"/>
+            <w:hideMark/>
+          </w:tcPr>
+          <w:p>
+            <w:pPr>
+              <w:rPr>
+                <w:rFonts w:ascii="Plus Jakarta Sans" w:eastAsia="Times New Roman" w:hAnsi="Plus Jakarta Sans"/>
+                <w:sz w:val="20"/>
+                <w:szCs w:val="20"/>
+              </w:rPr>
+            </w:pPr>
+            <w:r>
+              <w:rPr>
+                <w:rFonts w:ascii="Plus Jakarta Sans" w:eastAsia="Times New Roman" w:hAnsi="Plus Jakarta Sans"/>
+                <w:sz w:val="20"/>
+                <w:szCs w:val="20"/>
+              </w:rPr>
+              <w:t>112 (13.6%)</w:t>
             </w:r>
           </w:p>
         </w:tc>
       </w:tr>
       <w:tr>
         <w:trPr>
-          <w:divId w:val="1407876089"/>
+          <w:divId w:val="2131435743"/>
         </w:trPr>
         <w:tc>
           <w:tcPr>
@@ -3757,7 +3757,7 @@
       </w:tr>
       <w:tr>
         <w:trPr>
-          <w:divId w:val="1407876089"/>
+          <w:divId w:val="2131435743"/>
         </w:trPr>
         <w:tc>
           <w:tcPr>
@@ -3893,7 +3893,7 @@
     <w:p>
       <w:pPr>
         <w:pStyle w:val="Ttulo3"/>
-        <w:divId w:val="1014452338"/>
+        <w:divId w:val="1312251671"/>
         <w:rPr>
           <w:rFonts w:eastAsia="Times New Roman"/>
           <w:lang w:val="es-ES"/>
@@ -3910,7 +3910,7 @@
     <w:p>
       <w:pPr>
         <w:jc w:val="center"/>
-        <w:divId w:val="796878062"/>
+        <w:divId w:val="221602405"/>
         <w:rPr>
           <w:rFonts w:ascii="Outfit" w:eastAsia="Times New Roman" w:hAnsi="Outfit"/>
           <w:b/>
@@ -3939,7 +3939,7 @@
     <w:p>
       <w:pPr>
         <w:jc w:val="center"/>
-        <w:divId w:val="741637931"/>
+        <w:divId w:val="1351221866"/>
         <w:rPr>
           <w:rFonts w:ascii="Plus Jakarta Sans" w:eastAsia="Times New Roman" w:hAnsi="Plus Jakarta Sans"/>
           <w:lang w:val="es-ES"/>
@@ -4313,7 +4313,7 @@
     <w:p>
       <w:pPr>
         <w:spacing w:before="450" w:after="450"/>
-        <w:divId w:val="1014452338"/>
+        <w:divId w:val="1312251671"/>
         <w:rPr>
           <w:rFonts w:ascii="Plus Jakarta Sans" w:eastAsia="Times New Roman" w:hAnsi="Plus Jakarta Sans"/>
           <w:lang w:val="es-ES"/>
@@ -4325,7 +4325,7 @@
           <w:lang w:val="es-ES"/>
         </w:rPr>
         <w:lastRenderedPageBreak/>
-        <w:pict w14:anchorId="720C3F62">
+        <w:pict w14:anchorId="19FB431A">
           <v:rect id="_x0000_i1029" style="width:0;height:.75pt" o:hralign="center" o:hrstd="t" o:hr="t" fillcolor="#a0a0a0" stroked="f"/>
         </w:pict>
       </w:r>
@@ -4333,7 +4333,7 @@
     <w:p>
       <w:pPr>
         <w:pStyle w:val="Ttulo3"/>
-        <w:divId w:val="1014452338"/>
+        <w:divId w:val="1312251671"/>
         <w:rPr>
           <w:rFonts w:eastAsia="Times New Roman"/>
           <w:lang w:val="es-ES"/>
@@ -4350,7 +4350,7 @@
     <w:p>
       <w:pPr>
         <w:pStyle w:val="NormalWeb"/>
-        <w:divId w:val="1014452338"/>
+        <w:divId w:val="1312251671"/>
         <w:rPr>
           <w:rFonts w:ascii="Plus Jakarta Sans" w:hAnsi="Plus Jakarta Sans"/>
           <w:lang w:val="es-ES"/>
@@ -4372,7 +4372,7 @@
         </w:numPr>
         <w:spacing w:before="100" w:beforeAutospacing="1" w:after="90"/>
         <w:ind w:left="1020"/>
-        <w:divId w:val="1014452338"/>
+        <w:divId w:val="1312251671"/>
         <w:rPr>
           <w:rFonts w:ascii="Plus Jakarta Sans" w:eastAsia="Times New Roman" w:hAnsi="Plus Jakarta Sans"/>
           <w:sz w:val="21"/>
@@ -4408,7 +4408,7 @@
         </w:numPr>
         <w:spacing w:before="100" w:beforeAutospacing="1" w:after="90"/>
         <w:ind w:left="1020"/>
-        <w:divId w:val="1014452338"/>
+        <w:divId w:val="1312251671"/>
         <w:rPr>
           <w:rFonts w:ascii="Plus Jakarta Sans" w:eastAsia="Times New Roman" w:hAnsi="Plus Jakarta Sans"/>
           <w:sz w:val="21"/>
@@ -4453,7 +4453,7 @@
         </w:numPr>
         <w:spacing w:before="100" w:beforeAutospacing="1" w:after="90"/>
         <w:ind w:left="1020"/>
-        <w:divId w:val="1014452338"/>
+        <w:divId w:val="1312251671"/>
         <w:rPr>
           <w:rFonts w:ascii="Plus Jakarta Sans" w:eastAsia="Times New Roman" w:hAnsi="Plus Jakarta Sans"/>
           <w:sz w:val="21"/>
@@ -4498,7 +4498,7 @@
         </w:numPr>
         <w:spacing w:before="100" w:beforeAutospacing="1" w:after="90"/>
         <w:ind w:left="1020"/>
-        <w:divId w:val="1014452338"/>
+        <w:divId w:val="1312251671"/>
         <w:rPr>
           <w:rFonts w:ascii="Plus Jakarta Sans" w:eastAsia="Times New Roman" w:hAnsi="Plus Jakarta Sans"/>
           <w:sz w:val="21"/>
@@ -4554,7 +4554,7 @@
       </w:tblGrid>
       <w:tr>
         <w:trPr>
-          <w:divId w:val="901480012"/>
+          <w:divId w:val="1333921488"/>
           <w:tblHeader/>
         </w:trPr>
         <w:tc>
@@ -4708,7 +4708,7 @@
       </w:tr>
       <w:tr>
         <w:trPr>
-          <w:divId w:val="901480012"/>
+          <w:divId w:val="1333921488"/>
         </w:trPr>
         <w:tc>
           <w:tcPr>
@@ -4797,44 +4797,44 @@
                 <w:sz w:val="20"/>
                 <w:szCs w:val="20"/>
               </w:rPr>
-              <w:t>567 (34.7%)</w:t>
-            </w:r>
-          </w:p>
-        </w:tc>
-        <w:tc>
-          <w:tcPr>
-            <w:tcW w:w="0" w:type="auto"/>
-            <w:tcMar>
-              <w:top w:w="150" w:type="dxa"/>
-              <w:left w:w="210" w:type="dxa"/>
-              <w:bottom w:w="150" w:type="dxa"/>
-              <w:right w:w="210" w:type="dxa"/>
-            </w:tcMar>
-            <w:vAlign w:val="center"/>
-            <w:hideMark/>
-          </w:tcPr>
-          <w:p>
-            <w:pPr>
-              <w:rPr>
-                <w:rFonts w:ascii="Plus Jakarta Sans" w:eastAsia="Times New Roman" w:hAnsi="Plus Jakarta Sans"/>
-                <w:sz w:val="20"/>
-                <w:szCs w:val="20"/>
-              </w:rPr>
-            </w:pPr>
-            <w:r>
-              <w:rPr>
-                <w:rFonts w:ascii="Plus Jakarta Sans" w:eastAsia="Times New Roman" w:hAnsi="Plus Jakarta Sans"/>
-                <w:sz w:val="20"/>
-                <w:szCs w:val="20"/>
-              </w:rPr>
-              <w:t>54 (6.6%)</w:t>
+              <w:t>566 (34.7%)</w:t>
+            </w:r>
+          </w:p>
+        </w:tc>
+        <w:tc>
+          <w:tcPr>
+            <w:tcW w:w="0" w:type="auto"/>
+            <w:tcMar>
+              <w:top w:w="150" w:type="dxa"/>
+              <w:left w:w="210" w:type="dxa"/>
+              <w:bottom w:w="150" w:type="dxa"/>
+              <w:right w:w="210" w:type="dxa"/>
+            </w:tcMar>
+            <w:vAlign w:val="center"/>
+            <w:hideMark/>
+          </w:tcPr>
+          <w:p>
+            <w:pPr>
+              <w:rPr>
+                <w:rFonts w:ascii="Plus Jakarta Sans" w:eastAsia="Times New Roman" w:hAnsi="Plus Jakarta Sans"/>
+                <w:sz w:val="20"/>
+                <w:szCs w:val="20"/>
+              </w:rPr>
+            </w:pPr>
+            <w:r>
+              <w:rPr>
+                <w:rFonts w:ascii="Plus Jakarta Sans" w:eastAsia="Times New Roman" w:hAnsi="Plus Jakarta Sans"/>
+                <w:sz w:val="20"/>
+                <w:szCs w:val="20"/>
+              </w:rPr>
+              <w:t>44 (5.4%)</w:t>
             </w:r>
           </w:p>
         </w:tc>
       </w:tr>
       <w:tr>
         <w:trPr>
-          <w:divId w:val="901480012"/>
+          <w:divId w:val="1333921488"/>
         </w:trPr>
         <w:tc>
           <w:tcPr>
@@ -4953,14 +4953,14 @@
                 <w:sz w:val="20"/>
                 <w:szCs w:val="20"/>
               </w:rPr>
-              <w:t>220 (26.9%)</w:t>
+              <w:t>226 (27.5%)</w:t>
             </w:r>
           </w:p>
         </w:tc>
       </w:tr>
       <w:tr>
         <w:trPr>
-          <w:divId w:val="901480012"/>
+          <w:divId w:val="1333921488"/>
         </w:trPr>
         <w:tc>
           <w:tcPr>
@@ -5079,14 +5079,14 @@
                 <w:sz w:val="20"/>
                 <w:szCs w:val="20"/>
               </w:rPr>
-              <w:t>376 (46.0%)</w:t>
+              <w:t>385 (46.8%)</w:t>
             </w:r>
           </w:p>
         </w:tc>
       </w:tr>
       <w:tr>
         <w:trPr>
-          <w:divId w:val="901480012"/>
+          <w:divId w:val="1333921488"/>
         </w:trPr>
         <w:tc>
           <w:tcPr>
@@ -5205,7 +5205,7 @@
                 <w:sz w:val="20"/>
                 <w:szCs w:val="20"/>
               </w:rPr>
-              <w:t>167 (20.4%)</w:t>
+              <w:t>167 (20.3%)</w:t>
             </w:r>
           </w:p>
         </w:tc>
@@ -5214,7 +5214,7 @@
     <w:p>
       <w:pPr>
         <w:spacing w:before="450" w:after="450"/>
-        <w:divId w:val="1014452338"/>
+        <w:divId w:val="1312251671"/>
         <w:rPr>
           <w:rFonts w:ascii="Plus Jakarta Sans" w:eastAsia="Times New Roman" w:hAnsi="Plus Jakarta Sans"/>
           <w:lang w:val="es-ES"/>
@@ -5225,7 +5225,7 @@
           <w:rFonts w:ascii="Plus Jakarta Sans" w:eastAsia="Times New Roman" w:hAnsi="Plus Jakarta Sans"/>
           <w:lang w:val="es-ES"/>
         </w:rPr>
-        <w:pict w14:anchorId="5AE88D42">
+        <w:pict w14:anchorId="5749FBD5">
           <v:rect id="_x0000_i1030" style="width:0;height:.75pt" o:hralign="center" o:hrstd="t" o:hr="t" fillcolor="#a0a0a0" stroked="f"/>
         </w:pict>
       </w:r>
@@ -5233,7 +5233,7 @@
     <w:p>
       <w:pPr>
         <w:pStyle w:val="Ttulo3"/>
-        <w:divId w:val="1014452338"/>
+        <w:divId w:val="1312251671"/>
         <w:rPr>
           <w:rFonts w:eastAsia="Times New Roman"/>
           <w:lang w:val="es-ES"/>
@@ -5250,7 +5250,7 @@
     <w:p>
       <w:pPr>
         <w:pStyle w:val="NormalWeb"/>
-        <w:divId w:val="1014452338"/>
+        <w:divId w:val="1312251671"/>
         <w:rPr>
           <w:rFonts w:ascii="Plus Jakarta Sans" w:hAnsi="Plus Jakarta Sans"/>
           <w:lang w:val="es-ES"/>
@@ -5274,7 +5274,7 @@
     <w:p>
       <w:pPr>
         <w:pStyle w:val="Ttulo4"/>
-        <w:divId w:val="1014452338"/>
+        <w:divId w:val="1312251671"/>
         <w:rPr>
           <w:rFonts w:eastAsia="Times New Roman"/>
           <w:lang w:val="es-ES"/>
@@ -5291,7 +5291,7 @@
     <w:p>
       <w:pPr>
         <w:jc w:val="center"/>
-        <w:divId w:val="1440368360"/>
+        <w:divId w:val="1985431534"/>
         <w:rPr>
           <w:rFonts w:ascii="Outfit" w:eastAsia="Times New Roman" w:hAnsi="Outfit"/>
           <w:b/>
@@ -5320,7 +5320,7 @@
     <w:p>
       <w:pPr>
         <w:jc w:val="center"/>
-        <w:divId w:val="1109861333"/>
+        <w:divId w:val="23673007"/>
         <w:rPr>
           <w:rFonts w:ascii="Plus Jakarta Sans" w:eastAsia="Times New Roman" w:hAnsi="Plus Jakarta Sans"/>
           <w:lang w:val="es-ES"/>
@@ -5499,7 +5499,7 @@
           <w:rFonts w:ascii="Plus Jakarta Sans" w:eastAsia="Times New Roman" w:hAnsi="Plus Jakarta Sans"/>
           <w:lang w:val="es-ES"/>
         </w:rPr>
-        <w:t>51.4% (4,073 cultivos</w:t>
+        <w:t>51.1% (4,073 cultivos</w:t>
       </w:r>
       <w:r>
         <w:rPr>
@@ -5541,7 +5541,7 @@
           <w:rFonts w:ascii="Plus Jakarta Sans" w:eastAsia="Times New Roman" w:hAnsi="Plus Jakarta Sans"/>
           <w:lang w:val="es-ES"/>
         </w:rPr>
-        <w:t>30.2% (2,391 cultivos</w:t>
+        <w:t>30.0% (2,391 cultivos</w:t>
       </w:r>
       <w:r>
         <w:rPr>
@@ -5583,7 +5583,7 @@
           <w:rFonts w:ascii="Plus Jakarta Sans" w:eastAsia="Times New Roman" w:hAnsi="Plus Jakarta Sans"/>
           <w:lang w:val="es-ES"/>
         </w:rPr>
-        <w:t>18.4% (1,462 cultivos</w:t>
+        <w:t>18.9% (1,505 cultivos</w:t>
       </w:r>
       <w:r>
         <w:rPr>
@@ -5603,7 +5603,7 @@
     <w:p>
       <w:pPr>
         <w:pStyle w:val="Ttulo4"/>
-        <w:divId w:val="1014452338"/>
+        <w:divId w:val="1312251671"/>
         <w:rPr>
           <w:rFonts w:eastAsia="Times New Roman"/>
           <w:lang w:val="es-ES"/>
@@ -5627,7 +5627,7 @@
     <w:p>
       <w:pPr>
         <w:jc w:val="center"/>
-        <w:divId w:val="1081676663"/>
+        <w:divId w:val="496959792"/>
         <w:rPr>
           <w:rFonts w:ascii="Outfit" w:eastAsia="Times New Roman" w:hAnsi="Outfit"/>
           <w:b/>
@@ -5656,7 +5656,7 @@
     <w:p>
       <w:pPr>
         <w:jc w:val="center"/>
-        <w:divId w:val="1417435682"/>
+        <w:divId w:val="74326942"/>
         <w:rPr>
           <w:rFonts w:ascii="Plus Jakarta Sans" w:eastAsia="Times New Roman" w:hAnsi="Plus Jakarta Sans"/>
           <w:lang w:val="es-ES"/>
@@ -5974,7 +5974,7 @@
     <w:p>
       <w:pPr>
         <w:pStyle w:val="Ttulo4"/>
-        <w:divId w:val="1014452338"/>
+        <w:divId w:val="1312251671"/>
         <w:rPr>
           <w:rFonts w:eastAsia="Times New Roman"/>
           <w:lang w:val="es-ES"/>
@@ -5992,7 +5992,7 @@
     <w:p>
       <w:pPr>
         <w:jc w:val="center"/>
-        <w:divId w:val="1919485121"/>
+        <w:divId w:val="1751075772"/>
         <w:rPr>
           <w:rFonts w:ascii="Outfit" w:eastAsia="Times New Roman" w:hAnsi="Outfit"/>
           <w:b/>
@@ -6021,7 +6021,7 @@
     <w:p>
       <w:pPr>
         <w:jc w:val="center"/>
-        <w:divId w:val="1669864747"/>
+        <w:divId w:val="147409112"/>
         <w:rPr>
           <w:rFonts w:ascii="Plus Jakarta Sans" w:eastAsia="Times New Roman" w:hAnsi="Plus Jakarta Sans"/>
           <w:lang w:val="es-ES"/>
@@ -6325,7 +6325,7 @@
     <w:p>
       <w:pPr>
         <w:spacing w:before="450" w:after="450"/>
-        <w:divId w:val="1014452338"/>
+        <w:divId w:val="1312251671"/>
         <w:rPr>
           <w:rFonts w:ascii="Plus Jakarta Sans" w:eastAsia="Times New Roman" w:hAnsi="Plus Jakarta Sans"/>
           <w:lang w:val="es-ES"/>
@@ -6336,7 +6336,7 @@
           <w:rFonts w:ascii="Plus Jakarta Sans" w:eastAsia="Times New Roman" w:hAnsi="Plus Jakarta Sans"/>
           <w:lang w:val="es-ES"/>
         </w:rPr>
-        <w:pict w14:anchorId="26800428">
+        <w:pict w14:anchorId="4C4F0DD8">
           <v:rect id="_x0000_i1031" style="width:0;height:.75pt" o:hralign="center" o:hrstd="t" o:hr="t" fillcolor="#a0a0a0" stroked="f"/>
         </w:pict>
       </w:r>
@@ -6344,7 +6344,7 @@
     <w:p>
       <w:pPr>
         <w:pStyle w:val="Ttulo3"/>
-        <w:divId w:val="1014452338"/>
+        <w:divId w:val="1312251671"/>
         <w:rPr>
           <w:rFonts w:eastAsia="Times New Roman"/>
           <w:lang w:val="es-ES"/>
@@ -6361,7 +6361,7 @@
     <w:p>
       <w:pPr>
         <w:pStyle w:val="NormalWeb"/>
-        <w:divId w:val="1014452338"/>
+        <w:divId w:val="1312251671"/>
         <w:rPr>
           <w:rFonts w:ascii="Plus Jakarta Sans" w:hAnsi="Plus Jakarta Sans"/>
           <w:lang w:val="es-ES"/>
@@ -6385,7 +6385,7 @@
     <w:p>
       <w:pPr>
         <w:pStyle w:val="Ttulo4"/>
-        <w:divId w:val="1014452338"/>
+        <w:divId w:val="1312251671"/>
         <w:rPr>
           <w:rFonts w:eastAsia="Times New Roman"/>
           <w:lang w:val="es-ES"/>
@@ -6402,7 +6402,7 @@
     <w:p>
       <w:pPr>
         <w:pStyle w:val="NormalWeb"/>
-        <w:divId w:val="1014452338"/>
+        <w:divId w:val="1312251671"/>
         <w:rPr>
           <w:rFonts w:ascii="Plus Jakarta Sans" w:hAnsi="Plus Jakarta Sans"/>
           <w:lang w:val="es-ES"/>
@@ -6433,7 +6433,7 @@
       </w:tblGrid>
       <w:tr>
         <w:trPr>
-          <w:divId w:val="734399386"/>
+          <w:divId w:val="347752533"/>
           <w:tblHeader/>
         </w:trPr>
         <w:tc>
@@ -6513,7 +6513,7 @@
       </w:tr>
       <w:tr>
         <w:trPr>
-          <w:divId w:val="734399386"/>
+          <w:divId w:val="347752533"/>
         </w:trPr>
         <w:tc>
           <w:tcPr>
@@ -6602,7 +6602,7 @@
     <w:p>
       <w:pPr>
         <w:pStyle w:val="Ttulo4"/>
-        <w:divId w:val="1014452338"/>
+        <w:divId w:val="1312251671"/>
         <w:rPr>
           <w:rFonts w:eastAsia="Times New Roman"/>
           <w:lang w:val="es-ES"/>
@@ -6619,7 +6619,7 @@
     <w:p>
       <w:pPr>
         <w:pStyle w:val="NormalWeb"/>
-        <w:divId w:val="1014452338"/>
+        <w:divId w:val="1312251671"/>
         <w:rPr>
           <w:rFonts w:ascii="Plus Jakarta Sans" w:hAnsi="Plus Jakarta Sans"/>
           <w:lang w:val="es-ES"/>
@@ -6650,7 +6650,7 @@
       </w:tblGrid>
       <w:tr>
         <w:trPr>
-          <w:divId w:val="11077816"/>
+          <w:divId w:val="1854680621"/>
           <w:tblHeader/>
         </w:trPr>
         <w:tc>
@@ -6730,7 +6730,7 @@
       </w:tr>
       <w:tr>
         <w:trPr>
-          <w:divId w:val="11077816"/>
+          <w:divId w:val="1854680621"/>
         </w:trPr>
         <w:tc>
           <w:tcPr>
@@ -6828,7 +6828,7 @@
     <w:p>
       <w:pPr>
         <w:pStyle w:val="Ttulo4"/>
-        <w:divId w:val="1014452338"/>
+        <w:divId w:val="1312251671"/>
         <w:rPr>
           <w:rFonts w:eastAsia="Times New Roman"/>
           <w:lang w:val="es-ES"/>
@@ -6845,7 +6845,7 @@
     <w:p>
       <w:pPr>
         <w:pStyle w:val="NormalWeb"/>
-        <w:divId w:val="1014452338"/>
+        <w:divId w:val="1312251671"/>
         <w:rPr>
           <w:rFonts w:ascii="Plus Jakarta Sans" w:hAnsi="Plus Jakarta Sans"/>
           <w:lang w:val="es-ES"/>
@@ -6876,7 +6876,7 @@
       </w:tblGrid>
       <w:tr>
         <w:trPr>
-          <w:divId w:val="907542674"/>
+          <w:divId w:val="862939102"/>
           <w:tblHeader/>
         </w:trPr>
         <w:tc>
@@ -6957,7 +6957,7 @@
       </w:tr>
       <w:tr>
         <w:trPr>
-          <w:divId w:val="907542674"/>
+          <w:divId w:val="862939102"/>
         </w:trPr>
         <w:tc>
           <w:tcPr>
@@ -7046,7 +7046,7 @@
     <w:p>
       <w:pPr>
         <w:spacing w:before="450" w:after="450"/>
-        <w:divId w:val="1014452338"/>
+        <w:divId w:val="1312251671"/>
         <w:rPr>
           <w:rFonts w:ascii="Plus Jakarta Sans" w:eastAsia="Times New Roman" w:hAnsi="Plus Jakarta Sans"/>
           <w:lang w:val="es-ES"/>
@@ -7057,7 +7057,7 @@
           <w:rFonts w:ascii="Plus Jakarta Sans" w:eastAsia="Times New Roman" w:hAnsi="Plus Jakarta Sans"/>
           <w:lang w:val="es-ES"/>
         </w:rPr>
-        <w:pict w14:anchorId="182C2A95">
+        <w:pict w14:anchorId="0FD2EDCA">
           <v:rect id="_x0000_i1032" style="width:0;height:.75pt" o:hralign="center" o:hrstd="t" o:hr="t" fillcolor="#a0a0a0" stroked="f"/>
         </w:pict>
       </w:r>
@@ -7065,7 +7065,7 @@
     <w:p>
       <w:pPr>
         <w:pStyle w:val="Ttulo2"/>
-        <w:divId w:val="1014452338"/>
+        <w:divId w:val="1312251671"/>
         <w:rPr>
           <w:rFonts w:eastAsia="Times New Roman"/>
           <w:lang w:val="es-ES"/>
@@ -7082,7 +7082,7 @@
     <w:p>
       <w:pPr>
         <w:pStyle w:val="NormalWeb"/>
-        <w:divId w:val="1014452338"/>
+        <w:divId w:val="1312251671"/>
         <w:rPr>
           <w:rFonts w:ascii="Plus Jakarta Sans" w:hAnsi="Plus Jakarta Sans"/>
           <w:lang w:val="es-ES"/>
@@ -7099,7 +7099,7 @@
     <w:p>
       <w:pPr>
         <w:pStyle w:val="Ttulo3"/>
-        <w:divId w:val="1014452338"/>
+        <w:divId w:val="1312251671"/>
         <w:rPr>
           <w:rFonts w:eastAsia="Times New Roman"/>
           <w:lang w:val="es-ES"/>
@@ -7116,7 +7116,7 @@
     <w:p>
       <w:pPr>
         <w:pStyle w:val="NormalWeb"/>
-        <w:divId w:val="1014452338"/>
+        <w:divId w:val="1312251671"/>
         <w:rPr>
           <w:rFonts w:ascii="Plus Jakarta Sans" w:hAnsi="Plus Jakarta Sans"/>
           <w:lang w:val="es-ES"/>
@@ -7149,7 +7149,7 @@
       </w:tblGrid>
       <w:tr>
         <w:trPr>
-          <w:divId w:val="1317539598"/>
+          <w:divId w:val="2102871404"/>
           <w:tblHeader/>
         </w:trPr>
         <w:tc>
@@ -7314,7 +7314,7 @@
       </w:tr>
       <w:tr>
         <w:trPr>
-          <w:divId w:val="1317539598"/>
+          <w:divId w:val="2102871404"/>
         </w:trPr>
         <w:tc>
           <w:tcPr>
@@ -7403,44 +7403,44 @@
                 <w:sz w:val="20"/>
                 <w:szCs w:val="20"/>
               </w:rPr>
-              <w:t>1509 (92.4%)</w:t>
-            </w:r>
-          </w:p>
-        </w:tc>
-        <w:tc>
-          <w:tcPr>
-            <w:tcW w:w="0" w:type="auto"/>
-            <w:tcMar>
-              <w:top w:w="150" w:type="dxa"/>
-              <w:left w:w="210" w:type="dxa"/>
-              <w:bottom w:w="150" w:type="dxa"/>
-              <w:right w:w="210" w:type="dxa"/>
-            </w:tcMar>
-            <w:vAlign w:val="center"/>
-            <w:hideMark/>
-          </w:tcPr>
-          <w:p>
-            <w:pPr>
-              <w:rPr>
-                <w:rFonts w:ascii="Plus Jakarta Sans" w:eastAsia="Times New Roman" w:hAnsi="Plus Jakarta Sans"/>
-                <w:sz w:val="20"/>
-                <w:szCs w:val="20"/>
-              </w:rPr>
-            </w:pPr>
-            <w:r>
-              <w:rPr>
-                <w:rFonts w:ascii="Plus Jakarta Sans" w:eastAsia="Times New Roman" w:hAnsi="Plus Jakarta Sans"/>
-                <w:sz w:val="20"/>
-                <w:szCs w:val="20"/>
-              </w:rPr>
-              <w:t>584 (71.5%)</w:t>
+              <w:t>1509 (92.5%)</w:t>
+            </w:r>
+          </w:p>
+        </w:tc>
+        <w:tc>
+          <w:tcPr>
+            <w:tcW w:w="0" w:type="auto"/>
+            <w:tcMar>
+              <w:top w:w="150" w:type="dxa"/>
+              <w:left w:w="210" w:type="dxa"/>
+              <w:bottom w:w="150" w:type="dxa"/>
+              <w:right w:w="210" w:type="dxa"/>
+            </w:tcMar>
+            <w:vAlign w:val="center"/>
+            <w:hideMark/>
+          </w:tcPr>
+          <w:p>
+            <w:pPr>
+              <w:rPr>
+                <w:rFonts w:ascii="Plus Jakarta Sans" w:eastAsia="Times New Roman" w:hAnsi="Plus Jakarta Sans"/>
+                <w:sz w:val="20"/>
+                <w:szCs w:val="20"/>
+              </w:rPr>
+            </w:pPr>
+            <w:r>
+              <w:rPr>
+                <w:rFonts w:ascii="Plus Jakarta Sans" w:eastAsia="Times New Roman" w:hAnsi="Plus Jakarta Sans"/>
+                <w:sz w:val="20"/>
+                <w:szCs w:val="20"/>
+              </w:rPr>
+              <w:t>588 (71.5%)</w:t>
             </w:r>
           </w:p>
         </w:tc>
       </w:tr>
       <w:tr>
         <w:trPr>
-          <w:divId w:val="1317539598"/>
+          <w:divId w:val="2102871404"/>
         </w:trPr>
         <w:tc>
           <w:tcPr>
@@ -7559,14 +7559,14 @@
                 <w:sz w:val="20"/>
                 <w:szCs w:val="20"/>
               </w:rPr>
-              <w:t>173 (21.2%)</w:t>
+              <w:t>174 (21.2%)</w:t>
             </w:r>
           </w:p>
         </w:tc>
       </w:tr>
       <w:tr>
         <w:trPr>
-          <w:divId w:val="1317539598"/>
+          <w:divId w:val="2102871404"/>
         </w:trPr>
         <w:tc>
           <w:tcPr>
@@ -7655,7 +7655,7 @@
                 <w:sz w:val="20"/>
                 <w:szCs w:val="20"/>
               </w:rPr>
-              <w:t>85 (5.2%)</w:t>
+              <w:t>84 (5.1%)</w:t>
             </w:r>
           </w:p>
         </w:tc>
@@ -7692,7 +7692,7 @@
       </w:tr>
       <w:tr>
         <w:trPr>
-          <w:divId w:val="1317539598"/>
+          <w:divId w:val="2102871404"/>
         </w:trPr>
         <w:tc>
           <w:tcPr>
@@ -7820,7 +7820,7 @@
     <w:p>
       <w:pPr>
         <w:pStyle w:val="Ttulo3"/>
-        <w:divId w:val="1014452338"/>
+        <w:divId w:val="1312251671"/>
         <w:rPr>
           <w:rFonts w:eastAsia="Times New Roman"/>
           <w:lang w:val="es-ES"/>
@@ -7838,7 +7838,7 @@
       <w:pPr>
         <w:spacing w:before="375" w:after="225"/>
         <w:jc w:val="center"/>
-        <w:divId w:val="422848018"/>
+        <w:divId w:val="1819878746"/>
         <w:rPr>
           <w:rFonts w:ascii="Outfit" w:eastAsia="Times New Roman" w:hAnsi="Outfit"/>
           <w:b/>
@@ -7868,7 +7868,7 @@
       <w:pPr>
         <w:spacing w:after="375"/>
         <w:jc w:val="center"/>
-        <w:divId w:val="574048785"/>
+        <w:divId w:val="2125808045"/>
         <w:rPr>
           <w:rFonts w:ascii="Plus Jakarta Sans" w:eastAsia="Times New Roman" w:hAnsi="Plus Jakarta Sans"/>
           <w:lang w:val="es-ES"/>
@@ -8110,7 +8110,7 @@
           <w:rFonts w:ascii="Plus Jakarta Sans" w:eastAsia="Times New Roman" w:hAnsi="Plus Jakarta Sans"/>
           <w:lang w:val="es-ES"/>
         </w:rPr>
-        <w:t>71</w:t>
+        <w:t>72</w:t>
       </w:r>
       <w:r>
         <w:rPr>
@@ -8235,7 +8235,7 @@
     <w:p>
       <w:pPr>
         <w:pStyle w:val="Ttulo3"/>
-        <w:divId w:val="1014452338"/>
+        <w:divId w:val="1312251671"/>
         <w:rPr>
           <w:rFonts w:eastAsia="Times New Roman"/>
           <w:lang w:val="es-ES"/>
@@ -8259,7 +8259,7 @@
     <w:p>
       <w:pPr>
         <w:pStyle w:val="NormalWeb"/>
-        <w:divId w:val="1014452338"/>
+        <w:divId w:val="1312251671"/>
         <w:rPr>
           <w:rFonts w:ascii="Plus Jakarta Sans" w:hAnsi="Plus Jakarta Sans"/>
           <w:lang w:val="es-ES"/>
@@ -8281,7 +8281,7 @@
         </w:numPr>
         <w:spacing w:before="100" w:beforeAutospacing="1" w:after="90"/>
         <w:ind w:left="1020"/>
-        <w:divId w:val="1014452338"/>
+        <w:divId w:val="1312251671"/>
         <w:rPr>
           <w:rFonts w:ascii="Plus Jakarta Sans" w:eastAsia="Times New Roman" w:hAnsi="Plus Jakarta Sans"/>
           <w:sz w:val="21"/>
@@ -8317,7 +8317,7 @@
         </w:numPr>
         <w:spacing w:before="100" w:beforeAutospacing="1" w:after="90"/>
         <w:ind w:left="1020"/>
-        <w:divId w:val="1014452338"/>
+        <w:divId w:val="1312251671"/>
         <w:rPr>
           <w:rFonts w:ascii="Plus Jakarta Sans" w:eastAsia="Times New Roman" w:hAnsi="Plus Jakarta Sans"/>
           <w:sz w:val="21"/>
@@ -8362,7 +8362,7 @@
         </w:numPr>
         <w:spacing w:before="100" w:beforeAutospacing="1" w:after="90"/>
         <w:ind w:left="1020"/>
-        <w:divId w:val="1014452338"/>
+        <w:divId w:val="1312251671"/>
         <w:rPr>
           <w:rFonts w:ascii="Plus Jakarta Sans" w:eastAsia="Times New Roman" w:hAnsi="Plus Jakarta Sans"/>
           <w:sz w:val="21"/>
@@ -8416,7 +8416,7 @@
         </w:numPr>
         <w:spacing w:before="100" w:beforeAutospacing="1" w:after="90"/>
         <w:ind w:left="1020"/>
-        <w:divId w:val="1014452338"/>
+        <w:divId w:val="1312251671"/>
         <w:rPr>
           <w:rFonts w:ascii="Plus Jakarta Sans" w:eastAsia="Times New Roman" w:hAnsi="Plus Jakarta Sans"/>
           <w:sz w:val="21"/>
@@ -8461,7 +8461,7 @@
         </w:numPr>
         <w:spacing w:before="100" w:beforeAutospacing="1" w:after="90"/>
         <w:ind w:left="1020"/>
-        <w:divId w:val="1014452338"/>
+        <w:divId w:val="1312251671"/>
         <w:rPr>
           <w:rFonts w:ascii="Plus Jakarta Sans" w:eastAsia="Times New Roman" w:hAnsi="Plus Jakarta Sans"/>
           <w:sz w:val="21"/>
@@ -8497,7 +8497,7 @@
         </w:numPr>
         <w:spacing w:before="100" w:beforeAutospacing="1" w:after="90"/>
         <w:ind w:left="1020"/>
-        <w:divId w:val="1014452338"/>
+        <w:divId w:val="1312251671"/>
         <w:rPr>
           <w:rFonts w:ascii="Plus Jakarta Sans" w:eastAsia="Times New Roman" w:hAnsi="Plus Jakarta Sans"/>
           <w:sz w:val="21"/>
@@ -8542,7 +8542,7 @@
         </w:numPr>
         <w:spacing w:before="100" w:beforeAutospacing="1" w:after="90"/>
         <w:ind w:left="1020"/>
-        <w:divId w:val="1014452338"/>
+        <w:divId w:val="1312251671"/>
         <w:rPr>
           <w:rFonts w:ascii="Plus Jakarta Sans" w:eastAsia="Times New Roman" w:hAnsi="Plus Jakarta Sans"/>
           <w:sz w:val="21"/>
@@ -8587,7 +8587,7 @@
         </w:numPr>
         <w:spacing w:before="100" w:beforeAutospacing="1" w:after="90"/>
         <w:ind w:left="1020"/>
-        <w:divId w:val="1014452338"/>
+        <w:divId w:val="1312251671"/>
         <w:rPr>
           <w:rFonts w:ascii="Plus Jakarta Sans" w:eastAsia="Times New Roman" w:hAnsi="Plus Jakarta Sans"/>
           <w:sz w:val="21"/>
@@ -8612,7 +8612,7 @@
           <w:szCs w:val="21"/>
           <w:lang w:val="es-ES"/>
         </w:rPr>
-        <w:t>84.0%</w:t>
+        <w:t>84.1%</w:t>
       </w:r>
       <w:r>
         <w:rPr>
@@ -8621,7 +8621,7 @@
           <w:szCs w:val="21"/>
           <w:lang w:val="es-ES"/>
         </w:rPr>
-        <w:t xml:space="preserve"> promedio (en 593 predios).</w:t>
+        <w:t xml:space="preserve"> promedio (en 598 predios).</w:t>
       </w:r>
     </w:p>
     <w:p>
@@ -8632,7 +8632,7 @@
         </w:numPr>
         <w:spacing w:before="100" w:beforeAutospacing="1" w:after="90"/>
         <w:ind w:left="1020"/>
-        <w:divId w:val="1014452338"/>
+        <w:divId w:val="1312251671"/>
         <w:rPr>
           <w:rFonts w:ascii="Plus Jakarta Sans" w:eastAsia="Times New Roman" w:hAnsi="Plus Jakarta Sans"/>
           <w:sz w:val="21"/>
@@ -8668,7 +8668,7 @@
         </w:numPr>
         <w:spacing w:before="100" w:beforeAutospacing="1" w:after="90"/>
         <w:ind w:left="1020"/>
-        <w:divId w:val="1014452338"/>
+        <w:divId w:val="1312251671"/>
         <w:rPr>
           <w:rFonts w:ascii="Plus Jakarta Sans" w:eastAsia="Times New Roman" w:hAnsi="Plus Jakarta Sans"/>
           <w:sz w:val="21"/>
@@ -8722,7 +8722,7 @@
         </w:numPr>
         <w:spacing w:before="100" w:beforeAutospacing="1" w:after="90"/>
         <w:ind w:left="1020"/>
-        <w:divId w:val="1014452338"/>
+        <w:divId w:val="1312251671"/>
         <w:rPr>
           <w:rFonts w:ascii="Plus Jakarta Sans" w:eastAsia="Times New Roman" w:hAnsi="Plus Jakarta Sans"/>
           <w:sz w:val="21"/>
@@ -8767,7 +8767,7 @@
         </w:numPr>
         <w:spacing w:before="100" w:beforeAutospacing="1" w:after="90"/>
         <w:ind w:left="1020"/>
-        <w:divId w:val="1014452338"/>
+        <w:divId w:val="1312251671"/>
         <w:rPr>
           <w:rFonts w:ascii="Plus Jakarta Sans" w:eastAsia="Times New Roman" w:hAnsi="Plus Jakarta Sans"/>
           <w:sz w:val="21"/>
@@ -8807,7 +8807,7 @@
     <w:p>
       <w:pPr>
         <w:pStyle w:val="Ttulo3"/>
-        <w:divId w:val="1014452338"/>
+        <w:divId w:val="1312251671"/>
         <w:rPr>
           <w:rFonts w:eastAsia="Times New Roman"/>
           <w:lang w:val="es-ES"/>
@@ -8825,7 +8825,7 @@
       <w:pPr>
         <w:spacing w:before="375" w:after="225"/>
         <w:jc w:val="center"/>
-        <w:divId w:val="289483007"/>
+        <w:divId w:val="1953246843"/>
         <w:rPr>
           <w:rFonts w:ascii="Outfit" w:eastAsia="Times New Roman" w:hAnsi="Outfit"/>
           <w:b/>
@@ -8855,7 +8855,7 @@
       <w:pPr>
         <w:spacing w:after="375"/>
         <w:jc w:val="center"/>
-        <w:divId w:val="1306550170"/>
+        <w:divId w:val="916206169"/>
         <w:rPr>
           <w:rFonts w:ascii="Plus Jakarta Sans" w:eastAsia="Times New Roman" w:hAnsi="Plus Jakarta Sans"/>
           <w:lang w:val="es-ES"/>
@@ -9145,7 +9145,7 @@
     <w:p>
       <w:pPr>
         <w:spacing w:before="450" w:after="450"/>
-        <w:divId w:val="1014452338"/>
+        <w:divId w:val="1312251671"/>
         <w:rPr>
           <w:rFonts w:ascii="Plus Jakarta Sans" w:eastAsia="Times New Roman" w:hAnsi="Plus Jakarta Sans"/>
           <w:lang w:val="es-ES"/>
@@ -9156,7 +9156,7 @@
           <w:rFonts w:ascii="Plus Jakarta Sans" w:eastAsia="Times New Roman" w:hAnsi="Plus Jakarta Sans"/>
           <w:lang w:val="es-ES"/>
         </w:rPr>
-        <w:pict w14:anchorId="716A4482">
+        <w:pict w14:anchorId="29F91B73">
           <v:rect id="_x0000_i1033" style="width:0;height:.75pt" o:hralign="center" o:hrstd="t" o:hr="t" fillcolor="#a0a0a0" stroked="f"/>
         </w:pict>
       </w:r>
@@ -9164,7 +9164,7 @@
     <w:p>
       <w:pPr>
         <w:pStyle w:val="Ttulo2"/>
-        <w:divId w:val="1014452338"/>
+        <w:divId w:val="1312251671"/>
         <w:rPr>
           <w:rFonts w:eastAsia="Times New Roman"/>
           <w:lang w:val="es-ES"/>
@@ -9181,7 +9181,7 @@
     <w:p>
       <w:pPr>
         <w:pStyle w:val="NormalWeb"/>
-        <w:divId w:val="1014452338"/>
+        <w:divId w:val="1312251671"/>
         <w:rPr>
           <w:rFonts w:ascii="Plus Jakarta Sans" w:hAnsi="Plus Jakarta Sans"/>
           <w:lang w:val="es-ES"/>
@@ -9198,7 +9198,7 @@
     <w:p>
       <w:pPr>
         <w:pStyle w:val="NormalWeb"/>
-        <w:divId w:val="1014452338"/>
+        <w:divId w:val="1312251671"/>
         <w:rPr>
           <w:rFonts w:ascii="Plus Jakarta Sans" w:hAnsi="Plus Jakarta Sans"/>
           <w:lang w:val="es-ES"/>
@@ -9260,7 +9260,7 @@
     <w:p>
       <w:pPr>
         <w:pStyle w:val="NormalWeb"/>
-        <w:divId w:val="1014452338"/>
+        <w:divId w:val="1312251671"/>
         <w:rPr>
           <w:rFonts w:ascii="Plus Jakarta Sans" w:hAnsi="Plus Jakarta Sans"/>
           <w:lang w:val="es-ES"/>
@@ -9322,7 +9322,7 @@
     <w:p>
       <w:pPr>
         <w:pStyle w:val="NormalWeb"/>
-        <w:divId w:val="1014452338"/>
+        <w:divId w:val="1312251671"/>
         <w:rPr>
           <w:rFonts w:ascii="Plus Jakarta Sans" w:hAnsi="Plus Jakarta Sans"/>
           <w:lang w:val="es-ES"/>
@@ -9383,7 +9383,7 @@
     <w:p>
       <w:pPr>
         <w:pStyle w:val="NormalWeb"/>
-        <w:divId w:val="1014452338"/>
+        <w:divId w:val="1312251671"/>
         <w:rPr>
           <w:rFonts w:ascii="Plus Jakarta Sans" w:hAnsi="Plus Jakarta Sans"/>
           <w:lang w:val="es-ES"/>
@@ -9437,7 +9437,7 @@
     <w:p>
       <w:pPr>
         <w:spacing w:before="450" w:after="450"/>
-        <w:divId w:val="1014452338"/>
+        <w:divId w:val="1312251671"/>
         <w:rPr>
           <w:rFonts w:ascii="Plus Jakarta Sans" w:eastAsia="Times New Roman" w:hAnsi="Plus Jakarta Sans"/>
           <w:lang w:val="es-ES"/>
@@ -9448,7 +9448,7 @@
           <w:rFonts w:ascii="Plus Jakarta Sans" w:eastAsia="Times New Roman" w:hAnsi="Plus Jakarta Sans"/>
           <w:lang w:val="es-ES"/>
         </w:rPr>
-        <w:pict w14:anchorId="14D319C7">
+        <w:pict w14:anchorId="549EE60A">
           <v:rect id="_x0000_i1034" style="width:0;height:.75pt" o:hralign="center" o:hrstd="t" o:hr="t" fillcolor="#a0a0a0" stroked="f"/>
         </w:pict>
       </w:r>
@@ -9456,7 +9456,7 @@
     <w:p>
       <w:pPr>
         <w:pStyle w:val="Ttulo2"/>
-        <w:divId w:val="1014452338"/>
+        <w:divId w:val="1312251671"/>
         <w:rPr>
           <w:rFonts w:eastAsia="Times New Roman"/>
           <w:lang w:val="es-ES"/>
@@ -9473,7 +9473,7 @@
     <w:p>
       <w:pPr>
         <w:pStyle w:val="NormalWeb"/>
-        <w:divId w:val="1014452338"/>
+        <w:divId w:val="1312251671"/>
         <w:rPr>
           <w:rFonts w:ascii="Plus Jakarta Sans" w:hAnsi="Plus Jakarta Sans"/>
           <w:lang w:val="es-ES"/>
@@ -9499,7 +9499,7 @@
           <w:rFonts w:ascii="Plus Jakarta Sans" w:hAnsi="Plus Jakarta Sans"/>
           <w:lang w:val="es-ES"/>
         </w:rPr>
-        <w:t>4,171 familias</w:t>
+        <w:t>4,175 familias</w:t>
       </w:r>
       <w:r>
         <w:rPr>
@@ -9512,7 +9512,7 @@
     <w:p>
       <w:pPr>
         <w:pStyle w:val="Ttulo3"/>
-        <w:divId w:val="1014452338"/>
+        <w:divId w:val="1312251671"/>
         <w:rPr>
           <w:rFonts w:eastAsia="Times New Roman"/>
           <w:lang w:val="es-ES"/>
@@ -9546,7 +9546,7 @@
       </w:tblGrid>
       <w:tr>
         <w:trPr>
-          <w:divId w:val="825515825"/>
+          <w:divId w:val="1715543782"/>
           <w:tblHeader/>
         </w:trPr>
         <w:tc>
@@ -9737,7 +9737,7 @@
       </w:tr>
       <w:tr>
         <w:trPr>
-          <w:divId w:val="825515825"/>
+          <w:divId w:val="1715543782"/>
         </w:trPr>
         <w:tc>
           <w:tcPr>
@@ -9893,7 +9893,7 @@
       </w:tr>
       <w:tr>
         <w:trPr>
-          <w:divId w:val="825515825"/>
+          <w:divId w:val="1715543782"/>
         </w:trPr>
         <w:tc>
           <w:tcPr>
@@ -9952,67 +9952,67 @@
                 <w:sz w:val="20"/>
                 <w:szCs w:val="20"/>
               </w:rPr>
-              <w:t>1,633</w:t>
-            </w:r>
-          </w:p>
-        </w:tc>
-        <w:tc>
-          <w:tcPr>
-            <w:tcW w:w="0" w:type="auto"/>
-            <w:tcMar>
-              <w:top w:w="150" w:type="dxa"/>
-              <w:left w:w="210" w:type="dxa"/>
-              <w:bottom w:w="150" w:type="dxa"/>
-              <w:right w:w="210" w:type="dxa"/>
-            </w:tcMar>
-            <w:vAlign w:val="center"/>
-            <w:hideMark/>
-          </w:tcPr>
-          <w:p>
-            <w:pPr>
-              <w:rPr>
-                <w:rFonts w:ascii="Plus Jakarta Sans" w:eastAsia="Times New Roman" w:hAnsi="Plus Jakarta Sans"/>
-                <w:sz w:val="20"/>
-                <w:szCs w:val="20"/>
-              </w:rPr>
-            </w:pPr>
-            <w:r>
-              <w:rPr>
-                <w:rFonts w:ascii="Plus Jakarta Sans" w:eastAsia="Times New Roman" w:hAnsi="Plus Jakarta Sans"/>
-                <w:sz w:val="20"/>
-                <w:szCs w:val="20"/>
-              </w:rPr>
-              <w:t>3,855.54 ha</w:t>
-            </w:r>
-          </w:p>
-        </w:tc>
-        <w:tc>
-          <w:tcPr>
-            <w:tcW w:w="0" w:type="auto"/>
-            <w:tcMar>
-              <w:top w:w="150" w:type="dxa"/>
-              <w:left w:w="210" w:type="dxa"/>
-              <w:bottom w:w="150" w:type="dxa"/>
-              <w:right w:w="210" w:type="dxa"/>
-            </w:tcMar>
-            <w:vAlign w:val="center"/>
-            <w:hideMark/>
-          </w:tcPr>
-          <w:p>
-            <w:pPr>
-              <w:rPr>
-                <w:rFonts w:ascii="Plus Jakarta Sans" w:eastAsia="Times New Roman" w:hAnsi="Plus Jakarta Sans"/>
-                <w:sz w:val="20"/>
-                <w:szCs w:val="20"/>
-              </w:rPr>
-            </w:pPr>
-            <w:r>
-              <w:rPr>
-                <w:rFonts w:ascii="Plus Jakarta Sans" w:eastAsia="Times New Roman" w:hAnsi="Plus Jakarta Sans"/>
-                <w:sz w:val="20"/>
-                <w:szCs w:val="20"/>
-              </w:rPr>
-              <w:t>2,468.66 ha</w:t>
+              <w:t>1,632</w:t>
+            </w:r>
+          </w:p>
+        </w:tc>
+        <w:tc>
+          <w:tcPr>
+            <w:tcW w:w="0" w:type="auto"/>
+            <w:tcMar>
+              <w:top w:w="150" w:type="dxa"/>
+              <w:left w:w="210" w:type="dxa"/>
+              <w:bottom w:w="150" w:type="dxa"/>
+              <w:right w:w="210" w:type="dxa"/>
+            </w:tcMar>
+            <w:vAlign w:val="center"/>
+            <w:hideMark/>
+          </w:tcPr>
+          <w:p>
+            <w:pPr>
+              <w:rPr>
+                <w:rFonts w:ascii="Plus Jakarta Sans" w:eastAsia="Times New Roman" w:hAnsi="Plus Jakarta Sans"/>
+                <w:sz w:val="20"/>
+                <w:szCs w:val="20"/>
+              </w:rPr>
+            </w:pPr>
+            <w:r>
+              <w:rPr>
+                <w:rFonts w:ascii="Plus Jakarta Sans" w:eastAsia="Times New Roman" w:hAnsi="Plus Jakarta Sans"/>
+                <w:sz w:val="20"/>
+                <w:szCs w:val="20"/>
+              </w:rPr>
+              <w:t>3,854.04 ha</w:t>
+            </w:r>
+          </w:p>
+        </w:tc>
+        <w:tc>
+          <w:tcPr>
+            <w:tcW w:w="0" w:type="auto"/>
+            <w:tcMar>
+              <w:top w:w="150" w:type="dxa"/>
+              <w:left w:w="210" w:type="dxa"/>
+              <w:bottom w:w="150" w:type="dxa"/>
+              <w:right w:w="210" w:type="dxa"/>
+            </w:tcMar>
+            <w:vAlign w:val="center"/>
+            <w:hideMark/>
+          </w:tcPr>
+          <w:p>
+            <w:pPr>
+              <w:rPr>
+                <w:rFonts w:ascii="Plus Jakarta Sans" w:eastAsia="Times New Roman" w:hAnsi="Plus Jakarta Sans"/>
+                <w:sz w:val="20"/>
+                <w:szCs w:val="20"/>
+              </w:rPr>
+            </w:pPr>
+            <w:r>
+              <w:rPr>
+                <w:rFonts w:ascii="Plus Jakarta Sans" w:eastAsia="Times New Roman" w:hAnsi="Plus Jakarta Sans"/>
+                <w:sz w:val="20"/>
+                <w:szCs w:val="20"/>
+              </w:rPr>
+              <w:t>2,467.16 ha</w:t>
             </w:r>
           </w:p>
         </w:tc>
@@ -10049,7 +10049,7 @@
       </w:tr>
       <w:tr>
         <w:trPr>
-          <w:divId w:val="825515825"/>
+          <w:divId w:val="1715543782"/>
         </w:trPr>
         <w:tc>
           <w:tcPr>
@@ -10108,104 +10108,104 @@
                 <w:sz w:val="20"/>
                 <w:szCs w:val="20"/>
               </w:rPr>
-              <w:t>817</w:t>
-            </w:r>
-          </w:p>
-        </w:tc>
-        <w:tc>
-          <w:tcPr>
-            <w:tcW w:w="0" w:type="auto"/>
-            <w:tcMar>
-              <w:top w:w="150" w:type="dxa"/>
-              <w:left w:w="210" w:type="dxa"/>
-              <w:bottom w:w="150" w:type="dxa"/>
-              <w:right w:w="210" w:type="dxa"/>
-            </w:tcMar>
-            <w:vAlign w:val="center"/>
-            <w:hideMark/>
-          </w:tcPr>
-          <w:p>
-            <w:pPr>
-              <w:rPr>
-                <w:rFonts w:ascii="Plus Jakarta Sans" w:eastAsia="Times New Roman" w:hAnsi="Plus Jakarta Sans"/>
-                <w:sz w:val="20"/>
-                <w:szCs w:val="20"/>
-              </w:rPr>
-            </w:pPr>
-            <w:r>
-              <w:rPr>
-                <w:rFonts w:ascii="Plus Jakarta Sans" w:eastAsia="Times New Roman" w:hAnsi="Plus Jakarta Sans"/>
-                <w:sz w:val="20"/>
-                <w:szCs w:val="20"/>
-              </w:rPr>
-              <w:t>3,170.59 ha</w:t>
-            </w:r>
-          </w:p>
-        </w:tc>
-        <w:tc>
-          <w:tcPr>
-            <w:tcW w:w="0" w:type="auto"/>
-            <w:tcMar>
-              <w:top w:w="150" w:type="dxa"/>
-              <w:left w:w="210" w:type="dxa"/>
-              <w:bottom w:w="150" w:type="dxa"/>
-              <w:right w:w="210" w:type="dxa"/>
-            </w:tcMar>
-            <w:vAlign w:val="center"/>
-            <w:hideMark/>
-          </w:tcPr>
-          <w:p>
-            <w:pPr>
-              <w:rPr>
-                <w:rFonts w:ascii="Plus Jakarta Sans" w:eastAsia="Times New Roman" w:hAnsi="Plus Jakarta Sans"/>
-                <w:sz w:val="20"/>
-                <w:szCs w:val="20"/>
-              </w:rPr>
-            </w:pPr>
-            <w:r>
-              <w:rPr>
-                <w:rFonts w:ascii="Plus Jakarta Sans" w:eastAsia="Times New Roman" w:hAnsi="Plus Jakarta Sans"/>
-                <w:sz w:val="20"/>
-                <w:szCs w:val="20"/>
-              </w:rPr>
-              <w:t>1,549.15 ha</w:t>
-            </w:r>
-          </w:p>
-        </w:tc>
-        <w:tc>
-          <w:tcPr>
-            <w:tcW w:w="0" w:type="auto"/>
-            <w:tcMar>
-              <w:top w:w="150" w:type="dxa"/>
-              <w:left w:w="210" w:type="dxa"/>
-              <w:bottom w:w="150" w:type="dxa"/>
-              <w:right w:w="210" w:type="dxa"/>
-            </w:tcMar>
-            <w:vAlign w:val="center"/>
-            <w:hideMark/>
-          </w:tcPr>
-          <w:p>
-            <w:pPr>
-              <w:rPr>
-                <w:rFonts w:ascii="Plus Jakarta Sans" w:eastAsia="Times New Roman" w:hAnsi="Plus Jakarta Sans"/>
-                <w:sz w:val="20"/>
-                <w:szCs w:val="20"/>
-              </w:rPr>
-            </w:pPr>
-            <w:r>
-              <w:rPr>
-                <w:rFonts w:ascii="Plus Jakarta Sans" w:eastAsia="Times New Roman" w:hAnsi="Plus Jakarta Sans"/>
-                <w:sz w:val="20"/>
-                <w:szCs w:val="20"/>
-              </w:rPr>
-              <w:t>1,621.44 ha</w:t>
+              <w:t>822</w:t>
+            </w:r>
+          </w:p>
+        </w:tc>
+        <w:tc>
+          <w:tcPr>
+            <w:tcW w:w="0" w:type="auto"/>
+            <w:tcMar>
+              <w:top w:w="150" w:type="dxa"/>
+              <w:left w:w="210" w:type="dxa"/>
+              <w:bottom w:w="150" w:type="dxa"/>
+              <w:right w:w="210" w:type="dxa"/>
+            </w:tcMar>
+            <w:vAlign w:val="center"/>
+            <w:hideMark/>
+          </w:tcPr>
+          <w:p>
+            <w:pPr>
+              <w:rPr>
+                <w:rFonts w:ascii="Plus Jakarta Sans" w:eastAsia="Times New Roman" w:hAnsi="Plus Jakarta Sans"/>
+                <w:sz w:val="20"/>
+                <w:szCs w:val="20"/>
+              </w:rPr>
+            </w:pPr>
+            <w:r>
+              <w:rPr>
+                <w:rFonts w:ascii="Plus Jakarta Sans" w:eastAsia="Times New Roman" w:hAnsi="Plus Jakarta Sans"/>
+                <w:sz w:val="20"/>
+                <w:szCs w:val="20"/>
+              </w:rPr>
+              <w:t>3,175.53 ha</w:t>
+            </w:r>
+          </w:p>
+        </w:tc>
+        <w:tc>
+          <w:tcPr>
+            <w:tcW w:w="0" w:type="auto"/>
+            <w:tcMar>
+              <w:top w:w="150" w:type="dxa"/>
+              <w:left w:w="210" w:type="dxa"/>
+              <w:bottom w:w="150" w:type="dxa"/>
+              <w:right w:w="210" w:type="dxa"/>
+            </w:tcMar>
+            <w:vAlign w:val="center"/>
+            <w:hideMark/>
+          </w:tcPr>
+          <w:p>
+            <w:pPr>
+              <w:rPr>
+                <w:rFonts w:ascii="Plus Jakarta Sans" w:eastAsia="Times New Roman" w:hAnsi="Plus Jakarta Sans"/>
+                <w:sz w:val="20"/>
+                <w:szCs w:val="20"/>
+              </w:rPr>
+            </w:pPr>
+            <w:r>
+              <w:rPr>
+                <w:rFonts w:ascii="Plus Jakarta Sans" w:eastAsia="Times New Roman" w:hAnsi="Plus Jakarta Sans"/>
+                <w:sz w:val="20"/>
+                <w:szCs w:val="20"/>
+              </w:rPr>
+              <w:t>1,553.36 ha</w:t>
+            </w:r>
+          </w:p>
+        </w:tc>
+        <w:tc>
+          <w:tcPr>
+            <w:tcW w:w="0" w:type="auto"/>
+            <w:tcMar>
+              <w:top w:w="150" w:type="dxa"/>
+              <w:left w:w="210" w:type="dxa"/>
+              <w:bottom w:w="150" w:type="dxa"/>
+              <w:right w:w="210" w:type="dxa"/>
+            </w:tcMar>
+            <w:vAlign w:val="center"/>
+            <w:hideMark/>
+          </w:tcPr>
+          <w:p>
+            <w:pPr>
+              <w:rPr>
+                <w:rFonts w:ascii="Plus Jakarta Sans" w:eastAsia="Times New Roman" w:hAnsi="Plus Jakarta Sans"/>
+                <w:sz w:val="20"/>
+                <w:szCs w:val="20"/>
+              </w:rPr>
+            </w:pPr>
+            <w:r>
+              <w:rPr>
+                <w:rFonts w:ascii="Plus Jakarta Sans" w:eastAsia="Times New Roman" w:hAnsi="Plus Jakarta Sans"/>
+                <w:sz w:val="20"/>
+                <w:szCs w:val="20"/>
+              </w:rPr>
+              <w:t>1,622.17 ha</w:t>
             </w:r>
           </w:p>
         </w:tc>
       </w:tr>
       <w:tr>
         <w:trPr>
-          <w:divId w:val="825515825"/>
+          <w:divId w:val="1715543782"/>
         </w:trPr>
         <w:tc>
           <w:tcPr>
@@ -10265,7 +10265,7 @@
                 <w:sz w:val="20"/>
                 <w:szCs w:val="20"/>
               </w:rPr>
-              <w:t>4,171</w:t>
+              <w:t>4,175</w:t>
             </w:r>
           </w:p>
         </w:tc>
@@ -10296,7 +10296,7 @@
                 <w:sz w:val="20"/>
                 <w:szCs w:val="20"/>
               </w:rPr>
-              <w:t>10,416.30 ha</w:t>
+              <w:t>10,419.74 ha</w:t>
             </w:r>
           </w:p>
         </w:tc>
@@ -10327,7 +10327,7 @@
                 <w:sz w:val="20"/>
                 <w:szCs w:val="20"/>
               </w:rPr>
-              <w:t>7,000.19 ha</w:t>
+              <w:t>7,002.90 ha</w:t>
             </w:r>
           </w:p>
         </w:tc>
@@ -10358,7 +10358,7 @@
                 <w:sz w:val="20"/>
                 <w:szCs w:val="20"/>
               </w:rPr>
-              <w:t>3,416.11 ha</w:t>
+              <w:t>3,416.84 ha</w:t>
             </w:r>
           </w:p>
         </w:tc>
@@ -10367,7 +10367,7 @@
     <w:p>
       <w:pPr>
         <w:pStyle w:val="Ttulo3"/>
-        <w:divId w:val="1014452338"/>
+        <w:divId w:val="1312251671"/>
         <w:rPr>
           <w:rFonts w:eastAsia="Times New Roman"/>
           <w:lang w:val="es-ES"/>
@@ -10401,7 +10401,7 @@
       </w:tblGrid>
       <w:tr>
         <w:trPr>
-          <w:divId w:val="1732264554"/>
+          <w:divId w:val="1570798865"/>
           <w:tblHeader/>
         </w:trPr>
         <w:tc>
@@ -10592,7 +10592,7 @@
       </w:tr>
       <w:tr>
         <w:trPr>
-          <w:divId w:val="1732264554"/>
+          <w:divId w:val="1570798865"/>
         </w:trPr>
         <w:tc>
           <w:tcPr>
@@ -10681,37 +10681,37 @@
                 <w:sz w:val="20"/>
                 <w:szCs w:val="20"/>
               </w:rPr>
-              <w:t>881</w:t>
-            </w:r>
-          </w:p>
-        </w:tc>
-        <w:tc>
-          <w:tcPr>
-            <w:tcW w:w="0" w:type="auto"/>
-            <w:tcMar>
-              <w:top w:w="150" w:type="dxa"/>
-              <w:left w:w="210" w:type="dxa"/>
-              <w:bottom w:w="150" w:type="dxa"/>
-              <w:right w:w="210" w:type="dxa"/>
-            </w:tcMar>
-            <w:vAlign w:val="center"/>
-            <w:hideMark/>
-          </w:tcPr>
-          <w:p>
-            <w:pPr>
-              <w:rPr>
-                <w:rFonts w:ascii="Plus Jakarta Sans" w:eastAsia="Times New Roman" w:hAnsi="Plus Jakarta Sans"/>
-                <w:sz w:val="20"/>
-                <w:szCs w:val="20"/>
-              </w:rPr>
-            </w:pPr>
-            <w:r>
-              <w:rPr>
-                <w:rFonts w:ascii="Plus Jakarta Sans" w:eastAsia="Times New Roman" w:hAnsi="Plus Jakarta Sans"/>
-                <w:sz w:val="20"/>
-                <w:szCs w:val="20"/>
-              </w:rPr>
-              <w:t>614</w:t>
+              <w:t>880</w:t>
+            </w:r>
+          </w:p>
+        </w:tc>
+        <w:tc>
+          <w:tcPr>
+            <w:tcW w:w="0" w:type="auto"/>
+            <w:tcMar>
+              <w:top w:w="150" w:type="dxa"/>
+              <w:left w:w="210" w:type="dxa"/>
+              <w:bottom w:w="150" w:type="dxa"/>
+              <w:right w:w="210" w:type="dxa"/>
+            </w:tcMar>
+            <w:vAlign w:val="center"/>
+            <w:hideMark/>
+          </w:tcPr>
+          <w:p>
+            <w:pPr>
+              <w:rPr>
+                <w:rFonts w:ascii="Plus Jakarta Sans" w:eastAsia="Times New Roman" w:hAnsi="Plus Jakarta Sans"/>
+                <w:sz w:val="20"/>
+                <w:szCs w:val="20"/>
+              </w:rPr>
+            </w:pPr>
+            <w:r>
+              <w:rPr>
+                <w:rFonts w:ascii="Plus Jakarta Sans" w:eastAsia="Times New Roman" w:hAnsi="Plus Jakarta Sans"/>
+                <w:sz w:val="20"/>
+                <w:szCs w:val="20"/>
+              </w:rPr>
+              <w:t>619</w:t>
             </w:r>
           </w:p>
         </w:tc>
@@ -10742,14 +10742,14 @@
                 <w:sz w:val="20"/>
                 <w:szCs w:val="20"/>
               </w:rPr>
-              <w:t>3,043</w:t>
+              <w:t>3,047</w:t>
             </w:r>
           </w:p>
         </w:tc>
       </w:tr>
       <w:tr>
         <w:trPr>
-          <w:divId w:val="1732264554"/>
+          <w:divId w:val="1570798865"/>
         </w:trPr>
         <w:tc>
           <w:tcPr>
@@ -10899,7 +10899,7 @@
                 <w:sz w:val="20"/>
                 <w:szCs w:val="20"/>
               </w:rPr>
-              <w:t>2,877</w:t>
+              <w:t>2,878</w:t>
             </w:r>
           </w:p>
         </w:tc>
@@ -10908,7 +10908,7 @@
     <w:p>
       <w:pPr>
         <w:pStyle w:val="Ttulo3"/>
-        <w:divId w:val="1014452338"/>
+        <w:divId w:val="1312251671"/>
         <w:rPr>
           <w:rFonts w:eastAsia="Times New Roman"/>
           <w:lang w:val="es-ES"/>
@@ -10943,7 +10943,7 @@
       </w:tblGrid>
       <w:tr>
         <w:trPr>
-          <w:divId w:val="1105659230"/>
+          <w:divId w:val="1599632691"/>
           <w:tblHeader/>
         </w:trPr>
         <w:tc>
@@ -11171,7 +11171,7 @@
       </w:tr>
       <w:tr>
         <w:trPr>
-          <w:divId w:val="1105659230"/>
+          <w:divId w:val="1599632691"/>
         </w:trPr>
         <w:tc>
           <w:tcPr>
@@ -11298,7 +11298,7 @@
                 <w:sz w:val="20"/>
                 <w:szCs w:val="20"/>
               </w:rPr>
-              <w:t>688</w:t>
+              <w:t>697</w:t>
             </w:r>
           </w:p>
         </w:tc>
@@ -11329,7 +11329,7 @@
                 <w:sz w:val="20"/>
                 <w:szCs w:val="20"/>
               </w:rPr>
-              <w:t>3,626</w:t>
+              <w:t>3,635</w:t>
             </w:r>
           </w:p>
         </w:tc>
@@ -11360,14 +11360,14 @@
                 <w:sz w:val="20"/>
                 <w:szCs w:val="20"/>
               </w:rPr>
-              <w:t>86.9%</w:t>
+              <w:t>87.1%</w:t>
             </w:r>
           </w:p>
         </w:tc>
       </w:tr>
       <w:tr>
         <w:trPr>
-          <w:divId w:val="1105659230"/>
+          <w:divId w:val="1599632691"/>
         </w:trPr>
         <w:tc>
           <w:tcPr>
@@ -11485,74 +11485,74 @@
                 <w:sz w:val="20"/>
                 <w:szCs w:val="20"/>
               </w:rPr>
-              <w:t>120</w:t>
-            </w:r>
-          </w:p>
-        </w:tc>
-        <w:tc>
-          <w:tcPr>
-            <w:tcW w:w="0" w:type="auto"/>
-            <w:tcMar>
-              <w:top w:w="150" w:type="dxa"/>
-              <w:left w:w="210" w:type="dxa"/>
-              <w:bottom w:w="150" w:type="dxa"/>
-              <w:right w:w="210" w:type="dxa"/>
-            </w:tcMar>
-            <w:vAlign w:val="center"/>
-            <w:hideMark/>
-          </w:tcPr>
-          <w:p>
-            <w:pPr>
-              <w:rPr>
-                <w:rFonts w:ascii="Plus Jakarta Sans" w:eastAsia="Times New Roman" w:hAnsi="Plus Jakarta Sans"/>
-                <w:sz w:val="20"/>
-                <w:szCs w:val="20"/>
-              </w:rPr>
-            </w:pPr>
-            <w:r>
-              <w:rPr>
-                <w:rFonts w:ascii="Plus Jakarta Sans" w:eastAsia="Times New Roman" w:hAnsi="Plus Jakarta Sans"/>
-                <w:sz w:val="20"/>
-                <w:szCs w:val="20"/>
-              </w:rPr>
-              <w:t>515</w:t>
-            </w:r>
-          </w:p>
-        </w:tc>
-        <w:tc>
-          <w:tcPr>
-            <w:tcW w:w="0" w:type="auto"/>
-            <w:tcMar>
-              <w:top w:w="150" w:type="dxa"/>
-              <w:left w:w="210" w:type="dxa"/>
-              <w:bottom w:w="150" w:type="dxa"/>
-              <w:right w:w="210" w:type="dxa"/>
-            </w:tcMar>
-            <w:vAlign w:val="center"/>
-            <w:hideMark/>
-          </w:tcPr>
-          <w:p>
-            <w:pPr>
-              <w:rPr>
-                <w:rFonts w:ascii="Plus Jakarta Sans" w:eastAsia="Times New Roman" w:hAnsi="Plus Jakarta Sans"/>
-                <w:sz w:val="20"/>
-                <w:szCs w:val="20"/>
-              </w:rPr>
-            </w:pPr>
-            <w:r>
-              <w:rPr>
-                <w:rFonts w:ascii="Plus Jakarta Sans" w:eastAsia="Times New Roman" w:hAnsi="Plus Jakarta Sans"/>
-                <w:sz w:val="20"/>
-                <w:szCs w:val="20"/>
-              </w:rPr>
-              <w:t>12.3%</w:t>
+              <w:t>123</w:t>
+            </w:r>
+          </w:p>
+        </w:tc>
+        <w:tc>
+          <w:tcPr>
+            <w:tcW w:w="0" w:type="auto"/>
+            <w:tcMar>
+              <w:top w:w="150" w:type="dxa"/>
+              <w:left w:w="210" w:type="dxa"/>
+              <w:bottom w:w="150" w:type="dxa"/>
+              <w:right w:w="210" w:type="dxa"/>
+            </w:tcMar>
+            <w:vAlign w:val="center"/>
+            <w:hideMark/>
+          </w:tcPr>
+          <w:p>
+            <w:pPr>
+              <w:rPr>
+                <w:rFonts w:ascii="Plus Jakarta Sans" w:eastAsia="Times New Roman" w:hAnsi="Plus Jakarta Sans"/>
+                <w:sz w:val="20"/>
+                <w:szCs w:val="20"/>
+              </w:rPr>
+            </w:pPr>
+            <w:r>
+              <w:rPr>
+                <w:rFonts w:ascii="Plus Jakarta Sans" w:eastAsia="Times New Roman" w:hAnsi="Plus Jakarta Sans"/>
+                <w:sz w:val="20"/>
+                <w:szCs w:val="20"/>
+              </w:rPr>
+              <w:t>518</w:t>
+            </w:r>
+          </w:p>
+        </w:tc>
+        <w:tc>
+          <w:tcPr>
+            <w:tcW w:w="0" w:type="auto"/>
+            <w:tcMar>
+              <w:top w:w="150" w:type="dxa"/>
+              <w:left w:w="210" w:type="dxa"/>
+              <w:bottom w:w="150" w:type="dxa"/>
+              <w:right w:w="210" w:type="dxa"/>
+            </w:tcMar>
+            <w:vAlign w:val="center"/>
+            <w:hideMark/>
+          </w:tcPr>
+          <w:p>
+            <w:pPr>
+              <w:rPr>
+                <w:rFonts w:ascii="Plus Jakarta Sans" w:eastAsia="Times New Roman" w:hAnsi="Plus Jakarta Sans"/>
+                <w:sz w:val="20"/>
+                <w:szCs w:val="20"/>
+              </w:rPr>
+            </w:pPr>
+            <w:r>
+              <w:rPr>
+                <w:rFonts w:ascii="Plus Jakarta Sans" w:eastAsia="Times New Roman" w:hAnsi="Plus Jakarta Sans"/>
+                <w:sz w:val="20"/>
+                <w:szCs w:val="20"/>
+              </w:rPr>
+              <w:t>12.4%</w:t>
             </w:r>
           </w:p>
         </w:tc>
       </w:tr>
       <w:tr>
         <w:trPr>
-          <w:divId w:val="1105659230"/>
+          <w:divId w:val="1599632691"/>
         </w:trPr>
         <w:tc>
           <w:tcPr>
@@ -11679,7 +11679,7 @@
                 <w:sz w:val="20"/>
                 <w:szCs w:val="20"/>
               </w:rPr>
-              <w:t>817</w:t>
+              <w:t>822</w:t>
             </w:r>
           </w:p>
         </w:tc>
@@ -11710,7 +11710,7 @@
                 <w:sz w:val="20"/>
                 <w:szCs w:val="20"/>
               </w:rPr>
-              <w:t>4,151</w:t>
+              <w:t>4,156</w:t>
             </w:r>
           </w:p>
         </w:tc>
@@ -11750,7 +11750,7 @@
     <w:p>
       <w:pPr>
         <w:pStyle w:val="Ttulo4"/>
-        <w:divId w:val="1014452338"/>
+        <w:divId w:val="1312251671"/>
         <w:rPr>
           <w:rFonts w:eastAsia="Times New Roman"/>
           <w:lang w:val="es-ES"/>
@@ -11768,7 +11768,7 @@
       <w:pPr>
         <w:spacing w:before="375" w:after="225"/>
         <w:jc w:val="center"/>
-        <w:divId w:val="1621034963"/>
+        <w:divId w:val="1109204957"/>
         <w:rPr>
           <w:rFonts w:ascii="Outfit" w:eastAsia="Times New Roman" w:hAnsi="Outfit"/>
           <w:b/>
@@ -11798,7 +11798,7 @@
       <w:pPr>
         <w:spacing w:after="375"/>
         <w:jc w:val="center"/>
-        <w:divId w:val="801001102"/>
+        <w:divId w:val="41708553"/>
         <w:rPr>
           <w:rFonts w:ascii="Plus Jakarta Sans" w:eastAsia="Times New Roman" w:hAnsi="Plus Jakarta Sans"/>
           <w:lang w:val="es-ES"/>
@@ -12193,7 +12193,7 @@
     <w:p>
       <w:pPr>
         <w:pStyle w:val="Ttulo3"/>
-        <w:divId w:val="1014452338"/>
+        <w:divId w:val="1312251671"/>
         <w:rPr>
           <w:rFonts w:eastAsia="Times New Roman"/>
           <w:lang w:val="es-ES"/>
@@ -12225,7 +12225,7 @@
       </w:tblGrid>
       <w:tr>
         <w:trPr>
-          <w:divId w:val="2078212114"/>
+          <w:divId w:val="1758407925"/>
           <w:tblHeader/>
         </w:trPr>
         <w:tc>
@@ -12342,7 +12342,7 @@
       </w:tr>
       <w:tr>
         <w:trPr>
-          <w:divId w:val="2078212114"/>
+          <w:divId w:val="1758407925"/>
         </w:trPr>
         <w:tc>
           <w:tcPr>
@@ -12438,7 +12438,7 @@
       </w:tr>
       <w:tr>
         <w:trPr>
-          <w:divId w:val="2078212114"/>
+          <w:divId w:val="1758407925"/>
         </w:trPr>
         <w:tc>
           <w:tcPr>
@@ -12534,7 +12534,7 @@
       </w:tr>
       <w:tr>
         <w:trPr>
-          <w:divId w:val="2078212114"/>
+          <w:divId w:val="1758407925"/>
         </w:trPr>
         <w:tc>
           <w:tcPr>
@@ -12593,37 +12593,37 @@
                 <w:sz w:val="20"/>
                 <w:szCs w:val="20"/>
               </w:rPr>
-              <w:t>58.8 km</w:t>
-            </w:r>
-          </w:p>
-        </w:tc>
-        <w:tc>
-          <w:tcPr>
-            <w:tcW w:w="0" w:type="auto"/>
-            <w:tcMar>
-              <w:top w:w="150" w:type="dxa"/>
-              <w:left w:w="210" w:type="dxa"/>
-              <w:bottom w:w="150" w:type="dxa"/>
-              <w:right w:w="210" w:type="dxa"/>
-            </w:tcMar>
-            <w:vAlign w:val="center"/>
-            <w:hideMark/>
-          </w:tcPr>
-          <w:p>
-            <w:pPr>
-              <w:rPr>
-                <w:rFonts w:ascii="Plus Jakarta Sans" w:eastAsia="Times New Roman" w:hAnsi="Plus Jakarta Sans"/>
-                <w:sz w:val="20"/>
-                <w:szCs w:val="20"/>
-              </w:rPr>
-            </w:pPr>
-            <w:r>
-              <w:rPr>
-                <w:rFonts w:ascii="Plus Jakarta Sans" w:eastAsia="Times New Roman" w:hAnsi="Plus Jakarta Sans"/>
-                <w:sz w:val="20"/>
-                <w:szCs w:val="20"/>
-              </w:rPr>
-              <w:t>814</w:t>
+              <w:t>58.9 km</w:t>
+            </w:r>
+          </w:p>
+        </w:tc>
+        <w:tc>
+          <w:tcPr>
+            <w:tcW w:w="0" w:type="auto"/>
+            <w:tcMar>
+              <w:top w:w="150" w:type="dxa"/>
+              <w:left w:w="210" w:type="dxa"/>
+              <w:bottom w:w="150" w:type="dxa"/>
+              <w:right w:w="210" w:type="dxa"/>
+            </w:tcMar>
+            <w:vAlign w:val="center"/>
+            <w:hideMark/>
+          </w:tcPr>
+          <w:p>
+            <w:pPr>
+              <w:rPr>
+                <w:rFonts w:ascii="Plus Jakarta Sans" w:eastAsia="Times New Roman" w:hAnsi="Plus Jakarta Sans"/>
+                <w:sz w:val="20"/>
+                <w:szCs w:val="20"/>
+              </w:rPr>
+            </w:pPr>
+            <w:r>
+              <w:rPr>
+                <w:rFonts w:ascii="Plus Jakarta Sans" w:eastAsia="Times New Roman" w:hAnsi="Plus Jakarta Sans"/>
+                <w:sz w:val="20"/>
+                <w:szCs w:val="20"/>
+              </w:rPr>
+              <w:t>819</w:t>
             </w:r>
           </w:p>
         </w:tc>
@@ -12632,7 +12632,7 @@
     <w:p>
       <w:pPr>
         <w:pStyle w:val="NormalWeb"/>
-        <w:divId w:val="1014452338"/>
+        <w:divId w:val="1312251671"/>
         <w:rPr>
           <w:rFonts w:ascii="Plus Jakarta Sans" w:hAnsi="Plus Jakarta Sans"/>
           <w:lang w:val="es-ES"/>
@@ -12657,7 +12657,7 @@
     <w:p>
       <w:pPr>
         <w:pStyle w:val="Ttulo3"/>
-        <w:divId w:val="1014452338"/>
+        <w:divId w:val="1312251671"/>
         <w:rPr>
           <w:rFonts w:eastAsia="Times New Roman"/>
           <w:lang w:val="es-ES"/>
@@ -12699,7 +12699,7 @@
       </w:tblGrid>
       <w:tr>
         <w:trPr>
-          <w:divId w:val="1396706266"/>
+          <w:divId w:val="670261669"/>
           <w:tblHeader/>
         </w:trPr>
         <w:tc>
@@ -12927,7 +12927,7 @@
       </w:tr>
       <w:tr>
         <w:trPr>
-          <w:divId w:val="1396706266"/>
+          <w:divId w:val="670261669"/>
         </w:trPr>
         <w:tc>
           <w:tcPr>
@@ -13113,7 +13113,7 @@
       </w:tr>
       <w:tr>
         <w:trPr>
-          <w:divId w:val="1396706266"/>
+          <w:divId w:val="670261669"/>
         </w:trPr>
         <w:tc>
           <w:tcPr>
@@ -13172,7 +13172,7 @@
                 <w:sz w:val="20"/>
                 <w:szCs w:val="20"/>
               </w:rPr>
-              <w:t>1,633</w:t>
+              <w:t>1,632</w:t>
             </w:r>
           </w:p>
         </w:tc>
@@ -13299,7 +13299,7 @@
       </w:tr>
       <w:tr>
         <w:trPr>
-          <w:divId w:val="1396706266"/>
+          <w:divId w:val="670261669"/>
         </w:trPr>
         <w:tc>
           <w:tcPr>
@@ -13358,97 +13358,97 @@
                 <w:sz w:val="20"/>
                 <w:szCs w:val="20"/>
               </w:rPr>
-              <w:t>817</w:t>
-            </w:r>
-          </w:p>
-        </w:tc>
-        <w:tc>
-          <w:tcPr>
-            <w:tcW w:w="0" w:type="auto"/>
-            <w:tcMar>
-              <w:top w:w="150" w:type="dxa"/>
-              <w:left w:w="210" w:type="dxa"/>
-              <w:bottom w:w="150" w:type="dxa"/>
-              <w:right w:w="210" w:type="dxa"/>
-            </w:tcMar>
-            <w:vAlign w:val="center"/>
-            <w:hideMark/>
-          </w:tcPr>
-          <w:p>
-            <w:pPr>
-              <w:rPr>
-                <w:rFonts w:ascii="Plus Jakarta Sans" w:eastAsia="Times New Roman" w:hAnsi="Plus Jakarta Sans"/>
-                <w:sz w:val="20"/>
-                <w:szCs w:val="20"/>
-              </w:rPr>
-            </w:pPr>
-            <w:r>
-              <w:rPr>
-                <w:rFonts w:ascii="Plus Jakarta Sans" w:eastAsia="Times New Roman" w:hAnsi="Plus Jakarta Sans"/>
-                <w:sz w:val="20"/>
-                <w:szCs w:val="20"/>
-              </w:rPr>
-              <w:t>1,416</w:t>
-            </w:r>
-          </w:p>
-        </w:tc>
-        <w:tc>
-          <w:tcPr>
-            <w:tcW w:w="0" w:type="auto"/>
-            <w:tcMar>
-              <w:top w:w="150" w:type="dxa"/>
-              <w:left w:w="210" w:type="dxa"/>
-              <w:bottom w:w="150" w:type="dxa"/>
-              <w:right w:w="210" w:type="dxa"/>
-            </w:tcMar>
-            <w:vAlign w:val="center"/>
-            <w:hideMark/>
-          </w:tcPr>
-          <w:p>
-            <w:pPr>
-              <w:rPr>
-                <w:rFonts w:ascii="Plus Jakarta Sans" w:eastAsia="Times New Roman" w:hAnsi="Plus Jakarta Sans"/>
-                <w:sz w:val="20"/>
-                <w:szCs w:val="20"/>
-              </w:rPr>
-            </w:pPr>
-            <w:r>
-              <w:rPr>
-                <w:rFonts w:ascii="Plus Jakarta Sans" w:eastAsia="Times New Roman" w:hAnsi="Plus Jakarta Sans"/>
-                <w:sz w:val="20"/>
-                <w:szCs w:val="20"/>
-              </w:rPr>
-              <w:t>1,264</w:t>
-            </w:r>
-          </w:p>
-        </w:tc>
-        <w:tc>
-          <w:tcPr>
-            <w:tcW w:w="0" w:type="auto"/>
-            <w:tcMar>
-              <w:top w:w="150" w:type="dxa"/>
-              <w:left w:w="210" w:type="dxa"/>
-              <w:bottom w:w="150" w:type="dxa"/>
-              <w:right w:w="210" w:type="dxa"/>
-            </w:tcMar>
-            <w:vAlign w:val="center"/>
-            <w:hideMark/>
-          </w:tcPr>
-          <w:p>
-            <w:pPr>
-              <w:rPr>
-                <w:rFonts w:ascii="Plus Jakarta Sans" w:eastAsia="Times New Roman" w:hAnsi="Plus Jakarta Sans"/>
-                <w:sz w:val="20"/>
-                <w:szCs w:val="20"/>
-              </w:rPr>
-            </w:pPr>
-            <w:r>
-              <w:rPr>
-                <w:rFonts w:ascii="Plus Jakarta Sans" w:eastAsia="Times New Roman" w:hAnsi="Plus Jakarta Sans"/>
-                <w:sz w:val="20"/>
-                <w:szCs w:val="20"/>
-              </w:rPr>
-              <w:t>2,680</w:t>
+              <w:t>822</w:t>
+            </w:r>
+          </w:p>
+        </w:tc>
+        <w:tc>
+          <w:tcPr>
+            <w:tcW w:w="0" w:type="auto"/>
+            <w:tcMar>
+              <w:top w:w="150" w:type="dxa"/>
+              <w:left w:w="210" w:type="dxa"/>
+              <w:bottom w:w="150" w:type="dxa"/>
+              <w:right w:w="210" w:type="dxa"/>
+            </w:tcMar>
+            <w:vAlign w:val="center"/>
+            <w:hideMark/>
+          </w:tcPr>
+          <w:p>
+            <w:pPr>
+              <w:rPr>
+                <w:rFonts w:ascii="Plus Jakarta Sans" w:eastAsia="Times New Roman" w:hAnsi="Plus Jakarta Sans"/>
+                <w:sz w:val="20"/>
+                <w:szCs w:val="20"/>
+              </w:rPr>
+            </w:pPr>
+            <w:r>
+              <w:rPr>
+                <w:rFonts w:ascii="Plus Jakarta Sans" w:eastAsia="Times New Roman" w:hAnsi="Plus Jakarta Sans"/>
+                <w:sz w:val="20"/>
+                <w:szCs w:val="20"/>
+              </w:rPr>
+              <w:t>1,437</w:t>
+            </w:r>
+          </w:p>
+        </w:tc>
+        <w:tc>
+          <w:tcPr>
+            <w:tcW w:w="0" w:type="auto"/>
+            <w:tcMar>
+              <w:top w:w="150" w:type="dxa"/>
+              <w:left w:w="210" w:type="dxa"/>
+              <w:bottom w:w="150" w:type="dxa"/>
+              <w:right w:w="210" w:type="dxa"/>
+            </w:tcMar>
+            <w:vAlign w:val="center"/>
+            <w:hideMark/>
+          </w:tcPr>
+          <w:p>
+            <w:pPr>
+              <w:rPr>
+                <w:rFonts w:ascii="Plus Jakarta Sans" w:eastAsia="Times New Roman" w:hAnsi="Plus Jakarta Sans"/>
+                <w:sz w:val="20"/>
+                <w:szCs w:val="20"/>
+              </w:rPr>
+            </w:pPr>
+            <w:r>
+              <w:rPr>
+                <w:rFonts w:ascii="Plus Jakarta Sans" w:eastAsia="Times New Roman" w:hAnsi="Plus Jakarta Sans"/>
+                <w:sz w:val="20"/>
+                <w:szCs w:val="20"/>
+              </w:rPr>
+              <w:t>1,282</w:t>
+            </w:r>
+          </w:p>
+        </w:tc>
+        <w:tc>
+          <w:tcPr>
+            <w:tcW w:w="0" w:type="auto"/>
+            <w:tcMar>
+              <w:top w:w="150" w:type="dxa"/>
+              <w:left w:w="210" w:type="dxa"/>
+              <w:bottom w:w="150" w:type="dxa"/>
+              <w:right w:w="210" w:type="dxa"/>
+            </w:tcMar>
+            <w:vAlign w:val="center"/>
+            <w:hideMark/>
+          </w:tcPr>
+          <w:p>
+            <w:pPr>
+              <w:rPr>
+                <w:rFonts w:ascii="Plus Jakarta Sans" w:eastAsia="Times New Roman" w:hAnsi="Plus Jakarta Sans"/>
+                <w:sz w:val="20"/>
+                <w:szCs w:val="20"/>
+              </w:rPr>
+            </w:pPr>
+            <w:r>
+              <w:rPr>
+                <w:rFonts w:ascii="Plus Jakarta Sans" w:eastAsia="Times New Roman" w:hAnsi="Plus Jakarta Sans"/>
+                <w:sz w:val="20"/>
+                <w:szCs w:val="20"/>
+              </w:rPr>
+              <w:t>2,719</w:t>
             </w:r>
           </w:p>
         </w:tc>
@@ -13485,7 +13485,7 @@
       </w:tr>
       <w:tr>
         <w:trPr>
-          <w:divId w:val="1396706266"/>
+          <w:divId w:val="670261669"/>
         </w:trPr>
         <w:tc>
           <w:tcPr>
@@ -13545,7 +13545,7 @@
                 <w:sz w:val="20"/>
                 <w:szCs w:val="20"/>
               </w:rPr>
-              <w:t>4,171</w:t>
+              <w:t>4,175</w:t>
             </w:r>
           </w:p>
         </w:tc>
@@ -13576,7 +13576,7 @@
                 <w:sz w:val="20"/>
                 <w:szCs w:val="20"/>
               </w:rPr>
-              <w:t>6,077</w:t>
+              <w:t>6,098</w:t>
             </w:r>
           </w:p>
         </w:tc>
@@ -13607,7 +13607,7 @@
                 <w:sz w:val="20"/>
                 <w:szCs w:val="20"/>
               </w:rPr>
-              <w:t>5,820</w:t>
+              <w:t>5,838</w:t>
             </w:r>
           </w:p>
         </w:tc>
@@ -13638,7 +13638,7 @@
                 <w:sz w:val="20"/>
                 <w:szCs w:val="20"/>
               </w:rPr>
-              <w:t>11,897</w:t>
+              <w:t>11,936</w:t>
             </w:r>
           </w:p>
         </w:tc>
@@ -13678,7 +13678,7 @@
     <w:p>
       <w:pPr>
         <w:pStyle w:val="NormalWeb"/>
-        <w:divId w:val="1014452338"/>
+        <w:divId w:val="1312251671"/>
         <w:rPr>
           <w:rFonts w:ascii="Plus Jakarta Sans" w:hAnsi="Plus Jakarta Sans"/>
           <w:lang w:val="es-ES"/>
@@ -13704,7 +13704,7 @@
           <w:rFonts w:ascii="Plus Jakarta Sans" w:hAnsi="Plus Jakarta Sans"/>
           <w:lang w:val="es-ES"/>
         </w:rPr>
-        <w:t xml:space="preserve"> 4,171 titulares + 11,897 hijos = </w:t>
+        <w:t xml:space="preserve"> 4,175 titulares + 11,936 hijos = </w:t>
       </w:r>
       <w:r>
         <w:rPr>
@@ -13712,7 +13712,7 @@
           <w:rFonts w:ascii="Plus Jakarta Sans" w:hAnsi="Plus Jakarta Sans"/>
           <w:lang w:val="es-ES"/>
         </w:rPr>
-        <w:t>~16,068 personas</w:t>
+        <w:t>~16,111 personas</w:t>
       </w:r>
       <w:r>
         <w:rPr>
@@ -13725,7 +13725,7 @@
     <w:p>
       <w:pPr>
         <w:pStyle w:val="Ttulo3"/>
-        <w:divId w:val="1014452338"/>
+        <w:divId w:val="1312251671"/>
         <w:rPr>
           <w:rFonts w:eastAsia="Times New Roman"/>
           <w:lang w:val="es-ES"/>
@@ -13760,7 +13760,7 @@
       </w:tblGrid>
       <w:tr>
         <w:trPr>
-          <w:divId w:val="1145973427"/>
+          <w:divId w:val="1703239134"/>
           <w:tblHeader/>
         </w:trPr>
         <w:tc>
@@ -13988,7 +13988,7 @@
       </w:tr>
       <w:tr>
         <w:trPr>
-          <w:divId w:val="1145973427"/>
+          <w:divId w:val="1703239134"/>
         </w:trPr>
         <w:tc>
           <w:tcPr>
@@ -14115,37 +14115,37 @@
                 <w:sz w:val="20"/>
                 <w:szCs w:val="20"/>
               </w:rPr>
-              <w:t>588</w:t>
-            </w:r>
-          </w:p>
-        </w:tc>
-        <w:tc>
-          <w:tcPr>
-            <w:tcW w:w="0" w:type="auto"/>
-            <w:tcMar>
-              <w:top w:w="150" w:type="dxa"/>
-              <w:left w:w="210" w:type="dxa"/>
-              <w:bottom w:w="150" w:type="dxa"/>
-              <w:right w:w="210" w:type="dxa"/>
-            </w:tcMar>
-            <w:vAlign w:val="center"/>
-            <w:hideMark/>
-          </w:tcPr>
-          <w:p>
-            <w:pPr>
-              <w:rPr>
-                <w:rFonts w:ascii="Plus Jakarta Sans" w:eastAsia="Times New Roman" w:hAnsi="Plus Jakarta Sans"/>
-                <w:sz w:val="20"/>
-                <w:szCs w:val="20"/>
-              </w:rPr>
-            </w:pPr>
-            <w:r>
-              <w:rPr>
-                <w:rFonts w:ascii="Plus Jakarta Sans" w:eastAsia="Times New Roman" w:hAnsi="Plus Jakarta Sans"/>
-                <w:sz w:val="20"/>
-                <w:szCs w:val="20"/>
-              </w:rPr>
-              <w:t>2,661</w:t>
+              <w:t>601</w:t>
+            </w:r>
+          </w:p>
+        </w:tc>
+        <w:tc>
+          <w:tcPr>
+            <w:tcW w:w="0" w:type="auto"/>
+            <w:tcMar>
+              <w:top w:w="150" w:type="dxa"/>
+              <w:left w:w="210" w:type="dxa"/>
+              <w:bottom w:w="150" w:type="dxa"/>
+              <w:right w:w="210" w:type="dxa"/>
+            </w:tcMar>
+            <w:vAlign w:val="center"/>
+            <w:hideMark/>
+          </w:tcPr>
+          <w:p>
+            <w:pPr>
+              <w:rPr>
+                <w:rFonts w:ascii="Plus Jakarta Sans" w:eastAsia="Times New Roman" w:hAnsi="Plus Jakarta Sans"/>
+                <w:sz w:val="20"/>
+                <w:szCs w:val="20"/>
+              </w:rPr>
+            </w:pPr>
+            <w:r>
+              <w:rPr>
+                <w:rFonts w:ascii="Plus Jakarta Sans" w:eastAsia="Times New Roman" w:hAnsi="Plus Jakarta Sans"/>
+                <w:sz w:val="20"/>
+                <w:szCs w:val="20"/>
+              </w:rPr>
+              <w:t>2,674</w:t>
             </w:r>
           </w:p>
         </w:tc>
@@ -14182,7 +14182,7 @@
       </w:tr>
       <w:tr>
         <w:trPr>
-          <w:divId w:val="1145973427"/>
+          <w:divId w:val="1703239134"/>
         </w:trPr>
         <w:tc>
           <w:tcPr>
@@ -14309,37 +14309,37 @@
                 <w:sz w:val="20"/>
                 <w:szCs w:val="20"/>
               </w:rPr>
-              <w:t>585</w:t>
-            </w:r>
-          </w:p>
-        </w:tc>
-        <w:tc>
-          <w:tcPr>
-            <w:tcW w:w="0" w:type="auto"/>
-            <w:tcMar>
-              <w:top w:w="150" w:type="dxa"/>
-              <w:left w:w="210" w:type="dxa"/>
-              <w:bottom w:w="150" w:type="dxa"/>
-              <w:right w:w="210" w:type="dxa"/>
-            </w:tcMar>
-            <w:vAlign w:val="center"/>
-            <w:hideMark/>
-          </w:tcPr>
-          <w:p>
-            <w:pPr>
-              <w:rPr>
-                <w:rFonts w:ascii="Plus Jakarta Sans" w:eastAsia="Times New Roman" w:hAnsi="Plus Jakarta Sans"/>
-                <w:sz w:val="20"/>
-                <w:szCs w:val="20"/>
-              </w:rPr>
-            </w:pPr>
-            <w:r>
-              <w:rPr>
-                <w:rFonts w:ascii="Plus Jakarta Sans" w:eastAsia="Times New Roman" w:hAnsi="Plus Jakarta Sans"/>
-                <w:sz w:val="20"/>
-                <w:szCs w:val="20"/>
-              </w:rPr>
-              <w:t>2,487</w:t>
+              <w:t>595</w:t>
+            </w:r>
+          </w:p>
+        </w:tc>
+        <w:tc>
+          <w:tcPr>
+            <w:tcW w:w="0" w:type="auto"/>
+            <w:tcMar>
+              <w:top w:w="150" w:type="dxa"/>
+              <w:left w:w="210" w:type="dxa"/>
+              <w:bottom w:w="150" w:type="dxa"/>
+              <w:right w:w="210" w:type="dxa"/>
+            </w:tcMar>
+            <w:vAlign w:val="center"/>
+            <w:hideMark/>
+          </w:tcPr>
+          <w:p>
+            <w:pPr>
+              <w:rPr>
+                <w:rFonts w:ascii="Plus Jakarta Sans" w:eastAsia="Times New Roman" w:hAnsi="Plus Jakarta Sans"/>
+                <w:sz w:val="20"/>
+                <w:szCs w:val="20"/>
+              </w:rPr>
+            </w:pPr>
+            <w:r>
+              <w:rPr>
+                <w:rFonts w:ascii="Plus Jakarta Sans" w:eastAsia="Times New Roman" w:hAnsi="Plus Jakarta Sans"/>
+                <w:sz w:val="20"/>
+                <w:szCs w:val="20"/>
+              </w:rPr>
+              <w:t>2,497</w:t>
             </w:r>
           </w:p>
         </w:tc>
@@ -14378,7 +14378,7 @@
     <w:p>
       <w:pPr>
         <w:pStyle w:val="Ttulo4"/>
-        <w:divId w:val="1014452338"/>
+        <w:divId w:val="1312251671"/>
         <w:rPr>
           <w:rFonts w:eastAsia="Times New Roman"/>
           <w:lang w:val="es-ES"/>
@@ -14396,7 +14396,7 @@
       <w:pPr>
         <w:spacing w:before="375" w:after="225"/>
         <w:jc w:val="center"/>
-        <w:divId w:val="620650974"/>
+        <w:divId w:val="524901041"/>
         <w:rPr>
           <w:rFonts w:ascii="Outfit" w:eastAsia="Times New Roman" w:hAnsi="Outfit"/>
           <w:b/>
@@ -14426,7 +14426,7 @@
       <w:pPr>
         <w:spacing w:after="375"/>
         <w:jc w:val="center"/>
-        <w:divId w:val="599529728"/>
+        <w:divId w:val="1376656426"/>
         <w:rPr>
           <w:rFonts w:ascii="Plus Jakarta Sans" w:eastAsia="Times New Roman" w:hAnsi="Plus Jakarta Sans"/>
           <w:lang w:val="es-ES"/>
@@ -14814,7 +14814,7 @@
     <w:p>
       <w:pPr>
         <w:pStyle w:val="Ttulo3"/>
-        <w:divId w:val="1014452338"/>
+        <w:divId w:val="1312251671"/>
         <w:rPr>
           <w:rFonts w:eastAsia="Times New Roman"/>
           <w:lang w:val="es-ES"/>
@@ -14848,7 +14848,7 @@
       </w:tblGrid>
       <w:tr>
         <w:trPr>
-          <w:divId w:val="913661640"/>
+          <w:divId w:val="927226906"/>
           <w:tblHeader/>
         </w:trPr>
         <w:tc>
@@ -15039,7 +15039,7 @@
       </w:tr>
       <w:tr>
         <w:trPr>
-          <w:divId w:val="913661640"/>
+          <w:divId w:val="927226906"/>
         </w:trPr>
         <w:tc>
           <w:tcPr>
@@ -15158,44 +15158,44 @@
                 <w:sz w:val="20"/>
                 <w:szCs w:val="20"/>
               </w:rPr>
-              <w:t>310</w:t>
-            </w:r>
-          </w:p>
-        </w:tc>
-        <w:tc>
-          <w:tcPr>
-            <w:tcW w:w="0" w:type="auto"/>
-            <w:tcMar>
-              <w:top w:w="150" w:type="dxa"/>
-              <w:left w:w="210" w:type="dxa"/>
-              <w:bottom w:w="150" w:type="dxa"/>
-              <w:right w:w="210" w:type="dxa"/>
-            </w:tcMar>
-            <w:vAlign w:val="center"/>
-            <w:hideMark/>
-          </w:tcPr>
-          <w:p>
-            <w:pPr>
-              <w:rPr>
-                <w:rFonts w:ascii="Plus Jakarta Sans" w:eastAsia="Times New Roman" w:hAnsi="Plus Jakarta Sans"/>
-                <w:sz w:val="20"/>
-                <w:szCs w:val="20"/>
-              </w:rPr>
-            </w:pPr>
-            <w:r>
-              <w:rPr>
-                <w:rFonts w:ascii="Plus Jakarta Sans" w:eastAsia="Times New Roman" w:hAnsi="Plus Jakarta Sans"/>
-                <w:sz w:val="20"/>
-                <w:szCs w:val="20"/>
-              </w:rPr>
-              <w:t>1,834</w:t>
+              <w:t>321</w:t>
+            </w:r>
+          </w:p>
+        </w:tc>
+        <w:tc>
+          <w:tcPr>
+            <w:tcW w:w="0" w:type="auto"/>
+            <w:tcMar>
+              <w:top w:w="150" w:type="dxa"/>
+              <w:left w:w="210" w:type="dxa"/>
+              <w:bottom w:w="150" w:type="dxa"/>
+              <w:right w:w="210" w:type="dxa"/>
+            </w:tcMar>
+            <w:vAlign w:val="center"/>
+            <w:hideMark/>
+          </w:tcPr>
+          <w:p>
+            <w:pPr>
+              <w:rPr>
+                <w:rFonts w:ascii="Plus Jakarta Sans" w:eastAsia="Times New Roman" w:hAnsi="Plus Jakarta Sans"/>
+                <w:sz w:val="20"/>
+                <w:szCs w:val="20"/>
+              </w:rPr>
+            </w:pPr>
+            <w:r>
+              <w:rPr>
+                <w:rFonts w:ascii="Plus Jakarta Sans" w:eastAsia="Times New Roman" w:hAnsi="Plus Jakarta Sans"/>
+                <w:sz w:val="20"/>
+                <w:szCs w:val="20"/>
+              </w:rPr>
+              <w:t>1,845</w:t>
             </w:r>
           </w:p>
         </w:tc>
       </w:tr>
       <w:tr>
         <w:trPr>
-          <w:divId w:val="913661640"/>
+          <w:divId w:val="927226906"/>
         </w:trPr>
         <w:tc>
           <w:tcPr>
@@ -15351,7 +15351,7 @@
       </w:tr>
       <w:tr>
         <w:trPr>
-          <w:divId w:val="913661640"/>
+          <w:divId w:val="927226906"/>
         </w:trPr>
         <w:tc>
           <w:tcPr>
@@ -15507,7 +15507,7 @@
       </w:tr>
       <w:tr>
         <w:trPr>
-          <w:divId w:val="913661640"/>
+          <w:divId w:val="927226906"/>
         </w:trPr>
         <w:tc>
           <w:tcPr>
@@ -15626,44 +15626,44 @@
                 <w:sz w:val="20"/>
                 <w:szCs w:val="20"/>
               </w:rPr>
-              <w:t>35</w:t>
-            </w:r>
-          </w:p>
-        </w:tc>
-        <w:tc>
-          <w:tcPr>
-            <w:tcW w:w="0" w:type="auto"/>
-            <w:tcMar>
-              <w:top w:w="150" w:type="dxa"/>
-              <w:left w:w="210" w:type="dxa"/>
-              <w:bottom w:w="150" w:type="dxa"/>
-              <w:right w:w="210" w:type="dxa"/>
-            </w:tcMar>
-            <w:vAlign w:val="center"/>
-            <w:hideMark/>
-          </w:tcPr>
-          <w:p>
-            <w:pPr>
-              <w:rPr>
-                <w:rFonts w:ascii="Plus Jakarta Sans" w:eastAsia="Times New Roman" w:hAnsi="Plus Jakarta Sans"/>
-                <w:sz w:val="20"/>
-                <w:szCs w:val="20"/>
-              </w:rPr>
-            </w:pPr>
-            <w:r>
-              <w:rPr>
-                <w:rFonts w:ascii="Plus Jakarta Sans" w:eastAsia="Times New Roman" w:hAnsi="Plus Jakarta Sans"/>
-                <w:sz w:val="20"/>
-                <w:szCs w:val="20"/>
-              </w:rPr>
-              <w:t>116</w:t>
+              <w:t>36</w:t>
+            </w:r>
+          </w:p>
+        </w:tc>
+        <w:tc>
+          <w:tcPr>
+            <w:tcW w:w="0" w:type="auto"/>
+            <w:tcMar>
+              <w:top w:w="150" w:type="dxa"/>
+              <w:left w:w="210" w:type="dxa"/>
+              <w:bottom w:w="150" w:type="dxa"/>
+              <w:right w:w="210" w:type="dxa"/>
+            </w:tcMar>
+            <w:vAlign w:val="center"/>
+            <w:hideMark/>
+          </w:tcPr>
+          <w:p>
+            <w:pPr>
+              <w:rPr>
+                <w:rFonts w:ascii="Plus Jakarta Sans" w:eastAsia="Times New Roman" w:hAnsi="Plus Jakarta Sans"/>
+                <w:sz w:val="20"/>
+                <w:szCs w:val="20"/>
+              </w:rPr>
+            </w:pPr>
+            <w:r>
+              <w:rPr>
+                <w:rFonts w:ascii="Plus Jakarta Sans" w:eastAsia="Times New Roman" w:hAnsi="Plus Jakarta Sans"/>
+                <w:sz w:val="20"/>
+                <w:szCs w:val="20"/>
+              </w:rPr>
+              <w:t>117</w:t>
             </w:r>
           </w:p>
         </w:tc>
       </w:tr>
       <w:tr>
         <w:trPr>
-          <w:divId w:val="913661640"/>
+          <w:divId w:val="927226906"/>
         </w:trPr>
         <w:tc>
           <w:tcPr>
@@ -15782,44 +15782,44 @@
                 <w:sz w:val="20"/>
                 <w:szCs w:val="20"/>
               </w:rPr>
-              <w:t>23</w:t>
-            </w:r>
-          </w:p>
-        </w:tc>
-        <w:tc>
-          <w:tcPr>
-            <w:tcW w:w="0" w:type="auto"/>
-            <w:tcMar>
-              <w:top w:w="150" w:type="dxa"/>
-              <w:left w:w="210" w:type="dxa"/>
-              <w:bottom w:w="150" w:type="dxa"/>
-              <w:right w:w="210" w:type="dxa"/>
-            </w:tcMar>
-            <w:vAlign w:val="center"/>
-            <w:hideMark/>
-          </w:tcPr>
-          <w:p>
-            <w:pPr>
-              <w:rPr>
-                <w:rFonts w:ascii="Plus Jakarta Sans" w:eastAsia="Times New Roman" w:hAnsi="Plus Jakarta Sans"/>
-                <w:sz w:val="20"/>
-                <w:szCs w:val="20"/>
-              </w:rPr>
-            </w:pPr>
-            <w:r>
-              <w:rPr>
-                <w:rFonts w:ascii="Plus Jakarta Sans" w:eastAsia="Times New Roman" w:hAnsi="Plus Jakarta Sans"/>
-                <w:sz w:val="20"/>
-                <w:szCs w:val="20"/>
-              </w:rPr>
-              <w:t>77</w:t>
+              <w:t>24</w:t>
+            </w:r>
+          </w:p>
+        </w:tc>
+        <w:tc>
+          <w:tcPr>
+            <w:tcW w:w="0" w:type="auto"/>
+            <w:tcMar>
+              <w:top w:w="150" w:type="dxa"/>
+              <w:left w:w="210" w:type="dxa"/>
+              <w:bottom w:w="150" w:type="dxa"/>
+              <w:right w:w="210" w:type="dxa"/>
+            </w:tcMar>
+            <w:vAlign w:val="center"/>
+            <w:hideMark/>
+          </w:tcPr>
+          <w:p>
+            <w:pPr>
+              <w:rPr>
+                <w:rFonts w:ascii="Plus Jakarta Sans" w:eastAsia="Times New Roman" w:hAnsi="Plus Jakarta Sans"/>
+                <w:sz w:val="20"/>
+                <w:szCs w:val="20"/>
+              </w:rPr>
+            </w:pPr>
+            <w:r>
+              <w:rPr>
+                <w:rFonts w:ascii="Plus Jakarta Sans" w:eastAsia="Times New Roman" w:hAnsi="Plus Jakarta Sans"/>
+                <w:sz w:val="20"/>
+                <w:szCs w:val="20"/>
+              </w:rPr>
+              <w:t>78</w:t>
             </w:r>
           </w:p>
         </w:tc>
       </w:tr>
       <w:tr>
         <w:trPr>
-          <w:divId w:val="913661640"/>
+          <w:divId w:val="927226906"/>
         </w:trPr>
         <w:tc>
           <w:tcPr>
@@ -15977,7 +15977,7 @@
     <w:p>
       <w:pPr>
         <w:pStyle w:val="Ttulo3"/>
-        <w:divId w:val="1014452338"/>
+        <w:divId w:val="1312251671"/>
         <w:rPr>
           <w:rFonts w:eastAsia="Times New Roman"/>
           <w:lang w:val="es-ES"/>
@@ -16011,7 +16011,7 @@
       </w:tblGrid>
       <w:tr>
         <w:trPr>
-          <w:divId w:val="699672113"/>
+          <w:divId w:val="41097089"/>
           <w:tblHeader/>
         </w:trPr>
         <w:tc>
@@ -16202,7 +16202,7 @@
       </w:tr>
       <w:tr>
         <w:trPr>
-          <w:divId w:val="699672113"/>
+          <w:divId w:val="41097089"/>
         </w:trPr>
         <w:tc>
           <w:tcPr>
@@ -16321,44 +16321,44 @@
                 <w:sz w:val="20"/>
                 <w:szCs w:val="20"/>
               </w:rPr>
-              <w:t>420</w:t>
-            </w:r>
-          </w:p>
-        </w:tc>
-        <w:tc>
-          <w:tcPr>
-            <w:tcW w:w="0" w:type="auto"/>
-            <w:tcMar>
-              <w:top w:w="150" w:type="dxa"/>
-              <w:left w:w="210" w:type="dxa"/>
-              <w:bottom w:w="150" w:type="dxa"/>
-              <w:right w:w="210" w:type="dxa"/>
-            </w:tcMar>
-            <w:vAlign w:val="center"/>
-            <w:hideMark/>
-          </w:tcPr>
-          <w:p>
-            <w:pPr>
-              <w:rPr>
-                <w:rFonts w:ascii="Plus Jakarta Sans" w:eastAsia="Times New Roman" w:hAnsi="Plus Jakarta Sans"/>
-                <w:sz w:val="20"/>
-                <w:szCs w:val="20"/>
-              </w:rPr>
-            </w:pPr>
-            <w:r>
-              <w:rPr>
-                <w:rFonts w:ascii="Plus Jakarta Sans" w:eastAsia="Times New Roman" w:hAnsi="Plus Jakarta Sans"/>
-                <w:sz w:val="20"/>
-                <w:szCs w:val="20"/>
-              </w:rPr>
-              <w:t>1,906</w:t>
+              <w:t>437</w:t>
+            </w:r>
+          </w:p>
+        </w:tc>
+        <w:tc>
+          <w:tcPr>
+            <w:tcW w:w="0" w:type="auto"/>
+            <w:tcMar>
+              <w:top w:w="150" w:type="dxa"/>
+              <w:left w:w="210" w:type="dxa"/>
+              <w:bottom w:w="150" w:type="dxa"/>
+              <w:right w:w="210" w:type="dxa"/>
+            </w:tcMar>
+            <w:vAlign w:val="center"/>
+            <w:hideMark/>
+          </w:tcPr>
+          <w:p>
+            <w:pPr>
+              <w:rPr>
+                <w:rFonts w:ascii="Plus Jakarta Sans" w:eastAsia="Times New Roman" w:hAnsi="Plus Jakarta Sans"/>
+                <w:sz w:val="20"/>
+                <w:szCs w:val="20"/>
+              </w:rPr>
+            </w:pPr>
+            <w:r>
+              <w:rPr>
+                <w:rFonts w:ascii="Plus Jakarta Sans" w:eastAsia="Times New Roman" w:hAnsi="Plus Jakarta Sans"/>
+                <w:sz w:val="20"/>
+                <w:szCs w:val="20"/>
+              </w:rPr>
+              <w:t>1,923</w:t>
             </w:r>
           </w:p>
         </w:tc>
       </w:tr>
       <w:tr>
         <w:trPr>
-          <w:divId w:val="699672113"/>
+          <w:divId w:val="41097089"/>
         </w:trPr>
         <w:tc>
           <w:tcPr>
@@ -16477,44 +16477,44 @@
                 <w:sz w:val="20"/>
                 <w:szCs w:val="20"/>
               </w:rPr>
-              <w:t>239</w:t>
-            </w:r>
-          </w:p>
-        </w:tc>
-        <w:tc>
-          <w:tcPr>
-            <w:tcW w:w="0" w:type="auto"/>
-            <w:tcMar>
-              <w:top w:w="150" w:type="dxa"/>
-              <w:left w:w="210" w:type="dxa"/>
-              <w:bottom w:w="150" w:type="dxa"/>
-              <w:right w:w="210" w:type="dxa"/>
-            </w:tcMar>
-            <w:vAlign w:val="center"/>
-            <w:hideMark/>
-          </w:tcPr>
-          <w:p>
-            <w:pPr>
-              <w:rPr>
-                <w:rFonts w:ascii="Plus Jakarta Sans" w:eastAsia="Times New Roman" w:hAnsi="Plus Jakarta Sans"/>
-                <w:sz w:val="20"/>
-                <w:szCs w:val="20"/>
-              </w:rPr>
-            </w:pPr>
-            <w:r>
-              <w:rPr>
-                <w:rFonts w:ascii="Plus Jakarta Sans" w:eastAsia="Times New Roman" w:hAnsi="Plus Jakarta Sans"/>
-                <w:sz w:val="20"/>
-                <w:szCs w:val="20"/>
-              </w:rPr>
-              <w:t>868</w:t>
+              <w:t>240</w:t>
+            </w:r>
+          </w:p>
+        </w:tc>
+        <w:tc>
+          <w:tcPr>
+            <w:tcW w:w="0" w:type="auto"/>
+            <w:tcMar>
+              <w:top w:w="150" w:type="dxa"/>
+              <w:left w:w="210" w:type="dxa"/>
+              <w:bottom w:w="150" w:type="dxa"/>
+              <w:right w:w="210" w:type="dxa"/>
+            </w:tcMar>
+            <w:vAlign w:val="center"/>
+            <w:hideMark/>
+          </w:tcPr>
+          <w:p>
+            <w:pPr>
+              <w:rPr>
+                <w:rFonts w:ascii="Plus Jakarta Sans" w:eastAsia="Times New Roman" w:hAnsi="Plus Jakarta Sans"/>
+                <w:sz w:val="20"/>
+                <w:szCs w:val="20"/>
+              </w:rPr>
+            </w:pPr>
+            <w:r>
+              <w:rPr>
+                <w:rFonts w:ascii="Plus Jakarta Sans" w:eastAsia="Times New Roman" w:hAnsi="Plus Jakarta Sans"/>
+                <w:sz w:val="20"/>
+                <w:szCs w:val="20"/>
+              </w:rPr>
+              <w:t>869</w:t>
             </w:r>
           </w:p>
         </w:tc>
       </w:tr>
       <w:tr>
         <w:trPr>
-          <w:divId w:val="699672113"/>
+          <w:divId w:val="41097089"/>
         </w:trPr>
         <w:tc>
           <w:tcPr>
@@ -16633,44 +16633,44 @@
                 <w:sz w:val="20"/>
                 <w:szCs w:val="20"/>
               </w:rPr>
-              <w:t>48</w:t>
-            </w:r>
-          </w:p>
-        </w:tc>
-        <w:tc>
-          <w:tcPr>
-            <w:tcW w:w="0" w:type="auto"/>
-            <w:tcMar>
-              <w:top w:w="150" w:type="dxa"/>
-              <w:left w:w="210" w:type="dxa"/>
-              <w:bottom w:w="150" w:type="dxa"/>
-              <w:right w:w="210" w:type="dxa"/>
-            </w:tcMar>
-            <w:vAlign w:val="center"/>
-            <w:hideMark/>
-          </w:tcPr>
-          <w:p>
-            <w:pPr>
-              <w:rPr>
-                <w:rFonts w:ascii="Plus Jakarta Sans" w:eastAsia="Times New Roman" w:hAnsi="Plus Jakarta Sans"/>
-                <w:sz w:val="20"/>
-                <w:szCs w:val="20"/>
-              </w:rPr>
-            </w:pPr>
-            <w:r>
-              <w:rPr>
-                <w:rFonts w:ascii="Plus Jakarta Sans" w:eastAsia="Times New Roman" w:hAnsi="Plus Jakarta Sans"/>
-                <w:sz w:val="20"/>
-                <w:szCs w:val="20"/>
-              </w:rPr>
-              <w:t>696</w:t>
+              <w:t>49</w:t>
+            </w:r>
+          </w:p>
+        </w:tc>
+        <w:tc>
+          <w:tcPr>
+            <w:tcW w:w="0" w:type="auto"/>
+            <w:tcMar>
+              <w:top w:w="150" w:type="dxa"/>
+              <w:left w:w="210" w:type="dxa"/>
+              <w:bottom w:w="150" w:type="dxa"/>
+              <w:right w:w="210" w:type="dxa"/>
+            </w:tcMar>
+            <w:vAlign w:val="center"/>
+            <w:hideMark/>
+          </w:tcPr>
+          <w:p>
+            <w:pPr>
+              <w:rPr>
+                <w:rFonts w:ascii="Plus Jakarta Sans" w:eastAsia="Times New Roman" w:hAnsi="Plus Jakarta Sans"/>
+                <w:sz w:val="20"/>
+                <w:szCs w:val="20"/>
+              </w:rPr>
+            </w:pPr>
+            <w:r>
+              <w:rPr>
+                <w:rFonts w:ascii="Plus Jakarta Sans" w:eastAsia="Times New Roman" w:hAnsi="Plus Jakarta Sans"/>
+                <w:sz w:val="20"/>
+                <w:szCs w:val="20"/>
+              </w:rPr>
+              <w:t>697</w:t>
             </w:r>
           </w:p>
         </w:tc>
       </w:tr>
       <w:tr>
         <w:trPr>
-          <w:divId w:val="699672113"/>
+          <w:divId w:val="41097089"/>
         </w:trPr>
         <w:tc>
           <w:tcPr>
@@ -16826,7 +16826,7 @@
       </w:tr>
       <w:tr>
         <w:trPr>
-          <w:divId w:val="699672113"/>
+          <w:divId w:val="41097089"/>
         </w:trPr>
         <w:tc>
           <w:tcPr>
@@ -16945,37 +16945,37 @@
                 <w:sz w:val="20"/>
                 <w:szCs w:val="20"/>
               </w:rPr>
-              <w:t>43</w:t>
-            </w:r>
-          </w:p>
-        </w:tc>
-        <w:tc>
-          <w:tcPr>
-            <w:tcW w:w="0" w:type="auto"/>
-            <w:tcMar>
-              <w:top w:w="150" w:type="dxa"/>
-              <w:left w:w="210" w:type="dxa"/>
-              <w:bottom w:w="150" w:type="dxa"/>
-              <w:right w:w="210" w:type="dxa"/>
-            </w:tcMar>
-            <w:vAlign w:val="center"/>
-            <w:hideMark/>
-          </w:tcPr>
-          <w:p>
-            <w:pPr>
-              <w:rPr>
-                <w:rFonts w:ascii="Plus Jakarta Sans" w:eastAsia="Times New Roman" w:hAnsi="Plus Jakarta Sans"/>
-                <w:sz w:val="20"/>
-                <w:szCs w:val="20"/>
-              </w:rPr>
-            </w:pPr>
-            <w:r>
-              <w:rPr>
-                <w:rFonts w:ascii="Plus Jakarta Sans" w:eastAsia="Times New Roman" w:hAnsi="Plus Jakarta Sans"/>
-                <w:sz w:val="20"/>
-                <w:szCs w:val="20"/>
-              </w:rPr>
-              <w:t>221</w:t>
+              <w:t>44</w:t>
+            </w:r>
+          </w:p>
+        </w:tc>
+        <w:tc>
+          <w:tcPr>
+            <w:tcW w:w="0" w:type="auto"/>
+            <w:tcMar>
+              <w:top w:w="150" w:type="dxa"/>
+              <w:left w:w="210" w:type="dxa"/>
+              <w:bottom w:w="150" w:type="dxa"/>
+              <w:right w:w="210" w:type="dxa"/>
+            </w:tcMar>
+            <w:vAlign w:val="center"/>
+            <w:hideMark/>
+          </w:tcPr>
+          <w:p>
+            <w:pPr>
+              <w:rPr>
+                <w:rFonts w:ascii="Plus Jakarta Sans" w:eastAsia="Times New Roman" w:hAnsi="Plus Jakarta Sans"/>
+                <w:sz w:val="20"/>
+                <w:szCs w:val="20"/>
+              </w:rPr>
+            </w:pPr>
+            <w:r>
+              <w:rPr>
+                <w:rFonts w:ascii="Plus Jakarta Sans" w:eastAsia="Times New Roman" w:hAnsi="Plus Jakarta Sans"/>
+                <w:sz w:val="20"/>
+                <w:szCs w:val="20"/>
+              </w:rPr>
+              <w:t>222</w:t>
             </w:r>
           </w:p>
         </w:tc>
@@ -16984,7 +16984,7 @@
     <w:p>
       <w:pPr>
         <w:pStyle w:val="Ttulo3"/>
-        <w:divId w:val="1014452338"/>
+        <w:divId w:val="1312251671"/>
         <w:rPr>
           <w:rFonts w:eastAsia="Times New Roman"/>
           <w:lang w:val="es-ES"/>
@@ -17018,7 +17018,7 @@
       </w:tblGrid>
       <w:tr>
         <w:trPr>
-          <w:divId w:val="978152155"/>
+          <w:divId w:val="1521625576"/>
           <w:tblHeader/>
         </w:trPr>
         <w:tc>
@@ -17209,7 +17209,7 @@
       </w:tr>
       <w:tr>
         <w:trPr>
-          <w:divId w:val="978152155"/>
+          <w:divId w:val="1521625576"/>
         </w:trPr>
         <w:tc>
           <w:tcPr>
@@ -17328,44 +17328,44 @@
                 <w:sz w:val="20"/>
                 <w:szCs w:val="20"/>
               </w:rPr>
-              <w:t>609</w:t>
-            </w:r>
-          </w:p>
-        </w:tc>
-        <w:tc>
-          <w:tcPr>
-            <w:tcW w:w="0" w:type="auto"/>
-            <w:tcMar>
-              <w:top w:w="150" w:type="dxa"/>
-              <w:left w:w="210" w:type="dxa"/>
-              <w:bottom w:w="150" w:type="dxa"/>
-              <w:right w:w="210" w:type="dxa"/>
-            </w:tcMar>
-            <w:vAlign w:val="center"/>
-            <w:hideMark/>
-          </w:tcPr>
-          <w:p>
-            <w:pPr>
-              <w:rPr>
-                <w:rFonts w:ascii="Plus Jakarta Sans" w:eastAsia="Times New Roman" w:hAnsi="Plus Jakarta Sans"/>
-                <w:sz w:val="20"/>
-                <w:szCs w:val="20"/>
-              </w:rPr>
-            </w:pPr>
-            <w:r>
-              <w:rPr>
-                <w:rFonts w:ascii="Plus Jakarta Sans" w:eastAsia="Times New Roman" w:hAnsi="Plus Jakarta Sans"/>
-                <w:sz w:val="20"/>
-                <w:szCs w:val="20"/>
-              </w:rPr>
-              <w:t>2,880</w:t>
+              <w:t>617</w:t>
+            </w:r>
+          </w:p>
+        </w:tc>
+        <w:tc>
+          <w:tcPr>
+            <w:tcW w:w="0" w:type="auto"/>
+            <w:tcMar>
+              <w:top w:w="150" w:type="dxa"/>
+              <w:left w:w="210" w:type="dxa"/>
+              <w:bottom w:w="150" w:type="dxa"/>
+              <w:right w:w="210" w:type="dxa"/>
+            </w:tcMar>
+            <w:vAlign w:val="center"/>
+            <w:hideMark/>
+          </w:tcPr>
+          <w:p>
+            <w:pPr>
+              <w:rPr>
+                <w:rFonts w:ascii="Plus Jakarta Sans" w:eastAsia="Times New Roman" w:hAnsi="Plus Jakarta Sans"/>
+                <w:sz w:val="20"/>
+                <w:szCs w:val="20"/>
+              </w:rPr>
+            </w:pPr>
+            <w:r>
+              <w:rPr>
+                <w:rFonts w:ascii="Plus Jakarta Sans" w:eastAsia="Times New Roman" w:hAnsi="Plus Jakarta Sans"/>
+                <w:sz w:val="20"/>
+                <w:szCs w:val="20"/>
+              </w:rPr>
+              <w:t>2,888</w:t>
             </w:r>
           </w:p>
         </w:tc>
       </w:tr>
       <w:tr>
         <w:trPr>
-          <w:divId w:val="978152155"/>
+          <w:divId w:val="1521625576"/>
         </w:trPr>
         <w:tc>
           <w:tcPr>
@@ -17484,37 +17484,37 @@
                 <w:sz w:val="20"/>
                 <w:szCs w:val="20"/>
               </w:rPr>
-              <w:t>202</w:t>
-            </w:r>
-          </w:p>
-        </w:tc>
-        <w:tc>
-          <w:tcPr>
-            <w:tcW w:w="0" w:type="auto"/>
-            <w:tcMar>
-              <w:top w:w="150" w:type="dxa"/>
-              <w:left w:w="210" w:type="dxa"/>
-              <w:bottom w:w="150" w:type="dxa"/>
-              <w:right w:w="210" w:type="dxa"/>
-            </w:tcMar>
-            <w:vAlign w:val="center"/>
-            <w:hideMark/>
-          </w:tcPr>
-          <w:p>
-            <w:pPr>
-              <w:rPr>
-                <w:rFonts w:ascii="Plus Jakarta Sans" w:eastAsia="Times New Roman" w:hAnsi="Plus Jakarta Sans"/>
-                <w:sz w:val="20"/>
-                <w:szCs w:val="20"/>
-              </w:rPr>
-            </w:pPr>
-            <w:r>
-              <w:rPr>
-                <w:rFonts w:ascii="Plus Jakarta Sans" w:eastAsia="Times New Roman" w:hAnsi="Plus Jakarta Sans"/>
-                <w:sz w:val="20"/>
-                <w:szCs w:val="20"/>
-              </w:rPr>
-              <w:t>1,263</w:t>
+              <w:t>205</w:t>
+            </w:r>
+          </w:p>
+        </w:tc>
+        <w:tc>
+          <w:tcPr>
+            <w:tcW w:w="0" w:type="auto"/>
+            <w:tcMar>
+              <w:top w:w="150" w:type="dxa"/>
+              <w:left w:w="210" w:type="dxa"/>
+              <w:bottom w:w="150" w:type="dxa"/>
+              <w:right w:w="210" w:type="dxa"/>
+            </w:tcMar>
+            <w:vAlign w:val="center"/>
+            <w:hideMark/>
+          </w:tcPr>
+          <w:p>
+            <w:pPr>
+              <w:rPr>
+                <w:rFonts w:ascii="Plus Jakarta Sans" w:eastAsia="Times New Roman" w:hAnsi="Plus Jakarta Sans"/>
+                <w:sz w:val="20"/>
+                <w:szCs w:val="20"/>
+              </w:rPr>
+            </w:pPr>
+            <w:r>
+              <w:rPr>
+                <w:rFonts w:ascii="Plus Jakarta Sans" w:eastAsia="Times New Roman" w:hAnsi="Plus Jakarta Sans"/>
+                <w:sz w:val="20"/>
+                <w:szCs w:val="20"/>
+              </w:rPr>
+              <w:t>1,266</w:t>
             </w:r>
           </w:p>
         </w:tc>
@@ -17523,7 +17523,7 @@
     <w:p>
       <w:pPr>
         <w:pStyle w:val="Ttulo4"/>
-        <w:divId w:val="1014452338"/>
+        <w:divId w:val="1312251671"/>
         <w:rPr>
           <w:rFonts w:eastAsia="Times New Roman"/>
           <w:lang w:val="es-ES"/>
@@ -17541,7 +17541,7 @@
       <w:pPr>
         <w:spacing w:before="375" w:after="225"/>
         <w:jc w:val="center"/>
-        <w:divId w:val="1780954797"/>
+        <w:divId w:val="1133597885"/>
         <w:rPr>
           <w:rFonts w:ascii="Outfit" w:eastAsia="Times New Roman" w:hAnsi="Outfit"/>
           <w:b/>
@@ -17571,7 +17571,7 @@
       <w:pPr>
         <w:spacing w:after="375"/>
         <w:jc w:val="center"/>
-        <w:divId w:val="815227078"/>
+        <w:divId w:val="1735738965"/>
         <w:rPr>
           <w:rFonts w:ascii="Plus Jakarta Sans" w:eastAsia="Times New Roman" w:hAnsi="Plus Jakarta Sans"/>
           <w:lang w:val="es-ES"/>
@@ -17959,7 +17959,7 @@
     <w:p>
       <w:pPr>
         <w:spacing w:before="450" w:after="450"/>
-        <w:divId w:val="1014452338"/>
+        <w:divId w:val="1312251671"/>
         <w:rPr>
           <w:rFonts w:ascii="Plus Jakarta Sans" w:eastAsia="Times New Roman" w:hAnsi="Plus Jakarta Sans"/>
           <w:lang w:val="es-ES"/>
@@ -17970,7 +17970,7 @@
           <w:rFonts w:ascii="Plus Jakarta Sans" w:eastAsia="Times New Roman" w:hAnsi="Plus Jakarta Sans"/>
           <w:lang w:val="es-ES"/>
         </w:rPr>
-        <w:pict w14:anchorId="0190A629">
+        <w:pict w14:anchorId="6EEBF09C">
           <v:rect id="_x0000_i1035" style="width:0;height:.75pt" o:hralign="center" o:hrstd="t" o:hr="t" fillcolor="#a0a0a0" stroked="f"/>
         </w:pict>
       </w:r>
@@ -17978,7 +17978,7 @@
     <w:p>
       <w:pPr>
         <w:spacing w:before="450" w:after="450"/>
-        <w:divId w:val="1014452338"/>
+        <w:divId w:val="1312251671"/>
         <w:rPr>
           <w:rFonts w:ascii="Plus Jakarta Sans" w:eastAsia="Times New Roman" w:hAnsi="Plus Jakarta Sans"/>
           <w:lang w:val="es-ES"/>
@@ -17989,7 +17989,7 @@
           <w:rFonts w:ascii="Plus Jakarta Sans" w:eastAsia="Times New Roman" w:hAnsi="Plus Jakarta Sans"/>
           <w:lang w:val="es-ES"/>
         </w:rPr>
-        <w:pict w14:anchorId="25433595">
+        <w:pict w14:anchorId="6C7A8ED9">
           <v:rect id="_x0000_i1036" style="width:0;height:.75pt" o:hralign="center" o:hrstd="t" o:hr="t" fillcolor="#a0a0a0" stroked="f"/>
         </w:pict>
       </w:r>
@@ -17997,7 +17997,7 @@
     <w:p>
       <w:pPr>
         <w:pStyle w:val="NormalWeb"/>
-        <w:divId w:val="1014452338"/>
+        <w:divId w:val="1312251671"/>
         <w:rPr>
           <w:rFonts w:ascii="Plus Jakarta Sans" w:hAnsi="Plus Jakarta Sans"/>
           <w:lang w:val="es-ES"/>
@@ -18030,7 +18030,7 @@
           <w:rFonts w:ascii="Plus Jakarta Sans" w:hAnsi="Plus Jakarta Sans"/>
           <w:lang w:val="es-ES"/>
         </w:rPr>
-        <w:pict w14:anchorId="1E6B61EF"/>
+        <w:pict w14:anchorId="34C7168A"/>
       </w:r>
     </w:p>
     <w:sectPr>
@@ -18046,9 +18046,9 @@
 <file path=word/numbering.xml><?xml version="1.0" encoding="utf-8"?>
 <w:numbering xmlns:wpc="http://schemas.microsoft.com/office/word/2010/wordprocessingCanvas" xmlns:cx="http://schemas.microsoft.com/office/drawing/2014/chartex" xmlns:cx1="http://schemas.microsoft.com/office/drawing/2015/9/8/chartex" xmlns:cx2="http://schemas.microsoft.com/office/drawing/2015/10/21/chartex" xmlns:cx3="http://schemas.microsoft.com/office/drawing/2016/5/9/chartex" xmlns:cx4="http://schemas.microsoft.com/office/drawing/2016/5/10/chartex" xmlns:cx5="http://schemas.microsoft.com/office/drawing/2016/5/11/chartex" xmlns:cx6="http://schemas.microsoft.com/office/drawing/2016/5/12/chartex" xmlns:cx7="http://schemas.microsoft.com/office/drawing/2016/5/13/chartex" xmlns:cx8="http://schemas.microsoft.com/office/drawing/2016/5/14/chartex" xmlns:mc="http://schemas.openxmlformats.org/markup-compatibility/2006" xmlns:aink="http://schemas.microsoft.com/office/drawing/2016/ink" xmlns:am3d="http://schemas.microsoft.com/office/drawing/2017/model3d" xmlns:o="urn:schemas-microsoft-com:office:office" xmlns:r="http://schemas.openxmlformats.org/officeDocument/2006/relationships" xmlns:m="http://schemas.openxmlformats.org/officeDocument/2006/math" xmlns:v="urn:schemas-microsoft-com:vml" xmlns:wp14="http://schemas.microsoft.com/office/word/2010/wordprocessingDrawing" xmlns:wp="http://schemas.openxmlformats.org/drawingml/2006/wordprocessingDrawing" xmlns:w10="urn:schemas-microsoft-com:office:word" xmlns:w="http://schemas.openxmlformats.org/wordprocessingml/2006/main" xmlns:w14="http://schemas.microsoft.com/office/word/2010/wordml" xmlns:w15="http://schemas.microsoft.com/office/word/2012/wordml" xmlns:w16cex="http://schemas.microsoft.com/office/word/2018/wordml/cex" xmlns:w16cid="http://schemas.microsoft.com/office/word/2016/wordml/cid" xmlns:w16="http://schemas.microsoft.com/office/word/2018/wordml" xmlns:w16sdtdh="http://schemas.microsoft.com/office/word/2020/wordml/sdtdatahash" xmlns:w16se="http://schemas.microsoft.com/office/word/2015/wordml/symex" xmlns:wpg="http://schemas.microsoft.com/office/word/2010/wordprocessingGroup" xmlns:wpi="http://schemas.microsoft.com/office/word/2010/wordprocessingInk" xmlns:wne="http://schemas.microsoft.com/office/word/2006/wordml" xmlns:wps="http://schemas.microsoft.com/office/word/2010/wordprocessingShape" mc:Ignorable="w14 w15 w16se w16cid w16 w16cex w16sdtdh wp14">
   <w:abstractNum w:abstractNumId="0" w15:restartNumberingAfterBreak="0">
-    <w:nsid w:val="05E83C86"/>
+    <w:nsid w:val="1A887E4E"/>
     <w:multiLevelType w:val="multilevel"/>
-    <w:tmpl w:val="208852F0"/>
+    <w:tmpl w:val="84460910"/>
     <w:lvl w:ilvl="0">
       <w:start w:val="1"/>
       <w:numFmt w:val="bullet"/>
@@ -18195,9 +18195,9 @@
     </w:lvl>
   </w:abstractNum>
   <w:abstractNum w:abstractNumId="1" w15:restartNumberingAfterBreak="0">
-    <w:nsid w:val="3A9D6304"/>
+    <w:nsid w:val="1FC74A44"/>
     <w:multiLevelType w:val="multilevel"/>
-    <w:tmpl w:val="D2D4A2AE"/>
+    <w:tmpl w:val="9A3EA250"/>
     <w:lvl w:ilvl="0">
       <w:start w:val="1"/>
       <w:numFmt w:val="bullet"/>
@@ -18344,9 +18344,9 @@
     </w:lvl>
   </w:abstractNum>
   <w:abstractNum w:abstractNumId="2" w15:restartNumberingAfterBreak="0">
-    <w:nsid w:val="43F975E1"/>
+    <w:nsid w:val="38293563"/>
     <w:multiLevelType w:val="multilevel"/>
-    <w:tmpl w:val="2E8861A6"/>
+    <w:tmpl w:val="A97A4AE6"/>
     <w:lvl w:ilvl="0">
       <w:start w:val="1"/>
       <w:numFmt w:val="bullet"/>
@@ -18493,9 +18493,9 @@
     </w:lvl>
   </w:abstractNum>
   <w:abstractNum w:abstractNumId="3" w15:restartNumberingAfterBreak="0">
-    <w:nsid w:val="784F3CEE"/>
+    <w:nsid w:val="65A37B1C"/>
     <w:multiLevelType w:val="multilevel"/>
-    <w:tmpl w:val="8CF28EC2"/>
+    <w:tmpl w:val="7F6E3110"/>
     <w:lvl w:ilvl="0">
       <w:start w:val="1"/>
       <w:numFmt w:val="bullet"/>
@@ -18642,16 +18642,16 @@
     </w:lvl>
   </w:abstractNum>
   <w:num w:numId="1">
-    <w:abstractNumId w:val="2"/>
+    <w:abstractNumId w:val="3"/>
   </w:num>
   <w:num w:numId="2">
-    <w:abstractNumId w:val="3"/>
+    <w:abstractNumId w:val="1"/>
   </w:num>
   <w:num w:numId="3">
-    <w:abstractNumId w:val="1"/>
+    <w:abstractNumId w:val="0"/>
   </w:num>
   <w:num w:numId="4">
-    <w:abstractNumId w:val="0"/>
+    <w:abstractNumId w:val="2"/>
   </w:num>
 </w:numbering>
 </file>

--- a/public/informe_reunion_tecnica.docx
+++ b/public/informe_reunion_tecnica.docx
@@ -4,7 +4,7 @@
   <w:body>
     <w:p>
       <w:pPr>
-        <w:divId w:val="245845440"/>
+        <w:divId w:val="2082830466"/>
         <w:rPr>
           <w:rFonts w:ascii="Plus Jakarta Sans" w:eastAsia="Times New Roman" w:hAnsi="Plus Jakarta Sans"/>
           <w:lang w:val="es-ES"/>
@@ -28,7 +28,7 @@
     <w:p>
       <w:pPr>
         <w:pStyle w:val="Ttulo1"/>
-        <w:divId w:val="1312251671"/>
+        <w:divId w:val="691807660"/>
         <w:rPr>
           <w:rFonts w:eastAsia="Times New Roman"/>
           <w:lang w:val="es-ES"/>
@@ -45,7 +45,7 @@
     <w:p>
       <w:pPr>
         <w:pStyle w:val="NormalWeb"/>
-        <w:divId w:val="1312251671"/>
+        <w:divId w:val="691807660"/>
         <w:rPr>
           <w:rFonts w:ascii="Plus Jakarta Sans" w:hAnsi="Plus Jakarta Sans"/>
           <w:lang w:val="es-ES"/>
@@ -63,7 +63,7 @@
     <w:p>
       <w:pPr>
         <w:pStyle w:val="NormalWeb"/>
-        <w:divId w:val="1312251671"/>
+        <w:divId w:val="691807660"/>
         <w:rPr>
           <w:rFonts w:ascii="Plus Jakarta Sans" w:hAnsi="Plus Jakarta Sans"/>
           <w:lang w:val="es-ES"/>
@@ -102,7 +102,7 @@
     <w:p>
       <w:pPr>
         <w:spacing w:before="450" w:after="450"/>
-        <w:divId w:val="1312251671"/>
+        <w:divId w:val="691807660"/>
         <w:rPr>
           <w:rFonts w:ascii="Plus Jakarta Sans" w:eastAsia="Times New Roman" w:hAnsi="Plus Jakarta Sans"/>
           <w:lang w:val="es-ES"/>
@@ -113,7 +113,7 @@
           <w:rFonts w:ascii="Plus Jakarta Sans" w:eastAsia="Times New Roman" w:hAnsi="Plus Jakarta Sans"/>
           <w:lang w:val="es-ES"/>
         </w:rPr>
-        <w:pict w14:anchorId="2C294813">
+        <w:pict>
           <v:rect id="_x0000_i1025" style="width:0;height:.75pt" o:hralign="center" o:hrstd="t" o:hr="t" fillcolor="#a0a0a0" stroked="f"/>
         </w:pict>
       </w:r>
@@ -121,7 +121,7 @@
     <w:p>
       <w:pPr>
         <w:pStyle w:val="Ttulo2"/>
-        <w:divId w:val="1312251671"/>
+        <w:divId w:val="691807660"/>
         <w:rPr>
           <w:rFonts w:eastAsia="Times New Roman"/>
           <w:lang w:val="es-ES"/>
@@ -145,7 +145,7 @@
     <w:p>
       <w:pPr>
         <w:pStyle w:val="NormalWeb"/>
-        <w:divId w:val="1312251671"/>
+        <w:divId w:val="691807660"/>
         <w:rPr>
           <w:rFonts w:ascii="Plus Jakarta Sans" w:hAnsi="Plus Jakarta Sans"/>
           <w:lang w:val="es-ES"/>
@@ -167,7 +167,7 @@
         </w:numPr>
         <w:spacing w:before="100" w:beforeAutospacing="1" w:after="90"/>
         <w:ind w:left="1020"/>
-        <w:divId w:val="1312251671"/>
+        <w:divId w:val="691807660"/>
         <w:rPr>
           <w:rFonts w:ascii="Plus Jakarta Sans" w:eastAsia="Times New Roman" w:hAnsi="Plus Jakarta Sans"/>
           <w:sz w:val="21"/>
@@ -213,7 +213,7 @@
         </w:numPr>
         <w:spacing w:before="100" w:beforeAutospacing="1" w:after="90"/>
         <w:ind w:left="1020"/>
-        <w:divId w:val="1312251671"/>
+        <w:divId w:val="691807660"/>
         <w:rPr>
           <w:rFonts w:ascii="Plus Jakarta Sans" w:eastAsia="Times New Roman" w:hAnsi="Plus Jakarta Sans"/>
           <w:sz w:val="21"/>
@@ -269,7 +269,7 @@
         </w:numPr>
         <w:spacing w:before="100" w:beforeAutospacing="1" w:after="90"/>
         <w:ind w:left="1020"/>
-        <w:divId w:val="1312251671"/>
+        <w:divId w:val="691807660"/>
         <w:rPr>
           <w:rFonts w:ascii="Plus Jakarta Sans" w:eastAsia="Times New Roman" w:hAnsi="Plus Jakarta Sans"/>
           <w:sz w:val="21"/>
@@ -315,7 +315,7 @@
         </w:numPr>
         <w:spacing w:before="100" w:beforeAutospacing="1" w:after="90"/>
         <w:ind w:left="1020"/>
-        <w:divId w:val="1312251671"/>
+        <w:divId w:val="691807660"/>
         <w:rPr>
           <w:rFonts w:ascii="Plus Jakarta Sans" w:eastAsia="Times New Roman" w:hAnsi="Plus Jakarta Sans"/>
           <w:sz w:val="21"/>
@@ -356,7 +356,7 @@
     <w:p>
       <w:pPr>
         <w:spacing w:before="450" w:after="450"/>
-        <w:divId w:val="1312251671"/>
+        <w:divId w:val="691807660"/>
         <w:rPr>
           <w:rFonts w:ascii="Plus Jakarta Sans" w:eastAsia="Times New Roman" w:hAnsi="Plus Jakarta Sans"/>
           <w:lang w:val="es-ES"/>
@@ -367,7 +367,7 @@
           <w:rFonts w:ascii="Plus Jakarta Sans" w:eastAsia="Times New Roman" w:hAnsi="Plus Jakarta Sans"/>
           <w:lang w:val="es-ES"/>
         </w:rPr>
-        <w:pict w14:anchorId="46BECF94">
+        <w:pict>
           <v:rect id="_x0000_i1026" style="width:0;height:.75pt" o:hralign="center" o:hrstd="t" o:hr="t" fillcolor="#a0a0a0" stroked="f"/>
         </w:pict>
       </w:r>
@@ -375,7 +375,7 @@
     <w:p>
       <w:pPr>
         <w:pStyle w:val="Ttulo2"/>
-        <w:divId w:val="1312251671"/>
+        <w:divId w:val="691807660"/>
         <w:rPr>
           <w:rFonts w:eastAsia="Times New Roman"/>
           <w:lang w:val="es-ES"/>
@@ -392,7 +392,7 @@
     <w:p>
       <w:pPr>
         <w:pStyle w:val="NormalWeb"/>
-        <w:divId w:val="1312251671"/>
+        <w:divId w:val="691807660"/>
         <w:rPr>
           <w:rFonts w:ascii="Plus Jakarta Sans" w:hAnsi="Plus Jakarta Sans"/>
           <w:lang w:val="es-ES"/>
@@ -445,7 +445,7 @@
       </w:tblGrid>
       <w:tr>
         <w:trPr>
-          <w:divId w:val="515659461"/>
+          <w:divId w:val="1290938860"/>
           <w:tblHeader/>
         </w:trPr>
         <w:tc>
@@ -525,7 +525,7 @@
       </w:tr>
       <w:tr>
         <w:trPr>
-          <w:divId w:val="515659461"/>
+          <w:divId w:val="1290938860"/>
         </w:trPr>
         <w:tc>
           <w:tcPr>
@@ -591,7 +591,7 @@
       </w:tr>
       <w:tr>
         <w:trPr>
-          <w:divId w:val="515659461"/>
+          <w:divId w:val="1290938860"/>
         </w:trPr>
         <w:tc>
           <w:tcPr>
@@ -657,7 +657,7 @@
       </w:tr>
       <w:tr>
         <w:trPr>
-          <w:divId w:val="515659461"/>
+          <w:divId w:val="1290938860"/>
         </w:trPr>
         <w:tc>
           <w:tcPr>
@@ -723,7 +723,7 @@
       </w:tr>
       <w:tr>
         <w:trPr>
-          <w:divId w:val="515659461"/>
+          <w:divId w:val="1290938860"/>
         </w:trPr>
         <w:tc>
           <w:tcPr>
@@ -791,7 +791,7 @@
     <w:p>
       <w:pPr>
         <w:spacing w:before="450" w:after="450"/>
-        <w:divId w:val="1312251671"/>
+        <w:divId w:val="691807660"/>
         <w:rPr>
           <w:rFonts w:ascii="Plus Jakarta Sans" w:eastAsia="Times New Roman" w:hAnsi="Plus Jakarta Sans"/>
           <w:lang w:val="es-ES"/>
@@ -803,7 +803,7 @@
           <w:lang w:val="es-ES"/>
         </w:rPr>
         <w:lastRenderedPageBreak/>
-        <w:pict w14:anchorId="212E2FF8">
+        <w:pict>
           <v:rect id="_x0000_i1027" style="width:0;height:.75pt" o:hralign="center" o:hrstd="t" o:hr="t" fillcolor="#a0a0a0" stroked="f"/>
         </w:pict>
       </w:r>
@@ -811,7 +811,7 @@
     <w:p>
       <w:pPr>
         <w:pStyle w:val="Ttulo2"/>
-        <w:divId w:val="1312251671"/>
+        <w:divId w:val="691807660"/>
         <w:rPr>
           <w:rFonts w:eastAsia="Times New Roman"/>
           <w:lang w:val="es-ES"/>
@@ -828,7 +828,7 @@
     <w:p>
       <w:pPr>
         <w:pStyle w:val="Ttulo3"/>
-        <w:divId w:val="1312251671"/>
+        <w:divId w:val="691807660"/>
         <w:rPr>
           <w:rFonts w:eastAsia="Times New Roman"/>
           <w:lang w:val="es-ES"/>
@@ -845,7 +845,7 @@
     <w:p>
       <w:pPr>
         <w:pStyle w:val="NormalWeb"/>
-        <w:divId w:val="1312251671"/>
+        <w:divId w:val="691807660"/>
         <w:rPr>
           <w:rFonts w:ascii="Plus Jakarta Sans" w:hAnsi="Plus Jakarta Sans"/>
           <w:lang w:val="es-ES"/>
@@ -885,7 +885,7 @@
       </w:tblGrid>
       <w:tr>
         <w:trPr>
-          <w:divId w:val="2097090985"/>
+          <w:divId w:val="348411533"/>
           <w:tblHeader/>
         </w:trPr>
         <w:tc>
@@ -1039,7 +1039,7 @@
       </w:tr>
       <w:tr>
         <w:trPr>
-          <w:divId w:val="2097090985"/>
+          <w:divId w:val="348411533"/>
         </w:trPr>
         <w:tc>
           <w:tcPr>
@@ -1165,7 +1165,7 @@
       </w:tr>
       <w:tr>
         <w:trPr>
-          <w:divId w:val="2097090985"/>
+          <w:divId w:val="348411533"/>
         </w:trPr>
         <w:tc>
           <w:tcPr>
@@ -1291,7 +1291,7 @@
       </w:tr>
       <w:tr>
         <w:trPr>
-          <w:divId w:val="2097090985"/>
+          <w:divId w:val="348411533"/>
         </w:trPr>
         <w:tc>
           <w:tcPr>
@@ -1417,7 +1417,7 @@
       </w:tr>
       <w:tr>
         <w:trPr>
-          <w:divId w:val="2097090985"/>
+          <w:divId w:val="348411533"/>
         </w:trPr>
         <w:tc>
           <w:tcPr>
@@ -1543,7 +1543,7 @@
       </w:tr>
       <w:tr>
         <w:trPr>
-          <w:divId w:val="2097090985"/>
+          <w:divId w:val="348411533"/>
         </w:trPr>
         <w:tc>
           <w:tcPr>
@@ -1677,7 +1677,7 @@
       </w:tr>
       <w:tr>
         <w:trPr>
-          <w:divId w:val="2097090985"/>
+          <w:divId w:val="348411533"/>
         </w:trPr>
         <w:tc>
           <w:tcPr>
@@ -1803,7 +1803,7 @@
       </w:tr>
       <w:tr>
         <w:trPr>
-          <w:divId w:val="2097090985"/>
+          <w:divId w:val="348411533"/>
         </w:trPr>
         <w:tc>
           <w:tcPr>
@@ -1929,7 +1929,7 @@
       </w:tr>
       <w:tr>
         <w:trPr>
-          <w:divId w:val="2097090985"/>
+          <w:divId w:val="348411533"/>
         </w:trPr>
         <w:tc>
           <w:tcPr>
@@ -2057,7 +2057,7 @@
     <w:p>
       <w:pPr>
         <w:pStyle w:val="Ttulo3"/>
-        <w:divId w:val="1312251671"/>
+        <w:divId w:val="691807660"/>
         <w:rPr>
           <w:rFonts w:eastAsia="Times New Roman"/>
           <w:lang w:val="es-ES"/>
@@ -2074,7 +2074,7 @@
     <w:p>
       <w:pPr>
         <w:pStyle w:val="NormalWeb"/>
-        <w:divId w:val="1312251671"/>
+        <w:divId w:val="691807660"/>
         <w:rPr>
           <w:rFonts w:ascii="Plus Jakarta Sans" w:hAnsi="Plus Jakarta Sans"/>
           <w:lang w:val="es-ES"/>
@@ -2103,7 +2103,7 @@
         </w:numPr>
         <w:spacing w:before="100" w:beforeAutospacing="1" w:after="90"/>
         <w:ind w:left="1020"/>
-        <w:divId w:val="1312251671"/>
+        <w:divId w:val="691807660"/>
         <w:rPr>
           <w:rFonts w:ascii="Plus Jakarta Sans" w:eastAsia="Times New Roman" w:hAnsi="Plus Jakarta Sans"/>
           <w:sz w:val="21"/>
@@ -2205,7 +2205,7 @@
         </w:numPr>
         <w:spacing w:before="100" w:beforeAutospacing="1" w:after="90"/>
         <w:ind w:left="1020"/>
-        <w:divId w:val="1312251671"/>
+        <w:divId w:val="691807660"/>
         <w:rPr>
           <w:rFonts w:ascii="Plus Jakarta Sans" w:eastAsia="Times New Roman" w:hAnsi="Plus Jakarta Sans"/>
           <w:sz w:val="21"/>
@@ -2317,7 +2317,7 @@
         </w:numPr>
         <w:spacing w:before="100" w:beforeAutospacing="1" w:after="90"/>
         <w:ind w:left="1020"/>
-        <w:divId w:val="1312251671"/>
+        <w:divId w:val="691807660"/>
         <w:rPr>
           <w:rFonts w:ascii="Plus Jakarta Sans" w:eastAsia="Times New Roman" w:hAnsi="Plus Jakarta Sans"/>
           <w:sz w:val="21"/>
@@ -2423,7 +2423,7 @@
     <w:p>
       <w:pPr>
         <w:pStyle w:val="Ttulo3"/>
-        <w:divId w:val="1312251671"/>
+        <w:divId w:val="691807660"/>
         <w:rPr>
           <w:rFonts w:eastAsia="Times New Roman"/>
           <w:lang w:val="es-ES"/>
@@ -2440,7 +2440,7 @@
     <w:p>
       <w:pPr>
         <w:jc w:val="center"/>
-        <w:divId w:val="784621173"/>
+        <w:divId w:val="557472263"/>
         <w:rPr>
           <w:rFonts w:ascii="Outfit" w:eastAsia="Times New Roman" w:hAnsi="Outfit"/>
           <w:b/>
@@ -2469,7 +2469,7 @@
     <w:p>
       <w:pPr>
         <w:jc w:val="center"/>
-        <w:divId w:val="1375807880"/>
+        <w:divId w:val="1431387911"/>
         <w:rPr>
           <w:rFonts w:ascii="Plus Jakarta Sans" w:eastAsia="Times New Roman" w:hAnsi="Plus Jakarta Sans"/>
           <w:lang w:val="es-ES"/>
@@ -2864,7 +2864,7 @@
     <w:p>
       <w:pPr>
         <w:spacing w:before="450" w:after="450"/>
-        <w:divId w:val="1312251671"/>
+        <w:divId w:val="691807660"/>
         <w:rPr>
           <w:rFonts w:ascii="Plus Jakarta Sans" w:eastAsia="Times New Roman" w:hAnsi="Plus Jakarta Sans"/>
           <w:lang w:val="es-ES"/>
@@ -2875,7 +2875,7 @@
           <w:rFonts w:ascii="Plus Jakarta Sans" w:eastAsia="Times New Roman" w:hAnsi="Plus Jakarta Sans"/>
           <w:lang w:val="es-ES"/>
         </w:rPr>
-        <w:pict w14:anchorId="03F2F059">
+        <w:pict>
           <v:rect id="_x0000_i1028" style="width:0;height:.75pt" o:hralign="center" o:hrstd="t" o:hr="t" fillcolor="#a0a0a0" stroked="f"/>
         </w:pict>
       </w:r>
@@ -2883,7 +2883,7 @@
     <w:p>
       <w:pPr>
         <w:pStyle w:val="Ttulo3"/>
-        <w:divId w:val="1312251671"/>
+        <w:divId w:val="691807660"/>
         <w:rPr>
           <w:rFonts w:eastAsia="Times New Roman"/>
           <w:lang w:val="es-ES"/>
@@ -2900,7 +2900,7 @@
     <w:p>
       <w:pPr>
         <w:pStyle w:val="NormalWeb"/>
-        <w:divId w:val="1312251671"/>
+        <w:divId w:val="691807660"/>
         <w:rPr>
           <w:rFonts w:ascii="Plus Jakarta Sans" w:hAnsi="Plus Jakarta Sans"/>
           <w:lang w:val="es-ES"/>
@@ -2933,7 +2933,7 @@
       </w:tblGrid>
       <w:tr>
         <w:trPr>
-          <w:divId w:val="2131435743"/>
+          <w:divId w:val="408772037"/>
           <w:tblHeader/>
         </w:trPr>
         <w:tc>
@@ -3087,7 +3087,7 @@
       </w:tr>
       <w:tr>
         <w:trPr>
-          <w:divId w:val="2131435743"/>
+          <w:divId w:val="408772037"/>
         </w:trPr>
         <w:tc>
           <w:tcPr>
@@ -3221,7 +3221,7 @@
       </w:tr>
       <w:tr>
         <w:trPr>
-          <w:divId w:val="2131435743"/>
+          <w:divId w:val="408772037"/>
         </w:trPr>
         <w:tc>
           <w:tcPr>
@@ -3355,7 +3355,7 @@
       </w:tr>
       <w:tr>
         <w:trPr>
-          <w:divId w:val="2131435743"/>
+          <w:divId w:val="408772037"/>
         </w:trPr>
         <w:tc>
           <w:tcPr>
@@ -3489,7 +3489,7 @@
       </w:tr>
       <w:tr>
         <w:trPr>
-          <w:divId w:val="2131435743"/>
+          <w:divId w:val="408772037"/>
         </w:trPr>
         <w:tc>
           <w:tcPr>
@@ -3623,7 +3623,7 @@
       </w:tr>
       <w:tr>
         <w:trPr>
-          <w:divId w:val="2131435743"/>
+          <w:divId w:val="408772037"/>
         </w:trPr>
         <w:tc>
           <w:tcPr>
@@ -3757,7 +3757,7 @@
       </w:tr>
       <w:tr>
         <w:trPr>
-          <w:divId w:val="2131435743"/>
+          <w:divId w:val="408772037"/>
         </w:trPr>
         <w:tc>
           <w:tcPr>
@@ -3893,7 +3893,7 @@
     <w:p>
       <w:pPr>
         <w:pStyle w:val="Ttulo3"/>
-        <w:divId w:val="1312251671"/>
+        <w:divId w:val="691807660"/>
         <w:rPr>
           <w:rFonts w:eastAsia="Times New Roman"/>
           <w:lang w:val="es-ES"/>
@@ -3910,7 +3910,7 @@
     <w:p>
       <w:pPr>
         <w:jc w:val="center"/>
-        <w:divId w:val="221602405"/>
+        <w:divId w:val="53310526"/>
         <w:rPr>
           <w:rFonts w:ascii="Outfit" w:eastAsia="Times New Roman" w:hAnsi="Outfit"/>
           <w:b/>
@@ -3939,7 +3939,7 @@
     <w:p>
       <w:pPr>
         <w:jc w:val="center"/>
-        <w:divId w:val="1351221866"/>
+        <w:divId w:val="644897381"/>
         <w:rPr>
           <w:rFonts w:ascii="Plus Jakarta Sans" w:eastAsia="Times New Roman" w:hAnsi="Plus Jakarta Sans"/>
           <w:lang w:val="es-ES"/>
@@ -4313,7 +4313,7 @@
     <w:p>
       <w:pPr>
         <w:spacing w:before="450" w:after="450"/>
-        <w:divId w:val="1312251671"/>
+        <w:divId w:val="691807660"/>
         <w:rPr>
           <w:rFonts w:ascii="Plus Jakarta Sans" w:eastAsia="Times New Roman" w:hAnsi="Plus Jakarta Sans"/>
           <w:lang w:val="es-ES"/>
@@ -4325,7 +4325,7 @@
           <w:lang w:val="es-ES"/>
         </w:rPr>
         <w:lastRenderedPageBreak/>
-        <w:pict w14:anchorId="19FB431A">
+        <w:pict>
           <v:rect id="_x0000_i1029" style="width:0;height:.75pt" o:hralign="center" o:hrstd="t" o:hr="t" fillcolor="#a0a0a0" stroked="f"/>
         </w:pict>
       </w:r>
@@ -4333,7 +4333,7 @@
     <w:p>
       <w:pPr>
         <w:pStyle w:val="Ttulo3"/>
-        <w:divId w:val="1312251671"/>
+        <w:divId w:val="691807660"/>
         <w:rPr>
           <w:rFonts w:eastAsia="Times New Roman"/>
           <w:lang w:val="es-ES"/>
@@ -4350,7 +4350,7 @@
     <w:p>
       <w:pPr>
         <w:pStyle w:val="NormalWeb"/>
-        <w:divId w:val="1312251671"/>
+        <w:divId w:val="691807660"/>
         <w:rPr>
           <w:rFonts w:ascii="Plus Jakarta Sans" w:hAnsi="Plus Jakarta Sans"/>
           <w:lang w:val="es-ES"/>
@@ -4372,7 +4372,7 @@
         </w:numPr>
         <w:spacing w:before="100" w:beforeAutospacing="1" w:after="90"/>
         <w:ind w:left="1020"/>
-        <w:divId w:val="1312251671"/>
+        <w:divId w:val="691807660"/>
         <w:rPr>
           <w:rFonts w:ascii="Plus Jakarta Sans" w:eastAsia="Times New Roman" w:hAnsi="Plus Jakarta Sans"/>
           <w:sz w:val="21"/>
@@ -4408,7 +4408,7 @@
         </w:numPr>
         <w:spacing w:before="100" w:beforeAutospacing="1" w:after="90"/>
         <w:ind w:left="1020"/>
-        <w:divId w:val="1312251671"/>
+        <w:divId w:val="691807660"/>
         <w:rPr>
           <w:rFonts w:ascii="Plus Jakarta Sans" w:eastAsia="Times New Roman" w:hAnsi="Plus Jakarta Sans"/>
           <w:sz w:val="21"/>
@@ -4453,7 +4453,7 @@
         </w:numPr>
         <w:spacing w:before="100" w:beforeAutospacing="1" w:after="90"/>
         <w:ind w:left="1020"/>
-        <w:divId w:val="1312251671"/>
+        <w:divId w:val="691807660"/>
         <w:rPr>
           <w:rFonts w:ascii="Plus Jakarta Sans" w:eastAsia="Times New Roman" w:hAnsi="Plus Jakarta Sans"/>
           <w:sz w:val="21"/>
@@ -4498,7 +4498,7 @@
         </w:numPr>
         <w:spacing w:before="100" w:beforeAutospacing="1" w:after="90"/>
         <w:ind w:left="1020"/>
-        <w:divId w:val="1312251671"/>
+        <w:divId w:val="691807660"/>
         <w:rPr>
           <w:rFonts w:ascii="Plus Jakarta Sans" w:eastAsia="Times New Roman" w:hAnsi="Plus Jakarta Sans"/>
           <w:sz w:val="21"/>
@@ -4554,7 +4554,7 @@
       </w:tblGrid>
       <w:tr>
         <w:trPr>
-          <w:divId w:val="1333921488"/>
+          <w:divId w:val="1019085786"/>
           <w:tblHeader/>
         </w:trPr>
         <w:tc>
@@ -4708,7 +4708,7 @@
       </w:tr>
       <w:tr>
         <w:trPr>
-          <w:divId w:val="1333921488"/>
+          <w:divId w:val="1019085786"/>
         </w:trPr>
         <w:tc>
           <w:tcPr>
@@ -4834,7 +4834,7 @@
       </w:tr>
       <w:tr>
         <w:trPr>
-          <w:divId w:val="1333921488"/>
+          <w:divId w:val="1019085786"/>
         </w:trPr>
         <w:tc>
           <w:tcPr>
@@ -4960,7 +4960,7 @@
       </w:tr>
       <w:tr>
         <w:trPr>
-          <w:divId w:val="1333921488"/>
+          <w:divId w:val="1019085786"/>
         </w:trPr>
         <w:tc>
           <w:tcPr>
@@ -5086,7 +5086,7 @@
       </w:tr>
       <w:tr>
         <w:trPr>
-          <w:divId w:val="1333921488"/>
+          <w:divId w:val="1019085786"/>
         </w:trPr>
         <w:tc>
           <w:tcPr>
@@ -5214,7 +5214,7 @@
     <w:p>
       <w:pPr>
         <w:spacing w:before="450" w:after="450"/>
-        <w:divId w:val="1312251671"/>
+        <w:divId w:val="691807660"/>
         <w:rPr>
           <w:rFonts w:ascii="Plus Jakarta Sans" w:eastAsia="Times New Roman" w:hAnsi="Plus Jakarta Sans"/>
           <w:lang w:val="es-ES"/>
@@ -5225,7 +5225,7 @@
           <w:rFonts w:ascii="Plus Jakarta Sans" w:eastAsia="Times New Roman" w:hAnsi="Plus Jakarta Sans"/>
           <w:lang w:val="es-ES"/>
         </w:rPr>
-        <w:pict w14:anchorId="5749FBD5">
+        <w:pict>
           <v:rect id="_x0000_i1030" style="width:0;height:.75pt" o:hralign="center" o:hrstd="t" o:hr="t" fillcolor="#a0a0a0" stroked="f"/>
         </w:pict>
       </w:r>
@@ -5233,7 +5233,7 @@
     <w:p>
       <w:pPr>
         <w:pStyle w:val="Ttulo3"/>
-        <w:divId w:val="1312251671"/>
+        <w:divId w:val="691807660"/>
         <w:rPr>
           <w:rFonts w:eastAsia="Times New Roman"/>
           <w:lang w:val="es-ES"/>
@@ -5250,7 +5250,7 @@
     <w:p>
       <w:pPr>
         <w:pStyle w:val="NormalWeb"/>
-        <w:divId w:val="1312251671"/>
+        <w:divId w:val="691807660"/>
         <w:rPr>
           <w:rFonts w:ascii="Plus Jakarta Sans" w:hAnsi="Plus Jakarta Sans"/>
           <w:lang w:val="es-ES"/>
@@ -5274,7 +5274,7 @@
     <w:p>
       <w:pPr>
         <w:pStyle w:val="Ttulo4"/>
-        <w:divId w:val="1312251671"/>
+        <w:divId w:val="691807660"/>
         <w:rPr>
           <w:rFonts w:eastAsia="Times New Roman"/>
           <w:lang w:val="es-ES"/>
@@ -5291,7 +5291,7 @@
     <w:p>
       <w:pPr>
         <w:jc w:val="center"/>
-        <w:divId w:val="1985431534"/>
+        <w:divId w:val="1316228403"/>
         <w:rPr>
           <w:rFonts w:ascii="Outfit" w:eastAsia="Times New Roman" w:hAnsi="Outfit"/>
           <w:b/>
@@ -5320,7 +5320,7 @@
     <w:p>
       <w:pPr>
         <w:jc w:val="center"/>
-        <w:divId w:val="23673007"/>
+        <w:divId w:val="2085493770"/>
         <w:rPr>
           <w:rFonts w:ascii="Plus Jakarta Sans" w:eastAsia="Times New Roman" w:hAnsi="Plus Jakarta Sans"/>
           <w:lang w:val="es-ES"/>
@@ -5603,7 +5603,7 @@
     <w:p>
       <w:pPr>
         <w:pStyle w:val="Ttulo4"/>
-        <w:divId w:val="1312251671"/>
+        <w:divId w:val="691807660"/>
         <w:rPr>
           <w:rFonts w:eastAsia="Times New Roman"/>
           <w:lang w:val="es-ES"/>
@@ -5627,7 +5627,7 @@
     <w:p>
       <w:pPr>
         <w:jc w:val="center"/>
-        <w:divId w:val="496959792"/>
+        <w:divId w:val="815538186"/>
         <w:rPr>
           <w:rFonts w:ascii="Outfit" w:eastAsia="Times New Roman" w:hAnsi="Outfit"/>
           <w:b/>
@@ -5656,7 +5656,7 @@
     <w:p>
       <w:pPr>
         <w:jc w:val="center"/>
-        <w:divId w:val="74326942"/>
+        <w:divId w:val="893546260"/>
         <w:rPr>
           <w:rFonts w:ascii="Plus Jakarta Sans" w:eastAsia="Times New Roman" w:hAnsi="Plus Jakarta Sans"/>
           <w:lang w:val="es-ES"/>
@@ -5974,7 +5974,7 @@
     <w:p>
       <w:pPr>
         <w:pStyle w:val="Ttulo4"/>
-        <w:divId w:val="1312251671"/>
+        <w:divId w:val="691807660"/>
         <w:rPr>
           <w:rFonts w:eastAsia="Times New Roman"/>
           <w:lang w:val="es-ES"/>
@@ -5992,7 +5992,7 @@
     <w:p>
       <w:pPr>
         <w:jc w:val="center"/>
-        <w:divId w:val="1751075772"/>
+        <w:divId w:val="107086364"/>
         <w:rPr>
           <w:rFonts w:ascii="Outfit" w:eastAsia="Times New Roman" w:hAnsi="Outfit"/>
           <w:b/>
@@ -6021,7 +6021,7 @@
     <w:p>
       <w:pPr>
         <w:jc w:val="center"/>
-        <w:divId w:val="147409112"/>
+        <w:divId w:val="105514769"/>
         <w:rPr>
           <w:rFonts w:ascii="Plus Jakarta Sans" w:eastAsia="Times New Roman" w:hAnsi="Plus Jakarta Sans"/>
           <w:lang w:val="es-ES"/>
@@ -6325,7 +6325,7 @@
     <w:p>
       <w:pPr>
         <w:spacing w:before="450" w:after="450"/>
-        <w:divId w:val="1312251671"/>
+        <w:divId w:val="691807660"/>
         <w:rPr>
           <w:rFonts w:ascii="Plus Jakarta Sans" w:eastAsia="Times New Roman" w:hAnsi="Plus Jakarta Sans"/>
           <w:lang w:val="es-ES"/>
@@ -6336,7 +6336,7 @@
           <w:rFonts w:ascii="Plus Jakarta Sans" w:eastAsia="Times New Roman" w:hAnsi="Plus Jakarta Sans"/>
           <w:lang w:val="es-ES"/>
         </w:rPr>
-        <w:pict w14:anchorId="4C4F0DD8">
+        <w:pict>
           <v:rect id="_x0000_i1031" style="width:0;height:.75pt" o:hralign="center" o:hrstd="t" o:hr="t" fillcolor="#a0a0a0" stroked="f"/>
         </w:pict>
       </w:r>
@@ -6344,7 +6344,7 @@
     <w:p>
       <w:pPr>
         <w:pStyle w:val="Ttulo3"/>
-        <w:divId w:val="1312251671"/>
+        <w:divId w:val="691807660"/>
         <w:rPr>
           <w:rFonts w:eastAsia="Times New Roman"/>
           <w:lang w:val="es-ES"/>
@@ -6361,7 +6361,7 @@
     <w:p>
       <w:pPr>
         <w:pStyle w:val="NormalWeb"/>
-        <w:divId w:val="1312251671"/>
+        <w:divId w:val="691807660"/>
         <w:rPr>
           <w:rFonts w:ascii="Plus Jakarta Sans" w:hAnsi="Plus Jakarta Sans"/>
           <w:lang w:val="es-ES"/>
@@ -6385,7 +6385,7 @@
     <w:p>
       <w:pPr>
         <w:pStyle w:val="Ttulo4"/>
-        <w:divId w:val="1312251671"/>
+        <w:divId w:val="691807660"/>
         <w:rPr>
           <w:rFonts w:eastAsia="Times New Roman"/>
           <w:lang w:val="es-ES"/>
@@ -6402,7 +6402,7 @@
     <w:p>
       <w:pPr>
         <w:pStyle w:val="NormalWeb"/>
-        <w:divId w:val="1312251671"/>
+        <w:divId w:val="691807660"/>
         <w:rPr>
           <w:rFonts w:ascii="Plus Jakarta Sans" w:hAnsi="Plus Jakarta Sans"/>
           <w:lang w:val="es-ES"/>
@@ -6433,7 +6433,7 @@
       </w:tblGrid>
       <w:tr>
         <w:trPr>
-          <w:divId w:val="347752533"/>
+          <w:divId w:val="1978991382"/>
           <w:tblHeader/>
         </w:trPr>
         <w:tc>
@@ -6513,7 +6513,7 @@
       </w:tr>
       <w:tr>
         <w:trPr>
-          <w:divId w:val="347752533"/>
+          <w:divId w:val="1978991382"/>
         </w:trPr>
         <w:tc>
           <w:tcPr>
@@ -6602,7 +6602,7 @@
     <w:p>
       <w:pPr>
         <w:pStyle w:val="Ttulo4"/>
-        <w:divId w:val="1312251671"/>
+        <w:divId w:val="691807660"/>
         <w:rPr>
           <w:rFonts w:eastAsia="Times New Roman"/>
           <w:lang w:val="es-ES"/>
@@ -6619,7 +6619,7 @@
     <w:p>
       <w:pPr>
         <w:pStyle w:val="NormalWeb"/>
-        <w:divId w:val="1312251671"/>
+        <w:divId w:val="691807660"/>
         <w:rPr>
           <w:rFonts w:ascii="Plus Jakarta Sans" w:hAnsi="Plus Jakarta Sans"/>
           <w:lang w:val="es-ES"/>
@@ -6650,7 +6650,7 @@
       </w:tblGrid>
       <w:tr>
         <w:trPr>
-          <w:divId w:val="1854680621"/>
+          <w:divId w:val="1128862683"/>
           <w:tblHeader/>
         </w:trPr>
         <w:tc>
@@ -6730,7 +6730,7 @@
       </w:tr>
       <w:tr>
         <w:trPr>
-          <w:divId w:val="1854680621"/>
+          <w:divId w:val="1128862683"/>
         </w:trPr>
         <w:tc>
           <w:tcPr>
@@ -6828,7 +6828,7 @@
     <w:p>
       <w:pPr>
         <w:pStyle w:val="Ttulo4"/>
-        <w:divId w:val="1312251671"/>
+        <w:divId w:val="691807660"/>
         <w:rPr>
           <w:rFonts w:eastAsia="Times New Roman"/>
           <w:lang w:val="es-ES"/>
@@ -6845,7 +6845,7 @@
     <w:p>
       <w:pPr>
         <w:pStyle w:val="NormalWeb"/>
-        <w:divId w:val="1312251671"/>
+        <w:divId w:val="691807660"/>
         <w:rPr>
           <w:rFonts w:ascii="Plus Jakarta Sans" w:hAnsi="Plus Jakarta Sans"/>
           <w:lang w:val="es-ES"/>
@@ -6876,7 +6876,7 @@
       </w:tblGrid>
       <w:tr>
         <w:trPr>
-          <w:divId w:val="862939102"/>
+          <w:divId w:val="658189039"/>
           <w:tblHeader/>
         </w:trPr>
         <w:tc>
@@ -6957,7 +6957,7 @@
       </w:tr>
       <w:tr>
         <w:trPr>
-          <w:divId w:val="862939102"/>
+          <w:divId w:val="658189039"/>
         </w:trPr>
         <w:tc>
           <w:tcPr>
@@ -7046,7 +7046,7 @@
     <w:p>
       <w:pPr>
         <w:spacing w:before="450" w:after="450"/>
-        <w:divId w:val="1312251671"/>
+        <w:divId w:val="691807660"/>
         <w:rPr>
           <w:rFonts w:ascii="Plus Jakarta Sans" w:eastAsia="Times New Roman" w:hAnsi="Plus Jakarta Sans"/>
           <w:lang w:val="es-ES"/>
@@ -7057,7 +7057,7 @@
           <w:rFonts w:ascii="Plus Jakarta Sans" w:eastAsia="Times New Roman" w:hAnsi="Plus Jakarta Sans"/>
           <w:lang w:val="es-ES"/>
         </w:rPr>
-        <w:pict w14:anchorId="0FD2EDCA">
+        <w:pict>
           <v:rect id="_x0000_i1032" style="width:0;height:.75pt" o:hralign="center" o:hrstd="t" o:hr="t" fillcolor="#a0a0a0" stroked="f"/>
         </w:pict>
       </w:r>
@@ -7065,7 +7065,7 @@
     <w:p>
       <w:pPr>
         <w:pStyle w:val="Ttulo2"/>
-        <w:divId w:val="1312251671"/>
+        <w:divId w:val="691807660"/>
         <w:rPr>
           <w:rFonts w:eastAsia="Times New Roman"/>
           <w:lang w:val="es-ES"/>
@@ -7082,7 +7082,7 @@
     <w:p>
       <w:pPr>
         <w:pStyle w:val="NormalWeb"/>
-        <w:divId w:val="1312251671"/>
+        <w:divId w:val="691807660"/>
         <w:rPr>
           <w:rFonts w:ascii="Plus Jakarta Sans" w:hAnsi="Plus Jakarta Sans"/>
           <w:lang w:val="es-ES"/>
@@ -7099,7 +7099,7 @@
     <w:p>
       <w:pPr>
         <w:pStyle w:val="Ttulo3"/>
-        <w:divId w:val="1312251671"/>
+        <w:divId w:val="691807660"/>
         <w:rPr>
           <w:rFonts w:eastAsia="Times New Roman"/>
           <w:lang w:val="es-ES"/>
@@ -7116,7 +7116,7 @@
     <w:p>
       <w:pPr>
         <w:pStyle w:val="NormalWeb"/>
-        <w:divId w:val="1312251671"/>
+        <w:divId w:val="691807660"/>
         <w:rPr>
           <w:rFonts w:ascii="Plus Jakarta Sans" w:hAnsi="Plus Jakarta Sans"/>
           <w:lang w:val="es-ES"/>
@@ -7149,7 +7149,7 @@
       </w:tblGrid>
       <w:tr>
         <w:trPr>
-          <w:divId w:val="2102871404"/>
+          <w:divId w:val="386951841"/>
           <w:tblHeader/>
         </w:trPr>
         <w:tc>
@@ -7314,7 +7314,7 @@
       </w:tr>
       <w:tr>
         <w:trPr>
-          <w:divId w:val="2102871404"/>
+          <w:divId w:val="386951841"/>
         </w:trPr>
         <w:tc>
           <w:tcPr>
@@ -7440,7 +7440,7 @@
       </w:tr>
       <w:tr>
         <w:trPr>
-          <w:divId w:val="2102871404"/>
+          <w:divId w:val="386951841"/>
         </w:trPr>
         <w:tc>
           <w:tcPr>
@@ -7566,7 +7566,7 @@
       </w:tr>
       <w:tr>
         <w:trPr>
-          <w:divId w:val="2102871404"/>
+          <w:divId w:val="386951841"/>
         </w:trPr>
         <w:tc>
           <w:tcPr>
@@ -7692,7 +7692,7 @@
       </w:tr>
       <w:tr>
         <w:trPr>
-          <w:divId w:val="2102871404"/>
+          <w:divId w:val="386951841"/>
         </w:trPr>
         <w:tc>
           <w:tcPr>
@@ -7820,7 +7820,7 @@
     <w:p>
       <w:pPr>
         <w:pStyle w:val="Ttulo3"/>
-        <w:divId w:val="1312251671"/>
+        <w:divId w:val="691807660"/>
         <w:rPr>
           <w:rFonts w:eastAsia="Times New Roman"/>
           <w:lang w:val="es-ES"/>
@@ -7838,7 +7838,7 @@
       <w:pPr>
         <w:spacing w:before="375" w:after="225"/>
         <w:jc w:val="center"/>
-        <w:divId w:val="1819878746"/>
+        <w:divId w:val="1393037839"/>
         <w:rPr>
           <w:rFonts w:ascii="Outfit" w:eastAsia="Times New Roman" w:hAnsi="Outfit"/>
           <w:b/>
@@ -7868,7 +7868,7 @@
       <w:pPr>
         <w:spacing w:after="375"/>
         <w:jc w:val="center"/>
-        <w:divId w:val="2125808045"/>
+        <w:divId w:val="1285384729"/>
         <w:rPr>
           <w:rFonts w:ascii="Plus Jakarta Sans" w:eastAsia="Times New Roman" w:hAnsi="Plus Jakarta Sans"/>
           <w:lang w:val="es-ES"/>
@@ -8235,7 +8235,7 @@
     <w:p>
       <w:pPr>
         <w:pStyle w:val="Ttulo3"/>
-        <w:divId w:val="1312251671"/>
+        <w:divId w:val="691807660"/>
         <w:rPr>
           <w:rFonts w:eastAsia="Times New Roman"/>
           <w:lang w:val="es-ES"/>
@@ -8259,7 +8259,7 @@
     <w:p>
       <w:pPr>
         <w:pStyle w:val="NormalWeb"/>
-        <w:divId w:val="1312251671"/>
+        <w:divId w:val="691807660"/>
         <w:rPr>
           <w:rFonts w:ascii="Plus Jakarta Sans" w:hAnsi="Plus Jakarta Sans"/>
           <w:lang w:val="es-ES"/>
@@ -8281,7 +8281,7 @@
         </w:numPr>
         <w:spacing w:before="100" w:beforeAutospacing="1" w:after="90"/>
         <w:ind w:left="1020"/>
-        <w:divId w:val="1312251671"/>
+        <w:divId w:val="691807660"/>
         <w:rPr>
           <w:rFonts w:ascii="Plus Jakarta Sans" w:eastAsia="Times New Roman" w:hAnsi="Plus Jakarta Sans"/>
           <w:sz w:val="21"/>
@@ -8317,7 +8317,7 @@
         </w:numPr>
         <w:spacing w:before="100" w:beforeAutospacing="1" w:after="90"/>
         <w:ind w:left="1020"/>
-        <w:divId w:val="1312251671"/>
+        <w:divId w:val="691807660"/>
         <w:rPr>
           <w:rFonts w:ascii="Plus Jakarta Sans" w:eastAsia="Times New Roman" w:hAnsi="Plus Jakarta Sans"/>
           <w:sz w:val="21"/>
@@ -8362,7 +8362,7 @@
         </w:numPr>
         <w:spacing w:before="100" w:beforeAutospacing="1" w:after="90"/>
         <w:ind w:left="1020"/>
-        <w:divId w:val="1312251671"/>
+        <w:divId w:val="691807660"/>
         <w:rPr>
           <w:rFonts w:ascii="Plus Jakarta Sans" w:eastAsia="Times New Roman" w:hAnsi="Plus Jakarta Sans"/>
           <w:sz w:val="21"/>
@@ -8416,7 +8416,7 @@
         </w:numPr>
         <w:spacing w:before="100" w:beforeAutospacing="1" w:after="90"/>
         <w:ind w:left="1020"/>
-        <w:divId w:val="1312251671"/>
+        <w:divId w:val="691807660"/>
         <w:rPr>
           <w:rFonts w:ascii="Plus Jakarta Sans" w:eastAsia="Times New Roman" w:hAnsi="Plus Jakarta Sans"/>
           <w:sz w:val="21"/>
@@ -8461,7 +8461,7 @@
         </w:numPr>
         <w:spacing w:before="100" w:beforeAutospacing="1" w:after="90"/>
         <w:ind w:left="1020"/>
-        <w:divId w:val="1312251671"/>
+        <w:divId w:val="691807660"/>
         <w:rPr>
           <w:rFonts w:ascii="Plus Jakarta Sans" w:eastAsia="Times New Roman" w:hAnsi="Plus Jakarta Sans"/>
           <w:sz w:val="21"/>
@@ -8497,7 +8497,7 @@
         </w:numPr>
         <w:spacing w:before="100" w:beforeAutospacing="1" w:after="90"/>
         <w:ind w:left="1020"/>
-        <w:divId w:val="1312251671"/>
+        <w:divId w:val="691807660"/>
         <w:rPr>
           <w:rFonts w:ascii="Plus Jakarta Sans" w:eastAsia="Times New Roman" w:hAnsi="Plus Jakarta Sans"/>
           <w:sz w:val="21"/>
@@ -8542,7 +8542,7 @@
         </w:numPr>
         <w:spacing w:before="100" w:beforeAutospacing="1" w:after="90"/>
         <w:ind w:left="1020"/>
-        <w:divId w:val="1312251671"/>
+        <w:divId w:val="691807660"/>
         <w:rPr>
           <w:rFonts w:ascii="Plus Jakarta Sans" w:eastAsia="Times New Roman" w:hAnsi="Plus Jakarta Sans"/>
           <w:sz w:val="21"/>
@@ -8587,7 +8587,7 @@
         </w:numPr>
         <w:spacing w:before="100" w:beforeAutospacing="1" w:after="90"/>
         <w:ind w:left="1020"/>
-        <w:divId w:val="1312251671"/>
+        <w:divId w:val="691807660"/>
         <w:rPr>
           <w:rFonts w:ascii="Plus Jakarta Sans" w:eastAsia="Times New Roman" w:hAnsi="Plus Jakarta Sans"/>
           <w:sz w:val="21"/>
@@ -8632,7 +8632,7 @@
         </w:numPr>
         <w:spacing w:before="100" w:beforeAutospacing="1" w:after="90"/>
         <w:ind w:left="1020"/>
-        <w:divId w:val="1312251671"/>
+        <w:divId w:val="691807660"/>
         <w:rPr>
           <w:rFonts w:ascii="Plus Jakarta Sans" w:eastAsia="Times New Roman" w:hAnsi="Plus Jakarta Sans"/>
           <w:sz w:val="21"/>
@@ -8668,7 +8668,7 @@
         </w:numPr>
         <w:spacing w:before="100" w:beforeAutospacing="1" w:after="90"/>
         <w:ind w:left="1020"/>
-        <w:divId w:val="1312251671"/>
+        <w:divId w:val="691807660"/>
         <w:rPr>
           <w:rFonts w:ascii="Plus Jakarta Sans" w:eastAsia="Times New Roman" w:hAnsi="Plus Jakarta Sans"/>
           <w:sz w:val="21"/>
@@ -8722,7 +8722,7 @@
         </w:numPr>
         <w:spacing w:before="100" w:beforeAutospacing="1" w:after="90"/>
         <w:ind w:left="1020"/>
-        <w:divId w:val="1312251671"/>
+        <w:divId w:val="691807660"/>
         <w:rPr>
           <w:rFonts w:ascii="Plus Jakarta Sans" w:eastAsia="Times New Roman" w:hAnsi="Plus Jakarta Sans"/>
           <w:sz w:val="21"/>
@@ -8767,7 +8767,7 @@
         </w:numPr>
         <w:spacing w:before="100" w:beforeAutospacing="1" w:after="90"/>
         <w:ind w:left="1020"/>
-        <w:divId w:val="1312251671"/>
+        <w:divId w:val="691807660"/>
         <w:rPr>
           <w:rFonts w:ascii="Plus Jakarta Sans" w:eastAsia="Times New Roman" w:hAnsi="Plus Jakarta Sans"/>
           <w:sz w:val="21"/>
@@ -8807,7 +8807,7 @@
     <w:p>
       <w:pPr>
         <w:pStyle w:val="Ttulo3"/>
-        <w:divId w:val="1312251671"/>
+        <w:divId w:val="691807660"/>
         <w:rPr>
           <w:rFonts w:eastAsia="Times New Roman"/>
           <w:lang w:val="es-ES"/>
@@ -8825,7 +8825,7 @@
       <w:pPr>
         <w:spacing w:before="375" w:after="225"/>
         <w:jc w:val="center"/>
-        <w:divId w:val="1953246843"/>
+        <w:divId w:val="1909420181"/>
         <w:rPr>
           <w:rFonts w:ascii="Outfit" w:eastAsia="Times New Roman" w:hAnsi="Outfit"/>
           <w:b/>
@@ -8855,7 +8855,7 @@
       <w:pPr>
         <w:spacing w:after="375"/>
         <w:jc w:val="center"/>
-        <w:divId w:val="916206169"/>
+        <w:divId w:val="1023897308"/>
         <w:rPr>
           <w:rFonts w:ascii="Plus Jakarta Sans" w:eastAsia="Times New Roman" w:hAnsi="Plus Jakarta Sans"/>
           <w:lang w:val="es-ES"/>
@@ -9145,7 +9145,7 @@
     <w:p>
       <w:pPr>
         <w:spacing w:before="450" w:after="450"/>
-        <w:divId w:val="1312251671"/>
+        <w:divId w:val="691807660"/>
         <w:rPr>
           <w:rFonts w:ascii="Plus Jakarta Sans" w:eastAsia="Times New Roman" w:hAnsi="Plus Jakarta Sans"/>
           <w:lang w:val="es-ES"/>
@@ -9156,7 +9156,7 @@
           <w:rFonts w:ascii="Plus Jakarta Sans" w:eastAsia="Times New Roman" w:hAnsi="Plus Jakarta Sans"/>
           <w:lang w:val="es-ES"/>
         </w:rPr>
-        <w:pict w14:anchorId="29F91B73">
+        <w:pict>
           <v:rect id="_x0000_i1033" style="width:0;height:.75pt" o:hralign="center" o:hrstd="t" o:hr="t" fillcolor="#a0a0a0" stroked="f"/>
         </w:pict>
       </w:r>
@@ -9164,7 +9164,7 @@
     <w:p>
       <w:pPr>
         <w:pStyle w:val="Ttulo2"/>
-        <w:divId w:val="1312251671"/>
+        <w:divId w:val="691807660"/>
         <w:rPr>
           <w:rFonts w:eastAsia="Times New Roman"/>
           <w:lang w:val="es-ES"/>
@@ -9181,7 +9181,7 @@
     <w:p>
       <w:pPr>
         <w:pStyle w:val="NormalWeb"/>
-        <w:divId w:val="1312251671"/>
+        <w:divId w:val="691807660"/>
         <w:rPr>
           <w:rFonts w:ascii="Plus Jakarta Sans" w:hAnsi="Plus Jakarta Sans"/>
           <w:lang w:val="es-ES"/>
@@ -9198,7 +9198,7 @@
     <w:p>
       <w:pPr>
         <w:pStyle w:val="NormalWeb"/>
-        <w:divId w:val="1312251671"/>
+        <w:divId w:val="691807660"/>
         <w:rPr>
           <w:rFonts w:ascii="Plus Jakarta Sans" w:hAnsi="Plus Jakarta Sans"/>
           <w:lang w:val="es-ES"/>
@@ -9260,7 +9260,7 @@
     <w:p>
       <w:pPr>
         <w:pStyle w:val="NormalWeb"/>
-        <w:divId w:val="1312251671"/>
+        <w:divId w:val="691807660"/>
         <w:rPr>
           <w:rFonts w:ascii="Plus Jakarta Sans" w:hAnsi="Plus Jakarta Sans"/>
           <w:lang w:val="es-ES"/>
@@ -9322,7 +9322,7 @@
     <w:p>
       <w:pPr>
         <w:pStyle w:val="NormalWeb"/>
-        <w:divId w:val="1312251671"/>
+        <w:divId w:val="691807660"/>
         <w:rPr>
           <w:rFonts w:ascii="Plus Jakarta Sans" w:hAnsi="Plus Jakarta Sans"/>
           <w:lang w:val="es-ES"/>
@@ -9383,7 +9383,7 @@
     <w:p>
       <w:pPr>
         <w:pStyle w:val="NormalWeb"/>
-        <w:divId w:val="1312251671"/>
+        <w:divId w:val="691807660"/>
         <w:rPr>
           <w:rFonts w:ascii="Plus Jakarta Sans" w:hAnsi="Plus Jakarta Sans"/>
           <w:lang w:val="es-ES"/>
@@ -9437,7 +9437,7 @@
     <w:p>
       <w:pPr>
         <w:spacing w:before="450" w:after="450"/>
-        <w:divId w:val="1312251671"/>
+        <w:divId w:val="691807660"/>
         <w:rPr>
           <w:rFonts w:ascii="Plus Jakarta Sans" w:eastAsia="Times New Roman" w:hAnsi="Plus Jakarta Sans"/>
           <w:lang w:val="es-ES"/>
@@ -9448,7 +9448,7 @@
           <w:rFonts w:ascii="Plus Jakarta Sans" w:eastAsia="Times New Roman" w:hAnsi="Plus Jakarta Sans"/>
           <w:lang w:val="es-ES"/>
         </w:rPr>
-        <w:pict w14:anchorId="549EE60A">
+        <w:pict>
           <v:rect id="_x0000_i1034" style="width:0;height:.75pt" o:hralign="center" o:hrstd="t" o:hr="t" fillcolor="#a0a0a0" stroked="f"/>
         </w:pict>
       </w:r>
@@ -9456,7 +9456,7 @@
     <w:p>
       <w:pPr>
         <w:pStyle w:val="Ttulo2"/>
-        <w:divId w:val="1312251671"/>
+        <w:divId w:val="691807660"/>
         <w:rPr>
           <w:rFonts w:eastAsia="Times New Roman"/>
           <w:lang w:val="es-ES"/>
@@ -9473,7 +9473,7 @@
     <w:p>
       <w:pPr>
         <w:pStyle w:val="NormalWeb"/>
-        <w:divId w:val="1312251671"/>
+        <w:divId w:val="691807660"/>
         <w:rPr>
           <w:rFonts w:ascii="Plus Jakarta Sans" w:hAnsi="Plus Jakarta Sans"/>
           <w:lang w:val="es-ES"/>
@@ -9512,7 +9512,7 @@
     <w:p>
       <w:pPr>
         <w:pStyle w:val="Ttulo3"/>
-        <w:divId w:val="1312251671"/>
+        <w:divId w:val="691807660"/>
         <w:rPr>
           <w:rFonts w:eastAsia="Times New Roman"/>
           <w:lang w:val="es-ES"/>
@@ -9546,7 +9546,7 @@
       </w:tblGrid>
       <w:tr>
         <w:trPr>
-          <w:divId w:val="1715543782"/>
+          <w:divId w:val="1619874450"/>
           <w:tblHeader/>
         </w:trPr>
         <w:tc>
@@ -9737,7 +9737,7 @@
       </w:tr>
       <w:tr>
         <w:trPr>
-          <w:divId w:val="1715543782"/>
+          <w:divId w:val="1619874450"/>
         </w:trPr>
         <w:tc>
           <w:tcPr>
@@ -9893,7 +9893,7 @@
       </w:tr>
       <w:tr>
         <w:trPr>
-          <w:divId w:val="1715543782"/>
+          <w:divId w:val="1619874450"/>
         </w:trPr>
         <w:tc>
           <w:tcPr>
@@ -10049,7 +10049,7 @@
       </w:tr>
       <w:tr>
         <w:trPr>
-          <w:divId w:val="1715543782"/>
+          <w:divId w:val="1619874450"/>
         </w:trPr>
         <w:tc>
           <w:tcPr>
@@ -10205,7 +10205,7 @@
       </w:tr>
       <w:tr>
         <w:trPr>
-          <w:divId w:val="1715543782"/>
+          <w:divId w:val="1619874450"/>
         </w:trPr>
         <w:tc>
           <w:tcPr>
@@ -10367,7 +10367,7 @@
     <w:p>
       <w:pPr>
         <w:pStyle w:val="Ttulo3"/>
-        <w:divId w:val="1312251671"/>
+        <w:divId w:val="691807660"/>
         <w:rPr>
           <w:rFonts w:eastAsia="Times New Roman"/>
           <w:lang w:val="es-ES"/>
@@ -10401,7 +10401,7 @@
       </w:tblGrid>
       <w:tr>
         <w:trPr>
-          <w:divId w:val="1570798865"/>
+          <w:divId w:val="1425150999"/>
           <w:tblHeader/>
         </w:trPr>
         <w:tc>
@@ -10592,7 +10592,7 @@
       </w:tr>
       <w:tr>
         <w:trPr>
-          <w:divId w:val="1570798865"/>
+          <w:divId w:val="1425150999"/>
         </w:trPr>
         <w:tc>
           <w:tcPr>
@@ -10749,7 +10749,7 @@
       </w:tr>
       <w:tr>
         <w:trPr>
-          <w:divId w:val="1570798865"/>
+          <w:divId w:val="1425150999"/>
         </w:trPr>
         <w:tc>
           <w:tcPr>
@@ -10908,7 +10908,7 @@
     <w:p>
       <w:pPr>
         <w:pStyle w:val="Ttulo3"/>
-        <w:divId w:val="1312251671"/>
+        <w:divId w:val="691807660"/>
         <w:rPr>
           <w:rFonts w:eastAsia="Times New Roman"/>
           <w:lang w:val="es-ES"/>
@@ -10943,7 +10943,7 @@
       </w:tblGrid>
       <w:tr>
         <w:trPr>
-          <w:divId w:val="1599632691"/>
+          <w:divId w:val="1212108729"/>
           <w:tblHeader/>
         </w:trPr>
         <w:tc>
@@ -11171,7 +11171,7 @@
       </w:tr>
       <w:tr>
         <w:trPr>
-          <w:divId w:val="1599632691"/>
+          <w:divId w:val="1212108729"/>
         </w:trPr>
         <w:tc>
           <w:tcPr>
@@ -11367,7 +11367,7 @@
       </w:tr>
       <w:tr>
         <w:trPr>
-          <w:divId w:val="1599632691"/>
+          <w:divId w:val="1212108729"/>
         </w:trPr>
         <w:tc>
           <w:tcPr>
@@ -11552,7 +11552,7 @@
       </w:tr>
       <w:tr>
         <w:trPr>
-          <w:divId w:val="1599632691"/>
+          <w:divId w:val="1212108729"/>
         </w:trPr>
         <w:tc>
           <w:tcPr>
@@ -11750,7 +11750,7 @@
     <w:p>
       <w:pPr>
         <w:pStyle w:val="Ttulo4"/>
-        <w:divId w:val="1312251671"/>
+        <w:divId w:val="691807660"/>
         <w:rPr>
           <w:rFonts w:eastAsia="Times New Roman"/>
           <w:lang w:val="es-ES"/>
@@ -11768,7 +11768,7 @@
       <w:pPr>
         <w:spacing w:before="375" w:after="225"/>
         <w:jc w:val="center"/>
-        <w:divId w:val="1109204957"/>
+        <w:divId w:val="442040353"/>
         <w:rPr>
           <w:rFonts w:ascii="Outfit" w:eastAsia="Times New Roman" w:hAnsi="Outfit"/>
           <w:b/>
@@ -11798,7 +11798,7 @@
       <w:pPr>
         <w:spacing w:after="375"/>
         <w:jc w:val="center"/>
-        <w:divId w:val="41708553"/>
+        <w:divId w:val="1726178887"/>
         <w:rPr>
           <w:rFonts w:ascii="Plus Jakarta Sans" w:eastAsia="Times New Roman" w:hAnsi="Plus Jakarta Sans"/>
           <w:lang w:val="es-ES"/>
@@ -12193,7 +12193,7 @@
     <w:p>
       <w:pPr>
         <w:pStyle w:val="Ttulo3"/>
-        <w:divId w:val="1312251671"/>
+        <w:divId w:val="691807660"/>
         <w:rPr>
           <w:rFonts w:eastAsia="Times New Roman"/>
           <w:lang w:val="es-ES"/>
@@ -12225,7 +12225,7 @@
       </w:tblGrid>
       <w:tr>
         <w:trPr>
-          <w:divId w:val="1758407925"/>
+          <w:divId w:val="701442411"/>
           <w:tblHeader/>
         </w:trPr>
         <w:tc>
@@ -12342,7 +12342,7 @@
       </w:tr>
       <w:tr>
         <w:trPr>
-          <w:divId w:val="1758407925"/>
+          <w:divId w:val="701442411"/>
         </w:trPr>
         <w:tc>
           <w:tcPr>
@@ -12438,7 +12438,7 @@
       </w:tr>
       <w:tr>
         <w:trPr>
-          <w:divId w:val="1758407925"/>
+          <w:divId w:val="701442411"/>
         </w:trPr>
         <w:tc>
           <w:tcPr>
@@ -12534,7 +12534,7 @@
       </w:tr>
       <w:tr>
         <w:trPr>
-          <w:divId w:val="1758407925"/>
+          <w:divId w:val="701442411"/>
         </w:trPr>
         <w:tc>
           <w:tcPr>
@@ -12632,7 +12632,7 @@
     <w:p>
       <w:pPr>
         <w:pStyle w:val="NormalWeb"/>
-        <w:divId w:val="1312251671"/>
+        <w:divId w:val="691807660"/>
         <w:rPr>
           <w:rFonts w:ascii="Plus Jakarta Sans" w:hAnsi="Plus Jakarta Sans"/>
           <w:lang w:val="es-ES"/>
@@ -12657,7 +12657,7 @@
     <w:p>
       <w:pPr>
         <w:pStyle w:val="Ttulo3"/>
-        <w:divId w:val="1312251671"/>
+        <w:divId w:val="691807660"/>
         <w:rPr>
           <w:rFonts w:eastAsia="Times New Roman"/>
           <w:lang w:val="es-ES"/>
@@ -12699,7 +12699,7 @@
       </w:tblGrid>
       <w:tr>
         <w:trPr>
-          <w:divId w:val="670261669"/>
+          <w:divId w:val="656880881"/>
           <w:tblHeader/>
         </w:trPr>
         <w:tc>
@@ -12927,7 +12927,7 @@
       </w:tr>
       <w:tr>
         <w:trPr>
-          <w:divId w:val="670261669"/>
+          <w:divId w:val="656880881"/>
         </w:trPr>
         <w:tc>
           <w:tcPr>
@@ -13113,7 +13113,7 @@
       </w:tr>
       <w:tr>
         <w:trPr>
-          <w:divId w:val="670261669"/>
+          <w:divId w:val="656880881"/>
         </w:trPr>
         <w:tc>
           <w:tcPr>
@@ -13299,7 +13299,7 @@
       </w:tr>
       <w:tr>
         <w:trPr>
-          <w:divId w:val="670261669"/>
+          <w:divId w:val="656880881"/>
         </w:trPr>
         <w:tc>
           <w:tcPr>
@@ -13485,7 +13485,7 @@
       </w:tr>
       <w:tr>
         <w:trPr>
-          <w:divId w:val="670261669"/>
+          <w:divId w:val="656880881"/>
         </w:trPr>
         <w:tc>
           <w:tcPr>
@@ -13678,7 +13678,7 @@
     <w:p>
       <w:pPr>
         <w:pStyle w:val="NormalWeb"/>
-        <w:divId w:val="1312251671"/>
+        <w:divId w:val="691807660"/>
         <w:rPr>
           <w:rFonts w:ascii="Plus Jakarta Sans" w:hAnsi="Plus Jakarta Sans"/>
           <w:lang w:val="es-ES"/>
@@ -13725,7 +13725,7 @@
     <w:p>
       <w:pPr>
         <w:pStyle w:val="Ttulo3"/>
-        <w:divId w:val="1312251671"/>
+        <w:divId w:val="691807660"/>
         <w:rPr>
           <w:rFonts w:eastAsia="Times New Roman"/>
           <w:lang w:val="es-ES"/>
@@ -13760,7 +13760,7 @@
       </w:tblGrid>
       <w:tr>
         <w:trPr>
-          <w:divId w:val="1703239134"/>
+          <w:divId w:val="340546434"/>
           <w:tblHeader/>
         </w:trPr>
         <w:tc>
@@ -13988,7 +13988,7 @@
       </w:tr>
       <w:tr>
         <w:trPr>
-          <w:divId w:val="1703239134"/>
+          <w:divId w:val="340546434"/>
         </w:trPr>
         <w:tc>
           <w:tcPr>
@@ -14182,7 +14182,7 @@
       </w:tr>
       <w:tr>
         <w:trPr>
-          <w:divId w:val="1703239134"/>
+          <w:divId w:val="340546434"/>
         </w:trPr>
         <w:tc>
           <w:tcPr>
@@ -14378,7 +14378,7 @@
     <w:p>
       <w:pPr>
         <w:pStyle w:val="Ttulo4"/>
-        <w:divId w:val="1312251671"/>
+        <w:divId w:val="691807660"/>
         <w:rPr>
           <w:rFonts w:eastAsia="Times New Roman"/>
           <w:lang w:val="es-ES"/>
@@ -14396,7 +14396,7 @@
       <w:pPr>
         <w:spacing w:before="375" w:after="225"/>
         <w:jc w:val="center"/>
-        <w:divId w:val="524901041"/>
+        <w:divId w:val="1396388531"/>
         <w:rPr>
           <w:rFonts w:ascii="Outfit" w:eastAsia="Times New Roman" w:hAnsi="Outfit"/>
           <w:b/>
@@ -14426,7 +14426,7 @@
       <w:pPr>
         <w:spacing w:after="375"/>
         <w:jc w:val="center"/>
-        <w:divId w:val="1376656426"/>
+        <w:divId w:val="571086301"/>
         <w:rPr>
           <w:rFonts w:ascii="Plus Jakarta Sans" w:eastAsia="Times New Roman" w:hAnsi="Plus Jakarta Sans"/>
           <w:lang w:val="es-ES"/>
@@ -14814,7 +14814,7 @@
     <w:p>
       <w:pPr>
         <w:pStyle w:val="Ttulo3"/>
-        <w:divId w:val="1312251671"/>
+        <w:divId w:val="691807660"/>
         <w:rPr>
           <w:rFonts w:eastAsia="Times New Roman"/>
           <w:lang w:val="es-ES"/>
@@ -14848,7 +14848,7 @@
       </w:tblGrid>
       <w:tr>
         <w:trPr>
-          <w:divId w:val="927226906"/>
+          <w:divId w:val="43600748"/>
           <w:tblHeader/>
         </w:trPr>
         <w:tc>
@@ -15039,7 +15039,7 @@
       </w:tr>
       <w:tr>
         <w:trPr>
-          <w:divId w:val="927226906"/>
+          <w:divId w:val="43600748"/>
         </w:trPr>
         <w:tc>
           <w:tcPr>
@@ -15195,7 +15195,7 @@
       </w:tr>
       <w:tr>
         <w:trPr>
-          <w:divId w:val="927226906"/>
+          <w:divId w:val="43600748"/>
         </w:trPr>
         <w:tc>
           <w:tcPr>
@@ -15351,7 +15351,7 @@
       </w:tr>
       <w:tr>
         <w:trPr>
-          <w:divId w:val="927226906"/>
+          <w:divId w:val="43600748"/>
         </w:trPr>
         <w:tc>
           <w:tcPr>
@@ -15507,7 +15507,7 @@
       </w:tr>
       <w:tr>
         <w:trPr>
-          <w:divId w:val="927226906"/>
+          <w:divId w:val="43600748"/>
         </w:trPr>
         <w:tc>
           <w:tcPr>
@@ -15663,7 +15663,7 @@
       </w:tr>
       <w:tr>
         <w:trPr>
-          <w:divId w:val="927226906"/>
+          <w:divId w:val="43600748"/>
         </w:trPr>
         <w:tc>
           <w:tcPr>
@@ -15819,7 +15819,7 @@
       </w:tr>
       <w:tr>
         <w:trPr>
-          <w:divId w:val="927226906"/>
+          <w:divId w:val="43600748"/>
         </w:trPr>
         <w:tc>
           <w:tcPr>
@@ -15977,7 +15977,7 @@
     <w:p>
       <w:pPr>
         <w:pStyle w:val="Ttulo3"/>
-        <w:divId w:val="1312251671"/>
+        <w:divId w:val="691807660"/>
         <w:rPr>
           <w:rFonts w:eastAsia="Times New Roman"/>
           <w:lang w:val="es-ES"/>
@@ -16011,7 +16011,7 @@
       </w:tblGrid>
       <w:tr>
         <w:trPr>
-          <w:divId w:val="41097089"/>
+          <w:divId w:val="2111970162"/>
           <w:tblHeader/>
         </w:trPr>
         <w:tc>
@@ -16202,7 +16202,7 @@
       </w:tr>
       <w:tr>
         <w:trPr>
-          <w:divId w:val="41097089"/>
+          <w:divId w:val="2111970162"/>
         </w:trPr>
         <w:tc>
           <w:tcPr>
@@ -16358,7 +16358,7 @@
       </w:tr>
       <w:tr>
         <w:trPr>
-          <w:divId w:val="41097089"/>
+          <w:divId w:val="2111970162"/>
         </w:trPr>
         <w:tc>
           <w:tcPr>
@@ -16514,7 +16514,7 @@
       </w:tr>
       <w:tr>
         <w:trPr>
-          <w:divId w:val="41097089"/>
+          <w:divId w:val="2111970162"/>
         </w:trPr>
         <w:tc>
           <w:tcPr>
@@ -16670,7 +16670,7 @@
       </w:tr>
       <w:tr>
         <w:trPr>
-          <w:divId w:val="41097089"/>
+          <w:divId w:val="2111970162"/>
         </w:trPr>
         <w:tc>
           <w:tcPr>
@@ -16826,7 +16826,7 @@
       </w:tr>
       <w:tr>
         <w:trPr>
-          <w:divId w:val="41097089"/>
+          <w:divId w:val="2111970162"/>
         </w:trPr>
         <w:tc>
           <w:tcPr>
@@ -16984,7 +16984,7 @@
     <w:p>
       <w:pPr>
         <w:pStyle w:val="Ttulo3"/>
-        <w:divId w:val="1312251671"/>
+        <w:divId w:val="691807660"/>
         <w:rPr>
           <w:rFonts w:eastAsia="Times New Roman"/>
           <w:lang w:val="es-ES"/>
@@ -17018,7 +17018,7 @@
       </w:tblGrid>
       <w:tr>
         <w:trPr>
-          <w:divId w:val="1521625576"/>
+          <w:divId w:val="603612651"/>
           <w:tblHeader/>
         </w:trPr>
         <w:tc>
@@ -17209,7 +17209,7 @@
       </w:tr>
       <w:tr>
         <w:trPr>
-          <w:divId w:val="1521625576"/>
+          <w:divId w:val="603612651"/>
         </w:trPr>
         <w:tc>
           <w:tcPr>
@@ -17365,7 +17365,7 @@
       </w:tr>
       <w:tr>
         <w:trPr>
-          <w:divId w:val="1521625576"/>
+          <w:divId w:val="603612651"/>
         </w:trPr>
         <w:tc>
           <w:tcPr>
@@ -17523,7 +17523,7 @@
     <w:p>
       <w:pPr>
         <w:pStyle w:val="Ttulo4"/>
-        <w:divId w:val="1312251671"/>
+        <w:divId w:val="691807660"/>
         <w:rPr>
           <w:rFonts w:eastAsia="Times New Roman"/>
           <w:lang w:val="es-ES"/>
@@ -17541,7 +17541,7 @@
       <w:pPr>
         <w:spacing w:before="375" w:after="225"/>
         <w:jc w:val="center"/>
-        <w:divId w:val="1133597885"/>
+        <w:divId w:val="526336032"/>
         <w:rPr>
           <w:rFonts w:ascii="Outfit" w:eastAsia="Times New Roman" w:hAnsi="Outfit"/>
           <w:b/>
@@ -17571,7 +17571,7 @@
       <w:pPr>
         <w:spacing w:after="375"/>
         <w:jc w:val="center"/>
-        <w:divId w:val="1735738965"/>
+        <w:divId w:val="440613112"/>
         <w:rPr>
           <w:rFonts w:ascii="Plus Jakarta Sans" w:eastAsia="Times New Roman" w:hAnsi="Plus Jakarta Sans"/>
           <w:lang w:val="es-ES"/>
@@ -17959,7 +17959,7 @@
     <w:p>
       <w:pPr>
         <w:spacing w:before="450" w:after="450"/>
-        <w:divId w:val="1312251671"/>
+        <w:divId w:val="691807660"/>
         <w:rPr>
           <w:rFonts w:ascii="Plus Jakarta Sans" w:eastAsia="Times New Roman" w:hAnsi="Plus Jakarta Sans"/>
           <w:lang w:val="es-ES"/>
@@ -17970,7 +17970,7 @@
           <w:rFonts w:ascii="Plus Jakarta Sans" w:eastAsia="Times New Roman" w:hAnsi="Plus Jakarta Sans"/>
           <w:lang w:val="es-ES"/>
         </w:rPr>
-        <w:pict w14:anchorId="6EEBF09C">
+        <w:pict>
           <v:rect id="_x0000_i1035" style="width:0;height:.75pt" o:hralign="center" o:hrstd="t" o:hr="t" fillcolor="#a0a0a0" stroked="f"/>
         </w:pict>
       </w:r>
@@ -17978,7 +17978,7 @@
     <w:p>
       <w:pPr>
         <w:spacing w:before="450" w:after="450"/>
-        <w:divId w:val="1312251671"/>
+        <w:divId w:val="691807660"/>
         <w:rPr>
           <w:rFonts w:ascii="Plus Jakarta Sans" w:eastAsia="Times New Roman" w:hAnsi="Plus Jakarta Sans"/>
           <w:lang w:val="es-ES"/>
@@ -17989,7 +17989,7 @@
           <w:rFonts w:ascii="Plus Jakarta Sans" w:eastAsia="Times New Roman" w:hAnsi="Plus Jakarta Sans"/>
           <w:lang w:val="es-ES"/>
         </w:rPr>
-        <w:pict w14:anchorId="6C7A8ED9">
+        <w:pict>
           <v:rect id="_x0000_i1036" style="width:0;height:.75pt" o:hralign="center" o:hrstd="t" o:hr="t" fillcolor="#a0a0a0" stroked="f"/>
         </w:pict>
       </w:r>
@@ -17997,7 +17997,7 @@
     <w:p>
       <w:pPr>
         <w:pStyle w:val="NormalWeb"/>
-        <w:divId w:val="1312251671"/>
+        <w:divId w:val="691807660"/>
         <w:rPr>
           <w:rFonts w:ascii="Plus Jakarta Sans" w:hAnsi="Plus Jakarta Sans"/>
           <w:lang w:val="es-ES"/>
@@ -18030,7 +18030,7 @@
           <w:rFonts w:ascii="Plus Jakarta Sans" w:hAnsi="Plus Jakarta Sans"/>
           <w:lang w:val="es-ES"/>
         </w:rPr>
-        <w:pict w14:anchorId="34C7168A"/>
+        <w:pict/>
       </w:r>
     </w:p>
     <w:sectPr>
@@ -18046,9 +18046,9 @@
 <file path=word/numbering.xml><?xml version="1.0" encoding="utf-8"?>
 <w:numbering xmlns:wpc="http://schemas.microsoft.com/office/word/2010/wordprocessingCanvas" xmlns:cx="http://schemas.microsoft.com/office/drawing/2014/chartex" xmlns:cx1="http://schemas.microsoft.com/office/drawing/2015/9/8/chartex" xmlns:cx2="http://schemas.microsoft.com/office/drawing/2015/10/21/chartex" xmlns:cx3="http://schemas.microsoft.com/office/drawing/2016/5/9/chartex" xmlns:cx4="http://schemas.microsoft.com/office/drawing/2016/5/10/chartex" xmlns:cx5="http://schemas.microsoft.com/office/drawing/2016/5/11/chartex" xmlns:cx6="http://schemas.microsoft.com/office/drawing/2016/5/12/chartex" xmlns:cx7="http://schemas.microsoft.com/office/drawing/2016/5/13/chartex" xmlns:cx8="http://schemas.microsoft.com/office/drawing/2016/5/14/chartex" xmlns:mc="http://schemas.openxmlformats.org/markup-compatibility/2006" xmlns:aink="http://schemas.microsoft.com/office/drawing/2016/ink" xmlns:am3d="http://schemas.microsoft.com/office/drawing/2017/model3d" xmlns:o="urn:schemas-microsoft-com:office:office" xmlns:r="http://schemas.openxmlformats.org/officeDocument/2006/relationships" xmlns:m="http://schemas.openxmlformats.org/officeDocument/2006/math" xmlns:v="urn:schemas-microsoft-com:vml" xmlns:wp14="http://schemas.microsoft.com/office/word/2010/wordprocessingDrawing" xmlns:wp="http://schemas.openxmlformats.org/drawingml/2006/wordprocessingDrawing" xmlns:w10="urn:schemas-microsoft-com:office:word" xmlns:w="http://schemas.openxmlformats.org/wordprocessingml/2006/main" xmlns:w14="http://schemas.microsoft.com/office/word/2010/wordml" xmlns:w15="http://schemas.microsoft.com/office/word/2012/wordml" xmlns:w16cex="http://schemas.microsoft.com/office/word/2018/wordml/cex" xmlns:w16cid="http://schemas.microsoft.com/office/word/2016/wordml/cid" xmlns:w16="http://schemas.microsoft.com/office/word/2018/wordml" xmlns:w16sdtdh="http://schemas.microsoft.com/office/word/2020/wordml/sdtdatahash" xmlns:w16se="http://schemas.microsoft.com/office/word/2015/wordml/symex" xmlns:wpg="http://schemas.microsoft.com/office/word/2010/wordprocessingGroup" xmlns:wpi="http://schemas.microsoft.com/office/word/2010/wordprocessingInk" xmlns:wne="http://schemas.microsoft.com/office/word/2006/wordml" xmlns:wps="http://schemas.microsoft.com/office/word/2010/wordprocessingShape" mc:Ignorable="w14 w15 w16se w16cid w16 w16cex w16sdtdh wp14">
   <w:abstractNum w:abstractNumId="0" w15:restartNumberingAfterBreak="0">
-    <w:nsid w:val="1A887E4E"/>
+    <w:nsid w:val="37F15C65"/>
     <w:multiLevelType w:val="multilevel"/>
-    <w:tmpl w:val="84460910"/>
+    <w:tmpl w:val="ACE2DF6C"/>
     <w:lvl w:ilvl="0">
       <w:start w:val="1"/>
       <w:numFmt w:val="bullet"/>
@@ -18195,9 +18195,9 @@
     </w:lvl>
   </w:abstractNum>
   <w:abstractNum w:abstractNumId="1" w15:restartNumberingAfterBreak="0">
-    <w:nsid w:val="1FC74A44"/>
+    <w:nsid w:val="65ED05AA"/>
     <w:multiLevelType w:val="multilevel"/>
-    <w:tmpl w:val="9A3EA250"/>
+    <w:tmpl w:val="05A4BB08"/>
     <w:lvl w:ilvl="0">
       <w:start w:val="1"/>
       <w:numFmt w:val="bullet"/>
@@ -18344,9 +18344,9 @@
     </w:lvl>
   </w:abstractNum>
   <w:abstractNum w:abstractNumId="2" w15:restartNumberingAfterBreak="0">
-    <w:nsid w:val="38293563"/>
+    <w:nsid w:val="695400F3"/>
     <w:multiLevelType w:val="multilevel"/>
-    <w:tmpl w:val="A97A4AE6"/>
+    <w:tmpl w:val="2132E58C"/>
     <w:lvl w:ilvl="0">
       <w:start w:val="1"/>
       <w:numFmt w:val="bullet"/>
@@ -18493,9 +18493,9 @@
     </w:lvl>
   </w:abstractNum>
   <w:abstractNum w:abstractNumId="3" w15:restartNumberingAfterBreak="0">
-    <w:nsid w:val="65A37B1C"/>
+    <w:nsid w:val="6E9922F7"/>
     <w:multiLevelType w:val="multilevel"/>
-    <w:tmpl w:val="7F6E3110"/>
+    <w:tmpl w:val="463246D8"/>
     <w:lvl w:ilvl="0">
       <w:start w:val="1"/>
       <w:numFmt w:val="bullet"/>
@@ -18642,13 +18642,13 @@
     </w:lvl>
   </w:abstractNum>
   <w:num w:numId="1">
+    <w:abstractNumId w:val="0"/>
+  </w:num>
+  <w:num w:numId="2">
     <w:abstractNumId w:val="3"/>
   </w:num>
-  <w:num w:numId="2">
+  <w:num w:numId="3">
     <w:abstractNumId w:val="1"/>
-  </w:num>
-  <w:num w:numId="3">
-    <w:abstractNumId w:val="0"/>
   </w:num>
   <w:num w:numId="4">
     <w:abstractNumId w:val="2"/>

--- a/public/informe_reunion_tecnica.docx
+++ b/public/informe_reunion_tecnica.docx
@@ -4,7 +4,7 @@
   <w:body>
     <w:p>
       <w:pPr>
-        <w:divId w:val="2082830466"/>
+        <w:divId w:val="381489858"/>
         <w:rPr>
           <w:rFonts w:ascii="Plus Jakarta Sans" w:eastAsia="Times New Roman" w:hAnsi="Plus Jakarta Sans"/>
           <w:lang w:val="es-ES"/>
@@ -28,7 +28,7 @@
     <w:p>
       <w:pPr>
         <w:pStyle w:val="Ttulo1"/>
-        <w:divId w:val="691807660"/>
+        <w:divId w:val="405105006"/>
         <w:rPr>
           <w:rFonts w:eastAsia="Times New Roman"/>
           <w:lang w:val="es-ES"/>
@@ -45,7 +45,7 @@
     <w:p>
       <w:pPr>
         <w:pStyle w:val="NormalWeb"/>
-        <w:divId w:val="691807660"/>
+        <w:divId w:val="405105006"/>
         <w:rPr>
           <w:rFonts w:ascii="Plus Jakarta Sans" w:hAnsi="Plus Jakarta Sans"/>
           <w:lang w:val="es-ES"/>
@@ -63,7 +63,7 @@
     <w:p>
       <w:pPr>
         <w:pStyle w:val="NormalWeb"/>
-        <w:divId w:val="691807660"/>
+        <w:divId w:val="405105006"/>
         <w:rPr>
           <w:rFonts w:ascii="Plus Jakarta Sans" w:hAnsi="Plus Jakarta Sans"/>
           <w:lang w:val="es-ES"/>
@@ -102,7 +102,7 @@
     <w:p>
       <w:pPr>
         <w:spacing w:before="450" w:after="450"/>
-        <w:divId w:val="691807660"/>
+        <w:divId w:val="405105006"/>
         <w:rPr>
           <w:rFonts w:ascii="Plus Jakarta Sans" w:eastAsia="Times New Roman" w:hAnsi="Plus Jakarta Sans"/>
           <w:lang w:val="es-ES"/>
@@ -113,7 +113,7 @@
           <w:rFonts w:ascii="Plus Jakarta Sans" w:eastAsia="Times New Roman" w:hAnsi="Plus Jakarta Sans"/>
           <w:lang w:val="es-ES"/>
         </w:rPr>
-        <w:pict>
+        <w:pict w14:anchorId="7D453425">
           <v:rect id="_x0000_i1025" style="width:0;height:.75pt" o:hralign="center" o:hrstd="t" o:hr="t" fillcolor="#a0a0a0" stroked="f"/>
         </w:pict>
       </w:r>
@@ -121,7 +121,7 @@
     <w:p>
       <w:pPr>
         <w:pStyle w:val="Ttulo2"/>
-        <w:divId w:val="691807660"/>
+        <w:divId w:val="405105006"/>
         <w:rPr>
           <w:rFonts w:eastAsia="Times New Roman"/>
           <w:lang w:val="es-ES"/>
@@ -145,7 +145,7 @@
     <w:p>
       <w:pPr>
         <w:pStyle w:val="NormalWeb"/>
-        <w:divId w:val="691807660"/>
+        <w:divId w:val="405105006"/>
         <w:rPr>
           <w:rFonts w:ascii="Plus Jakarta Sans" w:hAnsi="Plus Jakarta Sans"/>
           <w:lang w:val="es-ES"/>
@@ -167,7 +167,7 @@
         </w:numPr>
         <w:spacing w:before="100" w:beforeAutospacing="1" w:after="90"/>
         <w:ind w:left="1020"/>
-        <w:divId w:val="691807660"/>
+        <w:divId w:val="405105006"/>
         <w:rPr>
           <w:rFonts w:ascii="Plus Jakarta Sans" w:eastAsia="Times New Roman" w:hAnsi="Plus Jakarta Sans"/>
           <w:sz w:val="21"/>
@@ -202,7 +202,7 @@
           <w:szCs w:val="21"/>
           <w:lang w:val="es-ES"/>
         </w:rPr>
-        <w:t>4,175 fichas</w:t>
+        <w:t>4,173 fichas</w:t>
       </w:r>
     </w:p>
     <w:p>
@@ -213,7 +213,7 @@
         </w:numPr>
         <w:spacing w:before="100" w:beforeAutospacing="1" w:after="90"/>
         <w:ind w:left="1020"/>
-        <w:divId w:val="691807660"/>
+        <w:divId w:val="405105006"/>
         <w:rPr>
           <w:rFonts w:ascii="Plus Jakarta Sans" w:eastAsia="Times New Roman" w:hAnsi="Plus Jakarta Sans"/>
           <w:sz w:val="21"/>
@@ -258,7 +258,7 @@
           <w:szCs w:val="21"/>
           <w:lang w:val="es-ES"/>
         </w:rPr>
-        <w:t>3,026 polígonos unificados</w:t>
+        <w:t>3,024 polígonos unificados</w:t>
       </w:r>
     </w:p>
     <w:p>
@@ -269,7 +269,7 @@
         </w:numPr>
         <w:spacing w:before="100" w:beforeAutospacing="1" w:after="90"/>
         <w:ind w:left="1020"/>
-        <w:divId w:val="691807660"/>
+        <w:divId w:val="405105006"/>
         <w:rPr>
           <w:rFonts w:ascii="Plus Jakarta Sans" w:eastAsia="Times New Roman" w:hAnsi="Plus Jakarta Sans"/>
           <w:sz w:val="21"/>
@@ -315,7 +315,7 @@
         </w:numPr>
         <w:spacing w:before="100" w:beforeAutospacing="1" w:after="90"/>
         <w:ind w:left="1020"/>
-        <w:divId w:val="691807660"/>
+        <w:divId w:val="405105006"/>
         <w:rPr>
           <w:rFonts w:ascii="Plus Jakarta Sans" w:eastAsia="Times New Roman" w:hAnsi="Plus Jakarta Sans"/>
           <w:sz w:val="21"/>
@@ -356,7 +356,7 @@
     <w:p>
       <w:pPr>
         <w:spacing w:before="450" w:after="450"/>
-        <w:divId w:val="691807660"/>
+        <w:divId w:val="405105006"/>
         <w:rPr>
           <w:rFonts w:ascii="Plus Jakarta Sans" w:eastAsia="Times New Roman" w:hAnsi="Plus Jakarta Sans"/>
           <w:lang w:val="es-ES"/>
@@ -367,7 +367,7 @@
           <w:rFonts w:ascii="Plus Jakarta Sans" w:eastAsia="Times New Roman" w:hAnsi="Plus Jakarta Sans"/>
           <w:lang w:val="es-ES"/>
         </w:rPr>
-        <w:pict>
+        <w:pict w14:anchorId="62EE58CA">
           <v:rect id="_x0000_i1026" style="width:0;height:.75pt" o:hralign="center" o:hrstd="t" o:hr="t" fillcolor="#a0a0a0" stroked="f"/>
         </w:pict>
       </w:r>
@@ -375,7 +375,7 @@
     <w:p>
       <w:pPr>
         <w:pStyle w:val="Ttulo2"/>
-        <w:divId w:val="691807660"/>
+        <w:divId w:val="405105006"/>
         <w:rPr>
           <w:rFonts w:eastAsia="Times New Roman"/>
           <w:lang w:val="es-ES"/>
@@ -392,7 +392,7 @@
     <w:p>
       <w:pPr>
         <w:pStyle w:val="NormalWeb"/>
-        <w:divId w:val="691807660"/>
+        <w:divId w:val="405105006"/>
         <w:rPr>
           <w:rFonts w:ascii="Plus Jakarta Sans" w:hAnsi="Plus Jakarta Sans"/>
           <w:lang w:val="es-ES"/>
@@ -445,7 +445,7 @@
       </w:tblGrid>
       <w:tr>
         <w:trPr>
-          <w:divId w:val="1290938860"/>
+          <w:divId w:val="1421951576"/>
           <w:tblHeader/>
         </w:trPr>
         <w:tc>
@@ -525,7 +525,7 @@
       </w:tr>
       <w:tr>
         <w:trPr>
-          <w:divId w:val="1290938860"/>
+          <w:divId w:val="1421951576"/>
         </w:trPr>
         <w:tc>
           <w:tcPr>
@@ -591,7 +591,7 @@
       </w:tr>
       <w:tr>
         <w:trPr>
-          <w:divId w:val="1290938860"/>
+          <w:divId w:val="1421951576"/>
         </w:trPr>
         <w:tc>
           <w:tcPr>
@@ -650,14 +650,14 @@
                 <w:sz w:val="20"/>
                 <w:szCs w:val="20"/>
               </w:rPr>
-              <w:t>396</w:t>
+              <w:t>394</w:t>
             </w:r>
           </w:p>
         </w:tc>
       </w:tr>
       <w:tr>
         <w:trPr>
-          <w:divId w:val="1290938860"/>
+          <w:divId w:val="1421951576"/>
         </w:trPr>
         <w:tc>
           <w:tcPr>
@@ -723,7 +723,7 @@
       </w:tr>
       <w:tr>
         <w:trPr>
-          <w:divId w:val="1290938860"/>
+          <w:divId w:val="1421951576"/>
         </w:trPr>
         <w:tc>
           <w:tcPr>
@@ -791,7 +791,7 @@
     <w:p>
       <w:pPr>
         <w:spacing w:before="450" w:after="450"/>
-        <w:divId w:val="691807660"/>
+        <w:divId w:val="405105006"/>
         <w:rPr>
           <w:rFonts w:ascii="Plus Jakarta Sans" w:eastAsia="Times New Roman" w:hAnsi="Plus Jakarta Sans"/>
           <w:lang w:val="es-ES"/>
@@ -803,7 +803,7 @@
           <w:lang w:val="es-ES"/>
         </w:rPr>
         <w:lastRenderedPageBreak/>
-        <w:pict>
+        <w:pict w14:anchorId="6CD12635">
           <v:rect id="_x0000_i1027" style="width:0;height:.75pt" o:hralign="center" o:hrstd="t" o:hr="t" fillcolor="#a0a0a0" stroked="f"/>
         </w:pict>
       </w:r>
@@ -811,7 +811,7 @@
     <w:p>
       <w:pPr>
         <w:pStyle w:val="Ttulo2"/>
-        <w:divId w:val="691807660"/>
+        <w:divId w:val="405105006"/>
         <w:rPr>
           <w:rFonts w:eastAsia="Times New Roman"/>
           <w:lang w:val="es-ES"/>
@@ -828,7 +828,7 @@
     <w:p>
       <w:pPr>
         <w:pStyle w:val="Ttulo3"/>
-        <w:divId w:val="691807660"/>
+        <w:divId w:val="405105006"/>
         <w:rPr>
           <w:rFonts w:eastAsia="Times New Roman"/>
           <w:lang w:val="es-ES"/>
@@ -845,7 +845,7 @@
     <w:p>
       <w:pPr>
         <w:pStyle w:val="NormalWeb"/>
-        <w:divId w:val="691807660"/>
+        <w:divId w:val="405105006"/>
         <w:rPr>
           <w:rFonts w:ascii="Plus Jakarta Sans" w:hAnsi="Plus Jakarta Sans"/>
           <w:lang w:val="es-ES"/>
@@ -885,7 +885,7 @@
       </w:tblGrid>
       <w:tr>
         <w:trPr>
-          <w:divId w:val="348411533"/>
+          <w:divId w:val="1112284402"/>
           <w:tblHeader/>
         </w:trPr>
         <w:tc>
@@ -1039,7 +1039,7 @@
       </w:tr>
       <w:tr>
         <w:trPr>
-          <w:divId w:val="348411533"/>
+          <w:divId w:val="1112284402"/>
         </w:trPr>
         <w:tc>
           <w:tcPr>
@@ -1158,14 +1158,14 @@
                 <w:sz w:val="20"/>
                 <w:szCs w:val="20"/>
               </w:rPr>
-              <w:t>822</w:t>
+              <w:t>820</w:t>
             </w:r>
           </w:p>
         </w:tc>
       </w:tr>
       <w:tr>
         <w:trPr>
-          <w:divId w:val="348411533"/>
+          <w:divId w:val="1112284402"/>
         </w:trPr>
         <w:tc>
           <w:tcPr>
@@ -1284,14 +1284,14 @@
                 <w:sz w:val="20"/>
                 <w:szCs w:val="20"/>
               </w:rPr>
-              <w:t>31,755,316.64 m²</w:t>
+              <w:t>31,733,370.43 m²</w:t>
             </w:r>
           </w:p>
         </w:tc>
       </w:tr>
       <w:tr>
         <w:trPr>
-          <w:divId w:val="348411533"/>
+          <w:divId w:val="1112284402"/>
         </w:trPr>
         <w:tc>
           <w:tcPr>
@@ -1410,14 +1410,14 @@
                 <w:sz w:val="20"/>
                 <w:szCs w:val="20"/>
               </w:rPr>
-              <w:t>38,631.77 m² (3.863 ha)</w:t>
+              <w:t>38,699.23 m² (3.870 ha)</w:t>
             </w:r>
           </w:p>
         </w:tc>
       </w:tr>
       <w:tr>
         <w:trPr>
-          <w:divId w:val="348411533"/>
+          <w:divId w:val="1112284402"/>
         </w:trPr>
         <w:tc>
           <w:tcPr>
@@ -1536,14 +1536,14 @@
                 <w:sz w:val="20"/>
                 <w:szCs w:val="20"/>
               </w:rPr>
-              <w:t>15,533,612.34 m²</w:t>
+              <w:t>15,511,666.13 m²</w:t>
             </w:r>
           </w:p>
         </w:tc>
       </w:tr>
       <w:tr>
         <w:trPr>
-          <w:divId w:val="348411533"/>
+          <w:divId w:val="1112284402"/>
         </w:trPr>
         <w:tc>
           <w:tcPr>
@@ -1670,14 +1670,14 @@
                 <w:sz w:val="20"/>
                 <w:szCs w:val="20"/>
               </w:rPr>
-              <w:t>18,897.34 m² (1.890 ha)</w:t>
+              <w:t>18,916.67 m² (1.892 ha)</w:t>
             </w:r>
           </w:p>
         </w:tc>
       </w:tr>
       <w:tr>
         <w:trPr>
-          <w:divId w:val="348411533"/>
+          <w:divId w:val="1112284402"/>
         </w:trPr>
         <w:tc>
           <w:tcPr>
@@ -1803,7 +1803,7 @@
       </w:tr>
       <w:tr>
         <w:trPr>
-          <w:divId w:val="348411533"/>
+          <w:divId w:val="1112284402"/>
         </w:trPr>
         <w:tc>
           <w:tcPr>
@@ -1922,14 +1922,14 @@
                 <w:sz w:val="20"/>
                 <w:szCs w:val="20"/>
               </w:rPr>
-              <w:t>1,505 (18.4%)</w:t>
+              <w:t>1,498 (18.3%)</w:t>
             </w:r>
           </w:p>
         </w:tc>
       </w:tr>
       <w:tr>
         <w:trPr>
-          <w:divId w:val="348411533"/>
+          <w:divId w:val="1112284402"/>
         </w:trPr>
         <w:tc>
           <w:tcPr>
@@ -2048,7 +2048,7 @@
                 <w:sz w:val="20"/>
                 <w:szCs w:val="20"/>
               </w:rPr>
-              <w:t>79,458 (48.5%)</w:t>
+              <w:t>79,401 (48.5%)</w:t>
             </w:r>
           </w:p>
         </w:tc>
@@ -2057,7 +2057,7 @@
     <w:p>
       <w:pPr>
         <w:pStyle w:val="Ttulo3"/>
-        <w:divId w:val="691807660"/>
+        <w:divId w:val="405105006"/>
         <w:rPr>
           <w:rFonts w:eastAsia="Times New Roman"/>
           <w:lang w:val="es-ES"/>
@@ -2074,7 +2074,7 @@
     <w:p>
       <w:pPr>
         <w:pStyle w:val="NormalWeb"/>
-        <w:divId w:val="691807660"/>
+        <w:divId w:val="405105006"/>
         <w:rPr>
           <w:rFonts w:ascii="Plus Jakarta Sans" w:hAnsi="Plus Jakarta Sans"/>
           <w:lang w:val="es-ES"/>
@@ -2103,7 +2103,7 @@
         </w:numPr>
         <w:spacing w:before="100" w:beforeAutospacing="1" w:after="90"/>
         <w:ind w:left="1020"/>
-        <w:divId w:val="691807660"/>
+        <w:divId w:val="405105006"/>
         <w:rPr>
           <w:rFonts w:ascii="Plus Jakarta Sans" w:eastAsia="Times New Roman" w:hAnsi="Plus Jakarta Sans"/>
           <w:sz w:val="21"/>
@@ -2205,7 +2205,7 @@
         </w:numPr>
         <w:spacing w:before="100" w:beforeAutospacing="1" w:after="90"/>
         <w:ind w:left="1020"/>
-        <w:divId w:val="691807660"/>
+        <w:divId w:val="405105006"/>
         <w:rPr>
           <w:rFonts w:ascii="Plus Jakarta Sans" w:eastAsia="Times New Roman" w:hAnsi="Plus Jakarta Sans"/>
           <w:sz w:val="21"/>
@@ -2317,7 +2317,7 @@
         </w:numPr>
         <w:spacing w:before="100" w:beforeAutospacing="1" w:after="90"/>
         <w:ind w:left="1020"/>
-        <w:divId w:val="691807660"/>
+        <w:divId w:val="405105006"/>
         <w:rPr>
           <w:rFonts w:ascii="Plus Jakarta Sans" w:eastAsia="Times New Roman" w:hAnsi="Plus Jakarta Sans"/>
           <w:sz w:val="21"/>
@@ -2399,7 +2399,7 @@
           <w:szCs w:val="21"/>
           <w:lang w:val="es-ES"/>
         </w:rPr>
-        <w:t>18.4%</w:t>
+        <w:t>18.3%</w:t>
       </w:r>
       <w:r>
         <w:rPr>
@@ -2423,7 +2423,7 @@
     <w:p>
       <w:pPr>
         <w:pStyle w:val="Ttulo3"/>
-        <w:divId w:val="691807660"/>
+        <w:divId w:val="405105006"/>
         <w:rPr>
           <w:rFonts w:eastAsia="Times New Roman"/>
           <w:lang w:val="es-ES"/>
@@ -2440,7 +2440,7 @@
     <w:p>
       <w:pPr>
         <w:jc w:val="center"/>
-        <w:divId w:val="557472263"/>
+        <w:divId w:val="1270432307"/>
         <w:rPr>
           <w:rFonts w:ascii="Outfit" w:eastAsia="Times New Roman" w:hAnsi="Outfit"/>
           <w:b/>
@@ -2469,7 +2469,7 @@
     <w:p>
       <w:pPr>
         <w:jc w:val="center"/>
-        <w:divId w:val="1431387911"/>
+        <w:divId w:val="750666025"/>
         <w:rPr>
           <w:rFonts w:ascii="Plus Jakarta Sans" w:eastAsia="Times New Roman" w:hAnsi="Plus Jakarta Sans"/>
           <w:lang w:val="es-ES"/>
@@ -2864,7 +2864,7 @@
     <w:p>
       <w:pPr>
         <w:spacing w:before="450" w:after="450"/>
-        <w:divId w:val="691807660"/>
+        <w:divId w:val="405105006"/>
         <w:rPr>
           <w:rFonts w:ascii="Plus Jakarta Sans" w:eastAsia="Times New Roman" w:hAnsi="Plus Jakarta Sans"/>
           <w:lang w:val="es-ES"/>
@@ -2875,7 +2875,7 @@
           <w:rFonts w:ascii="Plus Jakarta Sans" w:eastAsia="Times New Roman" w:hAnsi="Plus Jakarta Sans"/>
           <w:lang w:val="es-ES"/>
         </w:rPr>
-        <w:pict>
+        <w:pict w14:anchorId="2EB39D84">
           <v:rect id="_x0000_i1028" style="width:0;height:.75pt" o:hralign="center" o:hrstd="t" o:hr="t" fillcolor="#a0a0a0" stroked="f"/>
         </w:pict>
       </w:r>
@@ -2883,7 +2883,7 @@
     <w:p>
       <w:pPr>
         <w:pStyle w:val="Ttulo3"/>
-        <w:divId w:val="691807660"/>
+        <w:divId w:val="405105006"/>
         <w:rPr>
           <w:rFonts w:eastAsia="Times New Roman"/>
           <w:lang w:val="es-ES"/>
@@ -2900,7 +2900,7 @@
     <w:p>
       <w:pPr>
         <w:pStyle w:val="NormalWeb"/>
-        <w:divId w:val="691807660"/>
+        <w:divId w:val="405105006"/>
         <w:rPr>
           <w:rFonts w:ascii="Plus Jakarta Sans" w:hAnsi="Plus Jakarta Sans"/>
           <w:lang w:val="es-ES"/>
@@ -2933,7 +2933,7 @@
       </w:tblGrid>
       <w:tr>
         <w:trPr>
-          <w:divId w:val="408772037"/>
+          <w:divId w:val="1441148870"/>
           <w:tblHeader/>
         </w:trPr>
         <w:tc>
@@ -3087,7 +3087,7 @@
       </w:tr>
       <w:tr>
         <w:trPr>
-          <w:divId w:val="408772037"/>
+          <w:divId w:val="1441148870"/>
         </w:trPr>
         <w:tc>
           <w:tcPr>
@@ -3221,7 +3221,7 @@
       </w:tr>
       <w:tr>
         <w:trPr>
-          <w:divId w:val="408772037"/>
+          <w:divId w:val="1441148870"/>
         </w:trPr>
         <w:tc>
           <w:tcPr>
@@ -3348,14 +3348,14 @@
                 <w:sz w:val="20"/>
                 <w:szCs w:val="20"/>
               </w:rPr>
-              <w:t>352 (42.8%)</w:t>
+              <w:t>351 (42.8%)</w:t>
             </w:r>
           </w:p>
         </w:tc>
       </w:tr>
       <w:tr>
         <w:trPr>
-          <w:divId w:val="408772037"/>
+          <w:divId w:val="1441148870"/>
         </w:trPr>
         <w:tc>
           <w:tcPr>
@@ -3482,14 +3482,14 @@
                 <w:sz w:val="20"/>
                 <w:szCs w:val="20"/>
               </w:rPr>
-              <w:t>228 (27.7%)</w:t>
+              <w:t>228 (27.8%)</w:t>
             </w:r>
           </w:p>
         </w:tc>
       </w:tr>
       <w:tr>
         <w:trPr>
-          <w:divId w:val="408772037"/>
+          <w:divId w:val="1441148870"/>
         </w:trPr>
         <w:tc>
           <w:tcPr>
@@ -3616,14 +3616,14 @@
                 <w:sz w:val="20"/>
                 <w:szCs w:val="20"/>
               </w:rPr>
-              <w:t>112 (13.6%)</w:t>
+              <w:t>111 (13.5%)</w:t>
             </w:r>
           </w:p>
         </w:tc>
       </w:tr>
       <w:tr>
         <w:trPr>
-          <w:divId w:val="408772037"/>
+          <w:divId w:val="1441148870"/>
         </w:trPr>
         <w:tc>
           <w:tcPr>
@@ -3757,7 +3757,7 @@
       </w:tr>
       <w:tr>
         <w:trPr>
-          <w:divId w:val="408772037"/>
+          <w:divId w:val="1441148870"/>
         </w:trPr>
         <w:tc>
           <w:tcPr>
@@ -3893,7 +3893,7 @@
     <w:p>
       <w:pPr>
         <w:pStyle w:val="Ttulo3"/>
-        <w:divId w:val="691807660"/>
+        <w:divId w:val="405105006"/>
         <w:rPr>
           <w:rFonts w:eastAsia="Times New Roman"/>
           <w:lang w:val="es-ES"/>
@@ -3910,7 +3910,7 @@
     <w:p>
       <w:pPr>
         <w:jc w:val="center"/>
-        <w:divId w:val="53310526"/>
+        <w:divId w:val="1303001689"/>
         <w:rPr>
           <w:rFonts w:ascii="Outfit" w:eastAsia="Times New Roman" w:hAnsi="Outfit"/>
           <w:b/>
@@ -3939,7 +3939,7 @@
     <w:p>
       <w:pPr>
         <w:jc w:val="center"/>
-        <w:divId w:val="644897381"/>
+        <w:divId w:val="2073695296"/>
         <w:rPr>
           <w:rFonts w:ascii="Plus Jakarta Sans" w:eastAsia="Times New Roman" w:hAnsi="Plus Jakarta Sans"/>
           <w:lang w:val="es-ES"/>
@@ -4313,7 +4313,7 @@
     <w:p>
       <w:pPr>
         <w:spacing w:before="450" w:after="450"/>
-        <w:divId w:val="691807660"/>
+        <w:divId w:val="405105006"/>
         <w:rPr>
           <w:rFonts w:ascii="Plus Jakarta Sans" w:eastAsia="Times New Roman" w:hAnsi="Plus Jakarta Sans"/>
           <w:lang w:val="es-ES"/>
@@ -4325,7 +4325,7 @@
           <w:lang w:val="es-ES"/>
         </w:rPr>
         <w:lastRenderedPageBreak/>
-        <w:pict>
+        <w:pict w14:anchorId="3BAE97E9">
           <v:rect id="_x0000_i1029" style="width:0;height:.75pt" o:hralign="center" o:hrstd="t" o:hr="t" fillcolor="#a0a0a0" stroked="f"/>
         </w:pict>
       </w:r>
@@ -4333,7 +4333,7 @@
     <w:p>
       <w:pPr>
         <w:pStyle w:val="Ttulo3"/>
-        <w:divId w:val="691807660"/>
+        <w:divId w:val="405105006"/>
         <w:rPr>
           <w:rFonts w:eastAsia="Times New Roman"/>
           <w:lang w:val="es-ES"/>
@@ -4350,7 +4350,7 @@
     <w:p>
       <w:pPr>
         <w:pStyle w:val="NormalWeb"/>
-        <w:divId w:val="691807660"/>
+        <w:divId w:val="405105006"/>
         <w:rPr>
           <w:rFonts w:ascii="Plus Jakarta Sans" w:hAnsi="Plus Jakarta Sans"/>
           <w:lang w:val="es-ES"/>
@@ -4372,7 +4372,7 @@
         </w:numPr>
         <w:spacing w:before="100" w:beforeAutospacing="1" w:after="90"/>
         <w:ind w:left="1020"/>
-        <w:divId w:val="691807660"/>
+        <w:divId w:val="405105006"/>
         <w:rPr>
           <w:rFonts w:ascii="Plus Jakarta Sans" w:eastAsia="Times New Roman" w:hAnsi="Plus Jakarta Sans"/>
           <w:sz w:val="21"/>
@@ -4408,7 +4408,7 @@
         </w:numPr>
         <w:spacing w:before="100" w:beforeAutospacing="1" w:after="90"/>
         <w:ind w:left="1020"/>
-        <w:divId w:val="691807660"/>
+        <w:divId w:val="405105006"/>
         <w:rPr>
           <w:rFonts w:ascii="Plus Jakarta Sans" w:eastAsia="Times New Roman" w:hAnsi="Plus Jakarta Sans"/>
           <w:sz w:val="21"/>
@@ -4453,7 +4453,7 @@
         </w:numPr>
         <w:spacing w:before="100" w:beforeAutospacing="1" w:after="90"/>
         <w:ind w:left="1020"/>
-        <w:divId w:val="691807660"/>
+        <w:divId w:val="405105006"/>
         <w:rPr>
           <w:rFonts w:ascii="Plus Jakarta Sans" w:eastAsia="Times New Roman" w:hAnsi="Plus Jakarta Sans"/>
           <w:sz w:val="21"/>
@@ -4498,7 +4498,7 @@
         </w:numPr>
         <w:spacing w:before="100" w:beforeAutospacing="1" w:after="90"/>
         <w:ind w:left="1020"/>
-        <w:divId w:val="691807660"/>
+        <w:divId w:val="405105006"/>
         <w:rPr>
           <w:rFonts w:ascii="Plus Jakarta Sans" w:eastAsia="Times New Roman" w:hAnsi="Plus Jakarta Sans"/>
           <w:sz w:val="21"/>
@@ -4554,7 +4554,7 @@
       </w:tblGrid>
       <w:tr>
         <w:trPr>
-          <w:divId w:val="1019085786"/>
+          <w:divId w:val="810363425"/>
           <w:tblHeader/>
         </w:trPr>
         <w:tc>
@@ -4708,7 +4708,7 @@
       </w:tr>
       <w:tr>
         <w:trPr>
-          <w:divId w:val="1019085786"/>
+          <w:divId w:val="810363425"/>
         </w:trPr>
         <w:tc>
           <w:tcPr>
@@ -4834,7 +4834,7 @@
       </w:tr>
       <w:tr>
         <w:trPr>
-          <w:divId w:val="1019085786"/>
+          <w:divId w:val="810363425"/>
         </w:trPr>
         <w:tc>
           <w:tcPr>
@@ -4953,14 +4953,14 @@
                 <w:sz w:val="20"/>
                 <w:szCs w:val="20"/>
               </w:rPr>
-              <w:t>226 (27.5%)</w:t>
+              <w:t>226 (27.6%)</w:t>
             </w:r>
           </w:p>
         </w:tc>
       </w:tr>
       <w:tr>
         <w:trPr>
-          <w:divId w:val="1019085786"/>
+          <w:divId w:val="810363425"/>
         </w:trPr>
         <w:tc>
           <w:tcPr>
@@ -5079,14 +5079,14 @@
                 <w:sz w:val="20"/>
                 <w:szCs w:val="20"/>
               </w:rPr>
-              <w:t>385 (46.8%)</w:t>
+              <w:t>383 (46.7%)</w:t>
             </w:r>
           </w:p>
         </w:tc>
       </w:tr>
       <w:tr>
         <w:trPr>
-          <w:divId w:val="1019085786"/>
+          <w:divId w:val="810363425"/>
         </w:trPr>
         <w:tc>
           <w:tcPr>
@@ -5205,7 +5205,7 @@
                 <w:sz w:val="20"/>
                 <w:szCs w:val="20"/>
               </w:rPr>
-              <w:t>167 (20.3%)</w:t>
+              <w:t>167 (20.4%)</w:t>
             </w:r>
           </w:p>
         </w:tc>
@@ -5214,7 +5214,7 @@
     <w:p>
       <w:pPr>
         <w:spacing w:before="450" w:after="450"/>
-        <w:divId w:val="691807660"/>
+        <w:divId w:val="405105006"/>
         <w:rPr>
           <w:rFonts w:ascii="Plus Jakarta Sans" w:eastAsia="Times New Roman" w:hAnsi="Plus Jakarta Sans"/>
           <w:lang w:val="es-ES"/>
@@ -5225,7 +5225,7 @@
           <w:rFonts w:ascii="Plus Jakarta Sans" w:eastAsia="Times New Roman" w:hAnsi="Plus Jakarta Sans"/>
           <w:lang w:val="es-ES"/>
         </w:rPr>
-        <w:pict>
+        <w:pict w14:anchorId="3406A002">
           <v:rect id="_x0000_i1030" style="width:0;height:.75pt" o:hralign="center" o:hrstd="t" o:hr="t" fillcolor="#a0a0a0" stroked="f"/>
         </w:pict>
       </w:r>
@@ -5233,7 +5233,7 @@
     <w:p>
       <w:pPr>
         <w:pStyle w:val="Ttulo3"/>
-        <w:divId w:val="691807660"/>
+        <w:divId w:val="405105006"/>
         <w:rPr>
           <w:rFonts w:eastAsia="Times New Roman"/>
           <w:lang w:val="es-ES"/>
@@ -5250,7 +5250,7 @@
     <w:p>
       <w:pPr>
         <w:pStyle w:val="NormalWeb"/>
-        <w:divId w:val="691807660"/>
+        <w:divId w:val="405105006"/>
         <w:rPr>
           <w:rFonts w:ascii="Plus Jakarta Sans" w:hAnsi="Plus Jakarta Sans"/>
           <w:lang w:val="es-ES"/>
@@ -5274,7 +5274,7 @@
     <w:p>
       <w:pPr>
         <w:pStyle w:val="Ttulo4"/>
-        <w:divId w:val="691807660"/>
+        <w:divId w:val="405105006"/>
         <w:rPr>
           <w:rFonts w:eastAsia="Times New Roman"/>
           <w:lang w:val="es-ES"/>
@@ -5291,7 +5291,7 @@
     <w:p>
       <w:pPr>
         <w:jc w:val="center"/>
-        <w:divId w:val="1316228403"/>
+        <w:divId w:val="1136681157"/>
         <w:rPr>
           <w:rFonts w:ascii="Outfit" w:eastAsia="Times New Roman" w:hAnsi="Outfit"/>
           <w:b/>
@@ -5320,7 +5320,7 @@
     <w:p>
       <w:pPr>
         <w:jc w:val="center"/>
-        <w:divId w:val="2085493770"/>
+        <w:divId w:val="23946288"/>
         <w:rPr>
           <w:rFonts w:ascii="Plus Jakarta Sans" w:eastAsia="Times New Roman" w:hAnsi="Plus Jakarta Sans"/>
           <w:lang w:val="es-ES"/>
@@ -5499,7 +5499,7 @@
           <w:rFonts w:ascii="Plus Jakarta Sans" w:eastAsia="Times New Roman" w:hAnsi="Plus Jakarta Sans"/>
           <w:lang w:val="es-ES"/>
         </w:rPr>
-        <w:t>51.1% (4,073 cultivos</w:t>
+        <w:t>51.2% (4,073 cultivos</w:t>
       </w:r>
       <w:r>
         <w:rPr>
@@ -5583,7 +5583,7 @@
           <w:rFonts w:ascii="Plus Jakarta Sans" w:eastAsia="Times New Roman" w:hAnsi="Plus Jakarta Sans"/>
           <w:lang w:val="es-ES"/>
         </w:rPr>
-        <w:t>18.9% (1,505 cultivos</w:t>
+        <w:t>18.8% (1,498 cultivos</w:t>
       </w:r>
       <w:r>
         <w:rPr>
@@ -5603,7 +5603,7 @@
     <w:p>
       <w:pPr>
         <w:pStyle w:val="Ttulo4"/>
-        <w:divId w:val="691807660"/>
+        <w:divId w:val="405105006"/>
         <w:rPr>
           <w:rFonts w:eastAsia="Times New Roman"/>
           <w:lang w:val="es-ES"/>
@@ -5627,7 +5627,7 @@
     <w:p>
       <w:pPr>
         <w:jc w:val="center"/>
-        <w:divId w:val="815538186"/>
+        <w:divId w:val="669069100"/>
         <w:rPr>
           <w:rFonts w:ascii="Outfit" w:eastAsia="Times New Roman" w:hAnsi="Outfit"/>
           <w:b/>
@@ -5656,7 +5656,7 @@
     <w:p>
       <w:pPr>
         <w:jc w:val="center"/>
-        <w:divId w:val="893546260"/>
+        <w:divId w:val="838889342"/>
         <w:rPr>
           <w:rFonts w:ascii="Plus Jakarta Sans" w:eastAsia="Times New Roman" w:hAnsi="Plus Jakarta Sans"/>
           <w:lang w:val="es-ES"/>
@@ -5974,7 +5974,7 @@
     <w:p>
       <w:pPr>
         <w:pStyle w:val="Ttulo4"/>
-        <w:divId w:val="691807660"/>
+        <w:divId w:val="405105006"/>
         <w:rPr>
           <w:rFonts w:eastAsia="Times New Roman"/>
           <w:lang w:val="es-ES"/>
@@ -5992,7 +5992,7 @@
     <w:p>
       <w:pPr>
         <w:jc w:val="center"/>
-        <w:divId w:val="107086364"/>
+        <w:divId w:val="1392845973"/>
         <w:rPr>
           <w:rFonts w:ascii="Outfit" w:eastAsia="Times New Roman" w:hAnsi="Outfit"/>
           <w:b/>
@@ -6021,7 +6021,7 @@
     <w:p>
       <w:pPr>
         <w:jc w:val="center"/>
-        <w:divId w:val="105514769"/>
+        <w:divId w:val="1999455149"/>
         <w:rPr>
           <w:rFonts w:ascii="Plus Jakarta Sans" w:eastAsia="Times New Roman" w:hAnsi="Plus Jakarta Sans"/>
           <w:lang w:val="es-ES"/>
@@ -6325,7 +6325,7 @@
     <w:p>
       <w:pPr>
         <w:spacing w:before="450" w:after="450"/>
-        <w:divId w:val="691807660"/>
+        <w:divId w:val="405105006"/>
         <w:rPr>
           <w:rFonts w:ascii="Plus Jakarta Sans" w:eastAsia="Times New Roman" w:hAnsi="Plus Jakarta Sans"/>
           <w:lang w:val="es-ES"/>
@@ -6336,7 +6336,7 @@
           <w:rFonts w:ascii="Plus Jakarta Sans" w:eastAsia="Times New Roman" w:hAnsi="Plus Jakarta Sans"/>
           <w:lang w:val="es-ES"/>
         </w:rPr>
-        <w:pict>
+        <w:pict w14:anchorId="7D3548CF">
           <v:rect id="_x0000_i1031" style="width:0;height:.75pt" o:hralign="center" o:hrstd="t" o:hr="t" fillcolor="#a0a0a0" stroked="f"/>
         </w:pict>
       </w:r>
@@ -6344,7 +6344,7 @@
     <w:p>
       <w:pPr>
         <w:pStyle w:val="Ttulo3"/>
-        <w:divId w:val="691807660"/>
+        <w:divId w:val="405105006"/>
         <w:rPr>
           <w:rFonts w:eastAsia="Times New Roman"/>
           <w:lang w:val="es-ES"/>
@@ -6361,7 +6361,7 @@
     <w:p>
       <w:pPr>
         <w:pStyle w:val="NormalWeb"/>
-        <w:divId w:val="691807660"/>
+        <w:divId w:val="405105006"/>
         <w:rPr>
           <w:rFonts w:ascii="Plus Jakarta Sans" w:hAnsi="Plus Jakarta Sans"/>
           <w:lang w:val="es-ES"/>
@@ -6385,7 +6385,7 @@
     <w:p>
       <w:pPr>
         <w:pStyle w:val="Ttulo4"/>
-        <w:divId w:val="691807660"/>
+        <w:divId w:val="405105006"/>
         <w:rPr>
           <w:rFonts w:eastAsia="Times New Roman"/>
           <w:lang w:val="es-ES"/>
@@ -6402,7 +6402,7 @@
     <w:p>
       <w:pPr>
         <w:pStyle w:val="NormalWeb"/>
-        <w:divId w:val="691807660"/>
+        <w:divId w:val="405105006"/>
         <w:rPr>
           <w:rFonts w:ascii="Plus Jakarta Sans" w:hAnsi="Plus Jakarta Sans"/>
           <w:lang w:val="es-ES"/>
@@ -6433,7 +6433,7 @@
       </w:tblGrid>
       <w:tr>
         <w:trPr>
-          <w:divId w:val="1978991382"/>
+          <w:divId w:val="808520631"/>
           <w:tblHeader/>
         </w:trPr>
         <w:tc>
@@ -6513,7 +6513,7 @@
       </w:tr>
       <w:tr>
         <w:trPr>
-          <w:divId w:val="1978991382"/>
+          <w:divId w:val="808520631"/>
         </w:trPr>
         <w:tc>
           <w:tcPr>
@@ -6602,7 +6602,7 @@
     <w:p>
       <w:pPr>
         <w:pStyle w:val="Ttulo4"/>
-        <w:divId w:val="691807660"/>
+        <w:divId w:val="405105006"/>
         <w:rPr>
           <w:rFonts w:eastAsia="Times New Roman"/>
           <w:lang w:val="es-ES"/>
@@ -6619,7 +6619,7 @@
     <w:p>
       <w:pPr>
         <w:pStyle w:val="NormalWeb"/>
-        <w:divId w:val="691807660"/>
+        <w:divId w:val="405105006"/>
         <w:rPr>
           <w:rFonts w:ascii="Plus Jakarta Sans" w:hAnsi="Plus Jakarta Sans"/>
           <w:lang w:val="es-ES"/>
@@ -6650,7 +6650,7 @@
       </w:tblGrid>
       <w:tr>
         <w:trPr>
-          <w:divId w:val="1128862683"/>
+          <w:divId w:val="617566023"/>
           <w:tblHeader/>
         </w:trPr>
         <w:tc>
@@ -6730,7 +6730,7 @@
       </w:tr>
       <w:tr>
         <w:trPr>
-          <w:divId w:val="1128862683"/>
+          <w:divId w:val="617566023"/>
         </w:trPr>
         <w:tc>
           <w:tcPr>
@@ -6828,7 +6828,7 @@
     <w:p>
       <w:pPr>
         <w:pStyle w:val="Ttulo4"/>
-        <w:divId w:val="691807660"/>
+        <w:divId w:val="405105006"/>
         <w:rPr>
           <w:rFonts w:eastAsia="Times New Roman"/>
           <w:lang w:val="es-ES"/>
@@ -6845,7 +6845,7 @@
     <w:p>
       <w:pPr>
         <w:pStyle w:val="NormalWeb"/>
-        <w:divId w:val="691807660"/>
+        <w:divId w:val="405105006"/>
         <w:rPr>
           <w:rFonts w:ascii="Plus Jakarta Sans" w:hAnsi="Plus Jakarta Sans"/>
           <w:lang w:val="es-ES"/>
@@ -6876,7 +6876,7 @@
       </w:tblGrid>
       <w:tr>
         <w:trPr>
-          <w:divId w:val="658189039"/>
+          <w:divId w:val="1752465391"/>
           <w:tblHeader/>
         </w:trPr>
         <w:tc>
@@ -6957,7 +6957,7 @@
       </w:tr>
       <w:tr>
         <w:trPr>
-          <w:divId w:val="658189039"/>
+          <w:divId w:val="1752465391"/>
         </w:trPr>
         <w:tc>
           <w:tcPr>
@@ -7046,7 +7046,7 @@
     <w:p>
       <w:pPr>
         <w:spacing w:before="450" w:after="450"/>
-        <w:divId w:val="691807660"/>
+        <w:divId w:val="405105006"/>
         <w:rPr>
           <w:rFonts w:ascii="Plus Jakarta Sans" w:eastAsia="Times New Roman" w:hAnsi="Plus Jakarta Sans"/>
           <w:lang w:val="es-ES"/>
@@ -7057,7 +7057,7 @@
           <w:rFonts w:ascii="Plus Jakarta Sans" w:eastAsia="Times New Roman" w:hAnsi="Plus Jakarta Sans"/>
           <w:lang w:val="es-ES"/>
         </w:rPr>
-        <w:pict>
+        <w:pict w14:anchorId="00373679">
           <v:rect id="_x0000_i1032" style="width:0;height:.75pt" o:hralign="center" o:hrstd="t" o:hr="t" fillcolor="#a0a0a0" stroked="f"/>
         </w:pict>
       </w:r>
@@ -7065,7 +7065,7 @@
     <w:p>
       <w:pPr>
         <w:pStyle w:val="Ttulo2"/>
-        <w:divId w:val="691807660"/>
+        <w:divId w:val="405105006"/>
         <w:rPr>
           <w:rFonts w:eastAsia="Times New Roman"/>
           <w:lang w:val="es-ES"/>
@@ -7082,7 +7082,7 @@
     <w:p>
       <w:pPr>
         <w:pStyle w:val="NormalWeb"/>
-        <w:divId w:val="691807660"/>
+        <w:divId w:val="405105006"/>
         <w:rPr>
           <w:rFonts w:ascii="Plus Jakarta Sans" w:hAnsi="Plus Jakarta Sans"/>
           <w:lang w:val="es-ES"/>
@@ -7099,7 +7099,7 @@
     <w:p>
       <w:pPr>
         <w:pStyle w:val="Ttulo3"/>
-        <w:divId w:val="691807660"/>
+        <w:divId w:val="405105006"/>
         <w:rPr>
           <w:rFonts w:eastAsia="Times New Roman"/>
           <w:lang w:val="es-ES"/>
@@ -7116,7 +7116,7 @@
     <w:p>
       <w:pPr>
         <w:pStyle w:val="NormalWeb"/>
-        <w:divId w:val="691807660"/>
+        <w:divId w:val="405105006"/>
         <w:rPr>
           <w:rFonts w:ascii="Plus Jakarta Sans" w:hAnsi="Plus Jakarta Sans"/>
           <w:lang w:val="es-ES"/>
@@ -7149,7 +7149,7 @@
       </w:tblGrid>
       <w:tr>
         <w:trPr>
-          <w:divId w:val="386951841"/>
+          <w:divId w:val="468401452"/>
           <w:tblHeader/>
         </w:trPr>
         <w:tc>
@@ -7314,7 +7314,7 @@
       </w:tr>
       <w:tr>
         <w:trPr>
-          <w:divId w:val="386951841"/>
+          <w:divId w:val="468401452"/>
         </w:trPr>
         <w:tc>
           <w:tcPr>
@@ -7433,14 +7433,14 @@
                 <w:sz w:val="20"/>
                 <w:szCs w:val="20"/>
               </w:rPr>
-              <w:t>588 (71.5%)</w:t>
+              <w:t>587 (71.6%)</w:t>
             </w:r>
           </w:p>
         </w:tc>
       </w:tr>
       <w:tr>
         <w:trPr>
-          <w:divId w:val="386951841"/>
+          <w:divId w:val="468401452"/>
         </w:trPr>
         <w:tc>
           <w:tcPr>
@@ -7566,7 +7566,7 @@
       </w:tr>
       <w:tr>
         <w:trPr>
-          <w:divId w:val="386951841"/>
+          <w:divId w:val="468401452"/>
         </w:trPr>
         <w:tc>
           <w:tcPr>
@@ -7685,14 +7685,14 @@
                 <w:sz w:val="20"/>
                 <w:szCs w:val="20"/>
               </w:rPr>
-              <w:t>60 (7.3%)</w:t>
+              <w:t>59 (7.2%)</w:t>
             </w:r>
           </w:p>
         </w:tc>
       </w:tr>
       <w:tr>
         <w:trPr>
-          <w:divId w:val="386951841"/>
+          <w:divId w:val="468401452"/>
         </w:trPr>
         <w:tc>
           <w:tcPr>
@@ -7820,7 +7820,7 @@
     <w:p>
       <w:pPr>
         <w:pStyle w:val="Ttulo3"/>
-        <w:divId w:val="691807660"/>
+        <w:divId w:val="405105006"/>
         <w:rPr>
           <w:rFonts w:eastAsia="Times New Roman"/>
           <w:lang w:val="es-ES"/>
@@ -7838,7 +7838,7 @@
       <w:pPr>
         <w:spacing w:before="375" w:after="225"/>
         <w:jc w:val="center"/>
-        <w:divId w:val="1393037839"/>
+        <w:divId w:val="1399673425"/>
         <w:rPr>
           <w:rFonts w:ascii="Outfit" w:eastAsia="Times New Roman" w:hAnsi="Outfit"/>
           <w:b/>
@@ -7868,7 +7868,7 @@
       <w:pPr>
         <w:spacing w:after="375"/>
         <w:jc w:val="center"/>
-        <w:divId w:val="1285384729"/>
+        <w:divId w:val="2091460443"/>
         <w:rPr>
           <w:rFonts w:ascii="Plus Jakarta Sans" w:eastAsia="Times New Roman" w:hAnsi="Plus Jakarta Sans"/>
           <w:lang w:val="es-ES"/>
@@ -8235,7 +8235,7 @@
     <w:p>
       <w:pPr>
         <w:pStyle w:val="Ttulo3"/>
-        <w:divId w:val="691807660"/>
+        <w:divId w:val="405105006"/>
         <w:rPr>
           <w:rFonts w:eastAsia="Times New Roman"/>
           <w:lang w:val="es-ES"/>
@@ -8259,7 +8259,7 @@
     <w:p>
       <w:pPr>
         <w:pStyle w:val="NormalWeb"/>
-        <w:divId w:val="691807660"/>
+        <w:divId w:val="405105006"/>
         <w:rPr>
           <w:rFonts w:ascii="Plus Jakarta Sans" w:hAnsi="Plus Jakarta Sans"/>
           <w:lang w:val="es-ES"/>
@@ -8281,7 +8281,7 @@
         </w:numPr>
         <w:spacing w:before="100" w:beforeAutospacing="1" w:after="90"/>
         <w:ind w:left="1020"/>
-        <w:divId w:val="691807660"/>
+        <w:divId w:val="405105006"/>
         <w:rPr>
           <w:rFonts w:ascii="Plus Jakarta Sans" w:eastAsia="Times New Roman" w:hAnsi="Plus Jakarta Sans"/>
           <w:sz w:val="21"/>
@@ -8317,7 +8317,7 @@
         </w:numPr>
         <w:spacing w:before="100" w:beforeAutospacing="1" w:after="90"/>
         <w:ind w:left="1020"/>
-        <w:divId w:val="691807660"/>
+        <w:divId w:val="405105006"/>
         <w:rPr>
           <w:rFonts w:ascii="Plus Jakarta Sans" w:eastAsia="Times New Roman" w:hAnsi="Plus Jakarta Sans"/>
           <w:sz w:val="21"/>
@@ -8362,7 +8362,7 @@
         </w:numPr>
         <w:spacing w:before="100" w:beforeAutospacing="1" w:after="90"/>
         <w:ind w:left="1020"/>
-        <w:divId w:val="691807660"/>
+        <w:divId w:val="405105006"/>
         <w:rPr>
           <w:rFonts w:ascii="Plus Jakarta Sans" w:eastAsia="Times New Roman" w:hAnsi="Plus Jakarta Sans"/>
           <w:sz w:val="21"/>
@@ -8416,7 +8416,7 @@
         </w:numPr>
         <w:spacing w:before="100" w:beforeAutospacing="1" w:after="90"/>
         <w:ind w:left="1020"/>
-        <w:divId w:val="691807660"/>
+        <w:divId w:val="405105006"/>
         <w:rPr>
           <w:rFonts w:ascii="Plus Jakarta Sans" w:eastAsia="Times New Roman" w:hAnsi="Plus Jakarta Sans"/>
           <w:sz w:val="21"/>
@@ -8461,7 +8461,7 @@
         </w:numPr>
         <w:spacing w:before="100" w:beforeAutospacing="1" w:after="90"/>
         <w:ind w:left="1020"/>
-        <w:divId w:val="691807660"/>
+        <w:divId w:val="405105006"/>
         <w:rPr>
           <w:rFonts w:ascii="Plus Jakarta Sans" w:eastAsia="Times New Roman" w:hAnsi="Plus Jakarta Sans"/>
           <w:sz w:val="21"/>
@@ -8497,7 +8497,7 @@
         </w:numPr>
         <w:spacing w:before="100" w:beforeAutospacing="1" w:after="90"/>
         <w:ind w:left="1020"/>
-        <w:divId w:val="691807660"/>
+        <w:divId w:val="405105006"/>
         <w:rPr>
           <w:rFonts w:ascii="Plus Jakarta Sans" w:eastAsia="Times New Roman" w:hAnsi="Plus Jakarta Sans"/>
           <w:sz w:val="21"/>
@@ -8542,7 +8542,7 @@
         </w:numPr>
         <w:spacing w:before="100" w:beforeAutospacing="1" w:after="90"/>
         <w:ind w:left="1020"/>
-        <w:divId w:val="691807660"/>
+        <w:divId w:val="405105006"/>
         <w:rPr>
           <w:rFonts w:ascii="Plus Jakarta Sans" w:eastAsia="Times New Roman" w:hAnsi="Plus Jakarta Sans"/>
           <w:sz w:val="21"/>
@@ -8587,7 +8587,7 @@
         </w:numPr>
         <w:spacing w:before="100" w:beforeAutospacing="1" w:after="90"/>
         <w:ind w:left="1020"/>
-        <w:divId w:val="691807660"/>
+        <w:divId w:val="405105006"/>
         <w:rPr>
           <w:rFonts w:ascii="Plus Jakarta Sans" w:eastAsia="Times New Roman" w:hAnsi="Plus Jakarta Sans"/>
           <w:sz w:val="21"/>
@@ -8621,7 +8621,7 @@
           <w:szCs w:val="21"/>
           <w:lang w:val="es-ES"/>
         </w:rPr>
-        <w:t xml:space="preserve"> promedio (en 598 predios).</w:t>
+        <w:t xml:space="preserve"> promedio (en 596 predios).</w:t>
       </w:r>
     </w:p>
     <w:p>
@@ -8632,7 +8632,7 @@
         </w:numPr>
         <w:spacing w:before="100" w:beforeAutospacing="1" w:after="90"/>
         <w:ind w:left="1020"/>
-        <w:divId w:val="691807660"/>
+        <w:divId w:val="405105006"/>
         <w:rPr>
           <w:rFonts w:ascii="Plus Jakarta Sans" w:eastAsia="Times New Roman" w:hAnsi="Plus Jakarta Sans"/>
           <w:sz w:val="21"/>
@@ -8668,7 +8668,7 @@
         </w:numPr>
         <w:spacing w:before="100" w:beforeAutospacing="1" w:after="90"/>
         <w:ind w:left="1020"/>
-        <w:divId w:val="691807660"/>
+        <w:divId w:val="405105006"/>
         <w:rPr>
           <w:rFonts w:ascii="Plus Jakarta Sans" w:eastAsia="Times New Roman" w:hAnsi="Plus Jakarta Sans"/>
           <w:sz w:val="21"/>
@@ -8722,7 +8722,7 @@
         </w:numPr>
         <w:spacing w:before="100" w:beforeAutospacing="1" w:after="90"/>
         <w:ind w:left="1020"/>
-        <w:divId w:val="691807660"/>
+        <w:divId w:val="405105006"/>
         <w:rPr>
           <w:rFonts w:ascii="Plus Jakarta Sans" w:eastAsia="Times New Roman" w:hAnsi="Plus Jakarta Sans"/>
           <w:sz w:val="21"/>
@@ -8767,7 +8767,7 @@
         </w:numPr>
         <w:spacing w:before="100" w:beforeAutospacing="1" w:after="90"/>
         <w:ind w:left="1020"/>
-        <w:divId w:val="691807660"/>
+        <w:divId w:val="405105006"/>
         <w:rPr>
           <w:rFonts w:ascii="Plus Jakarta Sans" w:eastAsia="Times New Roman" w:hAnsi="Plus Jakarta Sans"/>
           <w:sz w:val="21"/>
@@ -8807,7 +8807,7 @@
     <w:p>
       <w:pPr>
         <w:pStyle w:val="Ttulo3"/>
-        <w:divId w:val="691807660"/>
+        <w:divId w:val="405105006"/>
         <w:rPr>
           <w:rFonts w:eastAsia="Times New Roman"/>
           <w:lang w:val="es-ES"/>
@@ -8825,7 +8825,7 @@
       <w:pPr>
         <w:spacing w:before="375" w:after="225"/>
         <w:jc w:val="center"/>
-        <w:divId w:val="1909420181"/>
+        <w:divId w:val="50659640"/>
         <w:rPr>
           <w:rFonts w:ascii="Outfit" w:eastAsia="Times New Roman" w:hAnsi="Outfit"/>
           <w:b/>
@@ -8855,7 +8855,7 @@
       <w:pPr>
         <w:spacing w:after="375"/>
         <w:jc w:val="center"/>
-        <w:divId w:val="1023897308"/>
+        <w:divId w:val="1103299843"/>
         <w:rPr>
           <w:rFonts w:ascii="Plus Jakarta Sans" w:eastAsia="Times New Roman" w:hAnsi="Plus Jakarta Sans"/>
           <w:lang w:val="es-ES"/>
@@ -9145,7 +9145,7 @@
     <w:p>
       <w:pPr>
         <w:spacing w:before="450" w:after="450"/>
-        <w:divId w:val="691807660"/>
+        <w:divId w:val="405105006"/>
         <w:rPr>
           <w:rFonts w:ascii="Plus Jakarta Sans" w:eastAsia="Times New Roman" w:hAnsi="Plus Jakarta Sans"/>
           <w:lang w:val="es-ES"/>
@@ -9156,7 +9156,7 @@
           <w:rFonts w:ascii="Plus Jakarta Sans" w:eastAsia="Times New Roman" w:hAnsi="Plus Jakarta Sans"/>
           <w:lang w:val="es-ES"/>
         </w:rPr>
-        <w:pict>
+        <w:pict w14:anchorId="61316A71">
           <v:rect id="_x0000_i1033" style="width:0;height:.75pt" o:hralign="center" o:hrstd="t" o:hr="t" fillcolor="#a0a0a0" stroked="f"/>
         </w:pict>
       </w:r>
@@ -9164,7 +9164,7 @@
     <w:p>
       <w:pPr>
         <w:pStyle w:val="Ttulo2"/>
-        <w:divId w:val="691807660"/>
+        <w:divId w:val="405105006"/>
         <w:rPr>
           <w:rFonts w:eastAsia="Times New Roman"/>
           <w:lang w:val="es-ES"/>
@@ -9181,7 +9181,7 @@
     <w:p>
       <w:pPr>
         <w:pStyle w:val="NormalWeb"/>
-        <w:divId w:val="691807660"/>
+        <w:divId w:val="405105006"/>
         <w:rPr>
           <w:rFonts w:ascii="Plus Jakarta Sans" w:hAnsi="Plus Jakarta Sans"/>
           <w:lang w:val="es-ES"/>
@@ -9198,7 +9198,7 @@
     <w:p>
       <w:pPr>
         <w:pStyle w:val="NormalWeb"/>
-        <w:divId w:val="691807660"/>
+        <w:divId w:val="405105006"/>
         <w:rPr>
           <w:rFonts w:ascii="Plus Jakarta Sans" w:hAnsi="Plus Jakarta Sans"/>
           <w:lang w:val="es-ES"/>
@@ -9260,7 +9260,7 @@
     <w:p>
       <w:pPr>
         <w:pStyle w:val="NormalWeb"/>
-        <w:divId w:val="691807660"/>
+        <w:divId w:val="405105006"/>
         <w:rPr>
           <w:rFonts w:ascii="Plus Jakarta Sans" w:hAnsi="Plus Jakarta Sans"/>
           <w:lang w:val="es-ES"/>
@@ -9322,7 +9322,7 @@
     <w:p>
       <w:pPr>
         <w:pStyle w:val="NormalWeb"/>
-        <w:divId w:val="691807660"/>
+        <w:divId w:val="405105006"/>
         <w:rPr>
           <w:rFonts w:ascii="Plus Jakarta Sans" w:hAnsi="Plus Jakarta Sans"/>
           <w:lang w:val="es-ES"/>
@@ -9383,7 +9383,7 @@
     <w:p>
       <w:pPr>
         <w:pStyle w:val="NormalWeb"/>
-        <w:divId w:val="691807660"/>
+        <w:divId w:val="405105006"/>
         <w:rPr>
           <w:rFonts w:ascii="Plus Jakarta Sans" w:hAnsi="Plus Jakarta Sans"/>
           <w:lang w:val="es-ES"/>
@@ -9437,7 +9437,7 @@
     <w:p>
       <w:pPr>
         <w:spacing w:before="450" w:after="450"/>
-        <w:divId w:val="691807660"/>
+        <w:divId w:val="405105006"/>
         <w:rPr>
           <w:rFonts w:ascii="Plus Jakarta Sans" w:eastAsia="Times New Roman" w:hAnsi="Plus Jakarta Sans"/>
           <w:lang w:val="es-ES"/>
@@ -9448,7 +9448,7 @@
           <w:rFonts w:ascii="Plus Jakarta Sans" w:eastAsia="Times New Roman" w:hAnsi="Plus Jakarta Sans"/>
           <w:lang w:val="es-ES"/>
         </w:rPr>
-        <w:pict>
+        <w:pict w14:anchorId="3FCD4A84">
           <v:rect id="_x0000_i1034" style="width:0;height:.75pt" o:hralign="center" o:hrstd="t" o:hr="t" fillcolor="#a0a0a0" stroked="f"/>
         </w:pict>
       </w:r>
@@ -9456,7 +9456,7 @@
     <w:p>
       <w:pPr>
         <w:pStyle w:val="Ttulo2"/>
-        <w:divId w:val="691807660"/>
+        <w:divId w:val="405105006"/>
         <w:rPr>
           <w:rFonts w:eastAsia="Times New Roman"/>
           <w:lang w:val="es-ES"/>
@@ -9473,7 +9473,7 @@
     <w:p>
       <w:pPr>
         <w:pStyle w:val="NormalWeb"/>
-        <w:divId w:val="691807660"/>
+        <w:divId w:val="405105006"/>
         <w:rPr>
           <w:rFonts w:ascii="Plus Jakarta Sans" w:hAnsi="Plus Jakarta Sans"/>
           <w:lang w:val="es-ES"/>
@@ -9499,7 +9499,7 @@
           <w:rFonts w:ascii="Plus Jakarta Sans" w:hAnsi="Plus Jakarta Sans"/>
           <w:lang w:val="es-ES"/>
         </w:rPr>
-        <w:t>4,175 familias</w:t>
+        <w:t>4,173 familias</w:t>
       </w:r>
       <w:r>
         <w:rPr>
@@ -9512,7 +9512,7 @@
     <w:p>
       <w:pPr>
         <w:pStyle w:val="Ttulo3"/>
-        <w:divId w:val="691807660"/>
+        <w:divId w:val="405105006"/>
         <w:rPr>
           <w:rFonts w:eastAsia="Times New Roman"/>
           <w:lang w:val="es-ES"/>
@@ -9546,7 +9546,7 @@
       </w:tblGrid>
       <w:tr>
         <w:trPr>
-          <w:divId w:val="1619874450"/>
+          <w:divId w:val="1387879358"/>
           <w:tblHeader/>
         </w:trPr>
         <w:tc>
@@ -9737,7 +9737,7 @@
       </w:tr>
       <w:tr>
         <w:trPr>
-          <w:divId w:val="1619874450"/>
+          <w:divId w:val="1387879358"/>
         </w:trPr>
         <w:tc>
           <w:tcPr>
@@ -9893,7 +9893,7 @@
       </w:tr>
       <w:tr>
         <w:trPr>
-          <w:divId w:val="1619874450"/>
+          <w:divId w:val="1387879358"/>
         </w:trPr>
         <w:tc>
           <w:tcPr>
@@ -10049,7 +10049,7 @@
       </w:tr>
       <w:tr>
         <w:trPr>
-          <w:divId w:val="1619874450"/>
+          <w:divId w:val="1387879358"/>
         </w:trPr>
         <w:tc>
           <w:tcPr>
@@ -10108,67 +10108,67 @@
                 <w:sz w:val="20"/>
                 <w:szCs w:val="20"/>
               </w:rPr>
-              <w:t>822</w:t>
-            </w:r>
-          </w:p>
-        </w:tc>
-        <w:tc>
-          <w:tcPr>
-            <w:tcW w:w="0" w:type="auto"/>
-            <w:tcMar>
-              <w:top w:w="150" w:type="dxa"/>
-              <w:left w:w="210" w:type="dxa"/>
-              <w:bottom w:w="150" w:type="dxa"/>
-              <w:right w:w="210" w:type="dxa"/>
-            </w:tcMar>
-            <w:vAlign w:val="center"/>
-            <w:hideMark/>
-          </w:tcPr>
-          <w:p>
-            <w:pPr>
-              <w:rPr>
-                <w:rFonts w:ascii="Plus Jakarta Sans" w:eastAsia="Times New Roman" w:hAnsi="Plus Jakarta Sans"/>
-                <w:sz w:val="20"/>
-                <w:szCs w:val="20"/>
-              </w:rPr>
-            </w:pPr>
-            <w:r>
-              <w:rPr>
-                <w:rFonts w:ascii="Plus Jakarta Sans" w:eastAsia="Times New Roman" w:hAnsi="Plus Jakarta Sans"/>
-                <w:sz w:val="20"/>
-                <w:szCs w:val="20"/>
-              </w:rPr>
-              <w:t>3,175.53 ha</w:t>
-            </w:r>
-          </w:p>
-        </w:tc>
-        <w:tc>
-          <w:tcPr>
-            <w:tcW w:w="0" w:type="auto"/>
-            <w:tcMar>
-              <w:top w:w="150" w:type="dxa"/>
-              <w:left w:w="210" w:type="dxa"/>
-              <w:bottom w:w="150" w:type="dxa"/>
-              <w:right w:w="210" w:type="dxa"/>
-            </w:tcMar>
-            <w:vAlign w:val="center"/>
-            <w:hideMark/>
-          </w:tcPr>
-          <w:p>
-            <w:pPr>
-              <w:rPr>
-                <w:rFonts w:ascii="Plus Jakarta Sans" w:eastAsia="Times New Roman" w:hAnsi="Plus Jakarta Sans"/>
-                <w:sz w:val="20"/>
-                <w:szCs w:val="20"/>
-              </w:rPr>
-            </w:pPr>
-            <w:r>
-              <w:rPr>
-                <w:rFonts w:ascii="Plus Jakarta Sans" w:eastAsia="Times New Roman" w:hAnsi="Plus Jakarta Sans"/>
-                <w:sz w:val="20"/>
-                <w:szCs w:val="20"/>
-              </w:rPr>
-              <w:t>1,553.36 ha</w:t>
+              <w:t>820</w:t>
+            </w:r>
+          </w:p>
+        </w:tc>
+        <w:tc>
+          <w:tcPr>
+            <w:tcW w:w="0" w:type="auto"/>
+            <w:tcMar>
+              <w:top w:w="150" w:type="dxa"/>
+              <w:left w:w="210" w:type="dxa"/>
+              <w:bottom w:w="150" w:type="dxa"/>
+              <w:right w:w="210" w:type="dxa"/>
+            </w:tcMar>
+            <w:vAlign w:val="center"/>
+            <w:hideMark/>
+          </w:tcPr>
+          <w:p>
+            <w:pPr>
+              <w:rPr>
+                <w:rFonts w:ascii="Plus Jakarta Sans" w:eastAsia="Times New Roman" w:hAnsi="Plus Jakarta Sans"/>
+                <w:sz w:val="20"/>
+                <w:szCs w:val="20"/>
+              </w:rPr>
+            </w:pPr>
+            <w:r>
+              <w:rPr>
+                <w:rFonts w:ascii="Plus Jakarta Sans" w:eastAsia="Times New Roman" w:hAnsi="Plus Jakarta Sans"/>
+                <w:sz w:val="20"/>
+                <w:szCs w:val="20"/>
+              </w:rPr>
+              <w:t>3,173.34 ha</w:t>
+            </w:r>
+          </w:p>
+        </w:tc>
+        <w:tc>
+          <w:tcPr>
+            <w:tcW w:w="0" w:type="auto"/>
+            <w:tcMar>
+              <w:top w:w="150" w:type="dxa"/>
+              <w:left w:w="210" w:type="dxa"/>
+              <w:bottom w:w="150" w:type="dxa"/>
+              <w:right w:w="210" w:type="dxa"/>
+            </w:tcMar>
+            <w:vAlign w:val="center"/>
+            <w:hideMark/>
+          </w:tcPr>
+          <w:p>
+            <w:pPr>
+              <w:rPr>
+                <w:rFonts w:ascii="Plus Jakarta Sans" w:eastAsia="Times New Roman" w:hAnsi="Plus Jakarta Sans"/>
+                <w:sz w:val="20"/>
+                <w:szCs w:val="20"/>
+              </w:rPr>
+            </w:pPr>
+            <w:r>
+              <w:rPr>
+                <w:rFonts w:ascii="Plus Jakarta Sans" w:eastAsia="Times New Roman" w:hAnsi="Plus Jakarta Sans"/>
+                <w:sz w:val="20"/>
+                <w:szCs w:val="20"/>
+              </w:rPr>
+              <w:t>1,551.17 ha</w:t>
             </w:r>
           </w:p>
         </w:tc>
@@ -10205,7 +10205,7 @@
       </w:tr>
       <w:tr>
         <w:trPr>
-          <w:divId w:val="1619874450"/>
+          <w:divId w:val="1387879358"/>
         </w:trPr>
         <w:tc>
           <w:tcPr>
@@ -10265,7 +10265,7 @@
                 <w:sz w:val="20"/>
                 <w:szCs w:val="20"/>
               </w:rPr>
-              <w:t>4,175</w:t>
+              <w:t>4,173</w:t>
             </w:r>
           </w:p>
         </w:tc>
@@ -10296,7 +10296,7 @@
                 <w:sz w:val="20"/>
                 <w:szCs w:val="20"/>
               </w:rPr>
-              <w:t>10,419.74 ha</w:t>
+              <w:t>10,417.55 ha</w:t>
             </w:r>
           </w:p>
         </w:tc>
@@ -10327,7 +10327,7 @@
                 <w:sz w:val="20"/>
                 <w:szCs w:val="20"/>
               </w:rPr>
-              <w:t>7,002.90 ha</w:t>
+              <w:t>7,000.71 ha</w:t>
             </w:r>
           </w:p>
         </w:tc>
@@ -10367,7 +10367,7 @@
     <w:p>
       <w:pPr>
         <w:pStyle w:val="Ttulo3"/>
-        <w:divId w:val="691807660"/>
+        <w:divId w:val="405105006"/>
         <w:rPr>
           <w:rFonts w:eastAsia="Times New Roman"/>
           <w:lang w:val="es-ES"/>
@@ -10401,7 +10401,7 @@
       </w:tblGrid>
       <w:tr>
         <w:trPr>
-          <w:divId w:val="1425150999"/>
+          <w:divId w:val="1561667667"/>
           <w:tblHeader/>
         </w:trPr>
         <w:tc>
@@ -10592,7 +10592,7 @@
       </w:tr>
       <w:tr>
         <w:trPr>
-          <w:divId w:val="1425150999"/>
+          <w:divId w:val="1561667667"/>
         </w:trPr>
         <w:tc>
           <w:tcPr>
@@ -10711,7 +10711,7 @@
                 <w:sz w:val="20"/>
                 <w:szCs w:val="20"/>
               </w:rPr>
-              <w:t>619</w:t>
+              <w:t>617</w:t>
             </w:r>
           </w:p>
         </w:tc>
@@ -10742,14 +10742,14 @@
                 <w:sz w:val="20"/>
                 <w:szCs w:val="20"/>
               </w:rPr>
-              <w:t>3,047</w:t>
+              <w:t>3,045</w:t>
             </w:r>
           </w:p>
         </w:tc>
       </w:tr>
       <w:tr>
         <w:trPr>
-          <w:divId w:val="1425150999"/>
+          <w:divId w:val="1561667667"/>
         </w:trPr>
         <w:tc>
           <w:tcPr>
@@ -10908,7 +10908,7 @@
     <w:p>
       <w:pPr>
         <w:pStyle w:val="Ttulo3"/>
-        <w:divId w:val="691807660"/>
+        <w:divId w:val="405105006"/>
         <w:rPr>
           <w:rFonts w:eastAsia="Times New Roman"/>
           <w:lang w:val="es-ES"/>
@@ -10943,7 +10943,7 @@
       </w:tblGrid>
       <w:tr>
         <w:trPr>
-          <w:divId w:val="1212108729"/>
+          <w:divId w:val="584874067"/>
           <w:tblHeader/>
         </w:trPr>
         <w:tc>
@@ -11171,7 +11171,7 @@
       </w:tr>
       <w:tr>
         <w:trPr>
-          <w:divId w:val="1212108729"/>
+          <w:divId w:val="584874067"/>
         </w:trPr>
         <w:tc>
           <w:tcPr>
@@ -11298,7 +11298,7 @@
                 <w:sz w:val="20"/>
                 <w:szCs w:val="20"/>
               </w:rPr>
-              <w:t>697</w:t>
+              <w:t>695</w:t>
             </w:r>
           </w:p>
         </w:tc>
@@ -11329,7 +11329,7 @@
                 <w:sz w:val="20"/>
                 <w:szCs w:val="20"/>
               </w:rPr>
-              <w:t>3,635</w:t>
+              <w:t>3,633</w:t>
             </w:r>
           </w:p>
         </w:tc>
@@ -11367,7 +11367,7 @@
       </w:tr>
       <w:tr>
         <w:trPr>
-          <w:divId w:val="1212108729"/>
+          <w:divId w:val="584874067"/>
         </w:trPr>
         <w:tc>
           <w:tcPr>
@@ -11552,7 +11552,7 @@
       </w:tr>
       <w:tr>
         <w:trPr>
-          <w:divId w:val="1212108729"/>
+          <w:divId w:val="584874067"/>
         </w:trPr>
         <w:tc>
           <w:tcPr>
@@ -11679,7 +11679,7 @@
                 <w:sz w:val="20"/>
                 <w:szCs w:val="20"/>
               </w:rPr>
-              <w:t>822</w:t>
+              <w:t>820</w:t>
             </w:r>
           </w:p>
         </w:tc>
@@ -11710,7 +11710,7 @@
                 <w:sz w:val="20"/>
                 <w:szCs w:val="20"/>
               </w:rPr>
-              <w:t>4,156</w:t>
+              <w:t>4,154</w:t>
             </w:r>
           </w:p>
         </w:tc>
@@ -11750,7 +11750,7 @@
     <w:p>
       <w:pPr>
         <w:pStyle w:val="Ttulo4"/>
-        <w:divId w:val="691807660"/>
+        <w:divId w:val="405105006"/>
         <w:rPr>
           <w:rFonts w:eastAsia="Times New Roman"/>
           <w:lang w:val="es-ES"/>
@@ -11768,7 +11768,7 @@
       <w:pPr>
         <w:spacing w:before="375" w:after="225"/>
         <w:jc w:val="center"/>
-        <w:divId w:val="442040353"/>
+        <w:divId w:val="638806010"/>
         <w:rPr>
           <w:rFonts w:ascii="Outfit" w:eastAsia="Times New Roman" w:hAnsi="Outfit"/>
           <w:b/>
@@ -11798,7 +11798,7 @@
       <w:pPr>
         <w:spacing w:after="375"/>
         <w:jc w:val="center"/>
-        <w:divId w:val="1726178887"/>
+        <w:divId w:val="57288442"/>
         <w:rPr>
           <w:rFonts w:ascii="Plus Jakarta Sans" w:eastAsia="Times New Roman" w:hAnsi="Plus Jakarta Sans"/>
           <w:lang w:val="es-ES"/>
@@ -12193,7 +12193,7 @@
     <w:p>
       <w:pPr>
         <w:pStyle w:val="Ttulo3"/>
-        <w:divId w:val="691807660"/>
+        <w:divId w:val="405105006"/>
         <w:rPr>
           <w:rFonts w:eastAsia="Times New Roman"/>
           <w:lang w:val="es-ES"/>
@@ -12225,7 +12225,7 @@
       </w:tblGrid>
       <w:tr>
         <w:trPr>
-          <w:divId w:val="701442411"/>
+          <w:divId w:val="406223200"/>
           <w:tblHeader/>
         </w:trPr>
         <w:tc>
@@ -12342,7 +12342,7 @@
       </w:tr>
       <w:tr>
         <w:trPr>
-          <w:divId w:val="701442411"/>
+          <w:divId w:val="406223200"/>
         </w:trPr>
         <w:tc>
           <w:tcPr>
@@ -12438,7 +12438,7 @@
       </w:tr>
       <w:tr>
         <w:trPr>
-          <w:divId w:val="701442411"/>
+          <w:divId w:val="406223200"/>
         </w:trPr>
         <w:tc>
           <w:tcPr>
@@ -12534,7 +12534,7 @@
       </w:tr>
       <w:tr>
         <w:trPr>
-          <w:divId w:val="701442411"/>
+          <w:divId w:val="406223200"/>
         </w:trPr>
         <w:tc>
           <w:tcPr>
@@ -12623,7 +12623,7 @@
                 <w:sz w:val="20"/>
                 <w:szCs w:val="20"/>
               </w:rPr>
-              <w:t>819</w:t>
+              <w:t>817</w:t>
             </w:r>
           </w:p>
         </w:tc>
@@ -12632,7 +12632,7 @@
     <w:p>
       <w:pPr>
         <w:pStyle w:val="NormalWeb"/>
-        <w:divId w:val="691807660"/>
+        <w:divId w:val="405105006"/>
         <w:rPr>
           <w:rFonts w:ascii="Plus Jakarta Sans" w:hAnsi="Plus Jakarta Sans"/>
           <w:lang w:val="es-ES"/>
@@ -12657,7 +12657,7 @@
     <w:p>
       <w:pPr>
         <w:pStyle w:val="Ttulo3"/>
-        <w:divId w:val="691807660"/>
+        <w:divId w:val="405105006"/>
         <w:rPr>
           <w:rFonts w:eastAsia="Times New Roman"/>
           <w:lang w:val="es-ES"/>
@@ -12699,7 +12699,7 @@
       </w:tblGrid>
       <w:tr>
         <w:trPr>
-          <w:divId w:val="656880881"/>
+          <w:divId w:val="153960148"/>
           <w:tblHeader/>
         </w:trPr>
         <w:tc>
@@ -12927,7 +12927,7 @@
       </w:tr>
       <w:tr>
         <w:trPr>
-          <w:divId w:val="656880881"/>
+          <w:divId w:val="153960148"/>
         </w:trPr>
         <w:tc>
           <w:tcPr>
@@ -13113,7 +13113,7 @@
       </w:tr>
       <w:tr>
         <w:trPr>
-          <w:divId w:val="656880881"/>
+          <w:divId w:val="153960148"/>
         </w:trPr>
         <w:tc>
           <w:tcPr>
@@ -13299,7 +13299,7 @@
       </w:tr>
       <w:tr>
         <w:trPr>
-          <w:divId w:val="656880881"/>
+          <w:divId w:val="153960148"/>
         </w:trPr>
         <w:tc>
           <w:tcPr>
@@ -13358,97 +13358,97 @@
                 <w:sz w:val="20"/>
                 <w:szCs w:val="20"/>
               </w:rPr>
-              <w:t>822</w:t>
-            </w:r>
-          </w:p>
-        </w:tc>
-        <w:tc>
-          <w:tcPr>
-            <w:tcW w:w="0" w:type="auto"/>
-            <w:tcMar>
-              <w:top w:w="150" w:type="dxa"/>
-              <w:left w:w="210" w:type="dxa"/>
-              <w:bottom w:w="150" w:type="dxa"/>
-              <w:right w:w="210" w:type="dxa"/>
-            </w:tcMar>
-            <w:vAlign w:val="center"/>
-            <w:hideMark/>
-          </w:tcPr>
-          <w:p>
-            <w:pPr>
-              <w:rPr>
-                <w:rFonts w:ascii="Plus Jakarta Sans" w:eastAsia="Times New Roman" w:hAnsi="Plus Jakarta Sans"/>
-                <w:sz w:val="20"/>
-                <w:szCs w:val="20"/>
-              </w:rPr>
-            </w:pPr>
-            <w:r>
-              <w:rPr>
-                <w:rFonts w:ascii="Plus Jakarta Sans" w:eastAsia="Times New Roman" w:hAnsi="Plus Jakarta Sans"/>
-                <w:sz w:val="20"/>
-                <w:szCs w:val="20"/>
-              </w:rPr>
-              <w:t>1,437</w:t>
-            </w:r>
-          </w:p>
-        </w:tc>
-        <w:tc>
-          <w:tcPr>
-            <w:tcW w:w="0" w:type="auto"/>
-            <w:tcMar>
-              <w:top w:w="150" w:type="dxa"/>
-              <w:left w:w="210" w:type="dxa"/>
-              <w:bottom w:w="150" w:type="dxa"/>
-              <w:right w:w="210" w:type="dxa"/>
-            </w:tcMar>
-            <w:vAlign w:val="center"/>
-            <w:hideMark/>
-          </w:tcPr>
-          <w:p>
-            <w:pPr>
-              <w:rPr>
-                <w:rFonts w:ascii="Plus Jakarta Sans" w:eastAsia="Times New Roman" w:hAnsi="Plus Jakarta Sans"/>
-                <w:sz w:val="20"/>
-                <w:szCs w:val="20"/>
-              </w:rPr>
-            </w:pPr>
-            <w:r>
-              <w:rPr>
-                <w:rFonts w:ascii="Plus Jakarta Sans" w:eastAsia="Times New Roman" w:hAnsi="Plus Jakarta Sans"/>
-                <w:sz w:val="20"/>
-                <w:szCs w:val="20"/>
-              </w:rPr>
-              <w:t>1,282</w:t>
-            </w:r>
-          </w:p>
-        </w:tc>
-        <w:tc>
-          <w:tcPr>
-            <w:tcW w:w="0" w:type="auto"/>
-            <w:tcMar>
-              <w:top w:w="150" w:type="dxa"/>
-              <w:left w:w="210" w:type="dxa"/>
-              <w:bottom w:w="150" w:type="dxa"/>
-              <w:right w:w="210" w:type="dxa"/>
-            </w:tcMar>
-            <w:vAlign w:val="center"/>
-            <w:hideMark/>
-          </w:tcPr>
-          <w:p>
-            <w:pPr>
-              <w:rPr>
-                <w:rFonts w:ascii="Plus Jakarta Sans" w:eastAsia="Times New Roman" w:hAnsi="Plus Jakarta Sans"/>
-                <w:sz w:val="20"/>
-                <w:szCs w:val="20"/>
-              </w:rPr>
-            </w:pPr>
-            <w:r>
-              <w:rPr>
-                <w:rFonts w:ascii="Plus Jakarta Sans" w:eastAsia="Times New Roman" w:hAnsi="Plus Jakarta Sans"/>
-                <w:sz w:val="20"/>
-                <w:szCs w:val="20"/>
-              </w:rPr>
-              <w:t>2,719</w:t>
+              <w:t>820</w:t>
+            </w:r>
+          </w:p>
+        </w:tc>
+        <w:tc>
+          <w:tcPr>
+            <w:tcW w:w="0" w:type="auto"/>
+            <w:tcMar>
+              <w:top w:w="150" w:type="dxa"/>
+              <w:left w:w="210" w:type="dxa"/>
+              <w:bottom w:w="150" w:type="dxa"/>
+              <w:right w:w="210" w:type="dxa"/>
+            </w:tcMar>
+            <w:vAlign w:val="center"/>
+            <w:hideMark/>
+          </w:tcPr>
+          <w:p>
+            <w:pPr>
+              <w:rPr>
+                <w:rFonts w:ascii="Plus Jakarta Sans" w:eastAsia="Times New Roman" w:hAnsi="Plus Jakarta Sans"/>
+                <w:sz w:val="20"/>
+                <w:szCs w:val="20"/>
+              </w:rPr>
+            </w:pPr>
+            <w:r>
+              <w:rPr>
+                <w:rFonts w:ascii="Plus Jakarta Sans" w:eastAsia="Times New Roman" w:hAnsi="Plus Jakarta Sans"/>
+                <w:sz w:val="20"/>
+                <w:szCs w:val="20"/>
+              </w:rPr>
+              <w:t>1,435</w:t>
+            </w:r>
+          </w:p>
+        </w:tc>
+        <w:tc>
+          <w:tcPr>
+            <w:tcW w:w="0" w:type="auto"/>
+            <w:tcMar>
+              <w:top w:w="150" w:type="dxa"/>
+              <w:left w:w="210" w:type="dxa"/>
+              <w:bottom w:w="150" w:type="dxa"/>
+              <w:right w:w="210" w:type="dxa"/>
+            </w:tcMar>
+            <w:vAlign w:val="center"/>
+            <w:hideMark/>
+          </w:tcPr>
+          <w:p>
+            <w:pPr>
+              <w:rPr>
+                <w:rFonts w:ascii="Plus Jakarta Sans" w:eastAsia="Times New Roman" w:hAnsi="Plus Jakarta Sans"/>
+                <w:sz w:val="20"/>
+                <w:szCs w:val="20"/>
+              </w:rPr>
+            </w:pPr>
+            <w:r>
+              <w:rPr>
+                <w:rFonts w:ascii="Plus Jakarta Sans" w:eastAsia="Times New Roman" w:hAnsi="Plus Jakarta Sans"/>
+                <w:sz w:val="20"/>
+                <w:szCs w:val="20"/>
+              </w:rPr>
+              <w:t>1,277</w:t>
+            </w:r>
+          </w:p>
+        </w:tc>
+        <w:tc>
+          <w:tcPr>
+            <w:tcW w:w="0" w:type="auto"/>
+            <w:tcMar>
+              <w:top w:w="150" w:type="dxa"/>
+              <w:left w:w="210" w:type="dxa"/>
+              <w:bottom w:w="150" w:type="dxa"/>
+              <w:right w:w="210" w:type="dxa"/>
+            </w:tcMar>
+            <w:vAlign w:val="center"/>
+            <w:hideMark/>
+          </w:tcPr>
+          <w:p>
+            <w:pPr>
+              <w:rPr>
+                <w:rFonts w:ascii="Plus Jakarta Sans" w:eastAsia="Times New Roman" w:hAnsi="Plus Jakarta Sans"/>
+                <w:sz w:val="20"/>
+                <w:szCs w:val="20"/>
+              </w:rPr>
+            </w:pPr>
+            <w:r>
+              <w:rPr>
+                <w:rFonts w:ascii="Plus Jakarta Sans" w:eastAsia="Times New Roman" w:hAnsi="Plus Jakarta Sans"/>
+                <w:sz w:val="20"/>
+                <w:szCs w:val="20"/>
+              </w:rPr>
+              <w:t>2,712</w:t>
             </w:r>
           </w:p>
         </w:tc>
@@ -13485,7 +13485,7 @@
       </w:tr>
       <w:tr>
         <w:trPr>
-          <w:divId w:val="656880881"/>
+          <w:divId w:val="153960148"/>
         </w:trPr>
         <w:tc>
           <w:tcPr>
@@ -13545,7 +13545,7 @@
                 <w:sz w:val="20"/>
                 <w:szCs w:val="20"/>
               </w:rPr>
-              <w:t>4,175</w:t>
+              <w:t>4,173</w:t>
             </w:r>
           </w:p>
         </w:tc>
@@ -13576,7 +13576,7 @@
                 <w:sz w:val="20"/>
                 <w:szCs w:val="20"/>
               </w:rPr>
-              <w:t>6,098</w:t>
+              <w:t>6,096</w:t>
             </w:r>
           </w:p>
         </w:tc>
@@ -13607,7 +13607,7 @@
                 <w:sz w:val="20"/>
                 <w:szCs w:val="20"/>
               </w:rPr>
-              <w:t>5,838</w:t>
+              <w:t>5,833</w:t>
             </w:r>
           </w:p>
         </w:tc>
@@ -13638,7 +13638,7 @@
                 <w:sz w:val="20"/>
                 <w:szCs w:val="20"/>
               </w:rPr>
-              <w:t>11,936</w:t>
+              <w:t>11,929</w:t>
             </w:r>
           </w:p>
         </w:tc>
@@ -13678,7 +13678,7 @@
     <w:p>
       <w:pPr>
         <w:pStyle w:val="NormalWeb"/>
-        <w:divId w:val="691807660"/>
+        <w:divId w:val="405105006"/>
         <w:rPr>
           <w:rFonts w:ascii="Plus Jakarta Sans" w:hAnsi="Plus Jakarta Sans"/>
           <w:lang w:val="es-ES"/>
@@ -13704,7 +13704,7 @@
           <w:rFonts w:ascii="Plus Jakarta Sans" w:hAnsi="Plus Jakarta Sans"/>
           <w:lang w:val="es-ES"/>
         </w:rPr>
-        <w:t xml:space="preserve"> 4,175 titulares + 11,936 hijos = </w:t>
+        <w:t xml:space="preserve"> 4,173 titulares + 11,929 hijos = </w:t>
       </w:r>
       <w:r>
         <w:rPr>
@@ -13712,7 +13712,7 @@
           <w:rFonts w:ascii="Plus Jakarta Sans" w:hAnsi="Plus Jakarta Sans"/>
           <w:lang w:val="es-ES"/>
         </w:rPr>
-        <w:t>~16,111 personas</w:t>
+        <w:t>~16,102 personas</w:t>
       </w:r>
       <w:r>
         <w:rPr>
@@ -13725,7 +13725,7 @@
     <w:p>
       <w:pPr>
         <w:pStyle w:val="Ttulo3"/>
-        <w:divId w:val="691807660"/>
+        <w:divId w:val="405105006"/>
         <w:rPr>
           <w:rFonts w:eastAsia="Times New Roman"/>
           <w:lang w:val="es-ES"/>
@@ -13760,7 +13760,7 @@
       </w:tblGrid>
       <w:tr>
         <w:trPr>
-          <w:divId w:val="340546434"/>
+          <w:divId w:val="428503108"/>
           <w:tblHeader/>
         </w:trPr>
         <w:tc>
@@ -13988,7 +13988,7 @@
       </w:tr>
       <w:tr>
         <w:trPr>
-          <w:divId w:val="340546434"/>
+          <w:divId w:val="428503108"/>
         </w:trPr>
         <w:tc>
           <w:tcPr>
@@ -14182,7 +14182,7 @@
       </w:tr>
       <w:tr>
         <w:trPr>
-          <w:divId w:val="340546434"/>
+          <w:divId w:val="428503108"/>
         </w:trPr>
         <w:tc>
           <w:tcPr>
@@ -14378,7 +14378,7 @@
     <w:p>
       <w:pPr>
         <w:pStyle w:val="Ttulo4"/>
-        <w:divId w:val="691807660"/>
+        <w:divId w:val="405105006"/>
         <w:rPr>
           <w:rFonts w:eastAsia="Times New Roman"/>
           <w:lang w:val="es-ES"/>
@@ -14396,7 +14396,7 @@
       <w:pPr>
         <w:spacing w:before="375" w:after="225"/>
         <w:jc w:val="center"/>
-        <w:divId w:val="1396388531"/>
+        <w:divId w:val="2044473563"/>
         <w:rPr>
           <w:rFonts w:ascii="Outfit" w:eastAsia="Times New Roman" w:hAnsi="Outfit"/>
           <w:b/>
@@ -14426,7 +14426,7 @@
       <w:pPr>
         <w:spacing w:after="375"/>
         <w:jc w:val="center"/>
-        <w:divId w:val="571086301"/>
+        <w:divId w:val="1236353305"/>
         <w:rPr>
           <w:rFonts w:ascii="Plus Jakarta Sans" w:eastAsia="Times New Roman" w:hAnsi="Plus Jakarta Sans"/>
           <w:lang w:val="es-ES"/>
@@ -14814,7 +14814,7 @@
     <w:p>
       <w:pPr>
         <w:pStyle w:val="Ttulo3"/>
-        <w:divId w:val="691807660"/>
+        <w:divId w:val="405105006"/>
         <w:rPr>
           <w:rFonts w:eastAsia="Times New Roman"/>
           <w:lang w:val="es-ES"/>
@@ -14848,7 +14848,7 @@
       </w:tblGrid>
       <w:tr>
         <w:trPr>
-          <w:divId w:val="43600748"/>
+          <w:divId w:val="593977300"/>
           <w:tblHeader/>
         </w:trPr>
         <w:tc>
@@ -15039,7 +15039,7 @@
       </w:tr>
       <w:tr>
         <w:trPr>
-          <w:divId w:val="43600748"/>
+          <w:divId w:val="593977300"/>
         </w:trPr>
         <w:tc>
           <w:tcPr>
@@ -15195,7 +15195,7 @@
       </w:tr>
       <w:tr>
         <w:trPr>
-          <w:divId w:val="43600748"/>
+          <w:divId w:val="593977300"/>
         </w:trPr>
         <w:tc>
           <w:tcPr>
@@ -15351,7 +15351,7 @@
       </w:tr>
       <w:tr>
         <w:trPr>
-          <w:divId w:val="43600748"/>
+          <w:divId w:val="593977300"/>
         </w:trPr>
         <w:tc>
           <w:tcPr>
@@ -15470,44 +15470,44 @@
                 <w:sz w:val="20"/>
                 <w:szCs w:val="20"/>
               </w:rPr>
-              <w:t>143</w:t>
-            </w:r>
-          </w:p>
-        </w:tc>
-        <w:tc>
-          <w:tcPr>
-            <w:tcW w:w="0" w:type="auto"/>
-            <w:tcMar>
-              <w:top w:w="150" w:type="dxa"/>
-              <w:left w:w="210" w:type="dxa"/>
-              <w:bottom w:w="150" w:type="dxa"/>
-              <w:right w:w="210" w:type="dxa"/>
-            </w:tcMar>
-            <w:vAlign w:val="center"/>
-            <w:hideMark/>
-          </w:tcPr>
-          <w:p>
-            <w:pPr>
-              <w:rPr>
-                <w:rFonts w:ascii="Plus Jakarta Sans" w:eastAsia="Times New Roman" w:hAnsi="Plus Jakarta Sans"/>
-                <w:sz w:val="20"/>
-                <w:szCs w:val="20"/>
-              </w:rPr>
-            </w:pPr>
-            <w:r>
-              <w:rPr>
-                <w:rFonts w:ascii="Plus Jakarta Sans" w:eastAsia="Times New Roman" w:hAnsi="Plus Jakarta Sans"/>
-                <w:sz w:val="20"/>
-                <w:szCs w:val="20"/>
-              </w:rPr>
-              <w:t>242</w:t>
+              <w:t>142</w:t>
+            </w:r>
+          </w:p>
+        </w:tc>
+        <w:tc>
+          <w:tcPr>
+            <w:tcW w:w="0" w:type="auto"/>
+            <w:tcMar>
+              <w:top w:w="150" w:type="dxa"/>
+              <w:left w:w="210" w:type="dxa"/>
+              <w:bottom w:w="150" w:type="dxa"/>
+              <w:right w:w="210" w:type="dxa"/>
+            </w:tcMar>
+            <w:vAlign w:val="center"/>
+            <w:hideMark/>
+          </w:tcPr>
+          <w:p>
+            <w:pPr>
+              <w:rPr>
+                <w:rFonts w:ascii="Plus Jakarta Sans" w:eastAsia="Times New Roman" w:hAnsi="Plus Jakarta Sans"/>
+                <w:sz w:val="20"/>
+                <w:szCs w:val="20"/>
+              </w:rPr>
+            </w:pPr>
+            <w:r>
+              <w:rPr>
+                <w:rFonts w:ascii="Plus Jakarta Sans" w:eastAsia="Times New Roman" w:hAnsi="Plus Jakarta Sans"/>
+                <w:sz w:val="20"/>
+                <w:szCs w:val="20"/>
+              </w:rPr>
+              <w:t>241</w:t>
             </w:r>
           </w:p>
         </w:tc>
       </w:tr>
       <w:tr>
         <w:trPr>
-          <w:divId w:val="43600748"/>
+          <w:divId w:val="593977300"/>
         </w:trPr>
         <w:tc>
           <w:tcPr>
@@ -15663,7 +15663,7 @@
       </w:tr>
       <w:tr>
         <w:trPr>
-          <w:divId w:val="43600748"/>
+          <w:divId w:val="593977300"/>
         </w:trPr>
         <w:tc>
           <w:tcPr>
@@ -15819,7 +15819,7 @@
       </w:tr>
       <w:tr>
         <w:trPr>
-          <w:divId w:val="43600748"/>
+          <w:divId w:val="593977300"/>
         </w:trPr>
         <w:tc>
           <w:tcPr>
@@ -15977,7 +15977,7 @@
     <w:p>
       <w:pPr>
         <w:pStyle w:val="Ttulo3"/>
-        <w:divId w:val="691807660"/>
+        <w:divId w:val="405105006"/>
         <w:rPr>
           <w:rFonts w:eastAsia="Times New Roman"/>
           <w:lang w:val="es-ES"/>
@@ -16011,7 +16011,7 @@
       </w:tblGrid>
       <w:tr>
         <w:trPr>
-          <w:divId w:val="2111970162"/>
+          <w:divId w:val="254021730"/>
           <w:tblHeader/>
         </w:trPr>
         <w:tc>
@@ -16202,7 +16202,7 @@
       </w:tr>
       <w:tr>
         <w:trPr>
-          <w:divId w:val="2111970162"/>
+          <w:divId w:val="254021730"/>
         </w:trPr>
         <w:tc>
           <w:tcPr>
@@ -16321,44 +16321,44 @@
                 <w:sz w:val="20"/>
                 <w:szCs w:val="20"/>
               </w:rPr>
-              <w:t>437</w:t>
-            </w:r>
-          </w:p>
-        </w:tc>
-        <w:tc>
-          <w:tcPr>
-            <w:tcW w:w="0" w:type="auto"/>
-            <w:tcMar>
-              <w:top w:w="150" w:type="dxa"/>
-              <w:left w:w="210" w:type="dxa"/>
-              <w:bottom w:w="150" w:type="dxa"/>
-              <w:right w:w="210" w:type="dxa"/>
-            </w:tcMar>
-            <w:vAlign w:val="center"/>
-            <w:hideMark/>
-          </w:tcPr>
-          <w:p>
-            <w:pPr>
-              <w:rPr>
-                <w:rFonts w:ascii="Plus Jakarta Sans" w:eastAsia="Times New Roman" w:hAnsi="Plus Jakarta Sans"/>
-                <w:sz w:val="20"/>
-                <w:szCs w:val="20"/>
-              </w:rPr>
-            </w:pPr>
-            <w:r>
-              <w:rPr>
-                <w:rFonts w:ascii="Plus Jakarta Sans" w:eastAsia="Times New Roman" w:hAnsi="Plus Jakarta Sans"/>
-                <w:sz w:val="20"/>
-                <w:szCs w:val="20"/>
-              </w:rPr>
-              <w:t>1,923</w:t>
+              <w:t>435</w:t>
+            </w:r>
+          </w:p>
+        </w:tc>
+        <w:tc>
+          <w:tcPr>
+            <w:tcW w:w="0" w:type="auto"/>
+            <w:tcMar>
+              <w:top w:w="150" w:type="dxa"/>
+              <w:left w:w="210" w:type="dxa"/>
+              <w:bottom w:w="150" w:type="dxa"/>
+              <w:right w:w="210" w:type="dxa"/>
+            </w:tcMar>
+            <w:vAlign w:val="center"/>
+            <w:hideMark/>
+          </w:tcPr>
+          <w:p>
+            <w:pPr>
+              <w:rPr>
+                <w:rFonts w:ascii="Plus Jakarta Sans" w:eastAsia="Times New Roman" w:hAnsi="Plus Jakarta Sans"/>
+                <w:sz w:val="20"/>
+                <w:szCs w:val="20"/>
+              </w:rPr>
+            </w:pPr>
+            <w:r>
+              <w:rPr>
+                <w:rFonts w:ascii="Plus Jakarta Sans" w:eastAsia="Times New Roman" w:hAnsi="Plus Jakarta Sans"/>
+                <w:sz w:val="20"/>
+                <w:szCs w:val="20"/>
+              </w:rPr>
+              <w:t>1,921</w:t>
             </w:r>
           </w:p>
         </w:tc>
       </w:tr>
       <w:tr>
         <w:trPr>
-          <w:divId w:val="2111970162"/>
+          <w:divId w:val="254021730"/>
         </w:trPr>
         <w:tc>
           <w:tcPr>
@@ -16514,7 +16514,7 @@
       </w:tr>
       <w:tr>
         <w:trPr>
-          <w:divId w:val="2111970162"/>
+          <w:divId w:val="254021730"/>
         </w:trPr>
         <w:tc>
           <w:tcPr>
@@ -16670,7 +16670,7 @@
       </w:tr>
       <w:tr>
         <w:trPr>
-          <w:divId w:val="2111970162"/>
+          <w:divId w:val="254021730"/>
         </w:trPr>
         <w:tc>
           <w:tcPr>
@@ -16826,7 +16826,7 @@
       </w:tr>
       <w:tr>
         <w:trPr>
-          <w:divId w:val="2111970162"/>
+          <w:divId w:val="254021730"/>
         </w:trPr>
         <w:tc>
           <w:tcPr>
@@ -16984,7 +16984,7 @@
     <w:p>
       <w:pPr>
         <w:pStyle w:val="Ttulo3"/>
-        <w:divId w:val="691807660"/>
+        <w:divId w:val="405105006"/>
         <w:rPr>
           <w:rFonts w:eastAsia="Times New Roman"/>
           <w:lang w:val="es-ES"/>
@@ -17018,7 +17018,7 @@
       </w:tblGrid>
       <w:tr>
         <w:trPr>
-          <w:divId w:val="603612651"/>
+          <w:divId w:val="1138647899"/>
           <w:tblHeader/>
         </w:trPr>
         <w:tc>
@@ -17209,7 +17209,7 @@
       </w:tr>
       <w:tr>
         <w:trPr>
-          <w:divId w:val="603612651"/>
+          <w:divId w:val="1138647899"/>
         </w:trPr>
         <w:tc>
           <w:tcPr>
@@ -17328,44 +17328,44 @@
                 <w:sz w:val="20"/>
                 <w:szCs w:val="20"/>
               </w:rPr>
-              <w:t>617</w:t>
-            </w:r>
-          </w:p>
-        </w:tc>
-        <w:tc>
-          <w:tcPr>
-            <w:tcW w:w="0" w:type="auto"/>
-            <w:tcMar>
-              <w:top w:w="150" w:type="dxa"/>
-              <w:left w:w="210" w:type="dxa"/>
-              <w:bottom w:w="150" w:type="dxa"/>
-              <w:right w:w="210" w:type="dxa"/>
-            </w:tcMar>
-            <w:vAlign w:val="center"/>
-            <w:hideMark/>
-          </w:tcPr>
-          <w:p>
-            <w:pPr>
-              <w:rPr>
-                <w:rFonts w:ascii="Plus Jakarta Sans" w:eastAsia="Times New Roman" w:hAnsi="Plus Jakarta Sans"/>
-                <w:sz w:val="20"/>
-                <w:szCs w:val="20"/>
-              </w:rPr>
-            </w:pPr>
-            <w:r>
-              <w:rPr>
-                <w:rFonts w:ascii="Plus Jakarta Sans" w:eastAsia="Times New Roman" w:hAnsi="Plus Jakarta Sans"/>
-                <w:sz w:val="20"/>
-                <w:szCs w:val="20"/>
-              </w:rPr>
-              <w:t>2,888</w:t>
+              <w:t>615</w:t>
+            </w:r>
+          </w:p>
+        </w:tc>
+        <w:tc>
+          <w:tcPr>
+            <w:tcW w:w="0" w:type="auto"/>
+            <w:tcMar>
+              <w:top w:w="150" w:type="dxa"/>
+              <w:left w:w="210" w:type="dxa"/>
+              <w:bottom w:w="150" w:type="dxa"/>
+              <w:right w:w="210" w:type="dxa"/>
+            </w:tcMar>
+            <w:vAlign w:val="center"/>
+            <w:hideMark/>
+          </w:tcPr>
+          <w:p>
+            <w:pPr>
+              <w:rPr>
+                <w:rFonts w:ascii="Plus Jakarta Sans" w:eastAsia="Times New Roman" w:hAnsi="Plus Jakarta Sans"/>
+                <w:sz w:val="20"/>
+                <w:szCs w:val="20"/>
+              </w:rPr>
+            </w:pPr>
+            <w:r>
+              <w:rPr>
+                <w:rFonts w:ascii="Plus Jakarta Sans" w:eastAsia="Times New Roman" w:hAnsi="Plus Jakarta Sans"/>
+                <w:sz w:val="20"/>
+                <w:szCs w:val="20"/>
+              </w:rPr>
+              <w:t>2,886</w:t>
             </w:r>
           </w:p>
         </w:tc>
       </w:tr>
       <w:tr>
         <w:trPr>
-          <w:divId w:val="603612651"/>
+          <w:divId w:val="1138647899"/>
         </w:trPr>
         <w:tc>
           <w:tcPr>
@@ -17523,7 +17523,7 @@
     <w:p>
       <w:pPr>
         <w:pStyle w:val="Ttulo4"/>
-        <w:divId w:val="691807660"/>
+        <w:divId w:val="405105006"/>
         <w:rPr>
           <w:rFonts w:eastAsia="Times New Roman"/>
           <w:lang w:val="es-ES"/>
@@ -17541,7 +17541,7 @@
       <w:pPr>
         <w:spacing w:before="375" w:after="225"/>
         <w:jc w:val="center"/>
-        <w:divId w:val="526336032"/>
+        <w:divId w:val="1287203001"/>
         <w:rPr>
           <w:rFonts w:ascii="Outfit" w:eastAsia="Times New Roman" w:hAnsi="Outfit"/>
           <w:b/>
@@ -17571,7 +17571,7 @@
       <w:pPr>
         <w:spacing w:after="375"/>
         <w:jc w:val="center"/>
-        <w:divId w:val="440613112"/>
+        <w:divId w:val="1261915259"/>
         <w:rPr>
           <w:rFonts w:ascii="Plus Jakarta Sans" w:eastAsia="Times New Roman" w:hAnsi="Plus Jakarta Sans"/>
           <w:lang w:val="es-ES"/>
@@ -17897,7 +17897,7 @@
           <w:rFonts w:ascii="Plus Jakarta Sans" w:eastAsia="Times New Roman" w:hAnsi="Plus Jakarta Sans"/>
           <w:lang w:val="es-ES"/>
         </w:rPr>
-        <w:t>24</w:t>
+        <w:t>25</w:t>
       </w:r>
       <w:r>
         <w:rPr>
@@ -17959,7 +17959,7 @@
     <w:p>
       <w:pPr>
         <w:spacing w:before="450" w:after="450"/>
-        <w:divId w:val="691807660"/>
+        <w:divId w:val="405105006"/>
         <w:rPr>
           <w:rFonts w:ascii="Plus Jakarta Sans" w:eastAsia="Times New Roman" w:hAnsi="Plus Jakarta Sans"/>
           <w:lang w:val="es-ES"/>
@@ -17970,7 +17970,7 @@
           <w:rFonts w:ascii="Plus Jakarta Sans" w:eastAsia="Times New Roman" w:hAnsi="Plus Jakarta Sans"/>
           <w:lang w:val="es-ES"/>
         </w:rPr>
-        <w:pict>
+        <w:pict w14:anchorId="41B08D88">
           <v:rect id="_x0000_i1035" style="width:0;height:.75pt" o:hralign="center" o:hrstd="t" o:hr="t" fillcolor="#a0a0a0" stroked="f"/>
         </w:pict>
       </w:r>
@@ -17978,7 +17978,7 @@
     <w:p>
       <w:pPr>
         <w:spacing w:before="450" w:after="450"/>
-        <w:divId w:val="691807660"/>
+        <w:divId w:val="405105006"/>
         <w:rPr>
           <w:rFonts w:ascii="Plus Jakarta Sans" w:eastAsia="Times New Roman" w:hAnsi="Plus Jakarta Sans"/>
           <w:lang w:val="es-ES"/>
@@ -17989,7 +17989,7 @@
           <w:rFonts w:ascii="Plus Jakarta Sans" w:eastAsia="Times New Roman" w:hAnsi="Plus Jakarta Sans"/>
           <w:lang w:val="es-ES"/>
         </w:rPr>
-        <w:pict>
+        <w:pict w14:anchorId="2D32839B">
           <v:rect id="_x0000_i1036" style="width:0;height:.75pt" o:hralign="center" o:hrstd="t" o:hr="t" fillcolor="#a0a0a0" stroked="f"/>
         </w:pict>
       </w:r>
@@ -17997,7 +17997,7 @@
     <w:p>
       <w:pPr>
         <w:pStyle w:val="NormalWeb"/>
-        <w:divId w:val="691807660"/>
+        <w:divId w:val="405105006"/>
         <w:rPr>
           <w:rFonts w:ascii="Plus Jakarta Sans" w:hAnsi="Plus Jakarta Sans"/>
           <w:lang w:val="es-ES"/>
@@ -18030,7 +18030,7 @@
           <w:rFonts w:ascii="Plus Jakarta Sans" w:hAnsi="Plus Jakarta Sans"/>
           <w:lang w:val="es-ES"/>
         </w:rPr>
-        <w:pict/>
+        <w:pict w14:anchorId="05EFAC0D"/>
       </w:r>
     </w:p>
     <w:sectPr>
@@ -18046,9 +18046,9 @@
 <file path=word/numbering.xml><?xml version="1.0" encoding="utf-8"?>
 <w:numbering xmlns:wpc="http://schemas.microsoft.com/office/word/2010/wordprocessingCanvas" xmlns:cx="http://schemas.microsoft.com/office/drawing/2014/chartex" xmlns:cx1="http://schemas.microsoft.com/office/drawing/2015/9/8/chartex" xmlns:cx2="http://schemas.microsoft.com/office/drawing/2015/10/21/chartex" xmlns:cx3="http://schemas.microsoft.com/office/drawing/2016/5/9/chartex" xmlns:cx4="http://schemas.microsoft.com/office/drawing/2016/5/10/chartex" xmlns:cx5="http://schemas.microsoft.com/office/drawing/2016/5/11/chartex" xmlns:cx6="http://schemas.microsoft.com/office/drawing/2016/5/12/chartex" xmlns:cx7="http://schemas.microsoft.com/office/drawing/2016/5/13/chartex" xmlns:cx8="http://schemas.microsoft.com/office/drawing/2016/5/14/chartex" xmlns:mc="http://schemas.openxmlformats.org/markup-compatibility/2006" xmlns:aink="http://schemas.microsoft.com/office/drawing/2016/ink" xmlns:am3d="http://schemas.microsoft.com/office/drawing/2017/model3d" xmlns:o="urn:schemas-microsoft-com:office:office" xmlns:r="http://schemas.openxmlformats.org/officeDocument/2006/relationships" xmlns:m="http://schemas.openxmlformats.org/officeDocument/2006/math" xmlns:v="urn:schemas-microsoft-com:vml" xmlns:wp14="http://schemas.microsoft.com/office/word/2010/wordprocessingDrawing" xmlns:wp="http://schemas.openxmlformats.org/drawingml/2006/wordprocessingDrawing" xmlns:w10="urn:schemas-microsoft-com:office:word" xmlns:w="http://schemas.openxmlformats.org/wordprocessingml/2006/main" xmlns:w14="http://schemas.microsoft.com/office/word/2010/wordml" xmlns:w15="http://schemas.microsoft.com/office/word/2012/wordml" xmlns:w16cex="http://schemas.microsoft.com/office/word/2018/wordml/cex" xmlns:w16cid="http://schemas.microsoft.com/office/word/2016/wordml/cid" xmlns:w16="http://schemas.microsoft.com/office/word/2018/wordml" xmlns:w16sdtdh="http://schemas.microsoft.com/office/word/2020/wordml/sdtdatahash" xmlns:w16se="http://schemas.microsoft.com/office/word/2015/wordml/symex" xmlns:wpg="http://schemas.microsoft.com/office/word/2010/wordprocessingGroup" xmlns:wpi="http://schemas.microsoft.com/office/word/2010/wordprocessingInk" xmlns:wne="http://schemas.microsoft.com/office/word/2006/wordml" xmlns:wps="http://schemas.microsoft.com/office/word/2010/wordprocessingShape" mc:Ignorable="w14 w15 w16se w16cid w16 w16cex w16sdtdh wp14">
   <w:abstractNum w:abstractNumId="0" w15:restartNumberingAfterBreak="0">
-    <w:nsid w:val="37F15C65"/>
+    <w:nsid w:val="048A5EFD"/>
     <w:multiLevelType w:val="multilevel"/>
-    <w:tmpl w:val="ACE2DF6C"/>
+    <w:tmpl w:val="DA92B1E2"/>
     <w:lvl w:ilvl="0">
       <w:start w:val="1"/>
       <w:numFmt w:val="bullet"/>
@@ -18195,9 +18195,9 @@
     </w:lvl>
   </w:abstractNum>
   <w:abstractNum w:abstractNumId="1" w15:restartNumberingAfterBreak="0">
-    <w:nsid w:val="65ED05AA"/>
+    <w:nsid w:val="2AC927AE"/>
     <w:multiLevelType w:val="multilevel"/>
-    <w:tmpl w:val="05A4BB08"/>
+    <w:tmpl w:val="D6C4C91E"/>
     <w:lvl w:ilvl="0">
       <w:start w:val="1"/>
       <w:numFmt w:val="bullet"/>
@@ -18344,9 +18344,9 @@
     </w:lvl>
   </w:abstractNum>
   <w:abstractNum w:abstractNumId="2" w15:restartNumberingAfterBreak="0">
-    <w:nsid w:val="695400F3"/>
+    <w:nsid w:val="58BF6F92"/>
     <w:multiLevelType w:val="multilevel"/>
-    <w:tmpl w:val="2132E58C"/>
+    <w:tmpl w:val="FD86BB48"/>
     <w:lvl w:ilvl="0">
       <w:start w:val="1"/>
       <w:numFmt w:val="bullet"/>
@@ -18493,9 +18493,9 @@
     </w:lvl>
   </w:abstractNum>
   <w:abstractNum w:abstractNumId="3" w15:restartNumberingAfterBreak="0">
-    <w:nsid w:val="6E9922F7"/>
+    <w:nsid w:val="6D1046A1"/>
     <w:multiLevelType w:val="multilevel"/>
-    <w:tmpl w:val="463246D8"/>
+    <w:tmpl w:val="97784994"/>
     <w:lvl w:ilvl="0">
       <w:start w:val="1"/>
       <w:numFmt w:val="bullet"/>
@@ -18642,16 +18642,16 @@
     </w:lvl>
   </w:abstractNum>
   <w:num w:numId="1">
+    <w:abstractNumId w:val="1"/>
+  </w:num>
+  <w:num w:numId="2">
     <w:abstractNumId w:val="0"/>
   </w:num>
-  <w:num w:numId="2">
-    <w:abstractNumId w:val="3"/>
-  </w:num>
   <w:num w:numId="3">
-    <w:abstractNumId w:val="1"/>
+    <w:abstractNumId w:val="2"/>
   </w:num>
   <w:num w:numId="4">
-    <w:abstractNumId w:val="2"/>
+    <w:abstractNumId w:val="3"/>
   </w:num>
 </w:numbering>
 </file>

--- a/public/informe_reunion_tecnica.docx
+++ b/public/informe_reunion_tecnica.docx
@@ -4,7 +4,7 @@
   <w:body>
     <w:p>
       <w:pPr>
-        <w:divId w:val="381489858"/>
+        <w:divId w:val="881483099"/>
         <w:rPr>
           <w:rFonts w:ascii="Plus Jakarta Sans" w:eastAsia="Times New Roman" w:hAnsi="Plus Jakarta Sans"/>
           <w:lang w:val="es-ES"/>
@@ -28,7 +28,7 @@
     <w:p>
       <w:pPr>
         <w:pStyle w:val="Ttulo1"/>
-        <w:divId w:val="405105006"/>
+        <w:divId w:val="851917686"/>
         <w:rPr>
           <w:rFonts w:eastAsia="Times New Roman"/>
           <w:lang w:val="es-ES"/>
@@ -45,7 +45,7 @@
     <w:p>
       <w:pPr>
         <w:pStyle w:val="NormalWeb"/>
-        <w:divId w:val="405105006"/>
+        <w:divId w:val="851917686"/>
         <w:rPr>
           <w:rFonts w:ascii="Plus Jakarta Sans" w:hAnsi="Plus Jakarta Sans"/>
           <w:lang w:val="es-ES"/>
@@ -63,7 +63,7 @@
     <w:p>
       <w:pPr>
         <w:pStyle w:val="NormalWeb"/>
-        <w:divId w:val="405105006"/>
+        <w:divId w:val="851917686"/>
         <w:rPr>
           <w:rFonts w:ascii="Plus Jakarta Sans" w:hAnsi="Plus Jakarta Sans"/>
           <w:lang w:val="es-ES"/>
@@ -102,7 +102,7 @@
     <w:p>
       <w:pPr>
         <w:spacing w:before="450" w:after="450"/>
-        <w:divId w:val="405105006"/>
+        <w:divId w:val="851917686"/>
         <w:rPr>
           <w:rFonts w:ascii="Plus Jakarta Sans" w:eastAsia="Times New Roman" w:hAnsi="Plus Jakarta Sans"/>
           <w:lang w:val="es-ES"/>
@@ -113,7 +113,7 @@
           <w:rFonts w:ascii="Plus Jakarta Sans" w:eastAsia="Times New Roman" w:hAnsi="Plus Jakarta Sans"/>
           <w:lang w:val="es-ES"/>
         </w:rPr>
-        <w:pict w14:anchorId="7D453425">
+        <w:pict w14:anchorId="2F5841BF">
           <v:rect id="_x0000_i1025" style="width:0;height:.75pt" o:hralign="center" o:hrstd="t" o:hr="t" fillcolor="#a0a0a0" stroked="f"/>
         </w:pict>
       </w:r>
@@ -121,7 +121,7 @@
     <w:p>
       <w:pPr>
         <w:pStyle w:val="Ttulo2"/>
-        <w:divId w:val="405105006"/>
+        <w:divId w:val="851917686"/>
         <w:rPr>
           <w:rFonts w:eastAsia="Times New Roman"/>
           <w:lang w:val="es-ES"/>
@@ -145,7 +145,7 @@
     <w:p>
       <w:pPr>
         <w:pStyle w:val="NormalWeb"/>
-        <w:divId w:val="405105006"/>
+        <w:divId w:val="851917686"/>
         <w:rPr>
           <w:rFonts w:ascii="Plus Jakarta Sans" w:hAnsi="Plus Jakarta Sans"/>
           <w:lang w:val="es-ES"/>
@@ -167,7 +167,7 @@
         </w:numPr>
         <w:spacing w:before="100" w:beforeAutospacing="1" w:after="90"/>
         <w:ind w:left="1020"/>
-        <w:divId w:val="405105006"/>
+        <w:divId w:val="851917686"/>
         <w:rPr>
           <w:rFonts w:ascii="Plus Jakarta Sans" w:eastAsia="Times New Roman" w:hAnsi="Plus Jakarta Sans"/>
           <w:sz w:val="21"/>
@@ -213,7 +213,7 @@
         </w:numPr>
         <w:spacing w:before="100" w:beforeAutospacing="1" w:after="90"/>
         <w:ind w:left="1020"/>
-        <w:divId w:val="405105006"/>
+        <w:divId w:val="851917686"/>
         <w:rPr>
           <w:rFonts w:ascii="Plus Jakarta Sans" w:eastAsia="Times New Roman" w:hAnsi="Plus Jakarta Sans"/>
           <w:sz w:val="21"/>
@@ -269,7 +269,7 @@
         </w:numPr>
         <w:spacing w:before="100" w:beforeAutospacing="1" w:after="90"/>
         <w:ind w:left="1020"/>
-        <w:divId w:val="405105006"/>
+        <w:divId w:val="851917686"/>
         <w:rPr>
           <w:rFonts w:ascii="Plus Jakarta Sans" w:eastAsia="Times New Roman" w:hAnsi="Plus Jakarta Sans"/>
           <w:sz w:val="21"/>
@@ -315,7 +315,7 @@
         </w:numPr>
         <w:spacing w:before="100" w:beforeAutospacing="1" w:after="90"/>
         <w:ind w:left="1020"/>
-        <w:divId w:val="405105006"/>
+        <w:divId w:val="851917686"/>
         <w:rPr>
           <w:rFonts w:ascii="Plus Jakarta Sans" w:eastAsia="Times New Roman" w:hAnsi="Plus Jakarta Sans"/>
           <w:sz w:val="21"/>
@@ -356,7 +356,7 @@
     <w:p>
       <w:pPr>
         <w:spacing w:before="450" w:after="450"/>
-        <w:divId w:val="405105006"/>
+        <w:divId w:val="851917686"/>
         <w:rPr>
           <w:rFonts w:ascii="Plus Jakarta Sans" w:eastAsia="Times New Roman" w:hAnsi="Plus Jakarta Sans"/>
           <w:lang w:val="es-ES"/>
@@ -367,7 +367,7 @@
           <w:rFonts w:ascii="Plus Jakarta Sans" w:eastAsia="Times New Roman" w:hAnsi="Plus Jakarta Sans"/>
           <w:lang w:val="es-ES"/>
         </w:rPr>
-        <w:pict w14:anchorId="62EE58CA">
+        <w:pict w14:anchorId="67DF0CB5">
           <v:rect id="_x0000_i1026" style="width:0;height:.75pt" o:hralign="center" o:hrstd="t" o:hr="t" fillcolor="#a0a0a0" stroked="f"/>
         </w:pict>
       </w:r>
@@ -375,7 +375,7 @@
     <w:p>
       <w:pPr>
         <w:pStyle w:val="Ttulo2"/>
-        <w:divId w:val="405105006"/>
+        <w:divId w:val="851917686"/>
         <w:rPr>
           <w:rFonts w:eastAsia="Times New Roman"/>
           <w:lang w:val="es-ES"/>
@@ -392,7 +392,7 @@
     <w:p>
       <w:pPr>
         <w:pStyle w:val="NormalWeb"/>
-        <w:divId w:val="405105006"/>
+        <w:divId w:val="851917686"/>
         <w:rPr>
           <w:rFonts w:ascii="Plus Jakarta Sans" w:hAnsi="Plus Jakarta Sans"/>
           <w:lang w:val="es-ES"/>
@@ -445,7 +445,7 @@
       </w:tblGrid>
       <w:tr>
         <w:trPr>
-          <w:divId w:val="1421951576"/>
+          <w:divId w:val="88504598"/>
           <w:tblHeader/>
         </w:trPr>
         <w:tc>
@@ -525,7 +525,7 @@
       </w:tr>
       <w:tr>
         <w:trPr>
-          <w:divId w:val="1421951576"/>
+          <w:divId w:val="88504598"/>
         </w:trPr>
         <w:tc>
           <w:tcPr>
@@ -591,7 +591,7 @@
       </w:tr>
       <w:tr>
         <w:trPr>
-          <w:divId w:val="1421951576"/>
+          <w:divId w:val="88504598"/>
         </w:trPr>
         <w:tc>
           <w:tcPr>
@@ -657,7 +657,7 @@
       </w:tr>
       <w:tr>
         <w:trPr>
-          <w:divId w:val="1421951576"/>
+          <w:divId w:val="88504598"/>
         </w:trPr>
         <w:tc>
           <w:tcPr>
@@ -723,7 +723,7 @@
       </w:tr>
       <w:tr>
         <w:trPr>
-          <w:divId w:val="1421951576"/>
+          <w:divId w:val="88504598"/>
         </w:trPr>
         <w:tc>
           <w:tcPr>
@@ -791,7 +791,7 @@
     <w:p>
       <w:pPr>
         <w:spacing w:before="450" w:after="450"/>
-        <w:divId w:val="405105006"/>
+        <w:divId w:val="851917686"/>
         <w:rPr>
           <w:rFonts w:ascii="Plus Jakarta Sans" w:eastAsia="Times New Roman" w:hAnsi="Plus Jakarta Sans"/>
           <w:lang w:val="es-ES"/>
@@ -803,7 +803,7 @@
           <w:lang w:val="es-ES"/>
         </w:rPr>
         <w:lastRenderedPageBreak/>
-        <w:pict w14:anchorId="6CD12635">
+        <w:pict w14:anchorId="72F7712A">
           <v:rect id="_x0000_i1027" style="width:0;height:.75pt" o:hralign="center" o:hrstd="t" o:hr="t" fillcolor="#a0a0a0" stroked="f"/>
         </w:pict>
       </w:r>
@@ -811,7 +811,7 @@
     <w:p>
       <w:pPr>
         <w:pStyle w:val="Ttulo2"/>
-        <w:divId w:val="405105006"/>
+        <w:divId w:val="851917686"/>
         <w:rPr>
           <w:rFonts w:eastAsia="Times New Roman"/>
           <w:lang w:val="es-ES"/>
@@ -828,7 +828,7 @@
     <w:p>
       <w:pPr>
         <w:pStyle w:val="Ttulo3"/>
-        <w:divId w:val="405105006"/>
+        <w:divId w:val="851917686"/>
         <w:rPr>
           <w:rFonts w:eastAsia="Times New Roman"/>
           <w:lang w:val="es-ES"/>
@@ -845,7 +845,7 @@
     <w:p>
       <w:pPr>
         <w:pStyle w:val="NormalWeb"/>
-        <w:divId w:val="405105006"/>
+        <w:divId w:val="851917686"/>
         <w:rPr>
           <w:rFonts w:ascii="Plus Jakarta Sans" w:hAnsi="Plus Jakarta Sans"/>
           <w:lang w:val="es-ES"/>
@@ -885,7 +885,7 @@
       </w:tblGrid>
       <w:tr>
         <w:trPr>
-          <w:divId w:val="1112284402"/>
+          <w:divId w:val="731659834"/>
           <w:tblHeader/>
         </w:trPr>
         <w:tc>
@@ -1039,7 +1039,7 @@
       </w:tr>
       <w:tr>
         <w:trPr>
-          <w:divId w:val="1112284402"/>
+          <w:divId w:val="731659834"/>
         </w:trPr>
         <w:tc>
           <w:tcPr>
@@ -1165,7 +1165,7 @@
       </w:tr>
       <w:tr>
         <w:trPr>
-          <w:divId w:val="1112284402"/>
+          <w:divId w:val="731659834"/>
         </w:trPr>
         <w:tc>
           <w:tcPr>
@@ -1291,7 +1291,7 @@
       </w:tr>
       <w:tr>
         <w:trPr>
-          <w:divId w:val="1112284402"/>
+          <w:divId w:val="731659834"/>
         </w:trPr>
         <w:tc>
           <w:tcPr>
@@ -1417,7 +1417,7 @@
       </w:tr>
       <w:tr>
         <w:trPr>
-          <w:divId w:val="1112284402"/>
+          <w:divId w:val="731659834"/>
         </w:trPr>
         <w:tc>
           <w:tcPr>
@@ -1543,7 +1543,7 @@
       </w:tr>
       <w:tr>
         <w:trPr>
-          <w:divId w:val="1112284402"/>
+          <w:divId w:val="731659834"/>
         </w:trPr>
         <w:tc>
           <w:tcPr>
@@ -1677,7 +1677,7 @@
       </w:tr>
       <w:tr>
         <w:trPr>
-          <w:divId w:val="1112284402"/>
+          <w:divId w:val="731659834"/>
         </w:trPr>
         <w:tc>
           <w:tcPr>
@@ -1803,7 +1803,7 @@
       </w:tr>
       <w:tr>
         <w:trPr>
-          <w:divId w:val="1112284402"/>
+          <w:divId w:val="731659834"/>
         </w:trPr>
         <w:tc>
           <w:tcPr>
@@ -1929,7 +1929,7 @@
       </w:tr>
       <w:tr>
         <w:trPr>
-          <w:divId w:val="1112284402"/>
+          <w:divId w:val="731659834"/>
         </w:trPr>
         <w:tc>
           <w:tcPr>
@@ -2057,7 +2057,7 @@
     <w:p>
       <w:pPr>
         <w:pStyle w:val="Ttulo3"/>
-        <w:divId w:val="405105006"/>
+        <w:divId w:val="851917686"/>
         <w:rPr>
           <w:rFonts w:eastAsia="Times New Roman"/>
           <w:lang w:val="es-ES"/>
@@ -2074,7 +2074,7 @@
     <w:p>
       <w:pPr>
         <w:pStyle w:val="NormalWeb"/>
-        <w:divId w:val="405105006"/>
+        <w:divId w:val="851917686"/>
         <w:rPr>
           <w:rFonts w:ascii="Plus Jakarta Sans" w:hAnsi="Plus Jakarta Sans"/>
           <w:lang w:val="es-ES"/>
@@ -2103,7 +2103,7 @@
         </w:numPr>
         <w:spacing w:before="100" w:beforeAutospacing="1" w:after="90"/>
         <w:ind w:left="1020"/>
-        <w:divId w:val="405105006"/>
+        <w:divId w:val="851917686"/>
         <w:rPr>
           <w:rFonts w:ascii="Plus Jakarta Sans" w:eastAsia="Times New Roman" w:hAnsi="Plus Jakarta Sans"/>
           <w:sz w:val="21"/>
@@ -2205,7 +2205,7 @@
         </w:numPr>
         <w:spacing w:before="100" w:beforeAutospacing="1" w:after="90"/>
         <w:ind w:left="1020"/>
-        <w:divId w:val="405105006"/>
+        <w:divId w:val="851917686"/>
         <w:rPr>
           <w:rFonts w:ascii="Plus Jakarta Sans" w:eastAsia="Times New Roman" w:hAnsi="Plus Jakarta Sans"/>
           <w:sz w:val="21"/>
@@ -2317,7 +2317,7 @@
         </w:numPr>
         <w:spacing w:before="100" w:beforeAutospacing="1" w:after="90"/>
         <w:ind w:left="1020"/>
-        <w:divId w:val="405105006"/>
+        <w:divId w:val="851917686"/>
         <w:rPr>
           <w:rFonts w:ascii="Plus Jakarta Sans" w:eastAsia="Times New Roman" w:hAnsi="Plus Jakarta Sans"/>
           <w:sz w:val="21"/>
@@ -2423,7 +2423,7 @@
     <w:p>
       <w:pPr>
         <w:pStyle w:val="Ttulo3"/>
-        <w:divId w:val="405105006"/>
+        <w:divId w:val="851917686"/>
         <w:rPr>
           <w:rFonts w:eastAsia="Times New Roman"/>
           <w:lang w:val="es-ES"/>
@@ -2440,7 +2440,7 @@
     <w:p>
       <w:pPr>
         <w:jc w:val="center"/>
-        <w:divId w:val="1270432307"/>
+        <w:divId w:val="1978148399"/>
         <w:rPr>
           <w:rFonts w:ascii="Outfit" w:eastAsia="Times New Roman" w:hAnsi="Outfit"/>
           <w:b/>
@@ -2469,7 +2469,7 @@
     <w:p>
       <w:pPr>
         <w:jc w:val="center"/>
-        <w:divId w:val="750666025"/>
+        <w:divId w:val="1895659601"/>
         <w:rPr>
           <w:rFonts w:ascii="Plus Jakarta Sans" w:eastAsia="Times New Roman" w:hAnsi="Plus Jakarta Sans"/>
           <w:lang w:val="es-ES"/>
@@ -2864,7 +2864,7 @@
     <w:p>
       <w:pPr>
         <w:spacing w:before="450" w:after="450"/>
-        <w:divId w:val="405105006"/>
+        <w:divId w:val="851917686"/>
         <w:rPr>
           <w:rFonts w:ascii="Plus Jakarta Sans" w:eastAsia="Times New Roman" w:hAnsi="Plus Jakarta Sans"/>
           <w:lang w:val="es-ES"/>
@@ -2875,7 +2875,7 @@
           <w:rFonts w:ascii="Plus Jakarta Sans" w:eastAsia="Times New Roman" w:hAnsi="Plus Jakarta Sans"/>
           <w:lang w:val="es-ES"/>
         </w:rPr>
-        <w:pict w14:anchorId="2EB39D84">
+        <w:pict w14:anchorId="19BD4A4D">
           <v:rect id="_x0000_i1028" style="width:0;height:.75pt" o:hralign="center" o:hrstd="t" o:hr="t" fillcolor="#a0a0a0" stroked="f"/>
         </w:pict>
       </w:r>
@@ -2883,7 +2883,7 @@
     <w:p>
       <w:pPr>
         <w:pStyle w:val="Ttulo3"/>
-        <w:divId w:val="405105006"/>
+        <w:divId w:val="851917686"/>
         <w:rPr>
           <w:rFonts w:eastAsia="Times New Roman"/>
           <w:lang w:val="es-ES"/>
@@ -2900,7 +2900,7 @@
     <w:p>
       <w:pPr>
         <w:pStyle w:val="NormalWeb"/>
-        <w:divId w:val="405105006"/>
+        <w:divId w:val="851917686"/>
         <w:rPr>
           <w:rFonts w:ascii="Plus Jakarta Sans" w:hAnsi="Plus Jakarta Sans"/>
           <w:lang w:val="es-ES"/>
@@ -2933,7 +2933,7 @@
       </w:tblGrid>
       <w:tr>
         <w:trPr>
-          <w:divId w:val="1441148870"/>
+          <w:divId w:val="271016928"/>
           <w:tblHeader/>
         </w:trPr>
         <w:tc>
@@ -3087,7 +3087,7 @@
       </w:tr>
       <w:tr>
         <w:trPr>
-          <w:divId w:val="1441148870"/>
+          <w:divId w:val="271016928"/>
         </w:trPr>
         <w:tc>
           <w:tcPr>
@@ -3221,7 +3221,7 @@
       </w:tr>
       <w:tr>
         <w:trPr>
-          <w:divId w:val="1441148870"/>
+          <w:divId w:val="271016928"/>
         </w:trPr>
         <w:tc>
           <w:tcPr>
@@ -3355,7 +3355,7 @@
       </w:tr>
       <w:tr>
         <w:trPr>
-          <w:divId w:val="1441148870"/>
+          <w:divId w:val="271016928"/>
         </w:trPr>
         <w:tc>
           <w:tcPr>
@@ -3489,7 +3489,7 @@
       </w:tr>
       <w:tr>
         <w:trPr>
-          <w:divId w:val="1441148870"/>
+          <w:divId w:val="271016928"/>
         </w:trPr>
         <w:tc>
           <w:tcPr>
@@ -3623,7 +3623,7 @@
       </w:tr>
       <w:tr>
         <w:trPr>
-          <w:divId w:val="1441148870"/>
+          <w:divId w:val="271016928"/>
         </w:trPr>
         <w:tc>
           <w:tcPr>
@@ -3757,7 +3757,7 @@
       </w:tr>
       <w:tr>
         <w:trPr>
-          <w:divId w:val="1441148870"/>
+          <w:divId w:val="271016928"/>
         </w:trPr>
         <w:tc>
           <w:tcPr>
@@ -3893,7 +3893,7 @@
     <w:p>
       <w:pPr>
         <w:pStyle w:val="Ttulo3"/>
-        <w:divId w:val="405105006"/>
+        <w:divId w:val="851917686"/>
         <w:rPr>
           <w:rFonts w:eastAsia="Times New Roman"/>
           <w:lang w:val="es-ES"/>
@@ -3910,7 +3910,7 @@
     <w:p>
       <w:pPr>
         <w:jc w:val="center"/>
-        <w:divId w:val="1303001689"/>
+        <w:divId w:val="578027735"/>
         <w:rPr>
           <w:rFonts w:ascii="Outfit" w:eastAsia="Times New Roman" w:hAnsi="Outfit"/>
           <w:b/>
@@ -3939,7 +3939,7 @@
     <w:p>
       <w:pPr>
         <w:jc w:val="center"/>
-        <w:divId w:val="2073695296"/>
+        <w:divId w:val="1322344344"/>
         <w:rPr>
           <w:rFonts w:ascii="Plus Jakarta Sans" w:eastAsia="Times New Roman" w:hAnsi="Plus Jakarta Sans"/>
           <w:lang w:val="es-ES"/>
@@ -4313,7 +4313,7 @@
     <w:p>
       <w:pPr>
         <w:spacing w:before="450" w:after="450"/>
-        <w:divId w:val="405105006"/>
+        <w:divId w:val="851917686"/>
         <w:rPr>
           <w:rFonts w:ascii="Plus Jakarta Sans" w:eastAsia="Times New Roman" w:hAnsi="Plus Jakarta Sans"/>
           <w:lang w:val="es-ES"/>
@@ -4325,7 +4325,7 @@
           <w:lang w:val="es-ES"/>
         </w:rPr>
         <w:lastRenderedPageBreak/>
-        <w:pict w14:anchorId="3BAE97E9">
+        <w:pict w14:anchorId="0DD83123">
           <v:rect id="_x0000_i1029" style="width:0;height:.75pt" o:hralign="center" o:hrstd="t" o:hr="t" fillcolor="#a0a0a0" stroked="f"/>
         </w:pict>
       </w:r>
@@ -4333,7 +4333,7 @@
     <w:p>
       <w:pPr>
         <w:pStyle w:val="Ttulo3"/>
-        <w:divId w:val="405105006"/>
+        <w:divId w:val="851917686"/>
         <w:rPr>
           <w:rFonts w:eastAsia="Times New Roman"/>
           <w:lang w:val="es-ES"/>
@@ -4350,7 +4350,7 @@
     <w:p>
       <w:pPr>
         <w:pStyle w:val="NormalWeb"/>
-        <w:divId w:val="405105006"/>
+        <w:divId w:val="851917686"/>
         <w:rPr>
           <w:rFonts w:ascii="Plus Jakarta Sans" w:hAnsi="Plus Jakarta Sans"/>
           <w:lang w:val="es-ES"/>
@@ -4372,7 +4372,7 @@
         </w:numPr>
         <w:spacing w:before="100" w:beforeAutospacing="1" w:after="90"/>
         <w:ind w:left="1020"/>
-        <w:divId w:val="405105006"/>
+        <w:divId w:val="851917686"/>
         <w:rPr>
           <w:rFonts w:ascii="Plus Jakarta Sans" w:eastAsia="Times New Roman" w:hAnsi="Plus Jakarta Sans"/>
           <w:sz w:val="21"/>
@@ -4408,7 +4408,7 @@
         </w:numPr>
         <w:spacing w:before="100" w:beforeAutospacing="1" w:after="90"/>
         <w:ind w:left="1020"/>
-        <w:divId w:val="405105006"/>
+        <w:divId w:val="851917686"/>
         <w:rPr>
           <w:rFonts w:ascii="Plus Jakarta Sans" w:eastAsia="Times New Roman" w:hAnsi="Plus Jakarta Sans"/>
           <w:sz w:val="21"/>
@@ -4453,7 +4453,7 @@
         </w:numPr>
         <w:spacing w:before="100" w:beforeAutospacing="1" w:after="90"/>
         <w:ind w:left="1020"/>
-        <w:divId w:val="405105006"/>
+        <w:divId w:val="851917686"/>
         <w:rPr>
           <w:rFonts w:ascii="Plus Jakarta Sans" w:eastAsia="Times New Roman" w:hAnsi="Plus Jakarta Sans"/>
           <w:sz w:val="21"/>
@@ -4498,7 +4498,7 @@
         </w:numPr>
         <w:spacing w:before="100" w:beforeAutospacing="1" w:after="90"/>
         <w:ind w:left="1020"/>
-        <w:divId w:val="405105006"/>
+        <w:divId w:val="851917686"/>
         <w:rPr>
           <w:rFonts w:ascii="Plus Jakarta Sans" w:eastAsia="Times New Roman" w:hAnsi="Plus Jakarta Sans"/>
           <w:sz w:val="21"/>
@@ -4554,7 +4554,7 @@
       </w:tblGrid>
       <w:tr>
         <w:trPr>
-          <w:divId w:val="810363425"/>
+          <w:divId w:val="344863589"/>
           <w:tblHeader/>
         </w:trPr>
         <w:tc>
@@ -4708,7 +4708,7 @@
       </w:tr>
       <w:tr>
         <w:trPr>
-          <w:divId w:val="810363425"/>
+          <w:divId w:val="344863589"/>
         </w:trPr>
         <w:tc>
           <w:tcPr>
@@ -4834,7 +4834,7 @@
       </w:tr>
       <w:tr>
         <w:trPr>
-          <w:divId w:val="810363425"/>
+          <w:divId w:val="344863589"/>
         </w:trPr>
         <w:tc>
           <w:tcPr>
@@ -4960,7 +4960,7 @@
       </w:tr>
       <w:tr>
         <w:trPr>
-          <w:divId w:val="810363425"/>
+          <w:divId w:val="344863589"/>
         </w:trPr>
         <w:tc>
           <w:tcPr>
@@ -5086,7 +5086,7 @@
       </w:tr>
       <w:tr>
         <w:trPr>
-          <w:divId w:val="810363425"/>
+          <w:divId w:val="344863589"/>
         </w:trPr>
         <w:tc>
           <w:tcPr>
@@ -5214,7 +5214,7 @@
     <w:p>
       <w:pPr>
         <w:spacing w:before="450" w:after="450"/>
-        <w:divId w:val="405105006"/>
+        <w:divId w:val="851917686"/>
         <w:rPr>
           <w:rFonts w:ascii="Plus Jakarta Sans" w:eastAsia="Times New Roman" w:hAnsi="Plus Jakarta Sans"/>
           <w:lang w:val="es-ES"/>
@@ -5225,7 +5225,7 @@
           <w:rFonts w:ascii="Plus Jakarta Sans" w:eastAsia="Times New Roman" w:hAnsi="Plus Jakarta Sans"/>
           <w:lang w:val="es-ES"/>
         </w:rPr>
-        <w:pict w14:anchorId="3406A002">
+        <w:pict w14:anchorId="39E1B1EE">
           <v:rect id="_x0000_i1030" style="width:0;height:.75pt" o:hralign="center" o:hrstd="t" o:hr="t" fillcolor="#a0a0a0" stroked="f"/>
         </w:pict>
       </w:r>
@@ -5233,7 +5233,7 @@
     <w:p>
       <w:pPr>
         <w:pStyle w:val="Ttulo3"/>
-        <w:divId w:val="405105006"/>
+        <w:divId w:val="851917686"/>
         <w:rPr>
           <w:rFonts w:eastAsia="Times New Roman"/>
           <w:lang w:val="es-ES"/>
@@ -5250,7 +5250,7 @@
     <w:p>
       <w:pPr>
         <w:pStyle w:val="NormalWeb"/>
-        <w:divId w:val="405105006"/>
+        <w:divId w:val="851917686"/>
         <w:rPr>
           <w:rFonts w:ascii="Plus Jakarta Sans" w:hAnsi="Plus Jakarta Sans"/>
           <w:lang w:val="es-ES"/>
@@ -5274,7 +5274,7 @@
     <w:p>
       <w:pPr>
         <w:pStyle w:val="Ttulo4"/>
-        <w:divId w:val="405105006"/>
+        <w:divId w:val="851917686"/>
         <w:rPr>
           <w:rFonts w:eastAsia="Times New Roman"/>
           <w:lang w:val="es-ES"/>
@@ -5291,7 +5291,7 @@
     <w:p>
       <w:pPr>
         <w:jc w:val="center"/>
-        <w:divId w:val="1136681157"/>
+        <w:divId w:val="1354578684"/>
         <w:rPr>
           <w:rFonts w:ascii="Outfit" w:eastAsia="Times New Roman" w:hAnsi="Outfit"/>
           <w:b/>
@@ -5320,7 +5320,7 @@
     <w:p>
       <w:pPr>
         <w:jc w:val="center"/>
-        <w:divId w:val="23946288"/>
+        <w:divId w:val="1936942744"/>
         <w:rPr>
           <w:rFonts w:ascii="Plus Jakarta Sans" w:eastAsia="Times New Roman" w:hAnsi="Plus Jakarta Sans"/>
           <w:lang w:val="es-ES"/>
@@ -5603,7 +5603,7 @@
     <w:p>
       <w:pPr>
         <w:pStyle w:val="Ttulo4"/>
-        <w:divId w:val="405105006"/>
+        <w:divId w:val="851917686"/>
         <w:rPr>
           <w:rFonts w:eastAsia="Times New Roman"/>
           <w:lang w:val="es-ES"/>
@@ -5627,7 +5627,7 @@
     <w:p>
       <w:pPr>
         <w:jc w:val="center"/>
-        <w:divId w:val="669069100"/>
+        <w:divId w:val="1795053789"/>
         <w:rPr>
           <w:rFonts w:ascii="Outfit" w:eastAsia="Times New Roman" w:hAnsi="Outfit"/>
           <w:b/>
@@ -5656,7 +5656,7 @@
     <w:p>
       <w:pPr>
         <w:jc w:val="center"/>
-        <w:divId w:val="838889342"/>
+        <w:divId w:val="1132484920"/>
         <w:rPr>
           <w:rFonts w:ascii="Plus Jakarta Sans" w:eastAsia="Times New Roman" w:hAnsi="Plus Jakarta Sans"/>
           <w:lang w:val="es-ES"/>
@@ -5974,7 +5974,7 @@
     <w:p>
       <w:pPr>
         <w:pStyle w:val="Ttulo4"/>
-        <w:divId w:val="405105006"/>
+        <w:divId w:val="851917686"/>
         <w:rPr>
           <w:rFonts w:eastAsia="Times New Roman"/>
           <w:lang w:val="es-ES"/>
@@ -5992,7 +5992,7 @@
     <w:p>
       <w:pPr>
         <w:jc w:val="center"/>
-        <w:divId w:val="1392845973"/>
+        <w:divId w:val="1856728143"/>
         <w:rPr>
           <w:rFonts w:ascii="Outfit" w:eastAsia="Times New Roman" w:hAnsi="Outfit"/>
           <w:b/>
@@ -6021,7 +6021,7 @@
     <w:p>
       <w:pPr>
         <w:jc w:val="center"/>
-        <w:divId w:val="1999455149"/>
+        <w:divId w:val="869034192"/>
         <w:rPr>
           <w:rFonts w:ascii="Plus Jakarta Sans" w:eastAsia="Times New Roman" w:hAnsi="Plus Jakarta Sans"/>
           <w:lang w:val="es-ES"/>
@@ -6325,7 +6325,7 @@
     <w:p>
       <w:pPr>
         <w:spacing w:before="450" w:after="450"/>
-        <w:divId w:val="405105006"/>
+        <w:divId w:val="851917686"/>
         <w:rPr>
           <w:rFonts w:ascii="Plus Jakarta Sans" w:eastAsia="Times New Roman" w:hAnsi="Plus Jakarta Sans"/>
           <w:lang w:val="es-ES"/>
@@ -6336,7 +6336,7 @@
           <w:rFonts w:ascii="Plus Jakarta Sans" w:eastAsia="Times New Roman" w:hAnsi="Plus Jakarta Sans"/>
           <w:lang w:val="es-ES"/>
         </w:rPr>
-        <w:pict w14:anchorId="7D3548CF">
+        <w:pict w14:anchorId="2273C35E">
           <v:rect id="_x0000_i1031" style="width:0;height:.75pt" o:hralign="center" o:hrstd="t" o:hr="t" fillcolor="#a0a0a0" stroked="f"/>
         </w:pict>
       </w:r>
@@ -6344,7 +6344,7 @@
     <w:p>
       <w:pPr>
         <w:pStyle w:val="Ttulo3"/>
-        <w:divId w:val="405105006"/>
+        <w:divId w:val="851917686"/>
         <w:rPr>
           <w:rFonts w:eastAsia="Times New Roman"/>
           <w:lang w:val="es-ES"/>
@@ -6361,7 +6361,7 @@
     <w:p>
       <w:pPr>
         <w:pStyle w:val="NormalWeb"/>
-        <w:divId w:val="405105006"/>
+        <w:divId w:val="851917686"/>
         <w:rPr>
           <w:rFonts w:ascii="Plus Jakarta Sans" w:hAnsi="Plus Jakarta Sans"/>
           <w:lang w:val="es-ES"/>
@@ -6385,7 +6385,7 @@
     <w:p>
       <w:pPr>
         <w:pStyle w:val="Ttulo4"/>
-        <w:divId w:val="405105006"/>
+        <w:divId w:val="851917686"/>
         <w:rPr>
           <w:rFonts w:eastAsia="Times New Roman"/>
           <w:lang w:val="es-ES"/>
@@ -6402,7 +6402,7 @@
     <w:p>
       <w:pPr>
         <w:pStyle w:val="NormalWeb"/>
-        <w:divId w:val="405105006"/>
+        <w:divId w:val="851917686"/>
         <w:rPr>
           <w:rFonts w:ascii="Plus Jakarta Sans" w:hAnsi="Plus Jakarta Sans"/>
           <w:lang w:val="es-ES"/>
@@ -6433,7 +6433,7 @@
       </w:tblGrid>
       <w:tr>
         <w:trPr>
-          <w:divId w:val="808520631"/>
+          <w:divId w:val="1545215203"/>
           <w:tblHeader/>
         </w:trPr>
         <w:tc>
@@ -6513,7 +6513,7 @@
       </w:tr>
       <w:tr>
         <w:trPr>
-          <w:divId w:val="808520631"/>
+          <w:divId w:val="1545215203"/>
         </w:trPr>
         <w:tc>
           <w:tcPr>
@@ -6602,7 +6602,7 @@
     <w:p>
       <w:pPr>
         <w:pStyle w:val="Ttulo4"/>
-        <w:divId w:val="405105006"/>
+        <w:divId w:val="851917686"/>
         <w:rPr>
           <w:rFonts w:eastAsia="Times New Roman"/>
           <w:lang w:val="es-ES"/>
@@ -6619,7 +6619,7 @@
     <w:p>
       <w:pPr>
         <w:pStyle w:val="NormalWeb"/>
-        <w:divId w:val="405105006"/>
+        <w:divId w:val="851917686"/>
         <w:rPr>
           <w:rFonts w:ascii="Plus Jakarta Sans" w:hAnsi="Plus Jakarta Sans"/>
           <w:lang w:val="es-ES"/>
@@ -6650,7 +6650,7 @@
       </w:tblGrid>
       <w:tr>
         <w:trPr>
-          <w:divId w:val="617566023"/>
+          <w:divId w:val="209223297"/>
           <w:tblHeader/>
         </w:trPr>
         <w:tc>
@@ -6730,7 +6730,7 @@
       </w:tr>
       <w:tr>
         <w:trPr>
-          <w:divId w:val="617566023"/>
+          <w:divId w:val="209223297"/>
         </w:trPr>
         <w:tc>
           <w:tcPr>
@@ -6828,7 +6828,7 @@
     <w:p>
       <w:pPr>
         <w:pStyle w:val="Ttulo4"/>
-        <w:divId w:val="405105006"/>
+        <w:divId w:val="851917686"/>
         <w:rPr>
           <w:rFonts w:eastAsia="Times New Roman"/>
           <w:lang w:val="es-ES"/>
@@ -6845,7 +6845,7 @@
     <w:p>
       <w:pPr>
         <w:pStyle w:val="NormalWeb"/>
-        <w:divId w:val="405105006"/>
+        <w:divId w:val="851917686"/>
         <w:rPr>
           <w:rFonts w:ascii="Plus Jakarta Sans" w:hAnsi="Plus Jakarta Sans"/>
           <w:lang w:val="es-ES"/>
@@ -6876,7 +6876,7 @@
       </w:tblGrid>
       <w:tr>
         <w:trPr>
-          <w:divId w:val="1752465391"/>
+          <w:divId w:val="1105148497"/>
           <w:tblHeader/>
         </w:trPr>
         <w:tc>
@@ -6957,7 +6957,7 @@
       </w:tr>
       <w:tr>
         <w:trPr>
-          <w:divId w:val="1752465391"/>
+          <w:divId w:val="1105148497"/>
         </w:trPr>
         <w:tc>
           <w:tcPr>
@@ -7046,7 +7046,7 @@
     <w:p>
       <w:pPr>
         <w:spacing w:before="450" w:after="450"/>
-        <w:divId w:val="405105006"/>
+        <w:divId w:val="851917686"/>
         <w:rPr>
           <w:rFonts w:ascii="Plus Jakarta Sans" w:eastAsia="Times New Roman" w:hAnsi="Plus Jakarta Sans"/>
           <w:lang w:val="es-ES"/>
@@ -7057,7 +7057,7 @@
           <w:rFonts w:ascii="Plus Jakarta Sans" w:eastAsia="Times New Roman" w:hAnsi="Plus Jakarta Sans"/>
           <w:lang w:val="es-ES"/>
         </w:rPr>
-        <w:pict w14:anchorId="00373679">
+        <w:pict w14:anchorId="4E1AA0B3">
           <v:rect id="_x0000_i1032" style="width:0;height:.75pt" o:hralign="center" o:hrstd="t" o:hr="t" fillcolor="#a0a0a0" stroked="f"/>
         </w:pict>
       </w:r>
@@ -7065,7 +7065,7 @@
     <w:p>
       <w:pPr>
         <w:pStyle w:val="Ttulo2"/>
-        <w:divId w:val="405105006"/>
+        <w:divId w:val="851917686"/>
         <w:rPr>
           <w:rFonts w:eastAsia="Times New Roman"/>
           <w:lang w:val="es-ES"/>
@@ -7082,7 +7082,7 @@
     <w:p>
       <w:pPr>
         <w:pStyle w:val="NormalWeb"/>
-        <w:divId w:val="405105006"/>
+        <w:divId w:val="851917686"/>
         <w:rPr>
           <w:rFonts w:ascii="Plus Jakarta Sans" w:hAnsi="Plus Jakarta Sans"/>
           <w:lang w:val="es-ES"/>
@@ -7099,7 +7099,7 @@
     <w:p>
       <w:pPr>
         <w:pStyle w:val="Ttulo3"/>
-        <w:divId w:val="405105006"/>
+        <w:divId w:val="851917686"/>
         <w:rPr>
           <w:rFonts w:eastAsia="Times New Roman"/>
           <w:lang w:val="es-ES"/>
@@ -7116,7 +7116,7 @@
     <w:p>
       <w:pPr>
         <w:pStyle w:val="NormalWeb"/>
-        <w:divId w:val="405105006"/>
+        <w:divId w:val="851917686"/>
         <w:rPr>
           <w:rFonts w:ascii="Plus Jakarta Sans" w:hAnsi="Plus Jakarta Sans"/>
           <w:lang w:val="es-ES"/>
@@ -7149,7 +7149,7 @@
       </w:tblGrid>
       <w:tr>
         <w:trPr>
-          <w:divId w:val="468401452"/>
+          <w:divId w:val="713192455"/>
           <w:tblHeader/>
         </w:trPr>
         <w:tc>
@@ -7314,7 +7314,7 @@
       </w:tr>
       <w:tr>
         <w:trPr>
-          <w:divId w:val="468401452"/>
+          <w:divId w:val="713192455"/>
         </w:trPr>
         <w:tc>
           <w:tcPr>
@@ -7440,7 +7440,7 @@
       </w:tr>
       <w:tr>
         <w:trPr>
-          <w:divId w:val="468401452"/>
+          <w:divId w:val="713192455"/>
         </w:trPr>
         <w:tc>
           <w:tcPr>
@@ -7566,7 +7566,7 @@
       </w:tr>
       <w:tr>
         <w:trPr>
-          <w:divId w:val="468401452"/>
+          <w:divId w:val="713192455"/>
         </w:trPr>
         <w:tc>
           <w:tcPr>
@@ -7692,7 +7692,7 @@
       </w:tr>
       <w:tr>
         <w:trPr>
-          <w:divId w:val="468401452"/>
+          <w:divId w:val="713192455"/>
         </w:trPr>
         <w:tc>
           <w:tcPr>
@@ -7820,7 +7820,7 @@
     <w:p>
       <w:pPr>
         <w:pStyle w:val="Ttulo3"/>
-        <w:divId w:val="405105006"/>
+        <w:divId w:val="851917686"/>
         <w:rPr>
           <w:rFonts w:eastAsia="Times New Roman"/>
           <w:lang w:val="es-ES"/>
@@ -7838,7 +7838,7 @@
       <w:pPr>
         <w:spacing w:before="375" w:after="225"/>
         <w:jc w:val="center"/>
-        <w:divId w:val="1399673425"/>
+        <w:divId w:val="1492713938"/>
         <w:rPr>
           <w:rFonts w:ascii="Outfit" w:eastAsia="Times New Roman" w:hAnsi="Outfit"/>
           <w:b/>
@@ -7868,7 +7868,7 @@
       <w:pPr>
         <w:spacing w:after="375"/>
         <w:jc w:val="center"/>
-        <w:divId w:val="2091460443"/>
+        <w:divId w:val="1620918101"/>
         <w:rPr>
           <w:rFonts w:ascii="Plus Jakarta Sans" w:eastAsia="Times New Roman" w:hAnsi="Plus Jakarta Sans"/>
           <w:lang w:val="es-ES"/>
@@ -8235,7 +8235,7 @@
     <w:p>
       <w:pPr>
         <w:pStyle w:val="Ttulo3"/>
-        <w:divId w:val="405105006"/>
+        <w:divId w:val="851917686"/>
         <w:rPr>
           <w:rFonts w:eastAsia="Times New Roman"/>
           <w:lang w:val="es-ES"/>
@@ -8259,7 +8259,7 @@
     <w:p>
       <w:pPr>
         <w:pStyle w:val="NormalWeb"/>
-        <w:divId w:val="405105006"/>
+        <w:divId w:val="851917686"/>
         <w:rPr>
           <w:rFonts w:ascii="Plus Jakarta Sans" w:hAnsi="Plus Jakarta Sans"/>
           <w:lang w:val="es-ES"/>
@@ -8281,7 +8281,7 @@
         </w:numPr>
         <w:spacing w:before="100" w:beforeAutospacing="1" w:after="90"/>
         <w:ind w:left="1020"/>
-        <w:divId w:val="405105006"/>
+        <w:divId w:val="851917686"/>
         <w:rPr>
           <w:rFonts w:ascii="Plus Jakarta Sans" w:eastAsia="Times New Roman" w:hAnsi="Plus Jakarta Sans"/>
           <w:sz w:val="21"/>
@@ -8317,7 +8317,7 @@
         </w:numPr>
         <w:spacing w:before="100" w:beforeAutospacing="1" w:after="90"/>
         <w:ind w:left="1020"/>
-        <w:divId w:val="405105006"/>
+        <w:divId w:val="851917686"/>
         <w:rPr>
           <w:rFonts w:ascii="Plus Jakarta Sans" w:eastAsia="Times New Roman" w:hAnsi="Plus Jakarta Sans"/>
           <w:sz w:val="21"/>
@@ -8362,7 +8362,7 @@
         </w:numPr>
         <w:spacing w:before="100" w:beforeAutospacing="1" w:after="90"/>
         <w:ind w:left="1020"/>
-        <w:divId w:val="405105006"/>
+        <w:divId w:val="851917686"/>
         <w:rPr>
           <w:rFonts w:ascii="Plus Jakarta Sans" w:eastAsia="Times New Roman" w:hAnsi="Plus Jakarta Sans"/>
           <w:sz w:val="21"/>
@@ -8416,7 +8416,7 @@
         </w:numPr>
         <w:spacing w:before="100" w:beforeAutospacing="1" w:after="90"/>
         <w:ind w:left="1020"/>
-        <w:divId w:val="405105006"/>
+        <w:divId w:val="851917686"/>
         <w:rPr>
           <w:rFonts w:ascii="Plus Jakarta Sans" w:eastAsia="Times New Roman" w:hAnsi="Plus Jakarta Sans"/>
           <w:sz w:val="21"/>
@@ -8461,7 +8461,7 @@
         </w:numPr>
         <w:spacing w:before="100" w:beforeAutospacing="1" w:after="90"/>
         <w:ind w:left="1020"/>
-        <w:divId w:val="405105006"/>
+        <w:divId w:val="851917686"/>
         <w:rPr>
           <w:rFonts w:ascii="Plus Jakarta Sans" w:eastAsia="Times New Roman" w:hAnsi="Plus Jakarta Sans"/>
           <w:sz w:val="21"/>
@@ -8497,7 +8497,7 @@
         </w:numPr>
         <w:spacing w:before="100" w:beforeAutospacing="1" w:after="90"/>
         <w:ind w:left="1020"/>
-        <w:divId w:val="405105006"/>
+        <w:divId w:val="851917686"/>
         <w:rPr>
           <w:rFonts w:ascii="Plus Jakarta Sans" w:eastAsia="Times New Roman" w:hAnsi="Plus Jakarta Sans"/>
           <w:sz w:val="21"/>
@@ -8542,7 +8542,7 @@
         </w:numPr>
         <w:spacing w:before="100" w:beforeAutospacing="1" w:after="90"/>
         <w:ind w:left="1020"/>
-        <w:divId w:val="405105006"/>
+        <w:divId w:val="851917686"/>
         <w:rPr>
           <w:rFonts w:ascii="Plus Jakarta Sans" w:eastAsia="Times New Roman" w:hAnsi="Plus Jakarta Sans"/>
           <w:sz w:val="21"/>
@@ -8587,7 +8587,7 @@
         </w:numPr>
         <w:spacing w:before="100" w:beforeAutospacing="1" w:after="90"/>
         <w:ind w:left="1020"/>
-        <w:divId w:val="405105006"/>
+        <w:divId w:val="851917686"/>
         <w:rPr>
           <w:rFonts w:ascii="Plus Jakarta Sans" w:eastAsia="Times New Roman" w:hAnsi="Plus Jakarta Sans"/>
           <w:sz w:val="21"/>
@@ -8632,7 +8632,7 @@
         </w:numPr>
         <w:spacing w:before="100" w:beforeAutospacing="1" w:after="90"/>
         <w:ind w:left="1020"/>
-        <w:divId w:val="405105006"/>
+        <w:divId w:val="851917686"/>
         <w:rPr>
           <w:rFonts w:ascii="Plus Jakarta Sans" w:eastAsia="Times New Roman" w:hAnsi="Plus Jakarta Sans"/>
           <w:sz w:val="21"/>
@@ -8668,7 +8668,7 @@
         </w:numPr>
         <w:spacing w:before="100" w:beforeAutospacing="1" w:after="90"/>
         <w:ind w:left="1020"/>
-        <w:divId w:val="405105006"/>
+        <w:divId w:val="851917686"/>
         <w:rPr>
           <w:rFonts w:ascii="Plus Jakarta Sans" w:eastAsia="Times New Roman" w:hAnsi="Plus Jakarta Sans"/>
           <w:sz w:val="21"/>
@@ -8722,7 +8722,7 @@
         </w:numPr>
         <w:spacing w:before="100" w:beforeAutospacing="1" w:after="90"/>
         <w:ind w:left="1020"/>
-        <w:divId w:val="405105006"/>
+        <w:divId w:val="851917686"/>
         <w:rPr>
           <w:rFonts w:ascii="Plus Jakarta Sans" w:eastAsia="Times New Roman" w:hAnsi="Plus Jakarta Sans"/>
           <w:sz w:val="21"/>
@@ -8767,7 +8767,7 @@
         </w:numPr>
         <w:spacing w:before="100" w:beforeAutospacing="1" w:after="90"/>
         <w:ind w:left="1020"/>
-        <w:divId w:val="405105006"/>
+        <w:divId w:val="851917686"/>
         <w:rPr>
           <w:rFonts w:ascii="Plus Jakarta Sans" w:eastAsia="Times New Roman" w:hAnsi="Plus Jakarta Sans"/>
           <w:sz w:val="21"/>
@@ -8807,7 +8807,7 @@
     <w:p>
       <w:pPr>
         <w:pStyle w:val="Ttulo3"/>
-        <w:divId w:val="405105006"/>
+        <w:divId w:val="851917686"/>
         <w:rPr>
           <w:rFonts w:eastAsia="Times New Roman"/>
           <w:lang w:val="es-ES"/>
@@ -8825,7 +8825,7 @@
       <w:pPr>
         <w:spacing w:before="375" w:after="225"/>
         <w:jc w:val="center"/>
-        <w:divId w:val="50659640"/>
+        <w:divId w:val="650716847"/>
         <w:rPr>
           <w:rFonts w:ascii="Outfit" w:eastAsia="Times New Roman" w:hAnsi="Outfit"/>
           <w:b/>
@@ -8855,7 +8855,7 @@
       <w:pPr>
         <w:spacing w:after="375"/>
         <w:jc w:val="center"/>
-        <w:divId w:val="1103299843"/>
+        <w:divId w:val="468203892"/>
         <w:rPr>
           <w:rFonts w:ascii="Plus Jakarta Sans" w:eastAsia="Times New Roman" w:hAnsi="Plus Jakarta Sans"/>
           <w:lang w:val="es-ES"/>
@@ -9145,7 +9145,7 @@
     <w:p>
       <w:pPr>
         <w:spacing w:before="450" w:after="450"/>
-        <w:divId w:val="405105006"/>
+        <w:divId w:val="851917686"/>
         <w:rPr>
           <w:rFonts w:ascii="Plus Jakarta Sans" w:eastAsia="Times New Roman" w:hAnsi="Plus Jakarta Sans"/>
           <w:lang w:val="es-ES"/>
@@ -9156,7 +9156,7 @@
           <w:rFonts w:ascii="Plus Jakarta Sans" w:eastAsia="Times New Roman" w:hAnsi="Plus Jakarta Sans"/>
           <w:lang w:val="es-ES"/>
         </w:rPr>
-        <w:pict w14:anchorId="61316A71">
+        <w:pict w14:anchorId="6E93CBAA">
           <v:rect id="_x0000_i1033" style="width:0;height:.75pt" o:hralign="center" o:hrstd="t" o:hr="t" fillcolor="#a0a0a0" stroked="f"/>
         </w:pict>
       </w:r>
@@ -9164,7 +9164,7 @@
     <w:p>
       <w:pPr>
         <w:pStyle w:val="Ttulo2"/>
-        <w:divId w:val="405105006"/>
+        <w:divId w:val="851917686"/>
         <w:rPr>
           <w:rFonts w:eastAsia="Times New Roman"/>
           <w:lang w:val="es-ES"/>
@@ -9181,7 +9181,7 @@
     <w:p>
       <w:pPr>
         <w:pStyle w:val="NormalWeb"/>
-        <w:divId w:val="405105006"/>
+        <w:divId w:val="851917686"/>
         <w:rPr>
           <w:rFonts w:ascii="Plus Jakarta Sans" w:hAnsi="Plus Jakarta Sans"/>
           <w:lang w:val="es-ES"/>
@@ -9198,7 +9198,7 @@
     <w:p>
       <w:pPr>
         <w:pStyle w:val="NormalWeb"/>
-        <w:divId w:val="405105006"/>
+        <w:divId w:val="851917686"/>
         <w:rPr>
           <w:rFonts w:ascii="Plus Jakarta Sans" w:hAnsi="Plus Jakarta Sans"/>
           <w:lang w:val="es-ES"/>
@@ -9260,7 +9260,7 @@
     <w:p>
       <w:pPr>
         <w:pStyle w:val="NormalWeb"/>
-        <w:divId w:val="405105006"/>
+        <w:divId w:val="851917686"/>
         <w:rPr>
           <w:rFonts w:ascii="Plus Jakarta Sans" w:hAnsi="Plus Jakarta Sans"/>
           <w:lang w:val="es-ES"/>
@@ -9322,7 +9322,7 @@
     <w:p>
       <w:pPr>
         <w:pStyle w:val="NormalWeb"/>
-        <w:divId w:val="405105006"/>
+        <w:divId w:val="851917686"/>
         <w:rPr>
           <w:rFonts w:ascii="Plus Jakarta Sans" w:hAnsi="Plus Jakarta Sans"/>
           <w:lang w:val="es-ES"/>
@@ -9383,7 +9383,7 @@
     <w:p>
       <w:pPr>
         <w:pStyle w:val="NormalWeb"/>
-        <w:divId w:val="405105006"/>
+        <w:divId w:val="851917686"/>
         <w:rPr>
           <w:rFonts w:ascii="Plus Jakarta Sans" w:hAnsi="Plus Jakarta Sans"/>
           <w:lang w:val="es-ES"/>
@@ -9437,7 +9437,7 @@
     <w:p>
       <w:pPr>
         <w:spacing w:before="450" w:after="450"/>
-        <w:divId w:val="405105006"/>
+        <w:divId w:val="851917686"/>
         <w:rPr>
           <w:rFonts w:ascii="Plus Jakarta Sans" w:eastAsia="Times New Roman" w:hAnsi="Plus Jakarta Sans"/>
           <w:lang w:val="es-ES"/>
@@ -9448,7 +9448,7 @@
           <w:rFonts w:ascii="Plus Jakarta Sans" w:eastAsia="Times New Roman" w:hAnsi="Plus Jakarta Sans"/>
           <w:lang w:val="es-ES"/>
         </w:rPr>
-        <w:pict w14:anchorId="3FCD4A84">
+        <w:pict w14:anchorId="36F93464">
           <v:rect id="_x0000_i1034" style="width:0;height:.75pt" o:hralign="center" o:hrstd="t" o:hr="t" fillcolor="#a0a0a0" stroked="f"/>
         </w:pict>
       </w:r>
@@ -9456,7 +9456,7 @@
     <w:p>
       <w:pPr>
         <w:pStyle w:val="Ttulo2"/>
-        <w:divId w:val="405105006"/>
+        <w:divId w:val="851917686"/>
         <w:rPr>
           <w:rFonts w:eastAsia="Times New Roman"/>
           <w:lang w:val="es-ES"/>
@@ -9473,7 +9473,7 @@
     <w:p>
       <w:pPr>
         <w:pStyle w:val="NormalWeb"/>
-        <w:divId w:val="405105006"/>
+        <w:divId w:val="851917686"/>
         <w:rPr>
           <w:rFonts w:ascii="Plus Jakarta Sans" w:hAnsi="Plus Jakarta Sans"/>
           <w:lang w:val="es-ES"/>
@@ -9512,7 +9512,7 @@
     <w:p>
       <w:pPr>
         <w:pStyle w:val="Ttulo3"/>
-        <w:divId w:val="405105006"/>
+        <w:divId w:val="851917686"/>
         <w:rPr>
           <w:rFonts w:eastAsia="Times New Roman"/>
           <w:lang w:val="es-ES"/>
@@ -9546,7 +9546,7 @@
       </w:tblGrid>
       <w:tr>
         <w:trPr>
-          <w:divId w:val="1387879358"/>
+          <w:divId w:val="830289267"/>
           <w:tblHeader/>
         </w:trPr>
         <w:tc>
@@ -9737,7 +9737,7 @@
       </w:tr>
       <w:tr>
         <w:trPr>
-          <w:divId w:val="1387879358"/>
+          <w:divId w:val="830289267"/>
         </w:trPr>
         <w:tc>
           <w:tcPr>
@@ -9893,7 +9893,7 @@
       </w:tr>
       <w:tr>
         <w:trPr>
-          <w:divId w:val="1387879358"/>
+          <w:divId w:val="830289267"/>
         </w:trPr>
         <w:tc>
           <w:tcPr>
@@ -10049,7 +10049,7 @@
       </w:tr>
       <w:tr>
         <w:trPr>
-          <w:divId w:val="1387879358"/>
+          <w:divId w:val="830289267"/>
         </w:trPr>
         <w:tc>
           <w:tcPr>
@@ -10205,7 +10205,7 @@
       </w:tr>
       <w:tr>
         <w:trPr>
-          <w:divId w:val="1387879358"/>
+          <w:divId w:val="830289267"/>
         </w:trPr>
         <w:tc>
           <w:tcPr>
@@ -10367,7 +10367,7 @@
     <w:p>
       <w:pPr>
         <w:pStyle w:val="Ttulo3"/>
-        <w:divId w:val="405105006"/>
+        <w:divId w:val="851917686"/>
         <w:rPr>
           <w:rFonts w:eastAsia="Times New Roman"/>
           <w:lang w:val="es-ES"/>
@@ -10401,7 +10401,7 @@
       </w:tblGrid>
       <w:tr>
         <w:trPr>
-          <w:divId w:val="1561667667"/>
+          <w:divId w:val="1292126954"/>
           <w:tblHeader/>
         </w:trPr>
         <w:tc>
@@ -10592,7 +10592,7 @@
       </w:tr>
       <w:tr>
         <w:trPr>
-          <w:divId w:val="1561667667"/>
+          <w:divId w:val="1292126954"/>
         </w:trPr>
         <w:tc>
           <w:tcPr>
@@ -10749,7 +10749,7 @@
       </w:tr>
       <w:tr>
         <w:trPr>
-          <w:divId w:val="1561667667"/>
+          <w:divId w:val="1292126954"/>
         </w:trPr>
         <w:tc>
           <w:tcPr>
@@ -10908,7 +10908,7 @@
     <w:p>
       <w:pPr>
         <w:pStyle w:val="Ttulo3"/>
-        <w:divId w:val="405105006"/>
+        <w:divId w:val="851917686"/>
         <w:rPr>
           <w:rFonts w:eastAsia="Times New Roman"/>
           <w:lang w:val="es-ES"/>
@@ -10943,7 +10943,7 @@
       </w:tblGrid>
       <w:tr>
         <w:trPr>
-          <w:divId w:val="584874067"/>
+          <w:divId w:val="1269503263"/>
           <w:tblHeader/>
         </w:trPr>
         <w:tc>
@@ -11171,7 +11171,7 @@
       </w:tr>
       <w:tr>
         <w:trPr>
-          <w:divId w:val="584874067"/>
+          <w:divId w:val="1269503263"/>
         </w:trPr>
         <w:tc>
           <w:tcPr>
@@ -11367,7 +11367,7 @@
       </w:tr>
       <w:tr>
         <w:trPr>
-          <w:divId w:val="584874067"/>
+          <w:divId w:val="1269503263"/>
         </w:trPr>
         <w:tc>
           <w:tcPr>
@@ -11552,7 +11552,7 @@
       </w:tr>
       <w:tr>
         <w:trPr>
-          <w:divId w:val="584874067"/>
+          <w:divId w:val="1269503263"/>
         </w:trPr>
         <w:tc>
           <w:tcPr>
@@ -11750,7 +11750,7 @@
     <w:p>
       <w:pPr>
         <w:pStyle w:val="Ttulo4"/>
-        <w:divId w:val="405105006"/>
+        <w:divId w:val="851917686"/>
         <w:rPr>
           <w:rFonts w:eastAsia="Times New Roman"/>
           <w:lang w:val="es-ES"/>
@@ -11768,7 +11768,7 @@
       <w:pPr>
         <w:spacing w:before="375" w:after="225"/>
         <w:jc w:val="center"/>
-        <w:divId w:val="638806010"/>
+        <w:divId w:val="1397628067"/>
         <w:rPr>
           <w:rFonts w:ascii="Outfit" w:eastAsia="Times New Roman" w:hAnsi="Outfit"/>
           <w:b/>
@@ -11798,7 +11798,7 @@
       <w:pPr>
         <w:spacing w:after="375"/>
         <w:jc w:val="center"/>
-        <w:divId w:val="57288442"/>
+        <w:divId w:val="398213200"/>
         <w:rPr>
           <w:rFonts w:ascii="Plus Jakarta Sans" w:eastAsia="Times New Roman" w:hAnsi="Plus Jakarta Sans"/>
           <w:lang w:val="es-ES"/>
@@ -12193,7 +12193,7 @@
     <w:p>
       <w:pPr>
         <w:pStyle w:val="Ttulo3"/>
-        <w:divId w:val="405105006"/>
+        <w:divId w:val="851917686"/>
         <w:rPr>
           <w:rFonts w:eastAsia="Times New Roman"/>
           <w:lang w:val="es-ES"/>
@@ -12225,7 +12225,7 @@
       </w:tblGrid>
       <w:tr>
         <w:trPr>
-          <w:divId w:val="406223200"/>
+          <w:divId w:val="1315989465"/>
           <w:tblHeader/>
         </w:trPr>
         <w:tc>
@@ -12342,7 +12342,7 @@
       </w:tr>
       <w:tr>
         <w:trPr>
-          <w:divId w:val="406223200"/>
+          <w:divId w:val="1315989465"/>
         </w:trPr>
         <w:tc>
           <w:tcPr>
@@ -12438,7 +12438,7 @@
       </w:tr>
       <w:tr>
         <w:trPr>
-          <w:divId w:val="406223200"/>
+          <w:divId w:val="1315989465"/>
         </w:trPr>
         <w:tc>
           <w:tcPr>
@@ -12534,7 +12534,7 @@
       </w:tr>
       <w:tr>
         <w:trPr>
-          <w:divId w:val="406223200"/>
+          <w:divId w:val="1315989465"/>
         </w:trPr>
         <w:tc>
           <w:tcPr>
@@ -12632,7 +12632,7 @@
     <w:p>
       <w:pPr>
         <w:pStyle w:val="NormalWeb"/>
-        <w:divId w:val="405105006"/>
+        <w:divId w:val="851917686"/>
         <w:rPr>
           <w:rFonts w:ascii="Plus Jakarta Sans" w:hAnsi="Plus Jakarta Sans"/>
           <w:lang w:val="es-ES"/>
@@ -12657,7 +12657,7 @@
     <w:p>
       <w:pPr>
         <w:pStyle w:val="Ttulo3"/>
-        <w:divId w:val="405105006"/>
+        <w:divId w:val="851917686"/>
         <w:rPr>
           <w:rFonts w:eastAsia="Times New Roman"/>
           <w:lang w:val="es-ES"/>
@@ -12699,7 +12699,7 @@
       </w:tblGrid>
       <w:tr>
         <w:trPr>
-          <w:divId w:val="153960148"/>
+          <w:divId w:val="45299059"/>
           <w:tblHeader/>
         </w:trPr>
         <w:tc>
@@ -12927,7 +12927,7 @@
       </w:tr>
       <w:tr>
         <w:trPr>
-          <w:divId w:val="153960148"/>
+          <w:divId w:val="45299059"/>
         </w:trPr>
         <w:tc>
           <w:tcPr>
@@ -13113,7 +13113,7 @@
       </w:tr>
       <w:tr>
         <w:trPr>
-          <w:divId w:val="153960148"/>
+          <w:divId w:val="45299059"/>
         </w:trPr>
         <w:tc>
           <w:tcPr>
@@ -13299,7 +13299,7 @@
       </w:tr>
       <w:tr>
         <w:trPr>
-          <w:divId w:val="153960148"/>
+          <w:divId w:val="45299059"/>
         </w:trPr>
         <w:tc>
           <w:tcPr>
@@ -13485,7 +13485,7 @@
       </w:tr>
       <w:tr>
         <w:trPr>
-          <w:divId w:val="153960148"/>
+          <w:divId w:val="45299059"/>
         </w:trPr>
         <w:tc>
           <w:tcPr>
@@ -13678,7 +13678,7 @@
     <w:p>
       <w:pPr>
         <w:pStyle w:val="NormalWeb"/>
-        <w:divId w:val="405105006"/>
+        <w:divId w:val="851917686"/>
         <w:rPr>
           <w:rFonts w:ascii="Plus Jakarta Sans" w:hAnsi="Plus Jakarta Sans"/>
           <w:lang w:val="es-ES"/>
@@ -13725,7 +13725,7 @@
     <w:p>
       <w:pPr>
         <w:pStyle w:val="Ttulo3"/>
-        <w:divId w:val="405105006"/>
+        <w:divId w:val="851917686"/>
         <w:rPr>
           <w:rFonts w:eastAsia="Times New Roman"/>
           <w:lang w:val="es-ES"/>
@@ -13760,7 +13760,7 @@
       </w:tblGrid>
       <w:tr>
         <w:trPr>
-          <w:divId w:val="428503108"/>
+          <w:divId w:val="962228667"/>
           <w:tblHeader/>
         </w:trPr>
         <w:tc>
@@ -13988,7 +13988,7 @@
       </w:tr>
       <w:tr>
         <w:trPr>
-          <w:divId w:val="428503108"/>
+          <w:divId w:val="962228667"/>
         </w:trPr>
         <w:tc>
           <w:tcPr>
@@ -14182,7 +14182,7 @@
       </w:tr>
       <w:tr>
         <w:trPr>
-          <w:divId w:val="428503108"/>
+          <w:divId w:val="962228667"/>
         </w:trPr>
         <w:tc>
           <w:tcPr>
@@ -14378,7 +14378,7 @@
     <w:p>
       <w:pPr>
         <w:pStyle w:val="Ttulo4"/>
-        <w:divId w:val="405105006"/>
+        <w:divId w:val="851917686"/>
         <w:rPr>
           <w:rFonts w:eastAsia="Times New Roman"/>
           <w:lang w:val="es-ES"/>
@@ -14396,7 +14396,7 @@
       <w:pPr>
         <w:spacing w:before="375" w:after="225"/>
         <w:jc w:val="center"/>
-        <w:divId w:val="2044473563"/>
+        <w:divId w:val="1075782831"/>
         <w:rPr>
           <w:rFonts w:ascii="Outfit" w:eastAsia="Times New Roman" w:hAnsi="Outfit"/>
           <w:b/>
@@ -14426,7 +14426,7 @@
       <w:pPr>
         <w:spacing w:after="375"/>
         <w:jc w:val="center"/>
-        <w:divId w:val="1236353305"/>
+        <w:divId w:val="1871450505"/>
         <w:rPr>
           <w:rFonts w:ascii="Plus Jakarta Sans" w:eastAsia="Times New Roman" w:hAnsi="Plus Jakarta Sans"/>
           <w:lang w:val="es-ES"/>
@@ -14814,7 +14814,7 @@
     <w:p>
       <w:pPr>
         <w:pStyle w:val="Ttulo3"/>
-        <w:divId w:val="405105006"/>
+        <w:divId w:val="851917686"/>
         <w:rPr>
           <w:rFonts w:eastAsia="Times New Roman"/>
           <w:lang w:val="es-ES"/>
@@ -14848,7 +14848,7 @@
       </w:tblGrid>
       <w:tr>
         <w:trPr>
-          <w:divId w:val="593977300"/>
+          <w:divId w:val="58527619"/>
           <w:tblHeader/>
         </w:trPr>
         <w:tc>
@@ -15039,7 +15039,7 @@
       </w:tr>
       <w:tr>
         <w:trPr>
-          <w:divId w:val="593977300"/>
+          <w:divId w:val="58527619"/>
         </w:trPr>
         <w:tc>
           <w:tcPr>
@@ -15195,7 +15195,7 @@
       </w:tr>
       <w:tr>
         <w:trPr>
-          <w:divId w:val="593977300"/>
+          <w:divId w:val="58527619"/>
         </w:trPr>
         <w:tc>
           <w:tcPr>
@@ -15351,7 +15351,7 @@
       </w:tr>
       <w:tr>
         <w:trPr>
-          <w:divId w:val="593977300"/>
+          <w:divId w:val="58527619"/>
         </w:trPr>
         <w:tc>
           <w:tcPr>
@@ -15507,7 +15507,7 @@
       </w:tr>
       <w:tr>
         <w:trPr>
-          <w:divId w:val="593977300"/>
+          <w:divId w:val="58527619"/>
         </w:trPr>
         <w:tc>
           <w:tcPr>
@@ -15663,7 +15663,7 @@
       </w:tr>
       <w:tr>
         <w:trPr>
-          <w:divId w:val="593977300"/>
+          <w:divId w:val="58527619"/>
         </w:trPr>
         <w:tc>
           <w:tcPr>
@@ -15819,7 +15819,7 @@
       </w:tr>
       <w:tr>
         <w:trPr>
-          <w:divId w:val="593977300"/>
+          <w:divId w:val="58527619"/>
         </w:trPr>
         <w:tc>
           <w:tcPr>
@@ -15977,7 +15977,7 @@
     <w:p>
       <w:pPr>
         <w:pStyle w:val="Ttulo3"/>
-        <w:divId w:val="405105006"/>
+        <w:divId w:val="851917686"/>
         <w:rPr>
           <w:rFonts w:eastAsia="Times New Roman"/>
           <w:lang w:val="es-ES"/>
@@ -16011,7 +16011,7 @@
       </w:tblGrid>
       <w:tr>
         <w:trPr>
-          <w:divId w:val="254021730"/>
+          <w:divId w:val="1585526202"/>
           <w:tblHeader/>
         </w:trPr>
         <w:tc>
@@ -16202,7 +16202,7 @@
       </w:tr>
       <w:tr>
         <w:trPr>
-          <w:divId w:val="254021730"/>
+          <w:divId w:val="1585526202"/>
         </w:trPr>
         <w:tc>
           <w:tcPr>
@@ -16358,7 +16358,7 @@
       </w:tr>
       <w:tr>
         <w:trPr>
-          <w:divId w:val="254021730"/>
+          <w:divId w:val="1585526202"/>
         </w:trPr>
         <w:tc>
           <w:tcPr>
@@ -16514,7 +16514,7 @@
       </w:tr>
       <w:tr>
         <w:trPr>
-          <w:divId w:val="254021730"/>
+          <w:divId w:val="1585526202"/>
         </w:trPr>
         <w:tc>
           <w:tcPr>
@@ -16670,7 +16670,7 @@
       </w:tr>
       <w:tr>
         <w:trPr>
-          <w:divId w:val="254021730"/>
+          <w:divId w:val="1585526202"/>
         </w:trPr>
         <w:tc>
           <w:tcPr>
@@ -16826,7 +16826,7 @@
       </w:tr>
       <w:tr>
         <w:trPr>
-          <w:divId w:val="254021730"/>
+          <w:divId w:val="1585526202"/>
         </w:trPr>
         <w:tc>
           <w:tcPr>
@@ -16984,7 +16984,7 @@
     <w:p>
       <w:pPr>
         <w:pStyle w:val="Ttulo3"/>
-        <w:divId w:val="405105006"/>
+        <w:divId w:val="851917686"/>
         <w:rPr>
           <w:rFonts w:eastAsia="Times New Roman"/>
           <w:lang w:val="es-ES"/>
@@ -17018,7 +17018,7 @@
       </w:tblGrid>
       <w:tr>
         <w:trPr>
-          <w:divId w:val="1138647899"/>
+          <w:divId w:val="425274019"/>
           <w:tblHeader/>
         </w:trPr>
         <w:tc>
@@ -17209,7 +17209,7 @@
       </w:tr>
       <w:tr>
         <w:trPr>
-          <w:divId w:val="1138647899"/>
+          <w:divId w:val="425274019"/>
         </w:trPr>
         <w:tc>
           <w:tcPr>
@@ -17365,7 +17365,7 @@
       </w:tr>
       <w:tr>
         <w:trPr>
-          <w:divId w:val="1138647899"/>
+          <w:divId w:val="425274019"/>
         </w:trPr>
         <w:tc>
           <w:tcPr>
@@ -17424,37 +17424,37 @@
                 <w:sz w:val="20"/>
                 <w:szCs w:val="20"/>
               </w:rPr>
-              <w:t>533</w:t>
-            </w:r>
-          </w:p>
-        </w:tc>
-        <w:tc>
-          <w:tcPr>
-            <w:tcW w:w="0" w:type="auto"/>
-            <w:tcMar>
-              <w:top w:w="150" w:type="dxa"/>
-              <w:left w:w="210" w:type="dxa"/>
-              <w:bottom w:w="150" w:type="dxa"/>
-              <w:right w:w="210" w:type="dxa"/>
-            </w:tcMar>
-            <w:vAlign w:val="center"/>
-            <w:hideMark/>
-          </w:tcPr>
-          <w:p>
-            <w:pPr>
-              <w:rPr>
-                <w:rFonts w:ascii="Plus Jakarta Sans" w:eastAsia="Times New Roman" w:hAnsi="Plus Jakarta Sans"/>
-                <w:sz w:val="20"/>
-                <w:szCs w:val="20"/>
-              </w:rPr>
-            </w:pPr>
-            <w:r>
-              <w:rPr>
-                <w:rFonts w:ascii="Plus Jakarta Sans" w:eastAsia="Times New Roman" w:hAnsi="Plus Jakarta Sans"/>
-                <w:sz w:val="20"/>
-                <w:szCs w:val="20"/>
-              </w:rPr>
-              <w:t>528</w:t>
+              <w:t>551</w:t>
+            </w:r>
+          </w:p>
+        </w:tc>
+        <w:tc>
+          <w:tcPr>
+            <w:tcW w:w="0" w:type="auto"/>
+            <w:tcMar>
+              <w:top w:w="150" w:type="dxa"/>
+              <w:left w:w="210" w:type="dxa"/>
+              <w:bottom w:w="150" w:type="dxa"/>
+              <w:right w:w="210" w:type="dxa"/>
+            </w:tcMar>
+            <w:vAlign w:val="center"/>
+            <w:hideMark/>
+          </w:tcPr>
+          <w:p>
+            <w:pPr>
+              <w:rPr>
+                <w:rFonts w:ascii="Plus Jakarta Sans" w:eastAsia="Times New Roman" w:hAnsi="Plus Jakarta Sans"/>
+                <w:sz w:val="20"/>
+                <w:szCs w:val="20"/>
+              </w:rPr>
+            </w:pPr>
+            <w:r>
+              <w:rPr>
+                <w:rFonts w:ascii="Plus Jakarta Sans" w:eastAsia="Times New Roman" w:hAnsi="Plus Jakarta Sans"/>
+                <w:sz w:val="20"/>
+                <w:szCs w:val="20"/>
+              </w:rPr>
+              <w:t>531</w:t>
             </w:r>
           </w:p>
         </w:tc>
@@ -17514,7 +17514,7 @@
                 <w:sz w:val="20"/>
                 <w:szCs w:val="20"/>
               </w:rPr>
-              <w:t>1,266</w:t>
+              <w:t>1,287</w:t>
             </w:r>
           </w:p>
         </w:tc>
@@ -17523,7 +17523,7 @@
     <w:p>
       <w:pPr>
         <w:pStyle w:val="Ttulo4"/>
-        <w:divId w:val="405105006"/>
+        <w:divId w:val="851917686"/>
         <w:rPr>
           <w:rFonts w:eastAsia="Times New Roman"/>
           <w:lang w:val="es-ES"/>
@@ -17541,7 +17541,7 @@
       <w:pPr>
         <w:spacing w:before="375" w:after="225"/>
         <w:jc w:val="center"/>
-        <w:divId w:val="1287203001"/>
+        <w:divId w:val="1283923740"/>
         <w:rPr>
           <w:rFonts w:ascii="Outfit" w:eastAsia="Times New Roman" w:hAnsi="Outfit"/>
           <w:b/>
@@ -17571,7 +17571,7 @@
       <w:pPr>
         <w:spacing w:after="375"/>
         <w:jc w:val="center"/>
-        <w:divId w:val="1261915259"/>
+        <w:divId w:val="263344979"/>
         <w:rPr>
           <w:rFonts w:ascii="Plus Jakarta Sans" w:eastAsia="Times New Roman" w:hAnsi="Plus Jakarta Sans"/>
           <w:lang w:val="es-ES"/>
@@ -17750,7 +17750,7 @@
           <w:rFonts w:ascii="Plus Jakarta Sans" w:eastAsia="Times New Roman" w:hAnsi="Plus Jakarta Sans"/>
           <w:lang w:val="es-ES"/>
         </w:rPr>
-        <w:t>68</w:t>
+        <w:t>67</w:t>
       </w:r>
       <w:r>
         <w:rPr>
@@ -17771,7 +17771,7 @@
           <w:rFonts w:ascii="Plus Jakarta Sans" w:eastAsia="Times New Roman" w:hAnsi="Plus Jakarta Sans"/>
           <w:lang w:val="es-ES"/>
         </w:rPr>
-        <w:t>31</w:t>
+        <w:t>32</w:t>
       </w:r>
       <w:r>
         <w:rPr>
@@ -17959,7 +17959,7 @@
     <w:p>
       <w:pPr>
         <w:spacing w:before="450" w:after="450"/>
-        <w:divId w:val="405105006"/>
+        <w:divId w:val="851917686"/>
         <w:rPr>
           <w:rFonts w:ascii="Plus Jakarta Sans" w:eastAsia="Times New Roman" w:hAnsi="Plus Jakarta Sans"/>
           <w:lang w:val="es-ES"/>
@@ -17970,7 +17970,7 @@
           <w:rFonts w:ascii="Plus Jakarta Sans" w:eastAsia="Times New Roman" w:hAnsi="Plus Jakarta Sans"/>
           <w:lang w:val="es-ES"/>
         </w:rPr>
-        <w:pict w14:anchorId="41B08D88">
+        <w:pict w14:anchorId="115BAF15">
           <v:rect id="_x0000_i1035" style="width:0;height:.75pt" o:hralign="center" o:hrstd="t" o:hr="t" fillcolor="#a0a0a0" stroked="f"/>
         </w:pict>
       </w:r>
@@ -17978,7 +17978,7 @@
     <w:p>
       <w:pPr>
         <w:spacing w:before="450" w:after="450"/>
-        <w:divId w:val="405105006"/>
+        <w:divId w:val="851917686"/>
         <w:rPr>
           <w:rFonts w:ascii="Plus Jakarta Sans" w:eastAsia="Times New Roman" w:hAnsi="Plus Jakarta Sans"/>
           <w:lang w:val="es-ES"/>
@@ -17989,7 +17989,7 @@
           <w:rFonts w:ascii="Plus Jakarta Sans" w:eastAsia="Times New Roman" w:hAnsi="Plus Jakarta Sans"/>
           <w:lang w:val="es-ES"/>
         </w:rPr>
-        <w:pict w14:anchorId="2D32839B">
+        <w:pict w14:anchorId="05586870">
           <v:rect id="_x0000_i1036" style="width:0;height:.75pt" o:hralign="center" o:hrstd="t" o:hr="t" fillcolor="#a0a0a0" stroked="f"/>
         </w:pict>
       </w:r>
@@ -17997,7 +17997,7 @@
     <w:p>
       <w:pPr>
         <w:pStyle w:val="NormalWeb"/>
-        <w:divId w:val="405105006"/>
+        <w:divId w:val="851917686"/>
         <w:rPr>
           <w:rFonts w:ascii="Plus Jakarta Sans" w:hAnsi="Plus Jakarta Sans"/>
           <w:lang w:val="es-ES"/>
@@ -18030,7 +18030,7 @@
           <w:rFonts w:ascii="Plus Jakarta Sans" w:hAnsi="Plus Jakarta Sans"/>
           <w:lang w:val="es-ES"/>
         </w:rPr>
-        <w:pict w14:anchorId="05EFAC0D"/>
+        <w:pict w14:anchorId="2BAB3FD2"/>
       </w:r>
     </w:p>
     <w:sectPr>
@@ -18046,9 +18046,9 @@
 <file path=word/numbering.xml><?xml version="1.0" encoding="utf-8"?>
 <w:numbering xmlns:wpc="http://schemas.microsoft.com/office/word/2010/wordprocessingCanvas" xmlns:cx="http://schemas.microsoft.com/office/drawing/2014/chartex" xmlns:cx1="http://schemas.microsoft.com/office/drawing/2015/9/8/chartex" xmlns:cx2="http://schemas.microsoft.com/office/drawing/2015/10/21/chartex" xmlns:cx3="http://schemas.microsoft.com/office/drawing/2016/5/9/chartex" xmlns:cx4="http://schemas.microsoft.com/office/drawing/2016/5/10/chartex" xmlns:cx5="http://schemas.microsoft.com/office/drawing/2016/5/11/chartex" xmlns:cx6="http://schemas.microsoft.com/office/drawing/2016/5/12/chartex" xmlns:cx7="http://schemas.microsoft.com/office/drawing/2016/5/13/chartex" xmlns:cx8="http://schemas.microsoft.com/office/drawing/2016/5/14/chartex" xmlns:mc="http://schemas.openxmlformats.org/markup-compatibility/2006" xmlns:aink="http://schemas.microsoft.com/office/drawing/2016/ink" xmlns:am3d="http://schemas.microsoft.com/office/drawing/2017/model3d" xmlns:o="urn:schemas-microsoft-com:office:office" xmlns:r="http://schemas.openxmlformats.org/officeDocument/2006/relationships" xmlns:m="http://schemas.openxmlformats.org/officeDocument/2006/math" xmlns:v="urn:schemas-microsoft-com:vml" xmlns:wp14="http://schemas.microsoft.com/office/word/2010/wordprocessingDrawing" xmlns:wp="http://schemas.openxmlformats.org/drawingml/2006/wordprocessingDrawing" xmlns:w10="urn:schemas-microsoft-com:office:word" xmlns:w="http://schemas.openxmlformats.org/wordprocessingml/2006/main" xmlns:w14="http://schemas.microsoft.com/office/word/2010/wordml" xmlns:w15="http://schemas.microsoft.com/office/word/2012/wordml" xmlns:w16cex="http://schemas.microsoft.com/office/word/2018/wordml/cex" xmlns:w16cid="http://schemas.microsoft.com/office/word/2016/wordml/cid" xmlns:w16="http://schemas.microsoft.com/office/word/2018/wordml" xmlns:w16sdtdh="http://schemas.microsoft.com/office/word/2020/wordml/sdtdatahash" xmlns:w16se="http://schemas.microsoft.com/office/word/2015/wordml/symex" xmlns:wpg="http://schemas.microsoft.com/office/word/2010/wordprocessingGroup" xmlns:wpi="http://schemas.microsoft.com/office/word/2010/wordprocessingInk" xmlns:wne="http://schemas.microsoft.com/office/word/2006/wordml" xmlns:wps="http://schemas.microsoft.com/office/word/2010/wordprocessingShape" mc:Ignorable="w14 w15 w16se w16cid w16 w16cex w16sdtdh wp14">
   <w:abstractNum w:abstractNumId="0" w15:restartNumberingAfterBreak="0">
-    <w:nsid w:val="048A5EFD"/>
+    <w:nsid w:val="47F37629"/>
     <w:multiLevelType w:val="multilevel"/>
-    <w:tmpl w:val="DA92B1E2"/>
+    <w:tmpl w:val="95846878"/>
     <w:lvl w:ilvl="0">
       <w:start w:val="1"/>
       <w:numFmt w:val="bullet"/>
@@ -18195,9 +18195,9 @@
     </w:lvl>
   </w:abstractNum>
   <w:abstractNum w:abstractNumId="1" w15:restartNumberingAfterBreak="0">
-    <w:nsid w:val="2AC927AE"/>
+    <w:nsid w:val="62D67D0A"/>
     <w:multiLevelType w:val="multilevel"/>
-    <w:tmpl w:val="D6C4C91E"/>
+    <w:tmpl w:val="983838A8"/>
     <w:lvl w:ilvl="0">
       <w:start w:val="1"/>
       <w:numFmt w:val="bullet"/>
@@ -18344,9 +18344,9 @@
     </w:lvl>
   </w:abstractNum>
   <w:abstractNum w:abstractNumId="2" w15:restartNumberingAfterBreak="0">
-    <w:nsid w:val="58BF6F92"/>
+    <w:nsid w:val="6676066B"/>
     <w:multiLevelType w:val="multilevel"/>
-    <w:tmpl w:val="FD86BB48"/>
+    <w:tmpl w:val="E4728232"/>
     <w:lvl w:ilvl="0">
       <w:start w:val="1"/>
       <w:numFmt w:val="bullet"/>
@@ -18493,9 +18493,9 @@
     </w:lvl>
   </w:abstractNum>
   <w:abstractNum w:abstractNumId="3" w15:restartNumberingAfterBreak="0">
-    <w:nsid w:val="6D1046A1"/>
+    <w:nsid w:val="7E8751C8"/>
     <w:multiLevelType w:val="multilevel"/>
-    <w:tmpl w:val="97784994"/>
+    <w:tmpl w:val="37D07E0A"/>
     <w:lvl w:ilvl="0">
       <w:start w:val="1"/>
       <w:numFmt w:val="bullet"/>
@@ -18642,16 +18642,16 @@
     </w:lvl>
   </w:abstractNum>
   <w:num w:numId="1">
-    <w:abstractNumId w:val="1"/>
+    <w:abstractNumId w:val="3"/>
   </w:num>
   <w:num w:numId="2">
-    <w:abstractNumId w:val="0"/>
+    <w:abstractNumId w:val="1"/>
   </w:num>
   <w:num w:numId="3">
     <w:abstractNumId w:val="2"/>
   </w:num>
   <w:num w:numId="4">
-    <w:abstractNumId w:val="3"/>
+    <w:abstractNumId w:val="0"/>
   </w:num>
 </w:numbering>
 </file>

--- a/public/informe_reunion_tecnica.docx
+++ b/public/informe_reunion_tecnica.docx
@@ -4,7 +4,7 @@
   <w:body>
     <w:p>
       <w:pPr>
-        <w:divId w:val="881483099"/>
+        <w:divId w:val="90901179"/>
         <w:rPr>
           <w:rFonts w:ascii="Plus Jakarta Sans" w:eastAsia="Times New Roman" w:hAnsi="Plus Jakarta Sans"/>
           <w:lang w:val="es-ES"/>
@@ -28,7 +28,7 @@
     <w:p>
       <w:pPr>
         <w:pStyle w:val="Ttulo1"/>
-        <w:divId w:val="851917686"/>
+        <w:divId w:val="774710797"/>
         <w:rPr>
           <w:rFonts w:eastAsia="Times New Roman"/>
           <w:lang w:val="es-ES"/>
@@ -45,7 +45,7 @@
     <w:p>
       <w:pPr>
         <w:pStyle w:val="NormalWeb"/>
-        <w:divId w:val="851917686"/>
+        <w:divId w:val="774710797"/>
         <w:rPr>
           <w:rFonts w:ascii="Plus Jakarta Sans" w:hAnsi="Plus Jakarta Sans"/>
           <w:lang w:val="es-ES"/>
@@ -63,7 +63,7 @@
     <w:p>
       <w:pPr>
         <w:pStyle w:val="NormalWeb"/>
-        <w:divId w:val="851917686"/>
+        <w:divId w:val="774710797"/>
         <w:rPr>
           <w:rFonts w:ascii="Plus Jakarta Sans" w:hAnsi="Plus Jakarta Sans"/>
           <w:lang w:val="es-ES"/>
@@ -102,7 +102,7 @@
     <w:p>
       <w:pPr>
         <w:spacing w:before="450" w:after="450"/>
-        <w:divId w:val="851917686"/>
+        <w:divId w:val="774710797"/>
         <w:rPr>
           <w:rFonts w:ascii="Plus Jakarta Sans" w:eastAsia="Times New Roman" w:hAnsi="Plus Jakarta Sans"/>
           <w:lang w:val="es-ES"/>
@@ -113,7 +113,7 @@
           <w:rFonts w:ascii="Plus Jakarta Sans" w:eastAsia="Times New Roman" w:hAnsi="Plus Jakarta Sans"/>
           <w:lang w:val="es-ES"/>
         </w:rPr>
-        <w:pict w14:anchorId="2F5841BF">
+        <w:pict w14:anchorId="181F3B43">
           <v:rect id="_x0000_i1025" style="width:0;height:.75pt" o:hralign="center" o:hrstd="t" o:hr="t" fillcolor="#a0a0a0" stroked="f"/>
         </w:pict>
       </w:r>
@@ -121,7 +121,7 @@
     <w:p>
       <w:pPr>
         <w:pStyle w:val="Ttulo2"/>
-        <w:divId w:val="851917686"/>
+        <w:divId w:val="774710797"/>
         <w:rPr>
           <w:rFonts w:eastAsia="Times New Roman"/>
           <w:lang w:val="es-ES"/>
@@ -145,7 +145,7 @@
     <w:p>
       <w:pPr>
         <w:pStyle w:val="NormalWeb"/>
-        <w:divId w:val="851917686"/>
+        <w:divId w:val="774710797"/>
         <w:rPr>
           <w:rFonts w:ascii="Plus Jakarta Sans" w:hAnsi="Plus Jakarta Sans"/>
           <w:lang w:val="es-ES"/>
@@ -167,7 +167,7 @@
         </w:numPr>
         <w:spacing w:before="100" w:beforeAutospacing="1" w:after="90"/>
         <w:ind w:left="1020"/>
-        <w:divId w:val="851917686"/>
+        <w:divId w:val="774710797"/>
         <w:rPr>
           <w:rFonts w:ascii="Plus Jakarta Sans" w:eastAsia="Times New Roman" w:hAnsi="Plus Jakarta Sans"/>
           <w:sz w:val="21"/>
@@ -213,7 +213,7 @@
         </w:numPr>
         <w:spacing w:before="100" w:beforeAutospacing="1" w:after="90"/>
         <w:ind w:left="1020"/>
-        <w:divId w:val="851917686"/>
+        <w:divId w:val="774710797"/>
         <w:rPr>
           <w:rFonts w:ascii="Plus Jakarta Sans" w:eastAsia="Times New Roman" w:hAnsi="Plus Jakarta Sans"/>
           <w:sz w:val="21"/>
@@ -269,7 +269,7 @@
         </w:numPr>
         <w:spacing w:before="100" w:beforeAutospacing="1" w:after="90"/>
         <w:ind w:left="1020"/>
-        <w:divId w:val="851917686"/>
+        <w:divId w:val="774710797"/>
         <w:rPr>
           <w:rFonts w:ascii="Plus Jakarta Sans" w:eastAsia="Times New Roman" w:hAnsi="Plus Jakarta Sans"/>
           <w:sz w:val="21"/>
@@ -315,7 +315,7 @@
         </w:numPr>
         <w:spacing w:before="100" w:beforeAutospacing="1" w:after="90"/>
         <w:ind w:left="1020"/>
-        <w:divId w:val="851917686"/>
+        <w:divId w:val="774710797"/>
         <w:rPr>
           <w:rFonts w:ascii="Plus Jakarta Sans" w:eastAsia="Times New Roman" w:hAnsi="Plus Jakarta Sans"/>
           <w:sz w:val="21"/>
@@ -356,7 +356,7 @@
     <w:p>
       <w:pPr>
         <w:spacing w:before="450" w:after="450"/>
-        <w:divId w:val="851917686"/>
+        <w:divId w:val="774710797"/>
         <w:rPr>
           <w:rFonts w:ascii="Plus Jakarta Sans" w:eastAsia="Times New Roman" w:hAnsi="Plus Jakarta Sans"/>
           <w:lang w:val="es-ES"/>
@@ -367,7 +367,7 @@
           <w:rFonts w:ascii="Plus Jakarta Sans" w:eastAsia="Times New Roman" w:hAnsi="Plus Jakarta Sans"/>
           <w:lang w:val="es-ES"/>
         </w:rPr>
-        <w:pict w14:anchorId="67DF0CB5">
+        <w:pict w14:anchorId="013141BA">
           <v:rect id="_x0000_i1026" style="width:0;height:.75pt" o:hralign="center" o:hrstd="t" o:hr="t" fillcolor="#a0a0a0" stroked="f"/>
         </w:pict>
       </w:r>
@@ -375,7 +375,7 @@
     <w:p>
       <w:pPr>
         <w:pStyle w:val="Ttulo2"/>
-        <w:divId w:val="851917686"/>
+        <w:divId w:val="774710797"/>
         <w:rPr>
           <w:rFonts w:eastAsia="Times New Roman"/>
           <w:lang w:val="es-ES"/>
@@ -392,7 +392,7 @@
     <w:p>
       <w:pPr>
         <w:pStyle w:val="NormalWeb"/>
-        <w:divId w:val="851917686"/>
+        <w:divId w:val="774710797"/>
         <w:rPr>
           <w:rFonts w:ascii="Plus Jakarta Sans" w:hAnsi="Plus Jakarta Sans"/>
           <w:lang w:val="es-ES"/>
@@ -445,7 +445,7 @@
       </w:tblGrid>
       <w:tr>
         <w:trPr>
-          <w:divId w:val="88504598"/>
+          <w:divId w:val="1724712861"/>
           <w:tblHeader/>
         </w:trPr>
         <w:tc>
@@ -525,7 +525,7 @@
       </w:tr>
       <w:tr>
         <w:trPr>
-          <w:divId w:val="88504598"/>
+          <w:divId w:val="1724712861"/>
         </w:trPr>
         <w:tc>
           <w:tcPr>
@@ -591,7 +591,7 @@
       </w:tr>
       <w:tr>
         <w:trPr>
-          <w:divId w:val="88504598"/>
+          <w:divId w:val="1724712861"/>
         </w:trPr>
         <w:tc>
           <w:tcPr>
@@ -657,7 +657,7 @@
       </w:tr>
       <w:tr>
         <w:trPr>
-          <w:divId w:val="88504598"/>
+          <w:divId w:val="1724712861"/>
         </w:trPr>
         <w:tc>
           <w:tcPr>
@@ -723,7 +723,7 @@
       </w:tr>
       <w:tr>
         <w:trPr>
-          <w:divId w:val="88504598"/>
+          <w:divId w:val="1724712861"/>
         </w:trPr>
         <w:tc>
           <w:tcPr>
@@ -791,7 +791,7 @@
     <w:p>
       <w:pPr>
         <w:spacing w:before="450" w:after="450"/>
-        <w:divId w:val="851917686"/>
+        <w:divId w:val="774710797"/>
         <w:rPr>
           <w:rFonts w:ascii="Plus Jakarta Sans" w:eastAsia="Times New Roman" w:hAnsi="Plus Jakarta Sans"/>
           <w:lang w:val="es-ES"/>
@@ -803,7 +803,7 @@
           <w:lang w:val="es-ES"/>
         </w:rPr>
         <w:lastRenderedPageBreak/>
-        <w:pict w14:anchorId="72F7712A">
+        <w:pict w14:anchorId="59B31B84">
           <v:rect id="_x0000_i1027" style="width:0;height:.75pt" o:hralign="center" o:hrstd="t" o:hr="t" fillcolor="#a0a0a0" stroked="f"/>
         </w:pict>
       </w:r>
@@ -811,7 +811,7 @@
     <w:p>
       <w:pPr>
         <w:pStyle w:val="Ttulo2"/>
-        <w:divId w:val="851917686"/>
+        <w:divId w:val="774710797"/>
         <w:rPr>
           <w:rFonts w:eastAsia="Times New Roman"/>
           <w:lang w:val="es-ES"/>
@@ -828,7 +828,7 @@
     <w:p>
       <w:pPr>
         <w:pStyle w:val="Ttulo3"/>
-        <w:divId w:val="851917686"/>
+        <w:divId w:val="774710797"/>
         <w:rPr>
           <w:rFonts w:eastAsia="Times New Roman"/>
           <w:lang w:val="es-ES"/>
@@ -845,7 +845,7 @@
     <w:p>
       <w:pPr>
         <w:pStyle w:val="NormalWeb"/>
-        <w:divId w:val="851917686"/>
+        <w:divId w:val="774710797"/>
         <w:rPr>
           <w:rFonts w:ascii="Plus Jakarta Sans" w:hAnsi="Plus Jakarta Sans"/>
           <w:lang w:val="es-ES"/>
@@ -885,7 +885,7 @@
       </w:tblGrid>
       <w:tr>
         <w:trPr>
-          <w:divId w:val="731659834"/>
+          <w:divId w:val="268045967"/>
           <w:tblHeader/>
         </w:trPr>
         <w:tc>
@@ -1039,7 +1039,7 @@
       </w:tr>
       <w:tr>
         <w:trPr>
-          <w:divId w:val="731659834"/>
+          <w:divId w:val="268045967"/>
         </w:trPr>
         <w:tc>
           <w:tcPr>
@@ -1165,7 +1165,7 @@
       </w:tr>
       <w:tr>
         <w:trPr>
-          <w:divId w:val="731659834"/>
+          <w:divId w:val="268045967"/>
         </w:trPr>
         <w:tc>
           <w:tcPr>
@@ -1291,7 +1291,7 @@
       </w:tr>
       <w:tr>
         <w:trPr>
-          <w:divId w:val="731659834"/>
+          <w:divId w:val="268045967"/>
         </w:trPr>
         <w:tc>
           <w:tcPr>
@@ -1417,7 +1417,7 @@
       </w:tr>
       <w:tr>
         <w:trPr>
-          <w:divId w:val="731659834"/>
+          <w:divId w:val="268045967"/>
         </w:trPr>
         <w:tc>
           <w:tcPr>
@@ -1543,7 +1543,7 @@
       </w:tr>
       <w:tr>
         <w:trPr>
-          <w:divId w:val="731659834"/>
+          <w:divId w:val="268045967"/>
         </w:trPr>
         <w:tc>
           <w:tcPr>
@@ -1677,7 +1677,7 @@
       </w:tr>
       <w:tr>
         <w:trPr>
-          <w:divId w:val="731659834"/>
+          <w:divId w:val="268045967"/>
         </w:trPr>
         <w:tc>
           <w:tcPr>
@@ -1803,7 +1803,7 @@
       </w:tr>
       <w:tr>
         <w:trPr>
-          <w:divId w:val="731659834"/>
+          <w:divId w:val="268045967"/>
         </w:trPr>
         <w:tc>
           <w:tcPr>
@@ -1929,7 +1929,7 @@
       </w:tr>
       <w:tr>
         <w:trPr>
-          <w:divId w:val="731659834"/>
+          <w:divId w:val="268045967"/>
         </w:trPr>
         <w:tc>
           <w:tcPr>
@@ -2057,7 +2057,7 @@
     <w:p>
       <w:pPr>
         <w:pStyle w:val="Ttulo3"/>
-        <w:divId w:val="851917686"/>
+        <w:divId w:val="774710797"/>
         <w:rPr>
           <w:rFonts w:eastAsia="Times New Roman"/>
           <w:lang w:val="es-ES"/>
@@ -2074,7 +2074,7 @@
     <w:p>
       <w:pPr>
         <w:pStyle w:val="NormalWeb"/>
-        <w:divId w:val="851917686"/>
+        <w:divId w:val="774710797"/>
         <w:rPr>
           <w:rFonts w:ascii="Plus Jakarta Sans" w:hAnsi="Plus Jakarta Sans"/>
           <w:lang w:val="es-ES"/>
@@ -2103,7 +2103,7 @@
         </w:numPr>
         <w:spacing w:before="100" w:beforeAutospacing="1" w:after="90"/>
         <w:ind w:left="1020"/>
-        <w:divId w:val="851917686"/>
+        <w:divId w:val="774710797"/>
         <w:rPr>
           <w:rFonts w:ascii="Plus Jakarta Sans" w:eastAsia="Times New Roman" w:hAnsi="Plus Jakarta Sans"/>
           <w:sz w:val="21"/>
@@ -2205,7 +2205,7 @@
         </w:numPr>
         <w:spacing w:before="100" w:beforeAutospacing="1" w:after="90"/>
         <w:ind w:left="1020"/>
-        <w:divId w:val="851917686"/>
+        <w:divId w:val="774710797"/>
         <w:rPr>
           <w:rFonts w:ascii="Plus Jakarta Sans" w:eastAsia="Times New Roman" w:hAnsi="Plus Jakarta Sans"/>
           <w:sz w:val="21"/>
@@ -2317,7 +2317,7 @@
         </w:numPr>
         <w:spacing w:before="100" w:beforeAutospacing="1" w:after="90"/>
         <w:ind w:left="1020"/>
-        <w:divId w:val="851917686"/>
+        <w:divId w:val="774710797"/>
         <w:rPr>
           <w:rFonts w:ascii="Plus Jakarta Sans" w:eastAsia="Times New Roman" w:hAnsi="Plus Jakarta Sans"/>
           <w:sz w:val="21"/>
@@ -2423,7 +2423,7 @@
     <w:p>
       <w:pPr>
         <w:pStyle w:val="Ttulo3"/>
-        <w:divId w:val="851917686"/>
+        <w:divId w:val="774710797"/>
         <w:rPr>
           <w:rFonts w:eastAsia="Times New Roman"/>
           <w:lang w:val="es-ES"/>
@@ -2440,7 +2440,7 @@
     <w:p>
       <w:pPr>
         <w:jc w:val="center"/>
-        <w:divId w:val="1978148399"/>
+        <w:divId w:val="194315215"/>
         <w:rPr>
           <w:rFonts w:ascii="Outfit" w:eastAsia="Times New Roman" w:hAnsi="Outfit"/>
           <w:b/>
@@ -2469,7 +2469,7 @@
     <w:p>
       <w:pPr>
         <w:jc w:val="center"/>
-        <w:divId w:val="1895659601"/>
+        <w:divId w:val="473375114"/>
         <w:rPr>
           <w:rFonts w:ascii="Plus Jakarta Sans" w:eastAsia="Times New Roman" w:hAnsi="Plus Jakarta Sans"/>
           <w:lang w:val="es-ES"/>
@@ -2864,7 +2864,7 @@
     <w:p>
       <w:pPr>
         <w:spacing w:before="450" w:after="450"/>
-        <w:divId w:val="851917686"/>
+        <w:divId w:val="774710797"/>
         <w:rPr>
           <w:rFonts w:ascii="Plus Jakarta Sans" w:eastAsia="Times New Roman" w:hAnsi="Plus Jakarta Sans"/>
           <w:lang w:val="es-ES"/>
@@ -2875,7 +2875,7 @@
           <w:rFonts w:ascii="Plus Jakarta Sans" w:eastAsia="Times New Roman" w:hAnsi="Plus Jakarta Sans"/>
           <w:lang w:val="es-ES"/>
         </w:rPr>
-        <w:pict w14:anchorId="19BD4A4D">
+        <w:pict w14:anchorId="47337178">
           <v:rect id="_x0000_i1028" style="width:0;height:.75pt" o:hralign="center" o:hrstd="t" o:hr="t" fillcolor="#a0a0a0" stroked="f"/>
         </w:pict>
       </w:r>
@@ -2883,7 +2883,7 @@
     <w:p>
       <w:pPr>
         <w:pStyle w:val="Ttulo3"/>
-        <w:divId w:val="851917686"/>
+        <w:divId w:val="774710797"/>
         <w:rPr>
           <w:rFonts w:eastAsia="Times New Roman"/>
           <w:lang w:val="es-ES"/>
@@ -2900,7 +2900,7 @@
     <w:p>
       <w:pPr>
         <w:pStyle w:val="NormalWeb"/>
-        <w:divId w:val="851917686"/>
+        <w:divId w:val="774710797"/>
         <w:rPr>
           <w:rFonts w:ascii="Plus Jakarta Sans" w:hAnsi="Plus Jakarta Sans"/>
           <w:lang w:val="es-ES"/>
@@ -2933,7 +2933,7 @@
       </w:tblGrid>
       <w:tr>
         <w:trPr>
-          <w:divId w:val="271016928"/>
+          <w:divId w:val="1624921106"/>
           <w:tblHeader/>
         </w:trPr>
         <w:tc>
@@ -3087,7 +3087,7 @@
       </w:tr>
       <w:tr>
         <w:trPr>
-          <w:divId w:val="271016928"/>
+          <w:divId w:val="1624921106"/>
         </w:trPr>
         <w:tc>
           <w:tcPr>
@@ -3221,7 +3221,7 @@
       </w:tr>
       <w:tr>
         <w:trPr>
-          <w:divId w:val="271016928"/>
+          <w:divId w:val="1624921106"/>
         </w:trPr>
         <w:tc>
           <w:tcPr>
@@ -3355,7 +3355,7 @@
       </w:tr>
       <w:tr>
         <w:trPr>
-          <w:divId w:val="271016928"/>
+          <w:divId w:val="1624921106"/>
         </w:trPr>
         <w:tc>
           <w:tcPr>
@@ -3489,7 +3489,7 @@
       </w:tr>
       <w:tr>
         <w:trPr>
-          <w:divId w:val="271016928"/>
+          <w:divId w:val="1624921106"/>
         </w:trPr>
         <w:tc>
           <w:tcPr>
@@ -3623,7 +3623,7 @@
       </w:tr>
       <w:tr>
         <w:trPr>
-          <w:divId w:val="271016928"/>
+          <w:divId w:val="1624921106"/>
         </w:trPr>
         <w:tc>
           <w:tcPr>
@@ -3757,7 +3757,7 @@
       </w:tr>
       <w:tr>
         <w:trPr>
-          <w:divId w:val="271016928"/>
+          <w:divId w:val="1624921106"/>
         </w:trPr>
         <w:tc>
           <w:tcPr>
@@ -3893,7 +3893,7 @@
     <w:p>
       <w:pPr>
         <w:pStyle w:val="Ttulo3"/>
-        <w:divId w:val="851917686"/>
+        <w:divId w:val="774710797"/>
         <w:rPr>
           <w:rFonts w:eastAsia="Times New Roman"/>
           <w:lang w:val="es-ES"/>
@@ -3910,7 +3910,7 @@
     <w:p>
       <w:pPr>
         <w:jc w:val="center"/>
-        <w:divId w:val="578027735"/>
+        <w:divId w:val="1460755883"/>
         <w:rPr>
           <w:rFonts w:ascii="Outfit" w:eastAsia="Times New Roman" w:hAnsi="Outfit"/>
           <w:b/>
@@ -3939,7 +3939,7 @@
     <w:p>
       <w:pPr>
         <w:jc w:val="center"/>
-        <w:divId w:val="1322344344"/>
+        <w:divId w:val="171535641"/>
         <w:rPr>
           <w:rFonts w:ascii="Plus Jakarta Sans" w:eastAsia="Times New Roman" w:hAnsi="Plus Jakarta Sans"/>
           <w:lang w:val="es-ES"/>
@@ -4313,7 +4313,7 @@
     <w:p>
       <w:pPr>
         <w:spacing w:before="450" w:after="450"/>
-        <w:divId w:val="851917686"/>
+        <w:divId w:val="774710797"/>
         <w:rPr>
           <w:rFonts w:ascii="Plus Jakarta Sans" w:eastAsia="Times New Roman" w:hAnsi="Plus Jakarta Sans"/>
           <w:lang w:val="es-ES"/>
@@ -4325,7 +4325,7 @@
           <w:lang w:val="es-ES"/>
         </w:rPr>
         <w:lastRenderedPageBreak/>
-        <w:pict w14:anchorId="0DD83123">
+        <w:pict w14:anchorId="1B94D7B8">
           <v:rect id="_x0000_i1029" style="width:0;height:.75pt" o:hralign="center" o:hrstd="t" o:hr="t" fillcolor="#a0a0a0" stroked="f"/>
         </w:pict>
       </w:r>
@@ -4333,7 +4333,7 @@
     <w:p>
       <w:pPr>
         <w:pStyle w:val="Ttulo3"/>
-        <w:divId w:val="851917686"/>
+        <w:divId w:val="774710797"/>
         <w:rPr>
           <w:rFonts w:eastAsia="Times New Roman"/>
           <w:lang w:val="es-ES"/>
@@ -4350,7 +4350,7 @@
     <w:p>
       <w:pPr>
         <w:pStyle w:val="NormalWeb"/>
-        <w:divId w:val="851917686"/>
+        <w:divId w:val="774710797"/>
         <w:rPr>
           <w:rFonts w:ascii="Plus Jakarta Sans" w:hAnsi="Plus Jakarta Sans"/>
           <w:lang w:val="es-ES"/>
@@ -4372,7 +4372,7 @@
         </w:numPr>
         <w:spacing w:before="100" w:beforeAutospacing="1" w:after="90"/>
         <w:ind w:left="1020"/>
-        <w:divId w:val="851917686"/>
+        <w:divId w:val="774710797"/>
         <w:rPr>
           <w:rFonts w:ascii="Plus Jakarta Sans" w:eastAsia="Times New Roman" w:hAnsi="Plus Jakarta Sans"/>
           <w:sz w:val="21"/>
@@ -4408,7 +4408,7 @@
         </w:numPr>
         <w:spacing w:before="100" w:beforeAutospacing="1" w:after="90"/>
         <w:ind w:left="1020"/>
-        <w:divId w:val="851917686"/>
+        <w:divId w:val="774710797"/>
         <w:rPr>
           <w:rFonts w:ascii="Plus Jakarta Sans" w:eastAsia="Times New Roman" w:hAnsi="Plus Jakarta Sans"/>
           <w:sz w:val="21"/>
@@ -4453,7 +4453,7 @@
         </w:numPr>
         <w:spacing w:before="100" w:beforeAutospacing="1" w:after="90"/>
         <w:ind w:left="1020"/>
-        <w:divId w:val="851917686"/>
+        <w:divId w:val="774710797"/>
         <w:rPr>
           <w:rFonts w:ascii="Plus Jakarta Sans" w:eastAsia="Times New Roman" w:hAnsi="Plus Jakarta Sans"/>
           <w:sz w:val="21"/>
@@ -4498,7 +4498,7 @@
         </w:numPr>
         <w:spacing w:before="100" w:beforeAutospacing="1" w:after="90"/>
         <w:ind w:left="1020"/>
-        <w:divId w:val="851917686"/>
+        <w:divId w:val="774710797"/>
         <w:rPr>
           <w:rFonts w:ascii="Plus Jakarta Sans" w:eastAsia="Times New Roman" w:hAnsi="Plus Jakarta Sans"/>
           <w:sz w:val="21"/>
@@ -4554,7 +4554,7 @@
       </w:tblGrid>
       <w:tr>
         <w:trPr>
-          <w:divId w:val="344863589"/>
+          <w:divId w:val="1880628252"/>
           <w:tblHeader/>
         </w:trPr>
         <w:tc>
@@ -4708,7 +4708,7 @@
       </w:tr>
       <w:tr>
         <w:trPr>
-          <w:divId w:val="344863589"/>
+          <w:divId w:val="1880628252"/>
         </w:trPr>
         <w:tc>
           <w:tcPr>
@@ -4834,7 +4834,7 @@
       </w:tr>
       <w:tr>
         <w:trPr>
-          <w:divId w:val="344863589"/>
+          <w:divId w:val="1880628252"/>
         </w:trPr>
         <w:tc>
           <w:tcPr>
@@ -4960,7 +4960,7 @@
       </w:tr>
       <w:tr>
         <w:trPr>
-          <w:divId w:val="344863589"/>
+          <w:divId w:val="1880628252"/>
         </w:trPr>
         <w:tc>
           <w:tcPr>
@@ -5086,7 +5086,7 @@
       </w:tr>
       <w:tr>
         <w:trPr>
-          <w:divId w:val="344863589"/>
+          <w:divId w:val="1880628252"/>
         </w:trPr>
         <w:tc>
           <w:tcPr>
@@ -5214,7 +5214,7 @@
     <w:p>
       <w:pPr>
         <w:spacing w:before="450" w:after="450"/>
-        <w:divId w:val="851917686"/>
+        <w:divId w:val="774710797"/>
         <w:rPr>
           <w:rFonts w:ascii="Plus Jakarta Sans" w:eastAsia="Times New Roman" w:hAnsi="Plus Jakarta Sans"/>
           <w:lang w:val="es-ES"/>
@@ -5225,7 +5225,7 @@
           <w:rFonts w:ascii="Plus Jakarta Sans" w:eastAsia="Times New Roman" w:hAnsi="Plus Jakarta Sans"/>
           <w:lang w:val="es-ES"/>
         </w:rPr>
-        <w:pict w14:anchorId="39E1B1EE">
+        <w:pict w14:anchorId="3824807E">
           <v:rect id="_x0000_i1030" style="width:0;height:.75pt" o:hralign="center" o:hrstd="t" o:hr="t" fillcolor="#a0a0a0" stroked="f"/>
         </w:pict>
       </w:r>
@@ -5233,7 +5233,7 @@
     <w:p>
       <w:pPr>
         <w:pStyle w:val="Ttulo3"/>
-        <w:divId w:val="851917686"/>
+        <w:divId w:val="774710797"/>
         <w:rPr>
           <w:rFonts w:eastAsia="Times New Roman"/>
           <w:lang w:val="es-ES"/>
@@ -5250,7 +5250,7 @@
     <w:p>
       <w:pPr>
         <w:pStyle w:val="NormalWeb"/>
-        <w:divId w:val="851917686"/>
+        <w:divId w:val="774710797"/>
         <w:rPr>
           <w:rFonts w:ascii="Plus Jakarta Sans" w:hAnsi="Plus Jakarta Sans"/>
           <w:lang w:val="es-ES"/>
@@ -5274,7 +5274,7 @@
     <w:p>
       <w:pPr>
         <w:pStyle w:val="Ttulo4"/>
-        <w:divId w:val="851917686"/>
+        <w:divId w:val="774710797"/>
         <w:rPr>
           <w:rFonts w:eastAsia="Times New Roman"/>
           <w:lang w:val="es-ES"/>
@@ -5291,7 +5291,7 @@
     <w:p>
       <w:pPr>
         <w:jc w:val="center"/>
-        <w:divId w:val="1354578684"/>
+        <w:divId w:val="1631125754"/>
         <w:rPr>
           <w:rFonts w:ascii="Outfit" w:eastAsia="Times New Roman" w:hAnsi="Outfit"/>
           <w:b/>
@@ -5320,7 +5320,7 @@
     <w:p>
       <w:pPr>
         <w:jc w:val="center"/>
-        <w:divId w:val="1936942744"/>
+        <w:divId w:val="150872134"/>
         <w:rPr>
           <w:rFonts w:ascii="Plus Jakarta Sans" w:eastAsia="Times New Roman" w:hAnsi="Plus Jakarta Sans"/>
           <w:lang w:val="es-ES"/>
@@ -5603,7 +5603,7 @@
     <w:p>
       <w:pPr>
         <w:pStyle w:val="Ttulo4"/>
-        <w:divId w:val="851917686"/>
+        <w:divId w:val="774710797"/>
         <w:rPr>
           <w:rFonts w:eastAsia="Times New Roman"/>
           <w:lang w:val="es-ES"/>
@@ -5627,7 +5627,7 @@
     <w:p>
       <w:pPr>
         <w:jc w:val="center"/>
-        <w:divId w:val="1795053789"/>
+        <w:divId w:val="926698009"/>
         <w:rPr>
           <w:rFonts w:ascii="Outfit" w:eastAsia="Times New Roman" w:hAnsi="Outfit"/>
           <w:b/>
@@ -5656,7 +5656,7 @@
     <w:p>
       <w:pPr>
         <w:jc w:val="center"/>
-        <w:divId w:val="1132484920"/>
+        <w:divId w:val="1380205331"/>
         <w:rPr>
           <w:rFonts w:ascii="Plus Jakarta Sans" w:eastAsia="Times New Roman" w:hAnsi="Plus Jakarta Sans"/>
           <w:lang w:val="es-ES"/>
@@ -5974,7 +5974,7 @@
     <w:p>
       <w:pPr>
         <w:pStyle w:val="Ttulo4"/>
-        <w:divId w:val="851917686"/>
+        <w:divId w:val="774710797"/>
         <w:rPr>
           <w:rFonts w:eastAsia="Times New Roman"/>
           <w:lang w:val="es-ES"/>
@@ -5992,7 +5992,7 @@
     <w:p>
       <w:pPr>
         <w:jc w:val="center"/>
-        <w:divId w:val="1856728143"/>
+        <w:divId w:val="1070497314"/>
         <w:rPr>
           <w:rFonts w:ascii="Outfit" w:eastAsia="Times New Roman" w:hAnsi="Outfit"/>
           <w:b/>
@@ -6021,7 +6021,7 @@
     <w:p>
       <w:pPr>
         <w:jc w:val="center"/>
-        <w:divId w:val="869034192"/>
+        <w:divId w:val="199974457"/>
         <w:rPr>
           <w:rFonts w:ascii="Plus Jakarta Sans" w:eastAsia="Times New Roman" w:hAnsi="Plus Jakarta Sans"/>
           <w:lang w:val="es-ES"/>
@@ -6325,7 +6325,7 @@
     <w:p>
       <w:pPr>
         <w:spacing w:before="450" w:after="450"/>
-        <w:divId w:val="851917686"/>
+        <w:divId w:val="774710797"/>
         <w:rPr>
           <w:rFonts w:ascii="Plus Jakarta Sans" w:eastAsia="Times New Roman" w:hAnsi="Plus Jakarta Sans"/>
           <w:lang w:val="es-ES"/>
@@ -6336,7 +6336,7 @@
           <w:rFonts w:ascii="Plus Jakarta Sans" w:eastAsia="Times New Roman" w:hAnsi="Plus Jakarta Sans"/>
           <w:lang w:val="es-ES"/>
         </w:rPr>
-        <w:pict w14:anchorId="2273C35E">
+        <w:pict w14:anchorId="6B6222A9">
           <v:rect id="_x0000_i1031" style="width:0;height:.75pt" o:hralign="center" o:hrstd="t" o:hr="t" fillcolor="#a0a0a0" stroked="f"/>
         </w:pict>
       </w:r>
@@ -6344,7 +6344,7 @@
     <w:p>
       <w:pPr>
         <w:pStyle w:val="Ttulo3"/>
-        <w:divId w:val="851917686"/>
+        <w:divId w:val="774710797"/>
         <w:rPr>
           <w:rFonts w:eastAsia="Times New Roman"/>
           <w:lang w:val="es-ES"/>
@@ -6361,7 +6361,7 @@
     <w:p>
       <w:pPr>
         <w:pStyle w:val="NormalWeb"/>
-        <w:divId w:val="851917686"/>
+        <w:divId w:val="774710797"/>
         <w:rPr>
           <w:rFonts w:ascii="Plus Jakarta Sans" w:hAnsi="Plus Jakarta Sans"/>
           <w:lang w:val="es-ES"/>
@@ -6385,7 +6385,7 @@
     <w:p>
       <w:pPr>
         <w:pStyle w:val="Ttulo4"/>
-        <w:divId w:val="851917686"/>
+        <w:divId w:val="774710797"/>
         <w:rPr>
           <w:rFonts w:eastAsia="Times New Roman"/>
           <w:lang w:val="es-ES"/>
@@ -6402,7 +6402,7 @@
     <w:p>
       <w:pPr>
         <w:pStyle w:val="NormalWeb"/>
-        <w:divId w:val="851917686"/>
+        <w:divId w:val="774710797"/>
         <w:rPr>
           <w:rFonts w:ascii="Plus Jakarta Sans" w:hAnsi="Plus Jakarta Sans"/>
           <w:lang w:val="es-ES"/>
@@ -6433,7 +6433,7 @@
       </w:tblGrid>
       <w:tr>
         <w:trPr>
-          <w:divId w:val="1545215203"/>
+          <w:divId w:val="1288779825"/>
           <w:tblHeader/>
         </w:trPr>
         <w:tc>
@@ -6513,7 +6513,7 @@
       </w:tr>
       <w:tr>
         <w:trPr>
-          <w:divId w:val="1545215203"/>
+          <w:divId w:val="1288779825"/>
         </w:trPr>
         <w:tc>
           <w:tcPr>
@@ -6602,7 +6602,7 @@
     <w:p>
       <w:pPr>
         <w:pStyle w:val="Ttulo4"/>
-        <w:divId w:val="851917686"/>
+        <w:divId w:val="774710797"/>
         <w:rPr>
           <w:rFonts w:eastAsia="Times New Roman"/>
           <w:lang w:val="es-ES"/>
@@ -6619,7 +6619,7 @@
     <w:p>
       <w:pPr>
         <w:pStyle w:val="NormalWeb"/>
-        <w:divId w:val="851917686"/>
+        <w:divId w:val="774710797"/>
         <w:rPr>
           <w:rFonts w:ascii="Plus Jakarta Sans" w:hAnsi="Plus Jakarta Sans"/>
           <w:lang w:val="es-ES"/>
@@ -6650,7 +6650,7 @@
       </w:tblGrid>
       <w:tr>
         <w:trPr>
-          <w:divId w:val="209223297"/>
+          <w:divId w:val="934627502"/>
           <w:tblHeader/>
         </w:trPr>
         <w:tc>
@@ -6730,7 +6730,7 @@
       </w:tr>
       <w:tr>
         <w:trPr>
-          <w:divId w:val="209223297"/>
+          <w:divId w:val="934627502"/>
         </w:trPr>
         <w:tc>
           <w:tcPr>
@@ -6828,7 +6828,7 @@
     <w:p>
       <w:pPr>
         <w:pStyle w:val="Ttulo4"/>
-        <w:divId w:val="851917686"/>
+        <w:divId w:val="774710797"/>
         <w:rPr>
           <w:rFonts w:eastAsia="Times New Roman"/>
           <w:lang w:val="es-ES"/>
@@ -6845,7 +6845,7 @@
     <w:p>
       <w:pPr>
         <w:pStyle w:val="NormalWeb"/>
-        <w:divId w:val="851917686"/>
+        <w:divId w:val="774710797"/>
         <w:rPr>
           <w:rFonts w:ascii="Plus Jakarta Sans" w:hAnsi="Plus Jakarta Sans"/>
           <w:lang w:val="es-ES"/>
@@ -6876,7 +6876,7 @@
       </w:tblGrid>
       <w:tr>
         <w:trPr>
-          <w:divId w:val="1105148497"/>
+          <w:divId w:val="1437286208"/>
           <w:tblHeader/>
         </w:trPr>
         <w:tc>
@@ -6957,7 +6957,7 @@
       </w:tr>
       <w:tr>
         <w:trPr>
-          <w:divId w:val="1105148497"/>
+          <w:divId w:val="1437286208"/>
         </w:trPr>
         <w:tc>
           <w:tcPr>
@@ -7046,7 +7046,7 @@
     <w:p>
       <w:pPr>
         <w:spacing w:before="450" w:after="450"/>
-        <w:divId w:val="851917686"/>
+        <w:divId w:val="774710797"/>
         <w:rPr>
           <w:rFonts w:ascii="Plus Jakarta Sans" w:eastAsia="Times New Roman" w:hAnsi="Plus Jakarta Sans"/>
           <w:lang w:val="es-ES"/>
@@ -7057,7 +7057,7 @@
           <w:rFonts w:ascii="Plus Jakarta Sans" w:eastAsia="Times New Roman" w:hAnsi="Plus Jakarta Sans"/>
           <w:lang w:val="es-ES"/>
         </w:rPr>
-        <w:pict w14:anchorId="4E1AA0B3">
+        <w:pict w14:anchorId="2ED892C6">
           <v:rect id="_x0000_i1032" style="width:0;height:.75pt" o:hralign="center" o:hrstd="t" o:hr="t" fillcolor="#a0a0a0" stroked="f"/>
         </w:pict>
       </w:r>
@@ -7065,7 +7065,7 @@
     <w:p>
       <w:pPr>
         <w:pStyle w:val="Ttulo2"/>
-        <w:divId w:val="851917686"/>
+        <w:divId w:val="774710797"/>
         <w:rPr>
           <w:rFonts w:eastAsia="Times New Roman"/>
           <w:lang w:val="es-ES"/>
@@ -7082,7 +7082,7 @@
     <w:p>
       <w:pPr>
         <w:pStyle w:val="NormalWeb"/>
-        <w:divId w:val="851917686"/>
+        <w:divId w:val="774710797"/>
         <w:rPr>
           <w:rFonts w:ascii="Plus Jakarta Sans" w:hAnsi="Plus Jakarta Sans"/>
           <w:lang w:val="es-ES"/>
@@ -7099,7 +7099,7 @@
     <w:p>
       <w:pPr>
         <w:pStyle w:val="Ttulo3"/>
-        <w:divId w:val="851917686"/>
+        <w:divId w:val="774710797"/>
         <w:rPr>
           <w:rFonts w:eastAsia="Times New Roman"/>
           <w:lang w:val="es-ES"/>
@@ -7116,7 +7116,7 @@
     <w:p>
       <w:pPr>
         <w:pStyle w:val="NormalWeb"/>
-        <w:divId w:val="851917686"/>
+        <w:divId w:val="774710797"/>
         <w:rPr>
           <w:rFonts w:ascii="Plus Jakarta Sans" w:hAnsi="Plus Jakarta Sans"/>
           <w:lang w:val="es-ES"/>
@@ -7149,7 +7149,7 @@
       </w:tblGrid>
       <w:tr>
         <w:trPr>
-          <w:divId w:val="713192455"/>
+          <w:divId w:val="1791168544"/>
           <w:tblHeader/>
         </w:trPr>
         <w:tc>
@@ -7314,7 +7314,7 @@
       </w:tr>
       <w:tr>
         <w:trPr>
-          <w:divId w:val="713192455"/>
+          <w:divId w:val="1791168544"/>
         </w:trPr>
         <w:tc>
           <w:tcPr>
@@ -7440,7 +7440,7 @@
       </w:tr>
       <w:tr>
         <w:trPr>
-          <w:divId w:val="713192455"/>
+          <w:divId w:val="1791168544"/>
         </w:trPr>
         <w:tc>
           <w:tcPr>
@@ -7566,7 +7566,7 @@
       </w:tr>
       <w:tr>
         <w:trPr>
-          <w:divId w:val="713192455"/>
+          <w:divId w:val="1791168544"/>
         </w:trPr>
         <w:tc>
           <w:tcPr>
@@ -7692,7 +7692,7 @@
       </w:tr>
       <w:tr>
         <w:trPr>
-          <w:divId w:val="713192455"/>
+          <w:divId w:val="1791168544"/>
         </w:trPr>
         <w:tc>
           <w:tcPr>
@@ -7820,7 +7820,7 @@
     <w:p>
       <w:pPr>
         <w:pStyle w:val="Ttulo3"/>
-        <w:divId w:val="851917686"/>
+        <w:divId w:val="774710797"/>
         <w:rPr>
           <w:rFonts w:eastAsia="Times New Roman"/>
           <w:lang w:val="es-ES"/>
@@ -7838,7 +7838,7 @@
       <w:pPr>
         <w:spacing w:before="375" w:after="225"/>
         <w:jc w:val="center"/>
-        <w:divId w:val="1492713938"/>
+        <w:divId w:val="466976253"/>
         <w:rPr>
           <w:rFonts w:ascii="Outfit" w:eastAsia="Times New Roman" w:hAnsi="Outfit"/>
           <w:b/>
@@ -7868,7 +7868,7 @@
       <w:pPr>
         <w:spacing w:after="375"/>
         <w:jc w:val="center"/>
-        <w:divId w:val="1620918101"/>
+        <w:divId w:val="2055807340"/>
         <w:rPr>
           <w:rFonts w:ascii="Plus Jakarta Sans" w:eastAsia="Times New Roman" w:hAnsi="Plus Jakarta Sans"/>
           <w:lang w:val="es-ES"/>
@@ -8235,7 +8235,7 @@
     <w:p>
       <w:pPr>
         <w:pStyle w:val="Ttulo3"/>
-        <w:divId w:val="851917686"/>
+        <w:divId w:val="774710797"/>
         <w:rPr>
           <w:rFonts w:eastAsia="Times New Roman"/>
           <w:lang w:val="es-ES"/>
@@ -8259,7 +8259,7 @@
     <w:p>
       <w:pPr>
         <w:pStyle w:val="NormalWeb"/>
-        <w:divId w:val="851917686"/>
+        <w:divId w:val="774710797"/>
         <w:rPr>
           <w:rFonts w:ascii="Plus Jakarta Sans" w:hAnsi="Plus Jakarta Sans"/>
           <w:lang w:val="es-ES"/>
@@ -8281,7 +8281,7 @@
         </w:numPr>
         <w:spacing w:before="100" w:beforeAutospacing="1" w:after="90"/>
         <w:ind w:left="1020"/>
-        <w:divId w:val="851917686"/>
+        <w:divId w:val="774710797"/>
         <w:rPr>
           <w:rFonts w:ascii="Plus Jakarta Sans" w:eastAsia="Times New Roman" w:hAnsi="Plus Jakarta Sans"/>
           <w:sz w:val="21"/>
@@ -8317,7 +8317,7 @@
         </w:numPr>
         <w:spacing w:before="100" w:beforeAutospacing="1" w:after="90"/>
         <w:ind w:left="1020"/>
-        <w:divId w:val="851917686"/>
+        <w:divId w:val="774710797"/>
         <w:rPr>
           <w:rFonts w:ascii="Plus Jakarta Sans" w:eastAsia="Times New Roman" w:hAnsi="Plus Jakarta Sans"/>
           <w:sz w:val="21"/>
@@ -8362,7 +8362,7 @@
         </w:numPr>
         <w:spacing w:before="100" w:beforeAutospacing="1" w:after="90"/>
         <w:ind w:left="1020"/>
-        <w:divId w:val="851917686"/>
+        <w:divId w:val="774710797"/>
         <w:rPr>
           <w:rFonts w:ascii="Plus Jakarta Sans" w:eastAsia="Times New Roman" w:hAnsi="Plus Jakarta Sans"/>
           <w:sz w:val="21"/>
@@ -8416,7 +8416,7 @@
         </w:numPr>
         <w:spacing w:before="100" w:beforeAutospacing="1" w:after="90"/>
         <w:ind w:left="1020"/>
-        <w:divId w:val="851917686"/>
+        <w:divId w:val="774710797"/>
         <w:rPr>
           <w:rFonts w:ascii="Plus Jakarta Sans" w:eastAsia="Times New Roman" w:hAnsi="Plus Jakarta Sans"/>
           <w:sz w:val="21"/>
@@ -8461,7 +8461,7 @@
         </w:numPr>
         <w:spacing w:before="100" w:beforeAutospacing="1" w:after="90"/>
         <w:ind w:left="1020"/>
-        <w:divId w:val="851917686"/>
+        <w:divId w:val="774710797"/>
         <w:rPr>
           <w:rFonts w:ascii="Plus Jakarta Sans" w:eastAsia="Times New Roman" w:hAnsi="Plus Jakarta Sans"/>
           <w:sz w:val="21"/>
@@ -8497,7 +8497,7 @@
         </w:numPr>
         <w:spacing w:before="100" w:beforeAutospacing="1" w:after="90"/>
         <w:ind w:left="1020"/>
-        <w:divId w:val="851917686"/>
+        <w:divId w:val="774710797"/>
         <w:rPr>
           <w:rFonts w:ascii="Plus Jakarta Sans" w:eastAsia="Times New Roman" w:hAnsi="Plus Jakarta Sans"/>
           <w:sz w:val="21"/>
@@ -8542,7 +8542,7 @@
         </w:numPr>
         <w:spacing w:before="100" w:beforeAutospacing="1" w:after="90"/>
         <w:ind w:left="1020"/>
-        <w:divId w:val="851917686"/>
+        <w:divId w:val="774710797"/>
         <w:rPr>
           <w:rFonts w:ascii="Plus Jakarta Sans" w:eastAsia="Times New Roman" w:hAnsi="Plus Jakarta Sans"/>
           <w:sz w:val="21"/>
@@ -8587,7 +8587,7 @@
         </w:numPr>
         <w:spacing w:before="100" w:beforeAutospacing="1" w:after="90"/>
         <w:ind w:left="1020"/>
-        <w:divId w:val="851917686"/>
+        <w:divId w:val="774710797"/>
         <w:rPr>
           <w:rFonts w:ascii="Plus Jakarta Sans" w:eastAsia="Times New Roman" w:hAnsi="Plus Jakarta Sans"/>
           <w:sz w:val="21"/>
@@ -8632,7 +8632,7 @@
         </w:numPr>
         <w:spacing w:before="100" w:beforeAutospacing="1" w:after="90"/>
         <w:ind w:left="1020"/>
-        <w:divId w:val="851917686"/>
+        <w:divId w:val="774710797"/>
         <w:rPr>
           <w:rFonts w:ascii="Plus Jakarta Sans" w:eastAsia="Times New Roman" w:hAnsi="Plus Jakarta Sans"/>
           <w:sz w:val="21"/>
@@ -8668,7 +8668,7 @@
         </w:numPr>
         <w:spacing w:before="100" w:beforeAutospacing="1" w:after="90"/>
         <w:ind w:left="1020"/>
-        <w:divId w:val="851917686"/>
+        <w:divId w:val="774710797"/>
         <w:rPr>
           <w:rFonts w:ascii="Plus Jakarta Sans" w:eastAsia="Times New Roman" w:hAnsi="Plus Jakarta Sans"/>
           <w:sz w:val="21"/>
@@ -8722,7 +8722,7 @@
         </w:numPr>
         <w:spacing w:before="100" w:beforeAutospacing="1" w:after="90"/>
         <w:ind w:left="1020"/>
-        <w:divId w:val="851917686"/>
+        <w:divId w:val="774710797"/>
         <w:rPr>
           <w:rFonts w:ascii="Plus Jakarta Sans" w:eastAsia="Times New Roman" w:hAnsi="Plus Jakarta Sans"/>
           <w:sz w:val="21"/>
@@ -8767,7 +8767,7 @@
         </w:numPr>
         <w:spacing w:before="100" w:beforeAutospacing="1" w:after="90"/>
         <w:ind w:left="1020"/>
-        <w:divId w:val="851917686"/>
+        <w:divId w:val="774710797"/>
         <w:rPr>
           <w:rFonts w:ascii="Plus Jakarta Sans" w:eastAsia="Times New Roman" w:hAnsi="Plus Jakarta Sans"/>
           <w:sz w:val="21"/>
@@ -8807,7 +8807,7 @@
     <w:p>
       <w:pPr>
         <w:pStyle w:val="Ttulo3"/>
-        <w:divId w:val="851917686"/>
+        <w:divId w:val="774710797"/>
         <w:rPr>
           <w:rFonts w:eastAsia="Times New Roman"/>
           <w:lang w:val="es-ES"/>
@@ -8825,7 +8825,7 @@
       <w:pPr>
         <w:spacing w:before="375" w:after="225"/>
         <w:jc w:val="center"/>
-        <w:divId w:val="650716847"/>
+        <w:divId w:val="1126464341"/>
         <w:rPr>
           <w:rFonts w:ascii="Outfit" w:eastAsia="Times New Roman" w:hAnsi="Outfit"/>
           <w:b/>
@@ -8855,7 +8855,7 @@
       <w:pPr>
         <w:spacing w:after="375"/>
         <w:jc w:val="center"/>
-        <w:divId w:val="468203892"/>
+        <w:divId w:val="510611381"/>
         <w:rPr>
           <w:rFonts w:ascii="Plus Jakarta Sans" w:eastAsia="Times New Roman" w:hAnsi="Plus Jakarta Sans"/>
           <w:lang w:val="es-ES"/>
@@ -9145,7 +9145,7 @@
     <w:p>
       <w:pPr>
         <w:spacing w:before="450" w:after="450"/>
-        <w:divId w:val="851917686"/>
+        <w:divId w:val="774710797"/>
         <w:rPr>
           <w:rFonts w:ascii="Plus Jakarta Sans" w:eastAsia="Times New Roman" w:hAnsi="Plus Jakarta Sans"/>
           <w:lang w:val="es-ES"/>
@@ -9156,7 +9156,7 @@
           <w:rFonts w:ascii="Plus Jakarta Sans" w:eastAsia="Times New Roman" w:hAnsi="Plus Jakarta Sans"/>
           <w:lang w:val="es-ES"/>
         </w:rPr>
-        <w:pict w14:anchorId="6E93CBAA">
+        <w:pict w14:anchorId="458386A1">
           <v:rect id="_x0000_i1033" style="width:0;height:.75pt" o:hralign="center" o:hrstd="t" o:hr="t" fillcolor="#a0a0a0" stroked="f"/>
         </w:pict>
       </w:r>
@@ -9164,7 +9164,7 @@
     <w:p>
       <w:pPr>
         <w:pStyle w:val="Ttulo2"/>
-        <w:divId w:val="851917686"/>
+        <w:divId w:val="774710797"/>
         <w:rPr>
           <w:rFonts w:eastAsia="Times New Roman"/>
           <w:lang w:val="es-ES"/>
@@ -9181,7 +9181,7 @@
     <w:p>
       <w:pPr>
         <w:pStyle w:val="NormalWeb"/>
-        <w:divId w:val="851917686"/>
+        <w:divId w:val="774710797"/>
         <w:rPr>
           <w:rFonts w:ascii="Plus Jakarta Sans" w:hAnsi="Plus Jakarta Sans"/>
           <w:lang w:val="es-ES"/>
@@ -9198,7 +9198,7 @@
     <w:p>
       <w:pPr>
         <w:pStyle w:val="NormalWeb"/>
-        <w:divId w:val="851917686"/>
+        <w:divId w:val="774710797"/>
         <w:rPr>
           <w:rFonts w:ascii="Plus Jakarta Sans" w:hAnsi="Plus Jakarta Sans"/>
           <w:lang w:val="es-ES"/>
@@ -9260,7 +9260,7 @@
     <w:p>
       <w:pPr>
         <w:pStyle w:val="NormalWeb"/>
-        <w:divId w:val="851917686"/>
+        <w:divId w:val="774710797"/>
         <w:rPr>
           <w:rFonts w:ascii="Plus Jakarta Sans" w:hAnsi="Plus Jakarta Sans"/>
           <w:lang w:val="es-ES"/>
@@ -9322,7 +9322,7 @@
     <w:p>
       <w:pPr>
         <w:pStyle w:val="NormalWeb"/>
-        <w:divId w:val="851917686"/>
+        <w:divId w:val="774710797"/>
         <w:rPr>
           <w:rFonts w:ascii="Plus Jakarta Sans" w:hAnsi="Plus Jakarta Sans"/>
           <w:lang w:val="es-ES"/>
@@ -9383,7 +9383,7 @@
     <w:p>
       <w:pPr>
         <w:pStyle w:val="NormalWeb"/>
-        <w:divId w:val="851917686"/>
+        <w:divId w:val="774710797"/>
         <w:rPr>
           <w:rFonts w:ascii="Plus Jakarta Sans" w:hAnsi="Plus Jakarta Sans"/>
           <w:lang w:val="es-ES"/>
@@ -9437,7 +9437,7 @@
     <w:p>
       <w:pPr>
         <w:spacing w:before="450" w:after="450"/>
-        <w:divId w:val="851917686"/>
+        <w:divId w:val="774710797"/>
         <w:rPr>
           <w:rFonts w:ascii="Plus Jakarta Sans" w:eastAsia="Times New Roman" w:hAnsi="Plus Jakarta Sans"/>
           <w:lang w:val="es-ES"/>
@@ -9448,7 +9448,7 @@
           <w:rFonts w:ascii="Plus Jakarta Sans" w:eastAsia="Times New Roman" w:hAnsi="Plus Jakarta Sans"/>
           <w:lang w:val="es-ES"/>
         </w:rPr>
-        <w:pict w14:anchorId="36F93464">
+        <w:pict w14:anchorId="61D09A04">
           <v:rect id="_x0000_i1034" style="width:0;height:.75pt" o:hralign="center" o:hrstd="t" o:hr="t" fillcolor="#a0a0a0" stroked="f"/>
         </w:pict>
       </w:r>
@@ -9456,7 +9456,7 @@
     <w:p>
       <w:pPr>
         <w:pStyle w:val="Ttulo2"/>
-        <w:divId w:val="851917686"/>
+        <w:divId w:val="774710797"/>
         <w:rPr>
           <w:rFonts w:eastAsia="Times New Roman"/>
           <w:lang w:val="es-ES"/>
@@ -9473,7 +9473,7 @@
     <w:p>
       <w:pPr>
         <w:pStyle w:val="NormalWeb"/>
-        <w:divId w:val="851917686"/>
+        <w:divId w:val="774710797"/>
         <w:rPr>
           <w:rFonts w:ascii="Plus Jakarta Sans" w:hAnsi="Plus Jakarta Sans"/>
           <w:lang w:val="es-ES"/>
@@ -9512,7 +9512,7 @@
     <w:p>
       <w:pPr>
         <w:pStyle w:val="Ttulo3"/>
-        <w:divId w:val="851917686"/>
+        <w:divId w:val="774710797"/>
         <w:rPr>
           <w:rFonts w:eastAsia="Times New Roman"/>
           <w:lang w:val="es-ES"/>
@@ -9546,7 +9546,7 @@
       </w:tblGrid>
       <w:tr>
         <w:trPr>
-          <w:divId w:val="830289267"/>
+          <w:divId w:val="592200007"/>
           <w:tblHeader/>
         </w:trPr>
         <w:tc>
@@ -9737,7 +9737,7 @@
       </w:tr>
       <w:tr>
         <w:trPr>
-          <w:divId w:val="830289267"/>
+          <w:divId w:val="592200007"/>
         </w:trPr>
         <w:tc>
           <w:tcPr>
@@ -9893,7 +9893,7 @@
       </w:tr>
       <w:tr>
         <w:trPr>
-          <w:divId w:val="830289267"/>
+          <w:divId w:val="592200007"/>
         </w:trPr>
         <w:tc>
           <w:tcPr>
@@ -10049,7 +10049,7 @@
       </w:tr>
       <w:tr>
         <w:trPr>
-          <w:divId w:val="830289267"/>
+          <w:divId w:val="592200007"/>
         </w:trPr>
         <w:tc>
           <w:tcPr>
@@ -10205,7 +10205,7 @@
       </w:tr>
       <w:tr>
         <w:trPr>
-          <w:divId w:val="830289267"/>
+          <w:divId w:val="592200007"/>
         </w:trPr>
         <w:tc>
           <w:tcPr>
@@ -10367,7 +10367,7 @@
     <w:p>
       <w:pPr>
         <w:pStyle w:val="Ttulo3"/>
-        <w:divId w:val="851917686"/>
+        <w:divId w:val="774710797"/>
         <w:rPr>
           <w:rFonts w:eastAsia="Times New Roman"/>
           <w:lang w:val="es-ES"/>
@@ -10401,7 +10401,7 @@
       </w:tblGrid>
       <w:tr>
         <w:trPr>
-          <w:divId w:val="1292126954"/>
+          <w:divId w:val="608316225"/>
           <w:tblHeader/>
         </w:trPr>
         <w:tc>
@@ -10592,7 +10592,7 @@
       </w:tr>
       <w:tr>
         <w:trPr>
-          <w:divId w:val="1292126954"/>
+          <w:divId w:val="608316225"/>
         </w:trPr>
         <w:tc>
           <w:tcPr>
@@ -10749,7 +10749,7 @@
       </w:tr>
       <w:tr>
         <w:trPr>
-          <w:divId w:val="1292126954"/>
+          <w:divId w:val="608316225"/>
         </w:trPr>
         <w:tc>
           <w:tcPr>
@@ -10908,7 +10908,7 @@
     <w:p>
       <w:pPr>
         <w:pStyle w:val="Ttulo3"/>
-        <w:divId w:val="851917686"/>
+        <w:divId w:val="774710797"/>
         <w:rPr>
           <w:rFonts w:eastAsia="Times New Roman"/>
           <w:lang w:val="es-ES"/>
@@ -10943,7 +10943,7 @@
       </w:tblGrid>
       <w:tr>
         <w:trPr>
-          <w:divId w:val="1269503263"/>
+          <w:divId w:val="1328363218"/>
           <w:tblHeader/>
         </w:trPr>
         <w:tc>
@@ -11171,7 +11171,7 @@
       </w:tr>
       <w:tr>
         <w:trPr>
-          <w:divId w:val="1269503263"/>
+          <w:divId w:val="1328363218"/>
         </w:trPr>
         <w:tc>
           <w:tcPr>
@@ -11367,7 +11367,7 @@
       </w:tr>
       <w:tr>
         <w:trPr>
-          <w:divId w:val="1269503263"/>
+          <w:divId w:val="1328363218"/>
         </w:trPr>
         <w:tc>
           <w:tcPr>
@@ -11552,7 +11552,7 @@
       </w:tr>
       <w:tr>
         <w:trPr>
-          <w:divId w:val="1269503263"/>
+          <w:divId w:val="1328363218"/>
         </w:trPr>
         <w:tc>
           <w:tcPr>
@@ -11750,7 +11750,7 @@
     <w:p>
       <w:pPr>
         <w:pStyle w:val="Ttulo4"/>
-        <w:divId w:val="851917686"/>
+        <w:divId w:val="774710797"/>
         <w:rPr>
           <w:rFonts w:eastAsia="Times New Roman"/>
           <w:lang w:val="es-ES"/>
@@ -11768,7 +11768,7 @@
       <w:pPr>
         <w:spacing w:before="375" w:after="225"/>
         <w:jc w:val="center"/>
-        <w:divId w:val="1397628067"/>
+        <w:divId w:val="469055906"/>
         <w:rPr>
           <w:rFonts w:ascii="Outfit" w:eastAsia="Times New Roman" w:hAnsi="Outfit"/>
           <w:b/>
@@ -11798,7 +11798,7 @@
       <w:pPr>
         <w:spacing w:after="375"/>
         <w:jc w:val="center"/>
-        <w:divId w:val="398213200"/>
+        <w:divId w:val="452093882"/>
         <w:rPr>
           <w:rFonts w:ascii="Plus Jakarta Sans" w:eastAsia="Times New Roman" w:hAnsi="Plus Jakarta Sans"/>
           <w:lang w:val="es-ES"/>
@@ -12193,7 +12193,7 @@
     <w:p>
       <w:pPr>
         <w:pStyle w:val="Ttulo3"/>
-        <w:divId w:val="851917686"/>
+        <w:divId w:val="774710797"/>
         <w:rPr>
           <w:rFonts w:eastAsia="Times New Roman"/>
           <w:lang w:val="es-ES"/>
@@ -12225,7 +12225,7 @@
       </w:tblGrid>
       <w:tr>
         <w:trPr>
-          <w:divId w:val="1315989465"/>
+          <w:divId w:val="916524853"/>
           <w:tblHeader/>
         </w:trPr>
         <w:tc>
@@ -12342,7 +12342,7 @@
       </w:tr>
       <w:tr>
         <w:trPr>
-          <w:divId w:val="1315989465"/>
+          <w:divId w:val="916524853"/>
         </w:trPr>
         <w:tc>
           <w:tcPr>
@@ -12438,7 +12438,7 @@
       </w:tr>
       <w:tr>
         <w:trPr>
-          <w:divId w:val="1315989465"/>
+          <w:divId w:val="916524853"/>
         </w:trPr>
         <w:tc>
           <w:tcPr>
@@ -12534,7 +12534,7 @@
       </w:tr>
       <w:tr>
         <w:trPr>
-          <w:divId w:val="1315989465"/>
+          <w:divId w:val="916524853"/>
         </w:trPr>
         <w:tc>
           <w:tcPr>
@@ -12632,7 +12632,7 @@
     <w:p>
       <w:pPr>
         <w:pStyle w:val="NormalWeb"/>
-        <w:divId w:val="851917686"/>
+        <w:divId w:val="774710797"/>
         <w:rPr>
           <w:rFonts w:ascii="Plus Jakarta Sans" w:hAnsi="Plus Jakarta Sans"/>
           <w:lang w:val="es-ES"/>
@@ -12657,7 +12657,7 @@
     <w:p>
       <w:pPr>
         <w:pStyle w:val="Ttulo3"/>
-        <w:divId w:val="851917686"/>
+        <w:divId w:val="774710797"/>
         <w:rPr>
           <w:rFonts w:eastAsia="Times New Roman"/>
           <w:lang w:val="es-ES"/>
@@ -12699,7 +12699,7 @@
       </w:tblGrid>
       <w:tr>
         <w:trPr>
-          <w:divId w:val="45299059"/>
+          <w:divId w:val="93215313"/>
           <w:tblHeader/>
         </w:trPr>
         <w:tc>
@@ -12927,7 +12927,7 @@
       </w:tr>
       <w:tr>
         <w:trPr>
-          <w:divId w:val="45299059"/>
+          <w:divId w:val="93215313"/>
         </w:trPr>
         <w:tc>
           <w:tcPr>
@@ -13113,7 +13113,7 @@
       </w:tr>
       <w:tr>
         <w:trPr>
-          <w:divId w:val="45299059"/>
+          <w:divId w:val="93215313"/>
         </w:trPr>
         <w:tc>
           <w:tcPr>
@@ -13299,7 +13299,7 @@
       </w:tr>
       <w:tr>
         <w:trPr>
-          <w:divId w:val="45299059"/>
+          <w:divId w:val="93215313"/>
         </w:trPr>
         <w:tc>
           <w:tcPr>
@@ -13485,7 +13485,7 @@
       </w:tr>
       <w:tr>
         <w:trPr>
-          <w:divId w:val="45299059"/>
+          <w:divId w:val="93215313"/>
         </w:trPr>
         <w:tc>
           <w:tcPr>
@@ -13678,7 +13678,7 @@
     <w:p>
       <w:pPr>
         <w:pStyle w:val="NormalWeb"/>
-        <w:divId w:val="851917686"/>
+        <w:divId w:val="774710797"/>
         <w:rPr>
           <w:rFonts w:ascii="Plus Jakarta Sans" w:hAnsi="Plus Jakarta Sans"/>
           <w:lang w:val="es-ES"/>
@@ -13725,7 +13725,7 @@
     <w:p>
       <w:pPr>
         <w:pStyle w:val="Ttulo3"/>
-        <w:divId w:val="851917686"/>
+        <w:divId w:val="774710797"/>
         <w:rPr>
           <w:rFonts w:eastAsia="Times New Roman"/>
           <w:lang w:val="es-ES"/>
@@ -13760,7 +13760,7 @@
       </w:tblGrid>
       <w:tr>
         <w:trPr>
-          <w:divId w:val="962228667"/>
+          <w:divId w:val="961375496"/>
           <w:tblHeader/>
         </w:trPr>
         <w:tc>
@@ -13988,7 +13988,7 @@
       </w:tr>
       <w:tr>
         <w:trPr>
-          <w:divId w:val="962228667"/>
+          <w:divId w:val="961375496"/>
         </w:trPr>
         <w:tc>
           <w:tcPr>
@@ -14182,7 +14182,7 @@
       </w:tr>
       <w:tr>
         <w:trPr>
-          <w:divId w:val="962228667"/>
+          <w:divId w:val="961375496"/>
         </w:trPr>
         <w:tc>
           <w:tcPr>
@@ -14378,7 +14378,7 @@
     <w:p>
       <w:pPr>
         <w:pStyle w:val="Ttulo4"/>
-        <w:divId w:val="851917686"/>
+        <w:divId w:val="774710797"/>
         <w:rPr>
           <w:rFonts w:eastAsia="Times New Roman"/>
           <w:lang w:val="es-ES"/>
@@ -14396,7 +14396,7 @@
       <w:pPr>
         <w:spacing w:before="375" w:after="225"/>
         <w:jc w:val="center"/>
-        <w:divId w:val="1075782831"/>
+        <w:divId w:val="1826622228"/>
         <w:rPr>
           <w:rFonts w:ascii="Outfit" w:eastAsia="Times New Roman" w:hAnsi="Outfit"/>
           <w:b/>
@@ -14426,7 +14426,7 @@
       <w:pPr>
         <w:spacing w:after="375"/>
         <w:jc w:val="center"/>
-        <w:divId w:val="1871450505"/>
+        <w:divId w:val="454324766"/>
         <w:rPr>
           <w:rFonts w:ascii="Plus Jakarta Sans" w:eastAsia="Times New Roman" w:hAnsi="Plus Jakarta Sans"/>
           <w:lang w:val="es-ES"/>
@@ -14814,7 +14814,7 @@
     <w:p>
       <w:pPr>
         <w:pStyle w:val="Ttulo3"/>
-        <w:divId w:val="851917686"/>
+        <w:divId w:val="774710797"/>
         <w:rPr>
           <w:rFonts w:eastAsia="Times New Roman"/>
           <w:lang w:val="es-ES"/>
@@ -14848,7 +14848,7 @@
       </w:tblGrid>
       <w:tr>
         <w:trPr>
-          <w:divId w:val="58527619"/>
+          <w:divId w:val="1375471928"/>
           <w:tblHeader/>
         </w:trPr>
         <w:tc>
@@ -15039,7 +15039,7 @@
       </w:tr>
       <w:tr>
         <w:trPr>
-          <w:divId w:val="58527619"/>
+          <w:divId w:val="1375471928"/>
         </w:trPr>
         <w:tc>
           <w:tcPr>
@@ -15195,7 +15195,7 @@
       </w:tr>
       <w:tr>
         <w:trPr>
-          <w:divId w:val="58527619"/>
+          <w:divId w:val="1375471928"/>
         </w:trPr>
         <w:tc>
           <w:tcPr>
@@ -15351,7 +15351,7 @@
       </w:tr>
       <w:tr>
         <w:trPr>
-          <w:divId w:val="58527619"/>
+          <w:divId w:val="1375471928"/>
         </w:trPr>
         <w:tc>
           <w:tcPr>
@@ -15507,7 +15507,7 @@
       </w:tr>
       <w:tr>
         <w:trPr>
-          <w:divId w:val="58527619"/>
+          <w:divId w:val="1375471928"/>
         </w:trPr>
         <w:tc>
           <w:tcPr>
@@ -15663,7 +15663,7 @@
       </w:tr>
       <w:tr>
         <w:trPr>
-          <w:divId w:val="58527619"/>
+          <w:divId w:val="1375471928"/>
         </w:trPr>
         <w:tc>
           <w:tcPr>
@@ -15819,7 +15819,7 @@
       </w:tr>
       <w:tr>
         <w:trPr>
-          <w:divId w:val="58527619"/>
+          <w:divId w:val="1375471928"/>
         </w:trPr>
         <w:tc>
           <w:tcPr>
@@ -15977,7 +15977,7 @@
     <w:p>
       <w:pPr>
         <w:pStyle w:val="Ttulo3"/>
-        <w:divId w:val="851917686"/>
+        <w:divId w:val="774710797"/>
         <w:rPr>
           <w:rFonts w:eastAsia="Times New Roman"/>
           <w:lang w:val="es-ES"/>
@@ -16011,7 +16011,7 @@
       </w:tblGrid>
       <w:tr>
         <w:trPr>
-          <w:divId w:val="1585526202"/>
+          <w:divId w:val="959653971"/>
           <w:tblHeader/>
         </w:trPr>
         <w:tc>
@@ -16202,7 +16202,7 @@
       </w:tr>
       <w:tr>
         <w:trPr>
-          <w:divId w:val="1585526202"/>
+          <w:divId w:val="959653971"/>
         </w:trPr>
         <w:tc>
           <w:tcPr>
@@ -16358,7 +16358,7 @@
       </w:tr>
       <w:tr>
         <w:trPr>
-          <w:divId w:val="1585526202"/>
+          <w:divId w:val="959653971"/>
         </w:trPr>
         <w:tc>
           <w:tcPr>
@@ -16514,7 +16514,7 @@
       </w:tr>
       <w:tr>
         <w:trPr>
-          <w:divId w:val="1585526202"/>
+          <w:divId w:val="959653971"/>
         </w:trPr>
         <w:tc>
           <w:tcPr>
@@ -16670,7 +16670,7 @@
       </w:tr>
       <w:tr>
         <w:trPr>
-          <w:divId w:val="1585526202"/>
+          <w:divId w:val="959653971"/>
         </w:trPr>
         <w:tc>
           <w:tcPr>
@@ -16826,7 +16826,7 @@
       </w:tr>
       <w:tr>
         <w:trPr>
-          <w:divId w:val="1585526202"/>
+          <w:divId w:val="959653971"/>
         </w:trPr>
         <w:tc>
           <w:tcPr>
@@ -16984,7 +16984,7 @@
     <w:p>
       <w:pPr>
         <w:pStyle w:val="Ttulo3"/>
-        <w:divId w:val="851917686"/>
+        <w:divId w:val="774710797"/>
         <w:rPr>
           <w:rFonts w:eastAsia="Times New Roman"/>
           <w:lang w:val="es-ES"/>
@@ -17018,7 +17018,7 @@
       </w:tblGrid>
       <w:tr>
         <w:trPr>
-          <w:divId w:val="425274019"/>
+          <w:divId w:val="324404115"/>
           <w:tblHeader/>
         </w:trPr>
         <w:tc>
@@ -17209,7 +17209,7 @@
       </w:tr>
       <w:tr>
         <w:trPr>
-          <w:divId w:val="425274019"/>
+          <w:divId w:val="324404115"/>
         </w:trPr>
         <w:tc>
           <w:tcPr>
@@ -17365,7 +17365,7 @@
       </w:tr>
       <w:tr>
         <w:trPr>
-          <w:divId w:val="425274019"/>
+          <w:divId w:val="324404115"/>
         </w:trPr>
         <w:tc>
           <w:tcPr>
@@ -17523,7 +17523,7 @@
     <w:p>
       <w:pPr>
         <w:pStyle w:val="Ttulo4"/>
-        <w:divId w:val="851917686"/>
+        <w:divId w:val="774710797"/>
         <w:rPr>
           <w:rFonts w:eastAsia="Times New Roman"/>
           <w:lang w:val="es-ES"/>
@@ -17541,7 +17541,7 @@
       <w:pPr>
         <w:spacing w:before="375" w:after="225"/>
         <w:jc w:val="center"/>
-        <w:divId w:val="1283923740"/>
+        <w:divId w:val="570501602"/>
         <w:rPr>
           <w:rFonts w:ascii="Outfit" w:eastAsia="Times New Roman" w:hAnsi="Outfit"/>
           <w:b/>
@@ -17571,7 +17571,7 @@
       <w:pPr>
         <w:spacing w:after="375"/>
         <w:jc w:val="center"/>
-        <w:divId w:val="263344979"/>
+        <w:divId w:val="1490633627"/>
         <w:rPr>
           <w:rFonts w:ascii="Plus Jakarta Sans" w:eastAsia="Times New Roman" w:hAnsi="Plus Jakarta Sans"/>
           <w:lang w:val="es-ES"/>
@@ -17959,7 +17959,7 @@
     <w:p>
       <w:pPr>
         <w:spacing w:before="450" w:after="450"/>
-        <w:divId w:val="851917686"/>
+        <w:divId w:val="774710797"/>
         <w:rPr>
           <w:rFonts w:ascii="Plus Jakarta Sans" w:eastAsia="Times New Roman" w:hAnsi="Plus Jakarta Sans"/>
           <w:lang w:val="es-ES"/>
@@ -17970,7 +17970,7 @@
           <w:rFonts w:ascii="Plus Jakarta Sans" w:eastAsia="Times New Roman" w:hAnsi="Plus Jakarta Sans"/>
           <w:lang w:val="es-ES"/>
         </w:rPr>
-        <w:pict w14:anchorId="115BAF15">
+        <w:pict w14:anchorId="1AB168E4">
           <v:rect id="_x0000_i1035" style="width:0;height:.75pt" o:hralign="center" o:hrstd="t" o:hr="t" fillcolor="#a0a0a0" stroked="f"/>
         </w:pict>
       </w:r>
@@ -17978,7 +17978,7 @@
     <w:p>
       <w:pPr>
         <w:spacing w:before="450" w:after="450"/>
-        <w:divId w:val="851917686"/>
+        <w:divId w:val="774710797"/>
         <w:rPr>
           <w:rFonts w:ascii="Plus Jakarta Sans" w:eastAsia="Times New Roman" w:hAnsi="Plus Jakarta Sans"/>
           <w:lang w:val="es-ES"/>
@@ -17989,7 +17989,7 @@
           <w:rFonts w:ascii="Plus Jakarta Sans" w:eastAsia="Times New Roman" w:hAnsi="Plus Jakarta Sans"/>
           <w:lang w:val="es-ES"/>
         </w:rPr>
-        <w:pict w14:anchorId="05586870">
+        <w:pict w14:anchorId="2311B9B6">
           <v:rect id="_x0000_i1036" style="width:0;height:.75pt" o:hralign="center" o:hrstd="t" o:hr="t" fillcolor="#a0a0a0" stroked="f"/>
         </w:pict>
       </w:r>
@@ -17997,7 +17997,7 @@
     <w:p>
       <w:pPr>
         <w:pStyle w:val="NormalWeb"/>
-        <w:divId w:val="851917686"/>
+        <w:divId w:val="774710797"/>
         <w:rPr>
           <w:rFonts w:ascii="Plus Jakarta Sans" w:hAnsi="Plus Jakarta Sans"/>
           <w:lang w:val="es-ES"/>
@@ -18030,7 +18030,7 @@
           <w:rFonts w:ascii="Plus Jakarta Sans" w:hAnsi="Plus Jakarta Sans"/>
           <w:lang w:val="es-ES"/>
         </w:rPr>
-        <w:pict w14:anchorId="2BAB3FD2"/>
+        <w:pict w14:anchorId="7A0E4E82"/>
       </w:r>
     </w:p>
     <w:sectPr>
@@ -18046,9 +18046,9 @@
 <file path=word/numbering.xml><?xml version="1.0" encoding="utf-8"?>
 <w:numbering xmlns:wpc="http://schemas.microsoft.com/office/word/2010/wordprocessingCanvas" xmlns:cx="http://schemas.microsoft.com/office/drawing/2014/chartex" xmlns:cx1="http://schemas.microsoft.com/office/drawing/2015/9/8/chartex" xmlns:cx2="http://schemas.microsoft.com/office/drawing/2015/10/21/chartex" xmlns:cx3="http://schemas.microsoft.com/office/drawing/2016/5/9/chartex" xmlns:cx4="http://schemas.microsoft.com/office/drawing/2016/5/10/chartex" xmlns:cx5="http://schemas.microsoft.com/office/drawing/2016/5/11/chartex" xmlns:cx6="http://schemas.microsoft.com/office/drawing/2016/5/12/chartex" xmlns:cx7="http://schemas.microsoft.com/office/drawing/2016/5/13/chartex" xmlns:cx8="http://schemas.microsoft.com/office/drawing/2016/5/14/chartex" xmlns:mc="http://schemas.openxmlformats.org/markup-compatibility/2006" xmlns:aink="http://schemas.microsoft.com/office/drawing/2016/ink" xmlns:am3d="http://schemas.microsoft.com/office/drawing/2017/model3d" xmlns:o="urn:schemas-microsoft-com:office:office" xmlns:r="http://schemas.openxmlformats.org/officeDocument/2006/relationships" xmlns:m="http://schemas.openxmlformats.org/officeDocument/2006/math" xmlns:v="urn:schemas-microsoft-com:vml" xmlns:wp14="http://schemas.microsoft.com/office/word/2010/wordprocessingDrawing" xmlns:wp="http://schemas.openxmlformats.org/drawingml/2006/wordprocessingDrawing" xmlns:w10="urn:schemas-microsoft-com:office:word" xmlns:w="http://schemas.openxmlformats.org/wordprocessingml/2006/main" xmlns:w14="http://schemas.microsoft.com/office/word/2010/wordml" xmlns:w15="http://schemas.microsoft.com/office/word/2012/wordml" xmlns:w16cex="http://schemas.microsoft.com/office/word/2018/wordml/cex" xmlns:w16cid="http://schemas.microsoft.com/office/word/2016/wordml/cid" xmlns:w16="http://schemas.microsoft.com/office/word/2018/wordml" xmlns:w16sdtdh="http://schemas.microsoft.com/office/word/2020/wordml/sdtdatahash" xmlns:w16se="http://schemas.microsoft.com/office/word/2015/wordml/symex" xmlns:wpg="http://schemas.microsoft.com/office/word/2010/wordprocessingGroup" xmlns:wpi="http://schemas.microsoft.com/office/word/2010/wordprocessingInk" xmlns:wne="http://schemas.microsoft.com/office/word/2006/wordml" xmlns:wps="http://schemas.microsoft.com/office/word/2010/wordprocessingShape" mc:Ignorable="w14 w15 w16se w16cid w16 w16cex w16sdtdh wp14">
   <w:abstractNum w:abstractNumId="0" w15:restartNumberingAfterBreak="0">
-    <w:nsid w:val="47F37629"/>
+    <w:nsid w:val="0D89711D"/>
     <w:multiLevelType w:val="multilevel"/>
-    <w:tmpl w:val="95846878"/>
+    <w:tmpl w:val="673035B0"/>
     <w:lvl w:ilvl="0">
       <w:start w:val="1"/>
       <w:numFmt w:val="bullet"/>
@@ -18195,9 +18195,9 @@
     </w:lvl>
   </w:abstractNum>
   <w:abstractNum w:abstractNumId="1" w15:restartNumberingAfterBreak="0">
-    <w:nsid w:val="62D67D0A"/>
+    <w:nsid w:val="0F8F2412"/>
     <w:multiLevelType w:val="multilevel"/>
-    <w:tmpl w:val="983838A8"/>
+    <w:tmpl w:val="05BEC1C0"/>
     <w:lvl w:ilvl="0">
       <w:start w:val="1"/>
       <w:numFmt w:val="bullet"/>
@@ -18344,9 +18344,9 @@
     </w:lvl>
   </w:abstractNum>
   <w:abstractNum w:abstractNumId="2" w15:restartNumberingAfterBreak="0">
-    <w:nsid w:val="6676066B"/>
+    <w:nsid w:val="352E6732"/>
     <w:multiLevelType w:val="multilevel"/>
-    <w:tmpl w:val="E4728232"/>
+    <w:tmpl w:val="62A6117A"/>
     <w:lvl w:ilvl="0">
       <w:start w:val="1"/>
       <w:numFmt w:val="bullet"/>
@@ -18493,9 +18493,9 @@
     </w:lvl>
   </w:abstractNum>
   <w:abstractNum w:abstractNumId="3" w15:restartNumberingAfterBreak="0">
-    <w:nsid w:val="7E8751C8"/>
+    <w:nsid w:val="42963C09"/>
     <w:multiLevelType w:val="multilevel"/>
-    <w:tmpl w:val="37D07E0A"/>
+    <w:tmpl w:val="DF427EB6"/>
     <w:lvl w:ilvl="0">
       <w:start w:val="1"/>
       <w:numFmt w:val="bullet"/>
@@ -18642,16 +18642,16 @@
     </w:lvl>
   </w:abstractNum>
   <w:num w:numId="1">
-    <w:abstractNumId w:val="3"/>
+    <w:abstractNumId w:val="2"/>
   </w:num>
   <w:num w:numId="2">
+    <w:abstractNumId w:val="0"/>
+  </w:num>
+  <w:num w:numId="3">
     <w:abstractNumId w:val="1"/>
   </w:num>
-  <w:num w:numId="3">
-    <w:abstractNumId w:val="2"/>
-  </w:num>
   <w:num w:numId="4">
-    <w:abstractNumId w:val="0"/>
+    <w:abstractNumId w:val="3"/>
   </w:num>
 </w:numbering>
 </file>

--- a/public/informe_reunion_tecnica.docx
+++ b/public/informe_reunion_tecnica.docx
@@ -4,7 +4,7 @@
   <w:body>
     <w:p>
       <w:pPr>
-        <w:divId w:val="90901179"/>
+        <w:divId w:val="1955674484"/>
         <w:rPr>
           <w:rFonts w:ascii="Plus Jakarta Sans" w:eastAsia="Times New Roman" w:hAnsi="Plus Jakarta Sans"/>
           <w:lang w:val="es-ES"/>
@@ -28,7 +28,7 @@
     <w:p>
       <w:pPr>
         <w:pStyle w:val="Ttulo1"/>
-        <w:divId w:val="774710797"/>
+        <w:divId w:val="1751079550"/>
         <w:rPr>
           <w:rFonts w:eastAsia="Times New Roman"/>
           <w:lang w:val="es-ES"/>
@@ -45,7 +45,7 @@
     <w:p>
       <w:pPr>
         <w:pStyle w:val="NormalWeb"/>
-        <w:divId w:val="774710797"/>
+        <w:divId w:val="1751079550"/>
         <w:rPr>
           <w:rFonts w:ascii="Plus Jakarta Sans" w:hAnsi="Plus Jakarta Sans"/>
           <w:lang w:val="es-ES"/>
@@ -63,7 +63,7 @@
     <w:p>
       <w:pPr>
         <w:pStyle w:val="NormalWeb"/>
-        <w:divId w:val="774710797"/>
+        <w:divId w:val="1751079550"/>
         <w:rPr>
           <w:rFonts w:ascii="Plus Jakarta Sans" w:hAnsi="Plus Jakarta Sans"/>
           <w:lang w:val="es-ES"/>
@@ -102,7 +102,7 @@
     <w:p>
       <w:pPr>
         <w:spacing w:before="450" w:after="450"/>
-        <w:divId w:val="774710797"/>
+        <w:divId w:val="1751079550"/>
         <w:rPr>
           <w:rFonts w:ascii="Plus Jakarta Sans" w:eastAsia="Times New Roman" w:hAnsi="Plus Jakarta Sans"/>
           <w:lang w:val="es-ES"/>
@@ -113,7 +113,7 @@
           <w:rFonts w:ascii="Plus Jakarta Sans" w:eastAsia="Times New Roman" w:hAnsi="Plus Jakarta Sans"/>
           <w:lang w:val="es-ES"/>
         </w:rPr>
-        <w:pict w14:anchorId="181F3B43">
+        <w:pict w14:anchorId="395B6DFE">
           <v:rect id="_x0000_i1025" style="width:0;height:.75pt" o:hralign="center" o:hrstd="t" o:hr="t" fillcolor="#a0a0a0" stroked="f"/>
         </w:pict>
       </w:r>
@@ -121,7 +121,7 @@
     <w:p>
       <w:pPr>
         <w:pStyle w:val="Ttulo2"/>
-        <w:divId w:val="774710797"/>
+        <w:divId w:val="1751079550"/>
         <w:rPr>
           <w:rFonts w:eastAsia="Times New Roman"/>
           <w:lang w:val="es-ES"/>
@@ -145,7 +145,7 @@
     <w:p>
       <w:pPr>
         <w:pStyle w:val="NormalWeb"/>
-        <w:divId w:val="774710797"/>
+        <w:divId w:val="1751079550"/>
         <w:rPr>
           <w:rFonts w:ascii="Plus Jakarta Sans" w:hAnsi="Plus Jakarta Sans"/>
           <w:lang w:val="es-ES"/>
@@ -167,7 +167,7 @@
         </w:numPr>
         <w:spacing w:before="100" w:beforeAutospacing="1" w:after="90"/>
         <w:ind w:left="1020"/>
-        <w:divId w:val="774710797"/>
+        <w:divId w:val="1751079550"/>
         <w:rPr>
           <w:rFonts w:ascii="Plus Jakarta Sans" w:eastAsia="Times New Roman" w:hAnsi="Plus Jakarta Sans"/>
           <w:sz w:val="21"/>
@@ -202,7 +202,7 @@
           <w:szCs w:val="21"/>
           <w:lang w:val="es-ES"/>
         </w:rPr>
-        <w:t>4,173 fichas</w:t>
+        <w:t>4,440 fichas</w:t>
       </w:r>
     </w:p>
     <w:p>
@@ -213,7 +213,7 @@
         </w:numPr>
         <w:spacing w:before="100" w:beforeAutospacing="1" w:after="90"/>
         <w:ind w:left="1020"/>
-        <w:divId w:val="774710797"/>
+        <w:divId w:val="1751079550"/>
         <w:rPr>
           <w:rFonts w:ascii="Plus Jakarta Sans" w:eastAsia="Times New Roman" w:hAnsi="Plus Jakarta Sans"/>
           <w:sz w:val="21"/>
@@ -258,7 +258,7 @@
           <w:szCs w:val="21"/>
           <w:lang w:val="es-ES"/>
         </w:rPr>
-        <w:t>3,024 polígonos unificados</w:t>
+        <w:t>3,289 polígonos unificados</w:t>
       </w:r>
     </w:p>
     <w:p>
@@ -269,7 +269,7 @@
         </w:numPr>
         <w:spacing w:before="100" w:beforeAutospacing="1" w:after="90"/>
         <w:ind w:left="1020"/>
-        <w:divId w:val="774710797"/>
+        <w:divId w:val="1751079550"/>
         <w:rPr>
           <w:rFonts w:ascii="Plus Jakarta Sans" w:eastAsia="Times New Roman" w:hAnsi="Plus Jakarta Sans"/>
           <w:sz w:val="21"/>
@@ -315,7 +315,7 @@
         </w:numPr>
         <w:spacing w:before="100" w:beforeAutospacing="1" w:after="90"/>
         <w:ind w:left="1020"/>
-        <w:divId w:val="774710797"/>
+        <w:divId w:val="1751079550"/>
         <w:rPr>
           <w:rFonts w:ascii="Plus Jakarta Sans" w:eastAsia="Times New Roman" w:hAnsi="Plus Jakarta Sans"/>
           <w:sz w:val="21"/>
@@ -356,7 +356,7 @@
     <w:p>
       <w:pPr>
         <w:spacing w:before="450" w:after="450"/>
-        <w:divId w:val="774710797"/>
+        <w:divId w:val="1751079550"/>
         <w:rPr>
           <w:rFonts w:ascii="Plus Jakarta Sans" w:eastAsia="Times New Roman" w:hAnsi="Plus Jakarta Sans"/>
           <w:lang w:val="es-ES"/>
@@ -367,7 +367,7 @@
           <w:rFonts w:ascii="Plus Jakarta Sans" w:eastAsia="Times New Roman" w:hAnsi="Plus Jakarta Sans"/>
           <w:lang w:val="es-ES"/>
         </w:rPr>
-        <w:pict w14:anchorId="013141BA">
+        <w:pict w14:anchorId="03978D28">
           <v:rect id="_x0000_i1026" style="width:0;height:.75pt" o:hralign="center" o:hrstd="t" o:hr="t" fillcolor="#a0a0a0" stroked="f"/>
         </w:pict>
       </w:r>
@@ -375,7 +375,7 @@
     <w:p>
       <w:pPr>
         <w:pStyle w:val="Ttulo2"/>
-        <w:divId w:val="774710797"/>
+        <w:divId w:val="1751079550"/>
         <w:rPr>
           <w:rFonts w:eastAsia="Times New Roman"/>
           <w:lang w:val="es-ES"/>
@@ -392,7 +392,7 @@
     <w:p>
       <w:pPr>
         <w:pStyle w:val="NormalWeb"/>
-        <w:divId w:val="774710797"/>
+        <w:divId w:val="1751079550"/>
         <w:rPr>
           <w:rFonts w:ascii="Plus Jakarta Sans" w:hAnsi="Plus Jakarta Sans"/>
           <w:lang w:val="es-ES"/>
@@ -445,7 +445,7 @@
       </w:tblGrid>
       <w:tr>
         <w:trPr>
-          <w:divId w:val="1724712861"/>
+          <w:divId w:val="352078256"/>
           <w:tblHeader/>
         </w:trPr>
         <w:tc>
@@ -525,7 +525,7 @@
       </w:tr>
       <w:tr>
         <w:trPr>
-          <w:divId w:val="1724712861"/>
+          <w:divId w:val="352078256"/>
         </w:trPr>
         <w:tc>
           <w:tcPr>
@@ -591,7 +591,7 @@
       </w:tr>
       <w:tr>
         <w:trPr>
-          <w:divId w:val="1724712861"/>
+          <w:divId w:val="352078256"/>
         </w:trPr>
         <w:tc>
           <w:tcPr>
@@ -650,14 +650,14 @@
                 <w:sz w:val="20"/>
                 <w:szCs w:val="20"/>
               </w:rPr>
-              <w:t>394</w:t>
+              <w:t>559</w:t>
             </w:r>
           </w:p>
         </w:tc>
       </w:tr>
       <w:tr>
         <w:trPr>
-          <w:divId w:val="1724712861"/>
+          <w:divId w:val="352078256"/>
         </w:trPr>
         <w:tc>
           <w:tcPr>
@@ -716,14 +716,14 @@
                 <w:sz w:val="20"/>
                 <w:szCs w:val="20"/>
               </w:rPr>
-              <w:t>179</w:t>
+              <w:t>194</w:t>
             </w:r>
           </w:p>
         </w:tc>
       </w:tr>
       <w:tr>
         <w:trPr>
-          <w:divId w:val="1724712861"/>
+          <w:divId w:val="352078256"/>
         </w:trPr>
         <w:tc>
           <w:tcPr>
@@ -782,7 +782,7 @@
                 <w:sz w:val="20"/>
                 <w:szCs w:val="20"/>
               </w:rPr>
-              <w:t>248</w:t>
+              <w:t>335</w:t>
             </w:r>
           </w:p>
         </w:tc>
@@ -791,7 +791,7 @@
     <w:p>
       <w:pPr>
         <w:spacing w:before="450" w:after="450"/>
-        <w:divId w:val="774710797"/>
+        <w:divId w:val="1751079550"/>
         <w:rPr>
           <w:rFonts w:ascii="Plus Jakarta Sans" w:eastAsia="Times New Roman" w:hAnsi="Plus Jakarta Sans"/>
           <w:lang w:val="es-ES"/>
@@ -803,7 +803,7 @@
           <w:lang w:val="es-ES"/>
         </w:rPr>
         <w:lastRenderedPageBreak/>
-        <w:pict w14:anchorId="59B31B84">
+        <w:pict w14:anchorId="680EEFE0">
           <v:rect id="_x0000_i1027" style="width:0;height:.75pt" o:hralign="center" o:hrstd="t" o:hr="t" fillcolor="#a0a0a0" stroked="f"/>
         </w:pict>
       </w:r>
@@ -811,7 +811,7 @@
     <w:p>
       <w:pPr>
         <w:pStyle w:val="Ttulo2"/>
-        <w:divId w:val="774710797"/>
+        <w:divId w:val="1751079550"/>
         <w:rPr>
           <w:rFonts w:eastAsia="Times New Roman"/>
           <w:lang w:val="es-ES"/>
@@ -828,7 +828,7 @@
     <w:p>
       <w:pPr>
         <w:pStyle w:val="Ttulo3"/>
-        <w:divId w:val="774710797"/>
+        <w:divId w:val="1751079550"/>
         <w:rPr>
           <w:rFonts w:eastAsia="Times New Roman"/>
           <w:lang w:val="es-ES"/>
@@ -845,7 +845,7 @@
     <w:p>
       <w:pPr>
         <w:pStyle w:val="NormalWeb"/>
-        <w:divId w:val="774710797"/>
+        <w:divId w:val="1751079550"/>
         <w:rPr>
           <w:rFonts w:ascii="Plus Jakarta Sans" w:hAnsi="Plus Jakarta Sans"/>
           <w:lang w:val="es-ES"/>
@@ -885,7 +885,7 @@
       </w:tblGrid>
       <w:tr>
         <w:trPr>
-          <w:divId w:val="268045967"/>
+          <w:divId w:val="851798907"/>
           <w:tblHeader/>
         </w:trPr>
         <w:tc>
@@ -1039,7 +1039,7 @@
       </w:tr>
       <w:tr>
         <w:trPr>
-          <w:divId w:val="268045967"/>
+          <w:divId w:val="851798907"/>
         </w:trPr>
         <w:tc>
           <w:tcPr>
@@ -1158,14 +1158,14 @@
                 <w:sz w:val="20"/>
                 <w:szCs w:val="20"/>
               </w:rPr>
-              <w:t>820</w:t>
+              <w:t>1,087</w:t>
             </w:r>
           </w:p>
         </w:tc>
       </w:tr>
       <w:tr>
         <w:trPr>
-          <w:divId w:val="268045967"/>
+          <w:divId w:val="851798907"/>
         </w:trPr>
         <w:tc>
           <w:tcPr>
@@ -1284,14 +1284,14 @@
                 <w:sz w:val="20"/>
                 <w:szCs w:val="20"/>
               </w:rPr>
-              <w:t>31,733,370.43 m²</w:t>
+              <w:t>34,028,885.15 m²</w:t>
             </w:r>
           </w:p>
         </w:tc>
       </w:tr>
       <w:tr>
         <w:trPr>
-          <w:divId w:val="268045967"/>
+          <w:divId w:val="851798907"/>
         </w:trPr>
         <w:tc>
           <w:tcPr>
@@ -1410,14 +1410,14 @@
                 <w:sz w:val="20"/>
                 <w:szCs w:val="20"/>
               </w:rPr>
-              <w:t>38,699.23 m² (3.870 ha)</w:t>
+              <w:t>31,305.32 m² (3.131 ha)</w:t>
             </w:r>
           </w:p>
         </w:tc>
       </w:tr>
       <w:tr>
         <w:trPr>
-          <w:divId w:val="268045967"/>
+          <w:divId w:val="851798907"/>
         </w:trPr>
         <w:tc>
           <w:tcPr>
@@ -1536,14 +1536,14 @@
                 <w:sz w:val="20"/>
                 <w:szCs w:val="20"/>
               </w:rPr>
-              <w:t>15,511,666.13 m²</w:t>
+              <w:t>17,111,494.61 m²</w:t>
             </w:r>
           </w:p>
         </w:tc>
       </w:tr>
       <w:tr>
         <w:trPr>
-          <w:divId w:val="268045967"/>
+          <w:divId w:val="851798907"/>
         </w:trPr>
         <w:tc>
           <w:tcPr>
@@ -1670,14 +1670,14 @@
                 <w:sz w:val="20"/>
                 <w:szCs w:val="20"/>
               </w:rPr>
-              <w:t>18,916.67 m² (1.892 ha)</w:t>
+              <w:t>15,741.95 m² (1.574 ha)</w:t>
             </w:r>
           </w:p>
         </w:tc>
       </w:tr>
       <w:tr>
         <w:trPr>
-          <w:divId w:val="268045967"/>
+          <w:divId w:val="851798907"/>
         </w:trPr>
         <w:tc>
           <w:tcPr>
@@ -1796,14 +1796,14 @@
                 <w:sz w:val="20"/>
                 <w:szCs w:val="20"/>
               </w:rPr>
-              <w:t>16,221,704.30 m² (1622.17 ha)</w:t>
+              <w:t>16,917,390.54 m² (1691.74 ha)</w:t>
             </w:r>
           </w:p>
         </w:tc>
       </w:tr>
       <w:tr>
         <w:trPr>
-          <w:divId w:val="268045967"/>
+          <w:divId w:val="851798907"/>
         </w:trPr>
         <w:tc>
           <w:tcPr>
@@ -1929,7 +1929,7 @@
       </w:tr>
       <w:tr>
         <w:trPr>
-          <w:divId w:val="268045967"/>
+          <w:divId w:val="851798907"/>
         </w:trPr>
         <w:tc>
           <w:tcPr>
@@ -2057,7 +2057,7 @@
     <w:p>
       <w:pPr>
         <w:pStyle w:val="Ttulo3"/>
-        <w:divId w:val="774710797"/>
+        <w:divId w:val="1751079550"/>
         <w:rPr>
           <w:rFonts w:eastAsia="Times New Roman"/>
           <w:lang w:val="es-ES"/>
@@ -2074,7 +2074,7 @@
     <w:p>
       <w:pPr>
         <w:pStyle w:val="NormalWeb"/>
-        <w:divId w:val="774710797"/>
+        <w:divId w:val="1751079550"/>
         <w:rPr>
           <w:rFonts w:ascii="Plus Jakarta Sans" w:hAnsi="Plus Jakarta Sans"/>
           <w:lang w:val="es-ES"/>
@@ -2103,7 +2103,7 @@
         </w:numPr>
         <w:spacing w:before="100" w:beforeAutospacing="1" w:after="90"/>
         <w:ind w:left="1020"/>
-        <w:divId w:val="774710797"/>
+        <w:divId w:val="1751079550"/>
         <w:rPr>
           <w:rFonts w:ascii="Plus Jakarta Sans" w:eastAsia="Times New Roman" w:hAnsi="Plus Jakarta Sans"/>
           <w:sz w:val="21"/>
@@ -2205,7 +2205,7 @@
         </w:numPr>
         <w:spacing w:before="100" w:beforeAutospacing="1" w:after="90"/>
         <w:ind w:left="1020"/>
-        <w:divId w:val="774710797"/>
+        <w:divId w:val="1751079550"/>
         <w:rPr>
           <w:rFonts w:ascii="Plus Jakarta Sans" w:eastAsia="Times New Roman" w:hAnsi="Plus Jakarta Sans"/>
           <w:sz w:val="21"/>
@@ -2317,7 +2317,7 @@
         </w:numPr>
         <w:spacing w:before="100" w:beforeAutospacing="1" w:after="90"/>
         <w:ind w:left="1020"/>
-        <w:divId w:val="774710797"/>
+        <w:divId w:val="1751079550"/>
         <w:rPr>
           <w:rFonts w:ascii="Plus Jakarta Sans" w:eastAsia="Times New Roman" w:hAnsi="Plus Jakarta Sans"/>
           <w:sz w:val="21"/>
@@ -2361,7 +2361,7 @@
           <w:szCs w:val="21"/>
           <w:lang w:val="es-ES"/>
         </w:rPr>
-        <w:t>1622.17 ha</w:t>
+        <w:t>1691.74 ha</w:t>
       </w:r>
       <w:r>
         <w:rPr>
@@ -2380,7 +2380,7 @@
           <w:szCs w:val="21"/>
           <w:lang w:val="es-ES"/>
         </w:rPr>
-        <w:t>47.5%</w:t>
+        <w:t>48.5%</w:t>
       </w:r>
       <w:r>
         <w:rPr>
@@ -2423,7 +2423,7 @@
     <w:p>
       <w:pPr>
         <w:pStyle w:val="Ttulo3"/>
-        <w:divId w:val="774710797"/>
+        <w:divId w:val="1751079550"/>
         <w:rPr>
           <w:rFonts w:eastAsia="Times New Roman"/>
           <w:lang w:val="es-ES"/>
@@ -2440,7 +2440,7 @@
     <w:p>
       <w:pPr>
         <w:jc w:val="center"/>
-        <w:divId w:val="194315215"/>
+        <w:divId w:val="1839229493"/>
         <w:rPr>
           <w:rFonts w:ascii="Outfit" w:eastAsia="Times New Roman" w:hAnsi="Outfit"/>
           <w:b/>
@@ -2469,7 +2469,7 @@
     <w:p>
       <w:pPr>
         <w:jc w:val="center"/>
-        <w:divId w:val="473375114"/>
+        <w:divId w:val="177894608"/>
         <w:rPr>
           <w:rFonts w:ascii="Plus Jakarta Sans" w:eastAsia="Times New Roman" w:hAnsi="Plus Jakarta Sans"/>
           <w:lang w:val="es-ES"/>
@@ -2781,7 +2781,7 @@
           <w:rFonts w:ascii="Plus Jakarta Sans" w:eastAsia="Times New Roman" w:hAnsi="Plus Jakarta Sans"/>
           <w:lang w:val="es-ES"/>
         </w:rPr>
-        <w:t>48.9</w:t>
+        <w:t>50.3</w:t>
       </w:r>
       <w:r>
         <w:rPr>
@@ -2802,7 +2802,7 @@
           <w:rFonts w:ascii="Plus Jakarta Sans" w:eastAsia="Times New Roman" w:hAnsi="Plus Jakarta Sans"/>
           <w:lang w:val="es-ES"/>
         </w:rPr>
-        <w:t>51.1</w:t>
+        <w:t>49.7</w:t>
       </w:r>
       <w:r>
         <w:rPr>
@@ -2864,7 +2864,7 @@
     <w:p>
       <w:pPr>
         <w:spacing w:before="450" w:after="450"/>
-        <w:divId w:val="774710797"/>
+        <w:divId w:val="1751079550"/>
         <w:rPr>
           <w:rFonts w:ascii="Plus Jakarta Sans" w:eastAsia="Times New Roman" w:hAnsi="Plus Jakarta Sans"/>
           <w:lang w:val="es-ES"/>
@@ -2875,7 +2875,7 @@
           <w:rFonts w:ascii="Plus Jakarta Sans" w:eastAsia="Times New Roman" w:hAnsi="Plus Jakarta Sans"/>
           <w:lang w:val="es-ES"/>
         </w:rPr>
-        <w:pict w14:anchorId="47337178">
+        <w:pict w14:anchorId="201554FF">
           <v:rect id="_x0000_i1028" style="width:0;height:.75pt" o:hralign="center" o:hrstd="t" o:hr="t" fillcolor="#a0a0a0" stroked="f"/>
         </w:pict>
       </w:r>
@@ -2883,7 +2883,7 @@
     <w:p>
       <w:pPr>
         <w:pStyle w:val="Ttulo3"/>
-        <w:divId w:val="774710797"/>
+        <w:divId w:val="1751079550"/>
         <w:rPr>
           <w:rFonts w:eastAsia="Times New Roman"/>
           <w:lang w:val="es-ES"/>
@@ -2900,7 +2900,7 @@
     <w:p>
       <w:pPr>
         <w:pStyle w:val="NormalWeb"/>
-        <w:divId w:val="774710797"/>
+        <w:divId w:val="1751079550"/>
         <w:rPr>
           <w:rFonts w:ascii="Plus Jakarta Sans" w:hAnsi="Plus Jakarta Sans"/>
           <w:lang w:val="es-ES"/>
@@ -2933,7 +2933,7 @@
       </w:tblGrid>
       <w:tr>
         <w:trPr>
-          <w:divId w:val="1624921106"/>
+          <w:divId w:val="797139471"/>
           <w:tblHeader/>
         </w:trPr>
         <w:tc>
@@ -3087,7 +3087,7 @@
       </w:tr>
       <w:tr>
         <w:trPr>
-          <w:divId w:val="1624921106"/>
+          <w:divId w:val="797139471"/>
         </w:trPr>
         <w:tc>
           <w:tcPr>
@@ -3214,14 +3214,14 @@
                 <w:sz w:val="20"/>
                 <w:szCs w:val="20"/>
               </w:rPr>
-              <w:t>106 (12.9%)</w:t>
+              <w:t>166 (15.3%)</w:t>
             </w:r>
           </w:p>
         </w:tc>
       </w:tr>
       <w:tr>
         <w:trPr>
-          <w:divId w:val="1624921106"/>
+          <w:divId w:val="797139471"/>
         </w:trPr>
         <w:tc>
           <w:tcPr>
@@ -3348,14 +3348,14 @@
                 <w:sz w:val="20"/>
                 <w:szCs w:val="20"/>
               </w:rPr>
-              <w:t>351 (42.8%)</w:t>
+              <w:t>485 (44.6%)</w:t>
             </w:r>
           </w:p>
         </w:tc>
       </w:tr>
       <w:tr>
         <w:trPr>
-          <w:divId w:val="1624921106"/>
+          <w:divId w:val="797139471"/>
         </w:trPr>
         <w:tc>
           <w:tcPr>
@@ -3482,14 +3482,14 @@
                 <w:sz w:val="20"/>
                 <w:szCs w:val="20"/>
               </w:rPr>
-              <w:t>228 (27.8%)</w:t>
+              <w:t>262 (24.1%)</w:t>
             </w:r>
           </w:p>
         </w:tc>
       </w:tr>
       <w:tr>
         <w:trPr>
-          <w:divId w:val="1624921106"/>
+          <w:divId w:val="797139471"/>
         </w:trPr>
         <w:tc>
           <w:tcPr>
@@ -3616,14 +3616,14 @@
                 <w:sz w:val="20"/>
                 <w:szCs w:val="20"/>
               </w:rPr>
-              <w:t>111 (13.5%)</w:t>
+              <w:t>144 (13.2%)</w:t>
             </w:r>
           </w:p>
         </w:tc>
       </w:tr>
       <w:tr>
         <w:trPr>
-          <w:divId w:val="1624921106"/>
+          <w:divId w:val="797139471"/>
         </w:trPr>
         <w:tc>
           <w:tcPr>
@@ -3750,14 +3750,14 @@
                 <w:sz w:val="20"/>
                 <w:szCs w:val="20"/>
               </w:rPr>
-              <w:t>9 (1.1%)</w:t>
+              <w:t>13 (1.2%)</w:t>
             </w:r>
           </w:p>
         </w:tc>
       </w:tr>
       <w:tr>
         <w:trPr>
-          <w:divId w:val="1624921106"/>
+          <w:divId w:val="797139471"/>
         </w:trPr>
         <w:tc>
           <w:tcPr>
@@ -3884,7 +3884,7 @@
                 <w:sz w:val="20"/>
                 <w:szCs w:val="20"/>
               </w:rPr>
-              <w:t>15 (1.8%)</w:t>
+              <w:t>17 (1.6%)</w:t>
             </w:r>
           </w:p>
         </w:tc>
@@ -3893,7 +3893,7 @@
     <w:p>
       <w:pPr>
         <w:pStyle w:val="Ttulo3"/>
-        <w:divId w:val="774710797"/>
+        <w:divId w:val="1751079550"/>
         <w:rPr>
           <w:rFonts w:eastAsia="Times New Roman"/>
           <w:lang w:val="es-ES"/>
@@ -3910,7 +3910,7 @@
     <w:p>
       <w:pPr>
         <w:jc w:val="center"/>
-        <w:divId w:val="1460755883"/>
+        <w:divId w:val="2099711320"/>
         <w:rPr>
           <w:rFonts w:ascii="Outfit" w:eastAsia="Times New Roman" w:hAnsi="Outfit"/>
           <w:b/>
@@ -3939,7 +3939,7 @@
     <w:p>
       <w:pPr>
         <w:jc w:val="center"/>
-        <w:divId w:val="171535641"/>
+        <w:divId w:val="1940135966"/>
         <w:rPr>
           <w:rFonts w:ascii="Plus Jakarta Sans" w:eastAsia="Times New Roman" w:hAnsi="Plus Jakarta Sans"/>
           <w:lang w:val="es-ES"/>
@@ -3971,14 +3971,14 @@
           <w:rFonts w:ascii="Plus Jakarta Sans" w:eastAsia="Times New Roman" w:hAnsi="Plus Jakarta Sans"/>
           <w:lang w:val="es-ES"/>
         </w:rPr>
-        <w:t>Porcentaje de p</w:t>
-      </w:r>
-      <w:r>
-        <w:rPr>
-          <w:rFonts w:ascii="Plus Jakarta Sans" w:eastAsia="Times New Roman" w:hAnsi="Plus Jakarta Sans"/>
-          <w:lang w:val="es-ES"/>
-        </w:rPr>
-        <w:t>redios en cada rango de hectáreas (ha</w:t>
+        <w:t xml:space="preserve">Porcentaje de </w:t>
+      </w:r>
+      <w:r>
+        <w:rPr>
+          <w:rFonts w:ascii="Plus Jakarta Sans" w:eastAsia="Times New Roman" w:hAnsi="Plus Jakarta Sans"/>
+          <w:lang w:val="es-ES"/>
+        </w:rPr>
+        <w:t>predios en cada rango de hectáreas (ha</w:t>
       </w:r>
       <w:r>
         <w:rPr>
@@ -4313,7 +4313,7 @@
     <w:p>
       <w:pPr>
         <w:spacing w:before="450" w:after="450"/>
-        <w:divId w:val="774710797"/>
+        <w:divId w:val="1751079550"/>
         <w:rPr>
           <w:rFonts w:ascii="Plus Jakarta Sans" w:eastAsia="Times New Roman" w:hAnsi="Plus Jakarta Sans"/>
           <w:lang w:val="es-ES"/>
@@ -4325,7 +4325,7 @@
           <w:lang w:val="es-ES"/>
         </w:rPr>
         <w:lastRenderedPageBreak/>
-        <w:pict w14:anchorId="1B94D7B8">
+        <w:pict w14:anchorId="6D6A6E56">
           <v:rect id="_x0000_i1029" style="width:0;height:.75pt" o:hralign="center" o:hrstd="t" o:hr="t" fillcolor="#a0a0a0" stroked="f"/>
         </w:pict>
       </w:r>
@@ -4333,7 +4333,7 @@
     <w:p>
       <w:pPr>
         <w:pStyle w:val="Ttulo3"/>
-        <w:divId w:val="774710797"/>
+        <w:divId w:val="1751079550"/>
         <w:rPr>
           <w:rFonts w:eastAsia="Times New Roman"/>
           <w:lang w:val="es-ES"/>
@@ -4350,7 +4350,7 @@
     <w:p>
       <w:pPr>
         <w:pStyle w:val="NormalWeb"/>
-        <w:divId w:val="774710797"/>
+        <w:divId w:val="1751079550"/>
         <w:rPr>
           <w:rFonts w:ascii="Plus Jakarta Sans" w:hAnsi="Plus Jakarta Sans"/>
           <w:lang w:val="es-ES"/>
@@ -4372,7 +4372,7 @@
         </w:numPr>
         <w:spacing w:before="100" w:beforeAutospacing="1" w:after="90"/>
         <w:ind w:left="1020"/>
-        <w:divId w:val="774710797"/>
+        <w:divId w:val="1751079550"/>
         <w:rPr>
           <w:rFonts w:ascii="Plus Jakarta Sans" w:eastAsia="Times New Roman" w:hAnsi="Plus Jakarta Sans"/>
           <w:sz w:val="21"/>
@@ -4408,7 +4408,7 @@
         </w:numPr>
         <w:spacing w:before="100" w:beforeAutospacing="1" w:after="90"/>
         <w:ind w:left="1020"/>
-        <w:divId w:val="774710797"/>
+        <w:divId w:val="1751079550"/>
         <w:rPr>
           <w:rFonts w:ascii="Plus Jakarta Sans" w:eastAsia="Times New Roman" w:hAnsi="Plus Jakarta Sans"/>
           <w:sz w:val="21"/>
@@ -4453,7 +4453,7 @@
         </w:numPr>
         <w:spacing w:before="100" w:beforeAutospacing="1" w:after="90"/>
         <w:ind w:left="1020"/>
-        <w:divId w:val="774710797"/>
+        <w:divId w:val="1751079550"/>
         <w:rPr>
           <w:rFonts w:ascii="Plus Jakarta Sans" w:eastAsia="Times New Roman" w:hAnsi="Plus Jakarta Sans"/>
           <w:sz w:val="21"/>
@@ -4498,7 +4498,7 @@
         </w:numPr>
         <w:spacing w:before="100" w:beforeAutospacing="1" w:after="90"/>
         <w:ind w:left="1020"/>
-        <w:divId w:val="774710797"/>
+        <w:divId w:val="1751079550"/>
         <w:rPr>
           <w:rFonts w:ascii="Plus Jakarta Sans" w:eastAsia="Times New Roman" w:hAnsi="Plus Jakarta Sans"/>
           <w:sz w:val="21"/>
@@ -4523,7 +4523,7 @@
           <w:szCs w:val="21"/>
           <w:lang w:val="es-ES"/>
         </w:rPr>
-        <w:t>3.3 hijos</w:t>
+        <w:t>3.5 hijos</w:t>
       </w:r>
       <w:r>
         <w:rPr>
@@ -4532,7 +4532,7 @@
           <w:szCs w:val="21"/>
           <w:lang w:val="es-ES"/>
         </w:rPr>
-        <w:t xml:space="preserve"> (Hogar promedio de ~5.3 personas).</w:t>
+        <w:t xml:space="preserve"> (Hogar promedio de ~5.5 personas).</w:t>
       </w:r>
     </w:p>
     <w:tbl>
@@ -4554,7 +4554,7 @@
       </w:tblGrid>
       <w:tr>
         <w:trPr>
-          <w:divId w:val="1880628252"/>
+          <w:divId w:val="716927364"/>
           <w:tblHeader/>
         </w:trPr>
         <w:tc>
@@ -4708,7 +4708,7 @@
       </w:tr>
       <w:tr>
         <w:trPr>
-          <w:divId w:val="1880628252"/>
+          <w:divId w:val="716927364"/>
         </w:trPr>
         <w:tc>
           <w:tcPr>
@@ -4827,14 +4827,14 @@
                 <w:sz w:val="20"/>
                 <w:szCs w:val="20"/>
               </w:rPr>
-              <w:t>44 (5.4%)</w:t>
+              <w:t>69 (6.3%)</w:t>
             </w:r>
           </w:p>
         </w:tc>
       </w:tr>
       <w:tr>
         <w:trPr>
-          <w:divId w:val="1880628252"/>
+          <w:divId w:val="716927364"/>
         </w:trPr>
         <w:tc>
           <w:tcPr>
@@ -4953,14 +4953,14 @@
                 <w:sz w:val="20"/>
                 <w:szCs w:val="20"/>
               </w:rPr>
-              <w:t>226 (27.6%)</w:t>
+              <w:t>268 (24.7%)</w:t>
             </w:r>
           </w:p>
         </w:tc>
       </w:tr>
       <w:tr>
         <w:trPr>
-          <w:divId w:val="1880628252"/>
+          <w:divId w:val="716927364"/>
         </w:trPr>
         <w:tc>
           <w:tcPr>
@@ -5079,14 +5079,14 @@
                 <w:sz w:val="20"/>
                 <w:szCs w:val="20"/>
               </w:rPr>
-              <w:t>383 (46.7%)</w:t>
+              <w:t>486 (44.7%)</w:t>
             </w:r>
           </w:p>
         </w:tc>
       </w:tr>
       <w:tr>
         <w:trPr>
-          <w:divId w:val="1880628252"/>
+          <w:divId w:val="716927364"/>
         </w:trPr>
         <w:tc>
           <w:tcPr>
@@ -5205,7 +5205,7 @@
                 <w:sz w:val="20"/>
                 <w:szCs w:val="20"/>
               </w:rPr>
-              <w:t>167 (20.4%)</w:t>
+              <w:t>264 (24.3%)</w:t>
             </w:r>
           </w:p>
         </w:tc>
@@ -5214,7 +5214,7 @@
     <w:p>
       <w:pPr>
         <w:spacing w:before="450" w:after="450"/>
-        <w:divId w:val="774710797"/>
+        <w:divId w:val="1751079550"/>
         <w:rPr>
           <w:rFonts w:ascii="Plus Jakarta Sans" w:eastAsia="Times New Roman" w:hAnsi="Plus Jakarta Sans"/>
           <w:lang w:val="es-ES"/>
@@ -5225,7 +5225,7 @@
           <w:rFonts w:ascii="Plus Jakarta Sans" w:eastAsia="Times New Roman" w:hAnsi="Plus Jakarta Sans"/>
           <w:lang w:val="es-ES"/>
         </w:rPr>
-        <w:pict w14:anchorId="3824807E">
+        <w:pict w14:anchorId="2717BFD2">
           <v:rect id="_x0000_i1030" style="width:0;height:.75pt" o:hralign="center" o:hrstd="t" o:hr="t" fillcolor="#a0a0a0" stroked="f"/>
         </w:pict>
       </w:r>
@@ -5233,7 +5233,7 @@
     <w:p>
       <w:pPr>
         <w:pStyle w:val="Ttulo3"/>
-        <w:divId w:val="774710797"/>
+        <w:divId w:val="1751079550"/>
         <w:rPr>
           <w:rFonts w:eastAsia="Times New Roman"/>
           <w:lang w:val="es-ES"/>
@@ -5250,7 +5250,7 @@
     <w:p>
       <w:pPr>
         <w:pStyle w:val="NormalWeb"/>
-        <w:divId w:val="774710797"/>
+        <w:divId w:val="1751079550"/>
         <w:rPr>
           <w:rFonts w:ascii="Plus Jakarta Sans" w:hAnsi="Plus Jakarta Sans"/>
           <w:lang w:val="es-ES"/>
@@ -5274,7 +5274,7 @@
     <w:p>
       <w:pPr>
         <w:pStyle w:val="Ttulo4"/>
-        <w:divId w:val="774710797"/>
+        <w:divId w:val="1751079550"/>
         <w:rPr>
           <w:rFonts w:eastAsia="Times New Roman"/>
           <w:lang w:val="es-ES"/>
@@ -5291,7 +5291,7 @@
     <w:p>
       <w:pPr>
         <w:jc w:val="center"/>
-        <w:divId w:val="1631125754"/>
+        <w:divId w:val="151920837"/>
         <w:rPr>
           <w:rFonts w:ascii="Outfit" w:eastAsia="Times New Roman" w:hAnsi="Outfit"/>
           <w:b/>
@@ -5320,7 +5320,7 @@
     <w:p>
       <w:pPr>
         <w:jc w:val="center"/>
-        <w:divId w:val="150872134"/>
+        <w:divId w:val="1017656423"/>
         <w:rPr>
           <w:rFonts w:ascii="Plus Jakarta Sans" w:eastAsia="Times New Roman" w:hAnsi="Plus Jakarta Sans"/>
           <w:lang w:val="es-ES"/>
@@ -5603,7 +5603,7 @@
     <w:p>
       <w:pPr>
         <w:pStyle w:val="Ttulo4"/>
-        <w:divId w:val="774710797"/>
+        <w:divId w:val="1751079550"/>
         <w:rPr>
           <w:rFonts w:eastAsia="Times New Roman"/>
           <w:lang w:val="es-ES"/>
@@ -5627,7 +5627,7 @@
     <w:p>
       <w:pPr>
         <w:jc w:val="center"/>
-        <w:divId w:val="926698009"/>
+        <w:divId w:val="1816606542"/>
         <w:rPr>
           <w:rFonts w:ascii="Outfit" w:eastAsia="Times New Roman" w:hAnsi="Outfit"/>
           <w:b/>
@@ -5656,7 +5656,7 @@
     <w:p>
       <w:pPr>
         <w:jc w:val="center"/>
-        <w:divId w:val="1380205331"/>
+        <w:divId w:val="891964180"/>
         <w:rPr>
           <w:rFonts w:ascii="Plus Jakarta Sans" w:eastAsia="Times New Roman" w:hAnsi="Plus Jakarta Sans"/>
           <w:lang w:val="es-ES"/>
@@ -5974,7 +5974,7 @@
     <w:p>
       <w:pPr>
         <w:pStyle w:val="Ttulo4"/>
-        <w:divId w:val="774710797"/>
+        <w:divId w:val="1751079550"/>
         <w:rPr>
           <w:rFonts w:eastAsia="Times New Roman"/>
           <w:lang w:val="es-ES"/>
@@ -5992,7 +5992,7 @@
     <w:p>
       <w:pPr>
         <w:jc w:val="center"/>
-        <w:divId w:val="1070497314"/>
+        <w:divId w:val="1444961280"/>
         <w:rPr>
           <w:rFonts w:ascii="Outfit" w:eastAsia="Times New Roman" w:hAnsi="Outfit"/>
           <w:b/>
@@ -6021,7 +6021,7 @@
     <w:p>
       <w:pPr>
         <w:jc w:val="center"/>
-        <w:divId w:val="199974457"/>
+        <w:divId w:val="125975542"/>
         <w:rPr>
           <w:rFonts w:ascii="Plus Jakarta Sans" w:eastAsia="Times New Roman" w:hAnsi="Plus Jakarta Sans"/>
           <w:lang w:val="es-ES"/>
@@ -6325,7 +6325,7 @@
     <w:p>
       <w:pPr>
         <w:spacing w:before="450" w:after="450"/>
-        <w:divId w:val="774710797"/>
+        <w:divId w:val="1751079550"/>
         <w:rPr>
           <w:rFonts w:ascii="Plus Jakarta Sans" w:eastAsia="Times New Roman" w:hAnsi="Plus Jakarta Sans"/>
           <w:lang w:val="es-ES"/>
@@ -6336,7 +6336,7 @@
           <w:rFonts w:ascii="Plus Jakarta Sans" w:eastAsia="Times New Roman" w:hAnsi="Plus Jakarta Sans"/>
           <w:lang w:val="es-ES"/>
         </w:rPr>
-        <w:pict w14:anchorId="6B6222A9">
+        <w:pict w14:anchorId="5526A864">
           <v:rect id="_x0000_i1031" style="width:0;height:.75pt" o:hralign="center" o:hrstd="t" o:hr="t" fillcolor="#a0a0a0" stroked="f"/>
         </w:pict>
       </w:r>
@@ -6344,7 +6344,7 @@
     <w:p>
       <w:pPr>
         <w:pStyle w:val="Ttulo3"/>
-        <w:divId w:val="774710797"/>
+        <w:divId w:val="1751079550"/>
         <w:rPr>
           <w:rFonts w:eastAsia="Times New Roman"/>
           <w:lang w:val="es-ES"/>
@@ -6361,7 +6361,7 @@
     <w:p>
       <w:pPr>
         <w:pStyle w:val="NormalWeb"/>
-        <w:divId w:val="774710797"/>
+        <w:divId w:val="1751079550"/>
         <w:rPr>
           <w:rFonts w:ascii="Plus Jakarta Sans" w:hAnsi="Plus Jakarta Sans"/>
           <w:lang w:val="es-ES"/>
@@ -6385,7 +6385,7 @@
     <w:p>
       <w:pPr>
         <w:pStyle w:val="Ttulo4"/>
-        <w:divId w:val="774710797"/>
+        <w:divId w:val="1751079550"/>
         <w:rPr>
           <w:rFonts w:eastAsia="Times New Roman"/>
           <w:lang w:val="es-ES"/>
@@ -6402,7 +6402,7 @@
     <w:p>
       <w:pPr>
         <w:pStyle w:val="NormalWeb"/>
-        <w:divId w:val="774710797"/>
+        <w:divId w:val="1751079550"/>
         <w:rPr>
           <w:rFonts w:ascii="Plus Jakarta Sans" w:hAnsi="Plus Jakarta Sans"/>
           <w:lang w:val="es-ES"/>
@@ -6433,7 +6433,7 @@
       </w:tblGrid>
       <w:tr>
         <w:trPr>
-          <w:divId w:val="1288779825"/>
+          <w:divId w:val="427580545"/>
           <w:tblHeader/>
         </w:trPr>
         <w:tc>
@@ -6513,7 +6513,7 @@
       </w:tr>
       <w:tr>
         <w:trPr>
-          <w:divId w:val="1288779825"/>
+          <w:divId w:val="427580545"/>
         </w:trPr>
         <w:tc>
           <w:tcPr>
@@ -6602,7 +6602,7 @@
     <w:p>
       <w:pPr>
         <w:pStyle w:val="Ttulo4"/>
-        <w:divId w:val="774710797"/>
+        <w:divId w:val="1751079550"/>
         <w:rPr>
           <w:rFonts w:eastAsia="Times New Roman"/>
           <w:lang w:val="es-ES"/>
@@ -6619,7 +6619,7 @@
     <w:p>
       <w:pPr>
         <w:pStyle w:val="NormalWeb"/>
-        <w:divId w:val="774710797"/>
+        <w:divId w:val="1751079550"/>
         <w:rPr>
           <w:rFonts w:ascii="Plus Jakarta Sans" w:hAnsi="Plus Jakarta Sans"/>
           <w:lang w:val="es-ES"/>
@@ -6650,7 +6650,7 @@
       </w:tblGrid>
       <w:tr>
         <w:trPr>
-          <w:divId w:val="934627502"/>
+          <w:divId w:val="333841694"/>
           <w:tblHeader/>
         </w:trPr>
         <w:tc>
@@ -6730,7 +6730,7 @@
       </w:tr>
       <w:tr>
         <w:trPr>
-          <w:divId w:val="934627502"/>
+          <w:divId w:val="333841694"/>
         </w:trPr>
         <w:tc>
           <w:tcPr>
@@ -6828,7 +6828,7 @@
     <w:p>
       <w:pPr>
         <w:pStyle w:val="Ttulo4"/>
-        <w:divId w:val="774710797"/>
+        <w:divId w:val="1751079550"/>
         <w:rPr>
           <w:rFonts w:eastAsia="Times New Roman"/>
           <w:lang w:val="es-ES"/>
@@ -6845,7 +6845,7 @@
     <w:p>
       <w:pPr>
         <w:pStyle w:val="NormalWeb"/>
-        <w:divId w:val="774710797"/>
+        <w:divId w:val="1751079550"/>
         <w:rPr>
           <w:rFonts w:ascii="Plus Jakarta Sans" w:hAnsi="Plus Jakarta Sans"/>
           <w:lang w:val="es-ES"/>
@@ -6876,7 +6876,7 @@
       </w:tblGrid>
       <w:tr>
         <w:trPr>
-          <w:divId w:val="1437286208"/>
+          <w:divId w:val="1063793555"/>
           <w:tblHeader/>
         </w:trPr>
         <w:tc>
@@ -6957,7 +6957,7 @@
       </w:tr>
       <w:tr>
         <w:trPr>
-          <w:divId w:val="1437286208"/>
+          <w:divId w:val="1063793555"/>
         </w:trPr>
         <w:tc>
           <w:tcPr>
@@ -7046,7 +7046,7 @@
     <w:p>
       <w:pPr>
         <w:spacing w:before="450" w:after="450"/>
-        <w:divId w:val="774710797"/>
+        <w:divId w:val="1751079550"/>
         <w:rPr>
           <w:rFonts w:ascii="Plus Jakarta Sans" w:eastAsia="Times New Roman" w:hAnsi="Plus Jakarta Sans"/>
           <w:lang w:val="es-ES"/>
@@ -7057,7 +7057,7 @@
           <w:rFonts w:ascii="Plus Jakarta Sans" w:eastAsia="Times New Roman" w:hAnsi="Plus Jakarta Sans"/>
           <w:lang w:val="es-ES"/>
         </w:rPr>
-        <w:pict w14:anchorId="2ED892C6">
+        <w:pict w14:anchorId="4716DAA5">
           <v:rect id="_x0000_i1032" style="width:0;height:.75pt" o:hralign="center" o:hrstd="t" o:hr="t" fillcolor="#a0a0a0" stroked="f"/>
         </w:pict>
       </w:r>
@@ -7065,7 +7065,7 @@
     <w:p>
       <w:pPr>
         <w:pStyle w:val="Ttulo2"/>
-        <w:divId w:val="774710797"/>
+        <w:divId w:val="1751079550"/>
         <w:rPr>
           <w:rFonts w:eastAsia="Times New Roman"/>
           <w:lang w:val="es-ES"/>
@@ -7082,7 +7082,7 @@
     <w:p>
       <w:pPr>
         <w:pStyle w:val="NormalWeb"/>
-        <w:divId w:val="774710797"/>
+        <w:divId w:val="1751079550"/>
         <w:rPr>
           <w:rFonts w:ascii="Plus Jakarta Sans" w:hAnsi="Plus Jakarta Sans"/>
           <w:lang w:val="es-ES"/>
@@ -7099,7 +7099,7 @@
     <w:p>
       <w:pPr>
         <w:pStyle w:val="Ttulo3"/>
-        <w:divId w:val="774710797"/>
+        <w:divId w:val="1751079550"/>
         <w:rPr>
           <w:rFonts w:eastAsia="Times New Roman"/>
           <w:lang w:val="es-ES"/>
@@ -7116,7 +7116,7 @@
     <w:p>
       <w:pPr>
         <w:pStyle w:val="NormalWeb"/>
-        <w:divId w:val="774710797"/>
+        <w:divId w:val="1751079550"/>
         <w:rPr>
           <w:rFonts w:ascii="Plus Jakarta Sans" w:hAnsi="Plus Jakarta Sans"/>
           <w:lang w:val="es-ES"/>
@@ -7149,7 +7149,7 @@
       </w:tblGrid>
       <w:tr>
         <w:trPr>
-          <w:divId w:val="1791168544"/>
+          <w:divId w:val="406075286"/>
           <w:tblHeader/>
         </w:trPr>
         <w:tc>
@@ -7314,7 +7314,7 @@
       </w:tr>
       <w:tr>
         <w:trPr>
-          <w:divId w:val="1791168544"/>
+          <w:divId w:val="406075286"/>
         </w:trPr>
         <w:tc>
           <w:tcPr>
@@ -7433,14 +7433,14 @@
                 <w:sz w:val="20"/>
                 <w:szCs w:val="20"/>
               </w:rPr>
-              <w:t>587 (71.6%)</w:t>
+              <w:t>809 (74.4%)</w:t>
             </w:r>
           </w:p>
         </w:tc>
       </w:tr>
       <w:tr>
         <w:trPr>
-          <w:divId w:val="1791168544"/>
+          <w:divId w:val="406075286"/>
         </w:trPr>
         <w:tc>
           <w:tcPr>
@@ -7559,14 +7559,14 @@
                 <w:sz w:val="20"/>
                 <w:szCs w:val="20"/>
               </w:rPr>
-              <w:t>174 (21.2%)</w:t>
+              <w:t>203 (18.7%)</w:t>
             </w:r>
           </w:p>
         </w:tc>
       </w:tr>
       <w:tr>
         <w:trPr>
-          <w:divId w:val="1791168544"/>
+          <w:divId w:val="406075286"/>
         </w:trPr>
         <w:tc>
           <w:tcPr>
@@ -7685,14 +7685,14 @@
                 <w:sz w:val="20"/>
                 <w:szCs w:val="20"/>
               </w:rPr>
-              <w:t>59 (7.2%)</w:t>
+              <w:t>75 (6.9%)</w:t>
             </w:r>
           </w:p>
         </w:tc>
       </w:tr>
       <w:tr>
         <w:trPr>
-          <w:divId w:val="1791168544"/>
+          <w:divId w:val="406075286"/>
         </w:trPr>
         <w:tc>
           <w:tcPr>
@@ -7820,7 +7820,7 @@
     <w:p>
       <w:pPr>
         <w:pStyle w:val="Ttulo3"/>
-        <w:divId w:val="774710797"/>
+        <w:divId w:val="1751079550"/>
         <w:rPr>
           <w:rFonts w:eastAsia="Times New Roman"/>
           <w:lang w:val="es-ES"/>
@@ -7838,7 +7838,7 @@
       <w:pPr>
         <w:spacing w:before="375" w:after="225"/>
         <w:jc w:val="center"/>
-        <w:divId w:val="466976253"/>
+        <w:divId w:val="79061763"/>
         <w:rPr>
           <w:rFonts w:ascii="Outfit" w:eastAsia="Times New Roman" w:hAnsi="Outfit"/>
           <w:b/>
@@ -7868,7 +7868,7 @@
       <w:pPr>
         <w:spacing w:after="375"/>
         <w:jc w:val="center"/>
-        <w:divId w:val="2055807340"/>
+        <w:divId w:val="427163980"/>
         <w:rPr>
           <w:rFonts w:ascii="Plus Jakarta Sans" w:eastAsia="Times New Roman" w:hAnsi="Plus Jakarta Sans"/>
           <w:lang w:val="es-ES"/>
@@ -8110,7 +8110,7 @@
           <w:rFonts w:ascii="Plus Jakarta Sans" w:eastAsia="Times New Roman" w:hAnsi="Plus Jakarta Sans"/>
           <w:lang w:val="es-ES"/>
         </w:rPr>
-        <w:t>72</w:t>
+        <w:t>74</w:t>
       </w:r>
       <w:r>
         <w:rPr>
@@ -8131,7 +8131,7 @@
           <w:rFonts w:ascii="Plus Jakarta Sans" w:eastAsia="Times New Roman" w:hAnsi="Plus Jakarta Sans"/>
           <w:lang w:val="es-ES"/>
         </w:rPr>
-        <w:t>21</w:t>
+        <w:t>19</w:t>
       </w:r>
       <w:r>
         <w:rPr>
@@ -8235,7 +8235,7 @@
     <w:p>
       <w:pPr>
         <w:pStyle w:val="Ttulo3"/>
-        <w:divId w:val="774710797"/>
+        <w:divId w:val="1751079550"/>
         <w:rPr>
           <w:rFonts w:eastAsia="Times New Roman"/>
           <w:lang w:val="es-ES"/>
@@ -8259,7 +8259,7 @@
     <w:p>
       <w:pPr>
         <w:pStyle w:val="NormalWeb"/>
-        <w:divId w:val="774710797"/>
+        <w:divId w:val="1751079550"/>
         <w:rPr>
           <w:rFonts w:ascii="Plus Jakarta Sans" w:hAnsi="Plus Jakarta Sans"/>
           <w:lang w:val="es-ES"/>
@@ -8281,7 +8281,7 @@
         </w:numPr>
         <w:spacing w:before="100" w:beforeAutospacing="1" w:after="90"/>
         <w:ind w:left="1020"/>
-        <w:divId w:val="774710797"/>
+        <w:divId w:val="1751079550"/>
         <w:rPr>
           <w:rFonts w:ascii="Plus Jakarta Sans" w:eastAsia="Times New Roman" w:hAnsi="Plus Jakarta Sans"/>
           <w:sz w:val="21"/>
@@ -8317,7 +8317,7 @@
         </w:numPr>
         <w:spacing w:before="100" w:beforeAutospacing="1" w:after="90"/>
         <w:ind w:left="1020"/>
-        <w:divId w:val="774710797"/>
+        <w:divId w:val="1751079550"/>
         <w:rPr>
           <w:rFonts w:ascii="Plus Jakarta Sans" w:eastAsia="Times New Roman" w:hAnsi="Plus Jakarta Sans"/>
           <w:sz w:val="21"/>
@@ -8362,7 +8362,7 @@
         </w:numPr>
         <w:spacing w:before="100" w:beforeAutospacing="1" w:after="90"/>
         <w:ind w:left="1020"/>
-        <w:divId w:val="774710797"/>
+        <w:divId w:val="1751079550"/>
         <w:rPr>
           <w:rFonts w:ascii="Plus Jakarta Sans" w:eastAsia="Times New Roman" w:hAnsi="Plus Jakarta Sans"/>
           <w:sz w:val="21"/>
@@ -8416,7 +8416,7 @@
         </w:numPr>
         <w:spacing w:before="100" w:beforeAutospacing="1" w:after="90"/>
         <w:ind w:left="1020"/>
-        <w:divId w:val="774710797"/>
+        <w:divId w:val="1751079550"/>
         <w:rPr>
           <w:rFonts w:ascii="Plus Jakarta Sans" w:eastAsia="Times New Roman" w:hAnsi="Plus Jakarta Sans"/>
           <w:sz w:val="21"/>
@@ -8450,7 +8450,7 @@
           <w:szCs w:val="21"/>
           <w:lang w:val="es-ES"/>
         </w:rPr>
-        <w:t xml:space="preserve"> promedio (en 176 predios).</w:t>
+        <w:t xml:space="preserve"> promedio (en 265 predios).</w:t>
       </w:r>
     </w:p>
     <w:p>
@@ -8461,7 +8461,7 @@
         </w:numPr>
         <w:spacing w:before="100" w:beforeAutospacing="1" w:after="90"/>
         <w:ind w:left="1020"/>
-        <w:divId w:val="774710797"/>
+        <w:divId w:val="1751079550"/>
         <w:rPr>
           <w:rFonts w:ascii="Plus Jakarta Sans" w:eastAsia="Times New Roman" w:hAnsi="Plus Jakarta Sans"/>
           <w:sz w:val="21"/>
@@ -8497,7 +8497,7 @@
         </w:numPr>
         <w:spacing w:before="100" w:beforeAutospacing="1" w:after="90"/>
         <w:ind w:left="1020"/>
-        <w:divId w:val="774710797"/>
+        <w:divId w:val="1751079550"/>
         <w:rPr>
           <w:rFonts w:ascii="Plus Jakarta Sans" w:eastAsia="Times New Roman" w:hAnsi="Plus Jakarta Sans"/>
           <w:sz w:val="21"/>
@@ -8542,7 +8542,7 @@
         </w:numPr>
         <w:spacing w:before="100" w:beforeAutospacing="1" w:after="90"/>
         <w:ind w:left="1020"/>
-        <w:divId w:val="774710797"/>
+        <w:divId w:val="1751079550"/>
         <w:rPr>
           <w:rFonts w:ascii="Plus Jakarta Sans" w:eastAsia="Times New Roman" w:hAnsi="Plus Jakarta Sans"/>
           <w:sz w:val="21"/>
@@ -8587,7 +8587,7 @@
         </w:numPr>
         <w:spacing w:before="100" w:beforeAutospacing="1" w:after="90"/>
         <w:ind w:left="1020"/>
-        <w:divId w:val="774710797"/>
+        <w:divId w:val="1751079550"/>
         <w:rPr>
           <w:rFonts w:ascii="Plus Jakarta Sans" w:eastAsia="Times New Roman" w:hAnsi="Plus Jakarta Sans"/>
           <w:sz w:val="21"/>
@@ -8612,7 +8612,7 @@
           <w:szCs w:val="21"/>
           <w:lang w:val="es-ES"/>
         </w:rPr>
-        <w:t>84.1%</w:t>
+        <w:t>87.0%</w:t>
       </w:r>
       <w:r>
         <w:rPr>
@@ -8621,7 +8621,7 @@
           <w:szCs w:val="21"/>
           <w:lang w:val="es-ES"/>
         </w:rPr>
-        <w:t xml:space="preserve"> promedio (en 596 predios).</w:t>
+        <w:t xml:space="preserve"> promedio (en 768 predios).</w:t>
       </w:r>
     </w:p>
     <w:p>
@@ -8632,7 +8632,7 @@
         </w:numPr>
         <w:spacing w:before="100" w:beforeAutospacing="1" w:after="90"/>
         <w:ind w:left="1020"/>
-        <w:divId w:val="774710797"/>
+        <w:divId w:val="1751079550"/>
         <w:rPr>
           <w:rFonts w:ascii="Plus Jakarta Sans" w:eastAsia="Times New Roman" w:hAnsi="Plus Jakarta Sans"/>
           <w:sz w:val="21"/>
@@ -8668,7 +8668,7 @@
         </w:numPr>
         <w:spacing w:before="100" w:beforeAutospacing="1" w:after="90"/>
         <w:ind w:left="1020"/>
-        <w:divId w:val="774710797"/>
+        <w:divId w:val="1751079550"/>
         <w:rPr>
           <w:rFonts w:ascii="Plus Jakarta Sans" w:eastAsia="Times New Roman" w:hAnsi="Plus Jakarta Sans"/>
           <w:sz w:val="21"/>
@@ -8722,7 +8722,7 @@
         </w:numPr>
         <w:spacing w:before="100" w:beforeAutospacing="1" w:after="90"/>
         <w:ind w:left="1020"/>
-        <w:divId w:val="774710797"/>
+        <w:divId w:val="1751079550"/>
         <w:rPr>
           <w:rFonts w:ascii="Plus Jakarta Sans" w:eastAsia="Times New Roman" w:hAnsi="Plus Jakarta Sans"/>
           <w:sz w:val="21"/>
@@ -8767,7 +8767,7 @@
         </w:numPr>
         <w:spacing w:before="100" w:beforeAutospacing="1" w:after="90"/>
         <w:ind w:left="1020"/>
-        <w:divId w:val="774710797"/>
+        <w:divId w:val="1751079550"/>
         <w:rPr>
           <w:rFonts w:ascii="Plus Jakarta Sans" w:eastAsia="Times New Roman" w:hAnsi="Plus Jakarta Sans"/>
           <w:sz w:val="21"/>
@@ -8792,7 +8792,7 @@
           <w:szCs w:val="21"/>
           <w:lang w:val="es-ES"/>
         </w:rPr>
-        <w:t>67.5%</w:t>
+        <w:t>66.9%</w:t>
       </w:r>
       <w:r>
         <w:rPr>
@@ -8801,13 +8801,13 @@
           <w:szCs w:val="21"/>
           <w:lang w:val="es-ES"/>
         </w:rPr>
-        <w:t xml:space="preserve"> promedio (en 144 predios).</w:t>
+        <w:t xml:space="preserve"> promedio (en 149 predios).</w:t>
       </w:r>
     </w:p>
     <w:p>
       <w:pPr>
         <w:pStyle w:val="Ttulo3"/>
-        <w:divId w:val="774710797"/>
+        <w:divId w:val="1751079550"/>
         <w:rPr>
           <w:rFonts w:eastAsia="Times New Roman"/>
           <w:lang w:val="es-ES"/>
@@ -8825,7 +8825,7 @@
       <w:pPr>
         <w:spacing w:before="375" w:after="225"/>
         <w:jc w:val="center"/>
-        <w:divId w:val="1126464341"/>
+        <w:divId w:val="687364577"/>
         <w:rPr>
           <w:rFonts w:ascii="Outfit" w:eastAsia="Times New Roman" w:hAnsi="Outfit"/>
           <w:b/>
@@ -8855,7 +8855,7 @@
       <w:pPr>
         <w:spacing w:after="375"/>
         <w:jc w:val="center"/>
-        <w:divId w:val="510611381"/>
+        <w:divId w:val="1047024298"/>
         <w:rPr>
           <w:rFonts w:ascii="Plus Jakarta Sans" w:eastAsia="Times New Roman" w:hAnsi="Plus Jakarta Sans"/>
           <w:lang w:val="es-ES"/>
@@ -9145,7 +9145,7 @@
     <w:p>
       <w:pPr>
         <w:spacing w:before="450" w:after="450"/>
-        <w:divId w:val="774710797"/>
+        <w:divId w:val="1751079550"/>
         <w:rPr>
           <w:rFonts w:ascii="Plus Jakarta Sans" w:eastAsia="Times New Roman" w:hAnsi="Plus Jakarta Sans"/>
           <w:lang w:val="es-ES"/>
@@ -9156,7 +9156,7 @@
           <w:rFonts w:ascii="Plus Jakarta Sans" w:eastAsia="Times New Roman" w:hAnsi="Plus Jakarta Sans"/>
           <w:lang w:val="es-ES"/>
         </w:rPr>
-        <w:pict w14:anchorId="458386A1">
+        <w:pict w14:anchorId="52CECF5F">
           <v:rect id="_x0000_i1033" style="width:0;height:.75pt" o:hralign="center" o:hrstd="t" o:hr="t" fillcolor="#a0a0a0" stroked="f"/>
         </w:pict>
       </w:r>
@@ -9164,7 +9164,7 @@
     <w:p>
       <w:pPr>
         <w:pStyle w:val="Ttulo2"/>
-        <w:divId w:val="774710797"/>
+        <w:divId w:val="1751079550"/>
         <w:rPr>
           <w:rFonts w:eastAsia="Times New Roman"/>
           <w:lang w:val="es-ES"/>
@@ -9181,7 +9181,7 @@
     <w:p>
       <w:pPr>
         <w:pStyle w:val="NormalWeb"/>
-        <w:divId w:val="774710797"/>
+        <w:divId w:val="1751079550"/>
         <w:rPr>
           <w:rFonts w:ascii="Plus Jakarta Sans" w:hAnsi="Plus Jakarta Sans"/>
           <w:lang w:val="es-ES"/>
@@ -9198,7 +9198,7 @@
     <w:p>
       <w:pPr>
         <w:pStyle w:val="NormalWeb"/>
-        <w:divId w:val="774710797"/>
+        <w:divId w:val="1751079550"/>
         <w:rPr>
           <w:rFonts w:ascii="Plus Jakarta Sans" w:hAnsi="Plus Jakarta Sans"/>
           <w:lang w:val="es-ES"/>
@@ -9260,7 +9260,7 @@
     <w:p>
       <w:pPr>
         <w:pStyle w:val="NormalWeb"/>
-        <w:divId w:val="774710797"/>
+        <w:divId w:val="1751079550"/>
         <w:rPr>
           <w:rFonts w:ascii="Plus Jakarta Sans" w:hAnsi="Plus Jakarta Sans"/>
           <w:lang w:val="es-ES"/>
@@ -9322,7 +9322,7 @@
     <w:p>
       <w:pPr>
         <w:pStyle w:val="NormalWeb"/>
-        <w:divId w:val="774710797"/>
+        <w:divId w:val="1751079550"/>
         <w:rPr>
           <w:rFonts w:ascii="Plus Jakarta Sans" w:hAnsi="Plus Jakarta Sans"/>
           <w:lang w:val="es-ES"/>
@@ -9383,7 +9383,7 @@
     <w:p>
       <w:pPr>
         <w:pStyle w:val="NormalWeb"/>
-        <w:divId w:val="774710797"/>
+        <w:divId w:val="1751079550"/>
         <w:rPr>
           <w:rFonts w:ascii="Plus Jakarta Sans" w:hAnsi="Plus Jakarta Sans"/>
           <w:lang w:val="es-ES"/>
@@ -9437,7 +9437,7 @@
     <w:p>
       <w:pPr>
         <w:spacing w:before="450" w:after="450"/>
-        <w:divId w:val="774710797"/>
+        <w:divId w:val="1751079550"/>
         <w:rPr>
           <w:rFonts w:ascii="Plus Jakarta Sans" w:eastAsia="Times New Roman" w:hAnsi="Plus Jakarta Sans"/>
           <w:lang w:val="es-ES"/>
@@ -9448,7 +9448,7 @@
           <w:rFonts w:ascii="Plus Jakarta Sans" w:eastAsia="Times New Roman" w:hAnsi="Plus Jakarta Sans"/>
           <w:lang w:val="es-ES"/>
         </w:rPr>
-        <w:pict w14:anchorId="61D09A04">
+        <w:pict w14:anchorId="62F64AC6">
           <v:rect id="_x0000_i1034" style="width:0;height:.75pt" o:hralign="center" o:hrstd="t" o:hr="t" fillcolor="#a0a0a0" stroked="f"/>
         </w:pict>
       </w:r>
@@ -9456,7 +9456,7 @@
     <w:p>
       <w:pPr>
         <w:pStyle w:val="Ttulo2"/>
-        <w:divId w:val="774710797"/>
+        <w:divId w:val="1751079550"/>
         <w:rPr>
           <w:rFonts w:eastAsia="Times New Roman"/>
           <w:lang w:val="es-ES"/>
@@ -9473,7 +9473,7 @@
     <w:p>
       <w:pPr>
         <w:pStyle w:val="NormalWeb"/>
-        <w:divId w:val="774710797"/>
+        <w:divId w:val="1751079550"/>
         <w:rPr>
           <w:rFonts w:ascii="Plus Jakarta Sans" w:hAnsi="Plus Jakarta Sans"/>
           <w:lang w:val="es-ES"/>
@@ -9499,7 +9499,7 @@
           <w:rFonts w:ascii="Plus Jakarta Sans" w:hAnsi="Plus Jakarta Sans"/>
           <w:lang w:val="es-ES"/>
         </w:rPr>
-        <w:t>4,173 familias</w:t>
+        <w:t>4,440 familias</w:t>
       </w:r>
       <w:r>
         <w:rPr>
@@ -9512,7 +9512,7 @@
     <w:p>
       <w:pPr>
         <w:pStyle w:val="Ttulo3"/>
-        <w:divId w:val="774710797"/>
+        <w:divId w:val="1751079550"/>
         <w:rPr>
           <w:rFonts w:eastAsia="Times New Roman"/>
           <w:lang w:val="es-ES"/>
@@ -9546,7 +9546,7 @@
       </w:tblGrid>
       <w:tr>
         <w:trPr>
-          <w:divId w:val="592200007"/>
+          <w:divId w:val="1385718799"/>
           <w:tblHeader/>
         </w:trPr>
         <w:tc>
@@ -9737,7 +9737,7 @@
       </w:tr>
       <w:tr>
         <w:trPr>
-          <w:divId w:val="592200007"/>
+          <w:divId w:val="1385718799"/>
         </w:trPr>
         <w:tc>
           <w:tcPr>
@@ -9893,7 +9893,7 @@
       </w:tr>
       <w:tr>
         <w:trPr>
-          <w:divId w:val="592200007"/>
+          <w:divId w:val="1385718799"/>
         </w:trPr>
         <w:tc>
           <w:tcPr>
@@ -10049,7 +10049,7 @@
       </w:tr>
       <w:tr>
         <w:trPr>
-          <w:divId w:val="592200007"/>
+          <w:divId w:val="1385718799"/>
         </w:trPr>
         <w:tc>
           <w:tcPr>
@@ -10108,104 +10108,104 @@
                 <w:sz w:val="20"/>
                 <w:szCs w:val="20"/>
               </w:rPr>
-              <w:t>820</w:t>
-            </w:r>
-          </w:p>
-        </w:tc>
-        <w:tc>
-          <w:tcPr>
-            <w:tcW w:w="0" w:type="auto"/>
-            <w:tcMar>
-              <w:top w:w="150" w:type="dxa"/>
-              <w:left w:w="210" w:type="dxa"/>
-              <w:bottom w:w="150" w:type="dxa"/>
-              <w:right w:w="210" w:type="dxa"/>
-            </w:tcMar>
-            <w:vAlign w:val="center"/>
-            <w:hideMark/>
-          </w:tcPr>
-          <w:p>
-            <w:pPr>
-              <w:rPr>
-                <w:rFonts w:ascii="Plus Jakarta Sans" w:eastAsia="Times New Roman" w:hAnsi="Plus Jakarta Sans"/>
-                <w:sz w:val="20"/>
-                <w:szCs w:val="20"/>
-              </w:rPr>
-            </w:pPr>
-            <w:r>
-              <w:rPr>
-                <w:rFonts w:ascii="Plus Jakarta Sans" w:eastAsia="Times New Roman" w:hAnsi="Plus Jakarta Sans"/>
-                <w:sz w:val="20"/>
-                <w:szCs w:val="20"/>
-              </w:rPr>
-              <w:t>3,173.34 ha</w:t>
-            </w:r>
-          </w:p>
-        </w:tc>
-        <w:tc>
-          <w:tcPr>
-            <w:tcW w:w="0" w:type="auto"/>
-            <w:tcMar>
-              <w:top w:w="150" w:type="dxa"/>
-              <w:left w:w="210" w:type="dxa"/>
-              <w:bottom w:w="150" w:type="dxa"/>
-              <w:right w:w="210" w:type="dxa"/>
-            </w:tcMar>
-            <w:vAlign w:val="center"/>
-            <w:hideMark/>
-          </w:tcPr>
-          <w:p>
-            <w:pPr>
-              <w:rPr>
-                <w:rFonts w:ascii="Plus Jakarta Sans" w:eastAsia="Times New Roman" w:hAnsi="Plus Jakarta Sans"/>
-                <w:sz w:val="20"/>
-                <w:szCs w:val="20"/>
-              </w:rPr>
-            </w:pPr>
-            <w:r>
-              <w:rPr>
-                <w:rFonts w:ascii="Plus Jakarta Sans" w:eastAsia="Times New Roman" w:hAnsi="Plus Jakarta Sans"/>
-                <w:sz w:val="20"/>
-                <w:szCs w:val="20"/>
-              </w:rPr>
-              <w:t>1,551.17 ha</w:t>
-            </w:r>
-          </w:p>
-        </w:tc>
-        <w:tc>
-          <w:tcPr>
-            <w:tcW w:w="0" w:type="auto"/>
-            <w:tcMar>
-              <w:top w:w="150" w:type="dxa"/>
-              <w:left w:w="210" w:type="dxa"/>
-              <w:bottom w:w="150" w:type="dxa"/>
-              <w:right w:w="210" w:type="dxa"/>
-            </w:tcMar>
-            <w:vAlign w:val="center"/>
-            <w:hideMark/>
-          </w:tcPr>
-          <w:p>
-            <w:pPr>
-              <w:rPr>
-                <w:rFonts w:ascii="Plus Jakarta Sans" w:eastAsia="Times New Roman" w:hAnsi="Plus Jakarta Sans"/>
-                <w:sz w:val="20"/>
-                <w:szCs w:val="20"/>
-              </w:rPr>
-            </w:pPr>
-            <w:r>
-              <w:rPr>
-                <w:rFonts w:ascii="Plus Jakarta Sans" w:eastAsia="Times New Roman" w:hAnsi="Plus Jakarta Sans"/>
-                <w:sz w:val="20"/>
-                <w:szCs w:val="20"/>
-              </w:rPr>
-              <w:t>1,622.17 ha</w:t>
+              <w:t>1,087</w:t>
+            </w:r>
+          </w:p>
+        </w:tc>
+        <w:tc>
+          <w:tcPr>
+            <w:tcW w:w="0" w:type="auto"/>
+            <w:tcMar>
+              <w:top w:w="150" w:type="dxa"/>
+              <w:left w:w="210" w:type="dxa"/>
+              <w:bottom w:w="150" w:type="dxa"/>
+              <w:right w:w="210" w:type="dxa"/>
+            </w:tcMar>
+            <w:vAlign w:val="center"/>
+            <w:hideMark/>
+          </w:tcPr>
+          <w:p>
+            <w:pPr>
+              <w:rPr>
+                <w:rFonts w:ascii="Plus Jakarta Sans" w:eastAsia="Times New Roman" w:hAnsi="Plus Jakarta Sans"/>
+                <w:sz w:val="20"/>
+                <w:szCs w:val="20"/>
+              </w:rPr>
+            </w:pPr>
+            <w:r>
+              <w:rPr>
+                <w:rFonts w:ascii="Plus Jakarta Sans" w:eastAsia="Times New Roman" w:hAnsi="Plus Jakarta Sans"/>
+                <w:sz w:val="20"/>
+                <w:szCs w:val="20"/>
+              </w:rPr>
+              <w:t>3,402.89 ha</w:t>
+            </w:r>
+          </w:p>
+        </w:tc>
+        <w:tc>
+          <w:tcPr>
+            <w:tcW w:w="0" w:type="auto"/>
+            <w:tcMar>
+              <w:top w:w="150" w:type="dxa"/>
+              <w:left w:w="210" w:type="dxa"/>
+              <w:bottom w:w="150" w:type="dxa"/>
+              <w:right w:w="210" w:type="dxa"/>
+            </w:tcMar>
+            <w:vAlign w:val="center"/>
+            <w:hideMark/>
+          </w:tcPr>
+          <w:p>
+            <w:pPr>
+              <w:rPr>
+                <w:rFonts w:ascii="Plus Jakarta Sans" w:eastAsia="Times New Roman" w:hAnsi="Plus Jakarta Sans"/>
+                <w:sz w:val="20"/>
+                <w:szCs w:val="20"/>
+              </w:rPr>
+            </w:pPr>
+            <w:r>
+              <w:rPr>
+                <w:rFonts w:ascii="Plus Jakarta Sans" w:eastAsia="Times New Roman" w:hAnsi="Plus Jakarta Sans"/>
+                <w:sz w:val="20"/>
+                <w:szCs w:val="20"/>
+              </w:rPr>
+              <w:t>1,711.15 ha</w:t>
+            </w:r>
+          </w:p>
+        </w:tc>
+        <w:tc>
+          <w:tcPr>
+            <w:tcW w:w="0" w:type="auto"/>
+            <w:tcMar>
+              <w:top w:w="150" w:type="dxa"/>
+              <w:left w:w="210" w:type="dxa"/>
+              <w:bottom w:w="150" w:type="dxa"/>
+              <w:right w:w="210" w:type="dxa"/>
+            </w:tcMar>
+            <w:vAlign w:val="center"/>
+            <w:hideMark/>
+          </w:tcPr>
+          <w:p>
+            <w:pPr>
+              <w:rPr>
+                <w:rFonts w:ascii="Plus Jakarta Sans" w:eastAsia="Times New Roman" w:hAnsi="Plus Jakarta Sans"/>
+                <w:sz w:val="20"/>
+                <w:szCs w:val="20"/>
+              </w:rPr>
+            </w:pPr>
+            <w:r>
+              <w:rPr>
+                <w:rFonts w:ascii="Plus Jakarta Sans" w:eastAsia="Times New Roman" w:hAnsi="Plus Jakarta Sans"/>
+                <w:sz w:val="20"/>
+                <w:szCs w:val="20"/>
+              </w:rPr>
+              <w:t>1,691.74 ha</w:t>
             </w:r>
           </w:p>
         </w:tc>
       </w:tr>
       <w:tr>
         <w:trPr>
-          <w:divId w:val="592200007"/>
+          <w:divId w:val="1385718799"/>
         </w:trPr>
         <w:tc>
           <w:tcPr>
@@ -10265,7 +10265,7 @@
                 <w:sz w:val="20"/>
                 <w:szCs w:val="20"/>
               </w:rPr>
-              <w:t>4,173</w:t>
+              <w:t>4,440</w:t>
             </w:r>
           </w:p>
         </w:tc>
@@ -10296,7 +10296,7 @@
                 <w:sz w:val="20"/>
                 <w:szCs w:val="20"/>
               </w:rPr>
-              <w:t>10,417.55 ha</w:t>
+              <w:t>10,647.10 ha</w:t>
             </w:r>
           </w:p>
         </w:tc>
@@ -10327,7 +10327,7 @@
                 <w:sz w:val="20"/>
                 <w:szCs w:val="20"/>
               </w:rPr>
-              <w:t>7,000.71 ha</w:t>
+              <w:t>7,160.69 ha</w:t>
             </w:r>
           </w:p>
         </w:tc>
@@ -10358,7 +10358,7 @@
                 <w:sz w:val="20"/>
                 <w:szCs w:val="20"/>
               </w:rPr>
-              <w:t>3,416.84 ha</w:t>
+              <w:t>3,486.41 ha</w:t>
             </w:r>
           </w:p>
         </w:tc>
@@ -10367,7 +10367,7 @@
     <w:p>
       <w:pPr>
         <w:pStyle w:val="Ttulo3"/>
-        <w:divId w:val="774710797"/>
+        <w:divId w:val="1751079550"/>
         <w:rPr>
           <w:rFonts w:eastAsia="Times New Roman"/>
           <w:lang w:val="es-ES"/>
@@ -10401,7 +10401,7 @@
       </w:tblGrid>
       <w:tr>
         <w:trPr>
-          <w:divId w:val="608316225"/>
+          <w:divId w:val="1723557997"/>
           <w:tblHeader/>
         </w:trPr>
         <w:tc>
@@ -10592,7 +10592,7 @@
       </w:tr>
       <w:tr>
         <w:trPr>
-          <w:divId w:val="608316225"/>
+          <w:divId w:val="1723557997"/>
         </w:trPr>
         <w:tc>
           <w:tcPr>
@@ -10711,7 +10711,7 @@
                 <w:sz w:val="20"/>
                 <w:szCs w:val="20"/>
               </w:rPr>
-              <w:t>617</w:t>
+              <w:t>882</w:t>
             </w:r>
           </w:p>
         </w:tc>
@@ -10742,14 +10742,14 @@
                 <w:sz w:val="20"/>
                 <w:szCs w:val="20"/>
               </w:rPr>
-              <w:t>3,045</w:t>
+              <w:t>3,310</w:t>
             </w:r>
           </w:p>
         </w:tc>
       </w:tr>
       <w:tr>
         <w:trPr>
-          <w:divId w:val="608316225"/>
+          <w:divId w:val="1723557997"/>
         </w:trPr>
         <w:tc>
           <w:tcPr>
@@ -10908,7 +10908,7 @@
     <w:p>
       <w:pPr>
         <w:pStyle w:val="Ttulo3"/>
-        <w:divId w:val="774710797"/>
+        <w:divId w:val="1751079550"/>
         <w:rPr>
           <w:rFonts w:eastAsia="Times New Roman"/>
           <w:lang w:val="es-ES"/>
@@ -10943,7 +10943,7 @@
       </w:tblGrid>
       <w:tr>
         <w:trPr>
-          <w:divId w:val="1328363218"/>
+          <w:divId w:val="1033771953"/>
           <w:tblHeader/>
         </w:trPr>
         <w:tc>
@@ -11171,7 +11171,7 @@
       </w:tr>
       <w:tr>
         <w:trPr>
-          <w:divId w:val="1328363218"/>
+          <w:divId w:val="1033771953"/>
         </w:trPr>
         <w:tc>
           <w:tcPr>
@@ -11298,7 +11298,7 @@
                 <w:sz w:val="20"/>
                 <w:szCs w:val="20"/>
               </w:rPr>
-              <w:t>695</w:t>
+              <w:t>911</w:t>
             </w:r>
           </w:p>
         </w:tc>
@@ -11329,7 +11329,7 @@
                 <w:sz w:val="20"/>
                 <w:szCs w:val="20"/>
               </w:rPr>
-              <w:t>3,633</w:t>
+              <w:t>3,849</w:t>
             </w:r>
           </w:p>
         </w:tc>
@@ -11360,14 +11360,14 @@
                 <w:sz w:val="20"/>
                 <w:szCs w:val="20"/>
               </w:rPr>
-              <w:t>87.1%</w:t>
+              <w:t>86.7%</w:t>
             </w:r>
           </w:p>
         </w:tc>
       </w:tr>
       <w:tr>
         <w:trPr>
-          <w:divId w:val="1328363218"/>
+          <w:divId w:val="1033771953"/>
         </w:trPr>
         <w:tc>
           <w:tcPr>
@@ -11485,74 +11485,74 @@
                 <w:sz w:val="20"/>
                 <w:szCs w:val="20"/>
               </w:rPr>
-              <w:t>123</w:t>
-            </w:r>
-          </w:p>
-        </w:tc>
-        <w:tc>
-          <w:tcPr>
-            <w:tcW w:w="0" w:type="auto"/>
-            <w:tcMar>
-              <w:top w:w="150" w:type="dxa"/>
-              <w:left w:w="210" w:type="dxa"/>
-              <w:bottom w:w="150" w:type="dxa"/>
-              <w:right w:w="210" w:type="dxa"/>
-            </w:tcMar>
-            <w:vAlign w:val="center"/>
-            <w:hideMark/>
-          </w:tcPr>
-          <w:p>
-            <w:pPr>
-              <w:rPr>
-                <w:rFonts w:ascii="Plus Jakarta Sans" w:eastAsia="Times New Roman" w:hAnsi="Plus Jakarta Sans"/>
-                <w:sz w:val="20"/>
-                <w:szCs w:val="20"/>
-              </w:rPr>
-            </w:pPr>
-            <w:r>
-              <w:rPr>
-                <w:rFonts w:ascii="Plus Jakarta Sans" w:eastAsia="Times New Roman" w:hAnsi="Plus Jakarta Sans"/>
-                <w:sz w:val="20"/>
-                <w:szCs w:val="20"/>
-              </w:rPr>
-              <w:t>518</w:t>
-            </w:r>
-          </w:p>
-        </w:tc>
-        <w:tc>
-          <w:tcPr>
-            <w:tcW w:w="0" w:type="auto"/>
-            <w:tcMar>
-              <w:top w:w="150" w:type="dxa"/>
-              <w:left w:w="210" w:type="dxa"/>
-              <w:bottom w:w="150" w:type="dxa"/>
-              <w:right w:w="210" w:type="dxa"/>
-            </w:tcMar>
-            <w:vAlign w:val="center"/>
-            <w:hideMark/>
-          </w:tcPr>
-          <w:p>
-            <w:pPr>
-              <w:rPr>
-                <w:rFonts w:ascii="Plus Jakarta Sans" w:eastAsia="Times New Roman" w:hAnsi="Plus Jakarta Sans"/>
-                <w:sz w:val="20"/>
-                <w:szCs w:val="20"/>
-              </w:rPr>
-            </w:pPr>
-            <w:r>
-              <w:rPr>
-                <w:rFonts w:ascii="Plus Jakarta Sans" w:eastAsia="Times New Roman" w:hAnsi="Plus Jakarta Sans"/>
-                <w:sz w:val="20"/>
-                <w:szCs w:val="20"/>
-              </w:rPr>
-              <w:t>12.4%</w:t>
+              <w:t>174</w:t>
+            </w:r>
+          </w:p>
+        </w:tc>
+        <w:tc>
+          <w:tcPr>
+            <w:tcW w:w="0" w:type="auto"/>
+            <w:tcMar>
+              <w:top w:w="150" w:type="dxa"/>
+              <w:left w:w="210" w:type="dxa"/>
+              <w:bottom w:w="150" w:type="dxa"/>
+              <w:right w:w="210" w:type="dxa"/>
+            </w:tcMar>
+            <w:vAlign w:val="center"/>
+            <w:hideMark/>
+          </w:tcPr>
+          <w:p>
+            <w:pPr>
+              <w:rPr>
+                <w:rFonts w:ascii="Plus Jakarta Sans" w:eastAsia="Times New Roman" w:hAnsi="Plus Jakarta Sans"/>
+                <w:sz w:val="20"/>
+                <w:szCs w:val="20"/>
+              </w:rPr>
+            </w:pPr>
+            <w:r>
+              <w:rPr>
+                <w:rFonts w:ascii="Plus Jakarta Sans" w:eastAsia="Times New Roman" w:hAnsi="Plus Jakarta Sans"/>
+                <w:sz w:val="20"/>
+                <w:szCs w:val="20"/>
+              </w:rPr>
+              <w:t>569</w:t>
+            </w:r>
+          </w:p>
+        </w:tc>
+        <w:tc>
+          <w:tcPr>
+            <w:tcW w:w="0" w:type="auto"/>
+            <w:tcMar>
+              <w:top w:w="150" w:type="dxa"/>
+              <w:left w:w="210" w:type="dxa"/>
+              <w:bottom w:w="150" w:type="dxa"/>
+              <w:right w:w="210" w:type="dxa"/>
+            </w:tcMar>
+            <w:vAlign w:val="center"/>
+            <w:hideMark/>
+          </w:tcPr>
+          <w:p>
+            <w:pPr>
+              <w:rPr>
+                <w:rFonts w:ascii="Plus Jakarta Sans" w:eastAsia="Times New Roman" w:hAnsi="Plus Jakarta Sans"/>
+                <w:sz w:val="20"/>
+                <w:szCs w:val="20"/>
+              </w:rPr>
+            </w:pPr>
+            <w:r>
+              <w:rPr>
+                <w:rFonts w:ascii="Plus Jakarta Sans" w:eastAsia="Times New Roman" w:hAnsi="Plus Jakarta Sans"/>
+                <w:sz w:val="20"/>
+                <w:szCs w:val="20"/>
+              </w:rPr>
+              <w:t>12.8%</w:t>
             </w:r>
           </w:p>
         </w:tc>
       </w:tr>
       <w:tr>
         <w:trPr>
-          <w:divId w:val="1328363218"/>
+          <w:divId w:val="1033771953"/>
         </w:trPr>
         <w:tc>
           <w:tcPr>
@@ -11679,7 +11679,7 @@
                 <w:sz w:val="20"/>
                 <w:szCs w:val="20"/>
               </w:rPr>
-              <w:t>820</w:t>
+              <w:t>1,087</w:t>
             </w:r>
           </w:p>
         </w:tc>
@@ -11710,7 +11710,7 @@
                 <w:sz w:val="20"/>
                 <w:szCs w:val="20"/>
               </w:rPr>
-              <w:t>4,154</w:t>
+              <w:t>4,421</w:t>
             </w:r>
           </w:p>
         </w:tc>
@@ -11741,7 +11741,7 @@
                 <w:sz w:val="20"/>
                 <w:szCs w:val="20"/>
               </w:rPr>
-              <w:t>99.5%</w:t>
+              <w:t>99.6%</w:t>
             </w:r>
           </w:p>
         </w:tc>
@@ -11750,7 +11750,7 @@
     <w:p>
       <w:pPr>
         <w:pStyle w:val="Ttulo4"/>
-        <w:divId w:val="774710797"/>
+        <w:divId w:val="1751079550"/>
         <w:rPr>
           <w:rFonts w:eastAsia="Times New Roman"/>
           <w:lang w:val="es-ES"/>
@@ -11768,7 +11768,7 @@
       <w:pPr>
         <w:spacing w:before="375" w:after="225"/>
         <w:jc w:val="center"/>
-        <w:divId w:val="469055906"/>
+        <w:divId w:val="1397820431"/>
         <w:rPr>
           <w:rFonts w:ascii="Outfit" w:eastAsia="Times New Roman" w:hAnsi="Outfit"/>
           <w:b/>
@@ -11798,7 +11798,7 @@
       <w:pPr>
         <w:spacing w:after="375"/>
         <w:jc w:val="center"/>
-        <w:divId w:val="452093882"/>
+        <w:divId w:val="801849471"/>
         <w:rPr>
           <w:rFonts w:ascii="Plus Jakarta Sans" w:eastAsia="Times New Roman" w:hAnsi="Plus Jakarta Sans"/>
           <w:lang w:val="es-ES"/>
@@ -11830,14 +11830,14 @@
           <w:rFonts w:ascii="Plus Jakarta Sans" w:eastAsia="Times New Roman" w:hAnsi="Plus Jakarta Sans"/>
           <w:lang w:val="es-ES"/>
         </w:rPr>
-        <w:t>Porcentaje de regantes que conocen la i</w:t>
-      </w:r>
-      <w:r>
-        <w:rPr>
-          <w:rFonts w:ascii="Plus Jakarta Sans" w:eastAsia="Times New Roman" w:hAnsi="Plus Jakarta Sans"/>
-          <w:lang w:val="es-ES"/>
-        </w:rPr>
-        <w:t>niciativa y a la directiv</w:t>
+        <w:t>Porcentaje de regantes que conocen la</w:t>
+      </w:r>
+      <w:r>
+        <w:rPr>
+          <w:rFonts w:ascii="Plus Jakarta Sans" w:eastAsia="Times New Roman" w:hAnsi="Plus Jakarta Sans"/>
+          <w:lang w:val="es-ES"/>
+        </w:rPr>
+        <w:t xml:space="preserve"> iniciativa y a la directiv</w:t>
       </w:r>
       <w:r>
         <w:rPr>
@@ -12110,7 +12110,7 @@
           <w:rFonts w:ascii="Plus Jakarta Sans" w:eastAsia="Times New Roman" w:hAnsi="Plus Jakarta Sans"/>
           <w:lang w:val="es-ES"/>
         </w:rPr>
-        <w:t>84</w:t>
+        <w:t>83</w:t>
       </w:r>
       <w:r>
         <w:rPr>
@@ -12193,7 +12193,7 @@
     <w:p>
       <w:pPr>
         <w:pStyle w:val="Ttulo3"/>
-        <w:divId w:val="774710797"/>
+        <w:divId w:val="1751079550"/>
         <w:rPr>
           <w:rFonts w:eastAsia="Times New Roman"/>
           <w:lang w:val="es-ES"/>
@@ -12225,7 +12225,7 @@
       </w:tblGrid>
       <w:tr>
         <w:trPr>
-          <w:divId w:val="916524853"/>
+          <w:divId w:val="645624549"/>
           <w:tblHeader/>
         </w:trPr>
         <w:tc>
@@ -12342,7 +12342,7 @@
       </w:tr>
       <w:tr>
         <w:trPr>
-          <w:divId w:val="916524853"/>
+          <w:divId w:val="645624549"/>
         </w:trPr>
         <w:tc>
           <w:tcPr>
@@ -12438,7 +12438,7 @@
       </w:tr>
       <w:tr>
         <w:trPr>
-          <w:divId w:val="916524853"/>
+          <w:divId w:val="645624549"/>
         </w:trPr>
         <w:tc>
           <w:tcPr>
@@ -12534,7 +12534,7 @@
       </w:tr>
       <w:tr>
         <w:trPr>
-          <w:divId w:val="916524853"/>
+          <w:divId w:val="645624549"/>
         </w:trPr>
         <w:tc>
           <w:tcPr>
@@ -12593,37 +12593,37 @@
                 <w:sz w:val="20"/>
                 <w:szCs w:val="20"/>
               </w:rPr>
-              <w:t>58.9 km</w:t>
-            </w:r>
-          </w:p>
-        </w:tc>
-        <w:tc>
-          <w:tcPr>
-            <w:tcW w:w="0" w:type="auto"/>
-            <w:tcMar>
-              <w:top w:w="150" w:type="dxa"/>
-              <w:left w:w="210" w:type="dxa"/>
-              <w:bottom w:w="150" w:type="dxa"/>
-              <w:right w:w="210" w:type="dxa"/>
-            </w:tcMar>
-            <w:vAlign w:val="center"/>
-            <w:hideMark/>
-          </w:tcPr>
-          <w:p>
-            <w:pPr>
-              <w:rPr>
-                <w:rFonts w:ascii="Plus Jakarta Sans" w:eastAsia="Times New Roman" w:hAnsi="Plus Jakarta Sans"/>
-                <w:sz w:val="20"/>
-                <w:szCs w:val="20"/>
-              </w:rPr>
-            </w:pPr>
-            <w:r>
-              <w:rPr>
-                <w:rFonts w:ascii="Plus Jakarta Sans" w:eastAsia="Times New Roman" w:hAnsi="Plus Jakarta Sans"/>
-                <w:sz w:val="20"/>
-                <w:szCs w:val="20"/>
-              </w:rPr>
-              <w:t>817</w:t>
+              <w:t>57.6 km</w:t>
+            </w:r>
+          </w:p>
+        </w:tc>
+        <w:tc>
+          <w:tcPr>
+            <w:tcW w:w="0" w:type="auto"/>
+            <w:tcMar>
+              <w:top w:w="150" w:type="dxa"/>
+              <w:left w:w="210" w:type="dxa"/>
+              <w:bottom w:w="150" w:type="dxa"/>
+              <w:right w:w="210" w:type="dxa"/>
+            </w:tcMar>
+            <w:vAlign w:val="center"/>
+            <w:hideMark/>
+          </w:tcPr>
+          <w:p>
+            <w:pPr>
+              <w:rPr>
+                <w:rFonts w:ascii="Plus Jakarta Sans" w:eastAsia="Times New Roman" w:hAnsi="Plus Jakarta Sans"/>
+                <w:sz w:val="20"/>
+                <w:szCs w:val="20"/>
+              </w:rPr>
+            </w:pPr>
+            <w:r>
+              <w:rPr>
+                <w:rFonts w:ascii="Plus Jakarta Sans" w:eastAsia="Times New Roman" w:hAnsi="Plus Jakarta Sans"/>
+                <w:sz w:val="20"/>
+                <w:szCs w:val="20"/>
+              </w:rPr>
+              <w:t>1,084</w:t>
             </w:r>
           </w:p>
         </w:tc>
@@ -12632,7 +12632,7 @@
     <w:p>
       <w:pPr>
         <w:pStyle w:val="NormalWeb"/>
-        <w:divId w:val="774710797"/>
+        <w:divId w:val="1751079550"/>
         <w:rPr>
           <w:rFonts w:ascii="Plus Jakarta Sans" w:hAnsi="Plus Jakarta Sans"/>
           <w:lang w:val="es-ES"/>
@@ -12657,7 +12657,7 @@
     <w:p>
       <w:pPr>
         <w:pStyle w:val="Ttulo3"/>
-        <w:divId w:val="774710797"/>
+        <w:divId w:val="1751079550"/>
         <w:rPr>
           <w:rFonts w:eastAsia="Times New Roman"/>
           <w:lang w:val="es-ES"/>
@@ -12668,14 +12668,14 @@
           <w:rFonts w:eastAsia="Times New Roman"/>
           <w:lang w:val="es-ES"/>
         </w:rPr>
-        <w:t>E. Población y Familia</w:t>
+        <w:t>E. Población y Famil</w:t>
       </w:r>
       <w:r>
         <w:rPr>
           <w:rFonts w:eastAsia="Times New Roman"/>
           <w:lang w:val="es-ES"/>
         </w:rPr>
-        <w:t>s Beneficiarias</w:t>
+        <w:t>ias Beneficiarias</w:t>
       </w:r>
     </w:p>
     <w:tbl>
@@ -12699,7 +12699,7 @@
       </w:tblGrid>
       <w:tr>
         <w:trPr>
-          <w:divId w:val="93215313"/>
+          <w:divId w:val="490365150"/>
           <w:tblHeader/>
         </w:trPr>
         <w:tc>
@@ -12927,7 +12927,7 @@
       </w:tr>
       <w:tr>
         <w:trPr>
-          <w:divId w:val="93215313"/>
+          <w:divId w:val="490365150"/>
         </w:trPr>
         <w:tc>
           <w:tcPr>
@@ -13113,7 +13113,7 @@
       </w:tr>
       <w:tr>
         <w:trPr>
-          <w:divId w:val="93215313"/>
+          <w:divId w:val="490365150"/>
         </w:trPr>
         <w:tc>
           <w:tcPr>
@@ -13299,7 +13299,7 @@
       </w:tr>
       <w:tr>
         <w:trPr>
-          <w:divId w:val="93215313"/>
+          <w:divId w:val="490365150"/>
         </w:trPr>
         <w:tc>
           <w:tcPr>
@@ -13358,134 +13358,134 @@
                 <w:sz w:val="20"/>
                 <w:szCs w:val="20"/>
               </w:rPr>
-              <w:t>820</w:t>
-            </w:r>
-          </w:p>
-        </w:tc>
-        <w:tc>
-          <w:tcPr>
-            <w:tcW w:w="0" w:type="auto"/>
-            <w:tcMar>
-              <w:top w:w="150" w:type="dxa"/>
-              <w:left w:w="210" w:type="dxa"/>
-              <w:bottom w:w="150" w:type="dxa"/>
-              <w:right w:w="210" w:type="dxa"/>
-            </w:tcMar>
-            <w:vAlign w:val="center"/>
-            <w:hideMark/>
-          </w:tcPr>
-          <w:p>
-            <w:pPr>
-              <w:rPr>
-                <w:rFonts w:ascii="Plus Jakarta Sans" w:eastAsia="Times New Roman" w:hAnsi="Plus Jakarta Sans"/>
-                <w:sz w:val="20"/>
-                <w:szCs w:val="20"/>
-              </w:rPr>
-            </w:pPr>
-            <w:r>
-              <w:rPr>
-                <w:rFonts w:ascii="Plus Jakarta Sans" w:eastAsia="Times New Roman" w:hAnsi="Plus Jakarta Sans"/>
-                <w:sz w:val="20"/>
-                <w:szCs w:val="20"/>
-              </w:rPr>
-              <w:t>1,435</w:t>
-            </w:r>
-          </w:p>
-        </w:tc>
-        <w:tc>
-          <w:tcPr>
-            <w:tcW w:w="0" w:type="auto"/>
-            <w:tcMar>
-              <w:top w:w="150" w:type="dxa"/>
-              <w:left w:w="210" w:type="dxa"/>
-              <w:bottom w:w="150" w:type="dxa"/>
-              <w:right w:w="210" w:type="dxa"/>
-            </w:tcMar>
-            <w:vAlign w:val="center"/>
-            <w:hideMark/>
-          </w:tcPr>
-          <w:p>
-            <w:pPr>
-              <w:rPr>
-                <w:rFonts w:ascii="Plus Jakarta Sans" w:eastAsia="Times New Roman" w:hAnsi="Plus Jakarta Sans"/>
-                <w:sz w:val="20"/>
-                <w:szCs w:val="20"/>
-              </w:rPr>
-            </w:pPr>
-            <w:r>
-              <w:rPr>
-                <w:rFonts w:ascii="Plus Jakarta Sans" w:eastAsia="Times New Roman" w:hAnsi="Plus Jakarta Sans"/>
-                <w:sz w:val="20"/>
-                <w:szCs w:val="20"/>
-              </w:rPr>
-              <w:t>1,277</w:t>
-            </w:r>
-          </w:p>
-        </w:tc>
-        <w:tc>
-          <w:tcPr>
-            <w:tcW w:w="0" w:type="auto"/>
-            <w:tcMar>
-              <w:top w:w="150" w:type="dxa"/>
-              <w:left w:w="210" w:type="dxa"/>
-              <w:bottom w:w="150" w:type="dxa"/>
-              <w:right w:w="210" w:type="dxa"/>
-            </w:tcMar>
-            <w:vAlign w:val="center"/>
-            <w:hideMark/>
-          </w:tcPr>
-          <w:p>
-            <w:pPr>
-              <w:rPr>
-                <w:rFonts w:ascii="Plus Jakarta Sans" w:eastAsia="Times New Roman" w:hAnsi="Plus Jakarta Sans"/>
-                <w:sz w:val="20"/>
-                <w:szCs w:val="20"/>
-              </w:rPr>
-            </w:pPr>
-            <w:r>
-              <w:rPr>
-                <w:rFonts w:ascii="Plus Jakarta Sans" w:eastAsia="Times New Roman" w:hAnsi="Plus Jakarta Sans"/>
-                <w:sz w:val="20"/>
-                <w:szCs w:val="20"/>
-              </w:rPr>
-              <w:t>2,712</w:t>
-            </w:r>
-          </w:p>
-        </w:tc>
-        <w:tc>
-          <w:tcPr>
-            <w:tcW w:w="0" w:type="auto"/>
-            <w:tcMar>
-              <w:top w:w="150" w:type="dxa"/>
-              <w:left w:w="210" w:type="dxa"/>
-              <w:bottom w:w="150" w:type="dxa"/>
-              <w:right w:w="210" w:type="dxa"/>
-            </w:tcMar>
-            <w:vAlign w:val="center"/>
-            <w:hideMark/>
-          </w:tcPr>
-          <w:p>
-            <w:pPr>
-              <w:rPr>
-                <w:rFonts w:ascii="Plus Jakarta Sans" w:eastAsia="Times New Roman" w:hAnsi="Plus Jakarta Sans"/>
-                <w:sz w:val="20"/>
-                <w:szCs w:val="20"/>
-              </w:rPr>
-            </w:pPr>
-            <w:r>
-              <w:rPr>
-                <w:rFonts w:ascii="Plus Jakarta Sans" w:eastAsia="Times New Roman" w:hAnsi="Plus Jakarta Sans"/>
-                <w:sz w:val="20"/>
-                <w:szCs w:val="20"/>
-              </w:rPr>
-              <w:t>3.3</w:t>
+              <w:t>1,087</w:t>
+            </w:r>
+          </w:p>
+        </w:tc>
+        <w:tc>
+          <w:tcPr>
+            <w:tcW w:w="0" w:type="auto"/>
+            <w:tcMar>
+              <w:top w:w="150" w:type="dxa"/>
+              <w:left w:w="210" w:type="dxa"/>
+              <w:bottom w:w="150" w:type="dxa"/>
+              <w:right w:w="210" w:type="dxa"/>
+            </w:tcMar>
+            <w:vAlign w:val="center"/>
+            <w:hideMark/>
+          </w:tcPr>
+          <w:p>
+            <w:pPr>
+              <w:rPr>
+                <w:rFonts w:ascii="Plus Jakarta Sans" w:eastAsia="Times New Roman" w:hAnsi="Plus Jakarta Sans"/>
+                <w:sz w:val="20"/>
+                <w:szCs w:val="20"/>
+              </w:rPr>
+            </w:pPr>
+            <w:r>
+              <w:rPr>
+                <w:rFonts w:ascii="Plus Jakarta Sans" w:eastAsia="Times New Roman" w:hAnsi="Plus Jakarta Sans"/>
+                <w:sz w:val="20"/>
+                <w:szCs w:val="20"/>
+              </w:rPr>
+              <w:t>1,979</w:t>
+            </w:r>
+          </w:p>
+        </w:tc>
+        <w:tc>
+          <w:tcPr>
+            <w:tcW w:w="0" w:type="auto"/>
+            <w:tcMar>
+              <w:top w:w="150" w:type="dxa"/>
+              <w:left w:w="210" w:type="dxa"/>
+              <w:bottom w:w="150" w:type="dxa"/>
+              <w:right w:w="210" w:type="dxa"/>
+            </w:tcMar>
+            <w:vAlign w:val="center"/>
+            <w:hideMark/>
+          </w:tcPr>
+          <w:p>
+            <w:pPr>
+              <w:rPr>
+                <w:rFonts w:ascii="Plus Jakarta Sans" w:eastAsia="Times New Roman" w:hAnsi="Plus Jakarta Sans"/>
+                <w:sz w:val="20"/>
+                <w:szCs w:val="20"/>
+              </w:rPr>
+            </w:pPr>
+            <w:r>
+              <w:rPr>
+                <w:rFonts w:ascii="Plus Jakarta Sans" w:eastAsia="Times New Roman" w:hAnsi="Plus Jakarta Sans"/>
+                <w:sz w:val="20"/>
+                <w:szCs w:val="20"/>
+              </w:rPr>
+              <w:t>1,793</w:t>
+            </w:r>
+          </w:p>
+        </w:tc>
+        <w:tc>
+          <w:tcPr>
+            <w:tcW w:w="0" w:type="auto"/>
+            <w:tcMar>
+              <w:top w:w="150" w:type="dxa"/>
+              <w:left w:w="210" w:type="dxa"/>
+              <w:bottom w:w="150" w:type="dxa"/>
+              <w:right w:w="210" w:type="dxa"/>
+            </w:tcMar>
+            <w:vAlign w:val="center"/>
+            <w:hideMark/>
+          </w:tcPr>
+          <w:p>
+            <w:pPr>
+              <w:rPr>
+                <w:rFonts w:ascii="Plus Jakarta Sans" w:eastAsia="Times New Roman" w:hAnsi="Plus Jakarta Sans"/>
+                <w:sz w:val="20"/>
+                <w:szCs w:val="20"/>
+              </w:rPr>
+            </w:pPr>
+            <w:r>
+              <w:rPr>
+                <w:rFonts w:ascii="Plus Jakarta Sans" w:eastAsia="Times New Roman" w:hAnsi="Plus Jakarta Sans"/>
+                <w:sz w:val="20"/>
+                <w:szCs w:val="20"/>
+              </w:rPr>
+              <w:t>3,772</w:t>
+            </w:r>
+          </w:p>
+        </w:tc>
+        <w:tc>
+          <w:tcPr>
+            <w:tcW w:w="0" w:type="auto"/>
+            <w:tcMar>
+              <w:top w:w="150" w:type="dxa"/>
+              <w:left w:w="210" w:type="dxa"/>
+              <w:bottom w:w="150" w:type="dxa"/>
+              <w:right w:w="210" w:type="dxa"/>
+            </w:tcMar>
+            <w:vAlign w:val="center"/>
+            <w:hideMark/>
+          </w:tcPr>
+          <w:p>
+            <w:pPr>
+              <w:rPr>
+                <w:rFonts w:ascii="Plus Jakarta Sans" w:eastAsia="Times New Roman" w:hAnsi="Plus Jakarta Sans"/>
+                <w:sz w:val="20"/>
+                <w:szCs w:val="20"/>
+              </w:rPr>
+            </w:pPr>
+            <w:r>
+              <w:rPr>
+                <w:rFonts w:ascii="Plus Jakarta Sans" w:eastAsia="Times New Roman" w:hAnsi="Plus Jakarta Sans"/>
+                <w:sz w:val="20"/>
+                <w:szCs w:val="20"/>
+              </w:rPr>
+              <w:t>3.5</w:t>
             </w:r>
           </w:p>
         </w:tc>
       </w:tr>
       <w:tr>
         <w:trPr>
-          <w:divId w:val="93215313"/>
+          <w:divId w:val="490365150"/>
         </w:trPr>
         <w:tc>
           <w:tcPr>
@@ -13545,7 +13545,7 @@
                 <w:sz w:val="20"/>
                 <w:szCs w:val="20"/>
               </w:rPr>
-              <w:t>4,173</w:t>
+              <w:t>4,440</w:t>
             </w:r>
           </w:p>
         </w:tc>
@@ -13576,7 +13576,7 @@
                 <w:sz w:val="20"/>
                 <w:szCs w:val="20"/>
               </w:rPr>
-              <w:t>6,096</w:t>
+              <w:t>6,640</w:t>
             </w:r>
           </w:p>
         </w:tc>
@@ -13607,7 +13607,7 @@
                 <w:sz w:val="20"/>
                 <w:szCs w:val="20"/>
               </w:rPr>
-              <w:t>5,833</w:t>
+              <w:t>6,349</w:t>
             </w:r>
           </w:p>
         </w:tc>
@@ -13638,7 +13638,7 @@
                 <w:sz w:val="20"/>
                 <w:szCs w:val="20"/>
               </w:rPr>
-              <w:t>11,929</w:t>
+              <w:t>12,989</w:t>
             </w:r>
           </w:p>
         </w:tc>
@@ -13678,7 +13678,7 @@
     <w:p>
       <w:pPr>
         <w:pStyle w:val="NormalWeb"/>
-        <w:divId w:val="774710797"/>
+        <w:divId w:val="1751079550"/>
         <w:rPr>
           <w:rFonts w:ascii="Plus Jakarta Sans" w:hAnsi="Plus Jakarta Sans"/>
           <w:lang w:val="es-ES"/>
@@ -13704,7 +13704,7 @@
           <w:rFonts w:ascii="Plus Jakarta Sans" w:hAnsi="Plus Jakarta Sans"/>
           <w:lang w:val="es-ES"/>
         </w:rPr>
-        <w:t xml:space="preserve"> 4,173 titulares + 11,929 hijos = </w:t>
+        <w:t xml:space="preserve"> 4,440 titulares + 12,989 hijos = </w:t>
       </w:r>
       <w:r>
         <w:rPr>
@@ -13712,7 +13712,7 @@
           <w:rFonts w:ascii="Plus Jakarta Sans" w:hAnsi="Plus Jakarta Sans"/>
           <w:lang w:val="es-ES"/>
         </w:rPr>
-        <w:t>~16,102 personas</w:t>
+        <w:t>~17,429 personas</w:t>
       </w:r>
       <w:r>
         <w:rPr>
@@ -13725,7 +13725,7 @@
     <w:p>
       <w:pPr>
         <w:pStyle w:val="Ttulo3"/>
-        <w:divId w:val="774710797"/>
+        <w:divId w:val="1751079550"/>
         <w:rPr>
           <w:rFonts w:eastAsia="Times New Roman"/>
           <w:lang w:val="es-ES"/>
@@ -13760,7 +13760,7 @@
       </w:tblGrid>
       <w:tr>
         <w:trPr>
-          <w:divId w:val="961375496"/>
+          <w:divId w:val="392771969"/>
           <w:tblHeader/>
         </w:trPr>
         <w:tc>
@@ -13988,7 +13988,7 @@
       </w:tr>
       <w:tr>
         <w:trPr>
-          <w:divId w:val="961375496"/>
+          <w:divId w:val="392771969"/>
         </w:trPr>
         <w:tc>
           <w:tcPr>
@@ -14115,37 +14115,37 @@
                 <w:sz w:val="20"/>
                 <w:szCs w:val="20"/>
               </w:rPr>
-              <w:t>601</w:t>
-            </w:r>
-          </w:p>
-        </w:tc>
-        <w:tc>
-          <w:tcPr>
-            <w:tcW w:w="0" w:type="auto"/>
-            <w:tcMar>
-              <w:top w:w="150" w:type="dxa"/>
-              <w:left w:w="210" w:type="dxa"/>
-              <w:bottom w:w="150" w:type="dxa"/>
-              <w:right w:w="210" w:type="dxa"/>
-            </w:tcMar>
-            <w:vAlign w:val="center"/>
-            <w:hideMark/>
-          </w:tcPr>
-          <w:p>
-            <w:pPr>
-              <w:rPr>
-                <w:rFonts w:ascii="Plus Jakarta Sans" w:eastAsia="Times New Roman" w:hAnsi="Plus Jakarta Sans"/>
-                <w:sz w:val="20"/>
-                <w:szCs w:val="20"/>
-              </w:rPr>
-            </w:pPr>
-            <w:r>
-              <w:rPr>
-                <w:rFonts w:ascii="Plus Jakarta Sans" w:eastAsia="Times New Roman" w:hAnsi="Plus Jakarta Sans"/>
-                <w:sz w:val="20"/>
-                <w:szCs w:val="20"/>
-              </w:rPr>
-              <w:t>2,674</w:t>
+              <w:t>792</w:t>
+            </w:r>
+          </w:p>
+        </w:tc>
+        <w:tc>
+          <w:tcPr>
+            <w:tcW w:w="0" w:type="auto"/>
+            <w:tcMar>
+              <w:top w:w="150" w:type="dxa"/>
+              <w:left w:w="210" w:type="dxa"/>
+              <w:bottom w:w="150" w:type="dxa"/>
+              <w:right w:w="210" w:type="dxa"/>
+            </w:tcMar>
+            <w:vAlign w:val="center"/>
+            <w:hideMark/>
+          </w:tcPr>
+          <w:p>
+            <w:pPr>
+              <w:rPr>
+                <w:rFonts w:ascii="Plus Jakarta Sans" w:eastAsia="Times New Roman" w:hAnsi="Plus Jakarta Sans"/>
+                <w:sz w:val="20"/>
+                <w:szCs w:val="20"/>
+              </w:rPr>
+            </w:pPr>
+            <w:r>
+              <w:rPr>
+                <w:rFonts w:ascii="Plus Jakarta Sans" w:eastAsia="Times New Roman" w:hAnsi="Plus Jakarta Sans"/>
+                <w:sz w:val="20"/>
+                <w:szCs w:val="20"/>
+              </w:rPr>
+              <w:t>2,865</w:t>
             </w:r>
           </w:p>
         </w:tc>
@@ -14182,7 +14182,7 @@
       </w:tr>
       <w:tr>
         <w:trPr>
-          <w:divId w:val="961375496"/>
+          <w:divId w:val="392771969"/>
         </w:trPr>
         <w:tc>
           <w:tcPr>
@@ -14309,67 +14309,67 @@
                 <w:sz w:val="20"/>
                 <w:szCs w:val="20"/>
               </w:rPr>
-              <w:t>595</w:t>
-            </w:r>
-          </w:p>
-        </w:tc>
-        <w:tc>
-          <w:tcPr>
-            <w:tcW w:w="0" w:type="auto"/>
-            <w:tcMar>
-              <w:top w:w="150" w:type="dxa"/>
-              <w:left w:w="210" w:type="dxa"/>
-              <w:bottom w:w="150" w:type="dxa"/>
-              <w:right w:w="210" w:type="dxa"/>
-            </w:tcMar>
-            <w:vAlign w:val="center"/>
-            <w:hideMark/>
-          </w:tcPr>
-          <w:p>
-            <w:pPr>
-              <w:rPr>
-                <w:rFonts w:ascii="Plus Jakarta Sans" w:eastAsia="Times New Roman" w:hAnsi="Plus Jakarta Sans"/>
-                <w:sz w:val="20"/>
-                <w:szCs w:val="20"/>
-              </w:rPr>
-            </w:pPr>
-            <w:r>
-              <w:rPr>
-                <w:rFonts w:ascii="Plus Jakarta Sans" w:eastAsia="Times New Roman" w:hAnsi="Plus Jakarta Sans"/>
-                <w:sz w:val="20"/>
-                <w:szCs w:val="20"/>
-              </w:rPr>
-              <w:t>2,497</w:t>
-            </w:r>
-          </w:p>
-        </w:tc>
-        <w:tc>
-          <w:tcPr>
-            <w:tcW w:w="0" w:type="auto"/>
-            <w:tcMar>
-              <w:top w:w="150" w:type="dxa"/>
-              <w:left w:w="210" w:type="dxa"/>
-              <w:bottom w:w="150" w:type="dxa"/>
-              <w:right w:w="210" w:type="dxa"/>
-            </w:tcMar>
-            <w:vAlign w:val="center"/>
-            <w:hideMark/>
-          </w:tcPr>
-          <w:p>
-            <w:pPr>
-              <w:rPr>
-                <w:rFonts w:ascii="Plus Jakarta Sans" w:eastAsia="Times New Roman" w:hAnsi="Plus Jakarta Sans"/>
-                <w:sz w:val="20"/>
-                <w:szCs w:val="20"/>
-              </w:rPr>
-            </w:pPr>
-            <w:r>
-              <w:rPr>
-                <w:rFonts w:ascii="Plus Jakarta Sans" w:eastAsia="Times New Roman" w:hAnsi="Plus Jakarta Sans"/>
-                <w:sz w:val="20"/>
-                <w:szCs w:val="20"/>
-              </w:rPr>
-              <w:t>95.5%</w:t>
+              <w:t>776</w:t>
+            </w:r>
+          </w:p>
+        </w:tc>
+        <w:tc>
+          <w:tcPr>
+            <w:tcW w:w="0" w:type="auto"/>
+            <w:tcMar>
+              <w:top w:w="150" w:type="dxa"/>
+              <w:left w:w="210" w:type="dxa"/>
+              <w:bottom w:w="150" w:type="dxa"/>
+              <w:right w:w="210" w:type="dxa"/>
+            </w:tcMar>
+            <w:vAlign w:val="center"/>
+            <w:hideMark/>
+          </w:tcPr>
+          <w:p>
+            <w:pPr>
+              <w:rPr>
+                <w:rFonts w:ascii="Plus Jakarta Sans" w:eastAsia="Times New Roman" w:hAnsi="Plus Jakarta Sans"/>
+                <w:sz w:val="20"/>
+                <w:szCs w:val="20"/>
+              </w:rPr>
+            </w:pPr>
+            <w:r>
+              <w:rPr>
+                <w:rFonts w:ascii="Plus Jakarta Sans" w:eastAsia="Times New Roman" w:hAnsi="Plus Jakarta Sans"/>
+                <w:sz w:val="20"/>
+                <w:szCs w:val="20"/>
+              </w:rPr>
+              <w:t>2,678</w:t>
+            </w:r>
+          </w:p>
+        </w:tc>
+        <w:tc>
+          <w:tcPr>
+            <w:tcW w:w="0" w:type="auto"/>
+            <w:tcMar>
+              <w:top w:w="150" w:type="dxa"/>
+              <w:left w:w="210" w:type="dxa"/>
+              <w:bottom w:w="150" w:type="dxa"/>
+              <w:right w:w="210" w:type="dxa"/>
+            </w:tcMar>
+            <w:vAlign w:val="center"/>
+            <w:hideMark/>
+          </w:tcPr>
+          <w:p>
+            <w:pPr>
+              <w:rPr>
+                <w:rFonts w:ascii="Plus Jakarta Sans" w:eastAsia="Times New Roman" w:hAnsi="Plus Jakarta Sans"/>
+                <w:sz w:val="20"/>
+                <w:szCs w:val="20"/>
+              </w:rPr>
+            </w:pPr>
+            <w:r>
+              <w:rPr>
+                <w:rFonts w:ascii="Plus Jakarta Sans" w:eastAsia="Times New Roman" w:hAnsi="Plus Jakarta Sans"/>
+                <w:sz w:val="20"/>
+                <w:szCs w:val="20"/>
+              </w:rPr>
+              <w:t>95.4%</w:t>
             </w:r>
           </w:p>
         </w:tc>
@@ -14378,7 +14378,7 @@
     <w:p>
       <w:pPr>
         <w:pStyle w:val="Ttulo4"/>
-        <w:divId w:val="774710797"/>
+        <w:divId w:val="1751079550"/>
         <w:rPr>
           <w:rFonts w:eastAsia="Times New Roman"/>
           <w:lang w:val="es-ES"/>
@@ -14396,7 +14396,7 @@
       <w:pPr>
         <w:spacing w:before="375" w:after="225"/>
         <w:jc w:val="center"/>
-        <w:divId w:val="1826622228"/>
+        <w:divId w:val="753475592"/>
         <w:rPr>
           <w:rFonts w:ascii="Outfit" w:eastAsia="Times New Roman" w:hAnsi="Outfit"/>
           <w:b/>
@@ -14426,7 +14426,7 @@
       <w:pPr>
         <w:spacing w:after="375"/>
         <w:jc w:val="center"/>
-        <w:divId w:val="454324766"/>
+        <w:divId w:val="1932002314"/>
         <w:rPr>
           <w:rFonts w:ascii="Plus Jakarta Sans" w:eastAsia="Times New Roman" w:hAnsi="Plus Jakarta Sans"/>
           <w:lang w:val="es-ES"/>
@@ -14814,7 +14814,7 @@
     <w:p>
       <w:pPr>
         <w:pStyle w:val="Ttulo3"/>
-        <w:divId w:val="774710797"/>
+        <w:divId w:val="1751079550"/>
         <w:rPr>
           <w:rFonts w:eastAsia="Times New Roman"/>
           <w:lang w:val="es-ES"/>
@@ -14848,7 +14848,7 @@
       </w:tblGrid>
       <w:tr>
         <w:trPr>
-          <w:divId w:val="1375471928"/>
+          <w:divId w:val="483085498"/>
           <w:tblHeader/>
         </w:trPr>
         <w:tc>
@@ -15039,7 +15039,7 @@
       </w:tr>
       <w:tr>
         <w:trPr>
-          <w:divId w:val="1375471928"/>
+          <w:divId w:val="483085498"/>
         </w:trPr>
         <w:tc>
           <w:tcPr>
@@ -15158,44 +15158,44 @@
                 <w:sz w:val="20"/>
                 <w:szCs w:val="20"/>
               </w:rPr>
-              <w:t>321</w:t>
-            </w:r>
-          </w:p>
-        </w:tc>
-        <w:tc>
-          <w:tcPr>
-            <w:tcW w:w="0" w:type="auto"/>
-            <w:tcMar>
-              <w:top w:w="150" w:type="dxa"/>
-              <w:left w:w="210" w:type="dxa"/>
-              <w:bottom w:w="150" w:type="dxa"/>
-              <w:right w:w="210" w:type="dxa"/>
-            </w:tcMar>
-            <w:vAlign w:val="center"/>
-            <w:hideMark/>
-          </w:tcPr>
-          <w:p>
-            <w:pPr>
-              <w:rPr>
-                <w:rFonts w:ascii="Plus Jakarta Sans" w:eastAsia="Times New Roman" w:hAnsi="Plus Jakarta Sans"/>
-                <w:sz w:val="20"/>
-                <w:szCs w:val="20"/>
-              </w:rPr>
-            </w:pPr>
-            <w:r>
-              <w:rPr>
-                <w:rFonts w:ascii="Plus Jakarta Sans" w:eastAsia="Times New Roman" w:hAnsi="Plus Jakarta Sans"/>
-                <w:sz w:val="20"/>
-                <w:szCs w:val="20"/>
-              </w:rPr>
-              <w:t>1,845</w:t>
+              <w:t>432</w:t>
+            </w:r>
+          </w:p>
+        </w:tc>
+        <w:tc>
+          <w:tcPr>
+            <w:tcW w:w="0" w:type="auto"/>
+            <w:tcMar>
+              <w:top w:w="150" w:type="dxa"/>
+              <w:left w:w="210" w:type="dxa"/>
+              <w:bottom w:w="150" w:type="dxa"/>
+              <w:right w:w="210" w:type="dxa"/>
+            </w:tcMar>
+            <w:vAlign w:val="center"/>
+            <w:hideMark/>
+          </w:tcPr>
+          <w:p>
+            <w:pPr>
+              <w:rPr>
+                <w:rFonts w:ascii="Plus Jakarta Sans" w:eastAsia="Times New Roman" w:hAnsi="Plus Jakarta Sans"/>
+                <w:sz w:val="20"/>
+                <w:szCs w:val="20"/>
+              </w:rPr>
+            </w:pPr>
+            <w:r>
+              <w:rPr>
+                <w:rFonts w:ascii="Plus Jakarta Sans" w:eastAsia="Times New Roman" w:hAnsi="Plus Jakarta Sans"/>
+                <w:sz w:val="20"/>
+                <w:szCs w:val="20"/>
+              </w:rPr>
+              <w:t>1,956</w:t>
             </w:r>
           </w:p>
         </w:tc>
       </w:tr>
       <w:tr>
         <w:trPr>
-          <w:divId w:val="1375471928"/>
+          <w:divId w:val="483085498"/>
         </w:trPr>
         <w:tc>
           <w:tcPr>
@@ -15314,44 +15314,44 @@
                 <w:sz w:val="20"/>
                 <w:szCs w:val="20"/>
               </w:rPr>
-              <w:t>72</w:t>
-            </w:r>
-          </w:p>
-        </w:tc>
-        <w:tc>
-          <w:tcPr>
-            <w:tcW w:w="0" w:type="auto"/>
-            <w:tcMar>
-              <w:top w:w="150" w:type="dxa"/>
-              <w:left w:w="210" w:type="dxa"/>
-              <w:bottom w:w="150" w:type="dxa"/>
-              <w:right w:w="210" w:type="dxa"/>
-            </w:tcMar>
-            <w:vAlign w:val="center"/>
-            <w:hideMark/>
-          </w:tcPr>
-          <w:p>
-            <w:pPr>
-              <w:rPr>
-                <w:rFonts w:ascii="Plus Jakarta Sans" w:eastAsia="Times New Roman" w:hAnsi="Plus Jakarta Sans"/>
-                <w:sz w:val="20"/>
-                <w:szCs w:val="20"/>
-              </w:rPr>
-            </w:pPr>
-            <w:r>
-              <w:rPr>
-                <w:rFonts w:ascii="Plus Jakarta Sans" w:eastAsia="Times New Roman" w:hAnsi="Plus Jakarta Sans"/>
-                <w:sz w:val="20"/>
-                <w:szCs w:val="20"/>
-              </w:rPr>
-              <w:t>321</w:t>
+              <w:t>109</w:t>
+            </w:r>
+          </w:p>
+        </w:tc>
+        <w:tc>
+          <w:tcPr>
+            <w:tcW w:w="0" w:type="auto"/>
+            <w:tcMar>
+              <w:top w:w="150" w:type="dxa"/>
+              <w:left w:w="210" w:type="dxa"/>
+              <w:bottom w:w="150" w:type="dxa"/>
+              <w:right w:w="210" w:type="dxa"/>
+            </w:tcMar>
+            <w:vAlign w:val="center"/>
+            <w:hideMark/>
+          </w:tcPr>
+          <w:p>
+            <w:pPr>
+              <w:rPr>
+                <w:rFonts w:ascii="Plus Jakarta Sans" w:eastAsia="Times New Roman" w:hAnsi="Plus Jakarta Sans"/>
+                <w:sz w:val="20"/>
+                <w:szCs w:val="20"/>
+              </w:rPr>
+            </w:pPr>
+            <w:r>
+              <w:rPr>
+                <w:rFonts w:ascii="Plus Jakarta Sans" w:eastAsia="Times New Roman" w:hAnsi="Plus Jakarta Sans"/>
+                <w:sz w:val="20"/>
+                <w:szCs w:val="20"/>
+              </w:rPr>
+              <w:t>358</w:t>
             </w:r>
           </w:p>
         </w:tc>
       </w:tr>
       <w:tr>
         <w:trPr>
-          <w:divId w:val="1375471928"/>
+          <w:divId w:val="483085498"/>
         </w:trPr>
         <w:tc>
           <w:tcPr>
@@ -15470,44 +15470,44 @@
                 <w:sz w:val="20"/>
                 <w:szCs w:val="20"/>
               </w:rPr>
-              <w:t>142</w:t>
-            </w:r>
-          </w:p>
-        </w:tc>
-        <w:tc>
-          <w:tcPr>
-            <w:tcW w:w="0" w:type="auto"/>
-            <w:tcMar>
-              <w:top w:w="150" w:type="dxa"/>
-              <w:left w:w="210" w:type="dxa"/>
-              <w:bottom w:w="150" w:type="dxa"/>
-              <w:right w:w="210" w:type="dxa"/>
-            </w:tcMar>
-            <w:vAlign w:val="center"/>
-            <w:hideMark/>
-          </w:tcPr>
-          <w:p>
-            <w:pPr>
-              <w:rPr>
-                <w:rFonts w:ascii="Plus Jakarta Sans" w:eastAsia="Times New Roman" w:hAnsi="Plus Jakarta Sans"/>
-                <w:sz w:val="20"/>
-                <w:szCs w:val="20"/>
-              </w:rPr>
-            </w:pPr>
-            <w:r>
-              <w:rPr>
-                <w:rFonts w:ascii="Plus Jakarta Sans" w:eastAsia="Times New Roman" w:hAnsi="Plus Jakarta Sans"/>
-                <w:sz w:val="20"/>
-                <w:szCs w:val="20"/>
-              </w:rPr>
-              <w:t>241</w:t>
+              <w:t>156</w:t>
+            </w:r>
+          </w:p>
+        </w:tc>
+        <w:tc>
+          <w:tcPr>
+            <w:tcW w:w="0" w:type="auto"/>
+            <w:tcMar>
+              <w:top w:w="150" w:type="dxa"/>
+              <w:left w:w="210" w:type="dxa"/>
+              <w:bottom w:w="150" w:type="dxa"/>
+              <w:right w:w="210" w:type="dxa"/>
+            </w:tcMar>
+            <w:vAlign w:val="center"/>
+            <w:hideMark/>
+          </w:tcPr>
+          <w:p>
+            <w:pPr>
+              <w:rPr>
+                <w:rFonts w:ascii="Plus Jakarta Sans" w:eastAsia="Times New Roman" w:hAnsi="Plus Jakarta Sans"/>
+                <w:sz w:val="20"/>
+                <w:szCs w:val="20"/>
+              </w:rPr>
+            </w:pPr>
+            <w:r>
+              <w:rPr>
+                <w:rFonts w:ascii="Plus Jakarta Sans" w:eastAsia="Times New Roman" w:hAnsi="Plus Jakarta Sans"/>
+                <w:sz w:val="20"/>
+                <w:szCs w:val="20"/>
+              </w:rPr>
+              <w:t>255</w:t>
             </w:r>
           </w:p>
         </w:tc>
       </w:tr>
       <w:tr>
         <w:trPr>
-          <w:divId w:val="1375471928"/>
+          <w:divId w:val="483085498"/>
         </w:trPr>
         <w:tc>
           <w:tcPr>
@@ -15626,44 +15626,44 @@
                 <w:sz w:val="20"/>
                 <w:szCs w:val="20"/>
               </w:rPr>
-              <w:t>36</w:t>
-            </w:r>
-          </w:p>
-        </w:tc>
-        <w:tc>
-          <w:tcPr>
-            <w:tcW w:w="0" w:type="auto"/>
-            <w:tcMar>
-              <w:top w:w="150" w:type="dxa"/>
-              <w:left w:w="210" w:type="dxa"/>
-              <w:bottom w:w="150" w:type="dxa"/>
-              <w:right w:w="210" w:type="dxa"/>
-            </w:tcMar>
-            <w:vAlign w:val="center"/>
-            <w:hideMark/>
-          </w:tcPr>
-          <w:p>
-            <w:pPr>
-              <w:rPr>
-                <w:rFonts w:ascii="Plus Jakarta Sans" w:eastAsia="Times New Roman" w:hAnsi="Plus Jakarta Sans"/>
-                <w:sz w:val="20"/>
-                <w:szCs w:val="20"/>
-              </w:rPr>
-            </w:pPr>
-            <w:r>
-              <w:rPr>
-                <w:rFonts w:ascii="Plus Jakarta Sans" w:eastAsia="Times New Roman" w:hAnsi="Plus Jakarta Sans"/>
-                <w:sz w:val="20"/>
-                <w:szCs w:val="20"/>
-              </w:rPr>
-              <w:t>117</w:t>
+              <w:t>42</w:t>
+            </w:r>
+          </w:p>
+        </w:tc>
+        <w:tc>
+          <w:tcPr>
+            <w:tcW w:w="0" w:type="auto"/>
+            <w:tcMar>
+              <w:top w:w="150" w:type="dxa"/>
+              <w:left w:w="210" w:type="dxa"/>
+              <w:bottom w:w="150" w:type="dxa"/>
+              <w:right w:w="210" w:type="dxa"/>
+            </w:tcMar>
+            <w:vAlign w:val="center"/>
+            <w:hideMark/>
+          </w:tcPr>
+          <w:p>
+            <w:pPr>
+              <w:rPr>
+                <w:rFonts w:ascii="Plus Jakarta Sans" w:eastAsia="Times New Roman" w:hAnsi="Plus Jakarta Sans"/>
+                <w:sz w:val="20"/>
+                <w:szCs w:val="20"/>
+              </w:rPr>
+            </w:pPr>
+            <w:r>
+              <w:rPr>
+                <w:rFonts w:ascii="Plus Jakarta Sans" w:eastAsia="Times New Roman" w:hAnsi="Plus Jakarta Sans"/>
+                <w:sz w:val="20"/>
+                <w:szCs w:val="20"/>
+              </w:rPr>
+              <w:t>123</w:t>
             </w:r>
           </w:p>
         </w:tc>
       </w:tr>
       <w:tr>
         <w:trPr>
-          <w:divId w:val="1375471928"/>
+          <w:divId w:val="483085498"/>
         </w:trPr>
         <w:tc>
           <w:tcPr>
@@ -15782,44 +15782,44 @@
                 <w:sz w:val="20"/>
                 <w:szCs w:val="20"/>
               </w:rPr>
-              <w:t>24</w:t>
-            </w:r>
-          </w:p>
-        </w:tc>
-        <w:tc>
-          <w:tcPr>
-            <w:tcW w:w="0" w:type="auto"/>
-            <w:tcMar>
-              <w:top w:w="150" w:type="dxa"/>
-              <w:left w:w="210" w:type="dxa"/>
-              <w:bottom w:w="150" w:type="dxa"/>
-              <w:right w:w="210" w:type="dxa"/>
-            </w:tcMar>
-            <w:vAlign w:val="center"/>
-            <w:hideMark/>
-          </w:tcPr>
-          <w:p>
-            <w:pPr>
-              <w:rPr>
-                <w:rFonts w:ascii="Plus Jakarta Sans" w:eastAsia="Times New Roman" w:hAnsi="Plus Jakarta Sans"/>
-                <w:sz w:val="20"/>
-                <w:szCs w:val="20"/>
-              </w:rPr>
-            </w:pPr>
-            <w:r>
-              <w:rPr>
-                <w:rFonts w:ascii="Plus Jakarta Sans" w:eastAsia="Times New Roman" w:hAnsi="Plus Jakarta Sans"/>
-                <w:sz w:val="20"/>
-                <w:szCs w:val="20"/>
-              </w:rPr>
-              <w:t>78</w:t>
+              <w:t>39</w:t>
+            </w:r>
+          </w:p>
+        </w:tc>
+        <w:tc>
+          <w:tcPr>
+            <w:tcW w:w="0" w:type="auto"/>
+            <w:tcMar>
+              <w:top w:w="150" w:type="dxa"/>
+              <w:left w:w="210" w:type="dxa"/>
+              <w:bottom w:w="150" w:type="dxa"/>
+              <w:right w:w="210" w:type="dxa"/>
+            </w:tcMar>
+            <w:vAlign w:val="center"/>
+            <w:hideMark/>
+          </w:tcPr>
+          <w:p>
+            <w:pPr>
+              <w:rPr>
+                <w:rFonts w:ascii="Plus Jakarta Sans" w:eastAsia="Times New Roman" w:hAnsi="Plus Jakarta Sans"/>
+                <w:sz w:val="20"/>
+                <w:szCs w:val="20"/>
+              </w:rPr>
+            </w:pPr>
+            <w:r>
+              <w:rPr>
+                <w:rFonts w:ascii="Plus Jakarta Sans" w:eastAsia="Times New Roman" w:hAnsi="Plus Jakarta Sans"/>
+                <w:sz w:val="20"/>
+                <w:szCs w:val="20"/>
+              </w:rPr>
+              <w:t>93</w:t>
             </w:r>
           </w:p>
         </w:tc>
       </w:tr>
       <w:tr>
         <w:trPr>
-          <w:divId w:val="1375471928"/>
+          <w:divId w:val="483085498"/>
         </w:trPr>
         <w:tc>
           <w:tcPr>
@@ -15938,37 +15938,37 @@
                 <w:sz w:val="20"/>
                 <w:szCs w:val="20"/>
               </w:rPr>
-              <w:t>9</w:t>
-            </w:r>
-          </w:p>
-        </w:tc>
-        <w:tc>
-          <w:tcPr>
-            <w:tcW w:w="0" w:type="auto"/>
-            <w:tcMar>
-              <w:top w:w="150" w:type="dxa"/>
-              <w:left w:w="210" w:type="dxa"/>
-              <w:bottom w:w="150" w:type="dxa"/>
-              <w:right w:w="210" w:type="dxa"/>
-            </w:tcMar>
-            <w:vAlign w:val="center"/>
-            <w:hideMark/>
-          </w:tcPr>
-          <w:p>
-            <w:pPr>
-              <w:rPr>
-                <w:rFonts w:ascii="Plus Jakarta Sans" w:eastAsia="Times New Roman" w:hAnsi="Plus Jakarta Sans"/>
-                <w:sz w:val="20"/>
-                <w:szCs w:val="20"/>
-              </w:rPr>
-            </w:pPr>
-            <w:r>
-              <w:rPr>
-                <w:rFonts w:ascii="Plus Jakarta Sans" w:eastAsia="Times New Roman" w:hAnsi="Plus Jakarta Sans"/>
-                <w:sz w:val="20"/>
-                <w:szCs w:val="20"/>
-              </w:rPr>
-              <w:t>67</w:t>
+              <w:t>14</w:t>
+            </w:r>
+          </w:p>
+        </w:tc>
+        <w:tc>
+          <w:tcPr>
+            <w:tcW w:w="0" w:type="auto"/>
+            <w:tcMar>
+              <w:top w:w="150" w:type="dxa"/>
+              <w:left w:w="210" w:type="dxa"/>
+              <w:bottom w:w="150" w:type="dxa"/>
+              <w:right w:w="210" w:type="dxa"/>
+            </w:tcMar>
+            <w:vAlign w:val="center"/>
+            <w:hideMark/>
+          </w:tcPr>
+          <w:p>
+            <w:pPr>
+              <w:rPr>
+                <w:rFonts w:ascii="Plus Jakarta Sans" w:eastAsia="Times New Roman" w:hAnsi="Plus Jakarta Sans"/>
+                <w:sz w:val="20"/>
+                <w:szCs w:val="20"/>
+              </w:rPr>
+            </w:pPr>
+            <w:r>
+              <w:rPr>
+                <w:rFonts w:ascii="Plus Jakarta Sans" w:eastAsia="Times New Roman" w:hAnsi="Plus Jakarta Sans"/>
+                <w:sz w:val="20"/>
+                <w:szCs w:val="20"/>
+              </w:rPr>
+              <w:t>72</w:t>
             </w:r>
           </w:p>
         </w:tc>
@@ -15977,7 +15977,7 @@
     <w:p>
       <w:pPr>
         <w:pStyle w:val="Ttulo3"/>
-        <w:divId w:val="774710797"/>
+        <w:divId w:val="1751079550"/>
         <w:rPr>
           <w:rFonts w:eastAsia="Times New Roman"/>
           <w:lang w:val="es-ES"/>
@@ -16011,7 +16011,7 @@
       </w:tblGrid>
       <w:tr>
         <w:trPr>
-          <w:divId w:val="959653971"/>
+          <w:divId w:val="1758593845"/>
           <w:tblHeader/>
         </w:trPr>
         <w:tc>
@@ -16202,7 +16202,7 @@
       </w:tr>
       <w:tr>
         <w:trPr>
-          <w:divId w:val="959653971"/>
+          <w:divId w:val="1758593845"/>
         </w:trPr>
         <w:tc>
           <w:tcPr>
@@ -16321,44 +16321,44 @@
                 <w:sz w:val="20"/>
                 <w:szCs w:val="20"/>
               </w:rPr>
-              <w:t>435</w:t>
-            </w:r>
-          </w:p>
-        </w:tc>
-        <w:tc>
-          <w:tcPr>
-            <w:tcW w:w="0" w:type="auto"/>
-            <w:tcMar>
-              <w:top w:w="150" w:type="dxa"/>
-              <w:left w:w="210" w:type="dxa"/>
-              <w:bottom w:w="150" w:type="dxa"/>
-              <w:right w:w="210" w:type="dxa"/>
-            </w:tcMar>
-            <w:vAlign w:val="center"/>
-            <w:hideMark/>
-          </w:tcPr>
-          <w:p>
-            <w:pPr>
-              <w:rPr>
-                <w:rFonts w:ascii="Plus Jakarta Sans" w:eastAsia="Times New Roman" w:hAnsi="Plus Jakarta Sans"/>
-                <w:sz w:val="20"/>
-                <w:szCs w:val="20"/>
-              </w:rPr>
-            </w:pPr>
-            <w:r>
-              <w:rPr>
-                <w:rFonts w:ascii="Plus Jakarta Sans" w:eastAsia="Times New Roman" w:hAnsi="Plus Jakarta Sans"/>
-                <w:sz w:val="20"/>
-                <w:szCs w:val="20"/>
-              </w:rPr>
-              <w:t>1,921</w:t>
+              <w:t>606</w:t>
+            </w:r>
+          </w:p>
+        </w:tc>
+        <w:tc>
+          <w:tcPr>
+            <w:tcW w:w="0" w:type="auto"/>
+            <w:tcMar>
+              <w:top w:w="150" w:type="dxa"/>
+              <w:left w:w="210" w:type="dxa"/>
+              <w:bottom w:w="150" w:type="dxa"/>
+              <w:right w:w="210" w:type="dxa"/>
+            </w:tcMar>
+            <w:vAlign w:val="center"/>
+            <w:hideMark/>
+          </w:tcPr>
+          <w:p>
+            <w:pPr>
+              <w:rPr>
+                <w:rFonts w:ascii="Plus Jakarta Sans" w:eastAsia="Times New Roman" w:hAnsi="Plus Jakarta Sans"/>
+                <w:sz w:val="20"/>
+                <w:szCs w:val="20"/>
+              </w:rPr>
+            </w:pPr>
+            <w:r>
+              <w:rPr>
+                <w:rFonts w:ascii="Plus Jakarta Sans" w:eastAsia="Times New Roman" w:hAnsi="Plus Jakarta Sans"/>
+                <w:sz w:val="20"/>
+                <w:szCs w:val="20"/>
+              </w:rPr>
+              <w:t>2,092</w:t>
             </w:r>
           </w:p>
         </w:tc>
       </w:tr>
       <w:tr>
         <w:trPr>
-          <w:divId w:val="959653971"/>
+          <w:divId w:val="1758593845"/>
         </w:trPr>
         <w:tc>
           <w:tcPr>
@@ -16477,44 +16477,44 @@
                 <w:sz w:val="20"/>
                 <w:szCs w:val="20"/>
               </w:rPr>
-              <w:t>240</w:t>
-            </w:r>
-          </w:p>
-        </w:tc>
-        <w:tc>
-          <w:tcPr>
-            <w:tcW w:w="0" w:type="auto"/>
-            <w:tcMar>
-              <w:top w:w="150" w:type="dxa"/>
-              <w:left w:w="210" w:type="dxa"/>
-              <w:bottom w:w="150" w:type="dxa"/>
-              <w:right w:w="210" w:type="dxa"/>
-            </w:tcMar>
-            <w:vAlign w:val="center"/>
-            <w:hideMark/>
-          </w:tcPr>
-          <w:p>
-            <w:pPr>
-              <w:rPr>
-                <w:rFonts w:ascii="Plus Jakarta Sans" w:eastAsia="Times New Roman" w:hAnsi="Plus Jakarta Sans"/>
-                <w:sz w:val="20"/>
-                <w:szCs w:val="20"/>
-              </w:rPr>
-            </w:pPr>
-            <w:r>
-              <w:rPr>
-                <w:rFonts w:ascii="Plus Jakarta Sans" w:eastAsia="Times New Roman" w:hAnsi="Plus Jakarta Sans"/>
-                <w:sz w:val="20"/>
-                <w:szCs w:val="20"/>
-              </w:rPr>
-              <w:t>869</w:t>
+              <w:t>272</w:t>
+            </w:r>
+          </w:p>
+        </w:tc>
+        <w:tc>
+          <w:tcPr>
+            <w:tcW w:w="0" w:type="auto"/>
+            <w:tcMar>
+              <w:top w:w="150" w:type="dxa"/>
+              <w:left w:w="210" w:type="dxa"/>
+              <w:bottom w:w="150" w:type="dxa"/>
+              <w:right w:w="210" w:type="dxa"/>
+            </w:tcMar>
+            <w:vAlign w:val="center"/>
+            <w:hideMark/>
+          </w:tcPr>
+          <w:p>
+            <w:pPr>
+              <w:rPr>
+                <w:rFonts w:ascii="Plus Jakarta Sans" w:eastAsia="Times New Roman" w:hAnsi="Plus Jakarta Sans"/>
+                <w:sz w:val="20"/>
+                <w:szCs w:val="20"/>
+              </w:rPr>
+            </w:pPr>
+            <w:r>
+              <w:rPr>
+                <w:rFonts w:ascii="Plus Jakarta Sans" w:eastAsia="Times New Roman" w:hAnsi="Plus Jakarta Sans"/>
+                <w:sz w:val="20"/>
+                <w:szCs w:val="20"/>
+              </w:rPr>
+              <w:t>901</w:t>
             </w:r>
           </w:p>
         </w:tc>
       </w:tr>
       <w:tr>
         <w:trPr>
-          <w:divId w:val="959653971"/>
+          <w:divId w:val="1758593845"/>
         </w:trPr>
         <w:tc>
           <w:tcPr>
@@ -16633,44 +16633,44 @@
                 <w:sz w:val="20"/>
                 <w:szCs w:val="20"/>
               </w:rPr>
-              <w:t>49</w:t>
-            </w:r>
-          </w:p>
-        </w:tc>
-        <w:tc>
-          <w:tcPr>
-            <w:tcW w:w="0" w:type="auto"/>
-            <w:tcMar>
-              <w:top w:w="150" w:type="dxa"/>
-              <w:left w:w="210" w:type="dxa"/>
-              <w:bottom w:w="150" w:type="dxa"/>
-              <w:right w:w="210" w:type="dxa"/>
-            </w:tcMar>
-            <w:vAlign w:val="center"/>
-            <w:hideMark/>
-          </w:tcPr>
-          <w:p>
-            <w:pPr>
-              <w:rPr>
-                <w:rFonts w:ascii="Plus Jakarta Sans" w:eastAsia="Times New Roman" w:hAnsi="Plus Jakarta Sans"/>
-                <w:sz w:val="20"/>
-                <w:szCs w:val="20"/>
-              </w:rPr>
-            </w:pPr>
-            <w:r>
-              <w:rPr>
-                <w:rFonts w:ascii="Plus Jakarta Sans" w:eastAsia="Times New Roman" w:hAnsi="Plus Jakarta Sans"/>
-                <w:sz w:val="20"/>
-                <w:szCs w:val="20"/>
-              </w:rPr>
-              <w:t>697</w:t>
+              <w:t>76</w:t>
+            </w:r>
+          </w:p>
+        </w:tc>
+        <w:tc>
+          <w:tcPr>
+            <w:tcW w:w="0" w:type="auto"/>
+            <w:tcMar>
+              <w:top w:w="150" w:type="dxa"/>
+              <w:left w:w="210" w:type="dxa"/>
+              <w:bottom w:w="150" w:type="dxa"/>
+              <w:right w:w="210" w:type="dxa"/>
+            </w:tcMar>
+            <w:vAlign w:val="center"/>
+            <w:hideMark/>
+          </w:tcPr>
+          <w:p>
+            <w:pPr>
+              <w:rPr>
+                <w:rFonts w:ascii="Plus Jakarta Sans" w:eastAsia="Times New Roman" w:hAnsi="Plus Jakarta Sans"/>
+                <w:sz w:val="20"/>
+                <w:szCs w:val="20"/>
+              </w:rPr>
+            </w:pPr>
+            <w:r>
+              <w:rPr>
+                <w:rFonts w:ascii="Plus Jakarta Sans" w:eastAsia="Times New Roman" w:hAnsi="Plus Jakarta Sans"/>
+                <w:sz w:val="20"/>
+                <w:szCs w:val="20"/>
+              </w:rPr>
+              <w:t>724</w:t>
             </w:r>
           </w:p>
         </w:tc>
       </w:tr>
       <w:tr>
         <w:trPr>
-          <w:divId w:val="959653971"/>
+          <w:divId w:val="1758593845"/>
         </w:trPr>
         <w:tc>
           <w:tcPr>
@@ -16789,44 +16789,44 @@
                 <w:sz w:val="20"/>
                 <w:szCs w:val="20"/>
               </w:rPr>
-              <w:t>45</w:t>
-            </w:r>
-          </w:p>
-        </w:tc>
-        <w:tc>
-          <w:tcPr>
-            <w:tcW w:w="0" w:type="auto"/>
-            <w:tcMar>
-              <w:top w:w="150" w:type="dxa"/>
-              <w:left w:w="210" w:type="dxa"/>
-              <w:bottom w:w="150" w:type="dxa"/>
-              <w:right w:w="210" w:type="dxa"/>
-            </w:tcMar>
-            <w:vAlign w:val="center"/>
-            <w:hideMark/>
-          </w:tcPr>
-          <w:p>
-            <w:pPr>
-              <w:rPr>
-                <w:rFonts w:ascii="Plus Jakarta Sans" w:eastAsia="Times New Roman" w:hAnsi="Plus Jakarta Sans"/>
-                <w:sz w:val="20"/>
-                <w:szCs w:val="20"/>
-              </w:rPr>
-            </w:pPr>
-            <w:r>
-              <w:rPr>
-                <w:rFonts w:ascii="Plus Jakarta Sans" w:eastAsia="Times New Roman" w:hAnsi="Plus Jakarta Sans"/>
-                <w:sz w:val="20"/>
-                <w:szCs w:val="20"/>
-              </w:rPr>
-              <w:t>274</w:t>
+              <w:t>72</w:t>
+            </w:r>
+          </w:p>
+        </w:tc>
+        <w:tc>
+          <w:tcPr>
+            <w:tcW w:w="0" w:type="auto"/>
+            <w:tcMar>
+              <w:top w:w="150" w:type="dxa"/>
+              <w:left w:w="210" w:type="dxa"/>
+              <w:bottom w:w="150" w:type="dxa"/>
+              <w:right w:w="210" w:type="dxa"/>
+            </w:tcMar>
+            <w:vAlign w:val="center"/>
+            <w:hideMark/>
+          </w:tcPr>
+          <w:p>
+            <w:pPr>
+              <w:rPr>
+                <w:rFonts w:ascii="Plus Jakarta Sans" w:eastAsia="Times New Roman" w:hAnsi="Plus Jakarta Sans"/>
+                <w:sz w:val="20"/>
+                <w:szCs w:val="20"/>
+              </w:rPr>
+            </w:pPr>
+            <w:r>
+              <w:rPr>
+                <w:rFonts w:ascii="Plus Jakarta Sans" w:eastAsia="Times New Roman" w:hAnsi="Plus Jakarta Sans"/>
+                <w:sz w:val="20"/>
+                <w:szCs w:val="20"/>
+              </w:rPr>
+              <w:t>301</w:t>
             </w:r>
           </w:p>
         </w:tc>
       </w:tr>
       <w:tr>
         <w:trPr>
-          <w:divId w:val="959653971"/>
+          <w:divId w:val="1758593845"/>
         </w:trPr>
         <w:tc>
           <w:tcPr>
@@ -16945,37 +16945,37 @@
                 <w:sz w:val="20"/>
                 <w:szCs w:val="20"/>
               </w:rPr>
-              <w:t>44</w:t>
-            </w:r>
-          </w:p>
-        </w:tc>
-        <w:tc>
-          <w:tcPr>
-            <w:tcW w:w="0" w:type="auto"/>
-            <w:tcMar>
-              <w:top w:w="150" w:type="dxa"/>
-              <w:left w:w="210" w:type="dxa"/>
-              <w:bottom w:w="150" w:type="dxa"/>
-              <w:right w:w="210" w:type="dxa"/>
-            </w:tcMar>
-            <w:vAlign w:val="center"/>
-            <w:hideMark/>
-          </w:tcPr>
-          <w:p>
-            <w:pPr>
-              <w:rPr>
-                <w:rFonts w:ascii="Plus Jakarta Sans" w:eastAsia="Times New Roman" w:hAnsi="Plus Jakarta Sans"/>
-                <w:sz w:val="20"/>
-                <w:szCs w:val="20"/>
-              </w:rPr>
-            </w:pPr>
-            <w:r>
-              <w:rPr>
-                <w:rFonts w:ascii="Plus Jakarta Sans" w:eastAsia="Times New Roman" w:hAnsi="Plus Jakarta Sans"/>
-                <w:sz w:val="20"/>
-                <w:szCs w:val="20"/>
-              </w:rPr>
-              <w:t>222</w:t>
+              <w:t>49</w:t>
+            </w:r>
+          </w:p>
+        </w:tc>
+        <w:tc>
+          <w:tcPr>
+            <w:tcW w:w="0" w:type="auto"/>
+            <w:tcMar>
+              <w:top w:w="150" w:type="dxa"/>
+              <w:left w:w="210" w:type="dxa"/>
+              <w:bottom w:w="150" w:type="dxa"/>
+              <w:right w:w="210" w:type="dxa"/>
+            </w:tcMar>
+            <w:vAlign w:val="center"/>
+            <w:hideMark/>
+          </w:tcPr>
+          <w:p>
+            <w:pPr>
+              <w:rPr>
+                <w:rFonts w:ascii="Plus Jakarta Sans" w:eastAsia="Times New Roman" w:hAnsi="Plus Jakarta Sans"/>
+                <w:sz w:val="20"/>
+                <w:szCs w:val="20"/>
+              </w:rPr>
+            </w:pPr>
+            <w:r>
+              <w:rPr>
+                <w:rFonts w:ascii="Plus Jakarta Sans" w:eastAsia="Times New Roman" w:hAnsi="Plus Jakarta Sans"/>
+                <w:sz w:val="20"/>
+                <w:szCs w:val="20"/>
+              </w:rPr>
+              <w:t>227</w:t>
             </w:r>
           </w:p>
         </w:tc>
@@ -16984,7 +16984,7 @@
     <w:p>
       <w:pPr>
         <w:pStyle w:val="Ttulo3"/>
-        <w:divId w:val="774710797"/>
+        <w:divId w:val="1751079550"/>
         <w:rPr>
           <w:rFonts w:eastAsia="Times New Roman"/>
           <w:lang w:val="es-ES"/>
@@ -17018,7 +17018,7 @@
       </w:tblGrid>
       <w:tr>
         <w:trPr>
-          <w:divId w:val="324404115"/>
+          <w:divId w:val="618224215"/>
           <w:tblHeader/>
         </w:trPr>
         <w:tc>
@@ -17209,7 +17209,7 @@
       </w:tr>
       <w:tr>
         <w:trPr>
-          <w:divId w:val="324404115"/>
+          <w:divId w:val="618224215"/>
         </w:trPr>
         <w:tc>
           <w:tcPr>
@@ -17328,44 +17328,44 @@
                 <w:sz w:val="20"/>
                 <w:szCs w:val="20"/>
               </w:rPr>
-              <w:t>615</w:t>
-            </w:r>
-          </w:p>
-        </w:tc>
-        <w:tc>
-          <w:tcPr>
-            <w:tcW w:w="0" w:type="auto"/>
-            <w:tcMar>
-              <w:top w:w="150" w:type="dxa"/>
-              <w:left w:w="210" w:type="dxa"/>
-              <w:bottom w:w="150" w:type="dxa"/>
-              <w:right w:w="210" w:type="dxa"/>
-            </w:tcMar>
-            <w:vAlign w:val="center"/>
-            <w:hideMark/>
-          </w:tcPr>
-          <w:p>
-            <w:pPr>
-              <w:rPr>
-                <w:rFonts w:ascii="Plus Jakarta Sans" w:eastAsia="Times New Roman" w:hAnsi="Plus Jakarta Sans"/>
-                <w:sz w:val="20"/>
-                <w:szCs w:val="20"/>
-              </w:rPr>
-            </w:pPr>
-            <w:r>
-              <w:rPr>
-                <w:rFonts w:ascii="Plus Jakarta Sans" w:eastAsia="Times New Roman" w:hAnsi="Plus Jakarta Sans"/>
-                <w:sz w:val="20"/>
-                <w:szCs w:val="20"/>
-              </w:rPr>
-              <w:t>2,886</w:t>
+              <w:t>841</w:t>
+            </w:r>
+          </w:p>
+        </w:tc>
+        <w:tc>
+          <w:tcPr>
+            <w:tcW w:w="0" w:type="auto"/>
+            <w:tcMar>
+              <w:top w:w="150" w:type="dxa"/>
+              <w:left w:w="210" w:type="dxa"/>
+              <w:bottom w:w="150" w:type="dxa"/>
+              <w:right w:w="210" w:type="dxa"/>
+            </w:tcMar>
+            <w:vAlign w:val="center"/>
+            <w:hideMark/>
+          </w:tcPr>
+          <w:p>
+            <w:pPr>
+              <w:rPr>
+                <w:rFonts w:ascii="Plus Jakarta Sans" w:eastAsia="Times New Roman" w:hAnsi="Plus Jakarta Sans"/>
+                <w:sz w:val="20"/>
+                <w:szCs w:val="20"/>
+              </w:rPr>
+            </w:pPr>
+            <w:r>
+              <w:rPr>
+                <w:rFonts w:ascii="Plus Jakarta Sans" w:eastAsia="Times New Roman" w:hAnsi="Plus Jakarta Sans"/>
+                <w:sz w:val="20"/>
+                <w:szCs w:val="20"/>
+              </w:rPr>
+              <w:t>3,112</w:t>
             </w:r>
           </w:p>
         </w:tc>
       </w:tr>
       <w:tr>
         <w:trPr>
-          <w:divId w:val="324404115"/>
+          <w:divId w:val="618224215"/>
         </w:trPr>
         <w:tc>
           <w:tcPr>
@@ -17484,37 +17484,37 @@
                 <w:sz w:val="20"/>
                 <w:szCs w:val="20"/>
               </w:rPr>
-              <w:t>205</w:t>
-            </w:r>
-          </w:p>
-        </w:tc>
-        <w:tc>
-          <w:tcPr>
-            <w:tcW w:w="0" w:type="auto"/>
-            <w:tcMar>
-              <w:top w:w="150" w:type="dxa"/>
-              <w:left w:w="210" w:type="dxa"/>
-              <w:bottom w:w="150" w:type="dxa"/>
-              <w:right w:w="210" w:type="dxa"/>
-            </w:tcMar>
-            <w:vAlign w:val="center"/>
-            <w:hideMark/>
-          </w:tcPr>
-          <w:p>
-            <w:pPr>
-              <w:rPr>
-                <w:rFonts w:ascii="Plus Jakarta Sans" w:eastAsia="Times New Roman" w:hAnsi="Plus Jakarta Sans"/>
-                <w:sz w:val="20"/>
-                <w:szCs w:val="20"/>
-              </w:rPr>
-            </w:pPr>
-            <w:r>
-              <w:rPr>
-                <w:rFonts w:ascii="Plus Jakarta Sans" w:eastAsia="Times New Roman" w:hAnsi="Plus Jakarta Sans"/>
-                <w:sz w:val="20"/>
-                <w:szCs w:val="20"/>
-              </w:rPr>
-              <w:t>1,287</w:t>
+              <w:t>246</w:t>
+            </w:r>
+          </w:p>
+        </w:tc>
+        <w:tc>
+          <w:tcPr>
+            <w:tcW w:w="0" w:type="auto"/>
+            <w:tcMar>
+              <w:top w:w="150" w:type="dxa"/>
+              <w:left w:w="210" w:type="dxa"/>
+              <w:bottom w:w="150" w:type="dxa"/>
+              <w:right w:w="210" w:type="dxa"/>
+            </w:tcMar>
+            <w:vAlign w:val="center"/>
+            <w:hideMark/>
+          </w:tcPr>
+          <w:p>
+            <w:pPr>
+              <w:rPr>
+                <w:rFonts w:ascii="Plus Jakarta Sans" w:eastAsia="Times New Roman" w:hAnsi="Plus Jakarta Sans"/>
+                <w:sz w:val="20"/>
+                <w:szCs w:val="20"/>
+              </w:rPr>
+            </w:pPr>
+            <w:r>
+              <w:rPr>
+                <w:rFonts w:ascii="Plus Jakarta Sans" w:eastAsia="Times New Roman" w:hAnsi="Plus Jakarta Sans"/>
+                <w:sz w:val="20"/>
+                <w:szCs w:val="20"/>
+              </w:rPr>
+              <w:t>1,328</w:t>
             </w:r>
           </w:p>
         </w:tc>
@@ -17523,7 +17523,7 @@
     <w:p>
       <w:pPr>
         <w:pStyle w:val="Ttulo4"/>
-        <w:divId w:val="774710797"/>
+        <w:divId w:val="1751079550"/>
         <w:rPr>
           <w:rFonts w:eastAsia="Times New Roman"/>
           <w:lang w:val="es-ES"/>
@@ -17541,7 +17541,7 @@
       <w:pPr>
         <w:spacing w:before="375" w:after="225"/>
         <w:jc w:val="center"/>
-        <w:divId w:val="570501602"/>
+        <w:divId w:val="1824930397"/>
         <w:rPr>
           <w:rFonts w:ascii="Outfit" w:eastAsia="Times New Roman" w:hAnsi="Outfit"/>
           <w:b/>
@@ -17571,7 +17571,7 @@
       <w:pPr>
         <w:spacing w:after="375"/>
         <w:jc w:val="center"/>
-        <w:divId w:val="1490633627"/>
+        <w:divId w:val="748039691"/>
         <w:rPr>
           <w:rFonts w:ascii="Plus Jakarta Sans" w:eastAsia="Times New Roman" w:hAnsi="Plus Jakarta Sans"/>
           <w:lang w:val="es-ES"/>
@@ -17876,7 +17876,7 @@
           <w:rFonts w:ascii="Plus Jakarta Sans" w:eastAsia="Times New Roman" w:hAnsi="Plus Jakarta Sans"/>
           <w:lang w:val="es-ES"/>
         </w:rPr>
-        <w:t>75</w:t>
+        <w:t>77</w:t>
       </w:r>
       <w:r>
         <w:rPr>
@@ -17897,7 +17897,7 @@
           <w:rFonts w:ascii="Plus Jakarta Sans" w:eastAsia="Times New Roman" w:hAnsi="Plus Jakarta Sans"/>
           <w:lang w:val="es-ES"/>
         </w:rPr>
-        <w:t>25</w:t>
+        <w:t>22</w:t>
       </w:r>
       <w:r>
         <w:rPr>
@@ -17959,7 +17959,7 @@
     <w:p>
       <w:pPr>
         <w:spacing w:before="450" w:after="450"/>
-        <w:divId w:val="774710797"/>
+        <w:divId w:val="1751079550"/>
         <w:rPr>
           <w:rFonts w:ascii="Plus Jakarta Sans" w:eastAsia="Times New Roman" w:hAnsi="Plus Jakarta Sans"/>
           <w:lang w:val="es-ES"/>
@@ -17970,7 +17970,7 @@
           <w:rFonts w:ascii="Plus Jakarta Sans" w:eastAsia="Times New Roman" w:hAnsi="Plus Jakarta Sans"/>
           <w:lang w:val="es-ES"/>
         </w:rPr>
-        <w:pict w14:anchorId="1AB168E4">
+        <w:pict w14:anchorId="1D9F70EA">
           <v:rect id="_x0000_i1035" style="width:0;height:.75pt" o:hralign="center" o:hrstd="t" o:hr="t" fillcolor="#a0a0a0" stroked="f"/>
         </w:pict>
       </w:r>
@@ -17978,7 +17978,7 @@
     <w:p>
       <w:pPr>
         <w:spacing w:before="450" w:after="450"/>
-        <w:divId w:val="774710797"/>
+        <w:divId w:val="1751079550"/>
         <w:rPr>
           <w:rFonts w:ascii="Plus Jakarta Sans" w:eastAsia="Times New Roman" w:hAnsi="Plus Jakarta Sans"/>
           <w:lang w:val="es-ES"/>
@@ -17989,7 +17989,7 @@
           <w:rFonts w:ascii="Plus Jakarta Sans" w:eastAsia="Times New Roman" w:hAnsi="Plus Jakarta Sans"/>
           <w:lang w:val="es-ES"/>
         </w:rPr>
-        <w:pict w14:anchorId="2311B9B6">
+        <w:pict w14:anchorId="08BB7277">
           <v:rect id="_x0000_i1036" style="width:0;height:.75pt" o:hralign="center" o:hrstd="t" o:hr="t" fillcolor="#a0a0a0" stroked="f"/>
         </w:pict>
       </w:r>
@@ -17997,7 +17997,7 @@
     <w:p>
       <w:pPr>
         <w:pStyle w:val="NormalWeb"/>
-        <w:divId w:val="774710797"/>
+        <w:divId w:val="1751079550"/>
         <w:rPr>
           <w:rFonts w:ascii="Plus Jakarta Sans" w:hAnsi="Plus Jakarta Sans"/>
           <w:lang w:val="es-ES"/>
@@ -18030,7 +18030,7 @@
           <w:rFonts w:ascii="Plus Jakarta Sans" w:hAnsi="Plus Jakarta Sans"/>
           <w:lang w:val="es-ES"/>
         </w:rPr>
-        <w:pict w14:anchorId="7A0E4E82"/>
+        <w:pict w14:anchorId="1A22EE37"/>
       </w:r>
     </w:p>
     <w:sectPr>
@@ -18046,9 +18046,9 @@
 <file path=word/numbering.xml><?xml version="1.0" encoding="utf-8"?>
 <w:numbering xmlns:wpc="http://schemas.microsoft.com/office/word/2010/wordprocessingCanvas" xmlns:cx="http://schemas.microsoft.com/office/drawing/2014/chartex" xmlns:cx1="http://schemas.microsoft.com/office/drawing/2015/9/8/chartex" xmlns:cx2="http://schemas.microsoft.com/office/drawing/2015/10/21/chartex" xmlns:cx3="http://schemas.microsoft.com/office/drawing/2016/5/9/chartex" xmlns:cx4="http://schemas.microsoft.com/office/drawing/2016/5/10/chartex" xmlns:cx5="http://schemas.microsoft.com/office/drawing/2016/5/11/chartex" xmlns:cx6="http://schemas.microsoft.com/office/drawing/2016/5/12/chartex" xmlns:cx7="http://schemas.microsoft.com/office/drawing/2016/5/13/chartex" xmlns:cx8="http://schemas.microsoft.com/office/drawing/2016/5/14/chartex" xmlns:mc="http://schemas.openxmlformats.org/markup-compatibility/2006" xmlns:aink="http://schemas.microsoft.com/office/drawing/2016/ink" xmlns:am3d="http://schemas.microsoft.com/office/drawing/2017/model3d" xmlns:o="urn:schemas-microsoft-com:office:office" xmlns:r="http://schemas.openxmlformats.org/officeDocument/2006/relationships" xmlns:m="http://schemas.openxmlformats.org/officeDocument/2006/math" xmlns:v="urn:schemas-microsoft-com:vml" xmlns:wp14="http://schemas.microsoft.com/office/word/2010/wordprocessingDrawing" xmlns:wp="http://schemas.openxmlformats.org/drawingml/2006/wordprocessingDrawing" xmlns:w10="urn:schemas-microsoft-com:office:word" xmlns:w="http://schemas.openxmlformats.org/wordprocessingml/2006/main" xmlns:w14="http://schemas.microsoft.com/office/word/2010/wordml" xmlns:w15="http://schemas.microsoft.com/office/word/2012/wordml" xmlns:w16cex="http://schemas.microsoft.com/office/word/2018/wordml/cex" xmlns:w16cid="http://schemas.microsoft.com/office/word/2016/wordml/cid" xmlns:w16="http://schemas.microsoft.com/office/word/2018/wordml" xmlns:w16sdtdh="http://schemas.microsoft.com/office/word/2020/wordml/sdtdatahash" xmlns:w16se="http://schemas.microsoft.com/office/word/2015/wordml/symex" xmlns:wpg="http://schemas.microsoft.com/office/word/2010/wordprocessingGroup" xmlns:wpi="http://schemas.microsoft.com/office/word/2010/wordprocessingInk" xmlns:wne="http://schemas.microsoft.com/office/word/2006/wordml" xmlns:wps="http://schemas.microsoft.com/office/word/2010/wordprocessingShape" mc:Ignorable="w14 w15 w16se w16cid w16 w16cex w16sdtdh wp14">
   <w:abstractNum w:abstractNumId="0" w15:restartNumberingAfterBreak="0">
-    <w:nsid w:val="0D89711D"/>
+    <w:nsid w:val="07267757"/>
     <w:multiLevelType w:val="multilevel"/>
-    <w:tmpl w:val="673035B0"/>
+    <w:tmpl w:val="137A748E"/>
     <w:lvl w:ilvl="0">
       <w:start w:val="1"/>
       <w:numFmt w:val="bullet"/>
@@ -18195,9 +18195,9 @@
     </w:lvl>
   </w:abstractNum>
   <w:abstractNum w:abstractNumId="1" w15:restartNumberingAfterBreak="0">
-    <w:nsid w:val="0F8F2412"/>
+    <w:nsid w:val="3243732F"/>
     <w:multiLevelType w:val="multilevel"/>
-    <w:tmpl w:val="05BEC1C0"/>
+    <w:tmpl w:val="3B02063E"/>
     <w:lvl w:ilvl="0">
       <w:start w:val="1"/>
       <w:numFmt w:val="bullet"/>
@@ -18344,9 +18344,9 @@
     </w:lvl>
   </w:abstractNum>
   <w:abstractNum w:abstractNumId="2" w15:restartNumberingAfterBreak="0">
-    <w:nsid w:val="352E6732"/>
+    <w:nsid w:val="3AE059A4"/>
     <w:multiLevelType w:val="multilevel"/>
-    <w:tmpl w:val="62A6117A"/>
+    <w:tmpl w:val="540839D4"/>
     <w:lvl w:ilvl="0">
       <w:start w:val="1"/>
       <w:numFmt w:val="bullet"/>
@@ -18493,9 +18493,9 @@
     </w:lvl>
   </w:abstractNum>
   <w:abstractNum w:abstractNumId="3" w15:restartNumberingAfterBreak="0">
-    <w:nsid w:val="42963C09"/>
+    <w:nsid w:val="4FB528E8"/>
     <w:multiLevelType w:val="multilevel"/>
-    <w:tmpl w:val="DF427EB6"/>
+    <w:tmpl w:val="F4FAA632"/>
     <w:lvl w:ilvl="0">
       <w:start w:val="1"/>
       <w:numFmt w:val="bullet"/>

--- a/public/informe_reunion_tecnica.docx
+++ b/public/informe_reunion_tecnica.docx
@@ -4,7 +4,7 @@
   <w:body>
     <w:p>
       <w:pPr>
-        <w:divId w:val="1955674484"/>
+        <w:divId w:val="1944414825"/>
         <w:rPr>
           <w:rFonts w:ascii="Plus Jakarta Sans" w:eastAsia="Times New Roman" w:hAnsi="Plus Jakarta Sans"/>
           <w:lang w:val="es-ES"/>
@@ -28,7 +28,7 @@
     <w:p>
       <w:pPr>
         <w:pStyle w:val="Ttulo1"/>
-        <w:divId w:val="1751079550"/>
+        <w:divId w:val="1098213800"/>
         <w:rPr>
           <w:rFonts w:eastAsia="Times New Roman"/>
           <w:lang w:val="es-ES"/>
@@ -45,7 +45,7 @@
     <w:p>
       <w:pPr>
         <w:pStyle w:val="NormalWeb"/>
-        <w:divId w:val="1751079550"/>
+        <w:divId w:val="1098213800"/>
         <w:rPr>
           <w:rFonts w:ascii="Plus Jakarta Sans" w:hAnsi="Plus Jakarta Sans"/>
           <w:lang w:val="es-ES"/>
@@ -63,7 +63,7 @@
     <w:p>
       <w:pPr>
         <w:pStyle w:val="NormalWeb"/>
-        <w:divId w:val="1751079550"/>
+        <w:divId w:val="1098213800"/>
         <w:rPr>
           <w:rFonts w:ascii="Plus Jakarta Sans" w:hAnsi="Plus Jakarta Sans"/>
           <w:lang w:val="es-ES"/>
@@ -102,7 +102,7 @@
     <w:p>
       <w:pPr>
         <w:spacing w:before="450" w:after="450"/>
-        <w:divId w:val="1751079550"/>
+        <w:divId w:val="1098213800"/>
         <w:rPr>
           <w:rFonts w:ascii="Plus Jakarta Sans" w:eastAsia="Times New Roman" w:hAnsi="Plus Jakarta Sans"/>
           <w:lang w:val="es-ES"/>
@@ -113,7 +113,7 @@
           <w:rFonts w:ascii="Plus Jakarta Sans" w:eastAsia="Times New Roman" w:hAnsi="Plus Jakarta Sans"/>
           <w:lang w:val="es-ES"/>
         </w:rPr>
-        <w:pict w14:anchorId="395B6DFE">
+        <w:pict>
           <v:rect id="_x0000_i1025" style="width:0;height:.75pt" o:hralign="center" o:hrstd="t" o:hr="t" fillcolor="#a0a0a0" stroked="f"/>
         </w:pict>
       </w:r>
@@ -121,7 +121,7 @@
     <w:p>
       <w:pPr>
         <w:pStyle w:val="Ttulo2"/>
-        <w:divId w:val="1751079550"/>
+        <w:divId w:val="1098213800"/>
         <w:rPr>
           <w:rFonts w:eastAsia="Times New Roman"/>
           <w:lang w:val="es-ES"/>
@@ -145,7 +145,7 @@
     <w:p>
       <w:pPr>
         <w:pStyle w:val="NormalWeb"/>
-        <w:divId w:val="1751079550"/>
+        <w:divId w:val="1098213800"/>
         <w:rPr>
           <w:rFonts w:ascii="Plus Jakarta Sans" w:hAnsi="Plus Jakarta Sans"/>
           <w:lang w:val="es-ES"/>
@@ -167,7 +167,7 @@
         </w:numPr>
         <w:spacing w:before="100" w:beforeAutospacing="1" w:after="90"/>
         <w:ind w:left="1020"/>
-        <w:divId w:val="1751079550"/>
+        <w:divId w:val="1098213800"/>
         <w:rPr>
           <w:rFonts w:ascii="Plus Jakarta Sans" w:eastAsia="Times New Roman" w:hAnsi="Plus Jakarta Sans"/>
           <w:sz w:val="21"/>
@@ -202,7 +202,7 @@
           <w:szCs w:val="21"/>
           <w:lang w:val="es-ES"/>
         </w:rPr>
-        <w:t>4,440 fichas</w:t>
+        <w:t>6,584 fichas</w:t>
       </w:r>
     </w:p>
     <w:p>
@@ -213,7 +213,7 @@
         </w:numPr>
         <w:spacing w:before="100" w:beforeAutospacing="1" w:after="90"/>
         <w:ind w:left="1020"/>
-        <w:divId w:val="1751079550"/>
+        <w:divId w:val="1098213800"/>
         <w:rPr>
           <w:rFonts w:ascii="Plus Jakarta Sans" w:eastAsia="Times New Roman" w:hAnsi="Plus Jakarta Sans"/>
           <w:sz w:val="21"/>
@@ -258,7 +258,7 @@
           <w:szCs w:val="21"/>
           <w:lang w:val="es-ES"/>
         </w:rPr>
-        <w:t>3,289 polígonos unificados</w:t>
+        <w:t>5,310 polígonos unificados</w:t>
       </w:r>
     </w:p>
     <w:p>
@@ -269,7 +269,7 @@
         </w:numPr>
         <w:spacing w:before="100" w:beforeAutospacing="1" w:after="90"/>
         <w:ind w:left="1020"/>
-        <w:divId w:val="1751079550"/>
+        <w:divId w:val="1098213800"/>
         <w:rPr>
           <w:rFonts w:ascii="Plus Jakarta Sans" w:eastAsia="Times New Roman" w:hAnsi="Plus Jakarta Sans"/>
           <w:sz w:val="21"/>
@@ -315,7 +315,7 @@
         </w:numPr>
         <w:spacing w:before="100" w:beforeAutospacing="1" w:after="90"/>
         <w:ind w:left="1020"/>
-        <w:divId w:val="1751079550"/>
+        <w:divId w:val="1098213800"/>
         <w:rPr>
           <w:rFonts w:ascii="Plus Jakarta Sans" w:eastAsia="Times New Roman" w:hAnsi="Plus Jakarta Sans"/>
           <w:sz w:val="21"/>
@@ -356,7 +356,7 @@
     <w:p>
       <w:pPr>
         <w:spacing w:before="450" w:after="450"/>
-        <w:divId w:val="1751079550"/>
+        <w:divId w:val="1098213800"/>
         <w:rPr>
           <w:rFonts w:ascii="Plus Jakarta Sans" w:eastAsia="Times New Roman" w:hAnsi="Plus Jakarta Sans"/>
           <w:lang w:val="es-ES"/>
@@ -367,7 +367,7 @@
           <w:rFonts w:ascii="Plus Jakarta Sans" w:eastAsia="Times New Roman" w:hAnsi="Plus Jakarta Sans"/>
           <w:lang w:val="es-ES"/>
         </w:rPr>
-        <w:pict w14:anchorId="03978D28">
+        <w:pict>
           <v:rect id="_x0000_i1026" style="width:0;height:.75pt" o:hralign="center" o:hrstd="t" o:hr="t" fillcolor="#a0a0a0" stroked="f"/>
         </w:pict>
       </w:r>
@@ -375,7 +375,7 @@
     <w:p>
       <w:pPr>
         <w:pStyle w:val="Ttulo2"/>
-        <w:divId w:val="1751079550"/>
+        <w:divId w:val="1098213800"/>
         <w:rPr>
           <w:rFonts w:eastAsia="Times New Roman"/>
           <w:lang w:val="es-ES"/>
@@ -392,7 +392,7 @@
     <w:p>
       <w:pPr>
         <w:pStyle w:val="NormalWeb"/>
-        <w:divId w:val="1751079550"/>
+        <w:divId w:val="1098213800"/>
         <w:rPr>
           <w:rFonts w:ascii="Plus Jakarta Sans" w:hAnsi="Plus Jakarta Sans"/>
           <w:lang w:val="es-ES"/>
@@ -445,7 +445,7 @@
       </w:tblGrid>
       <w:tr>
         <w:trPr>
-          <w:divId w:val="352078256"/>
+          <w:divId w:val="917440750"/>
           <w:tblHeader/>
         </w:trPr>
         <w:tc>
@@ -525,7 +525,7 @@
       </w:tr>
       <w:tr>
         <w:trPr>
-          <w:divId w:val="352078256"/>
+          <w:divId w:val="917440750"/>
         </w:trPr>
         <w:tc>
           <w:tcPr>
@@ -584,14 +584,14 @@
                 <w:sz w:val="20"/>
                 <w:szCs w:val="20"/>
               </w:rPr>
-              <w:t>3,352</w:t>
+              <w:t>5,496</w:t>
             </w:r>
           </w:p>
         </w:tc>
       </w:tr>
       <w:tr>
         <w:trPr>
-          <w:divId w:val="352078256"/>
+          <w:divId w:val="917440750"/>
         </w:trPr>
         <w:tc>
           <w:tcPr>
@@ -657,7 +657,7 @@
       </w:tr>
       <w:tr>
         <w:trPr>
-          <w:divId w:val="352078256"/>
+          <w:divId w:val="917440750"/>
         </w:trPr>
         <w:tc>
           <w:tcPr>
@@ -723,7 +723,7 @@
       </w:tr>
       <w:tr>
         <w:trPr>
-          <w:divId w:val="352078256"/>
+          <w:divId w:val="917440750"/>
         </w:trPr>
         <w:tc>
           <w:tcPr>
@@ -791,7 +791,7 @@
     <w:p>
       <w:pPr>
         <w:spacing w:before="450" w:after="450"/>
-        <w:divId w:val="1751079550"/>
+        <w:divId w:val="1098213800"/>
         <w:rPr>
           <w:rFonts w:ascii="Plus Jakarta Sans" w:eastAsia="Times New Roman" w:hAnsi="Plus Jakarta Sans"/>
           <w:lang w:val="es-ES"/>
@@ -803,7 +803,7 @@
           <w:lang w:val="es-ES"/>
         </w:rPr>
         <w:lastRenderedPageBreak/>
-        <w:pict w14:anchorId="680EEFE0">
+        <w:pict>
           <v:rect id="_x0000_i1027" style="width:0;height:.75pt" o:hralign="center" o:hrstd="t" o:hr="t" fillcolor="#a0a0a0" stroked="f"/>
         </w:pict>
       </w:r>
@@ -811,7 +811,7 @@
     <w:p>
       <w:pPr>
         <w:pStyle w:val="Ttulo2"/>
-        <w:divId w:val="1751079550"/>
+        <w:divId w:val="1098213800"/>
         <w:rPr>
           <w:rFonts w:eastAsia="Times New Roman"/>
           <w:lang w:val="es-ES"/>
@@ -828,7 +828,7 @@
     <w:p>
       <w:pPr>
         <w:pStyle w:val="Ttulo3"/>
-        <w:divId w:val="1751079550"/>
+        <w:divId w:val="1098213800"/>
         <w:rPr>
           <w:rFonts w:eastAsia="Times New Roman"/>
           <w:lang w:val="es-ES"/>
@@ -845,7 +845,7 @@
     <w:p>
       <w:pPr>
         <w:pStyle w:val="NormalWeb"/>
-        <w:divId w:val="1751079550"/>
+        <w:divId w:val="1098213800"/>
         <w:rPr>
           <w:rFonts w:ascii="Plus Jakarta Sans" w:hAnsi="Plus Jakarta Sans"/>
           <w:lang w:val="es-ES"/>
@@ -885,7 +885,7 @@
       </w:tblGrid>
       <w:tr>
         <w:trPr>
-          <w:divId w:val="851798907"/>
+          <w:divId w:val="1477189363"/>
           <w:tblHeader/>
         </w:trPr>
         <w:tc>
@@ -1039,7 +1039,7 @@
       </w:tr>
       <w:tr>
         <w:trPr>
-          <w:divId w:val="851798907"/>
+          <w:divId w:val="1477189363"/>
         </w:trPr>
         <w:tc>
           <w:tcPr>
@@ -1098,37 +1098,37 @@
                 <w:sz w:val="20"/>
                 <w:szCs w:val="20"/>
               </w:rPr>
-              <w:t>1,721</w:t>
-            </w:r>
-          </w:p>
-        </w:tc>
-        <w:tc>
-          <w:tcPr>
-            <w:tcW w:w="0" w:type="auto"/>
-            <w:tcMar>
-              <w:top w:w="150" w:type="dxa"/>
-              <w:left w:w="210" w:type="dxa"/>
-              <w:bottom w:w="150" w:type="dxa"/>
-              <w:right w:w="210" w:type="dxa"/>
-            </w:tcMar>
-            <w:vAlign w:val="center"/>
-            <w:hideMark/>
-          </w:tcPr>
-          <w:p>
-            <w:pPr>
-              <w:rPr>
-                <w:rFonts w:ascii="Plus Jakarta Sans" w:eastAsia="Times New Roman" w:hAnsi="Plus Jakarta Sans"/>
-                <w:sz w:val="20"/>
-                <w:szCs w:val="20"/>
-              </w:rPr>
-            </w:pPr>
-            <w:r>
-              <w:rPr>
-                <w:rFonts w:ascii="Plus Jakarta Sans" w:eastAsia="Times New Roman" w:hAnsi="Plus Jakarta Sans"/>
-                <w:sz w:val="20"/>
-                <w:szCs w:val="20"/>
-              </w:rPr>
-              <w:t>1,632</w:t>
+              <w:t>3,348</w:t>
+            </w:r>
+          </w:p>
+        </w:tc>
+        <w:tc>
+          <w:tcPr>
+            <w:tcW w:w="0" w:type="auto"/>
+            <w:tcMar>
+              <w:top w:w="150" w:type="dxa"/>
+              <w:left w:w="210" w:type="dxa"/>
+              <w:bottom w:w="150" w:type="dxa"/>
+              <w:right w:w="210" w:type="dxa"/>
+            </w:tcMar>
+            <w:vAlign w:val="center"/>
+            <w:hideMark/>
+          </w:tcPr>
+          <w:p>
+            <w:pPr>
+              <w:rPr>
+                <w:rFonts w:ascii="Plus Jakarta Sans" w:eastAsia="Times New Roman" w:hAnsi="Plus Jakarta Sans"/>
+                <w:sz w:val="20"/>
+                <w:szCs w:val="20"/>
+              </w:rPr>
+            </w:pPr>
+            <w:r>
+              <w:rPr>
+                <w:rFonts w:ascii="Plus Jakarta Sans" w:eastAsia="Times New Roman" w:hAnsi="Plus Jakarta Sans"/>
+                <w:sz w:val="20"/>
+                <w:szCs w:val="20"/>
+              </w:rPr>
+              <w:t>2,149</w:t>
             </w:r>
           </w:p>
         </w:tc>
@@ -1165,7 +1165,7 @@
       </w:tr>
       <w:tr>
         <w:trPr>
-          <w:divId w:val="851798907"/>
+          <w:divId w:val="1477189363"/>
         </w:trPr>
         <w:tc>
           <w:tcPr>
@@ -1224,37 +1224,37 @@
                 <w:sz w:val="20"/>
                 <w:szCs w:val="20"/>
               </w:rPr>
-              <w:t>33,901,727.35 m²</w:t>
-            </w:r>
-          </w:p>
-        </w:tc>
-        <w:tc>
-          <w:tcPr>
-            <w:tcW w:w="0" w:type="auto"/>
-            <w:tcMar>
-              <w:top w:w="150" w:type="dxa"/>
-              <w:left w:w="210" w:type="dxa"/>
-              <w:bottom w:w="150" w:type="dxa"/>
-              <w:right w:w="210" w:type="dxa"/>
-            </w:tcMar>
-            <w:vAlign w:val="center"/>
-            <w:hideMark/>
-          </w:tcPr>
-          <w:p>
-            <w:pPr>
-              <w:rPr>
-                <w:rFonts w:ascii="Plus Jakarta Sans" w:eastAsia="Times New Roman" w:hAnsi="Plus Jakarta Sans"/>
-                <w:sz w:val="20"/>
-                <w:szCs w:val="20"/>
-              </w:rPr>
-            </w:pPr>
-            <w:r>
-              <w:rPr>
-                <w:rFonts w:ascii="Plus Jakarta Sans" w:eastAsia="Times New Roman" w:hAnsi="Plus Jakarta Sans"/>
-                <w:sz w:val="20"/>
-                <w:szCs w:val="20"/>
-              </w:rPr>
-              <w:t>38,540,367.36 m²</w:t>
+              <w:t>47,531,459.95 m²</w:t>
+            </w:r>
+          </w:p>
+        </w:tc>
+        <w:tc>
+          <w:tcPr>
+            <w:tcW w:w="0" w:type="auto"/>
+            <w:tcMar>
+              <w:top w:w="150" w:type="dxa"/>
+              <w:left w:w="210" w:type="dxa"/>
+              <w:bottom w:w="150" w:type="dxa"/>
+              <w:right w:w="210" w:type="dxa"/>
+            </w:tcMar>
+            <w:vAlign w:val="center"/>
+            <w:hideMark/>
+          </w:tcPr>
+          <w:p>
+            <w:pPr>
+              <w:rPr>
+                <w:rFonts w:ascii="Plus Jakarta Sans" w:eastAsia="Times New Roman" w:hAnsi="Plus Jakarta Sans"/>
+                <w:sz w:val="20"/>
+                <w:szCs w:val="20"/>
+              </w:rPr>
+            </w:pPr>
+            <w:r>
+              <w:rPr>
+                <w:rFonts w:ascii="Plus Jakarta Sans" w:eastAsia="Times New Roman" w:hAnsi="Plus Jakarta Sans"/>
+                <w:sz w:val="20"/>
+                <w:szCs w:val="20"/>
+              </w:rPr>
+              <w:t>42,661,234.52 m²</w:t>
             </w:r>
           </w:p>
         </w:tc>
@@ -1291,7 +1291,7 @@
       </w:tr>
       <w:tr>
         <w:trPr>
-          <w:divId w:val="851798907"/>
+          <w:divId w:val="1477189363"/>
         </w:trPr>
         <w:tc>
           <w:tcPr>
@@ -1350,37 +1350,37 @@
                 <w:sz w:val="20"/>
                 <w:szCs w:val="20"/>
               </w:rPr>
-              <w:t>19,698.85 m² (1.970 ha)</w:t>
-            </w:r>
-          </w:p>
-        </w:tc>
-        <w:tc>
-          <w:tcPr>
-            <w:tcW w:w="0" w:type="auto"/>
-            <w:tcMar>
-              <w:top w:w="150" w:type="dxa"/>
-              <w:left w:w="210" w:type="dxa"/>
-              <w:bottom w:w="150" w:type="dxa"/>
-              <w:right w:w="210" w:type="dxa"/>
-            </w:tcMar>
-            <w:vAlign w:val="center"/>
-            <w:hideMark/>
-          </w:tcPr>
-          <w:p>
-            <w:pPr>
-              <w:rPr>
-                <w:rFonts w:ascii="Plus Jakarta Sans" w:eastAsia="Times New Roman" w:hAnsi="Plus Jakarta Sans"/>
-                <w:sz w:val="20"/>
-                <w:szCs w:val="20"/>
-              </w:rPr>
-            </w:pPr>
-            <w:r>
-              <w:rPr>
-                <w:rFonts w:ascii="Plus Jakarta Sans" w:eastAsia="Times New Roman" w:hAnsi="Plus Jakarta Sans"/>
-                <w:sz w:val="20"/>
-                <w:szCs w:val="20"/>
-              </w:rPr>
-              <w:t>23,615.42 m² (2.362 ha)</w:t>
+              <w:t>14,196.97 m² (1.420 ha)</w:t>
+            </w:r>
+          </w:p>
+        </w:tc>
+        <w:tc>
+          <w:tcPr>
+            <w:tcW w:w="0" w:type="auto"/>
+            <w:tcMar>
+              <w:top w:w="150" w:type="dxa"/>
+              <w:left w:w="210" w:type="dxa"/>
+              <w:bottom w:w="150" w:type="dxa"/>
+              <w:right w:w="210" w:type="dxa"/>
+            </w:tcMar>
+            <w:vAlign w:val="center"/>
+            <w:hideMark/>
+          </w:tcPr>
+          <w:p>
+            <w:pPr>
+              <w:rPr>
+                <w:rFonts w:ascii="Plus Jakarta Sans" w:eastAsia="Times New Roman" w:hAnsi="Plus Jakarta Sans"/>
+                <w:sz w:val="20"/>
+                <w:szCs w:val="20"/>
+              </w:rPr>
+            </w:pPr>
+            <w:r>
+              <w:rPr>
+                <w:rFonts w:ascii="Plus Jakarta Sans" w:eastAsia="Times New Roman" w:hAnsi="Plus Jakarta Sans"/>
+                <w:sz w:val="20"/>
+                <w:szCs w:val="20"/>
+              </w:rPr>
+              <w:t>19,851.67 m² (1.985 ha)</w:t>
             </w:r>
           </w:p>
         </w:tc>
@@ -1417,7 +1417,7 @@
       </w:tr>
       <w:tr>
         <w:trPr>
-          <w:divId w:val="851798907"/>
+          <w:divId w:val="1477189363"/>
         </w:trPr>
         <w:tc>
           <w:tcPr>
@@ -1476,37 +1476,37 @@
                 <w:sz w:val="20"/>
                 <w:szCs w:val="20"/>
               </w:rPr>
-              <w:t>29,823,841.79 m²</w:t>
-            </w:r>
-          </w:p>
-        </w:tc>
-        <w:tc>
-          <w:tcPr>
-            <w:tcW w:w="0" w:type="auto"/>
-            <w:tcMar>
-              <w:top w:w="150" w:type="dxa"/>
-              <w:left w:w="210" w:type="dxa"/>
-              <w:bottom w:w="150" w:type="dxa"/>
-              <w:right w:w="210" w:type="dxa"/>
-            </w:tcMar>
-            <w:vAlign w:val="center"/>
-            <w:hideMark/>
-          </w:tcPr>
-          <w:p>
-            <w:pPr>
-              <w:rPr>
-                <w:rFonts w:ascii="Plus Jakarta Sans" w:eastAsia="Times New Roman" w:hAnsi="Plus Jakarta Sans"/>
-                <w:sz w:val="20"/>
-                <w:szCs w:val="20"/>
-              </w:rPr>
-            </w:pPr>
-            <w:r>
-              <w:rPr>
-                <w:rFonts w:ascii="Plus Jakarta Sans" w:eastAsia="Times New Roman" w:hAnsi="Plus Jakarta Sans"/>
-                <w:sz w:val="20"/>
-                <w:szCs w:val="20"/>
-              </w:rPr>
-              <w:t>24,671,582.68 m²</w:t>
+              <w:t>38,645,644.57 m²</w:t>
+            </w:r>
+          </w:p>
+        </w:tc>
+        <w:tc>
+          <w:tcPr>
+            <w:tcW w:w="0" w:type="auto"/>
+            <w:tcMar>
+              <w:top w:w="150" w:type="dxa"/>
+              <w:left w:w="210" w:type="dxa"/>
+              <w:bottom w:w="150" w:type="dxa"/>
+              <w:right w:w="210" w:type="dxa"/>
+            </w:tcMar>
+            <w:vAlign w:val="center"/>
+            <w:hideMark/>
+          </w:tcPr>
+          <w:p>
+            <w:pPr>
+              <w:rPr>
+                <w:rFonts w:ascii="Plus Jakarta Sans" w:eastAsia="Times New Roman" w:hAnsi="Plus Jakarta Sans"/>
+                <w:sz w:val="20"/>
+                <w:szCs w:val="20"/>
+              </w:rPr>
+            </w:pPr>
+            <w:r>
+              <w:rPr>
+                <w:rFonts w:ascii="Plus Jakarta Sans" w:eastAsia="Times New Roman" w:hAnsi="Plus Jakarta Sans"/>
+                <w:sz w:val="20"/>
+                <w:szCs w:val="20"/>
+              </w:rPr>
+              <w:t>26,336,300.32 m²</w:t>
             </w:r>
           </w:p>
         </w:tc>
@@ -1543,7 +1543,7 @@
       </w:tr>
       <w:tr>
         <w:trPr>
-          <w:divId w:val="851798907"/>
+          <w:divId w:val="1477189363"/>
         </w:trPr>
         <w:tc>
           <w:tcPr>
@@ -1602,45 +1602,45 @@
                 <w:sz w:val="20"/>
                 <w:szCs w:val="20"/>
               </w:rPr>
-              <w:t>17,329.37 m² (1.733 ha)</w:t>
-            </w:r>
-          </w:p>
-        </w:tc>
-        <w:tc>
-          <w:tcPr>
-            <w:tcW w:w="0" w:type="auto"/>
-            <w:tcMar>
-              <w:top w:w="150" w:type="dxa"/>
-              <w:left w:w="210" w:type="dxa"/>
-              <w:bottom w:w="150" w:type="dxa"/>
-              <w:right w:w="210" w:type="dxa"/>
-            </w:tcMar>
-            <w:vAlign w:val="center"/>
-            <w:hideMark/>
-          </w:tcPr>
-          <w:p>
-            <w:pPr>
-              <w:rPr>
-                <w:rFonts w:ascii="Plus Jakarta Sans" w:eastAsia="Times New Roman" w:hAnsi="Plus Jakarta Sans"/>
-                <w:sz w:val="20"/>
-                <w:szCs w:val="20"/>
-              </w:rPr>
-            </w:pPr>
-            <w:r>
-              <w:rPr>
-                <w:rFonts w:ascii="Plus Jakarta Sans" w:eastAsia="Times New Roman" w:hAnsi="Plus Jakarta Sans"/>
-                <w:sz w:val="20"/>
-                <w:szCs w:val="20"/>
-              </w:rPr>
-              <w:t>15,117.39 m² (1.</w:t>
-            </w:r>
-            <w:r>
-              <w:rPr>
-                <w:rFonts w:ascii="Plus Jakarta Sans" w:eastAsia="Times New Roman" w:hAnsi="Plus Jakarta Sans"/>
-                <w:sz w:val="20"/>
-                <w:szCs w:val="20"/>
-              </w:rPr>
-              <w:t>512 ha)</w:t>
+              <w:t>11,542.90 m² (1.154 ha)</w:t>
+            </w:r>
+          </w:p>
+        </w:tc>
+        <w:tc>
+          <w:tcPr>
+            <w:tcW w:w="0" w:type="auto"/>
+            <w:tcMar>
+              <w:top w:w="150" w:type="dxa"/>
+              <w:left w:w="210" w:type="dxa"/>
+              <w:bottom w:w="150" w:type="dxa"/>
+              <w:right w:w="210" w:type="dxa"/>
+            </w:tcMar>
+            <w:vAlign w:val="center"/>
+            <w:hideMark/>
+          </w:tcPr>
+          <w:p>
+            <w:pPr>
+              <w:rPr>
+                <w:rFonts w:ascii="Plus Jakarta Sans" w:eastAsia="Times New Roman" w:hAnsi="Plus Jakarta Sans"/>
+                <w:sz w:val="20"/>
+                <w:szCs w:val="20"/>
+              </w:rPr>
+            </w:pPr>
+            <w:r>
+              <w:rPr>
+                <w:rFonts w:ascii="Plus Jakarta Sans" w:eastAsia="Times New Roman" w:hAnsi="Plus Jakarta Sans"/>
+                <w:sz w:val="20"/>
+                <w:szCs w:val="20"/>
+              </w:rPr>
+              <w:t>12,255.14 m² (1.</w:t>
+            </w:r>
+            <w:r>
+              <w:rPr>
+                <w:rFonts w:ascii="Plus Jakarta Sans" w:eastAsia="Times New Roman" w:hAnsi="Plus Jakarta Sans"/>
+                <w:sz w:val="20"/>
+                <w:szCs w:val="20"/>
+              </w:rPr>
+              <w:t>226 ha)</w:t>
             </w:r>
           </w:p>
         </w:tc>
@@ -1677,7 +1677,7 @@
       </w:tr>
       <w:tr>
         <w:trPr>
-          <w:divId w:val="851798907"/>
+          <w:divId w:val="1477189363"/>
         </w:trPr>
         <w:tc>
           <w:tcPr>
@@ -1736,37 +1736,37 @@
                 <w:sz w:val="20"/>
                 <w:szCs w:val="20"/>
               </w:rPr>
-              <w:t>4,077,885.57 m² (407.79 ha)</w:t>
-            </w:r>
-          </w:p>
-        </w:tc>
-        <w:tc>
-          <w:tcPr>
-            <w:tcW w:w="0" w:type="auto"/>
-            <w:tcMar>
-              <w:top w:w="150" w:type="dxa"/>
-              <w:left w:w="210" w:type="dxa"/>
-              <w:bottom w:w="150" w:type="dxa"/>
-              <w:right w:w="210" w:type="dxa"/>
-            </w:tcMar>
-            <w:vAlign w:val="center"/>
-            <w:hideMark/>
-          </w:tcPr>
-          <w:p>
-            <w:pPr>
-              <w:rPr>
-                <w:rFonts w:ascii="Plus Jakarta Sans" w:eastAsia="Times New Roman" w:hAnsi="Plus Jakarta Sans"/>
-                <w:sz w:val="20"/>
-                <w:szCs w:val="20"/>
-              </w:rPr>
-            </w:pPr>
-            <w:r>
-              <w:rPr>
-                <w:rFonts w:ascii="Plus Jakarta Sans" w:eastAsia="Times New Roman" w:hAnsi="Plus Jakarta Sans"/>
-                <w:sz w:val="20"/>
-                <w:szCs w:val="20"/>
-              </w:rPr>
-              <w:t>13,868,784.68 m² (1386.88 ha)</w:t>
+              <w:t>8,885,815.39 m² (888.58 ha)</w:t>
+            </w:r>
+          </w:p>
+        </w:tc>
+        <w:tc>
+          <w:tcPr>
+            <w:tcW w:w="0" w:type="auto"/>
+            <w:tcMar>
+              <w:top w:w="150" w:type="dxa"/>
+              <w:left w:w="210" w:type="dxa"/>
+              <w:bottom w:w="150" w:type="dxa"/>
+              <w:right w:w="210" w:type="dxa"/>
+            </w:tcMar>
+            <w:vAlign w:val="center"/>
+            <w:hideMark/>
+          </w:tcPr>
+          <w:p>
+            <w:pPr>
+              <w:rPr>
+                <w:rFonts w:ascii="Plus Jakarta Sans" w:eastAsia="Times New Roman" w:hAnsi="Plus Jakarta Sans"/>
+                <w:sz w:val="20"/>
+                <w:szCs w:val="20"/>
+              </w:rPr>
+            </w:pPr>
+            <w:r>
+              <w:rPr>
+                <w:rFonts w:ascii="Plus Jakarta Sans" w:eastAsia="Times New Roman" w:hAnsi="Plus Jakarta Sans"/>
+                <w:sz w:val="20"/>
+                <w:szCs w:val="20"/>
+              </w:rPr>
+              <w:t>16,324,934.21 m² (1632.49 ha)</w:t>
             </w:r>
           </w:p>
         </w:tc>
@@ -1803,7 +1803,7 @@
       </w:tr>
       <w:tr>
         <w:trPr>
-          <w:divId w:val="851798907"/>
+          <w:divId w:val="1477189363"/>
         </w:trPr>
         <w:tc>
           <w:tcPr>
@@ -1929,7 +1929,7 @@
       </w:tr>
       <w:tr>
         <w:trPr>
-          <w:divId w:val="851798907"/>
+          <w:divId w:val="1477189363"/>
         </w:trPr>
         <w:tc>
           <w:tcPr>
@@ -2057,7 +2057,7 @@
     <w:p>
       <w:pPr>
         <w:pStyle w:val="Ttulo3"/>
-        <w:divId w:val="1751079550"/>
+        <w:divId w:val="1098213800"/>
         <w:rPr>
           <w:rFonts w:eastAsia="Times New Roman"/>
           <w:lang w:val="es-ES"/>
@@ -2074,7 +2074,7 @@
     <w:p>
       <w:pPr>
         <w:pStyle w:val="NormalWeb"/>
-        <w:divId w:val="1751079550"/>
+        <w:divId w:val="1098213800"/>
         <w:rPr>
           <w:rFonts w:ascii="Plus Jakarta Sans" w:hAnsi="Plus Jakarta Sans"/>
           <w:lang w:val="es-ES"/>
@@ -2103,7 +2103,7 @@
         </w:numPr>
         <w:spacing w:before="100" w:beforeAutospacing="1" w:after="90"/>
         <w:ind w:left="1020"/>
-        <w:divId w:val="1751079550"/>
+        <w:divId w:val="1098213800"/>
         <w:rPr>
           <w:rFonts w:ascii="Plus Jakarta Sans" w:eastAsia="Times New Roman" w:hAnsi="Plus Jakarta Sans"/>
           <w:sz w:val="21"/>
@@ -2185,7 +2185,7 @@
           <w:szCs w:val="21"/>
           <w:lang w:val="es-ES"/>
         </w:rPr>
-        <w:t>407.79 ha</w:t>
+        <w:t>888.58 ha</w:t>
       </w:r>
       <w:r>
         <w:rPr>
@@ -2205,7 +2205,7 @@
         </w:numPr>
         <w:spacing w:before="100" w:beforeAutospacing="1" w:after="90"/>
         <w:ind w:left="1020"/>
-        <w:divId w:val="1751079550"/>
+        <w:divId w:val="1098213800"/>
         <w:rPr>
           <w:rFonts w:ascii="Plus Jakarta Sans" w:eastAsia="Times New Roman" w:hAnsi="Plus Jakarta Sans"/>
           <w:sz w:val="21"/>
@@ -2297,7 +2297,7 @@
           <w:szCs w:val="21"/>
           <w:lang w:val="es-ES"/>
         </w:rPr>
-        <w:t>1386.88 ha</w:t>
+        <w:t>1632.49 ha</w:t>
       </w:r>
       <w:r>
         <w:rPr>
@@ -2317,7 +2317,7 @@
         </w:numPr>
         <w:spacing w:before="100" w:beforeAutospacing="1" w:after="90"/>
         <w:ind w:left="1020"/>
-        <w:divId w:val="1751079550"/>
+        <w:divId w:val="1098213800"/>
         <w:rPr>
           <w:rFonts w:ascii="Plus Jakarta Sans" w:eastAsia="Times New Roman" w:hAnsi="Plus Jakarta Sans"/>
           <w:sz w:val="21"/>
@@ -2380,7 +2380,7 @@
           <w:szCs w:val="21"/>
           <w:lang w:val="es-ES"/>
         </w:rPr>
-        <w:t>48.5%</w:t>
+        <w:t>40.2%</w:t>
       </w:r>
       <w:r>
         <w:rPr>
@@ -2423,7 +2423,7 @@
     <w:p>
       <w:pPr>
         <w:pStyle w:val="Ttulo3"/>
-        <w:divId w:val="1751079550"/>
+        <w:divId w:val="1098213800"/>
         <w:rPr>
           <w:rFonts w:eastAsia="Times New Roman"/>
           <w:lang w:val="es-ES"/>
@@ -2440,7 +2440,7 @@
     <w:p>
       <w:pPr>
         <w:jc w:val="center"/>
-        <w:divId w:val="1839229493"/>
+        <w:divId w:val="1417828057"/>
         <w:rPr>
           <w:rFonts w:ascii="Outfit" w:eastAsia="Times New Roman" w:hAnsi="Outfit"/>
           <w:b/>
@@ -2469,7 +2469,7 @@
     <w:p>
       <w:pPr>
         <w:jc w:val="center"/>
-        <w:divId w:val="177894608"/>
+        <w:divId w:val="1711148982"/>
         <w:rPr>
           <w:rFonts w:ascii="Plus Jakarta Sans" w:eastAsia="Times New Roman" w:hAnsi="Plus Jakarta Sans"/>
           <w:lang w:val="es-ES"/>
@@ -2655,7 +2655,7 @@
           <w:rFonts w:ascii="Plus Jakarta Sans" w:eastAsia="Times New Roman" w:hAnsi="Plus Jakarta Sans"/>
           <w:lang w:val="es-ES"/>
         </w:rPr>
-        <w:t>88.0</w:t>
+        <w:t>81.3</w:t>
       </w:r>
       <w:r>
         <w:rPr>
@@ -2676,7 +2676,7 @@
           <w:rFonts w:ascii="Plus Jakarta Sans" w:eastAsia="Times New Roman" w:hAnsi="Plus Jakarta Sans"/>
           <w:lang w:val="es-ES"/>
         </w:rPr>
-        <w:t>12.0</w:t>
+        <w:t>18.7</w:t>
       </w:r>
       <w:r>
         <w:rPr>
@@ -2718,7 +2718,7 @@
           <w:rFonts w:ascii="Plus Jakarta Sans" w:eastAsia="Times New Roman" w:hAnsi="Plus Jakarta Sans"/>
           <w:lang w:val="es-ES"/>
         </w:rPr>
-        <w:t>64.0</w:t>
+        <w:t>61.7</w:t>
       </w:r>
       <w:r>
         <w:rPr>
@@ -2739,7 +2739,7 @@
           <w:rFonts w:ascii="Plus Jakarta Sans" w:eastAsia="Times New Roman" w:hAnsi="Plus Jakarta Sans"/>
           <w:lang w:val="es-ES"/>
         </w:rPr>
-        <w:t>36.0</w:t>
+        <w:t>38.3</w:t>
       </w:r>
       <w:r>
         <w:rPr>
@@ -2864,7 +2864,7 @@
     <w:p>
       <w:pPr>
         <w:spacing w:before="450" w:after="450"/>
-        <w:divId w:val="1751079550"/>
+        <w:divId w:val="1098213800"/>
         <w:rPr>
           <w:rFonts w:ascii="Plus Jakarta Sans" w:eastAsia="Times New Roman" w:hAnsi="Plus Jakarta Sans"/>
           <w:lang w:val="es-ES"/>
@@ -2875,7 +2875,7 @@
           <w:rFonts w:ascii="Plus Jakarta Sans" w:eastAsia="Times New Roman" w:hAnsi="Plus Jakarta Sans"/>
           <w:lang w:val="es-ES"/>
         </w:rPr>
-        <w:pict w14:anchorId="201554FF">
+        <w:pict>
           <v:rect id="_x0000_i1028" style="width:0;height:.75pt" o:hralign="center" o:hrstd="t" o:hr="t" fillcolor="#a0a0a0" stroked="f"/>
         </w:pict>
       </w:r>
@@ -2883,7 +2883,7 @@
     <w:p>
       <w:pPr>
         <w:pStyle w:val="Ttulo3"/>
-        <w:divId w:val="1751079550"/>
+        <w:divId w:val="1098213800"/>
         <w:rPr>
           <w:rFonts w:eastAsia="Times New Roman"/>
           <w:lang w:val="es-ES"/>
@@ -2900,7 +2900,7 @@
     <w:p>
       <w:pPr>
         <w:pStyle w:val="NormalWeb"/>
-        <w:divId w:val="1751079550"/>
+        <w:divId w:val="1098213800"/>
         <w:rPr>
           <w:rFonts w:ascii="Plus Jakarta Sans" w:hAnsi="Plus Jakarta Sans"/>
           <w:lang w:val="es-ES"/>
@@ -2926,14 +2926,14 @@
         <w:tblLook w:val="04A0" w:firstRow="1" w:lastRow="0" w:firstColumn="1" w:lastColumn="0" w:noHBand="0" w:noVBand="1"/>
       </w:tblPr>
       <w:tblGrid>
-        <w:gridCol w:w="3770"/>
-        <w:gridCol w:w="1578"/>
-        <w:gridCol w:w="1578"/>
-        <w:gridCol w:w="1578"/>
+        <w:gridCol w:w="3720"/>
+        <w:gridCol w:w="1670"/>
+        <w:gridCol w:w="1557"/>
+        <w:gridCol w:w="1557"/>
       </w:tblGrid>
       <w:tr>
         <w:trPr>
-          <w:divId w:val="797139471"/>
+          <w:divId w:val="1507594481"/>
           <w:tblHeader/>
         </w:trPr>
         <w:tc>
@@ -3087,7 +3087,7 @@
       </w:tr>
       <w:tr>
         <w:trPr>
-          <w:divId w:val="797139471"/>
+          <w:divId w:val="1507594481"/>
         </w:trPr>
         <w:tc>
           <w:tcPr>
@@ -3154,37 +3154,37 @@
                 <w:sz w:val="20"/>
                 <w:szCs w:val="20"/>
               </w:rPr>
-              <w:t>48 (2.8%)</w:t>
-            </w:r>
-          </w:p>
-        </w:tc>
-        <w:tc>
-          <w:tcPr>
-            <w:tcW w:w="0" w:type="auto"/>
-            <w:tcMar>
-              <w:top w:w="150" w:type="dxa"/>
-              <w:left w:w="210" w:type="dxa"/>
-              <w:bottom w:w="150" w:type="dxa"/>
-              <w:right w:w="210" w:type="dxa"/>
-            </w:tcMar>
-            <w:vAlign w:val="center"/>
-            <w:hideMark/>
-          </w:tcPr>
-          <w:p>
-            <w:pPr>
-              <w:rPr>
-                <w:rFonts w:ascii="Plus Jakarta Sans" w:eastAsia="Times New Roman" w:hAnsi="Plus Jakarta Sans"/>
-                <w:sz w:val="20"/>
-                <w:szCs w:val="20"/>
-              </w:rPr>
-            </w:pPr>
-            <w:r>
-              <w:rPr>
-                <w:rFonts w:ascii="Plus Jakarta Sans" w:eastAsia="Times New Roman" w:hAnsi="Plus Jakarta Sans"/>
-                <w:sz w:val="20"/>
-                <w:szCs w:val="20"/>
-              </w:rPr>
-              <w:t>63 (3.9%)</w:t>
+              <w:t>186 (5.6%)</w:t>
+            </w:r>
+          </w:p>
+        </w:tc>
+        <w:tc>
+          <w:tcPr>
+            <w:tcW w:w="0" w:type="auto"/>
+            <w:tcMar>
+              <w:top w:w="150" w:type="dxa"/>
+              <w:left w:w="210" w:type="dxa"/>
+              <w:bottom w:w="150" w:type="dxa"/>
+              <w:right w:w="210" w:type="dxa"/>
+            </w:tcMar>
+            <w:vAlign w:val="center"/>
+            <w:hideMark/>
+          </w:tcPr>
+          <w:p>
+            <w:pPr>
+              <w:rPr>
+                <w:rFonts w:ascii="Plus Jakarta Sans" w:eastAsia="Times New Roman" w:hAnsi="Plus Jakarta Sans"/>
+                <w:sz w:val="20"/>
+                <w:szCs w:val="20"/>
+              </w:rPr>
+            </w:pPr>
+            <w:r>
+              <w:rPr>
+                <w:rFonts w:ascii="Plus Jakarta Sans" w:eastAsia="Times New Roman" w:hAnsi="Plus Jakarta Sans"/>
+                <w:sz w:val="20"/>
+                <w:szCs w:val="20"/>
+              </w:rPr>
+              <w:t>98 (4.6%)</w:t>
             </w:r>
           </w:p>
         </w:tc>
@@ -3221,7 +3221,7 @@
       </w:tr>
       <w:tr>
         <w:trPr>
-          <w:divId w:val="797139471"/>
+          <w:divId w:val="1507594481"/>
         </w:trPr>
         <w:tc>
           <w:tcPr>
@@ -3288,37 +3288,37 @@
                 <w:sz w:val="20"/>
                 <w:szCs w:val="20"/>
               </w:rPr>
-              <w:t>544 (31.6%)</w:t>
-            </w:r>
-          </w:p>
-        </w:tc>
-        <w:tc>
-          <w:tcPr>
-            <w:tcW w:w="0" w:type="auto"/>
-            <w:tcMar>
-              <w:top w:w="150" w:type="dxa"/>
-              <w:left w:w="210" w:type="dxa"/>
-              <w:bottom w:w="150" w:type="dxa"/>
-              <w:right w:w="210" w:type="dxa"/>
-            </w:tcMar>
-            <w:vAlign w:val="center"/>
-            <w:hideMark/>
-          </w:tcPr>
-          <w:p>
-            <w:pPr>
-              <w:rPr>
-                <w:rFonts w:ascii="Plus Jakarta Sans" w:eastAsia="Times New Roman" w:hAnsi="Plus Jakarta Sans"/>
-                <w:sz w:val="20"/>
-                <w:szCs w:val="20"/>
-              </w:rPr>
-            </w:pPr>
-            <w:r>
-              <w:rPr>
-                <w:rFonts w:ascii="Plus Jakarta Sans" w:eastAsia="Times New Roman" w:hAnsi="Plus Jakarta Sans"/>
-                <w:sz w:val="20"/>
-                <w:szCs w:val="20"/>
-              </w:rPr>
-              <w:t>464 (28.4%)</w:t>
+              <w:t>1197 (35.8%)</w:t>
+            </w:r>
+          </w:p>
+        </w:tc>
+        <w:tc>
+          <w:tcPr>
+            <w:tcW w:w="0" w:type="auto"/>
+            <w:tcMar>
+              <w:top w:w="150" w:type="dxa"/>
+              <w:left w:w="210" w:type="dxa"/>
+              <w:bottom w:w="150" w:type="dxa"/>
+              <w:right w:w="210" w:type="dxa"/>
+            </w:tcMar>
+            <w:vAlign w:val="center"/>
+            <w:hideMark/>
+          </w:tcPr>
+          <w:p>
+            <w:pPr>
+              <w:rPr>
+                <w:rFonts w:ascii="Plus Jakarta Sans" w:eastAsia="Times New Roman" w:hAnsi="Plus Jakarta Sans"/>
+                <w:sz w:val="20"/>
+                <w:szCs w:val="20"/>
+              </w:rPr>
+            </w:pPr>
+            <w:r>
+              <w:rPr>
+                <w:rFonts w:ascii="Plus Jakarta Sans" w:eastAsia="Times New Roman" w:hAnsi="Plus Jakarta Sans"/>
+                <w:sz w:val="20"/>
+                <w:szCs w:val="20"/>
+              </w:rPr>
+              <w:t>729 (33.9%)</w:t>
             </w:r>
           </w:p>
         </w:tc>
@@ -3355,7 +3355,7 @@
       </w:tr>
       <w:tr>
         <w:trPr>
-          <w:divId w:val="797139471"/>
+          <w:divId w:val="1507594481"/>
         </w:trPr>
         <w:tc>
           <w:tcPr>
@@ -3422,37 +3422,37 @@
                 <w:sz w:val="20"/>
                 <w:szCs w:val="20"/>
               </w:rPr>
-              <w:t>475 (27.6%)</w:t>
-            </w:r>
-          </w:p>
-        </w:tc>
-        <w:tc>
-          <w:tcPr>
-            <w:tcW w:w="0" w:type="auto"/>
-            <w:tcMar>
-              <w:top w:w="150" w:type="dxa"/>
-              <w:left w:w="210" w:type="dxa"/>
-              <w:bottom w:w="150" w:type="dxa"/>
-              <w:right w:w="210" w:type="dxa"/>
-            </w:tcMar>
-            <w:vAlign w:val="center"/>
-            <w:hideMark/>
-          </w:tcPr>
-          <w:p>
-            <w:pPr>
-              <w:rPr>
-                <w:rFonts w:ascii="Plus Jakarta Sans" w:eastAsia="Times New Roman" w:hAnsi="Plus Jakarta Sans"/>
-                <w:sz w:val="20"/>
-                <w:szCs w:val="20"/>
-              </w:rPr>
-            </w:pPr>
-            <w:r>
-              <w:rPr>
-                <w:rFonts w:ascii="Plus Jakarta Sans" w:eastAsia="Times New Roman" w:hAnsi="Plus Jakarta Sans"/>
-                <w:sz w:val="20"/>
-                <w:szCs w:val="20"/>
-              </w:rPr>
-              <w:t>349 (21.4%)</w:t>
+              <w:t>908 (27.1%)</w:t>
+            </w:r>
+          </w:p>
+        </w:tc>
+        <w:tc>
+          <w:tcPr>
+            <w:tcW w:w="0" w:type="auto"/>
+            <w:tcMar>
+              <w:top w:w="150" w:type="dxa"/>
+              <w:left w:w="210" w:type="dxa"/>
+              <w:bottom w:w="150" w:type="dxa"/>
+              <w:right w:w="210" w:type="dxa"/>
+            </w:tcMar>
+            <w:vAlign w:val="center"/>
+            <w:hideMark/>
+          </w:tcPr>
+          <w:p>
+            <w:pPr>
+              <w:rPr>
+                <w:rFonts w:ascii="Plus Jakarta Sans" w:eastAsia="Times New Roman" w:hAnsi="Plus Jakarta Sans"/>
+                <w:sz w:val="20"/>
+                <w:szCs w:val="20"/>
+              </w:rPr>
+            </w:pPr>
+            <w:r>
+              <w:rPr>
+                <w:rFonts w:ascii="Plus Jakarta Sans" w:eastAsia="Times New Roman" w:hAnsi="Plus Jakarta Sans"/>
+                <w:sz w:val="20"/>
+                <w:szCs w:val="20"/>
+              </w:rPr>
+              <w:t>466 (21.7%)</w:t>
             </w:r>
           </w:p>
         </w:tc>
@@ -3489,7 +3489,7 @@
       </w:tr>
       <w:tr>
         <w:trPr>
-          <w:divId w:val="797139471"/>
+          <w:divId w:val="1507594481"/>
         </w:trPr>
         <w:tc>
           <w:tcPr>
@@ -3556,37 +3556,37 @@
                 <w:sz w:val="20"/>
                 <w:szCs w:val="20"/>
               </w:rPr>
-              <w:t>583 (33.9%)</w:t>
-            </w:r>
-          </w:p>
-        </w:tc>
-        <w:tc>
-          <w:tcPr>
-            <w:tcW w:w="0" w:type="auto"/>
-            <w:tcMar>
-              <w:top w:w="150" w:type="dxa"/>
-              <w:left w:w="210" w:type="dxa"/>
-              <w:bottom w:w="150" w:type="dxa"/>
-              <w:right w:w="210" w:type="dxa"/>
-            </w:tcMar>
-            <w:vAlign w:val="center"/>
-            <w:hideMark/>
-          </w:tcPr>
-          <w:p>
-            <w:pPr>
-              <w:rPr>
-                <w:rFonts w:ascii="Plus Jakarta Sans" w:eastAsia="Times New Roman" w:hAnsi="Plus Jakarta Sans"/>
-                <w:sz w:val="20"/>
-                <w:szCs w:val="20"/>
-              </w:rPr>
-            </w:pPr>
-            <w:r>
-              <w:rPr>
-                <w:rFonts w:ascii="Plus Jakarta Sans" w:eastAsia="Times New Roman" w:hAnsi="Plus Jakarta Sans"/>
-                <w:sz w:val="20"/>
-                <w:szCs w:val="20"/>
-              </w:rPr>
-              <w:t>709 (43.4%)</w:t>
+              <w:t>968 (28.9%)</w:t>
+            </w:r>
+          </w:p>
+        </w:tc>
+        <w:tc>
+          <w:tcPr>
+            <w:tcW w:w="0" w:type="auto"/>
+            <w:tcMar>
+              <w:top w:w="150" w:type="dxa"/>
+              <w:left w:w="210" w:type="dxa"/>
+              <w:bottom w:w="150" w:type="dxa"/>
+              <w:right w:w="210" w:type="dxa"/>
+            </w:tcMar>
+            <w:vAlign w:val="center"/>
+            <w:hideMark/>
+          </w:tcPr>
+          <w:p>
+            <w:pPr>
+              <w:rPr>
+                <w:rFonts w:ascii="Plus Jakarta Sans" w:eastAsia="Times New Roman" w:hAnsi="Plus Jakarta Sans"/>
+                <w:sz w:val="20"/>
+                <w:szCs w:val="20"/>
+              </w:rPr>
+            </w:pPr>
+            <w:r>
+              <w:rPr>
+                <w:rFonts w:ascii="Plus Jakarta Sans" w:eastAsia="Times New Roman" w:hAnsi="Plus Jakarta Sans"/>
+                <w:sz w:val="20"/>
+                <w:szCs w:val="20"/>
+              </w:rPr>
+              <w:t>804 (37.4%)</w:t>
             </w:r>
           </w:p>
         </w:tc>
@@ -3623,7 +3623,7 @@
       </w:tr>
       <w:tr>
         <w:trPr>
-          <w:divId w:val="797139471"/>
+          <w:divId w:val="1507594481"/>
         </w:trPr>
         <w:tc>
           <w:tcPr>
@@ -3690,37 +3690,37 @@
                 <w:sz w:val="20"/>
                 <w:szCs w:val="20"/>
               </w:rPr>
-              <w:t>48 (2.8%)</w:t>
-            </w:r>
-          </w:p>
-        </w:tc>
-        <w:tc>
-          <w:tcPr>
-            <w:tcW w:w="0" w:type="auto"/>
-            <w:tcMar>
-              <w:top w:w="150" w:type="dxa"/>
-              <w:left w:w="210" w:type="dxa"/>
-              <w:bottom w:w="150" w:type="dxa"/>
-              <w:right w:w="210" w:type="dxa"/>
-            </w:tcMar>
-            <w:vAlign w:val="center"/>
-            <w:hideMark/>
-          </w:tcPr>
-          <w:p>
-            <w:pPr>
-              <w:rPr>
-                <w:rFonts w:ascii="Plus Jakarta Sans" w:eastAsia="Times New Roman" w:hAnsi="Plus Jakarta Sans"/>
-                <w:sz w:val="20"/>
-                <w:szCs w:val="20"/>
-              </w:rPr>
-            </w:pPr>
-            <w:r>
-              <w:rPr>
-                <w:rFonts w:ascii="Plus Jakarta Sans" w:eastAsia="Times New Roman" w:hAnsi="Plus Jakarta Sans"/>
-                <w:sz w:val="20"/>
-                <w:szCs w:val="20"/>
-              </w:rPr>
-              <w:t>37 (2.3%)</w:t>
+              <w:t>63 (1.9%)</w:t>
+            </w:r>
+          </w:p>
+        </w:tc>
+        <w:tc>
+          <w:tcPr>
+            <w:tcW w:w="0" w:type="auto"/>
+            <w:tcMar>
+              <w:top w:w="150" w:type="dxa"/>
+              <w:left w:w="210" w:type="dxa"/>
+              <w:bottom w:w="150" w:type="dxa"/>
+              <w:right w:w="210" w:type="dxa"/>
+            </w:tcMar>
+            <w:vAlign w:val="center"/>
+            <w:hideMark/>
+          </w:tcPr>
+          <w:p>
+            <w:pPr>
+              <w:rPr>
+                <w:rFonts w:ascii="Plus Jakarta Sans" w:eastAsia="Times New Roman" w:hAnsi="Plus Jakarta Sans"/>
+                <w:sz w:val="20"/>
+                <w:szCs w:val="20"/>
+              </w:rPr>
+            </w:pPr>
+            <w:r>
+              <w:rPr>
+                <w:rFonts w:ascii="Plus Jakarta Sans" w:eastAsia="Times New Roman" w:hAnsi="Plus Jakarta Sans"/>
+                <w:sz w:val="20"/>
+                <w:szCs w:val="20"/>
+              </w:rPr>
+              <w:t>41 (1.9%)</w:t>
             </w:r>
           </w:p>
         </w:tc>
@@ -3757,7 +3757,7 @@
       </w:tr>
       <w:tr>
         <w:trPr>
-          <w:divId w:val="797139471"/>
+          <w:divId w:val="1507594481"/>
         </w:trPr>
         <w:tc>
           <w:tcPr>
@@ -3824,37 +3824,37 @@
                 <w:sz w:val="20"/>
                 <w:szCs w:val="20"/>
               </w:rPr>
-              <w:t>23 (1.3%)</w:t>
-            </w:r>
-          </w:p>
-        </w:tc>
-        <w:tc>
-          <w:tcPr>
-            <w:tcW w:w="0" w:type="auto"/>
-            <w:tcMar>
-              <w:top w:w="150" w:type="dxa"/>
-              <w:left w:w="210" w:type="dxa"/>
-              <w:bottom w:w="150" w:type="dxa"/>
-              <w:right w:w="210" w:type="dxa"/>
-            </w:tcMar>
-            <w:vAlign w:val="center"/>
-            <w:hideMark/>
-          </w:tcPr>
-          <w:p>
-            <w:pPr>
-              <w:rPr>
-                <w:rFonts w:ascii="Plus Jakarta Sans" w:eastAsia="Times New Roman" w:hAnsi="Plus Jakarta Sans"/>
-                <w:sz w:val="20"/>
-                <w:szCs w:val="20"/>
-              </w:rPr>
-            </w:pPr>
-            <w:r>
-              <w:rPr>
-                <w:rFonts w:ascii="Plus Jakarta Sans" w:eastAsia="Times New Roman" w:hAnsi="Plus Jakarta Sans"/>
-                <w:sz w:val="20"/>
-                <w:szCs w:val="20"/>
-              </w:rPr>
-              <w:t>10 (0.6%)</w:t>
+              <w:t>26 (0.8%)</w:t>
+            </w:r>
+          </w:p>
+        </w:tc>
+        <w:tc>
+          <w:tcPr>
+            <w:tcW w:w="0" w:type="auto"/>
+            <w:tcMar>
+              <w:top w:w="150" w:type="dxa"/>
+              <w:left w:w="210" w:type="dxa"/>
+              <w:bottom w:w="150" w:type="dxa"/>
+              <w:right w:w="210" w:type="dxa"/>
+            </w:tcMar>
+            <w:vAlign w:val="center"/>
+            <w:hideMark/>
+          </w:tcPr>
+          <w:p>
+            <w:pPr>
+              <w:rPr>
+                <w:rFonts w:ascii="Plus Jakarta Sans" w:eastAsia="Times New Roman" w:hAnsi="Plus Jakarta Sans"/>
+                <w:sz w:val="20"/>
+                <w:szCs w:val="20"/>
+              </w:rPr>
+            </w:pPr>
+            <w:r>
+              <w:rPr>
+                <w:rFonts w:ascii="Plus Jakarta Sans" w:eastAsia="Times New Roman" w:hAnsi="Plus Jakarta Sans"/>
+                <w:sz w:val="20"/>
+                <w:szCs w:val="20"/>
+              </w:rPr>
+              <w:t>11 (0.5%)</w:t>
             </w:r>
           </w:p>
         </w:tc>
@@ -3893,7 +3893,7 @@
     <w:p>
       <w:pPr>
         <w:pStyle w:val="Ttulo3"/>
-        <w:divId w:val="1751079550"/>
+        <w:divId w:val="1098213800"/>
         <w:rPr>
           <w:rFonts w:eastAsia="Times New Roman"/>
           <w:lang w:val="es-ES"/>
@@ -3910,7 +3910,7 @@
     <w:p>
       <w:pPr>
         <w:jc w:val="center"/>
-        <w:divId w:val="2099711320"/>
+        <w:divId w:val="139810900"/>
         <w:rPr>
           <w:rFonts w:ascii="Outfit" w:eastAsia="Times New Roman" w:hAnsi="Outfit"/>
           <w:b/>
@@ -3939,7 +3939,7 @@
     <w:p>
       <w:pPr>
         <w:jc w:val="center"/>
-        <w:divId w:val="1940135966"/>
+        <w:divId w:val="1008679623"/>
         <w:rPr>
           <w:rFonts w:ascii="Plus Jakarta Sans" w:eastAsia="Times New Roman" w:hAnsi="Plus Jakarta Sans"/>
           <w:lang w:val="es-ES"/>
@@ -4313,7 +4313,7 @@
     <w:p>
       <w:pPr>
         <w:spacing w:before="450" w:after="450"/>
-        <w:divId w:val="1751079550"/>
+        <w:divId w:val="1098213800"/>
         <w:rPr>
           <w:rFonts w:ascii="Plus Jakarta Sans" w:eastAsia="Times New Roman" w:hAnsi="Plus Jakarta Sans"/>
           <w:lang w:val="es-ES"/>
@@ -4325,7 +4325,7 @@
           <w:lang w:val="es-ES"/>
         </w:rPr>
         <w:lastRenderedPageBreak/>
-        <w:pict w14:anchorId="6D6A6E56">
+        <w:pict>
           <v:rect id="_x0000_i1029" style="width:0;height:.75pt" o:hralign="center" o:hrstd="t" o:hr="t" fillcolor="#a0a0a0" stroked="f"/>
         </w:pict>
       </w:r>
@@ -4333,7 +4333,7 @@
     <w:p>
       <w:pPr>
         <w:pStyle w:val="Ttulo3"/>
-        <w:divId w:val="1751079550"/>
+        <w:divId w:val="1098213800"/>
         <w:rPr>
           <w:rFonts w:eastAsia="Times New Roman"/>
           <w:lang w:val="es-ES"/>
@@ -4350,7 +4350,7 @@
     <w:p>
       <w:pPr>
         <w:pStyle w:val="NormalWeb"/>
-        <w:divId w:val="1751079550"/>
+        <w:divId w:val="1098213800"/>
         <w:rPr>
           <w:rFonts w:ascii="Plus Jakarta Sans" w:hAnsi="Plus Jakarta Sans"/>
           <w:lang w:val="es-ES"/>
@@ -4372,7 +4372,7 @@
         </w:numPr>
         <w:spacing w:before="100" w:beforeAutospacing="1" w:after="90"/>
         <w:ind w:left="1020"/>
-        <w:divId w:val="1751079550"/>
+        <w:divId w:val="1098213800"/>
         <w:rPr>
           <w:rFonts w:ascii="Plus Jakarta Sans" w:eastAsia="Times New Roman" w:hAnsi="Plus Jakarta Sans"/>
           <w:sz w:val="21"/>
@@ -4408,7 +4408,7 @@
         </w:numPr>
         <w:spacing w:before="100" w:beforeAutospacing="1" w:after="90"/>
         <w:ind w:left="1020"/>
-        <w:divId w:val="1751079550"/>
+        <w:divId w:val="1098213800"/>
         <w:rPr>
           <w:rFonts w:ascii="Plus Jakarta Sans" w:eastAsia="Times New Roman" w:hAnsi="Plus Jakarta Sans"/>
           <w:sz w:val="21"/>
@@ -4433,7 +4433,7 @@
           <w:szCs w:val="21"/>
           <w:lang w:val="es-ES"/>
         </w:rPr>
-        <w:t>3.3 hijos</w:t>
+        <w:t>3.6 hijos</w:t>
       </w:r>
       <w:r>
         <w:rPr>
@@ -4442,7 +4442,7 @@
           <w:szCs w:val="21"/>
           <w:lang w:val="es-ES"/>
         </w:rPr>
-        <w:t xml:space="preserve"> (Hogar promedio de ~5.3 personas).</w:t>
+        <w:t xml:space="preserve"> (Hogar promedio de ~5.6 personas).</w:t>
       </w:r>
     </w:p>
     <w:p>
@@ -4453,7 +4453,7 @@
         </w:numPr>
         <w:spacing w:before="100" w:beforeAutospacing="1" w:after="90"/>
         <w:ind w:left="1020"/>
-        <w:divId w:val="1751079550"/>
+        <w:divId w:val="1098213800"/>
         <w:rPr>
           <w:rFonts w:ascii="Plus Jakarta Sans" w:eastAsia="Times New Roman" w:hAnsi="Plus Jakarta Sans"/>
           <w:sz w:val="21"/>
@@ -4478,7 +4478,7 @@
           <w:szCs w:val="21"/>
           <w:lang w:val="es-ES"/>
         </w:rPr>
-        <w:t>2.2 hijos</w:t>
+        <w:t>2.5 hijos</w:t>
       </w:r>
       <w:r>
         <w:rPr>
@@ -4487,7 +4487,7 @@
           <w:szCs w:val="21"/>
           <w:lang w:val="es-ES"/>
         </w:rPr>
-        <w:t xml:space="preserve"> (Hogar promedio de ~4.2 personas).</w:t>
+        <w:t xml:space="preserve"> (Hogar promedio de ~4.5 personas).</w:t>
       </w:r>
     </w:p>
     <w:p>
@@ -4498,7 +4498,7 @@
         </w:numPr>
         <w:spacing w:before="100" w:beforeAutospacing="1" w:after="90"/>
         <w:ind w:left="1020"/>
-        <w:divId w:val="1751079550"/>
+        <w:divId w:val="1098213800"/>
         <w:rPr>
           <w:rFonts w:ascii="Plus Jakarta Sans" w:eastAsia="Times New Roman" w:hAnsi="Plus Jakarta Sans"/>
           <w:sz w:val="21"/>
@@ -4547,14 +4547,14 @@
         <w:tblLook w:val="04A0" w:firstRow="1" w:lastRow="0" w:firstColumn="1" w:lastColumn="0" w:noHBand="0" w:noVBand="1"/>
       </w:tblPr>
       <w:tblGrid>
-        <w:gridCol w:w="3242"/>
-        <w:gridCol w:w="1754"/>
-        <w:gridCol w:w="1754"/>
-        <w:gridCol w:w="1754"/>
+        <w:gridCol w:w="3195"/>
+        <w:gridCol w:w="1853"/>
+        <w:gridCol w:w="1728"/>
+        <w:gridCol w:w="1728"/>
       </w:tblGrid>
       <w:tr>
         <w:trPr>
-          <w:divId w:val="716927364"/>
+          <w:divId w:val="1913540566"/>
           <w:tblHeader/>
         </w:trPr>
         <w:tc>
@@ -4708,7 +4708,7 @@
       </w:tr>
       <w:tr>
         <w:trPr>
-          <w:divId w:val="716927364"/>
+          <w:divId w:val="1913540566"/>
         </w:trPr>
         <w:tc>
           <w:tcPr>
@@ -4767,37 +4767,37 @@
                 <w:sz w:val="20"/>
                 <w:szCs w:val="20"/>
               </w:rPr>
-              <w:t>124 (7.2%)</w:t>
-            </w:r>
-          </w:p>
-        </w:tc>
-        <w:tc>
-          <w:tcPr>
-            <w:tcW w:w="0" w:type="auto"/>
-            <w:tcMar>
-              <w:top w:w="150" w:type="dxa"/>
-              <w:left w:w="210" w:type="dxa"/>
-              <w:bottom w:w="150" w:type="dxa"/>
-              <w:right w:w="210" w:type="dxa"/>
-            </w:tcMar>
-            <w:vAlign w:val="center"/>
-            <w:hideMark/>
-          </w:tcPr>
-          <w:p>
-            <w:pPr>
-              <w:rPr>
-                <w:rFonts w:ascii="Plus Jakarta Sans" w:eastAsia="Times New Roman" w:hAnsi="Plus Jakarta Sans"/>
-                <w:sz w:val="20"/>
-                <w:szCs w:val="20"/>
-              </w:rPr>
-            </w:pPr>
-            <w:r>
-              <w:rPr>
-                <w:rFonts w:ascii="Plus Jakarta Sans" w:eastAsia="Times New Roman" w:hAnsi="Plus Jakarta Sans"/>
-                <w:sz w:val="20"/>
-                <w:szCs w:val="20"/>
-              </w:rPr>
-              <w:t>566 (34.7%)</w:t>
+              <w:t>197 (5.9%)</w:t>
+            </w:r>
+          </w:p>
+        </w:tc>
+        <w:tc>
+          <w:tcPr>
+            <w:tcW w:w="0" w:type="auto"/>
+            <w:tcMar>
+              <w:top w:w="150" w:type="dxa"/>
+              <w:left w:w="210" w:type="dxa"/>
+              <w:bottom w:w="150" w:type="dxa"/>
+              <w:right w:w="210" w:type="dxa"/>
+            </w:tcMar>
+            <w:vAlign w:val="center"/>
+            <w:hideMark/>
+          </w:tcPr>
+          <w:p>
+            <w:pPr>
+              <w:rPr>
+                <w:rFonts w:ascii="Plus Jakarta Sans" w:eastAsia="Times New Roman" w:hAnsi="Plus Jakarta Sans"/>
+                <w:sz w:val="20"/>
+                <w:szCs w:val="20"/>
+              </w:rPr>
+            </w:pPr>
+            <w:r>
+              <w:rPr>
+                <w:rFonts w:ascii="Plus Jakarta Sans" w:eastAsia="Times New Roman" w:hAnsi="Plus Jakarta Sans"/>
+                <w:sz w:val="20"/>
+                <w:szCs w:val="20"/>
+              </w:rPr>
+              <w:t>587 (27.3%)</w:t>
             </w:r>
           </w:p>
         </w:tc>
@@ -4834,7 +4834,7 @@
       </w:tr>
       <w:tr>
         <w:trPr>
-          <w:divId w:val="716927364"/>
+          <w:divId w:val="1913540566"/>
         </w:trPr>
         <w:tc>
           <w:tcPr>
@@ -4893,37 +4893,37 @@
                 <w:sz w:val="20"/>
                 <w:szCs w:val="20"/>
               </w:rPr>
-              <w:t>595 (34.6%)</w:t>
-            </w:r>
-          </w:p>
-        </w:tc>
-        <w:tc>
-          <w:tcPr>
-            <w:tcW w:w="0" w:type="auto"/>
-            <w:tcMar>
-              <w:top w:w="150" w:type="dxa"/>
-              <w:left w:w="210" w:type="dxa"/>
-              <w:bottom w:w="150" w:type="dxa"/>
-              <w:right w:w="210" w:type="dxa"/>
-            </w:tcMar>
-            <w:vAlign w:val="center"/>
-            <w:hideMark/>
-          </w:tcPr>
-          <w:p>
-            <w:pPr>
-              <w:rPr>
-                <w:rFonts w:ascii="Plus Jakarta Sans" w:eastAsia="Times New Roman" w:hAnsi="Plus Jakarta Sans"/>
-                <w:sz w:val="20"/>
-                <w:szCs w:val="20"/>
-              </w:rPr>
-            </w:pPr>
-            <w:r>
-              <w:rPr>
-                <w:rFonts w:ascii="Plus Jakarta Sans" w:eastAsia="Times New Roman" w:hAnsi="Plus Jakarta Sans"/>
-                <w:sz w:val="20"/>
-                <w:szCs w:val="20"/>
-              </w:rPr>
-              <w:t>450 (27.6%)</w:t>
+              <w:t>1019 (30.4%)</w:t>
+            </w:r>
+          </w:p>
+        </w:tc>
+        <w:tc>
+          <w:tcPr>
+            <w:tcW w:w="0" w:type="auto"/>
+            <w:tcMar>
+              <w:top w:w="150" w:type="dxa"/>
+              <w:left w:w="210" w:type="dxa"/>
+              <w:bottom w:w="150" w:type="dxa"/>
+              <w:right w:w="210" w:type="dxa"/>
+            </w:tcMar>
+            <w:vAlign w:val="center"/>
+            <w:hideMark/>
+          </w:tcPr>
+          <w:p>
+            <w:pPr>
+              <w:rPr>
+                <w:rFonts w:ascii="Plus Jakarta Sans" w:eastAsia="Times New Roman" w:hAnsi="Plus Jakarta Sans"/>
+                <w:sz w:val="20"/>
+                <w:szCs w:val="20"/>
+              </w:rPr>
+            </w:pPr>
+            <w:r>
+              <w:rPr>
+                <w:rFonts w:ascii="Plus Jakarta Sans" w:eastAsia="Times New Roman" w:hAnsi="Plus Jakarta Sans"/>
+                <w:sz w:val="20"/>
+                <w:szCs w:val="20"/>
+              </w:rPr>
+              <w:t>598 (27.8%)</w:t>
             </w:r>
           </w:p>
         </w:tc>
@@ -4960,7 +4960,7 @@
       </w:tr>
       <w:tr>
         <w:trPr>
-          <w:divId w:val="716927364"/>
+          <w:divId w:val="1913540566"/>
         </w:trPr>
         <w:tc>
           <w:tcPr>
@@ -5019,37 +5019,37 @@
                 <w:sz w:val="20"/>
                 <w:szCs w:val="20"/>
               </w:rPr>
-              <w:t>584 (33.9%)</w:t>
-            </w:r>
-          </w:p>
-        </w:tc>
-        <w:tc>
-          <w:tcPr>
-            <w:tcW w:w="0" w:type="auto"/>
-            <w:tcMar>
-              <w:top w:w="150" w:type="dxa"/>
-              <w:left w:w="210" w:type="dxa"/>
-              <w:bottom w:w="150" w:type="dxa"/>
-              <w:right w:w="210" w:type="dxa"/>
-            </w:tcMar>
-            <w:vAlign w:val="center"/>
-            <w:hideMark/>
-          </w:tcPr>
-          <w:p>
-            <w:pPr>
-              <w:rPr>
-                <w:rFonts w:ascii="Plus Jakarta Sans" w:eastAsia="Times New Roman" w:hAnsi="Plus Jakarta Sans"/>
-                <w:sz w:val="20"/>
-                <w:szCs w:val="20"/>
-              </w:rPr>
-            </w:pPr>
-            <w:r>
-              <w:rPr>
-                <w:rFonts w:ascii="Plus Jakarta Sans" w:eastAsia="Times New Roman" w:hAnsi="Plus Jakarta Sans"/>
-                <w:sz w:val="20"/>
-                <w:szCs w:val="20"/>
-              </w:rPr>
-              <w:t>379 (23.2%)</w:t>
+              <w:t>1177 (35.2%)</w:t>
+            </w:r>
+          </w:p>
+        </w:tc>
+        <w:tc>
+          <w:tcPr>
+            <w:tcW w:w="0" w:type="auto"/>
+            <w:tcMar>
+              <w:top w:w="150" w:type="dxa"/>
+              <w:left w:w="210" w:type="dxa"/>
+              <w:bottom w:w="150" w:type="dxa"/>
+              <w:right w:w="210" w:type="dxa"/>
+            </w:tcMar>
+            <w:vAlign w:val="center"/>
+            <w:hideMark/>
+          </w:tcPr>
+          <w:p>
+            <w:pPr>
+              <w:rPr>
+                <w:rFonts w:ascii="Plus Jakarta Sans" w:eastAsia="Times New Roman" w:hAnsi="Plus Jakarta Sans"/>
+                <w:sz w:val="20"/>
+                <w:szCs w:val="20"/>
+              </w:rPr>
+            </w:pPr>
+            <w:r>
+              <w:rPr>
+                <w:rFonts w:ascii="Plus Jakarta Sans" w:eastAsia="Times New Roman" w:hAnsi="Plus Jakarta Sans"/>
+                <w:sz w:val="20"/>
+                <w:szCs w:val="20"/>
+              </w:rPr>
+              <w:t>578 (26.9%)</w:t>
             </w:r>
           </w:p>
         </w:tc>
@@ -5086,7 +5086,7 @@
       </w:tr>
       <w:tr>
         <w:trPr>
-          <w:divId w:val="716927364"/>
+          <w:divId w:val="1913540566"/>
         </w:trPr>
         <w:tc>
           <w:tcPr>
@@ -5145,37 +5145,37 @@
                 <w:sz w:val="20"/>
                 <w:szCs w:val="20"/>
               </w:rPr>
-              <w:t>418 (24.3%)</w:t>
-            </w:r>
-          </w:p>
-        </w:tc>
-        <w:tc>
-          <w:tcPr>
-            <w:tcW w:w="0" w:type="auto"/>
-            <w:tcMar>
-              <w:top w:w="150" w:type="dxa"/>
-              <w:left w:w="210" w:type="dxa"/>
-              <w:bottom w:w="150" w:type="dxa"/>
-              <w:right w:w="210" w:type="dxa"/>
-            </w:tcMar>
-            <w:vAlign w:val="center"/>
-            <w:hideMark/>
-          </w:tcPr>
-          <w:p>
-            <w:pPr>
-              <w:rPr>
-                <w:rFonts w:ascii="Plus Jakarta Sans" w:eastAsia="Times New Roman" w:hAnsi="Plus Jakarta Sans"/>
-                <w:sz w:val="20"/>
-                <w:szCs w:val="20"/>
-              </w:rPr>
-            </w:pPr>
-            <w:r>
-              <w:rPr>
-                <w:rFonts w:ascii="Plus Jakarta Sans" w:eastAsia="Times New Roman" w:hAnsi="Plus Jakarta Sans"/>
-                <w:sz w:val="20"/>
-                <w:szCs w:val="20"/>
-              </w:rPr>
-              <w:t>237 (14.5%)</w:t>
+              <w:t>955 (28.5%)</w:t>
+            </w:r>
+          </w:p>
+        </w:tc>
+        <w:tc>
+          <w:tcPr>
+            <w:tcW w:w="0" w:type="auto"/>
+            <w:tcMar>
+              <w:top w:w="150" w:type="dxa"/>
+              <w:left w:w="210" w:type="dxa"/>
+              <w:bottom w:w="150" w:type="dxa"/>
+              <w:right w:w="210" w:type="dxa"/>
+            </w:tcMar>
+            <w:vAlign w:val="center"/>
+            <w:hideMark/>
+          </w:tcPr>
+          <w:p>
+            <w:pPr>
+              <w:rPr>
+                <w:rFonts w:ascii="Plus Jakarta Sans" w:eastAsia="Times New Roman" w:hAnsi="Plus Jakarta Sans"/>
+                <w:sz w:val="20"/>
+                <w:szCs w:val="20"/>
+              </w:rPr>
+            </w:pPr>
+            <w:r>
+              <w:rPr>
+                <w:rFonts w:ascii="Plus Jakarta Sans" w:eastAsia="Times New Roman" w:hAnsi="Plus Jakarta Sans"/>
+                <w:sz w:val="20"/>
+                <w:szCs w:val="20"/>
+              </w:rPr>
+              <w:t>386 (18.0%)</w:t>
             </w:r>
           </w:p>
         </w:tc>
@@ -5214,7 +5214,7 @@
     <w:p>
       <w:pPr>
         <w:spacing w:before="450" w:after="450"/>
-        <w:divId w:val="1751079550"/>
+        <w:divId w:val="1098213800"/>
         <w:rPr>
           <w:rFonts w:ascii="Plus Jakarta Sans" w:eastAsia="Times New Roman" w:hAnsi="Plus Jakarta Sans"/>
           <w:lang w:val="es-ES"/>
@@ -5225,7 +5225,7 @@
           <w:rFonts w:ascii="Plus Jakarta Sans" w:eastAsia="Times New Roman" w:hAnsi="Plus Jakarta Sans"/>
           <w:lang w:val="es-ES"/>
         </w:rPr>
-        <w:pict w14:anchorId="2717BFD2">
+        <w:pict>
           <v:rect id="_x0000_i1030" style="width:0;height:.75pt" o:hralign="center" o:hrstd="t" o:hr="t" fillcolor="#a0a0a0" stroked="f"/>
         </w:pict>
       </w:r>
@@ -5233,7 +5233,7 @@
     <w:p>
       <w:pPr>
         <w:pStyle w:val="Ttulo3"/>
-        <w:divId w:val="1751079550"/>
+        <w:divId w:val="1098213800"/>
         <w:rPr>
           <w:rFonts w:eastAsia="Times New Roman"/>
           <w:lang w:val="es-ES"/>
@@ -5250,7 +5250,7 @@
     <w:p>
       <w:pPr>
         <w:pStyle w:val="NormalWeb"/>
-        <w:divId w:val="1751079550"/>
+        <w:divId w:val="1098213800"/>
         <w:rPr>
           <w:rFonts w:ascii="Plus Jakarta Sans" w:hAnsi="Plus Jakarta Sans"/>
           <w:lang w:val="es-ES"/>
@@ -5274,7 +5274,7 @@
     <w:p>
       <w:pPr>
         <w:pStyle w:val="Ttulo4"/>
-        <w:divId w:val="1751079550"/>
+        <w:divId w:val="1098213800"/>
         <w:rPr>
           <w:rFonts w:eastAsia="Times New Roman"/>
           <w:lang w:val="es-ES"/>
@@ -5291,7 +5291,7 @@
     <w:p>
       <w:pPr>
         <w:jc w:val="center"/>
-        <w:divId w:val="151920837"/>
+        <w:divId w:val="1866940417"/>
         <w:rPr>
           <w:rFonts w:ascii="Outfit" w:eastAsia="Times New Roman" w:hAnsi="Outfit"/>
           <w:b/>
@@ -5320,7 +5320,7 @@
     <w:p>
       <w:pPr>
         <w:jc w:val="center"/>
-        <w:divId w:val="1017656423"/>
+        <w:divId w:val="1972056375"/>
         <w:rPr>
           <w:rFonts w:ascii="Plus Jakarta Sans" w:eastAsia="Times New Roman" w:hAnsi="Plus Jakarta Sans"/>
           <w:lang w:val="es-ES"/>
@@ -5603,7 +5603,7 @@
     <w:p>
       <w:pPr>
         <w:pStyle w:val="Ttulo4"/>
-        <w:divId w:val="1751079550"/>
+        <w:divId w:val="1098213800"/>
         <w:rPr>
           <w:rFonts w:eastAsia="Times New Roman"/>
           <w:lang w:val="es-ES"/>
@@ -5627,7 +5627,7 @@
     <w:p>
       <w:pPr>
         <w:jc w:val="center"/>
-        <w:divId w:val="1816606542"/>
+        <w:divId w:val="318312967"/>
         <w:rPr>
           <w:rFonts w:ascii="Outfit" w:eastAsia="Times New Roman" w:hAnsi="Outfit"/>
           <w:b/>
@@ -5656,7 +5656,7 @@
     <w:p>
       <w:pPr>
         <w:jc w:val="center"/>
-        <w:divId w:val="891964180"/>
+        <w:divId w:val="485126657"/>
         <w:rPr>
           <w:rFonts w:ascii="Plus Jakarta Sans" w:eastAsia="Times New Roman" w:hAnsi="Plus Jakarta Sans"/>
           <w:lang w:val="es-ES"/>
@@ -5974,7 +5974,7 @@
     <w:p>
       <w:pPr>
         <w:pStyle w:val="Ttulo4"/>
-        <w:divId w:val="1751079550"/>
+        <w:divId w:val="1098213800"/>
         <w:rPr>
           <w:rFonts w:eastAsia="Times New Roman"/>
           <w:lang w:val="es-ES"/>
@@ -5992,7 +5992,7 @@
     <w:p>
       <w:pPr>
         <w:jc w:val="center"/>
-        <w:divId w:val="1444961280"/>
+        <w:divId w:val="1123960460"/>
         <w:rPr>
           <w:rFonts w:ascii="Outfit" w:eastAsia="Times New Roman" w:hAnsi="Outfit"/>
           <w:b/>
@@ -6021,7 +6021,7 @@
     <w:p>
       <w:pPr>
         <w:jc w:val="center"/>
-        <w:divId w:val="125975542"/>
+        <w:divId w:val="394209785"/>
         <w:rPr>
           <w:rFonts w:ascii="Plus Jakarta Sans" w:eastAsia="Times New Roman" w:hAnsi="Plus Jakarta Sans"/>
           <w:lang w:val="es-ES"/>
@@ -6325,7 +6325,7 @@
     <w:p>
       <w:pPr>
         <w:spacing w:before="450" w:after="450"/>
-        <w:divId w:val="1751079550"/>
+        <w:divId w:val="1098213800"/>
         <w:rPr>
           <w:rFonts w:ascii="Plus Jakarta Sans" w:eastAsia="Times New Roman" w:hAnsi="Plus Jakarta Sans"/>
           <w:lang w:val="es-ES"/>
@@ -6336,7 +6336,7 @@
           <w:rFonts w:ascii="Plus Jakarta Sans" w:eastAsia="Times New Roman" w:hAnsi="Plus Jakarta Sans"/>
           <w:lang w:val="es-ES"/>
         </w:rPr>
-        <w:pict w14:anchorId="5526A864">
+        <w:pict>
           <v:rect id="_x0000_i1031" style="width:0;height:.75pt" o:hralign="center" o:hrstd="t" o:hr="t" fillcolor="#a0a0a0" stroked="f"/>
         </w:pict>
       </w:r>
@@ -6344,7 +6344,7 @@
     <w:p>
       <w:pPr>
         <w:pStyle w:val="Ttulo3"/>
-        <w:divId w:val="1751079550"/>
+        <w:divId w:val="1098213800"/>
         <w:rPr>
           <w:rFonts w:eastAsia="Times New Roman"/>
           <w:lang w:val="es-ES"/>
@@ -6361,7 +6361,7 @@
     <w:p>
       <w:pPr>
         <w:pStyle w:val="NormalWeb"/>
-        <w:divId w:val="1751079550"/>
+        <w:divId w:val="1098213800"/>
         <w:rPr>
           <w:rFonts w:ascii="Plus Jakarta Sans" w:hAnsi="Plus Jakarta Sans"/>
           <w:lang w:val="es-ES"/>
@@ -6385,7 +6385,7 @@
     <w:p>
       <w:pPr>
         <w:pStyle w:val="Ttulo4"/>
-        <w:divId w:val="1751079550"/>
+        <w:divId w:val="1098213800"/>
         <w:rPr>
           <w:rFonts w:eastAsia="Times New Roman"/>
           <w:lang w:val="es-ES"/>
@@ -6402,7 +6402,7 @@
     <w:p>
       <w:pPr>
         <w:pStyle w:val="NormalWeb"/>
-        <w:divId w:val="1751079550"/>
+        <w:divId w:val="1098213800"/>
         <w:rPr>
           <w:rFonts w:ascii="Plus Jakarta Sans" w:hAnsi="Plus Jakarta Sans"/>
           <w:lang w:val="es-ES"/>
@@ -6433,7 +6433,7 @@
       </w:tblGrid>
       <w:tr>
         <w:trPr>
-          <w:divId w:val="427580545"/>
+          <w:divId w:val="526142459"/>
           <w:tblHeader/>
         </w:trPr>
         <w:tc>
@@ -6513,7 +6513,7 @@
       </w:tr>
       <w:tr>
         <w:trPr>
-          <w:divId w:val="427580545"/>
+          <w:divId w:val="526142459"/>
         </w:trPr>
         <w:tc>
           <w:tcPr>
@@ -6602,7 +6602,7 @@
     <w:p>
       <w:pPr>
         <w:pStyle w:val="Ttulo4"/>
-        <w:divId w:val="1751079550"/>
+        <w:divId w:val="1098213800"/>
         <w:rPr>
           <w:rFonts w:eastAsia="Times New Roman"/>
           <w:lang w:val="es-ES"/>
@@ -6619,7 +6619,7 @@
     <w:p>
       <w:pPr>
         <w:pStyle w:val="NormalWeb"/>
-        <w:divId w:val="1751079550"/>
+        <w:divId w:val="1098213800"/>
         <w:rPr>
           <w:rFonts w:ascii="Plus Jakarta Sans" w:hAnsi="Plus Jakarta Sans"/>
           <w:lang w:val="es-ES"/>
@@ -6650,7 +6650,7 @@
       </w:tblGrid>
       <w:tr>
         <w:trPr>
-          <w:divId w:val="333841694"/>
+          <w:divId w:val="1973368147"/>
           <w:tblHeader/>
         </w:trPr>
         <w:tc>
@@ -6730,7 +6730,7 @@
       </w:tr>
       <w:tr>
         <w:trPr>
-          <w:divId w:val="333841694"/>
+          <w:divId w:val="1973368147"/>
         </w:trPr>
         <w:tc>
           <w:tcPr>
@@ -6828,7 +6828,7 @@
     <w:p>
       <w:pPr>
         <w:pStyle w:val="Ttulo4"/>
-        <w:divId w:val="1751079550"/>
+        <w:divId w:val="1098213800"/>
         <w:rPr>
           <w:rFonts w:eastAsia="Times New Roman"/>
           <w:lang w:val="es-ES"/>
@@ -6845,7 +6845,7 @@
     <w:p>
       <w:pPr>
         <w:pStyle w:val="NormalWeb"/>
-        <w:divId w:val="1751079550"/>
+        <w:divId w:val="1098213800"/>
         <w:rPr>
           <w:rFonts w:ascii="Plus Jakarta Sans" w:hAnsi="Plus Jakarta Sans"/>
           <w:lang w:val="es-ES"/>
@@ -6876,7 +6876,7 @@
       </w:tblGrid>
       <w:tr>
         <w:trPr>
-          <w:divId w:val="1063793555"/>
+          <w:divId w:val="2064718757"/>
           <w:tblHeader/>
         </w:trPr>
         <w:tc>
@@ -6957,7 +6957,7 @@
       </w:tr>
       <w:tr>
         <w:trPr>
-          <w:divId w:val="1063793555"/>
+          <w:divId w:val="2064718757"/>
         </w:trPr>
         <w:tc>
           <w:tcPr>
@@ -7046,7 +7046,7 @@
     <w:p>
       <w:pPr>
         <w:spacing w:before="450" w:after="450"/>
-        <w:divId w:val="1751079550"/>
+        <w:divId w:val="1098213800"/>
         <w:rPr>
           <w:rFonts w:ascii="Plus Jakarta Sans" w:eastAsia="Times New Roman" w:hAnsi="Plus Jakarta Sans"/>
           <w:lang w:val="es-ES"/>
@@ -7057,7 +7057,7 @@
           <w:rFonts w:ascii="Plus Jakarta Sans" w:eastAsia="Times New Roman" w:hAnsi="Plus Jakarta Sans"/>
           <w:lang w:val="es-ES"/>
         </w:rPr>
-        <w:pict w14:anchorId="4716DAA5">
+        <w:pict>
           <v:rect id="_x0000_i1032" style="width:0;height:.75pt" o:hralign="center" o:hrstd="t" o:hr="t" fillcolor="#a0a0a0" stroked="f"/>
         </w:pict>
       </w:r>
@@ -7065,7 +7065,7 @@
     <w:p>
       <w:pPr>
         <w:pStyle w:val="Ttulo2"/>
-        <w:divId w:val="1751079550"/>
+        <w:divId w:val="1098213800"/>
         <w:rPr>
           <w:rFonts w:eastAsia="Times New Roman"/>
           <w:lang w:val="es-ES"/>
@@ -7082,7 +7082,7 @@
     <w:p>
       <w:pPr>
         <w:pStyle w:val="NormalWeb"/>
-        <w:divId w:val="1751079550"/>
+        <w:divId w:val="1098213800"/>
         <w:rPr>
           <w:rFonts w:ascii="Plus Jakarta Sans" w:hAnsi="Plus Jakarta Sans"/>
           <w:lang w:val="es-ES"/>
@@ -7099,7 +7099,7 @@
     <w:p>
       <w:pPr>
         <w:pStyle w:val="Ttulo3"/>
-        <w:divId w:val="1751079550"/>
+        <w:divId w:val="1098213800"/>
         <w:rPr>
           <w:rFonts w:eastAsia="Times New Roman"/>
           <w:lang w:val="es-ES"/>
@@ -7116,7 +7116,7 @@
     <w:p>
       <w:pPr>
         <w:pStyle w:val="NormalWeb"/>
-        <w:divId w:val="1751079550"/>
+        <w:divId w:val="1098213800"/>
         <w:rPr>
           <w:rFonts w:ascii="Plus Jakarta Sans" w:hAnsi="Plus Jakarta Sans"/>
           <w:lang w:val="es-ES"/>
@@ -7149,7 +7149,7 @@
       </w:tblGrid>
       <w:tr>
         <w:trPr>
-          <w:divId w:val="406075286"/>
+          <w:divId w:val="174926851"/>
           <w:tblHeader/>
         </w:trPr>
         <w:tc>
@@ -7314,7 +7314,7 @@
       </w:tr>
       <w:tr>
         <w:trPr>
-          <w:divId w:val="406075286"/>
+          <w:divId w:val="174926851"/>
         </w:trPr>
         <w:tc>
           <w:tcPr>
@@ -7373,37 +7373,37 @@
                 <w:sz w:val="20"/>
                 <w:szCs w:val="20"/>
               </w:rPr>
-              <w:t>1581 (91.9%)</w:t>
-            </w:r>
-          </w:p>
-        </w:tc>
-        <w:tc>
-          <w:tcPr>
-            <w:tcW w:w="0" w:type="auto"/>
-            <w:tcMar>
-              <w:top w:w="150" w:type="dxa"/>
-              <w:left w:w="210" w:type="dxa"/>
-              <w:bottom w:w="150" w:type="dxa"/>
-              <w:right w:w="210" w:type="dxa"/>
-            </w:tcMar>
-            <w:vAlign w:val="center"/>
-            <w:hideMark/>
-          </w:tcPr>
-          <w:p>
-            <w:pPr>
-              <w:rPr>
-                <w:rFonts w:ascii="Plus Jakarta Sans" w:eastAsia="Times New Roman" w:hAnsi="Plus Jakarta Sans"/>
-                <w:sz w:val="20"/>
-                <w:szCs w:val="20"/>
-              </w:rPr>
-            </w:pPr>
-            <w:r>
-              <w:rPr>
-                <w:rFonts w:ascii="Plus Jakarta Sans" w:eastAsia="Times New Roman" w:hAnsi="Plus Jakarta Sans"/>
-                <w:sz w:val="20"/>
-                <w:szCs w:val="20"/>
-              </w:rPr>
-              <w:t>1509 (92.5%)</w:t>
+              <w:t>3127 (93.4%)</w:t>
+            </w:r>
+          </w:p>
+        </w:tc>
+        <w:tc>
+          <w:tcPr>
+            <w:tcW w:w="0" w:type="auto"/>
+            <w:tcMar>
+              <w:top w:w="150" w:type="dxa"/>
+              <w:left w:w="210" w:type="dxa"/>
+              <w:bottom w:w="150" w:type="dxa"/>
+              <w:right w:w="210" w:type="dxa"/>
+            </w:tcMar>
+            <w:vAlign w:val="center"/>
+            <w:hideMark/>
+          </w:tcPr>
+          <w:p>
+            <w:pPr>
+              <w:rPr>
+                <w:rFonts w:ascii="Plus Jakarta Sans" w:eastAsia="Times New Roman" w:hAnsi="Plus Jakarta Sans"/>
+                <w:sz w:val="20"/>
+                <w:szCs w:val="20"/>
+              </w:rPr>
+            </w:pPr>
+            <w:r>
+              <w:rPr>
+                <w:rFonts w:ascii="Plus Jakarta Sans" w:eastAsia="Times New Roman" w:hAnsi="Plus Jakarta Sans"/>
+                <w:sz w:val="20"/>
+                <w:szCs w:val="20"/>
+              </w:rPr>
+              <w:t>1997 (92.9%)</w:t>
             </w:r>
           </w:p>
         </w:tc>
@@ -7440,7 +7440,7 @@
       </w:tr>
       <w:tr>
         <w:trPr>
-          <w:divId w:val="406075286"/>
+          <w:divId w:val="174926851"/>
         </w:trPr>
         <w:tc>
           <w:tcPr>
@@ -7499,37 +7499,37 @@
                 <w:sz w:val="20"/>
                 <w:szCs w:val="20"/>
               </w:rPr>
-              <w:t>41 (2.4%)</w:t>
-            </w:r>
-          </w:p>
-        </w:tc>
-        <w:tc>
-          <w:tcPr>
-            <w:tcW w:w="0" w:type="auto"/>
-            <w:tcMar>
-              <w:top w:w="150" w:type="dxa"/>
-              <w:left w:w="210" w:type="dxa"/>
-              <w:bottom w:w="150" w:type="dxa"/>
-              <w:right w:w="210" w:type="dxa"/>
-            </w:tcMar>
-            <w:vAlign w:val="center"/>
-            <w:hideMark/>
-          </w:tcPr>
-          <w:p>
-            <w:pPr>
-              <w:rPr>
-                <w:rFonts w:ascii="Plus Jakarta Sans" w:eastAsia="Times New Roman" w:hAnsi="Plus Jakarta Sans"/>
-                <w:sz w:val="20"/>
-                <w:szCs w:val="20"/>
-              </w:rPr>
-            </w:pPr>
-            <w:r>
-              <w:rPr>
-                <w:rFonts w:ascii="Plus Jakarta Sans" w:eastAsia="Times New Roman" w:hAnsi="Plus Jakarta Sans"/>
-                <w:sz w:val="20"/>
-                <w:szCs w:val="20"/>
-              </w:rPr>
-              <w:t>39 (2.4%)</w:t>
+              <w:t>75 (2.2%)</w:t>
+            </w:r>
+          </w:p>
+        </w:tc>
+        <w:tc>
+          <w:tcPr>
+            <w:tcW w:w="0" w:type="auto"/>
+            <w:tcMar>
+              <w:top w:w="150" w:type="dxa"/>
+              <w:left w:w="210" w:type="dxa"/>
+              <w:bottom w:w="150" w:type="dxa"/>
+              <w:right w:w="210" w:type="dxa"/>
+            </w:tcMar>
+            <w:vAlign w:val="center"/>
+            <w:hideMark/>
+          </w:tcPr>
+          <w:p>
+            <w:pPr>
+              <w:rPr>
+                <w:rFonts w:ascii="Plus Jakarta Sans" w:eastAsia="Times New Roman" w:hAnsi="Plus Jakarta Sans"/>
+                <w:sz w:val="20"/>
+                <w:szCs w:val="20"/>
+              </w:rPr>
+            </w:pPr>
+            <w:r>
+              <w:rPr>
+                <w:rFonts w:ascii="Plus Jakarta Sans" w:eastAsia="Times New Roman" w:hAnsi="Plus Jakarta Sans"/>
+                <w:sz w:val="20"/>
+                <w:szCs w:val="20"/>
+              </w:rPr>
+              <w:t>54 (2.5%)</w:t>
             </w:r>
           </w:p>
         </w:tc>
@@ -7566,7 +7566,7 @@
       </w:tr>
       <w:tr>
         <w:trPr>
-          <w:divId w:val="406075286"/>
+          <w:divId w:val="174926851"/>
         </w:trPr>
         <w:tc>
           <w:tcPr>
@@ -7625,37 +7625,37 @@
                 <w:sz w:val="20"/>
                 <w:szCs w:val="20"/>
               </w:rPr>
-              <w:t>99 (5.8%)</w:t>
-            </w:r>
-          </w:p>
-        </w:tc>
-        <w:tc>
-          <w:tcPr>
-            <w:tcW w:w="0" w:type="auto"/>
-            <w:tcMar>
-              <w:top w:w="150" w:type="dxa"/>
-              <w:left w:w="210" w:type="dxa"/>
-              <w:bottom w:w="150" w:type="dxa"/>
-              <w:right w:w="210" w:type="dxa"/>
-            </w:tcMar>
-            <w:vAlign w:val="center"/>
-            <w:hideMark/>
-          </w:tcPr>
-          <w:p>
-            <w:pPr>
-              <w:rPr>
-                <w:rFonts w:ascii="Plus Jakarta Sans" w:eastAsia="Times New Roman" w:hAnsi="Plus Jakarta Sans"/>
-                <w:sz w:val="20"/>
-                <w:szCs w:val="20"/>
-              </w:rPr>
-            </w:pPr>
-            <w:r>
-              <w:rPr>
-                <w:rFonts w:ascii="Plus Jakarta Sans" w:eastAsia="Times New Roman" w:hAnsi="Plus Jakarta Sans"/>
-                <w:sz w:val="20"/>
-                <w:szCs w:val="20"/>
-              </w:rPr>
-              <w:t>84 (5.1%)</w:t>
+              <w:t>146 (4.4%)</w:t>
+            </w:r>
+          </w:p>
+        </w:tc>
+        <w:tc>
+          <w:tcPr>
+            <w:tcW w:w="0" w:type="auto"/>
+            <w:tcMar>
+              <w:top w:w="150" w:type="dxa"/>
+              <w:left w:w="210" w:type="dxa"/>
+              <w:bottom w:w="150" w:type="dxa"/>
+              <w:right w:w="210" w:type="dxa"/>
+            </w:tcMar>
+            <w:vAlign w:val="center"/>
+            <w:hideMark/>
+          </w:tcPr>
+          <w:p>
+            <w:pPr>
+              <w:rPr>
+                <w:rFonts w:ascii="Plus Jakarta Sans" w:eastAsia="Times New Roman" w:hAnsi="Plus Jakarta Sans"/>
+                <w:sz w:val="20"/>
+                <w:szCs w:val="20"/>
+              </w:rPr>
+            </w:pPr>
+            <w:r>
+              <w:rPr>
+                <w:rFonts w:ascii="Plus Jakarta Sans" w:eastAsia="Times New Roman" w:hAnsi="Plus Jakarta Sans"/>
+                <w:sz w:val="20"/>
+                <w:szCs w:val="20"/>
+              </w:rPr>
+              <w:t>98 (4.6%)</w:t>
             </w:r>
           </w:p>
         </w:tc>
@@ -7692,7 +7692,7 @@
       </w:tr>
       <w:tr>
         <w:trPr>
-          <w:divId w:val="406075286"/>
+          <w:divId w:val="174926851"/>
         </w:trPr>
         <w:tc>
           <w:tcPr>
@@ -7820,7 +7820,7 @@
     <w:p>
       <w:pPr>
         <w:pStyle w:val="Ttulo3"/>
-        <w:divId w:val="1751079550"/>
+        <w:divId w:val="1098213800"/>
         <w:rPr>
           <w:rFonts w:eastAsia="Times New Roman"/>
           <w:lang w:val="es-ES"/>
@@ -7838,7 +7838,7 @@
       <w:pPr>
         <w:spacing w:before="375" w:after="225"/>
         <w:jc w:val="center"/>
-        <w:divId w:val="79061763"/>
+        <w:divId w:val="290020157"/>
         <w:rPr>
           <w:rFonts w:ascii="Outfit" w:eastAsia="Times New Roman" w:hAnsi="Outfit"/>
           <w:b/>
@@ -7868,7 +7868,7 @@
       <w:pPr>
         <w:spacing w:after="375"/>
         <w:jc w:val="center"/>
-        <w:divId w:val="427163980"/>
+        <w:divId w:val="1526210711"/>
         <w:rPr>
           <w:rFonts w:ascii="Plus Jakarta Sans" w:eastAsia="Times New Roman" w:hAnsi="Plus Jakarta Sans"/>
           <w:lang w:val="es-ES"/>
@@ -8026,7 +8026,7 @@
           <w:rFonts w:ascii="Plus Jakarta Sans" w:eastAsia="Times New Roman" w:hAnsi="Plus Jakarta Sans"/>
           <w:lang w:val="es-ES"/>
         </w:rPr>
-        <w:t>92</w:t>
+        <w:t>93</w:t>
       </w:r>
       <w:r>
         <w:rPr>
@@ -8068,7 +8068,7 @@
           <w:rFonts w:ascii="Plus Jakarta Sans" w:eastAsia="Times New Roman" w:hAnsi="Plus Jakarta Sans"/>
           <w:lang w:val="es-ES"/>
         </w:rPr>
-        <w:t>92</w:t>
+        <w:t>93</w:t>
       </w:r>
       <w:r>
         <w:rPr>
@@ -8235,7 +8235,7 @@
     <w:p>
       <w:pPr>
         <w:pStyle w:val="Ttulo3"/>
-        <w:divId w:val="1751079550"/>
+        <w:divId w:val="1098213800"/>
         <w:rPr>
           <w:rFonts w:eastAsia="Times New Roman"/>
           <w:lang w:val="es-ES"/>
@@ -8259,7 +8259,7 @@
     <w:p>
       <w:pPr>
         <w:pStyle w:val="NormalWeb"/>
-        <w:divId w:val="1751079550"/>
+        <w:divId w:val="1098213800"/>
         <w:rPr>
           <w:rFonts w:ascii="Plus Jakarta Sans" w:hAnsi="Plus Jakarta Sans"/>
           <w:lang w:val="es-ES"/>
@@ -8281,7 +8281,7 @@
         </w:numPr>
         <w:spacing w:before="100" w:beforeAutospacing="1" w:after="90"/>
         <w:ind w:left="1020"/>
-        <w:divId w:val="1751079550"/>
+        <w:divId w:val="1098213800"/>
         <w:rPr>
           <w:rFonts w:ascii="Plus Jakarta Sans" w:eastAsia="Times New Roman" w:hAnsi="Plus Jakarta Sans"/>
           <w:sz w:val="21"/>
@@ -8317,7 +8317,7 @@
         </w:numPr>
         <w:spacing w:before="100" w:beforeAutospacing="1" w:after="90"/>
         <w:ind w:left="1020"/>
-        <w:divId w:val="1751079550"/>
+        <w:divId w:val="1098213800"/>
         <w:rPr>
           <w:rFonts w:ascii="Plus Jakarta Sans" w:eastAsia="Times New Roman" w:hAnsi="Plus Jakarta Sans"/>
           <w:sz w:val="21"/>
@@ -8342,7 +8342,7 @@
           <w:szCs w:val="21"/>
           <w:lang w:val="es-ES"/>
         </w:rPr>
-        <w:t>94.4%</w:t>
+        <w:t>93.9%</w:t>
       </w:r>
       <w:r>
         <w:rPr>
@@ -8351,7 +8351,7 @@
           <w:szCs w:val="21"/>
           <w:lang w:val="es-ES"/>
         </w:rPr>
-        <w:t xml:space="preserve"> promedio (en 231 predios).</w:t>
+        <w:t xml:space="preserve"> promedio (en 389 predios).</w:t>
       </w:r>
     </w:p>
     <w:p>
@@ -8362,7 +8362,7 @@
         </w:numPr>
         <w:spacing w:before="100" w:beforeAutospacing="1" w:after="90"/>
         <w:ind w:left="1020"/>
-        <w:divId w:val="1751079550"/>
+        <w:divId w:val="1098213800"/>
         <w:rPr>
           <w:rFonts w:ascii="Plus Jakarta Sans" w:eastAsia="Times New Roman" w:hAnsi="Plus Jakarta Sans"/>
           <w:sz w:val="21"/>
@@ -8387,7 +8387,7 @@
           <w:szCs w:val="21"/>
           <w:lang w:val="es-ES"/>
         </w:rPr>
-        <w:t>77.5%</w:t>
+        <w:t>79.6%</w:t>
       </w:r>
       <w:r>
         <w:rPr>
@@ -8405,7 +8405,7 @@
           <w:szCs w:val="21"/>
           <w:lang w:val="es-ES"/>
         </w:rPr>
-        <w:t>promedio (en 675 predios).</w:t>
+        <w:t>promedio (en 747 predios).</w:t>
       </w:r>
     </w:p>
     <w:p>
@@ -8416,7 +8416,7 @@
         </w:numPr>
         <w:spacing w:before="100" w:beforeAutospacing="1" w:after="90"/>
         <w:ind w:left="1020"/>
-        <w:divId w:val="1751079550"/>
+        <w:divId w:val="1098213800"/>
         <w:rPr>
           <w:rFonts w:ascii="Plus Jakarta Sans" w:eastAsia="Times New Roman" w:hAnsi="Plus Jakarta Sans"/>
           <w:sz w:val="21"/>
@@ -8461,7 +8461,7 @@
         </w:numPr>
         <w:spacing w:before="100" w:beforeAutospacing="1" w:after="90"/>
         <w:ind w:left="1020"/>
-        <w:divId w:val="1751079550"/>
+        <w:divId w:val="1098213800"/>
         <w:rPr>
           <w:rFonts w:ascii="Plus Jakarta Sans" w:eastAsia="Times New Roman" w:hAnsi="Plus Jakarta Sans"/>
           <w:sz w:val="21"/>
@@ -8497,7 +8497,7 @@
         </w:numPr>
         <w:spacing w:before="100" w:beforeAutospacing="1" w:after="90"/>
         <w:ind w:left="1020"/>
-        <w:divId w:val="1751079550"/>
+        <w:divId w:val="1098213800"/>
         <w:rPr>
           <w:rFonts w:ascii="Plus Jakarta Sans" w:eastAsia="Times New Roman" w:hAnsi="Plus Jakarta Sans"/>
           <w:sz w:val="21"/>
@@ -8522,7 +8522,7 @@
           <w:szCs w:val="21"/>
           <w:lang w:val="es-ES"/>
         </w:rPr>
-        <w:t>98.1%</w:t>
+        <w:t>98.2%</w:t>
       </w:r>
       <w:r>
         <w:rPr>
@@ -8531,7 +8531,7 @@
           <w:szCs w:val="21"/>
           <w:lang w:val="es-ES"/>
         </w:rPr>
-        <w:t xml:space="preserve"> promedio (en 1486 predios).</w:t>
+        <w:t xml:space="preserve"> promedio (en 2963 predios).</w:t>
       </w:r>
     </w:p>
     <w:p>
@@ -8542,7 +8542,7 @@
         </w:numPr>
         <w:spacing w:before="100" w:beforeAutospacing="1" w:after="90"/>
         <w:ind w:left="1020"/>
-        <w:divId w:val="1751079550"/>
+        <w:divId w:val="1098213800"/>
         <w:rPr>
           <w:rFonts w:ascii="Plus Jakarta Sans" w:eastAsia="Times New Roman" w:hAnsi="Plus Jakarta Sans"/>
           <w:sz w:val="21"/>
@@ -8567,7 +8567,7 @@
           <w:szCs w:val="21"/>
           <w:lang w:val="es-ES"/>
         </w:rPr>
-        <w:t>71.2%</w:t>
+        <w:t>77.4%</w:t>
       </w:r>
       <w:r>
         <w:rPr>
@@ -8576,7 +8576,7 @@
           <w:szCs w:val="21"/>
           <w:lang w:val="es-ES"/>
         </w:rPr>
-        <w:t xml:space="preserve"> promedio (en 1368 predios).</w:t>
+        <w:t xml:space="preserve"> promedio (en 1781 predios).</w:t>
       </w:r>
     </w:p>
     <w:p>
@@ -8587,7 +8587,7 @@
         </w:numPr>
         <w:spacing w:before="100" w:beforeAutospacing="1" w:after="90"/>
         <w:ind w:left="1020"/>
-        <w:divId w:val="1751079550"/>
+        <w:divId w:val="1098213800"/>
         <w:rPr>
           <w:rFonts w:ascii="Plus Jakarta Sans" w:eastAsia="Times New Roman" w:hAnsi="Plus Jakarta Sans"/>
           <w:sz w:val="21"/>
@@ -8632,7 +8632,7 @@
         </w:numPr>
         <w:spacing w:before="100" w:beforeAutospacing="1" w:after="90"/>
         <w:ind w:left="1020"/>
-        <w:divId w:val="1751079550"/>
+        <w:divId w:val="1098213800"/>
         <w:rPr>
           <w:rFonts w:ascii="Plus Jakarta Sans" w:eastAsia="Times New Roman" w:hAnsi="Plus Jakarta Sans"/>
           <w:sz w:val="21"/>
@@ -8668,7 +8668,7 @@
         </w:numPr>
         <w:spacing w:before="100" w:beforeAutospacing="1" w:after="90"/>
         <w:ind w:left="1020"/>
-        <w:divId w:val="1751079550"/>
+        <w:divId w:val="1098213800"/>
         <w:rPr>
           <w:rFonts w:ascii="Plus Jakarta Sans" w:eastAsia="Times New Roman" w:hAnsi="Plus Jakarta Sans"/>
           <w:sz w:val="21"/>
@@ -8693,7 +8693,7 @@
           <w:szCs w:val="21"/>
           <w:lang w:val="es-ES"/>
         </w:rPr>
-        <w:t>52.0%</w:t>
+        <w:t>47.9%</w:t>
       </w:r>
       <w:r>
         <w:rPr>
@@ -8711,7 +8711,7 @@
           <w:szCs w:val="21"/>
           <w:lang w:val="es-ES"/>
         </w:rPr>
-        <w:t>promedio (en 76 predios).</w:t>
+        <w:t>promedio (en 141 predios).</w:t>
       </w:r>
     </w:p>
     <w:p>
@@ -8722,7 +8722,7 @@
         </w:numPr>
         <w:spacing w:before="100" w:beforeAutospacing="1" w:after="90"/>
         <w:ind w:left="1020"/>
-        <w:divId w:val="1751079550"/>
+        <w:divId w:val="1098213800"/>
         <w:rPr>
           <w:rFonts w:ascii="Plus Jakarta Sans" w:eastAsia="Times New Roman" w:hAnsi="Plus Jakarta Sans"/>
           <w:sz w:val="21"/>
@@ -8747,7 +8747,7 @@
           <w:szCs w:val="21"/>
           <w:lang w:val="es-ES"/>
         </w:rPr>
-        <w:t>10.8%</w:t>
+        <w:t>12.6%</w:t>
       </w:r>
       <w:r>
         <w:rPr>
@@ -8756,7 +8756,7 @@
           <w:szCs w:val="21"/>
           <w:lang w:val="es-ES"/>
         </w:rPr>
-        <w:t xml:space="preserve"> promedio (en 556 predios).</w:t>
+        <w:t xml:space="preserve"> promedio (en 578 predios).</w:t>
       </w:r>
     </w:p>
     <w:p>
@@ -8767,7 +8767,7 @@
         </w:numPr>
         <w:spacing w:before="100" w:beforeAutospacing="1" w:after="90"/>
         <w:ind w:left="1020"/>
-        <w:divId w:val="1751079550"/>
+        <w:divId w:val="1098213800"/>
         <w:rPr>
           <w:rFonts w:ascii="Plus Jakarta Sans" w:eastAsia="Times New Roman" w:hAnsi="Plus Jakarta Sans"/>
           <w:sz w:val="21"/>
@@ -8807,7 +8807,7 @@
     <w:p>
       <w:pPr>
         <w:pStyle w:val="Ttulo3"/>
-        <w:divId w:val="1751079550"/>
+        <w:divId w:val="1098213800"/>
         <w:rPr>
           <w:rFonts w:eastAsia="Times New Roman"/>
           <w:lang w:val="es-ES"/>
@@ -8825,7 +8825,7 @@
       <w:pPr>
         <w:spacing w:before="375" w:after="225"/>
         <w:jc w:val="center"/>
-        <w:divId w:val="687364577"/>
+        <w:divId w:val="1153060241"/>
         <w:rPr>
           <w:rFonts w:ascii="Outfit" w:eastAsia="Times New Roman" w:hAnsi="Outfit"/>
           <w:b/>
@@ -8855,7 +8855,7 @@
       <w:pPr>
         <w:spacing w:after="375"/>
         <w:jc w:val="center"/>
-        <w:divId w:val="1047024298"/>
+        <w:divId w:val="1166435549"/>
         <w:rPr>
           <w:rFonts w:ascii="Plus Jakarta Sans" w:eastAsia="Times New Roman" w:hAnsi="Plus Jakarta Sans"/>
           <w:lang w:val="es-ES"/>
@@ -8887,14 +8887,14 @@
           <w:rFonts w:ascii="Plus Jakarta Sans" w:eastAsia="Times New Roman" w:hAnsi="Plus Jakarta Sans"/>
           <w:lang w:val="es-ES"/>
         </w:rPr>
-        <w:t>Porcentaje de uso promedio de Gravedad, Asp</w:t>
-      </w:r>
-      <w:r>
-        <w:rPr>
-          <w:rFonts w:ascii="Plus Jakarta Sans" w:eastAsia="Times New Roman" w:hAnsi="Plus Jakarta Sans"/>
-          <w:lang w:val="es-ES"/>
-        </w:rPr>
-        <w:t>ersión y Gote</w:t>
+        <w:t>Porcentaje de uso promedio de Gravedad, As</w:t>
+      </w:r>
+      <w:r>
+        <w:rPr>
+          <w:rFonts w:ascii="Plus Jakarta Sans" w:eastAsia="Times New Roman" w:hAnsi="Plus Jakarta Sans"/>
+          <w:lang w:val="es-ES"/>
+        </w:rPr>
+        <w:t>persión y Gote</w:t>
       </w:r>
       <w:r>
         <w:rPr>
@@ -9145,7 +9145,7 @@
     <w:p>
       <w:pPr>
         <w:spacing w:before="450" w:after="450"/>
-        <w:divId w:val="1751079550"/>
+        <w:divId w:val="1098213800"/>
         <w:rPr>
           <w:rFonts w:ascii="Plus Jakarta Sans" w:eastAsia="Times New Roman" w:hAnsi="Plus Jakarta Sans"/>
           <w:lang w:val="es-ES"/>
@@ -9156,7 +9156,7 @@
           <w:rFonts w:ascii="Plus Jakarta Sans" w:eastAsia="Times New Roman" w:hAnsi="Plus Jakarta Sans"/>
           <w:lang w:val="es-ES"/>
         </w:rPr>
-        <w:pict w14:anchorId="52CECF5F">
+        <w:pict>
           <v:rect id="_x0000_i1033" style="width:0;height:.75pt" o:hralign="center" o:hrstd="t" o:hr="t" fillcolor="#a0a0a0" stroked="f"/>
         </w:pict>
       </w:r>
@@ -9164,7 +9164,7 @@
     <w:p>
       <w:pPr>
         <w:pStyle w:val="Ttulo2"/>
-        <w:divId w:val="1751079550"/>
+        <w:divId w:val="1098213800"/>
         <w:rPr>
           <w:rFonts w:eastAsia="Times New Roman"/>
           <w:lang w:val="es-ES"/>
@@ -9181,7 +9181,7 @@
     <w:p>
       <w:pPr>
         <w:pStyle w:val="NormalWeb"/>
-        <w:divId w:val="1751079550"/>
+        <w:divId w:val="1098213800"/>
         <w:rPr>
           <w:rFonts w:ascii="Plus Jakarta Sans" w:hAnsi="Plus Jakarta Sans"/>
           <w:lang w:val="es-ES"/>
@@ -9198,7 +9198,7 @@
     <w:p>
       <w:pPr>
         <w:pStyle w:val="NormalWeb"/>
-        <w:divId w:val="1751079550"/>
+        <w:divId w:val="1098213800"/>
         <w:rPr>
           <w:rFonts w:ascii="Plus Jakarta Sans" w:hAnsi="Plus Jakarta Sans"/>
           <w:lang w:val="es-ES"/>
@@ -9217,7 +9217,7 @@
           <w:rFonts w:ascii="Plus Jakarta Sans" w:hAnsi="Plus Jakarta Sans"/>
           <w:lang w:val="es-ES"/>
         </w:rPr>
-        <w:t>La Realidad del M</w:t>
+        <w:t>La Realidad del</w:t>
       </w:r>
       <w:r>
         <w:rPr>
@@ -9225,7 +9225,7 @@
           <w:rFonts w:ascii="Plus Jakarta Sans" w:hAnsi="Plus Jakarta Sans"/>
           <w:lang w:val="es-ES"/>
         </w:rPr>
-        <w:t>inifundio y su Impacto Productivo</w:t>
+        <w:t xml:space="preserve"> Minifundio y su Impacto Productivo</w:t>
       </w:r>
       <w:r>
         <w:rPr>
@@ -9247,20 +9247,20 @@
           <w:rFonts w:ascii="Plus Jakarta Sans" w:hAnsi="Plus Jakarta Sans"/>
           <w:lang w:val="es-ES"/>
         </w:rPr>
-        <w:t xml:space="preserve"> (5,000 m²). Esto evidencia una fragmentación de tierra sumamente alta. Cualquier planificación de inversión y tecnificación debe </w:t>
+        <w:t xml:space="preserve"> (5,000 m²). Esto evidencia una fragmentación de tierra sumamente alta. Cualquier planificación de inversión y tecnificación deb</w:t>
       </w:r>
       <w:r>
         <w:rPr>
           <w:rFonts w:ascii="Plus Jakarta Sans" w:hAnsi="Plus Jakarta Sans"/>
           <w:lang w:val="es-ES"/>
         </w:rPr>
-        <w:t>estructurarse asumiendo que los regantes operan UPAs de subsistencia a muy pequeña escala, lo que dificulta la tecnificación individual y hace imprescindible las soluciones de manejo asociativo.</w:t>
+        <w:t>e estructurarse asumiendo que los regantes operan UPAs de subsistencia a muy pequeña escala, lo que dificulta la tecnificación individual y hace imprescindible las soluciones de manejo asociativo.</w:t>
       </w:r>
     </w:p>
     <w:p>
       <w:pPr>
         <w:pStyle w:val="NormalWeb"/>
-        <w:divId w:val="1751079550"/>
+        <w:divId w:val="1098213800"/>
         <w:rPr>
           <w:rFonts w:ascii="Plus Jakarta Sans" w:hAnsi="Plus Jakarta Sans"/>
           <w:lang w:val="es-ES"/>
@@ -9294,35 +9294,27 @@
           <w:rFonts w:ascii="Plus Jakarta Sans" w:hAnsi="Plus Jakarta Sans"/>
           <w:lang w:val="es-ES"/>
         </w:rPr>
-        <w:t>má</w:t>
-      </w:r>
-      <w:r>
-        <w:rPr>
-          <w:rStyle w:val="Textoennegrita"/>
+        <w:t>más del 85% de los regantes se abastecen de reservorios de tipo Comunitario</w:t>
+      </w:r>
+      <w:r>
+        <w:rPr>
           <w:rFonts w:ascii="Plus Jakarta Sans" w:hAnsi="Plus Jakarta Sans"/>
           <w:lang w:val="es-ES"/>
         </w:rPr>
-        <w:t>s del 85% de los regantes se abastecen de reservorios de tipo Comunitario</w:t>
+        <w:t>. La infraestructura privada o familiar es muy baja (menor al 8% en el mejor de los casos). Esto demuestra que el tejido social y organizativo local es la base fundamental del éxito</w:t>
       </w:r>
       <w:r>
         <w:rPr>
           <w:rFonts w:ascii="Plus Jakarta Sans" w:hAnsi="Plus Jakarta Sans"/>
           <w:lang w:val="es-ES"/>
         </w:rPr>
-        <w:t>. La infraestructura privada o familiar es muy baja (menor al 8% en el mejor de los casos). Esto demuestra que el tejido social y organizativo local es la base fundamental del éxito d</w:t>
-      </w:r>
-      <w:r>
-        <w:rPr>
-          <w:rFonts w:ascii="Plus Jakarta Sans" w:hAnsi="Plus Jakarta Sans"/>
-          <w:lang w:val="es-ES"/>
-        </w:rPr>
-        <w:t>el sistema. Las juntas de agua locales son las aliadas centrales en el desarrollo de la presa y canales.</w:t>
+        <w:t xml:space="preserve"> del sistema. Las juntas de agua locales son las aliadas centrales en el desarrollo de la presa y canales.</w:t>
       </w:r>
     </w:p>
     <w:p>
       <w:pPr>
         <w:pStyle w:val="NormalWeb"/>
-        <w:divId w:val="1751079550"/>
+        <w:divId w:val="1098213800"/>
         <w:rPr>
           <w:rFonts w:ascii="Plus Jakarta Sans" w:hAnsi="Plus Jakarta Sans"/>
           <w:lang w:val="es-ES"/>
@@ -9363,27 +9355,27 @@
           <w:rFonts w:ascii="Plus Jakarta Sans" w:hAnsi="Plus Jakarta Sans"/>
           <w:lang w:val="es-ES"/>
         </w:rPr>
-        <w:t xml:space="preserve"> en los lotes con rie</w:t>
+        <w:t xml:space="preserve"> en los lotes con r</w:t>
       </w:r>
       <w:r>
         <w:rPr>
           <w:rFonts w:ascii="Plus Jakarta Sans" w:hAnsi="Plus Jakarta Sans"/>
           <w:lang w:val="es-ES"/>
         </w:rPr>
-        <w:t>go de todos los sectores, mientras que el riego por goteo (tecnología altamente eficiente) tiene una cobertura casi inexistente (menor al 5% en predios activos). Existe una oportunidad enorme de optimización y ahorro de recursos hídricos incentivando la tr</w:t>
+        <w:t xml:space="preserve">iego de todos los sectores, mientras que el riego por goteo (tecnología altamente eficiente) tiene una cobertura casi inexistente (menor al 5% en predios activos). Existe una oportunidad enorme de optimización y ahorro de recursos hídricos incentivando la </w:t>
       </w:r>
       <w:r>
         <w:rPr>
           <w:rFonts w:ascii="Plus Jakarta Sans" w:hAnsi="Plus Jakarta Sans"/>
           <w:lang w:val="es-ES"/>
         </w:rPr>
-        <w:t>ansición de aspersión a goteo.</w:t>
+        <w:t>transición de aspersión a goteo.</w:t>
       </w:r>
     </w:p>
     <w:p>
       <w:pPr>
         <w:pStyle w:val="NormalWeb"/>
-        <w:divId w:val="1751079550"/>
+        <w:divId w:val="1098213800"/>
         <w:rPr>
           <w:rFonts w:ascii="Plus Jakarta Sans" w:hAnsi="Plus Jakarta Sans"/>
           <w:lang w:val="es-ES"/>
@@ -9424,20 +9416,20 @@
           <w:rFonts w:ascii="Plus Jakarta Sans" w:hAnsi="Plus Jakarta Sans"/>
           <w:lang w:val="es-ES"/>
         </w:rPr>
-        <w:t xml:space="preserve"> (con un promedio general superior a 3.1 hijos por familia). Estos hogares de 5 a 6 personas de</w:t>
+        <w:t xml:space="preserve"> (con un promedio general superior a 3.1 hijos por familia). Estos hogares de 5 a 6 personas </w:t>
       </w:r>
       <w:r>
         <w:rPr>
           <w:rFonts w:ascii="Plus Jakarta Sans" w:hAnsi="Plus Jakarta Sans"/>
           <w:lang w:val="es-ES"/>
         </w:rPr>
-        <w:t>penden de la producción de parcelas menores a 0.5 ha. Garantizar un flujo constante de agua para riego no solo es un tema de desarrollo económico, sino de seguridad alimentaria directa para estas familias numerosas.</w:t>
+        <w:t>dependen de la producción de parcelas menores a 0.5 ha. Garantizar un flujo constante de agua para riego no solo es un tema de desarrollo económico, sino de seguridad alimentaria directa para estas familias numerosas.</w:t>
       </w:r>
     </w:p>
     <w:p>
       <w:pPr>
         <w:spacing w:before="450" w:after="450"/>
-        <w:divId w:val="1751079550"/>
+        <w:divId w:val="1098213800"/>
         <w:rPr>
           <w:rFonts w:ascii="Plus Jakarta Sans" w:eastAsia="Times New Roman" w:hAnsi="Plus Jakarta Sans"/>
           <w:lang w:val="es-ES"/>
@@ -9448,7 +9440,7 @@
           <w:rFonts w:ascii="Plus Jakarta Sans" w:eastAsia="Times New Roman" w:hAnsi="Plus Jakarta Sans"/>
           <w:lang w:val="es-ES"/>
         </w:rPr>
-        <w:pict w14:anchorId="62F64AC6">
+        <w:pict>
           <v:rect id="_x0000_i1034" style="width:0;height:.75pt" o:hralign="center" o:hrstd="t" o:hr="t" fillcolor="#a0a0a0" stroked="f"/>
         </w:pict>
       </w:r>
@@ -9456,7 +9448,7 @@
     <w:p>
       <w:pPr>
         <w:pStyle w:val="Ttulo2"/>
-        <w:divId w:val="1751079550"/>
+        <w:divId w:val="1098213800"/>
         <w:rPr>
           <w:rFonts w:eastAsia="Times New Roman"/>
           <w:lang w:val="es-ES"/>
@@ -9473,7 +9465,7 @@
     <w:p>
       <w:pPr>
         <w:pStyle w:val="NormalWeb"/>
-        <w:divId w:val="1751079550"/>
+        <w:divId w:val="1098213800"/>
         <w:rPr>
           <w:rFonts w:ascii="Plus Jakarta Sans" w:hAnsi="Plus Jakarta Sans"/>
           <w:lang w:val="es-ES"/>
@@ -9499,7 +9491,7 @@
           <w:rFonts w:ascii="Plus Jakarta Sans" w:hAnsi="Plus Jakarta Sans"/>
           <w:lang w:val="es-ES"/>
         </w:rPr>
-        <w:t>4,440 familias</w:t>
+        <w:t>6,584 familias</w:t>
       </w:r>
       <w:r>
         <w:rPr>
@@ -9512,7 +9504,7 @@
     <w:p>
       <w:pPr>
         <w:pStyle w:val="Ttulo3"/>
-        <w:divId w:val="1751079550"/>
+        <w:divId w:val="1098213800"/>
         <w:rPr>
           <w:rFonts w:eastAsia="Times New Roman"/>
           <w:lang w:val="es-ES"/>
@@ -9546,7 +9538,7 @@
       </w:tblGrid>
       <w:tr>
         <w:trPr>
-          <w:divId w:val="1385718799"/>
+          <w:divId w:val="280652846"/>
           <w:tblHeader/>
         </w:trPr>
         <w:tc>
@@ -9737,7 +9729,7 @@
       </w:tr>
       <w:tr>
         <w:trPr>
-          <w:divId w:val="1385718799"/>
+          <w:divId w:val="280652846"/>
         </w:trPr>
         <w:tc>
           <w:tcPr>
@@ -9796,104 +9788,104 @@
                 <w:sz w:val="20"/>
                 <w:szCs w:val="20"/>
               </w:rPr>
-              <w:t>1,721</w:t>
-            </w:r>
-          </w:p>
-        </w:tc>
-        <w:tc>
-          <w:tcPr>
-            <w:tcW w:w="0" w:type="auto"/>
-            <w:tcMar>
-              <w:top w:w="150" w:type="dxa"/>
-              <w:left w:w="210" w:type="dxa"/>
-              <w:bottom w:w="150" w:type="dxa"/>
-              <w:right w:w="210" w:type="dxa"/>
-            </w:tcMar>
-            <w:vAlign w:val="center"/>
-            <w:hideMark/>
-          </w:tcPr>
-          <w:p>
-            <w:pPr>
-              <w:rPr>
-                <w:rFonts w:ascii="Plus Jakarta Sans" w:eastAsia="Times New Roman" w:hAnsi="Plus Jakarta Sans"/>
-                <w:sz w:val="20"/>
-                <w:szCs w:val="20"/>
-              </w:rPr>
-            </w:pPr>
-            <w:r>
-              <w:rPr>
-                <w:rFonts w:ascii="Plus Jakarta Sans" w:eastAsia="Times New Roman" w:hAnsi="Plus Jakarta Sans"/>
-                <w:sz w:val="20"/>
-                <w:szCs w:val="20"/>
-              </w:rPr>
-              <w:t>3,390.17 ha</w:t>
-            </w:r>
-          </w:p>
-        </w:tc>
-        <w:tc>
-          <w:tcPr>
-            <w:tcW w:w="0" w:type="auto"/>
-            <w:tcMar>
-              <w:top w:w="150" w:type="dxa"/>
-              <w:left w:w="210" w:type="dxa"/>
-              <w:bottom w:w="150" w:type="dxa"/>
-              <w:right w:w="210" w:type="dxa"/>
-            </w:tcMar>
-            <w:vAlign w:val="center"/>
-            <w:hideMark/>
-          </w:tcPr>
-          <w:p>
-            <w:pPr>
-              <w:rPr>
-                <w:rFonts w:ascii="Plus Jakarta Sans" w:eastAsia="Times New Roman" w:hAnsi="Plus Jakarta Sans"/>
-                <w:sz w:val="20"/>
-                <w:szCs w:val="20"/>
-              </w:rPr>
-            </w:pPr>
-            <w:r>
-              <w:rPr>
-                <w:rFonts w:ascii="Plus Jakarta Sans" w:eastAsia="Times New Roman" w:hAnsi="Plus Jakarta Sans"/>
-                <w:sz w:val="20"/>
-                <w:szCs w:val="20"/>
-              </w:rPr>
-              <w:t>2,982.38 ha</w:t>
-            </w:r>
-          </w:p>
-        </w:tc>
-        <w:tc>
-          <w:tcPr>
-            <w:tcW w:w="0" w:type="auto"/>
-            <w:tcMar>
-              <w:top w:w="150" w:type="dxa"/>
-              <w:left w:w="210" w:type="dxa"/>
-              <w:bottom w:w="150" w:type="dxa"/>
-              <w:right w:w="210" w:type="dxa"/>
-            </w:tcMar>
-            <w:vAlign w:val="center"/>
-            <w:hideMark/>
-          </w:tcPr>
-          <w:p>
-            <w:pPr>
-              <w:rPr>
-                <w:rFonts w:ascii="Plus Jakarta Sans" w:eastAsia="Times New Roman" w:hAnsi="Plus Jakarta Sans"/>
-                <w:sz w:val="20"/>
-                <w:szCs w:val="20"/>
-              </w:rPr>
-            </w:pPr>
-            <w:r>
-              <w:rPr>
-                <w:rFonts w:ascii="Plus Jakarta Sans" w:eastAsia="Times New Roman" w:hAnsi="Plus Jakarta Sans"/>
-                <w:sz w:val="20"/>
-                <w:szCs w:val="20"/>
-              </w:rPr>
-              <w:t>407.79 ha</w:t>
+              <w:t>3,348</w:t>
+            </w:r>
+          </w:p>
+        </w:tc>
+        <w:tc>
+          <w:tcPr>
+            <w:tcW w:w="0" w:type="auto"/>
+            <w:tcMar>
+              <w:top w:w="150" w:type="dxa"/>
+              <w:left w:w="210" w:type="dxa"/>
+              <w:bottom w:w="150" w:type="dxa"/>
+              <w:right w:w="210" w:type="dxa"/>
+            </w:tcMar>
+            <w:vAlign w:val="center"/>
+            <w:hideMark/>
+          </w:tcPr>
+          <w:p>
+            <w:pPr>
+              <w:rPr>
+                <w:rFonts w:ascii="Plus Jakarta Sans" w:eastAsia="Times New Roman" w:hAnsi="Plus Jakarta Sans"/>
+                <w:sz w:val="20"/>
+                <w:szCs w:val="20"/>
+              </w:rPr>
+            </w:pPr>
+            <w:r>
+              <w:rPr>
+                <w:rFonts w:ascii="Plus Jakarta Sans" w:eastAsia="Times New Roman" w:hAnsi="Plus Jakarta Sans"/>
+                <w:sz w:val="20"/>
+                <w:szCs w:val="20"/>
+              </w:rPr>
+              <w:t>4,753.15 ha</w:t>
+            </w:r>
+          </w:p>
+        </w:tc>
+        <w:tc>
+          <w:tcPr>
+            <w:tcW w:w="0" w:type="auto"/>
+            <w:tcMar>
+              <w:top w:w="150" w:type="dxa"/>
+              <w:left w:w="210" w:type="dxa"/>
+              <w:bottom w:w="150" w:type="dxa"/>
+              <w:right w:w="210" w:type="dxa"/>
+            </w:tcMar>
+            <w:vAlign w:val="center"/>
+            <w:hideMark/>
+          </w:tcPr>
+          <w:p>
+            <w:pPr>
+              <w:rPr>
+                <w:rFonts w:ascii="Plus Jakarta Sans" w:eastAsia="Times New Roman" w:hAnsi="Plus Jakarta Sans"/>
+                <w:sz w:val="20"/>
+                <w:szCs w:val="20"/>
+              </w:rPr>
+            </w:pPr>
+            <w:r>
+              <w:rPr>
+                <w:rFonts w:ascii="Plus Jakarta Sans" w:eastAsia="Times New Roman" w:hAnsi="Plus Jakarta Sans"/>
+                <w:sz w:val="20"/>
+                <w:szCs w:val="20"/>
+              </w:rPr>
+              <w:t>3,864.56 ha</w:t>
+            </w:r>
+          </w:p>
+        </w:tc>
+        <w:tc>
+          <w:tcPr>
+            <w:tcW w:w="0" w:type="auto"/>
+            <w:tcMar>
+              <w:top w:w="150" w:type="dxa"/>
+              <w:left w:w="210" w:type="dxa"/>
+              <w:bottom w:w="150" w:type="dxa"/>
+              <w:right w:w="210" w:type="dxa"/>
+            </w:tcMar>
+            <w:vAlign w:val="center"/>
+            <w:hideMark/>
+          </w:tcPr>
+          <w:p>
+            <w:pPr>
+              <w:rPr>
+                <w:rFonts w:ascii="Plus Jakarta Sans" w:eastAsia="Times New Roman" w:hAnsi="Plus Jakarta Sans"/>
+                <w:sz w:val="20"/>
+                <w:szCs w:val="20"/>
+              </w:rPr>
+            </w:pPr>
+            <w:r>
+              <w:rPr>
+                <w:rFonts w:ascii="Plus Jakarta Sans" w:eastAsia="Times New Roman" w:hAnsi="Plus Jakarta Sans"/>
+                <w:sz w:val="20"/>
+                <w:szCs w:val="20"/>
+              </w:rPr>
+              <w:t>888.58 ha</w:t>
             </w:r>
           </w:p>
         </w:tc>
       </w:tr>
       <w:tr>
         <w:trPr>
-          <w:divId w:val="1385718799"/>
+          <w:divId w:val="280652846"/>
         </w:trPr>
         <w:tc>
           <w:tcPr>
@@ -9952,104 +9944,104 @@
                 <w:sz w:val="20"/>
                 <w:szCs w:val="20"/>
               </w:rPr>
-              <w:t>1,632</w:t>
-            </w:r>
-          </w:p>
-        </w:tc>
-        <w:tc>
-          <w:tcPr>
-            <w:tcW w:w="0" w:type="auto"/>
-            <w:tcMar>
-              <w:top w:w="150" w:type="dxa"/>
-              <w:left w:w="210" w:type="dxa"/>
-              <w:bottom w:w="150" w:type="dxa"/>
-              <w:right w:w="210" w:type="dxa"/>
-            </w:tcMar>
-            <w:vAlign w:val="center"/>
-            <w:hideMark/>
-          </w:tcPr>
-          <w:p>
-            <w:pPr>
-              <w:rPr>
-                <w:rFonts w:ascii="Plus Jakarta Sans" w:eastAsia="Times New Roman" w:hAnsi="Plus Jakarta Sans"/>
-                <w:sz w:val="20"/>
-                <w:szCs w:val="20"/>
-              </w:rPr>
-            </w:pPr>
-            <w:r>
-              <w:rPr>
-                <w:rFonts w:ascii="Plus Jakarta Sans" w:eastAsia="Times New Roman" w:hAnsi="Plus Jakarta Sans"/>
-                <w:sz w:val="20"/>
-                <w:szCs w:val="20"/>
-              </w:rPr>
-              <w:t>3,854.04 ha</w:t>
-            </w:r>
-          </w:p>
-        </w:tc>
-        <w:tc>
-          <w:tcPr>
-            <w:tcW w:w="0" w:type="auto"/>
-            <w:tcMar>
-              <w:top w:w="150" w:type="dxa"/>
-              <w:left w:w="210" w:type="dxa"/>
-              <w:bottom w:w="150" w:type="dxa"/>
-              <w:right w:w="210" w:type="dxa"/>
-            </w:tcMar>
-            <w:vAlign w:val="center"/>
-            <w:hideMark/>
-          </w:tcPr>
-          <w:p>
-            <w:pPr>
-              <w:rPr>
-                <w:rFonts w:ascii="Plus Jakarta Sans" w:eastAsia="Times New Roman" w:hAnsi="Plus Jakarta Sans"/>
-                <w:sz w:val="20"/>
-                <w:szCs w:val="20"/>
-              </w:rPr>
-            </w:pPr>
-            <w:r>
-              <w:rPr>
-                <w:rFonts w:ascii="Plus Jakarta Sans" w:eastAsia="Times New Roman" w:hAnsi="Plus Jakarta Sans"/>
-                <w:sz w:val="20"/>
-                <w:szCs w:val="20"/>
-              </w:rPr>
-              <w:t>2,467.16 ha</w:t>
-            </w:r>
-          </w:p>
-        </w:tc>
-        <w:tc>
-          <w:tcPr>
-            <w:tcW w:w="0" w:type="auto"/>
-            <w:tcMar>
-              <w:top w:w="150" w:type="dxa"/>
-              <w:left w:w="210" w:type="dxa"/>
-              <w:bottom w:w="150" w:type="dxa"/>
-              <w:right w:w="210" w:type="dxa"/>
-            </w:tcMar>
-            <w:vAlign w:val="center"/>
-            <w:hideMark/>
-          </w:tcPr>
-          <w:p>
-            <w:pPr>
-              <w:rPr>
-                <w:rFonts w:ascii="Plus Jakarta Sans" w:eastAsia="Times New Roman" w:hAnsi="Plus Jakarta Sans"/>
-                <w:sz w:val="20"/>
-                <w:szCs w:val="20"/>
-              </w:rPr>
-            </w:pPr>
-            <w:r>
-              <w:rPr>
-                <w:rFonts w:ascii="Plus Jakarta Sans" w:eastAsia="Times New Roman" w:hAnsi="Plus Jakarta Sans"/>
-                <w:sz w:val="20"/>
-                <w:szCs w:val="20"/>
-              </w:rPr>
-              <w:t>1,386.88 ha</w:t>
+              <w:t>2,149</w:t>
+            </w:r>
+          </w:p>
+        </w:tc>
+        <w:tc>
+          <w:tcPr>
+            <w:tcW w:w="0" w:type="auto"/>
+            <w:tcMar>
+              <w:top w:w="150" w:type="dxa"/>
+              <w:left w:w="210" w:type="dxa"/>
+              <w:bottom w:w="150" w:type="dxa"/>
+              <w:right w:w="210" w:type="dxa"/>
+            </w:tcMar>
+            <w:vAlign w:val="center"/>
+            <w:hideMark/>
+          </w:tcPr>
+          <w:p>
+            <w:pPr>
+              <w:rPr>
+                <w:rFonts w:ascii="Plus Jakarta Sans" w:eastAsia="Times New Roman" w:hAnsi="Plus Jakarta Sans"/>
+                <w:sz w:val="20"/>
+                <w:szCs w:val="20"/>
+              </w:rPr>
+            </w:pPr>
+            <w:r>
+              <w:rPr>
+                <w:rFonts w:ascii="Plus Jakarta Sans" w:eastAsia="Times New Roman" w:hAnsi="Plus Jakarta Sans"/>
+                <w:sz w:val="20"/>
+                <w:szCs w:val="20"/>
+              </w:rPr>
+              <w:t>4,266.12 ha</w:t>
+            </w:r>
+          </w:p>
+        </w:tc>
+        <w:tc>
+          <w:tcPr>
+            <w:tcW w:w="0" w:type="auto"/>
+            <w:tcMar>
+              <w:top w:w="150" w:type="dxa"/>
+              <w:left w:w="210" w:type="dxa"/>
+              <w:bottom w:w="150" w:type="dxa"/>
+              <w:right w:w="210" w:type="dxa"/>
+            </w:tcMar>
+            <w:vAlign w:val="center"/>
+            <w:hideMark/>
+          </w:tcPr>
+          <w:p>
+            <w:pPr>
+              <w:rPr>
+                <w:rFonts w:ascii="Plus Jakarta Sans" w:eastAsia="Times New Roman" w:hAnsi="Plus Jakarta Sans"/>
+                <w:sz w:val="20"/>
+                <w:szCs w:val="20"/>
+              </w:rPr>
+            </w:pPr>
+            <w:r>
+              <w:rPr>
+                <w:rFonts w:ascii="Plus Jakarta Sans" w:eastAsia="Times New Roman" w:hAnsi="Plus Jakarta Sans"/>
+                <w:sz w:val="20"/>
+                <w:szCs w:val="20"/>
+              </w:rPr>
+              <w:t>2,633.63 ha</w:t>
+            </w:r>
+          </w:p>
+        </w:tc>
+        <w:tc>
+          <w:tcPr>
+            <w:tcW w:w="0" w:type="auto"/>
+            <w:tcMar>
+              <w:top w:w="150" w:type="dxa"/>
+              <w:left w:w="210" w:type="dxa"/>
+              <w:bottom w:w="150" w:type="dxa"/>
+              <w:right w:w="210" w:type="dxa"/>
+            </w:tcMar>
+            <w:vAlign w:val="center"/>
+            <w:hideMark/>
+          </w:tcPr>
+          <w:p>
+            <w:pPr>
+              <w:rPr>
+                <w:rFonts w:ascii="Plus Jakarta Sans" w:eastAsia="Times New Roman" w:hAnsi="Plus Jakarta Sans"/>
+                <w:sz w:val="20"/>
+                <w:szCs w:val="20"/>
+              </w:rPr>
+            </w:pPr>
+            <w:r>
+              <w:rPr>
+                <w:rFonts w:ascii="Plus Jakarta Sans" w:eastAsia="Times New Roman" w:hAnsi="Plus Jakarta Sans"/>
+                <w:sz w:val="20"/>
+                <w:szCs w:val="20"/>
+              </w:rPr>
+              <w:t>1,632.49 ha</w:t>
             </w:r>
           </w:p>
         </w:tc>
       </w:tr>
       <w:tr>
         <w:trPr>
-          <w:divId w:val="1385718799"/>
+          <w:divId w:val="280652846"/>
         </w:trPr>
         <w:tc>
           <w:tcPr>
@@ -10205,7 +10197,7 @@
       </w:tr>
       <w:tr>
         <w:trPr>
-          <w:divId w:val="1385718799"/>
+          <w:divId w:val="280652846"/>
         </w:trPr>
         <w:tc>
           <w:tcPr>
@@ -10265,7 +10257,7 @@
                 <w:sz w:val="20"/>
                 <w:szCs w:val="20"/>
               </w:rPr>
-              <w:t>4,440</w:t>
+              <w:t>6,584</w:t>
             </w:r>
           </w:p>
         </w:tc>
@@ -10296,7 +10288,7 @@
                 <w:sz w:val="20"/>
                 <w:szCs w:val="20"/>
               </w:rPr>
-              <w:t>10,647.10 ha</w:t>
+              <w:t>12,422.16 ha</w:t>
             </w:r>
           </w:p>
         </w:tc>
@@ -10327,7 +10319,7 @@
                 <w:sz w:val="20"/>
                 <w:szCs w:val="20"/>
               </w:rPr>
-              <w:t>7,160.69 ha</w:t>
+              <w:t>8,209.34 ha</w:t>
             </w:r>
           </w:p>
         </w:tc>
@@ -10358,7 +10350,7 @@
                 <w:sz w:val="20"/>
                 <w:szCs w:val="20"/>
               </w:rPr>
-              <w:t>3,486.41 ha</w:t>
+              <w:t>4,212.81 ha</w:t>
             </w:r>
           </w:p>
         </w:tc>
@@ -10367,7 +10359,7 @@
     <w:p>
       <w:pPr>
         <w:pStyle w:val="Ttulo3"/>
-        <w:divId w:val="1751079550"/>
+        <w:divId w:val="1098213800"/>
         <w:rPr>
           <w:rFonts w:eastAsia="Times New Roman"/>
           <w:lang w:val="es-ES"/>
@@ -10401,7 +10393,7 @@
       </w:tblGrid>
       <w:tr>
         <w:trPr>
-          <w:divId w:val="1723557997"/>
+          <w:divId w:val="2138792196"/>
           <w:tblHeader/>
         </w:trPr>
         <w:tc>
@@ -10592,7 +10584,7 @@
       </w:tr>
       <w:tr>
         <w:trPr>
-          <w:divId w:val="1723557997"/>
+          <w:divId w:val="2138792196"/>
         </w:trPr>
         <w:tc>
           <w:tcPr>
@@ -10651,37 +10643,37 @@
                 <w:sz w:val="20"/>
                 <w:szCs w:val="20"/>
               </w:rPr>
-              <w:t>1,548</w:t>
-            </w:r>
-          </w:p>
-        </w:tc>
-        <w:tc>
-          <w:tcPr>
-            <w:tcW w:w="0" w:type="auto"/>
-            <w:tcMar>
-              <w:top w:w="150" w:type="dxa"/>
-              <w:left w:w="210" w:type="dxa"/>
-              <w:bottom w:w="150" w:type="dxa"/>
-              <w:right w:w="210" w:type="dxa"/>
-            </w:tcMar>
-            <w:vAlign w:val="center"/>
-            <w:hideMark/>
-          </w:tcPr>
-          <w:p>
-            <w:pPr>
-              <w:rPr>
-                <w:rFonts w:ascii="Plus Jakarta Sans" w:eastAsia="Times New Roman" w:hAnsi="Plus Jakarta Sans"/>
-                <w:sz w:val="20"/>
-                <w:szCs w:val="20"/>
-              </w:rPr>
-            </w:pPr>
-            <w:r>
-              <w:rPr>
-                <w:rFonts w:ascii="Plus Jakarta Sans" w:eastAsia="Times New Roman" w:hAnsi="Plus Jakarta Sans"/>
-                <w:sz w:val="20"/>
-                <w:szCs w:val="20"/>
-              </w:rPr>
-              <w:t>880</w:t>
+              <w:t>3,097</w:t>
+            </w:r>
+          </w:p>
+        </w:tc>
+        <w:tc>
+          <w:tcPr>
+            <w:tcW w:w="0" w:type="auto"/>
+            <w:tcMar>
+              <w:top w:w="150" w:type="dxa"/>
+              <w:left w:w="210" w:type="dxa"/>
+              <w:bottom w:w="150" w:type="dxa"/>
+              <w:right w:w="210" w:type="dxa"/>
+            </w:tcMar>
+            <w:vAlign w:val="center"/>
+            <w:hideMark/>
+          </w:tcPr>
+          <w:p>
+            <w:pPr>
+              <w:rPr>
+                <w:rFonts w:ascii="Plus Jakarta Sans" w:eastAsia="Times New Roman" w:hAnsi="Plus Jakarta Sans"/>
+                <w:sz w:val="20"/>
+                <w:szCs w:val="20"/>
+              </w:rPr>
+            </w:pPr>
+            <w:r>
+              <w:rPr>
+                <w:rFonts w:ascii="Plus Jakarta Sans" w:eastAsia="Times New Roman" w:hAnsi="Plus Jakarta Sans"/>
+                <w:sz w:val="20"/>
+                <w:szCs w:val="20"/>
+              </w:rPr>
+              <w:t>1,378</w:t>
             </w:r>
           </w:p>
         </w:tc>
@@ -10742,14 +10734,14 @@
                 <w:sz w:val="20"/>
                 <w:szCs w:val="20"/>
               </w:rPr>
-              <w:t>3,310</w:t>
+              <w:t>5,357</w:t>
             </w:r>
           </w:p>
         </w:tc>
       </w:tr>
       <w:tr>
         <w:trPr>
-          <w:divId w:val="1723557997"/>
+          <w:divId w:val="2138792196"/>
         </w:trPr>
         <w:tc>
           <w:tcPr>
@@ -10908,7 +10900,7 @@
     <w:p>
       <w:pPr>
         <w:pStyle w:val="Ttulo3"/>
-        <w:divId w:val="1751079550"/>
+        <w:divId w:val="1098213800"/>
         <w:rPr>
           <w:rFonts w:eastAsia="Times New Roman"/>
           <w:lang w:val="es-ES"/>
@@ -10943,7 +10935,7 @@
       </w:tblGrid>
       <w:tr>
         <w:trPr>
-          <w:divId w:val="1033771953"/>
+          <w:divId w:val="871921341"/>
           <w:tblHeader/>
         </w:trPr>
         <w:tc>
@@ -11171,7 +11163,7 @@
       </w:tr>
       <w:tr>
         <w:trPr>
-          <w:divId w:val="1033771953"/>
+          <w:divId w:val="871921341"/>
         </w:trPr>
         <w:tc>
           <w:tcPr>
@@ -11238,37 +11230,37 @@
                 <w:sz w:val="20"/>
                 <w:szCs w:val="20"/>
               </w:rPr>
-              <w:t>1,494</w:t>
-            </w:r>
-          </w:p>
-        </w:tc>
-        <w:tc>
-          <w:tcPr>
-            <w:tcW w:w="0" w:type="auto"/>
-            <w:tcMar>
-              <w:top w:w="150" w:type="dxa"/>
-              <w:left w:w="210" w:type="dxa"/>
-              <w:bottom w:w="150" w:type="dxa"/>
-              <w:right w:w="210" w:type="dxa"/>
-            </w:tcMar>
-            <w:vAlign w:val="center"/>
-            <w:hideMark/>
-          </w:tcPr>
-          <w:p>
-            <w:pPr>
-              <w:rPr>
-                <w:rFonts w:ascii="Plus Jakarta Sans" w:eastAsia="Times New Roman" w:hAnsi="Plus Jakarta Sans"/>
-                <w:sz w:val="20"/>
-                <w:szCs w:val="20"/>
-              </w:rPr>
-            </w:pPr>
-            <w:r>
-              <w:rPr>
-                <w:rFonts w:ascii="Plus Jakarta Sans" w:eastAsia="Times New Roman" w:hAnsi="Plus Jakarta Sans"/>
-                <w:sz w:val="20"/>
-                <w:szCs w:val="20"/>
-              </w:rPr>
-              <w:t>1,444</w:t>
+              <w:t>2,968</w:t>
+            </w:r>
+          </w:p>
+        </w:tc>
+        <w:tc>
+          <w:tcPr>
+            <w:tcW w:w="0" w:type="auto"/>
+            <w:tcMar>
+              <w:top w:w="150" w:type="dxa"/>
+              <w:left w:w="210" w:type="dxa"/>
+              <w:bottom w:w="150" w:type="dxa"/>
+              <w:right w:w="210" w:type="dxa"/>
+            </w:tcMar>
+            <w:vAlign w:val="center"/>
+            <w:hideMark/>
+          </w:tcPr>
+          <w:p>
+            <w:pPr>
+              <w:rPr>
+                <w:rFonts w:ascii="Plus Jakarta Sans" w:eastAsia="Times New Roman" w:hAnsi="Plus Jakarta Sans"/>
+                <w:sz w:val="20"/>
+                <w:szCs w:val="20"/>
+              </w:rPr>
+            </w:pPr>
+            <w:r>
+              <w:rPr>
+                <w:rFonts w:ascii="Plus Jakarta Sans" w:eastAsia="Times New Roman" w:hAnsi="Plus Jakarta Sans"/>
+                <w:sz w:val="20"/>
+                <w:szCs w:val="20"/>
+              </w:rPr>
+              <w:t>1,844</w:t>
             </w:r>
           </w:p>
         </w:tc>
@@ -11329,7 +11321,7 @@
                 <w:sz w:val="20"/>
                 <w:szCs w:val="20"/>
               </w:rPr>
-              <w:t>3,849</w:t>
+              <w:t>5,723</w:t>
             </w:r>
           </w:p>
         </w:tc>
@@ -11360,14 +11352,14 @@
                 <w:sz w:val="20"/>
                 <w:szCs w:val="20"/>
               </w:rPr>
-              <w:t>86.7%</w:t>
+              <w:t>86.9%</w:t>
             </w:r>
           </w:p>
         </w:tc>
       </w:tr>
       <w:tr>
         <w:trPr>
-          <w:divId w:val="1033771953"/>
+          <w:divId w:val="871921341"/>
         </w:trPr>
         <w:tc>
           <w:tcPr>
@@ -11425,37 +11417,37 @@
                 <w:sz w:val="20"/>
                 <w:szCs w:val="20"/>
               </w:rPr>
-              <w:t>213</w:t>
-            </w:r>
-          </w:p>
-        </w:tc>
-        <w:tc>
-          <w:tcPr>
-            <w:tcW w:w="0" w:type="auto"/>
-            <w:tcMar>
-              <w:top w:w="150" w:type="dxa"/>
-              <w:left w:w="210" w:type="dxa"/>
-              <w:bottom w:w="150" w:type="dxa"/>
-              <w:right w:w="210" w:type="dxa"/>
-            </w:tcMar>
-            <w:vAlign w:val="center"/>
-            <w:hideMark/>
-          </w:tcPr>
-          <w:p>
-            <w:pPr>
-              <w:rPr>
-                <w:rFonts w:ascii="Plus Jakarta Sans" w:eastAsia="Times New Roman" w:hAnsi="Plus Jakarta Sans"/>
-                <w:sz w:val="20"/>
-                <w:szCs w:val="20"/>
-              </w:rPr>
-            </w:pPr>
-            <w:r>
-              <w:rPr>
-                <w:rFonts w:ascii="Plus Jakarta Sans" w:eastAsia="Times New Roman" w:hAnsi="Plus Jakarta Sans"/>
-                <w:sz w:val="20"/>
-                <w:szCs w:val="20"/>
-              </w:rPr>
-              <w:t>182</w:t>
+              <w:t>360</w:t>
+            </w:r>
+          </w:p>
+        </w:tc>
+        <w:tc>
+          <w:tcPr>
+            <w:tcW w:w="0" w:type="auto"/>
+            <w:tcMar>
+              <w:top w:w="150" w:type="dxa"/>
+              <w:left w:w="210" w:type="dxa"/>
+              <w:bottom w:w="150" w:type="dxa"/>
+              <w:right w:w="210" w:type="dxa"/>
+            </w:tcMar>
+            <w:vAlign w:val="center"/>
+            <w:hideMark/>
+          </w:tcPr>
+          <w:p>
+            <w:pPr>
+              <w:rPr>
+                <w:rFonts w:ascii="Plus Jakarta Sans" w:eastAsia="Times New Roman" w:hAnsi="Plus Jakarta Sans"/>
+                <w:sz w:val="20"/>
+                <w:szCs w:val="20"/>
+              </w:rPr>
+            </w:pPr>
+            <w:r>
+              <w:rPr>
+                <w:rFonts w:ascii="Plus Jakarta Sans" w:eastAsia="Times New Roman" w:hAnsi="Plus Jakarta Sans"/>
+                <w:sz w:val="20"/>
+                <w:szCs w:val="20"/>
+              </w:rPr>
+              <w:t>299</w:t>
             </w:r>
           </w:p>
         </w:tc>
@@ -11515,44 +11507,44 @@
                 <w:sz w:val="20"/>
                 <w:szCs w:val="20"/>
               </w:rPr>
-              <w:t>569</w:t>
-            </w:r>
-          </w:p>
-        </w:tc>
-        <w:tc>
-          <w:tcPr>
-            <w:tcW w:w="0" w:type="auto"/>
-            <w:tcMar>
-              <w:top w:w="150" w:type="dxa"/>
-              <w:left w:w="210" w:type="dxa"/>
-              <w:bottom w:w="150" w:type="dxa"/>
-              <w:right w:w="210" w:type="dxa"/>
-            </w:tcMar>
-            <w:vAlign w:val="center"/>
-            <w:hideMark/>
-          </w:tcPr>
-          <w:p>
-            <w:pPr>
-              <w:rPr>
-                <w:rFonts w:ascii="Plus Jakarta Sans" w:eastAsia="Times New Roman" w:hAnsi="Plus Jakarta Sans"/>
-                <w:sz w:val="20"/>
-                <w:szCs w:val="20"/>
-              </w:rPr>
-            </w:pPr>
-            <w:r>
-              <w:rPr>
-                <w:rFonts w:ascii="Plus Jakarta Sans" w:eastAsia="Times New Roman" w:hAnsi="Plus Jakarta Sans"/>
-                <w:sz w:val="20"/>
-                <w:szCs w:val="20"/>
-              </w:rPr>
-              <w:t>12.8%</w:t>
+              <w:t>833</w:t>
+            </w:r>
+          </w:p>
+        </w:tc>
+        <w:tc>
+          <w:tcPr>
+            <w:tcW w:w="0" w:type="auto"/>
+            <w:tcMar>
+              <w:top w:w="150" w:type="dxa"/>
+              <w:left w:w="210" w:type="dxa"/>
+              <w:bottom w:w="150" w:type="dxa"/>
+              <w:right w:w="210" w:type="dxa"/>
+            </w:tcMar>
+            <w:vAlign w:val="center"/>
+            <w:hideMark/>
+          </w:tcPr>
+          <w:p>
+            <w:pPr>
+              <w:rPr>
+                <w:rFonts w:ascii="Plus Jakarta Sans" w:eastAsia="Times New Roman" w:hAnsi="Plus Jakarta Sans"/>
+                <w:sz w:val="20"/>
+                <w:szCs w:val="20"/>
+              </w:rPr>
+            </w:pPr>
+            <w:r>
+              <w:rPr>
+                <w:rFonts w:ascii="Plus Jakarta Sans" w:eastAsia="Times New Roman" w:hAnsi="Plus Jakarta Sans"/>
+                <w:sz w:val="20"/>
+                <w:szCs w:val="20"/>
+              </w:rPr>
+              <w:t>12.7%</w:t>
             </w:r>
           </w:p>
         </w:tc>
       </w:tr>
       <w:tr>
         <w:trPr>
-          <w:divId w:val="1033771953"/>
+          <w:divId w:val="871921341"/>
         </w:trPr>
         <w:tc>
           <w:tcPr>
@@ -11619,37 +11611,37 @@
                 <w:sz w:val="20"/>
                 <w:szCs w:val="20"/>
               </w:rPr>
-              <w:t>1,711</w:t>
-            </w:r>
-          </w:p>
-        </w:tc>
-        <w:tc>
-          <w:tcPr>
-            <w:tcW w:w="0" w:type="auto"/>
-            <w:tcMar>
-              <w:top w:w="150" w:type="dxa"/>
-              <w:left w:w="210" w:type="dxa"/>
-              <w:bottom w:w="150" w:type="dxa"/>
-              <w:right w:w="210" w:type="dxa"/>
-            </w:tcMar>
-            <w:vAlign w:val="center"/>
-            <w:hideMark/>
-          </w:tcPr>
-          <w:p>
-            <w:pPr>
-              <w:rPr>
-                <w:rFonts w:ascii="Plus Jakarta Sans" w:eastAsia="Times New Roman" w:hAnsi="Plus Jakarta Sans"/>
-                <w:sz w:val="20"/>
-                <w:szCs w:val="20"/>
-              </w:rPr>
-            </w:pPr>
-            <w:r>
-              <w:rPr>
-                <w:rFonts w:ascii="Plus Jakarta Sans" w:eastAsia="Times New Roman" w:hAnsi="Plus Jakarta Sans"/>
-                <w:sz w:val="20"/>
-                <w:szCs w:val="20"/>
-              </w:rPr>
-              <w:t>1,623</w:t>
+              <w:t>3,333</w:t>
+            </w:r>
+          </w:p>
+        </w:tc>
+        <w:tc>
+          <w:tcPr>
+            <w:tcW w:w="0" w:type="auto"/>
+            <w:tcMar>
+              <w:top w:w="150" w:type="dxa"/>
+              <w:left w:w="210" w:type="dxa"/>
+              <w:bottom w:w="150" w:type="dxa"/>
+              <w:right w:w="210" w:type="dxa"/>
+            </w:tcMar>
+            <w:vAlign w:val="center"/>
+            <w:hideMark/>
+          </w:tcPr>
+          <w:p>
+            <w:pPr>
+              <w:rPr>
+                <w:rFonts w:ascii="Plus Jakarta Sans" w:eastAsia="Times New Roman" w:hAnsi="Plus Jakarta Sans"/>
+                <w:sz w:val="20"/>
+                <w:szCs w:val="20"/>
+              </w:rPr>
+            </w:pPr>
+            <w:r>
+              <w:rPr>
+                <w:rFonts w:ascii="Plus Jakarta Sans" w:eastAsia="Times New Roman" w:hAnsi="Plus Jakarta Sans"/>
+                <w:sz w:val="20"/>
+                <w:szCs w:val="20"/>
+              </w:rPr>
+              <w:t>2,132</w:t>
             </w:r>
           </w:p>
         </w:tc>
@@ -11710,7 +11702,7 @@
                 <w:sz w:val="20"/>
                 <w:szCs w:val="20"/>
               </w:rPr>
-              <w:t>4,421</w:t>
+              <w:t>6,552</w:t>
             </w:r>
           </w:p>
         </w:tc>
@@ -11741,7 +11733,7 @@
                 <w:sz w:val="20"/>
                 <w:szCs w:val="20"/>
               </w:rPr>
-              <w:t>99.6%</w:t>
+              <w:t>99.5%</w:t>
             </w:r>
           </w:p>
         </w:tc>
@@ -11750,7 +11742,7 @@
     <w:p>
       <w:pPr>
         <w:pStyle w:val="Ttulo4"/>
-        <w:divId w:val="1751079550"/>
+        <w:divId w:val="1098213800"/>
         <w:rPr>
           <w:rFonts w:eastAsia="Times New Roman"/>
           <w:lang w:val="es-ES"/>
@@ -11768,7 +11760,7 @@
       <w:pPr>
         <w:spacing w:before="375" w:after="225"/>
         <w:jc w:val="center"/>
-        <w:divId w:val="1397820431"/>
+        <w:divId w:val="1403988895"/>
         <w:rPr>
           <w:rFonts w:ascii="Outfit" w:eastAsia="Times New Roman" w:hAnsi="Outfit"/>
           <w:b/>
@@ -11798,7 +11790,7 @@
       <w:pPr>
         <w:spacing w:after="375"/>
         <w:jc w:val="center"/>
-        <w:divId w:val="801849471"/>
+        <w:divId w:val="2103791336"/>
         <w:rPr>
           <w:rFonts w:ascii="Plus Jakarta Sans" w:eastAsia="Times New Roman" w:hAnsi="Plus Jakarta Sans"/>
           <w:lang w:val="es-ES"/>
@@ -11830,14 +11822,14 @@
           <w:rFonts w:ascii="Plus Jakarta Sans" w:eastAsia="Times New Roman" w:hAnsi="Plus Jakarta Sans"/>
           <w:lang w:val="es-ES"/>
         </w:rPr>
-        <w:t>Porcentaje de regantes que conocen la</w:t>
-      </w:r>
-      <w:r>
-        <w:rPr>
-          <w:rFonts w:ascii="Plus Jakarta Sans" w:eastAsia="Times New Roman" w:hAnsi="Plus Jakarta Sans"/>
-          <w:lang w:val="es-ES"/>
-        </w:rPr>
-        <w:t xml:space="preserve"> iniciativa y a la directiv</w:t>
+        <w:t>Porcentaje de regantes que con</w:t>
+      </w:r>
+      <w:r>
+        <w:rPr>
+          <w:rFonts w:ascii="Plus Jakarta Sans" w:eastAsia="Times New Roman" w:hAnsi="Plus Jakarta Sans"/>
+          <w:lang w:val="es-ES"/>
+        </w:rPr>
+        <w:t>ocen la iniciativa y a la directiv</w:t>
       </w:r>
       <w:r>
         <w:rPr>
@@ -11984,7 +11976,7 @@
           <w:rFonts w:ascii="Plus Jakarta Sans" w:eastAsia="Times New Roman" w:hAnsi="Plus Jakarta Sans"/>
           <w:lang w:val="es-ES"/>
         </w:rPr>
-        <w:t>86</w:t>
+        <w:t>88</w:t>
       </w:r>
       <w:r>
         <w:rPr>
@@ -12047,7 +12039,7 @@
           <w:rFonts w:ascii="Plus Jakarta Sans" w:eastAsia="Times New Roman" w:hAnsi="Plus Jakarta Sans"/>
           <w:lang w:val="es-ES"/>
         </w:rPr>
-        <w:t>88</w:t>
+        <w:t>85</w:t>
       </w:r>
       <w:r>
         <w:rPr>
@@ -12193,7 +12185,7 @@
     <w:p>
       <w:pPr>
         <w:pStyle w:val="Ttulo3"/>
-        <w:divId w:val="1751079550"/>
+        <w:divId w:val="1098213800"/>
         <w:rPr>
           <w:rFonts w:eastAsia="Times New Roman"/>
           <w:lang w:val="es-ES"/>
@@ -12225,7 +12217,7 @@
       </w:tblGrid>
       <w:tr>
         <w:trPr>
-          <w:divId w:val="645624549"/>
+          <w:divId w:val="1356156820"/>
           <w:tblHeader/>
         </w:trPr>
         <w:tc>
@@ -12342,7 +12334,7 @@
       </w:tr>
       <w:tr>
         <w:trPr>
-          <w:divId w:val="645624549"/>
+          <w:divId w:val="1356156820"/>
         </w:trPr>
         <w:tc>
           <w:tcPr>
@@ -12401,44 +12393,44 @@
                 <w:sz w:val="20"/>
                 <w:szCs w:val="20"/>
               </w:rPr>
-              <w:t>55.6 km</w:t>
-            </w:r>
-          </w:p>
-        </w:tc>
-        <w:tc>
-          <w:tcPr>
-            <w:tcW w:w="0" w:type="auto"/>
-            <w:tcMar>
-              <w:top w:w="150" w:type="dxa"/>
-              <w:left w:w="210" w:type="dxa"/>
-              <w:bottom w:w="150" w:type="dxa"/>
-              <w:right w:w="210" w:type="dxa"/>
-            </w:tcMar>
-            <w:vAlign w:val="center"/>
-            <w:hideMark/>
-          </w:tcPr>
-          <w:p>
-            <w:pPr>
-              <w:rPr>
-                <w:rFonts w:ascii="Plus Jakarta Sans" w:eastAsia="Times New Roman" w:hAnsi="Plus Jakarta Sans"/>
-                <w:sz w:val="20"/>
-                <w:szCs w:val="20"/>
-              </w:rPr>
-            </w:pPr>
-            <w:r>
-              <w:rPr>
-                <w:rFonts w:ascii="Plus Jakarta Sans" w:eastAsia="Times New Roman" w:hAnsi="Plus Jakarta Sans"/>
-                <w:sz w:val="20"/>
-                <w:szCs w:val="20"/>
-              </w:rPr>
-              <w:t>1,707</w:t>
+              <w:t>54.5 km</w:t>
+            </w:r>
+          </w:p>
+        </w:tc>
+        <w:tc>
+          <w:tcPr>
+            <w:tcW w:w="0" w:type="auto"/>
+            <w:tcMar>
+              <w:top w:w="150" w:type="dxa"/>
+              <w:left w:w="210" w:type="dxa"/>
+              <w:bottom w:w="150" w:type="dxa"/>
+              <w:right w:w="210" w:type="dxa"/>
+            </w:tcMar>
+            <w:vAlign w:val="center"/>
+            <w:hideMark/>
+          </w:tcPr>
+          <w:p>
+            <w:pPr>
+              <w:rPr>
+                <w:rFonts w:ascii="Plus Jakarta Sans" w:eastAsia="Times New Roman" w:hAnsi="Plus Jakarta Sans"/>
+                <w:sz w:val="20"/>
+                <w:szCs w:val="20"/>
+              </w:rPr>
+            </w:pPr>
+            <w:r>
+              <w:rPr>
+                <w:rFonts w:ascii="Plus Jakarta Sans" w:eastAsia="Times New Roman" w:hAnsi="Plus Jakarta Sans"/>
+                <w:sz w:val="20"/>
+                <w:szCs w:val="20"/>
+              </w:rPr>
+              <w:t>3,324</w:t>
             </w:r>
           </w:p>
         </w:tc>
       </w:tr>
       <w:tr>
         <w:trPr>
-          <w:divId w:val="645624549"/>
+          <w:divId w:val="1356156820"/>
         </w:trPr>
         <w:tc>
           <w:tcPr>
@@ -12527,14 +12519,14 @@
                 <w:sz w:val="20"/>
                 <w:szCs w:val="20"/>
               </w:rPr>
-              <w:t>1,607</w:t>
+              <w:t>2,109</w:t>
             </w:r>
           </w:p>
         </w:tc>
       </w:tr>
       <w:tr>
         <w:trPr>
-          <w:divId w:val="645624549"/>
+          <w:divId w:val="1356156820"/>
         </w:trPr>
         <w:tc>
           <w:tcPr>
@@ -12632,7 +12624,7 @@
     <w:p>
       <w:pPr>
         <w:pStyle w:val="NormalWeb"/>
-        <w:divId w:val="1751079550"/>
+        <w:divId w:val="1098213800"/>
         <w:rPr>
           <w:rFonts w:ascii="Plus Jakarta Sans" w:hAnsi="Plus Jakarta Sans"/>
           <w:lang w:val="es-ES"/>
@@ -12657,7 +12649,7 @@
     <w:p>
       <w:pPr>
         <w:pStyle w:val="Ttulo3"/>
-        <w:divId w:val="1751079550"/>
+        <w:divId w:val="1098213800"/>
         <w:rPr>
           <w:rFonts w:eastAsia="Times New Roman"/>
           <w:lang w:val="es-ES"/>
@@ -12699,7 +12691,7 @@
       </w:tblGrid>
       <w:tr>
         <w:trPr>
-          <w:divId w:val="490365150"/>
+          <w:divId w:val="166210748"/>
           <w:tblHeader/>
         </w:trPr>
         <w:tc>
@@ -12927,7 +12919,7 @@
       </w:tr>
       <w:tr>
         <w:trPr>
-          <w:divId w:val="490365150"/>
+          <w:divId w:val="166210748"/>
         </w:trPr>
         <w:tc>
           <w:tcPr>
@@ -12986,134 +12978,134 @@
                 <w:sz w:val="20"/>
                 <w:szCs w:val="20"/>
               </w:rPr>
-              <w:t>1,721</w:t>
-            </w:r>
-          </w:p>
-        </w:tc>
-        <w:tc>
-          <w:tcPr>
-            <w:tcW w:w="0" w:type="auto"/>
-            <w:tcMar>
-              <w:top w:w="150" w:type="dxa"/>
-              <w:left w:w="210" w:type="dxa"/>
-              <w:bottom w:w="150" w:type="dxa"/>
-              <w:right w:w="210" w:type="dxa"/>
-            </w:tcMar>
-            <w:vAlign w:val="center"/>
-            <w:hideMark/>
-          </w:tcPr>
-          <w:p>
-            <w:pPr>
-              <w:rPr>
-                <w:rFonts w:ascii="Plus Jakarta Sans" w:eastAsia="Times New Roman" w:hAnsi="Plus Jakarta Sans"/>
-                <w:sz w:val="20"/>
-                <w:szCs w:val="20"/>
-              </w:rPr>
-            </w:pPr>
-            <w:r>
-              <w:rPr>
-                <w:rFonts w:ascii="Plus Jakarta Sans" w:eastAsia="Times New Roman" w:hAnsi="Plus Jakarta Sans"/>
-                <w:sz w:val="20"/>
-                <w:szCs w:val="20"/>
-              </w:rPr>
-              <w:t>2,867</w:t>
-            </w:r>
-          </w:p>
-        </w:tc>
-        <w:tc>
-          <w:tcPr>
-            <w:tcW w:w="0" w:type="auto"/>
-            <w:tcMar>
-              <w:top w:w="150" w:type="dxa"/>
-              <w:left w:w="210" w:type="dxa"/>
-              <w:bottom w:w="150" w:type="dxa"/>
-              <w:right w:w="210" w:type="dxa"/>
-            </w:tcMar>
-            <w:vAlign w:val="center"/>
-            <w:hideMark/>
-          </w:tcPr>
-          <w:p>
-            <w:pPr>
-              <w:rPr>
-                <w:rFonts w:ascii="Plus Jakarta Sans" w:eastAsia="Times New Roman" w:hAnsi="Plus Jakarta Sans"/>
-                <w:sz w:val="20"/>
-                <w:szCs w:val="20"/>
-              </w:rPr>
-            </w:pPr>
-            <w:r>
-              <w:rPr>
-                <w:rFonts w:ascii="Plus Jakarta Sans" w:eastAsia="Times New Roman" w:hAnsi="Plus Jakarta Sans"/>
-                <w:sz w:val="20"/>
-                <w:szCs w:val="20"/>
-              </w:rPr>
-              <w:t>2,818</w:t>
-            </w:r>
-          </w:p>
-        </w:tc>
-        <w:tc>
-          <w:tcPr>
-            <w:tcW w:w="0" w:type="auto"/>
-            <w:tcMar>
-              <w:top w:w="150" w:type="dxa"/>
-              <w:left w:w="210" w:type="dxa"/>
-              <w:bottom w:w="150" w:type="dxa"/>
-              <w:right w:w="210" w:type="dxa"/>
-            </w:tcMar>
-            <w:vAlign w:val="center"/>
-            <w:hideMark/>
-          </w:tcPr>
-          <w:p>
-            <w:pPr>
-              <w:rPr>
-                <w:rFonts w:ascii="Plus Jakarta Sans" w:eastAsia="Times New Roman" w:hAnsi="Plus Jakarta Sans"/>
-                <w:sz w:val="20"/>
-                <w:szCs w:val="20"/>
-              </w:rPr>
-            </w:pPr>
-            <w:r>
-              <w:rPr>
-                <w:rFonts w:ascii="Plus Jakarta Sans" w:eastAsia="Times New Roman" w:hAnsi="Plus Jakarta Sans"/>
-                <w:sz w:val="20"/>
-                <w:szCs w:val="20"/>
-              </w:rPr>
-              <w:t>5,685</w:t>
-            </w:r>
-          </w:p>
-        </w:tc>
-        <w:tc>
-          <w:tcPr>
-            <w:tcW w:w="0" w:type="auto"/>
-            <w:tcMar>
-              <w:top w:w="150" w:type="dxa"/>
-              <w:left w:w="210" w:type="dxa"/>
-              <w:bottom w:w="150" w:type="dxa"/>
-              <w:right w:w="210" w:type="dxa"/>
-            </w:tcMar>
-            <w:vAlign w:val="center"/>
-            <w:hideMark/>
-          </w:tcPr>
-          <w:p>
-            <w:pPr>
-              <w:rPr>
-                <w:rFonts w:ascii="Plus Jakarta Sans" w:eastAsia="Times New Roman" w:hAnsi="Plus Jakarta Sans"/>
-                <w:sz w:val="20"/>
-                <w:szCs w:val="20"/>
-              </w:rPr>
-            </w:pPr>
-            <w:r>
-              <w:rPr>
-                <w:rFonts w:ascii="Plus Jakarta Sans" w:eastAsia="Times New Roman" w:hAnsi="Plus Jakarta Sans"/>
-                <w:sz w:val="20"/>
-                <w:szCs w:val="20"/>
-              </w:rPr>
-              <w:t>3.3</w:t>
+              <w:t>3,348</w:t>
+            </w:r>
+          </w:p>
+        </w:tc>
+        <w:tc>
+          <w:tcPr>
+            <w:tcW w:w="0" w:type="auto"/>
+            <w:tcMar>
+              <w:top w:w="150" w:type="dxa"/>
+              <w:left w:w="210" w:type="dxa"/>
+              <w:bottom w:w="150" w:type="dxa"/>
+              <w:right w:w="210" w:type="dxa"/>
+            </w:tcMar>
+            <w:vAlign w:val="center"/>
+            <w:hideMark/>
+          </w:tcPr>
+          <w:p>
+            <w:pPr>
+              <w:rPr>
+                <w:rFonts w:ascii="Plus Jakarta Sans" w:eastAsia="Times New Roman" w:hAnsi="Plus Jakarta Sans"/>
+                <w:sz w:val="20"/>
+                <w:szCs w:val="20"/>
+              </w:rPr>
+            </w:pPr>
+            <w:r>
+              <w:rPr>
+                <w:rFonts w:ascii="Plus Jakarta Sans" w:eastAsia="Times New Roman" w:hAnsi="Plus Jakarta Sans"/>
+                <w:sz w:val="20"/>
+                <w:szCs w:val="20"/>
+              </w:rPr>
+              <w:t>5,985</w:t>
+            </w:r>
+          </w:p>
+        </w:tc>
+        <w:tc>
+          <w:tcPr>
+            <w:tcW w:w="0" w:type="auto"/>
+            <w:tcMar>
+              <w:top w:w="150" w:type="dxa"/>
+              <w:left w:w="210" w:type="dxa"/>
+              <w:bottom w:w="150" w:type="dxa"/>
+              <w:right w:w="210" w:type="dxa"/>
+            </w:tcMar>
+            <w:vAlign w:val="center"/>
+            <w:hideMark/>
+          </w:tcPr>
+          <w:p>
+            <w:pPr>
+              <w:rPr>
+                <w:rFonts w:ascii="Plus Jakarta Sans" w:eastAsia="Times New Roman" w:hAnsi="Plus Jakarta Sans"/>
+                <w:sz w:val="20"/>
+                <w:szCs w:val="20"/>
+              </w:rPr>
+            </w:pPr>
+            <w:r>
+              <w:rPr>
+                <w:rFonts w:ascii="Plus Jakarta Sans" w:eastAsia="Times New Roman" w:hAnsi="Plus Jakarta Sans"/>
+                <w:sz w:val="20"/>
+                <w:szCs w:val="20"/>
+              </w:rPr>
+              <w:t>5,937</w:t>
+            </w:r>
+          </w:p>
+        </w:tc>
+        <w:tc>
+          <w:tcPr>
+            <w:tcW w:w="0" w:type="auto"/>
+            <w:tcMar>
+              <w:top w:w="150" w:type="dxa"/>
+              <w:left w:w="210" w:type="dxa"/>
+              <w:bottom w:w="150" w:type="dxa"/>
+              <w:right w:w="210" w:type="dxa"/>
+            </w:tcMar>
+            <w:vAlign w:val="center"/>
+            <w:hideMark/>
+          </w:tcPr>
+          <w:p>
+            <w:pPr>
+              <w:rPr>
+                <w:rFonts w:ascii="Plus Jakarta Sans" w:eastAsia="Times New Roman" w:hAnsi="Plus Jakarta Sans"/>
+                <w:sz w:val="20"/>
+                <w:szCs w:val="20"/>
+              </w:rPr>
+            </w:pPr>
+            <w:r>
+              <w:rPr>
+                <w:rFonts w:ascii="Plus Jakarta Sans" w:eastAsia="Times New Roman" w:hAnsi="Plus Jakarta Sans"/>
+                <w:sz w:val="20"/>
+                <w:szCs w:val="20"/>
+              </w:rPr>
+              <w:t>11,922</w:t>
+            </w:r>
+          </w:p>
+        </w:tc>
+        <w:tc>
+          <w:tcPr>
+            <w:tcW w:w="0" w:type="auto"/>
+            <w:tcMar>
+              <w:top w:w="150" w:type="dxa"/>
+              <w:left w:w="210" w:type="dxa"/>
+              <w:bottom w:w="150" w:type="dxa"/>
+              <w:right w:w="210" w:type="dxa"/>
+            </w:tcMar>
+            <w:vAlign w:val="center"/>
+            <w:hideMark/>
+          </w:tcPr>
+          <w:p>
+            <w:pPr>
+              <w:rPr>
+                <w:rFonts w:ascii="Plus Jakarta Sans" w:eastAsia="Times New Roman" w:hAnsi="Plus Jakarta Sans"/>
+                <w:sz w:val="20"/>
+                <w:szCs w:val="20"/>
+              </w:rPr>
+            </w:pPr>
+            <w:r>
+              <w:rPr>
+                <w:rFonts w:ascii="Plus Jakarta Sans" w:eastAsia="Times New Roman" w:hAnsi="Plus Jakarta Sans"/>
+                <w:sz w:val="20"/>
+                <w:szCs w:val="20"/>
+              </w:rPr>
+              <w:t>3.6</w:t>
             </w:r>
           </w:p>
         </w:tc>
       </w:tr>
       <w:tr>
         <w:trPr>
-          <w:divId w:val="490365150"/>
+          <w:divId w:val="166210748"/>
         </w:trPr>
         <w:tc>
           <w:tcPr>
@@ -13172,134 +13164,134 @@
                 <w:sz w:val="20"/>
                 <w:szCs w:val="20"/>
               </w:rPr>
-              <w:t>1,632</w:t>
-            </w:r>
-          </w:p>
-        </w:tc>
-        <w:tc>
-          <w:tcPr>
-            <w:tcW w:w="0" w:type="auto"/>
-            <w:tcMar>
-              <w:top w:w="150" w:type="dxa"/>
-              <w:left w:w="210" w:type="dxa"/>
-              <w:bottom w:w="150" w:type="dxa"/>
-              <w:right w:w="210" w:type="dxa"/>
-            </w:tcMar>
-            <w:vAlign w:val="center"/>
-            <w:hideMark/>
-          </w:tcPr>
-          <w:p>
-            <w:pPr>
-              <w:rPr>
-                <w:rFonts w:ascii="Plus Jakarta Sans" w:eastAsia="Times New Roman" w:hAnsi="Plus Jakarta Sans"/>
-                <w:sz w:val="20"/>
-                <w:szCs w:val="20"/>
-              </w:rPr>
-            </w:pPr>
-            <w:r>
-              <w:rPr>
-                <w:rFonts w:ascii="Plus Jakarta Sans" w:eastAsia="Times New Roman" w:hAnsi="Plus Jakarta Sans"/>
-                <w:sz w:val="20"/>
-                <w:szCs w:val="20"/>
-              </w:rPr>
-              <w:t>1,794</w:t>
-            </w:r>
-          </w:p>
-        </w:tc>
-        <w:tc>
-          <w:tcPr>
-            <w:tcW w:w="0" w:type="auto"/>
-            <w:tcMar>
-              <w:top w:w="150" w:type="dxa"/>
-              <w:left w:w="210" w:type="dxa"/>
-              <w:bottom w:w="150" w:type="dxa"/>
-              <w:right w:w="210" w:type="dxa"/>
-            </w:tcMar>
-            <w:vAlign w:val="center"/>
-            <w:hideMark/>
-          </w:tcPr>
-          <w:p>
-            <w:pPr>
-              <w:rPr>
-                <w:rFonts w:ascii="Plus Jakarta Sans" w:eastAsia="Times New Roman" w:hAnsi="Plus Jakarta Sans"/>
-                <w:sz w:val="20"/>
-                <w:szCs w:val="20"/>
-              </w:rPr>
-            </w:pPr>
-            <w:r>
-              <w:rPr>
-                <w:rFonts w:ascii="Plus Jakarta Sans" w:eastAsia="Times New Roman" w:hAnsi="Plus Jakarta Sans"/>
-                <w:sz w:val="20"/>
-                <w:szCs w:val="20"/>
-              </w:rPr>
-              <w:t>1,738</w:t>
-            </w:r>
-          </w:p>
-        </w:tc>
-        <w:tc>
-          <w:tcPr>
-            <w:tcW w:w="0" w:type="auto"/>
-            <w:tcMar>
-              <w:top w:w="150" w:type="dxa"/>
-              <w:left w:w="210" w:type="dxa"/>
-              <w:bottom w:w="150" w:type="dxa"/>
-              <w:right w:w="210" w:type="dxa"/>
-            </w:tcMar>
-            <w:vAlign w:val="center"/>
-            <w:hideMark/>
-          </w:tcPr>
-          <w:p>
-            <w:pPr>
-              <w:rPr>
-                <w:rFonts w:ascii="Plus Jakarta Sans" w:eastAsia="Times New Roman" w:hAnsi="Plus Jakarta Sans"/>
-                <w:sz w:val="20"/>
-                <w:szCs w:val="20"/>
-              </w:rPr>
-            </w:pPr>
-            <w:r>
-              <w:rPr>
-                <w:rFonts w:ascii="Plus Jakarta Sans" w:eastAsia="Times New Roman" w:hAnsi="Plus Jakarta Sans"/>
-                <w:sz w:val="20"/>
-                <w:szCs w:val="20"/>
-              </w:rPr>
-              <w:t>3,532</w:t>
-            </w:r>
-          </w:p>
-        </w:tc>
-        <w:tc>
-          <w:tcPr>
-            <w:tcW w:w="0" w:type="auto"/>
-            <w:tcMar>
-              <w:top w:w="150" w:type="dxa"/>
-              <w:left w:w="210" w:type="dxa"/>
-              <w:bottom w:w="150" w:type="dxa"/>
-              <w:right w:w="210" w:type="dxa"/>
-            </w:tcMar>
-            <w:vAlign w:val="center"/>
-            <w:hideMark/>
-          </w:tcPr>
-          <w:p>
-            <w:pPr>
-              <w:rPr>
-                <w:rFonts w:ascii="Plus Jakarta Sans" w:eastAsia="Times New Roman" w:hAnsi="Plus Jakarta Sans"/>
-                <w:sz w:val="20"/>
-                <w:szCs w:val="20"/>
-              </w:rPr>
-            </w:pPr>
-            <w:r>
-              <w:rPr>
-                <w:rFonts w:ascii="Plus Jakarta Sans" w:eastAsia="Times New Roman" w:hAnsi="Plus Jakarta Sans"/>
-                <w:sz w:val="20"/>
-                <w:szCs w:val="20"/>
-              </w:rPr>
-              <w:t>2.2</w:t>
+              <w:t>2,149</w:t>
+            </w:r>
+          </w:p>
+        </w:tc>
+        <w:tc>
+          <w:tcPr>
+            <w:tcW w:w="0" w:type="auto"/>
+            <w:tcMar>
+              <w:top w:w="150" w:type="dxa"/>
+              <w:left w:w="210" w:type="dxa"/>
+              <w:bottom w:w="150" w:type="dxa"/>
+              <w:right w:w="210" w:type="dxa"/>
+            </w:tcMar>
+            <w:vAlign w:val="center"/>
+            <w:hideMark/>
+          </w:tcPr>
+          <w:p>
+            <w:pPr>
+              <w:rPr>
+                <w:rFonts w:ascii="Plus Jakarta Sans" w:eastAsia="Times New Roman" w:hAnsi="Plus Jakarta Sans"/>
+                <w:sz w:val="20"/>
+                <w:szCs w:val="20"/>
+              </w:rPr>
+            </w:pPr>
+            <w:r>
+              <w:rPr>
+                <w:rFonts w:ascii="Plus Jakarta Sans" w:eastAsia="Times New Roman" w:hAnsi="Plus Jakarta Sans"/>
+                <w:sz w:val="20"/>
+                <w:szCs w:val="20"/>
+              </w:rPr>
+              <w:t>2,787</w:t>
+            </w:r>
+          </w:p>
+        </w:tc>
+        <w:tc>
+          <w:tcPr>
+            <w:tcW w:w="0" w:type="auto"/>
+            <w:tcMar>
+              <w:top w:w="150" w:type="dxa"/>
+              <w:left w:w="210" w:type="dxa"/>
+              <w:bottom w:w="150" w:type="dxa"/>
+              <w:right w:w="210" w:type="dxa"/>
+            </w:tcMar>
+            <w:vAlign w:val="center"/>
+            <w:hideMark/>
+          </w:tcPr>
+          <w:p>
+            <w:pPr>
+              <w:rPr>
+                <w:rFonts w:ascii="Plus Jakarta Sans" w:eastAsia="Times New Roman" w:hAnsi="Plus Jakarta Sans"/>
+                <w:sz w:val="20"/>
+                <w:szCs w:val="20"/>
+              </w:rPr>
+            </w:pPr>
+            <w:r>
+              <w:rPr>
+                <w:rFonts w:ascii="Plus Jakarta Sans" w:eastAsia="Times New Roman" w:hAnsi="Plus Jakarta Sans"/>
+                <w:sz w:val="20"/>
+                <w:szCs w:val="20"/>
+              </w:rPr>
+              <w:t>2,670</w:t>
+            </w:r>
+          </w:p>
+        </w:tc>
+        <w:tc>
+          <w:tcPr>
+            <w:tcW w:w="0" w:type="auto"/>
+            <w:tcMar>
+              <w:top w:w="150" w:type="dxa"/>
+              <w:left w:w="210" w:type="dxa"/>
+              <w:bottom w:w="150" w:type="dxa"/>
+              <w:right w:w="210" w:type="dxa"/>
+            </w:tcMar>
+            <w:vAlign w:val="center"/>
+            <w:hideMark/>
+          </w:tcPr>
+          <w:p>
+            <w:pPr>
+              <w:rPr>
+                <w:rFonts w:ascii="Plus Jakarta Sans" w:eastAsia="Times New Roman" w:hAnsi="Plus Jakarta Sans"/>
+                <w:sz w:val="20"/>
+                <w:szCs w:val="20"/>
+              </w:rPr>
+            </w:pPr>
+            <w:r>
+              <w:rPr>
+                <w:rFonts w:ascii="Plus Jakarta Sans" w:eastAsia="Times New Roman" w:hAnsi="Plus Jakarta Sans"/>
+                <w:sz w:val="20"/>
+                <w:szCs w:val="20"/>
+              </w:rPr>
+              <w:t>5,457</w:t>
+            </w:r>
+          </w:p>
+        </w:tc>
+        <w:tc>
+          <w:tcPr>
+            <w:tcW w:w="0" w:type="auto"/>
+            <w:tcMar>
+              <w:top w:w="150" w:type="dxa"/>
+              <w:left w:w="210" w:type="dxa"/>
+              <w:bottom w:w="150" w:type="dxa"/>
+              <w:right w:w="210" w:type="dxa"/>
+            </w:tcMar>
+            <w:vAlign w:val="center"/>
+            <w:hideMark/>
+          </w:tcPr>
+          <w:p>
+            <w:pPr>
+              <w:rPr>
+                <w:rFonts w:ascii="Plus Jakarta Sans" w:eastAsia="Times New Roman" w:hAnsi="Plus Jakarta Sans"/>
+                <w:sz w:val="20"/>
+                <w:szCs w:val="20"/>
+              </w:rPr>
+            </w:pPr>
+            <w:r>
+              <w:rPr>
+                <w:rFonts w:ascii="Plus Jakarta Sans" w:eastAsia="Times New Roman" w:hAnsi="Plus Jakarta Sans"/>
+                <w:sz w:val="20"/>
+                <w:szCs w:val="20"/>
+              </w:rPr>
+              <w:t>2.5</w:t>
             </w:r>
           </w:p>
         </w:tc>
       </w:tr>
       <w:tr>
         <w:trPr>
-          <w:divId w:val="490365150"/>
+          <w:divId w:val="166210748"/>
         </w:trPr>
         <w:tc>
           <w:tcPr>
@@ -13485,7 +13477,7 @@
       </w:tr>
       <w:tr>
         <w:trPr>
-          <w:divId w:val="490365150"/>
+          <w:divId w:val="166210748"/>
         </w:trPr>
         <w:tc>
           <w:tcPr>
@@ -13545,7 +13537,7 @@
                 <w:sz w:val="20"/>
                 <w:szCs w:val="20"/>
               </w:rPr>
-              <w:t>4,440</w:t>
+              <w:t>6,584</w:t>
             </w:r>
           </w:p>
         </w:tc>
@@ -13576,7 +13568,7 @@
                 <w:sz w:val="20"/>
                 <w:szCs w:val="20"/>
               </w:rPr>
-              <w:t>6,640</w:t>
+              <w:t>10,751</w:t>
             </w:r>
           </w:p>
         </w:tc>
@@ -13607,7 +13599,7 @@
                 <w:sz w:val="20"/>
                 <w:szCs w:val="20"/>
               </w:rPr>
-              <w:t>6,349</w:t>
+              <w:t>10,400</w:t>
             </w:r>
           </w:p>
         </w:tc>
@@ -13638,7 +13630,7 @@
                 <w:sz w:val="20"/>
                 <w:szCs w:val="20"/>
               </w:rPr>
-              <w:t>12,989</w:t>
+              <w:t>21,151</w:t>
             </w:r>
           </w:p>
         </w:tc>
@@ -13669,7 +13661,7 @@
                 <w:sz w:val="20"/>
                 <w:szCs w:val="20"/>
               </w:rPr>
-              <w:t>2.9</w:t>
+              <w:t>3.2</w:t>
             </w:r>
           </w:p>
         </w:tc>
@@ -13678,7 +13670,7 @@
     <w:p>
       <w:pPr>
         <w:pStyle w:val="NormalWeb"/>
-        <w:divId w:val="1751079550"/>
+        <w:divId w:val="1098213800"/>
         <w:rPr>
           <w:rFonts w:ascii="Plus Jakarta Sans" w:hAnsi="Plus Jakarta Sans"/>
           <w:lang w:val="es-ES"/>
@@ -13704,7 +13696,7 @@
           <w:rFonts w:ascii="Plus Jakarta Sans" w:hAnsi="Plus Jakarta Sans"/>
           <w:lang w:val="es-ES"/>
         </w:rPr>
-        <w:t xml:space="preserve"> 4,440 titulares + 12,989 hijos = </w:t>
+        <w:t xml:space="preserve"> 6,584 titulares + 21,151 hijos = </w:t>
       </w:r>
       <w:r>
         <w:rPr>
@@ -13712,7 +13704,7 @@
           <w:rFonts w:ascii="Plus Jakarta Sans" w:hAnsi="Plus Jakarta Sans"/>
           <w:lang w:val="es-ES"/>
         </w:rPr>
-        <w:t>~17,429 personas</w:t>
+        <w:t>~27,735 personas</w:t>
       </w:r>
       <w:r>
         <w:rPr>
@@ -13725,7 +13717,7 @@
     <w:p>
       <w:pPr>
         <w:pStyle w:val="Ttulo3"/>
-        <w:divId w:val="1751079550"/>
+        <w:divId w:val="1098213800"/>
         <w:rPr>
           <w:rFonts w:eastAsia="Times New Roman"/>
           <w:lang w:val="es-ES"/>
@@ -13760,7 +13752,7 @@
       </w:tblGrid>
       <w:tr>
         <w:trPr>
-          <w:divId w:val="392771969"/>
+          <w:divId w:val="646279088"/>
           <w:tblHeader/>
         </w:trPr>
         <w:tc>
@@ -13988,7 +13980,7 @@
       </w:tr>
       <w:tr>
         <w:trPr>
-          <w:divId w:val="392771969"/>
+          <w:divId w:val="646279088"/>
         </w:trPr>
         <w:tc>
           <w:tcPr>
@@ -14055,37 +14047,37 @@
                 <w:sz w:val="20"/>
                 <w:szCs w:val="20"/>
               </w:rPr>
-              <w:t>1,264</w:t>
-            </w:r>
-          </w:p>
-        </w:tc>
-        <w:tc>
-          <w:tcPr>
-            <w:tcW w:w="0" w:type="auto"/>
-            <w:tcMar>
-              <w:top w:w="150" w:type="dxa"/>
-              <w:left w:w="210" w:type="dxa"/>
-              <w:bottom w:w="150" w:type="dxa"/>
-              <w:right w:w="210" w:type="dxa"/>
-            </w:tcMar>
-            <w:vAlign w:val="center"/>
-            <w:hideMark/>
-          </w:tcPr>
-          <w:p>
-            <w:pPr>
-              <w:rPr>
-                <w:rFonts w:ascii="Plus Jakarta Sans" w:eastAsia="Times New Roman" w:hAnsi="Plus Jakarta Sans"/>
-                <w:sz w:val="20"/>
-                <w:szCs w:val="20"/>
-              </w:rPr>
-            </w:pPr>
-            <w:r>
-              <w:rPr>
-                <w:rFonts w:ascii="Plus Jakarta Sans" w:eastAsia="Times New Roman" w:hAnsi="Plus Jakarta Sans"/>
-                <w:sz w:val="20"/>
-                <w:szCs w:val="20"/>
-              </w:rPr>
-              <w:t>809</w:t>
+              <w:t>2,506</w:t>
+            </w:r>
+          </w:p>
+        </w:tc>
+        <w:tc>
+          <w:tcPr>
+            <w:tcW w:w="0" w:type="auto"/>
+            <w:tcMar>
+              <w:top w:w="150" w:type="dxa"/>
+              <w:left w:w="210" w:type="dxa"/>
+              <w:bottom w:w="150" w:type="dxa"/>
+              <w:right w:w="210" w:type="dxa"/>
+            </w:tcMar>
+            <w:vAlign w:val="center"/>
+            <w:hideMark/>
+          </w:tcPr>
+          <w:p>
+            <w:pPr>
+              <w:rPr>
+                <w:rFonts w:ascii="Plus Jakarta Sans" w:eastAsia="Times New Roman" w:hAnsi="Plus Jakarta Sans"/>
+                <w:sz w:val="20"/>
+                <w:szCs w:val="20"/>
+              </w:rPr>
+            </w:pPr>
+            <w:r>
+              <w:rPr>
+                <w:rFonts w:ascii="Plus Jakarta Sans" w:eastAsia="Times New Roman" w:hAnsi="Plus Jakarta Sans"/>
+                <w:sz w:val="20"/>
+                <w:szCs w:val="20"/>
+              </w:rPr>
+              <w:t>1,191</w:t>
             </w:r>
           </w:p>
         </w:tc>
@@ -14145,44 +14137,44 @@
                 <w:sz w:val="20"/>
                 <w:szCs w:val="20"/>
               </w:rPr>
-              <w:t>2,865</w:t>
-            </w:r>
-          </w:p>
-        </w:tc>
-        <w:tc>
-          <w:tcPr>
-            <w:tcW w:w="0" w:type="auto"/>
-            <w:tcMar>
-              <w:top w:w="150" w:type="dxa"/>
-              <w:left w:w="210" w:type="dxa"/>
-              <w:bottom w:w="150" w:type="dxa"/>
-              <w:right w:w="210" w:type="dxa"/>
-            </w:tcMar>
-            <w:vAlign w:val="center"/>
-            <w:hideMark/>
-          </w:tcPr>
-          <w:p>
-            <w:pPr>
-              <w:rPr>
-                <w:rFonts w:ascii="Plus Jakarta Sans" w:eastAsia="Times New Roman" w:hAnsi="Plus Jakarta Sans"/>
-                <w:sz w:val="20"/>
-                <w:szCs w:val="20"/>
-              </w:rPr>
-            </w:pPr>
-            <w:r>
-              <w:rPr>
-                <w:rFonts w:ascii="Plus Jakarta Sans" w:eastAsia="Times New Roman" w:hAnsi="Plus Jakarta Sans"/>
-                <w:sz w:val="20"/>
-                <w:szCs w:val="20"/>
-              </w:rPr>
-              <w:t>96.8%</w:t>
+              <w:t>4,489</w:t>
+            </w:r>
+          </w:p>
+        </w:tc>
+        <w:tc>
+          <w:tcPr>
+            <w:tcW w:w="0" w:type="auto"/>
+            <w:tcMar>
+              <w:top w:w="150" w:type="dxa"/>
+              <w:left w:w="210" w:type="dxa"/>
+              <w:bottom w:w="150" w:type="dxa"/>
+              <w:right w:w="210" w:type="dxa"/>
+            </w:tcMar>
+            <w:vAlign w:val="center"/>
+            <w:hideMark/>
+          </w:tcPr>
+          <w:p>
+            <w:pPr>
+              <w:rPr>
+                <w:rFonts w:ascii="Plus Jakarta Sans" w:eastAsia="Times New Roman" w:hAnsi="Plus Jakarta Sans"/>
+                <w:sz w:val="20"/>
+                <w:szCs w:val="20"/>
+              </w:rPr>
+            </w:pPr>
+            <w:r>
+              <w:rPr>
+                <w:rFonts w:ascii="Plus Jakarta Sans" w:eastAsia="Times New Roman" w:hAnsi="Plus Jakarta Sans"/>
+                <w:sz w:val="20"/>
+                <w:szCs w:val="20"/>
+              </w:rPr>
+              <w:t>97.1%</w:t>
             </w:r>
           </w:p>
         </w:tc>
       </w:tr>
       <w:tr>
         <w:trPr>
-          <w:divId w:val="392771969"/>
+          <w:divId w:val="646279088"/>
         </w:trPr>
         <w:tc>
           <w:tcPr>
@@ -14249,37 +14241,37 @@
                 <w:sz w:val="20"/>
                 <w:szCs w:val="20"/>
               </w:rPr>
-              <w:t>1,145</w:t>
-            </w:r>
-          </w:p>
-        </w:tc>
-        <w:tc>
-          <w:tcPr>
-            <w:tcW w:w="0" w:type="auto"/>
-            <w:tcMar>
-              <w:top w:w="150" w:type="dxa"/>
-              <w:left w:w="210" w:type="dxa"/>
-              <w:bottom w:w="150" w:type="dxa"/>
-              <w:right w:w="210" w:type="dxa"/>
-            </w:tcMar>
-            <w:vAlign w:val="center"/>
-            <w:hideMark/>
-          </w:tcPr>
-          <w:p>
-            <w:pPr>
-              <w:rPr>
-                <w:rFonts w:ascii="Plus Jakarta Sans" w:eastAsia="Times New Roman" w:hAnsi="Plus Jakarta Sans"/>
-                <w:sz w:val="20"/>
-                <w:szCs w:val="20"/>
-              </w:rPr>
-            </w:pPr>
-            <w:r>
-              <w:rPr>
-                <w:rFonts w:ascii="Plus Jakarta Sans" w:eastAsia="Times New Roman" w:hAnsi="Plus Jakarta Sans"/>
-                <w:sz w:val="20"/>
-                <w:szCs w:val="20"/>
-              </w:rPr>
-              <w:t>757</w:t>
+              <w:t>2,284</w:t>
+            </w:r>
+          </w:p>
+        </w:tc>
+        <w:tc>
+          <w:tcPr>
+            <w:tcW w:w="0" w:type="auto"/>
+            <w:tcMar>
+              <w:top w:w="150" w:type="dxa"/>
+              <w:left w:w="210" w:type="dxa"/>
+              <w:bottom w:w="150" w:type="dxa"/>
+              <w:right w:w="210" w:type="dxa"/>
+            </w:tcMar>
+            <w:vAlign w:val="center"/>
+            <w:hideMark/>
+          </w:tcPr>
+          <w:p>
+            <w:pPr>
+              <w:rPr>
+                <w:rFonts w:ascii="Plus Jakarta Sans" w:eastAsia="Times New Roman" w:hAnsi="Plus Jakarta Sans"/>
+                <w:sz w:val="20"/>
+                <w:szCs w:val="20"/>
+              </w:rPr>
+            </w:pPr>
+            <w:r>
+              <w:rPr>
+                <w:rFonts w:ascii="Plus Jakarta Sans" w:eastAsia="Times New Roman" w:hAnsi="Plus Jakarta Sans"/>
+                <w:sz w:val="20"/>
+                <w:szCs w:val="20"/>
+              </w:rPr>
+              <w:t>1,122</w:t>
             </w:r>
           </w:p>
         </w:tc>
@@ -14339,37 +14331,37 @@
                 <w:sz w:val="20"/>
                 <w:szCs w:val="20"/>
               </w:rPr>
-              <w:t>2,678</w:t>
-            </w:r>
-          </w:p>
-        </w:tc>
-        <w:tc>
-          <w:tcPr>
-            <w:tcW w:w="0" w:type="auto"/>
-            <w:tcMar>
-              <w:top w:w="150" w:type="dxa"/>
-              <w:left w:w="210" w:type="dxa"/>
-              <w:bottom w:w="150" w:type="dxa"/>
-              <w:right w:w="210" w:type="dxa"/>
-            </w:tcMar>
-            <w:vAlign w:val="center"/>
-            <w:hideMark/>
-          </w:tcPr>
-          <w:p>
-            <w:pPr>
-              <w:rPr>
-                <w:rFonts w:ascii="Plus Jakarta Sans" w:eastAsia="Times New Roman" w:hAnsi="Plus Jakarta Sans"/>
-                <w:sz w:val="20"/>
-                <w:szCs w:val="20"/>
-              </w:rPr>
-            </w:pPr>
-            <w:r>
-              <w:rPr>
-                <w:rFonts w:ascii="Plus Jakarta Sans" w:eastAsia="Times New Roman" w:hAnsi="Plus Jakarta Sans"/>
-                <w:sz w:val="20"/>
-                <w:szCs w:val="20"/>
-              </w:rPr>
-              <w:t>95.4%</w:t>
+              <w:t>4,182</w:t>
+            </w:r>
+          </w:p>
+        </w:tc>
+        <w:tc>
+          <w:tcPr>
+            <w:tcW w:w="0" w:type="auto"/>
+            <w:tcMar>
+              <w:top w:w="150" w:type="dxa"/>
+              <w:left w:w="210" w:type="dxa"/>
+              <w:bottom w:w="150" w:type="dxa"/>
+              <w:right w:w="210" w:type="dxa"/>
+            </w:tcMar>
+            <w:vAlign w:val="center"/>
+            <w:hideMark/>
+          </w:tcPr>
+          <w:p>
+            <w:pPr>
+              <w:rPr>
+                <w:rFonts w:ascii="Plus Jakarta Sans" w:eastAsia="Times New Roman" w:hAnsi="Plus Jakarta Sans"/>
+                <w:sz w:val="20"/>
+                <w:szCs w:val="20"/>
+              </w:rPr>
+            </w:pPr>
+            <w:r>
+              <w:rPr>
+                <w:rFonts w:ascii="Plus Jakarta Sans" w:eastAsia="Times New Roman" w:hAnsi="Plus Jakarta Sans"/>
+                <w:sz w:val="20"/>
+                <w:szCs w:val="20"/>
+              </w:rPr>
+              <w:t>95.6%</w:t>
             </w:r>
           </w:p>
         </w:tc>
@@ -14378,7 +14370,7 @@
     <w:p>
       <w:pPr>
         <w:pStyle w:val="Ttulo4"/>
-        <w:divId w:val="1751079550"/>
+        <w:divId w:val="1098213800"/>
         <w:rPr>
           <w:rFonts w:eastAsia="Times New Roman"/>
           <w:lang w:val="es-ES"/>
@@ -14396,7 +14388,7 @@
       <w:pPr>
         <w:spacing w:before="375" w:after="225"/>
         <w:jc w:val="center"/>
-        <w:divId w:val="753475592"/>
+        <w:divId w:val="1616138124"/>
         <w:rPr>
           <w:rFonts w:ascii="Outfit" w:eastAsia="Times New Roman" w:hAnsi="Outfit"/>
           <w:b/>
@@ -14426,7 +14418,7 @@
       <w:pPr>
         <w:spacing w:after="375"/>
         <w:jc w:val="center"/>
-        <w:divId w:val="1932002314"/>
+        <w:divId w:val="1401174693"/>
         <w:rPr>
           <w:rFonts w:ascii="Plus Jakarta Sans" w:eastAsia="Times New Roman" w:hAnsi="Plus Jakarta Sans"/>
           <w:lang w:val="es-ES"/>
@@ -14605,91 +14597,91 @@
           <w:rFonts w:ascii="Plus Jakarta Sans" w:eastAsia="Times New Roman" w:hAnsi="Plus Jakarta Sans"/>
           <w:lang w:val="es-ES"/>
         </w:rPr>
+        <w:t>97</w:t>
+      </w:r>
+      <w:r>
+        <w:rPr>
+          <w:rFonts w:ascii="Plus Jakarta Sans" w:eastAsia="Times New Roman" w:hAnsi="Plus Jakarta Sans"/>
+          <w:lang w:val="es-ES"/>
+        </w:rPr>
+        <w:t>%</w:t>
+      </w:r>
+      <w:r>
+        <w:rPr>
+          <w:rFonts w:ascii="Plus Jakarta Sans" w:eastAsia="Times New Roman" w:hAnsi="Plus Jakarta Sans"/>
+          <w:lang w:val="es-ES"/>
+        </w:rPr>
+        <w:t xml:space="preserve"> </w:t>
+      </w:r>
+      <w:r>
+        <w:rPr>
+          <w:rFonts w:ascii="Plus Jakarta Sans" w:eastAsia="Times New Roman" w:hAnsi="Plus Jakarta Sans"/>
+          <w:lang w:val="es-ES"/>
+        </w:rPr>
+        <w:t>94</w:t>
+      </w:r>
+      <w:r>
+        <w:rPr>
+          <w:rFonts w:ascii="Plus Jakarta Sans" w:eastAsia="Times New Roman" w:hAnsi="Plus Jakarta Sans"/>
+          <w:lang w:val="es-ES"/>
+        </w:rPr>
+        <w:t>%</w:t>
+      </w:r>
+      <w:r>
+        <w:rPr>
+          <w:rFonts w:ascii="Plus Jakarta Sans" w:eastAsia="Times New Roman" w:hAnsi="Plus Jakarta Sans"/>
+          <w:lang w:val="es-ES"/>
+        </w:rPr>
+        <w:t xml:space="preserve"> </w:t>
+      </w:r>
+      <w:r>
+        <w:rPr>
+          <w:rFonts w:ascii="Plus Jakarta Sans" w:eastAsia="Times New Roman" w:hAnsi="Plus Jakarta Sans"/>
+          <w:lang w:val="es-ES"/>
+        </w:rPr>
+        <w:t xml:space="preserve">Sector </w:t>
+      </w:r>
+      <w:r>
+        <w:rPr>
+          <w:rFonts w:ascii="Plus Jakarta Sans" w:eastAsia="Times New Roman" w:hAnsi="Plus Jakarta Sans"/>
+          <w:lang w:val="es-ES"/>
+        </w:rPr>
+        <w:t>2</w:t>
+      </w:r>
+      <w:r>
+        <w:rPr>
+          <w:rFonts w:ascii="Plus Jakarta Sans" w:eastAsia="Times New Roman" w:hAnsi="Plus Jakarta Sans"/>
+          <w:lang w:val="es-ES"/>
+        </w:rPr>
+        <w:t xml:space="preserve"> </w:t>
+      </w:r>
+      <w:r>
+        <w:rPr>
+          <w:rFonts w:ascii="Plus Jakarta Sans" w:eastAsia="Times New Roman" w:hAnsi="Plus Jakarta Sans"/>
+          <w:lang w:val="es-ES"/>
+        </w:rPr>
+        <w:t>97</w:t>
+      </w:r>
+      <w:r>
+        <w:rPr>
+          <w:rFonts w:ascii="Plus Jakarta Sans" w:eastAsia="Times New Roman" w:hAnsi="Plus Jakarta Sans"/>
+          <w:lang w:val="es-ES"/>
+        </w:rPr>
+        <w:t>%</w:t>
+      </w:r>
+      <w:r>
+        <w:rPr>
+          <w:rFonts w:ascii="Plus Jakarta Sans" w:eastAsia="Times New Roman" w:hAnsi="Plus Jakarta Sans"/>
+          <w:lang w:val="es-ES"/>
+        </w:rPr>
+        <w:t xml:space="preserve"> </w:t>
+      </w:r>
+      <w:r>
+        <w:rPr>
+          <w:rFonts w:ascii="Plus Jakarta Sans" w:eastAsia="Times New Roman" w:hAnsi="Plus Jakarta Sans"/>
+          <w:lang w:val="es-ES"/>
+        </w:rPr>
         <w:t>96</w:t>
-      </w:r>
-      <w:r>
-        <w:rPr>
-          <w:rFonts w:ascii="Plus Jakarta Sans" w:eastAsia="Times New Roman" w:hAnsi="Plus Jakarta Sans"/>
-          <w:lang w:val="es-ES"/>
-        </w:rPr>
-        <w:t>%</w:t>
-      </w:r>
-      <w:r>
-        <w:rPr>
-          <w:rFonts w:ascii="Plus Jakarta Sans" w:eastAsia="Times New Roman" w:hAnsi="Plus Jakarta Sans"/>
-          <w:lang w:val="es-ES"/>
-        </w:rPr>
-        <w:t xml:space="preserve"> </w:t>
-      </w:r>
-      <w:r>
-        <w:rPr>
-          <w:rFonts w:ascii="Plus Jakarta Sans" w:eastAsia="Times New Roman" w:hAnsi="Plus Jakarta Sans"/>
-          <w:lang w:val="es-ES"/>
-        </w:rPr>
-        <w:t>94</w:t>
-      </w:r>
-      <w:r>
-        <w:rPr>
-          <w:rFonts w:ascii="Plus Jakarta Sans" w:eastAsia="Times New Roman" w:hAnsi="Plus Jakarta Sans"/>
-          <w:lang w:val="es-ES"/>
-        </w:rPr>
-        <w:t>%</w:t>
-      </w:r>
-      <w:r>
-        <w:rPr>
-          <w:rFonts w:ascii="Plus Jakarta Sans" w:eastAsia="Times New Roman" w:hAnsi="Plus Jakarta Sans"/>
-          <w:lang w:val="es-ES"/>
-        </w:rPr>
-        <w:t xml:space="preserve"> </w:t>
-      </w:r>
-      <w:r>
-        <w:rPr>
-          <w:rFonts w:ascii="Plus Jakarta Sans" w:eastAsia="Times New Roman" w:hAnsi="Plus Jakarta Sans"/>
-          <w:lang w:val="es-ES"/>
-        </w:rPr>
-        <w:t xml:space="preserve">Sector </w:t>
-      </w:r>
-      <w:r>
-        <w:rPr>
-          <w:rFonts w:ascii="Plus Jakarta Sans" w:eastAsia="Times New Roman" w:hAnsi="Plus Jakarta Sans"/>
-          <w:lang w:val="es-ES"/>
-        </w:rPr>
-        <w:t>2</w:t>
-      </w:r>
-      <w:r>
-        <w:rPr>
-          <w:rFonts w:ascii="Plus Jakarta Sans" w:eastAsia="Times New Roman" w:hAnsi="Plus Jakarta Sans"/>
-          <w:lang w:val="es-ES"/>
-        </w:rPr>
-        <w:t xml:space="preserve"> </w:t>
-      </w:r>
-      <w:r>
-        <w:rPr>
-          <w:rFonts w:ascii="Plus Jakarta Sans" w:eastAsia="Times New Roman" w:hAnsi="Plus Jakarta Sans"/>
-          <w:lang w:val="es-ES"/>
-        </w:rPr>
-        <w:t>96</w:t>
-      </w:r>
-      <w:r>
-        <w:rPr>
-          <w:rFonts w:ascii="Plus Jakarta Sans" w:eastAsia="Times New Roman" w:hAnsi="Plus Jakarta Sans"/>
-          <w:lang w:val="es-ES"/>
-        </w:rPr>
-        <w:t>%</w:t>
-      </w:r>
-      <w:r>
-        <w:rPr>
-          <w:rFonts w:ascii="Plus Jakarta Sans" w:eastAsia="Times New Roman" w:hAnsi="Plus Jakarta Sans"/>
-          <w:lang w:val="es-ES"/>
-        </w:rPr>
-        <w:t xml:space="preserve"> </w:t>
-      </w:r>
-      <w:r>
-        <w:rPr>
-          <w:rFonts w:ascii="Plus Jakarta Sans" w:eastAsia="Times New Roman" w:hAnsi="Plus Jakarta Sans"/>
-          <w:lang w:val="es-ES"/>
-        </w:rPr>
-        <w:t>95</w:t>
       </w:r>
       <w:r>
         <w:rPr>
@@ -14814,7 +14806,7 @@
     <w:p>
       <w:pPr>
         <w:pStyle w:val="Ttulo3"/>
-        <w:divId w:val="1751079550"/>
+        <w:divId w:val="1098213800"/>
         <w:rPr>
           <w:rFonts w:eastAsia="Times New Roman"/>
           <w:lang w:val="es-ES"/>
@@ -14848,7 +14840,7 @@
       </w:tblGrid>
       <w:tr>
         <w:trPr>
-          <w:divId w:val="483085498"/>
+          <w:divId w:val="417021110"/>
           <w:tblHeader/>
         </w:trPr>
         <w:tc>
@@ -15039,7 +15031,7 @@
       </w:tr>
       <w:tr>
         <w:trPr>
-          <w:divId w:val="483085498"/>
+          <w:divId w:val="417021110"/>
         </w:trPr>
         <w:tc>
           <w:tcPr>
@@ -15098,37 +15090,37 @@
                 <w:sz w:val="20"/>
                 <w:szCs w:val="20"/>
               </w:rPr>
-              <w:t>899</w:t>
-            </w:r>
-          </w:p>
-        </w:tc>
-        <w:tc>
-          <w:tcPr>
-            <w:tcW w:w="0" w:type="auto"/>
-            <w:tcMar>
-              <w:top w:w="150" w:type="dxa"/>
-              <w:left w:w="210" w:type="dxa"/>
-              <w:bottom w:w="150" w:type="dxa"/>
-              <w:right w:w="210" w:type="dxa"/>
-            </w:tcMar>
-            <w:vAlign w:val="center"/>
-            <w:hideMark/>
-          </w:tcPr>
-          <w:p>
-            <w:pPr>
-              <w:rPr>
-                <w:rFonts w:ascii="Plus Jakarta Sans" w:eastAsia="Times New Roman" w:hAnsi="Plus Jakarta Sans"/>
-                <w:sz w:val="20"/>
-                <w:szCs w:val="20"/>
-              </w:rPr>
-            </w:pPr>
-            <w:r>
-              <w:rPr>
-                <w:rFonts w:ascii="Plus Jakarta Sans" w:eastAsia="Times New Roman" w:hAnsi="Plus Jakarta Sans"/>
-                <w:sz w:val="20"/>
-                <w:szCs w:val="20"/>
-              </w:rPr>
-              <w:t>625</w:t>
+              <w:t>1,752</w:t>
+            </w:r>
+          </w:p>
+        </w:tc>
+        <w:tc>
+          <w:tcPr>
+            <w:tcW w:w="0" w:type="auto"/>
+            <w:tcMar>
+              <w:top w:w="150" w:type="dxa"/>
+              <w:left w:w="210" w:type="dxa"/>
+              <w:bottom w:w="150" w:type="dxa"/>
+              <w:right w:w="210" w:type="dxa"/>
+            </w:tcMar>
+            <w:vAlign w:val="center"/>
+            <w:hideMark/>
+          </w:tcPr>
+          <w:p>
+            <w:pPr>
+              <w:rPr>
+                <w:rFonts w:ascii="Plus Jakarta Sans" w:eastAsia="Times New Roman" w:hAnsi="Plus Jakarta Sans"/>
+                <w:sz w:val="20"/>
+                <w:szCs w:val="20"/>
+              </w:rPr>
+            </w:pPr>
+            <w:r>
+              <w:rPr>
+                <w:rFonts w:ascii="Plus Jakarta Sans" w:eastAsia="Times New Roman" w:hAnsi="Plus Jakarta Sans"/>
+                <w:sz w:val="20"/>
+                <w:szCs w:val="20"/>
+              </w:rPr>
+              <w:t>890</w:t>
             </w:r>
           </w:p>
         </w:tc>
@@ -15188,14 +15180,14 @@
                 <w:sz w:val="20"/>
                 <w:szCs w:val="20"/>
               </w:rPr>
-              <w:t>1,956</w:t>
+              <w:t>3,074</w:t>
             </w:r>
           </w:p>
         </w:tc>
       </w:tr>
       <w:tr>
         <w:trPr>
-          <w:divId w:val="483085498"/>
+          <w:divId w:val="417021110"/>
         </w:trPr>
         <w:tc>
           <w:tcPr>
@@ -15254,37 +15246,37 @@
                 <w:sz w:val="20"/>
                 <w:szCs w:val="20"/>
               </w:rPr>
-              <w:t>138</w:t>
-            </w:r>
-          </w:p>
-        </w:tc>
-        <w:tc>
-          <w:tcPr>
-            <w:tcW w:w="0" w:type="auto"/>
-            <w:tcMar>
-              <w:top w:w="150" w:type="dxa"/>
-              <w:left w:w="210" w:type="dxa"/>
-              <w:bottom w:w="150" w:type="dxa"/>
-              <w:right w:w="210" w:type="dxa"/>
-            </w:tcMar>
-            <w:vAlign w:val="center"/>
-            <w:hideMark/>
-          </w:tcPr>
-          <w:p>
-            <w:pPr>
-              <w:rPr>
-                <w:rFonts w:ascii="Plus Jakarta Sans" w:eastAsia="Times New Roman" w:hAnsi="Plus Jakarta Sans"/>
-                <w:sz w:val="20"/>
-                <w:szCs w:val="20"/>
-              </w:rPr>
-            </w:pPr>
-            <w:r>
-              <w:rPr>
-                <w:rFonts w:ascii="Plus Jakarta Sans" w:eastAsia="Times New Roman" w:hAnsi="Plus Jakarta Sans"/>
-                <w:sz w:val="20"/>
-                <w:szCs w:val="20"/>
-              </w:rPr>
-              <w:t>111</w:t>
+              <w:t>253</w:t>
+            </w:r>
+          </w:p>
+        </w:tc>
+        <w:tc>
+          <w:tcPr>
+            <w:tcW w:w="0" w:type="auto"/>
+            <w:tcMar>
+              <w:top w:w="150" w:type="dxa"/>
+              <w:left w:w="210" w:type="dxa"/>
+              <w:bottom w:w="150" w:type="dxa"/>
+              <w:right w:w="210" w:type="dxa"/>
+            </w:tcMar>
+            <w:vAlign w:val="center"/>
+            <w:hideMark/>
+          </w:tcPr>
+          <w:p>
+            <w:pPr>
+              <w:rPr>
+                <w:rFonts w:ascii="Plus Jakarta Sans" w:eastAsia="Times New Roman" w:hAnsi="Plus Jakarta Sans"/>
+                <w:sz w:val="20"/>
+                <w:szCs w:val="20"/>
+              </w:rPr>
+            </w:pPr>
+            <w:r>
+              <w:rPr>
+                <w:rFonts w:ascii="Plus Jakarta Sans" w:eastAsia="Times New Roman" w:hAnsi="Plus Jakarta Sans"/>
+                <w:sz w:val="20"/>
+                <w:szCs w:val="20"/>
+              </w:rPr>
+              <w:t>157</w:t>
             </w:r>
           </w:p>
         </w:tc>
@@ -15344,14 +15336,14 @@
                 <w:sz w:val="20"/>
                 <w:szCs w:val="20"/>
               </w:rPr>
-              <w:t>358</w:t>
+              <w:t>519</w:t>
             </w:r>
           </w:p>
         </w:tc>
       </w:tr>
       <w:tr>
         <w:trPr>
-          <w:divId w:val="483085498"/>
+          <w:divId w:val="417021110"/>
         </w:trPr>
         <w:tc>
           <w:tcPr>
@@ -15410,37 +15402,37 @@
                 <w:sz w:val="20"/>
                 <w:szCs w:val="20"/>
               </w:rPr>
-              <w:t>70</w:t>
-            </w:r>
-          </w:p>
-        </w:tc>
-        <w:tc>
-          <w:tcPr>
-            <w:tcW w:w="0" w:type="auto"/>
-            <w:tcMar>
-              <w:top w:w="150" w:type="dxa"/>
-              <w:left w:w="210" w:type="dxa"/>
-              <w:bottom w:w="150" w:type="dxa"/>
-              <w:right w:w="210" w:type="dxa"/>
-            </w:tcMar>
-            <w:vAlign w:val="center"/>
-            <w:hideMark/>
-          </w:tcPr>
-          <w:p>
-            <w:pPr>
-              <w:rPr>
-                <w:rFonts w:ascii="Plus Jakarta Sans" w:eastAsia="Times New Roman" w:hAnsi="Plus Jakarta Sans"/>
-                <w:sz w:val="20"/>
-                <w:szCs w:val="20"/>
-              </w:rPr>
-            </w:pPr>
-            <w:r>
-              <w:rPr>
-                <w:rFonts w:ascii="Plus Jakarta Sans" w:eastAsia="Times New Roman" w:hAnsi="Plus Jakarta Sans"/>
-                <w:sz w:val="20"/>
-                <w:szCs w:val="20"/>
-              </w:rPr>
-              <w:t>29</w:t>
+              <w:t>158</w:t>
+            </w:r>
+          </w:p>
+        </w:tc>
+        <w:tc>
+          <w:tcPr>
+            <w:tcW w:w="0" w:type="auto"/>
+            <w:tcMar>
+              <w:top w:w="150" w:type="dxa"/>
+              <w:left w:w="210" w:type="dxa"/>
+              <w:bottom w:w="150" w:type="dxa"/>
+              <w:right w:w="210" w:type="dxa"/>
+            </w:tcMar>
+            <w:vAlign w:val="center"/>
+            <w:hideMark/>
+          </w:tcPr>
+          <w:p>
+            <w:pPr>
+              <w:rPr>
+                <w:rFonts w:ascii="Plus Jakarta Sans" w:eastAsia="Times New Roman" w:hAnsi="Plus Jakarta Sans"/>
+                <w:sz w:val="20"/>
+                <w:szCs w:val="20"/>
+              </w:rPr>
+            </w:pPr>
+            <w:r>
+              <w:rPr>
+                <w:rFonts w:ascii="Plus Jakarta Sans" w:eastAsia="Times New Roman" w:hAnsi="Plus Jakarta Sans"/>
+                <w:sz w:val="20"/>
+                <w:szCs w:val="20"/>
+              </w:rPr>
+              <w:t>46</w:t>
             </w:r>
           </w:p>
         </w:tc>
@@ -15500,14 +15492,14 @@
                 <w:sz w:val="20"/>
                 <w:szCs w:val="20"/>
               </w:rPr>
-              <w:t>255</w:t>
+              <w:t>360</w:t>
             </w:r>
           </w:p>
         </w:tc>
       </w:tr>
       <w:tr>
         <w:trPr>
-          <w:divId w:val="483085498"/>
+          <w:divId w:val="417021110"/>
         </w:trPr>
         <w:tc>
           <w:tcPr>
@@ -15566,37 +15558,37 @@
                 <w:sz w:val="20"/>
                 <w:szCs w:val="20"/>
               </w:rPr>
-              <w:t>49</w:t>
-            </w:r>
-          </w:p>
-        </w:tc>
-        <w:tc>
-          <w:tcPr>
-            <w:tcW w:w="0" w:type="auto"/>
-            <w:tcMar>
-              <w:top w:w="150" w:type="dxa"/>
-              <w:left w:w="210" w:type="dxa"/>
-              <w:bottom w:w="150" w:type="dxa"/>
-              <w:right w:w="210" w:type="dxa"/>
-            </w:tcMar>
-            <w:vAlign w:val="center"/>
-            <w:hideMark/>
-          </w:tcPr>
-          <w:p>
-            <w:pPr>
-              <w:rPr>
-                <w:rFonts w:ascii="Plus Jakarta Sans" w:eastAsia="Times New Roman" w:hAnsi="Plus Jakarta Sans"/>
-                <w:sz w:val="20"/>
-                <w:szCs w:val="20"/>
-              </w:rPr>
-            </w:pPr>
-            <w:r>
-              <w:rPr>
-                <w:rFonts w:ascii="Plus Jakarta Sans" w:eastAsia="Times New Roman" w:hAnsi="Plus Jakarta Sans"/>
-                <w:sz w:val="20"/>
-                <w:szCs w:val="20"/>
-              </w:rPr>
-              <w:t>32</w:t>
+              <w:t>103</w:t>
+            </w:r>
+          </w:p>
+        </w:tc>
+        <w:tc>
+          <w:tcPr>
+            <w:tcW w:w="0" w:type="auto"/>
+            <w:tcMar>
+              <w:top w:w="150" w:type="dxa"/>
+              <w:left w:w="210" w:type="dxa"/>
+              <w:bottom w:w="150" w:type="dxa"/>
+              <w:right w:w="210" w:type="dxa"/>
+            </w:tcMar>
+            <w:vAlign w:val="center"/>
+            <w:hideMark/>
+          </w:tcPr>
+          <w:p>
+            <w:pPr>
+              <w:rPr>
+                <w:rFonts w:ascii="Plus Jakarta Sans" w:eastAsia="Times New Roman" w:hAnsi="Plus Jakarta Sans"/>
+                <w:sz w:val="20"/>
+                <w:szCs w:val="20"/>
+              </w:rPr>
+            </w:pPr>
+            <w:r>
+              <w:rPr>
+                <w:rFonts w:ascii="Plus Jakarta Sans" w:eastAsia="Times New Roman" w:hAnsi="Plus Jakarta Sans"/>
+                <w:sz w:val="20"/>
+                <w:szCs w:val="20"/>
+              </w:rPr>
+              <w:t>62</w:t>
             </w:r>
           </w:p>
         </w:tc>
@@ -15656,14 +15648,14 @@
                 <w:sz w:val="20"/>
                 <w:szCs w:val="20"/>
               </w:rPr>
-              <w:t>123</w:t>
+              <w:t>207</w:t>
             </w:r>
           </w:p>
         </w:tc>
       </w:tr>
       <w:tr>
         <w:trPr>
-          <w:divId w:val="483085498"/>
+          <w:divId w:val="417021110"/>
         </w:trPr>
         <w:tc>
           <w:tcPr>
@@ -15722,6 +15714,36 @@
                 <w:sz w:val="20"/>
                 <w:szCs w:val="20"/>
               </w:rPr>
+              <w:t>85</w:t>
+            </w:r>
+          </w:p>
+        </w:tc>
+        <w:tc>
+          <w:tcPr>
+            <w:tcW w:w="0" w:type="auto"/>
+            <w:tcMar>
+              <w:top w:w="150" w:type="dxa"/>
+              <w:left w:w="210" w:type="dxa"/>
+              <w:bottom w:w="150" w:type="dxa"/>
+              <w:right w:w="210" w:type="dxa"/>
+            </w:tcMar>
+            <w:vAlign w:val="center"/>
+            <w:hideMark/>
+          </w:tcPr>
+          <w:p>
+            <w:pPr>
+              <w:rPr>
+                <w:rFonts w:ascii="Plus Jakarta Sans" w:eastAsia="Times New Roman" w:hAnsi="Plus Jakarta Sans"/>
+                <w:sz w:val="20"/>
+                <w:szCs w:val="20"/>
+              </w:rPr>
+            </w:pPr>
+            <w:r>
+              <w:rPr>
+                <w:rFonts w:ascii="Plus Jakarta Sans" w:eastAsia="Times New Roman" w:hAnsi="Plus Jakarta Sans"/>
+                <w:sz w:val="20"/>
+                <w:szCs w:val="20"/>
+              </w:rPr>
               <w:t>35</w:t>
             </w:r>
           </w:p>
@@ -15752,36 +15774,6 @@
                 <w:sz w:val="20"/>
                 <w:szCs w:val="20"/>
               </w:rPr>
-              <w:t>19</w:t>
-            </w:r>
-          </w:p>
-        </w:tc>
-        <w:tc>
-          <w:tcPr>
-            <w:tcW w:w="0" w:type="auto"/>
-            <w:tcMar>
-              <w:top w:w="150" w:type="dxa"/>
-              <w:left w:w="210" w:type="dxa"/>
-              <w:bottom w:w="150" w:type="dxa"/>
-              <w:right w:w="210" w:type="dxa"/>
-            </w:tcMar>
-            <w:vAlign w:val="center"/>
-            <w:hideMark/>
-          </w:tcPr>
-          <w:p>
-            <w:pPr>
-              <w:rPr>
-                <w:rFonts w:ascii="Plus Jakarta Sans" w:eastAsia="Times New Roman" w:hAnsi="Plus Jakarta Sans"/>
-                <w:sz w:val="20"/>
-                <w:szCs w:val="20"/>
-              </w:rPr>
-            </w:pPr>
-            <w:r>
-              <w:rPr>
-                <w:rFonts w:ascii="Plus Jakarta Sans" w:eastAsia="Times New Roman" w:hAnsi="Plus Jakarta Sans"/>
-                <w:sz w:val="20"/>
-                <w:szCs w:val="20"/>
-              </w:rPr>
               <w:t>39</w:t>
             </w:r>
           </w:p>
@@ -15812,14 +15804,14 @@
                 <w:sz w:val="20"/>
                 <w:szCs w:val="20"/>
               </w:rPr>
-              <w:t>93</w:t>
+              <w:t>159</w:t>
             </w:r>
           </w:p>
         </w:tc>
       </w:tr>
       <w:tr>
         <w:trPr>
-          <w:divId w:val="483085498"/>
+          <w:divId w:val="417021110"/>
         </w:trPr>
         <w:tc>
           <w:tcPr>
@@ -15878,37 +15870,37 @@
                 <w:sz w:val="20"/>
                 <w:szCs w:val="20"/>
               </w:rPr>
-              <w:t>42</w:t>
-            </w:r>
-          </w:p>
-        </w:tc>
-        <w:tc>
-          <w:tcPr>
-            <w:tcW w:w="0" w:type="auto"/>
-            <w:tcMar>
-              <w:top w:w="150" w:type="dxa"/>
-              <w:left w:w="210" w:type="dxa"/>
-              <w:bottom w:w="150" w:type="dxa"/>
-              <w:right w:w="210" w:type="dxa"/>
-            </w:tcMar>
-            <w:vAlign w:val="center"/>
-            <w:hideMark/>
-          </w:tcPr>
-          <w:p>
-            <w:pPr>
-              <w:rPr>
-                <w:rFonts w:ascii="Plus Jakarta Sans" w:eastAsia="Times New Roman" w:hAnsi="Plus Jakarta Sans"/>
-                <w:sz w:val="20"/>
-                <w:szCs w:val="20"/>
-              </w:rPr>
-            </w:pPr>
-            <w:r>
-              <w:rPr>
-                <w:rFonts w:ascii="Plus Jakarta Sans" w:eastAsia="Times New Roman" w:hAnsi="Plus Jakarta Sans"/>
-                <w:sz w:val="20"/>
-                <w:szCs w:val="20"/>
-              </w:rPr>
-              <w:t>16</w:t>
+              <w:t>88</w:t>
+            </w:r>
+          </w:p>
+        </w:tc>
+        <w:tc>
+          <w:tcPr>
+            <w:tcW w:w="0" w:type="auto"/>
+            <w:tcMar>
+              <w:top w:w="150" w:type="dxa"/>
+              <w:left w:w="210" w:type="dxa"/>
+              <w:bottom w:w="150" w:type="dxa"/>
+              <w:right w:w="210" w:type="dxa"/>
+            </w:tcMar>
+            <w:vAlign w:val="center"/>
+            <w:hideMark/>
+          </w:tcPr>
+          <w:p>
+            <w:pPr>
+              <w:rPr>
+                <w:rFonts w:ascii="Plus Jakarta Sans" w:eastAsia="Times New Roman" w:hAnsi="Plus Jakarta Sans"/>
+                <w:sz w:val="20"/>
+                <w:szCs w:val="20"/>
+              </w:rPr>
+            </w:pPr>
+            <w:r>
+              <w:rPr>
+                <w:rFonts w:ascii="Plus Jakarta Sans" w:eastAsia="Times New Roman" w:hAnsi="Plus Jakarta Sans"/>
+                <w:sz w:val="20"/>
+                <w:szCs w:val="20"/>
+              </w:rPr>
+              <w:t>20</w:t>
             </w:r>
           </w:p>
         </w:tc>
@@ -15968,7 +15960,7 @@
                 <w:sz w:val="20"/>
                 <w:szCs w:val="20"/>
               </w:rPr>
-              <w:t>72</w:t>
+              <w:t>122</w:t>
             </w:r>
           </w:p>
         </w:tc>
@@ -15977,7 +15969,7 @@
     <w:p>
       <w:pPr>
         <w:pStyle w:val="Ttulo3"/>
-        <w:divId w:val="1751079550"/>
+        <w:divId w:val="1098213800"/>
         <w:rPr>
           <w:rFonts w:eastAsia="Times New Roman"/>
           <w:lang w:val="es-ES"/>
@@ -16011,7 +16003,7 @@
       </w:tblGrid>
       <w:tr>
         <w:trPr>
-          <w:divId w:val="1758593845"/>
+          <w:divId w:val="927620462"/>
           <w:tblHeader/>
         </w:trPr>
         <w:tc>
@@ -16202,7 +16194,7 @@
       </w:tr>
       <w:tr>
         <w:trPr>
-          <w:divId w:val="1758593845"/>
+          <w:divId w:val="927620462"/>
         </w:trPr>
         <w:tc>
           <w:tcPr>
@@ -16261,37 +16253,37 @@
                 <w:sz w:val="20"/>
                 <w:szCs w:val="20"/>
               </w:rPr>
-              <w:t>822</w:t>
-            </w:r>
-          </w:p>
-        </w:tc>
-        <w:tc>
-          <w:tcPr>
-            <w:tcW w:w="0" w:type="auto"/>
-            <w:tcMar>
-              <w:top w:w="150" w:type="dxa"/>
-              <w:left w:w="210" w:type="dxa"/>
-              <w:bottom w:w="150" w:type="dxa"/>
-              <w:right w:w="210" w:type="dxa"/>
-            </w:tcMar>
-            <w:vAlign w:val="center"/>
-            <w:hideMark/>
-          </w:tcPr>
-          <w:p>
-            <w:pPr>
-              <w:rPr>
-                <w:rFonts w:ascii="Plus Jakarta Sans" w:eastAsia="Times New Roman" w:hAnsi="Plus Jakarta Sans"/>
-                <w:sz w:val="20"/>
-                <w:szCs w:val="20"/>
-              </w:rPr>
-            </w:pPr>
-            <w:r>
-              <w:rPr>
-                <w:rFonts w:ascii="Plus Jakarta Sans" w:eastAsia="Times New Roman" w:hAnsi="Plus Jakarta Sans"/>
-                <w:sz w:val="20"/>
-                <w:szCs w:val="20"/>
-              </w:rPr>
-              <w:t>664</w:t>
+              <w:t>1,653</w:t>
+            </w:r>
+          </w:p>
+        </w:tc>
+        <w:tc>
+          <w:tcPr>
+            <w:tcW w:w="0" w:type="auto"/>
+            <w:tcMar>
+              <w:top w:w="150" w:type="dxa"/>
+              <w:left w:w="210" w:type="dxa"/>
+              <w:bottom w:w="150" w:type="dxa"/>
+              <w:right w:w="210" w:type="dxa"/>
+            </w:tcMar>
+            <w:vAlign w:val="center"/>
+            <w:hideMark/>
+          </w:tcPr>
+          <w:p>
+            <w:pPr>
+              <w:rPr>
+                <w:rFonts w:ascii="Plus Jakarta Sans" w:eastAsia="Times New Roman" w:hAnsi="Plus Jakarta Sans"/>
+                <w:sz w:val="20"/>
+                <w:szCs w:val="20"/>
+              </w:rPr>
+            </w:pPr>
+            <w:r>
+              <w:rPr>
+                <w:rFonts w:ascii="Plus Jakarta Sans" w:eastAsia="Times New Roman" w:hAnsi="Plus Jakarta Sans"/>
+                <w:sz w:val="20"/>
+                <w:szCs w:val="20"/>
+              </w:rPr>
+              <w:t>990</w:t>
             </w:r>
           </w:p>
         </w:tc>
@@ -16351,14 +16343,14 @@
                 <w:sz w:val="20"/>
                 <w:szCs w:val="20"/>
               </w:rPr>
-              <w:t>2,092</w:t>
+              <w:t>3,249</w:t>
             </w:r>
           </w:p>
         </w:tc>
       </w:tr>
       <w:tr>
         <w:trPr>
-          <w:divId w:val="1758593845"/>
+          <w:divId w:val="927620462"/>
         </w:trPr>
         <w:tc>
           <w:tcPr>
@@ -16417,37 +16409,37 @@
                 <w:sz w:val="20"/>
                 <w:szCs w:val="20"/>
               </w:rPr>
-              <w:t>388</w:t>
-            </w:r>
-          </w:p>
-        </w:tc>
-        <w:tc>
-          <w:tcPr>
-            <w:tcW w:w="0" w:type="auto"/>
-            <w:tcMar>
-              <w:top w:w="150" w:type="dxa"/>
-              <w:left w:w="210" w:type="dxa"/>
-              <w:bottom w:w="150" w:type="dxa"/>
-              <w:right w:w="210" w:type="dxa"/>
-            </w:tcMar>
-            <w:vAlign w:val="center"/>
-            <w:hideMark/>
-          </w:tcPr>
-          <w:p>
-            <w:pPr>
-              <w:rPr>
-                <w:rFonts w:ascii="Plus Jakarta Sans" w:eastAsia="Times New Roman" w:hAnsi="Plus Jakarta Sans"/>
-                <w:sz w:val="20"/>
-                <w:szCs w:val="20"/>
-              </w:rPr>
-            </w:pPr>
-            <w:r>
-              <w:rPr>
-                <w:rFonts w:ascii="Plus Jakarta Sans" w:eastAsia="Times New Roman" w:hAnsi="Plus Jakarta Sans"/>
-                <w:sz w:val="20"/>
-                <w:szCs w:val="20"/>
-              </w:rPr>
-              <w:t>241</w:t>
+              <w:t>683</w:t>
+            </w:r>
+          </w:p>
+        </w:tc>
+        <w:tc>
+          <w:tcPr>
+            <w:tcW w:w="0" w:type="auto"/>
+            <w:tcMar>
+              <w:top w:w="150" w:type="dxa"/>
+              <w:left w:w="210" w:type="dxa"/>
+              <w:bottom w:w="150" w:type="dxa"/>
+              <w:right w:w="210" w:type="dxa"/>
+            </w:tcMar>
+            <w:vAlign w:val="center"/>
+            <w:hideMark/>
+          </w:tcPr>
+          <w:p>
+            <w:pPr>
+              <w:rPr>
+                <w:rFonts w:ascii="Plus Jakarta Sans" w:eastAsia="Times New Roman" w:hAnsi="Plus Jakarta Sans"/>
+                <w:sz w:val="20"/>
+                <w:szCs w:val="20"/>
+              </w:rPr>
+            </w:pPr>
+            <w:r>
+              <w:rPr>
+                <w:rFonts w:ascii="Plus Jakarta Sans" w:eastAsia="Times New Roman" w:hAnsi="Plus Jakarta Sans"/>
+                <w:sz w:val="20"/>
+                <w:szCs w:val="20"/>
+              </w:rPr>
+              <w:t>321</w:t>
             </w:r>
           </w:p>
         </w:tc>
@@ -16507,14 +16499,14 @@
                 <w:sz w:val="20"/>
                 <w:szCs w:val="20"/>
               </w:rPr>
-              <w:t>901</w:t>
+              <w:t>1,276</w:t>
             </w:r>
           </w:p>
         </w:tc>
       </w:tr>
       <w:tr>
         <w:trPr>
-          <w:divId w:val="1758593845"/>
+          <w:divId w:val="927620462"/>
         </w:trPr>
         <w:tc>
           <w:tcPr>
@@ -16573,37 +16565,37 @@
                 <w:sz w:val="20"/>
                 <w:szCs w:val="20"/>
               </w:rPr>
-              <w:t>223</w:t>
-            </w:r>
-          </w:p>
-        </w:tc>
-        <w:tc>
-          <w:tcPr>
-            <w:tcW w:w="0" w:type="auto"/>
-            <w:tcMar>
-              <w:top w:w="150" w:type="dxa"/>
-              <w:left w:w="210" w:type="dxa"/>
-              <w:bottom w:w="150" w:type="dxa"/>
-              <w:right w:w="210" w:type="dxa"/>
-            </w:tcMar>
-            <w:vAlign w:val="center"/>
-            <w:hideMark/>
-          </w:tcPr>
-          <w:p>
-            <w:pPr>
-              <w:rPr>
-                <w:rFonts w:ascii="Plus Jakarta Sans" w:eastAsia="Times New Roman" w:hAnsi="Plus Jakarta Sans"/>
-                <w:sz w:val="20"/>
-                <w:szCs w:val="20"/>
-              </w:rPr>
-            </w:pPr>
-            <w:r>
-              <w:rPr>
-                <w:rFonts w:ascii="Plus Jakarta Sans" w:eastAsia="Times New Roman" w:hAnsi="Plus Jakarta Sans"/>
-                <w:sz w:val="20"/>
-                <w:szCs w:val="20"/>
-              </w:rPr>
-              <w:t>425</w:t>
+              <w:t>439</w:t>
+            </w:r>
+          </w:p>
+        </w:tc>
+        <w:tc>
+          <w:tcPr>
+            <w:tcW w:w="0" w:type="auto"/>
+            <w:tcMar>
+              <w:top w:w="150" w:type="dxa"/>
+              <w:left w:w="210" w:type="dxa"/>
+              <w:bottom w:w="150" w:type="dxa"/>
+              <w:right w:w="210" w:type="dxa"/>
+            </w:tcMar>
+            <w:vAlign w:val="center"/>
+            <w:hideMark/>
+          </w:tcPr>
+          <w:p>
+            <w:pPr>
+              <w:rPr>
+                <w:rFonts w:ascii="Plus Jakarta Sans" w:eastAsia="Times New Roman" w:hAnsi="Plus Jakarta Sans"/>
+                <w:sz w:val="20"/>
+                <w:szCs w:val="20"/>
+              </w:rPr>
+            </w:pPr>
+            <w:r>
+              <w:rPr>
+                <w:rFonts w:ascii="Plus Jakarta Sans" w:eastAsia="Times New Roman" w:hAnsi="Plus Jakarta Sans"/>
+                <w:sz w:val="20"/>
+                <w:szCs w:val="20"/>
+              </w:rPr>
+              <w:t>456</w:t>
             </w:r>
           </w:p>
         </w:tc>
@@ -16663,14 +16655,14 @@
                 <w:sz w:val="20"/>
                 <w:szCs w:val="20"/>
               </w:rPr>
-              <w:t>724</w:t>
+              <w:t>971</w:t>
             </w:r>
           </w:p>
         </w:tc>
       </w:tr>
       <w:tr>
         <w:trPr>
-          <w:divId w:val="1758593845"/>
+          <w:divId w:val="927620462"/>
         </w:trPr>
         <w:tc>
           <w:tcPr>
@@ -16729,37 +16721,37 @@
                 <w:sz w:val="20"/>
                 <w:szCs w:val="20"/>
               </w:rPr>
-              <w:t>154</w:t>
-            </w:r>
-          </w:p>
-        </w:tc>
-        <w:tc>
-          <w:tcPr>
-            <w:tcW w:w="0" w:type="auto"/>
-            <w:tcMar>
-              <w:top w:w="150" w:type="dxa"/>
-              <w:left w:w="210" w:type="dxa"/>
-              <w:bottom w:w="150" w:type="dxa"/>
-              <w:right w:w="210" w:type="dxa"/>
-            </w:tcMar>
-            <w:vAlign w:val="center"/>
-            <w:hideMark/>
-          </w:tcPr>
-          <w:p>
-            <w:pPr>
-              <w:rPr>
-                <w:rFonts w:ascii="Plus Jakarta Sans" w:eastAsia="Times New Roman" w:hAnsi="Plus Jakarta Sans"/>
-                <w:sz w:val="20"/>
-                <w:szCs w:val="20"/>
-              </w:rPr>
-            </w:pPr>
-            <w:r>
-              <w:rPr>
-                <w:rFonts w:ascii="Plus Jakarta Sans" w:eastAsia="Times New Roman" w:hAnsi="Plus Jakarta Sans"/>
-                <w:sz w:val="20"/>
-                <w:szCs w:val="20"/>
-              </w:rPr>
-              <w:t>75</w:t>
+              <w:t>345</w:t>
+            </w:r>
+          </w:p>
+        </w:tc>
+        <w:tc>
+          <w:tcPr>
+            <w:tcW w:w="0" w:type="auto"/>
+            <w:tcMar>
+              <w:top w:w="150" w:type="dxa"/>
+              <w:left w:w="210" w:type="dxa"/>
+              <w:bottom w:w="150" w:type="dxa"/>
+              <w:right w:w="210" w:type="dxa"/>
+            </w:tcMar>
+            <w:vAlign w:val="center"/>
+            <w:hideMark/>
+          </w:tcPr>
+          <w:p>
+            <w:pPr>
+              <w:rPr>
+                <w:rFonts w:ascii="Plus Jakarta Sans" w:eastAsia="Times New Roman" w:hAnsi="Plus Jakarta Sans"/>
+                <w:sz w:val="20"/>
+                <w:szCs w:val="20"/>
+              </w:rPr>
+            </w:pPr>
+            <w:r>
+              <w:rPr>
+                <w:rFonts w:ascii="Plus Jakarta Sans" w:eastAsia="Times New Roman" w:hAnsi="Plus Jakarta Sans"/>
+                <w:sz w:val="20"/>
+                <w:szCs w:val="20"/>
+              </w:rPr>
+              <w:t>130</w:t>
             </w:r>
           </w:p>
         </w:tc>
@@ -16819,14 +16811,14 @@
                 <w:sz w:val="20"/>
                 <w:szCs w:val="20"/>
               </w:rPr>
-              <w:t>301</w:t>
+              <w:t>547</w:t>
             </w:r>
           </w:p>
         </w:tc>
       </w:tr>
       <w:tr>
         <w:trPr>
-          <w:divId w:val="1758593845"/>
+          <w:divId w:val="927620462"/>
         </w:trPr>
         <w:tc>
           <w:tcPr>
@@ -16885,37 +16877,37 @@
                 <w:sz w:val="20"/>
                 <w:szCs w:val="20"/>
               </w:rPr>
-              <w:t>112</w:t>
-            </w:r>
-          </w:p>
-        </w:tc>
-        <w:tc>
-          <w:tcPr>
-            <w:tcW w:w="0" w:type="auto"/>
-            <w:tcMar>
-              <w:top w:w="150" w:type="dxa"/>
-              <w:left w:w="210" w:type="dxa"/>
-              <w:bottom w:w="150" w:type="dxa"/>
-              <w:right w:w="210" w:type="dxa"/>
-            </w:tcMar>
-            <w:vAlign w:val="center"/>
-            <w:hideMark/>
-          </w:tcPr>
-          <w:p>
-            <w:pPr>
-              <w:rPr>
-                <w:rFonts w:ascii="Plus Jakarta Sans" w:eastAsia="Times New Roman" w:hAnsi="Plus Jakarta Sans"/>
-                <w:sz w:val="20"/>
-                <w:szCs w:val="20"/>
-              </w:rPr>
-            </w:pPr>
-            <w:r>
-              <w:rPr>
-                <w:rFonts w:ascii="Plus Jakarta Sans" w:eastAsia="Times New Roman" w:hAnsi="Plus Jakarta Sans"/>
-                <w:sz w:val="20"/>
-                <w:szCs w:val="20"/>
-              </w:rPr>
-              <w:t>66</w:t>
+              <w:t>189</w:t>
+            </w:r>
+          </w:p>
+        </w:tc>
+        <w:tc>
+          <w:tcPr>
+            <w:tcW w:w="0" w:type="auto"/>
+            <w:tcMar>
+              <w:top w:w="150" w:type="dxa"/>
+              <w:left w:w="210" w:type="dxa"/>
+              <w:bottom w:w="150" w:type="dxa"/>
+              <w:right w:w="210" w:type="dxa"/>
+            </w:tcMar>
+            <w:vAlign w:val="center"/>
+            <w:hideMark/>
+          </w:tcPr>
+          <w:p>
+            <w:pPr>
+              <w:rPr>
+                <w:rFonts w:ascii="Plus Jakarta Sans" w:eastAsia="Times New Roman" w:hAnsi="Plus Jakarta Sans"/>
+                <w:sz w:val="20"/>
+                <w:szCs w:val="20"/>
+              </w:rPr>
+            </w:pPr>
+            <w:r>
+              <w:rPr>
+                <w:rFonts w:ascii="Plus Jakarta Sans" w:eastAsia="Times New Roman" w:hAnsi="Plus Jakarta Sans"/>
+                <w:sz w:val="20"/>
+                <w:szCs w:val="20"/>
+              </w:rPr>
+              <w:t>91</w:t>
             </w:r>
           </w:p>
         </w:tc>
@@ -16975,7 +16967,7 @@
                 <w:sz w:val="20"/>
                 <w:szCs w:val="20"/>
               </w:rPr>
-              <w:t>227</w:t>
+              <w:t>329</w:t>
             </w:r>
           </w:p>
         </w:tc>
@@ -16984,7 +16976,7 @@
     <w:p>
       <w:pPr>
         <w:pStyle w:val="Ttulo3"/>
-        <w:divId w:val="1751079550"/>
+        <w:divId w:val="1098213800"/>
         <w:rPr>
           <w:rFonts w:eastAsia="Times New Roman"/>
           <w:lang w:val="es-ES"/>
@@ -17018,7 +17010,7 @@
       </w:tblGrid>
       <w:tr>
         <w:trPr>
-          <w:divId w:val="618224215"/>
+          <w:divId w:val="822047532"/>
           <w:tblHeader/>
         </w:trPr>
         <w:tc>
@@ -17209,7 +17201,7 @@
       </w:tr>
       <w:tr>
         <w:trPr>
-          <w:divId w:val="618224215"/>
+          <w:divId w:val="822047532"/>
         </w:trPr>
         <w:tc>
           <w:tcPr>
@@ -17268,37 +17260,37 @@
                 <w:sz w:val="20"/>
                 <w:szCs w:val="20"/>
               </w:rPr>
-              <w:t>1,170</w:t>
-            </w:r>
-          </w:p>
-        </w:tc>
-        <w:tc>
-          <w:tcPr>
-            <w:tcW w:w="0" w:type="auto"/>
-            <w:tcMar>
-              <w:top w:w="150" w:type="dxa"/>
-              <w:left w:w="210" w:type="dxa"/>
-              <w:bottom w:w="150" w:type="dxa"/>
-              <w:right w:w="210" w:type="dxa"/>
-            </w:tcMar>
-            <w:vAlign w:val="center"/>
-            <w:hideMark/>
-          </w:tcPr>
-          <w:p>
-            <w:pPr>
-              <w:rPr>
-                <w:rFonts w:ascii="Plus Jakarta Sans" w:eastAsia="Times New Roman" w:hAnsi="Plus Jakarta Sans"/>
-                <w:sz w:val="20"/>
-                <w:szCs w:val="20"/>
-              </w:rPr>
-            </w:pPr>
-            <w:r>
-              <w:rPr>
-                <w:rFonts w:ascii="Plus Jakarta Sans" w:eastAsia="Times New Roman" w:hAnsi="Plus Jakarta Sans"/>
-                <w:sz w:val="20"/>
-                <w:szCs w:val="20"/>
-              </w:rPr>
-              <w:t>1,101</w:t>
+              <w:t>2,470</w:t>
+            </w:r>
+          </w:p>
+        </w:tc>
+        <w:tc>
+          <w:tcPr>
+            <w:tcW w:w="0" w:type="auto"/>
+            <w:tcMar>
+              <w:top w:w="150" w:type="dxa"/>
+              <w:left w:w="210" w:type="dxa"/>
+              <w:bottom w:w="150" w:type="dxa"/>
+              <w:right w:w="210" w:type="dxa"/>
+            </w:tcMar>
+            <w:vAlign w:val="center"/>
+            <w:hideMark/>
+          </w:tcPr>
+          <w:p>
+            <w:pPr>
+              <w:rPr>
+                <w:rFonts w:ascii="Plus Jakarta Sans" w:eastAsia="Times New Roman" w:hAnsi="Plus Jakarta Sans"/>
+                <w:sz w:val="20"/>
+                <w:szCs w:val="20"/>
+              </w:rPr>
+            </w:pPr>
+            <w:r>
+              <w:rPr>
+                <w:rFonts w:ascii="Plus Jakarta Sans" w:eastAsia="Times New Roman" w:hAnsi="Plus Jakarta Sans"/>
+                <w:sz w:val="20"/>
+                <w:szCs w:val="20"/>
+              </w:rPr>
+              <w:t>1,468</w:t>
             </w:r>
           </w:p>
         </w:tc>
@@ -17358,14 +17350,14 @@
                 <w:sz w:val="20"/>
                 <w:szCs w:val="20"/>
               </w:rPr>
-              <w:t>3,112</w:t>
+              <w:t>4,779</w:t>
             </w:r>
           </w:p>
         </w:tc>
       </w:tr>
       <w:tr>
         <w:trPr>
-          <w:divId w:val="618224215"/>
+          <w:divId w:val="822047532"/>
         </w:trPr>
         <w:tc>
           <w:tcPr>
@@ -17424,37 +17416,37 @@
                 <w:sz w:val="20"/>
                 <w:szCs w:val="20"/>
               </w:rPr>
-              <w:t>551</w:t>
-            </w:r>
-          </w:p>
-        </w:tc>
-        <w:tc>
-          <w:tcPr>
-            <w:tcW w:w="0" w:type="auto"/>
-            <w:tcMar>
-              <w:top w:w="150" w:type="dxa"/>
-              <w:left w:w="210" w:type="dxa"/>
-              <w:bottom w:w="150" w:type="dxa"/>
-              <w:right w:w="210" w:type="dxa"/>
-            </w:tcMar>
-            <w:vAlign w:val="center"/>
-            <w:hideMark/>
-          </w:tcPr>
-          <w:p>
-            <w:pPr>
-              <w:rPr>
-                <w:rFonts w:ascii="Plus Jakarta Sans" w:eastAsia="Times New Roman" w:hAnsi="Plus Jakarta Sans"/>
-                <w:sz w:val="20"/>
-                <w:szCs w:val="20"/>
-              </w:rPr>
-            </w:pPr>
-            <w:r>
-              <w:rPr>
-                <w:rFonts w:ascii="Plus Jakarta Sans" w:eastAsia="Times New Roman" w:hAnsi="Plus Jakarta Sans"/>
-                <w:sz w:val="20"/>
-                <w:szCs w:val="20"/>
-              </w:rPr>
-              <w:t>531</w:t>
+              <w:t>878</w:t>
+            </w:r>
+          </w:p>
+        </w:tc>
+        <w:tc>
+          <w:tcPr>
+            <w:tcW w:w="0" w:type="auto"/>
+            <w:tcMar>
+              <w:top w:w="150" w:type="dxa"/>
+              <w:left w:w="210" w:type="dxa"/>
+              <w:bottom w:w="150" w:type="dxa"/>
+              <w:right w:w="210" w:type="dxa"/>
+            </w:tcMar>
+            <w:vAlign w:val="center"/>
+            <w:hideMark/>
+          </w:tcPr>
+          <w:p>
+            <w:pPr>
+              <w:rPr>
+                <w:rFonts w:ascii="Plus Jakarta Sans" w:eastAsia="Times New Roman" w:hAnsi="Plus Jakarta Sans"/>
+                <w:sz w:val="20"/>
+                <w:szCs w:val="20"/>
+              </w:rPr>
+            </w:pPr>
+            <w:r>
+              <w:rPr>
+                <w:rFonts w:ascii="Plus Jakarta Sans" w:eastAsia="Times New Roman" w:hAnsi="Plus Jakarta Sans"/>
+                <w:sz w:val="20"/>
+                <w:szCs w:val="20"/>
+              </w:rPr>
+              <w:t>681</w:t>
             </w:r>
           </w:p>
         </w:tc>
@@ -17514,7 +17506,7 @@
                 <w:sz w:val="20"/>
                 <w:szCs w:val="20"/>
               </w:rPr>
-              <w:t>1,328</w:t>
+              <w:t>1,805</w:t>
             </w:r>
           </w:p>
         </w:tc>
@@ -17523,7 +17515,7 @@
     <w:p>
       <w:pPr>
         <w:pStyle w:val="Ttulo4"/>
-        <w:divId w:val="1751079550"/>
+        <w:divId w:val="1098213800"/>
         <w:rPr>
           <w:rFonts w:eastAsia="Times New Roman"/>
           <w:lang w:val="es-ES"/>
@@ -17541,7 +17533,7 @@
       <w:pPr>
         <w:spacing w:before="375" w:after="225"/>
         <w:jc w:val="center"/>
-        <w:divId w:val="1824930397"/>
+        <w:divId w:val="2060015036"/>
         <w:rPr>
           <w:rFonts w:ascii="Outfit" w:eastAsia="Times New Roman" w:hAnsi="Outfit"/>
           <w:b/>
@@ -17571,7 +17563,7 @@
       <w:pPr>
         <w:spacing w:after="375"/>
         <w:jc w:val="center"/>
-        <w:divId w:val="748039691"/>
+        <w:divId w:val="536940096"/>
         <w:rPr>
           <w:rFonts w:ascii="Plus Jakarta Sans" w:eastAsia="Times New Roman" w:hAnsi="Plus Jakarta Sans"/>
           <w:lang w:val="es-ES"/>
@@ -17750,7 +17742,7 @@
           <w:rFonts w:ascii="Plus Jakarta Sans" w:eastAsia="Times New Roman" w:hAnsi="Plus Jakarta Sans"/>
           <w:lang w:val="es-ES"/>
         </w:rPr>
-        <w:t>67</w:t>
+        <w:t>73</w:t>
       </w:r>
       <w:r>
         <w:rPr>
@@ -17771,7 +17763,7 @@
           <w:rFonts w:ascii="Plus Jakarta Sans" w:eastAsia="Times New Roman" w:hAnsi="Plus Jakarta Sans"/>
           <w:lang w:val="es-ES"/>
         </w:rPr>
-        <w:t>32</w:t>
+        <w:t>26</w:t>
       </w:r>
       <w:r>
         <w:rPr>
@@ -17813,7 +17805,7 @@
           <w:rFonts w:ascii="Plus Jakarta Sans" w:eastAsia="Times New Roman" w:hAnsi="Plus Jakarta Sans"/>
           <w:lang w:val="es-ES"/>
         </w:rPr>
-        <w:t>67</w:t>
+        <w:t>68</w:t>
       </w:r>
       <w:r>
         <w:rPr>
@@ -17834,7 +17826,7 @@
           <w:rFonts w:ascii="Plus Jakarta Sans" w:eastAsia="Times New Roman" w:hAnsi="Plus Jakarta Sans"/>
           <w:lang w:val="es-ES"/>
         </w:rPr>
-        <w:t>32</w:t>
+        <w:t>31</w:t>
       </w:r>
       <w:r>
         <w:rPr>
@@ -17959,7 +17951,7 @@
     <w:p>
       <w:pPr>
         <w:spacing w:before="450" w:after="450"/>
-        <w:divId w:val="1751079550"/>
+        <w:divId w:val="1098213800"/>
         <w:rPr>
           <w:rFonts w:ascii="Plus Jakarta Sans" w:eastAsia="Times New Roman" w:hAnsi="Plus Jakarta Sans"/>
           <w:lang w:val="es-ES"/>
@@ -17970,7 +17962,7 @@
           <w:rFonts w:ascii="Plus Jakarta Sans" w:eastAsia="Times New Roman" w:hAnsi="Plus Jakarta Sans"/>
           <w:lang w:val="es-ES"/>
         </w:rPr>
-        <w:pict w14:anchorId="1D9F70EA">
+        <w:pict>
           <v:rect id="_x0000_i1035" style="width:0;height:.75pt" o:hralign="center" o:hrstd="t" o:hr="t" fillcolor="#a0a0a0" stroked="f"/>
         </w:pict>
       </w:r>
@@ -17978,7 +17970,7 @@
     <w:p>
       <w:pPr>
         <w:spacing w:before="450" w:after="450"/>
-        <w:divId w:val="1751079550"/>
+        <w:divId w:val="1098213800"/>
         <w:rPr>
           <w:rFonts w:ascii="Plus Jakarta Sans" w:eastAsia="Times New Roman" w:hAnsi="Plus Jakarta Sans"/>
           <w:lang w:val="es-ES"/>
@@ -17989,7 +17981,7 @@
           <w:rFonts w:ascii="Plus Jakarta Sans" w:eastAsia="Times New Roman" w:hAnsi="Plus Jakarta Sans"/>
           <w:lang w:val="es-ES"/>
         </w:rPr>
-        <w:pict w14:anchorId="08BB7277">
+        <w:pict>
           <v:rect id="_x0000_i1036" style="width:0;height:.75pt" o:hralign="center" o:hrstd="t" o:hr="t" fillcolor="#a0a0a0" stroked="f"/>
         </w:pict>
       </w:r>
@@ -17997,7 +17989,7 @@
     <w:p>
       <w:pPr>
         <w:pStyle w:val="NormalWeb"/>
-        <w:divId w:val="1751079550"/>
+        <w:divId w:val="1098213800"/>
         <w:rPr>
           <w:rFonts w:ascii="Plus Jakarta Sans" w:hAnsi="Plus Jakarta Sans"/>
           <w:lang w:val="es-ES"/>
@@ -18030,7 +18022,7 @@
           <w:rFonts w:ascii="Plus Jakarta Sans" w:hAnsi="Plus Jakarta Sans"/>
           <w:lang w:val="es-ES"/>
         </w:rPr>
-        <w:pict w14:anchorId="1A22EE37"/>
+        <w:pict/>
       </w:r>
     </w:p>
     <w:sectPr>
@@ -18046,9 +18038,9 @@
 <file path=word/numbering.xml><?xml version="1.0" encoding="utf-8"?>
 <w:numbering xmlns:wpc="http://schemas.microsoft.com/office/word/2010/wordprocessingCanvas" xmlns:cx="http://schemas.microsoft.com/office/drawing/2014/chartex" xmlns:cx1="http://schemas.microsoft.com/office/drawing/2015/9/8/chartex" xmlns:cx2="http://schemas.microsoft.com/office/drawing/2015/10/21/chartex" xmlns:cx3="http://schemas.microsoft.com/office/drawing/2016/5/9/chartex" xmlns:cx4="http://schemas.microsoft.com/office/drawing/2016/5/10/chartex" xmlns:cx5="http://schemas.microsoft.com/office/drawing/2016/5/11/chartex" xmlns:cx6="http://schemas.microsoft.com/office/drawing/2016/5/12/chartex" xmlns:cx7="http://schemas.microsoft.com/office/drawing/2016/5/13/chartex" xmlns:cx8="http://schemas.microsoft.com/office/drawing/2016/5/14/chartex" xmlns:mc="http://schemas.openxmlformats.org/markup-compatibility/2006" xmlns:aink="http://schemas.microsoft.com/office/drawing/2016/ink" xmlns:am3d="http://schemas.microsoft.com/office/drawing/2017/model3d" xmlns:o="urn:schemas-microsoft-com:office:office" xmlns:r="http://schemas.openxmlformats.org/officeDocument/2006/relationships" xmlns:m="http://schemas.openxmlformats.org/officeDocument/2006/math" xmlns:v="urn:schemas-microsoft-com:vml" xmlns:wp14="http://schemas.microsoft.com/office/word/2010/wordprocessingDrawing" xmlns:wp="http://schemas.openxmlformats.org/drawingml/2006/wordprocessingDrawing" xmlns:w10="urn:schemas-microsoft-com:office:word" xmlns:w="http://schemas.openxmlformats.org/wordprocessingml/2006/main" xmlns:w14="http://schemas.microsoft.com/office/word/2010/wordml" xmlns:w15="http://schemas.microsoft.com/office/word/2012/wordml" xmlns:w16cex="http://schemas.microsoft.com/office/word/2018/wordml/cex" xmlns:w16cid="http://schemas.microsoft.com/office/word/2016/wordml/cid" xmlns:w16="http://schemas.microsoft.com/office/word/2018/wordml" xmlns:w16sdtdh="http://schemas.microsoft.com/office/word/2020/wordml/sdtdatahash" xmlns:w16se="http://schemas.microsoft.com/office/word/2015/wordml/symex" xmlns:wpg="http://schemas.microsoft.com/office/word/2010/wordprocessingGroup" xmlns:wpi="http://schemas.microsoft.com/office/word/2010/wordprocessingInk" xmlns:wne="http://schemas.microsoft.com/office/word/2006/wordml" xmlns:wps="http://schemas.microsoft.com/office/word/2010/wordprocessingShape" mc:Ignorable="w14 w15 w16se w16cid w16 w16cex w16sdtdh wp14">
   <w:abstractNum w:abstractNumId="0" w15:restartNumberingAfterBreak="0">
-    <w:nsid w:val="07267757"/>
+    <w:nsid w:val="499758F0"/>
     <w:multiLevelType w:val="multilevel"/>
-    <w:tmpl w:val="137A748E"/>
+    <w:tmpl w:val="7BF012EE"/>
     <w:lvl w:ilvl="0">
       <w:start w:val="1"/>
       <w:numFmt w:val="bullet"/>
@@ -18195,9 +18187,9 @@
     </w:lvl>
   </w:abstractNum>
   <w:abstractNum w:abstractNumId="1" w15:restartNumberingAfterBreak="0">
-    <w:nsid w:val="3243732F"/>
+    <w:nsid w:val="61A546C3"/>
     <w:multiLevelType w:val="multilevel"/>
-    <w:tmpl w:val="3B02063E"/>
+    <w:tmpl w:val="F000F2B0"/>
     <w:lvl w:ilvl="0">
       <w:start w:val="1"/>
       <w:numFmt w:val="bullet"/>
@@ -18344,9 +18336,9 @@
     </w:lvl>
   </w:abstractNum>
   <w:abstractNum w:abstractNumId="2" w15:restartNumberingAfterBreak="0">
-    <w:nsid w:val="3AE059A4"/>
+    <w:nsid w:val="726A0E14"/>
     <w:multiLevelType w:val="multilevel"/>
-    <w:tmpl w:val="540839D4"/>
+    <w:tmpl w:val="77986308"/>
     <w:lvl w:ilvl="0">
       <w:start w:val="1"/>
       <w:numFmt w:val="bullet"/>
@@ -18493,9 +18485,9 @@
     </w:lvl>
   </w:abstractNum>
   <w:abstractNum w:abstractNumId="3" w15:restartNumberingAfterBreak="0">
-    <w:nsid w:val="4FB528E8"/>
+    <w:nsid w:val="72AB53EC"/>
     <w:multiLevelType w:val="multilevel"/>
-    <w:tmpl w:val="F4FAA632"/>
+    <w:tmpl w:val="7848EE96"/>
     <w:lvl w:ilvl="0">
       <w:start w:val="1"/>
       <w:numFmt w:val="bullet"/>
@@ -18642,16 +18634,16 @@
     </w:lvl>
   </w:abstractNum>
   <w:num w:numId="1">
+    <w:abstractNumId w:val="1"/>
+  </w:num>
+  <w:num w:numId="2">
     <w:abstractNumId w:val="2"/>
   </w:num>
-  <w:num w:numId="2">
-    <w:abstractNumId w:val="0"/>
-  </w:num>
   <w:num w:numId="3">
-    <w:abstractNumId w:val="1"/>
+    <w:abstractNumId w:val="3"/>
   </w:num>
   <w:num w:numId="4">
-    <w:abstractNumId w:val="3"/>
+    <w:abstractNumId w:val="0"/>
   </w:num>
 </w:numbering>
 </file>

--- a/public/informe_reunion_tecnica.docx
+++ b/public/informe_reunion_tecnica.docx
@@ -4,7 +4,7 @@
   <w:body>
     <w:p>
       <w:pPr>
-        <w:divId w:val="1944414825"/>
+        <w:divId w:val="325284317"/>
         <w:rPr>
           <w:rFonts w:ascii="Plus Jakarta Sans" w:eastAsia="Times New Roman" w:hAnsi="Plus Jakarta Sans"/>
           <w:lang w:val="es-ES"/>
@@ -28,7 +28,7 @@
     <w:p>
       <w:pPr>
         <w:pStyle w:val="Ttulo1"/>
-        <w:divId w:val="1098213800"/>
+        <w:divId w:val="352536562"/>
         <w:rPr>
           <w:rFonts w:eastAsia="Times New Roman"/>
           <w:lang w:val="es-ES"/>
@@ -45,7 +45,7 @@
     <w:p>
       <w:pPr>
         <w:pStyle w:val="NormalWeb"/>
-        <w:divId w:val="1098213800"/>
+        <w:divId w:val="352536562"/>
         <w:rPr>
           <w:rFonts w:ascii="Plus Jakarta Sans" w:hAnsi="Plus Jakarta Sans"/>
           <w:lang w:val="es-ES"/>
@@ -63,7 +63,7 @@
     <w:p>
       <w:pPr>
         <w:pStyle w:val="NormalWeb"/>
-        <w:divId w:val="1098213800"/>
+        <w:divId w:val="352536562"/>
         <w:rPr>
           <w:rFonts w:ascii="Plus Jakarta Sans" w:hAnsi="Plus Jakarta Sans"/>
           <w:lang w:val="es-ES"/>
@@ -102,7 +102,7 @@
     <w:p>
       <w:pPr>
         <w:spacing w:before="450" w:after="450"/>
-        <w:divId w:val="1098213800"/>
+        <w:divId w:val="352536562"/>
         <w:rPr>
           <w:rFonts w:ascii="Plus Jakarta Sans" w:eastAsia="Times New Roman" w:hAnsi="Plus Jakarta Sans"/>
           <w:lang w:val="es-ES"/>
@@ -121,7 +121,7 @@
     <w:p>
       <w:pPr>
         <w:pStyle w:val="Ttulo2"/>
-        <w:divId w:val="1098213800"/>
+        <w:divId w:val="352536562"/>
         <w:rPr>
           <w:rFonts w:eastAsia="Times New Roman"/>
           <w:lang w:val="es-ES"/>
@@ -145,7 +145,7 @@
     <w:p>
       <w:pPr>
         <w:pStyle w:val="NormalWeb"/>
-        <w:divId w:val="1098213800"/>
+        <w:divId w:val="352536562"/>
         <w:rPr>
           <w:rFonts w:ascii="Plus Jakarta Sans" w:hAnsi="Plus Jakarta Sans"/>
           <w:lang w:val="es-ES"/>
@@ -167,7 +167,7 @@
         </w:numPr>
         <w:spacing w:before="100" w:beforeAutospacing="1" w:after="90"/>
         <w:ind w:left="1020"/>
-        <w:divId w:val="1098213800"/>
+        <w:divId w:val="352536562"/>
         <w:rPr>
           <w:rFonts w:ascii="Plus Jakarta Sans" w:eastAsia="Times New Roman" w:hAnsi="Plus Jakarta Sans"/>
           <w:sz w:val="21"/>
@@ -213,7 +213,7 @@
         </w:numPr>
         <w:spacing w:before="100" w:beforeAutospacing="1" w:after="90"/>
         <w:ind w:left="1020"/>
-        <w:divId w:val="1098213800"/>
+        <w:divId w:val="352536562"/>
         <w:rPr>
           <w:rFonts w:ascii="Plus Jakarta Sans" w:eastAsia="Times New Roman" w:hAnsi="Plus Jakarta Sans"/>
           <w:sz w:val="21"/>
@@ -269,7 +269,7 @@
         </w:numPr>
         <w:spacing w:before="100" w:beforeAutospacing="1" w:after="90"/>
         <w:ind w:left="1020"/>
-        <w:divId w:val="1098213800"/>
+        <w:divId w:val="352536562"/>
         <w:rPr>
           <w:rFonts w:ascii="Plus Jakarta Sans" w:eastAsia="Times New Roman" w:hAnsi="Plus Jakarta Sans"/>
           <w:sz w:val="21"/>
@@ -315,7 +315,7 @@
         </w:numPr>
         <w:spacing w:before="100" w:beforeAutospacing="1" w:after="90"/>
         <w:ind w:left="1020"/>
-        <w:divId w:val="1098213800"/>
+        <w:divId w:val="352536562"/>
         <w:rPr>
           <w:rFonts w:ascii="Plus Jakarta Sans" w:eastAsia="Times New Roman" w:hAnsi="Plus Jakarta Sans"/>
           <w:sz w:val="21"/>
@@ -356,7 +356,7 @@
     <w:p>
       <w:pPr>
         <w:spacing w:before="450" w:after="450"/>
-        <w:divId w:val="1098213800"/>
+        <w:divId w:val="352536562"/>
         <w:rPr>
           <w:rFonts w:ascii="Plus Jakarta Sans" w:eastAsia="Times New Roman" w:hAnsi="Plus Jakarta Sans"/>
           <w:lang w:val="es-ES"/>
@@ -375,7 +375,7 @@
     <w:p>
       <w:pPr>
         <w:pStyle w:val="Ttulo2"/>
-        <w:divId w:val="1098213800"/>
+        <w:divId w:val="352536562"/>
         <w:rPr>
           <w:rFonts w:eastAsia="Times New Roman"/>
           <w:lang w:val="es-ES"/>
@@ -392,7 +392,7 @@
     <w:p>
       <w:pPr>
         <w:pStyle w:val="NormalWeb"/>
-        <w:divId w:val="1098213800"/>
+        <w:divId w:val="352536562"/>
         <w:rPr>
           <w:rFonts w:ascii="Plus Jakarta Sans" w:hAnsi="Plus Jakarta Sans"/>
           <w:lang w:val="es-ES"/>
@@ -445,7 +445,7 @@
       </w:tblGrid>
       <w:tr>
         <w:trPr>
-          <w:divId w:val="917440750"/>
+          <w:divId w:val="8988403"/>
           <w:tblHeader/>
         </w:trPr>
         <w:tc>
@@ -525,7 +525,7 @@
       </w:tr>
       <w:tr>
         <w:trPr>
-          <w:divId w:val="917440750"/>
+          <w:divId w:val="8988403"/>
         </w:trPr>
         <w:tc>
           <w:tcPr>
@@ -591,7 +591,7 @@
       </w:tr>
       <w:tr>
         <w:trPr>
-          <w:divId w:val="917440750"/>
+          <w:divId w:val="8988403"/>
         </w:trPr>
         <w:tc>
           <w:tcPr>
@@ -657,7 +657,7 @@
       </w:tr>
       <w:tr>
         <w:trPr>
-          <w:divId w:val="917440750"/>
+          <w:divId w:val="8988403"/>
         </w:trPr>
         <w:tc>
           <w:tcPr>
@@ -723,7 +723,7 @@
       </w:tr>
       <w:tr>
         <w:trPr>
-          <w:divId w:val="917440750"/>
+          <w:divId w:val="8988403"/>
         </w:trPr>
         <w:tc>
           <w:tcPr>
@@ -791,7 +791,7 @@
     <w:p>
       <w:pPr>
         <w:spacing w:before="450" w:after="450"/>
-        <w:divId w:val="1098213800"/>
+        <w:divId w:val="352536562"/>
         <w:rPr>
           <w:rFonts w:ascii="Plus Jakarta Sans" w:eastAsia="Times New Roman" w:hAnsi="Plus Jakarta Sans"/>
           <w:lang w:val="es-ES"/>
@@ -811,7 +811,7 @@
     <w:p>
       <w:pPr>
         <w:pStyle w:val="Ttulo2"/>
-        <w:divId w:val="1098213800"/>
+        <w:divId w:val="352536562"/>
         <w:rPr>
           <w:rFonts w:eastAsia="Times New Roman"/>
           <w:lang w:val="es-ES"/>
@@ -828,7 +828,7 @@
     <w:p>
       <w:pPr>
         <w:pStyle w:val="Ttulo3"/>
-        <w:divId w:val="1098213800"/>
+        <w:divId w:val="352536562"/>
         <w:rPr>
           <w:rFonts w:eastAsia="Times New Roman"/>
           <w:lang w:val="es-ES"/>
@@ -845,7 +845,7 @@
     <w:p>
       <w:pPr>
         <w:pStyle w:val="NormalWeb"/>
-        <w:divId w:val="1098213800"/>
+        <w:divId w:val="352536562"/>
         <w:rPr>
           <w:rFonts w:ascii="Plus Jakarta Sans" w:hAnsi="Plus Jakarta Sans"/>
           <w:lang w:val="es-ES"/>
@@ -885,7 +885,7 @@
       </w:tblGrid>
       <w:tr>
         <w:trPr>
-          <w:divId w:val="1477189363"/>
+          <w:divId w:val="1881624982"/>
           <w:tblHeader/>
         </w:trPr>
         <w:tc>
@@ -1039,7 +1039,7 @@
       </w:tr>
       <w:tr>
         <w:trPr>
-          <w:divId w:val="1477189363"/>
+          <w:divId w:val="1881624982"/>
         </w:trPr>
         <w:tc>
           <w:tcPr>
@@ -1165,7 +1165,7 @@
       </w:tr>
       <w:tr>
         <w:trPr>
-          <w:divId w:val="1477189363"/>
+          <w:divId w:val="1881624982"/>
         </w:trPr>
         <w:tc>
           <w:tcPr>
@@ -1291,7 +1291,7 @@
       </w:tr>
       <w:tr>
         <w:trPr>
-          <w:divId w:val="1477189363"/>
+          <w:divId w:val="1881624982"/>
         </w:trPr>
         <w:tc>
           <w:tcPr>
@@ -1417,7 +1417,7 @@
       </w:tr>
       <w:tr>
         <w:trPr>
-          <w:divId w:val="1477189363"/>
+          <w:divId w:val="1881624982"/>
         </w:trPr>
         <w:tc>
           <w:tcPr>
@@ -1543,7 +1543,7 @@
       </w:tr>
       <w:tr>
         <w:trPr>
-          <w:divId w:val="1477189363"/>
+          <w:divId w:val="1881624982"/>
         </w:trPr>
         <w:tc>
           <w:tcPr>
@@ -1677,7 +1677,7 @@
       </w:tr>
       <w:tr>
         <w:trPr>
-          <w:divId w:val="1477189363"/>
+          <w:divId w:val="1881624982"/>
         </w:trPr>
         <w:tc>
           <w:tcPr>
@@ -1803,7 +1803,7 @@
       </w:tr>
       <w:tr>
         <w:trPr>
-          <w:divId w:val="1477189363"/>
+          <w:divId w:val="1881624982"/>
         </w:trPr>
         <w:tc>
           <w:tcPr>
@@ -1929,7 +1929,7 @@
       </w:tr>
       <w:tr>
         <w:trPr>
-          <w:divId w:val="1477189363"/>
+          <w:divId w:val="1881624982"/>
         </w:trPr>
         <w:tc>
           <w:tcPr>
@@ -2057,7 +2057,7 @@
     <w:p>
       <w:pPr>
         <w:pStyle w:val="Ttulo3"/>
-        <w:divId w:val="1098213800"/>
+        <w:divId w:val="352536562"/>
         <w:rPr>
           <w:rFonts w:eastAsia="Times New Roman"/>
           <w:lang w:val="es-ES"/>
@@ -2074,7 +2074,7 @@
     <w:p>
       <w:pPr>
         <w:pStyle w:val="NormalWeb"/>
-        <w:divId w:val="1098213800"/>
+        <w:divId w:val="352536562"/>
         <w:rPr>
           <w:rFonts w:ascii="Plus Jakarta Sans" w:hAnsi="Plus Jakarta Sans"/>
           <w:lang w:val="es-ES"/>
@@ -2103,7 +2103,7 @@
         </w:numPr>
         <w:spacing w:before="100" w:beforeAutospacing="1" w:after="90"/>
         <w:ind w:left="1020"/>
-        <w:divId w:val="1098213800"/>
+        <w:divId w:val="352536562"/>
         <w:rPr>
           <w:rFonts w:ascii="Plus Jakarta Sans" w:eastAsia="Times New Roman" w:hAnsi="Plus Jakarta Sans"/>
           <w:sz w:val="21"/>
@@ -2205,7 +2205,7 @@
         </w:numPr>
         <w:spacing w:before="100" w:beforeAutospacing="1" w:after="90"/>
         <w:ind w:left="1020"/>
-        <w:divId w:val="1098213800"/>
+        <w:divId w:val="352536562"/>
         <w:rPr>
           <w:rFonts w:ascii="Plus Jakarta Sans" w:eastAsia="Times New Roman" w:hAnsi="Plus Jakarta Sans"/>
           <w:sz w:val="21"/>
@@ -2317,7 +2317,7 @@
         </w:numPr>
         <w:spacing w:before="100" w:beforeAutospacing="1" w:after="90"/>
         <w:ind w:left="1020"/>
-        <w:divId w:val="1098213800"/>
+        <w:divId w:val="352536562"/>
         <w:rPr>
           <w:rFonts w:ascii="Plus Jakarta Sans" w:eastAsia="Times New Roman" w:hAnsi="Plus Jakarta Sans"/>
           <w:sz w:val="21"/>
@@ -2423,7 +2423,7 @@
     <w:p>
       <w:pPr>
         <w:pStyle w:val="Ttulo3"/>
-        <w:divId w:val="1098213800"/>
+        <w:divId w:val="352536562"/>
         <w:rPr>
           <w:rFonts w:eastAsia="Times New Roman"/>
           <w:lang w:val="es-ES"/>
@@ -2440,7 +2440,7 @@
     <w:p>
       <w:pPr>
         <w:jc w:val="center"/>
-        <w:divId w:val="1417828057"/>
+        <w:divId w:val="458959302"/>
         <w:rPr>
           <w:rFonts w:ascii="Outfit" w:eastAsia="Times New Roman" w:hAnsi="Outfit"/>
           <w:b/>
@@ -2469,7 +2469,7 @@
     <w:p>
       <w:pPr>
         <w:jc w:val="center"/>
-        <w:divId w:val="1711148982"/>
+        <w:divId w:val="420680183"/>
         <w:rPr>
           <w:rFonts w:ascii="Plus Jakarta Sans" w:eastAsia="Times New Roman" w:hAnsi="Plus Jakarta Sans"/>
           <w:lang w:val="es-ES"/>
@@ -2864,7 +2864,7 @@
     <w:p>
       <w:pPr>
         <w:spacing w:before="450" w:after="450"/>
-        <w:divId w:val="1098213800"/>
+        <w:divId w:val="352536562"/>
         <w:rPr>
           <w:rFonts w:ascii="Plus Jakarta Sans" w:eastAsia="Times New Roman" w:hAnsi="Plus Jakarta Sans"/>
           <w:lang w:val="es-ES"/>
@@ -2883,7 +2883,7 @@
     <w:p>
       <w:pPr>
         <w:pStyle w:val="Ttulo3"/>
-        <w:divId w:val="1098213800"/>
+        <w:divId w:val="352536562"/>
         <w:rPr>
           <w:rFonts w:eastAsia="Times New Roman"/>
           <w:lang w:val="es-ES"/>
@@ -2900,7 +2900,7 @@
     <w:p>
       <w:pPr>
         <w:pStyle w:val="NormalWeb"/>
-        <w:divId w:val="1098213800"/>
+        <w:divId w:val="352536562"/>
         <w:rPr>
           <w:rFonts w:ascii="Plus Jakarta Sans" w:hAnsi="Plus Jakarta Sans"/>
           <w:lang w:val="es-ES"/>
@@ -2933,7 +2933,7 @@
       </w:tblGrid>
       <w:tr>
         <w:trPr>
-          <w:divId w:val="1507594481"/>
+          <w:divId w:val="1283077250"/>
           <w:tblHeader/>
         </w:trPr>
         <w:tc>
@@ -3087,7 +3087,7 @@
       </w:tr>
       <w:tr>
         <w:trPr>
-          <w:divId w:val="1507594481"/>
+          <w:divId w:val="1283077250"/>
         </w:trPr>
         <w:tc>
           <w:tcPr>
@@ -3221,7 +3221,7 @@
       </w:tr>
       <w:tr>
         <w:trPr>
-          <w:divId w:val="1507594481"/>
+          <w:divId w:val="1283077250"/>
         </w:trPr>
         <w:tc>
           <w:tcPr>
@@ -3355,7 +3355,7 @@
       </w:tr>
       <w:tr>
         <w:trPr>
-          <w:divId w:val="1507594481"/>
+          <w:divId w:val="1283077250"/>
         </w:trPr>
         <w:tc>
           <w:tcPr>
@@ -3489,7 +3489,7 @@
       </w:tr>
       <w:tr>
         <w:trPr>
-          <w:divId w:val="1507594481"/>
+          <w:divId w:val="1283077250"/>
         </w:trPr>
         <w:tc>
           <w:tcPr>
@@ -3623,7 +3623,7 @@
       </w:tr>
       <w:tr>
         <w:trPr>
-          <w:divId w:val="1507594481"/>
+          <w:divId w:val="1283077250"/>
         </w:trPr>
         <w:tc>
           <w:tcPr>
@@ -3757,7 +3757,7 @@
       </w:tr>
       <w:tr>
         <w:trPr>
-          <w:divId w:val="1507594481"/>
+          <w:divId w:val="1283077250"/>
         </w:trPr>
         <w:tc>
           <w:tcPr>
@@ -3893,7 +3893,7 @@
     <w:p>
       <w:pPr>
         <w:pStyle w:val="Ttulo3"/>
-        <w:divId w:val="1098213800"/>
+        <w:divId w:val="352536562"/>
         <w:rPr>
           <w:rFonts w:eastAsia="Times New Roman"/>
           <w:lang w:val="es-ES"/>
@@ -3910,7 +3910,7 @@
     <w:p>
       <w:pPr>
         <w:jc w:val="center"/>
-        <w:divId w:val="139810900"/>
+        <w:divId w:val="2047096783"/>
         <w:rPr>
           <w:rFonts w:ascii="Outfit" w:eastAsia="Times New Roman" w:hAnsi="Outfit"/>
           <w:b/>
@@ -3939,7 +3939,7 @@
     <w:p>
       <w:pPr>
         <w:jc w:val="center"/>
-        <w:divId w:val="1008679623"/>
+        <w:divId w:val="158742085"/>
         <w:rPr>
           <w:rFonts w:ascii="Plus Jakarta Sans" w:eastAsia="Times New Roman" w:hAnsi="Plus Jakarta Sans"/>
           <w:lang w:val="es-ES"/>
@@ -4313,7 +4313,7 @@
     <w:p>
       <w:pPr>
         <w:spacing w:before="450" w:after="450"/>
-        <w:divId w:val="1098213800"/>
+        <w:divId w:val="352536562"/>
         <w:rPr>
           <w:rFonts w:ascii="Plus Jakarta Sans" w:eastAsia="Times New Roman" w:hAnsi="Plus Jakarta Sans"/>
           <w:lang w:val="es-ES"/>
@@ -4333,7 +4333,7 @@
     <w:p>
       <w:pPr>
         <w:pStyle w:val="Ttulo3"/>
-        <w:divId w:val="1098213800"/>
+        <w:divId w:val="352536562"/>
         <w:rPr>
           <w:rFonts w:eastAsia="Times New Roman"/>
           <w:lang w:val="es-ES"/>
@@ -4350,7 +4350,7 @@
     <w:p>
       <w:pPr>
         <w:pStyle w:val="NormalWeb"/>
-        <w:divId w:val="1098213800"/>
+        <w:divId w:val="352536562"/>
         <w:rPr>
           <w:rFonts w:ascii="Plus Jakarta Sans" w:hAnsi="Plus Jakarta Sans"/>
           <w:lang w:val="es-ES"/>
@@ -4372,7 +4372,7 @@
         </w:numPr>
         <w:spacing w:before="100" w:beforeAutospacing="1" w:after="90"/>
         <w:ind w:left="1020"/>
-        <w:divId w:val="1098213800"/>
+        <w:divId w:val="352536562"/>
         <w:rPr>
           <w:rFonts w:ascii="Plus Jakarta Sans" w:eastAsia="Times New Roman" w:hAnsi="Plus Jakarta Sans"/>
           <w:sz w:val="21"/>
@@ -4408,7 +4408,7 @@
         </w:numPr>
         <w:spacing w:before="100" w:beforeAutospacing="1" w:after="90"/>
         <w:ind w:left="1020"/>
-        <w:divId w:val="1098213800"/>
+        <w:divId w:val="352536562"/>
         <w:rPr>
           <w:rFonts w:ascii="Plus Jakarta Sans" w:eastAsia="Times New Roman" w:hAnsi="Plus Jakarta Sans"/>
           <w:sz w:val="21"/>
@@ -4453,7 +4453,7 @@
         </w:numPr>
         <w:spacing w:before="100" w:beforeAutospacing="1" w:after="90"/>
         <w:ind w:left="1020"/>
-        <w:divId w:val="1098213800"/>
+        <w:divId w:val="352536562"/>
         <w:rPr>
           <w:rFonts w:ascii="Plus Jakarta Sans" w:eastAsia="Times New Roman" w:hAnsi="Plus Jakarta Sans"/>
           <w:sz w:val="21"/>
@@ -4498,7 +4498,7 @@
         </w:numPr>
         <w:spacing w:before="100" w:beforeAutospacing="1" w:after="90"/>
         <w:ind w:left="1020"/>
-        <w:divId w:val="1098213800"/>
+        <w:divId w:val="352536562"/>
         <w:rPr>
           <w:rFonts w:ascii="Plus Jakarta Sans" w:eastAsia="Times New Roman" w:hAnsi="Plus Jakarta Sans"/>
           <w:sz w:val="21"/>
@@ -4554,7 +4554,7 @@
       </w:tblGrid>
       <w:tr>
         <w:trPr>
-          <w:divId w:val="1913540566"/>
+          <w:divId w:val="1116220387"/>
           <w:tblHeader/>
         </w:trPr>
         <w:tc>
@@ -4708,7 +4708,7 @@
       </w:tr>
       <w:tr>
         <w:trPr>
-          <w:divId w:val="1913540566"/>
+          <w:divId w:val="1116220387"/>
         </w:trPr>
         <w:tc>
           <w:tcPr>
@@ -4834,7 +4834,7 @@
       </w:tr>
       <w:tr>
         <w:trPr>
-          <w:divId w:val="1913540566"/>
+          <w:divId w:val="1116220387"/>
         </w:trPr>
         <w:tc>
           <w:tcPr>
@@ -4960,7 +4960,7 @@
       </w:tr>
       <w:tr>
         <w:trPr>
-          <w:divId w:val="1913540566"/>
+          <w:divId w:val="1116220387"/>
         </w:trPr>
         <w:tc>
           <w:tcPr>
@@ -5086,7 +5086,7 @@
       </w:tr>
       <w:tr>
         <w:trPr>
-          <w:divId w:val="1913540566"/>
+          <w:divId w:val="1116220387"/>
         </w:trPr>
         <w:tc>
           <w:tcPr>
@@ -5214,7 +5214,7 @@
     <w:p>
       <w:pPr>
         <w:spacing w:before="450" w:after="450"/>
-        <w:divId w:val="1098213800"/>
+        <w:divId w:val="352536562"/>
         <w:rPr>
           <w:rFonts w:ascii="Plus Jakarta Sans" w:eastAsia="Times New Roman" w:hAnsi="Plus Jakarta Sans"/>
           <w:lang w:val="es-ES"/>
@@ -5233,7 +5233,7 @@
     <w:p>
       <w:pPr>
         <w:pStyle w:val="Ttulo3"/>
-        <w:divId w:val="1098213800"/>
+        <w:divId w:val="352536562"/>
         <w:rPr>
           <w:rFonts w:eastAsia="Times New Roman"/>
           <w:lang w:val="es-ES"/>
@@ -5250,7 +5250,7 @@
     <w:p>
       <w:pPr>
         <w:pStyle w:val="NormalWeb"/>
-        <w:divId w:val="1098213800"/>
+        <w:divId w:val="352536562"/>
         <w:rPr>
           <w:rFonts w:ascii="Plus Jakarta Sans" w:hAnsi="Plus Jakarta Sans"/>
           <w:lang w:val="es-ES"/>
@@ -5274,7 +5274,7 @@
     <w:p>
       <w:pPr>
         <w:pStyle w:val="Ttulo4"/>
-        <w:divId w:val="1098213800"/>
+        <w:divId w:val="352536562"/>
         <w:rPr>
           <w:rFonts w:eastAsia="Times New Roman"/>
           <w:lang w:val="es-ES"/>
@@ -5291,7 +5291,7 @@
     <w:p>
       <w:pPr>
         <w:jc w:val="center"/>
-        <w:divId w:val="1866940417"/>
+        <w:divId w:val="674114649"/>
         <w:rPr>
           <w:rFonts w:ascii="Outfit" w:eastAsia="Times New Roman" w:hAnsi="Outfit"/>
           <w:b/>
@@ -5320,7 +5320,7 @@
     <w:p>
       <w:pPr>
         <w:jc w:val="center"/>
-        <w:divId w:val="1972056375"/>
+        <w:divId w:val="2049377079"/>
         <w:rPr>
           <w:rFonts w:ascii="Plus Jakarta Sans" w:eastAsia="Times New Roman" w:hAnsi="Plus Jakarta Sans"/>
           <w:lang w:val="es-ES"/>
@@ -5603,7 +5603,7 @@
     <w:p>
       <w:pPr>
         <w:pStyle w:val="Ttulo4"/>
-        <w:divId w:val="1098213800"/>
+        <w:divId w:val="352536562"/>
         <w:rPr>
           <w:rFonts w:eastAsia="Times New Roman"/>
           <w:lang w:val="es-ES"/>
@@ -5627,7 +5627,7 @@
     <w:p>
       <w:pPr>
         <w:jc w:val="center"/>
-        <w:divId w:val="318312967"/>
+        <w:divId w:val="1506244056"/>
         <w:rPr>
           <w:rFonts w:ascii="Outfit" w:eastAsia="Times New Roman" w:hAnsi="Outfit"/>
           <w:b/>
@@ -5656,7 +5656,7 @@
     <w:p>
       <w:pPr>
         <w:jc w:val="center"/>
-        <w:divId w:val="485126657"/>
+        <w:divId w:val="417142120"/>
         <w:rPr>
           <w:rFonts w:ascii="Plus Jakarta Sans" w:eastAsia="Times New Roman" w:hAnsi="Plus Jakarta Sans"/>
           <w:lang w:val="es-ES"/>
@@ -5974,7 +5974,7 @@
     <w:p>
       <w:pPr>
         <w:pStyle w:val="Ttulo4"/>
-        <w:divId w:val="1098213800"/>
+        <w:divId w:val="352536562"/>
         <w:rPr>
           <w:rFonts w:eastAsia="Times New Roman"/>
           <w:lang w:val="es-ES"/>
@@ -5992,7 +5992,7 @@
     <w:p>
       <w:pPr>
         <w:jc w:val="center"/>
-        <w:divId w:val="1123960460"/>
+        <w:divId w:val="943923399"/>
         <w:rPr>
           <w:rFonts w:ascii="Outfit" w:eastAsia="Times New Roman" w:hAnsi="Outfit"/>
           <w:b/>
@@ -6021,7 +6021,7 @@
     <w:p>
       <w:pPr>
         <w:jc w:val="center"/>
-        <w:divId w:val="394209785"/>
+        <w:divId w:val="231042764"/>
         <w:rPr>
           <w:rFonts w:ascii="Plus Jakarta Sans" w:eastAsia="Times New Roman" w:hAnsi="Plus Jakarta Sans"/>
           <w:lang w:val="es-ES"/>
@@ -6325,7 +6325,7 @@
     <w:p>
       <w:pPr>
         <w:spacing w:before="450" w:after="450"/>
-        <w:divId w:val="1098213800"/>
+        <w:divId w:val="352536562"/>
         <w:rPr>
           <w:rFonts w:ascii="Plus Jakarta Sans" w:eastAsia="Times New Roman" w:hAnsi="Plus Jakarta Sans"/>
           <w:lang w:val="es-ES"/>
@@ -6344,7 +6344,7 @@
     <w:p>
       <w:pPr>
         <w:pStyle w:val="Ttulo3"/>
-        <w:divId w:val="1098213800"/>
+        <w:divId w:val="352536562"/>
         <w:rPr>
           <w:rFonts w:eastAsia="Times New Roman"/>
           <w:lang w:val="es-ES"/>
@@ -6361,7 +6361,7 @@
     <w:p>
       <w:pPr>
         <w:pStyle w:val="NormalWeb"/>
-        <w:divId w:val="1098213800"/>
+        <w:divId w:val="352536562"/>
         <w:rPr>
           <w:rFonts w:ascii="Plus Jakarta Sans" w:hAnsi="Plus Jakarta Sans"/>
           <w:lang w:val="es-ES"/>
@@ -6385,7 +6385,7 @@
     <w:p>
       <w:pPr>
         <w:pStyle w:val="Ttulo4"/>
-        <w:divId w:val="1098213800"/>
+        <w:divId w:val="352536562"/>
         <w:rPr>
           <w:rFonts w:eastAsia="Times New Roman"/>
           <w:lang w:val="es-ES"/>
@@ -6402,7 +6402,7 @@
     <w:p>
       <w:pPr>
         <w:pStyle w:val="NormalWeb"/>
-        <w:divId w:val="1098213800"/>
+        <w:divId w:val="352536562"/>
         <w:rPr>
           <w:rFonts w:ascii="Plus Jakarta Sans" w:hAnsi="Plus Jakarta Sans"/>
           <w:lang w:val="es-ES"/>
@@ -6433,7 +6433,7 @@
       </w:tblGrid>
       <w:tr>
         <w:trPr>
-          <w:divId w:val="526142459"/>
+          <w:divId w:val="116293211"/>
           <w:tblHeader/>
         </w:trPr>
         <w:tc>
@@ -6513,7 +6513,7 @@
       </w:tr>
       <w:tr>
         <w:trPr>
-          <w:divId w:val="526142459"/>
+          <w:divId w:val="116293211"/>
         </w:trPr>
         <w:tc>
           <w:tcPr>
@@ -6602,7 +6602,7 @@
     <w:p>
       <w:pPr>
         <w:pStyle w:val="Ttulo4"/>
-        <w:divId w:val="1098213800"/>
+        <w:divId w:val="352536562"/>
         <w:rPr>
           <w:rFonts w:eastAsia="Times New Roman"/>
           <w:lang w:val="es-ES"/>
@@ -6619,7 +6619,7 @@
     <w:p>
       <w:pPr>
         <w:pStyle w:val="NormalWeb"/>
-        <w:divId w:val="1098213800"/>
+        <w:divId w:val="352536562"/>
         <w:rPr>
           <w:rFonts w:ascii="Plus Jakarta Sans" w:hAnsi="Plus Jakarta Sans"/>
           <w:lang w:val="es-ES"/>
@@ -6650,7 +6650,7 @@
       </w:tblGrid>
       <w:tr>
         <w:trPr>
-          <w:divId w:val="1973368147"/>
+          <w:divId w:val="157964385"/>
           <w:tblHeader/>
         </w:trPr>
         <w:tc>
@@ -6730,7 +6730,7 @@
       </w:tr>
       <w:tr>
         <w:trPr>
-          <w:divId w:val="1973368147"/>
+          <w:divId w:val="157964385"/>
         </w:trPr>
         <w:tc>
           <w:tcPr>
@@ -6828,7 +6828,7 @@
     <w:p>
       <w:pPr>
         <w:pStyle w:val="Ttulo4"/>
-        <w:divId w:val="1098213800"/>
+        <w:divId w:val="352536562"/>
         <w:rPr>
           <w:rFonts w:eastAsia="Times New Roman"/>
           <w:lang w:val="es-ES"/>
@@ -6845,7 +6845,7 @@
     <w:p>
       <w:pPr>
         <w:pStyle w:val="NormalWeb"/>
-        <w:divId w:val="1098213800"/>
+        <w:divId w:val="352536562"/>
         <w:rPr>
           <w:rFonts w:ascii="Plus Jakarta Sans" w:hAnsi="Plus Jakarta Sans"/>
           <w:lang w:val="es-ES"/>
@@ -6876,7 +6876,7 @@
       </w:tblGrid>
       <w:tr>
         <w:trPr>
-          <w:divId w:val="2064718757"/>
+          <w:divId w:val="647587675"/>
           <w:tblHeader/>
         </w:trPr>
         <w:tc>
@@ -6957,7 +6957,7 @@
       </w:tr>
       <w:tr>
         <w:trPr>
-          <w:divId w:val="2064718757"/>
+          <w:divId w:val="647587675"/>
         </w:trPr>
         <w:tc>
           <w:tcPr>
@@ -7046,7 +7046,7 @@
     <w:p>
       <w:pPr>
         <w:spacing w:before="450" w:after="450"/>
-        <w:divId w:val="1098213800"/>
+        <w:divId w:val="352536562"/>
         <w:rPr>
           <w:rFonts w:ascii="Plus Jakarta Sans" w:eastAsia="Times New Roman" w:hAnsi="Plus Jakarta Sans"/>
           <w:lang w:val="es-ES"/>
@@ -7065,7 +7065,7 @@
     <w:p>
       <w:pPr>
         <w:pStyle w:val="Ttulo2"/>
-        <w:divId w:val="1098213800"/>
+        <w:divId w:val="352536562"/>
         <w:rPr>
           <w:rFonts w:eastAsia="Times New Roman"/>
           <w:lang w:val="es-ES"/>
@@ -7082,7 +7082,7 @@
     <w:p>
       <w:pPr>
         <w:pStyle w:val="NormalWeb"/>
-        <w:divId w:val="1098213800"/>
+        <w:divId w:val="352536562"/>
         <w:rPr>
           <w:rFonts w:ascii="Plus Jakarta Sans" w:hAnsi="Plus Jakarta Sans"/>
           <w:lang w:val="es-ES"/>
@@ -7099,7 +7099,7 @@
     <w:p>
       <w:pPr>
         <w:pStyle w:val="Ttulo3"/>
-        <w:divId w:val="1098213800"/>
+        <w:divId w:val="352536562"/>
         <w:rPr>
           <w:rFonts w:eastAsia="Times New Roman"/>
           <w:lang w:val="es-ES"/>
@@ -7116,7 +7116,7 @@
     <w:p>
       <w:pPr>
         <w:pStyle w:val="NormalWeb"/>
-        <w:divId w:val="1098213800"/>
+        <w:divId w:val="352536562"/>
         <w:rPr>
           <w:rFonts w:ascii="Plus Jakarta Sans" w:hAnsi="Plus Jakarta Sans"/>
           <w:lang w:val="es-ES"/>
@@ -7149,7 +7149,7 @@
       </w:tblGrid>
       <w:tr>
         <w:trPr>
-          <w:divId w:val="174926851"/>
+          <w:divId w:val="471601693"/>
           <w:tblHeader/>
         </w:trPr>
         <w:tc>
@@ -7314,7 +7314,7 @@
       </w:tr>
       <w:tr>
         <w:trPr>
-          <w:divId w:val="174926851"/>
+          <w:divId w:val="471601693"/>
         </w:trPr>
         <w:tc>
           <w:tcPr>
@@ -7440,7 +7440,7 @@
       </w:tr>
       <w:tr>
         <w:trPr>
-          <w:divId w:val="174926851"/>
+          <w:divId w:val="471601693"/>
         </w:trPr>
         <w:tc>
           <w:tcPr>
@@ -7566,7 +7566,7 @@
       </w:tr>
       <w:tr>
         <w:trPr>
-          <w:divId w:val="174926851"/>
+          <w:divId w:val="471601693"/>
         </w:trPr>
         <w:tc>
           <w:tcPr>
@@ -7692,7 +7692,7 @@
       </w:tr>
       <w:tr>
         <w:trPr>
-          <w:divId w:val="174926851"/>
+          <w:divId w:val="471601693"/>
         </w:trPr>
         <w:tc>
           <w:tcPr>
@@ -7820,7 +7820,7 @@
     <w:p>
       <w:pPr>
         <w:pStyle w:val="Ttulo3"/>
-        <w:divId w:val="1098213800"/>
+        <w:divId w:val="352536562"/>
         <w:rPr>
           <w:rFonts w:eastAsia="Times New Roman"/>
           <w:lang w:val="es-ES"/>
@@ -7838,7 +7838,7 @@
       <w:pPr>
         <w:spacing w:before="375" w:after="225"/>
         <w:jc w:val="center"/>
-        <w:divId w:val="290020157"/>
+        <w:divId w:val="2013140033"/>
         <w:rPr>
           <w:rFonts w:ascii="Outfit" w:eastAsia="Times New Roman" w:hAnsi="Outfit"/>
           <w:b/>
@@ -7868,7 +7868,7 @@
       <w:pPr>
         <w:spacing w:after="375"/>
         <w:jc w:val="center"/>
-        <w:divId w:val="1526210711"/>
+        <w:divId w:val="269633010"/>
         <w:rPr>
           <w:rFonts w:ascii="Plus Jakarta Sans" w:eastAsia="Times New Roman" w:hAnsi="Plus Jakarta Sans"/>
           <w:lang w:val="es-ES"/>
@@ -8235,7 +8235,7 @@
     <w:p>
       <w:pPr>
         <w:pStyle w:val="Ttulo3"/>
-        <w:divId w:val="1098213800"/>
+        <w:divId w:val="352536562"/>
         <w:rPr>
           <w:rFonts w:eastAsia="Times New Roman"/>
           <w:lang w:val="es-ES"/>
@@ -8259,7 +8259,7 @@
     <w:p>
       <w:pPr>
         <w:pStyle w:val="NormalWeb"/>
-        <w:divId w:val="1098213800"/>
+        <w:divId w:val="352536562"/>
         <w:rPr>
           <w:rFonts w:ascii="Plus Jakarta Sans" w:hAnsi="Plus Jakarta Sans"/>
           <w:lang w:val="es-ES"/>
@@ -8281,7 +8281,7 @@
         </w:numPr>
         <w:spacing w:before="100" w:beforeAutospacing="1" w:after="90"/>
         <w:ind w:left="1020"/>
-        <w:divId w:val="1098213800"/>
+        <w:divId w:val="352536562"/>
         <w:rPr>
           <w:rFonts w:ascii="Plus Jakarta Sans" w:eastAsia="Times New Roman" w:hAnsi="Plus Jakarta Sans"/>
           <w:sz w:val="21"/>
@@ -8317,7 +8317,7 @@
         </w:numPr>
         <w:spacing w:before="100" w:beforeAutospacing="1" w:after="90"/>
         <w:ind w:left="1020"/>
-        <w:divId w:val="1098213800"/>
+        <w:divId w:val="352536562"/>
         <w:rPr>
           <w:rFonts w:ascii="Plus Jakarta Sans" w:eastAsia="Times New Roman" w:hAnsi="Plus Jakarta Sans"/>
           <w:sz w:val="21"/>
@@ -8362,7 +8362,7 @@
         </w:numPr>
         <w:spacing w:before="100" w:beforeAutospacing="1" w:after="90"/>
         <w:ind w:left="1020"/>
-        <w:divId w:val="1098213800"/>
+        <w:divId w:val="352536562"/>
         <w:rPr>
           <w:rFonts w:ascii="Plus Jakarta Sans" w:eastAsia="Times New Roman" w:hAnsi="Plus Jakarta Sans"/>
           <w:sz w:val="21"/>
@@ -8416,7 +8416,7 @@
         </w:numPr>
         <w:spacing w:before="100" w:beforeAutospacing="1" w:after="90"/>
         <w:ind w:left="1020"/>
-        <w:divId w:val="1098213800"/>
+        <w:divId w:val="352536562"/>
         <w:rPr>
           <w:rFonts w:ascii="Plus Jakarta Sans" w:eastAsia="Times New Roman" w:hAnsi="Plus Jakarta Sans"/>
           <w:sz w:val="21"/>
@@ -8461,7 +8461,7 @@
         </w:numPr>
         <w:spacing w:before="100" w:beforeAutospacing="1" w:after="90"/>
         <w:ind w:left="1020"/>
-        <w:divId w:val="1098213800"/>
+        <w:divId w:val="352536562"/>
         <w:rPr>
           <w:rFonts w:ascii="Plus Jakarta Sans" w:eastAsia="Times New Roman" w:hAnsi="Plus Jakarta Sans"/>
           <w:sz w:val="21"/>
@@ -8497,7 +8497,7 @@
         </w:numPr>
         <w:spacing w:before="100" w:beforeAutospacing="1" w:after="90"/>
         <w:ind w:left="1020"/>
-        <w:divId w:val="1098213800"/>
+        <w:divId w:val="352536562"/>
         <w:rPr>
           <w:rFonts w:ascii="Plus Jakarta Sans" w:eastAsia="Times New Roman" w:hAnsi="Plus Jakarta Sans"/>
           <w:sz w:val="21"/>
@@ -8542,7 +8542,7 @@
         </w:numPr>
         <w:spacing w:before="100" w:beforeAutospacing="1" w:after="90"/>
         <w:ind w:left="1020"/>
-        <w:divId w:val="1098213800"/>
+        <w:divId w:val="352536562"/>
         <w:rPr>
           <w:rFonts w:ascii="Plus Jakarta Sans" w:eastAsia="Times New Roman" w:hAnsi="Plus Jakarta Sans"/>
           <w:sz w:val="21"/>
@@ -8587,7 +8587,7 @@
         </w:numPr>
         <w:spacing w:before="100" w:beforeAutospacing="1" w:after="90"/>
         <w:ind w:left="1020"/>
-        <w:divId w:val="1098213800"/>
+        <w:divId w:val="352536562"/>
         <w:rPr>
           <w:rFonts w:ascii="Plus Jakarta Sans" w:eastAsia="Times New Roman" w:hAnsi="Plus Jakarta Sans"/>
           <w:sz w:val="21"/>
@@ -8632,7 +8632,7 @@
         </w:numPr>
         <w:spacing w:before="100" w:beforeAutospacing="1" w:after="90"/>
         <w:ind w:left="1020"/>
-        <w:divId w:val="1098213800"/>
+        <w:divId w:val="352536562"/>
         <w:rPr>
           <w:rFonts w:ascii="Plus Jakarta Sans" w:eastAsia="Times New Roman" w:hAnsi="Plus Jakarta Sans"/>
           <w:sz w:val="21"/>
@@ -8668,7 +8668,7 @@
         </w:numPr>
         <w:spacing w:before="100" w:beforeAutospacing="1" w:after="90"/>
         <w:ind w:left="1020"/>
-        <w:divId w:val="1098213800"/>
+        <w:divId w:val="352536562"/>
         <w:rPr>
           <w:rFonts w:ascii="Plus Jakarta Sans" w:eastAsia="Times New Roman" w:hAnsi="Plus Jakarta Sans"/>
           <w:sz w:val="21"/>
@@ -8722,7 +8722,7 @@
         </w:numPr>
         <w:spacing w:before="100" w:beforeAutospacing="1" w:after="90"/>
         <w:ind w:left="1020"/>
-        <w:divId w:val="1098213800"/>
+        <w:divId w:val="352536562"/>
         <w:rPr>
           <w:rFonts w:ascii="Plus Jakarta Sans" w:eastAsia="Times New Roman" w:hAnsi="Plus Jakarta Sans"/>
           <w:sz w:val="21"/>
@@ -8767,7 +8767,7 @@
         </w:numPr>
         <w:spacing w:before="100" w:beforeAutospacing="1" w:after="90"/>
         <w:ind w:left="1020"/>
-        <w:divId w:val="1098213800"/>
+        <w:divId w:val="352536562"/>
         <w:rPr>
           <w:rFonts w:ascii="Plus Jakarta Sans" w:eastAsia="Times New Roman" w:hAnsi="Plus Jakarta Sans"/>
           <w:sz w:val="21"/>
@@ -8807,7 +8807,7 @@
     <w:p>
       <w:pPr>
         <w:pStyle w:val="Ttulo3"/>
-        <w:divId w:val="1098213800"/>
+        <w:divId w:val="352536562"/>
         <w:rPr>
           <w:rFonts w:eastAsia="Times New Roman"/>
           <w:lang w:val="es-ES"/>
@@ -8825,7 +8825,7 @@
       <w:pPr>
         <w:spacing w:before="375" w:after="225"/>
         <w:jc w:val="center"/>
-        <w:divId w:val="1153060241"/>
+        <w:divId w:val="2041588286"/>
         <w:rPr>
           <w:rFonts w:ascii="Outfit" w:eastAsia="Times New Roman" w:hAnsi="Outfit"/>
           <w:b/>
@@ -8855,7 +8855,7 @@
       <w:pPr>
         <w:spacing w:after="375"/>
         <w:jc w:val="center"/>
-        <w:divId w:val="1166435549"/>
+        <w:divId w:val="471555047"/>
         <w:rPr>
           <w:rFonts w:ascii="Plus Jakarta Sans" w:eastAsia="Times New Roman" w:hAnsi="Plus Jakarta Sans"/>
           <w:lang w:val="es-ES"/>
@@ -9145,7 +9145,7 @@
     <w:p>
       <w:pPr>
         <w:spacing w:before="450" w:after="450"/>
-        <w:divId w:val="1098213800"/>
+        <w:divId w:val="352536562"/>
         <w:rPr>
           <w:rFonts w:ascii="Plus Jakarta Sans" w:eastAsia="Times New Roman" w:hAnsi="Plus Jakarta Sans"/>
           <w:lang w:val="es-ES"/>
@@ -9164,7 +9164,7 @@
     <w:p>
       <w:pPr>
         <w:pStyle w:val="Ttulo2"/>
-        <w:divId w:val="1098213800"/>
+        <w:divId w:val="352536562"/>
         <w:rPr>
           <w:rFonts w:eastAsia="Times New Roman"/>
           <w:lang w:val="es-ES"/>
@@ -9181,7 +9181,7 @@
     <w:p>
       <w:pPr>
         <w:pStyle w:val="NormalWeb"/>
-        <w:divId w:val="1098213800"/>
+        <w:divId w:val="352536562"/>
         <w:rPr>
           <w:rFonts w:ascii="Plus Jakarta Sans" w:hAnsi="Plus Jakarta Sans"/>
           <w:lang w:val="es-ES"/>
@@ -9198,7 +9198,7 @@
     <w:p>
       <w:pPr>
         <w:pStyle w:val="NormalWeb"/>
-        <w:divId w:val="1098213800"/>
+        <w:divId w:val="352536562"/>
         <w:rPr>
           <w:rFonts w:ascii="Plus Jakarta Sans" w:hAnsi="Plus Jakarta Sans"/>
           <w:lang w:val="es-ES"/>
@@ -9260,7 +9260,7 @@
     <w:p>
       <w:pPr>
         <w:pStyle w:val="NormalWeb"/>
-        <w:divId w:val="1098213800"/>
+        <w:divId w:val="352536562"/>
         <w:rPr>
           <w:rFonts w:ascii="Plus Jakarta Sans" w:hAnsi="Plus Jakarta Sans"/>
           <w:lang w:val="es-ES"/>
@@ -9314,7 +9314,7 @@
     <w:p>
       <w:pPr>
         <w:pStyle w:val="NormalWeb"/>
-        <w:divId w:val="1098213800"/>
+        <w:divId w:val="352536562"/>
         <w:rPr>
           <w:rFonts w:ascii="Plus Jakarta Sans" w:hAnsi="Plus Jakarta Sans"/>
           <w:lang w:val="es-ES"/>
@@ -9375,7 +9375,7 @@
     <w:p>
       <w:pPr>
         <w:pStyle w:val="NormalWeb"/>
-        <w:divId w:val="1098213800"/>
+        <w:divId w:val="352536562"/>
         <w:rPr>
           <w:rFonts w:ascii="Plus Jakarta Sans" w:hAnsi="Plus Jakarta Sans"/>
           <w:lang w:val="es-ES"/>
@@ -9429,7 +9429,7 @@
     <w:p>
       <w:pPr>
         <w:spacing w:before="450" w:after="450"/>
-        <w:divId w:val="1098213800"/>
+        <w:divId w:val="352536562"/>
         <w:rPr>
           <w:rFonts w:ascii="Plus Jakarta Sans" w:eastAsia="Times New Roman" w:hAnsi="Plus Jakarta Sans"/>
           <w:lang w:val="es-ES"/>
@@ -9448,7 +9448,7 @@
     <w:p>
       <w:pPr>
         <w:pStyle w:val="Ttulo2"/>
-        <w:divId w:val="1098213800"/>
+        <w:divId w:val="352536562"/>
         <w:rPr>
           <w:rFonts w:eastAsia="Times New Roman"/>
           <w:lang w:val="es-ES"/>
@@ -9465,7 +9465,7 @@
     <w:p>
       <w:pPr>
         <w:pStyle w:val="NormalWeb"/>
-        <w:divId w:val="1098213800"/>
+        <w:divId w:val="352536562"/>
         <w:rPr>
           <w:rFonts w:ascii="Plus Jakarta Sans" w:hAnsi="Plus Jakarta Sans"/>
           <w:lang w:val="es-ES"/>
@@ -9504,7 +9504,7 @@
     <w:p>
       <w:pPr>
         <w:pStyle w:val="Ttulo3"/>
-        <w:divId w:val="1098213800"/>
+        <w:divId w:val="352536562"/>
         <w:rPr>
           <w:rFonts w:eastAsia="Times New Roman"/>
           <w:lang w:val="es-ES"/>
@@ -9538,7 +9538,7 @@
       </w:tblGrid>
       <w:tr>
         <w:trPr>
-          <w:divId w:val="280652846"/>
+          <w:divId w:val="1057630465"/>
           <w:tblHeader/>
         </w:trPr>
         <w:tc>
@@ -9729,7 +9729,7 @@
       </w:tr>
       <w:tr>
         <w:trPr>
-          <w:divId w:val="280652846"/>
+          <w:divId w:val="1057630465"/>
         </w:trPr>
         <w:tc>
           <w:tcPr>
@@ -9885,7 +9885,7 @@
       </w:tr>
       <w:tr>
         <w:trPr>
-          <w:divId w:val="280652846"/>
+          <w:divId w:val="1057630465"/>
         </w:trPr>
         <w:tc>
           <w:tcPr>
@@ -10041,7 +10041,7 @@
       </w:tr>
       <w:tr>
         <w:trPr>
-          <w:divId w:val="280652846"/>
+          <w:divId w:val="1057630465"/>
         </w:trPr>
         <w:tc>
           <w:tcPr>
@@ -10197,7 +10197,7 @@
       </w:tr>
       <w:tr>
         <w:trPr>
-          <w:divId w:val="280652846"/>
+          <w:divId w:val="1057630465"/>
         </w:trPr>
         <w:tc>
           <w:tcPr>
@@ -10359,7 +10359,7 @@
     <w:p>
       <w:pPr>
         <w:pStyle w:val="Ttulo3"/>
-        <w:divId w:val="1098213800"/>
+        <w:divId w:val="352536562"/>
         <w:rPr>
           <w:rFonts w:eastAsia="Times New Roman"/>
           <w:lang w:val="es-ES"/>
@@ -10393,7 +10393,7 @@
       </w:tblGrid>
       <w:tr>
         <w:trPr>
-          <w:divId w:val="2138792196"/>
+          <w:divId w:val="945696290"/>
           <w:tblHeader/>
         </w:trPr>
         <w:tc>
@@ -10584,7 +10584,7 @@
       </w:tr>
       <w:tr>
         <w:trPr>
-          <w:divId w:val="2138792196"/>
+          <w:divId w:val="945696290"/>
         </w:trPr>
         <w:tc>
           <w:tcPr>
@@ -10741,7 +10741,7 @@
       </w:tr>
       <w:tr>
         <w:trPr>
-          <w:divId w:val="2138792196"/>
+          <w:divId w:val="945696290"/>
         </w:trPr>
         <w:tc>
           <w:tcPr>
@@ -10900,7 +10900,7 @@
     <w:p>
       <w:pPr>
         <w:pStyle w:val="Ttulo3"/>
-        <w:divId w:val="1098213800"/>
+        <w:divId w:val="352536562"/>
         <w:rPr>
           <w:rFonts w:eastAsia="Times New Roman"/>
           <w:lang w:val="es-ES"/>
@@ -10935,7 +10935,7 @@
       </w:tblGrid>
       <w:tr>
         <w:trPr>
-          <w:divId w:val="871921341"/>
+          <w:divId w:val="1829591070"/>
           <w:tblHeader/>
         </w:trPr>
         <w:tc>
@@ -11163,7 +11163,7 @@
       </w:tr>
       <w:tr>
         <w:trPr>
-          <w:divId w:val="871921341"/>
+          <w:divId w:val="1829591070"/>
         </w:trPr>
         <w:tc>
           <w:tcPr>
@@ -11359,7 +11359,7 @@
       </w:tr>
       <w:tr>
         <w:trPr>
-          <w:divId w:val="871921341"/>
+          <w:divId w:val="1829591070"/>
         </w:trPr>
         <w:tc>
           <w:tcPr>
@@ -11544,7 +11544,7 @@
       </w:tr>
       <w:tr>
         <w:trPr>
-          <w:divId w:val="871921341"/>
+          <w:divId w:val="1829591070"/>
         </w:trPr>
         <w:tc>
           <w:tcPr>
@@ -11742,7 +11742,7 @@
     <w:p>
       <w:pPr>
         <w:pStyle w:val="Ttulo4"/>
-        <w:divId w:val="1098213800"/>
+        <w:divId w:val="352536562"/>
         <w:rPr>
           <w:rFonts w:eastAsia="Times New Roman"/>
           <w:lang w:val="es-ES"/>
@@ -11760,7 +11760,7 @@
       <w:pPr>
         <w:spacing w:before="375" w:after="225"/>
         <w:jc w:val="center"/>
-        <w:divId w:val="1403988895"/>
+        <w:divId w:val="462386693"/>
         <w:rPr>
           <w:rFonts w:ascii="Outfit" w:eastAsia="Times New Roman" w:hAnsi="Outfit"/>
           <w:b/>
@@ -11790,7 +11790,7 @@
       <w:pPr>
         <w:spacing w:after="375"/>
         <w:jc w:val="center"/>
-        <w:divId w:val="2103791336"/>
+        <w:divId w:val="1477720822"/>
         <w:rPr>
           <w:rFonts w:ascii="Plus Jakarta Sans" w:eastAsia="Times New Roman" w:hAnsi="Plus Jakarta Sans"/>
           <w:lang w:val="es-ES"/>
@@ -12185,7 +12185,7 @@
     <w:p>
       <w:pPr>
         <w:pStyle w:val="Ttulo3"/>
-        <w:divId w:val="1098213800"/>
+        <w:divId w:val="352536562"/>
         <w:rPr>
           <w:rFonts w:eastAsia="Times New Roman"/>
           <w:lang w:val="es-ES"/>
@@ -12217,7 +12217,7 @@
       </w:tblGrid>
       <w:tr>
         <w:trPr>
-          <w:divId w:val="1356156820"/>
+          <w:divId w:val="1997999716"/>
           <w:tblHeader/>
         </w:trPr>
         <w:tc>
@@ -12334,7 +12334,7 @@
       </w:tr>
       <w:tr>
         <w:trPr>
-          <w:divId w:val="1356156820"/>
+          <w:divId w:val="1997999716"/>
         </w:trPr>
         <w:tc>
           <w:tcPr>
@@ -12430,7 +12430,7 @@
       </w:tr>
       <w:tr>
         <w:trPr>
-          <w:divId w:val="1356156820"/>
+          <w:divId w:val="1997999716"/>
         </w:trPr>
         <w:tc>
           <w:tcPr>
@@ -12526,7 +12526,7 @@
       </w:tr>
       <w:tr>
         <w:trPr>
-          <w:divId w:val="1356156820"/>
+          <w:divId w:val="1997999716"/>
         </w:trPr>
         <w:tc>
           <w:tcPr>
@@ -12624,7 +12624,7 @@
     <w:p>
       <w:pPr>
         <w:pStyle w:val="NormalWeb"/>
-        <w:divId w:val="1098213800"/>
+        <w:divId w:val="352536562"/>
         <w:rPr>
           <w:rFonts w:ascii="Plus Jakarta Sans" w:hAnsi="Plus Jakarta Sans"/>
           <w:lang w:val="es-ES"/>
@@ -12649,7 +12649,7 @@
     <w:p>
       <w:pPr>
         <w:pStyle w:val="Ttulo3"/>
-        <w:divId w:val="1098213800"/>
+        <w:divId w:val="352536562"/>
         <w:rPr>
           <w:rFonts w:eastAsia="Times New Roman"/>
           <w:lang w:val="es-ES"/>
@@ -12691,7 +12691,7 @@
       </w:tblGrid>
       <w:tr>
         <w:trPr>
-          <w:divId w:val="166210748"/>
+          <w:divId w:val="328480932"/>
           <w:tblHeader/>
         </w:trPr>
         <w:tc>
@@ -12919,7 +12919,7 @@
       </w:tr>
       <w:tr>
         <w:trPr>
-          <w:divId w:val="166210748"/>
+          <w:divId w:val="328480932"/>
         </w:trPr>
         <w:tc>
           <w:tcPr>
@@ -13105,7 +13105,7 @@
       </w:tr>
       <w:tr>
         <w:trPr>
-          <w:divId w:val="166210748"/>
+          <w:divId w:val="328480932"/>
         </w:trPr>
         <w:tc>
           <w:tcPr>
@@ -13291,7 +13291,7 @@
       </w:tr>
       <w:tr>
         <w:trPr>
-          <w:divId w:val="166210748"/>
+          <w:divId w:val="328480932"/>
         </w:trPr>
         <w:tc>
           <w:tcPr>
@@ -13477,7 +13477,7 @@
       </w:tr>
       <w:tr>
         <w:trPr>
-          <w:divId w:val="166210748"/>
+          <w:divId w:val="328480932"/>
         </w:trPr>
         <w:tc>
           <w:tcPr>
@@ -13670,7 +13670,7 @@
     <w:p>
       <w:pPr>
         <w:pStyle w:val="NormalWeb"/>
-        <w:divId w:val="1098213800"/>
+        <w:divId w:val="352536562"/>
         <w:rPr>
           <w:rFonts w:ascii="Plus Jakarta Sans" w:hAnsi="Plus Jakarta Sans"/>
           <w:lang w:val="es-ES"/>
@@ -13717,7 +13717,7 @@
     <w:p>
       <w:pPr>
         <w:pStyle w:val="Ttulo3"/>
-        <w:divId w:val="1098213800"/>
+        <w:divId w:val="352536562"/>
         <w:rPr>
           <w:rFonts w:eastAsia="Times New Roman"/>
           <w:lang w:val="es-ES"/>
@@ -13752,7 +13752,7 @@
       </w:tblGrid>
       <w:tr>
         <w:trPr>
-          <w:divId w:val="646279088"/>
+          <w:divId w:val="1733188543"/>
           <w:tblHeader/>
         </w:trPr>
         <w:tc>
@@ -13980,7 +13980,7 @@
       </w:tr>
       <w:tr>
         <w:trPr>
-          <w:divId w:val="646279088"/>
+          <w:divId w:val="1733188543"/>
         </w:trPr>
         <w:tc>
           <w:tcPr>
@@ -14174,7 +14174,7 @@
       </w:tr>
       <w:tr>
         <w:trPr>
-          <w:divId w:val="646279088"/>
+          <w:divId w:val="1733188543"/>
         </w:trPr>
         <w:tc>
           <w:tcPr>
@@ -14370,7 +14370,7 @@
     <w:p>
       <w:pPr>
         <w:pStyle w:val="Ttulo4"/>
-        <w:divId w:val="1098213800"/>
+        <w:divId w:val="352536562"/>
         <w:rPr>
           <w:rFonts w:eastAsia="Times New Roman"/>
           <w:lang w:val="es-ES"/>
@@ -14388,7 +14388,7 @@
       <w:pPr>
         <w:spacing w:before="375" w:after="225"/>
         <w:jc w:val="center"/>
-        <w:divId w:val="1616138124"/>
+        <w:divId w:val="1086927358"/>
         <w:rPr>
           <w:rFonts w:ascii="Outfit" w:eastAsia="Times New Roman" w:hAnsi="Outfit"/>
           <w:b/>
@@ -14418,7 +14418,7 @@
       <w:pPr>
         <w:spacing w:after="375"/>
         <w:jc w:val="center"/>
-        <w:divId w:val="1401174693"/>
+        <w:divId w:val="2132241711"/>
         <w:rPr>
           <w:rFonts w:ascii="Plus Jakarta Sans" w:eastAsia="Times New Roman" w:hAnsi="Plus Jakarta Sans"/>
           <w:lang w:val="es-ES"/>
@@ -14806,7 +14806,7 @@
     <w:p>
       <w:pPr>
         <w:pStyle w:val="Ttulo3"/>
-        <w:divId w:val="1098213800"/>
+        <w:divId w:val="352536562"/>
         <w:rPr>
           <w:rFonts w:eastAsia="Times New Roman"/>
           <w:lang w:val="es-ES"/>
@@ -14840,7 +14840,7 @@
       </w:tblGrid>
       <w:tr>
         <w:trPr>
-          <w:divId w:val="417021110"/>
+          <w:divId w:val="837380940"/>
           <w:tblHeader/>
         </w:trPr>
         <w:tc>
@@ -15031,7 +15031,7 @@
       </w:tr>
       <w:tr>
         <w:trPr>
-          <w:divId w:val="417021110"/>
+          <w:divId w:val="837380940"/>
         </w:trPr>
         <w:tc>
           <w:tcPr>
@@ -15187,7 +15187,7 @@
       </w:tr>
       <w:tr>
         <w:trPr>
-          <w:divId w:val="417021110"/>
+          <w:divId w:val="837380940"/>
         </w:trPr>
         <w:tc>
           <w:tcPr>
@@ -15343,7 +15343,7 @@
       </w:tr>
       <w:tr>
         <w:trPr>
-          <w:divId w:val="417021110"/>
+          <w:divId w:val="837380940"/>
         </w:trPr>
         <w:tc>
           <w:tcPr>
@@ -15499,7 +15499,7 @@
       </w:tr>
       <w:tr>
         <w:trPr>
-          <w:divId w:val="417021110"/>
+          <w:divId w:val="837380940"/>
         </w:trPr>
         <w:tc>
           <w:tcPr>
@@ -15655,7 +15655,7 @@
       </w:tr>
       <w:tr>
         <w:trPr>
-          <w:divId w:val="417021110"/>
+          <w:divId w:val="837380940"/>
         </w:trPr>
         <w:tc>
           <w:tcPr>
@@ -15811,7 +15811,7 @@
       </w:tr>
       <w:tr>
         <w:trPr>
-          <w:divId w:val="417021110"/>
+          <w:divId w:val="837380940"/>
         </w:trPr>
         <w:tc>
           <w:tcPr>
@@ -15969,7 +15969,7 @@
     <w:p>
       <w:pPr>
         <w:pStyle w:val="Ttulo3"/>
-        <w:divId w:val="1098213800"/>
+        <w:divId w:val="352536562"/>
         <w:rPr>
           <w:rFonts w:eastAsia="Times New Roman"/>
           <w:lang w:val="es-ES"/>
@@ -16003,7 +16003,7 @@
       </w:tblGrid>
       <w:tr>
         <w:trPr>
-          <w:divId w:val="927620462"/>
+          <w:divId w:val="984436155"/>
           <w:tblHeader/>
         </w:trPr>
         <w:tc>
@@ -16194,7 +16194,7 @@
       </w:tr>
       <w:tr>
         <w:trPr>
-          <w:divId w:val="927620462"/>
+          <w:divId w:val="984436155"/>
         </w:trPr>
         <w:tc>
           <w:tcPr>
@@ -16350,7 +16350,7 @@
       </w:tr>
       <w:tr>
         <w:trPr>
-          <w:divId w:val="927620462"/>
+          <w:divId w:val="984436155"/>
         </w:trPr>
         <w:tc>
           <w:tcPr>
@@ -16506,7 +16506,7 @@
       </w:tr>
       <w:tr>
         <w:trPr>
-          <w:divId w:val="927620462"/>
+          <w:divId w:val="984436155"/>
         </w:trPr>
         <w:tc>
           <w:tcPr>
@@ -16662,7 +16662,7 @@
       </w:tr>
       <w:tr>
         <w:trPr>
-          <w:divId w:val="927620462"/>
+          <w:divId w:val="984436155"/>
         </w:trPr>
         <w:tc>
           <w:tcPr>
@@ -16818,7 +16818,7 @@
       </w:tr>
       <w:tr>
         <w:trPr>
-          <w:divId w:val="927620462"/>
+          <w:divId w:val="984436155"/>
         </w:trPr>
         <w:tc>
           <w:tcPr>
@@ -16976,7 +16976,7 @@
     <w:p>
       <w:pPr>
         <w:pStyle w:val="Ttulo3"/>
-        <w:divId w:val="1098213800"/>
+        <w:divId w:val="352536562"/>
         <w:rPr>
           <w:rFonts w:eastAsia="Times New Roman"/>
           <w:lang w:val="es-ES"/>
@@ -17010,7 +17010,7 @@
       </w:tblGrid>
       <w:tr>
         <w:trPr>
-          <w:divId w:val="822047532"/>
+          <w:divId w:val="206644266"/>
           <w:tblHeader/>
         </w:trPr>
         <w:tc>
@@ -17201,7 +17201,7 @@
       </w:tr>
       <w:tr>
         <w:trPr>
-          <w:divId w:val="822047532"/>
+          <w:divId w:val="206644266"/>
         </w:trPr>
         <w:tc>
           <w:tcPr>
@@ -17357,7 +17357,7 @@
       </w:tr>
       <w:tr>
         <w:trPr>
-          <w:divId w:val="822047532"/>
+          <w:divId w:val="206644266"/>
         </w:trPr>
         <w:tc>
           <w:tcPr>
@@ -17515,7 +17515,7 @@
     <w:p>
       <w:pPr>
         <w:pStyle w:val="Ttulo4"/>
-        <w:divId w:val="1098213800"/>
+        <w:divId w:val="352536562"/>
         <w:rPr>
           <w:rFonts w:eastAsia="Times New Roman"/>
           <w:lang w:val="es-ES"/>
@@ -17533,7 +17533,7 @@
       <w:pPr>
         <w:spacing w:before="375" w:after="225"/>
         <w:jc w:val="center"/>
-        <w:divId w:val="2060015036"/>
+        <w:divId w:val="1708483866"/>
         <w:rPr>
           <w:rFonts w:ascii="Outfit" w:eastAsia="Times New Roman" w:hAnsi="Outfit"/>
           <w:b/>
@@ -17563,7 +17563,7 @@
       <w:pPr>
         <w:spacing w:after="375"/>
         <w:jc w:val="center"/>
-        <w:divId w:val="536940096"/>
+        <w:divId w:val="1136339715"/>
         <w:rPr>
           <w:rFonts w:ascii="Plus Jakarta Sans" w:eastAsia="Times New Roman" w:hAnsi="Plus Jakarta Sans"/>
           <w:lang w:val="es-ES"/>
@@ -17951,7 +17951,7 @@
     <w:p>
       <w:pPr>
         <w:spacing w:before="450" w:after="450"/>
-        <w:divId w:val="1098213800"/>
+        <w:divId w:val="352536562"/>
         <w:rPr>
           <w:rFonts w:ascii="Plus Jakarta Sans" w:eastAsia="Times New Roman" w:hAnsi="Plus Jakarta Sans"/>
           <w:lang w:val="es-ES"/>
@@ -17970,7 +17970,7 @@
     <w:p>
       <w:pPr>
         <w:spacing w:before="450" w:after="450"/>
-        <w:divId w:val="1098213800"/>
+        <w:divId w:val="352536562"/>
         <w:rPr>
           <w:rFonts w:ascii="Plus Jakarta Sans" w:eastAsia="Times New Roman" w:hAnsi="Plus Jakarta Sans"/>
           <w:lang w:val="es-ES"/>
@@ -17989,7 +17989,7 @@
     <w:p>
       <w:pPr>
         <w:pStyle w:val="NormalWeb"/>
-        <w:divId w:val="1098213800"/>
+        <w:divId w:val="352536562"/>
         <w:rPr>
           <w:rFonts w:ascii="Plus Jakarta Sans" w:hAnsi="Plus Jakarta Sans"/>
           <w:lang w:val="es-ES"/>
@@ -18038,9 +18038,9 @@
 <file path=word/numbering.xml><?xml version="1.0" encoding="utf-8"?>
 <w:numbering xmlns:wpc="http://schemas.microsoft.com/office/word/2010/wordprocessingCanvas" xmlns:cx="http://schemas.microsoft.com/office/drawing/2014/chartex" xmlns:cx1="http://schemas.microsoft.com/office/drawing/2015/9/8/chartex" xmlns:cx2="http://schemas.microsoft.com/office/drawing/2015/10/21/chartex" xmlns:cx3="http://schemas.microsoft.com/office/drawing/2016/5/9/chartex" xmlns:cx4="http://schemas.microsoft.com/office/drawing/2016/5/10/chartex" xmlns:cx5="http://schemas.microsoft.com/office/drawing/2016/5/11/chartex" xmlns:cx6="http://schemas.microsoft.com/office/drawing/2016/5/12/chartex" xmlns:cx7="http://schemas.microsoft.com/office/drawing/2016/5/13/chartex" xmlns:cx8="http://schemas.microsoft.com/office/drawing/2016/5/14/chartex" xmlns:mc="http://schemas.openxmlformats.org/markup-compatibility/2006" xmlns:aink="http://schemas.microsoft.com/office/drawing/2016/ink" xmlns:am3d="http://schemas.microsoft.com/office/drawing/2017/model3d" xmlns:o="urn:schemas-microsoft-com:office:office" xmlns:r="http://schemas.openxmlformats.org/officeDocument/2006/relationships" xmlns:m="http://schemas.openxmlformats.org/officeDocument/2006/math" xmlns:v="urn:schemas-microsoft-com:vml" xmlns:wp14="http://schemas.microsoft.com/office/word/2010/wordprocessingDrawing" xmlns:wp="http://schemas.openxmlformats.org/drawingml/2006/wordprocessingDrawing" xmlns:w10="urn:schemas-microsoft-com:office:word" xmlns:w="http://schemas.openxmlformats.org/wordprocessingml/2006/main" xmlns:w14="http://schemas.microsoft.com/office/word/2010/wordml" xmlns:w15="http://schemas.microsoft.com/office/word/2012/wordml" xmlns:w16cex="http://schemas.microsoft.com/office/word/2018/wordml/cex" xmlns:w16cid="http://schemas.microsoft.com/office/word/2016/wordml/cid" xmlns:w16="http://schemas.microsoft.com/office/word/2018/wordml" xmlns:w16sdtdh="http://schemas.microsoft.com/office/word/2020/wordml/sdtdatahash" xmlns:w16se="http://schemas.microsoft.com/office/word/2015/wordml/symex" xmlns:wpg="http://schemas.microsoft.com/office/word/2010/wordprocessingGroup" xmlns:wpi="http://schemas.microsoft.com/office/word/2010/wordprocessingInk" xmlns:wne="http://schemas.microsoft.com/office/word/2006/wordml" xmlns:wps="http://schemas.microsoft.com/office/word/2010/wordprocessingShape" mc:Ignorable="w14 w15 w16se w16cid w16 w16cex w16sdtdh wp14">
   <w:abstractNum w:abstractNumId="0" w15:restartNumberingAfterBreak="0">
-    <w:nsid w:val="499758F0"/>
+    <w:nsid w:val="0EA4532B"/>
     <w:multiLevelType w:val="multilevel"/>
-    <w:tmpl w:val="7BF012EE"/>
+    <w:tmpl w:val="DE562B3E"/>
     <w:lvl w:ilvl="0">
       <w:start w:val="1"/>
       <w:numFmt w:val="bullet"/>
@@ -18187,9 +18187,9 @@
     </w:lvl>
   </w:abstractNum>
   <w:abstractNum w:abstractNumId="1" w15:restartNumberingAfterBreak="0">
-    <w:nsid w:val="61A546C3"/>
+    <w:nsid w:val="11145B2D"/>
     <w:multiLevelType w:val="multilevel"/>
-    <w:tmpl w:val="F000F2B0"/>
+    <w:tmpl w:val="13E222FA"/>
     <w:lvl w:ilvl="0">
       <w:start w:val="1"/>
       <w:numFmt w:val="bullet"/>
@@ -18336,9 +18336,9 @@
     </w:lvl>
   </w:abstractNum>
   <w:abstractNum w:abstractNumId="2" w15:restartNumberingAfterBreak="0">
-    <w:nsid w:val="726A0E14"/>
+    <w:nsid w:val="5DD80196"/>
     <w:multiLevelType w:val="multilevel"/>
-    <w:tmpl w:val="77986308"/>
+    <w:tmpl w:val="00CCDED8"/>
     <w:lvl w:ilvl="0">
       <w:start w:val="1"/>
       <w:numFmt w:val="bullet"/>
@@ -18485,9 +18485,9 @@
     </w:lvl>
   </w:abstractNum>
   <w:abstractNum w:abstractNumId="3" w15:restartNumberingAfterBreak="0">
-    <w:nsid w:val="72AB53EC"/>
+    <w:nsid w:val="7F8A1D43"/>
     <w:multiLevelType w:val="multilevel"/>
-    <w:tmpl w:val="7848EE96"/>
+    <w:tmpl w:val="8BAE3D82"/>
     <w:lvl w:ilvl="0">
       <w:start w:val="1"/>
       <w:numFmt w:val="bullet"/>
@@ -18634,16 +18634,16 @@
     </w:lvl>
   </w:abstractNum>
   <w:num w:numId="1">
+    <w:abstractNumId w:val="2"/>
+  </w:num>
+  <w:num w:numId="2">
+    <w:abstractNumId w:val="0"/>
+  </w:num>
+  <w:num w:numId="3">
     <w:abstractNumId w:val="1"/>
   </w:num>
-  <w:num w:numId="2">
-    <w:abstractNumId w:val="2"/>
-  </w:num>
-  <w:num w:numId="3">
+  <w:num w:numId="4">
     <w:abstractNumId w:val="3"/>
-  </w:num>
-  <w:num w:numId="4">
-    <w:abstractNumId w:val="0"/>
   </w:num>
 </w:numbering>
 </file>

--- a/public/informe_reunion_tecnica.docx
+++ b/public/informe_reunion_tecnica.docx
@@ -4,7 +4,7 @@
   <w:body>
     <w:p>
       <w:pPr>
-        <w:divId w:val="325284317"/>
+        <w:divId w:val="820079123"/>
         <w:rPr>
           <w:rFonts w:ascii="Plus Jakarta Sans" w:eastAsia="Times New Roman" w:hAnsi="Plus Jakarta Sans"/>
           <w:lang w:val="es-ES"/>
@@ -28,7 +28,7 @@
     <w:p>
       <w:pPr>
         <w:pStyle w:val="Ttulo1"/>
-        <w:divId w:val="352536562"/>
+        <w:divId w:val="826241979"/>
         <w:rPr>
           <w:rFonts w:eastAsia="Times New Roman"/>
           <w:lang w:val="es-ES"/>
@@ -45,7 +45,7 @@
     <w:p>
       <w:pPr>
         <w:pStyle w:val="NormalWeb"/>
-        <w:divId w:val="352536562"/>
+        <w:divId w:val="826241979"/>
         <w:rPr>
           <w:rFonts w:ascii="Plus Jakarta Sans" w:hAnsi="Plus Jakarta Sans"/>
           <w:lang w:val="es-ES"/>
@@ -63,7 +63,7 @@
     <w:p>
       <w:pPr>
         <w:pStyle w:val="NormalWeb"/>
-        <w:divId w:val="352536562"/>
+        <w:divId w:val="826241979"/>
         <w:rPr>
           <w:rFonts w:ascii="Plus Jakarta Sans" w:hAnsi="Plus Jakarta Sans"/>
           <w:lang w:val="es-ES"/>
@@ -102,7 +102,7 @@
     <w:p>
       <w:pPr>
         <w:spacing w:before="450" w:after="450"/>
-        <w:divId w:val="352536562"/>
+        <w:divId w:val="826241979"/>
         <w:rPr>
           <w:rFonts w:ascii="Plus Jakarta Sans" w:eastAsia="Times New Roman" w:hAnsi="Plus Jakarta Sans"/>
           <w:lang w:val="es-ES"/>
@@ -121,7 +121,7 @@
     <w:p>
       <w:pPr>
         <w:pStyle w:val="Ttulo2"/>
-        <w:divId w:val="352536562"/>
+        <w:divId w:val="826241979"/>
         <w:rPr>
           <w:rFonts w:eastAsia="Times New Roman"/>
           <w:lang w:val="es-ES"/>
@@ -145,7 +145,7 @@
     <w:p>
       <w:pPr>
         <w:pStyle w:val="NormalWeb"/>
-        <w:divId w:val="352536562"/>
+        <w:divId w:val="826241979"/>
         <w:rPr>
           <w:rFonts w:ascii="Plus Jakarta Sans" w:hAnsi="Plus Jakarta Sans"/>
           <w:lang w:val="es-ES"/>
@@ -167,7 +167,7 @@
         </w:numPr>
         <w:spacing w:before="100" w:beforeAutospacing="1" w:after="90"/>
         <w:ind w:left="1020"/>
-        <w:divId w:val="352536562"/>
+        <w:divId w:val="826241979"/>
         <w:rPr>
           <w:rFonts w:ascii="Plus Jakarta Sans" w:eastAsia="Times New Roman" w:hAnsi="Plus Jakarta Sans"/>
           <w:sz w:val="21"/>
@@ -213,7 +213,7 @@
         </w:numPr>
         <w:spacing w:before="100" w:beforeAutospacing="1" w:after="90"/>
         <w:ind w:left="1020"/>
-        <w:divId w:val="352536562"/>
+        <w:divId w:val="826241979"/>
         <w:rPr>
           <w:rFonts w:ascii="Plus Jakarta Sans" w:eastAsia="Times New Roman" w:hAnsi="Plus Jakarta Sans"/>
           <w:sz w:val="21"/>
@@ -269,7 +269,7 @@
         </w:numPr>
         <w:spacing w:before="100" w:beforeAutospacing="1" w:after="90"/>
         <w:ind w:left="1020"/>
-        <w:divId w:val="352536562"/>
+        <w:divId w:val="826241979"/>
         <w:rPr>
           <w:rFonts w:ascii="Plus Jakarta Sans" w:eastAsia="Times New Roman" w:hAnsi="Plus Jakarta Sans"/>
           <w:sz w:val="21"/>
@@ -315,7 +315,7 @@
         </w:numPr>
         <w:spacing w:before="100" w:beforeAutospacing="1" w:after="90"/>
         <w:ind w:left="1020"/>
-        <w:divId w:val="352536562"/>
+        <w:divId w:val="826241979"/>
         <w:rPr>
           <w:rFonts w:ascii="Plus Jakarta Sans" w:eastAsia="Times New Roman" w:hAnsi="Plus Jakarta Sans"/>
           <w:sz w:val="21"/>
@@ -356,7 +356,7 @@
     <w:p>
       <w:pPr>
         <w:spacing w:before="450" w:after="450"/>
-        <w:divId w:val="352536562"/>
+        <w:divId w:val="826241979"/>
         <w:rPr>
           <w:rFonts w:ascii="Plus Jakarta Sans" w:eastAsia="Times New Roman" w:hAnsi="Plus Jakarta Sans"/>
           <w:lang w:val="es-ES"/>
@@ -375,7 +375,7 @@
     <w:p>
       <w:pPr>
         <w:pStyle w:val="Ttulo2"/>
-        <w:divId w:val="352536562"/>
+        <w:divId w:val="826241979"/>
         <w:rPr>
           <w:rFonts w:eastAsia="Times New Roman"/>
           <w:lang w:val="es-ES"/>
@@ -392,7 +392,7 @@
     <w:p>
       <w:pPr>
         <w:pStyle w:val="NormalWeb"/>
-        <w:divId w:val="352536562"/>
+        <w:divId w:val="826241979"/>
         <w:rPr>
           <w:rFonts w:ascii="Plus Jakarta Sans" w:hAnsi="Plus Jakarta Sans"/>
           <w:lang w:val="es-ES"/>
@@ -445,7 +445,7 @@
       </w:tblGrid>
       <w:tr>
         <w:trPr>
-          <w:divId w:val="8988403"/>
+          <w:divId w:val="1750276212"/>
           <w:tblHeader/>
         </w:trPr>
         <w:tc>
@@ -525,7 +525,7 @@
       </w:tr>
       <w:tr>
         <w:trPr>
-          <w:divId w:val="8988403"/>
+          <w:divId w:val="1750276212"/>
         </w:trPr>
         <w:tc>
           <w:tcPr>
@@ -591,7 +591,7 @@
       </w:tr>
       <w:tr>
         <w:trPr>
-          <w:divId w:val="8988403"/>
+          <w:divId w:val="1750276212"/>
         </w:trPr>
         <w:tc>
           <w:tcPr>
@@ -657,7 +657,7 @@
       </w:tr>
       <w:tr>
         <w:trPr>
-          <w:divId w:val="8988403"/>
+          <w:divId w:val="1750276212"/>
         </w:trPr>
         <w:tc>
           <w:tcPr>
@@ -723,7 +723,7 @@
       </w:tr>
       <w:tr>
         <w:trPr>
-          <w:divId w:val="8988403"/>
+          <w:divId w:val="1750276212"/>
         </w:trPr>
         <w:tc>
           <w:tcPr>
@@ -791,7 +791,7 @@
     <w:p>
       <w:pPr>
         <w:spacing w:before="450" w:after="450"/>
-        <w:divId w:val="352536562"/>
+        <w:divId w:val="826241979"/>
         <w:rPr>
           <w:rFonts w:ascii="Plus Jakarta Sans" w:eastAsia="Times New Roman" w:hAnsi="Plus Jakarta Sans"/>
           <w:lang w:val="es-ES"/>
@@ -811,7 +811,7 @@
     <w:p>
       <w:pPr>
         <w:pStyle w:val="Ttulo2"/>
-        <w:divId w:val="352536562"/>
+        <w:divId w:val="826241979"/>
         <w:rPr>
           <w:rFonts w:eastAsia="Times New Roman"/>
           <w:lang w:val="es-ES"/>
@@ -828,7 +828,7 @@
     <w:p>
       <w:pPr>
         <w:pStyle w:val="Ttulo3"/>
-        <w:divId w:val="352536562"/>
+        <w:divId w:val="826241979"/>
         <w:rPr>
           <w:rFonts w:eastAsia="Times New Roman"/>
           <w:lang w:val="es-ES"/>
@@ -845,7 +845,7 @@
     <w:p>
       <w:pPr>
         <w:pStyle w:val="NormalWeb"/>
-        <w:divId w:val="352536562"/>
+        <w:divId w:val="826241979"/>
         <w:rPr>
           <w:rFonts w:ascii="Plus Jakarta Sans" w:hAnsi="Plus Jakarta Sans"/>
           <w:lang w:val="es-ES"/>
@@ -885,7 +885,7 @@
       </w:tblGrid>
       <w:tr>
         <w:trPr>
-          <w:divId w:val="1881624982"/>
+          <w:divId w:val="1176117570"/>
           <w:tblHeader/>
         </w:trPr>
         <w:tc>
@@ -1039,7 +1039,7 @@
       </w:tr>
       <w:tr>
         <w:trPr>
-          <w:divId w:val="1881624982"/>
+          <w:divId w:val="1176117570"/>
         </w:trPr>
         <w:tc>
           <w:tcPr>
@@ -1165,7 +1165,7 @@
       </w:tr>
       <w:tr>
         <w:trPr>
-          <w:divId w:val="1881624982"/>
+          <w:divId w:val="1176117570"/>
         </w:trPr>
         <w:tc>
           <w:tcPr>
@@ -1291,7 +1291,7 @@
       </w:tr>
       <w:tr>
         <w:trPr>
-          <w:divId w:val="1881624982"/>
+          <w:divId w:val="1176117570"/>
         </w:trPr>
         <w:tc>
           <w:tcPr>
@@ -1417,7 +1417,7 @@
       </w:tr>
       <w:tr>
         <w:trPr>
-          <w:divId w:val="1881624982"/>
+          <w:divId w:val="1176117570"/>
         </w:trPr>
         <w:tc>
           <w:tcPr>
@@ -1543,7 +1543,7 @@
       </w:tr>
       <w:tr>
         <w:trPr>
-          <w:divId w:val="1881624982"/>
+          <w:divId w:val="1176117570"/>
         </w:trPr>
         <w:tc>
           <w:tcPr>
@@ -1677,7 +1677,7 @@
       </w:tr>
       <w:tr>
         <w:trPr>
-          <w:divId w:val="1881624982"/>
+          <w:divId w:val="1176117570"/>
         </w:trPr>
         <w:tc>
           <w:tcPr>
@@ -1803,7 +1803,7 @@
       </w:tr>
       <w:tr>
         <w:trPr>
-          <w:divId w:val="1881624982"/>
+          <w:divId w:val="1176117570"/>
         </w:trPr>
         <w:tc>
           <w:tcPr>
@@ -1929,7 +1929,7 @@
       </w:tr>
       <w:tr>
         <w:trPr>
-          <w:divId w:val="1881624982"/>
+          <w:divId w:val="1176117570"/>
         </w:trPr>
         <w:tc>
           <w:tcPr>
@@ -2057,7 +2057,7 @@
     <w:p>
       <w:pPr>
         <w:pStyle w:val="Ttulo3"/>
-        <w:divId w:val="352536562"/>
+        <w:divId w:val="826241979"/>
         <w:rPr>
           <w:rFonts w:eastAsia="Times New Roman"/>
           <w:lang w:val="es-ES"/>
@@ -2074,7 +2074,7 @@
     <w:p>
       <w:pPr>
         <w:pStyle w:val="NormalWeb"/>
-        <w:divId w:val="352536562"/>
+        <w:divId w:val="826241979"/>
         <w:rPr>
           <w:rFonts w:ascii="Plus Jakarta Sans" w:hAnsi="Plus Jakarta Sans"/>
           <w:lang w:val="es-ES"/>
@@ -2103,7 +2103,7 @@
         </w:numPr>
         <w:spacing w:before="100" w:beforeAutospacing="1" w:after="90"/>
         <w:ind w:left="1020"/>
-        <w:divId w:val="352536562"/>
+        <w:divId w:val="826241979"/>
         <w:rPr>
           <w:rFonts w:ascii="Plus Jakarta Sans" w:eastAsia="Times New Roman" w:hAnsi="Plus Jakarta Sans"/>
           <w:sz w:val="21"/>
@@ -2205,7 +2205,7 @@
         </w:numPr>
         <w:spacing w:before="100" w:beforeAutospacing="1" w:after="90"/>
         <w:ind w:left="1020"/>
-        <w:divId w:val="352536562"/>
+        <w:divId w:val="826241979"/>
         <w:rPr>
           <w:rFonts w:ascii="Plus Jakarta Sans" w:eastAsia="Times New Roman" w:hAnsi="Plus Jakarta Sans"/>
           <w:sz w:val="21"/>
@@ -2317,7 +2317,7 @@
         </w:numPr>
         <w:spacing w:before="100" w:beforeAutospacing="1" w:after="90"/>
         <w:ind w:left="1020"/>
-        <w:divId w:val="352536562"/>
+        <w:divId w:val="826241979"/>
         <w:rPr>
           <w:rFonts w:ascii="Plus Jakarta Sans" w:eastAsia="Times New Roman" w:hAnsi="Plus Jakarta Sans"/>
           <w:sz w:val="21"/>
@@ -2423,7 +2423,7 @@
     <w:p>
       <w:pPr>
         <w:pStyle w:val="Ttulo3"/>
-        <w:divId w:val="352536562"/>
+        <w:divId w:val="826241979"/>
         <w:rPr>
           <w:rFonts w:eastAsia="Times New Roman"/>
           <w:lang w:val="es-ES"/>
@@ -2439,8 +2439,9 @@
     </w:p>
     <w:p>
       <w:pPr>
+        <w:spacing w:before="375" w:after="225"/>
         <w:jc w:val="center"/>
-        <w:divId w:val="458959302"/>
+        <w:divId w:val="1211723689"/>
         <w:rPr>
           <w:rFonts w:ascii="Outfit" w:eastAsia="Times New Roman" w:hAnsi="Outfit"/>
           <w:b/>
@@ -2468,8 +2469,9 @@
     </w:p>
     <w:p>
       <w:pPr>
+        <w:spacing w:after="375"/>
         <w:jc w:val="center"/>
-        <w:divId w:val="420680183"/>
+        <w:divId w:val="1532186699"/>
         <w:rPr>
           <w:rFonts w:ascii="Plus Jakarta Sans" w:eastAsia="Times New Roman" w:hAnsi="Plus Jakarta Sans"/>
           <w:lang w:val="es-ES"/>
@@ -2864,7 +2866,7 @@
     <w:p>
       <w:pPr>
         <w:spacing w:before="450" w:after="450"/>
-        <w:divId w:val="352536562"/>
+        <w:divId w:val="826241979"/>
         <w:rPr>
           <w:rFonts w:ascii="Plus Jakarta Sans" w:eastAsia="Times New Roman" w:hAnsi="Plus Jakarta Sans"/>
           <w:lang w:val="es-ES"/>
@@ -2883,7 +2885,7 @@
     <w:p>
       <w:pPr>
         <w:pStyle w:val="Ttulo3"/>
-        <w:divId w:val="352536562"/>
+        <w:divId w:val="826241979"/>
         <w:rPr>
           <w:rFonts w:eastAsia="Times New Roman"/>
           <w:lang w:val="es-ES"/>
@@ -2900,7 +2902,7 @@
     <w:p>
       <w:pPr>
         <w:pStyle w:val="NormalWeb"/>
-        <w:divId w:val="352536562"/>
+        <w:divId w:val="826241979"/>
         <w:rPr>
           <w:rFonts w:ascii="Plus Jakarta Sans" w:hAnsi="Plus Jakarta Sans"/>
           <w:lang w:val="es-ES"/>
@@ -2933,7 +2935,7 @@
       </w:tblGrid>
       <w:tr>
         <w:trPr>
-          <w:divId w:val="1283077250"/>
+          <w:divId w:val="1085496244"/>
           <w:tblHeader/>
         </w:trPr>
         <w:tc>
@@ -3087,7 +3089,7 @@
       </w:tr>
       <w:tr>
         <w:trPr>
-          <w:divId w:val="1283077250"/>
+          <w:divId w:val="1085496244"/>
         </w:trPr>
         <w:tc>
           <w:tcPr>
@@ -3221,7 +3223,7 @@
       </w:tr>
       <w:tr>
         <w:trPr>
-          <w:divId w:val="1283077250"/>
+          <w:divId w:val="1085496244"/>
         </w:trPr>
         <w:tc>
           <w:tcPr>
@@ -3355,7 +3357,7 @@
       </w:tr>
       <w:tr>
         <w:trPr>
-          <w:divId w:val="1283077250"/>
+          <w:divId w:val="1085496244"/>
         </w:trPr>
         <w:tc>
           <w:tcPr>
@@ -3489,7 +3491,7 @@
       </w:tr>
       <w:tr>
         <w:trPr>
-          <w:divId w:val="1283077250"/>
+          <w:divId w:val="1085496244"/>
         </w:trPr>
         <w:tc>
           <w:tcPr>
@@ -3623,7 +3625,7 @@
       </w:tr>
       <w:tr>
         <w:trPr>
-          <w:divId w:val="1283077250"/>
+          <w:divId w:val="1085496244"/>
         </w:trPr>
         <w:tc>
           <w:tcPr>
@@ -3757,7 +3759,7 @@
       </w:tr>
       <w:tr>
         <w:trPr>
-          <w:divId w:val="1283077250"/>
+          <w:divId w:val="1085496244"/>
         </w:trPr>
         <w:tc>
           <w:tcPr>
@@ -3893,7 +3895,7 @@
     <w:p>
       <w:pPr>
         <w:pStyle w:val="Ttulo3"/>
-        <w:divId w:val="352536562"/>
+        <w:divId w:val="826241979"/>
         <w:rPr>
           <w:rFonts w:eastAsia="Times New Roman"/>
           <w:lang w:val="es-ES"/>
@@ -3909,8 +3911,9 @@
     </w:p>
     <w:p>
       <w:pPr>
+        <w:spacing w:before="375" w:after="225"/>
         <w:jc w:val="center"/>
-        <w:divId w:val="2047096783"/>
+        <w:divId w:val="882906261"/>
         <w:rPr>
           <w:rFonts w:ascii="Outfit" w:eastAsia="Times New Roman" w:hAnsi="Outfit"/>
           <w:b/>
@@ -3938,8 +3941,9 @@
     </w:p>
     <w:p>
       <w:pPr>
+        <w:spacing w:after="375"/>
         <w:jc w:val="center"/>
-        <w:divId w:val="158742085"/>
+        <w:divId w:val="763066188"/>
         <w:rPr>
           <w:rFonts w:ascii="Plus Jakarta Sans" w:eastAsia="Times New Roman" w:hAnsi="Plus Jakarta Sans"/>
           <w:lang w:val="es-ES"/>
@@ -4313,7 +4317,7 @@
     <w:p>
       <w:pPr>
         <w:spacing w:before="450" w:after="450"/>
-        <w:divId w:val="352536562"/>
+        <w:divId w:val="826241979"/>
         <w:rPr>
           <w:rFonts w:ascii="Plus Jakarta Sans" w:eastAsia="Times New Roman" w:hAnsi="Plus Jakarta Sans"/>
           <w:lang w:val="es-ES"/>
@@ -4324,7 +4328,6 @@
           <w:rFonts w:ascii="Plus Jakarta Sans" w:eastAsia="Times New Roman" w:hAnsi="Plus Jakarta Sans"/>
           <w:lang w:val="es-ES"/>
         </w:rPr>
-        <w:lastRenderedPageBreak/>
         <w:pict>
           <v:rect id="_x0000_i1029" style="width:0;height:.75pt" o:hralign="center" o:hrstd="t" o:hr="t" fillcolor="#a0a0a0" stroked="f"/>
         </w:pict>
@@ -4333,7 +4336,7 @@
     <w:p>
       <w:pPr>
         <w:pStyle w:val="Ttulo3"/>
-        <w:divId w:val="352536562"/>
+        <w:divId w:val="826241979"/>
         <w:rPr>
           <w:rFonts w:eastAsia="Times New Roman"/>
           <w:lang w:val="es-ES"/>
@@ -4350,7 +4353,7 @@
     <w:p>
       <w:pPr>
         <w:pStyle w:val="NormalWeb"/>
-        <w:divId w:val="352536562"/>
+        <w:divId w:val="826241979"/>
         <w:rPr>
           <w:rFonts w:ascii="Plus Jakarta Sans" w:hAnsi="Plus Jakarta Sans"/>
           <w:lang w:val="es-ES"/>
@@ -4372,7 +4375,7 @@
         </w:numPr>
         <w:spacing w:before="100" w:beforeAutospacing="1" w:after="90"/>
         <w:ind w:left="1020"/>
-        <w:divId w:val="352536562"/>
+        <w:divId w:val="826241979"/>
         <w:rPr>
           <w:rFonts w:ascii="Plus Jakarta Sans" w:eastAsia="Times New Roman" w:hAnsi="Plus Jakarta Sans"/>
           <w:sz w:val="21"/>
@@ -4408,7 +4411,7 @@
         </w:numPr>
         <w:spacing w:before="100" w:beforeAutospacing="1" w:after="90"/>
         <w:ind w:left="1020"/>
-        <w:divId w:val="352536562"/>
+        <w:divId w:val="826241979"/>
         <w:rPr>
           <w:rFonts w:ascii="Plus Jakarta Sans" w:eastAsia="Times New Roman" w:hAnsi="Plus Jakarta Sans"/>
           <w:sz w:val="21"/>
@@ -4453,7 +4456,7 @@
         </w:numPr>
         <w:spacing w:before="100" w:beforeAutospacing="1" w:after="90"/>
         <w:ind w:left="1020"/>
-        <w:divId w:val="352536562"/>
+        <w:divId w:val="826241979"/>
         <w:rPr>
           <w:rFonts w:ascii="Plus Jakarta Sans" w:eastAsia="Times New Roman" w:hAnsi="Plus Jakarta Sans"/>
           <w:sz w:val="21"/>
@@ -4498,7 +4501,7 @@
         </w:numPr>
         <w:spacing w:before="100" w:beforeAutospacing="1" w:after="90"/>
         <w:ind w:left="1020"/>
-        <w:divId w:val="352536562"/>
+        <w:divId w:val="826241979"/>
         <w:rPr>
           <w:rFonts w:ascii="Plus Jakarta Sans" w:eastAsia="Times New Roman" w:hAnsi="Plus Jakarta Sans"/>
           <w:sz w:val="21"/>
@@ -4554,7 +4557,7 @@
       </w:tblGrid>
       <w:tr>
         <w:trPr>
-          <w:divId w:val="1116220387"/>
+          <w:divId w:val="1412584618"/>
           <w:tblHeader/>
         </w:trPr>
         <w:tc>
@@ -4708,7 +4711,7 @@
       </w:tr>
       <w:tr>
         <w:trPr>
-          <w:divId w:val="1116220387"/>
+          <w:divId w:val="1412584618"/>
         </w:trPr>
         <w:tc>
           <w:tcPr>
@@ -4834,7 +4837,7 @@
       </w:tr>
       <w:tr>
         <w:trPr>
-          <w:divId w:val="1116220387"/>
+          <w:divId w:val="1412584618"/>
         </w:trPr>
         <w:tc>
           <w:tcPr>
@@ -4960,7 +4963,7 @@
       </w:tr>
       <w:tr>
         <w:trPr>
-          <w:divId w:val="1116220387"/>
+          <w:divId w:val="1412584618"/>
         </w:trPr>
         <w:tc>
           <w:tcPr>
@@ -5086,7 +5089,7 @@
       </w:tr>
       <w:tr>
         <w:trPr>
-          <w:divId w:val="1116220387"/>
+          <w:divId w:val="1412584618"/>
         </w:trPr>
         <w:tc>
           <w:tcPr>
@@ -5214,7 +5217,7 @@
     <w:p>
       <w:pPr>
         <w:spacing w:before="450" w:after="450"/>
-        <w:divId w:val="352536562"/>
+        <w:divId w:val="826241979"/>
         <w:rPr>
           <w:rFonts w:ascii="Plus Jakarta Sans" w:eastAsia="Times New Roman" w:hAnsi="Plus Jakarta Sans"/>
           <w:lang w:val="es-ES"/>
@@ -5233,7 +5236,7 @@
     <w:p>
       <w:pPr>
         <w:pStyle w:val="Ttulo3"/>
-        <w:divId w:val="352536562"/>
+        <w:divId w:val="826241979"/>
         <w:rPr>
           <w:rFonts w:eastAsia="Times New Roman"/>
           <w:lang w:val="es-ES"/>
@@ -5250,7 +5253,7 @@
     <w:p>
       <w:pPr>
         <w:pStyle w:val="NormalWeb"/>
-        <w:divId w:val="352536562"/>
+        <w:divId w:val="826241979"/>
         <w:rPr>
           <w:rFonts w:ascii="Plus Jakarta Sans" w:hAnsi="Plus Jakarta Sans"/>
           <w:lang w:val="es-ES"/>
@@ -5274,7 +5277,7 @@
     <w:p>
       <w:pPr>
         <w:pStyle w:val="Ttulo4"/>
-        <w:divId w:val="352536562"/>
+        <w:divId w:val="826241979"/>
         <w:rPr>
           <w:rFonts w:eastAsia="Times New Roman"/>
           <w:lang w:val="es-ES"/>
@@ -5290,8 +5293,9 @@
     </w:p>
     <w:p>
       <w:pPr>
+        <w:spacing w:before="375" w:after="225"/>
         <w:jc w:val="center"/>
-        <w:divId w:val="674114649"/>
+        <w:divId w:val="480930176"/>
         <w:rPr>
           <w:rFonts w:ascii="Outfit" w:eastAsia="Times New Roman" w:hAnsi="Outfit"/>
           <w:b/>
@@ -5319,8 +5323,9 @@
     </w:p>
     <w:p>
       <w:pPr>
+        <w:spacing w:after="375"/>
         <w:jc w:val="center"/>
-        <w:divId w:val="2049377079"/>
+        <w:divId w:val="12735218"/>
         <w:rPr>
           <w:rFonts w:ascii="Plus Jakarta Sans" w:eastAsia="Times New Roman" w:hAnsi="Plus Jakarta Sans"/>
           <w:lang w:val="es-ES"/>
@@ -5603,7 +5608,7 @@
     <w:p>
       <w:pPr>
         <w:pStyle w:val="Ttulo4"/>
-        <w:divId w:val="352536562"/>
+        <w:divId w:val="826241979"/>
         <w:rPr>
           <w:rFonts w:eastAsia="Times New Roman"/>
           <w:lang w:val="es-ES"/>
@@ -5626,8 +5631,9 @@
     </w:p>
     <w:p>
       <w:pPr>
+        <w:spacing w:before="375" w:after="225"/>
         <w:jc w:val="center"/>
-        <w:divId w:val="1506244056"/>
+        <w:divId w:val="729230999"/>
         <w:rPr>
           <w:rFonts w:ascii="Outfit" w:eastAsia="Times New Roman" w:hAnsi="Outfit"/>
           <w:b/>
@@ -5655,8 +5661,9 @@
     </w:p>
     <w:p>
       <w:pPr>
+        <w:spacing w:after="375"/>
         <w:jc w:val="center"/>
-        <w:divId w:val="417142120"/>
+        <w:divId w:val="2143959191"/>
         <w:rPr>
           <w:rFonts w:ascii="Plus Jakarta Sans" w:eastAsia="Times New Roman" w:hAnsi="Plus Jakarta Sans"/>
           <w:lang w:val="es-ES"/>
@@ -5974,7 +5981,7 @@
     <w:p>
       <w:pPr>
         <w:pStyle w:val="Ttulo4"/>
-        <w:divId w:val="352536562"/>
+        <w:divId w:val="826241979"/>
         <w:rPr>
           <w:rFonts w:eastAsia="Times New Roman"/>
           <w:lang w:val="es-ES"/>
@@ -5985,14 +5992,14 @@
           <w:rFonts w:eastAsia="Times New Roman"/>
           <w:lang w:val="es-ES"/>
         </w:rPr>
-        <w:lastRenderedPageBreak/>
         <w:t>Destino de la Producción Agrícola por Sector:</w:t>
       </w:r>
     </w:p>
     <w:p>
       <w:pPr>
+        <w:spacing w:before="375" w:after="225"/>
         <w:jc w:val="center"/>
-        <w:divId w:val="943923399"/>
+        <w:divId w:val="275406310"/>
         <w:rPr>
           <w:rFonts w:ascii="Outfit" w:eastAsia="Times New Roman" w:hAnsi="Outfit"/>
           <w:b/>
@@ -6020,8 +6027,9 @@
     </w:p>
     <w:p>
       <w:pPr>
+        <w:spacing w:after="375"/>
         <w:jc w:val="center"/>
-        <w:divId w:val="231042764"/>
+        <w:divId w:val="1805538477"/>
         <w:rPr>
           <w:rFonts w:ascii="Plus Jakarta Sans" w:eastAsia="Times New Roman" w:hAnsi="Plus Jakarta Sans"/>
           <w:lang w:val="es-ES"/>
@@ -6325,7 +6333,7 @@
     <w:p>
       <w:pPr>
         <w:spacing w:before="450" w:after="450"/>
-        <w:divId w:val="352536562"/>
+        <w:divId w:val="826241979"/>
         <w:rPr>
           <w:rFonts w:ascii="Plus Jakarta Sans" w:eastAsia="Times New Roman" w:hAnsi="Plus Jakarta Sans"/>
           <w:lang w:val="es-ES"/>
@@ -6344,7 +6352,7 @@
     <w:p>
       <w:pPr>
         <w:pStyle w:val="Ttulo3"/>
-        <w:divId w:val="352536562"/>
+        <w:divId w:val="826241979"/>
         <w:rPr>
           <w:rFonts w:eastAsia="Times New Roman"/>
           <w:lang w:val="es-ES"/>
@@ -6361,7 +6369,7 @@
     <w:p>
       <w:pPr>
         <w:pStyle w:val="NormalWeb"/>
-        <w:divId w:val="352536562"/>
+        <w:divId w:val="826241979"/>
         <w:rPr>
           <w:rFonts w:ascii="Plus Jakarta Sans" w:hAnsi="Plus Jakarta Sans"/>
           <w:lang w:val="es-ES"/>
@@ -6385,7 +6393,7 @@
     <w:p>
       <w:pPr>
         <w:pStyle w:val="Ttulo4"/>
-        <w:divId w:val="352536562"/>
+        <w:divId w:val="826241979"/>
         <w:rPr>
           <w:rFonts w:eastAsia="Times New Roman"/>
           <w:lang w:val="es-ES"/>
@@ -6402,7 +6410,7 @@
     <w:p>
       <w:pPr>
         <w:pStyle w:val="NormalWeb"/>
-        <w:divId w:val="352536562"/>
+        <w:divId w:val="826241979"/>
         <w:rPr>
           <w:rFonts w:ascii="Plus Jakarta Sans" w:hAnsi="Plus Jakarta Sans"/>
           <w:lang w:val="es-ES"/>
@@ -6433,7 +6441,7 @@
       </w:tblGrid>
       <w:tr>
         <w:trPr>
-          <w:divId w:val="116293211"/>
+          <w:divId w:val="712585321"/>
           <w:tblHeader/>
         </w:trPr>
         <w:tc>
@@ -6513,7 +6521,7 @@
       </w:tr>
       <w:tr>
         <w:trPr>
-          <w:divId w:val="116293211"/>
+          <w:divId w:val="712585321"/>
         </w:trPr>
         <w:tc>
           <w:tcPr>
@@ -6602,7 +6610,7 @@
     <w:p>
       <w:pPr>
         <w:pStyle w:val="Ttulo4"/>
-        <w:divId w:val="352536562"/>
+        <w:divId w:val="826241979"/>
         <w:rPr>
           <w:rFonts w:eastAsia="Times New Roman"/>
           <w:lang w:val="es-ES"/>
@@ -6619,7 +6627,7 @@
     <w:p>
       <w:pPr>
         <w:pStyle w:val="NormalWeb"/>
-        <w:divId w:val="352536562"/>
+        <w:divId w:val="826241979"/>
         <w:rPr>
           <w:rFonts w:ascii="Plus Jakarta Sans" w:hAnsi="Plus Jakarta Sans"/>
           <w:lang w:val="es-ES"/>
@@ -6650,7 +6658,7 @@
       </w:tblGrid>
       <w:tr>
         <w:trPr>
-          <w:divId w:val="157964385"/>
+          <w:divId w:val="1594896200"/>
           <w:tblHeader/>
         </w:trPr>
         <w:tc>
@@ -6730,7 +6738,7 @@
       </w:tr>
       <w:tr>
         <w:trPr>
-          <w:divId w:val="157964385"/>
+          <w:divId w:val="1594896200"/>
         </w:trPr>
         <w:tc>
           <w:tcPr>
@@ -6828,7 +6836,7 @@
     <w:p>
       <w:pPr>
         <w:pStyle w:val="Ttulo4"/>
-        <w:divId w:val="352536562"/>
+        <w:divId w:val="826241979"/>
         <w:rPr>
           <w:rFonts w:eastAsia="Times New Roman"/>
           <w:lang w:val="es-ES"/>
@@ -6845,7 +6853,7 @@
     <w:p>
       <w:pPr>
         <w:pStyle w:val="NormalWeb"/>
-        <w:divId w:val="352536562"/>
+        <w:divId w:val="826241979"/>
         <w:rPr>
           <w:rFonts w:ascii="Plus Jakarta Sans" w:hAnsi="Plus Jakarta Sans"/>
           <w:lang w:val="es-ES"/>
@@ -6876,7 +6884,7 @@
       </w:tblGrid>
       <w:tr>
         <w:trPr>
-          <w:divId w:val="647587675"/>
+          <w:divId w:val="1559777115"/>
           <w:tblHeader/>
         </w:trPr>
         <w:tc>
@@ -6912,7 +6920,6 @@
                 <w:sz w:val="20"/>
                 <w:szCs w:val="20"/>
               </w:rPr>
-              <w:lastRenderedPageBreak/>
               <w:t>Cultivos Frecuentes</w:t>
             </w:r>
           </w:p>
@@ -6957,7 +6964,7 @@
       </w:tr>
       <w:tr>
         <w:trPr>
-          <w:divId w:val="647587675"/>
+          <w:divId w:val="1559777115"/>
         </w:trPr>
         <w:tc>
           <w:tcPr>
@@ -7046,7 +7053,7 @@
     <w:p>
       <w:pPr>
         <w:spacing w:before="450" w:after="450"/>
-        <w:divId w:val="352536562"/>
+        <w:divId w:val="826241979"/>
         <w:rPr>
           <w:rFonts w:ascii="Plus Jakarta Sans" w:eastAsia="Times New Roman" w:hAnsi="Plus Jakarta Sans"/>
           <w:lang w:val="es-ES"/>
@@ -7065,7 +7072,7 @@
     <w:p>
       <w:pPr>
         <w:pStyle w:val="Ttulo2"/>
-        <w:divId w:val="352536562"/>
+        <w:divId w:val="826241979"/>
         <w:rPr>
           <w:rFonts w:eastAsia="Times New Roman"/>
           <w:lang w:val="es-ES"/>
@@ -7082,7 +7089,7 @@
     <w:p>
       <w:pPr>
         <w:pStyle w:val="NormalWeb"/>
-        <w:divId w:val="352536562"/>
+        <w:divId w:val="826241979"/>
         <w:rPr>
           <w:rFonts w:ascii="Plus Jakarta Sans" w:hAnsi="Plus Jakarta Sans"/>
           <w:lang w:val="es-ES"/>
@@ -7099,7 +7106,7 @@
     <w:p>
       <w:pPr>
         <w:pStyle w:val="Ttulo3"/>
-        <w:divId w:val="352536562"/>
+        <w:divId w:val="826241979"/>
         <w:rPr>
           <w:rFonts w:eastAsia="Times New Roman"/>
           <w:lang w:val="es-ES"/>
@@ -7116,7 +7123,7 @@
     <w:p>
       <w:pPr>
         <w:pStyle w:val="NormalWeb"/>
-        <w:divId w:val="352536562"/>
+        <w:divId w:val="826241979"/>
         <w:rPr>
           <w:rFonts w:ascii="Plus Jakarta Sans" w:hAnsi="Plus Jakarta Sans"/>
           <w:lang w:val="es-ES"/>
@@ -7149,7 +7156,7 @@
       </w:tblGrid>
       <w:tr>
         <w:trPr>
-          <w:divId w:val="471601693"/>
+          <w:divId w:val="1167593749"/>
           <w:tblHeader/>
         </w:trPr>
         <w:tc>
@@ -7314,7 +7321,7 @@
       </w:tr>
       <w:tr>
         <w:trPr>
-          <w:divId w:val="471601693"/>
+          <w:divId w:val="1167593749"/>
         </w:trPr>
         <w:tc>
           <w:tcPr>
@@ -7440,7 +7447,7 @@
       </w:tr>
       <w:tr>
         <w:trPr>
-          <w:divId w:val="471601693"/>
+          <w:divId w:val="1167593749"/>
         </w:trPr>
         <w:tc>
           <w:tcPr>
@@ -7566,7 +7573,7 @@
       </w:tr>
       <w:tr>
         <w:trPr>
-          <w:divId w:val="471601693"/>
+          <w:divId w:val="1167593749"/>
         </w:trPr>
         <w:tc>
           <w:tcPr>
@@ -7692,7 +7699,7 @@
       </w:tr>
       <w:tr>
         <w:trPr>
-          <w:divId w:val="471601693"/>
+          <w:divId w:val="1167593749"/>
         </w:trPr>
         <w:tc>
           <w:tcPr>
@@ -7820,7 +7827,7 @@
     <w:p>
       <w:pPr>
         <w:pStyle w:val="Ttulo3"/>
-        <w:divId w:val="352536562"/>
+        <w:divId w:val="826241979"/>
         <w:rPr>
           <w:rFonts w:eastAsia="Times New Roman"/>
           <w:lang w:val="es-ES"/>
@@ -7838,7 +7845,7 @@
       <w:pPr>
         <w:spacing w:before="375" w:after="225"/>
         <w:jc w:val="center"/>
-        <w:divId w:val="2013140033"/>
+        <w:divId w:val="1531452239"/>
         <w:rPr>
           <w:rFonts w:ascii="Outfit" w:eastAsia="Times New Roman" w:hAnsi="Outfit"/>
           <w:b/>
@@ -7868,7 +7875,7 @@
       <w:pPr>
         <w:spacing w:after="375"/>
         <w:jc w:val="center"/>
-        <w:divId w:val="269633010"/>
+        <w:divId w:val="952172824"/>
         <w:rPr>
           <w:rFonts w:ascii="Plus Jakarta Sans" w:eastAsia="Times New Roman" w:hAnsi="Plus Jakarta Sans"/>
           <w:lang w:val="es-ES"/>
@@ -8235,7 +8242,7 @@
     <w:p>
       <w:pPr>
         <w:pStyle w:val="Ttulo3"/>
-        <w:divId w:val="352536562"/>
+        <w:divId w:val="826241979"/>
         <w:rPr>
           <w:rFonts w:eastAsia="Times New Roman"/>
           <w:lang w:val="es-ES"/>
@@ -8259,7 +8266,7 @@
     <w:p>
       <w:pPr>
         <w:pStyle w:val="NormalWeb"/>
-        <w:divId w:val="352536562"/>
+        <w:divId w:val="826241979"/>
         <w:rPr>
           <w:rFonts w:ascii="Plus Jakarta Sans" w:hAnsi="Plus Jakarta Sans"/>
           <w:lang w:val="es-ES"/>
@@ -8281,7 +8288,7 @@
         </w:numPr>
         <w:spacing w:before="100" w:beforeAutospacing="1" w:after="90"/>
         <w:ind w:left="1020"/>
-        <w:divId w:val="352536562"/>
+        <w:divId w:val="826241979"/>
         <w:rPr>
           <w:rFonts w:ascii="Plus Jakarta Sans" w:eastAsia="Times New Roman" w:hAnsi="Plus Jakarta Sans"/>
           <w:sz w:val="21"/>
@@ -8317,7 +8324,7 @@
         </w:numPr>
         <w:spacing w:before="100" w:beforeAutospacing="1" w:after="90"/>
         <w:ind w:left="1020"/>
-        <w:divId w:val="352536562"/>
+        <w:divId w:val="826241979"/>
         <w:rPr>
           <w:rFonts w:ascii="Plus Jakarta Sans" w:eastAsia="Times New Roman" w:hAnsi="Plus Jakarta Sans"/>
           <w:sz w:val="21"/>
@@ -8362,7 +8369,7 @@
         </w:numPr>
         <w:spacing w:before="100" w:beforeAutospacing="1" w:after="90"/>
         <w:ind w:left="1020"/>
-        <w:divId w:val="352536562"/>
+        <w:divId w:val="826241979"/>
         <w:rPr>
           <w:rFonts w:ascii="Plus Jakarta Sans" w:eastAsia="Times New Roman" w:hAnsi="Plus Jakarta Sans"/>
           <w:sz w:val="21"/>
@@ -8416,7 +8423,7 @@
         </w:numPr>
         <w:spacing w:before="100" w:beforeAutospacing="1" w:after="90"/>
         <w:ind w:left="1020"/>
-        <w:divId w:val="352536562"/>
+        <w:divId w:val="826241979"/>
         <w:rPr>
           <w:rFonts w:ascii="Plus Jakarta Sans" w:eastAsia="Times New Roman" w:hAnsi="Plus Jakarta Sans"/>
           <w:sz w:val="21"/>
@@ -8461,7 +8468,7 @@
         </w:numPr>
         <w:spacing w:before="100" w:beforeAutospacing="1" w:after="90"/>
         <w:ind w:left="1020"/>
-        <w:divId w:val="352536562"/>
+        <w:divId w:val="826241979"/>
         <w:rPr>
           <w:rFonts w:ascii="Plus Jakarta Sans" w:eastAsia="Times New Roman" w:hAnsi="Plus Jakarta Sans"/>
           <w:sz w:val="21"/>
@@ -8497,7 +8504,7 @@
         </w:numPr>
         <w:spacing w:before="100" w:beforeAutospacing="1" w:after="90"/>
         <w:ind w:left="1020"/>
-        <w:divId w:val="352536562"/>
+        <w:divId w:val="826241979"/>
         <w:rPr>
           <w:rFonts w:ascii="Plus Jakarta Sans" w:eastAsia="Times New Roman" w:hAnsi="Plus Jakarta Sans"/>
           <w:sz w:val="21"/>
@@ -8542,7 +8549,7 @@
         </w:numPr>
         <w:spacing w:before="100" w:beforeAutospacing="1" w:after="90"/>
         <w:ind w:left="1020"/>
-        <w:divId w:val="352536562"/>
+        <w:divId w:val="826241979"/>
         <w:rPr>
           <w:rFonts w:ascii="Plus Jakarta Sans" w:eastAsia="Times New Roman" w:hAnsi="Plus Jakarta Sans"/>
           <w:sz w:val="21"/>
@@ -8587,7 +8594,7 @@
         </w:numPr>
         <w:spacing w:before="100" w:beforeAutospacing="1" w:after="90"/>
         <w:ind w:left="1020"/>
-        <w:divId w:val="352536562"/>
+        <w:divId w:val="826241979"/>
         <w:rPr>
           <w:rFonts w:ascii="Plus Jakarta Sans" w:eastAsia="Times New Roman" w:hAnsi="Plus Jakarta Sans"/>
           <w:sz w:val="21"/>
@@ -8632,7 +8639,7 @@
         </w:numPr>
         <w:spacing w:before="100" w:beforeAutospacing="1" w:after="90"/>
         <w:ind w:left="1020"/>
-        <w:divId w:val="352536562"/>
+        <w:divId w:val="826241979"/>
         <w:rPr>
           <w:rFonts w:ascii="Plus Jakarta Sans" w:eastAsia="Times New Roman" w:hAnsi="Plus Jakarta Sans"/>
           <w:sz w:val="21"/>
@@ -8668,7 +8675,7 @@
         </w:numPr>
         <w:spacing w:before="100" w:beforeAutospacing="1" w:after="90"/>
         <w:ind w:left="1020"/>
-        <w:divId w:val="352536562"/>
+        <w:divId w:val="826241979"/>
         <w:rPr>
           <w:rFonts w:ascii="Plus Jakarta Sans" w:eastAsia="Times New Roman" w:hAnsi="Plus Jakarta Sans"/>
           <w:sz w:val="21"/>
@@ -8722,7 +8729,7 @@
         </w:numPr>
         <w:spacing w:before="100" w:beforeAutospacing="1" w:after="90"/>
         <w:ind w:left="1020"/>
-        <w:divId w:val="352536562"/>
+        <w:divId w:val="826241979"/>
         <w:rPr>
           <w:rFonts w:ascii="Plus Jakarta Sans" w:eastAsia="Times New Roman" w:hAnsi="Plus Jakarta Sans"/>
           <w:sz w:val="21"/>
@@ -8767,7 +8774,7 @@
         </w:numPr>
         <w:spacing w:before="100" w:beforeAutospacing="1" w:after="90"/>
         <w:ind w:left="1020"/>
-        <w:divId w:val="352536562"/>
+        <w:divId w:val="826241979"/>
         <w:rPr>
           <w:rFonts w:ascii="Plus Jakarta Sans" w:eastAsia="Times New Roman" w:hAnsi="Plus Jakarta Sans"/>
           <w:sz w:val="21"/>
@@ -8807,7 +8814,7 @@
     <w:p>
       <w:pPr>
         <w:pStyle w:val="Ttulo3"/>
-        <w:divId w:val="352536562"/>
+        <w:divId w:val="826241979"/>
         <w:rPr>
           <w:rFonts w:eastAsia="Times New Roman"/>
           <w:lang w:val="es-ES"/>
@@ -8825,7 +8832,7 @@
       <w:pPr>
         <w:spacing w:before="375" w:after="225"/>
         <w:jc w:val="center"/>
-        <w:divId w:val="2041588286"/>
+        <w:divId w:val="932931812"/>
         <w:rPr>
           <w:rFonts w:ascii="Outfit" w:eastAsia="Times New Roman" w:hAnsi="Outfit"/>
           <w:b/>
@@ -8855,7 +8862,7 @@
       <w:pPr>
         <w:spacing w:after="375"/>
         <w:jc w:val="center"/>
-        <w:divId w:val="471555047"/>
+        <w:divId w:val="537545422"/>
         <w:rPr>
           <w:rFonts w:ascii="Plus Jakarta Sans" w:eastAsia="Times New Roman" w:hAnsi="Plus Jakarta Sans"/>
           <w:lang w:val="es-ES"/>
@@ -9145,7 +9152,7 @@
     <w:p>
       <w:pPr>
         <w:spacing w:before="450" w:after="450"/>
-        <w:divId w:val="352536562"/>
+        <w:divId w:val="826241979"/>
         <w:rPr>
           <w:rFonts w:ascii="Plus Jakarta Sans" w:eastAsia="Times New Roman" w:hAnsi="Plus Jakarta Sans"/>
           <w:lang w:val="es-ES"/>
@@ -9164,7 +9171,7 @@
     <w:p>
       <w:pPr>
         <w:pStyle w:val="Ttulo2"/>
-        <w:divId w:val="352536562"/>
+        <w:divId w:val="826241979"/>
         <w:rPr>
           <w:rFonts w:eastAsia="Times New Roman"/>
           <w:lang w:val="es-ES"/>
@@ -9181,7 +9188,7 @@
     <w:p>
       <w:pPr>
         <w:pStyle w:val="NormalWeb"/>
-        <w:divId w:val="352536562"/>
+        <w:divId w:val="826241979"/>
         <w:rPr>
           <w:rFonts w:ascii="Plus Jakarta Sans" w:hAnsi="Plus Jakarta Sans"/>
           <w:lang w:val="es-ES"/>
@@ -9198,7 +9205,7 @@
     <w:p>
       <w:pPr>
         <w:pStyle w:val="NormalWeb"/>
-        <w:divId w:val="352536562"/>
+        <w:divId w:val="826241979"/>
         <w:rPr>
           <w:rFonts w:ascii="Plus Jakarta Sans" w:hAnsi="Plus Jakarta Sans"/>
           <w:lang w:val="es-ES"/>
@@ -9260,7 +9267,7 @@
     <w:p>
       <w:pPr>
         <w:pStyle w:val="NormalWeb"/>
-        <w:divId w:val="352536562"/>
+        <w:divId w:val="826241979"/>
         <w:rPr>
           <w:rFonts w:ascii="Plus Jakarta Sans" w:hAnsi="Plus Jakarta Sans"/>
           <w:lang w:val="es-ES"/>
@@ -9314,7 +9321,7 @@
     <w:p>
       <w:pPr>
         <w:pStyle w:val="NormalWeb"/>
-        <w:divId w:val="352536562"/>
+        <w:divId w:val="826241979"/>
         <w:rPr>
           <w:rFonts w:ascii="Plus Jakarta Sans" w:hAnsi="Plus Jakarta Sans"/>
           <w:lang w:val="es-ES"/>
@@ -9375,7 +9382,7 @@
     <w:p>
       <w:pPr>
         <w:pStyle w:val="NormalWeb"/>
-        <w:divId w:val="352536562"/>
+        <w:divId w:val="826241979"/>
         <w:rPr>
           <w:rFonts w:ascii="Plus Jakarta Sans" w:hAnsi="Plus Jakarta Sans"/>
           <w:lang w:val="es-ES"/>
@@ -9429,7 +9436,7 @@
     <w:p>
       <w:pPr>
         <w:spacing w:before="450" w:after="450"/>
-        <w:divId w:val="352536562"/>
+        <w:divId w:val="826241979"/>
         <w:rPr>
           <w:rFonts w:ascii="Plus Jakarta Sans" w:eastAsia="Times New Roman" w:hAnsi="Plus Jakarta Sans"/>
           <w:lang w:val="es-ES"/>
@@ -9448,7 +9455,7 @@
     <w:p>
       <w:pPr>
         <w:pStyle w:val="Ttulo2"/>
-        <w:divId w:val="352536562"/>
+        <w:divId w:val="826241979"/>
         <w:rPr>
           <w:rFonts w:eastAsia="Times New Roman"/>
           <w:lang w:val="es-ES"/>
@@ -9465,7 +9472,7 @@
     <w:p>
       <w:pPr>
         <w:pStyle w:val="NormalWeb"/>
-        <w:divId w:val="352536562"/>
+        <w:divId w:val="826241979"/>
         <w:rPr>
           <w:rFonts w:ascii="Plus Jakarta Sans" w:hAnsi="Plus Jakarta Sans"/>
           <w:lang w:val="es-ES"/>
@@ -9504,7 +9511,7 @@
     <w:p>
       <w:pPr>
         <w:pStyle w:val="Ttulo3"/>
-        <w:divId w:val="352536562"/>
+        <w:divId w:val="826241979"/>
         <w:rPr>
           <w:rFonts w:eastAsia="Times New Roman"/>
           <w:lang w:val="es-ES"/>
@@ -9538,7 +9545,7 @@
       </w:tblGrid>
       <w:tr>
         <w:trPr>
-          <w:divId w:val="1057630465"/>
+          <w:divId w:val="1929805285"/>
           <w:tblHeader/>
         </w:trPr>
         <w:tc>
@@ -9729,7 +9736,7 @@
       </w:tr>
       <w:tr>
         <w:trPr>
-          <w:divId w:val="1057630465"/>
+          <w:divId w:val="1929805285"/>
         </w:trPr>
         <w:tc>
           <w:tcPr>
@@ -9885,7 +9892,7 @@
       </w:tr>
       <w:tr>
         <w:trPr>
-          <w:divId w:val="1057630465"/>
+          <w:divId w:val="1929805285"/>
         </w:trPr>
         <w:tc>
           <w:tcPr>
@@ -10041,7 +10048,7 @@
       </w:tr>
       <w:tr>
         <w:trPr>
-          <w:divId w:val="1057630465"/>
+          <w:divId w:val="1929805285"/>
         </w:trPr>
         <w:tc>
           <w:tcPr>
@@ -10197,7 +10204,7 @@
       </w:tr>
       <w:tr>
         <w:trPr>
-          <w:divId w:val="1057630465"/>
+          <w:divId w:val="1929805285"/>
         </w:trPr>
         <w:tc>
           <w:tcPr>
@@ -10359,7 +10366,7 @@
     <w:p>
       <w:pPr>
         <w:pStyle w:val="Ttulo3"/>
-        <w:divId w:val="352536562"/>
+        <w:divId w:val="826241979"/>
         <w:rPr>
           <w:rFonts w:eastAsia="Times New Roman"/>
           <w:lang w:val="es-ES"/>
@@ -10393,7 +10400,7 @@
       </w:tblGrid>
       <w:tr>
         <w:trPr>
-          <w:divId w:val="945696290"/>
+          <w:divId w:val="1330059110"/>
           <w:tblHeader/>
         </w:trPr>
         <w:tc>
@@ -10584,7 +10591,7 @@
       </w:tr>
       <w:tr>
         <w:trPr>
-          <w:divId w:val="945696290"/>
+          <w:divId w:val="1330059110"/>
         </w:trPr>
         <w:tc>
           <w:tcPr>
@@ -10741,7 +10748,7 @@
       </w:tr>
       <w:tr>
         <w:trPr>
-          <w:divId w:val="945696290"/>
+          <w:divId w:val="1330059110"/>
         </w:trPr>
         <w:tc>
           <w:tcPr>
@@ -10900,7 +10907,7 @@
     <w:p>
       <w:pPr>
         <w:pStyle w:val="Ttulo3"/>
-        <w:divId w:val="352536562"/>
+        <w:divId w:val="826241979"/>
         <w:rPr>
           <w:rFonts w:eastAsia="Times New Roman"/>
           <w:lang w:val="es-ES"/>
@@ -10935,7 +10942,7 @@
       </w:tblGrid>
       <w:tr>
         <w:trPr>
-          <w:divId w:val="1829591070"/>
+          <w:divId w:val="1681850948"/>
           <w:tblHeader/>
         </w:trPr>
         <w:tc>
@@ -11163,7 +11170,7 @@
       </w:tr>
       <w:tr>
         <w:trPr>
-          <w:divId w:val="1829591070"/>
+          <w:divId w:val="1681850948"/>
         </w:trPr>
         <w:tc>
           <w:tcPr>
@@ -11359,7 +11366,7 @@
       </w:tr>
       <w:tr>
         <w:trPr>
-          <w:divId w:val="1829591070"/>
+          <w:divId w:val="1681850948"/>
         </w:trPr>
         <w:tc>
           <w:tcPr>
@@ -11544,7 +11551,7 @@
       </w:tr>
       <w:tr>
         <w:trPr>
-          <w:divId w:val="1829591070"/>
+          <w:divId w:val="1681850948"/>
         </w:trPr>
         <w:tc>
           <w:tcPr>
@@ -11742,7 +11749,7 @@
     <w:p>
       <w:pPr>
         <w:pStyle w:val="Ttulo4"/>
-        <w:divId w:val="352536562"/>
+        <w:divId w:val="826241979"/>
         <w:rPr>
           <w:rFonts w:eastAsia="Times New Roman"/>
           <w:lang w:val="es-ES"/>
@@ -11760,7 +11767,7 @@
       <w:pPr>
         <w:spacing w:before="375" w:after="225"/>
         <w:jc w:val="center"/>
-        <w:divId w:val="462386693"/>
+        <w:divId w:val="29035586"/>
         <w:rPr>
           <w:rFonts w:ascii="Outfit" w:eastAsia="Times New Roman" w:hAnsi="Outfit"/>
           <w:b/>
@@ -11790,7 +11797,7 @@
       <w:pPr>
         <w:spacing w:after="375"/>
         <w:jc w:val="center"/>
-        <w:divId w:val="1477720822"/>
+        <w:divId w:val="1202745989"/>
         <w:rPr>
           <w:rFonts w:ascii="Plus Jakarta Sans" w:eastAsia="Times New Roman" w:hAnsi="Plus Jakarta Sans"/>
           <w:lang w:val="es-ES"/>
@@ -12185,7 +12192,7 @@
     <w:p>
       <w:pPr>
         <w:pStyle w:val="Ttulo3"/>
-        <w:divId w:val="352536562"/>
+        <w:divId w:val="826241979"/>
         <w:rPr>
           <w:rFonts w:eastAsia="Times New Roman"/>
           <w:lang w:val="es-ES"/>
@@ -12217,7 +12224,7 @@
       </w:tblGrid>
       <w:tr>
         <w:trPr>
-          <w:divId w:val="1997999716"/>
+          <w:divId w:val="505168946"/>
           <w:tblHeader/>
         </w:trPr>
         <w:tc>
@@ -12334,7 +12341,7 @@
       </w:tr>
       <w:tr>
         <w:trPr>
-          <w:divId w:val="1997999716"/>
+          <w:divId w:val="505168946"/>
         </w:trPr>
         <w:tc>
           <w:tcPr>
@@ -12430,7 +12437,7 @@
       </w:tr>
       <w:tr>
         <w:trPr>
-          <w:divId w:val="1997999716"/>
+          <w:divId w:val="505168946"/>
         </w:trPr>
         <w:tc>
           <w:tcPr>
@@ -12526,7 +12533,7 @@
       </w:tr>
       <w:tr>
         <w:trPr>
-          <w:divId w:val="1997999716"/>
+          <w:divId w:val="505168946"/>
         </w:trPr>
         <w:tc>
           <w:tcPr>
@@ -12624,7 +12631,7 @@
     <w:p>
       <w:pPr>
         <w:pStyle w:val="NormalWeb"/>
-        <w:divId w:val="352536562"/>
+        <w:divId w:val="826241979"/>
         <w:rPr>
           <w:rFonts w:ascii="Plus Jakarta Sans" w:hAnsi="Plus Jakarta Sans"/>
           <w:lang w:val="es-ES"/>
@@ -12649,7 +12656,7 @@
     <w:p>
       <w:pPr>
         <w:pStyle w:val="Ttulo3"/>
-        <w:divId w:val="352536562"/>
+        <w:divId w:val="826241979"/>
         <w:rPr>
           <w:rFonts w:eastAsia="Times New Roman"/>
           <w:lang w:val="es-ES"/>
@@ -12691,7 +12698,7 @@
       </w:tblGrid>
       <w:tr>
         <w:trPr>
-          <w:divId w:val="328480932"/>
+          <w:divId w:val="728505099"/>
           <w:tblHeader/>
         </w:trPr>
         <w:tc>
@@ -12919,7 +12926,7 @@
       </w:tr>
       <w:tr>
         <w:trPr>
-          <w:divId w:val="328480932"/>
+          <w:divId w:val="728505099"/>
         </w:trPr>
         <w:tc>
           <w:tcPr>
@@ -13105,7 +13112,7 @@
       </w:tr>
       <w:tr>
         <w:trPr>
-          <w:divId w:val="328480932"/>
+          <w:divId w:val="728505099"/>
         </w:trPr>
         <w:tc>
           <w:tcPr>
@@ -13291,7 +13298,7 @@
       </w:tr>
       <w:tr>
         <w:trPr>
-          <w:divId w:val="328480932"/>
+          <w:divId w:val="728505099"/>
         </w:trPr>
         <w:tc>
           <w:tcPr>
@@ -13477,7 +13484,7 @@
       </w:tr>
       <w:tr>
         <w:trPr>
-          <w:divId w:val="328480932"/>
+          <w:divId w:val="728505099"/>
         </w:trPr>
         <w:tc>
           <w:tcPr>
@@ -13670,7 +13677,7 @@
     <w:p>
       <w:pPr>
         <w:pStyle w:val="NormalWeb"/>
-        <w:divId w:val="352536562"/>
+        <w:divId w:val="826241979"/>
         <w:rPr>
           <w:rFonts w:ascii="Plus Jakarta Sans" w:hAnsi="Plus Jakarta Sans"/>
           <w:lang w:val="es-ES"/>
@@ -13717,7 +13724,7 @@
     <w:p>
       <w:pPr>
         <w:pStyle w:val="Ttulo3"/>
-        <w:divId w:val="352536562"/>
+        <w:divId w:val="826241979"/>
         <w:rPr>
           <w:rFonts w:eastAsia="Times New Roman"/>
           <w:lang w:val="es-ES"/>
@@ -13752,7 +13759,7 @@
       </w:tblGrid>
       <w:tr>
         <w:trPr>
-          <w:divId w:val="1733188543"/>
+          <w:divId w:val="2045204512"/>
           <w:tblHeader/>
         </w:trPr>
         <w:tc>
@@ -13980,7 +13987,7 @@
       </w:tr>
       <w:tr>
         <w:trPr>
-          <w:divId w:val="1733188543"/>
+          <w:divId w:val="2045204512"/>
         </w:trPr>
         <w:tc>
           <w:tcPr>
@@ -14174,7 +14181,7 @@
       </w:tr>
       <w:tr>
         <w:trPr>
-          <w:divId w:val="1733188543"/>
+          <w:divId w:val="2045204512"/>
         </w:trPr>
         <w:tc>
           <w:tcPr>
@@ -14370,7 +14377,7 @@
     <w:p>
       <w:pPr>
         <w:pStyle w:val="Ttulo4"/>
-        <w:divId w:val="352536562"/>
+        <w:divId w:val="826241979"/>
         <w:rPr>
           <w:rFonts w:eastAsia="Times New Roman"/>
           <w:lang w:val="es-ES"/>
@@ -14388,7 +14395,7 @@
       <w:pPr>
         <w:spacing w:before="375" w:after="225"/>
         <w:jc w:val="center"/>
-        <w:divId w:val="1086927358"/>
+        <w:divId w:val="1473717990"/>
         <w:rPr>
           <w:rFonts w:ascii="Outfit" w:eastAsia="Times New Roman" w:hAnsi="Outfit"/>
           <w:b/>
@@ -14418,7 +14425,7 @@
       <w:pPr>
         <w:spacing w:after="375"/>
         <w:jc w:val="center"/>
-        <w:divId w:val="2132241711"/>
+        <w:divId w:val="1332295772"/>
         <w:rPr>
           <w:rFonts w:ascii="Plus Jakarta Sans" w:eastAsia="Times New Roman" w:hAnsi="Plus Jakarta Sans"/>
           <w:lang w:val="es-ES"/>
@@ -14806,7 +14813,7 @@
     <w:p>
       <w:pPr>
         <w:pStyle w:val="Ttulo3"/>
-        <w:divId w:val="352536562"/>
+        <w:divId w:val="826241979"/>
         <w:rPr>
           <w:rFonts w:eastAsia="Times New Roman"/>
           <w:lang w:val="es-ES"/>
@@ -14840,7 +14847,7 @@
       </w:tblGrid>
       <w:tr>
         <w:trPr>
-          <w:divId w:val="837380940"/>
+          <w:divId w:val="417946447"/>
           <w:tblHeader/>
         </w:trPr>
         <w:tc>
@@ -15031,7 +15038,7 @@
       </w:tr>
       <w:tr>
         <w:trPr>
-          <w:divId w:val="837380940"/>
+          <w:divId w:val="417946447"/>
         </w:trPr>
         <w:tc>
           <w:tcPr>
@@ -15187,7 +15194,7 @@
       </w:tr>
       <w:tr>
         <w:trPr>
-          <w:divId w:val="837380940"/>
+          <w:divId w:val="417946447"/>
         </w:trPr>
         <w:tc>
           <w:tcPr>
@@ -15343,7 +15350,7 @@
       </w:tr>
       <w:tr>
         <w:trPr>
-          <w:divId w:val="837380940"/>
+          <w:divId w:val="417946447"/>
         </w:trPr>
         <w:tc>
           <w:tcPr>
@@ -15499,7 +15506,7 @@
       </w:tr>
       <w:tr>
         <w:trPr>
-          <w:divId w:val="837380940"/>
+          <w:divId w:val="417946447"/>
         </w:trPr>
         <w:tc>
           <w:tcPr>
@@ -15655,7 +15662,7 @@
       </w:tr>
       <w:tr>
         <w:trPr>
-          <w:divId w:val="837380940"/>
+          <w:divId w:val="417946447"/>
         </w:trPr>
         <w:tc>
           <w:tcPr>
@@ -15811,7 +15818,7 @@
       </w:tr>
       <w:tr>
         <w:trPr>
-          <w:divId w:val="837380940"/>
+          <w:divId w:val="417946447"/>
         </w:trPr>
         <w:tc>
           <w:tcPr>
@@ -15969,7 +15976,7 @@
     <w:p>
       <w:pPr>
         <w:pStyle w:val="Ttulo3"/>
-        <w:divId w:val="352536562"/>
+        <w:divId w:val="826241979"/>
         <w:rPr>
           <w:rFonts w:eastAsia="Times New Roman"/>
           <w:lang w:val="es-ES"/>
@@ -16003,7 +16010,7 @@
       </w:tblGrid>
       <w:tr>
         <w:trPr>
-          <w:divId w:val="984436155"/>
+          <w:divId w:val="987201251"/>
           <w:tblHeader/>
         </w:trPr>
         <w:tc>
@@ -16194,7 +16201,7 @@
       </w:tr>
       <w:tr>
         <w:trPr>
-          <w:divId w:val="984436155"/>
+          <w:divId w:val="987201251"/>
         </w:trPr>
         <w:tc>
           <w:tcPr>
@@ -16350,7 +16357,7 @@
       </w:tr>
       <w:tr>
         <w:trPr>
-          <w:divId w:val="984436155"/>
+          <w:divId w:val="987201251"/>
         </w:trPr>
         <w:tc>
           <w:tcPr>
@@ -16506,7 +16513,7 @@
       </w:tr>
       <w:tr>
         <w:trPr>
-          <w:divId w:val="984436155"/>
+          <w:divId w:val="987201251"/>
         </w:trPr>
         <w:tc>
           <w:tcPr>
@@ -16662,7 +16669,7 @@
       </w:tr>
       <w:tr>
         <w:trPr>
-          <w:divId w:val="984436155"/>
+          <w:divId w:val="987201251"/>
         </w:trPr>
         <w:tc>
           <w:tcPr>
@@ -16818,7 +16825,7 @@
       </w:tr>
       <w:tr>
         <w:trPr>
-          <w:divId w:val="984436155"/>
+          <w:divId w:val="987201251"/>
         </w:trPr>
         <w:tc>
           <w:tcPr>
@@ -16976,7 +16983,7 @@
     <w:p>
       <w:pPr>
         <w:pStyle w:val="Ttulo3"/>
-        <w:divId w:val="352536562"/>
+        <w:divId w:val="826241979"/>
         <w:rPr>
           <w:rFonts w:eastAsia="Times New Roman"/>
           <w:lang w:val="es-ES"/>
@@ -17010,7 +17017,7 @@
       </w:tblGrid>
       <w:tr>
         <w:trPr>
-          <w:divId w:val="206644266"/>
+          <w:divId w:val="1419205223"/>
           <w:tblHeader/>
         </w:trPr>
         <w:tc>
@@ -17201,7 +17208,7 @@
       </w:tr>
       <w:tr>
         <w:trPr>
-          <w:divId w:val="206644266"/>
+          <w:divId w:val="1419205223"/>
         </w:trPr>
         <w:tc>
           <w:tcPr>
@@ -17357,7 +17364,7 @@
       </w:tr>
       <w:tr>
         <w:trPr>
-          <w:divId w:val="206644266"/>
+          <w:divId w:val="1419205223"/>
         </w:trPr>
         <w:tc>
           <w:tcPr>
@@ -17515,7 +17522,7 @@
     <w:p>
       <w:pPr>
         <w:pStyle w:val="Ttulo4"/>
-        <w:divId w:val="352536562"/>
+        <w:divId w:val="826241979"/>
         <w:rPr>
           <w:rFonts w:eastAsia="Times New Roman"/>
           <w:lang w:val="es-ES"/>
@@ -17533,7 +17540,7 @@
       <w:pPr>
         <w:spacing w:before="375" w:after="225"/>
         <w:jc w:val="center"/>
-        <w:divId w:val="1708483866"/>
+        <w:divId w:val="936526817"/>
         <w:rPr>
           <w:rFonts w:ascii="Outfit" w:eastAsia="Times New Roman" w:hAnsi="Outfit"/>
           <w:b/>
@@ -17563,7 +17570,7 @@
       <w:pPr>
         <w:spacing w:after="375"/>
         <w:jc w:val="center"/>
-        <w:divId w:val="1136339715"/>
+        <w:divId w:val="548952218"/>
         <w:rPr>
           <w:rFonts w:ascii="Plus Jakarta Sans" w:eastAsia="Times New Roman" w:hAnsi="Plus Jakarta Sans"/>
           <w:lang w:val="es-ES"/>
@@ -17951,7 +17958,7 @@
     <w:p>
       <w:pPr>
         <w:spacing w:before="450" w:after="450"/>
-        <w:divId w:val="352536562"/>
+        <w:divId w:val="826241979"/>
         <w:rPr>
           <w:rFonts w:ascii="Plus Jakarta Sans" w:eastAsia="Times New Roman" w:hAnsi="Plus Jakarta Sans"/>
           <w:lang w:val="es-ES"/>
@@ -17970,7 +17977,7 @@
     <w:p>
       <w:pPr>
         <w:spacing w:before="450" w:after="450"/>
-        <w:divId w:val="352536562"/>
+        <w:divId w:val="826241979"/>
         <w:rPr>
           <w:rFonts w:ascii="Plus Jakarta Sans" w:eastAsia="Times New Roman" w:hAnsi="Plus Jakarta Sans"/>
           <w:lang w:val="es-ES"/>
@@ -17989,7 +17996,7 @@
     <w:p>
       <w:pPr>
         <w:pStyle w:val="NormalWeb"/>
-        <w:divId w:val="352536562"/>
+        <w:divId w:val="826241979"/>
         <w:rPr>
           <w:rFonts w:ascii="Plus Jakarta Sans" w:hAnsi="Plus Jakarta Sans"/>
           <w:lang w:val="es-ES"/>
@@ -18038,9 +18045,9 @@
 <file path=word/numbering.xml><?xml version="1.0" encoding="utf-8"?>
 <w:numbering xmlns:wpc="http://schemas.microsoft.com/office/word/2010/wordprocessingCanvas" xmlns:cx="http://schemas.microsoft.com/office/drawing/2014/chartex" xmlns:cx1="http://schemas.microsoft.com/office/drawing/2015/9/8/chartex" xmlns:cx2="http://schemas.microsoft.com/office/drawing/2015/10/21/chartex" xmlns:cx3="http://schemas.microsoft.com/office/drawing/2016/5/9/chartex" xmlns:cx4="http://schemas.microsoft.com/office/drawing/2016/5/10/chartex" xmlns:cx5="http://schemas.microsoft.com/office/drawing/2016/5/11/chartex" xmlns:cx6="http://schemas.microsoft.com/office/drawing/2016/5/12/chartex" xmlns:cx7="http://schemas.microsoft.com/office/drawing/2016/5/13/chartex" xmlns:cx8="http://schemas.microsoft.com/office/drawing/2016/5/14/chartex" xmlns:mc="http://schemas.openxmlformats.org/markup-compatibility/2006" xmlns:aink="http://schemas.microsoft.com/office/drawing/2016/ink" xmlns:am3d="http://schemas.microsoft.com/office/drawing/2017/model3d" xmlns:o="urn:schemas-microsoft-com:office:office" xmlns:r="http://schemas.openxmlformats.org/officeDocument/2006/relationships" xmlns:m="http://schemas.openxmlformats.org/officeDocument/2006/math" xmlns:v="urn:schemas-microsoft-com:vml" xmlns:wp14="http://schemas.microsoft.com/office/word/2010/wordprocessingDrawing" xmlns:wp="http://schemas.openxmlformats.org/drawingml/2006/wordprocessingDrawing" xmlns:w10="urn:schemas-microsoft-com:office:word" xmlns:w="http://schemas.openxmlformats.org/wordprocessingml/2006/main" xmlns:w14="http://schemas.microsoft.com/office/word/2010/wordml" xmlns:w15="http://schemas.microsoft.com/office/word/2012/wordml" xmlns:w16cex="http://schemas.microsoft.com/office/word/2018/wordml/cex" xmlns:w16cid="http://schemas.microsoft.com/office/word/2016/wordml/cid" xmlns:w16="http://schemas.microsoft.com/office/word/2018/wordml" xmlns:w16sdtdh="http://schemas.microsoft.com/office/word/2020/wordml/sdtdatahash" xmlns:w16se="http://schemas.microsoft.com/office/word/2015/wordml/symex" xmlns:wpg="http://schemas.microsoft.com/office/word/2010/wordprocessingGroup" xmlns:wpi="http://schemas.microsoft.com/office/word/2010/wordprocessingInk" xmlns:wne="http://schemas.microsoft.com/office/word/2006/wordml" xmlns:wps="http://schemas.microsoft.com/office/word/2010/wordprocessingShape" mc:Ignorable="w14 w15 w16se w16cid w16 w16cex w16sdtdh wp14">
   <w:abstractNum w:abstractNumId="0" w15:restartNumberingAfterBreak="0">
-    <w:nsid w:val="0EA4532B"/>
+    <w:nsid w:val="12DD5F3A"/>
     <w:multiLevelType w:val="multilevel"/>
-    <w:tmpl w:val="DE562B3E"/>
+    <w:tmpl w:val="1C2E7A76"/>
     <w:lvl w:ilvl="0">
       <w:start w:val="1"/>
       <w:numFmt w:val="bullet"/>
@@ -18187,9 +18194,9 @@
     </w:lvl>
   </w:abstractNum>
   <w:abstractNum w:abstractNumId="1" w15:restartNumberingAfterBreak="0">
-    <w:nsid w:val="11145B2D"/>
+    <w:nsid w:val="57F40478"/>
     <w:multiLevelType w:val="multilevel"/>
-    <w:tmpl w:val="13E222FA"/>
+    <w:tmpl w:val="315042A2"/>
     <w:lvl w:ilvl="0">
       <w:start w:val="1"/>
       <w:numFmt w:val="bullet"/>
@@ -18336,9 +18343,9 @@
     </w:lvl>
   </w:abstractNum>
   <w:abstractNum w:abstractNumId="2" w15:restartNumberingAfterBreak="0">
-    <w:nsid w:val="5DD80196"/>
+    <w:nsid w:val="7B9F5532"/>
     <w:multiLevelType w:val="multilevel"/>
-    <w:tmpl w:val="00CCDED8"/>
+    <w:tmpl w:val="73C0234C"/>
     <w:lvl w:ilvl="0">
       <w:start w:val="1"/>
       <w:numFmt w:val="bullet"/>
@@ -18485,9 +18492,9 @@
     </w:lvl>
   </w:abstractNum>
   <w:abstractNum w:abstractNumId="3" w15:restartNumberingAfterBreak="0">
-    <w:nsid w:val="7F8A1D43"/>
+    <w:nsid w:val="7E345565"/>
     <w:multiLevelType w:val="multilevel"/>
-    <w:tmpl w:val="8BAE3D82"/>
+    <w:tmpl w:val="A674621E"/>
     <w:lvl w:ilvl="0">
       <w:start w:val="1"/>
       <w:numFmt w:val="bullet"/>
@@ -18634,16 +18641,16 @@
     </w:lvl>
   </w:abstractNum>
   <w:num w:numId="1">
-    <w:abstractNumId w:val="2"/>
+    <w:abstractNumId w:val="0"/>
   </w:num>
   <w:num w:numId="2">
-    <w:abstractNumId w:val="0"/>
+    <w:abstractNumId w:val="3"/>
   </w:num>
   <w:num w:numId="3">
     <w:abstractNumId w:val="1"/>
   </w:num>
   <w:num w:numId="4">
-    <w:abstractNumId w:val="3"/>
+    <w:abstractNumId w:val="2"/>
   </w:num>
 </w:numbering>
 </file>

--- a/public/informe_reunion_tecnica.docx
+++ b/public/informe_reunion_tecnica.docx
@@ -4,7 +4,7 @@
   <w:body>
     <w:p>
       <w:pPr>
-        <w:divId w:val="820079123"/>
+        <w:divId w:val="2115511730"/>
         <w:rPr>
           <w:rFonts w:ascii="Plus Jakarta Sans" w:eastAsia="Times New Roman" w:hAnsi="Plus Jakarta Sans"/>
           <w:lang w:val="es-ES"/>
@@ -28,7 +28,7 @@
     <w:p>
       <w:pPr>
         <w:pStyle w:val="Ttulo1"/>
-        <w:divId w:val="826241979"/>
+        <w:divId w:val="777528882"/>
         <w:rPr>
           <w:rFonts w:eastAsia="Times New Roman"/>
           <w:lang w:val="es-ES"/>
@@ -45,7 +45,7 @@
     <w:p>
       <w:pPr>
         <w:pStyle w:val="NormalWeb"/>
-        <w:divId w:val="826241979"/>
+        <w:divId w:val="777528882"/>
         <w:rPr>
           <w:rFonts w:ascii="Plus Jakarta Sans" w:hAnsi="Plus Jakarta Sans"/>
           <w:lang w:val="es-ES"/>
@@ -63,7 +63,7 @@
     <w:p>
       <w:pPr>
         <w:pStyle w:val="NormalWeb"/>
-        <w:divId w:val="826241979"/>
+        <w:divId w:val="777528882"/>
         <w:rPr>
           <w:rFonts w:ascii="Plus Jakarta Sans" w:hAnsi="Plus Jakarta Sans"/>
           <w:lang w:val="es-ES"/>
@@ -102,7 +102,7 @@
     <w:p>
       <w:pPr>
         <w:spacing w:before="450" w:after="450"/>
-        <w:divId w:val="826241979"/>
+        <w:divId w:val="777528882"/>
         <w:rPr>
           <w:rFonts w:ascii="Plus Jakarta Sans" w:eastAsia="Times New Roman" w:hAnsi="Plus Jakarta Sans"/>
           <w:lang w:val="es-ES"/>
@@ -121,7 +121,7 @@
     <w:p>
       <w:pPr>
         <w:pStyle w:val="Ttulo2"/>
-        <w:divId w:val="826241979"/>
+        <w:divId w:val="777528882"/>
         <w:rPr>
           <w:rFonts w:eastAsia="Times New Roman"/>
           <w:lang w:val="es-ES"/>
@@ -145,7 +145,7 @@
     <w:p>
       <w:pPr>
         <w:pStyle w:val="NormalWeb"/>
-        <w:divId w:val="826241979"/>
+        <w:divId w:val="777528882"/>
         <w:rPr>
           <w:rFonts w:ascii="Plus Jakarta Sans" w:hAnsi="Plus Jakarta Sans"/>
           <w:lang w:val="es-ES"/>
@@ -167,7 +167,7 @@
         </w:numPr>
         <w:spacing w:before="100" w:beforeAutospacing="1" w:after="90"/>
         <w:ind w:left="1020"/>
-        <w:divId w:val="826241979"/>
+        <w:divId w:val="777528882"/>
         <w:rPr>
           <w:rFonts w:ascii="Plus Jakarta Sans" w:eastAsia="Times New Roman" w:hAnsi="Plus Jakarta Sans"/>
           <w:sz w:val="21"/>
@@ -202,7 +202,7 @@
           <w:szCs w:val="21"/>
           <w:lang w:val="es-ES"/>
         </w:rPr>
-        <w:t>6,584 fichas</w:t>
+        <w:t>6,622 fichas</w:t>
       </w:r>
     </w:p>
     <w:p>
@@ -213,7 +213,7 @@
         </w:numPr>
         <w:spacing w:before="100" w:beforeAutospacing="1" w:after="90"/>
         <w:ind w:left="1020"/>
-        <w:divId w:val="826241979"/>
+        <w:divId w:val="777528882"/>
         <w:rPr>
           <w:rFonts w:ascii="Plus Jakarta Sans" w:eastAsia="Times New Roman" w:hAnsi="Plus Jakarta Sans"/>
           <w:sz w:val="21"/>
@@ -258,7 +258,7 @@
           <w:szCs w:val="21"/>
           <w:lang w:val="es-ES"/>
         </w:rPr>
-        <w:t>5,310 polígonos unificados</w:t>
+        <w:t>5,336 polígonos unificados</w:t>
       </w:r>
     </w:p>
     <w:p>
@@ -269,7 +269,7 @@
         </w:numPr>
         <w:spacing w:before="100" w:beforeAutospacing="1" w:after="90"/>
         <w:ind w:left="1020"/>
-        <w:divId w:val="826241979"/>
+        <w:divId w:val="777528882"/>
         <w:rPr>
           <w:rFonts w:ascii="Plus Jakarta Sans" w:eastAsia="Times New Roman" w:hAnsi="Plus Jakarta Sans"/>
           <w:sz w:val="21"/>
@@ -304,7 +304,7 @@
           <w:szCs w:val="21"/>
           <w:lang w:val="es-ES"/>
         </w:rPr>
-        <w:t>8,188 parcelas agrícolas</w:t>
+        <w:t>9,323 parcelas agrícolas</w:t>
       </w:r>
     </w:p>
     <w:p>
@@ -315,7 +315,7 @@
         </w:numPr>
         <w:spacing w:before="100" w:beforeAutospacing="1" w:after="90"/>
         <w:ind w:left="1020"/>
-        <w:divId w:val="826241979"/>
+        <w:divId w:val="777528882"/>
         <w:rPr>
           <w:rFonts w:ascii="Plus Jakarta Sans" w:eastAsia="Times New Roman" w:hAnsi="Plus Jakarta Sans"/>
           <w:sz w:val="21"/>
@@ -350,13 +350,13 @@
           <w:szCs w:val="21"/>
           <w:lang w:val="es-ES"/>
         </w:rPr>
-        <w:t>163,831 especies pecuarias</w:t>
+        <w:t>171,032 especies pecuarias</w:t>
       </w:r>
     </w:p>
     <w:p>
       <w:pPr>
         <w:spacing w:before="450" w:after="450"/>
-        <w:divId w:val="826241979"/>
+        <w:divId w:val="777528882"/>
         <w:rPr>
           <w:rFonts w:ascii="Plus Jakarta Sans" w:eastAsia="Times New Roman" w:hAnsi="Plus Jakarta Sans"/>
           <w:lang w:val="es-ES"/>
@@ -375,7 +375,7 @@
     <w:p>
       <w:pPr>
         <w:pStyle w:val="Ttulo2"/>
-        <w:divId w:val="826241979"/>
+        <w:divId w:val="777528882"/>
         <w:rPr>
           <w:rFonts w:eastAsia="Times New Roman"/>
           <w:lang w:val="es-ES"/>
@@ -392,7 +392,7 @@
     <w:p>
       <w:pPr>
         <w:pStyle w:val="NormalWeb"/>
-        <w:divId w:val="826241979"/>
+        <w:divId w:val="777528882"/>
         <w:rPr>
           <w:rFonts w:ascii="Plus Jakarta Sans" w:hAnsi="Plus Jakarta Sans"/>
           <w:lang w:val="es-ES"/>
@@ -445,7 +445,7 @@
       </w:tblGrid>
       <w:tr>
         <w:trPr>
-          <w:divId w:val="1750276212"/>
+          <w:divId w:val="942228928"/>
           <w:tblHeader/>
         </w:trPr>
         <w:tc>
@@ -525,7 +525,7 @@
       </w:tr>
       <w:tr>
         <w:trPr>
-          <w:divId w:val="1750276212"/>
+          <w:divId w:val="942228928"/>
         </w:trPr>
         <w:tc>
           <w:tcPr>
@@ -584,14 +584,14 @@
                 <w:sz w:val="20"/>
                 <w:szCs w:val="20"/>
               </w:rPr>
-              <w:t>5,496</w:t>
+              <w:t>5,534</w:t>
             </w:r>
           </w:p>
         </w:tc>
       </w:tr>
       <w:tr>
         <w:trPr>
-          <w:divId w:val="1750276212"/>
+          <w:divId w:val="942228928"/>
         </w:trPr>
         <w:tc>
           <w:tcPr>
@@ -657,7 +657,7 @@
       </w:tr>
       <w:tr>
         <w:trPr>
-          <w:divId w:val="1750276212"/>
+          <w:divId w:val="942228928"/>
         </w:trPr>
         <w:tc>
           <w:tcPr>
@@ -723,7 +723,7 @@
       </w:tr>
       <w:tr>
         <w:trPr>
-          <w:divId w:val="1750276212"/>
+          <w:divId w:val="942228928"/>
         </w:trPr>
         <w:tc>
           <w:tcPr>
@@ -791,7 +791,7 @@
     <w:p>
       <w:pPr>
         <w:spacing w:before="450" w:after="450"/>
-        <w:divId w:val="826241979"/>
+        <w:divId w:val="777528882"/>
         <w:rPr>
           <w:rFonts w:ascii="Plus Jakarta Sans" w:eastAsia="Times New Roman" w:hAnsi="Plus Jakarta Sans"/>
           <w:lang w:val="es-ES"/>
@@ -811,7 +811,7 @@
     <w:p>
       <w:pPr>
         <w:pStyle w:val="Ttulo2"/>
-        <w:divId w:val="826241979"/>
+        <w:divId w:val="777528882"/>
         <w:rPr>
           <w:rFonts w:eastAsia="Times New Roman"/>
           <w:lang w:val="es-ES"/>
@@ -828,7 +828,7 @@
     <w:p>
       <w:pPr>
         <w:pStyle w:val="Ttulo3"/>
-        <w:divId w:val="826241979"/>
+        <w:divId w:val="777528882"/>
         <w:rPr>
           <w:rFonts w:eastAsia="Times New Roman"/>
           <w:lang w:val="es-ES"/>
@@ -845,7 +845,7 @@
     <w:p>
       <w:pPr>
         <w:pStyle w:val="NormalWeb"/>
-        <w:divId w:val="826241979"/>
+        <w:divId w:val="777528882"/>
         <w:rPr>
           <w:rFonts w:ascii="Plus Jakarta Sans" w:hAnsi="Plus Jakarta Sans"/>
           <w:lang w:val="es-ES"/>
@@ -885,7 +885,7 @@
       </w:tblGrid>
       <w:tr>
         <w:trPr>
-          <w:divId w:val="1176117570"/>
+          <w:divId w:val="2036080711"/>
           <w:tblHeader/>
         </w:trPr>
         <w:tc>
@@ -1039,7 +1039,7 @@
       </w:tr>
       <w:tr>
         <w:trPr>
-          <w:divId w:val="1176117570"/>
+          <w:divId w:val="2036080711"/>
         </w:trPr>
         <w:tc>
           <w:tcPr>
@@ -1098,37 +1098,37 @@
                 <w:sz w:val="20"/>
                 <w:szCs w:val="20"/>
               </w:rPr>
-              <w:t>3,348</w:t>
-            </w:r>
-          </w:p>
-        </w:tc>
-        <w:tc>
-          <w:tcPr>
-            <w:tcW w:w="0" w:type="auto"/>
-            <w:tcMar>
-              <w:top w:w="150" w:type="dxa"/>
-              <w:left w:w="210" w:type="dxa"/>
-              <w:bottom w:w="150" w:type="dxa"/>
-              <w:right w:w="210" w:type="dxa"/>
-            </w:tcMar>
-            <w:vAlign w:val="center"/>
-            <w:hideMark/>
-          </w:tcPr>
-          <w:p>
-            <w:pPr>
-              <w:rPr>
-                <w:rFonts w:ascii="Plus Jakarta Sans" w:eastAsia="Times New Roman" w:hAnsi="Plus Jakarta Sans"/>
-                <w:sz w:val="20"/>
-                <w:szCs w:val="20"/>
-              </w:rPr>
-            </w:pPr>
-            <w:r>
-              <w:rPr>
-                <w:rFonts w:ascii="Plus Jakarta Sans" w:eastAsia="Times New Roman" w:hAnsi="Plus Jakarta Sans"/>
-                <w:sz w:val="20"/>
-                <w:szCs w:val="20"/>
-              </w:rPr>
-              <w:t>2,149</w:t>
+              <w:t>3,378</w:t>
+            </w:r>
+          </w:p>
+        </w:tc>
+        <w:tc>
+          <w:tcPr>
+            <w:tcW w:w="0" w:type="auto"/>
+            <w:tcMar>
+              <w:top w:w="150" w:type="dxa"/>
+              <w:left w:w="210" w:type="dxa"/>
+              <w:bottom w:w="150" w:type="dxa"/>
+              <w:right w:w="210" w:type="dxa"/>
+            </w:tcMar>
+            <w:vAlign w:val="center"/>
+            <w:hideMark/>
+          </w:tcPr>
+          <w:p>
+            <w:pPr>
+              <w:rPr>
+                <w:rFonts w:ascii="Plus Jakarta Sans" w:eastAsia="Times New Roman" w:hAnsi="Plus Jakarta Sans"/>
+                <w:sz w:val="20"/>
+                <w:szCs w:val="20"/>
+              </w:rPr>
+            </w:pPr>
+            <w:r>
+              <w:rPr>
+                <w:rFonts w:ascii="Plus Jakarta Sans" w:eastAsia="Times New Roman" w:hAnsi="Plus Jakarta Sans"/>
+                <w:sz w:val="20"/>
+                <w:szCs w:val="20"/>
+              </w:rPr>
+              <w:t>2,157</w:t>
             </w:r>
           </w:p>
         </w:tc>
@@ -1165,7 +1165,7 @@
       </w:tr>
       <w:tr>
         <w:trPr>
-          <w:divId w:val="1176117570"/>
+          <w:divId w:val="2036080711"/>
         </w:trPr>
         <w:tc>
           <w:tcPr>
@@ -1224,37 +1224,37 @@
                 <w:sz w:val="20"/>
                 <w:szCs w:val="20"/>
               </w:rPr>
-              <w:t>47,531,459.95 m²</w:t>
-            </w:r>
-          </w:p>
-        </w:tc>
-        <w:tc>
-          <w:tcPr>
-            <w:tcW w:w="0" w:type="auto"/>
-            <w:tcMar>
-              <w:top w:w="150" w:type="dxa"/>
-              <w:left w:w="210" w:type="dxa"/>
-              <w:bottom w:w="150" w:type="dxa"/>
-              <w:right w:w="210" w:type="dxa"/>
-            </w:tcMar>
-            <w:vAlign w:val="center"/>
-            <w:hideMark/>
-          </w:tcPr>
-          <w:p>
-            <w:pPr>
-              <w:rPr>
-                <w:rFonts w:ascii="Plus Jakarta Sans" w:eastAsia="Times New Roman" w:hAnsi="Plus Jakarta Sans"/>
-                <w:sz w:val="20"/>
-                <w:szCs w:val="20"/>
-              </w:rPr>
-            </w:pPr>
-            <w:r>
-              <w:rPr>
-                <w:rFonts w:ascii="Plus Jakarta Sans" w:eastAsia="Times New Roman" w:hAnsi="Plus Jakarta Sans"/>
-                <w:sz w:val="20"/>
-                <w:szCs w:val="20"/>
-              </w:rPr>
-              <w:t>42,661,234.52 m²</w:t>
+              <w:t>47,672,896.50 m²</w:t>
+            </w:r>
+          </w:p>
+        </w:tc>
+        <w:tc>
+          <w:tcPr>
+            <w:tcW w:w="0" w:type="auto"/>
+            <w:tcMar>
+              <w:top w:w="150" w:type="dxa"/>
+              <w:left w:w="210" w:type="dxa"/>
+              <w:bottom w:w="150" w:type="dxa"/>
+              <w:right w:w="210" w:type="dxa"/>
+            </w:tcMar>
+            <w:vAlign w:val="center"/>
+            <w:hideMark/>
+          </w:tcPr>
+          <w:p>
+            <w:pPr>
+              <w:rPr>
+                <w:rFonts w:ascii="Plus Jakarta Sans" w:eastAsia="Times New Roman" w:hAnsi="Plus Jakarta Sans"/>
+                <w:sz w:val="20"/>
+                <w:szCs w:val="20"/>
+              </w:rPr>
+            </w:pPr>
+            <w:r>
+              <w:rPr>
+                <w:rFonts w:ascii="Plus Jakarta Sans" w:eastAsia="Times New Roman" w:hAnsi="Plus Jakarta Sans"/>
+                <w:sz w:val="20"/>
+                <w:szCs w:val="20"/>
+              </w:rPr>
+              <w:t>42,690,223.32 m²</w:t>
             </w:r>
           </w:p>
         </w:tc>
@@ -1291,7 +1291,7 @@
       </w:tr>
       <w:tr>
         <w:trPr>
-          <w:divId w:val="1176117570"/>
+          <w:divId w:val="2036080711"/>
         </w:trPr>
         <w:tc>
           <w:tcPr>
@@ -1350,37 +1350,37 @@
                 <w:sz w:val="20"/>
                 <w:szCs w:val="20"/>
               </w:rPr>
-              <w:t>14,196.97 m² (1.420 ha)</w:t>
-            </w:r>
-          </w:p>
-        </w:tc>
-        <w:tc>
-          <w:tcPr>
-            <w:tcW w:w="0" w:type="auto"/>
-            <w:tcMar>
-              <w:top w:w="150" w:type="dxa"/>
-              <w:left w:w="210" w:type="dxa"/>
-              <w:bottom w:w="150" w:type="dxa"/>
-              <w:right w:w="210" w:type="dxa"/>
-            </w:tcMar>
-            <w:vAlign w:val="center"/>
-            <w:hideMark/>
-          </w:tcPr>
-          <w:p>
-            <w:pPr>
-              <w:rPr>
-                <w:rFonts w:ascii="Plus Jakarta Sans" w:eastAsia="Times New Roman" w:hAnsi="Plus Jakarta Sans"/>
-                <w:sz w:val="20"/>
-                <w:szCs w:val="20"/>
-              </w:rPr>
-            </w:pPr>
-            <w:r>
-              <w:rPr>
-                <w:rFonts w:ascii="Plus Jakarta Sans" w:eastAsia="Times New Roman" w:hAnsi="Plus Jakarta Sans"/>
-                <w:sz w:val="20"/>
-                <w:szCs w:val="20"/>
-              </w:rPr>
-              <w:t>19,851.67 m² (1.985 ha)</w:t>
+              <w:t>14,112.76 m² (1.411 ha)</w:t>
+            </w:r>
+          </w:p>
+        </w:tc>
+        <w:tc>
+          <w:tcPr>
+            <w:tcW w:w="0" w:type="auto"/>
+            <w:tcMar>
+              <w:top w:w="150" w:type="dxa"/>
+              <w:left w:w="210" w:type="dxa"/>
+              <w:bottom w:w="150" w:type="dxa"/>
+              <w:right w:w="210" w:type="dxa"/>
+            </w:tcMar>
+            <w:vAlign w:val="center"/>
+            <w:hideMark/>
+          </w:tcPr>
+          <w:p>
+            <w:pPr>
+              <w:rPr>
+                <w:rFonts w:ascii="Plus Jakarta Sans" w:eastAsia="Times New Roman" w:hAnsi="Plus Jakarta Sans"/>
+                <w:sz w:val="20"/>
+                <w:szCs w:val="20"/>
+              </w:rPr>
+            </w:pPr>
+            <w:r>
+              <w:rPr>
+                <w:rFonts w:ascii="Plus Jakarta Sans" w:eastAsia="Times New Roman" w:hAnsi="Plus Jakarta Sans"/>
+                <w:sz w:val="20"/>
+                <w:szCs w:val="20"/>
+              </w:rPr>
+              <w:t>19,791.48 m² (1.979 ha)</w:t>
             </w:r>
           </w:p>
         </w:tc>
@@ -1417,7 +1417,7 @@
       </w:tr>
       <w:tr>
         <w:trPr>
-          <w:divId w:val="1176117570"/>
+          <w:divId w:val="2036080711"/>
         </w:trPr>
         <w:tc>
           <w:tcPr>
@@ -1476,37 +1476,37 @@
                 <w:sz w:val="20"/>
                 <w:szCs w:val="20"/>
               </w:rPr>
-              <w:t>38,645,644.57 m²</w:t>
-            </w:r>
-          </w:p>
-        </w:tc>
-        <w:tc>
-          <w:tcPr>
-            <w:tcW w:w="0" w:type="auto"/>
-            <w:tcMar>
-              <w:top w:w="150" w:type="dxa"/>
-              <w:left w:w="210" w:type="dxa"/>
-              <w:bottom w:w="150" w:type="dxa"/>
-              <w:right w:w="210" w:type="dxa"/>
-            </w:tcMar>
-            <w:vAlign w:val="center"/>
-            <w:hideMark/>
-          </w:tcPr>
-          <w:p>
-            <w:pPr>
-              <w:rPr>
-                <w:rFonts w:ascii="Plus Jakarta Sans" w:eastAsia="Times New Roman" w:hAnsi="Plus Jakarta Sans"/>
-                <w:sz w:val="20"/>
-                <w:szCs w:val="20"/>
-              </w:rPr>
-            </w:pPr>
-            <w:r>
-              <w:rPr>
-                <w:rFonts w:ascii="Plus Jakarta Sans" w:eastAsia="Times New Roman" w:hAnsi="Plus Jakarta Sans"/>
-                <w:sz w:val="20"/>
-                <w:szCs w:val="20"/>
-              </w:rPr>
-              <w:t>26,336,300.32 m²</w:t>
+              <w:t>38,763,863.07 m²</w:t>
+            </w:r>
+          </w:p>
+        </w:tc>
+        <w:tc>
+          <w:tcPr>
+            <w:tcW w:w="0" w:type="auto"/>
+            <w:tcMar>
+              <w:top w:w="150" w:type="dxa"/>
+              <w:left w:w="210" w:type="dxa"/>
+              <w:bottom w:w="150" w:type="dxa"/>
+              <w:right w:w="210" w:type="dxa"/>
+            </w:tcMar>
+            <w:vAlign w:val="center"/>
+            <w:hideMark/>
+          </w:tcPr>
+          <w:p>
+            <w:pPr>
+              <w:rPr>
+                <w:rFonts w:ascii="Plus Jakarta Sans" w:eastAsia="Times New Roman" w:hAnsi="Plus Jakarta Sans"/>
+                <w:sz w:val="20"/>
+                <w:szCs w:val="20"/>
+              </w:rPr>
+            </w:pPr>
+            <w:r>
+              <w:rPr>
+                <w:rFonts w:ascii="Plus Jakarta Sans" w:eastAsia="Times New Roman" w:hAnsi="Plus Jakarta Sans"/>
+                <w:sz w:val="20"/>
+                <w:szCs w:val="20"/>
+              </w:rPr>
+              <w:t>26,371,438.46 m²</w:t>
             </w:r>
           </w:p>
         </w:tc>
@@ -1543,7 +1543,7 @@
       </w:tr>
       <w:tr>
         <w:trPr>
-          <w:divId w:val="1176117570"/>
+          <w:divId w:val="2036080711"/>
         </w:trPr>
         <w:tc>
           <w:tcPr>
@@ -1602,45 +1602,45 @@
                 <w:sz w:val="20"/>
                 <w:szCs w:val="20"/>
               </w:rPr>
-              <w:t>11,542.90 m² (1.154 ha)</w:t>
-            </w:r>
-          </w:p>
-        </w:tc>
-        <w:tc>
-          <w:tcPr>
-            <w:tcW w:w="0" w:type="auto"/>
-            <w:tcMar>
-              <w:top w:w="150" w:type="dxa"/>
-              <w:left w:w="210" w:type="dxa"/>
-              <w:bottom w:w="150" w:type="dxa"/>
-              <w:right w:w="210" w:type="dxa"/>
-            </w:tcMar>
-            <w:vAlign w:val="center"/>
-            <w:hideMark/>
-          </w:tcPr>
-          <w:p>
-            <w:pPr>
-              <w:rPr>
-                <w:rFonts w:ascii="Plus Jakarta Sans" w:eastAsia="Times New Roman" w:hAnsi="Plus Jakarta Sans"/>
-                <w:sz w:val="20"/>
-                <w:szCs w:val="20"/>
-              </w:rPr>
-            </w:pPr>
-            <w:r>
-              <w:rPr>
-                <w:rFonts w:ascii="Plus Jakarta Sans" w:eastAsia="Times New Roman" w:hAnsi="Plus Jakarta Sans"/>
-                <w:sz w:val="20"/>
-                <w:szCs w:val="20"/>
-              </w:rPr>
-              <w:t>12,255.14 m² (1.</w:t>
-            </w:r>
-            <w:r>
-              <w:rPr>
-                <w:rFonts w:ascii="Plus Jakarta Sans" w:eastAsia="Times New Roman" w:hAnsi="Plus Jakarta Sans"/>
-                <w:sz w:val="20"/>
-                <w:szCs w:val="20"/>
-              </w:rPr>
-              <w:t>226 ha)</w:t>
+              <w:t>11,475.39 m² (1.148 ha)</w:t>
+            </w:r>
+          </w:p>
+        </w:tc>
+        <w:tc>
+          <w:tcPr>
+            <w:tcW w:w="0" w:type="auto"/>
+            <w:tcMar>
+              <w:top w:w="150" w:type="dxa"/>
+              <w:left w:w="210" w:type="dxa"/>
+              <w:bottom w:w="150" w:type="dxa"/>
+              <w:right w:w="210" w:type="dxa"/>
+            </w:tcMar>
+            <w:vAlign w:val="center"/>
+            <w:hideMark/>
+          </w:tcPr>
+          <w:p>
+            <w:pPr>
+              <w:rPr>
+                <w:rFonts w:ascii="Plus Jakarta Sans" w:eastAsia="Times New Roman" w:hAnsi="Plus Jakarta Sans"/>
+                <w:sz w:val="20"/>
+                <w:szCs w:val="20"/>
+              </w:rPr>
+            </w:pPr>
+            <w:r>
+              <w:rPr>
+                <w:rFonts w:ascii="Plus Jakarta Sans" w:eastAsia="Times New Roman" w:hAnsi="Plus Jakarta Sans"/>
+                <w:sz w:val="20"/>
+                <w:szCs w:val="20"/>
+              </w:rPr>
+              <w:t>12,225.98 m² (1.</w:t>
+            </w:r>
+            <w:r>
+              <w:rPr>
+                <w:rFonts w:ascii="Plus Jakarta Sans" w:eastAsia="Times New Roman" w:hAnsi="Plus Jakarta Sans"/>
+                <w:sz w:val="20"/>
+                <w:szCs w:val="20"/>
+              </w:rPr>
+              <w:t>223 ha)</w:t>
             </w:r>
           </w:p>
         </w:tc>
@@ -1677,7 +1677,7 @@
       </w:tr>
       <w:tr>
         <w:trPr>
-          <w:divId w:val="1176117570"/>
+          <w:divId w:val="2036080711"/>
         </w:trPr>
         <w:tc>
           <w:tcPr>
@@ -1736,37 +1736,37 @@
                 <w:sz w:val="20"/>
                 <w:szCs w:val="20"/>
               </w:rPr>
-              <w:t>8,885,815.39 m² (888.58 ha)</w:t>
-            </w:r>
-          </w:p>
-        </w:tc>
-        <w:tc>
-          <w:tcPr>
-            <w:tcW w:w="0" w:type="auto"/>
-            <w:tcMar>
-              <w:top w:w="150" w:type="dxa"/>
-              <w:left w:w="210" w:type="dxa"/>
-              <w:bottom w:w="150" w:type="dxa"/>
-              <w:right w:w="210" w:type="dxa"/>
-            </w:tcMar>
-            <w:vAlign w:val="center"/>
-            <w:hideMark/>
-          </w:tcPr>
-          <w:p>
-            <w:pPr>
-              <w:rPr>
-                <w:rFonts w:ascii="Plus Jakarta Sans" w:eastAsia="Times New Roman" w:hAnsi="Plus Jakarta Sans"/>
-                <w:sz w:val="20"/>
-                <w:szCs w:val="20"/>
-              </w:rPr>
-            </w:pPr>
-            <w:r>
-              <w:rPr>
-                <w:rFonts w:ascii="Plus Jakarta Sans" w:eastAsia="Times New Roman" w:hAnsi="Plus Jakarta Sans"/>
-                <w:sz w:val="20"/>
-                <w:szCs w:val="20"/>
-              </w:rPr>
-              <w:t>16,324,934.21 m² (1632.49 ha)</w:t>
+              <w:t>8,877,516.63 m² (887.75 ha)</w:t>
+            </w:r>
+          </w:p>
+        </w:tc>
+        <w:tc>
+          <w:tcPr>
+            <w:tcW w:w="0" w:type="auto"/>
+            <w:tcMar>
+              <w:top w:w="150" w:type="dxa"/>
+              <w:left w:w="210" w:type="dxa"/>
+              <w:bottom w:w="150" w:type="dxa"/>
+              <w:right w:w="210" w:type="dxa"/>
+            </w:tcMar>
+            <w:vAlign w:val="center"/>
+            <w:hideMark/>
+          </w:tcPr>
+          <w:p>
+            <w:pPr>
+              <w:rPr>
+                <w:rFonts w:ascii="Plus Jakarta Sans" w:eastAsia="Times New Roman" w:hAnsi="Plus Jakarta Sans"/>
+                <w:sz w:val="20"/>
+                <w:szCs w:val="20"/>
+              </w:rPr>
+            </w:pPr>
+            <w:r>
+              <w:rPr>
+                <w:rFonts w:ascii="Plus Jakarta Sans" w:eastAsia="Times New Roman" w:hAnsi="Plus Jakarta Sans"/>
+                <w:sz w:val="20"/>
+                <w:szCs w:val="20"/>
+              </w:rPr>
+              <w:t>16,318,784.86 m² (1631.88 ha)</w:t>
             </w:r>
           </w:p>
         </w:tc>
@@ -1803,7 +1803,7 @@
       </w:tr>
       <w:tr>
         <w:trPr>
-          <w:divId w:val="1176117570"/>
+          <w:divId w:val="2036080711"/>
         </w:trPr>
         <w:tc>
           <w:tcPr>
@@ -1862,74 +1862,74 @@
                 <w:sz w:val="20"/>
                 <w:szCs w:val="20"/>
               </w:rPr>
-              <w:t>4,073 (49.7%)</w:t>
-            </w:r>
-          </w:p>
-        </w:tc>
-        <w:tc>
-          <w:tcPr>
-            <w:tcW w:w="0" w:type="auto"/>
-            <w:tcMar>
-              <w:top w:w="150" w:type="dxa"/>
-              <w:left w:w="210" w:type="dxa"/>
-              <w:bottom w:w="150" w:type="dxa"/>
-              <w:right w:w="210" w:type="dxa"/>
-            </w:tcMar>
-            <w:vAlign w:val="center"/>
-            <w:hideMark/>
-          </w:tcPr>
-          <w:p>
-            <w:pPr>
-              <w:rPr>
-                <w:rFonts w:ascii="Plus Jakarta Sans" w:eastAsia="Times New Roman" w:hAnsi="Plus Jakarta Sans"/>
-                <w:sz w:val="20"/>
-                <w:szCs w:val="20"/>
-              </w:rPr>
-            </w:pPr>
-            <w:r>
-              <w:rPr>
-                <w:rFonts w:ascii="Plus Jakarta Sans" w:eastAsia="Times New Roman" w:hAnsi="Plus Jakarta Sans"/>
-                <w:sz w:val="20"/>
-                <w:szCs w:val="20"/>
-              </w:rPr>
-              <w:t>2,391 (29.2%)</w:t>
-            </w:r>
-          </w:p>
-        </w:tc>
-        <w:tc>
-          <w:tcPr>
-            <w:tcW w:w="0" w:type="auto"/>
-            <w:tcMar>
-              <w:top w:w="150" w:type="dxa"/>
-              <w:left w:w="210" w:type="dxa"/>
-              <w:bottom w:w="150" w:type="dxa"/>
-              <w:right w:w="210" w:type="dxa"/>
-            </w:tcMar>
-            <w:vAlign w:val="center"/>
-            <w:hideMark/>
-          </w:tcPr>
-          <w:p>
-            <w:pPr>
-              <w:rPr>
-                <w:rFonts w:ascii="Plus Jakarta Sans" w:eastAsia="Times New Roman" w:hAnsi="Plus Jakarta Sans"/>
-                <w:sz w:val="20"/>
-                <w:szCs w:val="20"/>
-              </w:rPr>
-            </w:pPr>
-            <w:r>
-              <w:rPr>
-                <w:rFonts w:ascii="Plus Jakarta Sans" w:eastAsia="Times New Roman" w:hAnsi="Plus Jakarta Sans"/>
-                <w:sz w:val="20"/>
-                <w:szCs w:val="20"/>
-              </w:rPr>
-              <w:t>1,498 (18.3%)</w:t>
+              <w:t>5,183 (55.6%)</w:t>
+            </w:r>
+          </w:p>
+        </w:tc>
+        <w:tc>
+          <w:tcPr>
+            <w:tcW w:w="0" w:type="auto"/>
+            <w:tcMar>
+              <w:top w:w="150" w:type="dxa"/>
+              <w:left w:w="210" w:type="dxa"/>
+              <w:bottom w:w="150" w:type="dxa"/>
+              <w:right w:w="210" w:type="dxa"/>
+            </w:tcMar>
+            <w:vAlign w:val="center"/>
+            <w:hideMark/>
+          </w:tcPr>
+          <w:p>
+            <w:pPr>
+              <w:rPr>
+                <w:rFonts w:ascii="Plus Jakarta Sans" w:eastAsia="Times New Roman" w:hAnsi="Plus Jakarta Sans"/>
+                <w:sz w:val="20"/>
+                <w:szCs w:val="20"/>
+              </w:rPr>
+            </w:pPr>
+            <w:r>
+              <w:rPr>
+                <w:rFonts w:ascii="Plus Jakarta Sans" w:eastAsia="Times New Roman" w:hAnsi="Plus Jakarta Sans"/>
+                <w:sz w:val="20"/>
+                <w:szCs w:val="20"/>
+              </w:rPr>
+              <w:t>2,415 (25.9%)</w:t>
+            </w:r>
+          </w:p>
+        </w:tc>
+        <w:tc>
+          <w:tcPr>
+            <w:tcW w:w="0" w:type="auto"/>
+            <w:tcMar>
+              <w:top w:w="150" w:type="dxa"/>
+              <w:left w:w="210" w:type="dxa"/>
+              <w:bottom w:w="150" w:type="dxa"/>
+              <w:right w:w="210" w:type="dxa"/>
+            </w:tcMar>
+            <w:vAlign w:val="center"/>
+            <w:hideMark/>
+          </w:tcPr>
+          <w:p>
+            <w:pPr>
+              <w:rPr>
+                <w:rFonts w:ascii="Plus Jakarta Sans" w:eastAsia="Times New Roman" w:hAnsi="Plus Jakarta Sans"/>
+                <w:sz w:val="20"/>
+                <w:szCs w:val="20"/>
+              </w:rPr>
+            </w:pPr>
+            <w:r>
+              <w:rPr>
+                <w:rFonts w:ascii="Plus Jakarta Sans" w:eastAsia="Times New Roman" w:hAnsi="Plus Jakarta Sans"/>
+                <w:sz w:val="20"/>
+                <w:szCs w:val="20"/>
+              </w:rPr>
+              <w:t>1,498 (16.1%)</w:t>
             </w:r>
           </w:p>
         </w:tc>
       </w:tr>
       <w:tr>
         <w:trPr>
-          <w:divId w:val="1176117570"/>
+          <w:divId w:val="2036080711"/>
         </w:trPr>
         <w:tc>
           <w:tcPr>
@@ -1988,67 +1988,67 @@
                 <w:sz w:val="20"/>
                 <w:szCs w:val="20"/>
               </w:rPr>
-              <w:t>46,764 (28.5%)</w:t>
-            </w:r>
-          </w:p>
-        </w:tc>
-        <w:tc>
-          <w:tcPr>
-            <w:tcW w:w="0" w:type="auto"/>
-            <w:tcMar>
-              <w:top w:w="150" w:type="dxa"/>
-              <w:left w:w="210" w:type="dxa"/>
-              <w:bottom w:w="150" w:type="dxa"/>
-              <w:right w:w="210" w:type="dxa"/>
-            </w:tcMar>
-            <w:vAlign w:val="center"/>
-            <w:hideMark/>
-          </w:tcPr>
-          <w:p>
-            <w:pPr>
-              <w:rPr>
-                <w:rFonts w:ascii="Plus Jakarta Sans" w:eastAsia="Times New Roman" w:hAnsi="Plus Jakarta Sans"/>
-                <w:sz w:val="20"/>
-                <w:szCs w:val="20"/>
-              </w:rPr>
-            </w:pPr>
-            <w:r>
-              <w:rPr>
-                <w:rFonts w:ascii="Plus Jakarta Sans" w:eastAsia="Times New Roman" w:hAnsi="Plus Jakarta Sans"/>
-                <w:sz w:val="20"/>
-                <w:szCs w:val="20"/>
-              </w:rPr>
-              <w:t>35,076 (21.4%)</w:t>
-            </w:r>
-          </w:p>
-        </w:tc>
-        <w:tc>
-          <w:tcPr>
-            <w:tcW w:w="0" w:type="auto"/>
-            <w:tcMar>
-              <w:top w:w="150" w:type="dxa"/>
-              <w:left w:w="210" w:type="dxa"/>
-              <w:bottom w:w="150" w:type="dxa"/>
-              <w:right w:w="210" w:type="dxa"/>
-            </w:tcMar>
-            <w:vAlign w:val="center"/>
-            <w:hideMark/>
-          </w:tcPr>
-          <w:p>
-            <w:pPr>
-              <w:rPr>
-                <w:rFonts w:ascii="Plus Jakarta Sans" w:eastAsia="Times New Roman" w:hAnsi="Plus Jakarta Sans"/>
-                <w:sz w:val="20"/>
-                <w:szCs w:val="20"/>
-              </w:rPr>
-            </w:pPr>
-            <w:r>
-              <w:rPr>
-                <w:rFonts w:ascii="Plus Jakarta Sans" w:eastAsia="Times New Roman" w:hAnsi="Plus Jakarta Sans"/>
-                <w:sz w:val="20"/>
-                <w:szCs w:val="20"/>
-              </w:rPr>
-              <w:t>79,401 (48.5%)</w:t>
+              <w:t>53,456 (31.3%)</w:t>
+            </w:r>
+          </w:p>
+        </w:tc>
+        <w:tc>
+          <w:tcPr>
+            <w:tcW w:w="0" w:type="auto"/>
+            <w:tcMar>
+              <w:top w:w="150" w:type="dxa"/>
+              <w:left w:w="210" w:type="dxa"/>
+              <w:bottom w:w="150" w:type="dxa"/>
+              <w:right w:w="210" w:type="dxa"/>
+            </w:tcMar>
+            <w:vAlign w:val="center"/>
+            <w:hideMark/>
+          </w:tcPr>
+          <w:p>
+            <w:pPr>
+              <w:rPr>
+                <w:rFonts w:ascii="Plus Jakarta Sans" w:eastAsia="Times New Roman" w:hAnsi="Plus Jakarta Sans"/>
+                <w:sz w:val="20"/>
+                <w:szCs w:val="20"/>
+              </w:rPr>
+            </w:pPr>
+            <w:r>
+              <w:rPr>
+                <w:rFonts w:ascii="Plus Jakarta Sans" w:eastAsia="Times New Roman" w:hAnsi="Plus Jakarta Sans"/>
+                <w:sz w:val="20"/>
+                <w:szCs w:val="20"/>
+              </w:rPr>
+              <w:t>35,583 (20.8%)</w:t>
+            </w:r>
+          </w:p>
+        </w:tc>
+        <w:tc>
+          <w:tcPr>
+            <w:tcW w:w="0" w:type="auto"/>
+            <w:tcMar>
+              <w:top w:w="150" w:type="dxa"/>
+              <w:left w:w="210" w:type="dxa"/>
+              <w:bottom w:w="150" w:type="dxa"/>
+              <w:right w:w="210" w:type="dxa"/>
+            </w:tcMar>
+            <w:vAlign w:val="center"/>
+            <w:hideMark/>
+          </w:tcPr>
+          <w:p>
+            <w:pPr>
+              <w:rPr>
+                <w:rFonts w:ascii="Plus Jakarta Sans" w:eastAsia="Times New Roman" w:hAnsi="Plus Jakarta Sans"/>
+                <w:sz w:val="20"/>
+                <w:szCs w:val="20"/>
+              </w:rPr>
+            </w:pPr>
+            <w:r>
+              <w:rPr>
+                <w:rFonts w:ascii="Plus Jakarta Sans" w:eastAsia="Times New Roman" w:hAnsi="Plus Jakarta Sans"/>
+                <w:sz w:val="20"/>
+                <w:szCs w:val="20"/>
+              </w:rPr>
+              <w:t>79,401 (46.4%)</w:t>
             </w:r>
           </w:p>
         </w:tc>
@@ -2057,7 +2057,7 @@
     <w:p>
       <w:pPr>
         <w:pStyle w:val="Ttulo3"/>
-        <w:divId w:val="826241979"/>
+        <w:divId w:val="777528882"/>
         <w:rPr>
           <w:rFonts w:eastAsia="Times New Roman"/>
           <w:lang w:val="es-ES"/>
@@ -2074,7 +2074,7 @@
     <w:p>
       <w:pPr>
         <w:pStyle w:val="NormalWeb"/>
-        <w:divId w:val="826241979"/>
+        <w:divId w:val="777528882"/>
         <w:rPr>
           <w:rFonts w:ascii="Plus Jakarta Sans" w:hAnsi="Plus Jakarta Sans"/>
           <w:lang w:val="es-ES"/>
@@ -2103,7 +2103,7 @@
         </w:numPr>
         <w:spacing w:before="100" w:beforeAutospacing="1" w:after="90"/>
         <w:ind w:left="1020"/>
-        <w:divId w:val="826241979"/>
+        <w:divId w:val="777528882"/>
         <w:rPr>
           <w:rFonts w:ascii="Plus Jakarta Sans" w:eastAsia="Times New Roman" w:hAnsi="Plus Jakarta Sans"/>
           <w:sz w:val="21"/>
@@ -2138,7 +2138,7 @@
           <w:szCs w:val="21"/>
           <w:lang w:val="es-ES"/>
         </w:rPr>
-        <w:t>49.7%</w:t>
+        <w:t>55.6%</w:t>
       </w:r>
       <w:r>
         <w:rPr>
@@ -2157,7 +2157,7 @@
           <w:szCs w:val="21"/>
           <w:lang w:val="es-ES"/>
         </w:rPr>
-        <w:t>28.5%</w:t>
+        <w:t>31.3%</w:t>
       </w:r>
       <w:r>
         <w:rPr>
@@ -2185,7 +2185,7 @@
           <w:szCs w:val="21"/>
           <w:lang w:val="es-ES"/>
         </w:rPr>
-        <w:t>888.58 ha</w:t>
+        <w:t>887.75 ha</w:t>
       </w:r>
       <w:r>
         <w:rPr>
@@ -2205,7 +2205,7 @@
         </w:numPr>
         <w:spacing w:before="100" w:beforeAutospacing="1" w:after="90"/>
         <w:ind w:left="1020"/>
-        <w:divId w:val="826241979"/>
+        <w:divId w:val="777528882"/>
         <w:rPr>
           <w:rFonts w:ascii="Plus Jakarta Sans" w:eastAsia="Times New Roman" w:hAnsi="Plus Jakarta Sans"/>
           <w:sz w:val="21"/>
@@ -2249,7 +2249,7 @@
           <w:szCs w:val="21"/>
           <w:lang w:val="es-ES"/>
         </w:rPr>
-        <w:t>29.2%</w:t>
+        <w:t>25.9%</w:t>
       </w:r>
       <w:r>
         <w:rPr>
@@ -2268,7 +2268,7 @@
           <w:szCs w:val="21"/>
           <w:lang w:val="es-ES"/>
         </w:rPr>
-        <w:t>21.4%</w:t>
+        <w:t>20.8%</w:t>
       </w:r>
       <w:r>
         <w:rPr>
@@ -2297,7 +2297,7 @@
           <w:szCs w:val="21"/>
           <w:lang w:val="es-ES"/>
         </w:rPr>
-        <w:t>1632.49 ha</w:t>
+        <w:t>1631.88 ha</w:t>
       </w:r>
       <w:r>
         <w:rPr>
@@ -2317,7 +2317,7 @@
         </w:numPr>
         <w:spacing w:before="100" w:beforeAutospacing="1" w:after="90"/>
         <w:ind w:left="1020"/>
-        <w:divId w:val="826241979"/>
+        <w:divId w:val="777528882"/>
         <w:rPr>
           <w:rFonts w:ascii="Plus Jakarta Sans" w:eastAsia="Times New Roman" w:hAnsi="Plus Jakarta Sans"/>
           <w:sz w:val="21"/>
@@ -2399,7 +2399,7 @@
           <w:szCs w:val="21"/>
           <w:lang w:val="es-ES"/>
         </w:rPr>
-        <w:t>18.3%</w:t>
+        <w:t>16.1%</w:t>
       </w:r>
       <w:r>
         <w:rPr>
@@ -2423,7 +2423,7 @@
     <w:p>
       <w:pPr>
         <w:pStyle w:val="Ttulo3"/>
-        <w:divId w:val="826241979"/>
+        <w:divId w:val="777528882"/>
         <w:rPr>
           <w:rFonts w:eastAsia="Times New Roman"/>
           <w:lang w:val="es-ES"/>
@@ -2441,7 +2441,7 @@
       <w:pPr>
         <w:spacing w:before="375" w:after="225"/>
         <w:jc w:val="center"/>
-        <w:divId w:val="1211723689"/>
+        <w:divId w:val="1333871747"/>
         <w:rPr>
           <w:rFonts w:ascii="Outfit" w:eastAsia="Times New Roman" w:hAnsi="Outfit"/>
           <w:b/>
@@ -2471,7 +2471,7 @@
       <w:pPr>
         <w:spacing w:after="375"/>
         <w:jc w:val="center"/>
-        <w:divId w:val="1532186699"/>
+        <w:divId w:val="1995059748"/>
         <w:rPr>
           <w:rFonts w:ascii="Plus Jakarta Sans" w:eastAsia="Times New Roman" w:hAnsi="Plus Jakarta Sans"/>
           <w:lang w:val="es-ES"/>
@@ -2720,7 +2720,7 @@
           <w:rFonts w:ascii="Plus Jakarta Sans" w:eastAsia="Times New Roman" w:hAnsi="Plus Jakarta Sans"/>
           <w:lang w:val="es-ES"/>
         </w:rPr>
-        <w:t>61.7</w:t>
+        <w:t>61.8</w:t>
       </w:r>
       <w:r>
         <w:rPr>
@@ -2741,7 +2741,7 @@
           <w:rFonts w:ascii="Plus Jakarta Sans" w:eastAsia="Times New Roman" w:hAnsi="Plus Jakarta Sans"/>
           <w:lang w:val="es-ES"/>
         </w:rPr>
-        <w:t>38.3</w:t>
+        <w:t>38.2</w:t>
       </w:r>
       <w:r>
         <w:rPr>
@@ -2866,7 +2866,7 @@
     <w:p>
       <w:pPr>
         <w:spacing w:before="450" w:after="450"/>
-        <w:divId w:val="826241979"/>
+        <w:divId w:val="777528882"/>
         <w:rPr>
           <w:rFonts w:ascii="Plus Jakarta Sans" w:eastAsia="Times New Roman" w:hAnsi="Plus Jakarta Sans"/>
           <w:lang w:val="es-ES"/>
@@ -2885,7 +2885,7 @@
     <w:p>
       <w:pPr>
         <w:pStyle w:val="Ttulo3"/>
-        <w:divId w:val="826241979"/>
+        <w:divId w:val="777528882"/>
         <w:rPr>
           <w:rFonts w:eastAsia="Times New Roman"/>
           <w:lang w:val="es-ES"/>
@@ -2902,7 +2902,7 @@
     <w:p>
       <w:pPr>
         <w:pStyle w:val="NormalWeb"/>
-        <w:divId w:val="826241979"/>
+        <w:divId w:val="777528882"/>
         <w:rPr>
           <w:rFonts w:ascii="Plus Jakarta Sans" w:hAnsi="Plus Jakarta Sans"/>
           <w:lang w:val="es-ES"/>
@@ -2935,7 +2935,7 @@
       </w:tblGrid>
       <w:tr>
         <w:trPr>
-          <w:divId w:val="1085496244"/>
+          <w:divId w:val="242303269"/>
           <w:tblHeader/>
         </w:trPr>
         <w:tc>
@@ -3089,7 +3089,7 @@
       </w:tr>
       <w:tr>
         <w:trPr>
-          <w:divId w:val="1085496244"/>
+          <w:divId w:val="242303269"/>
         </w:trPr>
         <w:tc>
           <w:tcPr>
@@ -3156,37 +3156,37 @@
                 <w:sz w:val="20"/>
                 <w:szCs w:val="20"/>
               </w:rPr>
-              <w:t>186 (5.6%)</w:t>
-            </w:r>
-          </w:p>
-        </w:tc>
-        <w:tc>
-          <w:tcPr>
-            <w:tcW w:w="0" w:type="auto"/>
-            <w:tcMar>
-              <w:top w:w="150" w:type="dxa"/>
-              <w:left w:w="210" w:type="dxa"/>
-              <w:bottom w:w="150" w:type="dxa"/>
-              <w:right w:w="210" w:type="dxa"/>
-            </w:tcMar>
-            <w:vAlign w:val="center"/>
-            <w:hideMark/>
-          </w:tcPr>
-          <w:p>
-            <w:pPr>
-              <w:rPr>
-                <w:rFonts w:ascii="Plus Jakarta Sans" w:eastAsia="Times New Roman" w:hAnsi="Plus Jakarta Sans"/>
-                <w:sz w:val="20"/>
-                <w:szCs w:val="20"/>
-              </w:rPr>
-            </w:pPr>
-            <w:r>
-              <w:rPr>
-                <w:rFonts w:ascii="Plus Jakarta Sans" w:eastAsia="Times New Roman" w:hAnsi="Plus Jakarta Sans"/>
-                <w:sz w:val="20"/>
-                <w:szCs w:val="20"/>
-              </w:rPr>
-              <w:t>98 (4.6%)</w:t>
+              <w:t>193 (5.7%)</w:t>
+            </w:r>
+          </w:p>
+        </w:tc>
+        <w:tc>
+          <w:tcPr>
+            <w:tcW w:w="0" w:type="auto"/>
+            <w:tcMar>
+              <w:top w:w="150" w:type="dxa"/>
+              <w:left w:w="210" w:type="dxa"/>
+              <w:bottom w:w="150" w:type="dxa"/>
+              <w:right w:w="210" w:type="dxa"/>
+            </w:tcMar>
+            <w:vAlign w:val="center"/>
+            <w:hideMark/>
+          </w:tcPr>
+          <w:p>
+            <w:pPr>
+              <w:rPr>
+                <w:rFonts w:ascii="Plus Jakarta Sans" w:eastAsia="Times New Roman" w:hAnsi="Plus Jakarta Sans"/>
+                <w:sz w:val="20"/>
+                <w:szCs w:val="20"/>
+              </w:rPr>
+            </w:pPr>
+            <w:r>
+              <w:rPr>
+                <w:rFonts w:ascii="Plus Jakarta Sans" w:eastAsia="Times New Roman" w:hAnsi="Plus Jakarta Sans"/>
+                <w:sz w:val="20"/>
+                <w:szCs w:val="20"/>
+              </w:rPr>
+              <w:t>98 (4.5%)</w:t>
             </w:r>
           </w:p>
         </w:tc>
@@ -3223,7 +3223,7 @@
       </w:tr>
       <w:tr>
         <w:trPr>
-          <w:divId w:val="1085496244"/>
+          <w:divId w:val="242303269"/>
         </w:trPr>
         <w:tc>
           <w:tcPr>
@@ -3290,37 +3290,37 @@
                 <w:sz w:val="20"/>
                 <w:szCs w:val="20"/>
               </w:rPr>
-              <w:t>1197 (35.8%)</w:t>
-            </w:r>
-          </w:p>
-        </w:tc>
-        <w:tc>
-          <w:tcPr>
-            <w:tcW w:w="0" w:type="auto"/>
-            <w:tcMar>
-              <w:top w:w="150" w:type="dxa"/>
-              <w:left w:w="210" w:type="dxa"/>
-              <w:bottom w:w="150" w:type="dxa"/>
-              <w:right w:w="210" w:type="dxa"/>
-            </w:tcMar>
-            <w:vAlign w:val="center"/>
-            <w:hideMark/>
-          </w:tcPr>
-          <w:p>
-            <w:pPr>
-              <w:rPr>
-                <w:rFonts w:ascii="Plus Jakarta Sans" w:eastAsia="Times New Roman" w:hAnsi="Plus Jakarta Sans"/>
-                <w:sz w:val="20"/>
-                <w:szCs w:val="20"/>
-              </w:rPr>
-            </w:pPr>
-            <w:r>
-              <w:rPr>
-                <w:rFonts w:ascii="Plus Jakarta Sans" w:eastAsia="Times New Roman" w:hAnsi="Plus Jakarta Sans"/>
-                <w:sz w:val="20"/>
-                <w:szCs w:val="20"/>
-              </w:rPr>
-              <w:t>729 (33.9%)</w:t>
+              <w:t>1205 (35.7%)</w:t>
+            </w:r>
+          </w:p>
+        </w:tc>
+        <w:tc>
+          <w:tcPr>
+            <w:tcW w:w="0" w:type="auto"/>
+            <w:tcMar>
+              <w:top w:w="150" w:type="dxa"/>
+              <w:left w:w="210" w:type="dxa"/>
+              <w:bottom w:w="150" w:type="dxa"/>
+              <w:right w:w="210" w:type="dxa"/>
+            </w:tcMar>
+            <w:vAlign w:val="center"/>
+            <w:hideMark/>
+          </w:tcPr>
+          <w:p>
+            <w:pPr>
+              <w:rPr>
+                <w:rFonts w:ascii="Plus Jakarta Sans" w:eastAsia="Times New Roman" w:hAnsi="Plus Jakarta Sans"/>
+                <w:sz w:val="20"/>
+                <w:szCs w:val="20"/>
+              </w:rPr>
+            </w:pPr>
+            <w:r>
+              <w:rPr>
+                <w:rFonts w:ascii="Plus Jakarta Sans" w:eastAsia="Times New Roman" w:hAnsi="Plus Jakarta Sans"/>
+                <w:sz w:val="20"/>
+                <w:szCs w:val="20"/>
+              </w:rPr>
+              <w:t>735 (34.1%)</w:t>
             </w:r>
           </w:p>
         </w:tc>
@@ -3357,7 +3357,7 @@
       </w:tr>
       <w:tr>
         <w:trPr>
-          <w:divId w:val="1085496244"/>
+          <w:divId w:val="242303269"/>
         </w:trPr>
         <w:tc>
           <w:tcPr>
@@ -3424,37 +3424,37 @@
                 <w:sz w:val="20"/>
                 <w:szCs w:val="20"/>
               </w:rPr>
-              <w:t>908 (27.1%)</w:t>
-            </w:r>
-          </w:p>
-        </w:tc>
-        <w:tc>
-          <w:tcPr>
-            <w:tcW w:w="0" w:type="auto"/>
-            <w:tcMar>
-              <w:top w:w="150" w:type="dxa"/>
-              <w:left w:w="210" w:type="dxa"/>
-              <w:bottom w:w="150" w:type="dxa"/>
-              <w:right w:w="210" w:type="dxa"/>
-            </w:tcMar>
-            <w:vAlign w:val="center"/>
-            <w:hideMark/>
-          </w:tcPr>
-          <w:p>
-            <w:pPr>
-              <w:rPr>
-                <w:rFonts w:ascii="Plus Jakarta Sans" w:eastAsia="Times New Roman" w:hAnsi="Plus Jakarta Sans"/>
-                <w:sz w:val="20"/>
-                <w:szCs w:val="20"/>
-              </w:rPr>
-            </w:pPr>
-            <w:r>
-              <w:rPr>
-                <w:rFonts w:ascii="Plus Jakarta Sans" w:eastAsia="Times New Roman" w:hAnsi="Plus Jakarta Sans"/>
-                <w:sz w:val="20"/>
-                <w:szCs w:val="20"/>
-              </w:rPr>
-              <w:t>466 (21.7%)</w:t>
+              <w:t>917 (27.1%)</w:t>
+            </w:r>
+          </w:p>
+        </w:tc>
+        <w:tc>
+          <w:tcPr>
+            <w:tcW w:w="0" w:type="auto"/>
+            <w:tcMar>
+              <w:top w:w="150" w:type="dxa"/>
+              <w:left w:w="210" w:type="dxa"/>
+              <w:bottom w:w="150" w:type="dxa"/>
+              <w:right w:w="210" w:type="dxa"/>
+            </w:tcMar>
+            <w:vAlign w:val="center"/>
+            <w:hideMark/>
+          </w:tcPr>
+          <w:p>
+            <w:pPr>
+              <w:rPr>
+                <w:rFonts w:ascii="Plus Jakarta Sans" w:eastAsia="Times New Roman" w:hAnsi="Plus Jakarta Sans"/>
+                <w:sz w:val="20"/>
+                <w:szCs w:val="20"/>
+              </w:rPr>
+            </w:pPr>
+            <w:r>
+              <w:rPr>
+                <w:rFonts w:ascii="Plus Jakarta Sans" w:eastAsia="Times New Roman" w:hAnsi="Plus Jakarta Sans"/>
+                <w:sz w:val="20"/>
+                <w:szCs w:val="20"/>
+              </w:rPr>
+              <w:t>468 (21.7%)</w:t>
             </w:r>
           </w:p>
         </w:tc>
@@ -3491,7 +3491,7 @@
       </w:tr>
       <w:tr>
         <w:trPr>
-          <w:divId w:val="1085496244"/>
+          <w:divId w:val="242303269"/>
         </w:trPr>
         <w:tc>
           <w:tcPr>
@@ -3558,37 +3558,37 @@
                 <w:sz w:val="20"/>
                 <w:szCs w:val="20"/>
               </w:rPr>
-              <w:t>968 (28.9%)</w:t>
-            </w:r>
-          </w:p>
-        </w:tc>
-        <w:tc>
-          <w:tcPr>
-            <w:tcW w:w="0" w:type="auto"/>
-            <w:tcMar>
-              <w:top w:w="150" w:type="dxa"/>
-              <w:left w:w="210" w:type="dxa"/>
-              <w:bottom w:w="150" w:type="dxa"/>
-              <w:right w:w="210" w:type="dxa"/>
-            </w:tcMar>
-            <w:vAlign w:val="center"/>
-            <w:hideMark/>
-          </w:tcPr>
-          <w:p>
-            <w:pPr>
-              <w:rPr>
-                <w:rFonts w:ascii="Plus Jakarta Sans" w:eastAsia="Times New Roman" w:hAnsi="Plus Jakarta Sans"/>
-                <w:sz w:val="20"/>
-                <w:szCs w:val="20"/>
-              </w:rPr>
-            </w:pPr>
-            <w:r>
-              <w:rPr>
-                <w:rFonts w:ascii="Plus Jakarta Sans" w:eastAsia="Times New Roman" w:hAnsi="Plus Jakarta Sans"/>
-                <w:sz w:val="20"/>
-                <w:szCs w:val="20"/>
-              </w:rPr>
-              <w:t>804 (37.4%)</w:t>
+              <w:t>974 (28.8%)</w:t>
+            </w:r>
+          </w:p>
+        </w:tc>
+        <w:tc>
+          <w:tcPr>
+            <w:tcW w:w="0" w:type="auto"/>
+            <w:tcMar>
+              <w:top w:w="150" w:type="dxa"/>
+              <w:left w:w="210" w:type="dxa"/>
+              <w:bottom w:w="150" w:type="dxa"/>
+              <w:right w:w="210" w:type="dxa"/>
+            </w:tcMar>
+            <w:vAlign w:val="center"/>
+            <w:hideMark/>
+          </w:tcPr>
+          <w:p>
+            <w:pPr>
+              <w:rPr>
+                <w:rFonts w:ascii="Plus Jakarta Sans" w:eastAsia="Times New Roman" w:hAnsi="Plus Jakarta Sans"/>
+                <w:sz w:val="20"/>
+                <w:szCs w:val="20"/>
+              </w:rPr>
+            </w:pPr>
+            <w:r>
+              <w:rPr>
+                <w:rFonts w:ascii="Plus Jakarta Sans" w:eastAsia="Times New Roman" w:hAnsi="Plus Jakarta Sans"/>
+                <w:sz w:val="20"/>
+                <w:szCs w:val="20"/>
+              </w:rPr>
+              <w:t>804 (37.3%)</w:t>
             </w:r>
           </w:p>
         </w:tc>
@@ -3625,7 +3625,7 @@
       </w:tr>
       <w:tr>
         <w:trPr>
-          <w:divId w:val="1085496244"/>
+          <w:divId w:val="242303269"/>
         </w:trPr>
         <w:tc>
           <w:tcPr>
@@ -3759,7 +3759,7 @@
       </w:tr>
       <w:tr>
         <w:trPr>
-          <w:divId w:val="1085496244"/>
+          <w:divId w:val="242303269"/>
         </w:trPr>
         <w:tc>
           <w:tcPr>
@@ -3895,7 +3895,7 @@
     <w:p>
       <w:pPr>
         <w:pStyle w:val="Ttulo3"/>
-        <w:divId w:val="826241979"/>
+        <w:divId w:val="777528882"/>
         <w:rPr>
           <w:rFonts w:eastAsia="Times New Roman"/>
           <w:lang w:val="es-ES"/>
@@ -3913,7 +3913,7 @@
       <w:pPr>
         <w:spacing w:before="375" w:after="225"/>
         <w:jc w:val="center"/>
-        <w:divId w:val="882906261"/>
+        <w:divId w:val="1229152367"/>
         <w:rPr>
           <w:rFonts w:ascii="Outfit" w:eastAsia="Times New Roman" w:hAnsi="Outfit"/>
           <w:b/>
@@ -3943,7 +3943,7 @@
       <w:pPr>
         <w:spacing w:after="375"/>
         <w:jc w:val="center"/>
-        <w:divId w:val="763066188"/>
+        <w:divId w:val="339240226"/>
         <w:rPr>
           <w:rFonts w:ascii="Plus Jakarta Sans" w:eastAsia="Times New Roman" w:hAnsi="Plus Jakarta Sans"/>
           <w:lang w:val="es-ES"/>
@@ -4317,7 +4317,7 @@
     <w:p>
       <w:pPr>
         <w:spacing w:before="450" w:after="450"/>
-        <w:divId w:val="826241979"/>
+        <w:divId w:val="777528882"/>
         <w:rPr>
           <w:rFonts w:ascii="Plus Jakarta Sans" w:eastAsia="Times New Roman" w:hAnsi="Plus Jakarta Sans"/>
           <w:lang w:val="es-ES"/>
@@ -4336,7 +4336,7 @@
     <w:p>
       <w:pPr>
         <w:pStyle w:val="Ttulo3"/>
-        <w:divId w:val="826241979"/>
+        <w:divId w:val="777528882"/>
         <w:rPr>
           <w:rFonts w:eastAsia="Times New Roman"/>
           <w:lang w:val="es-ES"/>
@@ -4353,7 +4353,7 @@
     <w:p>
       <w:pPr>
         <w:pStyle w:val="NormalWeb"/>
-        <w:divId w:val="826241979"/>
+        <w:divId w:val="777528882"/>
         <w:rPr>
           <w:rFonts w:ascii="Plus Jakarta Sans" w:hAnsi="Plus Jakarta Sans"/>
           <w:lang w:val="es-ES"/>
@@ -4375,7 +4375,7 @@
         </w:numPr>
         <w:spacing w:before="100" w:beforeAutospacing="1" w:after="90"/>
         <w:ind w:left="1020"/>
-        <w:divId w:val="826241979"/>
+        <w:divId w:val="777528882"/>
         <w:rPr>
           <w:rFonts w:ascii="Plus Jakarta Sans" w:eastAsia="Times New Roman" w:hAnsi="Plus Jakarta Sans"/>
           <w:sz w:val="21"/>
@@ -4411,7 +4411,7 @@
         </w:numPr>
         <w:spacing w:before="100" w:beforeAutospacing="1" w:after="90"/>
         <w:ind w:left="1020"/>
-        <w:divId w:val="826241979"/>
+        <w:divId w:val="777528882"/>
         <w:rPr>
           <w:rFonts w:ascii="Plus Jakarta Sans" w:eastAsia="Times New Roman" w:hAnsi="Plus Jakarta Sans"/>
           <w:sz w:val="21"/>
@@ -4436,7 +4436,7 @@
           <w:szCs w:val="21"/>
           <w:lang w:val="es-ES"/>
         </w:rPr>
-        <w:t>3.6 hijos</w:t>
+        <w:t>3.5 hijos</w:t>
       </w:r>
       <w:r>
         <w:rPr>
@@ -4445,7 +4445,7 @@
           <w:szCs w:val="21"/>
           <w:lang w:val="es-ES"/>
         </w:rPr>
-        <w:t xml:space="preserve"> (Hogar promedio de ~5.6 personas).</w:t>
+        <w:t xml:space="preserve"> (Hogar promedio de ~5.5 personas).</w:t>
       </w:r>
     </w:p>
     <w:p>
@@ -4456,7 +4456,7 @@
         </w:numPr>
         <w:spacing w:before="100" w:beforeAutospacing="1" w:after="90"/>
         <w:ind w:left="1020"/>
-        <w:divId w:val="826241979"/>
+        <w:divId w:val="777528882"/>
         <w:rPr>
           <w:rFonts w:ascii="Plus Jakarta Sans" w:eastAsia="Times New Roman" w:hAnsi="Plus Jakarta Sans"/>
           <w:sz w:val="21"/>
@@ -4501,7 +4501,7 @@
         </w:numPr>
         <w:spacing w:before="100" w:beforeAutospacing="1" w:after="90"/>
         <w:ind w:left="1020"/>
-        <w:divId w:val="826241979"/>
+        <w:divId w:val="777528882"/>
         <w:rPr>
           <w:rFonts w:ascii="Plus Jakarta Sans" w:eastAsia="Times New Roman" w:hAnsi="Plus Jakarta Sans"/>
           <w:sz w:val="21"/>
@@ -4557,7 +4557,7 @@
       </w:tblGrid>
       <w:tr>
         <w:trPr>
-          <w:divId w:val="1412584618"/>
+          <w:divId w:val="1068843768"/>
           <w:tblHeader/>
         </w:trPr>
         <w:tc>
@@ -4711,7 +4711,7 @@
       </w:tr>
       <w:tr>
         <w:trPr>
-          <w:divId w:val="1412584618"/>
+          <w:divId w:val="1068843768"/>
         </w:trPr>
         <w:tc>
           <w:tcPr>
@@ -4770,37 +4770,37 @@
                 <w:sz w:val="20"/>
                 <w:szCs w:val="20"/>
               </w:rPr>
-              <w:t>197 (5.9%)</w:t>
-            </w:r>
-          </w:p>
-        </w:tc>
-        <w:tc>
-          <w:tcPr>
-            <w:tcW w:w="0" w:type="auto"/>
-            <w:tcMar>
-              <w:top w:w="150" w:type="dxa"/>
-              <w:left w:w="210" w:type="dxa"/>
-              <w:bottom w:w="150" w:type="dxa"/>
-              <w:right w:w="210" w:type="dxa"/>
-            </w:tcMar>
-            <w:vAlign w:val="center"/>
-            <w:hideMark/>
-          </w:tcPr>
-          <w:p>
-            <w:pPr>
-              <w:rPr>
-                <w:rFonts w:ascii="Plus Jakarta Sans" w:eastAsia="Times New Roman" w:hAnsi="Plus Jakarta Sans"/>
-                <w:sz w:val="20"/>
-                <w:szCs w:val="20"/>
-              </w:rPr>
-            </w:pPr>
-            <w:r>
-              <w:rPr>
-                <w:rFonts w:ascii="Plus Jakarta Sans" w:eastAsia="Times New Roman" w:hAnsi="Plus Jakarta Sans"/>
-                <w:sz w:val="20"/>
-                <w:szCs w:val="20"/>
-              </w:rPr>
-              <w:t>587 (27.3%)</w:t>
+              <w:t>203 (6.0%)</w:t>
+            </w:r>
+          </w:p>
+        </w:tc>
+        <w:tc>
+          <w:tcPr>
+            <w:tcW w:w="0" w:type="auto"/>
+            <w:tcMar>
+              <w:top w:w="150" w:type="dxa"/>
+              <w:left w:w="210" w:type="dxa"/>
+              <w:bottom w:w="150" w:type="dxa"/>
+              <w:right w:w="210" w:type="dxa"/>
+            </w:tcMar>
+            <w:vAlign w:val="center"/>
+            <w:hideMark/>
+          </w:tcPr>
+          <w:p>
+            <w:pPr>
+              <w:rPr>
+                <w:rFonts w:ascii="Plus Jakarta Sans" w:eastAsia="Times New Roman" w:hAnsi="Plus Jakarta Sans"/>
+                <w:sz w:val="20"/>
+                <w:szCs w:val="20"/>
+              </w:rPr>
+            </w:pPr>
+            <w:r>
+              <w:rPr>
+                <w:rFonts w:ascii="Plus Jakarta Sans" w:eastAsia="Times New Roman" w:hAnsi="Plus Jakarta Sans"/>
+                <w:sz w:val="20"/>
+                <w:szCs w:val="20"/>
+              </w:rPr>
+              <w:t>588 (27.3%)</w:t>
             </w:r>
           </w:p>
         </w:tc>
@@ -4837,7 +4837,7 @@
       </w:tr>
       <w:tr>
         <w:trPr>
-          <w:divId w:val="1412584618"/>
+          <w:divId w:val="1068843768"/>
         </w:trPr>
         <w:tc>
           <w:tcPr>
@@ -4896,37 +4896,37 @@
                 <w:sz w:val="20"/>
                 <w:szCs w:val="20"/>
               </w:rPr>
-              <w:t>1019 (30.4%)</w:t>
-            </w:r>
-          </w:p>
-        </w:tc>
-        <w:tc>
-          <w:tcPr>
-            <w:tcW w:w="0" w:type="auto"/>
-            <w:tcMar>
-              <w:top w:w="150" w:type="dxa"/>
-              <w:left w:w="210" w:type="dxa"/>
-              <w:bottom w:w="150" w:type="dxa"/>
-              <w:right w:w="210" w:type="dxa"/>
-            </w:tcMar>
-            <w:vAlign w:val="center"/>
-            <w:hideMark/>
-          </w:tcPr>
-          <w:p>
-            <w:pPr>
-              <w:rPr>
-                <w:rFonts w:ascii="Plus Jakarta Sans" w:eastAsia="Times New Roman" w:hAnsi="Plus Jakarta Sans"/>
-                <w:sz w:val="20"/>
-                <w:szCs w:val="20"/>
-              </w:rPr>
-            </w:pPr>
-            <w:r>
-              <w:rPr>
-                <w:rFonts w:ascii="Plus Jakarta Sans" w:eastAsia="Times New Roman" w:hAnsi="Plus Jakarta Sans"/>
-                <w:sz w:val="20"/>
-                <w:szCs w:val="20"/>
-              </w:rPr>
-              <w:t>598 (27.8%)</w:t>
+              <w:t>1032 (30.6%)</w:t>
+            </w:r>
+          </w:p>
+        </w:tc>
+        <w:tc>
+          <w:tcPr>
+            <w:tcW w:w="0" w:type="auto"/>
+            <w:tcMar>
+              <w:top w:w="150" w:type="dxa"/>
+              <w:left w:w="210" w:type="dxa"/>
+              <w:bottom w:w="150" w:type="dxa"/>
+              <w:right w:w="210" w:type="dxa"/>
+            </w:tcMar>
+            <w:vAlign w:val="center"/>
+            <w:hideMark/>
+          </w:tcPr>
+          <w:p>
+            <w:pPr>
+              <w:rPr>
+                <w:rFonts w:ascii="Plus Jakarta Sans" w:eastAsia="Times New Roman" w:hAnsi="Plus Jakarta Sans"/>
+                <w:sz w:val="20"/>
+                <w:szCs w:val="20"/>
+              </w:rPr>
+            </w:pPr>
+            <w:r>
+              <w:rPr>
+                <w:rFonts w:ascii="Plus Jakarta Sans" w:eastAsia="Times New Roman" w:hAnsi="Plus Jakarta Sans"/>
+                <w:sz w:val="20"/>
+                <w:szCs w:val="20"/>
+              </w:rPr>
+              <w:t>602 (27.9%)</w:t>
             </w:r>
           </w:p>
         </w:tc>
@@ -4963,7 +4963,7 @@
       </w:tr>
       <w:tr>
         <w:trPr>
-          <w:divId w:val="1412584618"/>
+          <w:divId w:val="1068843768"/>
         </w:trPr>
         <w:tc>
           <w:tcPr>
@@ -5022,37 +5022,37 @@
                 <w:sz w:val="20"/>
                 <w:szCs w:val="20"/>
               </w:rPr>
-              <w:t>1177 (35.2%)</w:t>
-            </w:r>
-          </w:p>
-        </w:tc>
-        <w:tc>
-          <w:tcPr>
-            <w:tcW w:w="0" w:type="auto"/>
-            <w:tcMar>
-              <w:top w:w="150" w:type="dxa"/>
-              <w:left w:w="210" w:type="dxa"/>
-              <w:bottom w:w="150" w:type="dxa"/>
-              <w:right w:w="210" w:type="dxa"/>
-            </w:tcMar>
-            <w:vAlign w:val="center"/>
-            <w:hideMark/>
-          </w:tcPr>
-          <w:p>
-            <w:pPr>
-              <w:rPr>
-                <w:rFonts w:ascii="Plus Jakarta Sans" w:eastAsia="Times New Roman" w:hAnsi="Plus Jakarta Sans"/>
-                <w:sz w:val="20"/>
-                <w:szCs w:val="20"/>
-              </w:rPr>
-            </w:pPr>
-            <w:r>
-              <w:rPr>
-                <w:rFonts w:ascii="Plus Jakarta Sans" w:eastAsia="Times New Roman" w:hAnsi="Plus Jakarta Sans"/>
-                <w:sz w:val="20"/>
-                <w:szCs w:val="20"/>
-              </w:rPr>
-              <w:t>578 (26.9%)</w:t>
+              <w:t>1185 (35.1%)</w:t>
+            </w:r>
+          </w:p>
+        </w:tc>
+        <w:tc>
+          <w:tcPr>
+            <w:tcW w:w="0" w:type="auto"/>
+            <w:tcMar>
+              <w:top w:w="150" w:type="dxa"/>
+              <w:left w:w="210" w:type="dxa"/>
+              <w:bottom w:w="150" w:type="dxa"/>
+              <w:right w:w="210" w:type="dxa"/>
+            </w:tcMar>
+            <w:vAlign w:val="center"/>
+            <w:hideMark/>
+          </w:tcPr>
+          <w:p>
+            <w:pPr>
+              <w:rPr>
+                <w:rFonts w:ascii="Plus Jakarta Sans" w:eastAsia="Times New Roman" w:hAnsi="Plus Jakarta Sans"/>
+                <w:sz w:val="20"/>
+                <w:szCs w:val="20"/>
+              </w:rPr>
+            </w:pPr>
+            <w:r>
+              <w:rPr>
+                <w:rFonts w:ascii="Plus Jakarta Sans" w:eastAsia="Times New Roman" w:hAnsi="Plus Jakarta Sans"/>
+                <w:sz w:val="20"/>
+                <w:szCs w:val="20"/>
+              </w:rPr>
+              <w:t>580 (26.9%)</w:t>
             </w:r>
           </w:p>
         </w:tc>
@@ -5089,7 +5089,7 @@
       </w:tr>
       <w:tr>
         <w:trPr>
-          <w:divId w:val="1412584618"/>
+          <w:divId w:val="1068843768"/>
         </w:trPr>
         <w:tc>
           <w:tcPr>
@@ -5148,37 +5148,37 @@
                 <w:sz w:val="20"/>
                 <w:szCs w:val="20"/>
               </w:rPr>
-              <w:t>955 (28.5%)</w:t>
-            </w:r>
-          </w:p>
-        </w:tc>
-        <w:tc>
-          <w:tcPr>
-            <w:tcW w:w="0" w:type="auto"/>
-            <w:tcMar>
-              <w:top w:w="150" w:type="dxa"/>
-              <w:left w:w="210" w:type="dxa"/>
-              <w:bottom w:w="150" w:type="dxa"/>
-              <w:right w:w="210" w:type="dxa"/>
-            </w:tcMar>
-            <w:vAlign w:val="center"/>
-            <w:hideMark/>
-          </w:tcPr>
-          <w:p>
-            <w:pPr>
-              <w:rPr>
-                <w:rFonts w:ascii="Plus Jakarta Sans" w:eastAsia="Times New Roman" w:hAnsi="Plus Jakarta Sans"/>
-                <w:sz w:val="20"/>
-                <w:szCs w:val="20"/>
-              </w:rPr>
-            </w:pPr>
-            <w:r>
-              <w:rPr>
-                <w:rFonts w:ascii="Plus Jakarta Sans" w:eastAsia="Times New Roman" w:hAnsi="Plus Jakarta Sans"/>
-                <w:sz w:val="20"/>
-                <w:szCs w:val="20"/>
-              </w:rPr>
-              <w:t>386 (18.0%)</w:t>
+              <w:t>958 (28.4%)</w:t>
+            </w:r>
+          </w:p>
+        </w:tc>
+        <w:tc>
+          <w:tcPr>
+            <w:tcW w:w="0" w:type="auto"/>
+            <w:tcMar>
+              <w:top w:w="150" w:type="dxa"/>
+              <w:left w:w="210" w:type="dxa"/>
+              <w:bottom w:w="150" w:type="dxa"/>
+              <w:right w:w="210" w:type="dxa"/>
+            </w:tcMar>
+            <w:vAlign w:val="center"/>
+            <w:hideMark/>
+          </w:tcPr>
+          <w:p>
+            <w:pPr>
+              <w:rPr>
+                <w:rFonts w:ascii="Plus Jakarta Sans" w:eastAsia="Times New Roman" w:hAnsi="Plus Jakarta Sans"/>
+                <w:sz w:val="20"/>
+                <w:szCs w:val="20"/>
+              </w:rPr>
+            </w:pPr>
+            <w:r>
+              <w:rPr>
+                <w:rFonts w:ascii="Plus Jakarta Sans" w:eastAsia="Times New Roman" w:hAnsi="Plus Jakarta Sans"/>
+                <w:sz w:val="20"/>
+                <w:szCs w:val="20"/>
+              </w:rPr>
+              <w:t>387 (17.9%)</w:t>
             </w:r>
           </w:p>
         </w:tc>
@@ -5217,7 +5217,7 @@
     <w:p>
       <w:pPr>
         <w:spacing w:before="450" w:after="450"/>
-        <w:divId w:val="826241979"/>
+        <w:divId w:val="777528882"/>
         <w:rPr>
           <w:rFonts w:ascii="Plus Jakarta Sans" w:eastAsia="Times New Roman" w:hAnsi="Plus Jakarta Sans"/>
           <w:lang w:val="es-ES"/>
@@ -5236,7 +5236,7 @@
     <w:p>
       <w:pPr>
         <w:pStyle w:val="Ttulo3"/>
-        <w:divId w:val="826241979"/>
+        <w:divId w:val="777528882"/>
         <w:rPr>
           <w:rFonts w:eastAsia="Times New Roman"/>
           <w:lang w:val="es-ES"/>
@@ -5253,7 +5253,7 @@
     <w:p>
       <w:pPr>
         <w:pStyle w:val="NormalWeb"/>
-        <w:divId w:val="826241979"/>
+        <w:divId w:val="777528882"/>
         <w:rPr>
           <w:rFonts w:ascii="Plus Jakarta Sans" w:hAnsi="Plus Jakarta Sans"/>
           <w:lang w:val="es-ES"/>
@@ -5277,7 +5277,7 @@
     <w:p>
       <w:pPr>
         <w:pStyle w:val="Ttulo4"/>
-        <w:divId w:val="826241979"/>
+        <w:divId w:val="777528882"/>
         <w:rPr>
           <w:rFonts w:eastAsia="Times New Roman"/>
           <w:lang w:val="es-ES"/>
@@ -5295,7 +5295,7 @@
       <w:pPr>
         <w:spacing w:before="375" w:after="225"/>
         <w:jc w:val="center"/>
-        <w:divId w:val="480930176"/>
+        <w:divId w:val="1339044583"/>
         <w:rPr>
           <w:rFonts w:ascii="Outfit" w:eastAsia="Times New Roman" w:hAnsi="Outfit"/>
           <w:b/>
@@ -5325,7 +5325,7 @@
       <w:pPr>
         <w:spacing w:after="375"/>
         <w:jc w:val="center"/>
-        <w:divId w:val="12735218"/>
+        <w:divId w:val="1395471663"/>
         <w:rPr>
           <w:rFonts w:ascii="Plus Jakarta Sans" w:eastAsia="Times New Roman" w:hAnsi="Plus Jakarta Sans"/>
           <w:lang w:val="es-ES"/>
@@ -5504,7 +5504,7 @@
           <w:rFonts w:ascii="Plus Jakarta Sans" w:eastAsia="Times New Roman" w:hAnsi="Plus Jakarta Sans"/>
           <w:lang w:val="es-ES"/>
         </w:rPr>
-        <w:t>51.2% (4,073 cultivos</w:t>
+        <w:t>57.0% (5,183 cultivos</w:t>
       </w:r>
       <w:r>
         <w:rPr>
@@ -5546,7 +5546,7 @@
           <w:rFonts w:ascii="Plus Jakarta Sans" w:eastAsia="Times New Roman" w:hAnsi="Plus Jakarta Sans"/>
           <w:lang w:val="es-ES"/>
         </w:rPr>
-        <w:t>30.0% (2,391 cultivos</w:t>
+        <w:t>26.6% (2,415 cultivos</w:t>
       </w:r>
       <w:r>
         <w:rPr>
@@ -5588,7 +5588,7 @@
           <w:rFonts w:ascii="Plus Jakarta Sans" w:eastAsia="Times New Roman" w:hAnsi="Plus Jakarta Sans"/>
           <w:lang w:val="es-ES"/>
         </w:rPr>
-        <w:t>18.8% (1,498 cultivos</w:t>
+        <w:t>16.5% (1,498 cultivos</w:t>
       </w:r>
       <w:r>
         <w:rPr>
@@ -5608,7 +5608,7 @@
     <w:p>
       <w:pPr>
         <w:pStyle w:val="Ttulo4"/>
-        <w:divId w:val="826241979"/>
+        <w:divId w:val="777528882"/>
         <w:rPr>
           <w:rFonts w:eastAsia="Times New Roman"/>
           <w:lang w:val="es-ES"/>
@@ -5633,7 +5633,7 @@
       <w:pPr>
         <w:spacing w:before="375" w:after="225"/>
         <w:jc w:val="center"/>
-        <w:divId w:val="729230999"/>
+        <w:divId w:val="1448311019"/>
         <w:rPr>
           <w:rFonts w:ascii="Outfit" w:eastAsia="Times New Roman" w:hAnsi="Outfit"/>
           <w:b/>
@@ -5663,7 +5663,7 @@
       <w:pPr>
         <w:spacing w:after="375"/>
         <w:jc w:val="center"/>
-        <w:divId w:val="2143959191"/>
+        <w:divId w:val="183053373"/>
         <w:rPr>
           <w:rFonts w:ascii="Plus Jakarta Sans" w:eastAsia="Times New Roman" w:hAnsi="Plus Jakarta Sans"/>
           <w:lang w:val="es-ES"/>
@@ -5981,7 +5981,7 @@
     <w:p>
       <w:pPr>
         <w:pStyle w:val="Ttulo4"/>
-        <w:divId w:val="826241979"/>
+        <w:divId w:val="777528882"/>
         <w:rPr>
           <w:rFonts w:eastAsia="Times New Roman"/>
           <w:lang w:val="es-ES"/>
@@ -5999,7 +5999,7 @@
       <w:pPr>
         <w:spacing w:before="375" w:after="225"/>
         <w:jc w:val="center"/>
-        <w:divId w:val="275406310"/>
+        <w:divId w:val="948971998"/>
         <w:rPr>
           <w:rFonts w:ascii="Outfit" w:eastAsia="Times New Roman" w:hAnsi="Outfit"/>
           <w:b/>
@@ -6029,7 +6029,7 @@
       <w:pPr>
         <w:spacing w:after="375"/>
         <w:jc w:val="center"/>
-        <w:divId w:val="1805538477"/>
+        <w:divId w:val="773094646"/>
         <w:rPr>
           <w:rFonts w:ascii="Plus Jakarta Sans" w:eastAsia="Times New Roman" w:hAnsi="Plus Jakarta Sans"/>
           <w:lang w:val="es-ES"/>
@@ -6096,7 +6096,28 @@
           <w:rFonts w:ascii="Plus Jakarta Sans" w:eastAsia="Times New Roman" w:hAnsi="Plus Jakarta Sans"/>
           <w:lang w:val="es-ES"/>
         </w:rPr>
-        <w:t>50</w:t>
+        <w:t>62</w:t>
+      </w:r>
+      <w:r>
+        <w:rPr>
+          <w:rFonts w:ascii="Plus Jakarta Sans" w:eastAsia="Times New Roman" w:hAnsi="Plus Jakarta Sans"/>
+          <w:lang w:val="es-ES"/>
+        </w:rPr>
+        <w:t>5</w:t>
+      </w:r>
+      <w:r>
+        <w:rPr>
+          <w:rFonts w:ascii="Plus Jakarta Sans" w:eastAsia="Times New Roman" w:hAnsi="Plus Jakarta Sans"/>
+          <w:lang w:val="es-ES"/>
+        </w:rPr>
+        <w:t xml:space="preserve"> </w:t>
+      </w:r>
+      <w:r>
+        <w:rPr>
+          <w:rFonts w:ascii="Plus Jakarta Sans" w:eastAsia="Times New Roman" w:hAnsi="Plus Jakarta Sans"/>
+          <w:lang w:val="es-ES"/>
+        </w:rPr>
+        <w:t>1,25</w:t>
       </w:r>
       <w:r>
         <w:rPr>
@@ -6117,14 +6138,14 @@
           <w:rFonts w:ascii="Plus Jakarta Sans" w:eastAsia="Times New Roman" w:hAnsi="Plus Jakarta Sans"/>
           <w:lang w:val="es-ES"/>
         </w:rPr>
-        <w:t>1,00</w:t>
-      </w:r>
-      <w:r>
-        <w:rPr>
-          <w:rFonts w:ascii="Plus Jakarta Sans" w:eastAsia="Times New Roman" w:hAnsi="Plus Jakarta Sans"/>
-          <w:lang w:val="es-ES"/>
-        </w:rPr>
-        <w:t>0</w:t>
+        <w:t>1,87</w:t>
+      </w:r>
+      <w:r>
+        <w:rPr>
+          <w:rFonts w:ascii="Plus Jakarta Sans" w:eastAsia="Times New Roman" w:hAnsi="Plus Jakarta Sans"/>
+          <w:lang w:val="es-ES"/>
+        </w:rPr>
+        <w:t>5</w:t>
       </w:r>
       <w:r>
         <w:rPr>
@@ -6138,28 +6159,7 @@
           <w:rFonts w:ascii="Plus Jakarta Sans" w:eastAsia="Times New Roman" w:hAnsi="Plus Jakarta Sans"/>
           <w:lang w:val="es-ES"/>
         </w:rPr>
-        <w:t>1,50</w:t>
-      </w:r>
-      <w:r>
-        <w:rPr>
-          <w:rFonts w:ascii="Plus Jakarta Sans" w:eastAsia="Times New Roman" w:hAnsi="Plus Jakarta Sans"/>
-          <w:lang w:val="es-ES"/>
-        </w:rPr>
-        <w:t>0</w:t>
-      </w:r>
-      <w:r>
-        <w:rPr>
-          <w:rFonts w:ascii="Plus Jakarta Sans" w:eastAsia="Times New Roman" w:hAnsi="Plus Jakarta Sans"/>
-          <w:lang w:val="es-ES"/>
-        </w:rPr>
-        <w:t xml:space="preserve"> </w:t>
-      </w:r>
-      <w:r>
-        <w:rPr>
-          <w:rFonts w:ascii="Plus Jakarta Sans" w:eastAsia="Times New Roman" w:hAnsi="Plus Jakarta Sans"/>
-          <w:lang w:val="es-ES"/>
-        </w:rPr>
-        <w:t>2,00</w:t>
+        <w:t>2,50</w:t>
       </w:r>
       <w:r>
         <w:rPr>
@@ -6333,7 +6333,7 @@
     <w:p>
       <w:pPr>
         <w:spacing w:before="450" w:after="450"/>
-        <w:divId w:val="826241979"/>
+        <w:divId w:val="777528882"/>
         <w:rPr>
           <w:rFonts w:ascii="Plus Jakarta Sans" w:eastAsia="Times New Roman" w:hAnsi="Plus Jakarta Sans"/>
           <w:lang w:val="es-ES"/>
@@ -6352,7 +6352,7 @@
     <w:p>
       <w:pPr>
         <w:pStyle w:val="Ttulo3"/>
-        <w:divId w:val="826241979"/>
+        <w:divId w:val="777528882"/>
         <w:rPr>
           <w:rFonts w:eastAsia="Times New Roman"/>
           <w:lang w:val="es-ES"/>
@@ -6369,7 +6369,7 @@
     <w:p>
       <w:pPr>
         <w:pStyle w:val="NormalWeb"/>
-        <w:divId w:val="826241979"/>
+        <w:divId w:val="777528882"/>
         <w:rPr>
           <w:rFonts w:ascii="Plus Jakarta Sans" w:hAnsi="Plus Jakarta Sans"/>
           <w:lang w:val="es-ES"/>
@@ -6393,7 +6393,7 @@
     <w:p>
       <w:pPr>
         <w:pStyle w:val="Ttulo4"/>
-        <w:divId w:val="826241979"/>
+        <w:divId w:val="777528882"/>
         <w:rPr>
           <w:rFonts w:eastAsia="Times New Roman"/>
           <w:lang w:val="es-ES"/>
@@ -6410,7 +6410,7 @@
     <w:p>
       <w:pPr>
         <w:pStyle w:val="NormalWeb"/>
-        <w:divId w:val="826241979"/>
+        <w:divId w:val="777528882"/>
         <w:rPr>
           <w:rFonts w:ascii="Plus Jakarta Sans" w:hAnsi="Plus Jakarta Sans"/>
           <w:lang w:val="es-ES"/>
@@ -6441,7 +6441,7 @@
       </w:tblGrid>
       <w:tr>
         <w:trPr>
-          <w:divId w:val="712585321"/>
+          <w:divId w:val="807817469"/>
           <w:tblHeader/>
         </w:trPr>
         <w:tc>
@@ -6521,7 +6521,7 @@
       </w:tr>
       <w:tr>
         <w:trPr>
-          <w:divId w:val="712585321"/>
+          <w:divId w:val="807817469"/>
         </w:trPr>
         <w:tc>
           <w:tcPr>
@@ -6610,7 +6610,7 @@
     <w:p>
       <w:pPr>
         <w:pStyle w:val="Ttulo4"/>
-        <w:divId w:val="826241979"/>
+        <w:divId w:val="777528882"/>
         <w:rPr>
           <w:rFonts w:eastAsia="Times New Roman"/>
           <w:lang w:val="es-ES"/>
@@ -6627,7 +6627,7 @@
     <w:p>
       <w:pPr>
         <w:pStyle w:val="NormalWeb"/>
-        <w:divId w:val="826241979"/>
+        <w:divId w:val="777528882"/>
         <w:rPr>
           <w:rFonts w:ascii="Plus Jakarta Sans" w:hAnsi="Plus Jakarta Sans"/>
           <w:lang w:val="es-ES"/>
@@ -6658,7 +6658,7 @@
       </w:tblGrid>
       <w:tr>
         <w:trPr>
-          <w:divId w:val="1594896200"/>
+          <w:divId w:val="2031947544"/>
           <w:tblHeader/>
         </w:trPr>
         <w:tc>
@@ -6738,7 +6738,7 @@
       </w:tr>
       <w:tr>
         <w:trPr>
-          <w:divId w:val="1594896200"/>
+          <w:divId w:val="2031947544"/>
         </w:trPr>
         <w:tc>
           <w:tcPr>
@@ -6836,7 +6836,7 @@
     <w:p>
       <w:pPr>
         <w:pStyle w:val="Ttulo4"/>
-        <w:divId w:val="826241979"/>
+        <w:divId w:val="777528882"/>
         <w:rPr>
           <w:rFonts w:eastAsia="Times New Roman"/>
           <w:lang w:val="es-ES"/>
@@ -6853,7 +6853,7 @@
     <w:p>
       <w:pPr>
         <w:pStyle w:val="NormalWeb"/>
-        <w:divId w:val="826241979"/>
+        <w:divId w:val="777528882"/>
         <w:rPr>
           <w:rFonts w:ascii="Plus Jakarta Sans" w:hAnsi="Plus Jakarta Sans"/>
           <w:lang w:val="es-ES"/>
@@ -6884,7 +6884,7 @@
       </w:tblGrid>
       <w:tr>
         <w:trPr>
-          <w:divId w:val="1559777115"/>
+          <w:divId w:val="954600255"/>
           <w:tblHeader/>
         </w:trPr>
         <w:tc>
@@ -6964,7 +6964,7 @@
       </w:tr>
       <w:tr>
         <w:trPr>
-          <w:divId w:val="1559777115"/>
+          <w:divId w:val="954600255"/>
         </w:trPr>
         <w:tc>
           <w:tcPr>
@@ -7053,7 +7053,7 @@
     <w:p>
       <w:pPr>
         <w:spacing w:before="450" w:after="450"/>
-        <w:divId w:val="826241979"/>
+        <w:divId w:val="777528882"/>
         <w:rPr>
           <w:rFonts w:ascii="Plus Jakarta Sans" w:eastAsia="Times New Roman" w:hAnsi="Plus Jakarta Sans"/>
           <w:lang w:val="es-ES"/>
@@ -7072,7 +7072,7 @@
     <w:p>
       <w:pPr>
         <w:pStyle w:val="Ttulo2"/>
-        <w:divId w:val="826241979"/>
+        <w:divId w:val="777528882"/>
         <w:rPr>
           <w:rFonts w:eastAsia="Times New Roman"/>
           <w:lang w:val="es-ES"/>
@@ -7089,7 +7089,7 @@
     <w:p>
       <w:pPr>
         <w:pStyle w:val="NormalWeb"/>
-        <w:divId w:val="826241979"/>
+        <w:divId w:val="777528882"/>
         <w:rPr>
           <w:rFonts w:ascii="Plus Jakarta Sans" w:hAnsi="Plus Jakarta Sans"/>
           <w:lang w:val="es-ES"/>
@@ -7106,7 +7106,7 @@
     <w:p>
       <w:pPr>
         <w:pStyle w:val="Ttulo3"/>
-        <w:divId w:val="826241979"/>
+        <w:divId w:val="777528882"/>
         <w:rPr>
           <w:rFonts w:eastAsia="Times New Roman"/>
           <w:lang w:val="es-ES"/>
@@ -7123,7 +7123,7 @@
     <w:p>
       <w:pPr>
         <w:pStyle w:val="NormalWeb"/>
-        <w:divId w:val="826241979"/>
+        <w:divId w:val="777528882"/>
         <w:rPr>
           <w:rFonts w:ascii="Plus Jakarta Sans" w:hAnsi="Plus Jakarta Sans"/>
           <w:lang w:val="es-ES"/>
@@ -7156,7 +7156,7 @@
       </w:tblGrid>
       <w:tr>
         <w:trPr>
-          <w:divId w:val="1167593749"/>
+          <w:divId w:val="952440247"/>
           <w:tblHeader/>
         </w:trPr>
         <w:tc>
@@ -7321,7 +7321,7 @@
       </w:tr>
       <w:tr>
         <w:trPr>
-          <w:divId w:val="1167593749"/>
+          <w:divId w:val="952440247"/>
         </w:trPr>
         <w:tc>
           <w:tcPr>
@@ -7380,37 +7380,37 @@
                 <w:sz w:val="20"/>
                 <w:szCs w:val="20"/>
               </w:rPr>
-              <w:t>3127 (93.4%)</w:t>
-            </w:r>
-          </w:p>
-        </w:tc>
-        <w:tc>
-          <w:tcPr>
-            <w:tcW w:w="0" w:type="auto"/>
-            <w:tcMar>
-              <w:top w:w="150" w:type="dxa"/>
-              <w:left w:w="210" w:type="dxa"/>
-              <w:bottom w:w="150" w:type="dxa"/>
-              <w:right w:w="210" w:type="dxa"/>
-            </w:tcMar>
-            <w:vAlign w:val="center"/>
-            <w:hideMark/>
-          </w:tcPr>
-          <w:p>
-            <w:pPr>
-              <w:rPr>
-                <w:rFonts w:ascii="Plus Jakarta Sans" w:eastAsia="Times New Roman" w:hAnsi="Plus Jakarta Sans"/>
-                <w:sz w:val="20"/>
-                <w:szCs w:val="20"/>
-              </w:rPr>
-            </w:pPr>
-            <w:r>
-              <w:rPr>
-                <w:rFonts w:ascii="Plus Jakarta Sans" w:eastAsia="Times New Roman" w:hAnsi="Plus Jakarta Sans"/>
-                <w:sz w:val="20"/>
-                <w:szCs w:val="20"/>
-              </w:rPr>
-              <w:t>1997 (92.9%)</w:t>
+              <w:t>3156 (93.4%)</w:t>
+            </w:r>
+          </w:p>
+        </w:tc>
+        <w:tc>
+          <w:tcPr>
+            <w:tcW w:w="0" w:type="auto"/>
+            <w:tcMar>
+              <w:top w:w="150" w:type="dxa"/>
+              <w:left w:w="210" w:type="dxa"/>
+              <w:bottom w:w="150" w:type="dxa"/>
+              <w:right w:w="210" w:type="dxa"/>
+            </w:tcMar>
+            <w:vAlign w:val="center"/>
+            <w:hideMark/>
+          </w:tcPr>
+          <w:p>
+            <w:pPr>
+              <w:rPr>
+                <w:rFonts w:ascii="Plus Jakarta Sans" w:eastAsia="Times New Roman" w:hAnsi="Plus Jakarta Sans"/>
+                <w:sz w:val="20"/>
+                <w:szCs w:val="20"/>
+              </w:rPr>
+            </w:pPr>
+            <w:r>
+              <w:rPr>
+                <w:rFonts w:ascii="Plus Jakarta Sans" w:eastAsia="Times New Roman" w:hAnsi="Plus Jakarta Sans"/>
+                <w:sz w:val="20"/>
+                <w:szCs w:val="20"/>
+              </w:rPr>
+              <w:t>2003 (92.9%)</w:t>
             </w:r>
           </w:p>
         </w:tc>
@@ -7447,7 +7447,7 @@
       </w:tr>
       <w:tr>
         <w:trPr>
-          <w:divId w:val="1167593749"/>
+          <w:divId w:val="952440247"/>
         </w:trPr>
         <w:tc>
           <w:tcPr>
@@ -7506,7 +7506,7 @@
                 <w:sz w:val="20"/>
                 <w:szCs w:val="20"/>
               </w:rPr>
-              <w:t>75 (2.2%)</w:t>
+              <w:t>77 (2.3%)</w:t>
             </w:r>
           </w:p>
         </w:tc>
@@ -7573,7 +7573,7 @@
       </w:tr>
       <w:tr>
         <w:trPr>
-          <w:divId w:val="1167593749"/>
+          <w:divId w:val="952440247"/>
         </w:trPr>
         <w:tc>
           <w:tcPr>
@@ -7632,37 +7632,37 @@
                 <w:sz w:val="20"/>
                 <w:szCs w:val="20"/>
               </w:rPr>
-              <w:t>146 (4.4%)</w:t>
-            </w:r>
-          </w:p>
-        </w:tc>
-        <w:tc>
-          <w:tcPr>
-            <w:tcW w:w="0" w:type="auto"/>
-            <w:tcMar>
-              <w:top w:w="150" w:type="dxa"/>
-              <w:left w:w="210" w:type="dxa"/>
-              <w:bottom w:w="150" w:type="dxa"/>
-              <w:right w:w="210" w:type="dxa"/>
-            </w:tcMar>
-            <w:vAlign w:val="center"/>
-            <w:hideMark/>
-          </w:tcPr>
-          <w:p>
-            <w:pPr>
-              <w:rPr>
-                <w:rFonts w:ascii="Plus Jakarta Sans" w:eastAsia="Times New Roman" w:hAnsi="Plus Jakarta Sans"/>
-                <w:sz w:val="20"/>
-                <w:szCs w:val="20"/>
-              </w:rPr>
-            </w:pPr>
-            <w:r>
-              <w:rPr>
-                <w:rFonts w:ascii="Plus Jakarta Sans" w:eastAsia="Times New Roman" w:hAnsi="Plus Jakarta Sans"/>
-                <w:sz w:val="20"/>
-                <w:szCs w:val="20"/>
-              </w:rPr>
-              <w:t>98 (4.6%)</w:t>
+              <w:t>145 (4.3%)</w:t>
+            </w:r>
+          </w:p>
+        </w:tc>
+        <w:tc>
+          <w:tcPr>
+            <w:tcW w:w="0" w:type="auto"/>
+            <w:tcMar>
+              <w:top w:w="150" w:type="dxa"/>
+              <w:left w:w="210" w:type="dxa"/>
+              <w:bottom w:w="150" w:type="dxa"/>
+              <w:right w:w="210" w:type="dxa"/>
+            </w:tcMar>
+            <w:vAlign w:val="center"/>
+            <w:hideMark/>
+          </w:tcPr>
+          <w:p>
+            <w:pPr>
+              <w:rPr>
+                <w:rFonts w:ascii="Plus Jakarta Sans" w:eastAsia="Times New Roman" w:hAnsi="Plus Jakarta Sans"/>
+                <w:sz w:val="20"/>
+                <w:szCs w:val="20"/>
+              </w:rPr>
+            </w:pPr>
+            <w:r>
+              <w:rPr>
+                <w:rFonts w:ascii="Plus Jakarta Sans" w:eastAsia="Times New Roman" w:hAnsi="Plus Jakarta Sans"/>
+                <w:sz w:val="20"/>
+                <w:szCs w:val="20"/>
+              </w:rPr>
+              <w:t>100 (4.6%)</w:t>
             </w:r>
           </w:p>
         </w:tc>
@@ -7699,7 +7699,7 @@
       </w:tr>
       <w:tr>
         <w:trPr>
-          <w:divId w:val="1167593749"/>
+          <w:divId w:val="952440247"/>
         </w:trPr>
         <w:tc>
           <w:tcPr>
@@ -7827,7 +7827,7 @@
     <w:p>
       <w:pPr>
         <w:pStyle w:val="Ttulo3"/>
-        <w:divId w:val="826241979"/>
+        <w:divId w:val="777528882"/>
         <w:rPr>
           <w:rFonts w:eastAsia="Times New Roman"/>
           <w:lang w:val="es-ES"/>
@@ -7845,7 +7845,7 @@
       <w:pPr>
         <w:spacing w:before="375" w:after="225"/>
         <w:jc w:val="center"/>
-        <w:divId w:val="1531452239"/>
+        <w:divId w:val="268122805"/>
         <w:rPr>
           <w:rFonts w:ascii="Outfit" w:eastAsia="Times New Roman" w:hAnsi="Outfit"/>
           <w:b/>
@@ -7875,7 +7875,7 @@
       <w:pPr>
         <w:spacing w:after="375"/>
         <w:jc w:val="center"/>
-        <w:divId w:val="952172824"/>
+        <w:divId w:val="997227776"/>
         <w:rPr>
           <w:rFonts w:ascii="Plus Jakarta Sans" w:eastAsia="Times New Roman" w:hAnsi="Plus Jakarta Sans"/>
           <w:lang w:val="es-ES"/>
@@ -8242,7 +8242,7 @@
     <w:p>
       <w:pPr>
         <w:pStyle w:val="Ttulo3"/>
-        <w:divId w:val="826241979"/>
+        <w:divId w:val="777528882"/>
         <w:rPr>
           <w:rFonts w:eastAsia="Times New Roman"/>
           <w:lang w:val="es-ES"/>
@@ -8266,7 +8266,7 @@
     <w:p>
       <w:pPr>
         <w:pStyle w:val="NormalWeb"/>
-        <w:divId w:val="826241979"/>
+        <w:divId w:val="777528882"/>
         <w:rPr>
           <w:rFonts w:ascii="Plus Jakarta Sans" w:hAnsi="Plus Jakarta Sans"/>
           <w:lang w:val="es-ES"/>
@@ -8288,7 +8288,7 @@
         </w:numPr>
         <w:spacing w:before="100" w:beforeAutospacing="1" w:after="90"/>
         <w:ind w:left="1020"/>
-        <w:divId w:val="826241979"/>
+        <w:divId w:val="777528882"/>
         <w:rPr>
           <w:rFonts w:ascii="Plus Jakarta Sans" w:eastAsia="Times New Roman" w:hAnsi="Plus Jakarta Sans"/>
           <w:sz w:val="21"/>
@@ -8324,7 +8324,7 @@
         </w:numPr>
         <w:spacing w:before="100" w:beforeAutospacing="1" w:after="90"/>
         <w:ind w:left="1020"/>
-        <w:divId w:val="826241979"/>
+        <w:divId w:val="777528882"/>
         <w:rPr>
           <w:rFonts w:ascii="Plus Jakarta Sans" w:eastAsia="Times New Roman" w:hAnsi="Plus Jakarta Sans"/>
           <w:sz w:val="21"/>
@@ -8349,7 +8349,7 @@
           <w:szCs w:val="21"/>
           <w:lang w:val="es-ES"/>
         </w:rPr>
-        <w:t>93.9%</w:t>
+        <w:t>94.0%</w:t>
       </w:r>
       <w:r>
         <w:rPr>
@@ -8358,7 +8358,7 @@
           <w:szCs w:val="21"/>
           <w:lang w:val="es-ES"/>
         </w:rPr>
-        <w:t xml:space="preserve"> promedio (en 389 predios).</w:t>
+        <w:t xml:space="preserve"> promedio (en 400 predios).</w:t>
       </w:r>
     </w:p>
     <w:p>
@@ -8369,7 +8369,7 @@
         </w:numPr>
         <w:spacing w:before="100" w:beforeAutospacing="1" w:after="90"/>
         <w:ind w:left="1020"/>
-        <w:divId w:val="826241979"/>
+        <w:divId w:val="777528882"/>
         <w:rPr>
           <w:rFonts w:ascii="Plus Jakarta Sans" w:eastAsia="Times New Roman" w:hAnsi="Plus Jakarta Sans"/>
           <w:sz w:val="21"/>
@@ -8412,7 +8412,7 @@
           <w:szCs w:val="21"/>
           <w:lang w:val="es-ES"/>
         </w:rPr>
-        <w:t>promedio (en 747 predios).</w:t>
+        <w:t>promedio (en 748 predios).</w:t>
       </w:r>
     </w:p>
     <w:p>
@@ -8423,7 +8423,7 @@
         </w:numPr>
         <w:spacing w:before="100" w:beforeAutospacing="1" w:after="90"/>
         <w:ind w:left="1020"/>
-        <w:divId w:val="826241979"/>
+        <w:divId w:val="777528882"/>
         <w:rPr>
           <w:rFonts w:ascii="Plus Jakarta Sans" w:eastAsia="Times New Roman" w:hAnsi="Plus Jakarta Sans"/>
           <w:sz w:val="21"/>
@@ -8468,7 +8468,7 @@
         </w:numPr>
         <w:spacing w:before="100" w:beforeAutospacing="1" w:after="90"/>
         <w:ind w:left="1020"/>
-        <w:divId w:val="826241979"/>
+        <w:divId w:val="777528882"/>
         <w:rPr>
           <w:rFonts w:ascii="Plus Jakarta Sans" w:eastAsia="Times New Roman" w:hAnsi="Plus Jakarta Sans"/>
           <w:sz w:val="21"/>
@@ -8504,7 +8504,7 @@
         </w:numPr>
         <w:spacing w:before="100" w:beforeAutospacing="1" w:after="90"/>
         <w:ind w:left="1020"/>
-        <w:divId w:val="826241979"/>
+        <w:divId w:val="777528882"/>
         <w:rPr>
           <w:rFonts w:ascii="Plus Jakarta Sans" w:eastAsia="Times New Roman" w:hAnsi="Plus Jakarta Sans"/>
           <w:sz w:val="21"/>
@@ -8529,7 +8529,7 @@
           <w:szCs w:val="21"/>
           <w:lang w:val="es-ES"/>
         </w:rPr>
-        <w:t>98.2%</w:t>
+        <w:t>98.1%</w:t>
       </w:r>
       <w:r>
         <w:rPr>
@@ -8538,7 +8538,7 @@
           <w:szCs w:val="21"/>
           <w:lang w:val="es-ES"/>
         </w:rPr>
-        <w:t xml:space="preserve"> promedio (en 2963 predios).</w:t>
+        <w:t xml:space="preserve"> promedio (en 2988 predios).</w:t>
       </w:r>
     </w:p>
     <w:p>
@@ -8549,7 +8549,7 @@
         </w:numPr>
         <w:spacing w:before="100" w:beforeAutospacing="1" w:after="90"/>
         <w:ind w:left="1020"/>
-        <w:divId w:val="826241979"/>
+        <w:divId w:val="777528882"/>
         <w:rPr>
           <w:rFonts w:ascii="Plus Jakarta Sans" w:eastAsia="Times New Roman" w:hAnsi="Plus Jakarta Sans"/>
           <w:sz w:val="21"/>
@@ -8574,7 +8574,7 @@
           <w:szCs w:val="21"/>
           <w:lang w:val="es-ES"/>
         </w:rPr>
-        <w:t>77.4%</w:t>
+        <w:t>77.5%</w:t>
       </w:r>
       <w:r>
         <w:rPr>
@@ -8583,7 +8583,7 @@
           <w:szCs w:val="21"/>
           <w:lang w:val="es-ES"/>
         </w:rPr>
-        <w:t xml:space="preserve"> promedio (en 1781 predios).</w:t>
+        <w:t xml:space="preserve"> promedio (en 1789 predios).</w:t>
       </w:r>
     </w:p>
     <w:p>
@@ -8594,7 +8594,7 @@
         </w:numPr>
         <w:spacing w:before="100" w:beforeAutospacing="1" w:after="90"/>
         <w:ind w:left="1020"/>
-        <w:divId w:val="826241979"/>
+        <w:divId w:val="777528882"/>
         <w:rPr>
           <w:rFonts w:ascii="Plus Jakarta Sans" w:eastAsia="Times New Roman" w:hAnsi="Plus Jakarta Sans"/>
           <w:sz w:val="21"/>
@@ -8639,7 +8639,7 @@
         </w:numPr>
         <w:spacing w:before="100" w:beforeAutospacing="1" w:after="90"/>
         <w:ind w:left="1020"/>
-        <w:divId w:val="826241979"/>
+        <w:divId w:val="777528882"/>
         <w:rPr>
           <w:rFonts w:ascii="Plus Jakarta Sans" w:eastAsia="Times New Roman" w:hAnsi="Plus Jakarta Sans"/>
           <w:sz w:val="21"/>
@@ -8675,7 +8675,7 @@
         </w:numPr>
         <w:spacing w:before="100" w:beforeAutospacing="1" w:after="90"/>
         <w:ind w:left="1020"/>
-        <w:divId w:val="826241979"/>
+        <w:divId w:val="777528882"/>
         <w:rPr>
           <w:rFonts w:ascii="Plus Jakarta Sans" w:eastAsia="Times New Roman" w:hAnsi="Plus Jakarta Sans"/>
           <w:sz w:val="21"/>
@@ -8700,7 +8700,7 @@
           <w:szCs w:val="21"/>
           <w:lang w:val="es-ES"/>
         </w:rPr>
-        <w:t>47.9%</w:t>
+        <w:t>48.0%</w:t>
       </w:r>
       <w:r>
         <w:rPr>
@@ -8718,7 +8718,7 @@
           <w:szCs w:val="21"/>
           <w:lang w:val="es-ES"/>
         </w:rPr>
-        <w:t>promedio (en 141 predios).</w:t>
+        <w:t>promedio (en 150 predios).</w:t>
       </w:r>
     </w:p>
     <w:p>
@@ -8729,7 +8729,7 @@
         </w:numPr>
         <w:spacing w:before="100" w:beforeAutospacing="1" w:after="90"/>
         <w:ind w:left="1020"/>
-        <w:divId w:val="826241979"/>
+        <w:divId w:val="777528882"/>
         <w:rPr>
           <w:rFonts w:ascii="Plus Jakarta Sans" w:eastAsia="Times New Roman" w:hAnsi="Plus Jakarta Sans"/>
           <w:sz w:val="21"/>
@@ -8774,7 +8774,7 @@
         </w:numPr>
         <w:spacing w:before="100" w:beforeAutospacing="1" w:after="90"/>
         <w:ind w:left="1020"/>
-        <w:divId w:val="826241979"/>
+        <w:divId w:val="777528882"/>
         <w:rPr>
           <w:rFonts w:ascii="Plus Jakarta Sans" w:eastAsia="Times New Roman" w:hAnsi="Plus Jakarta Sans"/>
           <w:sz w:val="21"/>
@@ -8814,7 +8814,7 @@
     <w:p>
       <w:pPr>
         <w:pStyle w:val="Ttulo3"/>
-        <w:divId w:val="826241979"/>
+        <w:divId w:val="777528882"/>
         <w:rPr>
           <w:rFonts w:eastAsia="Times New Roman"/>
           <w:lang w:val="es-ES"/>
@@ -8832,7 +8832,7 @@
       <w:pPr>
         <w:spacing w:before="375" w:after="225"/>
         <w:jc w:val="center"/>
-        <w:divId w:val="932931812"/>
+        <w:divId w:val="1579629547"/>
         <w:rPr>
           <w:rFonts w:ascii="Outfit" w:eastAsia="Times New Roman" w:hAnsi="Outfit"/>
           <w:b/>
@@ -8862,7 +8862,7 @@
       <w:pPr>
         <w:spacing w:after="375"/>
         <w:jc w:val="center"/>
-        <w:divId w:val="537545422"/>
+        <w:divId w:val="866529537"/>
         <w:rPr>
           <w:rFonts w:ascii="Plus Jakarta Sans" w:eastAsia="Times New Roman" w:hAnsi="Plus Jakarta Sans"/>
           <w:lang w:val="es-ES"/>
@@ -9152,7 +9152,7 @@
     <w:p>
       <w:pPr>
         <w:spacing w:before="450" w:after="450"/>
-        <w:divId w:val="826241979"/>
+        <w:divId w:val="777528882"/>
         <w:rPr>
           <w:rFonts w:ascii="Plus Jakarta Sans" w:eastAsia="Times New Roman" w:hAnsi="Plus Jakarta Sans"/>
           <w:lang w:val="es-ES"/>
@@ -9171,7 +9171,7 @@
     <w:p>
       <w:pPr>
         <w:pStyle w:val="Ttulo2"/>
-        <w:divId w:val="826241979"/>
+        <w:divId w:val="777528882"/>
         <w:rPr>
           <w:rFonts w:eastAsia="Times New Roman"/>
           <w:lang w:val="es-ES"/>
@@ -9188,7 +9188,7 @@
     <w:p>
       <w:pPr>
         <w:pStyle w:val="NormalWeb"/>
-        <w:divId w:val="826241979"/>
+        <w:divId w:val="777528882"/>
         <w:rPr>
           <w:rFonts w:ascii="Plus Jakarta Sans" w:hAnsi="Plus Jakarta Sans"/>
           <w:lang w:val="es-ES"/>
@@ -9205,7 +9205,7 @@
     <w:p>
       <w:pPr>
         <w:pStyle w:val="NormalWeb"/>
-        <w:divId w:val="826241979"/>
+        <w:divId w:val="777528882"/>
         <w:rPr>
           <w:rFonts w:ascii="Plus Jakarta Sans" w:hAnsi="Plus Jakarta Sans"/>
           <w:lang w:val="es-ES"/>
@@ -9267,7 +9267,7 @@
     <w:p>
       <w:pPr>
         <w:pStyle w:val="NormalWeb"/>
-        <w:divId w:val="826241979"/>
+        <w:divId w:val="777528882"/>
         <w:rPr>
           <w:rFonts w:ascii="Plus Jakarta Sans" w:hAnsi="Plus Jakarta Sans"/>
           <w:lang w:val="es-ES"/>
@@ -9321,7 +9321,7 @@
     <w:p>
       <w:pPr>
         <w:pStyle w:val="NormalWeb"/>
-        <w:divId w:val="826241979"/>
+        <w:divId w:val="777528882"/>
         <w:rPr>
           <w:rFonts w:ascii="Plus Jakarta Sans" w:hAnsi="Plus Jakarta Sans"/>
           <w:lang w:val="es-ES"/>
@@ -9382,7 +9382,7 @@
     <w:p>
       <w:pPr>
         <w:pStyle w:val="NormalWeb"/>
-        <w:divId w:val="826241979"/>
+        <w:divId w:val="777528882"/>
         <w:rPr>
           <w:rFonts w:ascii="Plus Jakarta Sans" w:hAnsi="Plus Jakarta Sans"/>
           <w:lang w:val="es-ES"/>
@@ -9436,7 +9436,7 @@
     <w:p>
       <w:pPr>
         <w:spacing w:before="450" w:after="450"/>
-        <w:divId w:val="826241979"/>
+        <w:divId w:val="777528882"/>
         <w:rPr>
           <w:rFonts w:ascii="Plus Jakarta Sans" w:eastAsia="Times New Roman" w:hAnsi="Plus Jakarta Sans"/>
           <w:lang w:val="es-ES"/>
@@ -9455,7 +9455,7 @@
     <w:p>
       <w:pPr>
         <w:pStyle w:val="Ttulo2"/>
-        <w:divId w:val="826241979"/>
+        <w:divId w:val="777528882"/>
         <w:rPr>
           <w:rFonts w:eastAsia="Times New Roman"/>
           <w:lang w:val="es-ES"/>
@@ -9472,7 +9472,7 @@
     <w:p>
       <w:pPr>
         <w:pStyle w:val="NormalWeb"/>
-        <w:divId w:val="826241979"/>
+        <w:divId w:val="777528882"/>
         <w:rPr>
           <w:rFonts w:ascii="Plus Jakarta Sans" w:hAnsi="Plus Jakarta Sans"/>
           <w:lang w:val="es-ES"/>
@@ -9498,7 +9498,7 @@
           <w:rFonts w:ascii="Plus Jakarta Sans" w:hAnsi="Plus Jakarta Sans"/>
           <w:lang w:val="es-ES"/>
         </w:rPr>
-        <w:t>6,584 familias</w:t>
+        <w:t>6,622 familias</w:t>
       </w:r>
       <w:r>
         <w:rPr>
@@ -9511,7 +9511,7 @@
     <w:p>
       <w:pPr>
         <w:pStyle w:val="Ttulo3"/>
-        <w:divId w:val="826241979"/>
+        <w:divId w:val="777528882"/>
         <w:rPr>
           <w:rFonts w:eastAsia="Times New Roman"/>
           <w:lang w:val="es-ES"/>
@@ -9545,7 +9545,7 @@
       </w:tblGrid>
       <w:tr>
         <w:trPr>
-          <w:divId w:val="1929805285"/>
+          <w:divId w:val="2065441676"/>
           <w:tblHeader/>
         </w:trPr>
         <w:tc>
@@ -9736,7 +9736,7 @@
       </w:tr>
       <w:tr>
         <w:trPr>
-          <w:divId w:val="1929805285"/>
+          <w:divId w:val="2065441676"/>
         </w:trPr>
         <w:tc>
           <w:tcPr>
@@ -9795,104 +9795,104 @@
                 <w:sz w:val="20"/>
                 <w:szCs w:val="20"/>
               </w:rPr>
-              <w:t>3,348</w:t>
-            </w:r>
-          </w:p>
-        </w:tc>
-        <w:tc>
-          <w:tcPr>
-            <w:tcW w:w="0" w:type="auto"/>
-            <w:tcMar>
-              <w:top w:w="150" w:type="dxa"/>
-              <w:left w:w="210" w:type="dxa"/>
-              <w:bottom w:w="150" w:type="dxa"/>
-              <w:right w:w="210" w:type="dxa"/>
-            </w:tcMar>
-            <w:vAlign w:val="center"/>
-            <w:hideMark/>
-          </w:tcPr>
-          <w:p>
-            <w:pPr>
-              <w:rPr>
-                <w:rFonts w:ascii="Plus Jakarta Sans" w:eastAsia="Times New Roman" w:hAnsi="Plus Jakarta Sans"/>
-                <w:sz w:val="20"/>
-                <w:szCs w:val="20"/>
-              </w:rPr>
-            </w:pPr>
-            <w:r>
-              <w:rPr>
-                <w:rFonts w:ascii="Plus Jakarta Sans" w:eastAsia="Times New Roman" w:hAnsi="Plus Jakarta Sans"/>
-                <w:sz w:val="20"/>
-                <w:szCs w:val="20"/>
-              </w:rPr>
-              <w:t>4,753.15 ha</w:t>
-            </w:r>
-          </w:p>
-        </w:tc>
-        <w:tc>
-          <w:tcPr>
-            <w:tcW w:w="0" w:type="auto"/>
-            <w:tcMar>
-              <w:top w:w="150" w:type="dxa"/>
-              <w:left w:w="210" w:type="dxa"/>
-              <w:bottom w:w="150" w:type="dxa"/>
-              <w:right w:w="210" w:type="dxa"/>
-            </w:tcMar>
-            <w:vAlign w:val="center"/>
-            <w:hideMark/>
-          </w:tcPr>
-          <w:p>
-            <w:pPr>
-              <w:rPr>
-                <w:rFonts w:ascii="Plus Jakarta Sans" w:eastAsia="Times New Roman" w:hAnsi="Plus Jakarta Sans"/>
-                <w:sz w:val="20"/>
-                <w:szCs w:val="20"/>
-              </w:rPr>
-            </w:pPr>
-            <w:r>
-              <w:rPr>
-                <w:rFonts w:ascii="Plus Jakarta Sans" w:eastAsia="Times New Roman" w:hAnsi="Plus Jakarta Sans"/>
-                <w:sz w:val="20"/>
-                <w:szCs w:val="20"/>
-              </w:rPr>
-              <w:t>3,864.56 ha</w:t>
-            </w:r>
-          </w:p>
-        </w:tc>
-        <w:tc>
-          <w:tcPr>
-            <w:tcW w:w="0" w:type="auto"/>
-            <w:tcMar>
-              <w:top w:w="150" w:type="dxa"/>
-              <w:left w:w="210" w:type="dxa"/>
-              <w:bottom w:w="150" w:type="dxa"/>
-              <w:right w:w="210" w:type="dxa"/>
-            </w:tcMar>
-            <w:vAlign w:val="center"/>
-            <w:hideMark/>
-          </w:tcPr>
-          <w:p>
-            <w:pPr>
-              <w:rPr>
-                <w:rFonts w:ascii="Plus Jakarta Sans" w:eastAsia="Times New Roman" w:hAnsi="Plus Jakarta Sans"/>
-                <w:sz w:val="20"/>
-                <w:szCs w:val="20"/>
-              </w:rPr>
-            </w:pPr>
-            <w:r>
-              <w:rPr>
-                <w:rFonts w:ascii="Plus Jakarta Sans" w:eastAsia="Times New Roman" w:hAnsi="Plus Jakarta Sans"/>
-                <w:sz w:val="20"/>
-                <w:szCs w:val="20"/>
-              </w:rPr>
-              <w:t>888.58 ha</w:t>
+              <w:t>3,378</w:t>
+            </w:r>
+          </w:p>
+        </w:tc>
+        <w:tc>
+          <w:tcPr>
+            <w:tcW w:w="0" w:type="auto"/>
+            <w:tcMar>
+              <w:top w:w="150" w:type="dxa"/>
+              <w:left w:w="210" w:type="dxa"/>
+              <w:bottom w:w="150" w:type="dxa"/>
+              <w:right w:w="210" w:type="dxa"/>
+            </w:tcMar>
+            <w:vAlign w:val="center"/>
+            <w:hideMark/>
+          </w:tcPr>
+          <w:p>
+            <w:pPr>
+              <w:rPr>
+                <w:rFonts w:ascii="Plus Jakarta Sans" w:eastAsia="Times New Roman" w:hAnsi="Plus Jakarta Sans"/>
+                <w:sz w:val="20"/>
+                <w:szCs w:val="20"/>
+              </w:rPr>
+            </w:pPr>
+            <w:r>
+              <w:rPr>
+                <w:rFonts w:ascii="Plus Jakarta Sans" w:eastAsia="Times New Roman" w:hAnsi="Plus Jakarta Sans"/>
+                <w:sz w:val="20"/>
+                <w:szCs w:val="20"/>
+              </w:rPr>
+              <w:t>4,767.29 ha</w:t>
+            </w:r>
+          </w:p>
+        </w:tc>
+        <w:tc>
+          <w:tcPr>
+            <w:tcW w:w="0" w:type="auto"/>
+            <w:tcMar>
+              <w:top w:w="150" w:type="dxa"/>
+              <w:left w:w="210" w:type="dxa"/>
+              <w:bottom w:w="150" w:type="dxa"/>
+              <w:right w:w="210" w:type="dxa"/>
+            </w:tcMar>
+            <w:vAlign w:val="center"/>
+            <w:hideMark/>
+          </w:tcPr>
+          <w:p>
+            <w:pPr>
+              <w:rPr>
+                <w:rFonts w:ascii="Plus Jakarta Sans" w:eastAsia="Times New Roman" w:hAnsi="Plus Jakarta Sans"/>
+                <w:sz w:val="20"/>
+                <w:szCs w:val="20"/>
+              </w:rPr>
+            </w:pPr>
+            <w:r>
+              <w:rPr>
+                <w:rFonts w:ascii="Plus Jakarta Sans" w:eastAsia="Times New Roman" w:hAnsi="Plus Jakarta Sans"/>
+                <w:sz w:val="20"/>
+                <w:szCs w:val="20"/>
+              </w:rPr>
+              <w:t>3,876.39 ha</w:t>
+            </w:r>
+          </w:p>
+        </w:tc>
+        <w:tc>
+          <w:tcPr>
+            <w:tcW w:w="0" w:type="auto"/>
+            <w:tcMar>
+              <w:top w:w="150" w:type="dxa"/>
+              <w:left w:w="210" w:type="dxa"/>
+              <w:bottom w:w="150" w:type="dxa"/>
+              <w:right w:w="210" w:type="dxa"/>
+            </w:tcMar>
+            <w:vAlign w:val="center"/>
+            <w:hideMark/>
+          </w:tcPr>
+          <w:p>
+            <w:pPr>
+              <w:rPr>
+                <w:rFonts w:ascii="Plus Jakarta Sans" w:eastAsia="Times New Roman" w:hAnsi="Plus Jakarta Sans"/>
+                <w:sz w:val="20"/>
+                <w:szCs w:val="20"/>
+              </w:rPr>
+            </w:pPr>
+            <w:r>
+              <w:rPr>
+                <w:rFonts w:ascii="Plus Jakarta Sans" w:eastAsia="Times New Roman" w:hAnsi="Plus Jakarta Sans"/>
+                <w:sz w:val="20"/>
+                <w:szCs w:val="20"/>
+              </w:rPr>
+              <w:t>890.90 ha</w:t>
             </w:r>
           </w:p>
         </w:tc>
       </w:tr>
       <w:tr>
         <w:trPr>
-          <w:divId w:val="1929805285"/>
+          <w:divId w:val="2065441676"/>
         </w:trPr>
         <w:tc>
           <w:tcPr>
@@ -9951,104 +9951,104 @@
                 <w:sz w:val="20"/>
                 <w:szCs w:val="20"/>
               </w:rPr>
-              <w:t>2,149</w:t>
-            </w:r>
-          </w:p>
-        </w:tc>
-        <w:tc>
-          <w:tcPr>
-            <w:tcW w:w="0" w:type="auto"/>
-            <w:tcMar>
-              <w:top w:w="150" w:type="dxa"/>
-              <w:left w:w="210" w:type="dxa"/>
-              <w:bottom w:w="150" w:type="dxa"/>
-              <w:right w:w="210" w:type="dxa"/>
-            </w:tcMar>
-            <w:vAlign w:val="center"/>
-            <w:hideMark/>
-          </w:tcPr>
-          <w:p>
-            <w:pPr>
-              <w:rPr>
-                <w:rFonts w:ascii="Plus Jakarta Sans" w:eastAsia="Times New Roman" w:hAnsi="Plus Jakarta Sans"/>
-                <w:sz w:val="20"/>
-                <w:szCs w:val="20"/>
-              </w:rPr>
-            </w:pPr>
-            <w:r>
-              <w:rPr>
-                <w:rFonts w:ascii="Plus Jakarta Sans" w:eastAsia="Times New Roman" w:hAnsi="Plus Jakarta Sans"/>
-                <w:sz w:val="20"/>
-                <w:szCs w:val="20"/>
-              </w:rPr>
-              <w:t>4,266.12 ha</w:t>
-            </w:r>
-          </w:p>
-        </w:tc>
-        <w:tc>
-          <w:tcPr>
-            <w:tcW w:w="0" w:type="auto"/>
-            <w:tcMar>
-              <w:top w:w="150" w:type="dxa"/>
-              <w:left w:w="210" w:type="dxa"/>
-              <w:bottom w:w="150" w:type="dxa"/>
-              <w:right w:w="210" w:type="dxa"/>
-            </w:tcMar>
-            <w:vAlign w:val="center"/>
-            <w:hideMark/>
-          </w:tcPr>
-          <w:p>
-            <w:pPr>
-              <w:rPr>
-                <w:rFonts w:ascii="Plus Jakarta Sans" w:eastAsia="Times New Roman" w:hAnsi="Plus Jakarta Sans"/>
-                <w:sz w:val="20"/>
-                <w:szCs w:val="20"/>
-              </w:rPr>
-            </w:pPr>
-            <w:r>
-              <w:rPr>
-                <w:rFonts w:ascii="Plus Jakarta Sans" w:eastAsia="Times New Roman" w:hAnsi="Plus Jakarta Sans"/>
-                <w:sz w:val="20"/>
-                <w:szCs w:val="20"/>
-              </w:rPr>
-              <w:t>2,633.63 ha</w:t>
-            </w:r>
-          </w:p>
-        </w:tc>
-        <w:tc>
-          <w:tcPr>
-            <w:tcW w:w="0" w:type="auto"/>
-            <w:tcMar>
-              <w:top w:w="150" w:type="dxa"/>
-              <w:left w:w="210" w:type="dxa"/>
-              <w:bottom w:w="150" w:type="dxa"/>
-              <w:right w:w="210" w:type="dxa"/>
-            </w:tcMar>
-            <w:vAlign w:val="center"/>
-            <w:hideMark/>
-          </w:tcPr>
-          <w:p>
-            <w:pPr>
-              <w:rPr>
-                <w:rFonts w:ascii="Plus Jakarta Sans" w:eastAsia="Times New Roman" w:hAnsi="Plus Jakarta Sans"/>
-                <w:sz w:val="20"/>
-                <w:szCs w:val="20"/>
-              </w:rPr>
-            </w:pPr>
-            <w:r>
-              <w:rPr>
-                <w:rFonts w:ascii="Plus Jakarta Sans" w:eastAsia="Times New Roman" w:hAnsi="Plus Jakarta Sans"/>
-                <w:sz w:val="20"/>
-                <w:szCs w:val="20"/>
-              </w:rPr>
-              <w:t>1,632.49 ha</w:t>
+              <w:t>2,157</w:t>
+            </w:r>
+          </w:p>
+        </w:tc>
+        <w:tc>
+          <w:tcPr>
+            <w:tcW w:w="0" w:type="auto"/>
+            <w:tcMar>
+              <w:top w:w="150" w:type="dxa"/>
+              <w:left w:w="210" w:type="dxa"/>
+              <w:bottom w:w="150" w:type="dxa"/>
+              <w:right w:w="210" w:type="dxa"/>
+            </w:tcMar>
+            <w:vAlign w:val="center"/>
+            <w:hideMark/>
+          </w:tcPr>
+          <w:p>
+            <w:pPr>
+              <w:rPr>
+                <w:rFonts w:ascii="Plus Jakarta Sans" w:eastAsia="Times New Roman" w:hAnsi="Plus Jakarta Sans"/>
+                <w:sz w:val="20"/>
+                <w:szCs w:val="20"/>
+              </w:rPr>
+            </w:pPr>
+            <w:r>
+              <w:rPr>
+                <w:rFonts w:ascii="Plus Jakarta Sans" w:eastAsia="Times New Roman" w:hAnsi="Plus Jakarta Sans"/>
+                <w:sz w:val="20"/>
+                <w:szCs w:val="20"/>
+              </w:rPr>
+              <w:t>4,269.02 ha</w:t>
+            </w:r>
+          </w:p>
+        </w:tc>
+        <w:tc>
+          <w:tcPr>
+            <w:tcW w:w="0" w:type="auto"/>
+            <w:tcMar>
+              <w:top w:w="150" w:type="dxa"/>
+              <w:left w:w="210" w:type="dxa"/>
+              <w:bottom w:w="150" w:type="dxa"/>
+              <w:right w:w="210" w:type="dxa"/>
+            </w:tcMar>
+            <w:vAlign w:val="center"/>
+            <w:hideMark/>
+          </w:tcPr>
+          <w:p>
+            <w:pPr>
+              <w:rPr>
+                <w:rFonts w:ascii="Plus Jakarta Sans" w:eastAsia="Times New Roman" w:hAnsi="Plus Jakarta Sans"/>
+                <w:sz w:val="20"/>
+                <w:szCs w:val="20"/>
+              </w:rPr>
+            </w:pPr>
+            <w:r>
+              <w:rPr>
+                <w:rFonts w:ascii="Plus Jakarta Sans" w:eastAsia="Times New Roman" w:hAnsi="Plus Jakarta Sans"/>
+                <w:sz w:val="20"/>
+                <w:szCs w:val="20"/>
+              </w:rPr>
+              <w:t>2,637.14 ha</w:t>
+            </w:r>
+          </w:p>
+        </w:tc>
+        <w:tc>
+          <w:tcPr>
+            <w:tcW w:w="0" w:type="auto"/>
+            <w:tcMar>
+              <w:top w:w="150" w:type="dxa"/>
+              <w:left w:w="210" w:type="dxa"/>
+              <w:bottom w:w="150" w:type="dxa"/>
+              <w:right w:w="210" w:type="dxa"/>
+            </w:tcMar>
+            <w:vAlign w:val="center"/>
+            <w:hideMark/>
+          </w:tcPr>
+          <w:p>
+            <w:pPr>
+              <w:rPr>
+                <w:rFonts w:ascii="Plus Jakarta Sans" w:eastAsia="Times New Roman" w:hAnsi="Plus Jakarta Sans"/>
+                <w:sz w:val="20"/>
+                <w:szCs w:val="20"/>
+              </w:rPr>
+            </w:pPr>
+            <w:r>
+              <w:rPr>
+                <w:rFonts w:ascii="Plus Jakarta Sans" w:eastAsia="Times New Roman" w:hAnsi="Plus Jakarta Sans"/>
+                <w:sz w:val="20"/>
+                <w:szCs w:val="20"/>
+              </w:rPr>
+              <w:t>1,631.88 ha</w:t>
             </w:r>
           </w:p>
         </w:tc>
       </w:tr>
       <w:tr>
         <w:trPr>
-          <w:divId w:val="1929805285"/>
+          <w:divId w:val="2065441676"/>
         </w:trPr>
         <w:tc>
           <w:tcPr>
@@ -10204,7 +10204,7 @@
       </w:tr>
       <w:tr>
         <w:trPr>
-          <w:divId w:val="1929805285"/>
+          <w:divId w:val="2065441676"/>
         </w:trPr>
         <w:tc>
           <w:tcPr>
@@ -10264,7 +10264,7 @@
                 <w:sz w:val="20"/>
                 <w:szCs w:val="20"/>
               </w:rPr>
-              <w:t>6,584</w:t>
+              <w:t>6,622</w:t>
             </w:r>
           </w:p>
         </w:tc>
@@ -10295,7 +10295,7 @@
                 <w:sz w:val="20"/>
                 <w:szCs w:val="20"/>
               </w:rPr>
-              <w:t>12,422.16 ha</w:t>
+              <w:t>12,439.20 ha</w:t>
             </w:r>
           </w:p>
         </w:tc>
@@ -10326,7 +10326,7 @@
                 <w:sz w:val="20"/>
                 <w:szCs w:val="20"/>
               </w:rPr>
-              <w:t>8,209.34 ha</w:t>
+              <w:t>8,224.68 ha</w:t>
             </w:r>
           </w:p>
         </w:tc>
@@ -10357,7 +10357,7 @@
                 <w:sz w:val="20"/>
                 <w:szCs w:val="20"/>
               </w:rPr>
-              <w:t>4,212.81 ha</w:t>
+              <w:t>4,214.52 ha</w:t>
             </w:r>
           </w:p>
         </w:tc>
@@ -10366,7 +10366,7 @@
     <w:p>
       <w:pPr>
         <w:pStyle w:val="Ttulo3"/>
-        <w:divId w:val="826241979"/>
+        <w:divId w:val="777528882"/>
         <w:rPr>
           <w:rFonts w:eastAsia="Times New Roman"/>
           <w:lang w:val="es-ES"/>
@@ -10400,7 +10400,7 @@
       </w:tblGrid>
       <w:tr>
         <w:trPr>
-          <w:divId w:val="1330059110"/>
+          <w:divId w:val="953363433"/>
           <w:tblHeader/>
         </w:trPr>
         <w:tc>
@@ -10591,7 +10591,7 @@
       </w:tr>
       <w:tr>
         <w:trPr>
-          <w:divId w:val="1330059110"/>
+          <w:divId w:val="953363433"/>
         </w:trPr>
         <w:tc>
           <w:tcPr>
@@ -10650,37 +10650,37 @@
                 <w:sz w:val="20"/>
                 <w:szCs w:val="20"/>
               </w:rPr>
-              <w:t>3,097</w:t>
-            </w:r>
-          </w:p>
-        </w:tc>
-        <w:tc>
-          <w:tcPr>
-            <w:tcW w:w="0" w:type="auto"/>
-            <w:tcMar>
-              <w:top w:w="150" w:type="dxa"/>
-              <w:left w:w="210" w:type="dxa"/>
-              <w:bottom w:w="150" w:type="dxa"/>
-              <w:right w:w="210" w:type="dxa"/>
-            </w:tcMar>
-            <w:vAlign w:val="center"/>
-            <w:hideMark/>
-          </w:tcPr>
-          <w:p>
-            <w:pPr>
-              <w:rPr>
-                <w:rFonts w:ascii="Plus Jakarta Sans" w:eastAsia="Times New Roman" w:hAnsi="Plus Jakarta Sans"/>
-                <w:sz w:val="20"/>
-                <w:szCs w:val="20"/>
-              </w:rPr>
-            </w:pPr>
-            <w:r>
-              <w:rPr>
-                <w:rFonts w:ascii="Plus Jakarta Sans" w:eastAsia="Times New Roman" w:hAnsi="Plus Jakarta Sans"/>
-                <w:sz w:val="20"/>
-                <w:szCs w:val="20"/>
-              </w:rPr>
-              <w:t>1,378</w:t>
+              <w:t>3,118</w:t>
+            </w:r>
+          </w:p>
+        </w:tc>
+        <w:tc>
+          <w:tcPr>
+            <w:tcW w:w="0" w:type="auto"/>
+            <w:tcMar>
+              <w:top w:w="150" w:type="dxa"/>
+              <w:left w:w="210" w:type="dxa"/>
+              <w:bottom w:w="150" w:type="dxa"/>
+              <w:right w:w="210" w:type="dxa"/>
+            </w:tcMar>
+            <w:vAlign w:val="center"/>
+            <w:hideMark/>
+          </w:tcPr>
+          <w:p>
+            <w:pPr>
+              <w:rPr>
+                <w:rFonts w:ascii="Plus Jakarta Sans" w:eastAsia="Times New Roman" w:hAnsi="Plus Jakarta Sans"/>
+                <w:sz w:val="20"/>
+                <w:szCs w:val="20"/>
+              </w:rPr>
+            </w:pPr>
+            <w:r>
+              <w:rPr>
+                <w:rFonts w:ascii="Plus Jakarta Sans" w:eastAsia="Times New Roman" w:hAnsi="Plus Jakarta Sans"/>
+                <w:sz w:val="20"/>
+                <w:szCs w:val="20"/>
+              </w:rPr>
+              <w:t>1,385</w:t>
             </w:r>
           </w:p>
         </w:tc>
@@ -10741,14 +10741,14 @@
                 <w:sz w:val="20"/>
                 <w:szCs w:val="20"/>
               </w:rPr>
-              <w:t>5,357</w:t>
+              <w:t>5,385</w:t>
             </w:r>
           </w:p>
         </w:tc>
       </w:tr>
       <w:tr>
         <w:trPr>
-          <w:divId w:val="1330059110"/>
+          <w:divId w:val="953363433"/>
         </w:trPr>
         <w:tc>
           <w:tcPr>
@@ -10898,7 +10898,7 @@
                 <w:sz w:val="20"/>
                 <w:szCs w:val="20"/>
               </w:rPr>
-              <w:t>2,878</w:t>
+              <w:t>2,872</w:t>
             </w:r>
           </w:p>
         </w:tc>
@@ -10907,7 +10907,7 @@
     <w:p>
       <w:pPr>
         <w:pStyle w:val="Ttulo3"/>
-        <w:divId w:val="826241979"/>
+        <w:divId w:val="777528882"/>
         <w:rPr>
           <w:rFonts w:eastAsia="Times New Roman"/>
           <w:lang w:val="es-ES"/>
@@ -10942,7 +10942,7 @@
       </w:tblGrid>
       <w:tr>
         <w:trPr>
-          <w:divId w:val="1681850948"/>
+          <w:divId w:val="1187520238"/>
           <w:tblHeader/>
         </w:trPr>
         <w:tc>
@@ -11170,7 +11170,7 @@
       </w:tr>
       <w:tr>
         <w:trPr>
-          <w:divId w:val="1681850948"/>
+          <w:divId w:val="1187520238"/>
         </w:trPr>
         <w:tc>
           <w:tcPr>
@@ -11237,37 +11237,37 @@
                 <w:sz w:val="20"/>
                 <w:szCs w:val="20"/>
               </w:rPr>
-              <w:t>2,968</w:t>
-            </w:r>
-          </w:p>
-        </w:tc>
-        <w:tc>
-          <w:tcPr>
-            <w:tcW w:w="0" w:type="auto"/>
-            <w:tcMar>
-              <w:top w:w="150" w:type="dxa"/>
-              <w:left w:w="210" w:type="dxa"/>
-              <w:bottom w:w="150" w:type="dxa"/>
-              <w:right w:w="210" w:type="dxa"/>
-            </w:tcMar>
-            <w:vAlign w:val="center"/>
-            <w:hideMark/>
-          </w:tcPr>
-          <w:p>
-            <w:pPr>
-              <w:rPr>
-                <w:rFonts w:ascii="Plus Jakarta Sans" w:eastAsia="Times New Roman" w:hAnsi="Plus Jakarta Sans"/>
-                <w:sz w:val="20"/>
-                <w:szCs w:val="20"/>
-              </w:rPr>
-            </w:pPr>
-            <w:r>
-              <w:rPr>
-                <w:rFonts w:ascii="Plus Jakarta Sans" w:eastAsia="Times New Roman" w:hAnsi="Plus Jakarta Sans"/>
-                <w:sz w:val="20"/>
-                <w:szCs w:val="20"/>
-              </w:rPr>
-              <w:t>1,844</w:t>
+              <w:t>2,992</w:t>
+            </w:r>
+          </w:p>
+        </w:tc>
+        <w:tc>
+          <w:tcPr>
+            <w:tcW w:w="0" w:type="auto"/>
+            <w:tcMar>
+              <w:top w:w="150" w:type="dxa"/>
+              <w:left w:w="210" w:type="dxa"/>
+              <w:bottom w:w="150" w:type="dxa"/>
+              <w:right w:w="210" w:type="dxa"/>
+            </w:tcMar>
+            <w:vAlign w:val="center"/>
+            <w:hideMark/>
+          </w:tcPr>
+          <w:p>
+            <w:pPr>
+              <w:rPr>
+                <w:rFonts w:ascii="Plus Jakarta Sans" w:eastAsia="Times New Roman" w:hAnsi="Plus Jakarta Sans"/>
+                <w:sz w:val="20"/>
+                <w:szCs w:val="20"/>
+              </w:rPr>
+            </w:pPr>
+            <w:r>
+              <w:rPr>
+                <w:rFonts w:ascii="Plus Jakarta Sans" w:eastAsia="Times New Roman" w:hAnsi="Plus Jakarta Sans"/>
+                <w:sz w:val="20"/>
+                <w:szCs w:val="20"/>
+              </w:rPr>
+              <w:t>1,849</w:t>
             </w:r>
           </w:p>
         </w:tc>
@@ -11328,7 +11328,7 @@
                 <w:sz w:val="20"/>
                 <w:szCs w:val="20"/>
               </w:rPr>
-              <w:t>5,723</w:t>
+              <w:t>5,752</w:t>
             </w:r>
           </w:p>
         </w:tc>
@@ -11366,7 +11366,7 @@
       </w:tr>
       <w:tr>
         <w:trPr>
-          <w:divId w:val="1681850948"/>
+          <w:divId w:val="1187520238"/>
         </w:trPr>
         <w:tc>
           <w:tcPr>
@@ -11424,37 +11424,37 @@
                 <w:sz w:val="20"/>
                 <w:szCs w:val="20"/>
               </w:rPr>
-              <w:t>360</w:t>
-            </w:r>
-          </w:p>
-        </w:tc>
-        <w:tc>
-          <w:tcPr>
-            <w:tcW w:w="0" w:type="auto"/>
-            <w:tcMar>
-              <w:top w:w="150" w:type="dxa"/>
-              <w:left w:w="210" w:type="dxa"/>
-              <w:bottom w:w="150" w:type="dxa"/>
-              <w:right w:w="210" w:type="dxa"/>
-            </w:tcMar>
-            <w:vAlign w:val="center"/>
-            <w:hideMark/>
-          </w:tcPr>
-          <w:p>
-            <w:pPr>
-              <w:rPr>
-                <w:rFonts w:ascii="Plus Jakarta Sans" w:eastAsia="Times New Roman" w:hAnsi="Plus Jakarta Sans"/>
-                <w:sz w:val="20"/>
-                <w:szCs w:val="20"/>
-              </w:rPr>
-            </w:pPr>
-            <w:r>
-              <w:rPr>
-                <w:rFonts w:ascii="Plus Jakarta Sans" w:eastAsia="Times New Roman" w:hAnsi="Plus Jakarta Sans"/>
-                <w:sz w:val="20"/>
-                <w:szCs w:val="20"/>
-              </w:rPr>
-              <w:t>299</w:t>
+              <w:t>363</w:t>
+            </w:r>
+          </w:p>
+        </w:tc>
+        <w:tc>
+          <w:tcPr>
+            <w:tcW w:w="0" w:type="auto"/>
+            <w:tcMar>
+              <w:top w:w="150" w:type="dxa"/>
+              <w:left w:w="210" w:type="dxa"/>
+              <w:bottom w:w="150" w:type="dxa"/>
+              <w:right w:w="210" w:type="dxa"/>
+            </w:tcMar>
+            <w:vAlign w:val="center"/>
+            <w:hideMark/>
+          </w:tcPr>
+          <w:p>
+            <w:pPr>
+              <w:rPr>
+                <w:rFonts w:ascii="Plus Jakarta Sans" w:eastAsia="Times New Roman" w:hAnsi="Plus Jakarta Sans"/>
+                <w:sz w:val="20"/>
+                <w:szCs w:val="20"/>
+              </w:rPr>
+            </w:pPr>
+            <w:r>
+              <w:rPr>
+                <w:rFonts w:ascii="Plus Jakarta Sans" w:eastAsia="Times New Roman" w:hAnsi="Plus Jakarta Sans"/>
+                <w:sz w:val="20"/>
+                <w:szCs w:val="20"/>
+              </w:rPr>
+              <w:t>302</w:t>
             </w:r>
           </w:p>
         </w:tc>
@@ -11514,7 +11514,7 @@
                 <w:sz w:val="20"/>
                 <w:szCs w:val="20"/>
               </w:rPr>
-              <w:t>833</w:t>
+              <w:t>839</w:t>
             </w:r>
           </w:p>
         </w:tc>
@@ -11551,7 +11551,7 @@
       </w:tr>
       <w:tr>
         <w:trPr>
-          <w:divId w:val="1681850948"/>
+          <w:divId w:val="1187520238"/>
         </w:trPr>
         <w:tc>
           <w:tcPr>
@@ -11618,37 +11618,37 @@
                 <w:sz w:val="20"/>
                 <w:szCs w:val="20"/>
               </w:rPr>
-              <w:t>3,333</w:t>
-            </w:r>
-          </w:p>
-        </w:tc>
-        <w:tc>
-          <w:tcPr>
-            <w:tcW w:w="0" w:type="auto"/>
-            <w:tcMar>
-              <w:top w:w="150" w:type="dxa"/>
-              <w:left w:w="210" w:type="dxa"/>
-              <w:bottom w:w="150" w:type="dxa"/>
-              <w:right w:w="210" w:type="dxa"/>
-            </w:tcMar>
-            <w:vAlign w:val="center"/>
-            <w:hideMark/>
-          </w:tcPr>
-          <w:p>
-            <w:pPr>
-              <w:rPr>
-                <w:rFonts w:ascii="Plus Jakarta Sans" w:eastAsia="Times New Roman" w:hAnsi="Plus Jakarta Sans"/>
-                <w:sz w:val="20"/>
-                <w:szCs w:val="20"/>
-              </w:rPr>
-            </w:pPr>
-            <w:r>
-              <w:rPr>
-                <w:rFonts w:ascii="Plus Jakarta Sans" w:eastAsia="Times New Roman" w:hAnsi="Plus Jakarta Sans"/>
-                <w:sz w:val="20"/>
-                <w:szCs w:val="20"/>
-              </w:rPr>
-              <w:t>2,132</w:t>
+              <w:t>3,360</w:t>
+            </w:r>
+          </w:p>
+        </w:tc>
+        <w:tc>
+          <w:tcPr>
+            <w:tcW w:w="0" w:type="auto"/>
+            <w:tcMar>
+              <w:top w:w="150" w:type="dxa"/>
+              <w:left w:w="210" w:type="dxa"/>
+              <w:bottom w:w="150" w:type="dxa"/>
+              <w:right w:w="210" w:type="dxa"/>
+            </w:tcMar>
+            <w:vAlign w:val="center"/>
+            <w:hideMark/>
+          </w:tcPr>
+          <w:p>
+            <w:pPr>
+              <w:rPr>
+                <w:rFonts w:ascii="Plus Jakarta Sans" w:eastAsia="Times New Roman" w:hAnsi="Plus Jakarta Sans"/>
+                <w:sz w:val="20"/>
+                <w:szCs w:val="20"/>
+              </w:rPr>
+            </w:pPr>
+            <w:r>
+              <w:rPr>
+                <w:rFonts w:ascii="Plus Jakarta Sans" w:eastAsia="Times New Roman" w:hAnsi="Plus Jakarta Sans"/>
+                <w:sz w:val="20"/>
+                <w:szCs w:val="20"/>
+              </w:rPr>
+              <w:t>2,140</w:t>
             </w:r>
           </w:p>
         </w:tc>
@@ -11709,7 +11709,7 @@
                 <w:sz w:val="20"/>
                 <w:szCs w:val="20"/>
               </w:rPr>
-              <w:t>6,552</w:t>
+              <w:t>6,587</w:t>
             </w:r>
           </w:p>
         </w:tc>
@@ -11749,7 +11749,7 @@
     <w:p>
       <w:pPr>
         <w:pStyle w:val="Ttulo4"/>
-        <w:divId w:val="826241979"/>
+        <w:divId w:val="777528882"/>
         <w:rPr>
           <w:rFonts w:eastAsia="Times New Roman"/>
           <w:lang w:val="es-ES"/>
@@ -11767,7 +11767,7 @@
       <w:pPr>
         <w:spacing w:before="375" w:after="225"/>
         <w:jc w:val="center"/>
-        <w:divId w:val="29035586"/>
+        <w:divId w:val="396438793"/>
         <w:rPr>
           <w:rFonts w:ascii="Outfit" w:eastAsia="Times New Roman" w:hAnsi="Outfit"/>
           <w:b/>
@@ -11797,7 +11797,7 @@
       <w:pPr>
         <w:spacing w:after="375"/>
         <w:jc w:val="center"/>
-        <w:divId w:val="1202745989"/>
+        <w:divId w:val="1163277392"/>
         <w:rPr>
           <w:rFonts w:ascii="Plus Jakarta Sans" w:eastAsia="Times New Roman" w:hAnsi="Plus Jakarta Sans"/>
           <w:lang w:val="es-ES"/>
@@ -12192,7 +12192,7 @@
     <w:p>
       <w:pPr>
         <w:pStyle w:val="Ttulo3"/>
-        <w:divId w:val="826241979"/>
+        <w:divId w:val="777528882"/>
         <w:rPr>
           <w:rFonts w:eastAsia="Times New Roman"/>
           <w:lang w:val="es-ES"/>
@@ -12224,7 +12224,7 @@
       </w:tblGrid>
       <w:tr>
         <w:trPr>
-          <w:divId w:val="505168946"/>
+          <w:divId w:val="2141259375"/>
           <w:tblHeader/>
         </w:trPr>
         <w:tc>
@@ -12341,7 +12341,7 @@
       </w:tr>
       <w:tr>
         <w:trPr>
-          <w:divId w:val="505168946"/>
+          <w:divId w:val="2141259375"/>
         </w:trPr>
         <w:tc>
           <w:tcPr>
@@ -12400,44 +12400,44 @@
                 <w:sz w:val="20"/>
                 <w:szCs w:val="20"/>
               </w:rPr>
-              <w:t>54.5 km</w:t>
-            </w:r>
-          </w:p>
-        </w:tc>
-        <w:tc>
-          <w:tcPr>
-            <w:tcW w:w="0" w:type="auto"/>
-            <w:tcMar>
-              <w:top w:w="150" w:type="dxa"/>
-              <w:left w:w="210" w:type="dxa"/>
-              <w:bottom w:w="150" w:type="dxa"/>
-              <w:right w:w="210" w:type="dxa"/>
-            </w:tcMar>
-            <w:vAlign w:val="center"/>
-            <w:hideMark/>
-          </w:tcPr>
-          <w:p>
-            <w:pPr>
-              <w:rPr>
-                <w:rFonts w:ascii="Plus Jakarta Sans" w:eastAsia="Times New Roman" w:hAnsi="Plus Jakarta Sans"/>
-                <w:sz w:val="20"/>
-                <w:szCs w:val="20"/>
-              </w:rPr>
-            </w:pPr>
-            <w:r>
-              <w:rPr>
-                <w:rFonts w:ascii="Plus Jakarta Sans" w:eastAsia="Times New Roman" w:hAnsi="Plus Jakarta Sans"/>
-                <w:sz w:val="20"/>
-                <w:szCs w:val="20"/>
-              </w:rPr>
-              <w:t>3,324</w:t>
+              <w:t>54.6 km</w:t>
+            </w:r>
+          </w:p>
+        </w:tc>
+        <w:tc>
+          <w:tcPr>
+            <w:tcW w:w="0" w:type="auto"/>
+            <w:tcMar>
+              <w:top w:w="150" w:type="dxa"/>
+              <w:left w:w="210" w:type="dxa"/>
+              <w:bottom w:w="150" w:type="dxa"/>
+              <w:right w:w="210" w:type="dxa"/>
+            </w:tcMar>
+            <w:vAlign w:val="center"/>
+            <w:hideMark/>
+          </w:tcPr>
+          <w:p>
+            <w:pPr>
+              <w:rPr>
+                <w:rFonts w:ascii="Plus Jakarta Sans" w:eastAsia="Times New Roman" w:hAnsi="Plus Jakarta Sans"/>
+                <w:sz w:val="20"/>
+                <w:szCs w:val="20"/>
+              </w:rPr>
+            </w:pPr>
+            <w:r>
+              <w:rPr>
+                <w:rFonts w:ascii="Plus Jakarta Sans" w:eastAsia="Times New Roman" w:hAnsi="Plus Jakarta Sans"/>
+                <w:sz w:val="20"/>
+                <w:szCs w:val="20"/>
+              </w:rPr>
+              <w:t>3,351</w:t>
             </w:r>
           </w:p>
         </w:tc>
       </w:tr>
       <w:tr>
         <w:trPr>
-          <w:divId w:val="505168946"/>
+          <w:divId w:val="2141259375"/>
         </w:trPr>
         <w:tc>
           <w:tcPr>
@@ -12526,14 +12526,14 @@
                 <w:sz w:val="20"/>
                 <w:szCs w:val="20"/>
               </w:rPr>
-              <w:t>2,109</w:t>
+              <w:t>2,117</w:t>
             </w:r>
           </w:p>
         </w:tc>
       </w:tr>
       <w:tr>
         <w:trPr>
-          <w:divId w:val="505168946"/>
+          <w:divId w:val="2141259375"/>
         </w:trPr>
         <w:tc>
           <w:tcPr>
@@ -12631,7 +12631,7 @@
     <w:p>
       <w:pPr>
         <w:pStyle w:val="NormalWeb"/>
-        <w:divId w:val="826241979"/>
+        <w:divId w:val="777528882"/>
         <w:rPr>
           <w:rFonts w:ascii="Plus Jakarta Sans" w:hAnsi="Plus Jakarta Sans"/>
           <w:lang w:val="es-ES"/>
@@ -12656,7 +12656,7 @@
     <w:p>
       <w:pPr>
         <w:pStyle w:val="Ttulo3"/>
-        <w:divId w:val="826241979"/>
+        <w:divId w:val="777528882"/>
         <w:rPr>
           <w:rFonts w:eastAsia="Times New Roman"/>
           <w:lang w:val="es-ES"/>
@@ -12698,7 +12698,7 @@
       </w:tblGrid>
       <w:tr>
         <w:trPr>
-          <w:divId w:val="728505099"/>
+          <w:divId w:val="345718072"/>
           <w:tblHeader/>
         </w:trPr>
         <w:tc>
@@ -12926,7 +12926,7 @@
       </w:tr>
       <w:tr>
         <w:trPr>
-          <w:divId w:val="728505099"/>
+          <w:divId w:val="345718072"/>
         </w:trPr>
         <w:tc>
           <w:tcPr>
@@ -12985,134 +12985,134 @@
                 <w:sz w:val="20"/>
                 <w:szCs w:val="20"/>
               </w:rPr>
-              <w:t>3,348</w:t>
-            </w:r>
-          </w:p>
-        </w:tc>
-        <w:tc>
-          <w:tcPr>
-            <w:tcW w:w="0" w:type="auto"/>
-            <w:tcMar>
-              <w:top w:w="150" w:type="dxa"/>
-              <w:left w:w="210" w:type="dxa"/>
-              <w:bottom w:w="150" w:type="dxa"/>
-              <w:right w:w="210" w:type="dxa"/>
-            </w:tcMar>
-            <w:vAlign w:val="center"/>
-            <w:hideMark/>
-          </w:tcPr>
-          <w:p>
-            <w:pPr>
-              <w:rPr>
-                <w:rFonts w:ascii="Plus Jakarta Sans" w:eastAsia="Times New Roman" w:hAnsi="Plus Jakarta Sans"/>
-                <w:sz w:val="20"/>
-                <w:szCs w:val="20"/>
-              </w:rPr>
-            </w:pPr>
-            <w:r>
-              <w:rPr>
-                <w:rFonts w:ascii="Plus Jakarta Sans" w:eastAsia="Times New Roman" w:hAnsi="Plus Jakarta Sans"/>
-                <w:sz w:val="20"/>
-                <w:szCs w:val="20"/>
-              </w:rPr>
-              <w:t>5,985</w:t>
-            </w:r>
-          </w:p>
-        </w:tc>
-        <w:tc>
-          <w:tcPr>
-            <w:tcW w:w="0" w:type="auto"/>
-            <w:tcMar>
-              <w:top w:w="150" w:type="dxa"/>
-              <w:left w:w="210" w:type="dxa"/>
-              <w:bottom w:w="150" w:type="dxa"/>
-              <w:right w:w="210" w:type="dxa"/>
-            </w:tcMar>
-            <w:vAlign w:val="center"/>
-            <w:hideMark/>
-          </w:tcPr>
-          <w:p>
-            <w:pPr>
-              <w:rPr>
-                <w:rFonts w:ascii="Plus Jakarta Sans" w:eastAsia="Times New Roman" w:hAnsi="Plus Jakarta Sans"/>
-                <w:sz w:val="20"/>
-                <w:szCs w:val="20"/>
-              </w:rPr>
-            </w:pPr>
-            <w:r>
-              <w:rPr>
-                <w:rFonts w:ascii="Plus Jakarta Sans" w:eastAsia="Times New Roman" w:hAnsi="Plus Jakarta Sans"/>
-                <w:sz w:val="20"/>
-                <w:szCs w:val="20"/>
-              </w:rPr>
-              <w:t>5,937</w:t>
-            </w:r>
-          </w:p>
-        </w:tc>
-        <w:tc>
-          <w:tcPr>
-            <w:tcW w:w="0" w:type="auto"/>
-            <w:tcMar>
-              <w:top w:w="150" w:type="dxa"/>
-              <w:left w:w="210" w:type="dxa"/>
-              <w:bottom w:w="150" w:type="dxa"/>
-              <w:right w:w="210" w:type="dxa"/>
-            </w:tcMar>
-            <w:vAlign w:val="center"/>
-            <w:hideMark/>
-          </w:tcPr>
-          <w:p>
-            <w:pPr>
-              <w:rPr>
-                <w:rFonts w:ascii="Plus Jakarta Sans" w:eastAsia="Times New Roman" w:hAnsi="Plus Jakarta Sans"/>
-                <w:sz w:val="20"/>
-                <w:szCs w:val="20"/>
-              </w:rPr>
-            </w:pPr>
-            <w:r>
-              <w:rPr>
-                <w:rFonts w:ascii="Plus Jakarta Sans" w:eastAsia="Times New Roman" w:hAnsi="Plus Jakarta Sans"/>
-                <w:sz w:val="20"/>
-                <w:szCs w:val="20"/>
-              </w:rPr>
-              <w:t>11,922</w:t>
-            </w:r>
-          </w:p>
-        </w:tc>
-        <w:tc>
-          <w:tcPr>
-            <w:tcW w:w="0" w:type="auto"/>
-            <w:tcMar>
-              <w:top w:w="150" w:type="dxa"/>
-              <w:left w:w="210" w:type="dxa"/>
-              <w:bottom w:w="150" w:type="dxa"/>
-              <w:right w:w="210" w:type="dxa"/>
-            </w:tcMar>
-            <w:vAlign w:val="center"/>
-            <w:hideMark/>
-          </w:tcPr>
-          <w:p>
-            <w:pPr>
-              <w:rPr>
-                <w:rFonts w:ascii="Plus Jakarta Sans" w:eastAsia="Times New Roman" w:hAnsi="Plus Jakarta Sans"/>
-                <w:sz w:val="20"/>
-                <w:szCs w:val="20"/>
-              </w:rPr>
-            </w:pPr>
-            <w:r>
-              <w:rPr>
-                <w:rFonts w:ascii="Plus Jakarta Sans" w:eastAsia="Times New Roman" w:hAnsi="Plus Jakarta Sans"/>
-                <w:sz w:val="20"/>
-                <w:szCs w:val="20"/>
-              </w:rPr>
-              <w:t>3.6</w:t>
+              <w:t>3,378</w:t>
+            </w:r>
+          </w:p>
+        </w:tc>
+        <w:tc>
+          <w:tcPr>
+            <w:tcW w:w="0" w:type="auto"/>
+            <w:tcMar>
+              <w:top w:w="150" w:type="dxa"/>
+              <w:left w:w="210" w:type="dxa"/>
+              <w:bottom w:w="150" w:type="dxa"/>
+              <w:right w:w="210" w:type="dxa"/>
+            </w:tcMar>
+            <w:vAlign w:val="center"/>
+            <w:hideMark/>
+          </w:tcPr>
+          <w:p>
+            <w:pPr>
+              <w:rPr>
+                <w:rFonts w:ascii="Plus Jakarta Sans" w:eastAsia="Times New Roman" w:hAnsi="Plus Jakarta Sans"/>
+                <w:sz w:val="20"/>
+                <w:szCs w:val="20"/>
+              </w:rPr>
+            </w:pPr>
+            <w:r>
+              <w:rPr>
+                <w:rFonts w:ascii="Plus Jakarta Sans" w:eastAsia="Times New Roman" w:hAnsi="Plus Jakarta Sans"/>
+                <w:sz w:val="20"/>
+                <w:szCs w:val="20"/>
+              </w:rPr>
+              <w:t>6,021</w:t>
+            </w:r>
+          </w:p>
+        </w:tc>
+        <w:tc>
+          <w:tcPr>
+            <w:tcW w:w="0" w:type="auto"/>
+            <w:tcMar>
+              <w:top w:w="150" w:type="dxa"/>
+              <w:left w:w="210" w:type="dxa"/>
+              <w:bottom w:w="150" w:type="dxa"/>
+              <w:right w:w="210" w:type="dxa"/>
+            </w:tcMar>
+            <w:vAlign w:val="center"/>
+            <w:hideMark/>
+          </w:tcPr>
+          <w:p>
+            <w:pPr>
+              <w:rPr>
+                <w:rFonts w:ascii="Plus Jakarta Sans" w:eastAsia="Times New Roman" w:hAnsi="Plus Jakarta Sans"/>
+                <w:sz w:val="20"/>
+                <w:szCs w:val="20"/>
+              </w:rPr>
+            </w:pPr>
+            <w:r>
+              <w:rPr>
+                <w:rFonts w:ascii="Plus Jakarta Sans" w:eastAsia="Times New Roman" w:hAnsi="Plus Jakarta Sans"/>
+                <w:sz w:val="20"/>
+                <w:szCs w:val="20"/>
+              </w:rPr>
+              <w:t>5,959</w:t>
+            </w:r>
+          </w:p>
+        </w:tc>
+        <w:tc>
+          <w:tcPr>
+            <w:tcW w:w="0" w:type="auto"/>
+            <w:tcMar>
+              <w:top w:w="150" w:type="dxa"/>
+              <w:left w:w="210" w:type="dxa"/>
+              <w:bottom w:w="150" w:type="dxa"/>
+              <w:right w:w="210" w:type="dxa"/>
+            </w:tcMar>
+            <w:vAlign w:val="center"/>
+            <w:hideMark/>
+          </w:tcPr>
+          <w:p>
+            <w:pPr>
+              <w:rPr>
+                <w:rFonts w:ascii="Plus Jakarta Sans" w:eastAsia="Times New Roman" w:hAnsi="Plus Jakarta Sans"/>
+                <w:sz w:val="20"/>
+                <w:szCs w:val="20"/>
+              </w:rPr>
+            </w:pPr>
+            <w:r>
+              <w:rPr>
+                <w:rFonts w:ascii="Plus Jakarta Sans" w:eastAsia="Times New Roman" w:hAnsi="Plus Jakarta Sans"/>
+                <w:sz w:val="20"/>
+                <w:szCs w:val="20"/>
+              </w:rPr>
+              <w:t>11,980</w:t>
+            </w:r>
+          </w:p>
+        </w:tc>
+        <w:tc>
+          <w:tcPr>
+            <w:tcW w:w="0" w:type="auto"/>
+            <w:tcMar>
+              <w:top w:w="150" w:type="dxa"/>
+              <w:left w:w="210" w:type="dxa"/>
+              <w:bottom w:w="150" w:type="dxa"/>
+              <w:right w:w="210" w:type="dxa"/>
+            </w:tcMar>
+            <w:vAlign w:val="center"/>
+            <w:hideMark/>
+          </w:tcPr>
+          <w:p>
+            <w:pPr>
+              <w:rPr>
+                <w:rFonts w:ascii="Plus Jakarta Sans" w:eastAsia="Times New Roman" w:hAnsi="Plus Jakarta Sans"/>
+                <w:sz w:val="20"/>
+                <w:szCs w:val="20"/>
+              </w:rPr>
+            </w:pPr>
+            <w:r>
+              <w:rPr>
+                <w:rFonts w:ascii="Plus Jakarta Sans" w:eastAsia="Times New Roman" w:hAnsi="Plus Jakarta Sans"/>
+                <w:sz w:val="20"/>
+                <w:szCs w:val="20"/>
+              </w:rPr>
+              <w:t>3.5</w:t>
             </w:r>
           </w:p>
         </w:tc>
       </w:tr>
       <w:tr>
         <w:trPr>
-          <w:divId w:val="728505099"/>
+          <w:divId w:val="345718072"/>
         </w:trPr>
         <w:tc>
           <w:tcPr>
@@ -13171,97 +13171,97 @@
                 <w:sz w:val="20"/>
                 <w:szCs w:val="20"/>
               </w:rPr>
-              <w:t>2,149</w:t>
-            </w:r>
-          </w:p>
-        </w:tc>
-        <w:tc>
-          <w:tcPr>
-            <w:tcW w:w="0" w:type="auto"/>
-            <w:tcMar>
-              <w:top w:w="150" w:type="dxa"/>
-              <w:left w:w="210" w:type="dxa"/>
-              <w:bottom w:w="150" w:type="dxa"/>
-              <w:right w:w="210" w:type="dxa"/>
-            </w:tcMar>
-            <w:vAlign w:val="center"/>
-            <w:hideMark/>
-          </w:tcPr>
-          <w:p>
-            <w:pPr>
-              <w:rPr>
-                <w:rFonts w:ascii="Plus Jakarta Sans" w:eastAsia="Times New Roman" w:hAnsi="Plus Jakarta Sans"/>
-                <w:sz w:val="20"/>
-                <w:szCs w:val="20"/>
-              </w:rPr>
-            </w:pPr>
-            <w:r>
-              <w:rPr>
-                <w:rFonts w:ascii="Plus Jakarta Sans" w:eastAsia="Times New Roman" w:hAnsi="Plus Jakarta Sans"/>
-                <w:sz w:val="20"/>
-                <w:szCs w:val="20"/>
-              </w:rPr>
-              <w:t>2,787</w:t>
-            </w:r>
-          </w:p>
-        </w:tc>
-        <w:tc>
-          <w:tcPr>
-            <w:tcW w:w="0" w:type="auto"/>
-            <w:tcMar>
-              <w:top w:w="150" w:type="dxa"/>
-              <w:left w:w="210" w:type="dxa"/>
-              <w:bottom w:w="150" w:type="dxa"/>
-              <w:right w:w="210" w:type="dxa"/>
-            </w:tcMar>
-            <w:vAlign w:val="center"/>
-            <w:hideMark/>
-          </w:tcPr>
-          <w:p>
-            <w:pPr>
-              <w:rPr>
-                <w:rFonts w:ascii="Plus Jakarta Sans" w:eastAsia="Times New Roman" w:hAnsi="Plus Jakarta Sans"/>
-                <w:sz w:val="20"/>
-                <w:szCs w:val="20"/>
-              </w:rPr>
-            </w:pPr>
-            <w:r>
-              <w:rPr>
-                <w:rFonts w:ascii="Plus Jakarta Sans" w:eastAsia="Times New Roman" w:hAnsi="Plus Jakarta Sans"/>
-                <w:sz w:val="20"/>
-                <w:szCs w:val="20"/>
-              </w:rPr>
-              <w:t>2,670</w:t>
-            </w:r>
-          </w:p>
-        </w:tc>
-        <w:tc>
-          <w:tcPr>
-            <w:tcW w:w="0" w:type="auto"/>
-            <w:tcMar>
-              <w:top w:w="150" w:type="dxa"/>
-              <w:left w:w="210" w:type="dxa"/>
-              <w:bottom w:w="150" w:type="dxa"/>
-              <w:right w:w="210" w:type="dxa"/>
-            </w:tcMar>
-            <w:vAlign w:val="center"/>
-            <w:hideMark/>
-          </w:tcPr>
-          <w:p>
-            <w:pPr>
-              <w:rPr>
-                <w:rFonts w:ascii="Plus Jakarta Sans" w:eastAsia="Times New Roman" w:hAnsi="Plus Jakarta Sans"/>
-                <w:sz w:val="20"/>
-                <w:szCs w:val="20"/>
-              </w:rPr>
-            </w:pPr>
-            <w:r>
-              <w:rPr>
-                <w:rFonts w:ascii="Plus Jakarta Sans" w:eastAsia="Times New Roman" w:hAnsi="Plus Jakarta Sans"/>
-                <w:sz w:val="20"/>
-                <w:szCs w:val="20"/>
-              </w:rPr>
-              <w:t>5,457</w:t>
+              <w:t>2,157</w:t>
+            </w:r>
+          </w:p>
+        </w:tc>
+        <w:tc>
+          <w:tcPr>
+            <w:tcW w:w="0" w:type="auto"/>
+            <w:tcMar>
+              <w:top w:w="150" w:type="dxa"/>
+              <w:left w:w="210" w:type="dxa"/>
+              <w:bottom w:w="150" w:type="dxa"/>
+              <w:right w:w="210" w:type="dxa"/>
+            </w:tcMar>
+            <w:vAlign w:val="center"/>
+            <w:hideMark/>
+          </w:tcPr>
+          <w:p>
+            <w:pPr>
+              <w:rPr>
+                <w:rFonts w:ascii="Plus Jakarta Sans" w:eastAsia="Times New Roman" w:hAnsi="Plus Jakarta Sans"/>
+                <w:sz w:val="20"/>
+                <w:szCs w:val="20"/>
+              </w:rPr>
+            </w:pPr>
+            <w:r>
+              <w:rPr>
+                <w:rFonts w:ascii="Plus Jakarta Sans" w:eastAsia="Times New Roman" w:hAnsi="Plus Jakarta Sans"/>
+                <w:sz w:val="20"/>
+                <w:szCs w:val="20"/>
+              </w:rPr>
+              <w:t>2,796</w:t>
+            </w:r>
+          </w:p>
+        </w:tc>
+        <w:tc>
+          <w:tcPr>
+            <w:tcW w:w="0" w:type="auto"/>
+            <w:tcMar>
+              <w:top w:w="150" w:type="dxa"/>
+              <w:left w:w="210" w:type="dxa"/>
+              <w:bottom w:w="150" w:type="dxa"/>
+              <w:right w:w="210" w:type="dxa"/>
+            </w:tcMar>
+            <w:vAlign w:val="center"/>
+            <w:hideMark/>
+          </w:tcPr>
+          <w:p>
+            <w:pPr>
+              <w:rPr>
+                <w:rFonts w:ascii="Plus Jakarta Sans" w:eastAsia="Times New Roman" w:hAnsi="Plus Jakarta Sans"/>
+                <w:sz w:val="20"/>
+                <w:szCs w:val="20"/>
+              </w:rPr>
+            </w:pPr>
+            <w:r>
+              <w:rPr>
+                <w:rFonts w:ascii="Plus Jakarta Sans" w:eastAsia="Times New Roman" w:hAnsi="Plus Jakarta Sans"/>
+                <w:sz w:val="20"/>
+                <w:szCs w:val="20"/>
+              </w:rPr>
+              <w:t>2,679</w:t>
+            </w:r>
+          </w:p>
+        </w:tc>
+        <w:tc>
+          <w:tcPr>
+            <w:tcW w:w="0" w:type="auto"/>
+            <w:tcMar>
+              <w:top w:w="150" w:type="dxa"/>
+              <w:left w:w="210" w:type="dxa"/>
+              <w:bottom w:w="150" w:type="dxa"/>
+              <w:right w:w="210" w:type="dxa"/>
+            </w:tcMar>
+            <w:vAlign w:val="center"/>
+            <w:hideMark/>
+          </w:tcPr>
+          <w:p>
+            <w:pPr>
+              <w:rPr>
+                <w:rFonts w:ascii="Plus Jakarta Sans" w:eastAsia="Times New Roman" w:hAnsi="Plus Jakarta Sans"/>
+                <w:sz w:val="20"/>
+                <w:szCs w:val="20"/>
+              </w:rPr>
+            </w:pPr>
+            <w:r>
+              <w:rPr>
+                <w:rFonts w:ascii="Plus Jakarta Sans" w:eastAsia="Times New Roman" w:hAnsi="Plus Jakarta Sans"/>
+                <w:sz w:val="20"/>
+                <w:szCs w:val="20"/>
+              </w:rPr>
+              <w:t>5,475</w:t>
             </w:r>
           </w:p>
         </w:tc>
@@ -13298,7 +13298,7 @@
       </w:tr>
       <w:tr>
         <w:trPr>
-          <w:divId w:val="728505099"/>
+          <w:divId w:val="345718072"/>
         </w:trPr>
         <w:tc>
           <w:tcPr>
@@ -13484,7 +13484,7 @@
       </w:tr>
       <w:tr>
         <w:trPr>
-          <w:divId w:val="728505099"/>
+          <w:divId w:val="345718072"/>
         </w:trPr>
         <w:tc>
           <w:tcPr>
@@ -13544,7 +13544,7 @@
                 <w:sz w:val="20"/>
                 <w:szCs w:val="20"/>
               </w:rPr>
-              <w:t>6,584</w:t>
+              <w:t>6,622</w:t>
             </w:r>
           </w:p>
         </w:tc>
@@ -13575,7 +13575,7 @@
                 <w:sz w:val="20"/>
                 <w:szCs w:val="20"/>
               </w:rPr>
-              <w:t>10,751</w:t>
+              <w:t>10,796</w:t>
             </w:r>
           </w:p>
         </w:tc>
@@ -13606,7 +13606,7 @@
                 <w:sz w:val="20"/>
                 <w:szCs w:val="20"/>
               </w:rPr>
-              <w:t>10,400</w:t>
+              <w:t>10,431</w:t>
             </w:r>
           </w:p>
         </w:tc>
@@ -13637,7 +13637,7 @@
                 <w:sz w:val="20"/>
                 <w:szCs w:val="20"/>
               </w:rPr>
-              <w:t>21,151</w:t>
+              <w:t>21,227</w:t>
             </w:r>
           </w:p>
         </w:tc>
@@ -13677,7 +13677,7 @@
     <w:p>
       <w:pPr>
         <w:pStyle w:val="NormalWeb"/>
-        <w:divId w:val="826241979"/>
+        <w:divId w:val="777528882"/>
         <w:rPr>
           <w:rFonts w:ascii="Plus Jakarta Sans" w:hAnsi="Plus Jakarta Sans"/>
           <w:lang w:val="es-ES"/>
@@ -13703,7 +13703,7 @@
           <w:rFonts w:ascii="Plus Jakarta Sans" w:hAnsi="Plus Jakarta Sans"/>
           <w:lang w:val="es-ES"/>
         </w:rPr>
-        <w:t xml:space="preserve"> 6,584 titulares + 21,151 hijos = </w:t>
+        <w:t xml:space="preserve"> 6,622 titulares + 21,227 hijos = </w:t>
       </w:r>
       <w:r>
         <w:rPr>
@@ -13711,7 +13711,7 @@
           <w:rFonts w:ascii="Plus Jakarta Sans" w:hAnsi="Plus Jakarta Sans"/>
           <w:lang w:val="es-ES"/>
         </w:rPr>
-        <w:t>~27,735 personas</w:t>
+        <w:t>~27,849 personas</w:t>
       </w:r>
       <w:r>
         <w:rPr>
@@ -13724,7 +13724,7 @@
     <w:p>
       <w:pPr>
         <w:pStyle w:val="Ttulo3"/>
-        <w:divId w:val="826241979"/>
+        <w:divId w:val="777528882"/>
         <w:rPr>
           <w:rFonts w:eastAsia="Times New Roman"/>
           <w:lang w:val="es-ES"/>
@@ -13759,7 +13759,7 @@
       </w:tblGrid>
       <w:tr>
         <w:trPr>
-          <w:divId w:val="2045204512"/>
+          <w:divId w:val="1710060004"/>
           <w:tblHeader/>
         </w:trPr>
         <w:tc>
@@ -13987,7 +13987,7 @@
       </w:tr>
       <w:tr>
         <w:trPr>
-          <w:divId w:val="2045204512"/>
+          <w:divId w:val="1710060004"/>
         </w:trPr>
         <w:tc>
           <w:tcPr>
@@ -14054,37 +14054,37 @@
                 <w:sz w:val="20"/>
                 <w:szCs w:val="20"/>
               </w:rPr>
-              <w:t>2,506</w:t>
-            </w:r>
-          </w:p>
-        </w:tc>
-        <w:tc>
-          <w:tcPr>
-            <w:tcW w:w="0" w:type="auto"/>
-            <w:tcMar>
-              <w:top w:w="150" w:type="dxa"/>
-              <w:left w:w="210" w:type="dxa"/>
-              <w:bottom w:w="150" w:type="dxa"/>
-              <w:right w:w="210" w:type="dxa"/>
-            </w:tcMar>
-            <w:vAlign w:val="center"/>
-            <w:hideMark/>
-          </w:tcPr>
-          <w:p>
-            <w:pPr>
-              <w:rPr>
-                <w:rFonts w:ascii="Plus Jakarta Sans" w:eastAsia="Times New Roman" w:hAnsi="Plus Jakarta Sans"/>
-                <w:sz w:val="20"/>
-                <w:szCs w:val="20"/>
-              </w:rPr>
-            </w:pPr>
-            <w:r>
-              <w:rPr>
-                <w:rFonts w:ascii="Plus Jakarta Sans" w:eastAsia="Times New Roman" w:hAnsi="Plus Jakarta Sans"/>
-                <w:sz w:val="20"/>
-                <w:szCs w:val="20"/>
-              </w:rPr>
-              <w:t>1,191</w:t>
+              <w:t>2,517</w:t>
+            </w:r>
+          </w:p>
+        </w:tc>
+        <w:tc>
+          <w:tcPr>
+            <w:tcW w:w="0" w:type="auto"/>
+            <w:tcMar>
+              <w:top w:w="150" w:type="dxa"/>
+              <w:left w:w="210" w:type="dxa"/>
+              <w:bottom w:w="150" w:type="dxa"/>
+              <w:right w:w="210" w:type="dxa"/>
+            </w:tcMar>
+            <w:vAlign w:val="center"/>
+            <w:hideMark/>
+          </w:tcPr>
+          <w:p>
+            <w:pPr>
+              <w:rPr>
+                <w:rFonts w:ascii="Plus Jakarta Sans" w:eastAsia="Times New Roman" w:hAnsi="Plus Jakarta Sans"/>
+                <w:sz w:val="20"/>
+                <w:szCs w:val="20"/>
+              </w:rPr>
+            </w:pPr>
+            <w:r>
+              <w:rPr>
+                <w:rFonts w:ascii="Plus Jakarta Sans" w:eastAsia="Times New Roman" w:hAnsi="Plus Jakarta Sans"/>
+                <w:sz w:val="20"/>
+                <w:szCs w:val="20"/>
+              </w:rPr>
+              <w:t>1,198</w:t>
             </w:r>
           </w:p>
         </w:tc>
@@ -14144,44 +14144,44 @@
                 <w:sz w:val="20"/>
                 <w:szCs w:val="20"/>
               </w:rPr>
-              <w:t>4,489</w:t>
-            </w:r>
-          </w:p>
-        </w:tc>
-        <w:tc>
-          <w:tcPr>
-            <w:tcW w:w="0" w:type="auto"/>
-            <w:tcMar>
-              <w:top w:w="150" w:type="dxa"/>
-              <w:left w:w="210" w:type="dxa"/>
-              <w:bottom w:w="150" w:type="dxa"/>
-              <w:right w:w="210" w:type="dxa"/>
-            </w:tcMar>
-            <w:vAlign w:val="center"/>
-            <w:hideMark/>
-          </w:tcPr>
-          <w:p>
-            <w:pPr>
-              <w:rPr>
-                <w:rFonts w:ascii="Plus Jakarta Sans" w:eastAsia="Times New Roman" w:hAnsi="Plus Jakarta Sans"/>
-                <w:sz w:val="20"/>
-                <w:szCs w:val="20"/>
-              </w:rPr>
-            </w:pPr>
-            <w:r>
-              <w:rPr>
-                <w:rFonts w:ascii="Plus Jakarta Sans" w:eastAsia="Times New Roman" w:hAnsi="Plus Jakarta Sans"/>
-                <w:sz w:val="20"/>
-                <w:szCs w:val="20"/>
-              </w:rPr>
-              <w:t>97.1%</w:t>
+              <w:t>4,507</w:t>
+            </w:r>
+          </w:p>
+        </w:tc>
+        <w:tc>
+          <w:tcPr>
+            <w:tcW w:w="0" w:type="auto"/>
+            <w:tcMar>
+              <w:top w:w="150" w:type="dxa"/>
+              <w:left w:w="210" w:type="dxa"/>
+              <w:bottom w:w="150" w:type="dxa"/>
+              <w:right w:w="210" w:type="dxa"/>
+            </w:tcMar>
+            <w:vAlign w:val="center"/>
+            <w:hideMark/>
+          </w:tcPr>
+          <w:p>
+            <w:pPr>
+              <w:rPr>
+                <w:rFonts w:ascii="Plus Jakarta Sans" w:eastAsia="Times New Roman" w:hAnsi="Plus Jakarta Sans"/>
+                <w:sz w:val="20"/>
+                <w:szCs w:val="20"/>
+              </w:rPr>
+            </w:pPr>
+            <w:r>
+              <w:rPr>
+                <w:rFonts w:ascii="Plus Jakarta Sans" w:eastAsia="Times New Roman" w:hAnsi="Plus Jakarta Sans"/>
+                <w:sz w:val="20"/>
+                <w:szCs w:val="20"/>
+              </w:rPr>
+              <w:t>97.0%</w:t>
             </w:r>
           </w:p>
         </w:tc>
       </w:tr>
       <w:tr>
         <w:trPr>
-          <w:divId w:val="2045204512"/>
+          <w:divId w:val="1710060004"/>
         </w:trPr>
         <w:tc>
           <w:tcPr>
@@ -14248,37 +14248,37 @@
                 <w:sz w:val="20"/>
                 <w:szCs w:val="20"/>
               </w:rPr>
-              <w:t>2,284</w:t>
-            </w:r>
-          </w:p>
-        </w:tc>
-        <w:tc>
-          <w:tcPr>
-            <w:tcW w:w="0" w:type="auto"/>
-            <w:tcMar>
-              <w:top w:w="150" w:type="dxa"/>
-              <w:left w:w="210" w:type="dxa"/>
-              <w:bottom w:w="150" w:type="dxa"/>
-              <w:right w:w="210" w:type="dxa"/>
-            </w:tcMar>
-            <w:vAlign w:val="center"/>
-            <w:hideMark/>
-          </w:tcPr>
-          <w:p>
-            <w:pPr>
-              <w:rPr>
-                <w:rFonts w:ascii="Plus Jakarta Sans" w:eastAsia="Times New Roman" w:hAnsi="Plus Jakarta Sans"/>
-                <w:sz w:val="20"/>
-                <w:szCs w:val="20"/>
-              </w:rPr>
-            </w:pPr>
-            <w:r>
-              <w:rPr>
-                <w:rFonts w:ascii="Plus Jakarta Sans" w:eastAsia="Times New Roman" w:hAnsi="Plus Jakarta Sans"/>
-                <w:sz w:val="20"/>
-                <w:szCs w:val="20"/>
-              </w:rPr>
-              <w:t>1,122</w:t>
+              <w:t>2,291</w:t>
+            </w:r>
+          </w:p>
+        </w:tc>
+        <w:tc>
+          <w:tcPr>
+            <w:tcW w:w="0" w:type="auto"/>
+            <w:tcMar>
+              <w:top w:w="150" w:type="dxa"/>
+              <w:left w:w="210" w:type="dxa"/>
+              <w:bottom w:w="150" w:type="dxa"/>
+              <w:right w:w="210" w:type="dxa"/>
+            </w:tcMar>
+            <w:vAlign w:val="center"/>
+            <w:hideMark/>
+          </w:tcPr>
+          <w:p>
+            <w:pPr>
+              <w:rPr>
+                <w:rFonts w:ascii="Plus Jakarta Sans" w:eastAsia="Times New Roman" w:hAnsi="Plus Jakarta Sans"/>
+                <w:sz w:val="20"/>
+                <w:szCs w:val="20"/>
+              </w:rPr>
+            </w:pPr>
+            <w:r>
+              <w:rPr>
+                <w:rFonts w:ascii="Plus Jakarta Sans" w:eastAsia="Times New Roman" w:hAnsi="Plus Jakarta Sans"/>
+                <w:sz w:val="20"/>
+                <w:szCs w:val="20"/>
+              </w:rPr>
+              <w:t>1,129</w:t>
             </w:r>
           </w:p>
         </w:tc>
@@ -14338,7 +14338,7 @@
                 <w:sz w:val="20"/>
                 <w:szCs w:val="20"/>
               </w:rPr>
-              <w:t>4,182</w:t>
+              <w:t>4,196</w:t>
             </w:r>
           </w:p>
         </w:tc>
@@ -14377,7 +14377,7 @@
     <w:p>
       <w:pPr>
         <w:pStyle w:val="Ttulo4"/>
-        <w:divId w:val="826241979"/>
+        <w:divId w:val="777528882"/>
         <w:rPr>
           <w:rFonts w:eastAsia="Times New Roman"/>
           <w:lang w:val="es-ES"/>
@@ -14395,7 +14395,7 @@
       <w:pPr>
         <w:spacing w:before="375" w:after="225"/>
         <w:jc w:val="center"/>
-        <w:divId w:val="1473717990"/>
+        <w:divId w:val="1727409958"/>
         <w:rPr>
           <w:rFonts w:ascii="Outfit" w:eastAsia="Times New Roman" w:hAnsi="Outfit"/>
           <w:b/>
@@ -14425,7 +14425,7 @@
       <w:pPr>
         <w:spacing w:after="375"/>
         <w:jc w:val="center"/>
-        <w:divId w:val="1332295772"/>
+        <w:divId w:val="1327593013"/>
         <w:rPr>
           <w:rFonts w:ascii="Plus Jakarta Sans" w:eastAsia="Times New Roman" w:hAnsi="Plus Jakarta Sans"/>
           <w:lang w:val="es-ES"/>
@@ -14604,7 +14604,7 @@
           <w:rFonts w:ascii="Plus Jakarta Sans" w:eastAsia="Times New Roman" w:hAnsi="Plus Jakarta Sans"/>
           <w:lang w:val="es-ES"/>
         </w:rPr>
-        <w:t>97</w:t>
+        <w:t>96</w:t>
       </w:r>
       <w:r>
         <w:rPr>
@@ -14813,7 +14813,7 @@
     <w:p>
       <w:pPr>
         <w:pStyle w:val="Ttulo3"/>
-        <w:divId w:val="826241979"/>
+        <w:divId w:val="777528882"/>
         <w:rPr>
           <w:rFonts w:eastAsia="Times New Roman"/>
           <w:lang w:val="es-ES"/>
@@ -14847,7 +14847,7 @@
       </w:tblGrid>
       <w:tr>
         <w:trPr>
-          <w:divId w:val="417946447"/>
+          <w:divId w:val="155609232"/>
           <w:tblHeader/>
         </w:trPr>
         <w:tc>
@@ -15038,7 +15038,7 @@
       </w:tr>
       <w:tr>
         <w:trPr>
-          <w:divId w:val="417946447"/>
+          <w:divId w:val="155609232"/>
         </w:trPr>
         <w:tc>
           <w:tcPr>
@@ -15097,37 +15097,37 @@
                 <w:sz w:val="20"/>
                 <w:szCs w:val="20"/>
               </w:rPr>
-              <w:t>1,752</w:t>
-            </w:r>
-          </w:p>
-        </w:tc>
-        <w:tc>
-          <w:tcPr>
-            <w:tcW w:w="0" w:type="auto"/>
-            <w:tcMar>
-              <w:top w:w="150" w:type="dxa"/>
-              <w:left w:w="210" w:type="dxa"/>
-              <w:bottom w:w="150" w:type="dxa"/>
-              <w:right w:w="210" w:type="dxa"/>
-            </w:tcMar>
-            <w:vAlign w:val="center"/>
-            <w:hideMark/>
-          </w:tcPr>
-          <w:p>
-            <w:pPr>
-              <w:rPr>
-                <w:rFonts w:ascii="Plus Jakarta Sans" w:eastAsia="Times New Roman" w:hAnsi="Plus Jakarta Sans"/>
-                <w:sz w:val="20"/>
-                <w:szCs w:val="20"/>
-              </w:rPr>
-            </w:pPr>
-            <w:r>
-              <w:rPr>
-                <w:rFonts w:ascii="Plus Jakarta Sans" w:eastAsia="Times New Roman" w:hAnsi="Plus Jakarta Sans"/>
-                <w:sz w:val="20"/>
-                <w:szCs w:val="20"/>
-              </w:rPr>
-              <w:t>890</w:t>
+              <w:t>1,764</w:t>
+            </w:r>
+          </w:p>
+        </w:tc>
+        <w:tc>
+          <w:tcPr>
+            <w:tcW w:w="0" w:type="auto"/>
+            <w:tcMar>
+              <w:top w:w="150" w:type="dxa"/>
+              <w:left w:w="210" w:type="dxa"/>
+              <w:bottom w:w="150" w:type="dxa"/>
+              <w:right w:w="210" w:type="dxa"/>
+            </w:tcMar>
+            <w:vAlign w:val="center"/>
+            <w:hideMark/>
+          </w:tcPr>
+          <w:p>
+            <w:pPr>
+              <w:rPr>
+                <w:rFonts w:ascii="Plus Jakarta Sans" w:eastAsia="Times New Roman" w:hAnsi="Plus Jakarta Sans"/>
+                <w:sz w:val="20"/>
+                <w:szCs w:val="20"/>
+              </w:rPr>
+            </w:pPr>
+            <w:r>
+              <w:rPr>
+                <w:rFonts w:ascii="Plus Jakarta Sans" w:eastAsia="Times New Roman" w:hAnsi="Plus Jakarta Sans"/>
+                <w:sz w:val="20"/>
+                <w:szCs w:val="20"/>
+              </w:rPr>
+              <w:t>893</w:t>
             </w:r>
           </w:p>
         </w:tc>
@@ -15187,14 +15187,14 @@
                 <w:sz w:val="20"/>
                 <w:szCs w:val="20"/>
               </w:rPr>
-              <w:t>3,074</w:t>
+              <w:t>3,089</w:t>
             </w:r>
           </w:p>
         </w:tc>
       </w:tr>
       <w:tr>
         <w:trPr>
-          <w:divId w:val="417946447"/>
+          <w:divId w:val="155609232"/>
         </w:trPr>
         <w:tc>
           <w:tcPr>
@@ -15283,7 +15283,7 @@
                 <w:sz w:val="20"/>
                 <w:szCs w:val="20"/>
               </w:rPr>
-              <w:t>157</w:t>
+              <w:t>159</w:t>
             </w:r>
           </w:p>
         </w:tc>
@@ -15343,14 +15343,14 @@
                 <w:sz w:val="20"/>
                 <w:szCs w:val="20"/>
               </w:rPr>
-              <w:t>519</w:t>
+              <w:t>521</w:t>
             </w:r>
           </w:p>
         </w:tc>
       </w:tr>
       <w:tr>
         <w:trPr>
-          <w:divId w:val="417946447"/>
+          <w:divId w:val="155609232"/>
         </w:trPr>
         <w:tc>
           <w:tcPr>
@@ -15409,66 +15409,6 @@
                 <w:sz w:val="20"/>
                 <w:szCs w:val="20"/>
               </w:rPr>
-              <w:t>158</w:t>
-            </w:r>
-          </w:p>
-        </w:tc>
-        <w:tc>
-          <w:tcPr>
-            <w:tcW w:w="0" w:type="auto"/>
-            <w:tcMar>
-              <w:top w:w="150" w:type="dxa"/>
-              <w:left w:w="210" w:type="dxa"/>
-              <w:bottom w:w="150" w:type="dxa"/>
-              <w:right w:w="210" w:type="dxa"/>
-            </w:tcMar>
-            <w:vAlign w:val="center"/>
-            <w:hideMark/>
-          </w:tcPr>
-          <w:p>
-            <w:pPr>
-              <w:rPr>
-                <w:rFonts w:ascii="Plus Jakarta Sans" w:eastAsia="Times New Roman" w:hAnsi="Plus Jakarta Sans"/>
-                <w:sz w:val="20"/>
-                <w:szCs w:val="20"/>
-              </w:rPr>
-            </w:pPr>
-            <w:r>
-              <w:rPr>
-                <w:rFonts w:ascii="Plus Jakarta Sans" w:eastAsia="Times New Roman" w:hAnsi="Plus Jakarta Sans"/>
-                <w:sz w:val="20"/>
-                <w:szCs w:val="20"/>
-              </w:rPr>
-              <w:t>46</w:t>
-            </w:r>
-          </w:p>
-        </w:tc>
-        <w:tc>
-          <w:tcPr>
-            <w:tcW w:w="0" w:type="auto"/>
-            <w:tcMar>
-              <w:top w:w="150" w:type="dxa"/>
-              <w:left w:w="210" w:type="dxa"/>
-              <w:bottom w:w="150" w:type="dxa"/>
-              <w:right w:w="210" w:type="dxa"/>
-            </w:tcMar>
-            <w:vAlign w:val="center"/>
-            <w:hideMark/>
-          </w:tcPr>
-          <w:p>
-            <w:pPr>
-              <w:rPr>
-                <w:rFonts w:ascii="Plus Jakarta Sans" w:eastAsia="Times New Roman" w:hAnsi="Plus Jakarta Sans"/>
-                <w:sz w:val="20"/>
-                <w:szCs w:val="20"/>
-              </w:rPr>
-            </w:pPr>
-            <w:r>
-              <w:rPr>
-                <w:rFonts w:ascii="Plus Jakarta Sans" w:eastAsia="Times New Roman" w:hAnsi="Plus Jakarta Sans"/>
-                <w:sz w:val="20"/>
-                <w:szCs w:val="20"/>
-              </w:rPr>
               <w:t>156</w:t>
             </w:r>
           </w:p>
@@ -15499,14 +15439,74 @@
                 <w:sz w:val="20"/>
                 <w:szCs w:val="20"/>
               </w:rPr>
-              <w:t>360</w:t>
+              <w:t>47</w:t>
+            </w:r>
+          </w:p>
+        </w:tc>
+        <w:tc>
+          <w:tcPr>
+            <w:tcW w:w="0" w:type="auto"/>
+            <w:tcMar>
+              <w:top w:w="150" w:type="dxa"/>
+              <w:left w:w="210" w:type="dxa"/>
+              <w:bottom w:w="150" w:type="dxa"/>
+              <w:right w:w="210" w:type="dxa"/>
+            </w:tcMar>
+            <w:vAlign w:val="center"/>
+            <w:hideMark/>
+          </w:tcPr>
+          <w:p>
+            <w:pPr>
+              <w:rPr>
+                <w:rFonts w:ascii="Plus Jakarta Sans" w:eastAsia="Times New Roman" w:hAnsi="Plus Jakarta Sans"/>
+                <w:sz w:val="20"/>
+                <w:szCs w:val="20"/>
+              </w:rPr>
+            </w:pPr>
+            <w:r>
+              <w:rPr>
+                <w:rFonts w:ascii="Plus Jakarta Sans" w:eastAsia="Times New Roman" w:hAnsi="Plus Jakarta Sans"/>
+                <w:sz w:val="20"/>
+                <w:szCs w:val="20"/>
+              </w:rPr>
+              <w:t>156</w:t>
+            </w:r>
+          </w:p>
+        </w:tc>
+        <w:tc>
+          <w:tcPr>
+            <w:tcW w:w="0" w:type="auto"/>
+            <w:tcMar>
+              <w:top w:w="150" w:type="dxa"/>
+              <w:left w:w="210" w:type="dxa"/>
+              <w:bottom w:w="150" w:type="dxa"/>
+              <w:right w:w="210" w:type="dxa"/>
+            </w:tcMar>
+            <w:vAlign w:val="center"/>
+            <w:hideMark/>
+          </w:tcPr>
+          <w:p>
+            <w:pPr>
+              <w:rPr>
+                <w:rFonts w:ascii="Plus Jakarta Sans" w:eastAsia="Times New Roman" w:hAnsi="Plus Jakarta Sans"/>
+                <w:sz w:val="20"/>
+                <w:szCs w:val="20"/>
+              </w:rPr>
+            </w:pPr>
+            <w:r>
+              <w:rPr>
+                <w:rFonts w:ascii="Plus Jakarta Sans" w:eastAsia="Times New Roman" w:hAnsi="Plus Jakarta Sans"/>
+                <w:sz w:val="20"/>
+                <w:szCs w:val="20"/>
+              </w:rPr>
+              <w:t>359</w:t>
             </w:r>
           </w:p>
         </w:tc>
       </w:tr>
       <w:tr>
         <w:trPr>
-          <w:divId w:val="417946447"/>
+          <w:divId w:val="155609232"/>
         </w:trPr>
         <w:tc>
           <w:tcPr>
@@ -15565,7 +15565,7 @@
                 <w:sz w:val="20"/>
                 <w:szCs w:val="20"/>
               </w:rPr>
-              <w:t>103</w:t>
+              <w:t>104</w:t>
             </w:r>
           </w:p>
         </w:tc>
@@ -15655,14 +15655,14 @@
                 <w:sz w:val="20"/>
                 <w:szCs w:val="20"/>
               </w:rPr>
-              <w:t>207</w:t>
+              <w:t>208</w:t>
             </w:r>
           </w:p>
         </w:tc>
       </w:tr>
       <w:tr>
         <w:trPr>
-          <w:divId w:val="417946447"/>
+          <w:divId w:val="155609232"/>
         </w:trPr>
         <w:tc>
           <w:tcPr>
@@ -15818,7 +15818,7 @@
       </w:tr>
       <w:tr>
         <w:trPr>
-          <w:divId w:val="417946447"/>
+          <w:divId w:val="155609232"/>
         </w:trPr>
         <w:tc>
           <w:tcPr>
@@ -15877,37 +15877,37 @@
                 <w:sz w:val="20"/>
                 <w:szCs w:val="20"/>
               </w:rPr>
-              <w:t>88</w:t>
-            </w:r>
-          </w:p>
-        </w:tc>
-        <w:tc>
-          <w:tcPr>
-            <w:tcW w:w="0" w:type="auto"/>
-            <w:tcMar>
-              <w:top w:w="150" w:type="dxa"/>
-              <w:left w:w="210" w:type="dxa"/>
-              <w:bottom w:w="150" w:type="dxa"/>
-              <w:right w:w="210" w:type="dxa"/>
-            </w:tcMar>
-            <w:vAlign w:val="center"/>
-            <w:hideMark/>
-          </w:tcPr>
-          <w:p>
-            <w:pPr>
-              <w:rPr>
-                <w:rFonts w:ascii="Plus Jakarta Sans" w:eastAsia="Times New Roman" w:hAnsi="Plus Jakarta Sans"/>
-                <w:sz w:val="20"/>
-                <w:szCs w:val="20"/>
-              </w:rPr>
-            </w:pPr>
-            <w:r>
-              <w:rPr>
-                <w:rFonts w:ascii="Plus Jakarta Sans" w:eastAsia="Times New Roman" w:hAnsi="Plus Jakarta Sans"/>
-                <w:sz w:val="20"/>
-                <w:szCs w:val="20"/>
-              </w:rPr>
-              <w:t>20</w:t>
+              <w:t>90</w:t>
+            </w:r>
+          </w:p>
+        </w:tc>
+        <w:tc>
+          <w:tcPr>
+            <w:tcW w:w="0" w:type="auto"/>
+            <w:tcMar>
+              <w:top w:w="150" w:type="dxa"/>
+              <w:left w:w="210" w:type="dxa"/>
+              <w:bottom w:w="150" w:type="dxa"/>
+              <w:right w:w="210" w:type="dxa"/>
+            </w:tcMar>
+            <w:vAlign w:val="center"/>
+            <w:hideMark/>
+          </w:tcPr>
+          <w:p>
+            <w:pPr>
+              <w:rPr>
+                <w:rFonts w:ascii="Plus Jakarta Sans" w:eastAsia="Times New Roman" w:hAnsi="Plus Jakarta Sans"/>
+                <w:sz w:val="20"/>
+                <w:szCs w:val="20"/>
+              </w:rPr>
+            </w:pPr>
+            <w:r>
+              <w:rPr>
+                <w:rFonts w:ascii="Plus Jakarta Sans" w:eastAsia="Times New Roman" w:hAnsi="Plus Jakarta Sans"/>
+                <w:sz w:val="20"/>
+                <w:szCs w:val="20"/>
+              </w:rPr>
+              <w:t>21</w:t>
             </w:r>
           </w:p>
         </w:tc>
@@ -15967,7 +15967,7 @@
                 <w:sz w:val="20"/>
                 <w:szCs w:val="20"/>
               </w:rPr>
-              <w:t>122</w:t>
+              <w:t>125</w:t>
             </w:r>
           </w:p>
         </w:tc>
@@ -15976,7 +15976,7 @@
     <w:p>
       <w:pPr>
         <w:pStyle w:val="Ttulo3"/>
-        <w:divId w:val="826241979"/>
+        <w:divId w:val="777528882"/>
         <w:rPr>
           <w:rFonts w:eastAsia="Times New Roman"/>
           <w:lang w:val="es-ES"/>
@@ -16010,7 +16010,7 @@
       </w:tblGrid>
       <w:tr>
         <w:trPr>
-          <w:divId w:val="987201251"/>
+          <w:divId w:val="779686075"/>
           <w:tblHeader/>
         </w:trPr>
         <w:tc>
@@ -16201,7 +16201,7 @@
       </w:tr>
       <w:tr>
         <w:trPr>
-          <w:divId w:val="987201251"/>
+          <w:divId w:val="779686075"/>
         </w:trPr>
         <w:tc>
           <w:tcPr>
@@ -16260,37 +16260,37 @@
                 <w:sz w:val="20"/>
                 <w:szCs w:val="20"/>
               </w:rPr>
-              <w:t>1,653</w:t>
-            </w:r>
-          </w:p>
-        </w:tc>
-        <w:tc>
-          <w:tcPr>
-            <w:tcW w:w="0" w:type="auto"/>
-            <w:tcMar>
-              <w:top w:w="150" w:type="dxa"/>
-              <w:left w:w="210" w:type="dxa"/>
-              <w:bottom w:w="150" w:type="dxa"/>
-              <w:right w:w="210" w:type="dxa"/>
-            </w:tcMar>
-            <w:vAlign w:val="center"/>
-            <w:hideMark/>
-          </w:tcPr>
-          <w:p>
-            <w:pPr>
-              <w:rPr>
-                <w:rFonts w:ascii="Plus Jakarta Sans" w:eastAsia="Times New Roman" w:hAnsi="Plus Jakarta Sans"/>
-                <w:sz w:val="20"/>
-                <w:szCs w:val="20"/>
-              </w:rPr>
-            </w:pPr>
-            <w:r>
-              <w:rPr>
-                <w:rFonts w:ascii="Plus Jakarta Sans" w:eastAsia="Times New Roman" w:hAnsi="Plus Jakarta Sans"/>
-                <w:sz w:val="20"/>
-                <w:szCs w:val="20"/>
-              </w:rPr>
-              <w:t>990</w:t>
+              <w:t>1,663</w:t>
+            </w:r>
+          </w:p>
+        </w:tc>
+        <w:tc>
+          <w:tcPr>
+            <w:tcW w:w="0" w:type="auto"/>
+            <w:tcMar>
+              <w:top w:w="150" w:type="dxa"/>
+              <w:left w:w="210" w:type="dxa"/>
+              <w:bottom w:w="150" w:type="dxa"/>
+              <w:right w:w="210" w:type="dxa"/>
+            </w:tcMar>
+            <w:vAlign w:val="center"/>
+            <w:hideMark/>
+          </w:tcPr>
+          <w:p>
+            <w:pPr>
+              <w:rPr>
+                <w:rFonts w:ascii="Plus Jakarta Sans" w:eastAsia="Times New Roman" w:hAnsi="Plus Jakarta Sans"/>
+                <w:sz w:val="20"/>
+                <w:szCs w:val="20"/>
+              </w:rPr>
+            </w:pPr>
+            <w:r>
+              <w:rPr>
+                <w:rFonts w:ascii="Plus Jakarta Sans" w:eastAsia="Times New Roman" w:hAnsi="Plus Jakarta Sans"/>
+                <w:sz w:val="20"/>
+                <w:szCs w:val="20"/>
+              </w:rPr>
+              <w:t>995</w:t>
             </w:r>
           </w:p>
         </w:tc>
@@ -16350,14 +16350,14 @@
                 <w:sz w:val="20"/>
                 <w:szCs w:val="20"/>
               </w:rPr>
-              <w:t>3,249</w:t>
+              <w:t>3,264</w:t>
             </w:r>
           </w:p>
         </w:tc>
       </w:tr>
       <w:tr>
         <w:trPr>
-          <w:divId w:val="987201251"/>
+          <w:divId w:val="779686075"/>
         </w:trPr>
         <w:tc>
           <w:tcPr>
@@ -16416,37 +16416,37 @@
                 <w:sz w:val="20"/>
                 <w:szCs w:val="20"/>
               </w:rPr>
-              <w:t>683</w:t>
-            </w:r>
-          </w:p>
-        </w:tc>
-        <w:tc>
-          <w:tcPr>
-            <w:tcW w:w="0" w:type="auto"/>
-            <w:tcMar>
-              <w:top w:w="150" w:type="dxa"/>
-              <w:left w:w="210" w:type="dxa"/>
-              <w:bottom w:w="150" w:type="dxa"/>
-              <w:right w:w="210" w:type="dxa"/>
-            </w:tcMar>
-            <w:vAlign w:val="center"/>
-            <w:hideMark/>
-          </w:tcPr>
-          <w:p>
-            <w:pPr>
-              <w:rPr>
-                <w:rFonts w:ascii="Plus Jakarta Sans" w:eastAsia="Times New Roman" w:hAnsi="Plus Jakarta Sans"/>
-                <w:sz w:val="20"/>
-                <w:szCs w:val="20"/>
-              </w:rPr>
-            </w:pPr>
-            <w:r>
-              <w:rPr>
-                <w:rFonts w:ascii="Plus Jakarta Sans" w:eastAsia="Times New Roman" w:hAnsi="Plus Jakarta Sans"/>
-                <w:sz w:val="20"/>
-                <w:szCs w:val="20"/>
-              </w:rPr>
-              <w:t>321</w:t>
+              <w:t>698</w:t>
+            </w:r>
+          </w:p>
+        </w:tc>
+        <w:tc>
+          <w:tcPr>
+            <w:tcW w:w="0" w:type="auto"/>
+            <w:tcMar>
+              <w:top w:w="150" w:type="dxa"/>
+              <w:left w:w="210" w:type="dxa"/>
+              <w:bottom w:w="150" w:type="dxa"/>
+              <w:right w:w="210" w:type="dxa"/>
+            </w:tcMar>
+            <w:vAlign w:val="center"/>
+            <w:hideMark/>
+          </w:tcPr>
+          <w:p>
+            <w:pPr>
+              <w:rPr>
+                <w:rFonts w:ascii="Plus Jakarta Sans" w:eastAsia="Times New Roman" w:hAnsi="Plus Jakarta Sans"/>
+                <w:sz w:val="20"/>
+                <w:szCs w:val="20"/>
+              </w:rPr>
+            </w:pPr>
+            <w:r>
+              <w:rPr>
+                <w:rFonts w:ascii="Plus Jakarta Sans" w:eastAsia="Times New Roman" w:hAnsi="Plus Jakarta Sans"/>
+                <w:sz w:val="20"/>
+                <w:szCs w:val="20"/>
+              </w:rPr>
+              <w:t>322</w:t>
             </w:r>
           </w:p>
         </w:tc>
@@ -16506,14 +16506,14 @@
                 <w:sz w:val="20"/>
                 <w:szCs w:val="20"/>
               </w:rPr>
-              <w:t>1,276</w:t>
+              <w:t>1,292</w:t>
             </w:r>
           </w:p>
         </w:tc>
       </w:tr>
       <w:tr>
         <w:trPr>
-          <w:divId w:val="987201251"/>
+          <w:divId w:val="779686075"/>
         </w:trPr>
         <w:tc>
           <w:tcPr>
@@ -16572,37 +16572,37 @@
                 <w:sz w:val="20"/>
                 <w:szCs w:val="20"/>
               </w:rPr>
-              <w:t>439</w:t>
-            </w:r>
-          </w:p>
-        </w:tc>
-        <w:tc>
-          <w:tcPr>
-            <w:tcW w:w="0" w:type="auto"/>
-            <w:tcMar>
-              <w:top w:w="150" w:type="dxa"/>
-              <w:left w:w="210" w:type="dxa"/>
-              <w:bottom w:w="150" w:type="dxa"/>
-              <w:right w:w="210" w:type="dxa"/>
-            </w:tcMar>
-            <w:vAlign w:val="center"/>
-            <w:hideMark/>
-          </w:tcPr>
-          <w:p>
-            <w:pPr>
-              <w:rPr>
-                <w:rFonts w:ascii="Plus Jakarta Sans" w:eastAsia="Times New Roman" w:hAnsi="Plus Jakarta Sans"/>
-                <w:sz w:val="20"/>
-                <w:szCs w:val="20"/>
-              </w:rPr>
-            </w:pPr>
-            <w:r>
-              <w:rPr>
-                <w:rFonts w:ascii="Plus Jakarta Sans" w:eastAsia="Times New Roman" w:hAnsi="Plus Jakarta Sans"/>
-                <w:sz w:val="20"/>
-                <w:szCs w:val="20"/>
-              </w:rPr>
-              <w:t>456</w:t>
+              <w:t>441</w:t>
+            </w:r>
+          </w:p>
+        </w:tc>
+        <w:tc>
+          <w:tcPr>
+            <w:tcW w:w="0" w:type="auto"/>
+            <w:tcMar>
+              <w:top w:w="150" w:type="dxa"/>
+              <w:left w:w="210" w:type="dxa"/>
+              <w:bottom w:w="150" w:type="dxa"/>
+              <w:right w:w="210" w:type="dxa"/>
+            </w:tcMar>
+            <w:vAlign w:val="center"/>
+            <w:hideMark/>
+          </w:tcPr>
+          <w:p>
+            <w:pPr>
+              <w:rPr>
+                <w:rFonts w:ascii="Plus Jakarta Sans" w:eastAsia="Times New Roman" w:hAnsi="Plus Jakarta Sans"/>
+                <w:sz w:val="20"/>
+                <w:szCs w:val="20"/>
+              </w:rPr>
+            </w:pPr>
+            <w:r>
+              <w:rPr>
+                <w:rFonts w:ascii="Plus Jakarta Sans" w:eastAsia="Times New Roman" w:hAnsi="Plus Jakarta Sans"/>
+                <w:sz w:val="20"/>
+                <w:szCs w:val="20"/>
+              </w:rPr>
+              <w:t>457</w:t>
             </w:r>
           </w:p>
         </w:tc>
@@ -16662,14 +16662,14 @@
                 <w:sz w:val="20"/>
                 <w:szCs w:val="20"/>
               </w:rPr>
-              <w:t>971</w:t>
+              <w:t>974</w:t>
             </w:r>
           </w:p>
         </w:tc>
       </w:tr>
       <w:tr>
         <w:trPr>
-          <w:divId w:val="987201251"/>
+          <w:divId w:val="779686075"/>
         </w:trPr>
         <w:tc>
           <w:tcPr>
@@ -16728,7 +16728,7 @@
                 <w:sz w:val="20"/>
                 <w:szCs w:val="20"/>
               </w:rPr>
-              <w:t>345</w:t>
+              <w:t>346</w:t>
             </w:r>
           </w:p>
         </w:tc>
@@ -16818,14 +16818,14 @@
                 <w:sz w:val="20"/>
                 <w:szCs w:val="20"/>
               </w:rPr>
-              <w:t>547</w:t>
+              <w:t>548</w:t>
             </w:r>
           </w:p>
         </w:tc>
       </w:tr>
       <w:tr>
         <w:trPr>
-          <w:divId w:val="987201251"/>
+          <w:divId w:val="779686075"/>
         </w:trPr>
         <w:tc>
           <w:tcPr>
@@ -16884,37 +16884,37 @@
                 <w:sz w:val="20"/>
                 <w:szCs w:val="20"/>
               </w:rPr>
-              <w:t>189</w:t>
-            </w:r>
-          </w:p>
-        </w:tc>
-        <w:tc>
-          <w:tcPr>
-            <w:tcW w:w="0" w:type="auto"/>
-            <w:tcMar>
-              <w:top w:w="150" w:type="dxa"/>
-              <w:left w:w="210" w:type="dxa"/>
-              <w:bottom w:w="150" w:type="dxa"/>
-              <w:right w:w="210" w:type="dxa"/>
-            </w:tcMar>
-            <w:vAlign w:val="center"/>
-            <w:hideMark/>
-          </w:tcPr>
-          <w:p>
-            <w:pPr>
-              <w:rPr>
-                <w:rFonts w:ascii="Plus Jakarta Sans" w:eastAsia="Times New Roman" w:hAnsi="Plus Jakarta Sans"/>
-                <w:sz w:val="20"/>
-                <w:szCs w:val="20"/>
-              </w:rPr>
-            </w:pPr>
-            <w:r>
-              <w:rPr>
-                <w:rFonts w:ascii="Plus Jakarta Sans" w:eastAsia="Times New Roman" w:hAnsi="Plus Jakarta Sans"/>
-                <w:sz w:val="20"/>
-                <w:szCs w:val="20"/>
-              </w:rPr>
-              <w:t>91</w:t>
+              <w:t>192</w:t>
+            </w:r>
+          </w:p>
+        </w:tc>
+        <w:tc>
+          <w:tcPr>
+            <w:tcW w:w="0" w:type="auto"/>
+            <w:tcMar>
+              <w:top w:w="150" w:type="dxa"/>
+              <w:left w:w="210" w:type="dxa"/>
+              <w:bottom w:w="150" w:type="dxa"/>
+              <w:right w:w="210" w:type="dxa"/>
+            </w:tcMar>
+            <w:vAlign w:val="center"/>
+            <w:hideMark/>
+          </w:tcPr>
+          <w:p>
+            <w:pPr>
+              <w:rPr>
+                <w:rFonts w:ascii="Plus Jakarta Sans" w:eastAsia="Times New Roman" w:hAnsi="Plus Jakarta Sans"/>
+                <w:sz w:val="20"/>
+                <w:szCs w:val="20"/>
+              </w:rPr>
+            </w:pPr>
+            <w:r>
+              <w:rPr>
+                <w:rFonts w:ascii="Plus Jakarta Sans" w:eastAsia="Times New Roman" w:hAnsi="Plus Jakarta Sans"/>
+                <w:sz w:val="20"/>
+                <w:szCs w:val="20"/>
+              </w:rPr>
+              <w:t>92</w:t>
             </w:r>
           </w:p>
         </w:tc>
@@ -16974,7 +16974,7 @@
                 <w:sz w:val="20"/>
                 <w:szCs w:val="20"/>
               </w:rPr>
-              <w:t>329</w:t>
+              <w:t>333</w:t>
             </w:r>
           </w:p>
         </w:tc>
@@ -16983,7 +16983,7 @@
     <w:p>
       <w:pPr>
         <w:pStyle w:val="Ttulo3"/>
-        <w:divId w:val="826241979"/>
+        <w:divId w:val="777528882"/>
         <w:rPr>
           <w:rFonts w:eastAsia="Times New Roman"/>
           <w:lang w:val="es-ES"/>
@@ -17017,7 +17017,7 @@
       </w:tblGrid>
       <w:tr>
         <w:trPr>
-          <w:divId w:val="1419205223"/>
+          <w:divId w:val="1894075171"/>
           <w:tblHeader/>
         </w:trPr>
         <w:tc>
@@ -17208,7 +17208,7 @@
       </w:tr>
       <w:tr>
         <w:trPr>
-          <w:divId w:val="1419205223"/>
+          <w:divId w:val="1894075171"/>
         </w:trPr>
         <w:tc>
           <w:tcPr>
@@ -17267,37 +17267,37 @@
                 <w:sz w:val="20"/>
                 <w:szCs w:val="20"/>
               </w:rPr>
-              <w:t>2,470</w:t>
-            </w:r>
-          </w:p>
-        </w:tc>
-        <w:tc>
-          <w:tcPr>
-            <w:tcW w:w="0" w:type="auto"/>
-            <w:tcMar>
-              <w:top w:w="150" w:type="dxa"/>
-              <w:left w:w="210" w:type="dxa"/>
-              <w:bottom w:w="150" w:type="dxa"/>
-              <w:right w:w="210" w:type="dxa"/>
-            </w:tcMar>
-            <w:vAlign w:val="center"/>
-            <w:hideMark/>
-          </w:tcPr>
-          <w:p>
-            <w:pPr>
-              <w:rPr>
-                <w:rFonts w:ascii="Plus Jakarta Sans" w:eastAsia="Times New Roman" w:hAnsi="Plus Jakarta Sans"/>
-                <w:sz w:val="20"/>
-                <w:szCs w:val="20"/>
-              </w:rPr>
-            </w:pPr>
-            <w:r>
-              <w:rPr>
-                <w:rFonts w:ascii="Plus Jakarta Sans" w:eastAsia="Times New Roman" w:hAnsi="Plus Jakarta Sans"/>
-                <w:sz w:val="20"/>
-                <w:szCs w:val="20"/>
-              </w:rPr>
-              <w:t>1,468</w:t>
+              <w:t>2,496</w:t>
+            </w:r>
+          </w:p>
+        </w:tc>
+        <w:tc>
+          <w:tcPr>
+            <w:tcW w:w="0" w:type="auto"/>
+            <w:tcMar>
+              <w:top w:w="150" w:type="dxa"/>
+              <w:left w:w="210" w:type="dxa"/>
+              <w:bottom w:w="150" w:type="dxa"/>
+              <w:right w:w="210" w:type="dxa"/>
+            </w:tcMar>
+            <w:vAlign w:val="center"/>
+            <w:hideMark/>
+          </w:tcPr>
+          <w:p>
+            <w:pPr>
+              <w:rPr>
+                <w:rFonts w:ascii="Plus Jakarta Sans" w:eastAsia="Times New Roman" w:hAnsi="Plus Jakarta Sans"/>
+                <w:sz w:val="20"/>
+                <w:szCs w:val="20"/>
+              </w:rPr>
+            </w:pPr>
+            <w:r>
+              <w:rPr>
+                <w:rFonts w:ascii="Plus Jakarta Sans" w:eastAsia="Times New Roman" w:hAnsi="Plus Jakarta Sans"/>
+                <w:sz w:val="20"/>
+                <w:szCs w:val="20"/>
+              </w:rPr>
+              <w:t>1,476</w:t>
             </w:r>
           </w:p>
         </w:tc>
@@ -17357,14 +17357,14 @@
                 <w:sz w:val="20"/>
                 <w:szCs w:val="20"/>
               </w:rPr>
-              <w:t>4,779</w:t>
+              <w:t>4,813</w:t>
             </w:r>
           </w:p>
         </w:tc>
       </w:tr>
       <w:tr>
         <w:trPr>
-          <w:divId w:val="1419205223"/>
+          <w:divId w:val="1894075171"/>
         </w:trPr>
         <w:tc>
           <w:tcPr>
@@ -17423,7 +17423,7 @@
                 <w:sz w:val="20"/>
                 <w:szCs w:val="20"/>
               </w:rPr>
-              <w:t>878</w:t>
+              <w:t>882</w:t>
             </w:r>
           </w:p>
         </w:tc>
@@ -17513,7 +17513,7 @@
                 <w:sz w:val="20"/>
                 <w:szCs w:val="20"/>
               </w:rPr>
-              <w:t>1,805</w:t>
+              <w:t>1,809</w:t>
             </w:r>
           </w:p>
         </w:tc>
@@ -17522,7 +17522,7 @@
     <w:p>
       <w:pPr>
         <w:pStyle w:val="Ttulo4"/>
-        <w:divId w:val="826241979"/>
+        <w:divId w:val="777528882"/>
         <w:rPr>
           <w:rFonts w:eastAsia="Times New Roman"/>
           <w:lang w:val="es-ES"/>
@@ -17540,7 +17540,7 @@
       <w:pPr>
         <w:spacing w:before="375" w:after="225"/>
         <w:jc w:val="center"/>
-        <w:divId w:val="936526817"/>
+        <w:divId w:val="277297825"/>
         <w:rPr>
           <w:rFonts w:ascii="Outfit" w:eastAsia="Times New Roman" w:hAnsi="Outfit"/>
           <w:b/>
@@ -17570,7 +17570,7 @@
       <w:pPr>
         <w:spacing w:after="375"/>
         <w:jc w:val="center"/>
-        <w:divId w:val="548952218"/>
+        <w:divId w:val="1180583342"/>
         <w:rPr>
           <w:rFonts w:ascii="Plus Jakarta Sans" w:eastAsia="Times New Roman" w:hAnsi="Plus Jakarta Sans"/>
           <w:lang w:val="es-ES"/>
@@ -17958,7 +17958,7 @@
     <w:p>
       <w:pPr>
         <w:spacing w:before="450" w:after="450"/>
-        <w:divId w:val="826241979"/>
+        <w:divId w:val="777528882"/>
         <w:rPr>
           <w:rFonts w:ascii="Plus Jakarta Sans" w:eastAsia="Times New Roman" w:hAnsi="Plus Jakarta Sans"/>
           <w:lang w:val="es-ES"/>
@@ -17977,7 +17977,7 @@
     <w:p>
       <w:pPr>
         <w:spacing w:before="450" w:after="450"/>
-        <w:divId w:val="826241979"/>
+        <w:divId w:val="777528882"/>
         <w:rPr>
           <w:rFonts w:ascii="Plus Jakarta Sans" w:eastAsia="Times New Roman" w:hAnsi="Plus Jakarta Sans"/>
           <w:lang w:val="es-ES"/>
@@ -17996,7 +17996,7 @@
     <w:p>
       <w:pPr>
         <w:pStyle w:val="NormalWeb"/>
-        <w:divId w:val="826241979"/>
+        <w:divId w:val="777528882"/>
         <w:rPr>
           <w:rFonts w:ascii="Plus Jakarta Sans" w:hAnsi="Plus Jakarta Sans"/>
           <w:lang w:val="es-ES"/>
@@ -18045,9 +18045,9 @@
 <file path=word/numbering.xml><?xml version="1.0" encoding="utf-8"?>
 <w:numbering xmlns:wpc="http://schemas.microsoft.com/office/word/2010/wordprocessingCanvas" xmlns:cx="http://schemas.microsoft.com/office/drawing/2014/chartex" xmlns:cx1="http://schemas.microsoft.com/office/drawing/2015/9/8/chartex" xmlns:cx2="http://schemas.microsoft.com/office/drawing/2015/10/21/chartex" xmlns:cx3="http://schemas.microsoft.com/office/drawing/2016/5/9/chartex" xmlns:cx4="http://schemas.microsoft.com/office/drawing/2016/5/10/chartex" xmlns:cx5="http://schemas.microsoft.com/office/drawing/2016/5/11/chartex" xmlns:cx6="http://schemas.microsoft.com/office/drawing/2016/5/12/chartex" xmlns:cx7="http://schemas.microsoft.com/office/drawing/2016/5/13/chartex" xmlns:cx8="http://schemas.microsoft.com/office/drawing/2016/5/14/chartex" xmlns:mc="http://schemas.openxmlformats.org/markup-compatibility/2006" xmlns:aink="http://schemas.microsoft.com/office/drawing/2016/ink" xmlns:am3d="http://schemas.microsoft.com/office/drawing/2017/model3d" xmlns:o="urn:schemas-microsoft-com:office:office" xmlns:r="http://schemas.openxmlformats.org/officeDocument/2006/relationships" xmlns:m="http://schemas.openxmlformats.org/officeDocument/2006/math" xmlns:v="urn:schemas-microsoft-com:vml" xmlns:wp14="http://schemas.microsoft.com/office/word/2010/wordprocessingDrawing" xmlns:wp="http://schemas.openxmlformats.org/drawingml/2006/wordprocessingDrawing" xmlns:w10="urn:schemas-microsoft-com:office:word" xmlns:w="http://schemas.openxmlformats.org/wordprocessingml/2006/main" xmlns:w14="http://schemas.microsoft.com/office/word/2010/wordml" xmlns:w15="http://schemas.microsoft.com/office/word/2012/wordml" xmlns:w16cex="http://schemas.microsoft.com/office/word/2018/wordml/cex" xmlns:w16cid="http://schemas.microsoft.com/office/word/2016/wordml/cid" xmlns:w16="http://schemas.microsoft.com/office/word/2018/wordml" xmlns:w16sdtdh="http://schemas.microsoft.com/office/word/2020/wordml/sdtdatahash" xmlns:w16se="http://schemas.microsoft.com/office/word/2015/wordml/symex" xmlns:wpg="http://schemas.microsoft.com/office/word/2010/wordprocessingGroup" xmlns:wpi="http://schemas.microsoft.com/office/word/2010/wordprocessingInk" xmlns:wne="http://schemas.microsoft.com/office/word/2006/wordml" xmlns:wps="http://schemas.microsoft.com/office/word/2010/wordprocessingShape" mc:Ignorable="w14 w15 w16se w16cid w16 w16cex w16sdtdh wp14">
   <w:abstractNum w:abstractNumId="0" w15:restartNumberingAfterBreak="0">
-    <w:nsid w:val="12DD5F3A"/>
+    <w:nsid w:val="038A6886"/>
     <w:multiLevelType w:val="multilevel"/>
-    <w:tmpl w:val="1C2E7A76"/>
+    <w:tmpl w:val="69B0EA14"/>
     <w:lvl w:ilvl="0">
       <w:start w:val="1"/>
       <w:numFmt w:val="bullet"/>
@@ -18194,9 +18194,9 @@
     </w:lvl>
   </w:abstractNum>
   <w:abstractNum w:abstractNumId="1" w15:restartNumberingAfterBreak="0">
-    <w:nsid w:val="57F40478"/>
+    <w:nsid w:val="24713E0F"/>
     <w:multiLevelType w:val="multilevel"/>
-    <w:tmpl w:val="315042A2"/>
+    <w:tmpl w:val="14AC8C5E"/>
     <w:lvl w:ilvl="0">
       <w:start w:val="1"/>
       <w:numFmt w:val="bullet"/>
@@ -18343,9 +18343,9 @@
     </w:lvl>
   </w:abstractNum>
   <w:abstractNum w:abstractNumId="2" w15:restartNumberingAfterBreak="0">
-    <w:nsid w:val="7B9F5532"/>
+    <w:nsid w:val="5D9D1439"/>
     <w:multiLevelType w:val="multilevel"/>
-    <w:tmpl w:val="73C0234C"/>
+    <w:tmpl w:val="F614E05A"/>
     <w:lvl w:ilvl="0">
       <w:start w:val="1"/>
       <w:numFmt w:val="bullet"/>
@@ -18492,9 +18492,9 @@
     </w:lvl>
   </w:abstractNum>
   <w:abstractNum w:abstractNumId="3" w15:restartNumberingAfterBreak="0">
-    <w:nsid w:val="7E345565"/>
+    <w:nsid w:val="75C67476"/>
     <w:multiLevelType w:val="multilevel"/>
-    <w:tmpl w:val="A674621E"/>
+    <w:tmpl w:val="4DCAA5A8"/>
     <w:lvl w:ilvl="0">
       <w:start w:val="1"/>
       <w:numFmt w:val="bullet"/>
@@ -18641,16 +18641,16 @@
     </w:lvl>
   </w:abstractNum>
   <w:num w:numId="1">
-    <w:abstractNumId w:val="0"/>
+    <w:abstractNumId w:val="1"/>
   </w:num>
   <w:num w:numId="2">
+    <w:abstractNumId w:val="2"/>
+  </w:num>
+  <w:num w:numId="3">
     <w:abstractNumId w:val="3"/>
   </w:num>
-  <w:num w:numId="3">
-    <w:abstractNumId w:val="1"/>
-  </w:num>
   <w:num w:numId="4">
-    <w:abstractNumId w:val="2"/>
+    <w:abstractNumId w:val="0"/>
   </w:num>
 </w:numbering>
 </file>

--- a/public/informe_reunion_tecnica.docx
+++ b/public/informe_reunion_tecnica.docx
@@ -4,7 +4,7 @@
   <w:body>
     <w:p>
       <w:pPr>
-        <w:divId w:val="2115511730"/>
+        <w:divId w:val="1109354478"/>
         <w:rPr>
           <w:rFonts w:ascii="Plus Jakarta Sans" w:eastAsia="Times New Roman" w:hAnsi="Plus Jakarta Sans"/>
           <w:lang w:val="es-ES"/>
@@ -28,7 +28,7 @@
     <w:p>
       <w:pPr>
         <w:pStyle w:val="Ttulo1"/>
-        <w:divId w:val="777528882"/>
+        <w:divId w:val="1873178777"/>
         <w:rPr>
           <w:rFonts w:eastAsia="Times New Roman"/>
           <w:lang w:val="es-ES"/>
@@ -45,7 +45,7 @@
     <w:p>
       <w:pPr>
         <w:pStyle w:val="NormalWeb"/>
-        <w:divId w:val="777528882"/>
+        <w:divId w:val="1873178777"/>
         <w:rPr>
           <w:rFonts w:ascii="Plus Jakarta Sans" w:hAnsi="Plus Jakarta Sans"/>
           <w:lang w:val="es-ES"/>
@@ -63,7 +63,7 @@
     <w:p>
       <w:pPr>
         <w:pStyle w:val="NormalWeb"/>
-        <w:divId w:val="777528882"/>
+        <w:divId w:val="1873178777"/>
         <w:rPr>
           <w:rFonts w:ascii="Plus Jakarta Sans" w:hAnsi="Plus Jakarta Sans"/>
           <w:lang w:val="es-ES"/>
@@ -102,7 +102,7 @@
     <w:p>
       <w:pPr>
         <w:spacing w:before="450" w:after="450"/>
-        <w:divId w:val="777528882"/>
+        <w:divId w:val="1873178777"/>
         <w:rPr>
           <w:rFonts w:ascii="Plus Jakarta Sans" w:eastAsia="Times New Roman" w:hAnsi="Plus Jakarta Sans"/>
           <w:lang w:val="es-ES"/>
@@ -113,7 +113,7 @@
           <w:rFonts w:ascii="Plus Jakarta Sans" w:eastAsia="Times New Roman" w:hAnsi="Plus Jakarta Sans"/>
           <w:lang w:val="es-ES"/>
         </w:rPr>
-        <w:pict>
+        <w:pict w14:anchorId="4710B897">
           <v:rect id="_x0000_i1025" style="width:0;height:.75pt" o:hralign="center" o:hrstd="t" o:hr="t" fillcolor="#a0a0a0" stroked="f"/>
         </w:pict>
       </w:r>
@@ -121,7 +121,7 @@
     <w:p>
       <w:pPr>
         <w:pStyle w:val="Ttulo2"/>
-        <w:divId w:val="777528882"/>
+        <w:divId w:val="1873178777"/>
         <w:rPr>
           <w:rFonts w:eastAsia="Times New Roman"/>
           <w:lang w:val="es-ES"/>
@@ -145,7 +145,7 @@
     <w:p>
       <w:pPr>
         <w:pStyle w:val="NormalWeb"/>
-        <w:divId w:val="777528882"/>
+        <w:divId w:val="1873178777"/>
         <w:rPr>
           <w:rFonts w:ascii="Plus Jakarta Sans" w:hAnsi="Plus Jakarta Sans"/>
           <w:lang w:val="es-ES"/>
@@ -167,7 +167,7 @@
         </w:numPr>
         <w:spacing w:before="100" w:beforeAutospacing="1" w:after="90"/>
         <w:ind w:left="1020"/>
-        <w:divId w:val="777528882"/>
+        <w:divId w:val="1873178777"/>
         <w:rPr>
           <w:rFonts w:ascii="Plus Jakarta Sans" w:eastAsia="Times New Roman" w:hAnsi="Plus Jakarta Sans"/>
           <w:sz w:val="21"/>
@@ -213,7 +213,7 @@
         </w:numPr>
         <w:spacing w:before="100" w:beforeAutospacing="1" w:after="90"/>
         <w:ind w:left="1020"/>
-        <w:divId w:val="777528882"/>
+        <w:divId w:val="1873178777"/>
         <w:rPr>
           <w:rFonts w:ascii="Plus Jakarta Sans" w:eastAsia="Times New Roman" w:hAnsi="Plus Jakarta Sans"/>
           <w:sz w:val="21"/>
@@ -269,7 +269,7 @@
         </w:numPr>
         <w:spacing w:before="100" w:beforeAutospacing="1" w:after="90"/>
         <w:ind w:left="1020"/>
-        <w:divId w:val="777528882"/>
+        <w:divId w:val="1873178777"/>
         <w:rPr>
           <w:rFonts w:ascii="Plus Jakarta Sans" w:eastAsia="Times New Roman" w:hAnsi="Plus Jakarta Sans"/>
           <w:sz w:val="21"/>
@@ -315,7 +315,7 @@
         </w:numPr>
         <w:spacing w:before="100" w:beforeAutospacing="1" w:after="90"/>
         <w:ind w:left="1020"/>
-        <w:divId w:val="777528882"/>
+        <w:divId w:val="1873178777"/>
         <w:rPr>
           <w:rFonts w:ascii="Plus Jakarta Sans" w:eastAsia="Times New Roman" w:hAnsi="Plus Jakarta Sans"/>
           <w:sz w:val="21"/>
@@ -356,7 +356,7 @@
     <w:p>
       <w:pPr>
         <w:spacing w:before="450" w:after="450"/>
-        <w:divId w:val="777528882"/>
+        <w:divId w:val="1873178777"/>
         <w:rPr>
           <w:rFonts w:ascii="Plus Jakarta Sans" w:eastAsia="Times New Roman" w:hAnsi="Plus Jakarta Sans"/>
           <w:lang w:val="es-ES"/>
@@ -367,7 +367,7 @@
           <w:rFonts w:ascii="Plus Jakarta Sans" w:eastAsia="Times New Roman" w:hAnsi="Plus Jakarta Sans"/>
           <w:lang w:val="es-ES"/>
         </w:rPr>
-        <w:pict>
+        <w:pict w14:anchorId="67865CCF">
           <v:rect id="_x0000_i1026" style="width:0;height:.75pt" o:hralign="center" o:hrstd="t" o:hr="t" fillcolor="#a0a0a0" stroked="f"/>
         </w:pict>
       </w:r>
@@ -375,7 +375,7 @@
     <w:p>
       <w:pPr>
         <w:pStyle w:val="Ttulo2"/>
-        <w:divId w:val="777528882"/>
+        <w:divId w:val="1873178777"/>
         <w:rPr>
           <w:rFonts w:eastAsia="Times New Roman"/>
           <w:lang w:val="es-ES"/>
@@ -392,7 +392,7 @@
     <w:p>
       <w:pPr>
         <w:pStyle w:val="NormalWeb"/>
-        <w:divId w:val="777528882"/>
+        <w:divId w:val="1873178777"/>
         <w:rPr>
           <w:rFonts w:ascii="Plus Jakarta Sans" w:hAnsi="Plus Jakarta Sans"/>
           <w:lang w:val="es-ES"/>
@@ -445,7 +445,7 @@
       </w:tblGrid>
       <w:tr>
         <w:trPr>
-          <w:divId w:val="942228928"/>
+          <w:divId w:val="2118134554"/>
           <w:tblHeader/>
         </w:trPr>
         <w:tc>
@@ -525,7 +525,7 @@
       </w:tr>
       <w:tr>
         <w:trPr>
-          <w:divId w:val="942228928"/>
+          <w:divId w:val="2118134554"/>
         </w:trPr>
         <w:tc>
           <w:tcPr>
@@ -591,7 +591,7 @@
       </w:tr>
       <w:tr>
         <w:trPr>
-          <w:divId w:val="942228928"/>
+          <w:divId w:val="2118134554"/>
         </w:trPr>
         <w:tc>
           <w:tcPr>
@@ -657,7 +657,7 @@
       </w:tr>
       <w:tr>
         <w:trPr>
-          <w:divId w:val="942228928"/>
+          <w:divId w:val="2118134554"/>
         </w:trPr>
         <w:tc>
           <w:tcPr>
@@ -723,7 +723,7 @@
       </w:tr>
       <w:tr>
         <w:trPr>
-          <w:divId w:val="942228928"/>
+          <w:divId w:val="2118134554"/>
         </w:trPr>
         <w:tc>
           <w:tcPr>
@@ -791,7 +791,7 @@
     <w:p>
       <w:pPr>
         <w:spacing w:before="450" w:after="450"/>
-        <w:divId w:val="777528882"/>
+        <w:divId w:val="1873178777"/>
         <w:rPr>
           <w:rFonts w:ascii="Plus Jakarta Sans" w:eastAsia="Times New Roman" w:hAnsi="Plus Jakarta Sans"/>
           <w:lang w:val="es-ES"/>
@@ -803,7 +803,7 @@
           <w:lang w:val="es-ES"/>
         </w:rPr>
         <w:lastRenderedPageBreak/>
-        <w:pict>
+        <w:pict w14:anchorId="28A36DE2">
           <v:rect id="_x0000_i1027" style="width:0;height:.75pt" o:hralign="center" o:hrstd="t" o:hr="t" fillcolor="#a0a0a0" stroked="f"/>
         </w:pict>
       </w:r>
@@ -811,7 +811,7 @@
     <w:p>
       <w:pPr>
         <w:pStyle w:val="Ttulo2"/>
-        <w:divId w:val="777528882"/>
+        <w:divId w:val="1873178777"/>
         <w:rPr>
           <w:rFonts w:eastAsia="Times New Roman"/>
           <w:lang w:val="es-ES"/>
@@ -828,7 +828,7 @@
     <w:p>
       <w:pPr>
         <w:pStyle w:val="Ttulo3"/>
-        <w:divId w:val="777528882"/>
+        <w:divId w:val="1873178777"/>
         <w:rPr>
           <w:rFonts w:eastAsia="Times New Roman"/>
           <w:lang w:val="es-ES"/>
@@ -845,7 +845,7 @@
     <w:p>
       <w:pPr>
         <w:pStyle w:val="NormalWeb"/>
-        <w:divId w:val="777528882"/>
+        <w:divId w:val="1873178777"/>
         <w:rPr>
           <w:rFonts w:ascii="Plus Jakarta Sans" w:hAnsi="Plus Jakarta Sans"/>
           <w:lang w:val="es-ES"/>
@@ -885,7 +885,7 @@
       </w:tblGrid>
       <w:tr>
         <w:trPr>
-          <w:divId w:val="2036080711"/>
+          <w:divId w:val="1462730294"/>
           <w:tblHeader/>
         </w:trPr>
         <w:tc>
@@ -1039,7 +1039,7 @@
       </w:tr>
       <w:tr>
         <w:trPr>
-          <w:divId w:val="2036080711"/>
+          <w:divId w:val="1462730294"/>
         </w:trPr>
         <w:tc>
           <w:tcPr>
@@ -1165,7 +1165,7 @@
       </w:tr>
       <w:tr>
         <w:trPr>
-          <w:divId w:val="2036080711"/>
+          <w:divId w:val="1462730294"/>
         </w:trPr>
         <w:tc>
           <w:tcPr>
@@ -1291,7 +1291,7 @@
       </w:tr>
       <w:tr>
         <w:trPr>
-          <w:divId w:val="2036080711"/>
+          <w:divId w:val="1462730294"/>
         </w:trPr>
         <w:tc>
           <w:tcPr>
@@ -1417,7 +1417,7 @@
       </w:tr>
       <w:tr>
         <w:trPr>
-          <w:divId w:val="2036080711"/>
+          <w:divId w:val="1462730294"/>
         </w:trPr>
         <w:tc>
           <w:tcPr>
@@ -1543,7 +1543,7 @@
       </w:tr>
       <w:tr>
         <w:trPr>
-          <w:divId w:val="2036080711"/>
+          <w:divId w:val="1462730294"/>
         </w:trPr>
         <w:tc>
           <w:tcPr>
@@ -1677,7 +1677,7 @@
       </w:tr>
       <w:tr>
         <w:trPr>
-          <w:divId w:val="2036080711"/>
+          <w:divId w:val="1462730294"/>
         </w:trPr>
         <w:tc>
           <w:tcPr>
@@ -1803,7 +1803,7 @@
       </w:tr>
       <w:tr>
         <w:trPr>
-          <w:divId w:val="2036080711"/>
+          <w:divId w:val="1462730294"/>
         </w:trPr>
         <w:tc>
           <w:tcPr>
@@ -1929,7 +1929,7 @@
       </w:tr>
       <w:tr>
         <w:trPr>
-          <w:divId w:val="2036080711"/>
+          <w:divId w:val="1462730294"/>
         </w:trPr>
         <w:tc>
           <w:tcPr>
@@ -2057,7 +2057,7 @@
     <w:p>
       <w:pPr>
         <w:pStyle w:val="Ttulo3"/>
-        <w:divId w:val="777528882"/>
+        <w:divId w:val="1873178777"/>
         <w:rPr>
           <w:rFonts w:eastAsia="Times New Roman"/>
           <w:lang w:val="es-ES"/>
@@ -2074,7 +2074,7 @@
     <w:p>
       <w:pPr>
         <w:pStyle w:val="NormalWeb"/>
-        <w:divId w:val="777528882"/>
+        <w:divId w:val="1873178777"/>
         <w:rPr>
           <w:rFonts w:ascii="Plus Jakarta Sans" w:hAnsi="Plus Jakarta Sans"/>
           <w:lang w:val="es-ES"/>
@@ -2103,7 +2103,7 @@
         </w:numPr>
         <w:spacing w:before="100" w:beforeAutospacing="1" w:after="90"/>
         <w:ind w:left="1020"/>
-        <w:divId w:val="777528882"/>
+        <w:divId w:val="1873178777"/>
         <w:rPr>
           <w:rFonts w:ascii="Plus Jakarta Sans" w:eastAsia="Times New Roman" w:hAnsi="Plus Jakarta Sans"/>
           <w:sz w:val="21"/>
@@ -2205,7 +2205,7 @@
         </w:numPr>
         <w:spacing w:before="100" w:beforeAutospacing="1" w:after="90"/>
         <w:ind w:left="1020"/>
-        <w:divId w:val="777528882"/>
+        <w:divId w:val="1873178777"/>
         <w:rPr>
           <w:rFonts w:ascii="Plus Jakarta Sans" w:eastAsia="Times New Roman" w:hAnsi="Plus Jakarta Sans"/>
           <w:sz w:val="21"/>
@@ -2317,7 +2317,7 @@
         </w:numPr>
         <w:spacing w:before="100" w:beforeAutospacing="1" w:after="90"/>
         <w:ind w:left="1020"/>
-        <w:divId w:val="777528882"/>
+        <w:divId w:val="1873178777"/>
         <w:rPr>
           <w:rFonts w:ascii="Plus Jakarta Sans" w:eastAsia="Times New Roman" w:hAnsi="Plus Jakarta Sans"/>
           <w:sz w:val="21"/>
@@ -2423,7 +2423,7 @@
     <w:p>
       <w:pPr>
         <w:pStyle w:val="Ttulo3"/>
-        <w:divId w:val="777528882"/>
+        <w:divId w:val="1873178777"/>
         <w:rPr>
           <w:rFonts w:eastAsia="Times New Roman"/>
           <w:lang w:val="es-ES"/>
@@ -2439,9 +2439,8 @@
     </w:p>
     <w:p>
       <w:pPr>
-        <w:spacing w:before="375" w:after="225"/>
         <w:jc w:val="center"/>
-        <w:divId w:val="1333871747"/>
+        <w:divId w:val="1132670062"/>
         <w:rPr>
           <w:rFonts w:ascii="Outfit" w:eastAsia="Times New Roman" w:hAnsi="Outfit"/>
           <w:b/>
@@ -2469,9 +2468,8 @@
     </w:p>
     <w:p>
       <w:pPr>
-        <w:spacing w:after="375"/>
         <w:jc w:val="center"/>
-        <w:divId w:val="1995059748"/>
+        <w:divId w:val="2108453403"/>
         <w:rPr>
           <w:rFonts w:ascii="Plus Jakarta Sans" w:eastAsia="Times New Roman" w:hAnsi="Plus Jakarta Sans"/>
           <w:lang w:val="es-ES"/>
@@ -2866,7 +2864,7 @@
     <w:p>
       <w:pPr>
         <w:spacing w:before="450" w:after="450"/>
-        <w:divId w:val="777528882"/>
+        <w:divId w:val="1873178777"/>
         <w:rPr>
           <w:rFonts w:ascii="Plus Jakarta Sans" w:eastAsia="Times New Roman" w:hAnsi="Plus Jakarta Sans"/>
           <w:lang w:val="es-ES"/>
@@ -2877,7 +2875,7 @@
           <w:rFonts w:ascii="Plus Jakarta Sans" w:eastAsia="Times New Roman" w:hAnsi="Plus Jakarta Sans"/>
           <w:lang w:val="es-ES"/>
         </w:rPr>
-        <w:pict>
+        <w:pict w14:anchorId="20BB342C">
           <v:rect id="_x0000_i1028" style="width:0;height:.75pt" o:hralign="center" o:hrstd="t" o:hr="t" fillcolor="#a0a0a0" stroked="f"/>
         </w:pict>
       </w:r>
@@ -2885,7 +2883,7 @@
     <w:p>
       <w:pPr>
         <w:pStyle w:val="Ttulo3"/>
-        <w:divId w:val="777528882"/>
+        <w:divId w:val="1873178777"/>
         <w:rPr>
           <w:rFonts w:eastAsia="Times New Roman"/>
           <w:lang w:val="es-ES"/>
@@ -2902,7 +2900,7 @@
     <w:p>
       <w:pPr>
         <w:pStyle w:val="NormalWeb"/>
-        <w:divId w:val="777528882"/>
+        <w:divId w:val="1873178777"/>
         <w:rPr>
           <w:rFonts w:ascii="Plus Jakarta Sans" w:hAnsi="Plus Jakarta Sans"/>
           <w:lang w:val="es-ES"/>
@@ -2935,7 +2933,7 @@
       </w:tblGrid>
       <w:tr>
         <w:trPr>
-          <w:divId w:val="242303269"/>
+          <w:divId w:val="758865793"/>
           <w:tblHeader/>
         </w:trPr>
         <w:tc>
@@ -3089,7 +3087,7 @@
       </w:tr>
       <w:tr>
         <w:trPr>
-          <w:divId w:val="242303269"/>
+          <w:divId w:val="758865793"/>
         </w:trPr>
         <w:tc>
           <w:tcPr>
@@ -3223,7 +3221,7 @@
       </w:tr>
       <w:tr>
         <w:trPr>
-          <w:divId w:val="242303269"/>
+          <w:divId w:val="758865793"/>
         </w:trPr>
         <w:tc>
           <w:tcPr>
@@ -3357,7 +3355,7 @@
       </w:tr>
       <w:tr>
         <w:trPr>
-          <w:divId w:val="242303269"/>
+          <w:divId w:val="758865793"/>
         </w:trPr>
         <w:tc>
           <w:tcPr>
@@ -3491,7 +3489,7 @@
       </w:tr>
       <w:tr>
         <w:trPr>
-          <w:divId w:val="242303269"/>
+          <w:divId w:val="758865793"/>
         </w:trPr>
         <w:tc>
           <w:tcPr>
@@ -3625,7 +3623,7 @@
       </w:tr>
       <w:tr>
         <w:trPr>
-          <w:divId w:val="242303269"/>
+          <w:divId w:val="758865793"/>
         </w:trPr>
         <w:tc>
           <w:tcPr>
@@ -3759,7 +3757,7 @@
       </w:tr>
       <w:tr>
         <w:trPr>
-          <w:divId w:val="242303269"/>
+          <w:divId w:val="758865793"/>
         </w:trPr>
         <w:tc>
           <w:tcPr>
@@ -3895,7 +3893,7 @@
     <w:p>
       <w:pPr>
         <w:pStyle w:val="Ttulo3"/>
-        <w:divId w:val="777528882"/>
+        <w:divId w:val="1873178777"/>
         <w:rPr>
           <w:rFonts w:eastAsia="Times New Roman"/>
           <w:lang w:val="es-ES"/>
@@ -3911,9 +3909,8 @@
     </w:p>
     <w:p>
       <w:pPr>
-        <w:spacing w:before="375" w:after="225"/>
         <w:jc w:val="center"/>
-        <w:divId w:val="1229152367"/>
+        <w:divId w:val="2046711728"/>
         <w:rPr>
           <w:rFonts w:ascii="Outfit" w:eastAsia="Times New Roman" w:hAnsi="Outfit"/>
           <w:b/>
@@ -3941,9 +3938,8 @@
     </w:p>
     <w:p>
       <w:pPr>
-        <w:spacing w:after="375"/>
         <w:jc w:val="center"/>
-        <w:divId w:val="339240226"/>
+        <w:divId w:val="766923443"/>
         <w:rPr>
           <w:rFonts w:ascii="Plus Jakarta Sans" w:eastAsia="Times New Roman" w:hAnsi="Plus Jakarta Sans"/>
           <w:lang w:val="es-ES"/>
@@ -4317,7 +4313,7 @@
     <w:p>
       <w:pPr>
         <w:spacing w:before="450" w:after="450"/>
-        <w:divId w:val="777528882"/>
+        <w:divId w:val="1873178777"/>
         <w:rPr>
           <w:rFonts w:ascii="Plus Jakarta Sans" w:eastAsia="Times New Roman" w:hAnsi="Plus Jakarta Sans"/>
           <w:lang w:val="es-ES"/>
@@ -4328,7 +4324,8 @@
           <w:rFonts w:ascii="Plus Jakarta Sans" w:eastAsia="Times New Roman" w:hAnsi="Plus Jakarta Sans"/>
           <w:lang w:val="es-ES"/>
         </w:rPr>
-        <w:pict>
+        <w:lastRenderedPageBreak/>
+        <w:pict w14:anchorId="48CD30E2">
           <v:rect id="_x0000_i1029" style="width:0;height:.75pt" o:hralign="center" o:hrstd="t" o:hr="t" fillcolor="#a0a0a0" stroked="f"/>
         </w:pict>
       </w:r>
@@ -4336,7 +4333,7 @@
     <w:p>
       <w:pPr>
         <w:pStyle w:val="Ttulo3"/>
-        <w:divId w:val="777528882"/>
+        <w:divId w:val="1873178777"/>
         <w:rPr>
           <w:rFonts w:eastAsia="Times New Roman"/>
           <w:lang w:val="es-ES"/>
@@ -4353,7 +4350,7 @@
     <w:p>
       <w:pPr>
         <w:pStyle w:val="NormalWeb"/>
-        <w:divId w:val="777528882"/>
+        <w:divId w:val="1873178777"/>
         <w:rPr>
           <w:rFonts w:ascii="Plus Jakarta Sans" w:hAnsi="Plus Jakarta Sans"/>
           <w:lang w:val="es-ES"/>
@@ -4375,7 +4372,7 @@
         </w:numPr>
         <w:spacing w:before="100" w:beforeAutospacing="1" w:after="90"/>
         <w:ind w:left="1020"/>
-        <w:divId w:val="777528882"/>
+        <w:divId w:val="1873178777"/>
         <w:rPr>
           <w:rFonts w:ascii="Plus Jakarta Sans" w:eastAsia="Times New Roman" w:hAnsi="Plus Jakarta Sans"/>
           <w:sz w:val="21"/>
@@ -4411,7 +4408,7 @@
         </w:numPr>
         <w:spacing w:before="100" w:beforeAutospacing="1" w:after="90"/>
         <w:ind w:left="1020"/>
-        <w:divId w:val="777528882"/>
+        <w:divId w:val="1873178777"/>
         <w:rPr>
           <w:rFonts w:ascii="Plus Jakarta Sans" w:eastAsia="Times New Roman" w:hAnsi="Plus Jakarta Sans"/>
           <w:sz w:val="21"/>
@@ -4456,7 +4453,7 @@
         </w:numPr>
         <w:spacing w:before="100" w:beforeAutospacing="1" w:after="90"/>
         <w:ind w:left="1020"/>
-        <w:divId w:val="777528882"/>
+        <w:divId w:val="1873178777"/>
         <w:rPr>
           <w:rFonts w:ascii="Plus Jakarta Sans" w:eastAsia="Times New Roman" w:hAnsi="Plus Jakarta Sans"/>
           <w:sz w:val="21"/>
@@ -4501,7 +4498,7 @@
         </w:numPr>
         <w:spacing w:before="100" w:beforeAutospacing="1" w:after="90"/>
         <w:ind w:left="1020"/>
-        <w:divId w:val="777528882"/>
+        <w:divId w:val="1873178777"/>
         <w:rPr>
           <w:rFonts w:ascii="Plus Jakarta Sans" w:eastAsia="Times New Roman" w:hAnsi="Plus Jakarta Sans"/>
           <w:sz w:val="21"/>
@@ -4557,7 +4554,7 @@
       </w:tblGrid>
       <w:tr>
         <w:trPr>
-          <w:divId w:val="1068843768"/>
+          <w:divId w:val="1182671173"/>
           <w:tblHeader/>
         </w:trPr>
         <w:tc>
@@ -4711,7 +4708,7 @@
       </w:tr>
       <w:tr>
         <w:trPr>
-          <w:divId w:val="1068843768"/>
+          <w:divId w:val="1182671173"/>
         </w:trPr>
         <w:tc>
           <w:tcPr>
@@ -4837,7 +4834,7 @@
       </w:tr>
       <w:tr>
         <w:trPr>
-          <w:divId w:val="1068843768"/>
+          <w:divId w:val="1182671173"/>
         </w:trPr>
         <w:tc>
           <w:tcPr>
@@ -4963,7 +4960,7 @@
       </w:tr>
       <w:tr>
         <w:trPr>
-          <w:divId w:val="1068843768"/>
+          <w:divId w:val="1182671173"/>
         </w:trPr>
         <w:tc>
           <w:tcPr>
@@ -5089,7 +5086,7 @@
       </w:tr>
       <w:tr>
         <w:trPr>
-          <w:divId w:val="1068843768"/>
+          <w:divId w:val="1182671173"/>
         </w:trPr>
         <w:tc>
           <w:tcPr>
@@ -5217,7 +5214,7 @@
     <w:p>
       <w:pPr>
         <w:spacing w:before="450" w:after="450"/>
-        <w:divId w:val="777528882"/>
+        <w:divId w:val="1873178777"/>
         <w:rPr>
           <w:rFonts w:ascii="Plus Jakarta Sans" w:eastAsia="Times New Roman" w:hAnsi="Plus Jakarta Sans"/>
           <w:lang w:val="es-ES"/>
@@ -5228,7 +5225,7 @@
           <w:rFonts w:ascii="Plus Jakarta Sans" w:eastAsia="Times New Roman" w:hAnsi="Plus Jakarta Sans"/>
           <w:lang w:val="es-ES"/>
         </w:rPr>
-        <w:pict>
+        <w:pict w14:anchorId="02D93116">
           <v:rect id="_x0000_i1030" style="width:0;height:.75pt" o:hralign="center" o:hrstd="t" o:hr="t" fillcolor="#a0a0a0" stroked="f"/>
         </w:pict>
       </w:r>
@@ -5236,7 +5233,7 @@
     <w:p>
       <w:pPr>
         <w:pStyle w:val="Ttulo3"/>
-        <w:divId w:val="777528882"/>
+        <w:divId w:val="1873178777"/>
         <w:rPr>
           <w:rFonts w:eastAsia="Times New Roman"/>
           <w:lang w:val="es-ES"/>
@@ -5253,7 +5250,7 @@
     <w:p>
       <w:pPr>
         <w:pStyle w:val="NormalWeb"/>
-        <w:divId w:val="777528882"/>
+        <w:divId w:val="1873178777"/>
         <w:rPr>
           <w:rFonts w:ascii="Plus Jakarta Sans" w:hAnsi="Plus Jakarta Sans"/>
           <w:lang w:val="es-ES"/>
@@ -5277,7 +5274,7 @@
     <w:p>
       <w:pPr>
         <w:pStyle w:val="Ttulo4"/>
-        <w:divId w:val="777528882"/>
+        <w:divId w:val="1873178777"/>
         <w:rPr>
           <w:rFonts w:eastAsia="Times New Roman"/>
           <w:lang w:val="es-ES"/>
@@ -5293,9 +5290,8 @@
     </w:p>
     <w:p>
       <w:pPr>
-        <w:spacing w:before="375" w:after="225"/>
         <w:jc w:val="center"/>
-        <w:divId w:val="1339044583"/>
+        <w:divId w:val="1647738217"/>
         <w:rPr>
           <w:rFonts w:ascii="Outfit" w:eastAsia="Times New Roman" w:hAnsi="Outfit"/>
           <w:b/>
@@ -5323,9 +5319,8 @@
     </w:p>
     <w:p>
       <w:pPr>
-        <w:spacing w:after="375"/>
         <w:jc w:val="center"/>
-        <w:divId w:val="1395471663"/>
+        <w:divId w:val="1548952182"/>
         <w:rPr>
           <w:rFonts w:ascii="Plus Jakarta Sans" w:eastAsia="Times New Roman" w:hAnsi="Plus Jakarta Sans"/>
           <w:lang w:val="es-ES"/>
@@ -5608,7 +5603,7 @@
     <w:p>
       <w:pPr>
         <w:pStyle w:val="Ttulo4"/>
-        <w:divId w:val="777528882"/>
+        <w:divId w:val="1873178777"/>
         <w:rPr>
           <w:rFonts w:eastAsia="Times New Roman"/>
           <w:lang w:val="es-ES"/>
@@ -5631,9 +5626,8 @@
     </w:p>
     <w:p>
       <w:pPr>
-        <w:spacing w:before="375" w:after="225"/>
         <w:jc w:val="center"/>
-        <w:divId w:val="1448311019"/>
+        <w:divId w:val="698705759"/>
         <w:rPr>
           <w:rFonts w:ascii="Outfit" w:eastAsia="Times New Roman" w:hAnsi="Outfit"/>
           <w:b/>
@@ -5661,9 +5655,8 @@
     </w:p>
     <w:p>
       <w:pPr>
-        <w:spacing w:after="375"/>
         <w:jc w:val="center"/>
-        <w:divId w:val="183053373"/>
+        <w:divId w:val="1365790715"/>
         <w:rPr>
           <w:rFonts w:ascii="Plus Jakarta Sans" w:eastAsia="Times New Roman" w:hAnsi="Plus Jakarta Sans"/>
           <w:lang w:val="es-ES"/>
@@ -5981,7 +5974,7 @@
     <w:p>
       <w:pPr>
         <w:pStyle w:val="Ttulo4"/>
-        <w:divId w:val="777528882"/>
+        <w:divId w:val="1873178777"/>
         <w:rPr>
           <w:rFonts w:eastAsia="Times New Roman"/>
           <w:lang w:val="es-ES"/>
@@ -5992,14 +5985,14 @@
           <w:rFonts w:eastAsia="Times New Roman"/>
           <w:lang w:val="es-ES"/>
         </w:rPr>
+        <w:lastRenderedPageBreak/>
         <w:t>Destino de la Producción Agrícola por Sector:</w:t>
       </w:r>
     </w:p>
     <w:p>
       <w:pPr>
-        <w:spacing w:before="375" w:after="225"/>
         <w:jc w:val="center"/>
-        <w:divId w:val="948971998"/>
+        <w:divId w:val="2088262796"/>
         <w:rPr>
           <w:rFonts w:ascii="Outfit" w:eastAsia="Times New Roman" w:hAnsi="Outfit"/>
           <w:b/>
@@ -6027,9 +6020,8 @@
     </w:p>
     <w:p>
       <w:pPr>
-        <w:spacing w:after="375"/>
         <w:jc w:val="center"/>
-        <w:divId w:val="773094646"/>
+        <w:divId w:val="380447813"/>
         <w:rPr>
           <w:rFonts w:ascii="Plus Jakarta Sans" w:eastAsia="Times New Roman" w:hAnsi="Plus Jakarta Sans"/>
           <w:lang w:val="es-ES"/>
@@ -6333,7 +6325,7 @@
     <w:p>
       <w:pPr>
         <w:spacing w:before="450" w:after="450"/>
-        <w:divId w:val="777528882"/>
+        <w:divId w:val="1873178777"/>
         <w:rPr>
           <w:rFonts w:ascii="Plus Jakarta Sans" w:eastAsia="Times New Roman" w:hAnsi="Plus Jakarta Sans"/>
           <w:lang w:val="es-ES"/>
@@ -6344,7 +6336,7 @@
           <w:rFonts w:ascii="Plus Jakarta Sans" w:eastAsia="Times New Roman" w:hAnsi="Plus Jakarta Sans"/>
           <w:lang w:val="es-ES"/>
         </w:rPr>
-        <w:pict>
+        <w:pict w14:anchorId="613CCA71">
           <v:rect id="_x0000_i1031" style="width:0;height:.75pt" o:hralign="center" o:hrstd="t" o:hr="t" fillcolor="#a0a0a0" stroked="f"/>
         </w:pict>
       </w:r>
@@ -6352,7 +6344,7 @@
     <w:p>
       <w:pPr>
         <w:pStyle w:val="Ttulo3"/>
-        <w:divId w:val="777528882"/>
+        <w:divId w:val="1873178777"/>
         <w:rPr>
           <w:rFonts w:eastAsia="Times New Roman"/>
           <w:lang w:val="es-ES"/>
@@ -6369,7 +6361,7 @@
     <w:p>
       <w:pPr>
         <w:pStyle w:val="NormalWeb"/>
-        <w:divId w:val="777528882"/>
+        <w:divId w:val="1873178777"/>
         <w:rPr>
           <w:rFonts w:ascii="Plus Jakarta Sans" w:hAnsi="Plus Jakarta Sans"/>
           <w:lang w:val="es-ES"/>
@@ -6393,7 +6385,7 @@
     <w:p>
       <w:pPr>
         <w:pStyle w:val="Ttulo4"/>
-        <w:divId w:val="777528882"/>
+        <w:divId w:val="1873178777"/>
         <w:rPr>
           <w:rFonts w:eastAsia="Times New Roman"/>
           <w:lang w:val="es-ES"/>
@@ -6410,7 +6402,7 @@
     <w:p>
       <w:pPr>
         <w:pStyle w:val="NormalWeb"/>
-        <w:divId w:val="777528882"/>
+        <w:divId w:val="1873178777"/>
         <w:rPr>
           <w:rFonts w:ascii="Plus Jakarta Sans" w:hAnsi="Plus Jakarta Sans"/>
           <w:lang w:val="es-ES"/>
@@ -6441,7 +6433,7 @@
       </w:tblGrid>
       <w:tr>
         <w:trPr>
-          <w:divId w:val="807817469"/>
+          <w:divId w:val="1920405460"/>
           <w:tblHeader/>
         </w:trPr>
         <w:tc>
@@ -6521,7 +6513,7 @@
       </w:tr>
       <w:tr>
         <w:trPr>
-          <w:divId w:val="807817469"/>
+          <w:divId w:val="1920405460"/>
         </w:trPr>
         <w:tc>
           <w:tcPr>
@@ -6610,7 +6602,7 @@
     <w:p>
       <w:pPr>
         <w:pStyle w:val="Ttulo4"/>
-        <w:divId w:val="777528882"/>
+        <w:divId w:val="1873178777"/>
         <w:rPr>
           <w:rFonts w:eastAsia="Times New Roman"/>
           <w:lang w:val="es-ES"/>
@@ -6627,7 +6619,7 @@
     <w:p>
       <w:pPr>
         <w:pStyle w:val="NormalWeb"/>
-        <w:divId w:val="777528882"/>
+        <w:divId w:val="1873178777"/>
         <w:rPr>
           <w:rFonts w:ascii="Plus Jakarta Sans" w:hAnsi="Plus Jakarta Sans"/>
           <w:lang w:val="es-ES"/>
@@ -6658,7 +6650,7 @@
       </w:tblGrid>
       <w:tr>
         <w:trPr>
-          <w:divId w:val="2031947544"/>
+          <w:divId w:val="1477607293"/>
           <w:tblHeader/>
         </w:trPr>
         <w:tc>
@@ -6738,7 +6730,7 @@
       </w:tr>
       <w:tr>
         <w:trPr>
-          <w:divId w:val="2031947544"/>
+          <w:divId w:val="1477607293"/>
         </w:trPr>
         <w:tc>
           <w:tcPr>
@@ -6836,7 +6828,7 @@
     <w:p>
       <w:pPr>
         <w:pStyle w:val="Ttulo4"/>
-        <w:divId w:val="777528882"/>
+        <w:divId w:val="1873178777"/>
         <w:rPr>
           <w:rFonts w:eastAsia="Times New Roman"/>
           <w:lang w:val="es-ES"/>
@@ -6853,7 +6845,7 @@
     <w:p>
       <w:pPr>
         <w:pStyle w:val="NormalWeb"/>
-        <w:divId w:val="777528882"/>
+        <w:divId w:val="1873178777"/>
         <w:rPr>
           <w:rFonts w:ascii="Plus Jakarta Sans" w:hAnsi="Plus Jakarta Sans"/>
           <w:lang w:val="es-ES"/>
@@ -6884,7 +6876,7 @@
       </w:tblGrid>
       <w:tr>
         <w:trPr>
-          <w:divId w:val="954600255"/>
+          <w:divId w:val="867597147"/>
           <w:tblHeader/>
         </w:trPr>
         <w:tc>
@@ -6920,6 +6912,7 @@
                 <w:sz w:val="20"/>
                 <w:szCs w:val="20"/>
               </w:rPr>
+              <w:lastRenderedPageBreak/>
               <w:t>Cultivos Frecuentes</w:t>
             </w:r>
           </w:p>
@@ -6964,7 +6957,7 @@
       </w:tr>
       <w:tr>
         <w:trPr>
-          <w:divId w:val="954600255"/>
+          <w:divId w:val="867597147"/>
         </w:trPr>
         <w:tc>
           <w:tcPr>
@@ -7053,7 +7046,7 @@
     <w:p>
       <w:pPr>
         <w:spacing w:before="450" w:after="450"/>
-        <w:divId w:val="777528882"/>
+        <w:divId w:val="1873178777"/>
         <w:rPr>
           <w:rFonts w:ascii="Plus Jakarta Sans" w:eastAsia="Times New Roman" w:hAnsi="Plus Jakarta Sans"/>
           <w:lang w:val="es-ES"/>
@@ -7064,7 +7057,7 @@
           <w:rFonts w:ascii="Plus Jakarta Sans" w:eastAsia="Times New Roman" w:hAnsi="Plus Jakarta Sans"/>
           <w:lang w:val="es-ES"/>
         </w:rPr>
-        <w:pict>
+        <w:pict w14:anchorId="742F4CC2">
           <v:rect id="_x0000_i1032" style="width:0;height:.75pt" o:hralign="center" o:hrstd="t" o:hr="t" fillcolor="#a0a0a0" stroked="f"/>
         </w:pict>
       </w:r>
@@ -7072,7 +7065,7 @@
     <w:p>
       <w:pPr>
         <w:pStyle w:val="Ttulo2"/>
-        <w:divId w:val="777528882"/>
+        <w:divId w:val="1873178777"/>
         <w:rPr>
           <w:rFonts w:eastAsia="Times New Roman"/>
           <w:lang w:val="es-ES"/>
@@ -7089,7 +7082,7 @@
     <w:p>
       <w:pPr>
         <w:pStyle w:val="NormalWeb"/>
-        <w:divId w:val="777528882"/>
+        <w:divId w:val="1873178777"/>
         <w:rPr>
           <w:rFonts w:ascii="Plus Jakarta Sans" w:hAnsi="Plus Jakarta Sans"/>
           <w:lang w:val="es-ES"/>
@@ -7106,7 +7099,7 @@
     <w:p>
       <w:pPr>
         <w:pStyle w:val="Ttulo3"/>
-        <w:divId w:val="777528882"/>
+        <w:divId w:val="1873178777"/>
         <w:rPr>
           <w:rFonts w:eastAsia="Times New Roman"/>
           <w:lang w:val="es-ES"/>
@@ -7123,7 +7116,7 @@
     <w:p>
       <w:pPr>
         <w:pStyle w:val="NormalWeb"/>
-        <w:divId w:val="777528882"/>
+        <w:divId w:val="1873178777"/>
         <w:rPr>
           <w:rFonts w:ascii="Plus Jakarta Sans" w:hAnsi="Plus Jakarta Sans"/>
           <w:lang w:val="es-ES"/>
@@ -7156,7 +7149,7 @@
       </w:tblGrid>
       <w:tr>
         <w:trPr>
-          <w:divId w:val="952440247"/>
+          <w:divId w:val="785581222"/>
           <w:tblHeader/>
         </w:trPr>
         <w:tc>
@@ -7321,7 +7314,7 @@
       </w:tr>
       <w:tr>
         <w:trPr>
-          <w:divId w:val="952440247"/>
+          <w:divId w:val="785581222"/>
         </w:trPr>
         <w:tc>
           <w:tcPr>
@@ -7447,7 +7440,7 @@
       </w:tr>
       <w:tr>
         <w:trPr>
-          <w:divId w:val="952440247"/>
+          <w:divId w:val="785581222"/>
         </w:trPr>
         <w:tc>
           <w:tcPr>
@@ -7573,7 +7566,7 @@
       </w:tr>
       <w:tr>
         <w:trPr>
-          <w:divId w:val="952440247"/>
+          <w:divId w:val="785581222"/>
         </w:trPr>
         <w:tc>
           <w:tcPr>
@@ -7699,7 +7692,7 @@
       </w:tr>
       <w:tr>
         <w:trPr>
-          <w:divId w:val="952440247"/>
+          <w:divId w:val="785581222"/>
         </w:trPr>
         <w:tc>
           <w:tcPr>
@@ -7827,7 +7820,7 @@
     <w:p>
       <w:pPr>
         <w:pStyle w:val="Ttulo3"/>
-        <w:divId w:val="777528882"/>
+        <w:divId w:val="1873178777"/>
         <w:rPr>
           <w:rFonts w:eastAsia="Times New Roman"/>
           <w:lang w:val="es-ES"/>
@@ -7845,7 +7838,7 @@
       <w:pPr>
         <w:spacing w:before="375" w:after="225"/>
         <w:jc w:val="center"/>
-        <w:divId w:val="268122805"/>
+        <w:divId w:val="1348173038"/>
         <w:rPr>
           <w:rFonts w:ascii="Outfit" w:eastAsia="Times New Roman" w:hAnsi="Outfit"/>
           <w:b/>
@@ -7875,7 +7868,7 @@
       <w:pPr>
         <w:spacing w:after="375"/>
         <w:jc w:val="center"/>
-        <w:divId w:val="997227776"/>
+        <w:divId w:val="1773014178"/>
         <w:rPr>
           <w:rFonts w:ascii="Plus Jakarta Sans" w:eastAsia="Times New Roman" w:hAnsi="Plus Jakarta Sans"/>
           <w:lang w:val="es-ES"/>
@@ -8242,7 +8235,7 @@
     <w:p>
       <w:pPr>
         <w:pStyle w:val="Ttulo3"/>
-        <w:divId w:val="777528882"/>
+        <w:divId w:val="1873178777"/>
         <w:rPr>
           <w:rFonts w:eastAsia="Times New Roman"/>
           <w:lang w:val="es-ES"/>
@@ -8266,7 +8259,7 @@
     <w:p>
       <w:pPr>
         <w:pStyle w:val="NormalWeb"/>
-        <w:divId w:val="777528882"/>
+        <w:divId w:val="1873178777"/>
         <w:rPr>
           <w:rFonts w:ascii="Plus Jakarta Sans" w:hAnsi="Plus Jakarta Sans"/>
           <w:lang w:val="es-ES"/>
@@ -8288,7 +8281,7 @@
         </w:numPr>
         <w:spacing w:before="100" w:beforeAutospacing="1" w:after="90"/>
         <w:ind w:left="1020"/>
-        <w:divId w:val="777528882"/>
+        <w:divId w:val="1873178777"/>
         <w:rPr>
           <w:rFonts w:ascii="Plus Jakarta Sans" w:eastAsia="Times New Roman" w:hAnsi="Plus Jakarta Sans"/>
           <w:sz w:val="21"/>
@@ -8324,7 +8317,7 @@
         </w:numPr>
         <w:spacing w:before="100" w:beforeAutospacing="1" w:after="90"/>
         <w:ind w:left="1020"/>
-        <w:divId w:val="777528882"/>
+        <w:divId w:val="1873178777"/>
         <w:rPr>
           <w:rFonts w:ascii="Plus Jakarta Sans" w:eastAsia="Times New Roman" w:hAnsi="Plus Jakarta Sans"/>
           <w:sz w:val="21"/>
@@ -8369,7 +8362,7 @@
         </w:numPr>
         <w:spacing w:before="100" w:beforeAutospacing="1" w:after="90"/>
         <w:ind w:left="1020"/>
-        <w:divId w:val="777528882"/>
+        <w:divId w:val="1873178777"/>
         <w:rPr>
           <w:rFonts w:ascii="Plus Jakarta Sans" w:eastAsia="Times New Roman" w:hAnsi="Plus Jakarta Sans"/>
           <w:sz w:val="21"/>
@@ -8423,7 +8416,7 @@
         </w:numPr>
         <w:spacing w:before="100" w:beforeAutospacing="1" w:after="90"/>
         <w:ind w:left="1020"/>
-        <w:divId w:val="777528882"/>
+        <w:divId w:val="1873178777"/>
         <w:rPr>
           <w:rFonts w:ascii="Plus Jakarta Sans" w:eastAsia="Times New Roman" w:hAnsi="Plus Jakarta Sans"/>
           <w:sz w:val="21"/>
@@ -8468,7 +8461,7 @@
         </w:numPr>
         <w:spacing w:before="100" w:beforeAutospacing="1" w:after="90"/>
         <w:ind w:left="1020"/>
-        <w:divId w:val="777528882"/>
+        <w:divId w:val="1873178777"/>
         <w:rPr>
           <w:rFonts w:ascii="Plus Jakarta Sans" w:eastAsia="Times New Roman" w:hAnsi="Plus Jakarta Sans"/>
           <w:sz w:val="21"/>
@@ -8504,7 +8497,7 @@
         </w:numPr>
         <w:spacing w:before="100" w:beforeAutospacing="1" w:after="90"/>
         <w:ind w:left="1020"/>
-        <w:divId w:val="777528882"/>
+        <w:divId w:val="1873178777"/>
         <w:rPr>
           <w:rFonts w:ascii="Plus Jakarta Sans" w:eastAsia="Times New Roman" w:hAnsi="Plus Jakarta Sans"/>
           <w:sz w:val="21"/>
@@ -8549,7 +8542,7 @@
         </w:numPr>
         <w:spacing w:before="100" w:beforeAutospacing="1" w:after="90"/>
         <w:ind w:left="1020"/>
-        <w:divId w:val="777528882"/>
+        <w:divId w:val="1873178777"/>
         <w:rPr>
           <w:rFonts w:ascii="Plus Jakarta Sans" w:eastAsia="Times New Roman" w:hAnsi="Plus Jakarta Sans"/>
           <w:sz w:val="21"/>
@@ -8594,7 +8587,7 @@
         </w:numPr>
         <w:spacing w:before="100" w:beforeAutospacing="1" w:after="90"/>
         <w:ind w:left="1020"/>
-        <w:divId w:val="777528882"/>
+        <w:divId w:val="1873178777"/>
         <w:rPr>
           <w:rFonts w:ascii="Plus Jakarta Sans" w:eastAsia="Times New Roman" w:hAnsi="Plus Jakarta Sans"/>
           <w:sz w:val="21"/>
@@ -8639,7 +8632,7 @@
         </w:numPr>
         <w:spacing w:before="100" w:beforeAutospacing="1" w:after="90"/>
         <w:ind w:left="1020"/>
-        <w:divId w:val="777528882"/>
+        <w:divId w:val="1873178777"/>
         <w:rPr>
           <w:rFonts w:ascii="Plus Jakarta Sans" w:eastAsia="Times New Roman" w:hAnsi="Plus Jakarta Sans"/>
           <w:sz w:val="21"/>
@@ -8675,7 +8668,7 @@
         </w:numPr>
         <w:spacing w:before="100" w:beforeAutospacing="1" w:after="90"/>
         <w:ind w:left="1020"/>
-        <w:divId w:val="777528882"/>
+        <w:divId w:val="1873178777"/>
         <w:rPr>
           <w:rFonts w:ascii="Plus Jakarta Sans" w:eastAsia="Times New Roman" w:hAnsi="Plus Jakarta Sans"/>
           <w:sz w:val="21"/>
@@ -8729,7 +8722,7 @@
         </w:numPr>
         <w:spacing w:before="100" w:beforeAutospacing="1" w:after="90"/>
         <w:ind w:left="1020"/>
-        <w:divId w:val="777528882"/>
+        <w:divId w:val="1873178777"/>
         <w:rPr>
           <w:rFonts w:ascii="Plus Jakarta Sans" w:eastAsia="Times New Roman" w:hAnsi="Plus Jakarta Sans"/>
           <w:sz w:val="21"/>
@@ -8774,7 +8767,7 @@
         </w:numPr>
         <w:spacing w:before="100" w:beforeAutospacing="1" w:after="90"/>
         <w:ind w:left="1020"/>
-        <w:divId w:val="777528882"/>
+        <w:divId w:val="1873178777"/>
         <w:rPr>
           <w:rFonts w:ascii="Plus Jakarta Sans" w:eastAsia="Times New Roman" w:hAnsi="Plus Jakarta Sans"/>
           <w:sz w:val="21"/>
@@ -8814,7 +8807,7 @@
     <w:p>
       <w:pPr>
         <w:pStyle w:val="Ttulo3"/>
-        <w:divId w:val="777528882"/>
+        <w:divId w:val="1873178777"/>
         <w:rPr>
           <w:rFonts w:eastAsia="Times New Roman"/>
           <w:lang w:val="es-ES"/>
@@ -8832,7 +8825,7 @@
       <w:pPr>
         <w:spacing w:before="375" w:after="225"/>
         <w:jc w:val="center"/>
-        <w:divId w:val="1579629547"/>
+        <w:divId w:val="445781197"/>
         <w:rPr>
           <w:rFonts w:ascii="Outfit" w:eastAsia="Times New Roman" w:hAnsi="Outfit"/>
           <w:b/>
@@ -8862,7 +8855,7 @@
       <w:pPr>
         <w:spacing w:after="375"/>
         <w:jc w:val="center"/>
-        <w:divId w:val="866529537"/>
+        <w:divId w:val="5643441"/>
         <w:rPr>
           <w:rFonts w:ascii="Plus Jakarta Sans" w:eastAsia="Times New Roman" w:hAnsi="Plus Jakarta Sans"/>
           <w:lang w:val="es-ES"/>
@@ -9152,7 +9145,7 @@
     <w:p>
       <w:pPr>
         <w:spacing w:before="450" w:after="450"/>
-        <w:divId w:val="777528882"/>
+        <w:divId w:val="1873178777"/>
         <w:rPr>
           <w:rFonts w:ascii="Plus Jakarta Sans" w:eastAsia="Times New Roman" w:hAnsi="Plus Jakarta Sans"/>
           <w:lang w:val="es-ES"/>
@@ -9163,7 +9156,7 @@
           <w:rFonts w:ascii="Plus Jakarta Sans" w:eastAsia="Times New Roman" w:hAnsi="Plus Jakarta Sans"/>
           <w:lang w:val="es-ES"/>
         </w:rPr>
-        <w:pict>
+        <w:pict w14:anchorId="55A09B0C">
           <v:rect id="_x0000_i1033" style="width:0;height:.75pt" o:hralign="center" o:hrstd="t" o:hr="t" fillcolor="#a0a0a0" stroked="f"/>
         </w:pict>
       </w:r>
@@ -9171,7 +9164,7 @@
     <w:p>
       <w:pPr>
         <w:pStyle w:val="Ttulo2"/>
-        <w:divId w:val="777528882"/>
+        <w:divId w:val="1873178777"/>
         <w:rPr>
           <w:rFonts w:eastAsia="Times New Roman"/>
           <w:lang w:val="es-ES"/>
@@ -9188,7 +9181,7 @@
     <w:p>
       <w:pPr>
         <w:pStyle w:val="NormalWeb"/>
-        <w:divId w:val="777528882"/>
+        <w:divId w:val="1873178777"/>
         <w:rPr>
           <w:rFonts w:ascii="Plus Jakarta Sans" w:hAnsi="Plus Jakarta Sans"/>
           <w:lang w:val="es-ES"/>
@@ -9205,7 +9198,7 @@
     <w:p>
       <w:pPr>
         <w:pStyle w:val="NormalWeb"/>
-        <w:divId w:val="777528882"/>
+        <w:divId w:val="1873178777"/>
         <w:rPr>
           <w:rFonts w:ascii="Plus Jakarta Sans" w:hAnsi="Plus Jakarta Sans"/>
           <w:lang w:val="es-ES"/>
@@ -9267,7 +9260,7 @@
     <w:p>
       <w:pPr>
         <w:pStyle w:val="NormalWeb"/>
-        <w:divId w:val="777528882"/>
+        <w:divId w:val="1873178777"/>
         <w:rPr>
           <w:rFonts w:ascii="Plus Jakarta Sans" w:hAnsi="Plus Jakarta Sans"/>
           <w:lang w:val="es-ES"/>
@@ -9321,7 +9314,7 @@
     <w:p>
       <w:pPr>
         <w:pStyle w:val="NormalWeb"/>
-        <w:divId w:val="777528882"/>
+        <w:divId w:val="1873178777"/>
         <w:rPr>
           <w:rFonts w:ascii="Plus Jakarta Sans" w:hAnsi="Plus Jakarta Sans"/>
           <w:lang w:val="es-ES"/>
@@ -9382,7 +9375,7 @@
     <w:p>
       <w:pPr>
         <w:pStyle w:val="NormalWeb"/>
-        <w:divId w:val="777528882"/>
+        <w:divId w:val="1873178777"/>
         <w:rPr>
           <w:rFonts w:ascii="Plus Jakarta Sans" w:hAnsi="Plus Jakarta Sans"/>
           <w:lang w:val="es-ES"/>
@@ -9436,7 +9429,7 @@
     <w:p>
       <w:pPr>
         <w:spacing w:before="450" w:after="450"/>
-        <w:divId w:val="777528882"/>
+        <w:divId w:val="1873178777"/>
         <w:rPr>
           <w:rFonts w:ascii="Plus Jakarta Sans" w:eastAsia="Times New Roman" w:hAnsi="Plus Jakarta Sans"/>
           <w:lang w:val="es-ES"/>
@@ -9447,7 +9440,7 @@
           <w:rFonts w:ascii="Plus Jakarta Sans" w:eastAsia="Times New Roman" w:hAnsi="Plus Jakarta Sans"/>
           <w:lang w:val="es-ES"/>
         </w:rPr>
-        <w:pict>
+        <w:pict w14:anchorId="0D68FCD8">
           <v:rect id="_x0000_i1034" style="width:0;height:.75pt" o:hralign="center" o:hrstd="t" o:hr="t" fillcolor="#a0a0a0" stroked="f"/>
         </w:pict>
       </w:r>
@@ -9455,7 +9448,7 @@
     <w:p>
       <w:pPr>
         <w:pStyle w:val="Ttulo2"/>
-        <w:divId w:val="777528882"/>
+        <w:divId w:val="1873178777"/>
         <w:rPr>
           <w:rFonts w:eastAsia="Times New Roman"/>
           <w:lang w:val="es-ES"/>
@@ -9472,7 +9465,7 @@
     <w:p>
       <w:pPr>
         <w:pStyle w:val="NormalWeb"/>
-        <w:divId w:val="777528882"/>
+        <w:divId w:val="1873178777"/>
         <w:rPr>
           <w:rFonts w:ascii="Plus Jakarta Sans" w:hAnsi="Plus Jakarta Sans"/>
           <w:lang w:val="es-ES"/>
@@ -9511,7 +9504,7 @@
     <w:p>
       <w:pPr>
         <w:pStyle w:val="Ttulo3"/>
-        <w:divId w:val="777528882"/>
+        <w:divId w:val="1873178777"/>
         <w:rPr>
           <w:rFonts w:eastAsia="Times New Roman"/>
           <w:lang w:val="es-ES"/>
@@ -9545,7 +9538,7 @@
       </w:tblGrid>
       <w:tr>
         <w:trPr>
-          <w:divId w:val="2065441676"/>
+          <w:divId w:val="196241718"/>
           <w:tblHeader/>
         </w:trPr>
         <w:tc>
@@ -9736,7 +9729,7 @@
       </w:tr>
       <w:tr>
         <w:trPr>
-          <w:divId w:val="2065441676"/>
+          <w:divId w:val="196241718"/>
         </w:trPr>
         <w:tc>
           <w:tcPr>
@@ -9892,7 +9885,7 @@
       </w:tr>
       <w:tr>
         <w:trPr>
-          <w:divId w:val="2065441676"/>
+          <w:divId w:val="196241718"/>
         </w:trPr>
         <w:tc>
           <w:tcPr>
@@ -10048,7 +10041,7 @@
       </w:tr>
       <w:tr>
         <w:trPr>
-          <w:divId w:val="2065441676"/>
+          <w:divId w:val="196241718"/>
         </w:trPr>
         <w:tc>
           <w:tcPr>
@@ -10204,7 +10197,7 @@
       </w:tr>
       <w:tr>
         <w:trPr>
-          <w:divId w:val="2065441676"/>
+          <w:divId w:val="196241718"/>
         </w:trPr>
         <w:tc>
           <w:tcPr>
@@ -10366,7 +10359,7 @@
     <w:p>
       <w:pPr>
         <w:pStyle w:val="Ttulo3"/>
-        <w:divId w:val="777528882"/>
+        <w:divId w:val="1873178777"/>
         <w:rPr>
           <w:rFonts w:eastAsia="Times New Roman"/>
           <w:lang w:val="es-ES"/>
@@ -10400,7 +10393,7 @@
       </w:tblGrid>
       <w:tr>
         <w:trPr>
-          <w:divId w:val="953363433"/>
+          <w:divId w:val="1772704128"/>
           <w:tblHeader/>
         </w:trPr>
         <w:tc>
@@ -10591,7 +10584,7 @@
       </w:tr>
       <w:tr>
         <w:trPr>
-          <w:divId w:val="953363433"/>
+          <w:divId w:val="1772704128"/>
         </w:trPr>
         <w:tc>
           <w:tcPr>
@@ -10748,7 +10741,7 @@
       </w:tr>
       <w:tr>
         <w:trPr>
-          <w:divId w:val="953363433"/>
+          <w:divId w:val="1772704128"/>
         </w:trPr>
         <w:tc>
           <w:tcPr>
@@ -10907,7 +10900,7 @@
     <w:p>
       <w:pPr>
         <w:pStyle w:val="Ttulo3"/>
-        <w:divId w:val="777528882"/>
+        <w:divId w:val="1873178777"/>
         <w:rPr>
           <w:rFonts w:eastAsia="Times New Roman"/>
           <w:lang w:val="es-ES"/>
@@ -10942,7 +10935,7 @@
       </w:tblGrid>
       <w:tr>
         <w:trPr>
-          <w:divId w:val="1187520238"/>
+          <w:divId w:val="1708287966"/>
           <w:tblHeader/>
         </w:trPr>
         <w:tc>
@@ -11170,7 +11163,7 @@
       </w:tr>
       <w:tr>
         <w:trPr>
-          <w:divId w:val="1187520238"/>
+          <w:divId w:val="1708287966"/>
         </w:trPr>
         <w:tc>
           <w:tcPr>
@@ -11366,7 +11359,7 @@
       </w:tr>
       <w:tr>
         <w:trPr>
-          <w:divId w:val="1187520238"/>
+          <w:divId w:val="1708287966"/>
         </w:trPr>
         <w:tc>
           <w:tcPr>
@@ -11551,7 +11544,7 @@
       </w:tr>
       <w:tr>
         <w:trPr>
-          <w:divId w:val="1187520238"/>
+          <w:divId w:val="1708287966"/>
         </w:trPr>
         <w:tc>
           <w:tcPr>
@@ -11749,7 +11742,7 @@
     <w:p>
       <w:pPr>
         <w:pStyle w:val="Ttulo4"/>
-        <w:divId w:val="777528882"/>
+        <w:divId w:val="1873178777"/>
         <w:rPr>
           <w:rFonts w:eastAsia="Times New Roman"/>
           <w:lang w:val="es-ES"/>
@@ -11767,7 +11760,7 @@
       <w:pPr>
         <w:spacing w:before="375" w:after="225"/>
         <w:jc w:val="center"/>
-        <w:divId w:val="396438793"/>
+        <w:divId w:val="1462573753"/>
         <w:rPr>
           <w:rFonts w:ascii="Outfit" w:eastAsia="Times New Roman" w:hAnsi="Outfit"/>
           <w:b/>
@@ -11797,7 +11790,7 @@
       <w:pPr>
         <w:spacing w:after="375"/>
         <w:jc w:val="center"/>
-        <w:divId w:val="1163277392"/>
+        <w:divId w:val="1217013427"/>
         <w:rPr>
           <w:rFonts w:ascii="Plus Jakarta Sans" w:eastAsia="Times New Roman" w:hAnsi="Plus Jakarta Sans"/>
           <w:lang w:val="es-ES"/>
@@ -12192,7 +12185,7 @@
     <w:p>
       <w:pPr>
         <w:pStyle w:val="Ttulo3"/>
-        <w:divId w:val="777528882"/>
+        <w:divId w:val="1873178777"/>
         <w:rPr>
           <w:rFonts w:eastAsia="Times New Roman"/>
           <w:lang w:val="es-ES"/>
@@ -12224,7 +12217,7 @@
       </w:tblGrid>
       <w:tr>
         <w:trPr>
-          <w:divId w:val="2141259375"/>
+          <w:divId w:val="1480346537"/>
           <w:tblHeader/>
         </w:trPr>
         <w:tc>
@@ -12341,7 +12334,7 @@
       </w:tr>
       <w:tr>
         <w:trPr>
-          <w:divId w:val="2141259375"/>
+          <w:divId w:val="1480346537"/>
         </w:trPr>
         <w:tc>
           <w:tcPr>
@@ -12437,7 +12430,7 @@
       </w:tr>
       <w:tr>
         <w:trPr>
-          <w:divId w:val="2141259375"/>
+          <w:divId w:val="1480346537"/>
         </w:trPr>
         <w:tc>
           <w:tcPr>
@@ -12533,7 +12526,7 @@
       </w:tr>
       <w:tr>
         <w:trPr>
-          <w:divId w:val="2141259375"/>
+          <w:divId w:val="1480346537"/>
         </w:trPr>
         <w:tc>
           <w:tcPr>
@@ -12631,7 +12624,7 @@
     <w:p>
       <w:pPr>
         <w:pStyle w:val="NormalWeb"/>
-        <w:divId w:val="777528882"/>
+        <w:divId w:val="1873178777"/>
         <w:rPr>
           <w:rFonts w:ascii="Plus Jakarta Sans" w:hAnsi="Plus Jakarta Sans"/>
           <w:lang w:val="es-ES"/>
@@ -12656,7 +12649,7 @@
     <w:p>
       <w:pPr>
         <w:pStyle w:val="Ttulo3"/>
-        <w:divId w:val="777528882"/>
+        <w:divId w:val="1873178777"/>
         <w:rPr>
           <w:rFonts w:eastAsia="Times New Roman"/>
           <w:lang w:val="es-ES"/>
@@ -12698,7 +12691,7 @@
       </w:tblGrid>
       <w:tr>
         <w:trPr>
-          <w:divId w:val="345718072"/>
+          <w:divId w:val="1942373310"/>
           <w:tblHeader/>
         </w:trPr>
         <w:tc>
@@ -12926,7 +12919,7 @@
       </w:tr>
       <w:tr>
         <w:trPr>
-          <w:divId w:val="345718072"/>
+          <w:divId w:val="1942373310"/>
         </w:trPr>
         <w:tc>
           <w:tcPr>
@@ -13112,7 +13105,7 @@
       </w:tr>
       <w:tr>
         <w:trPr>
-          <w:divId w:val="345718072"/>
+          <w:divId w:val="1942373310"/>
         </w:trPr>
         <w:tc>
           <w:tcPr>
@@ -13298,7 +13291,7 @@
       </w:tr>
       <w:tr>
         <w:trPr>
-          <w:divId w:val="345718072"/>
+          <w:divId w:val="1942373310"/>
         </w:trPr>
         <w:tc>
           <w:tcPr>
@@ -13484,7 +13477,7 @@
       </w:tr>
       <w:tr>
         <w:trPr>
-          <w:divId w:val="345718072"/>
+          <w:divId w:val="1942373310"/>
         </w:trPr>
         <w:tc>
           <w:tcPr>
@@ -13677,7 +13670,7 @@
     <w:p>
       <w:pPr>
         <w:pStyle w:val="NormalWeb"/>
-        <w:divId w:val="777528882"/>
+        <w:divId w:val="1873178777"/>
         <w:rPr>
           <w:rFonts w:ascii="Plus Jakarta Sans" w:hAnsi="Plus Jakarta Sans"/>
           <w:lang w:val="es-ES"/>
@@ -13724,7 +13717,7 @@
     <w:p>
       <w:pPr>
         <w:pStyle w:val="Ttulo3"/>
-        <w:divId w:val="777528882"/>
+        <w:divId w:val="1873178777"/>
         <w:rPr>
           <w:rFonts w:eastAsia="Times New Roman"/>
           <w:lang w:val="es-ES"/>
@@ -13759,7 +13752,7 @@
       </w:tblGrid>
       <w:tr>
         <w:trPr>
-          <w:divId w:val="1710060004"/>
+          <w:divId w:val="1000893280"/>
           <w:tblHeader/>
         </w:trPr>
         <w:tc>
@@ -13987,7 +13980,7 @@
       </w:tr>
       <w:tr>
         <w:trPr>
-          <w:divId w:val="1710060004"/>
+          <w:divId w:val="1000893280"/>
         </w:trPr>
         <w:tc>
           <w:tcPr>
@@ -14181,7 +14174,7 @@
       </w:tr>
       <w:tr>
         <w:trPr>
-          <w:divId w:val="1710060004"/>
+          <w:divId w:val="1000893280"/>
         </w:trPr>
         <w:tc>
           <w:tcPr>
@@ -14377,7 +14370,7 @@
     <w:p>
       <w:pPr>
         <w:pStyle w:val="Ttulo4"/>
-        <w:divId w:val="777528882"/>
+        <w:divId w:val="1873178777"/>
         <w:rPr>
           <w:rFonts w:eastAsia="Times New Roman"/>
           <w:lang w:val="es-ES"/>
@@ -14395,7 +14388,7 @@
       <w:pPr>
         <w:spacing w:before="375" w:after="225"/>
         <w:jc w:val="center"/>
-        <w:divId w:val="1727409958"/>
+        <w:divId w:val="1600530781"/>
         <w:rPr>
           <w:rFonts w:ascii="Outfit" w:eastAsia="Times New Roman" w:hAnsi="Outfit"/>
           <w:b/>
@@ -14425,7 +14418,7 @@
       <w:pPr>
         <w:spacing w:after="375"/>
         <w:jc w:val="center"/>
-        <w:divId w:val="1327593013"/>
+        <w:divId w:val="1443261680"/>
         <w:rPr>
           <w:rFonts w:ascii="Plus Jakarta Sans" w:eastAsia="Times New Roman" w:hAnsi="Plus Jakarta Sans"/>
           <w:lang w:val="es-ES"/>
@@ -14813,7 +14806,7 @@
     <w:p>
       <w:pPr>
         <w:pStyle w:val="Ttulo3"/>
-        <w:divId w:val="777528882"/>
+        <w:divId w:val="1873178777"/>
         <w:rPr>
           <w:rFonts w:eastAsia="Times New Roman"/>
           <w:lang w:val="es-ES"/>
@@ -14847,7 +14840,7 @@
       </w:tblGrid>
       <w:tr>
         <w:trPr>
-          <w:divId w:val="155609232"/>
+          <w:divId w:val="868105857"/>
           <w:tblHeader/>
         </w:trPr>
         <w:tc>
@@ -15038,7 +15031,7 @@
       </w:tr>
       <w:tr>
         <w:trPr>
-          <w:divId w:val="155609232"/>
+          <w:divId w:val="868105857"/>
         </w:trPr>
         <w:tc>
           <w:tcPr>
@@ -15194,7 +15187,7 @@
       </w:tr>
       <w:tr>
         <w:trPr>
-          <w:divId w:val="155609232"/>
+          <w:divId w:val="868105857"/>
         </w:trPr>
         <w:tc>
           <w:tcPr>
@@ -15350,7 +15343,7 @@
       </w:tr>
       <w:tr>
         <w:trPr>
-          <w:divId w:val="155609232"/>
+          <w:divId w:val="868105857"/>
         </w:trPr>
         <w:tc>
           <w:tcPr>
@@ -15506,7 +15499,7 @@
       </w:tr>
       <w:tr>
         <w:trPr>
-          <w:divId w:val="155609232"/>
+          <w:divId w:val="868105857"/>
         </w:trPr>
         <w:tc>
           <w:tcPr>
@@ -15662,7 +15655,7 @@
       </w:tr>
       <w:tr>
         <w:trPr>
-          <w:divId w:val="155609232"/>
+          <w:divId w:val="868105857"/>
         </w:trPr>
         <w:tc>
           <w:tcPr>
@@ -15818,7 +15811,7 @@
       </w:tr>
       <w:tr>
         <w:trPr>
-          <w:divId w:val="155609232"/>
+          <w:divId w:val="868105857"/>
         </w:trPr>
         <w:tc>
           <w:tcPr>
@@ -15976,7 +15969,7 @@
     <w:p>
       <w:pPr>
         <w:pStyle w:val="Ttulo3"/>
-        <w:divId w:val="777528882"/>
+        <w:divId w:val="1873178777"/>
         <w:rPr>
           <w:rFonts w:eastAsia="Times New Roman"/>
           <w:lang w:val="es-ES"/>
@@ -16010,7 +16003,7 @@
       </w:tblGrid>
       <w:tr>
         <w:trPr>
-          <w:divId w:val="779686075"/>
+          <w:divId w:val="368455532"/>
           <w:tblHeader/>
         </w:trPr>
         <w:tc>
@@ -16201,7 +16194,7 @@
       </w:tr>
       <w:tr>
         <w:trPr>
-          <w:divId w:val="779686075"/>
+          <w:divId w:val="368455532"/>
         </w:trPr>
         <w:tc>
           <w:tcPr>
@@ -16357,7 +16350,7 @@
       </w:tr>
       <w:tr>
         <w:trPr>
-          <w:divId w:val="779686075"/>
+          <w:divId w:val="368455532"/>
         </w:trPr>
         <w:tc>
           <w:tcPr>
@@ -16513,7 +16506,7 @@
       </w:tr>
       <w:tr>
         <w:trPr>
-          <w:divId w:val="779686075"/>
+          <w:divId w:val="368455532"/>
         </w:trPr>
         <w:tc>
           <w:tcPr>
@@ -16669,7 +16662,7 @@
       </w:tr>
       <w:tr>
         <w:trPr>
-          <w:divId w:val="779686075"/>
+          <w:divId w:val="368455532"/>
         </w:trPr>
         <w:tc>
           <w:tcPr>
@@ -16825,7 +16818,7 @@
       </w:tr>
       <w:tr>
         <w:trPr>
-          <w:divId w:val="779686075"/>
+          <w:divId w:val="368455532"/>
         </w:trPr>
         <w:tc>
           <w:tcPr>
@@ -16983,7 +16976,7 @@
     <w:p>
       <w:pPr>
         <w:pStyle w:val="Ttulo3"/>
-        <w:divId w:val="777528882"/>
+        <w:divId w:val="1873178777"/>
         <w:rPr>
           <w:rFonts w:eastAsia="Times New Roman"/>
           <w:lang w:val="es-ES"/>
@@ -17017,7 +17010,7 @@
       </w:tblGrid>
       <w:tr>
         <w:trPr>
-          <w:divId w:val="1894075171"/>
+          <w:divId w:val="751245308"/>
           <w:tblHeader/>
         </w:trPr>
         <w:tc>
@@ -17208,7 +17201,7 @@
       </w:tr>
       <w:tr>
         <w:trPr>
-          <w:divId w:val="1894075171"/>
+          <w:divId w:val="751245308"/>
         </w:trPr>
         <w:tc>
           <w:tcPr>
@@ -17364,7 +17357,7 @@
       </w:tr>
       <w:tr>
         <w:trPr>
-          <w:divId w:val="1894075171"/>
+          <w:divId w:val="751245308"/>
         </w:trPr>
         <w:tc>
           <w:tcPr>
@@ -17522,7 +17515,7 @@
     <w:p>
       <w:pPr>
         <w:pStyle w:val="Ttulo4"/>
-        <w:divId w:val="777528882"/>
+        <w:divId w:val="1873178777"/>
         <w:rPr>
           <w:rFonts w:eastAsia="Times New Roman"/>
           <w:lang w:val="es-ES"/>
@@ -17540,7 +17533,7 @@
       <w:pPr>
         <w:spacing w:before="375" w:after="225"/>
         <w:jc w:val="center"/>
-        <w:divId w:val="277297825"/>
+        <w:divId w:val="822819012"/>
         <w:rPr>
           <w:rFonts w:ascii="Outfit" w:eastAsia="Times New Roman" w:hAnsi="Outfit"/>
           <w:b/>
@@ -17570,7 +17563,7 @@
       <w:pPr>
         <w:spacing w:after="375"/>
         <w:jc w:val="center"/>
-        <w:divId w:val="1180583342"/>
+        <w:divId w:val="1216309895"/>
         <w:rPr>
           <w:rFonts w:ascii="Plus Jakarta Sans" w:eastAsia="Times New Roman" w:hAnsi="Plus Jakarta Sans"/>
           <w:lang w:val="es-ES"/>
@@ -17958,7 +17951,7 @@
     <w:p>
       <w:pPr>
         <w:spacing w:before="450" w:after="450"/>
-        <w:divId w:val="777528882"/>
+        <w:divId w:val="1873178777"/>
         <w:rPr>
           <w:rFonts w:ascii="Plus Jakarta Sans" w:eastAsia="Times New Roman" w:hAnsi="Plus Jakarta Sans"/>
           <w:lang w:val="es-ES"/>
@@ -17969,7 +17962,7 @@
           <w:rFonts w:ascii="Plus Jakarta Sans" w:eastAsia="Times New Roman" w:hAnsi="Plus Jakarta Sans"/>
           <w:lang w:val="es-ES"/>
         </w:rPr>
-        <w:pict>
+        <w:pict w14:anchorId="0FB8AA03">
           <v:rect id="_x0000_i1035" style="width:0;height:.75pt" o:hralign="center" o:hrstd="t" o:hr="t" fillcolor="#a0a0a0" stroked="f"/>
         </w:pict>
       </w:r>
@@ -17977,7 +17970,7 @@
     <w:p>
       <w:pPr>
         <w:spacing w:before="450" w:after="450"/>
-        <w:divId w:val="777528882"/>
+        <w:divId w:val="1873178777"/>
         <w:rPr>
           <w:rFonts w:ascii="Plus Jakarta Sans" w:eastAsia="Times New Roman" w:hAnsi="Plus Jakarta Sans"/>
           <w:lang w:val="es-ES"/>
@@ -17988,7 +17981,7 @@
           <w:rFonts w:ascii="Plus Jakarta Sans" w:eastAsia="Times New Roman" w:hAnsi="Plus Jakarta Sans"/>
           <w:lang w:val="es-ES"/>
         </w:rPr>
-        <w:pict>
+        <w:pict w14:anchorId="3A5EE9C4">
           <v:rect id="_x0000_i1036" style="width:0;height:.75pt" o:hralign="center" o:hrstd="t" o:hr="t" fillcolor="#a0a0a0" stroked="f"/>
         </w:pict>
       </w:r>
@@ -17996,7 +17989,7 @@
     <w:p>
       <w:pPr>
         <w:pStyle w:val="NormalWeb"/>
-        <w:divId w:val="777528882"/>
+        <w:divId w:val="1873178777"/>
         <w:rPr>
           <w:rFonts w:ascii="Plus Jakarta Sans" w:hAnsi="Plus Jakarta Sans"/>
           <w:lang w:val="es-ES"/>
@@ -18029,7 +18022,7 @@
           <w:rFonts w:ascii="Plus Jakarta Sans" w:hAnsi="Plus Jakarta Sans"/>
           <w:lang w:val="es-ES"/>
         </w:rPr>
-        <w:pict/>
+        <w:pict w14:anchorId="663AD247"/>
       </w:r>
     </w:p>
     <w:sectPr>
@@ -18045,9 +18038,9 @@
 <file path=word/numbering.xml><?xml version="1.0" encoding="utf-8"?>
 <w:numbering xmlns:wpc="http://schemas.microsoft.com/office/word/2010/wordprocessingCanvas" xmlns:cx="http://schemas.microsoft.com/office/drawing/2014/chartex" xmlns:cx1="http://schemas.microsoft.com/office/drawing/2015/9/8/chartex" xmlns:cx2="http://schemas.microsoft.com/office/drawing/2015/10/21/chartex" xmlns:cx3="http://schemas.microsoft.com/office/drawing/2016/5/9/chartex" xmlns:cx4="http://schemas.microsoft.com/office/drawing/2016/5/10/chartex" xmlns:cx5="http://schemas.microsoft.com/office/drawing/2016/5/11/chartex" xmlns:cx6="http://schemas.microsoft.com/office/drawing/2016/5/12/chartex" xmlns:cx7="http://schemas.microsoft.com/office/drawing/2016/5/13/chartex" xmlns:cx8="http://schemas.microsoft.com/office/drawing/2016/5/14/chartex" xmlns:mc="http://schemas.openxmlformats.org/markup-compatibility/2006" xmlns:aink="http://schemas.microsoft.com/office/drawing/2016/ink" xmlns:am3d="http://schemas.microsoft.com/office/drawing/2017/model3d" xmlns:o="urn:schemas-microsoft-com:office:office" xmlns:r="http://schemas.openxmlformats.org/officeDocument/2006/relationships" xmlns:m="http://schemas.openxmlformats.org/officeDocument/2006/math" xmlns:v="urn:schemas-microsoft-com:vml" xmlns:wp14="http://schemas.microsoft.com/office/word/2010/wordprocessingDrawing" xmlns:wp="http://schemas.openxmlformats.org/drawingml/2006/wordprocessingDrawing" xmlns:w10="urn:schemas-microsoft-com:office:word" xmlns:w="http://schemas.openxmlformats.org/wordprocessingml/2006/main" xmlns:w14="http://schemas.microsoft.com/office/word/2010/wordml" xmlns:w15="http://schemas.microsoft.com/office/word/2012/wordml" xmlns:w16cex="http://schemas.microsoft.com/office/word/2018/wordml/cex" xmlns:w16cid="http://schemas.microsoft.com/office/word/2016/wordml/cid" xmlns:w16="http://schemas.microsoft.com/office/word/2018/wordml" xmlns:w16sdtdh="http://schemas.microsoft.com/office/word/2020/wordml/sdtdatahash" xmlns:w16se="http://schemas.microsoft.com/office/word/2015/wordml/symex" xmlns:wpg="http://schemas.microsoft.com/office/word/2010/wordprocessingGroup" xmlns:wpi="http://schemas.microsoft.com/office/word/2010/wordprocessingInk" xmlns:wne="http://schemas.microsoft.com/office/word/2006/wordml" xmlns:wps="http://schemas.microsoft.com/office/word/2010/wordprocessingShape" mc:Ignorable="w14 w15 w16se w16cid w16 w16cex w16sdtdh wp14">
   <w:abstractNum w:abstractNumId="0" w15:restartNumberingAfterBreak="0">
-    <w:nsid w:val="038A6886"/>
+    <w:nsid w:val="09DD0227"/>
     <w:multiLevelType w:val="multilevel"/>
-    <w:tmpl w:val="69B0EA14"/>
+    <w:tmpl w:val="62E0B7D2"/>
     <w:lvl w:ilvl="0">
       <w:start w:val="1"/>
       <w:numFmt w:val="bullet"/>
@@ -18194,9 +18187,9 @@
     </w:lvl>
   </w:abstractNum>
   <w:abstractNum w:abstractNumId="1" w15:restartNumberingAfterBreak="0">
-    <w:nsid w:val="24713E0F"/>
+    <w:nsid w:val="295D2035"/>
     <w:multiLevelType w:val="multilevel"/>
-    <w:tmpl w:val="14AC8C5E"/>
+    <w:tmpl w:val="AF86236A"/>
     <w:lvl w:ilvl="0">
       <w:start w:val="1"/>
       <w:numFmt w:val="bullet"/>
@@ -18343,9 +18336,9 @@
     </w:lvl>
   </w:abstractNum>
   <w:abstractNum w:abstractNumId="2" w15:restartNumberingAfterBreak="0">
-    <w:nsid w:val="5D9D1439"/>
+    <w:nsid w:val="31623D5A"/>
     <w:multiLevelType w:val="multilevel"/>
-    <w:tmpl w:val="F614E05A"/>
+    <w:tmpl w:val="C336625E"/>
     <w:lvl w:ilvl="0">
       <w:start w:val="1"/>
       <w:numFmt w:val="bullet"/>
@@ -18492,9 +18485,9 @@
     </w:lvl>
   </w:abstractNum>
   <w:abstractNum w:abstractNumId="3" w15:restartNumberingAfterBreak="0">
-    <w:nsid w:val="75C67476"/>
+    <w:nsid w:val="39984DB3"/>
     <w:multiLevelType w:val="multilevel"/>
-    <w:tmpl w:val="4DCAA5A8"/>
+    <w:tmpl w:val="05FE27B8"/>
     <w:lvl w:ilvl="0">
       <w:start w:val="1"/>
       <w:numFmt w:val="bullet"/>
@@ -18644,13 +18637,13 @@
     <w:abstractNumId w:val="1"/>
   </w:num>
   <w:num w:numId="2">
-    <w:abstractNumId w:val="2"/>
+    <w:abstractNumId w:val="0"/>
   </w:num>
   <w:num w:numId="3">
     <w:abstractNumId w:val="3"/>
   </w:num>
   <w:num w:numId="4">
-    <w:abstractNumId w:val="0"/>
+    <w:abstractNumId w:val="2"/>
   </w:num>
 </w:numbering>
 </file>

--- a/public/informe_reunion_tecnica.docx
+++ b/public/informe_reunion_tecnica.docx
@@ -4,7 +4,7 @@
   <w:body>
     <w:p>
       <w:pPr>
-        <w:divId w:val="1109354478"/>
+        <w:divId w:val="1298875206"/>
         <w:rPr>
           <w:rFonts w:ascii="Plus Jakarta Sans" w:eastAsia="Times New Roman" w:hAnsi="Plus Jakarta Sans"/>
           <w:lang w:val="es-ES"/>
@@ -28,7 +28,7 @@
     <w:p>
       <w:pPr>
         <w:pStyle w:val="Ttulo1"/>
-        <w:divId w:val="1873178777"/>
+        <w:divId w:val="405886393"/>
         <w:rPr>
           <w:rFonts w:eastAsia="Times New Roman"/>
           <w:lang w:val="es-ES"/>
@@ -45,7 +45,7 @@
     <w:p>
       <w:pPr>
         <w:pStyle w:val="NormalWeb"/>
-        <w:divId w:val="1873178777"/>
+        <w:divId w:val="405886393"/>
         <w:rPr>
           <w:rFonts w:ascii="Plus Jakarta Sans" w:hAnsi="Plus Jakarta Sans"/>
           <w:lang w:val="es-ES"/>
@@ -63,7 +63,7 @@
     <w:p>
       <w:pPr>
         <w:pStyle w:val="NormalWeb"/>
-        <w:divId w:val="1873178777"/>
+        <w:divId w:val="405886393"/>
         <w:rPr>
           <w:rFonts w:ascii="Plus Jakarta Sans" w:hAnsi="Plus Jakarta Sans"/>
           <w:lang w:val="es-ES"/>
@@ -102,7 +102,7 @@
     <w:p>
       <w:pPr>
         <w:spacing w:before="450" w:after="450"/>
-        <w:divId w:val="1873178777"/>
+        <w:divId w:val="405886393"/>
         <w:rPr>
           <w:rFonts w:ascii="Plus Jakarta Sans" w:eastAsia="Times New Roman" w:hAnsi="Plus Jakarta Sans"/>
           <w:lang w:val="es-ES"/>
@@ -113,7 +113,7 @@
           <w:rFonts w:ascii="Plus Jakarta Sans" w:eastAsia="Times New Roman" w:hAnsi="Plus Jakarta Sans"/>
           <w:lang w:val="es-ES"/>
         </w:rPr>
-        <w:pict w14:anchorId="4710B897">
+        <w:pict>
           <v:rect id="_x0000_i1025" style="width:0;height:.75pt" o:hralign="center" o:hrstd="t" o:hr="t" fillcolor="#a0a0a0" stroked="f"/>
         </w:pict>
       </w:r>
@@ -121,7 +121,7 @@
     <w:p>
       <w:pPr>
         <w:pStyle w:val="Ttulo2"/>
-        <w:divId w:val="1873178777"/>
+        <w:divId w:val="405886393"/>
         <w:rPr>
           <w:rFonts w:eastAsia="Times New Roman"/>
           <w:lang w:val="es-ES"/>
@@ -145,7 +145,7 @@
     <w:p>
       <w:pPr>
         <w:pStyle w:val="NormalWeb"/>
-        <w:divId w:val="1873178777"/>
+        <w:divId w:val="405886393"/>
         <w:rPr>
           <w:rFonts w:ascii="Plus Jakarta Sans" w:hAnsi="Plus Jakarta Sans"/>
           <w:lang w:val="es-ES"/>
@@ -167,7 +167,7 @@
         </w:numPr>
         <w:spacing w:before="100" w:beforeAutospacing="1" w:after="90"/>
         <w:ind w:left="1020"/>
-        <w:divId w:val="1873178777"/>
+        <w:divId w:val="405886393"/>
         <w:rPr>
           <w:rFonts w:ascii="Plus Jakarta Sans" w:eastAsia="Times New Roman" w:hAnsi="Plus Jakarta Sans"/>
           <w:sz w:val="21"/>
@@ -202,7 +202,7 @@
           <w:szCs w:val="21"/>
           <w:lang w:val="es-ES"/>
         </w:rPr>
-        <w:t>6,622 fichas</w:t>
+        <w:t>6,756 fichas</w:t>
       </w:r>
     </w:p>
     <w:p>
@@ -213,7 +213,7 @@
         </w:numPr>
         <w:spacing w:before="100" w:beforeAutospacing="1" w:after="90"/>
         <w:ind w:left="1020"/>
-        <w:divId w:val="1873178777"/>
+        <w:divId w:val="405886393"/>
         <w:rPr>
           <w:rFonts w:ascii="Plus Jakarta Sans" w:eastAsia="Times New Roman" w:hAnsi="Plus Jakarta Sans"/>
           <w:sz w:val="21"/>
@@ -258,7 +258,7 @@
           <w:szCs w:val="21"/>
           <w:lang w:val="es-ES"/>
         </w:rPr>
-        <w:t>5,336 polígonos unificados</w:t>
+        <w:t>5,453 polígonos unificados</w:t>
       </w:r>
     </w:p>
     <w:p>
@@ -269,7 +269,7 @@
         </w:numPr>
         <w:spacing w:before="100" w:beforeAutospacing="1" w:after="90"/>
         <w:ind w:left="1020"/>
-        <w:divId w:val="1873178777"/>
+        <w:divId w:val="405886393"/>
         <w:rPr>
           <w:rFonts w:ascii="Plus Jakarta Sans" w:eastAsia="Times New Roman" w:hAnsi="Plus Jakarta Sans"/>
           <w:sz w:val="21"/>
@@ -304,7 +304,7 @@
           <w:szCs w:val="21"/>
           <w:lang w:val="es-ES"/>
         </w:rPr>
-        <w:t>9,323 parcelas agrícolas</w:t>
+        <w:t>9,877 parcelas agrícolas</w:t>
       </w:r>
     </w:p>
     <w:p>
@@ -315,7 +315,7 @@
         </w:numPr>
         <w:spacing w:before="100" w:beforeAutospacing="1" w:after="90"/>
         <w:ind w:left="1020"/>
-        <w:divId w:val="1873178777"/>
+        <w:divId w:val="405886393"/>
         <w:rPr>
           <w:rFonts w:ascii="Plus Jakarta Sans" w:eastAsia="Times New Roman" w:hAnsi="Plus Jakarta Sans"/>
           <w:sz w:val="21"/>
@@ -350,13 +350,13 @@
           <w:szCs w:val="21"/>
           <w:lang w:val="es-ES"/>
         </w:rPr>
-        <w:t>171,032 especies pecuarias</w:t>
+        <w:t>172,396 especies pecuarias</w:t>
       </w:r>
     </w:p>
     <w:p>
       <w:pPr>
         <w:spacing w:before="450" w:after="450"/>
-        <w:divId w:val="1873178777"/>
+        <w:divId w:val="405886393"/>
         <w:rPr>
           <w:rFonts w:ascii="Plus Jakarta Sans" w:eastAsia="Times New Roman" w:hAnsi="Plus Jakarta Sans"/>
           <w:lang w:val="es-ES"/>
@@ -367,7 +367,7 @@
           <w:rFonts w:ascii="Plus Jakarta Sans" w:eastAsia="Times New Roman" w:hAnsi="Plus Jakarta Sans"/>
           <w:lang w:val="es-ES"/>
         </w:rPr>
-        <w:pict w14:anchorId="67865CCF">
+        <w:pict>
           <v:rect id="_x0000_i1026" style="width:0;height:.75pt" o:hralign="center" o:hrstd="t" o:hr="t" fillcolor="#a0a0a0" stroked="f"/>
         </w:pict>
       </w:r>
@@ -375,7 +375,7 @@
     <w:p>
       <w:pPr>
         <w:pStyle w:val="Ttulo2"/>
-        <w:divId w:val="1873178777"/>
+        <w:divId w:val="405886393"/>
         <w:rPr>
           <w:rFonts w:eastAsia="Times New Roman"/>
           <w:lang w:val="es-ES"/>
@@ -392,7 +392,7 @@
     <w:p>
       <w:pPr>
         <w:pStyle w:val="NormalWeb"/>
-        <w:divId w:val="1873178777"/>
+        <w:divId w:val="405886393"/>
         <w:rPr>
           <w:rFonts w:ascii="Plus Jakarta Sans" w:hAnsi="Plus Jakarta Sans"/>
           <w:lang w:val="es-ES"/>
@@ -445,7 +445,7 @@
       </w:tblGrid>
       <w:tr>
         <w:trPr>
-          <w:divId w:val="2118134554"/>
+          <w:divId w:val="677660028"/>
           <w:tblHeader/>
         </w:trPr>
         <w:tc>
@@ -525,7 +525,7 @@
       </w:tr>
       <w:tr>
         <w:trPr>
-          <w:divId w:val="2118134554"/>
+          <w:divId w:val="677660028"/>
         </w:trPr>
         <w:tc>
           <w:tcPr>
@@ -584,14 +584,14 @@
                 <w:sz w:val="20"/>
                 <w:szCs w:val="20"/>
               </w:rPr>
-              <w:t>5,534</w:t>
+              <w:t>5,617</w:t>
             </w:r>
           </w:p>
         </w:tc>
       </w:tr>
       <w:tr>
         <w:trPr>
-          <w:divId w:val="2118134554"/>
+          <w:divId w:val="677660028"/>
         </w:trPr>
         <w:tc>
           <w:tcPr>
@@ -650,14 +650,14 @@
                 <w:sz w:val="20"/>
                 <w:szCs w:val="20"/>
               </w:rPr>
-              <w:t>559</w:t>
+              <w:t>610</w:t>
             </w:r>
           </w:p>
         </w:tc>
       </w:tr>
       <w:tr>
         <w:trPr>
-          <w:divId w:val="2118134554"/>
+          <w:divId w:val="677660028"/>
         </w:trPr>
         <w:tc>
           <w:tcPr>
@@ -723,7 +723,7 @@
       </w:tr>
       <w:tr>
         <w:trPr>
-          <w:divId w:val="2118134554"/>
+          <w:divId w:val="677660028"/>
         </w:trPr>
         <w:tc>
           <w:tcPr>
@@ -791,7 +791,7 @@
     <w:p>
       <w:pPr>
         <w:spacing w:before="450" w:after="450"/>
-        <w:divId w:val="1873178777"/>
+        <w:divId w:val="405886393"/>
         <w:rPr>
           <w:rFonts w:ascii="Plus Jakarta Sans" w:eastAsia="Times New Roman" w:hAnsi="Plus Jakarta Sans"/>
           <w:lang w:val="es-ES"/>
@@ -803,7 +803,7 @@
           <w:lang w:val="es-ES"/>
         </w:rPr>
         <w:lastRenderedPageBreak/>
-        <w:pict w14:anchorId="28A36DE2">
+        <w:pict>
           <v:rect id="_x0000_i1027" style="width:0;height:.75pt" o:hralign="center" o:hrstd="t" o:hr="t" fillcolor="#a0a0a0" stroked="f"/>
         </w:pict>
       </w:r>
@@ -811,7 +811,7 @@
     <w:p>
       <w:pPr>
         <w:pStyle w:val="Ttulo2"/>
-        <w:divId w:val="1873178777"/>
+        <w:divId w:val="405886393"/>
         <w:rPr>
           <w:rFonts w:eastAsia="Times New Roman"/>
           <w:lang w:val="es-ES"/>
@@ -828,7 +828,7 @@
     <w:p>
       <w:pPr>
         <w:pStyle w:val="Ttulo3"/>
-        <w:divId w:val="1873178777"/>
+        <w:divId w:val="405886393"/>
         <w:rPr>
           <w:rFonts w:eastAsia="Times New Roman"/>
           <w:lang w:val="es-ES"/>
@@ -845,7 +845,7 @@
     <w:p>
       <w:pPr>
         <w:pStyle w:val="NormalWeb"/>
-        <w:divId w:val="1873178777"/>
+        <w:divId w:val="405886393"/>
         <w:rPr>
           <w:rFonts w:ascii="Plus Jakarta Sans" w:hAnsi="Plus Jakarta Sans"/>
           <w:lang w:val="es-ES"/>
@@ -885,7 +885,7 @@
       </w:tblGrid>
       <w:tr>
         <w:trPr>
-          <w:divId w:val="1462730294"/>
+          <w:divId w:val="346757676"/>
           <w:tblHeader/>
         </w:trPr>
         <w:tc>
@@ -1039,7 +1039,7 @@
       </w:tr>
       <w:tr>
         <w:trPr>
-          <w:divId w:val="1462730294"/>
+          <w:divId w:val="346757676"/>
         </w:trPr>
         <w:tc>
           <w:tcPr>
@@ -1098,74 +1098,74 @@
                 <w:sz w:val="20"/>
                 <w:szCs w:val="20"/>
               </w:rPr>
-              <w:t>3,378</w:t>
-            </w:r>
-          </w:p>
-        </w:tc>
-        <w:tc>
-          <w:tcPr>
-            <w:tcW w:w="0" w:type="auto"/>
-            <w:tcMar>
-              <w:top w:w="150" w:type="dxa"/>
-              <w:left w:w="210" w:type="dxa"/>
-              <w:bottom w:w="150" w:type="dxa"/>
-              <w:right w:w="210" w:type="dxa"/>
-            </w:tcMar>
-            <w:vAlign w:val="center"/>
-            <w:hideMark/>
-          </w:tcPr>
-          <w:p>
-            <w:pPr>
-              <w:rPr>
-                <w:rFonts w:ascii="Plus Jakarta Sans" w:eastAsia="Times New Roman" w:hAnsi="Plus Jakarta Sans"/>
-                <w:sz w:val="20"/>
-                <w:szCs w:val="20"/>
-              </w:rPr>
-            </w:pPr>
-            <w:r>
-              <w:rPr>
-                <w:rFonts w:ascii="Plus Jakarta Sans" w:eastAsia="Times New Roman" w:hAnsi="Plus Jakarta Sans"/>
-                <w:sz w:val="20"/>
-                <w:szCs w:val="20"/>
-              </w:rPr>
-              <w:t>2,157</w:t>
-            </w:r>
-          </w:p>
-        </w:tc>
-        <w:tc>
-          <w:tcPr>
-            <w:tcW w:w="0" w:type="auto"/>
-            <w:tcMar>
-              <w:top w:w="150" w:type="dxa"/>
-              <w:left w:w="210" w:type="dxa"/>
-              <w:bottom w:w="150" w:type="dxa"/>
-              <w:right w:w="210" w:type="dxa"/>
-            </w:tcMar>
-            <w:vAlign w:val="center"/>
-            <w:hideMark/>
-          </w:tcPr>
-          <w:p>
-            <w:pPr>
-              <w:rPr>
-                <w:rFonts w:ascii="Plus Jakarta Sans" w:eastAsia="Times New Roman" w:hAnsi="Plus Jakarta Sans"/>
-                <w:sz w:val="20"/>
-                <w:szCs w:val="20"/>
-              </w:rPr>
-            </w:pPr>
-            <w:r>
-              <w:rPr>
-                <w:rFonts w:ascii="Plus Jakarta Sans" w:eastAsia="Times New Roman" w:hAnsi="Plus Jakarta Sans"/>
-                <w:sz w:val="20"/>
-                <w:szCs w:val="20"/>
-              </w:rPr>
-              <w:t>1,087</w:t>
+              <w:t>3,385</w:t>
+            </w:r>
+          </w:p>
+        </w:tc>
+        <w:tc>
+          <w:tcPr>
+            <w:tcW w:w="0" w:type="auto"/>
+            <w:tcMar>
+              <w:top w:w="150" w:type="dxa"/>
+              <w:left w:w="210" w:type="dxa"/>
+              <w:bottom w:w="150" w:type="dxa"/>
+              <w:right w:w="210" w:type="dxa"/>
+            </w:tcMar>
+            <w:vAlign w:val="center"/>
+            <w:hideMark/>
+          </w:tcPr>
+          <w:p>
+            <w:pPr>
+              <w:rPr>
+                <w:rFonts w:ascii="Plus Jakarta Sans" w:eastAsia="Times New Roman" w:hAnsi="Plus Jakarta Sans"/>
+                <w:sz w:val="20"/>
+                <w:szCs w:val="20"/>
+              </w:rPr>
+            </w:pPr>
+            <w:r>
+              <w:rPr>
+                <w:rFonts w:ascii="Plus Jakarta Sans" w:eastAsia="Times New Roman" w:hAnsi="Plus Jakarta Sans"/>
+                <w:sz w:val="20"/>
+                <w:szCs w:val="20"/>
+              </w:rPr>
+              <w:t>2,251</w:t>
+            </w:r>
+          </w:p>
+        </w:tc>
+        <w:tc>
+          <w:tcPr>
+            <w:tcW w:w="0" w:type="auto"/>
+            <w:tcMar>
+              <w:top w:w="150" w:type="dxa"/>
+              <w:left w:w="210" w:type="dxa"/>
+              <w:bottom w:w="150" w:type="dxa"/>
+              <w:right w:w="210" w:type="dxa"/>
+            </w:tcMar>
+            <w:vAlign w:val="center"/>
+            <w:hideMark/>
+          </w:tcPr>
+          <w:p>
+            <w:pPr>
+              <w:rPr>
+                <w:rFonts w:ascii="Plus Jakarta Sans" w:eastAsia="Times New Roman" w:hAnsi="Plus Jakarta Sans"/>
+                <w:sz w:val="20"/>
+                <w:szCs w:val="20"/>
+              </w:rPr>
+            </w:pPr>
+            <w:r>
+              <w:rPr>
+                <w:rFonts w:ascii="Plus Jakarta Sans" w:eastAsia="Times New Roman" w:hAnsi="Plus Jakarta Sans"/>
+                <w:sz w:val="20"/>
+                <w:szCs w:val="20"/>
+              </w:rPr>
+              <w:t>1,120</w:t>
             </w:r>
           </w:p>
         </w:tc>
       </w:tr>
       <w:tr>
         <w:trPr>
-          <w:divId w:val="1462730294"/>
+          <w:divId w:val="346757676"/>
         </w:trPr>
         <w:tc>
           <w:tcPr>
@@ -1224,74 +1224,74 @@
                 <w:sz w:val="20"/>
                 <w:szCs w:val="20"/>
               </w:rPr>
-              <w:t>47,672,896.50 m²</w:t>
-            </w:r>
-          </w:p>
-        </w:tc>
-        <w:tc>
-          <w:tcPr>
-            <w:tcW w:w="0" w:type="auto"/>
-            <w:tcMar>
-              <w:top w:w="150" w:type="dxa"/>
-              <w:left w:w="210" w:type="dxa"/>
-              <w:bottom w:w="150" w:type="dxa"/>
-              <w:right w:w="210" w:type="dxa"/>
-            </w:tcMar>
-            <w:vAlign w:val="center"/>
-            <w:hideMark/>
-          </w:tcPr>
-          <w:p>
-            <w:pPr>
-              <w:rPr>
-                <w:rFonts w:ascii="Plus Jakarta Sans" w:eastAsia="Times New Roman" w:hAnsi="Plus Jakarta Sans"/>
-                <w:sz w:val="20"/>
-                <w:szCs w:val="20"/>
-              </w:rPr>
-            </w:pPr>
-            <w:r>
-              <w:rPr>
-                <w:rFonts w:ascii="Plus Jakarta Sans" w:eastAsia="Times New Roman" w:hAnsi="Plus Jakarta Sans"/>
-                <w:sz w:val="20"/>
-                <w:szCs w:val="20"/>
-              </w:rPr>
-              <w:t>42,690,223.32 m²</w:t>
-            </w:r>
-          </w:p>
-        </w:tc>
-        <w:tc>
-          <w:tcPr>
-            <w:tcW w:w="0" w:type="auto"/>
-            <w:tcMar>
-              <w:top w:w="150" w:type="dxa"/>
-              <w:left w:w="210" w:type="dxa"/>
-              <w:bottom w:w="150" w:type="dxa"/>
-              <w:right w:w="210" w:type="dxa"/>
-            </w:tcMar>
-            <w:vAlign w:val="center"/>
-            <w:hideMark/>
-          </w:tcPr>
-          <w:p>
-            <w:pPr>
-              <w:rPr>
-                <w:rFonts w:ascii="Plus Jakarta Sans" w:eastAsia="Times New Roman" w:hAnsi="Plus Jakarta Sans"/>
-                <w:sz w:val="20"/>
-                <w:szCs w:val="20"/>
-              </w:rPr>
-            </w:pPr>
-            <w:r>
-              <w:rPr>
-                <w:rFonts w:ascii="Plus Jakarta Sans" w:eastAsia="Times New Roman" w:hAnsi="Plus Jakarta Sans"/>
-                <w:sz w:val="20"/>
-                <w:szCs w:val="20"/>
-              </w:rPr>
-              <w:t>34,028,885.15 m²</w:t>
+              <w:t>47,692,117.30 m²</w:t>
+            </w:r>
+          </w:p>
+        </w:tc>
+        <w:tc>
+          <w:tcPr>
+            <w:tcW w:w="0" w:type="auto"/>
+            <w:tcMar>
+              <w:top w:w="150" w:type="dxa"/>
+              <w:left w:w="210" w:type="dxa"/>
+              <w:bottom w:w="150" w:type="dxa"/>
+              <w:right w:w="210" w:type="dxa"/>
+            </w:tcMar>
+            <w:vAlign w:val="center"/>
+            <w:hideMark/>
+          </w:tcPr>
+          <w:p>
+            <w:pPr>
+              <w:rPr>
+                <w:rFonts w:ascii="Plus Jakarta Sans" w:eastAsia="Times New Roman" w:hAnsi="Plus Jakarta Sans"/>
+                <w:sz w:val="20"/>
+                <w:szCs w:val="20"/>
+              </w:rPr>
+            </w:pPr>
+            <w:r>
+              <w:rPr>
+                <w:rFonts w:ascii="Plus Jakarta Sans" w:eastAsia="Times New Roman" w:hAnsi="Plus Jakarta Sans"/>
+                <w:sz w:val="20"/>
+                <w:szCs w:val="20"/>
+              </w:rPr>
+              <w:t>43,807,604.43 m²</w:t>
+            </w:r>
+          </w:p>
+        </w:tc>
+        <w:tc>
+          <w:tcPr>
+            <w:tcW w:w="0" w:type="auto"/>
+            <w:tcMar>
+              <w:top w:w="150" w:type="dxa"/>
+              <w:left w:w="210" w:type="dxa"/>
+              <w:bottom w:w="150" w:type="dxa"/>
+              <w:right w:w="210" w:type="dxa"/>
+            </w:tcMar>
+            <w:vAlign w:val="center"/>
+            <w:hideMark/>
+          </w:tcPr>
+          <w:p>
+            <w:pPr>
+              <w:rPr>
+                <w:rFonts w:ascii="Plus Jakarta Sans" w:eastAsia="Times New Roman" w:hAnsi="Plus Jakarta Sans"/>
+                <w:sz w:val="20"/>
+                <w:szCs w:val="20"/>
+              </w:rPr>
+            </w:pPr>
+            <w:r>
+              <w:rPr>
+                <w:rFonts w:ascii="Plus Jakarta Sans" w:eastAsia="Times New Roman" w:hAnsi="Plus Jakarta Sans"/>
+                <w:sz w:val="20"/>
+                <w:szCs w:val="20"/>
+              </w:rPr>
+              <w:t>34,157,175.91 m²</w:t>
             </w:r>
           </w:p>
         </w:tc>
       </w:tr>
       <w:tr>
         <w:trPr>
-          <w:divId w:val="1462730294"/>
+          <w:divId w:val="346757676"/>
         </w:trPr>
         <w:tc>
           <w:tcPr>
@@ -1350,74 +1350,74 @@
                 <w:sz w:val="20"/>
                 <w:szCs w:val="20"/>
               </w:rPr>
-              <w:t>14,112.76 m² (1.411 ha)</w:t>
-            </w:r>
-          </w:p>
-        </w:tc>
-        <w:tc>
-          <w:tcPr>
-            <w:tcW w:w="0" w:type="auto"/>
-            <w:tcMar>
-              <w:top w:w="150" w:type="dxa"/>
-              <w:left w:w="210" w:type="dxa"/>
-              <w:bottom w:w="150" w:type="dxa"/>
-              <w:right w:w="210" w:type="dxa"/>
-            </w:tcMar>
-            <w:vAlign w:val="center"/>
-            <w:hideMark/>
-          </w:tcPr>
-          <w:p>
-            <w:pPr>
-              <w:rPr>
-                <w:rFonts w:ascii="Plus Jakarta Sans" w:eastAsia="Times New Roman" w:hAnsi="Plus Jakarta Sans"/>
-                <w:sz w:val="20"/>
-                <w:szCs w:val="20"/>
-              </w:rPr>
-            </w:pPr>
-            <w:r>
-              <w:rPr>
-                <w:rFonts w:ascii="Plus Jakarta Sans" w:eastAsia="Times New Roman" w:hAnsi="Plus Jakarta Sans"/>
-                <w:sz w:val="20"/>
-                <w:szCs w:val="20"/>
-              </w:rPr>
-              <w:t>19,791.48 m² (1.979 ha)</w:t>
-            </w:r>
-          </w:p>
-        </w:tc>
-        <w:tc>
-          <w:tcPr>
-            <w:tcW w:w="0" w:type="auto"/>
-            <w:tcMar>
-              <w:top w:w="150" w:type="dxa"/>
-              <w:left w:w="210" w:type="dxa"/>
-              <w:bottom w:w="150" w:type="dxa"/>
-              <w:right w:w="210" w:type="dxa"/>
-            </w:tcMar>
-            <w:vAlign w:val="center"/>
-            <w:hideMark/>
-          </w:tcPr>
-          <w:p>
-            <w:pPr>
-              <w:rPr>
-                <w:rFonts w:ascii="Plus Jakarta Sans" w:eastAsia="Times New Roman" w:hAnsi="Plus Jakarta Sans"/>
-                <w:sz w:val="20"/>
-                <w:szCs w:val="20"/>
-              </w:rPr>
-            </w:pPr>
-            <w:r>
-              <w:rPr>
-                <w:rFonts w:ascii="Plus Jakarta Sans" w:eastAsia="Times New Roman" w:hAnsi="Plus Jakarta Sans"/>
-                <w:sz w:val="20"/>
-                <w:szCs w:val="20"/>
-              </w:rPr>
-              <w:t>31,305.32 m² (3.131 ha)</w:t>
+              <w:t>14,089.25 m² (1.409 ha)</w:t>
+            </w:r>
+          </w:p>
+        </w:tc>
+        <w:tc>
+          <w:tcPr>
+            <w:tcW w:w="0" w:type="auto"/>
+            <w:tcMar>
+              <w:top w:w="150" w:type="dxa"/>
+              <w:left w:w="210" w:type="dxa"/>
+              <w:bottom w:w="150" w:type="dxa"/>
+              <w:right w:w="210" w:type="dxa"/>
+            </w:tcMar>
+            <w:vAlign w:val="center"/>
+            <w:hideMark/>
+          </w:tcPr>
+          <w:p>
+            <w:pPr>
+              <w:rPr>
+                <w:rFonts w:ascii="Plus Jakarta Sans" w:eastAsia="Times New Roman" w:hAnsi="Plus Jakarta Sans"/>
+                <w:sz w:val="20"/>
+                <w:szCs w:val="20"/>
+              </w:rPr>
+            </w:pPr>
+            <w:r>
+              <w:rPr>
+                <w:rFonts w:ascii="Plus Jakarta Sans" w:eastAsia="Times New Roman" w:hAnsi="Plus Jakarta Sans"/>
+                <w:sz w:val="20"/>
+                <w:szCs w:val="20"/>
+              </w:rPr>
+              <w:t>19,461.40 m² (1.946 ha)</w:t>
+            </w:r>
+          </w:p>
+        </w:tc>
+        <w:tc>
+          <w:tcPr>
+            <w:tcW w:w="0" w:type="auto"/>
+            <w:tcMar>
+              <w:top w:w="150" w:type="dxa"/>
+              <w:left w:w="210" w:type="dxa"/>
+              <w:bottom w:w="150" w:type="dxa"/>
+              <w:right w:w="210" w:type="dxa"/>
+            </w:tcMar>
+            <w:vAlign w:val="center"/>
+            <w:hideMark/>
+          </w:tcPr>
+          <w:p>
+            <w:pPr>
+              <w:rPr>
+                <w:rFonts w:ascii="Plus Jakarta Sans" w:eastAsia="Times New Roman" w:hAnsi="Plus Jakarta Sans"/>
+                <w:sz w:val="20"/>
+                <w:szCs w:val="20"/>
+              </w:rPr>
+            </w:pPr>
+            <w:r>
+              <w:rPr>
+                <w:rFonts w:ascii="Plus Jakarta Sans" w:eastAsia="Times New Roman" w:hAnsi="Plus Jakarta Sans"/>
+                <w:sz w:val="20"/>
+                <w:szCs w:val="20"/>
+              </w:rPr>
+              <w:t>30,497.48 m² (3.050 ha)</w:t>
             </w:r>
           </w:p>
         </w:tc>
       </w:tr>
       <w:tr>
         <w:trPr>
-          <w:divId w:val="1462730294"/>
+          <w:divId w:val="346757676"/>
         </w:trPr>
         <w:tc>
           <w:tcPr>
@@ -1476,74 +1476,74 @@
                 <w:sz w:val="20"/>
                 <w:szCs w:val="20"/>
               </w:rPr>
-              <w:t>38,763,863.07 m²</w:t>
-            </w:r>
-          </w:p>
-        </w:tc>
-        <w:tc>
-          <w:tcPr>
-            <w:tcW w:w="0" w:type="auto"/>
-            <w:tcMar>
-              <w:top w:w="150" w:type="dxa"/>
-              <w:left w:w="210" w:type="dxa"/>
-              <w:bottom w:w="150" w:type="dxa"/>
-              <w:right w:w="210" w:type="dxa"/>
-            </w:tcMar>
-            <w:vAlign w:val="center"/>
-            <w:hideMark/>
-          </w:tcPr>
-          <w:p>
-            <w:pPr>
-              <w:rPr>
-                <w:rFonts w:ascii="Plus Jakarta Sans" w:eastAsia="Times New Roman" w:hAnsi="Plus Jakarta Sans"/>
-                <w:sz w:val="20"/>
-                <w:szCs w:val="20"/>
-              </w:rPr>
-            </w:pPr>
-            <w:r>
-              <w:rPr>
-                <w:rFonts w:ascii="Plus Jakarta Sans" w:eastAsia="Times New Roman" w:hAnsi="Plus Jakarta Sans"/>
-                <w:sz w:val="20"/>
-                <w:szCs w:val="20"/>
-              </w:rPr>
-              <w:t>26,371,438.46 m²</w:t>
-            </w:r>
-          </w:p>
-        </w:tc>
-        <w:tc>
-          <w:tcPr>
-            <w:tcW w:w="0" w:type="auto"/>
-            <w:tcMar>
-              <w:top w:w="150" w:type="dxa"/>
-              <w:left w:w="210" w:type="dxa"/>
-              <w:bottom w:w="150" w:type="dxa"/>
-              <w:right w:w="210" w:type="dxa"/>
-            </w:tcMar>
-            <w:vAlign w:val="center"/>
-            <w:hideMark/>
-          </w:tcPr>
-          <w:p>
-            <w:pPr>
-              <w:rPr>
-                <w:rFonts w:ascii="Plus Jakarta Sans" w:eastAsia="Times New Roman" w:hAnsi="Plus Jakarta Sans"/>
-                <w:sz w:val="20"/>
-                <w:szCs w:val="20"/>
-              </w:rPr>
-            </w:pPr>
-            <w:r>
-              <w:rPr>
-                <w:rFonts w:ascii="Plus Jakarta Sans" w:eastAsia="Times New Roman" w:hAnsi="Plus Jakarta Sans"/>
-                <w:sz w:val="20"/>
-                <w:szCs w:val="20"/>
-              </w:rPr>
-              <w:t>17,111,494.61 m²</w:t>
+              <w:t>38,762,555.88 m²</w:t>
+            </w:r>
+          </w:p>
+        </w:tc>
+        <w:tc>
+          <w:tcPr>
+            <w:tcW w:w="0" w:type="auto"/>
+            <w:tcMar>
+              <w:top w:w="150" w:type="dxa"/>
+              <w:left w:w="210" w:type="dxa"/>
+              <w:bottom w:w="150" w:type="dxa"/>
+              <w:right w:w="210" w:type="dxa"/>
+            </w:tcMar>
+            <w:vAlign w:val="center"/>
+            <w:hideMark/>
+          </w:tcPr>
+          <w:p>
+            <w:pPr>
+              <w:rPr>
+                <w:rFonts w:ascii="Plus Jakarta Sans" w:eastAsia="Times New Roman" w:hAnsi="Plus Jakarta Sans"/>
+                <w:sz w:val="20"/>
+                <w:szCs w:val="20"/>
+              </w:rPr>
+            </w:pPr>
+            <w:r>
+              <w:rPr>
+                <w:rFonts w:ascii="Plus Jakarta Sans" w:eastAsia="Times New Roman" w:hAnsi="Plus Jakarta Sans"/>
+                <w:sz w:val="20"/>
+                <w:szCs w:val="20"/>
+              </w:rPr>
+              <w:t>27,453,935.12 m²</w:t>
+            </w:r>
+          </w:p>
+        </w:tc>
+        <w:tc>
+          <w:tcPr>
+            <w:tcW w:w="0" w:type="auto"/>
+            <w:tcMar>
+              <w:top w:w="150" w:type="dxa"/>
+              <w:left w:w="210" w:type="dxa"/>
+              <w:bottom w:w="150" w:type="dxa"/>
+              <w:right w:w="210" w:type="dxa"/>
+            </w:tcMar>
+            <w:vAlign w:val="center"/>
+            <w:hideMark/>
+          </w:tcPr>
+          <w:p>
+            <w:pPr>
+              <w:rPr>
+                <w:rFonts w:ascii="Plus Jakarta Sans" w:eastAsia="Times New Roman" w:hAnsi="Plus Jakarta Sans"/>
+                <w:sz w:val="20"/>
+                <w:szCs w:val="20"/>
+              </w:rPr>
+            </w:pPr>
+            <w:r>
+              <w:rPr>
+                <w:rFonts w:ascii="Plus Jakarta Sans" w:eastAsia="Times New Roman" w:hAnsi="Plus Jakarta Sans"/>
+                <w:sz w:val="20"/>
+                <w:szCs w:val="20"/>
+              </w:rPr>
+              <w:t>17,214,841.91 m²</w:t>
             </w:r>
           </w:p>
         </w:tc>
       </w:tr>
       <w:tr>
         <w:trPr>
-          <w:divId w:val="1462730294"/>
+          <w:divId w:val="346757676"/>
         </w:trPr>
         <w:tc>
           <w:tcPr>
@@ -1602,82 +1602,82 @@
                 <w:sz w:val="20"/>
                 <w:szCs w:val="20"/>
               </w:rPr>
-              <w:t>11,475.39 m² (1.148 ha)</w:t>
-            </w:r>
-          </w:p>
-        </w:tc>
-        <w:tc>
-          <w:tcPr>
-            <w:tcW w:w="0" w:type="auto"/>
-            <w:tcMar>
-              <w:top w:w="150" w:type="dxa"/>
-              <w:left w:w="210" w:type="dxa"/>
-              <w:bottom w:w="150" w:type="dxa"/>
-              <w:right w:w="210" w:type="dxa"/>
-            </w:tcMar>
-            <w:vAlign w:val="center"/>
-            <w:hideMark/>
-          </w:tcPr>
-          <w:p>
-            <w:pPr>
-              <w:rPr>
-                <w:rFonts w:ascii="Plus Jakarta Sans" w:eastAsia="Times New Roman" w:hAnsi="Plus Jakarta Sans"/>
-                <w:sz w:val="20"/>
-                <w:szCs w:val="20"/>
-              </w:rPr>
-            </w:pPr>
-            <w:r>
-              <w:rPr>
-                <w:rFonts w:ascii="Plus Jakarta Sans" w:eastAsia="Times New Roman" w:hAnsi="Plus Jakarta Sans"/>
-                <w:sz w:val="20"/>
-                <w:szCs w:val="20"/>
-              </w:rPr>
-              <w:t>12,225.98 m² (1.</w:t>
-            </w:r>
-            <w:r>
-              <w:rPr>
-                <w:rFonts w:ascii="Plus Jakarta Sans" w:eastAsia="Times New Roman" w:hAnsi="Plus Jakarta Sans"/>
-                <w:sz w:val="20"/>
-                <w:szCs w:val="20"/>
-              </w:rPr>
-              <w:t>223 ha)</w:t>
-            </w:r>
-          </w:p>
-        </w:tc>
-        <w:tc>
-          <w:tcPr>
-            <w:tcW w:w="0" w:type="auto"/>
-            <w:tcMar>
-              <w:top w:w="150" w:type="dxa"/>
-              <w:left w:w="210" w:type="dxa"/>
-              <w:bottom w:w="150" w:type="dxa"/>
-              <w:right w:w="210" w:type="dxa"/>
-            </w:tcMar>
-            <w:vAlign w:val="center"/>
-            <w:hideMark/>
-          </w:tcPr>
-          <w:p>
-            <w:pPr>
-              <w:rPr>
-                <w:rFonts w:ascii="Plus Jakarta Sans" w:eastAsia="Times New Roman" w:hAnsi="Plus Jakarta Sans"/>
-                <w:sz w:val="20"/>
-                <w:szCs w:val="20"/>
-              </w:rPr>
-            </w:pPr>
-            <w:r>
-              <w:rPr>
-                <w:rFonts w:ascii="Plus Jakarta Sans" w:eastAsia="Times New Roman" w:hAnsi="Plus Jakarta Sans"/>
-                <w:sz w:val="20"/>
-                <w:szCs w:val="20"/>
-              </w:rPr>
-              <w:t>15,741.95 m² (1.574 ha)</w:t>
+              <w:t>11,451.27 m² (1.145 ha)</w:t>
+            </w:r>
+          </w:p>
+        </w:tc>
+        <w:tc>
+          <w:tcPr>
+            <w:tcW w:w="0" w:type="auto"/>
+            <w:tcMar>
+              <w:top w:w="150" w:type="dxa"/>
+              <w:left w:w="210" w:type="dxa"/>
+              <w:bottom w:w="150" w:type="dxa"/>
+              <w:right w:w="210" w:type="dxa"/>
+            </w:tcMar>
+            <w:vAlign w:val="center"/>
+            <w:hideMark/>
+          </w:tcPr>
+          <w:p>
+            <w:pPr>
+              <w:rPr>
+                <w:rFonts w:ascii="Plus Jakarta Sans" w:eastAsia="Times New Roman" w:hAnsi="Plus Jakarta Sans"/>
+                <w:sz w:val="20"/>
+                <w:szCs w:val="20"/>
+              </w:rPr>
+            </w:pPr>
+            <w:r>
+              <w:rPr>
+                <w:rFonts w:ascii="Plus Jakarta Sans" w:eastAsia="Times New Roman" w:hAnsi="Plus Jakarta Sans"/>
+                <w:sz w:val="20"/>
+                <w:szCs w:val="20"/>
+              </w:rPr>
+              <w:t>12,196.33 m² (1.</w:t>
+            </w:r>
+            <w:r>
+              <w:rPr>
+                <w:rFonts w:ascii="Plus Jakarta Sans" w:eastAsia="Times New Roman" w:hAnsi="Plus Jakarta Sans"/>
+                <w:sz w:val="20"/>
+                <w:szCs w:val="20"/>
+              </w:rPr>
+              <w:t>220 ha)</w:t>
+            </w:r>
+          </w:p>
+        </w:tc>
+        <w:tc>
+          <w:tcPr>
+            <w:tcW w:w="0" w:type="auto"/>
+            <w:tcMar>
+              <w:top w:w="150" w:type="dxa"/>
+              <w:left w:w="210" w:type="dxa"/>
+              <w:bottom w:w="150" w:type="dxa"/>
+              <w:right w:w="210" w:type="dxa"/>
+            </w:tcMar>
+            <w:vAlign w:val="center"/>
+            <w:hideMark/>
+          </w:tcPr>
+          <w:p>
+            <w:pPr>
+              <w:rPr>
+                <w:rFonts w:ascii="Plus Jakarta Sans" w:eastAsia="Times New Roman" w:hAnsi="Plus Jakarta Sans"/>
+                <w:sz w:val="20"/>
+                <w:szCs w:val="20"/>
+              </w:rPr>
+            </w:pPr>
+            <w:r>
+              <w:rPr>
+                <w:rFonts w:ascii="Plus Jakarta Sans" w:eastAsia="Times New Roman" w:hAnsi="Plus Jakarta Sans"/>
+                <w:sz w:val="20"/>
+                <w:szCs w:val="20"/>
+              </w:rPr>
+              <w:t>15,370.39 m² (1.537 ha)</w:t>
             </w:r>
           </w:p>
         </w:tc>
       </w:tr>
       <w:tr>
         <w:trPr>
-          <w:divId w:val="1462730294"/>
+          <w:divId w:val="346757676"/>
         </w:trPr>
         <w:tc>
           <w:tcPr>
@@ -1736,74 +1736,74 @@
                 <w:sz w:val="20"/>
                 <w:szCs w:val="20"/>
               </w:rPr>
-              <w:t>8,877,516.63 m² (887.75 ha)</w:t>
-            </w:r>
-          </w:p>
-        </w:tc>
-        <w:tc>
-          <w:tcPr>
-            <w:tcW w:w="0" w:type="auto"/>
-            <w:tcMar>
-              <w:top w:w="150" w:type="dxa"/>
-              <w:left w:w="210" w:type="dxa"/>
-              <w:bottom w:w="150" w:type="dxa"/>
-              <w:right w:w="210" w:type="dxa"/>
-            </w:tcMar>
-            <w:vAlign w:val="center"/>
-            <w:hideMark/>
-          </w:tcPr>
-          <w:p>
-            <w:pPr>
-              <w:rPr>
-                <w:rFonts w:ascii="Plus Jakarta Sans" w:eastAsia="Times New Roman" w:hAnsi="Plus Jakarta Sans"/>
-                <w:sz w:val="20"/>
-                <w:szCs w:val="20"/>
-              </w:rPr>
-            </w:pPr>
-            <w:r>
-              <w:rPr>
-                <w:rFonts w:ascii="Plus Jakarta Sans" w:eastAsia="Times New Roman" w:hAnsi="Plus Jakarta Sans"/>
-                <w:sz w:val="20"/>
-                <w:szCs w:val="20"/>
-              </w:rPr>
-              <w:t>16,318,784.86 m² (1631.88 ha)</w:t>
-            </w:r>
-          </w:p>
-        </w:tc>
-        <w:tc>
-          <w:tcPr>
-            <w:tcW w:w="0" w:type="auto"/>
-            <w:tcMar>
-              <w:top w:w="150" w:type="dxa"/>
-              <w:left w:w="210" w:type="dxa"/>
-              <w:bottom w:w="150" w:type="dxa"/>
-              <w:right w:w="210" w:type="dxa"/>
-            </w:tcMar>
-            <w:vAlign w:val="center"/>
-            <w:hideMark/>
-          </w:tcPr>
-          <w:p>
-            <w:pPr>
-              <w:rPr>
-                <w:rFonts w:ascii="Plus Jakarta Sans" w:eastAsia="Times New Roman" w:hAnsi="Plus Jakarta Sans"/>
-                <w:sz w:val="20"/>
-                <w:szCs w:val="20"/>
-              </w:rPr>
-            </w:pPr>
-            <w:r>
-              <w:rPr>
-                <w:rFonts w:ascii="Plus Jakarta Sans" w:eastAsia="Times New Roman" w:hAnsi="Plus Jakarta Sans"/>
-                <w:sz w:val="20"/>
-                <w:szCs w:val="20"/>
-              </w:rPr>
-              <w:t>16,917,390.54 m² (1691.74 ha)</w:t>
+              <w:t>8,898,044.63 m² (889.80 ha)</w:t>
+            </w:r>
+          </w:p>
+        </w:tc>
+        <w:tc>
+          <w:tcPr>
+            <w:tcW w:w="0" w:type="auto"/>
+            <w:tcMar>
+              <w:top w:w="150" w:type="dxa"/>
+              <w:left w:w="210" w:type="dxa"/>
+              <w:bottom w:w="150" w:type="dxa"/>
+              <w:right w:w="210" w:type="dxa"/>
+            </w:tcMar>
+            <w:vAlign w:val="center"/>
+            <w:hideMark/>
+          </w:tcPr>
+          <w:p>
+            <w:pPr>
+              <w:rPr>
+                <w:rFonts w:ascii="Plus Jakarta Sans" w:eastAsia="Times New Roman" w:hAnsi="Plus Jakarta Sans"/>
+                <w:sz w:val="20"/>
+                <w:szCs w:val="20"/>
+              </w:rPr>
+            </w:pPr>
+            <w:r>
+              <w:rPr>
+                <w:rFonts w:ascii="Plus Jakarta Sans" w:eastAsia="Times New Roman" w:hAnsi="Plus Jakarta Sans"/>
+                <w:sz w:val="20"/>
+                <w:szCs w:val="20"/>
+              </w:rPr>
+              <w:t>16,784,304.19 m² (1678.43 ha)</w:t>
+            </w:r>
+          </w:p>
+        </w:tc>
+        <w:tc>
+          <w:tcPr>
+            <w:tcW w:w="0" w:type="auto"/>
+            <w:tcMar>
+              <w:top w:w="150" w:type="dxa"/>
+              <w:left w:w="210" w:type="dxa"/>
+              <w:bottom w:w="150" w:type="dxa"/>
+              <w:right w:w="210" w:type="dxa"/>
+            </w:tcMar>
+            <w:vAlign w:val="center"/>
+            <w:hideMark/>
+          </w:tcPr>
+          <w:p>
+            <w:pPr>
+              <w:rPr>
+                <w:rFonts w:ascii="Plus Jakarta Sans" w:eastAsia="Times New Roman" w:hAnsi="Plus Jakarta Sans"/>
+                <w:sz w:val="20"/>
+                <w:szCs w:val="20"/>
+              </w:rPr>
+            </w:pPr>
+            <w:r>
+              <w:rPr>
+                <w:rFonts w:ascii="Plus Jakarta Sans" w:eastAsia="Times New Roman" w:hAnsi="Plus Jakarta Sans"/>
+                <w:sz w:val="20"/>
+                <w:szCs w:val="20"/>
+              </w:rPr>
+              <w:t>16,993,472.53 m² (1699.35 ha)</w:t>
             </w:r>
           </w:p>
         </w:tc>
       </w:tr>
       <w:tr>
         <w:trPr>
-          <w:divId w:val="1462730294"/>
+          <w:divId w:val="346757676"/>
         </w:trPr>
         <w:tc>
           <w:tcPr>
@@ -1862,74 +1862,74 @@
                 <w:sz w:val="20"/>
                 <w:szCs w:val="20"/>
               </w:rPr>
-              <w:t>5,183 (55.6%)</w:t>
-            </w:r>
-          </w:p>
-        </w:tc>
-        <w:tc>
-          <w:tcPr>
-            <w:tcW w:w="0" w:type="auto"/>
-            <w:tcMar>
-              <w:top w:w="150" w:type="dxa"/>
-              <w:left w:w="210" w:type="dxa"/>
-              <w:bottom w:w="150" w:type="dxa"/>
-              <w:right w:w="210" w:type="dxa"/>
-            </w:tcMar>
-            <w:vAlign w:val="center"/>
-            <w:hideMark/>
-          </w:tcPr>
-          <w:p>
-            <w:pPr>
-              <w:rPr>
-                <w:rFonts w:ascii="Plus Jakarta Sans" w:eastAsia="Times New Roman" w:hAnsi="Plus Jakarta Sans"/>
-                <w:sz w:val="20"/>
-                <w:szCs w:val="20"/>
-              </w:rPr>
-            </w:pPr>
-            <w:r>
-              <w:rPr>
-                <w:rFonts w:ascii="Plus Jakarta Sans" w:eastAsia="Times New Roman" w:hAnsi="Plus Jakarta Sans"/>
-                <w:sz w:val="20"/>
-                <w:szCs w:val="20"/>
-              </w:rPr>
-              <w:t>2,415 (25.9%)</w:t>
-            </w:r>
-          </w:p>
-        </w:tc>
-        <w:tc>
-          <w:tcPr>
-            <w:tcW w:w="0" w:type="auto"/>
-            <w:tcMar>
-              <w:top w:w="150" w:type="dxa"/>
-              <w:left w:w="210" w:type="dxa"/>
-              <w:bottom w:w="150" w:type="dxa"/>
-              <w:right w:w="210" w:type="dxa"/>
-            </w:tcMar>
-            <w:vAlign w:val="center"/>
-            <w:hideMark/>
-          </w:tcPr>
-          <w:p>
-            <w:pPr>
-              <w:rPr>
-                <w:rFonts w:ascii="Plus Jakarta Sans" w:eastAsia="Times New Roman" w:hAnsi="Plus Jakarta Sans"/>
-                <w:sz w:val="20"/>
-                <w:szCs w:val="20"/>
-              </w:rPr>
-            </w:pPr>
-            <w:r>
-              <w:rPr>
-                <w:rFonts w:ascii="Plus Jakarta Sans" w:eastAsia="Times New Roman" w:hAnsi="Plus Jakarta Sans"/>
-                <w:sz w:val="20"/>
-                <w:szCs w:val="20"/>
-              </w:rPr>
-              <w:t>1,498 (16.1%)</w:t>
+              <w:t>5,547 (56.2%)</w:t>
+            </w:r>
+          </w:p>
+        </w:tc>
+        <w:tc>
+          <w:tcPr>
+            <w:tcW w:w="0" w:type="auto"/>
+            <w:tcMar>
+              <w:top w:w="150" w:type="dxa"/>
+              <w:left w:w="210" w:type="dxa"/>
+              <w:bottom w:w="150" w:type="dxa"/>
+              <w:right w:w="210" w:type="dxa"/>
+            </w:tcMar>
+            <w:vAlign w:val="center"/>
+            <w:hideMark/>
+          </w:tcPr>
+          <w:p>
+            <w:pPr>
+              <w:rPr>
+                <w:rFonts w:ascii="Plus Jakarta Sans" w:eastAsia="Times New Roman" w:hAnsi="Plus Jakarta Sans"/>
+                <w:sz w:val="20"/>
+                <w:szCs w:val="20"/>
+              </w:rPr>
+            </w:pPr>
+            <w:r>
+              <w:rPr>
+                <w:rFonts w:ascii="Plus Jakarta Sans" w:eastAsia="Times New Roman" w:hAnsi="Plus Jakarta Sans"/>
+                <w:sz w:val="20"/>
+                <w:szCs w:val="20"/>
+              </w:rPr>
+              <w:t>2,553 (25.8%)</w:t>
+            </w:r>
+          </w:p>
+        </w:tc>
+        <w:tc>
+          <w:tcPr>
+            <w:tcW w:w="0" w:type="auto"/>
+            <w:tcMar>
+              <w:top w:w="150" w:type="dxa"/>
+              <w:left w:w="210" w:type="dxa"/>
+              <w:bottom w:w="150" w:type="dxa"/>
+              <w:right w:w="210" w:type="dxa"/>
+            </w:tcMar>
+            <w:vAlign w:val="center"/>
+            <w:hideMark/>
+          </w:tcPr>
+          <w:p>
+            <w:pPr>
+              <w:rPr>
+                <w:rFonts w:ascii="Plus Jakarta Sans" w:eastAsia="Times New Roman" w:hAnsi="Plus Jakarta Sans"/>
+                <w:sz w:val="20"/>
+                <w:szCs w:val="20"/>
+              </w:rPr>
+            </w:pPr>
+            <w:r>
+              <w:rPr>
+                <w:rFonts w:ascii="Plus Jakarta Sans" w:eastAsia="Times New Roman" w:hAnsi="Plus Jakarta Sans"/>
+                <w:sz w:val="20"/>
+                <w:szCs w:val="20"/>
+              </w:rPr>
+              <w:t>1,550 (15.7%)</w:t>
             </w:r>
           </w:p>
         </w:tc>
       </w:tr>
       <w:tr>
         <w:trPr>
-          <w:divId w:val="1462730294"/>
+          <w:divId w:val="346757676"/>
         </w:trPr>
         <w:tc>
           <w:tcPr>
@@ -1988,67 +1988,67 @@
                 <w:sz w:val="20"/>
                 <w:szCs w:val="20"/>
               </w:rPr>
-              <w:t>53,456 (31.3%)</w:t>
-            </w:r>
-          </w:p>
-        </w:tc>
-        <w:tc>
-          <w:tcPr>
-            <w:tcW w:w="0" w:type="auto"/>
-            <w:tcMar>
-              <w:top w:w="150" w:type="dxa"/>
-              <w:left w:w="210" w:type="dxa"/>
-              <w:bottom w:w="150" w:type="dxa"/>
-              <w:right w:w="210" w:type="dxa"/>
-            </w:tcMar>
-            <w:vAlign w:val="center"/>
-            <w:hideMark/>
-          </w:tcPr>
-          <w:p>
-            <w:pPr>
-              <w:rPr>
-                <w:rFonts w:ascii="Plus Jakarta Sans" w:eastAsia="Times New Roman" w:hAnsi="Plus Jakarta Sans"/>
-                <w:sz w:val="20"/>
-                <w:szCs w:val="20"/>
-              </w:rPr>
-            </w:pPr>
-            <w:r>
-              <w:rPr>
-                <w:rFonts w:ascii="Plus Jakarta Sans" w:eastAsia="Times New Roman" w:hAnsi="Plus Jakarta Sans"/>
-                <w:sz w:val="20"/>
-                <w:szCs w:val="20"/>
-              </w:rPr>
-              <w:t>35,583 (20.8%)</w:t>
-            </w:r>
-          </w:p>
-        </w:tc>
-        <w:tc>
-          <w:tcPr>
-            <w:tcW w:w="0" w:type="auto"/>
-            <w:tcMar>
-              <w:top w:w="150" w:type="dxa"/>
-              <w:left w:w="210" w:type="dxa"/>
-              <w:bottom w:w="150" w:type="dxa"/>
-              <w:right w:w="210" w:type="dxa"/>
-            </w:tcMar>
-            <w:vAlign w:val="center"/>
-            <w:hideMark/>
-          </w:tcPr>
-          <w:p>
-            <w:pPr>
-              <w:rPr>
-                <w:rFonts w:ascii="Plus Jakarta Sans" w:eastAsia="Times New Roman" w:hAnsi="Plus Jakarta Sans"/>
-                <w:sz w:val="20"/>
-                <w:szCs w:val="20"/>
-              </w:rPr>
-            </w:pPr>
-            <w:r>
-              <w:rPr>
-                <w:rFonts w:ascii="Plus Jakarta Sans" w:eastAsia="Times New Roman" w:hAnsi="Plus Jakarta Sans"/>
-                <w:sz w:val="20"/>
-                <w:szCs w:val="20"/>
-              </w:rPr>
-              <w:t>79,401 (46.4%)</w:t>
+              <w:t>53,689 (31.1%)</w:t>
+            </w:r>
+          </w:p>
+        </w:tc>
+        <w:tc>
+          <w:tcPr>
+            <w:tcW w:w="0" w:type="auto"/>
+            <w:tcMar>
+              <w:top w:w="150" w:type="dxa"/>
+              <w:left w:w="210" w:type="dxa"/>
+              <w:bottom w:w="150" w:type="dxa"/>
+              <w:right w:w="210" w:type="dxa"/>
+            </w:tcMar>
+            <w:vAlign w:val="center"/>
+            <w:hideMark/>
+          </w:tcPr>
+          <w:p>
+            <w:pPr>
+              <w:rPr>
+                <w:rFonts w:ascii="Plus Jakarta Sans" w:eastAsia="Times New Roman" w:hAnsi="Plus Jakarta Sans"/>
+                <w:sz w:val="20"/>
+                <w:szCs w:val="20"/>
+              </w:rPr>
+            </w:pPr>
+            <w:r>
+              <w:rPr>
+                <w:rFonts w:ascii="Plus Jakarta Sans" w:eastAsia="Times New Roman" w:hAnsi="Plus Jakarta Sans"/>
+                <w:sz w:val="20"/>
+                <w:szCs w:val="20"/>
+              </w:rPr>
+              <w:t>36,399 (21.1%)</w:t>
+            </w:r>
+          </w:p>
+        </w:tc>
+        <w:tc>
+          <w:tcPr>
+            <w:tcW w:w="0" w:type="auto"/>
+            <w:tcMar>
+              <w:top w:w="150" w:type="dxa"/>
+              <w:left w:w="210" w:type="dxa"/>
+              <w:bottom w:w="150" w:type="dxa"/>
+              <w:right w:w="210" w:type="dxa"/>
+            </w:tcMar>
+            <w:vAlign w:val="center"/>
+            <w:hideMark/>
+          </w:tcPr>
+          <w:p>
+            <w:pPr>
+              <w:rPr>
+                <w:rFonts w:ascii="Plus Jakarta Sans" w:eastAsia="Times New Roman" w:hAnsi="Plus Jakarta Sans"/>
+                <w:sz w:val="20"/>
+                <w:szCs w:val="20"/>
+              </w:rPr>
+            </w:pPr>
+            <w:r>
+              <w:rPr>
+                <w:rFonts w:ascii="Plus Jakarta Sans" w:eastAsia="Times New Roman" w:hAnsi="Plus Jakarta Sans"/>
+                <w:sz w:val="20"/>
+                <w:szCs w:val="20"/>
+              </w:rPr>
+              <w:t>79,716 (46.2%)</w:t>
             </w:r>
           </w:p>
         </w:tc>
@@ -2057,7 +2057,7 @@
     <w:p>
       <w:pPr>
         <w:pStyle w:val="Ttulo3"/>
-        <w:divId w:val="1873178777"/>
+        <w:divId w:val="405886393"/>
         <w:rPr>
           <w:rFonts w:eastAsia="Times New Roman"/>
           <w:lang w:val="es-ES"/>
@@ -2074,7 +2074,7 @@
     <w:p>
       <w:pPr>
         <w:pStyle w:val="NormalWeb"/>
-        <w:divId w:val="1873178777"/>
+        <w:divId w:val="405886393"/>
         <w:rPr>
           <w:rFonts w:ascii="Plus Jakarta Sans" w:hAnsi="Plus Jakarta Sans"/>
           <w:lang w:val="es-ES"/>
@@ -2103,7 +2103,7 @@
         </w:numPr>
         <w:spacing w:before="100" w:beforeAutospacing="1" w:after="90"/>
         <w:ind w:left="1020"/>
-        <w:divId w:val="1873178777"/>
+        <w:divId w:val="405886393"/>
         <w:rPr>
           <w:rFonts w:ascii="Plus Jakarta Sans" w:eastAsia="Times New Roman" w:hAnsi="Plus Jakarta Sans"/>
           <w:sz w:val="21"/>
@@ -2138,7 +2138,7 @@
           <w:szCs w:val="21"/>
           <w:lang w:val="es-ES"/>
         </w:rPr>
-        <w:t>55.6%</w:t>
+        <w:t>56.2%</w:t>
       </w:r>
       <w:r>
         <w:rPr>
@@ -2157,7 +2157,7 @@
           <w:szCs w:val="21"/>
           <w:lang w:val="es-ES"/>
         </w:rPr>
-        <w:t>31.3%</w:t>
+        <w:t>31.1%</w:t>
       </w:r>
       <w:r>
         <w:rPr>
@@ -2185,7 +2185,7 @@
           <w:szCs w:val="21"/>
           <w:lang w:val="es-ES"/>
         </w:rPr>
-        <w:t>887.75 ha</w:t>
+        <w:t>889.80 ha</w:t>
       </w:r>
       <w:r>
         <w:rPr>
@@ -2205,7 +2205,7 @@
         </w:numPr>
         <w:spacing w:before="100" w:beforeAutospacing="1" w:after="90"/>
         <w:ind w:left="1020"/>
-        <w:divId w:val="1873178777"/>
+        <w:divId w:val="405886393"/>
         <w:rPr>
           <w:rFonts w:ascii="Plus Jakarta Sans" w:eastAsia="Times New Roman" w:hAnsi="Plus Jakarta Sans"/>
           <w:sz w:val="21"/>
@@ -2249,7 +2249,7 @@
           <w:szCs w:val="21"/>
           <w:lang w:val="es-ES"/>
         </w:rPr>
-        <w:t>25.9%</w:t>
+        <w:t>25.8%</w:t>
       </w:r>
       <w:r>
         <w:rPr>
@@ -2268,7 +2268,7 @@
           <w:szCs w:val="21"/>
           <w:lang w:val="es-ES"/>
         </w:rPr>
-        <w:t>20.8%</w:t>
+        <w:t>21.1%</w:t>
       </w:r>
       <w:r>
         <w:rPr>
@@ -2297,7 +2297,7 @@
           <w:szCs w:val="21"/>
           <w:lang w:val="es-ES"/>
         </w:rPr>
-        <w:t>1631.88 ha</w:t>
+        <w:t>1678.43 ha</w:t>
       </w:r>
       <w:r>
         <w:rPr>
@@ -2317,7 +2317,7 @@
         </w:numPr>
         <w:spacing w:before="100" w:beforeAutospacing="1" w:after="90"/>
         <w:ind w:left="1020"/>
-        <w:divId w:val="1873178777"/>
+        <w:divId w:val="405886393"/>
         <w:rPr>
           <w:rFonts w:ascii="Plus Jakarta Sans" w:eastAsia="Times New Roman" w:hAnsi="Plus Jakarta Sans"/>
           <w:sz w:val="21"/>
@@ -2361,7 +2361,7 @@
           <w:szCs w:val="21"/>
           <w:lang w:val="es-ES"/>
         </w:rPr>
-        <w:t>1691.74 ha</w:t>
+        <w:t>1699.35 ha</w:t>
       </w:r>
       <w:r>
         <w:rPr>
@@ -2380,7 +2380,7 @@
           <w:szCs w:val="21"/>
           <w:lang w:val="es-ES"/>
         </w:rPr>
-        <w:t>40.2%</w:t>
+        <w:t>39.8%</w:t>
       </w:r>
       <w:r>
         <w:rPr>
@@ -2399,7 +2399,7 @@
           <w:szCs w:val="21"/>
           <w:lang w:val="es-ES"/>
         </w:rPr>
-        <w:t>16.1%</w:t>
+        <w:t>15.7%</w:t>
       </w:r>
       <w:r>
         <w:rPr>
@@ -2423,7 +2423,7 @@
     <w:p>
       <w:pPr>
         <w:pStyle w:val="Ttulo3"/>
-        <w:divId w:val="1873178777"/>
+        <w:divId w:val="405886393"/>
         <w:rPr>
           <w:rFonts w:eastAsia="Times New Roman"/>
           <w:lang w:val="es-ES"/>
@@ -2440,7 +2440,7 @@
     <w:p>
       <w:pPr>
         <w:jc w:val="center"/>
-        <w:divId w:val="1132670062"/>
+        <w:divId w:val="1569614264"/>
         <w:rPr>
           <w:rFonts w:ascii="Outfit" w:eastAsia="Times New Roman" w:hAnsi="Outfit"/>
           <w:b/>
@@ -2469,7 +2469,7 @@
     <w:p>
       <w:pPr>
         <w:jc w:val="center"/>
-        <w:divId w:val="2108453403"/>
+        <w:divId w:val="1729454688"/>
         <w:rPr>
           <w:rFonts w:ascii="Plus Jakarta Sans" w:eastAsia="Times New Roman" w:hAnsi="Plus Jakarta Sans"/>
           <w:lang w:val="es-ES"/>
@@ -2718,7 +2718,7 @@
           <w:rFonts w:ascii="Plus Jakarta Sans" w:eastAsia="Times New Roman" w:hAnsi="Plus Jakarta Sans"/>
           <w:lang w:val="es-ES"/>
         </w:rPr>
-        <w:t>61.8</w:t>
+        <w:t>62.7</w:t>
       </w:r>
       <w:r>
         <w:rPr>
@@ -2739,7 +2739,7 @@
           <w:rFonts w:ascii="Plus Jakarta Sans" w:eastAsia="Times New Roman" w:hAnsi="Plus Jakarta Sans"/>
           <w:lang w:val="es-ES"/>
         </w:rPr>
-        <w:t>38.2</w:t>
+        <w:t>37.3</w:t>
       </w:r>
       <w:r>
         <w:rPr>
@@ -2781,7 +2781,7 @@
           <w:rFonts w:ascii="Plus Jakarta Sans" w:eastAsia="Times New Roman" w:hAnsi="Plus Jakarta Sans"/>
           <w:lang w:val="es-ES"/>
         </w:rPr>
-        <w:t>50.3</w:t>
+        <w:t>50.4</w:t>
       </w:r>
       <w:r>
         <w:rPr>
@@ -2802,7 +2802,7 @@
           <w:rFonts w:ascii="Plus Jakarta Sans" w:eastAsia="Times New Roman" w:hAnsi="Plus Jakarta Sans"/>
           <w:lang w:val="es-ES"/>
         </w:rPr>
-        <w:t>49.7</w:t>
+        <w:t>49.6</w:t>
       </w:r>
       <w:r>
         <w:rPr>
@@ -2864,7 +2864,7 @@
     <w:p>
       <w:pPr>
         <w:spacing w:before="450" w:after="450"/>
-        <w:divId w:val="1873178777"/>
+        <w:divId w:val="405886393"/>
         <w:rPr>
           <w:rFonts w:ascii="Plus Jakarta Sans" w:eastAsia="Times New Roman" w:hAnsi="Plus Jakarta Sans"/>
           <w:lang w:val="es-ES"/>
@@ -2875,7 +2875,7 @@
           <w:rFonts w:ascii="Plus Jakarta Sans" w:eastAsia="Times New Roman" w:hAnsi="Plus Jakarta Sans"/>
           <w:lang w:val="es-ES"/>
         </w:rPr>
-        <w:pict w14:anchorId="20BB342C">
+        <w:pict>
           <v:rect id="_x0000_i1028" style="width:0;height:.75pt" o:hralign="center" o:hrstd="t" o:hr="t" fillcolor="#a0a0a0" stroked="f"/>
         </w:pict>
       </w:r>
@@ -2883,7 +2883,7 @@
     <w:p>
       <w:pPr>
         <w:pStyle w:val="Ttulo3"/>
-        <w:divId w:val="1873178777"/>
+        <w:divId w:val="405886393"/>
         <w:rPr>
           <w:rFonts w:eastAsia="Times New Roman"/>
           <w:lang w:val="es-ES"/>
@@ -2900,7 +2900,7 @@
     <w:p>
       <w:pPr>
         <w:pStyle w:val="NormalWeb"/>
-        <w:divId w:val="1873178777"/>
+        <w:divId w:val="405886393"/>
         <w:rPr>
           <w:rFonts w:ascii="Plus Jakarta Sans" w:hAnsi="Plus Jakarta Sans"/>
           <w:lang w:val="es-ES"/>
@@ -2933,7 +2933,7 @@
       </w:tblGrid>
       <w:tr>
         <w:trPr>
-          <w:divId w:val="758865793"/>
+          <w:divId w:val="412314216"/>
           <w:tblHeader/>
         </w:trPr>
         <w:tc>
@@ -3087,7 +3087,7 @@
       </w:tr>
       <w:tr>
         <w:trPr>
-          <w:divId w:val="758865793"/>
+          <w:divId w:val="412314216"/>
         </w:trPr>
         <w:tc>
           <w:tcPr>
@@ -3184,44 +3184,44 @@
                 <w:sz w:val="20"/>
                 <w:szCs w:val="20"/>
               </w:rPr>
-              <w:t>98 (4.5%)</w:t>
-            </w:r>
-          </w:p>
-        </w:tc>
-        <w:tc>
-          <w:tcPr>
-            <w:tcW w:w="0" w:type="auto"/>
-            <w:tcMar>
-              <w:top w:w="150" w:type="dxa"/>
-              <w:left w:w="210" w:type="dxa"/>
-              <w:bottom w:w="150" w:type="dxa"/>
-              <w:right w:w="210" w:type="dxa"/>
-            </w:tcMar>
-            <w:vAlign w:val="center"/>
-            <w:hideMark/>
-          </w:tcPr>
-          <w:p>
-            <w:pPr>
-              <w:rPr>
-                <w:rFonts w:ascii="Plus Jakarta Sans" w:eastAsia="Times New Roman" w:hAnsi="Plus Jakarta Sans"/>
-                <w:sz w:val="20"/>
-                <w:szCs w:val="20"/>
-              </w:rPr>
-            </w:pPr>
-            <w:r>
-              <w:rPr>
-                <w:rFonts w:ascii="Plus Jakarta Sans" w:eastAsia="Times New Roman" w:hAnsi="Plus Jakarta Sans"/>
-                <w:sz w:val="20"/>
-                <w:szCs w:val="20"/>
-              </w:rPr>
-              <w:t>166 (15.3%)</w:t>
+              <w:t>105 (4.7%)</w:t>
+            </w:r>
+          </w:p>
+        </w:tc>
+        <w:tc>
+          <w:tcPr>
+            <w:tcW w:w="0" w:type="auto"/>
+            <w:tcMar>
+              <w:top w:w="150" w:type="dxa"/>
+              <w:left w:w="210" w:type="dxa"/>
+              <w:bottom w:w="150" w:type="dxa"/>
+              <w:right w:w="210" w:type="dxa"/>
+            </w:tcMar>
+            <w:vAlign w:val="center"/>
+            <w:hideMark/>
+          </w:tcPr>
+          <w:p>
+            <w:pPr>
+              <w:rPr>
+                <w:rFonts w:ascii="Plus Jakarta Sans" w:eastAsia="Times New Roman" w:hAnsi="Plus Jakarta Sans"/>
+                <w:sz w:val="20"/>
+                <w:szCs w:val="20"/>
+              </w:rPr>
+            </w:pPr>
+            <w:r>
+              <w:rPr>
+                <w:rFonts w:ascii="Plus Jakarta Sans" w:eastAsia="Times New Roman" w:hAnsi="Plus Jakarta Sans"/>
+                <w:sz w:val="20"/>
+                <w:szCs w:val="20"/>
+              </w:rPr>
+              <w:t>179 (16.0%)</w:t>
             </w:r>
           </w:p>
         </w:tc>
       </w:tr>
       <w:tr>
         <w:trPr>
-          <w:divId w:val="758865793"/>
+          <w:divId w:val="412314216"/>
         </w:trPr>
         <w:tc>
           <w:tcPr>
@@ -3288,74 +3288,74 @@
                 <w:sz w:val="20"/>
                 <w:szCs w:val="20"/>
               </w:rPr>
-              <w:t>1205 (35.7%)</w:t>
-            </w:r>
-          </w:p>
-        </w:tc>
-        <w:tc>
-          <w:tcPr>
-            <w:tcW w:w="0" w:type="auto"/>
-            <w:tcMar>
-              <w:top w:w="150" w:type="dxa"/>
-              <w:left w:w="210" w:type="dxa"/>
-              <w:bottom w:w="150" w:type="dxa"/>
-              <w:right w:w="210" w:type="dxa"/>
-            </w:tcMar>
-            <w:vAlign w:val="center"/>
-            <w:hideMark/>
-          </w:tcPr>
-          <w:p>
-            <w:pPr>
-              <w:rPr>
-                <w:rFonts w:ascii="Plus Jakarta Sans" w:eastAsia="Times New Roman" w:hAnsi="Plus Jakarta Sans"/>
-                <w:sz w:val="20"/>
-                <w:szCs w:val="20"/>
-              </w:rPr>
-            </w:pPr>
-            <w:r>
-              <w:rPr>
-                <w:rFonts w:ascii="Plus Jakarta Sans" w:eastAsia="Times New Roman" w:hAnsi="Plus Jakarta Sans"/>
-                <w:sz w:val="20"/>
-                <w:szCs w:val="20"/>
-              </w:rPr>
-              <w:t>735 (34.1%)</w:t>
-            </w:r>
-          </w:p>
-        </w:tc>
-        <w:tc>
-          <w:tcPr>
-            <w:tcW w:w="0" w:type="auto"/>
-            <w:tcMar>
-              <w:top w:w="150" w:type="dxa"/>
-              <w:left w:w="210" w:type="dxa"/>
-              <w:bottom w:w="150" w:type="dxa"/>
-              <w:right w:w="210" w:type="dxa"/>
-            </w:tcMar>
-            <w:vAlign w:val="center"/>
-            <w:hideMark/>
-          </w:tcPr>
-          <w:p>
-            <w:pPr>
-              <w:rPr>
-                <w:rFonts w:ascii="Plus Jakarta Sans" w:eastAsia="Times New Roman" w:hAnsi="Plus Jakarta Sans"/>
-                <w:sz w:val="20"/>
-                <w:szCs w:val="20"/>
-              </w:rPr>
-            </w:pPr>
-            <w:r>
-              <w:rPr>
-                <w:rFonts w:ascii="Plus Jakarta Sans" w:eastAsia="Times New Roman" w:hAnsi="Plus Jakarta Sans"/>
-                <w:sz w:val="20"/>
-                <w:szCs w:val="20"/>
-              </w:rPr>
-              <w:t>485 (44.6%)</w:t>
+              <w:t>1211 (35.8%)</w:t>
+            </w:r>
+          </w:p>
+        </w:tc>
+        <w:tc>
+          <w:tcPr>
+            <w:tcW w:w="0" w:type="auto"/>
+            <w:tcMar>
+              <w:top w:w="150" w:type="dxa"/>
+              <w:left w:w="210" w:type="dxa"/>
+              <w:bottom w:w="150" w:type="dxa"/>
+              <w:right w:w="210" w:type="dxa"/>
+            </w:tcMar>
+            <w:vAlign w:val="center"/>
+            <w:hideMark/>
+          </w:tcPr>
+          <w:p>
+            <w:pPr>
+              <w:rPr>
+                <w:rFonts w:ascii="Plus Jakarta Sans" w:eastAsia="Times New Roman" w:hAnsi="Plus Jakarta Sans"/>
+                <w:sz w:val="20"/>
+                <w:szCs w:val="20"/>
+              </w:rPr>
+            </w:pPr>
+            <w:r>
+              <w:rPr>
+                <w:rFonts w:ascii="Plus Jakarta Sans" w:eastAsia="Times New Roman" w:hAnsi="Plus Jakarta Sans"/>
+                <w:sz w:val="20"/>
+                <w:szCs w:val="20"/>
+              </w:rPr>
+              <w:t>766 (34.0%)</w:t>
+            </w:r>
+          </w:p>
+        </w:tc>
+        <w:tc>
+          <w:tcPr>
+            <w:tcW w:w="0" w:type="auto"/>
+            <w:tcMar>
+              <w:top w:w="150" w:type="dxa"/>
+              <w:left w:w="210" w:type="dxa"/>
+              <w:bottom w:w="150" w:type="dxa"/>
+              <w:right w:w="210" w:type="dxa"/>
+            </w:tcMar>
+            <w:vAlign w:val="center"/>
+            <w:hideMark/>
+          </w:tcPr>
+          <w:p>
+            <w:pPr>
+              <w:rPr>
+                <w:rFonts w:ascii="Plus Jakarta Sans" w:eastAsia="Times New Roman" w:hAnsi="Plus Jakarta Sans"/>
+                <w:sz w:val="20"/>
+                <w:szCs w:val="20"/>
+              </w:rPr>
+            </w:pPr>
+            <w:r>
+              <w:rPr>
+                <w:rFonts w:ascii="Plus Jakarta Sans" w:eastAsia="Times New Roman" w:hAnsi="Plus Jakarta Sans"/>
+                <w:sz w:val="20"/>
+                <w:szCs w:val="20"/>
+              </w:rPr>
+              <w:t>498 (44.5%)</w:t>
             </w:r>
           </w:p>
         </w:tc>
       </w:tr>
       <w:tr>
         <w:trPr>
-          <w:divId w:val="758865793"/>
+          <w:divId w:val="412314216"/>
         </w:trPr>
         <w:tc>
           <w:tcPr>
@@ -3422,74 +3422,74 @@
                 <w:sz w:val="20"/>
                 <w:szCs w:val="20"/>
               </w:rPr>
-              <w:t>917 (27.1%)</w:t>
-            </w:r>
-          </w:p>
-        </w:tc>
-        <w:tc>
-          <w:tcPr>
-            <w:tcW w:w="0" w:type="auto"/>
-            <w:tcMar>
-              <w:top w:w="150" w:type="dxa"/>
-              <w:left w:w="210" w:type="dxa"/>
-              <w:bottom w:w="150" w:type="dxa"/>
-              <w:right w:w="210" w:type="dxa"/>
-            </w:tcMar>
-            <w:vAlign w:val="center"/>
-            <w:hideMark/>
-          </w:tcPr>
-          <w:p>
-            <w:pPr>
-              <w:rPr>
-                <w:rFonts w:ascii="Plus Jakarta Sans" w:eastAsia="Times New Roman" w:hAnsi="Plus Jakarta Sans"/>
-                <w:sz w:val="20"/>
-                <w:szCs w:val="20"/>
-              </w:rPr>
-            </w:pPr>
-            <w:r>
-              <w:rPr>
-                <w:rFonts w:ascii="Plus Jakarta Sans" w:eastAsia="Times New Roman" w:hAnsi="Plus Jakarta Sans"/>
-                <w:sz w:val="20"/>
-                <w:szCs w:val="20"/>
-              </w:rPr>
-              <w:t>468 (21.7%)</w:t>
-            </w:r>
-          </w:p>
-        </w:tc>
-        <w:tc>
-          <w:tcPr>
-            <w:tcW w:w="0" w:type="auto"/>
-            <w:tcMar>
-              <w:top w:w="150" w:type="dxa"/>
-              <w:left w:w="210" w:type="dxa"/>
-              <w:bottom w:w="150" w:type="dxa"/>
-              <w:right w:w="210" w:type="dxa"/>
-            </w:tcMar>
-            <w:vAlign w:val="center"/>
-            <w:hideMark/>
-          </w:tcPr>
-          <w:p>
-            <w:pPr>
-              <w:rPr>
-                <w:rFonts w:ascii="Plus Jakarta Sans" w:eastAsia="Times New Roman" w:hAnsi="Plus Jakarta Sans"/>
-                <w:sz w:val="20"/>
-                <w:szCs w:val="20"/>
-              </w:rPr>
-            </w:pPr>
-            <w:r>
-              <w:rPr>
-                <w:rFonts w:ascii="Plus Jakarta Sans" w:eastAsia="Times New Roman" w:hAnsi="Plus Jakarta Sans"/>
-                <w:sz w:val="20"/>
-                <w:szCs w:val="20"/>
-              </w:rPr>
-              <w:t>262 (24.1%)</w:t>
+              <w:t>918 (27.1%)</w:t>
+            </w:r>
+          </w:p>
+        </w:tc>
+        <w:tc>
+          <w:tcPr>
+            <w:tcW w:w="0" w:type="auto"/>
+            <w:tcMar>
+              <w:top w:w="150" w:type="dxa"/>
+              <w:left w:w="210" w:type="dxa"/>
+              <w:bottom w:w="150" w:type="dxa"/>
+              <w:right w:w="210" w:type="dxa"/>
+            </w:tcMar>
+            <w:vAlign w:val="center"/>
+            <w:hideMark/>
+          </w:tcPr>
+          <w:p>
+            <w:pPr>
+              <w:rPr>
+                <w:rFonts w:ascii="Plus Jakarta Sans" w:eastAsia="Times New Roman" w:hAnsi="Plus Jakarta Sans"/>
+                <w:sz w:val="20"/>
+                <w:szCs w:val="20"/>
+              </w:rPr>
+            </w:pPr>
+            <w:r>
+              <w:rPr>
+                <w:rFonts w:ascii="Plus Jakarta Sans" w:eastAsia="Times New Roman" w:hAnsi="Plus Jakarta Sans"/>
+                <w:sz w:val="20"/>
+                <w:szCs w:val="20"/>
+              </w:rPr>
+              <w:t>491 (21.8%)</w:t>
+            </w:r>
+          </w:p>
+        </w:tc>
+        <w:tc>
+          <w:tcPr>
+            <w:tcW w:w="0" w:type="auto"/>
+            <w:tcMar>
+              <w:top w:w="150" w:type="dxa"/>
+              <w:left w:w="210" w:type="dxa"/>
+              <w:bottom w:w="150" w:type="dxa"/>
+              <w:right w:w="210" w:type="dxa"/>
+            </w:tcMar>
+            <w:vAlign w:val="center"/>
+            <w:hideMark/>
+          </w:tcPr>
+          <w:p>
+            <w:pPr>
+              <w:rPr>
+                <w:rFonts w:ascii="Plus Jakarta Sans" w:eastAsia="Times New Roman" w:hAnsi="Plus Jakarta Sans"/>
+                <w:sz w:val="20"/>
+                <w:szCs w:val="20"/>
+              </w:rPr>
+            </w:pPr>
+            <w:r>
+              <w:rPr>
+                <w:rFonts w:ascii="Plus Jakarta Sans" w:eastAsia="Times New Roman" w:hAnsi="Plus Jakarta Sans"/>
+                <w:sz w:val="20"/>
+                <w:szCs w:val="20"/>
+              </w:rPr>
+              <w:t>265 (23.7%)</w:t>
             </w:r>
           </w:p>
         </w:tc>
       </w:tr>
       <w:tr>
         <w:trPr>
-          <w:divId w:val="758865793"/>
+          <w:divId w:val="412314216"/>
         </w:trPr>
         <w:tc>
           <w:tcPr>
@@ -3586,44 +3586,44 @@
                 <w:sz w:val="20"/>
                 <w:szCs w:val="20"/>
               </w:rPr>
-              <w:t>804 (37.3%)</w:t>
-            </w:r>
-          </w:p>
-        </w:tc>
-        <w:tc>
-          <w:tcPr>
-            <w:tcW w:w="0" w:type="auto"/>
-            <w:tcMar>
-              <w:top w:w="150" w:type="dxa"/>
-              <w:left w:w="210" w:type="dxa"/>
-              <w:bottom w:w="150" w:type="dxa"/>
-              <w:right w:w="210" w:type="dxa"/>
-            </w:tcMar>
-            <w:vAlign w:val="center"/>
-            <w:hideMark/>
-          </w:tcPr>
-          <w:p>
-            <w:pPr>
-              <w:rPr>
-                <w:rFonts w:ascii="Plus Jakarta Sans" w:eastAsia="Times New Roman" w:hAnsi="Plus Jakarta Sans"/>
-                <w:sz w:val="20"/>
-                <w:szCs w:val="20"/>
-              </w:rPr>
-            </w:pPr>
-            <w:r>
-              <w:rPr>
-                <w:rFonts w:ascii="Plus Jakarta Sans" w:eastAsia="Times New Roman" w:hAnsi="Plus Jakarta Sans"/>
-                <w:sz w:val="20"/>
-                <w:szCs w:val="20"/>
-              </w:rPr>
-              <w:t>144 (13.2%)</w:t>
+              <w:t>831 (36.9%)</w:t>
+            </w:r>
+          </w:p>
+        </w:tc>
+        <w:tc>
+          <w:tcPr>
+            <w:tcW w:w="0" w:type="auto"/>
+            <w:tcMar>
+              <w:top w:w="150" w:type="dxa"/>
+              <w:left w:w="210" w:type="dxa"/>
+              <w:bottom w:w="150" w:type="dxa"/>
+              <w:right w:w="210" w:type="dxa"/>
+            </w:tcMar>
+            <w:vAlign w:val="center"/>
+            <w:hideMark/>
+          </w:tcPr>
+          <w:p>
+            <w:pPr>
+              <w:rPr>
+                <w:rFonts w:ascii="Plus Jakarta Sans" w:eastAsia="Times New Roman" w:hAnsi="Plus Jakarta Sans"/>
+                <w:sz w:val="20"/>
+                <w:szCs w:val="20"/>
+              </w:rPr>
+            </w:pPr>
+            <w:r>
+              <w:rPr>
+                <w:rFonts w:ascii="Plus Jakarta Sans" w:eastAsia="Times New Roman" w:hAnsi="Plus Jakarta Sans"/>
+                <w:sz w:val="20"/>
+                <w:szCs w:val="20"/>
+              </w:rPr>
+              <w:t>148 (13.2%)</w:t>
             </w:r>
           </w:p>
         </w:tc>
       </w:tr>
       <w:tr>
         <w:trPr>
-          <w:divId w:val="758865793"/>
+          <w:divId w:val="412314216"/>
         </w:trPr>
         <w:tc>
           <w:tcPr>
@@ -3720,7 +3720,7 @@
                 <w:sz w:val="20"/>
                 <w:szCs w:val="20"/>
               </w:rPr>
-              <w:t>41 (1.9%)</w:t>
+              <w:t>47 (2.1%)</w:t>
             </w:r>
           </w:p>
         </w:tc>
@@ -3757,7 +3757,7 @@
       </w:tr>
       <w:tr>
         <w:trPr>
-          <w:divId w:val="758865793"/>
+          <w:divId w:val="412314216"/>
         </w:trPr>
         <w:tc>
           <w:tcPr>
@@ -3884,7 +3884,7 @@
                 <w:sz w:val="20"/>
                 <w:szCs w:val="20"/>
               </w:rPr>
-              <w:t>17 (1.6%)</w:t>
+              <w:t>17 (1.5%)</w:t>
             </w:r>
           </w:p>
         </w:tc>
@@ -3893,7 +3893,7 @@
     <w:p>
       <w:pPr>
         <w:pStyle w:val="Ttulo3"/>
-        <w:divId w:val="1873178777"/>
+        <w:divId w:val="405886393"/>
         <w:rPr>
           <w:rFonts w:eastAsia="Times New Roman"/>
           <w:lang w:val="es-ES"/>
@@ -3910,7 +3910,7 @@
     <w:p>
       <w:pPr>
         <w:jc w:val="center"/>
-        <w:divId w:val="2046711728"/>
+        <w:divId w:val="1200316315"/>
         <w:rPr>
           <w:rFonts w:ascii="Outfit" w:eastAsia="Times New Roman" w:hAnsi="Outfit"/>
           <w:b/>
@@ -3939,7 +3939,7 @@
     <w:p>
       <w:pPr>
         <w:jc w:val="center"/>
-        <w:divId w:val="766923443"/>
+        <w:divId w:val="1864242700"/>
         <w:rPr>
           <w:rFonts w:ascii="Plus Jakarta Sans" w:eastAsia="Times New Roman" w:hAnsi="Plus Jakarta Sans"/>
           <w:lang w:val="es-ES"/>
@@ -3971,14 +3971,14 @@
           <w:rFonts w:ascii="Plus Jakarta Sans" w:eastAsia="Times New Roman" w:hAnsi="Plus Jakarta Sans"/>
           <w:lang w:val="es-ES"/>
         </w:rPr>
-        <w:t xml:space="preserve">Porcentaje de </w:t>
-      </w:r>
-      <w:r>
-        <w:rPr>
-          <w:rFonts w:ascii="Plus Jakarta Sans" w:eastAsia="Times New Roman" w:hAnsi="Plus Jakarta Sans"/>
-          <w:lang w:val="es-ES"/>
-        </w:rPr>
-        <w:t>predios en cada rango de hectáreas (ha</w:t>
+        <w:t>Po</w:t>
+      </w:r>
+      <w:r>
+        <w:rPr>
+          <w:rFonts w:ascii="Plus Jakarta Sans" w:eastAsia="Times New Roman" w:hAnsi="Plus Jakarta Sans"/>
+          <w:lang w:val="es-ES"/>
+        </w:rPr>
+        <w:t>rcentaje de predios en cada rango de hectáreas (ha</w:t>
       </w:r>
       <w:r>
         <w:rPr>
@@ -4313,7 +4313,7 @@
     <w:p>
       <w:pPr>
         <w:spacing w:before="450" w:after="450"/>
-        <w:divId w:val="1873178777"/>
+        <w:divId w:val="405886393"/>
         <w:rPr>
           <w:rFonts w:ascii="Plus Jakarta Sans" w:eastAsia="Times New Roman" w:hAnsi="Plus Jakarta Sans"/>
           <w:lang w:val="es-ES"/>
@@ -4325,7 +4325,7 @@
           <w:lang w:val="es-ES"/>
         </w:rPr>
         <w:lastRenderedPageBreak/>
-        <w:pict w14:anchorId="48CD30E2">
+        <w:pict>
           <v:rect id="_x0000_i1029" style="width:0;height:.75pt" o:hralign="center" o:hrstd="t" o:hr="t" fillcolor="#a0a0a0" stroked="f"/>
         </w:pict>
       </w:r>
@@ -4333,7 +4333,7 @@
     <w:p>
       <w:pPr>
         <w:pStyle w:val="Ttulo3"/>
-        <w:divId w:val="1873178777"/>
+        <w:divId w:val="405886393"/>
         <w:rPr>
           <w:rFonts w:eastAsia="Times New Roman"/>
           <w:lang w:val="es-ES"/>
@@ -4350,7 +4350,7 @@
     <w:p>
       <w:pPr>
         <w:pStyle w:val="NormalWeb"/>
-        <w:divId w:val="1873178777"/>
+        <w:divId w:val="405886393"/>
         <w:rPr>
           <w:rFonts w:ascii="Plus Jakarta Sans" w:hAnsi="Plus Jakarta Sans"/>
           <w:lang w:val="es-ES"/>
@@ -4372,7 +4372,7 @@
         </w:numPr>
         <w:spacing w:before="100" w:beforeAutospacing="1" w:after="90"/>
         <w:ind w:left="1020"/>
-        <w:divId w:val="1873178777"/>
+        <w:divId w:val="405886393"/>
         <w:rPr>
           <w:rFonts w:ascii="Plus Jakarta Sans" w:eastAsia="Times New Roman" w:hAnsi="Plus Jakarta Sans"/>
           <w:sz w:val="21"/>
@@ -4408,7 +4408,7 @@
         </w:numPr>
         <w:spacing w:before="100" w:beforeAutospacing="1" w:after="90"/>
         <w:ind w:left="1020"/>
-        <w:divId w:val="1873178777"/>
+        <w:divId w:val="405886393"/>
         <w:rPr>
           <w:rFonts w:ascii="Plus Jakarta Sans" w:eastAsia="Times New Roman" w:hAnsi="Plus Jakarta Sans"/>
           <w:sz w:val="21"/>
@@ -4453,7 +4453,7 @@
         </w:numPr>
         <w:spacing w:before="100" w:beforeAutospacing="1" w:after="90"/>
         <w:ind w:left="1020"/>
-        <w:divId w:val="1873178777"/>
+        <w:divId w:val="405886393"/>
         <w:rPr>
           <w:rFonts w:ascii="Plus Jakarta Sans" w:eastAsia="Times New Roman" w:hAnsi="Plus Jakarta Sans"/>
           <w:sz w:val="21"/>
@@ -4478,7 +4478,7 @@
           <w:szCs w:val="21"/>
           <w:lang w:val="es-ES"/>
         </w:rPr>
-        <w:t>2.5 hijos</w:t>
+        <w:t>2.6 hijos</w:t>
       </w:r>
       <w:r>
         <w:rPr>
@@ -4487,7 +4487,7 @@
           <w:szCs w:val="21"/>
           <w:lang w:val="es-ES"/>
         </w:rPr>
-        <w:t xml:space="preserve"> (Hogar promedio de ~4.5 personas).</w:t>
+        <w:t xml:space="preserve"> (Hogar promedio de ~4.6 personas).</w:t>
       </w:r>
     </w:p>
     <w:p>
@@ -4498,7 +4498,7 @@
         </w:numPr>
         <w:spacing w:before="100" w:beforeAutospacing="1" w:after="90"/>
         <w:ind w:left="1020"/>
-        <w:divId w:val="1873178777"/>
+        <w:divId w:val="405886393"/>
         <w:rPr>
           <w:rFonts w:ascii="Plus Jakarta Sans" w:eastAsia="Times New Roman" w:hAnsi="Plus Jakarta Sans"/>
           <w:sz w:val="21"/>
@@ -4554,7 +4554,7 @@
       </w:tblGrid>
       <w:tr>
         <w:trPr>
-          <w:divId w:val="1182671173"/>
+          <w:divId w:val="592707858"/>
           <w:tblHeader/>
         </w:trPr>
         <w:tc>
@@ -4708,7 +4708,7 @@
       </w:tr>
       <w:tr>
         <w:trPr>
-          <w:divId w:val="1182671173"/>
+          <w:divId w:val="592707858"/>
         </w:trPr>
         <w:tc>
           <w:tcPr>
@@ -4797,44 +4797,44 @@
                 <w:sz w:val="20"/>
                 <w:szCs w:val="20"/>
               </w:rPr>
-              <w:t>588 (27.3%)</w:t>
-            </w:r>
-          </w:p>
-        </w:tc>
-        <w:tc>
-          <w:tcPr>
-            <w:tcW w:w="0" w:type="auto"/>
-            <w:tcMar>
-              <w:top w:w="150" w:type="dxa"/>
-              <w:left w:w="210" w:type="dxa"/>
-              <w:bottom w:w="150" w:type="dxa"/>
-              <w:right w:w="210" w:type="dxa"/>
-            </w:tcMar>
-            <w:vAlign w:val="center"/>
-            <w:hideMark/>
-          </w:tcPr>
-          <w:p>
-            <w:pPr>
-              <w:rPr>
-                <w:rFonts w:ascii="Plus Jakarta Sans" w:eastAsia="Times New Roman" w:hAnsi="Plus Jakarta Sans"/>
-                <w:sz w:val="20"/>
-                <w:szCs w:val="20"/>
-              </w:rPr>
-            </w:pPr>
-            <w:r>
-              <w:rPr>
-                <w:rFonts w:ascii="Plus Jakarta Sans" w:eastAsia="Times New Roman" w:hAnsi="Plus Jakarta Sans"/>
-                <w:sz w:val="20"/>
-                <w:szCs w:val="20"/>
-              </w:rPr>
-              <w:t>69 (6.3%)</w:t>
+              <w:t>595 (26.4%)</w:t>
+            </w:r>
+          </w:p>
+        </w:tc>
+        <w:tc>
+          <w:tcPr>
+            <w:tcW w:w="0" w:type="auto"/>
+            <w:tcMar>
+              <w:top w:w="150" w:type="dxa"/>
+              <w:left w:w="210" w:type="dxa"/>
+              <w:bottom w:w="150" w:type="dxa"/>
+              <w:right w:w="210" w:type="dxa"/>
+            </w:tcMar>
+            <w:vAlign w:val="center"/>
+            <w:hideMark/>
+          </w:tcPr>
+          <w:p>
+            <w:pPr>
+              <w:rPr>
+                <w:rFonts w:ascii="Plus Jakarta Sans" w:eastAsia="Times New Roman" w:hAnsi="Plus Jakarta Sans"/>
+                <w:sz w:val="20"/>
+                <w:szCs w:val="20"/>
+              </w:rPr>
+            </w:pPr>
+            <w:r>
+              <w:rPr>
+                <w:rFonts w:ascii="Plus Jakarta Sans" w:eastAsia="Times New Roman" w:hAnsi="Plus Jakarta Sans"/>
+                <w:sz w:val="20"/>
+                <w:szCs w:val="20"/>
+              </w:rPr>
+              <w:t>68 (6.1%)</w:t>
             </w:r>
           </w:p>
         </w:tc>
       </w:tr>
       <w:tr>
         <w:trPr>
-          <w:divId w:val="1182671173"/>
+          <w:divId w:val="592707858"/>
         </w:trPr>
         <w:tc>
           <w:tcPr>
@@ -4893,74 +4893,74 @@
                 <w:sz w:val="20"/>
                 <w:szCs w:val="20"/>
               </w:rPr>
-              <w:t>1032 (30.6%)</w:t>
-            </w:r>
-          </w:p>
-        </w:tc>
-        <w:tc>
-          <w:tcPr>
-            <w:tcW w:w="0" w:type="auto"/>
-            <w:tcMar>
-              <w:top w:w="150" w:type="dxa"/>
-              <w:left w:w="210" w:type="dxa"/>
-              <w:bottom w:w="150" w:type="dxa"/>
-              <w:right w:w="210" w:type="dxa"/>
-            </w:tcMar>
-            <w:vAlign w:val="center"/>
-            <w:hideMark/>
-          </w:tcPr>
-          <w:p>
-            <w:pPr>
-              <w:rPr>
-                <w:rFonts w:ascii="Plus Jakarta Sans" w:eastAsia="Times New Roman" w:hAnsi="Plus Jakarta Sans"/>
-                <w:sz w:val="20"/>
-                <w:szCs w:val="20"/>
-              </w:rPr>
-            </w:pPr>
-            <w:r>
-              <w:rPr>
-                <w:rFonts w:ascii="Plus Jakarta Sans" w:eastAsia="Times New Roman" w:hAnsi="Plus Jakarta Sans"/>
-                <w:sz w:val="20"/>
-                <w:szCs w:val="20"/>
-              </w:rPr>
-              <w:t>602 (27.9%)</w:t>
-            </w:r>
-          </w:p>
-        </w:tc>
-        <w:tc>
-          <w:tcPr>
-            <w:tcW w:w="0" w:type="auto"/>
-            <w:tcMar>
-              <w:top w:w="150" w:type="dxa"/>
-              <w:left w:w="210" w:type="dxa"/>
-              <w:bottom w:w="150" w:type="dxa"/>
-              <w:right w:w="210" w:type="dxa"/>
-            </w:tcMar>
-            <w:vAlign w:val="center"/>
-            <w:hideMark/>
-          </w:tcPr>
-          <w:p>
-            <w:pPr>
-              <w:rPr>
-                <w:rFonts w:ascii="Plus Jakarta Sans" w:eastAsia="Times New Roman" w:hAnsi="Plus Jakarta Sans"/>
-                <w:sz w:val="20"/>
-                <w:szCs w:val="20"/>
-              </w:rPr>
-            </w:pPr>
-            <w:r>
-              <w:rPr>
-                <w:rFonts w:ascii="Plus Jakarta Sans" w:eastAsia="Times New Roman" w:hAnsi="Plus Jakarta Sans"/>
-                <w:sz w:val="20"/>
-                <w:szCs w:val="20"/>
-              </w:rPr>
-              <w:t>268 (24.7%)</w:t>
+              <w:t>1034 (30.5%)</w:t>
+            </w:r>
+          </w:p>
+        </w:tc>
+        <w:tc>
+          <w:tcPr>
+            <w:tcW w:w="0" w:type="auto"/>
+            <w:tcMar>
+              <w:top w:w="150" w:type="dxa"/>
+              <w:left w:w="210" w:type="dxa"/>
+              <w:bottom w:w="150" w:type="dxa"/>
+              <w:right w:w="210" w:type="dxa"/>
+            </w:tcMar>
+            <w:vAlign w:val="center"/>
+            <w:hideMark/>
+          </w:tcPr>
+          <w:p>
+            <w:pPr>
+              <w:rPr>
+                <w:rFonts w:ascii="Plus Jakarta Sans" w:eastAsia="Times New Roman" w:hAnsi="Plus Jakarta Sans"/>
+                <w:sz w:val="20"/>
+                <w:szCs w:val="20"/>
+              </w:rPr>
+            </w:pPr>
+            <w:r>
+              <w:rPr>
+                <w:rFonts w:ascii="Plus Jakarta Sans" w:eastAsia="Times New Roman" w:hAnsi="Plus Jakarta Sans"/>
+                <w:sz w:val="20"/>
+                <w:szCs w:val="20"/>
+              </w:rPr>
+              <w:t>623 (27.7%)</w:t>
+            </w:r>
+          </w:p>
+        </w:tc>
+        <w:tc>
+          <w:tcPr>
+            <w:tcW w:w="0" w:type="auto"/>
+            <w:tcMar>
+              <w:top w:w="150" w:type="dxa"/>
+              <w:left w:w="210" w:type="dxa"/>
+              <w:bottom w:w="150" w:type="dxa"/>
+              <w:right w:w="210" w:type="dxa"/>
+            </w:tcMar>
+            <w:vAlign w:val="center"/>
+            <w:hideMark/>
+          </w:tcPr>
+          <w:p>
+            <w:pPr>
+              <w:rPr>
+                <w:rFonts w:ascii="Plus Jakarta Sans" w:eastAsia="Times New Roman" w:hAnsi="Plus Jakarta Sans"/>
+                <w:sz w:val="20"/>
+                <w:szCs w:val="20"/>
+              </w:rPr>
+            </w:pPr>
+            <w:r>
+              <w:rPr>
+                <w:rFonts w:ascii="Plus Jakarta Sans" w:eastAsia="Times New Roman" w:hAnsi="Plus Jakarta Sans"/>
+                <w:sz w:val="20"/>
+                <w:szCs w:val="20"/>
+              </w:rPr>
+              <w:t>280 (25.0%)</w:t>
             </w:r>
           </w:p>
         </w:tc>
       </w:tr>
       <w:tr>
         <w:trPr>
-          <w:divId w:val="1182671173"/>
+          <w:divId w:val="592707858"/>
         </w:trPr>
         <w:tc>
           <w:tcPr>
@@ -5019,74 +5019,74 @@
                 <w:sz w:val="20"/>
                 <w:szCs w:val="20"/>
               </w:rPr>
-              <w:t>1185 (35.1%)</w:t>
-            </w:r>
-          </w:p>
-        </w:tc>
-        <w:tc>
-          <w:tcPr>
-            <w:tcW w:w="0" w:type="auto"/>
-            <w:tcMar>
-              <w:top w:w="150" w:type="dxa"/>
-              <w:left w:w="210" w:type="dxa"/>
-              <w:bottom w:w="150" w:type="dxa"/>
-              <w:right w:w="210" w:type="dxa"/>
-            </w:tcMar>
-            <w:vAlign w:val="center"/>
-            <w:hideMark/>
-          </w:tcPr>
-          <w:p>
-            <w:pPr>
-              <w:rPr>
-                <w:rFonts w:ascii="Plus Jakarta Sans" w:eastAsia="Times New Roman" w:hAnsi="Plus Jakarta Sans"/>
-                <w:sz w:val="20"/>
-                <w:szCs w:val="20"/>
-              </w:rPr>
-            </w:pPr>
-            <w:r>
-              <w:rPr>
-                <w:rFonts w:ascii="Plus Jakarta Sans" w:eastAsia="Times New Roman" w:hAnsi="Plus Jakarta Sans"/>
-                <w:sz w:val="20"/>
-                <w:szCs w:val="20"/>
-              </w:rPr>
-              <w:t>580 (26.9%)</w:t>
-            </w:r>
-          </w:p>
-        </w:tc>
-        <w:tc>
-          <w:tcPr>
-            <w:tcW w:w="0" w:type="auto"/>
-            <w:tcMar>
-              <w:top w:w="150" w:type="dxa"/>
-              <w:left w:w="210" w:type="dxa"/>
-              <w:bottom w:w="150" w:type="dxa"/>
-              <w:right w:w="210" w:type="dxa"/>
-            </w:tcMar>
-            <w:vAlign w:val="center"/>
-            <w:hideMark/>
-          </w:tcPr>
-          <w:p>
-            <w:pPr>
-              <w:rPr>
-                <w:rFonts w:ascii="Plus Jakarta Sans" w:eastAsia="Times New Roman" w:hAnsi="Plus Jakarta Sans"/>
-                <w:sz w:val="20"/>
-                <w:szCs w:val="20"/>
-              </w:rPr>
-            </w:pPr>
-            <w:r>
-              <w:rPr>
-                <w:rFonts w:ascii="Plus Jakarta Sans" w:eastAsia="Times New Roman" w:hAnsi="Plus Jakarta Sans"/>
-                <w:sz w:val="20"/>
-                <w:szCs w:val="20"/>
-              </w:rPr>
-              <w:t>486 (44.7%)</w:t>
+              <w:t>1188 (35.1%)</w:t>
+            </w:r>
+          </w:p>
+        </w:tc>
+        <w:tc>
+          <w:tcPr>
+            <w:tcW w:w="0" w:type="auto"/>
+            <w:tcMar>
+              <w:top w:w="150" w:type="dxa"/>
+              <w:left w:w="210" w:type="dxa"/>
+              <w:bottom w:w="150" w:type="dxa"/>
+              <w:right w:w="210" w:type="dxa"/>
+            </w:tcMar>
+            <w:vAlign w:val="center"/>
+            <w:hideMark/>
+          </w:tcPr>
+          <w:p>
+            <w:pPr>
+              <w:rPr>
+                <w:rFonts w:ascii="Plus Jakarta Sans" w:eastAsia="Times New Roman" w:hAnsi="Plus Jakarta Sans"/>
+                <w:sz w:val="20"/>
+                <w:szCs w:val="20"/>
+              </w:rPr>
+            </w:pPr>
+            <w:r>
+              <w:rPr>
+                <w:rFonts w:ascii="Plus Jakarta Sans" w:eastAsia="Times New Roman" w:hAnsi="Plus Jakarta Sans"/>
+                <w:sz w:val="20"/>
+                <w:szCs w:val="20"/>
+              </w:rPr>
+              <w:t>597 (26.5%)</w:t>
+            </w:r>
+          </w:p>
+        </w:tc>
+        <w:tc>
+          <w:tcPr>
+            <w:tcW w:w="0" w:type="auto"/>
+            <w:tcMar>
+              <w:top w:w="150" w:type="dxa"/>
+              <w:left w:w="210" w:type="dxa"/>
+              <w:bottom w:w="150" w:type="dxa"/>
+              <w:right w:w="210" w:type="dxa"/>
+            </w:tcMar>
+            <w:vAlign w:val="center"/>
+            <w:hideMark/>
+          </w:tcPr>
+          <w:p>
+            <w:pPr>
+              <w:rPr>
+                <w:rFonts w:ascii="Plus Jakarta Sans" w:eastAsia="Times New Roman" w:hAnsi="Plus Jakarta Sans"/>
+                <w:sz w:val="20"/>
+                <w:szCs w:val="20"/>
+              </w:rPr>
+            </w:pPr>
+            <w:r>
+              <w:rPr>
+                <w:rFonts w:ascii="Plus Jakarta Sans" w:eastAsia="Times New Roman" w:hAnsi="Plus Jakarta Sans"/>
+                <w:sz w:val="20"/>
+                <w:szCs w:val="20"/>
+              </w:rPr>
+              <w:t>497 (44.4%)</w:t>
             </w:r>
           </w:p>
         </w:tc>
       </w:tr>
       <w:tr>
         <w:trPr>
-          <w:divId w:val="1182671173"/>
+          <w:divId w:val="592707858"/>
         </w:trPr>
         <w:tc>
           <w:tcPr>
@@ -5145,67 +5145,67 @@
                 <w:sz w:val="20"/>
                 <w:szCs w:val="20"/>
               </w:rPr>
-              <w:t>958 (28.4%)</w:t>
-            </w:r>
-          </w:p>
-        </w:tc>
-        <w:tc>
-          <w:tcPr>
-            <w:tcW w:w="0" w:type="auto"/>
-            <w:tcMar>
-              <w:top w:w="150" w:type="dxa"/>
-              <w:left w:w="210" w:type="dxa"/>
-              <w:bottom w:w="150" w:type="dxa"/>
-              <w:right w:w="210" w:type="dxa"/>
-            </w:tcMar>
-            <w:vAlign w:val="center"/>
-            <w:hideMark/>
-          </w:tcPr>
-          <w:p>
-            <w:pPr>
-              <w:rPr>
-                <w:rFonts w:ascii="Plus Jakarta Sans" w:eastAsia="Times New Roman" w:hAnsi="Plus Jakarta Sans"/>
-                <w:sz w:val="20"/>
-                <w:szCs w:val="20"/>
-              </w:rPr>
-            </w:pPr>
-            <w:r>
-              <w:rPr>
-                <w:rFonts w:ascii="Plus Jakarta Sans" w:eastAsia="Times New Roman" w:hAnsi="Plus Jakarta Sans"/>
-                <w:sz w:val="20"/>
-                <w:szCs w:val="20"/>
-              </w:rPr>
-              <w:t>387 (17.9%)</w:t>
-            </w:r>
-          </w:p>
-        </w:tc>
-        <w:tc>
-          <w:tcPr>
-            <w:tcW w:w="0" w:type="auto"/>
-            <w:tcMar>
-              <w:top w:w="150" w:type="dxa"/>
-              <w:left w:w="210" w:type="dxa"/>
-              <w:bottom w:w="150" w:type="dxa"/>
-              <w:right w:w="210" w:type="dxa"/>
-            </w:tcMar>
-            <w:vAlign w:val="center"/>
-            <w:hideMark/>
-          </w:tcPr>
-          <w:p>
-            <w:pPr>
-              <w:rPr>
-                <w:rFonts w:ascii="Plus Jakarta Sans" w:eastAsia="Times New Roman" w:hAnsi="Plus Jakarta Sans"/>
-                <w:sz w:val="20"/>
-                <w:szCs w:val="20"/>
-              </w:rPr>
-            </w:pPr>
-            <w:r>
-              <w:rPr>
-                <w:rFonts w:ascii="Plus Jakarta Sans" w:eastAsia="Times New Roman" w:hAnsi="Plus Jakarta Sans"/>
-                <w:sz w:val="20"/>
-                <w:szCs w:val="20"/>
-              </w:rPr>
-              <w:t>264 (24.3%)</w:t>
+              <w:t>960 (28.4%)</w:t>
+            </w:r>
+          </w:p>
+        </w:tc>
+        <w:tc>
+          <w:tcPr>
+            <w:tcW w:w="0" w:type="auto"/>
+            <w:tcMar>
+              <w:top w:w="150" w:type="dxa"/>
+              <w:left w:w="210" w:type="dxa"/>
+              <w:bottom w:w="150" w:type="dxa"/>
+              <w:right w:w="210" w:type="dxa"/>
+            </w:tcMar>
+            <w:vAlign w:val="center"/>
+            <w:hideMark/>
+          </w:tcPr>
+          <w:p>
+            <w:pPr>
+              <w:rPr>
+                <w:rFonts w:ascii="Plus Jakarta Sans" w:eastAsia="Times New Roman" w:hAnsi="Plus Jakarta Sans"/>
+                <w:sz w:val="20"/>
+                <w:szCs w:val="20"/>
+              </w:rPr>
+            </w:pPr>
+            <w:r>
+              <w:rPr>
+                <w:rFonts w:ascii="Plus Jakarta Sans" w:eastAsia="Times New Roman" w:hAnsi="Plus Jakarta Sans"/>
+                <w:sz w:val="20"/>
+                <w:szCs w:val="20"/>
+              </w:rPr>
+              <w:t>436 (19.4%)</w:t>
+            </w:r>
+          </w:p>
+        </w:tc>
+        <w:tc>
+          <w:tcPr>
+            <w:tcW w:w="0" w:type="auto"/>
+            <w:tcMar>
+              <w:top w:w="150" w:type="dxa"/>
+              <w:left w:w="210" w:type="dxa"/>
+              <w:bottom w:w="150" w:type="dxa"/>
+              <w:right w:w="210" w:type="dxa"/>
+            </w:tcMar>
+            <w:vAlign w:val="center"/>
+            <w:hideMark/>
+          </w:tcPr>
+          <w:p>
+            <w:pPr>
+              <w:rPr>
+                <w:rFonts w:ascii="Plus Jakarta Sans" w:eastAsia="Times New Roman" w:hAnsi="Plus Jakarta Sans"/>
+                <w:sz w:val="20"/>
+                <w:szCs w:val="20"/>
+              </w:rPr>
+            </w:pPr>
+            <w:r>
+              <w:rPr>
+                <w:rFonts w:ascii="Plus Jakarta Sans" w:eastAsia="Times New Roman" w:hAnsi="Plus Jakarta Sans"/>
+                <w:sz w:val="20"/>
+                <w:szCs w:val="20"/>
+              </w:rPr>
+              <w:t>275 (24.6%)</w:t>
             </w:r>
           </w:p>
         </w:tc>
@@ -5214,7 +5214,7 @@
     <w:p>
       <w:pPr>
         <w:spacing w:before="450" w:after="450"/>
-        <w:divId w:val="1873178777"/>
+        <w:divId w:val="405886393"/>
         <w:rPr>
           <w:rFonts w:ascii="Plus Jakarta Sans" w:eastAsia="Times New Roman" w:hAnsi="Plus Jakarta Sans"/>
           <w:lang w:val="es-ES"/>
@@ -5225,7 +5225,7 @@
           <w:rFonts w:ascii="Plus Jakarta Sans" w:eastAsia="Times New Roman" w:hAnsi="Plus Jakarta Sans"/>
           <w:lang w:val="es-ES"/>
         </w:rPr>
-        <w:pict w14:anchorId="02D93116">
+        <w:pict>
           <v:rect id="_x0000_i1030" style="width:0;height:.75pt" o:hralign="center" o:hrstd="t" o:hr="t" fillcolor="#a0a0a0" stroked="f"/>
         </w:pict>
       </w:r>
@@ -5233,7 +5233,7 @@
     <w:p>
       <w:pPr>
         <w:pStyle w:val="Ttulo3"/>
-        <w:divId w:val="1873178777"/>
+        <w:divId w:val="405886393"/>
         <w:rPr>
           <w:rFonts w:eastAsia="Times New Roman"/>
           <w:lang w:val="es-ES"/>
@@ -5250,7 +5250,7 @@
     <w:p>
       <w:pPr>
         <w:pStyle w:val="NormalWeb"/>
-        <w:divId w:val="1873178777"/>
+        <w:divId w:val="405886393"/>
         <w:rPr>
           <w:rFonts w:ascii="Plus Jakarta Sans" w:hAnsi="Plus Jakarta Sans"/>
           <w:lang w:val="es-ES"/>
@@ -5274,7 +5274,7 @@
     <w:p>
       <w:pPr>
         <w:pStyle w:val="Ttulo4"/>
-        <w:divId w:val="1873178777"/>
+        <w:divId w:val="405886393"/>
         <w:rPr>
           <w:rFonts w:eastAsia="Times New Roman"/>
           <w:lang w:val="es-ES"/>
@@ -5291,7 +5291,7 @@
     <w:p>
       <w:pPr>
         <w:jc w:val="center"/>
-        <w:divId w:val="1647738217"/>
+        <w:divId w:val="476147779"/>
         <w:rPr>
           <w:rFonts w:ascii="Outfit" w:eastAsia="Times New Roman" w:hAnsi="Outfit"/>
           <w:b/>
@@ -5320,7 +5320,7 @@
     <w:p>
       <w:pPr>
         <w:jc w:val="center"/>
-        <w:divId w:val="1548952182"/>
+        <w:divId w:val="1896087689"/>
         <w:rPr>
           <w:rFonts w:ascii="Plus Jakarta Sans" w:eastAsia="Times New Roman" w:hAnsi="Plus Jakarta Sans"/>
           <w:lang w:val="es-ES"/>
@@ -5499,7 +5499,7 @@
           <w:rFonts w:ascii="Plus Jakarta Sans" w:eastAsia="Times New Roman" w:hAnsi="Plus Jakarta Sans"/>
           <w:lang w:val="es-ES"/>
         </w:rPr>
-        <w:t>57.0% (5,183 cultivos</w:t>
+        <w:t>57.5% (5,547 cultivos</w:t>
       </w:r>
       <w:r>
         <w:rPr>
@@ -5541,7 +5541,7 @@
           <w:rFonts w:ascii="Plus Jakarta Sans" w:eastAsia="Times New Roman" w:hAnsi="Plus Jakarta Sans"/>
           <w:lang w:val="es-ES"/>
         </w:rPr>
-        <w:t>26.6% (2,415 cultivos</w:t>
+        <w:t>26.5% (2,553 cultivos</w:t>
       </w:r>
       <w:r>
         <w:rPr>
@@ -5583,7 +5583,7 @@
           <w:rFonts w:ascii="Plus Jakarta Sans" w:eastAsia="Times New Roman" w:hAnsi="Plus Jakarta Sans"/>
           <w:lang w:val="es-ES"/>
         </w:rPr>
-        <w:t>16.5% (1,498 cultivos</w:t>
+        <w:t>16.1% (1,550 cultivos</w:t>
       </w:r>
       <w:r>
         <w:rPr>
@@ -5603,7 +5603,7 @@
     <w:p>
       <w:pPr>
         <w:pStyle w:val="Ttulo4"/>
-        <w:divId w:val="1873178777"/>
+        <w:divId w:val="405886393"/>
         <w:rPr>
           <w:rFonts w:eastAsia="Times New Roman"/>
           <w:lang w:val="es-ES"/>
@@ -5627,7 +5627,7 @@
     <w:p>
       <w:pPr>
         <w:jc w:val="center"/>
-        <w:divId w:val="698705759"/>
+        <w:divId w:val="568614768"/>
         <w:rPr>
           <w:rFonts w:ascii="Outfit" w:eastAsia="Times New Roman" w:hAnsi="Outfit"/>
           <w:b/>
@@ -5656,7 +5656,7 @@
     <w:p>
       <w:pPr>
         <w:jc w:val="center"/>
-        <w:divId w:val="1365790715"/>
+        <w:divId w:val="1958441255"/>
         <w:rPr>
           <w:rFonts w:ascii="Plus Jakarta Sans" w:eastAsia="Times New Roman" w:hAnsi="Plus Jakarta Sans"/>
           <w:lang w:val="es-ES"/>
@@ -5974,7 +5974,7 @@
     <w:p>
       <w:pPr>
         <w:pStyle w:val="Ttulo4"/>
-        <w:divId w:val="1873178777"/>
+        <w:divId w:val="405886393"/>
         <w:rPr>
           <w:rFonts w:eastAsia="Times New Roman"/>
           <w:lang w:val="es-ES"/>
@@ -5992,7 +5992,7 @@
     <w:p>
       <w:pPr>
         <w:jc w:val="center"/>
-        <w:divId w:val="2088262796"/>
+        <w:divId w:val="275983796"/>
         <w:rPr>
           <w:rFonts w:ascii="Outfit" w:eastAsia="Times New Roman" w:hAnsi="Outfit"/>
           <w:b/>
@@ -6021,7 +6021,7 @@
     <w:p>
       <w:pPr>
         <w:jc w:val="center"/>
-        <w:divId w:val="380447813"/>
+        <w:divId w:val="1703020846"/>
         <w:rPr>
           <w:rFonts w:ascii="Plus Jakarta Sans" w:eastAsia="Times New Roman" w:hAnsi="Plus Jakarta Sans"/>
           <w:lang w:val="es-ES"/>
@@ -6325,7 +6325,7 @@
     <w:p>
       <w:pPr>
         <w:spacing w:before="450" w:after="450"/>
-        <w:divId w:val="1873178777"/>
+        <w:divId w:val="405886393"/>
         <w:rPr>
           <w:rFonts w:ascii="Plus Jakarta Sans" w:eastAsia="Times New Roman" w:hAnsi="Plus Jakarta Sans"/>
           <w:lang w:val="es-ES"/>
@@ -6336,7 +6336,7 @@
           <w:rFonts w:ascii="Plus Jakarta Sans" w:eastAsia="Times New Roman" w:hAnsi="Plus Jakarta Sans"/>
           <w:lang w:val="es-ES"/>
         </w:rPr>
-        <w:pict w14:anchorId="613CCA71">
+        <w:pict>
           <v:rect id="_x0000_i1031" style="width:0;height:.75pt" o:hralign="center" o:hrstd="t" o:hr="t" fillcolor="#a0a0a0" stroked="f"/>
         </w:pict>
       </w:r>
@@ -6344,7 +6344,7 @@
     <w:p>
       <w:pPr>
         <w:pStyle w:val="Ttulo3"/>
-        <w:divId w:val="1873178777"/>
+        <w:divId w:val="405886393"/>
         <w:rPr>
           <w:rFonts w:eastAsia="Times New Roman"/>
           <w:lang w:val="es-ES"/>
@@ -6361,7 +6361,7 @@
     <w:p>
       <w:pPr>
         <w:pStyle w:val="NormalWeb"/>
-        <w:divId w:val="1873178777"/>
+        <w:divId w:val="405886393"/>
         <w:rPr>
           <w:rFonts w:ascii="Plus Jakarta Sans" w:hAnsi="Plus Jakarta Sans"/>
           <w:lang w:val="es-ES"/>
@@ -6385,7 +6385,7 @@
     <w:p>
       <w:pPr>
         <w:pStyle w:val="Ttulo4"/>
-        <w:divId w:val="1873178777"/>
+        <w:divId w:val="405886393"/>
         <w:rPr>
           <w:rFonts w:eastAsia="Times New Roman"/>
           <w:lang w:val="es-ES"/>
@@ -6402,7 +6402,7 @@
     <w:p>
       <w:pPr>
         <w:pStyle w:val="NormalWeb"/>
-        <w:divId w:val="1873178777"/>
+        <w:divId w:val="405886393"/>
         <w:rPr>
           <w:rFonts w:ascii="Plus Jakarta Sans" w:hAnsi="Plus Jakarta Sans"/>
           <w:lang w:val="es-ES"/>
@@ -6433,7 +6433,7 @@
       </w:tblGrid>
       <w:tr>
         <w:trPr>
-          <w:divId w:val="1920405460"/>
+          <w:divId w:val="167915990"/>
           <w:tblHeader/>
         </w:trPr>
         <w:tc>
@@ -6513,7 +6513,7 @@
       </w:tr>
       <w:tr>
         <w:trPr>
-          <w:divId w:val="1920405460"/>
+          <w:divId w:val="167915990"/>
         </w:trPr>
         <w:tc>
           <w:tcPr>
@@ -6602,7 +6602,7 @@
     <w:p>
       <w:pPr>
         <w:pStyle w:val="Ttulo4"/>
-        <w:divId w:val="1873178777"/>
+        <w:divId w:val="405886393"/>
         <w:rPr>
           <w:rFonts w:eastAsia="Times New Roman"/>
           <w:lang w:val="es-ES"/>
@@ -6619,7 +6619,7 @@
     <w:p>
       <w:pPr>
         <w:pStyle w:val="NormalWeb"/>
-        <w:divId w:val="1873178777"/>
+        <w:divId w:val="405886393"/>
         <w:rPr>
           <w:rFonts w:ascii="Plus Jakarta Sans" w:hAnsi="Plus Jakarta Sans"/>
           <w:lang w:val="es-ES"/>
@@ -6650,7 +6650,7 @@
       </w:tblGrid>
       <w:tr>
         <w:trPr>
-          <w:divId w:val="1477607293"/>
+          <w:divId w:val="2073506816"/>
           <w:tblHeader/>
         </w:trPr>
         <w:tc>
@@ -6730,7 +6730,7 @@
       </w:tr>
       <w:tr>
         <w:trPr>
-          <w:divId w:val="1477607293"/>
+          <w:divId w:val="2073506816"/>
         </w:trPr>
         <w:tc>
           <w:tcPr>
@@ -6828,7 +6828,7 @@
     <w:p>
       <w:pPr>
         <w:pStyle w:val="Ttulo4"/>
-        <w:divId w:val="1873178777"/>
+        <w:divId w:val="405886393"/>
         <w:rPr>
           <w:rFonts w:eastAsia="Times New Roman"/>
           <w:lang w:val="es-ES"/>
@@ -6845,7 +6845,7 @@
     <w:p>
       <w:pPr>
         <w:pStyle w:val="NormalWeb"/>
-        <w:divId w:val="1873178777"/>
+        <w:divId w:val="405886393"/>
         <w:rPr>
           <w:rFonts w:ascii="Plus Jakarta Sans" w:hAnsi="Plus Jakarta Sans"/>
           <w:lang w:val="es-ES"/>
@@ -6876,7 +6876,7 @@
       </w:tblGrid>
       <w:tr>
         <w:trPr>
-          <w:divId w:val="867597147"/>
+          <w:divId w:val="1877765892"/>
           <w:tblHeader/>
         </w:trPr>
         <w:tc>
@@ -6957,7 +6957,7 @@
       </w:tr>
       <w:tr>
         <w:trPr>
-          <w:divId w:val="867597147"/>
+          <w:divId w:val="1877765892"/>
         </w:trPr>
         <w:tc>
           <w:tcPr>
@@ -7046,7 +7046,7 @@
     <w:p>
       <w:pPr>
         <w:spacing w:before="450" w:after="450"/>
-        <w:divId w:val="1873178777"/>
+        <w:divId w:val="405886393"/>
         <w:rPr>
           <w:rFonts w:ascii="Plus Jakarta Sans" w:eastAsia="Times New Roman" w:hAnsi="Plus Jakarta Sans"/>
           <w:lang w:val="es-ES"/>
@@ -7057,7 +7057,7 @@
           <w:rFonts w:ascii="Plus Jakarta Sans" w:eastAsia="Times New Roman" w:hAnsi="Plus Jakarta Sans"/>
           <w:lang w:val="es-ES"/>
         </w:rPr>
-        <w:pict w14:anchorId="742F4CC2">
+        <w:pict>
           <v:rect id="_x0000_i1032" style="width:0;height:.75pt" o:hralign="center" o:hrstd="t" o:hr="t" fillcolor="#a0a0a0" stroked="f"/>
         </w:pict>
       </w:r>
@@ -7065,7 +7065,7 @@
     <w:p>
       <w:pPr>
         <w:pStyle w:val="Ttulo2"/>
-        <w:divId w:val="1873178777"/>
+        <w:divId w:val="405886393"/>
         <w:rPr>
           <w:rFonts w:eastAsia="Times New Roman"/>
           <w:lang w:val="es-ES"/>
@@ -7082,7 +7082,7 @@
     <w:p>
       <w:pPr>
         <w:pStyle w:val="NormalWeb"/>
-        <w:divId w:val="1873178777"/>
+        <w:divId w:val="405886393"/>
         <w:rPr>
           <w:rFonts w:ascii="Plus Jakarta Sans" w:hAnsi="Plus Jakarta Sans"/>
           <w:lang w:val="es-ES"/>
@@ -7099,7 +7099,7 @@
     <w:p>
       <w:pPr>
         <w:pStyle w:val="Ttulo3"/>
-        <w:divId w:val="1873178777"/>
+        <w:divId w:val="405886393"/>
         <w:rPr>
           <w:rFonts w:eastAsia="Times New Roman"/>
           <w:lang w:val="es-ES"/>
@@ -7116,7 +7116,7 @@
     <w:p>
       <w:pPr>
         <w:pStyle w:val="NormalWeb"/>
-        <w:divId w:val="1873178777"/>
+        <w:divId w:val="405886393"/>
         <w:rPr>
           <w:rFonts w:ascii="Plus Jakarta Sans" w:hAnsi="Plus Jakarta Sans"/>
           <w:lang w:val="es-ES"/>
@@ -7149,7 +7149,7 @@
       </w:tblGrid>
       <w:tr>
         <w:trPr>
-          <w:divId w:val="785581222"/>
+          <w:divId w:val="1724131924"/>
           <w:tblHeader/>
         </w:trPr>
         <w:tc>
@@ -7314,7 +7314,7 @@
       </w:tr>
       <w:tr>
         <w:trPr>
-          <w:divId w:val="785581222"/>
+          <w:divId w:val="1724131924"/>
         </w:trPr>
         <w:tc>
           <w:tcPr>
@@ -7373,74 +7373,74 @@
                 <w:sz w:val="20"/>
                 <w:szCs w:val="20"/>
               </w:rPr>
-              <w:t>3156 (93.4%)</w:t>
-            </w:r>
-          </w:p>
-        </w:tc>
-        <w:tc>
-          <w:tcPr>
-            <w:tcW w:w="0" w:type="auto"/>
-            <w:tcMar>
-              <w:top w:w="150" w:type="dxa"/>
-              <w:left w:w="210" w:type="dxa"/>
-              <w:bottom w:w="150" w:type="dxa"/>
-              <w:right w:w="210" w:type="dxa"/>
-            </w:tcMar>
-            <w:vAlign w:val="center"/>
-            <w:hideMark/>
-          </w:tcPr>
-          <w:p>
-            <w:pPr>
-              <w:rPr>
-                <w:rFonts w:ascii="Plus Jakarta Sans" w:eastAsia="Times New Roman" w:hAnsi="Plus Jakarta Sans"/>
-                <w:sz w:val="20"/>
-                <w:szCs w:val="20"/>
-              </w:rPr>
-            </w:pPr>
-            <w:r>
-              <w:rPr>
-                <w:rFonts w:ascii="Plus Jakarta Sans" w:eastAsia="Times New Roman" w:hAnsi="Plus Jakarta Sans"/>
-                <w:sz w:val="20"/>
-                <w:szCs w:val="20"/>
-              </w:rPr>
-              <w:t>2003 (92.9%)</w:t>
-            </w:r>
-          </w:p>
-        </w:tc>
-        <w:tc>
-          <w:tcPr>
-            <w:tcW w:w="0" w:type="auto"/>
-            <w:tcMar>
-              <w:top w:w="150" w:type="dxa"/>
-              <w:left w:w="210" w:type="dxa"/>
-              <w:bottom w:w="150" w:type="dxa"/>
-              <w:right w:w="210" w:type="dxa"/>
-            </w:tcMar>
-            <w:vAlign w:val="center"/>
-            <w:hideMark/>
-          </w:tcPr>
-          <w:p>
-            <w:pPr>
-              <w:rPr>
-                <w:rFonts w:ascii="Plus Jakarta Sans" w:eastAsia="Times New Roman" w:hAnsi="Plus Jakarta Sans"/>
-                <w:sz w:val="20"/>
-                <w:szCs w:val="20"/>
-              </w:rPr>
-            </w:pPr>
-            <w:r>
-              <w:rPr>
-                <w:rFonts w:ascii="Plus Jakarta Sans" w:eastAsia="Times New Roman" w:hAnsi="Plus Jakarta Sans"/>
-                <w:sz w:val="20"/>
-                <w:szCs w:val="20"/>
-              </w:rPr>
-              <w:t>809 (74.4%)</w:t>
+              <w:t>3161 (93.4%)</w:t>
+            </w:r>
+          </w:p>
+        </w:tc>
+        <w:tc>
+          <w:tcPr>
+            <w:tcW w:w="0" w:type="auto"/>
+            <w:tcMar>
+              <w:top w:w="150" w:type="dxa"/>
+              <w:left w:w="210" w:type="dxa"/>
+              <w:bottom w:w="150" w:type="dxa"/>
+              <w:right w:w="210" w:type="dxa"/>
+            </w:tcMar>
+            <w:vAlign w:val="center"/>
+            <w:hideMark/>
+          </w:tcPr>
+          <w:p>
+            <w:pPr>
+              <w:rPr>
+                <w:rFonts w:ascii="Plus Jakarta Sans" w:eastAsia="Times New Roman" w:hAnsi="Plus Jakarta Sans"/>
+                <w:sz w:val="20"/>
+                <w:szCs w:val="20"/>
+              </w:rPr>
+            </w:pPr>
+            <w:r>
+              <w:rPr>
+                <w:rFonts w:ascii="Plus Jakarta Sans" w:eastAsia="Times New Roman" w:hAnsi="Plus Jakarta Sans"/>
+                <w:sz w:val="20"/>
+                <w:szCs w:val="20"/>
+              </w:rPr>
+              <w:t>2003 (89.0%)</w:t>
+            </w:r>
+          </w:p>
+        </w:tc>
+        <w:tc>
+          <w:tcPr>
+            <w:tcW w:w="0" w:type="auto"/>
+            <w:tcMar>
+              <w:top w:w="150" w:type="dxa"/>
+              <w:left w:w="210" w:type="dxa"/>
+              <w:bottom w:w="150" w:type="dxa"/>
+              <w:right w:w="210" w:type="dxa"/>
+            </w:tcMar>
+            <w:vAlign w:val="center"/>
+            <w:hideMark/>
+          </w:tcPr>
+          <w:p>
+            <w:pPr>
+              <w:rPr>
+                <w:rFonts w:ascii="Plus Jakarta Sans" w:eastAsia="Times New Roman" w:hAnsi="Plus Jakarta Sans"/>
+                <w:sz w:val="20"/>
+                <w:szCs w:val="20"/>
+              </w:rPr>
+            </w:pPr>
+            <w:r>
+              <w:rPr>
+                <w:rFonts w:ascii="Plus Jakarta Sans" w:eastAsia="Times New Roman" w:hAnsi="Plus Jakarta Sans"/>
+                <w:sz w:val="20"/>
+                <w:szCs w:val="20"/>
+              </w:rPr>
+              <w:t>809 (72.2%)</w:t>
             </w:r>
           </w:p>
         </w:tc>
       </w:tr>
       <w:tr>
         <w:trPr>
-          <w:divId w:val="785581222"/>
+          <w:divId w:val="1724131924"/>
         </w:trPr>
         <w:tc>
           <w:tcPr>
@@ -7499,74 +7499,74 @@
                 <w:sz w:val="20"/>
                 <w:szCs w:val="20"/>
               </w:rPr>
-              <w:t>77 (2.3%)</w:t>
-            </w:r>
-          </w:p>
-        </w:tc>
-        <w:tc>
-          <w:tcPr>
-            <w:tcW w:w="0" w:type="auto"/>
-            <w:tcMar>
-              <w:top w:w="150" w:type="dxa"/>
-              <w:left w:w="210" w:type="dxa"/>
-              <w:bottom w:w="150" w:type="dxa"/>
-              <w:right w:w="210" w:type="dxa"/>
-            </w:tcMar>
-            <w:vAlign w:val="center"/>
-            <w:hideMark/>
-          </w:tcPr>
-          <w:p>
-            <w:pPr>
-              <w:rPr>
-                <w:rFonts w:ascii="Plus Jakarta Sans" w:eastAsia="Times New Roman" w:hAnsi="Plus Jakarta Sans"/>
-                <w:sz w:val="20"/>
-                <w:szCs w:val="20"/>
-              </w:rPr>
-            </w:pPr>
-            <w:r>
-              <w:rPr>
-                <w:rFonts w:ascii="Plus Jakarta Sans" w:eastAsia="Times New Roman" w:hAnsi="Plus Jakarta Sans"/>
-                <w:sz w:val="20"/>
-                <w:szCs w:val="20"/>
-              </w:rPr>
-              <w:t>54 (2.5%)</w:t>
-            </w:r>
-          </w:p>
-        </w:tc>
-        <w:tc>
-          <w:tcPr>
-            <w:tcW w:w="0" w:type="auto"/>
-            <w:tcMar>
-              <w:top w:w="150" w:type="dxa"/>
-              <w:left w:w="210" w:type="dxa"/>
-              <w:bottom w:w="150" w:type="dxa"/>
-              <w:right w:w="210" w:type="dxa"/>
-            </w:tcMar>
-            <w:vAlign w:val="center"/>
-            <w:hideMark/>
-          </w:tcPr>
-          <w:p>
-            <w:pPr>
-              <w:rPr>
-                <w:rFonts w:ascii="Plus Jakarta Sans" w:eastAsia="Times New Roman" w:hAnsi="Plus Jakarta Sans"/>
-                <w:sz w:val="20"/>
-                <w:szCs w:val="20"/>
-              </w:rPr>
-            </w:pPr>
-            <w:r>
-              <w:rPr>
-                <w:rFonts w:ascii="Plus Jakarta Sans" w:eastAsia="Times New Roman" w:hAnsi="Plus Jakarta Sans"/>
-                <w:sz w:val="20"/>
-                <w:szCs w:val="20"/>
-              </w:rPr>
-              <w:t>203 (18.7%)</w:t>
+              <w:t>78 (2.3%)</w:t>
+            </w:r>
+          </w:p>
+        </w:tc>
+        <w:tc>
+          <w:tcPr>
+            <w:tcW w:w="0" w:type="auto"/>
+            <w:tcMar>
+              <w:top w:w="150" w:type="dxa"/>
+              <w:left w:w="210" w:type="dxa"/>
+              <w:bottom w:w="150" w:type="dxa"/>
+              <w:right w:w="210" w:type="dxa"/>
+            </w:tcMar>
+            <w:vAlign w:val="center"/>
+            <w:hideMark/>
+          </w:tcPr>
+          <w:p>
+            <w:pPr>
+              <w:rPr>
+                <w:rFonts w:ascii="Plus Jakarta Sans" w:eastAsia="Times New Roman" w:hAnsi="Plus Jakarta Sans"/>
+                <w:sz w:val="20"/>
+                <w:szCs w:val="20"/>
+              </w:rPr>
+            </w:pPr>
+            <w:r>
+              <w:rPr>
+                <w:rFonts w:ascii="Plus Jakarta Sans" w:eastAsia="Times New Roman" w:hAnsi="Plus Jakarta Sans"/>
+                <w:sz w:val="20"/>
+                <w:szCs w:val="20"/>
+              </w:rPr>
+              <w:t>57 (2.5%)</w:t>
+            </w:r>
+          </w:p>
+        </w:tc>
+        <w:tc>
+          <w:tcPr>
+            <w:tcW w:w="0" w:type="auto"/>
+            <w:tcMar>
+              <w:top w:w="150" w:type="dxa"/>
+              <w:left w:w="210" w:type="dxa"/>
+              <w:bottom w:w="150" w:type="dxa"/>
+              <w:right w:w="210" w:type="dxa"/>
+            </w:tcMar>
+            <w:vAlign w:val="center"/>
+            <w:hideMark/>
+          </w:tcPr>
+          <w:p>
+            <w:pPr>
+              <w:rPr>
+                <w:rFonts w:ascii="Plus Jakarta Sans" w:eastAsia="Times New Roman" w:hAnsi="Plus Jakarta Sans"/>
+                <w:sz w:val="20"/>
+                <w:szCs w:val="20"/>
+              </w:rPr>
+            </w:pPr>
+            <w:r>
+              <w:rPr>
+                <w:rFonts w:ascii="Plus Jakarta Sans" w:eastAsia="Times New Roman" w:hAnsi="Plus Jakarta Sans"/>
+                <w:sz w:val="20"/>
+                <w:szCs w:val="20"/>
+              </w:rPr>
+              <w:t>204 (18.2%)</w:t>
             </w:r>
           </w:p>
         </w:tc>
       </w:tr>
       <w:tr>
         <w:trPr>
-          <w:divId w:val="785581222"/>
+          <w:divId w:val="1724131924"/>
         </w:trPr>
         <w:tc>
           <w:tcPr>
@@ -7625,74 +7625,74 @@
                 <w:sz w:val="20"/>
                 <w:szCs w:val="20"/>
               </w:rPr>
-              <w:t>145 (4.3%)</w:t>
-            </w:r>
-          </w:p>
-        </w:tc>
-        <w:tc>
-          <w:tcPr>
-            <w:tcW w:w="0" w:type="auto"/>
-            <w:tcMar>
-              <w:top w:w="150" w:type="dxa"/>
-              <w:left w:w="210" w:type="dxa"/>
-              <w:bottom w:w="150" w:type="dxa"/>
-              <w:right w:w="210" w:type="dxa"/>
-            </w:tcMar>
-            <w:vAlign w:val="center"/>
-            <w:hideMark/>
-          </w:tcPr>
-          <w:p>
-            <w:pPr>
-              <w:rPr>
-                <w:rFonts w:ascii="Plus Jakarta Sans" w:eastAsia="Times New Roman" w:hAnsi="Plus Jakarta Sans"/>
-                <w:sz w:val="20"/>
-                <w:szCs w:val="20"/>
-              </w:rPr>
-            </w:pPr>
-            <w:r>
-              <w:rPr>
-                <w:rFonts w:ascii="Plus Jakarta Sans" w:eastAsia="Times New Roman" w:hAnsi="Plus Jakarta Sans"/>
-                <w:sz w:val="20"/>
-                <w:szCs w:val="20"/>
-              </w:rPr>
-              <w:t>100 (4.6%)</w:t>
-            </w:r>
-          </w:p>
-        </w:tc>
-        <w:tc>
-          <w:tcPr>
-            <w:tcW w:w="0" w:type="auto"/>
-            <w:tcMar>
-              <w:top w:w="150" w:type="dxa"/>
-              <w:left w:w="210" w:type="dxa"/>
-              <w:bottom w:w="150" w:type="dxa"/>
-              <w:right w:w="210" w:type="dxa"/>
-            </w:tcMar>
-            <w:vAlign w:val="center"/>
-            <w:hideMark/>
-          </w:tcPr>
-          <w:p>
-            <w:pPr>
-              <w:rPr>
-                <w:rFonts w:ascii="Plus Jakarta Sans" w:eastAsia="Times New Roman" w:hAnsi="Plus Jakarta Sans"/>
-                <w:sz w:val="20"/>
-                <w:szCs w:val="20"/>
-              </w:rPr>
-            </w:pPr>
-            <w:r>
-              <w:rPr>
-                <w:rFonts w:ascii="Plus Jakarta Sans" w:eastAsia="Times New Roman" w:hAnsi="Plus Jakarta Sans"/>
-                <w:sz w:val="20"/>
-                <w:szCs w:val="20"/>
-              </w:rPr>
-              <w:t>75 (6.9%)</w:t>
+              <w:t>146 (4.3%)</w:t>
+            </w:r>
+          </w:p>
+        </w:tc>
+        <w:tc>
+          <w:tcPr>
+            <w:tcW w:w="0" w:type="auto"/>
+            <w:tcMar>
+              <w:top w:w="150" w:type="dxa"/>
+              <w:left w:w="210" w:type="dxa"/>
+              <w:bottom w:w="150" w:type="dxa"/>
+              <w:right w:w="210" w:type="dxa"/>
+            </w:tcMar>
+            <w:vAlign w:val="center"/>
+            <w:hideMark/>
+          </w:tcPr>
+          <w:p>
+            <w:pPr>
+              <w:rPr>
+                <w:rFonts w:ascii="Plus Jakarta Sans" w:eastAsia="Times New Roman" w:hAnsi="Plus Jakarta Sans"/>
+                <w:sz w:val="20"/>
+                <w:szCs w:val="20"/>
+              </w:rPr>
+            </w:pPr>
+            <w:r>
+              <w:rPr>
+                <w:rFonts w:ascii="Plus Jakarta Sans" w:eastAsia="Times New Roman" w:hAnsi="Plus Jakarta Sans"/>
+                <w:sz w:val="20"/>
+                <w:szCs w:val="20"/>
+              </w:rPr>
+              <w:t>191 (8.5%)</w:t>
+            </w:r>
+          </w:p>
+        </w:tc>
+        <w:tc>
+          <w:tcPr>
+            <w:tcW w:w="0" w:type="auto"/>
+            <w:tcMar>
+              <w:top w:w="150" w:type="dxa"/>
+              <w:left w:w="210" w:type="dxa"/>
+              <w:bottom w:w="150" w:type="dxa"/>
+              <w:right w:w="210" w:type="dxa"/>
+            </w:tcMar>
+            <w:vAlign w:val="center"/>
+            <w:hideMark/>
+          </w:tcPr>
+          <w:p>
+            <w:pPr>
+              <w:rPr>
+                <w:rFonts w:ascii="Plus Jakarta Sans" w:eastAsia="Times New Roman" w:hAnsi="Plus Jakarta Sans"/>
+                <w:sz w:val="20"/>
+                <w:szCs w:val="20"/>
+              </w:rPr>
+            </w:pPr>
+            <w:r>
+              <w:rPr>
+                <w:rFonts w:ascii="Plus Jakarta Sans" w:eastAsia="Times New Roman" w:hAnsi="Plus Jakarta Sans"/>
+                <w:sz w:val="20"/>
+                <w:szCs w:val="20"/>
+              </w:rPr>
+              <w:t>107 (9.6%)</w:t>
             </w:r>
           </w:p>
         </w:tc>
       </w:tr>
       <w:tr>
         <w:trPr>
-          <w:divId w:val="785581222"/>
+          <w:divId w:val="1724131924"/>
         </w:trPr>
         <w:tc>
           <w:tcPr>
@@ -7820,7 +7820,7 @@
     <w:p>
       <w:pPr>
         <w:pStyle w:val="Ttulo3"/>
-        <w:divId w:val="1873178777"/>
+        <w:divId w:val="405886393"/>
         <w:rPr>
           <w:rFonts w:eastAsia="Times New Roman"/>
           <w:lang w:val="es-ES"/>
@@ -7838,7 +7838,7 @@
       <w:pPr>
         <w:spacing w:before="375" w:after="225"/>
         <w:jc w:val="center"/>
-        <w:divId w:val="1348173038"/>
+        <w:divId w:val="2036345919"/>
         <w:rPr>
           <w:rFonts w:ascii="Outfit" w:eastAsia="Times New Roman" w:hAnsi="Outfit"/>
           <w:b/>
@@ -7868,7 +7868,7 @@
       <w:pPr>
         <w:spacing w:after="375"/>
         <w:jc w:val="center"/>
-        <w:divId w:val="1773014178"/>
+        <w:divId w:val="200022888"/>
         <w:rPr>
           <w:rFonts w:ascii="Plus Jakarta Sans" w:eastAsia="Times New Roman" w:hAnsi="Plus Jakarta Sans"/>
           <w:lang w:val="es-ES"/>
@@ -8068,7 +8068,7 @@
           <w:rFonts w:ascii="Plus Jakarta Sans" w:eastAsia="Times New Roman" w:hAnsi="Plus Jakarta Sans"/>
           <w:lang w:val="es-ES"/>
         </w:rPr>
-        <w:t>93</w:t>
+        <w:t>89</w:t>
       </w:r>
       <w:r>
         <w:rPr>
@@ -8110,7 +8110,7 @@
           <w:rFonts w:ascii="Plus Jakarta Sans" w:eastAsia="Times New Roman" w:hAnsi="Plus Jakarta Sans"/>
           <w:lang w:val="es-ES"/>
         </w:rPr>
-        <w:t>74</w:t>
+        <w:t>72</w:t>
       </w:r>
       <w:r>
         <w:rPr>
@@ -8131,7 +8131,7 @@
           <w:rFonts w:ascii="Plus Jakarta Sans" w:eastAsia="Times New Roman" w:hAnsi="Plus Jakarta Sans"/>
           <w:lang w:val="es-ES"/>
         </w:rPr>
-        <w:t>19</w:t>
+        <w:t>18</w:t>
       </w:r>
       <w:r>
         <w:rPr>
@@ -8235,7 +8235,7 @@
     <w:p>
       <w:pPr>
         <w:pStyle w:val="Ttulo3"/>
-        <w:divId w:val="1873178777"/>
+        <w:divId w:val="405886393"/>
         <w:rPr>
           <w:rFonts w:eastAsia="Times New Roman"/>
           <w:lang w:val="es-ES"/>
@@ -8259,7 +8259,7 @@
     <w:p>
       <w:pPr>
         <w:pStyle w:val="NormalWeb"/>
-        <w:divId w:val="1873178777"/>
+        <w:divId w:val="405886393"/>
         <w:rPr>
           <w:rFonts w:ascii="Plus Jakarta Sans" w:hAnsi="Plus Jakarta Sans"/>
           <w:lang w:val="es-ES"/>
@@ -8281,7 +8281,7 @@
         </w:numPr>
         <w:spacing w:before="100" w:beforeAutospacing="1" w:after="90"/>
         <w:ind w:left="1020"/>
-        <w:divId w:val="1873178777"/>
+        <w:divId w:val="405886393"/>
         <w:rPr>
           <w:rFonts w:ascii="Plus Jakarta Sans" w:eastAsia="Times New Roman" w:hAnsi="Plus Jakarta Sans"/>
           <w:sz w:val="21"/>
@@ -8317,7 +8317,7 @@
         </w:numPr>
         <w:spacing w:before="100" w:beforeAutospacing="1" w:after="90"/>
         <w:ind w:left="1020"/>
-        <w:divId w:val="1873178777"/>
+        <w:divId w:val="405886393"/>
         <w:rPr>
           <w:rFonts w:ascii="Plus Jakarta Sans" w:eastAsia="Times New Roman" w:hAnsi="Plus Jakarta Sans"/>
           <w:sz w:val="21"/>
@@ -8342,7 +8342,7 @@
           <w:szCs w:val="21"/>
           <w:lang w:val="es-ES"/>
         </w:rPr>
-        <w:t>94.0%</w:t>
+        <w:t>94.1%</w:t>
       </w:r>
       <w:r>
         <w:rPr>
@@ -8351,7 +8351,7 @@
           <w:szCs w:val="21"/>
           <w:lang w:val="es-ES"/>
         </w:rPr>
-        <w:t xml:space="preserve"> promedio (en 400 predios).</w:t>
+        <w:t xml:space="preserve"> promedio (en 401 predios).</w:t>
       </w:r>
     </w:p>
     <w:p>
@@ -8362,7 +8362,7 @@
         </w:numPr>
         <w:spacing w:before="100" w:beforeAutospacing="1" w:after="90"/>
         <w:ind w:left="1020"/>
-        <w:divId w:val="1873178777"/>
+        <w:divId w:val="405886393"/>
         <w:rPr>
           <w:rFonts w:ascii="Plus Jakarta Sans" w:eastAsia="Times New Roman" w:hAnsi="Plus Jakarta Sans"/>
           <w:sz w:val="21"/>
@@ -8387,7 +8387,7 @@
           <w:szCs w:val="21"/>
           <w:lang w:val="es-ES"/>
         </w:rPr>
-        <w:t>79.6%</w:t>
+        <w:t>79.9%</w:t>
       </w:r>
       <w:r>
         <w:rPr>
@@ -8405,7 +8405,7 @@
           <w:szCs w:val="21"/>
           <w:lang w:val="es-ES"/>
         </w:rPr>
-        <w:t>promedio (en 748 predios).</w:t>
+        <w:t>promedio (en 758 predios).</w:t>
       </w:r>
     </w:p>
     <w:p>
@@ -8416,7 +8416,7 @@
         </w:numPr>
         <w:spacing w:before="100" w:beforeAutospacing="1" w:after="90"/>
         <w:ind w:left="1020"/>
-        <w:divId w:val="1873178777"/>
+        <w:divId w:val="405886393"/>
         <w:rPr>
           <w:rFonts w:ascii="Plus Jakarta Sans" w:eastAsia="Times New Roman" w:hAnsi="Plus Jakarta Sans"/>
           <w:sz w:val="21"/>
@@ -8450,7 +8450,7 @@
           <w:szCs w:val="21"/>
           <w:lang w:val="es-ES"/>
         </w:rPr>
-        <w:t xml:space="preserve"> promedio (en 265 predios).</w:t>
+        <w:t xml:space="preserve"> promedio (en 266 predios).</w:t>
       </w:r>
     </w:p>
     <w:p>
@@ -8461,7 +8461,7 @@
         </w:numPr>
         <w:spacing w:before="100" w:beforeAutospacing="1" w:after="90"/>
         <w:ind w:left="1020"/>
-        <w:divId w:val="1873178777"/>
+        <w:divId w:val="405886393"/>
         <w:rPr>
           <w:rFonts w:ascii="Plus Jakarta Sans" w:eastAsia="Times New Roman" w:hAnsi="Plus Jakarta Sans"/>
           <w:sz w:val="21"/>
@@ -8497,7 +8497,7 @@
         </w:numPr>
         <w:spacing w:before="100" w:beforeAutospacing="1" w:after="90"/>
         <w:ind w:left="1020"/>
-        <w:divId w:val="1873178777"/>
+        <w:divId w:val="405886393"/>
         <w:rPr>
           <w:rFonts w:ascii="Plus Jakarta Sans" w:eastAsia="Times New Roman" w:hAnsi="Plus Jakarta Sans"/>
           <w:sz w:val="21"/>
@@ -8531,7 +8531,7 @@
           <w:szCs w:val="21"/>
           <w:lang w:val="es-ES"/>
         </w:rPr>
-        <w:t xml:space="preserve"> promedio (en 2988 predios).</w:t>
+        <w:t xml:space="preserve"> promedio (en 2989 predios).</w:t>
       </w:r>
     </w:p>
     <w:p>
@@ -8542,7 +8542,7 @@
         </w:numPr>
         <w:spacing w:before="100" w:beforeAutospacing="1" w:after="90"/>
         <w:ind w:left="1020"/>
-        <w:divId w:val="1873178777"/>
+        <w:divId w:val="405886393"/>
         <w:rPr>
           <w:rFonts w:ascii="Plus Jakarta Sans" w:eastAsia="Times New Roman" w:hAnsi="Plus Jakarta Sans"/>
           <w:sz w:val="21"/>
@@ -8567,7 +8567,7 @@
           <w:szCs w:val="21"/>
           <w:lang w:val="es-ES"/>
         </w:rPr>
-        <w:t>77.5%</w:t>
+        <w:t>77.6%</w:t>
       </w:r>
       <w:r>
         <w:rPr>
@@ -8576,7 +8576,7 @@
           <w:szCs w:val="21"/>
           <w:lang w:val="es-ES"/>
         </w:rPr>
-        <w:t xml:space="preserve"> promedio (en 1789 predios).</w:t>
+        <w:t xml:space="preserve"> promedio (en 1794 predios).</w:t>
       </w:r>
     </w:p>
     <w:p>
@@ -8587,7 +8587,7 @@
         </w:numPr>
         <w:spacing w:before="100" w:beforeAutospacing="1" w:after="90"/>
         <w:ind w:left="1020"/>
-        <w:divId w:val="1873178777"/>
+        <w:divId w:val="405886393"/>
         <w:rPr>
           <w:rFonts w:ascii="Plus Jakarta Sans" w:eastAsia="Times New Roman" w:hAnsi="Plus Jakarta Sans"/>
           <w:sz w:val="21"/>
@@ -8612,7 +8612,7 @@
           <w:szCs w:val="21"/>
           <w:lang w:val="es-ES"/>
         </w:rPr>
-        <w:t>87.0%</w:t>
+        <w:t>87.1%</w:t>
       </w:r>
       <w:r>
         <w:rPr>
@@ -8621,7 +8621,7 @@
           <w:szCs w:val="21"/>
           <w:lang w:val="es-ES"/>
         </w:rPr>
-        <w:t xml:space="preserve"> promedio (en 768 predios).</w:t>
+        <w:t xml:space="preserve"> promedio (en 778 predios).</w:t>
       </w:r>
     </w:p>
     <w:p>
@@ -8632,7 +8632,7 @@
         </w:numPr>
         <w:spacing w:before="100" w:beforeAutospacing="1" w:after="90"/>
         <w:ind w:left="1020"/>
-        <w:divId w:val="1873178777"/>
+        <w:divId w:val="405886393"/>
         <w:rPr>
           <w:rFonts w:ascii="Plus Jakarta Sans" w:eastAsia="Times New Roman" w:hAnsi="Plus Jakarta Sans"/>
           <w:sz w:val="21"/>
@@ -8668,7 +8668,7 @@
         </w:numPr>
         <w:spacing w:before="100" w:beforeAutospacing="1" w:after="90"/>
         <w:ind w:left="1020"/>
-        <w:divId w:val="1873178777"/>
+        <w:divId w:val="405886393"/>
         <w:rPr>
           <w:rFonts w:ascii="Plus Jakarta Sans" w:eastAsia="Times New Roman" w:hAnsi="Plus Jakarta Sans"/>
           <w:sz w:val="21"/>
@@ -8693,7 +8693,7 @@
           <w:szCs w:val="21"/>
           <w:lang w:val="es-ES"/>
         </w:rPr>
-        <w:t>48.0%</w:t>
+        <w:t>48.4%</w:t>
       </w:r>
       <w:r>
         <w:rPr>
@@ -8711,7 +8711,7 @@
           <w:szCs w:val="21"/>
           <w:lang w:val="es-ES"/>
         </w:rPr>
-        <w:t>promedio (en 150 predios).</w:t>
+        <w:t>promedio (en 153 predios).</w:t>
       </w:r>
     </w:p>
     <w:p>
@@ -8722,7 +8722,7 @@
         </w:numPr>
         <w:spacing w:before="100" w:beforeAutospacing="1" w:after="90"/>
         <w:ind w:left="1020"/>
-        <w:divId w:val="1873178777"/>
+        <w:divId w:val="405886393"/>
         <w:rPr>
           <w:rFonts w:ascii="Plus Jakarta Sans" w:eastAsia="Times New Roman" w:hAnsi="Plus Jakarta Sans"/>
           <w:sz w:val="21"/>
@@ -8767,7 +8767,7 @@
         </w:numPr>
         <w:spacing w:before="100" w:beforeAutospacing="1" w:after="90"/>
         <w:ind w:left="1020"/>
-        <w:divId w:val="1873178777"/>
+        <w:divId w:val="405886393"/>
         <w:rPr>
           <w:rFonts w:ascii="Plus Jakarta Sans" w:eastAsia="Times New Roman" w:hAnsi="Plus Jakarta Sans"/>
           <w:sz w:val="21"/>
@@ -8792,7 +8792,7 @@
           <w:szCs w:val="21"/>
           <w:lang w:val="es-ES"/>
         </w:rPr>
-        <w:t>66.9%</w:t>
+        <w:t>67.2%</w:t>
       </w:r>
       <w:r>
         <w:rPr>
@@ -8801,13 +8801,13 @@
           <w:szCs w:val="21"/>
           <w:lang w:val="es-ES"/>
         </w:rPr>
-        <w:t xml:space="preserve"> promedio (en 149 predios).</w:t>
+        <w:t xml:space="preserve"> promedio (en 150 predios).</w:t>
       </w:r>
     </w:p>
     <w:p>
       <w:pPr>
         <w:pStyle w:val="Ttulo3"/>
-        <w:divId w:val="1873178777"/>
+        <w:divId w:val="405886393"/>
         <w:rPr>
           <w:rFonts w:eastAsia="Times New Roman"/>
           <w:lang w:val="es-ES"/>
@@ -8825,7 +8825,7 @@
       <w:pPr>
         <w:spacing w:before="375" w:after="225"/>
         <w:jc w:val="center"/>
-        <w:divId w:val="445781197"/>
+        <w:divId w:val="1262107496"/>
         <w:rPr>
           <w:rFonts w:ascii="Outfit" w:eastAsia="Times New Roman" w:hAnsi="Outfit"/>
           <w:b/>
@@ -8855,7 +8855,7 @@
       <w:pPr>
         <w:spacing w:after="375"/>
         <w:jc w:val="center"/>
-        <w:divId w:val="5643441"/>
+        <w:divId w:val="224682055"/>
         <w:rPr>
           <w:rFonts w:ascii="Plus Jakarta Sans" w:eastAsia="Times New Roman" w:hAnsi="Plus Jakarta Sans"/>
           <w:lang w:val="es-ES"/>
@@ -9145,7 +9145,7 @@
     <w:p>
       <w:pPr>
         <w:spacing w:before="450" w:after="450"/>
-        <w:divId w:val="1873178777"/>
+        <w:divId w:val="405886393"/>
         <w:rPr>
           <w:rFonts w:ascii="Plus Jakarta Sans" w:eastAsia="Times New Roman" w:hAnsi="Plus Jakarta Sans"/>
           <w:lang w:val="es-ES"/>
@@ -9156,7 +9156,7 @@
           <w:rFonts w:ascii="Plus Jakarta Sans" w:eastAsia="Times New Roman" w:hAnsi="Plus Jakarta Sans"/>
           <w:lang w:val="es-ES"/>
         </w:rPr>
-        <w:pict w14:anchorId="55A09B0C">
+        <w:pict>
           <v:rect id="_x0000_i1033" style="width:0;height:.75pt" o:hralign="center" o:hrstd="t" o:hr="t" fillcolor="#a0a0a0" stroked="f"/>
         </w:pict>
       </w:r>
@@ -9164,7 +9164,7 @@
     <w:p>
       <w:pPr>
         <w:pStyle w:val="Ttulo2"/>
-        <w:divId w:val="1873178777"/>
+        <w:divId w:val="405886393"/>
         <w:rPr>
           <w:rFonts w:eastAsia="Times New Roman"/>
           <w:lang w:val="es-ES"/>
@@ -9181,7 +9181,7 @@
     <w:p>
       <w:pPr>
         <w:pStyle w:val="NormalWeb"/>
-        <w:divId w:val="1873178777"/>
+        <w:divId w:val="405886393"/>
         <w:rPr>
           <w:rFonts w:ascii="Plus Jakarta Sans" w:hAnsi="Plus Jakarta Sans"/>
           <w:lang w:val="es-ES"/>
@@ -9198,7 +9198,7 @@
     <w:p>
       <w:pPr>
         <w:pStyle w:val="NormalWeb"/>
-        <w:divId w:val="1873178777"/>
+        <w:divId w:val="405886393"/>
         <w:rPr>
           <w:rFonts w:ascii="Plus Jakarta Sans" w:hAnsi="Plus Jakarta Sans"/>
           <w:lang w:val="es-ES"/>
@@ -9260,7 +9260,7 @@
     <w:p>
       <w:pPr>
         <w:pStyle w:val="NormalWeb"/>
-        <w:divId w:val="1873178777"/>
+        <w:divId w:val="405886393"/>
         <w:rPr>
           <w:rFonts w:ascii="Plus Jakarta Sans" w:hAnsi="Plus Jakarta Sans"/>
           <w:lang w:val="es-ES"/>
@@ -9314,7 +9314,7 @@
     <w:p>
       <w:pPr>
         <w:pStyle w:val="NormalWeb"/>
-        <w:divId w:val="1873178777"/>
+        <w:divId w:val="405886393"/>
         <w:rPr>
           <w:rFonts w:ascii="Plus Jakarta Sans" w:hAnsi="Plus Jakarta Sans"/>
           <w:lang w:val="es-ES"/>
@@ -9375,7 +9375,7 @@
     <w:p>
       <w:pPr>
         <w:pStyle w:val="NormalWeb"/>
-        <w:divId w:val="1873178777"/>
+        <w:divId w:val="405886393"/>
         <w:rPr>
           <w:rFonts w:ascii="Plus Jakarta Sans" w:hAnsi="Plus Jakarta Sans"/>
           <w:lang w:val="es-ES"/>
@@ -9429,7 +9429,7 @@
     <w:p>
       <w:pPr>
         <w:spacing w:before="450" w:after="450"/>
-        <w:divId w:val="1873178777"/>
+        <w:divId w:val="405886393"/>
         <w:rPr>
           <w:rFonts w:ascii="Plus Jakarta Sans" w:eastAsia="Times New Roman" w:hAnsi="Plus Jakarta Sans"/>
           <w:lang w:val="es-ES"/>
@@ -9440,7 +9440,7 @@
           <w:rFonts w:ascii="Plus Jakarta Sans" w:eastAsia="Times New Roman" w:hAnsi="Plus Jakarta Sans"/>
           <w:lang w:val="es-ES"/>
         </w:rPr>
-        <w:pict w14:anchorId="0D68FCD8">
+        <w:pict>
           <v:rect id="_x0000_i1034" style="width:0;height:.75pt" o:hralign="center" o:hrstd="t" o:hr="t" fillcolor="#a0a0a0" stroked="f"/>
         </w:pict>
       </w:r>
@@ -9448,7 +9448,7 @@
     <w:p>
       <w:pPr>
         <w:pStyle w:val="Ttulo2"/>
-        <w:divId w:val="1873178777"/>
+        <w:divId w:val="405886393"/>
         <w:rPr>
           <w:rFonts w:eastAsia="Times New Roman"/>
           <w:lang w:val="es-ES"/>
@@ -9465,7 +9465,7 @@
     <w:p>
       <w:pPr>
         <w:pStyle w:val="NormalWeb"/>
-        <w:divId w:val="1873178777"/>
+        <w:divId w:val="405886393"/>
         <w:rPr>
           <w:rFonts w:ascii="Plus Jakarta Sans" w:hAnsi="Plus Jakarta Sans"/>
           <w:lang w:val="es-ES"/>
@@ -9491,7 +9491,7 @@
           <w:rFonts w:ascii="Plus Jakarta Sans" w:hAnsi="Plus Jakarta Sans"/>
           <w:lang w:val="es-ES"/>
         </w:rPr>
-        <w:t>6,622 familias</w:t>
+        <w:t>6,756 familias</w:t>
       </w:r>
       <w:r>
         <w:rPr>
@@ -9504,7 +9504,7 @@
     <w:p>
       <w:pPr>
         <w:pStyle w:val="Ttulo3"/>
-        <w:divId w:val="1873178777"/>
+        <w:divId w:val="405886393"/>
         <w:rPr>
           <w:rFonts w:eastAsia="Times New Roman"/>
           <w:lang w:val="es-ES"/>
@@ -9538,7 +9538,7 @@
       </w:tblGrid>
       <w:tr>
         <w:trPr>
-          <w:divId w:val="196241718"/>
+          <w:divId w:val="1330644965"/>
           <w:tblHeader/>
         </w:trPr>
         <w:tc>
@@ -9729,7 +9729,7 @@
       </w:tr>
       <w:tr>
         <w:trPr>
-          <w:divId w:val="196241718"/>
+          <w:divId w:val="1330644965"/>
         </w:trPr>
         <w:tc>
           <w:tcPr>
@@ -9788,104 +9788,104 @@
                 <w:sz w:val="20"/>
                 <w:szCs w:val="20"/>
               </w:rPr>
-              <w:t>3,378</w:t>
-            </w:r>
-          </w:p>
-        </w:tc>
-        <w:tc>
-          <w:tcPr>
-            <w:tcW w:w="0" w:type="auto"/>
-            <w:tcMar>
-              <w:top w:w="150" w:type="dxa"/>
-              <w:left w:w="210" w:type="dxa"/>
-              <w:bottom w:w="150" w:type="dxa"/>
-              <w:right w:w="210" w:type="dxa"/>
-            </w:tcMar>
-            <w:vAlign w:val="center"/>
-            <w:hideMark/>
-          </w:tcPr>
-          <w:p>
-            <w:pPr>
-              <w:rPr>
-                <w:rFonts w:ascii="Plus Jakarta Sans" w:eastAsia="Times New Roman" w:hAnsi="Plus Jakarta Sans"/>
-                <w:sz w:val="20"/>
-                <w:szCs w:val="20"/>
-              </w:rPr>
-            </w:pPr>
-            <w:r>
-              <w:rPr>
-                <w:rFonts w:ascii="Plus Jakarta Sans" w:eastAsia="Times New Roman" w:hAnsi="Plus Jakarta Sans"/>
-                <w:sz w:val="20"/>
-                <w:szCs w:val="20"/>
-              </w:rPr>
-              <w:t>4,767.29 ha</w:t>
-            </w:r>
-          </w:p>
-        </w:tc>
-        <w:tc>
-          <w:tcPr>
-            <w:tcW w:w="0" w:type="auto"/>
-            <w:tcMar>
-              <w:top w:w="150" w:type="dxa"/>
-              <w:left w:w="210" w:type="dxa"/>
-              <w:bottom w:w="150" w:type="dxa"/>
-              <w:right w:w="210" w:type="dxa"/>
-            </w:tcMar>
-            <w:vAlign w:val="center"/>
-            <w:hideMark/>
-          </w:tcPr>
-          <w:p>
-            <w:pPr>
-              <w:rPr>
-                <w:rFonts w:ascii="Plus Jakarta Sans" w:eastAsia="Times New Roman" w:hAnsi="Plus Jakarta Sans"/>
-                <w:sz w:val="20"/>
-                <w:szCs w:val="20"/>
-              </w:rPr>
-            </w:pPr>
-            <w:r>
-              <w:rPr>
-                <w:rFonts w:ascii="Plus Jakarta Sans" w:eastAsia="Times New Roman" w:hAnsi="Plus Jakarta Sans"/>
-                <w:sz w:val="20"/>
-                <w:szCs w:val="20"/>
-              </w:rPr>
-              <w:t>3,876.39 ha</w:t>
-            </w:r>
-          </w:p>
-        </w:tc>
-        <w:tc>
-          <w:tcPr>
-            <w:tcW w:w="0" w:type="auto"/>
-            <w:tcMar>
-              <w:top w:w="150" w:type="dxa"/>
-              <w:left w:w="210" w:type="dxa"/>
-              <w:bottom w:w="150" w:type="dxa"/>
-              <w:right w:w="210" w:type="dxa"/>
-            </w:tcMar>
-            <w:vAlign w:val="center"/>
-            <w:hideMark/>
-          </w:tcPr>
-          <w:p>
-            <w:pPr>
-              <w:rPr>
-                <w:rFonts w:ascii="Plus Jakarta Sans" w:eastAsia="Times New Roman" w:hAnsi="Plus Jakarta Sans"/>
-                <w:sz w:val="20"/>
-                <w:szCs w:val="20"/>
-              </w:rPr>
-            </w:pPr>
-            <w:r>
-              <w:rPr>
-                <w:rFonts w:ascii="Plus Jakarta Sans" w:eastAsia="Times New Roman" w:hAnsi="Plus Jakarta Sans"/>
-                <w:sz w:val="20"/>
-                <w:szCs w:val="20"/>
-              </w:rPr>
-              <w:t>890.90 ha</w:t>
+              <w:t>3,385</w:t>
+            </w:r>
+          </w:p>
+        </w:tc>
+        <w:tc>
+          <w:tcPr>
+            <w:tcW w:w="0" w:type="auto"/>
+            <w:tcMar>
+              <w:top w:w="150" w:type="dxa"/>
+              <w:left w:w="210" w:type="dxa"/>
+              <w:bottom w:w="150" w:type="dxa"/>
+              <w:right w:w="210" w:type="dxa"/>
+            </w:tcMar>
+            <w:vAlign w:val="center"/>
+            <w:hideMark/>
+          </w:tcPr>
+          <w:p>
+            <w:pPr>
+              <w:rPr>
+                <w:rFonts w:ascii="Plus Jakarta Sans" w:eastAsia="Times New Roman" w:hAnsi="Plus Jakarta Sans"/>
+                <w:sz w:val="20"/>
+                <w:szCs w:val="20"/>
+              </w:rPr>
+            </w:pPr>
+            <w:r>
+              <w:rPr>
+                <w:rFonts w:ascii="Plus Jakarta Sans" w:eastAsia="Times New Roman" w:hAnsi="Plus Jakarta Sans"/>
+                <w:sz w:val="20"/>
+                <w:szCs w:val="20"/>
+              </w:rPr>
+              <w:t>4,769.21 ha</w:t>
+            </w:r>
+          </w:p>
+        </w:tc>
+        <w:tc>
+          <w:tcPr>
+            <w:tcW w:w="0" w:type="auto"/>
+            <w:tcMar>
+              <w:top w:w="150" w:type="dxa"/>
+              <w:left w:w="210" w:type="dxa"/>
+              <w:bottom w:w="150" w:type="dxa"/>
+              <w:right w:w="210" w:type="dxa"/>
+            </w:tcMar>
+            <w:vAlign w:val="center"/>
+            <w:hideMark/>
+          </w:tcPr>
+          <w:p>
+            <w:pPr>
+              <w:rPr>
+                <w:rFonts w:ascii="Plus Jakarta Sans" w:eastAsia="Times New Roman" w:hAnsi="Plus Jakarta Sans"/>
+                <w:sz w:val="20"/>
+                <w:szCs w:val="20"/>
+              </w:rPr>
+            </w:pPr>
+            <w:r>
+              <w:rPr>
+                <w:rFonts w:ascii="Plus Jakarta Sans" w:eastAsia="Times New Roman" w:hAnsi="Plus Jakarta Sans"/>
+                <w:sz w:val="20"/>
+                <w:szCs w:val="20"/>
+              </w:rPr>
+              <w:t>3,876.26 ha</w:t>
+            </w:r>
+          </w:p>
+        </w:tc>
+        <w:tc>
+          <w:tcPr>
+            <w:tcW w:w="0" w:type="auto"/>
+            <w:tcMar>
+              <w:top w:w="150" w:type="dxa"/>
+              <w:left w:w="210" w:type="dxa"/>
+              <w:bottom w:w="150" w:type="dxa"/>
+              <w:right w:w="210" w:type="dxa"/>
+            </w:tcMar>
+            <w:vAlign w:val="center"/>
+            <w:hideMark/>
+          </w:tcPr>
+          <w:p>
+            <w:pPr>
+              <w:rPr>
+                <w:rFonts w:ascii="Plus Jakarta Sans" w:eastAsia="Times New Roman" w:hAnsi="Plus Jakarta Sans"/>
+                <w:sz w:val="20"/>
+                <w:szCs w:val="20"/>
+              </w:rPr>
+            </w:pPr>
+            <w:r>
+              <w:rPr>
+                <w:rFonts w:ascii="Plus Jakarta Sans" w:eastAsia="Times New Roman" w:hAnsi="Plus Jakarta Sans"/>
+                <w:sz w:val="20"/>
+                <w:szCs w:val="20"/>
+              </w:rPr>
+              <w:t>892.96 ha</w:t>
             </w:r>
           </w:p>
         </w:tc>
       </w:tr>
       <w:tr>
         <w:trPr>
-          <w:divId w:val="196241718"/>
+          <w:divId w:val="1330644965"/>
         </w:trPr>
         <w:tc>
           <w:tcPr>
@@ -9944,104 +9944,104 @@
                 <w:sz w:val="20"/>
                 <w:szCs w:val="20"/>
               </w:rPr>
-              <w:t>2,157</w:t>
-            </w:r>
-          </w:p>
-        </w:tc>
-        <w:tc>
-          <w:tcPr>
-            <w:tcW w:w="0" w:type="auto"/>
-            <w:tcMar>
-              <w:top w:w="150" w:type="dxa"/>
-              <w:left w:w="210" w:type="dxa"/>
-              <w:bottom w:w="150" w:type="dxa"/>
-              <w:right w:w="210" w:type="dxa"/>
-            </w:tcMar>
-            <w:vAlign w:val="center"/>
-            <w:hideMark/>
-          </w:tcPr>
-          <w:p>
-            <w:pPr>
-              <w:rPr>
-                <w:rFonts w:ascii="Plus Jakarta Sans" w:eastAsia="Times New Roman" w:hAnsi="Plus Jakarta Sans"/>
-                <w:sz w:val="20"/>
-                <w:szCs w:val="20"/>
-              </w:rPr>
-            </w:pPr>
-            <w:r>
-              <w:rPr>
-                <w:rFonts w:ascii="Plus Jakarta Sans" w:eastAsia="Times New Roman" w:hAnsi="Plus Jakarta Sans"/>
-                <w:sz w:val="20"/>
-                <w:szCs w:val="20"/>
-              </w:rPr>
-              <w:t>4,269.02 ha</w:t>
-            </w:r>
-          </w:p>
-        </w:tc>
-        <w:tc>
-          <w:tcPr>
-            <w:tcW w:w="0" w:type="auto"/>
-            <w:tcMar>
-              <w:top w:w="150" w:type="dxa"/>
-              <w:left w:w="210" w:type="dxa"/>
-              <w:bottom w:w="150" w:type="dxa"/>
-              <w:right w:w="210" w:type="dxa"/>
-            </w:tcMar>
-            <w:vAlign w:val="center"/>
-            <w:hideMark/>
-          </w:tcPr>
-          <w:p>
-            <w:pPr>
-              <w:rPr>
-                <w:rFonts w:ascii="Plus Jakarta Sans" w:eastAsia="Times New Roman" w:hAnsi="Plus Jakarta Sans"/>
-                <w:sz w:val="20"/>
-                <w:szCs w:val="20"/>
-              </w:rPr>
-            </w:pPr>
-            <w:r>
-              <w:rPr>
-                <w:rFonts w:ascii="Plus Jakarta Sans" w:eastAsia="Times New Roman" w:hAnsi="Plus Jakarta Sans"/>
-                <w:sz w:val="20"/>
-                <w:szCs w:val="20"/>
-              </w:rPr>
-              <w:t>2,637.14 ha</w:t>
-            </w:r>
-          </w:p>
-        </w:tc>
-        <w:tc>
-          <w:tcPr>
-            <w:tcW w:w="0" w:type="auto"/>
-            <w:tcMar>
-              <w:top w:w="150" w:type="dxa"/>
-              <w:left w:w="210" w:type="dxa"/>
-              <w:bottom w:w="150" w:type="dxa"/>
-              <w:right w:w="210" w:type="dxa"/>
-            </w:tcMar>
-            <w:vAlign w:val="center"/>
-            <w:hideMark/>
-          </w:tcPr>
-          <w:p>
-            <w:pPr>
-              <w:rPr>
-                <w:rFonts w:ascii="Plus Jakarta Sans" w:eastAsia="Times New Roman" w:hAnsi="Plus Jakarta Sans"/>
-                <w:sz w:val="20"/>
-                <w:szCs w:val="20"/>
-              </w:rPr>
-            </w:pPr>
-            <w:r>
-              <w:rPr>
-                <w:rFonts w:ascii="Plus Jakarta Sans" w:eastAsia="Times New Roman" w:hAnsi="Plus Jakarta Sans"/>
-                <w:sz w:val="20"/>
-                <w:szCs w:val="20"/>
-              </w:rPr>
-              <w:t>1,631.88 ha</w:t>
+              <w:t>2,251</w:t>
+            </w:r>
+          </w:p>
+        </w:tc>
+        <w:tc>
+          <w:tcPr>
+            <w:tcW w:w="0" w:type="auto"/>
+            <w:tcMar>
+              <w:top w:w="150" w:type="dxa"/>
+              <w:left w:w="210" w:type="dxa"/>
+              <w:bottom w:w="150" w:type="dxa"/>
+              <w:right w:w="210" w:type="dxa"/>
+            </w:tcMar>
+            <w:vAlign w:val="center"/>
+            <w:hideMark/>
+          </w:tcPr>
+          <w:p>
+            <w:pPr>
+              <w:rPr>
+                <w:rFonts w:ascii="Plus Jakarta Sans" w:eastAsia="Times New Roman" w:hAnsi="Plus Jakarta Sans"/>
+                <w:sz w:val="20"/>
+                <w:szCs w:val="20"/>
+              </w:rPr>
+            </w:pPr>
+            <w:r>
+              <w:rPr>
+                <w:rFonts w:ascii="Plus Jakarta Sans" w:eastAsia="Times New Roman" w:hAnsi="Plus Jakarta Sans"/>
+                <w:sz w:val="20"/>
+                <w:szCs w:val="20"/>
+              </w:rPr>
+              <w:t>4,380.76 ha</w:t>
+            </w:r>
+          </w:p>
+        </w:tc>
+        <w:tc